--- a/docs/design/cc_ep_deliverable3_performance_api.docx
+++ b/docs/design/cc_ep_deliverable3_performance_api.docx
@@ -433,7 +433,7 @@
       <w:r>
         <w:drawing>
           <wp:inline distT="0" distB="0" distL="0" distR="0">
-            <wp:extent cx="5900000" cy="1562859"/>
+            <wp:extent cx="5900000" cy="1604460"/>
             <wp:effectExtent l="0" t="0" r="0" b="0"/>
             <wp:docPr id="1" name="图 1-1 UBCC 三项性能指标验收结果"/>
             <wp:cNvGraphicFramePr>
@@ -455,7 +455,7 @@
                   <pic:spPr>
                     <a:xfrm>
                       <a:off x="0" y="0"/>
-                      <a:ext cx="5900000" cy="1562859"/>
+                      <a:ext cx="5900000" cy="1604460"/>
                     </a:xfrm>
                     <a:prstGeom prst="rect">
                       <a:avLst/>
@@ -557,18 +557,18 @@
               <w:rPr>
                 <w:rFonts w:ascii="Arial" w:hAnsi="Arial" w:eastAsia="等线"/>
               </w:rPr>
-              <w:t xml:space="preserve">≥ 1.5×</w:t>
-            </w:r>
-          </w:p>
-        </w:tc>
-        <w:tc>
-          <w:tcPr/>
-          <w:p>
-            <w:r>
-              <w:rPr>
-                <w:rFonts w:ascii="Arial" w:hAnsi="Arial" w:eastAsia="等线"/>
-              </w:rPr>
-              <w:t xml:space="preserve">1.515091×</w:t>
+              <w:t xml:space="preserve">≥ 1.500×</w:t>
+            </w:r>
+          </w:p>
+        </w:tc>
+        <w:tc>
+          <w:tcPr/>
+          <w:p>
+            <w:r>
+              <w:rPr>
+                <w:rFonts w:ascii="Arial" w:hAnsi="Arial" w:eastAsia="等线"/>
+              </w:rPr>
+              <w:t xml:space="preserve">1.515×</w:t>
             </w:r>
           </w:p>
         </w:tc>
@@ -606,18 +606,18 @@
               <w:rPr>
                 <w:rFonts w:ascii="Arial" w:hAnsi="Arial" w:eastAsia="等线"/>
               </w:rPr>
-              <w:t xml:space="preserve">&lt; 50 cycles</w:t>
-            </w:r>
-          </w:p>
-        </w:tc>
-        <w:tc>
-          <w:tcPr/>
-          <w:p>
-            <w:r>
-              <w:rPr>
-                <w:rFonts w:ascii="Arial" w:hAnsi="Arial" w:eastAsia="等线"/>
-              </w:rPr>
-              <w:t xml:space="preserve">-1635.994219 cycles</w:t>
+              <w:t xml:space="preserve">&lt; 50.000 cycles</w:t>
+            </w:r>
+          </w:p>
+        </w:tc>
+        <w:tc>
+          <w:tcPr/>
+          <w:p>
+            <w:r>
+              <w:rPr>
+                <w:rFonts w:ascii="Arial" w:hAnsi="Arial" w:eastAsia="等线"/>
+              </w:rPr>
+              <w:t xml:space="preserve">-1635.994 cycles</w:t>
             </w:r>
           </w:p>
         </w:tc>
@@ -655,18 +655,18 @@
               <w:rPr>
                 <w:rFonts w:ascii="Arial" w:hAnsi="Arial" w:eastAsia="等线"/>
               </w:rPr>
-              <w:t xml:space="preserve">≥ 10%</w:t>
-            </w:r>
-          </w:p>
-        </w:tc>
-        <w:tc>
-          <w:tcPr/>
-          <w:p>
-            <w:r>
-              <w:rPr>
-                <w:rFonts w:ascii="Arial" w:hAnsi="Arial" w:eastAsia="等线"/>
-              </w:rPr>
-              <w:t xml:space="preserve">64.759276%</w:t>
+              <w:t xml:space="preserve">≥ 10.000%</w:t>
+            </w:r>
+          </w:p>
+        </w:tc>
+        <w:tc>
+          <w:tcPr/>
+          <w:p>
+            <w:r>
+              <w:rPr>
+                <w:rFonts w:ascii="Arial" w:hAnsi="Arial" w:eastAsia="等线"/>
+              </w:rPr>
+              <w:t xml:space="preserve">64.759%</w:t>
             </w:r>
           </w:p>
         </w:tc>
@@ -2331,7 +2331,7 @@
               <w:rPr>
                 <w:rFonts w:ascii="Arial" w:hAnsi="Arial" w:eastAsia="等线"/>
               </w:rPr>
-              <w:t xml:space="preserve">1.515091×</w:t>
+              <w:t xml:space="preserve">1.515×</w:t>
             </w:r>
           </w:p>
         </w:tc>
@@ -2358,29 +2358,29 @@
               <w:rPr>
                 <w:rFonts w:ascii="Arial" w:hAnsi="Arial" w:eastAsia="等线"/>
               </w:rPr>
-              <w:t xml:space="preserve">899.031875 ns/op</w:t>
-            </w:r>
-          </w:p>
-        </w:tc>
-        <w:tc>
-          <w:tcPr/>
-          <w:p>
-            <w:r>
-              <w:rPr>
-                <w:rFonts w:ascii="Arial" w:hAnsi="Arial" w:eastAsia="等线"/>
-              </w:rPr>
-              <w:t xml:space="preserve">81.034765 ns/op</w:t>
-            </w:r>
-          </w:p>
-        </w:tc>
-        <w:tc>
-          <w:tcPr/>
-          <w:p>
-            <w:r>
-              <w:rPr>
-                <w:rFonts w:ascii="Arial" w:hAnsi="Arial" w:eastAsia="等线"/>
-              </w:rPr>
-              <w:t xml:space="preserve">-817.997109 ns/op</w:t>
+              <w:t xml:space="preserve">899.032 ns/op</w:t>
+            </w:r>
+          </w:p>
+        </w:tc>
+        <w:tc>
+          <w:tcPr/>
+          <w:p>
+            <w:r>
+              <w:rPr>
+                <w:rFonts w:ascii="Arial" w:hAnsi="Arial" w:eastAsia="等线"/>
+              </w:rPr>
+              <w:t xml:space="preserve">81.035 ns/op</w:t>
+            </w:r>
+          </w:p>
+        </w:tc>
+        <w:tc>
+          <w:tcPr/>
+          <w:p>
+            <w:r>
+              <w:rPr>
+                <w:rFonts w:ascii="Arial" w:hAnsi="Arial" w:eastAsia="等线"/>
+              </w:rPr>
+              <w:t xml:space="preserve">-817.997 ns/op</w:t>
             </w:r>
           </w:p>
         </w:tc>
@@ -2429,7 +2429,7 @@
               <w:rPr>
                 <w:rFonts w:ascii="Arial" w:hAnsi="Arial" w:eastAsia="等线"/>
               </w:rPr>
-              <w:t xml:space="preserve">-1635.994219 cycles</w:t>
+              <w:t xml:space="preserve">-1635.994 cycles</w:t>
             </w:r>
           </w:p>
         </w:tc>
@@ -2473,7 +2473,7 @@
         <w:rPr>
           <w:rFonts w:ascii="Arial" w:hAnsi="Arial" w:eastAsia="等线"/>
         </w:rPr>
-        <w:t xml:space="preserve">spill-noopt 的等效追踪容量达到 naive 的 1.515091 倍，超过 1.5 倍门槛。容量扩展由</w:t>
+        <w:t xml:space="preserve">spill-noopt 的等效追踪容量达到 naive 的 1.515 倍，超过 1.5 倍门槛。容量扩展由</w:t>
       </w:r>
     </w:p>
     <w:p>
@@ -2515,7 +2515,7 @@
         <w:rPr>
           <w:rFonts w:ascii="Arial" w:hAnsi="Arial" w:eastAsia="等线"/>
         </w:rPr>
-        <w:t xml:space="preserve">压力后的 guest 平均时延没有增加，spill-noopt 比 naive 低 817.997109 ns/op。该结果说明</w:t>
+        <w:t xml:space="preserve">压力后的 guest 平均时延没有增加，spill-noopt 比 naive 低 817.997 ns/op。该结果说明</w:t>
       </w:r>
     </w:p>
     <w:p>
@@ -2587,7 +2587,7 @@
         <w:rPr>
           <w:rFonts w:ascii="Arial" w:hAnsi="Arial" w:eastAsia="等线"/>
         </w:rPr>
-        <w:t xml:space="preserve">• 等效追踪容量提升 51.509094%；</w:t>
+        <w:t xml:space="preserve">• 等效追踪容量提升 51.509%；</w:t>
       </w:r>
     </w:p>
     <w:p>
@@ -3296,29 +3296,29 @@
               <w:rPr>
                 <w:rFonts w:ascii="Arial" w:hAnsi="Arial" w:eastAsia="等线"/>
               </w:rPr>
-              <w:t xml:space="preserve">2344.449361</w:t>
-            </w:r>
-          </w:p>
-        </w:tc>
-        <w:tc>
-          <w:tcPr/>
-          <w:p>
-            <w:r>
-              <w:rPr>
-                <w:rFonts w:ascii="Arial" w:hAnsi="Arial" w:eastAsia="等线"/>
-              </w:rPr>
-              <w:t xml:space="preserve">39.736430</w:t>
-            </w:r>
-          </w:p>
-        </w:tc>
-        <w:tc>
-          <w:tcPr/>
-          <w:p>
-            <w:r>
-              <w:rPr>
-                <w:rFonts w:ascii="Arial" w:hAnsi="Arial" w:eastAsia="等线"/>
-              </w:rPr>
-              <w:t xml:space="preserve">98.305085%</w:t>
+              <w:t xml:space="preserve">2344.449</w:t>
+            </w:r>
+          </w:p>
+        </w:tc>
+        <w:tc>
+          <w:tcPr/>
+          <w:p>
+            <w:r>
+              <w:rPr>
+                <w:rFonts w:ascii="Arial" w:hAnsi="Arial" w:eastAsia="等线"/>
+              </w:rPr>
+              <w:t xml:space="preserve">39.736</w:t>
+            </w:r>
+          </w:p>
+        </w:tc>
+        <w:tc>
+          <w:tcPr/>
+          <w:p>
+            <w:r>
+              <w:rPr>
+                <w:rFonts w:ascii="Arial" w:hAnsi="Arial" w:eastAsia="等线"/>
+              </w:rPr>
+              <w:t xml:space="preserve">98.305%</w:t>
             </w:r>
           </w:p>
         </w:tc>
@@ -3345,29 +3345,29 @@
               <w:rPr>
                 <w:rFonts w:ascii="Arial" w:hAnsi="Arial" w:eastAsia="等线"/>
               </w:rPr>
-              <w:t xml:space="preserve">2384.185791</w:t>
-            </w:r>
-          </w:p>
-        </w:tc>
-        <w:tc>
-          <w:tcPr/>
-          <w:p>
-            <w:r>
-              <w:rPr>
-                <w:rFonts w:ascii="Arial" w:hAnsi="Arial" w:eastAsia="等线"/>
-              </w:rPr>
-              <w:t xml:space="preserve">79.472860</w:t>
-            </w:r>
-          </w:p>
-        </w:tc>
-        <w:tc>
-          <w:tcPr/>
-          <w:p>
-            <w:r>
-              <w:rPr>
-                <w:rFonts w:ascii="Arial" w:hAnsi="Arial" w:eastAsia="等线"/>
-              </w:rPr>
-              <w:t xml:space="preserve">96.666667%</w:t>
+              <w:t xml:space="preserve">2384.186</w:t>
+            </w:r>
+          </w:p>
+        </w:tc>
+        <w:tc>
+          <w:tcPr/>
+          <w:p>
+            <w:r>
+              <w:rPr>
+                <w:rFonts w:ascii="Arial" w:hAnsi="Arial" w:eastAsia="等线"/>
+              </w:rPr>
+              <w:t xml:space="preserve">79.473</w:t>
+            </w:r>
+          </w:p>
+        </w:tc>
+        <w:tc>
+          <w:tcPr/>
+          <w:p>
+            <w:r>
+              <w:rPr>
+                <w:rFonts w:ascii="Arial" w:hAnsi="Arial" w:eastAsia="等线"/>
+              </w:rPr>
+              <w:t xml:space="preserve">96.667%</w:t>
             </w:r>
           </w:p>
         </w:tc>
@@ -3394,29 +3394,29 @@
               <w:rPr>
                 <w:rFonts w:ascii="Arial" w:hAnsi="Arial" w:eastAsia="等线"/>
               </w:rPr>
-              <w:t xml:space="preserve">2384.185791</w:t>
-            </w:r>
-          </w:p>
-        </w:tc>
-        <w:tc>
-          <w:tcPr/>
-          <w:p>
-            <w:r>
-              <w:rPr>
-                <w:rFonts w:ascii="Arial" w:hAnsi="Arial" w:eastAsia="等线"/>
-              </w:rPr>
-              <w:t xml:space="preserve">1788.139343</w:t>
-            </w:r>
-          </w:p>
-        </w:tc>
-        <w:tc>
-          <w:tcPr/>
-          <w:p>
-            <w:r>
-              <w:rPr>
-                <w:rFonts w:ascii="Arial" w:hAnsi="Arial" w:eastAsia="等线"/>
-              </w:rPr>
-              <w:t xml:space="preserve">25.000000%</w:t>
+              <w:t xml:space="preserve">2384.186</w:t>
+            </w:r>
+          </w:p>
+        </w:tc>
+        <w:tc>
+          <w:tcPr/>
+          <w:p>
+            <w:r>
+              <w:rPr>
+                <w:rFonts w:ascii="Arial" w:hAnsi="Arial" w:eastAsia="等线"/>
+              </w:rPr>
+              <w:t xml:space="preserve">1788.139</w:t>
+            </w:r>
+          </w:p>
+        </w:tc>
+        <w:tc>
+          <w:tcPr/>
+          <w:p>
+            <w:r>
+              <w:rPr>
+                <w:rFonts w:ascii="Arial" w:hAnsi="Arial" w:eastAsia="等线"/>
+              </w:rPr>
+              <w:t xml:space="preserve">25.000%</w:t>
             </w:r>
           </w:p>
         </w:tc>
@@ -3443,29 +3443,29 @@
               <w:rPr>
                 <w:rFonts w:ascii="Arial" w:hAnsi="Arial" w:eastAsia="等线"/>
               </w:rPr>
-              <w:t xml:space="preserve">2384.185791</w:t>
-            </w:r>
-          </w:p>
-        </w:tc>
-        <w:tc>
-          <w:tcPr/>
-          <w:p>
-            <w:r>
-              <w:rPr>
-                <w:rFonts w:ascii="Arial" w:hAnsi="Arial" w:eastAsia="等线"/>
-              </w:rPr>
-              <w:t xml:space="preserve">2702.077230</w:t>
-            </w:r>
-          </w:p>
-        </w:tc>
-        <w:tc>
-          <w:tcPr/>
-          <w:p>
-            <w:r>
-              <w:rPr>
-                <w:rFonts w:ascii="Arial" w:hAnsi="Arial" w:eastAsia="等线"/>
-              </w:rPr>
-              <w:t xml:space="preserve">-13.333333%</w:t>
+              <w:t xml:space="preserve">2384.186</w:t>
+            </w:r>
+          </w:p>
+        </w:tc>
+        <w:tc>
+          <w:tcPr/>
+          <w:p>
+            <w:r>
+              <w:rPr>
+                <w:rFonts w:ascii="Arial" w:hAnsi="Arial" w:eastAsia="等线"/>
+              </w:rPr>
+              <w:t xml:space="preserve">2702.077</w:t>
+            </w:r>
+          </w:p>
+        </w:tc>
+        <w:tc>
+          <w:tcPr/>
+          <w:p>
+            <w:r>
+              <w:rPr>
+                <w:rFonts w:ascii="Arial" w:hAnsi="Arial" w:eastAsia="等线"/>
+              </w:rPr>
+              <w:t xml:space="preserve">-13.333%</w:t>
             </w:r>
           </w:p>
         </w:tc>
@@ -3492,29 +3492,29 @@
               <w:rPr>
                 <w:rFonts w:ascii="Arial" w:hAnsi="Arial" w:eastAsia="等线"/>
               </w:rPr>
-              <w:t xml:space="preserve">23563.702901</w:t>
-            </w:r>
-          </w:p>
-        </w:tc>
-        <w:tc>
-          <w:tcPr/>
-          <w:p>
-            <w:r>
-              <w:rPr>
-                <w:rFonts w:ascii="Arial" w:hAnsi="Arial" w:eastAsia="等线"/>
-              </w:rPr>
-              <w:t xml:space="preserve">635.782878</w:t>
-            </w:r>
-          </w:p>
-        </w:tc>
-        <w:tc>
-          <w:tcPr/>
-          <w:p>
-            <w:r>
-              <w:rPr>
-                <w:rFonts w:ascii="Arial" w:hAnsi="Arial" w:eastAsia="等线"/>
-              </w:rPr>
-              <w:t xml:space="preserve">97.301855%</w:t>
+              <w:t xml:space="preserve">23563.703</w:t>
+            </w:r>
+          </w:p>
+        </w:tc>
+        <w:tc>
+          <w:tcPr/>
+          <w:p>
+            <w:r>
+              <w:rPr>
+                <w:rFonts w:ascii="Arial" w:hAnsi="Arial" w:eastAsia="等线"/>
+              </w:rPr>
+              <w:t xml:space="preserve">635.783</w:t>
+            </w:r>
+          </w:p>
+        </w:tc>
+        <w:tc>
+          <w:tcPr/>
+          <w:p>
+            <w:r>
+              <w:rPr>
+                <w:rFonts w:ascii="Arial" w:hAnsi="Arial" w:eastAsia="等线"/>
+              </w:rPr>
+              <w:t xml:space="preserve">97.302%</w:t>
             </w:r>
           </w:p>
         </w:tc>
@@ -3541,29 +3541,29 @@
               <w:rPr>
                 <w:rFonts w:ascii="Arial" w:hAnsi="Arial" w:eastAsia="等线"/>
               </w:rPr>
-              <w:t xml:space="preserve">4132.588704</w:t>
-            </w:r>
-          </w:p>
-        </w:tc>
-        <w:tc>
-          <w:tcPr/>
-          <w:p>
-            <w:r>
-              <w:rPr>
-                <w:rFonts w:ascii="Arial" w:hAnsi="Arial" w:eastAsia="等线"/>
-              </w:rPr>
-              <w:t xml:space="preserve">635.782878</w:t>
-            </w:r>
-          </w:p>
-        </w:tc>
-        <w:tc>
-          <w:tcPr/>
-          <w:p>
-            <w:r>
-              <w:rPr>
-                <w:rFonts w:ascii="Arial" w:hAnsi="Arial" w:eastAsia="等线"/>
-              </w:rPr>
-              <w:t xml:space="preserve">84.615385%</w:t>
+              <w:t xml:space="preserve">4132.589</w:t>
+            </w:r>
+          </w:p>
+        </w:tc>
+        <w:tc>
+          <w:tcPr/>
+          <w:p>
+            <w:r>
+              <w:rPr>
+                <w:rFonts w:ascii="Arial" w:hAnsi="Arial" w:eastAsia="等线"/>
+              </w:rPr>
+              <w:t xml:space="preserve">635.783</w:t>
+            </w:r>
+          </w:p>
+        </w:tc>
+        <w:tc>
+          <w:tcPr/>
+          <w:p>
+            <w:r>
+              <w:rPr>
+                <w:rFonts w:ascii="Arial" w:hAnsi="Arial" w:eastAsia="等线"/>
+              </w:rPr>
+              <w:t xml:space="preserve">84.615%</w:t>
             </w:r>
           </w:p>
         </w:tc>
@@ -3586,7 +3586,7 @@
         <w:rPr>
           <w:rFonts w:ascii="Arial" w:hAnsi="Arial" w:eastAsia="等线"/>
         </w:rPr>
-        <w:t xml:space="preserve">TC140 的 naive 均值为 119.209290 ns，低于 500 ns 适用门槛，因此作为低时延中性控制项，</w:t>
+        <w:t xml:space="preserve">TC140 的 naive 均值为 119.209 ns，低于 500 ns 适用门槛，因此作为低时延中性控制项，</w:t>
       </w:r>
     </w:p>
     <w:p>
@@ -3658,7 +3658,7 @@
         <w:rPr>
           <w:rFonts w:ascii="Consolas" w:hAnsi="Consolas" w:eastAsia="等线"/>
         </w:rPr>
-        <w:t xml:space="preserve">64.759276%</w:t>
+        <w:t xml:space="preserve">64.759%</w:t>
       </w:r>
     </w:p>
     <w:p>
@@ -3846,7 +3846,7 @@
         <w:rPr>
           <w:rFonts w:ascii="Arial" w:hAnsi="Arial" w:eastAsia="等线"/>
         </w:rPr>
-        <w:t xml:space="preserve">指标 2 的适用场景等权平均降幅为 64.759276%，超过 10% 合同门槛。</w:t>
+        <w:t xml:space="preserve">指标 2 的适用场景等权平均降幅为 64.759%，超过 10% 合同门槛。</w:t>
       </w:r>
     </w:p>
     <w:p>
@@ -4331,29 +4331,29 @@
               <w:rPr>
                 <w:rFonts w:ascii="Arial" w:hAnsi="Arial" w:eastAsia="等线"/>
               </w:rPr>
-              <w:t xml:space="preserve">5200.313656</w:t>
-            </w:r>
-          </w:p>
-        </w:tc>
-        <w:tc>
-          <w:tcPr/>
-          <w:p>
-            <w:r>
-              <w:rPr>
-                <w:rFonts w:ascii="Arial" w:hAnsi="Arial" w:eastAsia="等线"/>
-              </w:rPr>
-              <w:t xml:space="preserve">4437.245176</w:t>
-            </w:r>
-          </w:p>
-        </w:tc>
-        <w:tc>
-          <w:tcPr/>
-          <w:p>
-            <w:r>
-              <w:rPr>
-                <w:rFonts w:ascii="Arial" w:hAnsi="Arial" w:eastAsia="等线"/>
-              </w:rPr>
-              <w:t xml:space="preserve">14.673509%</w:t>
+              <w:t xml:space="preserve">5200.314</w:t>
+            </w:r>
+          </w:p>
+        </w:tc>
+        <w:tc>
+          <w:tcPr/>
+          <w:p>
+            <w:r>
+              <w:rPr>
+                <w:rFonts w:ascii="Arial" w:hAnsi="Arial" w:eastAsia="等线"/>
+              </w:rPr>
+              <w:t xml:space="preserve">4437.245</w:t>
+            </w:r>
+          </w:p>
+        </w:tc>
+        <w:tc>
+          <w:tcPr/>
+          <w:p>
+            <w:r>
+              <w:rPr>
+                <w:rFonts w:ascii="Arial" w:hAnsi="Arial" w:eastAsia="等线"/>
+              </w:rPr>
+              <w:t xml:space="preserve">14.674%</w:t>
             </w:r>
           </w:p>
         </w:tc>
@@ -4391,29 +4391,29 @@
               <w:rPr>
                 <w:rFonts w:ascii="Arial" w:hAnsi="Arial" w:eastAsia="等线"/>
               </w:rPr>
-              <w:t xml:space="preserve">3051.768241</w:t>
-            </w:r>
-          </w:p>
-        </w:tc>
-        <w:tc>
-          <w:tcPr/>
-          <w:p>
-            <w:r>
-              <w:rPr>
-                <w:rFonts w:ascii="Arial" w:hAnsi="Arial" w:eastAsia="等线"/>
-              </w:rPr>
-              <w:t xml:space="preserve">2267.770469</w:t>
-            </w:r>
-          </w:p>
-        </w:tc>
-        <w:tc>
-          <w:tcPr/>
-          <w:p>
-            <w:r>
-              <w:rPr>
-                <w:rFonts w:ascii="Arial" w:hAnsi="Arial" w:eastAsia="等线"/>
-              </w:rPr>
-              <w:t xml:space="preserve">25.689951%</w:t>
+              <w:t xml:space="preserve">3051.768</w:t>
+            </w:r>
+          </w:p>
+        </w:tc>
+        <w:tc>
+          <w:tcPr/>
+          <w:p>
+            <w:r>
+              <w:rPr>
+                <w:rFonts w:ascii="Arial" w:hAnsi="Arial" w:eastAsia="等线"/>
+              </w:rPr>
+              <w:t xml:space="preserve">2267.770</w:t>
+            </w:r>
+          </w:p>
+        </w:tc>
+        <w:tc>
+          <w:tcPr/>
+          <w:p>
+            <w:r>
+              <w:rPr>
+                <w:rFonts w:ascii="Arial" w:hAnsi="Arial" w:eastAsia="等线"/>
+              </w:rPr>
+              <w:t xml:space="preserve">25.690%</w:t>
             </w:r>
           </w:p>
         </w:tc>
@@ -4451,29 +4451,29 @@
               <w:rPr>
                 <w:rFonts w:ascii="Arial" w:hAnsi="Arial" w:eastAsia="等线"/>
               </w:rPr>
-              <w:t xml:space="preserve">5294.066796</w:t>
-            </w:r>
-          </w:p>
-        </w:tc>
-        <w:tc>
-          <w:tcPr/>
-          <w:p>
-            <w:r>
-              <w:rPr>
-                <w:rFonts w:ascii="Arial" w:hAnsi="Arial" w:eastAsia="等线"/>
-              </w:rPr>
-              <w:t xml:space="preserve">4400.848411</w:t>
-            </w:r>
-          </w:p>
-        </w:tc>
-        <w:tc>
-          <w:tcPr/>
-          <w:p>
-            <w:r>
-              <w:rPr>
-                <w:rFonts w:ascii="Arial" w:hAnsi="Arial" w:eastAsia="等线"/>
-              </w:rPr>
-              <w:t xml:space="preserve">16.872065%</w:t>
+              <w:t xml:space="preserve">5294.067</w:t>
+            </w:r>
+          </w:p>
+        </w:tc>
+        <w:tc>
+          <w:tcPr/>
+          <w:p>
+            <w:r>
+              <w:rPr>
+                <w:rFonts w:ascii="Arial" w:hAnsi="Arial" w:eastAsia="等线"/>
+              </w:rPr>
+              <w:t xml:space="preserve">4400.848</w:t>
+            </w:r>
+          </w:p>
+        </w:tc>
+        <w:tc>
+          <w:tcPr/>
+          <w:p>
+            <w:r>
+              <w:rPr>
+                <w:rFonts w:ascii="Arial" w:hAnsi="Arial" w:eastAsia="等线"/>
+              </w:rPr>
+              <w:t xml:space="preserve">16.872%</w:t>
             </w:r>
           </w:p>
         </w:tc>
@@ -4511,29 +4511,29 @@
               <w:rPr>
                 <w:rFonts w:ascii="Arial" w:hAnsi="Arial" w:eastAsia="等线"/>
               </w:rPr>
-              <w:t xml:space="preserve">2886.168659</w:t>
-            </w:r>
-          </w:p>
-        </w:tc>
-        <w:tc>
-          <w:tcPr/>
-          <w:p>
-            <w:r>
-              <w:rPr>
-                <w:rFonts w:ascii="Arial" w:hAnsi="Arial" w:eastAsia="等线"/>
-              </w:rPr>
-              <w:t xml:space="preserve">2291.965454</w:t>
-            </w:r>
-          </w:p>
-        </w:tc>
-        <w:tc>
-          <w:tcPr/>
-          <w:p>
-            <w:r>
-              <w:rPr>
-                <w:rFonts w:ascii="Arial" w:hAnsi="Arial" w:eastAsia="等线"/>
-              </w:rPr>
-              <w:t xml:space="preserve">20.587958%</w:t>
+              <w:t xml:space="preserve">2886.169</w:t>
+            </w:r>
+          </w:p>
+        </w:tc>
+        <w:tc>
+          <w:tcPr/>
+          <w:p>
+            <w:r>
+              <w:rPr>
+                <w:rFonts w:ascii="Arial" w:hAnsi="Arial" w:eastAsia="等线"/>
+              </w:rPr>
+              <w:t xml:space="preserve">2291.965</w:t>
+            </w:r>
+          </w:p>
+        </w:tc>
+        <w:tc>
+          <w:tcPr/>
+          <w:p>
+            <w:r>
+              <w:rPr>
+                <w:rFonts w:ascii="Arial" w:hAnsi="Arial" w:eastAsia="等线"/>
+              </w:rPr>
+              <w:t xml:space="preserve">20.588%</w:t>
             </w:r>
           </w:p>
         </w:tc>
@@ -4571,29 +4571,29 @@
               <w:rPr>
                 <w:rFonts w:ascii="Arial" w:hAnsi="Arial" w:eastAsia="等线"/>
               </w:rPr>
-              <w:t xml:space="preserve">3184.057277</w:t>
-            </w:r>
-          </w:p>
-        </w:tc>
-        <w:tc>
-          <w:tcPr/>
-          <w:p>
-            <w:r>
-              <w:rPr>
-                <w:rFonts w:ascii="Arial" w:hAnsi="Arial" w:eastAsia="等线"/>
-              </w:rPr>
-              <w:t xml:space="preserve">2266.780939</w:t>
-            </w:r>
-          </w:p>
-        </w:tc>
-        <w:tc>
-          <w:tcPr/>
-          <w:p>
-            <w:r>
-              <w:rPr>
-                <w:rFonts w:ascii="Arial" w:hAnsi="Arial" w:eastAsia="等线"/>
-              </w:rPr>
-              <w:t xml:space="preserve">28.808412%</w:t>
+              <w:t xml:space="preserve">3184.057</w:t>
+            </w:r>
+          </w:p>
+        </w:tc>
+        <w:tc>
+          <w:tcPr/>
+          <w:p>
+            <w:r>
+              <w:rPr>
+                <w:rFonts w:ascii="Arial" w:hAnsi="Arial" w:eastAsia="等线"/>
+              </w:rPr>
+              <w:t xml:space="preserve">2266.781</w:t>
+            </w:r>
+          </w:p>
+        </w:tc>
+        <w:tc>
+          <w:tcPr/>
+          <w:p>
+            <w:r>
+              <w:rPr>
+                <w:rFonts w:ascii="Arial" w:hAnsi="Arial" w:eastAsia="等线"/>
+              </w:rPr>
+              <w:t xml:space="preserve">28.808%</w:t>
             </w:r>
           </w:p>
         </w:tc>
@@ -4631,29 +4631,29 @@
               <w:rPr>
                 <w:rFonts w:ascii="Arial" w:hAnsi="Arial" w:eastAsia="等线"/>
               </w:rPr>
-              <w:t xml:space="preserve">2892.318056</w:t>
-            </w:r>
-          </w:p>
-        </w:tc>
-        <w:tc>
-          <w:tcPr/>
-          <w:p>
-            <w:r>
-              <w:rPr>
-                <w:rFonts w:ascii="Arial" w:hAnsi="Arial" w:eastAsia="等线"/>
-              </w:rPr>
-              <w:t xml:space="preserve">2321.670763</w:t>
-            </w:r>
-          </w:p>
-        </w:tc>
-        <w:tc>
-          <w:tcPr/>
-          <w:p>
-            <w:r>
-              <w:rPr>
-                <w:rFonts w:ascii="Arial" w:hAnsi="Arial" w:eastAsia="等线"/>
-              </w:rPr>
-              <w:t xml:space="preserve">19.729756%</w:t>
+              <w:t xml:space="preserve">2892.318</w:t>
+            </w:r>
+          </w:p>
+        </w:tc>
+        <w:tc>
+          <w:tcPr/>
+          <w:p>
+            <w:r>
+              <w:rPr>
+                <w:rFonts w:ascii="Arial" w:hAnsi="Arial" w:eastAsia="等线"/>
+              </w:rPr>
+              <w:t xml:space="preserve">2321.671</w:t>
+            </w:r>
+          </w:p>
+        </w:tc>
+        <w:tc>
+          <w:tcPr/>
+          <w:p>
+            <w:r>
+              <w:rPr>
+                <w:rFonts w:ascii="Arial" w:hAnsi="Arial" w:eastAsia="等线"/>
+              </w:rPr>
+              <w:t xml:space="preserve">19.730%</w:t>
             </w:r>
           </w:p>
         </w:tc>
@@ -5012,58 +5012,6 @@
         <w:t xml:space="preserve"/>
       </w:r>
     </w:p>
-    <w:p>
-      <w:pPr>
-        <w:jc w:val="center"/>
-        <w:spacing w:before="120" w:after="120"/>
-      </w:pPr>
-      <w:r>
-        <w:drawing>
-          <wp:inline distT="0" distB="0" distL="0" distR="0">
-            <wp:extent cx="5900000" cy="3037569"/>
-            <wp:effectExtent l="0" t="0" r="0" b="0"/>
-            <wp:docPr id="1" name="图 5-1 UBCC 与 HA-VI 聚合时延对比"/>
-            <wp:cNvGraphicFramePr>
-              <a:graphicFrameLocks xmlns:a="http://schemas.openxmlformats.org/drawingml/2006/main" noChangeAspect="1"/>
-            </wp:cNvGraphicFramePr>
-            <a:graphic xmlns:a="http://schemas.openxmlformats.org/drawingml/2006/main">
-              <a:graphicData uri="http://schemas.openxmlformats.org/drawingml/2006/picture">
-                <pic:pic xmlns:pic="http://schemas.openxmlformats.org/drawingml/2006/picture">
-                  <pic:nvPicPr>
-                    <pic:cNvPr id="0" name="图 5-1 UBCC 与 HA-VI 聚合时延对比"/>
-                    <pic:cNvPicPr/>
-                  </pic:nvPicPr>
-                  <pic:blipFill>
-                    <a:blip xmlns:r="http://schemas.openxmlformats.org/officeDocument/2006/relationships" r:embed="rIdImage2"/>
-                    <a:stretch>
-                      <a:fillRect/>
-                    </a:stretch>
-                  </pic:blipFill>
-                  <pic:spPr>
-                    <a:xfrm>
-                      <a:off x="0" y="0"/>
-                      <a:ext cx="5900000" cy="3037569"/>
-                    </a:xfrm>
-                    <a:prstGeom prst="rect">
-                      <a:avLst/>
-                    </a:prstGeom>
-                  </pic:spPr>
-                </pic:pic>
-              </a:graphicData>
-            </a:graphic>
-          </wp:inline>
-        </w:drawing>
-      </w:r>
-    </w:p>
-    <w:p>
-      <w:pPr/>
-      <w:r>
-        <w:rPr>
-          <w:rFonts w:ascii="Arial" w:hAnsi="Arial" w:eastAsia="等线"/>
-        </w:rPr>
-        <w:t xml:space="preserve"/>
-      </w:r>
-    </w:p>
     <w:tbl>
       <w:tblPr>
         <w:tblStyle w:val="TableGrid"/>
@@ -5167,29 +5115,29 @@
               <w:rPr>
                 <w:rFonts w:ascii="Arial" w:hAnsi="Arial" w:eastAsia="等线"/>
               </w:rPr>
-              <w:t xml:space="preserve">31.439583</w:t>
-            </w:r>
-          </w:p>
-        </w:tc>
-        <w:tc>
-          <w:tcPr/>
-          <w:p>
-            <w:r>
-              <w:rPr>
-                <w:rFonts w:ascii="Arial" w:hAnsi="Arial" w:eastAsia="等线"/>
-              </w:rPr>
-              <w:t xml:space="preserve">39.343750</w:t>
-            </w:r>
-          </w:p>
-        </w:tc>
-        <w:tc>
-          <w:tcPr/>
-          <w:p>
-            <w:r>
-              <w:rPr>
-                <w:rFonts w:ascii="Arial" w:hAnsi="Arial" w:eastAsia="等线"/>
-              </w:rPr>
-              <w:t xml:space="preserve">20.090019%</w:t>
+              <w:t xml:space="preserve">31.440</w:t>
+            </w:r>
+          </w:p>
+        </w:tc>
+        <w:tc>
+          <w:tcPr/>
+          <w:p>
+            <w:r>
+              <w:rPr>
+                <w:rFonts w:ascii="Arial" w:hAnsi="Arial" w:eastAsia="等线"/>
+              </w:rPr>
+              <w:t xml:space="preserve">39.344</w:t>
+            </w:r>
+          </w:p>
+        </w:tc>
+        <w:tc>
+          <w:tcPr/>
+          <w:p>
+            <w:r>
+              <w:rPr>
+                <w:rFonts w:ascii="Arial" w:hAnsi="Arial" w:eastAsia="等线"/>
+              </w:rPr>
+              <w:t xml:space="preserve">20.090%</w:t>
             </w:r>
           </w:p>
         </w:tc>
@@ -5227,29 +5175,29 @@
               <w:rPr>
                 <w:rFonts w:ascii="Arial" w:hAnsi="Arial" w:eastAsia="等线"/>
               </w:rPr>
-              <w:t xml:space="preserve">76.177500</w:t>
-            </w:r>
-          </w:p>
-        </w:tc>
-        <w:tc>
-          <w:tcPr/>
-          <w:p>
-            <w:r>
-              <w:rPr>
-                <w:rFonts w:ascii="Arial" w:hAnsi="Arial" w:eastAsia="等线"/>
-              </w:rPr>
-              <w:t xml:space="preserve">79.059583</w:t>
-            </w:r>
-          </w:p>
-        </w:tc>
-        <w:tc>
-          <w:tcPr/>
-          <w:p>
-            <w:r>
-              <w:rPr>
-                <w:rFonts w:ascii="Arial" w:hAnsi="Arial" w:eastAsia="等线"/>
-              </w:rPr>
-              <w:t xml:space="preserve">3.645457%</w:t>
+              <w:t xml:space="preserve">76.178</w:t>
+            </w:r>
+          </w:p>
+        </w:tc>
+        <w:tc>
+          <w:tcPr/>
+          <w:p>
+            <w:r>
+              <w:rPr>
+                <w:rFonts w:ascii="Arial" w:hAnsi="Arial" w:eastAsia="等线"/>
+              </w:rPr>
+              <w:t xml:space="preserve">79.060</w:t>
+            </w:r>
+          </w:p>
+        </w:tc>
+        <w:tc>
+          <w:tcPr/>
+          <w:p>
+            <w:r>
+              <w:rPr>
+                <w:rFonts w:ascii="Arial" w:hAnsi="Arial" w:eastAsia="等线"/>
+              </w:rPr>
+              <w:t xml:space="preserve">3.645%</w:t>
             </w:r>
           </w:p>
         </w:tc>
@@ -5287,29 +5235,29 @@
               <w:rPr>
                 <w:rFonts w:ascii="Arial" w:hAnsi="Arial" w:eastAsia="等线"/>
               </w:rPr>
-              <w:t xml:space="preserve">31.406250</w:t>
-            </w:r>
-          </w:p>
-        </w:tc>
-        <w:tc>
-          <w:tcPr/>
-          <w:p>
-            <w:r>
-              <w:rPr>
-                <w:rFonts w:ascii="Arial" w:hAnsi="Arial" w:eastAsia="等线"/>
-              </w:rPr>
-              <w:t xml:space="preserve">39.345833</w:t>
-            </w:r>
-          </w:p>
-        </w:tc>
-        <w:tc>
-          <w:tcPr/>
-          <w:p>
-            <w:r>
-              <w:rPr>
-                <w:rFonts w:ascii="Arial" w:hAnsi="Arial" w:eastAsia="等线"/>
-              </w:rPr>
-              <w:t xml:space="preserve">20.178969%</w:t>
+              <w:t xml:space="preserve">31.406</w:t>
+            </w:r>
+          </w:p>
+        </w:tc>
+        <w:tc>
+          <w:tcPr/>
+          <w:p>
+            <w:r>
+              <w:rPr>
+                <w:rFonts w:ascii="Arial" w:hAnsi="Arial" w:eastAsia="等线"/>
+              </w:rPr>
+              <w:t xml:space="preserve">39.346</w:t>
+            </w:r>
+          </w:p>
+        </w:tc>
+        <w:tc>
+          <w:tcPr/>
+          <w:p>
+            <w:r>
+              <w:rPr>
+                <w:rFonts w:ascii="Arial" w:hAnsi="Arial" w:eastAsia="等线"/>
+              </w:rPr>
+              <w:t xml:space="preserve">20.179%</w:t>
             </w:r>
           </w:p>
         </w:tc>
@@ -5347,29 +5295,29 @@
               <w:rPr>
                 <w:rFonts w:ascii="Arial" w:hAnsi="Arial" w:eastAsia="等线"/>
               </w:rPr>
-              <w:t xml:space="preserve">76.194622</w:t>
-            </w:r>
-          </w:p>
-        </w:tc>
-        <w:tc>
-          <w:tcPr/>
-          <w:p>
-            <w:r>
-              <w:rPr>
-                <w:rFonts w:ascii="Arial" w:hAnsi="Arial" w:eastAsia="等线"/>
-              </w:rPr>
-              <w:t xml:space="preserve">79.073138</w:t>
-            </w:r>
-          </w:p>
-        </w:tc>
-        <w:tc>
-          <w:tcPr/>
-          <w:p>
-            <w:r>
-              <w:rPr>
-                <w:rFonts w:ascii="Arial" w:hAnsi="Arial" w:eastAsia="等线"/>
-              </w:rPr>
-              <w:t xml:space="preserve">3.640320%</w:t>
+              <w:t xml:space="preserve">76.195</w:t>
+            </w:r>
+          </w:p>
+        </w:tc>
+        <w:tc>
+          <w:tcPr/>
+          <w:p>
+            <w:r>
+              <w:rPr>
+                <w:rFonts w:ascii="Arial" w:hAnsi="Arial" w:eastAsia="等线"/>
+              </w:rPr>
+              <w:t xml:space="preserve">79.073</w:t>
+            </w:r>
+          </w:p>
+        </w:tc>
+        <w:tc>
+          <w:tcPr/>
+          <w:p>
+            <w:r>
+              <w:rPr>
+                <w:rFonts w:ascii="Arial" w:hAnsi="Arial" w:eastAsia="等线"/>
+              </w:rPr>
+              <w:t xml:space="preserve">3.640%</w:t>
             </w:r>
           </w:p>
         </w:tc>
@@ -7729,7 +7677,7 @@
         <w:rPr>
           <w:rFonts w:ascii="Arial" w:hAnsi="Arial" w:eastAsia="等线"/>
         </w:rPr>
-        <w:t xml:space="preserve">实现 1.515091 倍等效追踪容量，optimized profile 在适用场景中取得 64.759276% 等权平均</w:t>
+        <w:t xml:space="preserve">实现 1.515 倍等效追踪容量，optimized profile 在适用场景中取得 64.759% 等权平均</w:t>
       </w:r>
     </w:p>
     <w:p>

--- a/docs/design/cc_ep_deliverable3_performance_api.docx
+++ b/docs/design/cc_ep_deliverable3_performance_api.docx
@@ -701,18 +701,7 @@
         <w:rPr>
           <w:rFonts w:ascii="Calibri" w:hAnsi="Calibri" w:eastAsia="SimHei" w:cs="Calibri"/>
         </w:rPr>
-        <w:t xml:space="preserve">1.2 正确性门禁</w:t>
-      </w:r>
-    </w:p>
-    <w:p>
-      <w:pPr>
-        <w:ind w:left="0" w:firstLine="420"/>
-      </w:pPr>
-      <w:r>
-        <w:rPr>
-          <w:rFonts w:ascii="Calibri" w:hAnsi="Calibri" w:eastAsia="Microsoft YaHei" w:cs="Calibri"/>
-        </w:rPr>
-        <w:t xml:space="preserve">性能结论以正确性验证为前提：</w:t>
+        <w:t xml:space="preserve">1.2 结论与范围</w:t>
       </w:r>
     </w:p>
     <w:tbl>
@@ -749,7 +738,7 @@
                 <w:sz w:val="18"/>
                 <w:szCs w:val="18"/>
               </w:rPr>
-              <w:t xml:space="preserve">验证矩阵</w:t>
+              <w:t xml:space="preserve">项目</w:t>
             </w:r>
           </w:p>
         </w:tc>
@@ -770,7 +759,7 @@
                 <w:sz w:val="18"/>
                 <w:szCs w:val="18"/>
               </w:rPr>
-              <w:t xml:space="preserve">规模</w:t>
+              <w:t xml:space="preserve">结论</w:t>
             </w:r>
           </w:p>
         </w:tc>
@@ -791,302 +780,243 @@
                 <w:sz w:val="18"/>
                 <w:szCs w:val="18"/>
               </w:rPr>
-              <w:t xml:space="preserve">结果</w:t>
-            </w:r>
-          </w:p>
-        </w:tc>
-      </w:tr>
-      <w:tr>
-        <w:trPr>
-          <w:cantSplit/>
-        </w:trPr>
-        <w:tc>
-          <w:tcPr/>
-          <w:p>
-            <w:pPr>
-              <w:pStyle w:val="TableText"/>
-              <w:jc w:val="left"/>
-              <w:spacing w:before="0" w:after="0" w:line="320" w:lineRule="exact"/>
-            </w:pPr>
-            <w:r>
-              <w:rPr>
-                <w:rFonts w:ascii="Calibri" w:hAnsi="Calibri" w:eastAsia="Microsoft YaHei" w:cs="Calibri"/>
-                <w:sz w:val="18"/>
-                <w:szCs w:val="18"/>
-              </w:rPr>
-              <w:t xml:space="preserve">指标 1 独立矩阵</w:t>
-            </w:r>
-          </w:p>
-        </w:tc>
-        <w:tc>
-          <w:tcPr/>
-          <w:p>
-            <w:pPr>
-              <w:pStyle w:val="TableText"/>
-              <w:jc w:val="left"/>
-              <w:spacing w:before="0" w:after="0" w:line="320" w:lineRule="exact"/>
-            </w:pPr>
-            <w:r>
-              <w:rPr>
-                <w:rFonts w:ascii="Calibri" w:hAnsi="Calibri" w:eastAsia="Microsoft YaHei" w:cs="Calibri"/>
-                <w:sz w:val="18"/>
-                <w:szCs w:val="18"/>
-              </w:rPr>
-              <w:t xml:space="preserve">9 项</w:t>
-            </w:r>
-          </w:p>
-        </w:tc>
-        <w:tc>
-          <w:tcPr/>
-          <w:p>
-            <w:pPr>
-              <w:pStyle w:val="TableText"/>
-              <w:jc w:val="left"/>
-              <w:spacing w:before="0" w:after="0" w:line="320" w:lineRule="exact"/>
-            </w:pPr>
-            <w:r>
-              <w:rPr>
-                <w:rFonts w:ascii="Calibri" w:hAnsi="Calibri" w:eastAsia="Microsoft YaHei" w:cs="Calibri"/>
-                <w:sz w:val="18"/>
-                <w:szCs w:val="18"/>
-              </w:rPr>
-              <w:t xml:space="preserve">9/9 通过</w:t>
-            </w:r>
-          </w:p>
-        </w:tc>
-      </w:tr>
-      <w:tr>
-        <w:trPr>
-          <w:cantSplit/>
-        </w:trPr>
-        <w:tc>
-          <w:tcPr/>
-          <w:p>
-            <w:pPr>
-              <w:pStyle w:val="TableText"/>
-              <w:jc w:val="left"/>
-              <w:spacing w:before="0" w:after="0" w:line="320" w:lineRule="exact"/>
-            </w:pPr>
-            <w:r>
-              <w:rPr>
-                <w:rFonts w:ascii="Calibri" w:hAnsi="Calibri" w:eastAsia="Microsoft YaHei" w:cs="Calibri"/>
-                <w:sz w:val="18"/>
-                <w:szCs w:val="18"/>
-              </w:rPr>
-              <w:t xml:space="preserve">指标 2 正式矩阵</w:t>
-            </w:r>
-          </w:p>
-        </w:tc>
-        <w:tc>
-          <w:tcPr/>
-          <w:p>
-            <w:pPr>
-              <w:pStyle w:val="TableText"/>
-              <w:jc w:val="left"/>
-              <w:spacing w:before="0" w:after="0" w:line="320" w:lineRule="exact"/>
-            </w:pPr>
-            <w:r>
-              <w:rPr>
-                <w:rFonts w:ascii="Calibri" w:hAnsi="Calibri" w:eastAsia="Microsoft YaHei" w:cs="Calibri"/>
-                <w:sz w:val="18"/>
-                <w:szCs w:val="18"/>
-              </w:rPr>
-              <w:t xml:space="preserve">63 项</w:t>
-            </w:r>
-          </w:p>
-        </w:tc>
-        <w:tc>
-          <w:tcPr/>
-          <w:p>
-            <w:pPr>
-              <w:pStyle w:val="TableText"/>
-              <w:jc w:val="left"/>
-              <w:spacing w:before="0" w:after="0" w:line="320" w:lineRule="exact"/>
-            </w:pPr>
-            <w:r>
-              <w:rPr>
-                <w:rFonts w:ascii="Calibri" w:hAnsi="Calibri" w:eastAsia="Microsoft YaHei" w:cs="Calibri"/>
-                <w:sz w:val="18"/>
-                <w:szCs w:val="18"/>
-              </w:rPr>
-              <w:t xml:space="preserve">63/63 通过</w:t>
-            </w:r>
-          </w:p>
-        </w:tc>
-      </w:tr>
-      <w:tr>
-        <w:trPr>
-          <w:cantSplit/>
-        </w:trPr>
-        <w:tc>
-          <w:tcPr/>
-          <w:p>
-            <w:pPr>
-              <w:pStyle w:val="TableText"/>
-              <w:jc w:val="left"/>
-              <w:spacing w:before="0" w:after="0" w:line="320" w:lineRule="exact"/>
-            </w:pPr>
-            <w:r>
-              <w:rPr>
-                <w:rFonts w:ascii="Calibri" w:hAnsi="Calibri" w:eastAsia="Microsoft YaHei" w:cs="Calibri"/>
-                <w:sz w:val="18"/>
-                <w:szCs w:val="18"/>
-              </w:rPr>
-              <w:t xml:space="preserve">指标 3 配对矩阵</w:t>
-            </w:r>
-          </w:p>
-        </w:tc>
-        <w:tc>
-          <w:tcPr/>
-          <w:p>
-            <w:pPr>
-              <w:pStyle w:val="TableText"/>
-              <w:jc w:val="left"/>
-              <w:spacing w:before="0" w:after="0" w:line="320" w:lineRule="exact"/>
-            </w:pPr>
-            <w:r>
-              <w:rPr>
-                <w:rFonts w:ascii="Calibri" w:hAnsi="Calibri" w:eastAsia="Microsoft YaHei" w:cs="Calibri"/>
-                <w:sz w:val="18"/>
-                <w:szCs w:val="18"/>
-              </w:rPr>
-              <w:t xml:space="preserve">160 arms</w:t>
-            </w:r>
-          </w:p>
-        </w:tc>
-        <w:tc>
-          <w:tcPr/>
-          <w:p>
-            <w:pPr>
-              <w:pStyle w:val="TableText"/>
-              <w:jc w:val="left"/>
-              <w:spacing w:before="0" w:after="0" w:line="320" w:lineRule="exact"/>
-            </w:pPr>
-            <w:r>
-              <w:rPr>
-                <w:rFonts w:ascii="Calibri" w:hAnsi="Calibri" w:eastAsia="Microsoft YaHei" w:cs="Calibri"/>
-                <w:sz w:val="18"/>
-                <w:szCs w:val="18"/>
-              </w:rPr>
-              <w:t xml:space="preserve">160/160 通过</w:t>
-            </w:r>
-          </w:p>
-        </w:tc>
-      </w:tr>
-      <w:tr>
-        <w:trPr>
-          <w:cantSplit/>
-        </w:trPr>
-        <w:tc>
-          <w:tcPr/>
-          <w:p>
-            <w:pPr>
-              <w:pStyle w:val="TableText"/>
-              <w:jc w:val="left"/>
-              <w:spacing w:before="0" w:after="0" w:line="320" w:lineRule="exact"/>
-            </w:pPr>
-            <w:r>
-              <w:rPr>
-                <w:rFonts w:ascii="Calibri" w:hAnsi="Calibri" w:eastAsia="Microsoft YaHei" w:cs="Calibri"/>
-                <w:sz w:val="18"/>
-                <w:szCs w:val="18"/>
-              </w:rPr>
-              <w:t xml:space="preserve">重型回归</w:t>
-            </w:r>
-          </w:p>
-        </w:tc>
-        <w:tc>
-          <w:tcPr/>
-          <w:p>
-            <w:pPr>
-              <w:pStyle w:val="TableText"/>
-              <w:jc w:val="left"/>
-              <w:spacing w:before="0" w:after="0" w:line="320" w:lineRule="exact"/>
-            </w:pPr>
-            <w:r>
-              <w:rPr>
-                <w:rFonts w:ascii="Calibri" w:hAnsi="Calibri" w:eastAsia="Microsoft YaHei" w:cs="Calibri"/>
-                <w:sz w:val="18"/>
-                <w:szCs w:val="18"/>
-              </w:rPr>
-              <w:t xml:space="preserve">6 项</w:t>
-            </w:r>
-          </w:p>
-        </w:tc>
-        <w:tc>
-          <w:tcPr/>
-          <w:p>
-            <w:pPr>
-              <w:pStyle w:val="TableText"/>
-              <w:jc w:val="left"/>
-              <w:spacing w:before="0" w:after="0" w:line="320" w:lineRule="exact"/>
-            </w:pPr>
-            <w:r>
-              <w:rPr>
-                <w:rFonts w:ascii="Calibri" w:hAnsi="Calibri" w:eastAsia="Microsoft YaHei" w:cs="Calibri"/>
-                <w:sz w:val="18"/>
-                <w:szCs w:val="18"/>
-              </w:rPr>
-              <w:t xml:space="preserve">6/6 通过</w:t>
-            </w:r>
-          </w:p>
-        </w:tc>
-      </w:tr>
-      <w:tr>
-        <w:trPr>
-          <w:cantSplit/>
-        </w:trPr>
-        <w:tc>
-          <w:tcPr/>
-          <w:p>
-            <w:pPr>
-              <w:pStyle w:val="TableText"/>
-              <w:jc w:val="left"/>
-              <w:spacing w:before="0" w:after="0" w:line="320" w:lineRule="exact"/>
-            </w:pPr>
-            <w:r>
-              <w:rPr>
-                <w:rFonts w:ascii="Calibri" w:hAnsi="Calibri" w:eastAsia="Microsoft YaHei" w:cs="Calibri"/>
-                <w:sz w:val="18"/>
-                <w:szCs w:val="18"/>
-              </w:rPr>
-              <w:t xml:space="preserve">Q1-Q5 故障资格</w:t>
-            </w:r>
-          </w:p>
-        </w:tc>
-        <w:tc>
-          <w:tcPr/>
-          <w:p>
-            <w:pPr>
-              <w:pStyle w:val="TableText"/>
-              <w:jc w:val="left"/>
-              <w:spacing w:before="0" w:after="0" w:line="320" w:lineRule="exact"/>
-            </w:pPr>
-            <w:r>
-              <w:rPr>
-                <w:rFonts w:ascii="Calibri" w:hAnsi="Calibri" w:eastAsia="Microsoft YaHei" w:cs="Calibri"/>
-                <w:sz w:val="18"/>
-                <w:szCs w:val="18"/>
-              </w:rPr>
-              <w:t xml:space="preserve">52 项</w:t>
-            </w:r>
-          </w:p>
-        </w:tc>
-        <w:tc>
-          <w:tcPr/>
-          <w:p>
-            <w:pPr>
-              <w:pStyle w:val="TableText"/>
-              <w:jc w:val="left"/>
-              <w:spacing w:before="0" w:after="0" w:line="320" w:lineRule="exact"/>
-            </w:pPr>
-            <w:r>
-              <w:rPr>
-                <w:rFonts w:ascii="Calibri" w:hAnsi="Calibri" w:eastAsia="Microsoft YaHei" w:cs="Calibri"/>
-                <w:sz w:val="18"/>
-                <w:szCs w:val="18"/>
-              </w:rPr>
-              <w:t xml:space="preserve">52/52 通过</w:t>
+              <w:t xml:space="preserve">适用范围</w:t>
+            </w:r>
+          </w:p>
+        </w:tc>
+      </w:tr>
+      <w:tr>
+        <w:trPr>
+          <w:cantSplit/>
+        </w:trPr>
+        <w:tc>
+          <w:tcPr/>
+          <w:p>
+            <w:pPr>
+              <w:pStyle w:val="TableText"/>
+              <w:jc w:val="left"/>
+              <w:spacing w:before="0" w:after="0" w:line="320" w:lineRule="exact"/>
+            </w:pPr>
+            <w:r>
+              <w:rPr>
+                <w:rFonts w:ascii="Calibri" w:hAnsi="Calibri" w:eastAsia="Microsoft YaHei" w:cs="Calibri"/>
+                <w:sz w:val="18"/>
+                <w:szCs w:val="18"/>
+              </w:rPr>
+              <w:t xml:space="preserve">指标 1</w:t>
+            </w:r>
+          </w:p>
+        </w:tc>
+        <w:tc>
+          <w:tcPr/>
+          <w:p>
+            <w:pPr>
+              <w:pStyle w:val="TableText"/>
+              <w:jc w:val="left"/>
+              <w:spacing w:before="0" w:after="0" w:line="320" w:lineRule="exact"/>
+            </w:pPr>
+            <w:r>
+              <w:rPr>
+                <w:rFonts w:ascii="Calibri" w:hAnsi="Calibri" w:eastAsia="Microsoft YaHei" w:cs="Calibri"/>
+                <w:sz w:val="18"/>
+                <w:szCs w:val="18"/>
+              </w:rPr>
+              <w:t xml:space="preserve">容量 1.515×；附加时延 10.534578 ns / 21.069156 cycles</w:t>
+            </w:r>
+          </w:p>
+        </w:tc>
+        <w:tc>
+          <w:tcPr/>
+          <w:p>
+            <w:pPr>
+              <w:pStyle w:val="TableText"/>
+              <w:jc w:val="left"/>
+              <w:spacing w:before="0" w:after="0" w:line="320" w:lineRule="exact"/>
+            </w:pPr>
+            <w:r>
+              <w:rPr>
+                <w:rFonts w:ascii="Calibri" w:hAnsi="Calibri" w:eastAsia="Microsoft YaHei" w:cs="Calibri"/>
+                <w:sz w:val="18"/>
+                <w:szCs w:val="18"/>
+              </w:rPr>
+              <w:t xml:space="preserve">当前两个合格证据集按各自冻结职责组合计分</w:t>
+            </w:r>
+          </w:p>
+        </w:tc>
+      </w:tr>
+      <w:tr>
+        <w:trPr>
+          <w:cantSplit/>
+        </w:trPr>
+        <w:tc>
+          <w:tcPr/>
+          <w:p>
+            <w:pPr>
+              <w:pStyle w:val="TableText"/>
+              <w:jc w:val="left"/>
+              <w:spacing w:before="0" w:after="0" w:line="320" w:lineRule="exact"/>
+            </w:pPr>
+            <w:r>
+              <w:rPr>
+                <w:rFonts w:ascii="Calibri" w:hAnsi="Calibri" w:eastAsia="Microsoft YaHei" w:cs="Calibri"/>
+                <w:sz w:val="18"/>
+                <w:szCs w:val="18"/>
+              </w:rPr>
+              <w:t xml:space="preserve">指标 2</w:t>
+            </w:r>
+          </w:p>
+        </w:tc>
+        <w:tc>
+          <w:tcPr/>
+          <w:p>
+            <w:pPr>
+              <w:pStyle w:val="TableText"/>
+              <w:jc w:val="left"/>
+              <w:spacing w:before="0" w:after="0" w:line="320" w:lineRule="exact"/>
+            </w:pPr>
+            <w:r>
+              <w:rPr>
+                <w:rFonts w:ascii="Calibri" w:hAnsi="Calibri" w:eastAsia="Microsoft YaHei" w:cs="Calibri"/>
+                <w:sz w:val="18"/>
+                <w:szCs w:val="18"/>
+              </w:rPr>
+              <w:t xml:space="preserve">适用场景等权平均降幅 64.759276%</w:t>
+            </w:r>
+          </w:p>
+        </w:tc>
+        <w:tc>
+          <w:tcPr/>
+          <w:p>
+            <w:pPr>
+              <w:pStyle w:val="TableText"/>
+              <w:jc w:val="left"/>
+              <w:spacing w:before="0" w:after="0" w:line="320" w:lineRule="exact"/>
+            </w:pPr>
+            <w:r>
+              <w:rPr>
+                <w:rFonts w:ascii="Calibri" w:hAnsi="Calibri" w:eastAsia="Microsoft YaHei" w:cs="Calibri"/>
+                <w:sz w:val="18"/>
+                <w:szCs w:val="18"/>
+              </w:rPr>
+              <w:t xml:space="preserve">冻结计分 testcase 与适用门槛</w:t>
+            </w:r>
+          </w:p>
+        </w:tc>
+      </w:tr>
+      <w:tr>
+        <w:trPr>
+          <w:cantSplit/>
+        </w:trPr>
+        <w:tc>
+          <w:tcPr/>
+          <w:p>
+            <w:pPr>
+              <w:pStyle w:val="TableText"/>
+              <w:jc w:val="left"/>
+              <w:spacing w:before="0" w:after="0" w:line="320" w:lineRule="exact"/>
+            </w:pPr>
+            <w:r>
+              <w:rPr>
+                <w:rFonts w:ascii="Calibri" w:hAnsi="Calibri" w:eastAsia="Microsoft YaHei" w:cs="Calibri"/>
+                <w:sz w:val="18"/>
+                <w:szCs w:val="18"/>
+              </w:rPr>
+              <w:t xml:space="preserve">指标 3</w:t>
+            </w:r>
+          </w:p>
+        </w:tc>
+        <w:tc>
+          <w:tcPr/>
+          <w:p>
+            <w:pPr>
+              <w:pStyle w:val="TableText"/>
+              <w:jc w:val="left"/>
+              <w:spacing w:before="0" w:after="0" w:line="320" w:lineRule="exact"/>
+            </w:pPr>
+            <w:r>
+              <w:rPr>
+                <w:rFonts w:ascii="Calibri" w:hAnsi="Calibri" w:eastAsia="Microsoft YaHei" w:cs="Calibri"/>
+                <w:sz w:val="18"/>
+                <w:szCs w:val="18"/>
+              </w:rPr>
+              <w:t xml:space="preserve">两压力点的两个场景组均满足 UBCC 聚合均值更低</w:t>
+            </w:r>
+          </w:p>
+        </w:tc>
+        <w:tc>
+          <w:tcPr/>
+          <w:p>
+            <w:pPr>
+              <w:pStyle w:val="TableText"/>
+              <w:jc w:val="left"/>
+              <w:spacing w:before="0" w:after="0" w:line="320" w:lineRule="exact"/>
+            </w:pPr>
+            <w:r>
+              <w:rPr>
+                <w:rFonts w:ascii="Calibri" w:hAnsi="Calibri" w:eastAsia="Microsoft YaHei" w:cs="Calibri"/>
+                <w:sz w:val="18"/>
+                <w:szCs w:val="18"/>
+              </w:rPr>
+              <w:t xml:space="preserve">冻结 HA-VI 可执行参考模型，不代表物理芯片</w:t>
+            </w:r>
+          </w:p>
+        </w:tc>
+      </w:tr>
+      <w:tr>
+        <w:trPr>
+          <w:cantSplit/>
+        </w:trPr>
+        <w:tc>
+          <w:tcPr/>
+          <w:p>
+            <w:pPr>
+              <w:pStyle w:val="TableText"/>
+              <w:jc w:val="left"/>
+              <w:spacing w:before="0" w:after="0" w:line="320" w:lineRule="exact"/>
+            </w:pPr>
+            <w:r>
+              <w:rPr>
+                <w:rFonts w:ascii="Calibri" w:hAnsi="Calibri" w:eastAsia="Microsoft YaHei" w:cs="Calibri"/>
+                <w:sz w:val="18"/>
+                <w:szCs w:val="18"/>
+              </w:rPr>
+              <w:t xml:space="preserve">范围外</w:t>
+            </w:r>
+          </w:p>
+        </w:tc>
+        <w:tc>
+          <w:tcPr/>
+          <w:p>
+            <w:pPr>
+              <w:pStyle w:val="TableText"/>
+              <w:jc w:val="left"/>
+              <w:spacing w:before="0" w:after="0" w:line="320" w:lineRule="exact"/>
+            </w:pPr>
+            <w:r>
+              <w:rPr>
+                <w:rFonts w:ascii="Calibri" w:hAnsi="Calibri" w:eastAsia="Microsoft YaHei" w:cs="Calibri"/>
+                <w:sz w:val="18"/>
+                <w:szCs w:val="18"/>
+              </w:rPr>
+              <w:t xml:space="preserve">不作本次交付能力或性能主张</w:t>
+            </w:r>
+          </w:p>
+        </w:tc>
+        <w:tc>
+          <w:tcPr/>
+          <w:p>
+            <w:pPr>
+              <w:pStyle w:val="TableText"/>
+              <w:jc w:val="left"/>
+              <w:spacing w:before="0" w:after="0" w:line="320" w:lineRule="exact"/>
+            </w:pPr>
+            <w:r>
+              <w:rPr>
+                <w:rFonts w:ascii="Calibri" w:hAnsi="Calibri" w:eastAsia="Microsoft YaHei" w:cs="Calibri"/>
+                <w:sz w:val="18"/>
+                <w:szCs w:val="18"/>
+              </w:rPr>
+              <w:t xml:space="preserve">未建模客户硬件和端口级 Switch 微体系结构</w:t>
             </w:r>
           </w:p>
         </w:tc>
@@ -1101,29 +1031,18 @@
         <w:rPr>
           <w:rFonts w:ascii="Calibri" w:hAnsi="Calibri" w:eastAsia="SimHei" w:cs="Calibri"/>
         </w:rPr>
-        <w:t xml:space="preserve">1.3 完整结果覆盖</w:t>
-      </w:r>
-    </w:p>
-    <w:p>
-      <w:pPr>
-        <w:ind w:left="0" w:firstLine="420"/>
-      </w:pPr>
-      <w:r>
-        <w:rPr>
-          <w:rFonts w:ascii="Calibri" w:hAnsi="Calibri" w:eastAsia="Microsoft YaHei" w:cs="Calibri"/>
-        </w:rPr>
-        <w:t xml:space="preserve">正式性能结果分为合同计分集和支撑结果集：合同计分集给出最终 PASS 数值，支撑结果集验证</w:t>
-      </w:r>
-    </w:p>
-    <w:p>
-      <w:pPr>
-        <w:ind w:left="0" w:firstLine="420"/>
-      </w:pPr>
-      <w:r>
-        <w:rPr>
-          <w:rFonts w:ascii="Calibri" w:hAnsi="Calibri" w:eastAsia="Microsoft YaHei" w:cs="Calibri"/>
-        </w:rPr>
-        <w:t xml:space="preserve">容量机制、Backstore 生命周期、真实容量压力和代表应用的可迁移性。</w:t>
+        <w:t xml:space="preserve">1.3 正确性门禁</w:t>
+      </w:r>
+    </w:p>
+    <w:p>
+      <w:pPr>
+        <w:ind w:left="0" w:firstLine="420"/>
+      </w:pPr>
+      <w:r>
+        <w:rPr>
+          <w:rFonts w:ascii="Calibri" w:hAnsi="Calibri" w:eastAsia="Microsoft YaHei" w:cs="Calibri"/>
+        </w:rPr>
+        <w:t xml:space="preserve">性能结论以正确性验证为前提：</w:t>
       </w:r>
     </w:p>
     <w:tbl>
@@ -1160,7 +1079,7 @@
                 <w:sz w:val="18"/>
                 <w:szCs w:val="18"/>
               </w:rPr>
-              <w:t xml:space="preserve">结果层级</w:t>
+              <w:t xml:space="preserve">验证矩阵</w:t>
             </w:r>
           </w:p>
         </w:tc>
@@ -1181,7 +1100,7 @@
                 <w:sz w:val="18"/>
                 <w:szCs w:val="18"/>
               </w:rPr>
-              <w:t xml:space="preserve">Testcase</w:t>
+              <w:t xml:space="preserve">规模</w:t>
             </w:r>
           </w:p>
         </w:tc>
@@ -1202,270 +1121,307 @@
                 <w:sz w:val="18"/>
                 <w:szCs w:val="18"/>
               </w:rPr>
-              <w:t xml:space="preserve">论证职责</w:t>
-            </w:r>
-          </w:p>
-        </w:tc>
-      </w:tr>
-      <w:tr>
-        <w:trPr>
-          <w:cantSplit/>
-        </w:trPr>
-        <w:tc>
-          <w:tcPr/>
-          <w:p>
-            <w:pPr>
-              <w:pStyle w:val="TableText"/>
-              <w:jc w:val="left"/>
-              <w:spacing w:before="0" w:after="0" w:line="320" w:lineRule="exact"/>
-            </w:pPr>
-            <w:r>
-              <w:rPr>
-                <w:rFonts w:ascii="Calibri" w:hAnsi="Calibri" w:eastAsia="Microsoft YaHei" w:cs="Calibri"/>
-                <w:sz w:val="18"/>
-                <w:szCs w:val="18"/>
-              </w:rPr>
-              <w:t xml:space="preserve">合同计分集</w:t>
-            </w:r>
-          </w:p>
-        </w:tc>
-        <w:tc>
-          <w:tcPr/>
-          <w:p>
-            <w:pPr>
-              <w:pStyle w:val="TableText"/>
-              <w:jc w:val="left"/>
-              <w:spacing w:before="0" w:after="0" w:line="320" w:lineRule="exact"/>
-            </w:pPr>
-            <w:r>
-              <w:rPr>
-                <w:rFonts w:ascii="Calibri" w:hAnsi="Calibri" w:eastAsia="Microsoft YaHei" w:cs="Calibri"/>
-                <w:sz w:val="18"/>
-                <w:szCs w:val="18"/>
-              </w:rPr>
-              <w:t xml:space="preserve">TC131、TC135-TC140、TC217</w:t>
-            </w:r>
-          </w:p>
-        </w:tc>
-        <w:tc>
-          <w:tcPr/>
-          <w:p>
-            <w:pPr>
-              <w:pStyle w:val="TableText"/>
-              <w:jc w:val="left"/>
-              <w:spacing w:before="0" w:after="0" w:line="320" w:lineRule="exact"/>
-            </w:pPr>
-            <w:r>
-              <w:rPr>
-                <w:rFonts w:ascii="Calibri" w:hAnsi="Calibri" w:eastAsia="Microsoft YaHei" w:cs="Calibri"/>
-                <w:sz w:val="18"/>
-                <w:szCs w:val="18"/>
-              </w:rPr>
-              <w:t xml:space="preserve">计算指标 1/2 最终合同数值</w:t>
-            </w:r>
-          </w:p>
-        </w:tc>
-      </w:tr>
-      <w:tr>
-        <w:trPr>
-          <w:cantSplit/>
-        </w:trPr>
-        <w:tc>
-          <w:tcPr/>
-          <w:p>
-            <w:pPr>
-              <w:pStyle w:val="TableText"/>
-              <w:jc w:val="left"/>
-              <w:spacing w:before="0" w:after="0" w:line="320" w:lineRule="exact"/>
-            </w:pPr>
-            <w:r>
-              <w:rPr>
-                <w:rFonts w:ascii="Calibri" w:hAnsi="Calibri" w:eastAsia="Microsoft YaHei" w:cs="Calibri"/>
-                <w:sz w:val="18"/>
-                <w:szCs w:val="18"/>
-              </w:rPr>
-              <w:t xml:space="preserve">容量与机制集</w:t>
-            </w:r>
-          </w:p>
-        </w:tc>
-        <w:tc>
-          <w:tcPr/>
-          <w:p>
-            <w:pPr>
-              <w:pStyle w:val="TableText"/>
-              <w:jc w:val="left"/>
-              <w:spacing w:before="0" w:after="0" w:line="320" w:lineRule="exact"/>
-            </w:pPr>
-            <w:r>
-              <w:rPr>
-                <w:rFonts w:ascii="Calibri" w:hAnsi="Calibri" w:eastAsia="Microsoft YaHei" w:cs="Calibri"/>
-                <w:sz w:val="18"/>
-                <w:szCs w:val="18"/>
-              </w:rPr>
-              <w:t xml:space="preserve">TC120-TC129、TC141</w:t>
-            </w:r>
-          </w:p>
-        </w:tc>
-        <w:tc>
-          <w:tcPr/>
-          <w:p>
-            <w:pPr>
-              <w:pStyle w:val="TableText"/>
-              <w:jc w:val="left"/>
-              <w:spacing w:before="0" w:after="0" w:line="320" w:lineRule="exact"/>
-            </w:pPr>
-            <w:r>
-              <w:rPr>
-                <w:rFonts w:ascii="Calibri" w:hAnsi="Calibri" w:eastAsia="Microsoft YaHei" w:cs="Calibri"/>
-                <w:sz w:val="18"/>
-                <w:szCs w:val="18"/>
-              </w:rPr>
-              <w:t xml:space="preserve">验证访问模式、offload/onload、writeback、replay 和 shared-writer recovery</w:t>
-            </w:r>
-          </w:p>
-        </w:tc>
-      </w:tr>
-      <w:tr>
-        <w:trPr>
-          <w:cantSplit/>
-        </w:trPr>
-        <w:tc>
-          <w:tcPr/>
-          <w:p>
-            <w:pPr>
-              <w:pStyle w:val="TableText"/>
-              <w:jc w:val="left"/>
-              <w:spacing w:before="0" w:after="0" w:line="320" w:lineRule="exact"/>
-            </w:pPr>
-            <w:r>
-              <w:rPr>
-                <w:rFonts w:ascii="Calibri" w:hAnsi="Calibri" w:eastAsia="Microsoft YaHei" w:cs="Calibri"/>
-                <w:sz w:val="18"/>
-                <w:szCs w:val="18"/>
-              </w:rPr>
-              <w:t xml:space="preserve">真实容量压力集</w:t>
-            </w:r>
-          </w:p>
-        </w:tc>
-        <w:tc>
-          <w:tcPr/>
-          <w:p>
-            <w:pPr>
-              <w:pStyle w:val="TableText"/>
-              <w:jc w:val="left"/>
-              <w:spacing w:before="0" w:after="0" w:line="320" w:lineRule="exact"/>
-            </w:pPr>
-            <w:r>
-              <w:rPr>
-                <w:rFonts w:ascii="Calibri" w:hAnsi="Calibri" w:eastAsia="Microsoft YaHei" w:cs="Calibri"/>
-                <w:sz w:val="18"/>
-                <w:szCs w:val="18"/>
-              </w:rPr>
-              <w:t xml:space="preserve">TC130-TC134</w:t>
-            </w:r>
-          </w:p>
-        </w:tc>
-        <w:tc>
-          <w:tcPr/>
-          <w:p>
-            <w:pPr>
-              <w:pStyle w:val="TableText"/>
-              <w:jc w:val="left"/>
-              <w:spacing w:before="0" w:after="0" w:line="320" w:lineRule="exact"/>
-            </w:pPr>
-            <w:r>
-              <w:rPr>
-                <w:rFonts w:ascii="Calibri" w:hAnsi="Calibri" w:eastAsia="Microsoft YaHei" w:cs="Calibri"/>
-                <w:sz w:val="18"/>
-                <w:szCs w:val="18"/>
-              </w:rPr>
-              <w:t xml:space="preserve">验证热点复用、catalog、checkpoint、frontier 和 sliding window</w:t>
-            </w:r>
-          </w:p>
-        </w:tc>
-      </w:tr>
-      <w:tr>
-        <w:trPr>
-          <w:cantSplit/>
-        </w:trPr>
-        <w:tc>
-          <w:tcPr/>
-          <w:p>
-            <w:pPr>
-              <w:pStyle w:val="TableText"/>
-              <w:jc w:val="left"/>
-              <w:spacing w:before="0" w:after="0" w:line="320" w:lineRule="exact"/>
-            </w:pPr>
-            <w:r>
-              <w:rPr>
-                <w:rFonts w:ascii="Calibri" w:hAnsi="Calibri" w:eastAsia="Microsoft YaHei" w:cs="Calibri"/>
-                <w:sz w:val="18"/>
-                <w:szCs w:val="18"/>
-              </w:rPr>
-              <w:t xml:space="preserve">代表应用集</w:t>
-            </w:r>
-          </w:p>
-        </w:tc>
-        <w:tc>
-          <w:tcPr/>
-          <w:p>
-            <w:pPr>
-              <w:pStyle w:val="TableText"/>
-              <w:jc w:val="left"/>
-              <w:spacing w:before="0" w:after="0" w:line="320" w:lineRule="exact"/>
-            </w:pPr>
-            <w:r>
-              <w:rPr>
-                <w:rFonts w:ascii="Calibri" w:hAnsi="Calibri" w:eastAsia="Microsoft YaHei" w:cs="Calibri"/>
-                <w:sz w:val="18"/>
-                <w:szCs w:val="18"/>
-              </w:rPr>
-              <w:t xml:space="preserve">TC142-TC147</w:t>
-            </w:r>
-          </w:p>
-        </w:tc>
-        <w:tc>
-          <w:tcPr/>
-          <w:p>
-            <w:pPr>
-              <w:pStyle w:val="TableText"/>
-              <w:jc w:val="left"/>
-              <w:spacing w:before="0" w:after="0" w:line="320" w:lineRule="exact"/>
-            </w:pPr>
-            <w:r>
-              <w:rPr>
-                <w:rFonts w:ascii="Calibri" w:hAnsi="Calibri" w:eastAsia="Microsoft YaHei" w:cs="Calibri"/>
-                <w:sz w:val="18"/>
-                <w:szCs w:val="18"/>
-              </w:rPr>
-              <w:t xml:space="preserve">验证数据库、FaaS、图计算和 feature store 在 16N1S 下的应用价值</w:t>
+              <w:t xml:space="preserve">结果</w:t>
+            </w:r>
+          </w:p>
+        </w:tc>
+      </w:tr>
+      <w:tr>
+        <w:trPr>
+          <w:cantSplit/>
+        </w:trPr>
+        <w:tc>
+          <w:tcPr/>
+          <w:p>
+            <w:pPr>
+              <w:pStyle w:val="TableText"/>
+              <w:jc w:val="left"/>
+              <w:spacing w:before="0" w:after="0" w:line="320" w:lineRule="exact"/>
+            </w:pPr>
+            <w:r>
+              <w:rPr>
+                <w:rFonts w:ascii="Calibri" w:hAnsi="Calibri" w:eastAsia="Microsoft YaHei" w:cs="Calibri"/>
+                <w:sz w:val="18"/>
+                <w:szCs w:val="18"/>
+              </w:rPr>
+              <w:t xml:space="preserve">指标 1/2 legacy profile 矩阵</w:t>
+            </w:r>
+          </w:p>
+        </w:tc>
+        <w:tc>
+          <w:tcPr/>
+          <w:p>
+            <w:pPr>
+              <w:pStyle w:val="TableText"/>
+              <w:jc w:val="left"/>
+              <w:spacing w:before="0" w:after="0" w:line="320" w:lineRule="exact"/>
+            </w:pPr>
+            <w:r>
+              <w:rPr>
+                <w:rFonts w:ascii="Calibri" w:hAnsi="Calibri" w:eastAsia="Microsoft YaHei" w:cs="Calibri"/>
+                <w:sz w:val="18"/>
+                <w:szCs w:val="18"/>
+              </w:rPr>
+              <w:t xml:space="preserve">72 项</w:t>
+            </w:r>
+          </w:p>
+        </w:tc>
+        <w:tc>
+          <w:tcPr/>
+          <w:p>
+            <w:pPr>
+              <w:pStyle w:val="TableText"/>
+              <w:jc w:val="left"/>
+              <w:spacing w:before="0" w:after="0" w:line="320" w:lineRule="exact"/>
+            </w:pPr>
+            <w:r>
+              <w:rPr>
+                <w:rFonts w:ascii="Calibri" w:hAnsi="Calibri" w:eastAsia="Microsoft YaHei" w:cs="Calibri"/>
+                <w:sz w:val="18"/>
+                <w:szCs w:val="18"/>
+              </w:rPr>
+              <w:t xml:space="preserve">72/72 通过</w:t>
+            </w:r>
+          </w:p>
+        </w:tc>
+      </w:tr>
+      <w:tr>
+        <w:trPr>
+          <w:cantSplit/>
+        </w:trPr>
+        <w:tc>
+          <w:tcPr/>
+          <w:p>
+            <w:pPr>
+              <w:pStyle w:val="TableText"/>
+              <w:jc w:val="left"/>
+              <w:spacing w:before="0" w:after="0" w:line="320" w:lineRule="exact"/>
+            </w:pPr>
+            <w:r>
+              <w:rPr>
+                <w:rFonts w:ascii="Calibri" w:hAnsi="Calibri" w:eastAsia="Microsoft YaHei" w:cs="Calibri"/>
+                <w:sz w:val="18"/>
+                <w:szCs w:val="18"/>
+              </w:rPr>
+              <w:t xml:space="preserve">指标 1 修正时延独立矩阵</w:t>
+            </w:r>
+          </w:p>
+        </w:tc>
+        <w:tc>
+          <w:tcPr/>
+          <w:p>
+            <w:pPr>
+              <w:pStyle w:val="TableText"/>
+              <w:jc w:val="left"/>
+              <w:spacing w:before="0" w:after="0" w:line="320" w:lineRule="exact"/>
+            </w:pPr>
+            <w:r>
+              <w:rPr>
+                <w:rFonts w:ascii="Calibri" w:hAnsi="Calibri" w:eastAsia="Microsoft YaHei" w:cs="Calibri"/>
+                <w:sz w:val="18"/>
+                <w:szCs w:val="18"/>
+              </w:rPr>
+              <w:t xml:space="preserve">6 arms</w:t>
+            </w:r>
+          </w:p>
+        </w:tc>
+        <w:tc>
+          <w:tcPr/>
+          <w:p>
+            <w:pPr>
+              <w:pStyle w:val="TableText"/>
+              <w:jc w:val="left"/>
+              <w:spacing w:before="0" w:after="0" w:line="320" w:lineRule="exact"/>
+            </w:pPr>
+            <w:r>
+              <w:rPr>
+                <w:rFonts w:ascii="Calibri" w:hAnsi="Calibri" w:eastAsia="Microsoft YaHei" w:cs="Calibri"/>
+                <w:sz w:val="18"/>
+                <w:szCs w:val="18"/>
+              </w:rPr>
+              <w:t xml:space="preserve">6/6 通过</w:t>
+            </w:r>
+          </w:p>
+        </w:tc>
+      </w:tr>
+      <w:tr>
+        <w:trPr>
+          <w:cantSplit/>
+        </w:trPr>
+        <w:tc>
+          <w:tcPr/>
+          <w:p>
+            <w:pPr>
+              <w:pStyle w:val="TableText"/>
+              <w:jc w:val="left"/>
+              <w:spacing w:before="0" w:after="0" w:line="320" w:lineRule="exact"/>
+            </w:pPr>
+            <w:r>
+              <w:rPr>
+                <w:rFonts w:ascii="Calibri" w:hAnsi="Calibri" w:eastAsia="Microsoft YaHei" w:cs="Calibri"/>
+                <w:sz w:val="18"/>
+                <w:szCs w:val="18"/>
+              </w:rPr>
+              <w:t xml:space="preserve">指标 3 配对矩阵</w:t>
+            </w:r>
+          </w:p>
+        </w:tc>
+        <w:tc>
+          <w:tcPr/>
+          <w:p>
+            <w:pPr>
+              <w:pStyle w:val="TableText"/>
+              <w:jc w:val="left"/>
+              <w:spacing w:before="0" w:after="0" w:line="320" w:lineRule="exact"/>
+            </w:pPr>
+            <w:r>
+              <w:rPr>
+                <w:rFonts w:ascii="Calibri" w:hAnsi="Calibri" w:eastAsia="Microsoft YaHei" w:cs="Calibri"/>
+                <w:sz w:val="18"/>
+                <w:szCs w:val="18"/>
+              </w:rPr>
+              <w:t xml:space="preserve">160 arms</w:t>
+            </w:r>
+          </w:p>
+        </w:tc>
+        <w:tc>
+          <w:tcPr/>
+          <w:p>
+            <w:pPr>
+              <w:pStyle w:val="TableText"/>
+              <w:jc w:val="left"/>
+              <w:spacing w:before="0" w:after="0" w:line="320" w:lineRule="exact"/>
+            </w:pPr>
+            <w:r>
+              <w:rPr>
+                <w:rFonts w:ascii="Calibri" w:hAnsi="Calibri" w:eastAsia="Microsoft YaHei" w:cs="Calibri"/>
+                <w:sz w:val="18"/>
+                <w:szCs w:val="18"/>
+              </w:rPr>
+              <w:t xml:space="preserve">160/160 通过</w:t>
+            </w:r>
+          </w:p>
+        </w:tc>
+      </w:tr>
+      <w:tr>
+        <w:trPr>
+          <w:cantSplit/>
+        </w:trPr>
+        <w:tc>
+          <w:tcPr/>
+          <w:p>
+            <w:pPr>
+              <w:pStyle w:val="TableText"/>
+              <w:jc w:val="left"/>
+              <w:spacing w:before="0" w:after="0" w:line="320" w:lineRule="exact"/>
+            </w:pPr>
+            <w:r>
+              <w:rPr>
+                <w:rFonts w:ascii="Calibri" w:hAnsi="Calibri" w:eastAsia="Microsoft YaHei" w:cs="Calibri"/>
+                <w:sz w:val="18"/>
+                <w:szCs w:val="18"/>
+              </w:rPr>
+              <w:t xml:space="preserve">重型回归</w:t>
+            </w:r>
+          </w:p>
+        </w:tc>
+        <w:tc>
+          <w:tcPr/>
+          <w:p>
+            <w:pPr>
+              <w:pStyle w:val="TableText"/>
+              <w:jc w:val="left"/>
+              <w:spacing w:before="0" w:after="0" w:line="320" w:lineRule="exact"/>
+            </w:pPr>
+            <w:r>
+              <w:rPr>
+                <w:rFonts w:ascii="Calibri" w:hAnsi="Calibri" w:eastAsia="Microsoft YaHei" w:cs="Calibri"/>
+                <w:sz w:val="18"/>
+                <w:szCs w:val="18"/>
+              </w:rPr>
+              <w:t xml:space="preserve">6 项</w:t>
+            </w:r>
+          </w:p>
+        </w:tc>
+        <w:tc>
+          <w:tcPr/>
+          <w:p>
+            <w:pPr>
+              <w:pStyle w:val="TableText"/>
+              <w:jc w:val="left"/>
+              <w:spacing w:before="0" w:after="0" w:line="320" w:lineRule="exact"/>
+            </w:pPr>
+            <w:r>
+              <w:rPr>
+                <w:rFonts w:ascii="Calibri" w:hAnsi="Calibri" w:eastAsia="Microsoft YaHei" w:cs="Calibri"/>
+                <w:sz w:val="18"/>
+                <w:szCs w:val="18"/>
+              </w:rPr>
+              <w:t xml:space="preserve">6/6 通过</w:t>
+            </w:r>
+          </w:p>
+        </w:tc>
+      </w:tr>
+      <w:tr>
+        <w:trPr>
+          <w:cantSplit/>
+        </w:trPr>
+        <w:tc>
+          <w:tcPr/>
+          <w:p>
+            <w:pPr>
+              <w:pStyle w:val="TableText"/>
+              <w:jc w:val="left"/>
+              <w:spacing w:before="0" w:after="0" w:line="320" w:lineRule="exact"/>
+            </w:pPr>
+            <w:r>
+              <w:rPr>
+                <w:rFonts w:ascii="Calibri" w:hAnsi="Calibri" w:eastAsia="Microsoft YaHei" w:cs="Calibri"/>
+                <w:sz w:val="18"/>
+                <w:szCs w:val="18"/>
+              </w:rPr>
+              <w:t xml:space="preserve">Q1-Q5 故障资格</w:t>
+            </w:r>
+          </w:p>
+        </w:tc>
+        <w:tc>
+          <w:tcPr/>
+          <w:p>
+            <w:pPr>
+              <w:pStyle w:val="TableText"/>
+              <w:jc w:val="left"/>
+              <w:spacing w:before="0" w:after="0" w:line="320" w:lineRule="exact"/>
+            </w:pPr>
+            <w:r>
+              <w:rPr>
+                <w:rFonts w:ascii="Calibri" w:hAnsi="Calibri" w:eastAsia="Microsoft YaHei" w:cs="Calibri"/>
+                <w:sz w:val="18"/>
+                <w:szCs w:val="18"/>
+              </w:rPr>
+              <w:t xml:space="preserve">52 项</w:t>
+            </w:r>
+          </w:p>
+        </w:tc>
+        <w:tc>
+          <w:tcPr/>
+          <w:p>
+            <w:pPr>
+              <w:pStyle w:val="TableText"/>
+              <w:jc w:val="left"/>
+              <w:spacing w:before="0" w:after="0" w:line="320" w:lineRule="exact"/>
+            </w:pPr>
+            <w:r>
+              <w:rPr>
+                <w:rFonts w:ascii="Calibri" w:hAnsi="Calibri" w:eastAsia="Microsoft YaHei" w:cs="Calibri"/>
+                <w:sz w:val="18"/>
+                <w:szCs w:val="18"/>
+              </w:rPr>
+              <w:t xml:space="preserve">52/52 通过</w:t>
             </w:r>
           </w:p>
         </w:tc>
       </w:tr>
     </w:tbl>
-    <w:p>
-      <w:pPr>
-        <w:ind w:left="0" w:firstLine="420"/>
-      </w:pPr>
-      <w:r>
-        <w:rPr>
-          <w:rFonts w:ascii="Calibri" w:hAnsi="Calibri" w:eastAsia="Microsoft YaHei" w:cs="Calibri"/>
-        </w:rPr>
-        <w:t xml:space="preserve">支撑 testcase 不重复加入合同总分；它们用于说明 UBCC 的收益来源和适用场景，并排除合同</w:t>
-      </w:r>
-    </w:p>
-    <w:p>
-      <w:pPr>
-        <w:ind w:left="0" w:firstLine="420"/>
-      </w:pPr>
-      <w:r>
-        <w:rPr>
-          <w:rFonts w:ascii="Calibri" w:hAnsi="Calibri" w:eastAsia="Microsoft YaHei" w:cs="Calibri"/>
-        </w:rPr>
-        <w:t xml:space="preserve">结果由单一 workload 产生的替代解释。</w:t>
-      </w:r>
-    </w:p>
     <w:p>
       <w:pPr>
         <w:pStyle w:val="Heading3"/>
@@ -1475,75 +1431,29 @@
         <w:rPr>
           <w:rFonts w:ascii="Calibri" w:hAnsi="Calibri" w:eastAsia="SimHei" w:cs="Calibri"/>
         </w:rPr>
-        <w:t xml:space="preserve">1.4 指标 3 适用范围</w:t>
-      </w:r>
-    </w:p>
-    <w:p>
-      <w:pPr>
-        <w:ind w:left="0" w:firstLine="420"/>
-      </w:pPr>
-      <w:r>
-        <w:rPr>
-          <w:rFonts w:ascii="Calibri" w:hAnsi="Calibri" w:eastAsia="Microsoft YaHei" w:cs="Calibri"/>
-        </w:rPr>
-        <w:t xml:space="preserve">指标 3 以 HA-VI 可执行参考模型为对照，冻结条件为 2N1S、O3、单向完成语义以及 100%</w:t>
-      </w:r>
-    </w:p>
-    <w:p>
-      <w:pPr>
-        <w:ind w:left="0" w:firstLine="420"/>
-      </w:pPr>
-      <w:r>
-        <w:rPr>
-          <w:rFonts w:ascii="Calibri" w:hAnsi="Calibri" w:eastAsia="Microsoft YaHei" w:cs="Calibri"/>
-        </w:rPr>
-        <w:t xml:space="preserve">和 150% L3 压力。该比较用于评估 UBCC 与冻结参考模型在相同 workload 和完成边界下的</w:t>
-      </w:r>
-    </w:p>
-    <w:p>
-      <w:pPr>
-        <w:ind w:left="0" w:firstLine="420"/>
-      </w:pPr>
-      <w:r>
-        <w:rPr>
-          <w:rFonts w:ascii="Calibri" w:hAnsi="Calibri" w:eastAsia="Microsoft YaHei" w:cs="Calibri"/>
-        </w:rPr>
-        <w:t xml:space="preserve">协议时延，不等同于客户物理芯片实测。</w:t>
-      </w:r>
-    </w:p>
-    <w:p>
-      <w:pPr>
-        <w:pStyle w:val="Heading2"/>
-        <w:keepNext/>
-      </w:pPr>
-      <w:r>
-        <w:rPr>
-          <w:rFonts w:ascii="Calibri" w:hAnsi="Calibri" w:eastAsia="SimHei" w:cs="Calibri"/>
-        </w:rPr>
-        <w:t xml:space="preserve">2. 验收方法</w:t>
-      </w:r>
-    </w:p>
-    <w:p>
-      <w:pPr>
-        <w:pStyle w:val="Heading3"/>
-        <w:keepNext/>
-      </w:pPr>
-      <w:r>
-        <w:rPr>
-          <w:rFonts w:ascii="Calibri" w:hAnsi="Calibri" w:eastAsia="SimHei" w:cs="Calibri"/>
-        </w:rPr>
-        <w:t xml:space="preserve">2.1 Profile 定义</w:t>
-      </w:r>
-    </w:p>
-    <w:p>
-      <w:pPr>
-        <w:ind w:left="0" w:firstLine="420"/>
-      </w:pPr>
-      <w:r>
-        <w:rPr>
-          <w:rFonts w:ascii="Calibri" w:hAnsi="Calibri" w:eastAsia="Microsoft YaHei" w:cs="Calibri"/>
-        </w:rPr>
-        <w:t xml:space="preserve">指标 1/2 的基础配置使用三个 profile：</w:t>
+        <w:t xml:space="preserve">1.4 完整结果覆盖</w:t>
+      </w:r>
+    </w:p>
+    <w:p>
+      <w:pPr>
+        <w:ind w:left="0" w:firstLine="420"/>
+      </w:pPr>
+      <w:r>
+        <w:rPr>
+          <w:rFonts w:ascii="Calibri" w:hAnsi="Calibri" w:eastAsia="Microsoft YaHei" w:cs="Calibri"/>
+        </w:rPr>
+        <w:t xml:space="preserve">正式性能结果分为合同计分集和支撑结果集：合同计分集给出最终 PASS 数值，支撑结果集验证</w:t>
+      </w:r>
+    </w:p>
+    <w:p>
+      <w:pPr>
+        <w:ind w:left="0" w:firstLine="420"/>
+      </w:pPr>
+      <w:r>
+        <w:rPr>
+          <w:rFonts w:ascii="Calibri" w:hAnsi="Calibri" w:eastAsia="Microsoft YaHei" w:cs="Calibri"/>
+        </w:rPr>
+        <w:t xml:space="preserve">容量机制、Backstore 生命周期、真实容量压力和代表应用的可迁移性。</w:t>
       </w:r>
     </w:p>
     <w:tbl>
@@ -1580,7 +1490,7 @@
                 <w:sz w:val="18"/>
                 <w:szCs w:val="18"/>
               </w:rPr>
-              <w:t xml:space="preserve">Profile</w:t>
+              <w:t xml:space="preserve">结果层级</w:t>
             </w:r>
           </w:p>
         </w:tc>
@@ -1601,7 +1511,7 @@
                 <w:sz w:val="18"/>
                 <w:szCs w:val="18"/>
               </w:rPr>
-              <w:t xml:space="preserve">目录策略</w:t>
+              <w:t xml:space="preserve">Testcase</w:t>
             </w:r>
           </w:p>
         </w:tc>
@@ -1622,27 +1532,6 @@
                 <w:sz w:val="18"/>
                 <w:szCs w:val="18"/>
               </w:rPr>
-              <w:t xml:space="preserve">时延优化</w:t>
-            </w:r>
-          </w:p>
-        </w:tc>
-        <w:tc>
-          <w:tcPr>
-            <w:shd w:val="clear" w:color="auto" w:fill="D9E2F3"/>
-          </w:tcPr>
-          <w:p>
-            <w:pPr>
-              <w:pStyle w:val="TableText"/>
-              <w:jc w:val="left"/>
-              <w:spacing w:before="0" w:after="0" w:line="320" w:lineRule="exact"/>
-            </w:pPr>
-            <w:r>
-              <w:rPr>
-                <w:rFonts w:ascii="Calibri" w:hAnsi="Calibri" w:eastAsia="SimHei" w:cs="Calibri"/>
-                <w:b/>
-                <w:sz w:val="18"/>
-                <w:szCs w:val="18"/>
-              </w:rPr>
               <w:t xml:space="preserve">论证职责</w:t>
             </w:r>
           </w:p>
@@ -1666,215 +1555,220 @@
                 <w:sz w:val="18"/>
                 <w:szCs w:val="18"/>
               </w:rPr>
-              <w:t xml:space="preserve">naive</w:t>
-            </w:r>
-          </w:p>
-        </w:tc>
-        <w:tc>
-          <w:tcPr/>
-          <w:p>
-            <w:pPr>
-              <w:pStyle w:val="TableText"/>
-              <w:jc w:val="left"/>
-              <w:spacing w:before="0" w:after="0" w:line="320" w:lineRule="exact"/>
-            </w:pPr>
-            <w:r>
-              <w:rPr>
-                <w:rFonts w:ascii="Calibri" w:hAnsi="Calibri" w:eastAsia="Microsoft YaHei" w:cs="Calibri"/>
-                <w:sz w:val="18"/>
-                <w:szCs w:val="18"/>
-              </w:rPr>
-              <w:t xml:space="preserve">ResidentDir 满时直接替换</w:t>
-            </w:r>
-          </w:p>
-        </w:tc>
-        <w:tc>
-          <w:tcPr/>
-          <w:p>
-            <w:pPr>
-              <w:pStyle w:val="TableText"/>
-              <w:jc w:val="left"/>
-              <w:spacing w:before="0" w:after="0" w:line="320" w:lineRule="exact"/>
-            </w:pPr>
-            <w:r>
-              <w:rPr>
-                <w:rFonts w:ascii="Calibri" w:hAnsi="Calibri" w:eastAsia="Microsoft YaHei" w:cs="Calibri"/>
-                <w:sz w:val="18"/>
-                <w:szCs w:val="18"/>
-              </w:rPr>
-              <w:t xml:space="preserve">关闭</w:t>
-            </w:r>
-          </w:p>
-        </w:tc>
-        <w:tc>
-          <w:tcPr/>
-          <w:p>
-            <w:pPr>
-              <w:pStyle w:val="TableText"/>
-              <w:jc w:val="left"/>
-              <w:spacing w:before="0" w:after="0" w:line="320" w:lineRule="exact"/>
-            </w:pPr>
-            <w:r>
-              <w:rPr>
-                <w:rFonts w:ascii="Calibri" w:hAnsi="Calibri" w:eastAsia="Microsoft YaHei" w:cs="Calibri"/>
-                <w:sz w:val="18"/>
-                <w:szCs w:val="18"/>
-              </w:rPr>
-              <w:t xml:space="preserve">固定 SRAM 基线</w:t>
-            </w:r>
-          </w:p>
-        </w:tc>
-      </w:tr>
-      <w:tr>
-        <w:trPr>
-          <w:cantSplit/>
-        </w:trPr>
-        <w:tc>
-          <w:tcPr/>
-          <w:p>
-            <w:pPr>
-              <w:pStyle w:val="TableText"/>
-              <w:jc w:val="left"/>
-              <w:spacing w:before="0" w:after="0" w:line="320" w:lineRule="exact"/>
-            </w:pPr>
-            <w:r>
-              <w:rPr>
-                <w:rFonts w:ascii="Calibri" w:hAnsi="Calibri" w:eastAsia="Microsoft YaHei" w:cs="Calibri"/>
-                <w:sz w:val="18"/>
-                <w:szCs w:val="18"/>
-              </w:rPr>
-              <w:t xml:space="preserve">spill-noopt</w:t>
-            </w:r>
-          </w:p>
-        </w:tc>
-        <w:tc>
-          <w:tcPr/>
-          <w:p>
-            <w:pPr>
-              <w:pStyle w:val="TableText"/>
-              <w:jc w:val="left"/>
-              <w:spacing w:before="0" w:after="0" w:line="320" w:lineRule="exact"/>
-            </w:pPr>
-            <w:r>
-              <w:rPr>
-                <w:rFonts w:ascii="Calibri" w:hAnsi="Calibri" w:eastAsia="Microsoft YaHei" w:cs="Calibri"/>
-                <w:sz w:val="18"/>
-                <w:szCs w:val="18"/>
-              </w:rPr>
-              <w:t xml:space="preserve">ResidentDir + Backstore</w:t>
-            </w:r>
-          </w:p>
-        </w:tc>
-        <w:tc>
-          <w:tcPr/>
-          <w:p>
-            <w:pPr>
-              <w:pStyle w:val="TableText"/>
-              <w:jc w:val="left"/>
-              <w:spacing w:before="0" w:after="0" w:line="320" w:lineRule="exact"/>
-            </w:pPr>
-            <w:r>
-              <w:rPr>
-                <w:rFonts w:ascii="Calibri" w:hAnsi="Calibri" w:eastAsia="Microsoft YaHei" w:cs="Calibri"/>
-                <w:sz w:val="18"/>
-                <w:szCs w:val="18"/>
-              </w:rPr>
-              <w:t xml:space="preserve">关闭</w:t>
-            </w:r>
-          </w:p>
-        </w:tc>
-        <w:tc>
-          <w:tcPr/>
-          <w:p>
-            <w:pPr>
-              <w:pStyle w:val="TableText"/>
-              <w:jc w:val="left"/>
-              <w:spacing w:before="0" w:after="0" w:line="320" w:lineRule="exact"/>
-            </w:pPr>
-            <w:r>
-              <w:rPr>
-                <w:rFonts w:ascii="Calibri" w:hAnsi="Calibri" w:eastAsia="Microsoft YaHei" w:cs="Calibri"/>
-                <w:sz w:val="18"/>
-                <w:szCs w:val="18"/>
-              </w:rPr>
-              <w:t xml:space="preserve">证明容量扩展本身的收益与成本</w:t>
-            </w:r>
-          </w:p>
-        </w:tc>
-      </w:tr>
-      <w:tr>
-        <w:trPr>
-          <w:cantSplit/>
-        </w:trPr>
-        <w:tc>
-          <w:tcPr/>
-          <w:p>
-            <w:pPr>
-              <w:pStyle w:val="TableText"/>
-              <w:jc w:val="left"/>
-              <w:spacing w:before="0" w:after="0" w:line="320" w:lineRule="exact"/>
-            </w:pPr>
-            <w:r>
-              <w:rPr>
-                <w:rFonts w:ascii="Calibri" w:hAnsi="Calibri" w:eastAsia="Microsoft YaHei" w:cs="Calibri"/>
-                <w:sz w:val="18"/>
-                <w:szCs w:val="18"/>
-              </w:rPr>
-              <w:t xml:space="preserve">optimized</w:t>
-            </w:r>
-          </w:p>
-        </w:tc>
-        <w:tc>
-          <w:tcPr/>
-          <w:p>
-            <w:pPr>
-              <w:pStyle w:val="TableText"/>
-              <w:jc w:val="left"/>
-              <w:spacing w:before="0" w:after="0" w:line="320" w:lineRule="exact"/>
-            </w:pPr>
-            <w:r>
-              <w:rPr>
-                <w:rFonts w:ascii="Calibri" w:hAnsi="Calibri" w:eastAsia="Microsoft YaHei" w:cs="Calibri"/>
-                <w:sz w:val="18"/>
-                <w:szCs w:val="18"/>
-              </w:rPr>
-              <w:t xml:space="preserve">ResidentDir + Backstore</w:t>
-            </w:r>
-          </w:p>
-        </w:tc>
-        <w:tc>
-          <w:tcPr/>
-          <w:p>
-            <w:pPr>
-              <w:pStyle w:val="TableText"/>
-              <w:jc w:val="left"/>
-              <w:spacing w:before="0" w:after="0" w:line="320" w:lineRule="exact"/>
-            </w:pPr>
-            <w:r>
-              <w:rPr>
-                <w:rFonts w:ascii="Calibri" w:hAnsi="Calibri" w:eastAsia="Microsoft YaHei" w:cs="Calibri"/>
-                <w:sz w:val="18"/>
-                <w:szCs w:val="18"/>
-              </w:rPr>
-              <w:t xml:space="preserve">开启</w:t>
-            </w:r>
-          </w:p>
-        </w:tc>
-        <w:tc>
-          <w:tcPr/>
-          <w:p>
-            <w:pPr>
-              <w:pStyle w:val="TableText"/>
-              <w:jc w:val="left"/>
-              <w:spacing w:before="0" w:after="0" w:line="320" w:lineRule="exact"/>
-            </w:pPr>
-            <w:r>
-              <w:rPr>
-                <w:rFonts w:ascii="Calibri" w:hAnsi="Calibri" w:eastAsia="Microsoft YaHei" w:cs="Calibri"/>
-                <w:sz w:val="18"/>
-                <w:szCs w:val="18"/>
-              </w:rPr>
-              <w:t xml:space="preserve">证明协议优化后的应用场景价值</w:t>
+              <w:t xml:space="preserve">合同计分集</w:t>
+            </w:r>
+          </w:p>
+        </w:tc>
+        <w:tc>
+          <w:tcPr/>
+          <w:p>
+            <w:pPr>
+              <w:pStyle w:val="TableText"/>
+              <w:jc w:val="left"/>
+              <w:spacing w:before="0" w:after="0" w:line="320" w:lineRule="exact"/>
+            </w:pPr>
+            <w:r>
+              <w:rPr>
+                <w:rFonts w:ascii="Calibri" w:hAnsi="Calibri" w:eastAsia="Microsoft YaHei" w:cs="Calibri"/>
+                <w:sz w:val="18"/>
+                <w:szCs w:val="18"/>
+              </w:rPr>
+              <w:t xml:space="preserve">TC131、TC135-TC140、TC217</w:t>
+            </w:r>
+          </w:p>
+        </w:tc>
+        <w:tc>
+          <w:tcPr/>
+          <w:p>
+            <w:pPr>
+              <w:pStyle w:val="TableText"/>
+              <w:jc w:val="left"/>
+              <w:spacing w:before="0" w:after="0" w:line="320" w:lineRule="exact"/>
+            </w:pPr>
+            <w:r>
+              <w:rPr>
+                <w:rFonts w:ascii="Calibri" w:hAnsi="Calibri" w:eastAsia="Microsoft YaHei" w:cs="Calibri"/>
+                <w:sz w:val="18"/>
+                <w:szCs w:val="18"/>
+              </w:rPr>
+              <w:t xml:space="preserve">计算指标 1/2 最终合同数值</w:t>
+            </w:r>
+          </w:p>
+        </w:tc>
+      </w:tr>
+      <w:tr>
+        <w:trPr>
+          <w:cantSplit/>
+        </w:trPr>
+        <w:tc>
+          <w:tcPr/>
+          <w:p>
+            <w:pPr>
+              <w:pStyle w:val="TableText"/>
+              <w:jc w:val="left"/>
+              <w:spacing w:before="0" w:after="0" w:line="320" w:lineRule="exact"/>
+            </w:pPr>
+            <w:r>
+              <w:rPr>
+                <w:rFonts w:ascii="Calibri" w:hAnsi="Calibri" w:eastAsia="Microsoft YaHei" w:cs="Calibri"/>
+                <w:sz w:val="18"/>
+                <w:szCs w:val="18"/>
+              </w:rPr>
+              <w:t xml:space="preserve">容量与机制集</w:t>
+            </w:r>
+          </w:p>
+        </w:tc>
+        <w:tc>
+          <w:tcPr/>
+          <w:p>
+            <w:pPr>
+              <w:pStyle w:val="TableText"/>
+              <w:jc w:val="left"/>
+              <w:spacing w:before="0" w:after="0" w:line="320" w:lineRule="exact"/>
+            </w:pPr>
+            <w:r>
+              <w:rPr>
+                <w:rFonts w:ascii="Calibri" w:hAnsi="Calibri" w:eastAsia="Microsoft YaHei" w:cs="Calibri"/>
+                <w:sz w:val="18"/>
+                <w:szCs w:val="18"/>
+              </w:rPr>
+              <w:t xml:space="preserve">TC120-TC129、TC141</w:t>
+            </w:r>
+          </w:p>
+        </w:tc>
+        <w:tc>
+          <w:tcPr/>
+          <w:p>
+            <w:pPr>
+              <w:pStyle w:val="TableText"/>
+              <w:jc w:val="left"/>
+              <w:spacing w:before="0" w:after="0" w:line="320" w:lineRule="exact"/>
+            </w:pPr>
+            <w:r>
+              <w:rPr>
+                <w:rFonts w:ascii="Calibri" w:hAnsi="Calibri" w:eastAsia="Microsoft YaHei" w:cs="Calibri"/>
+                <w:sz w:val="18"/>
+                <w:szCs w:val="18"/>
+              </w:rPr>
+              <w:t xml:space="preserve">验证访问模式、offload/onload、writeback、replay 和 shared-writer recovery</w:t>
+            </w:r>
+          </w:p>
+        </w:tc>
+      </w:tr>
+      <w:tr>
+        <w:trPr>
+          <w:cantSplit/>
+        </w:trPr>
+        <w:tc>
+          <w:tcPr/>
+          <w:p>
+            <w:pPr>
+              <w:pStyle w:val="TableText"/>
+              <w:jc w:val="left"/>
+              <w:spacing w:before="0" w:after="0" w:line="320" w:lineRule="exact"/>
+            </w:pPr>
+            <w:r>
+              <w:rPr>
+                <w:rFonts w:ascii="Calibri" w:hAnsi="Calibri" w:eastAsia="Microsoft YaHei" w:cs="Calibri"/>
+                <w:sz w:val="18"/>
+                <w:szCs w:val="18"/>
+              </w:rPr>
+              <w:t xml:space="preserve">真实容量压力集</w:t>
+            </w:r>
+          </w:p>
+        </w:tc>
+        <w:tc>
+          <w:tcPr/>
+          <w:p>
+            <w:pPr>
+              <w:pStyle w:val="TableText"/>
+              <w:jc w:val="left"/>
+              <w:spacing w:before="0" w:after="0" w:line="320" w:lineRule="exact"/>
+            </w:pPr>
+            <w:r>
+              <w:rPr>
+                <w:rFonts w:ascii="Calibri" w:hAnsi="Calibri" w:eastAsia="Microsoft YaHei" w:cs="Calibri"/>
+                <w:sz w:val="18"/>
+                <w:szCs w:val="18"/>
+              </w:rPr>
+              <w:t xml:space="preserve">TC130-TC134</w:t>
+            </w:r>
+          </w:p>
+        </w:tc>
+        <w:tc>
+          <w:tcPr/>
+          <w:p>
+            <w:pPr>
+              <w:pStyle w:val="TableText"/>
+              <w:jc w:val="left"/>
+              <w:spacing w:before="0" w:after="0" w:line="320" w:lineRule="exact"/>
+            </w:pPr>
+            <w:r>
+              <w:rPr>
+                <w:rFonts w:ascii="Calibri" w:hAnsi="Calibri" w:eastAsia="Microsoft YaHei" w:cs="Calibri"/>
+                <w:sz w:val="18"/>
+                <w:szCs w:val="18"/>
+              </w:rPr>
+              <w:t xml:space="preserve">验证热点复用、catalog、checkpoint、frontier 和 sliding window</w:t>
+            </w:r>
+          </w:p>
+        </w:tc>
+      </w:tr>
+      <w:tr>
+        <w:trPr>
+          <w:cantSplit/>
+        </w:trPr>
+        <w:tc>
+          <w:tcPr/>
+          <w:p>
+            <w:pPr>
+              <w:pStyle w:val="TableText"/>
+              <w:jc w:val="left"/>
+              <w:spacing w:before="0" w:after="0" w:line="320" w:lineRule="exact"/>
+            </w:pPr>
+            <w:r>
+              <w:rPr>
+                <w:rFonts w:ascii="Calibri" w:hAnsi="Calibri" w:eastAsia="Microsoft YaHei" w:cs="Calibri"/>
+                <w:sz w:val="18"/>
+                <w:szCs w:val="18"/>
+              </w:rPr>
+              <w:t xml:space="preserve">代表应用集</w:t>
+            </w:r>
+          </w:p>
+        </w:tc>
+        <w:tc>
+          <w:tcPr/>
+          <w:p>
+            <w:pPr>
+              <w:pStyle w:val="TableText"/>
+              <w:jc w:val="left"/>
+              <w:spacing w:before="0" w:after="0" w:line="320" w:lineRule="exact"/>
+            </w:pPr>
+            <w:r>
+              <w:rPr>
+                <w:rFonts w:ascii="Calibri" w:hAnsi="Calibri" w:eastAsia="Microsoft YaHei" w:cs="Calibri"/>
+                <w:sz w:val="18"/>
+                <w:szCs w:val="18"/>
+              </w:rPr>
+              <w:t xml:space="preserve">TC142-TC147</w:t>
+            </w:r>
+          </w:p>
+        </w:tc>
+        <w:tc>
+          <w:tcPr/>
+          <w:p>
+            <w:pPr>
+              <w:pStyle w:val="TableText"/>
+              <w:jc w:val="left"/>
+              <w:spacing w:before="0" w:after="0" w:line="320" w:lineRule="exact"/>
+            </w:pPr>
+            <w:r>
+              <w:rPr>
+                <w:rFonts w:ascii="Calibri" w:hAnsi="Calibri" w:eastAsia="Microsoft YaHei" w:cs="Calibri"/>
+                <w:sz w:val="18"/>
+                <w:szCs w:val="18"/>
+              </w:rPr>
+              <w:t xml:space="preserve">验证数据库、FaaS、图计算和 feature store 在 16N1S 下的应用价值</w:t>
             </w:r>
           </w:p>
         </w:tc>
@@ -1888,18 +1782,18 @@
         <w:rPr>
           <w:rFonts w:ascii="Calibri" w:hAnsi="Calibri" w:eastAsia="Microsoft YaHei" w:cs="Calibri"/>
         </w:rPr>
-        <w:t xml:space="preserve">Metric1 在此基础上把 spill-noopt 分成两个显式实验角色：spill-512K 和</w:t>
-      </w:r>
-    </w:p>
-    <w:p>
-      <w:pPr>
-        <w:ind w:left="0" w:firstLine="420"/>
-      </w:pPr>
-      <w:r>
-        <w:rPr>
-          <w:rFonts w:ascii="Calibri" w:hAnsi="Calibri" w:eastAsia="Microsoft YaHei" w:cs="Calibri"/>
-        </w:rPr>
-        <w:t xml:space="preserve">spill-IdealDir；naive 仅用于容量分母。</w:t>
+        <w:t xml:space="preserve">支撑 testcase 不重复加入合同总分；它们用于说明 UBCC 的收益来源和适用场景，并排除合同</w:t>
+      </w:r>
+    </w:p>
+    <w:p>
+      <w:pPr>
+        <w:ind w:left="0" w:firstLine="420"/>
+      </w:pPr>
+      <w:r>
+        <w:rPr>
+          <w:rFonts w:ascii="Calibri" w:hAnsi="Calibri" w:eastAsia="Microsoft YaHei" w:cs="Calibri"/>
+        </w:rPr>
+        <w:t xml:space="preserve">结果由单一 workload 产生的替代解释。</w:t>
       </w:r>
     </w:p>
     <w:p>
@@ -1911,51 +1805,52 @@
         <w:rPr>
           <w:rFonts w:ascii="Calibri" w:hAnsi="Calibri" w:eastAsia="SimHei" w:cs="Calibri"/>
         </w:rPr>
-        <w:t xml:space="preserve">2.2 指标 1 口径</w:t>
-      </w:r>
-    </w:p>
-    <w:p>
-      <w:pPr>
-        <w:ind w:left="0" w:firstLine="420"/>
-      </w:pPr>
-      <w:r>
-        <w:rPr>
-          <w:rFonts w:ascii="Calibri" w:hAnsi="Calibri" w:eastAsia="Microsoft YaHei" w:cs="Calibri"/>
-        </w:rPr>
-        <w:t xml:space="preserve">指标 1 包含两个子项：</w:t>
-      </w:r>
-    </w:p>
-    <w:p>
-      <w:pPr>
-        <w:ind w:left="0" w:firstLine="420"/>
-      </w:pPr>
-      <w:r>
-        <w:rPr>
-          <w:rFonts w:ascii="Calibri" w:hAnsi="Calibri" w:eastAsia="Microsoft YaHei" w:cs="Calibri"/>
-        </w:rPr>
-        <w:t xml:space="preserve">1. spill / naive 等效追踪容量比不低于 1.5，其中 spill 为 512K 容量约束角色；</w:t>
-      </w:r>
-    </w:p>
-    <w:p>
-      <w:pPr>
-        <w:ind w:left="0" w:firstLine="420"/>
-      </w:pPr>
-      <w:r>
-        <w:rPr>
-          <w:rFonts w:ascii="Calibri" w:hAnsi="Calibri" w:eastAsia="Microsoft YaHei" w:cs="Calibri"/>
-        </w:rPr>
-        <w:t xml:space="preserve">2. spill-512K - spill-IdealDir 的已完成 Outer 事件平均时延增量低于 50 cycles。</w:t>
-      </w:r>
-    </w:p>
-    <w:p>
-      <w:pPr>
-        <w:ind w:left="0" w:firstLine="420"/>
-      </w:pPr>
-      <w:r>
-        <w:rPr>
-          <w:rFonts w:ascii="Calibri" w:hAnsi="Calibri" w:eastAsia="Microsoft YaHei" w:cs="Calibri"/>
-        </w:rPr>
-        <w:t xml:space="preserve">等效追踪容量按 ResidentDir 与已持久化 Backstore 元数据的去重覆盖量计算。</w:t>
+        <w:t xml:space="preserve">1.5 指标 3 适用范围</w:t>
+      </w:r>
+    </w:p>
+    <w:p>
+      <w:pPr>
+        <w:ind w:left="0" w:firstLine="420"/>
+      </w:pPr>
+      <w:r>
+        <w:rPr>
+          <w:rFonts w:ascii="Calibri" w:hAnsi="Calibri" w:eastAsia="Microsoft YaHei" w:cs="Calibri"/>
+        </w:rPr>
+        <w:t xml:space="preserve">指标 3 以 HA-VI 可执行参考模型为对照，冻结条件为 2N1S、O3、单向完成语义以及 100%</w:t>
+      </w:r>
+    </w:p>
+    <w:p>
+      <w:pPr>
+        <w:ind w:left="0" w:firstLine="420"/>
+      </w:pPr>
+      <w:r>
+        <w:rPr>
+          <w:rFonts w:ascii="Calibri" w:hAnsi="Calibri" w:eastAsia="Microsoft YaHei" w:cs="Calibri"/>
+        </w:rPr>
+        <w:t xml:space="preserve">和 150% L3 压力。该比较用于评估 UBCC 与冻结参考模型在相同 workload 和完成边界下的</w:t>
+      </w:r>
+    </w:p>
+    <w:p>
+      <w:pPr>
+        <w:ind w:left="0" w:firstLine="420"/>
+      </w:pPr>
+      <w:r>
+        <w:rPr>
+          <w:rFonts w:ascii="Calibri" w:hAnsi="Calibri" w:eastAsia="Microsoft YaHei" w:cs="Calibri"/>
+        </w:rPr>
+        <w:t xml:space="preserve">协议时延，不等同于客户物理芯片实测。</w:t>
+      </w:r>
+    </w:p>
+    <w:p>
+      <w:pPr>
+        <w:pStyle w:val="Heading2"/>
+        <w:keepNext/>
+      </w:pPr>
+      <w:r>
+        <w:rPr>
+          <w:rFonts w:ascii="Calibri" w:hAnsi="Calibri" w:eastAsia="SimHei" w:cs="Calibri"/>
+        </w:rPr>
+        <w:t xml:space="preserve">2. 验收方法</w:t>
       </w:r>
     </w:p>
     <w:p>
@@ -1967,342 +1862,18 @@
         <w:rPr>
           <w:rFonts w:ascii="Calibri" w:hAnsi="Calibri" w:eastAsia="SimHei" w:cs="Calibri"/>
         </w:rPr>
-        <w:t xml:space="preserve">2.3 指标 2 口径</w:t>
-      </w:r>
-    </w:p>
-    <w:p>
-      <w:pPr>
-        <w:ind w:left="0" w:firstLine="420"/>
-      </w:pPr>
-      <w:r>
-        <w:rPr>
-          <w:rFonts w:ascii="Calibri" w:hAnsi="Calibri" w:eastAsia="Microsoft YaHei" w:cs="Calibri"/>
-        </w:rPr>
-        <w:t xml:space="preserve">指标 2 比较 optimized 与 naive。冻结规则为：</w:t>
-      </w:r>
-    </w:p>
-    <w:p>
-      <w:pPr>
-        <w:ind w:left="360" w:firstLine="0"/>
-      </w:pPr>
-      <w:r>
-        <w:rPr>
-          <w:rFonts w:ascii="Calibri" w:hAnsi="Calibri" w:eastAsia="Microsoft YaHei" w:cs="Calibri"/>
-        </w:rPr>
-        <w:t xml:space="preserve">• naive 平均时延不低于 500 ns 的场景进入聚合；</w:t>
-      </w:r>
-    </w:p>
-    <w:p>
-      <w:pPr>
-        <w:ind w:left="360" w:firstLine="0"/>
-      </w:pPr>
-      <w:r>
-        <w:rPr>
-          <w:rFonts w:ascii="Calibri" w:hAnsi="Calibri" w:eastAsia="Microsoft YaHei" w:cs="Calibri"/>
-        </w:rPr>
-        <w:t xml:space="preserve">• 每个适用场景贡献一个百分比降幅；</w:t>
-      </w:r>
-    </w:p>
-    <w:p>
-      <w:pPr>
-        <w:ind w:left="360" w:firstLine="0"/>
-      </w:pPr>
-      <w:r>
-        <w:rPr>
-          <w:rFonts w:ascii="Calibri" w:hAnsi="Calibri" w:eastAsia="Microsoft YaHei" w:cs="Calibri"/>
-        </w:rPr>
-        <w:t xml:space="preserve">• 适用场景按 case 等权平均；</w:t>
-      </w:r>
-    </w:p>
-    <w:p>
-      <w:pPr>
-        <w:ind w:left="360" w:firstLine="0"/>
-      </w:pPr>
-      <w:r>
-        <w:rPr>
-          <w:rFonts w:ascii="Calibri" w:hAnsi="Calibri" w:eastAsia="Microsoft YaHei" w:cs="Calibri"/>
-        </w:rPr>
-        <w:t xml:space="preserve">• 所有计划场景均执行，低时延中性场景保留为控制项。</w:t>
-      </w:r>
-    </w:p>
-    <w:p>
-      <w:pPr>
-        <w:pStyle w:val="Heading3"/>
-        <w:keepNext/>
-      </w:pPr>
-      <w:r>
-        <w:rPr>
-          <w:rFonts w:ascii="Calibri" w:hAnsi="Calibri" w:eastAsia="SimHei" w:cs="Calibri"/>
-        </w:rPr>
-        <w:t xml:space="preserve">2.4 指标 3 口径</w:t>
-      </w:r>
-    </w:p>
-    <w:p>
-      <w:pPr>
-        <w:ind w:left="0" w:firstLine="420"/>
-      </w:pPr>
-      <w:r>
-        <w:rPr>
-          <w:rFonts w:ascii="Calibri" w:hAnsi="Calibri" w:eastAsia="Microsoft YaHei" w:cs="Calibri"/>
-        </w:rPr>
-        <w:t xml:space="preserve">指标 3 采用五对 UBCC/HA-VI 配对运行，并在两个 L3 压力点分别判定：</w:t>
-      </w:r>
-    </w:p>
-    <w:p>
-      <w:pPr>
-        <w:ind w:left="360" w:firstLine="0"/>
-      </w:pPr>
-      <w:r>
-        <w:rPr>
-          <w:rFonts w:ascii="Calibri" w:hAnsi="Calibri" w:eastAsia="Microsoft YaHei" w:cs="Calibri"/>
-        </w:rPr>
-        <w:t xml:space="preserve">• 核心场景组：TC228、TC229、TC230 各占 1/3；</w:t>
-      </w:r>
-    </w:p>
-    <w:p>
-      <w:pPr>
-        <w:ind w:left="360" w:firstLine="0"/>
-      </w:pPr>
-      <w:r>
-        <w:rPr>
-          <w:rFonts w:ascii="Calibri" w:hAnsi="Calibri" w:eastAsia="Microsoft YaHei" w:cs="Calibri"/>
-        </w:rPr>
-        <w:t xml:space="preserve">• 代表场景组：TC231-TC235 各占 1/5。</w:t>
-      </w:r>
-    </w:p>
-    <w:p>
-      <w:pPr>
-        <w:ind w:left="0" w:firstLine="420"/>
-      </w:pPr>
-      <w:r>
-        <w:rPr>
-          <w:rFonts w:ascii="Calibri" w:hAnsi="Calibri" w:eastAsia="Microsoft YaHei" w:cs="Calibri"/>
-        </w:rPr>
-        <w:t xml:space="preserve">代表场景组每个 testcase 只贡献一个主值：</w:t>
-      </w:r>
-    </w:p>
-    <w:p>
-      <w:pPr>
-        <w:ind w:left="360" w:firstLine="0"/>
-      </w:pPr>
-      <w:r>
-        <w:rPr>
-          <w:rFonts w:ascii="Calibri" w:hAnsi="Calibri" w:eastAsia="Microsoft YaHei" w:cs="Calibri"/>
-        </w:rPr>
-        <w:t xml:space="preserve">• TC231：clean shared read；</w:t>
-      </w:r>
-    </w:p>
-    <w:p>
-      <w:pPr>
-        <w:ind w:left="360" w:firstLine="0"/>
-      </w:pPr>
-      <w:r>
-        <w:rPr>
-          <w:rFonts w:ascii="Calibri" w:hAnsi="Calibri" w:eastAsia="Microsoft YaHei" w:cs="Calibri"/>
-        </w:rPr>
-        <w:t xml:space="preserve">• TC232：2/3 × hot-key read + 1/3 × hot-key write；</w:t>
-      </w:r>
-    </w:p>
-    <w:p>
-      <w:pPr>
-        <w:ind w:left="360" w:firstLine="0"/>
-      </w:pPr>
-      <w:r>
-        <w:rPr>
-          <w:rFonts w:ascii="Calibri" w:hAnsi="Calibri" w:eastAsia="Microsoft YaHei" w:cs="Calibri"/>
-        </w:rPr>
-        <w:t xml:space="preserve">• TC233：producer-consumer service；</w:t>
-      </w:r>
-    </w:p>
-    <w:p>
-      <w:pPr>
-        <w:ind w:left="360" w:firstLine="0"/>
-      </w:pPr>
-      <w:r>
-        <w:rPr>
-          <w:rFonts w:ascii="Calibri" w:hAnsi="Calibri" w:eastAsia="Microsoft YaHei" w:cs="Calibri"/>
-        </w:rPr>
-        <w:t xml:space="preserve">• TC234：queued-token end-to-end；</w:t>
-      </w:r>
-    </w:p>
-    <w:p>
-      <w:pPr>
-        <w:ind w:left="360" w:firstLine="0"/>
-      </w:pPr>
-      <w:r>
-        <w:rPr>
-          <w:rFonts w:ascii="Calibri" w:hAnsi="Calibri" w:eastAsia="Microsoft YaHei" w:cs="Calibri"/>
-        </w:rPr>
-        <w:t xml:space="preserve">• TC235：catalog-KV end-to-end。</w:t>
-      </w:r>
-    </w:p>
-    <w:p>
-      <w:pPr>
-        <w:ind w:left="0" w:firstLine="420"/>
-      </w:pPr>
-      <w:r>
-        <w:rPr>
-          <w:rFonts w:ascii="Calibri" w:hAnsi="Calibri" w:eastAsia="Microsoft YaHei" w:cs="Calibri"/>
-        </w:rPr>
-        <w:t xml:space="preserve">判据为严格的 UBCC 平均时延 &lt; HA-VI 平均时延。</w:t>
-      </w:r>
-    </w:p>
-    <w:p>
-      <w:pPr>
-        <w:pStyle w:val="Heading3"/>
-        <w:keepNext/>
-      </w:pPr>
-      <w:r>
-        <w:rPr>
-          <w:rFonts w:ascii="Calibri" w:hAnsi="Calibri" w:eastAsia="SimHei" w:cs="Calibri"/>
-        </w:rPr>
-        <w:t xml:space="preserve">2.5 完成边界</w:t>
-      </w:r>
-    </w:p>
-    <w:p>
-      <w:pPr>
-        <w:ind w:left="0" w:firstLine="420"/>
-      </w:pPr>
-      <w:r>
-        <w:rPr>
-          <w:rFonts w:ascii="Calibri" w:hAnsi="Calibri" w:eastAsia="Microsoft YaHei" w:cs="Calibri"/>
-        </w:rPr>
-        <w:t xml:space="preserve">所有比较遵循发布事件原则：只统计满足冻结完成条件并已经发布完成事件的根操作。开始点为</w:t>
-      </w:r>
-    </w:p>
-    <w:p>
-      <w:pPr>
-        <w:ind w:left="0" w:firstLine="420"/>
-      </w:pPr>
-      <w:r>
-        <w:rPr>
-          <w:rFonts w:ascii="Calibri" w:hAnsi="Calibri" w:eastAsia="Microsoft YaHei" w:cs="Calibri"/>
-        </w:rPr>
-        <w:t xml:space="preserve">workload 发起目标操作，结束点为数据和权限满足该 workload 的可观察完成条件。未完成事件、</w:t>
-      </w:r>
-    </w:p>
-    <w:p>
-      <w:pPr>
-        <w:ind w:left="0" w:firstLine="420"/>
-      </w:pPr>
-      <w:r>
-        <w:rPr>
-          <w:rFonts w:ascii="Calibri" w:hAnsi="Calibri" w:eastAsia="Microsoft YaHei" w:cs="Calibri"/>
-        </w:rPr>
-        <w:t xml:space="preserve">内部服务计时和诊断子阶段不进入聚合。</w:t>
-      </w:r>
-    </w:p>
-    <w:p>
-      <w:pPr>
-        <w:pStyle w:val="Heading3"/>
-        <w:keepNext/>
-      </w:pPr>
-      <w:r>
-        <w:rPr>
-          <w:rFonts w:ascii="Calibri" w:hAnsi="Calibri" w:eastAsia="SimHei" w:cs="Calibri"/>
-        </w:rPr>
-        <w:t xml:space="preserve">2.6 计分集与支撑集</w:t>
-      </w:r>
-    </w:p>
-    <w:p>
-      <w:pPr>
-        <w:ind w:left="0" w:firstLine="420"/>
-      </w:pPr>
-      <w:r>
-        <w:rPr>
-          <w:rFonts w:ascii="Calibri" w:hAnsi="Calibri" w:eastAsia="Microsoft YaHei" w:cs="Calibri"/>
-        </w:rPr>
-        <w:t xml:space="preserve">合同计分集的 testcase、权重和门槛在评审前冻结。支撑集按各自明确职责报告，不将未冻结</w:t>
-      </w:r>
-    </w:p>
-    <w:p>
-      <w:pPr>
-        <w:ind w:left="0" w:firstLine="420"/>
-      </w:pPr>
-      <w:r>
-        <w:rPr>
-          <w:rFonts w:ascii="Calibri" w:hAnsi="Calibri" w:eastAsia="Microsoft YaHei" w:cs="Calibri"/>
-        </w:rPr>
-        <w:t xml:space="preserve">权重的场景混合成额外总分：</w:t>
-      </w:r>
-    </w:p>
-    <w:p>
-      <w:pPr>
-        <w:ind w:left="360" w:firstLine="0"/>
-      </w:pPr>
-      <w:r>
-        <w:rPr>
-          <w:rFonts w:ascii="Calibri" w:hAnsi="Calibri" w:eastAsia="Microsoft YaHei" w:cs="Calibri"/>
-        </w:rPr>
-        <w:t xml:space="preserve">• TC120-TC124 比较多类访问模式下的完整场景行为；</w:t>
-      </w:r>
-    </w:p>
-    <w:p>
-      <w:pPr>
-        <w:ind w:left="360" w:firstLine="0"/>
-      </w:pPr>
-      <w:r>
-        <w:rPr>
-          <w:rFonts w:ascii="Calibri" w:hAnsi="Calibri" w:eastAsia="Microsoft YaHei" w:cs="Calibri"/>
-        </w:rPr>
-        <w:t xml:space="preserve">• TC125-TC129 验证 Backstore 机制路径的完成性；</w:t>
-      </w:r>
-    </w:p>
-    <w:p>
-      <w:pPr>
-        <w:ind w:left="360" w:firstLine="0"/>
-      </w:pPr>
-      <w:r>
-        <w:rPr>
-          <w:rFonts w:ascii="Calibri" w:hAnsi="Calibri" w:eastAsia="Microsoft YaHei" w:cs="Calibri"/>
-        </w:rPr>
-        <w:t xml:space="preserve">• TC130-TC134 展示固定容量压力下的真实数据复用场景；</w:t>
-      </w:r>
-    </w:p>
-    <w:p>
-      <w:pPr>
-        <w:ind w:left="360" w:firstLine="0"/>
-      </w:pPr>
-      <w:r>
-        <w:rPr>
-          <w:rFonts w:ascii="Calibri" w:hAnsi="Calibri" w:eastAsia="Microsoft YaHei" w:cs="Calibri"/>
-        </w:rPr>
-        <w:t xml:space="preserve">• TC141 验证 spill 后 shared-to-writer 恢复；</w:t>
-      </w:r>
-    </w:p>
-    <w:p>
-      <w:pPr>
-        <w:ind w:left="360" w:firstLine="0"/>
-      </w:pPr>
-      <w:r>
-        <w:rPr>
-          <w:rFonts w:ascii="Calibri" w:hAnsi="Calibri" w:eastAsia="Microsoft YaHei" w:cs="Calibri"/>
-        </w:rPr>
-        <w:t xml:space="preserve">• TC142-TC147 展示 16N1S 代表应用结果。</w:t>
-      </w:r>
-    </w:p>
-    <w:p>
-      <w:pPr>
-        <w:pStyle w:val="Heading2"/>
-        <w:keepNext/>
-      </w:pPr>
-      <w:r>
-        <w:rPr>
-          <w:rFonts w:ascii="Calibri" w:hAnsi="Calibri" w:eastAsia="SimHei" w:cs="Calibri"/>
-        </w:rPr>
-        <w:t xml:space="preserve">3. 指标 1：等效追踪容量与附加时延</w:t>
-      </w:r>
-    </w:p>
-    <w:p>
-      <w:pPr>
-        <w:pStyle w:val="Heading3"/>
-        <w:keepNext/>
-      </w:pPr>
-      <w:r>
-        <w:rPr>
-          <w:rFonts w:ascii="Calibri" w:hAnsi="Calibri" w:eastAsia="SimHei" w:cs="Calibri"/>
-        </w:rPr>
-        <w:t xml:space="preserve">3.1 结果</w:t>
+        <w:t xml:space="preserve">2.1 Profile 定义</w:t>
+      </w:r>
+    </w:p>
+    <w:p>
+      <w:pPr>
+        <w:ind w:left="0" w:firstLine="420"/>
+      </w:pPr>
+      <w:r>
+        <w:rPr>
+          <w:rFonts w:ascii="Calibri" w:hAnsi="Calibri" w:eastAsia="Microsoft YaHei" w:cs="Calibri"/>
+        </w:rPr>
+        <w:t xml:space="preserve">指标 1/2 的基础配置使用三个 profile：</w:t>
       </w:r>
     </w:p>
     <w:tbl>
@@ -2339,7 +1910,7 @@
                 <w:sz w:val="18"/>
                 <w:szCs w:val="18"/>
               </w:rPr>
-              <w:t xml:space="preserve">子项</w:t>
+              <w:t xml:space="preserve">Profile</w:t>
             </w:r>
           </w:p>
         </w:tc>
@@ -2360,7 +1931,7 @@
                 <w:sz w:val="18"/>
                 <w:szCs w:val="18"/>
               </w:rPr>
-              <w:t xml:space="preserve">比较角色</w:t>
+              <w:t xml:space="preserve">目录策略</w:t>
             </w:r>
           </w:p>
         </w:tc>
@@ -2381,7 +1952,7 @@
                 <w:sz w:val="18"/>
                 <w:szCs w:val="18"/>
               </w:rPr>
-              <w:t xml:space="preserve">最终结果</w:t>
+              <w:t xml:space="preserve">时延优化</w:t>
             </w:r>
           </w:p>
         </w:tc>
@@ -2402,6 +1973,853 @@
                 <w:sz w:val="18"/>
                 <w:szCs w:val="18"/>
               </w:rPr>
+              <w:t xml:space="preserve">论证职责</w:t>
+            </w:r>
+          </w:p>
+        </w:tc>
+      </w:tr>
+      <w:tr>
+        <w:trPr>
+          <w:cantSplit/>
+        </w:trPr>
+        <w:tc>
+          <w:tcPr/>
+          <w:p>
+            <w:pPr>
+              <w:pStyle w:val="TableText"/>
+              <w:jc w:val="left"/>
+              <w:spacing w:before="0" w:after="0" w:line="320" w:lineRule="exact"/>
+            </w:pPr>
+            <w:r>
+              <w:rPr>
+                <w:rFonts w:ascii="Calibri" w:hAnsi="Calibri" w:eastAsia="Microsoft YaHei" w:cs="Calibri"/>
+                <w:sz w:val="18"/>
+                <w:szCs w:val="18"/>
+              </w:rPr>
+              <w:t xml:space="preserve">naive</w:t>
+            </w:r>
+          </w:p>
+        </w:tc>
+        <w:tc>
+          <w:tcPr/>
+          <w:p>
+            <w:pPr>
+              <w:pStyle w:val="TableText"/>
+              <w:jc w:val="left"/>
+              <w:spacing w:before="0" w:after="0" w:line="320" w:lineRule="exact"/>
+            </w:pPr>
+            <w:r>
+              <w:rPr>
+                <w:rFonts w:ascii="Calibri" w:hAnsi="Calibri" w:eastAsia="Microsoft YaHei" w:cs="Calibri"/>
+                <w:sz w:val="18"/>
+                <w:szCs w:val="18"/>
+              </w:rPr>
+              <w:t xml:space="preserve">ResidentDir 满时直接替换</w:t>
+            </w:r>
+          </w:p>
+        </w:tc>
+        <w:tc>
+          <w:tcPr/>
+          <w:p>
+            <w:pPr>
+              <w:pStyle w:val="TableText"/>
+              <w:jc w:val="left"/>
+              <w:spacing w:before="0" w:after="0" w:line="320" w:lineRule="exact"/>
+            </w:pPr>
+            <w:r>
+              <w:rPr>
+                <w:rFonts w:ascii="Calibri" w:hAnsi="Calibri" w:eastAsia="Microsoft YaHei" w:cs="Calibri"/>
+                <w:sz w:val="18"/>
+                <w:szCs w:val="18"/>
+              </w:rPr>
+              <w:t xml:space="preserve">关闭</w:t>
+            </w:r>
+          </w:p>
+        </w:tc>
+        <w:tc>
+          <w:tcPr/>
+          <w:p>
+            <w:pPr>
+              <w:pStyle w:val="TableText"/>
+              <w:jc w:val="left"/>
+              <w:spacing w:before="0" w:after="0" w:line="320" w:lineRule="exact"/>
+            </w:pPr>
+            <w:r>
+              <w:rPr>
+                <w:rFonts w:ascii="Calibri" w:hAnsi="Calibri" w:eastAsia="Microsoft YaHei" w:cs="Calibri"/>
+                <w:sz w:val="18"/>
+                <w:szCs w:val="18"/>
+              </w:rPr>
+              <w:t xml:space="preserve">固定 SRAM 基线</w:t>
+            </w:r>
+          </w:p>
+        </w:tc>
+      </w:tr>
+      <w:tr>
+        <w:trPr>
+          <w:cantSplit/>
+        </w:trPr>
+        <w:tc>
+          <w:tcPr/>
+          <w:p>
+            <w:pPr>
+              <w:pStyle w:val="TableText"/>
+              <w:jc w:val="left"/>
+              <w:spacing w:before="0" w:after="0" w:line="320" w:lineRule="exact"/>
+            </w:pPr>
+            <w:r>
+              <w:rPr>
+                <w:rFonts w:ascii="Calibri" w:hAnsi="Calibri" w:eastAsia="Microsoft YaHei" w:cs="Calibri"/>
+                <w:sz w:val="18"/>
+                <w:szCs w:val="18"/>
+              </w:rPr>
+              <w:t xml:space="preserve">spill-noopt</w:t>
+            </w:r>
+          </w:p>
+        </w:tc>
+        <w:tc>
+          <w:tcPr/>
+          <w:p>
+            <w:pPr>
+              <w:pStyle w:val="TableText"/>
+              <w:jc w:val="left"/>
+              <w:spacing w:before="0" w:after="0" w:line="320" w:lineRule="exact"/>
+            </w:pPr>
+            <w:r>
+              <w:rPr>
+                <w:rFonts w:ascii="Calibri" w:hAnsi="Calibri" w:eastAsia="Microsoft YaHei" w:cs="Calibri"/>
+                <w:sz w:val="18"/>
+                <w:szCs w:val="18"/>
+              </w:rPr>
+              <w:t xml:space="preserve">ResidentDir + Backstore</w:t>
+            </w:r>
+          </w:p>
+        </w:tc>
+        <w:tc>
+          <w:tcPr/>
+          <w:p>
+            <w:pPr>
+              <w:pStyle w:val="TableText"/>
+              <w:jc w:val="left"/>
+              <w:spacing w:before="0" w:after="0" w:line="320" w:lineRule="exact"/>
+            </w:pPr>
+            <w:r>
+              <w:rPr>
+                <w:rFonts w:ascii="Calibri" w:hAnsi="Calibri" w:eastAsia="Microsoft YaHei" w:cs="Calibri"/>
+                <w:sz w:val="18"/>
+                <w:szCs w:val="18"/>
+              </w:rPr>
+              <w:t xml:space="preserve">关闭</w:t>
+            </w:r>
+          </w:p>
+        </w:tc>
+        <w:tc>
+          <w:tcPr/>
+          <w:p>
+            <w:pPr>
+              <w:pStyle w:val="TableText"/>
+              <w:jc w:val="left"/>
+              <w:spacing w:before="0" w:after="0" w:line="320" w:lineRule="exact"/>
+            </w:pPr>
+            <w:r>
+              <w:rPr>
+                <w:rFonts w:ascii="Calibri" w:hAnsi="Calibri" w:eastAsia="Microsoft YaHei" w:cs="Calibri"/>
+                <w:sz w:val="18"/>
+                <w:szCs w:val="18"/>
+              </w:rPr>
+              <w:t xml:space="preserve">证明容量扩展本身的收益与成本</w:t>
+            </w:r>
+          </w:p>
+        </w:tc>
+      </w:tr>
+      <w:tr>
+        <w:trPr>
+          <w:cantSplit/>
+        </w:trPr>
+        <w:tc>
+          <w:tcPr/>
+          <w:p>
+            <w:pPr>
+              <w:pStyle w:val="TableText"/>
+              <w:jc w:val="left"/>
+              <w:spacing w:before="0" w:after="0" w:line="320" w:lineRule="exact"/>
+            </w:pPr>
+            <w:r>
+              <w:rPr>
+                <w:rFonts w:ascii="Calibri" w:hAnsi="Calibri" w:eastAsia="Microsoft YaHei" w:cs="Calibri"/>
+                <w:sz w:val="18"/>
+                <w:szCs w:val="18"/>
+              </w:rPr>
+              <w:t xml:space="preserve">optimized</w:t>
+            </w:r>
+          </w:p>
+        </w:tc>
+        <w:tc>
+          <w:tcPr/>
+          <w:p>
+            <w:pPr>
+              <w:pStyle w:val="TableText"/>
+              <w:jc w:val="left"/>
+              <w:spacing w:before="0" w:after="0" w:line="320" w:lineRule="exact"/>
+            </w:pPr>
+            <w:r>
+              <w:rPr>
+                <w:rFonts w:ascii="Calibri" w:hAnsi="Calibri" w:eastAsia="Microsoft YaHei" w:cs="Calibri"/>
+                <w:sz w:val="18"/>
+                <w:szCs w:val="18"/>
+              </w:rPr>
+              <w:t xml:space="preserve">ResidentDir + Backstore</w:t>
+            </w:r>
+          </w:p>
+        </w:tc>
+        <w:tc>
+          <w:tcPr/>
+          <w:p>
+            <w:pPr>
+              <w:pStyle w:val="TableText"/>
+              <w:jc w:val="left"/>
+              <w:spacing w:before="0" w:after="0" w:line="320" w:lineRule="exact"/>
+            </w:pPr>
+            <w:r>
+              <w:rPr>
+                <w:rFonts w:ascii="Calibri" w:hAnsi="Calibri" w:eastAsia="Microsoft YaHei" w:cs="Calibri"/>
+                <w:sz w:val="18"/>
+                <w:szCs w:val="18"/>
+              </w:rPr>
+              <w:t xml:space="preserve">开启</w:t>
+            </w:r>
+          </w:p>
+        </w:tc>
+        <w:tc>
+          <w:tcPr/>
+          <w:p>
+            <w:pPr>
+              <w:pStyle w:val="TableText"/>
+              <w:jc w:val="left"/>
+              <w:spacing w:before="0" w:after="0" w:line="320" w:lineRule="exact"/>
+            </w:pPr>
+            <w:r>
+              <w:rPr>
+                <w:rFonts w:ascii="Calibri" w:hAnsi="Calibri" w:eastAsia="Microsoft YaHei" w:cs="Calibri"/>
+                <w:sz w:val="18"/>
+                <w:szCs w:val="18"/>
+              </w:rPr>
+              <w:t xml:space="preserve">证明协议优化后的应用场景价值</w:t>
+            </w:r>
+          </w:p>
+        </w:tc>
+      </w:tr>
+    </w:tbl>
+    <w:p>
+      <w:pPr>
+        <w:ind w:left="0" w:firstLine="420"/>
+      </w:pPr>
+      <w:r>
+        <w:rPr>
+          <w:rFonts w:ascii="Calibri" w:hAnsi="Calibri" w:eastAsia="Microsoft YaHei" w:cs="Calibri"/>
+        </w:rPr>
+        <w:t xml:space="preserve">Metric1 在此基础上把 spill-noopt 分成两个显式实验角色：spill-512K 和</w:t>
+      </w:r>
+    </w:p>
+    <w:p>
+      <w:pPr>
+        <w:ind w:left="0" w:firstLine="420"/>
+      </w:pPr>
+      <w:r>
+        <w:rPr>
+          <w:rFonts w:ascii="Calibri" w:hAnsi="Calibri" w:eastAsia="Microsoft YaHei" w:cs="Calibri"/>
+        </w:rPr>
+        <w:t xml:space="preserve">spill-IdealDir；naive 仅用于容量分母。</w:t>
+      </w:r>
+    </w:p>
+    <w:p>
+      <w:pPr>
+        <w:pStyle w:val="Heading3"/>
+        <w:keepNext/>
+      </w:pPr>
+      <w:r>
+        <w:rPr>
+          <w:rFonts w:ascii="Calibri" w:hAnsi="Calibri" w:eastAsia="SimHei" w:cs="Calibri"/>
+        </w:rPr>
+        <w:t xml:space="preserve">2.2 指标 1 口径</w:t>
+      </w:r>
+    </w:p>
+    <w:p>
+      <w:pPr>
+        <w:ind w:left="0" w:firstLine="420"/>
+      </w:pPr>
+      <w:r>
+        <w:rPr>
+          <w:rFonts w:ascii="Calibri" w:hAnsi="Calibri" w:eastAsia="Microsoft YaHei" w:cs="Calibri"/>
+        </w:rPr>
+        <w:t xml:space="preserve">指标 1 包含两个子项：</w:t>
+      </w:r>
+    </w:p>
+    <w:p>
+      <w:pPr>
+        <w:ind w:left="0" w:firstLine="420"/>
+      </w:pPr>
+      <w:r>
+        <w:rPr>
+          <w:rFonts w:ascii="Calibri" w:hAnsi="Calibri" w:eastAsia="Microsoft YaHei" w:cs="Calibri"/>
+        </w:rPr>
+        <w:t xml:space="preserve">1. spill / naive 等效追踪容量比不低于 1.5，其中 spill 为 512K 容量约束角色；</w:t>
+      </w:r>
+    </w:p>
+    <w:p>
+      <w:pPr>
+        <w:ind w:left="0" w:firstLine="420"/>
+      </w:pPr>
+      <w:r>
+        <w:rPr>
+          <w:rFonts w:ascii="Calibri" w:hAnsi="Calibri" w:eastAsia="Microsoft YaHei" w:cs="Calibri"/>
+        </w:rPr>
+        <w:t xml:space="preserve">2. spill-512K - spill-IdealDir 的已完成 Outer 事件平均时延增量低于 50 cycles。</w:t>
+      </w:r>
+    </w:p>
+    <w:p>
+      <w:pPr>
+        <w:ind w:left="0" w:firstLine="420"/>
+      </w:pPr>
+      <w:r>
+        <w:rPr>
+          <w:rFonts w:ascii="Calibri" w:hAnsi="Calibri" w:eastAsia="Microsoft YaHei" w:cs="Calibri"/>
+        </w:rPr>
+        <w:t xml:space="preserve">等效追踪容量按 ResidentDir 与已持久化 Backstore 元数据的去重覆盖量计算。</w:t>
+      </w:r>
+    </w:p>
+    <w:p>
+      <w:pPr>
+        <w:ind w:left="0" w:firstLine="420"/>
+      </w:pPr>
+      <w:r>
+        <w:rPr>
+          <w:rFonts w:ascii="Calibri" w:hAnsi="Calibri" w:eastAsia="Microsoft YaHei" w:cs="Calibri"/>
+        </w:rPr>
+        <w:t xml:space="preserve">当前保留证据不是一个已经完成的三角色 3×3 九运行矩阵。容量值来自 legacy 72-run</w:t>
+      </w:r>
+    </w:p>
+    <w:p>
+      <w:pPr>
+        <w:ind w:left="0" w:firstLine="420"/>
+      </w:pPr>
+      <w:r>
+        <w:rPr>
+          <w:rFonts w:ascii="Calibri" w:hAnsi="Calibri" w:eastAsia="Microsoft YaHei" w:cs="Calibri"/>
+        </w:rPr>
+        <w:t xml:space="preserve">指标 1/2 profile 矩阵中 naive 与 spill-noopt 的三次重复；optimized 仅提供支撑证据，不进入</w:t>
+      </w:r>
+    </w:p>
+    <w:p>
+      <w:pPr>
+        <w:ind w:left="0" w:firstLine="420"/>
+      </w:pPr>
+      <w:r>
+        <w:rPr>
+          <w:rFonts w:ascii="Calibri" w:hAnsi="Calibri" w:eastAsia="Microsoft YaHei" w:cs="Calibri"/>
+        </w:rPr>
+        <w:t xml:space="preserve">容量分母或分子。修正时延来自另一组独立矩阵，即三次重复分别执行 spill-512K 与</w:t>
+      </w:r>
+    </w:p>
+    <w:p>
+      <w:pPr>
+        <w:ind w:left="0" w:firstLine="420"/>
+      </w:pPr>
+      <w:r>
+        <w:rPr>
+          <w:rFonts w:ascii="Calibri" w:hAnsi="Calibri" w:eastAsia="Microsoft YaHei" w:cs="Calibri"/>
+        </w:rPr>
+        <w:t xml:space="preserve">spill-IdealDir，共 6 个物理 arms。两个合格证据集按各自冻结职责组合形成当前接受值，既不</w:t>
+      </w:r>
+    </w:p>
+    <w:p>
+      <w:pPr>
+        <w:ind w:left="0" w:firstLine="420"/>
+      </w:pPr>
+      <w:r>
+        <w:rPr>
+          <w:rFonts w:ascii="Calibri" w:hAnsi="Calibri" w:eastAsia="Microsoft YaHei" w:cs="Calibri"/>
+        </w:rPr>
+        <w:t xml:space="preserve">把 optimized 混入容量计算，也不对跨证据集运行重复加权。</w:t>
+      </w:r>
+    </w:p>
+    <w:p>
+      <w:pPr>
+        <w:ind w:left="0" w:firstLine="420"/>
+      </w:pPr>
+      <w:r>
+        <w:rPr>
+          <w:rFonts w:ascii="Calibri" w:hAnsi="Calibri" w:eastAsia="Microsoft YaHei" w:cs="Calibri"/>
+        </w:rPr>
+        <w:t xml:space="preserve">后续标准化采集合同可以统一为每轮 naive、spill-512K、spill-IdealDir 三角色的 3×3 裸启动</w:t>
+      </w:r>
+    </w:p>
+    <w:p>
+      <w:pPr>
+        <w:ind w:left="0" w:firstLine="420"/>
+      </w:pPr>
+      <w:r>
+        <w:rPr>
+          <w:rFonts w:ascii="Calibri" w:hAnsi="Calibri" w:eastAsia="Microsoft YaHei" w:cs="Calibri"/>
+        </w:rPr>
+        <w:t xml:space="preserve">矩阵；该合同描述未来采集方式，不表示当前已经存在这样的九运行证据。</w:t>
+      </w:r>
+    </w:p>
+    <w:p>
+      <w:pPr>
+        <w:pStyle w:val="Heading3"/>
+        <w:keepNext/>
+      </w:pPr>
+      <w:r>
+        <w:rPr>
+          <w:rFonts w:ascii="Calibri" w:hAnsi="Calibri" w:eastAsia="SimHei" w:cs="Calibri"/>
+        </w:rPr>
+        <w:t xml:space="preserve">2.3 指标 2 口径</w:t>
+      </w:r>
+    </w:p>
+    <w:p>
+      <w:pPr>
+        <w:ind w:left="0" w:firstLine="420"/>
+      </w:pPr>
+      <w:r>
+        <w:rPr>
+          <w:rFonts w:ascii="Calibri" w:hAnsi="Calibri" w:eastAsia="Microsoft YaHei" w:cs="Calibri"/>
+        </w:rPr>
+        <w:t xml:space="preserve">指标 2 比较 optimized 与 naive。冻结规则为：</w:t>
+      </w:r>
+    </w:p>
+    <w:p>
+      <w:pPr>
+        <w:ind w:left="360" w:firstLine="0"/>
+      </w:pPr>
+      <w:r>
+        <w:rPr>
+          <w:rFonts w:ascii="Calibri" w:hAnsi="Calibri" w:eastAsia="Microsoft YaHei" w:cs="Calibri"/>
+        </w:rPr>
+        <w:t xml:space="preserve">• naive 平均时延不低于 500 ns 的场景进入聚合；</w:t>
+      </w:r>
+    </w:p>
+    <w:p>
+      <w:pPr>
+        <w:ind w:left="360" w:firstLine="0"/>
+      </w:pPr>
+      <w:r>
+        <w:rPr>
+          <w:rFonts w:ascii="Calibri" w:hAnsi="Calibri" w:eastAsia="Microsoft YaHei" w:cs="Calibri"/>
+        </w:rPr>
+        <w:t xml:space="preserve">• 每个适用场景贡献一个百分比降幅；</w:t>
+      </w:r>
+    </w:p>
+    <w:p>
+      <w:pPr>
+        <w:ind w:left="360" w:firstLine="0"/>
+      </w:pPr>
+      <w:r>
+        <w:rPr>
+          <w:rFonts w:ascii="Calibri" w:hAnsi="Calibri" w:eastAsia="Microsoft YaHei" w:cs="Calibri"/>
+        </w:rPr>
+        <w:t xml:space="preserve">• 适用场景按 case 等权平均；</w:t>
+      </w:r>
+    </w:p>
+    <w:p>
+      <w:pPr>
+        <w:ind w:left="360" w:firstLine="0"/>
+      </w:pPr>
+      <w:r>
+        <w:rPr>
+          <w:rFonts w:ascii="Calibri" w:hAnsi="Calibri" w:eastAsia="Microsoft YaHei" w:cs="Calibri"/>
+        </w:rPr>
+        <w:t xml:space="preserve">• 所有计划场景均执行，低时延中性场景保留为控制项。</w:t>
+      </w:r>
+    </w:p>
+    <w:p>
+      <w:pPr>
+        <w:pStyle w:val="Heading3"/>
+        <w:keepNext/>
+      </w:pPr>
+      <w:r>
+        <w:rPr>
+          <w:rFonts w:ascii="Calibri" w:hAnsi="Calibri" w:eastAsia="SimHei" w:cs="Calibri"/>
+        </w:rPr>
+        <w:t xml:space="preserve">2.4 指标 3 口径</w:t>
+      </w:r>
+    </w:p>
+    <w:p>
+      <w:pPr>
+        <w:ind w:left="0" w:firstLine="420"/>
+      </w:pPr>
+      <w:r>
+        <w:rPr>
+          <w:rFonts w:ascii="Calibri" w:hAnsi="Calibri" w:eastAsia="Microsoft YaHei" w:cs="Calibri"/>
+        </w:rPr>
+        <w:t xml:space="preserve">指标 3 采用五对 UBCC/HA-VI 配对运行，并在两个 L3 压力点分别判定：</w:t>
+      </w:r>
+    </w:p>
+    <w:p>
+      <w:pPr>
+        <w:ind w:left="360" w:firstLine="0"/>
+      </w:pPr>
+      <w:r>
+        <w:rPr>
+          <w:rFonts w:ascii="Calibri" w:hAnsi="Calibri" w:eastAsia="Microsoft YaHei" w:cs="Calibri"/>
+        </w:rPr>
+        <w:t xml:space="preserve">• 核心场景组：TC228、TC229、TC230 各占 1/3；</w:t>
+      </w:r>
+    </w:p>
+    <w:p>
+      <w:pPr>
+        <w:ind w:left="360" w:firstLine="0"/>
+      </w:pPr>
+      <w:r>
+        <w:rPr>
+          <w:rFonts w:ascii="Calibri" w:hAnsi="Calibri" w:eastAsia="Microsoft YaHei" w:cs="Calibri"/>
+        </w:rPr>
+        <w:t xml:space="preserve">• 代表场景组：TC231-TC235 各占 1/5。</w:t>
+      </w:r>
+    </w:p>
+    <w:p>
+      <w:pPr>
+        <w:ind w:left="0" w:firstLine="420"/>
+      </w:pPr>
+      <w:r>
+        <w:rPr>
+          <w:rFonts w:ascii="Calibri" w:hAnsi="Calibri" w:eastAsia="Microsoft YaHei" w:cs="Calibri"/>
+        </w:rPr>
+        <w:t xml:space="preserve">代表场景组每个 testcase 只贡献一个主值：</w:t>
+      </w:r>
+    </w:p>
+    <w:p>
+      <w:pPr>
+        <w:ind w:left="360" w:firstLine="0"/>
+      </w:pPr>
+      <w:r>
+        <w:rPr>
+          <w:rFonts w:ascii="Calibri" w:hAnsi="Calibri" w:eastAsia="Microsoft YaHei" w:cs="Calibri"/>
+        </w:rPr>
+        <w:t xml:space="preserve">• TC231：clean shared read；</w:t>
+      </w:r>
+    </w:p>
+    <w:p>
+      <w:pPr>
+        <w:ind w:left="360" w:firstLine="0"/>
+      </w:pPr>
+      <w:r>
+        <w:rPr>
+          <w:rFonts w:ascii="Calibri" w:hAnsi="Calibri" w:eastAsia="Microsoft YaHei" w:cs="Calibri"/>
+        </w:rPr>
+        <w:t xml:space="preserve">• TC232：2/3 × hot-key read + 1/3 × hot-key write；</w:t>
+      </w:r>
+    </w:p>
+    <w:p>
+      <w:pPr>
+        <w:ind w:left="360" w:firstLine="0"/>
+      </w:pPr>
+      <w:r>
+        <w:rPr>
+          <w:rFonts w:ascii="Calibri" w:hAnsi="Calibri" w:eastAsia="Microsoft YaHei" w:cs="Calibri"/>
+        </w:rPr>
+        <w:t xml:space="preserve">• TC233：producer-consumer service；</w:t>
+      </w:r>
+    </w:p>
+    <w:p>
+      <w:pPr>
+        <w:ind w:left="360" w:firstLine="0"/>
+      </w:pPr>
+      <w:r>
+        <w:rPr>
+          <w:rFonts w:ascii="Calibri" w:hAnsi="Calibri" w:eastAsia="Microsoft YaHei" w:cs="Calibri"/>
+        </w:rPr>
+        <w:t xml:space="preserve">• TC234：queued-token end-to-end；</w:t>
+      </w:r>
+    </w:p>
+    <w:p>
+      <w:pPr>
+        <w:ind w:left="360" w:firstLine="0"/>
+      </w:pPr>
+      <w:r>
+        <w:rPr>
+          <w:rFonts w:ascii="Calibri" w:hAnsi="Calibri" w:eastAsia="Microsoft YaHei" w:cs="Calibri"/>
+        </w:rPr>
+        <w:t xml:space="preserve">• TC235：catalog-KV end-to-end。</w:t>
+      </w:r>
+    </w:p>
+    <w:p>
+      <w:pPr>
+        <w:ind w:left="0" w:firstLine="420"/>
+      </w:pPr>
+      <w:r>
+        <w:rPr>
+          <w:rFonts w:ascii="Calibri" w:hAnsi="Calibri" w:eastAsia="Microsoft YaHei" w:cs="Calibri"/>
+        </w:rPr>
+        <w:t xml:space="preserve">判据为严格的 UBCC 平均时延 &lt; HA-VI 平均时延。</w:t>
+      </w:r>
+    </w:p>
+    <w:p>
+      <w:pPr>
+        <w:ind w:left="0" w:firstLine="420"/>
+      </w:pPr>
+      <w:r>
+        <w:rPr>
+          <w:rFonts w:ascii="Calibri" w:hAnsi="Calibri" w:eastAsia="Microsoft YaHei" w:cs="Calibri"/>
+        </w:rPr>
+        <w:t xml:space="preserve">确定性重复仿真用于证明结果可复现，不等同于对总体分布建立统计置信度。</w:t>
+      </w:r>
+    </w:p>
+    <w:p>
+      <w:pPr>
+        <w:pStyle w:val="Heading3"/>
+        <w:keepNext/>
+      </w:pPr>
+      <w:r>
+        <w:rPr>
+          <w:rFonts w:ascii="Calibri" w:hAnsi="Calibri" w:eastAsia="SimHei" w:cs="Calibri"/>
+        </w:rPr>
+        <w:t xml:space="preserve">2.5 完成边界</w:t>
+      </w:r>
+    </w:p>
+    <w:p>
+      <w:pPr>
+        <w:ind w:left="0" w:firstLine="420"/>
+      </w:pPr>
+      <w:r>
+        <w:rPr>
+          <w:rFonts w:ascii="Calibri" w:hAnsi="Calibri" w:eastAsia="Microsoft YaHei" w:cs="Calibri"/>
+        </w:rPr>
+        <w:t xml:space="preserve">所有比较遵循发布事件原则：只统计满足冻结完成条件并已经发布完成事件的根操作。开始点为</w:t>
+      </w:r>
+    </w:p>
+    <w:p>
+      <w:pPr>
+        <w:ind w:left="0" w:firstLine="420"/>
+      </w:pPr>
+      <w:r>
+        <w:rPr>
+          <w:rFonts w:ascii="Calibri" w:hAnsi="Calibri" w:eastAsia="Microsoft YaHei" w:cs="Calibri"/>
+        </w:rPr>
+        <w:t xml:space="preserve">workload 发起目标操作，结束点为数据和权限满足该 workload 的可观察完成条件。未完成事件、</w:t>
+      </w:r>
+    </w:p>
+    <w:p>
+      <w:pPr>
+        <w:ind w:left="0" w:firstLine="420"/>
+      </w:pPr>
+      <w:r>
+        <w:rPr>
+          <w:rFonts w:ascii="Calibri" w:hAnsi="Calibri" w:eastAsia="Microsoft YaHei" w:cs="Calibri"/>
+        </w:rPr>
+        <w:t xml:space="preserve">内部服务计时和诊断子阶段不进入聚合。</w:t>
+      </w:r>
+    </w:p>
+    <w:p>
+      <w:pPr>
+        <w:pStyle w:val="Heading3"/>
+        <w:keepNext/>
+      </w:pPr>
+      <w:r>
+        <w:rPr>
+          <w:rFonts w:ascii="Calibri" w:hAnsi="Calibri" w:eastAsia="SimHei" w:cs="Calibri"/>
+        </w:rPr>
+        <w:t xml:space="preserve">2.6 计分集与支撑集</w:t>
+      </w:r>
+    </w:p>
+    <w:p>
+      <w:pPr>
+        <w:ind w:left="0" w:firstLine="420"/>
+      </w:pPr>
+      <w:r>
+        <w:rPr>
+          <w:rFonts w:ascii="Calibri" w:hAnsi="Calibri" w:eastAsia="Microsoft YaHei" w:cs="Calibri"/>
+        </w:rPr>
+        <w:t xml:space="preserve">合同计分集的 testcase、权重和门槛在评审前冻结。支撑集按各自明确职责报告，不将未冻结</w:t>
+      </w:r>
+    </w:p>
+    <w:p>
+      <w:pPr>
+        <w:ind w:left="0" w:firstLine="420"/>
+      </w:pPr>
+      <w:r>
+        <w:rPr>
+          <w:rFonts w:ascii="Calibri" w:hAnsi="Calibri" w:eastAsia="Microsoft YaHei" w:cs="Calibri"/>
+        </w:rPr>
+        <w:t xml:space="preserve">权重的场景混合成额外总分：</w:t>
+      </w:r>
+    </w:p>
+    <w:p>
+      <w:pPr>
+        <w:ind w:left="360" w:firstLine="0"/>
+      </w:pPr>
+      <w:r>
+        <w:rPr>
+          <w:rFonts w:ascii="Calibri" w:hAnsi="Calibri" w:eastAsia="Microsoft YaHei" w:cs="Calibri"/>
+        </w:rPr>
+        <w:t xml:space="preserve">• TC120-TC124 比较多类访问模式下的完整场景行为；</w:t>
+      </w:r>
+    </w:p>
+    <w:p>
+      <w:pPr>
+        <w:ind w:left="360" w:firstLine="0"/>
+      </w:pPr>
+      <w:r>
+        <w:rPr>
+          <w:rFonts w:ascii="Calibri" w:hAnsi="Calibri" w:eastAsia="Microsoft YaHei" w:cs="Calibri"/>
+        </w:rPr>
+        <w:t xml:space="preserve">• TC125-TC129 验证 Backstore 机制路径的完成性；</w:t>
+      </w:r>
+    </w:p>
+    <w:p>
+      <w:pPr>
+        <w:ind w:left="360" w:firstLine="0"/>
+      </w:pPr>
+      <w:r>
+        <w:rPr>
+          <w:rFonts w:ascii="Calibri" w:hAnsi="Calibri" w:eastAsia="Microsoft YaHei" w:cs="Calibri"/>
+        </w:rPr>
+        <w:t xml:space="preserve">• TC130-TC134 展示固定容量压力下的真实数据复用场景；</w:t>
+      </w:r>
+    </w:p>
+    <w:p>
+      <w:pPr>
+        <w:ind w:left="360" w:firstLine="0"/>
+      </w:pPr>
+      <w:r>
+        <w:rPr>
+          <w:rFonts w:ascii="Calibri" w:hAnsi="Calibri" w:eastAsia="Microsoft YaHei" w:cs="Calibri"/>
+        </w:rPr>
+        <w:t xml:space="preserve">• TC141 验证 spill 后 shared-to-writer 恢复；</w:t>
+      </w:r>
+    </w:p>
+    <w:p>
+      <w:pPr>
+        <w:ind w:left="360" w:firstLine="0"/>
+      </w:pPr>
+      <w:r>
+        <w:rPr>
+          <w:rFonts w:ascii="Calibri" w:hAnsi="Calibri" w:eastAsia="Microsoft YaHei" w:cs="Calibri"/>
+        </w:rPr>
+        <w:t xml:space="preserve">• TC142-TC147 展示 16N1S 代表应用结果。</w:t>
+      </w:r>
+    </w:p>
+    <w:p>
+      <w:pPr>
+        <w:pStyle w:val="Heading2"/>
+        <w:keepNext/>
+      </w:pPr>
+      <w:r>
+        <w:rPr>
+          <w:rFonts w:ascii="Calibri" w:hAnsi="Calibri" w:eastAsia="SimHei" w:cs="Calibri"/>
+        </w:rPr>
+        <w:t xml:space="preserve">3. 指标 1：等效追踪容量与附加时延</w:t>
+      </w:r>
+    </w:p>
+    <w:p>
+      <w:pPr>
+        <w:pStyle w:val="Heading3"/>
+        <w:keepNext/>
+      </w:pPr>
+      <w:r>
+        <w:rPr>
+          <w:rFonts w:ascii="Calibri" w:hAnsi="Calibri" w:eastAsia="SimHei" w:cs="Calibri"/>
+        </w:rPr>
+        <w:t xml:space="preserve">3.1 结果</w:t>
+      </w:r>
+    </w:p>
+    <w:tbl>
+      <w:tblPr>
+        <w:tblStyle w:val="TableGrid"/>
+        <w:tblW w:w="5000" w:type="pct"/>
+        <w:tblLayout w:type="autofit"/>
+        <w:tblCellMar>
+          <w:top w:w="60" w:type="dxa"/>
+          <w:left w:w="90" w:type="dxa"/>
+          <w:bottom w:w="60" w:type="dxa"/>
+          <w:right w:w="90" w:type="dxa"/>
+        </w:tblCellMar>
+      </w:tblPr>
+      <w:tr>
+        <w:trPr>
+          <w:cantSplit/>
+          <w:tblHeader/>
+        </w:trPr>
+        <w:tc>
+          <w:tcPr>
+            <w:shd w:val="clear" w:color="auto" w:fill="D9E2F3"/>
+          </w:tcPr>
+          <w:p>
+            <w:pPr>
+              <w:pStyle w:val="TableText"/>
+              <w:jc w:val="left"/>
+              <w:spacing w:before="0" w:after="0" w:line="320" w:lineRule="exact"/>
+            </w:pPr>
+            <w:r>
+              <w:rPr>
+                <w:rFonts w:ascii="Calibri" w:hAnsi="Calibri" w:eastAsia="SimHei" w:cs="Calibri"/>
+                <w:b/>
+                <w:sz w:val="18"/>
+                <w:szCs w:val="18"/>
+              </w:rPr>
+              <w:t xml:space="preserve">子项</w:t>
+            </w:r>
+          </w:p>
+        </w:tc>
+        <w:tc>
+          <w:tcPr>
+            <w:shd w:val="clear" w:color="auto" w:fill="D9E2F3"/>
+          </w:tcPr>
+          <w:p>
+            <w:pPr>
+              <w:pStyle w:val="TableText"/>
+              <w:jc w:val="left"/>
+              <w:spacing w:before="0" w:after="0" w:line="320" w:lineRule="exact"/>
+            </w:pPr>
+            <w:r>
+              <w:rPr>
+                <w:rFonts w:ascii="Calibri" w:hAnsi="Calibri" w:eastAsia="SimHei" w:cs="Calibri"/>
+                <w:b/>
+                <w:sz w:val="18"/>
+                <w:szCs w:val="18"/>
+              </w:rPr>
+              <w:t xml:space="preserve">比较角色</w:t>
+            </w:r>
+          </w:p>
+        </w:tc>
+        <w:tc>
+          <w:tcPr>
+            <w:shd w:val="clear" w:color="auto" w:fill="D9E2F3"/>
+          </w:tcPr>
+          <w:p>
+            <w:pPr>
+              <w:pStyle w:val="TableText"/>
+              <w:jc w:val="left"/>
+              <w:spacing w:before="0" w:after="0" w:line="320" w:lineRule="exact"/>
+            </w:pPr>
+            <w:r>
+              <w:rPr>
+                <w:rFonts w:ascii="Calibri" w:hAnsi="Calibri" w:eastAsia="SimHei" w:cs="Calibri"/>
+                <w:b/>
+                <w:sz w:val="18"/>
+                <w:szCs w:val="18"/>
+              </w:rPr>
+              <w:t xml:space="preserve">最终结果</w:t>
+            </w:r>
+          </w:p>
+        </w:tc>
+        <w:tc>
+          <w:tcPr>
+            <w:shd w:val="clear" w:color="auto" w:fill="D9E2F3"/>
+          </w:tcPr>
+          <w:p>
+            <w:pPr>
+              <w:pStyle w:val="TableText"/>
+              <w:jc w:val="left"/>
+              <w:spacing w:before="0" w:after="0" w:line="320" w:lineRule="exact"/>
+            </w:pPr>
+            <w:r>
+              <w:rPr>
+                <w:rFonts w:ascii="Calibri" w:hAnsi="Calibri" w:eastAsia="SimHei" w:cs="Calibri"/>
+                <w:b/>
+                <w:sz w:val="18"/>
+                <w:szCs w:val="18"/>
+              </w:rPr>
               <w:t xml:space="preserve">门槛</w:t>
             </w:r>
           </w:p>
@@ -2642,8 +3060,7 @@
     <w:p>
       <w:pPr>
         <w:jc w:val="center"/>
-        <w:keepNext/>
-        <w:spacing w:before="100" w:after="40"/>
+        <w:spacing w:before="100" w:after="40" w:line="240" w:lineRule="auto"/>
       </w:pPr>
       <w:r>
         <w:drawing>
@@ -2871,29 +3288,84 @@
         <w:rPr>
           <w:rFonts w:ascii="Calibri" w:hAnsi="Calibri" w:eastAsia="Microsoft YaHei" w:cs="Calibri"/>
         </w:rPr>
-        <w:t xml:space="preserve">Metric1 固定为 3 次重复，每次包含 naive、spill-512K、spill-IdealDir 三个角色，共 9 个</w:t>
-      </w:r>
-    </w:p>
-    <w:p>
-      <w:pPr>
-        <w:ind w:left="0" w:firstLine="420"/>
-      </w:pPr>
-      <w:r>
-        <w:rPr>
-          <w:rFonts w:ascii="Calibri" w:hAnsi="Calibri" w:eastAsia="Microsoft YaHei" w:cs="Calibri"/>
-        </w:rPr>
-        <w:t xml:space="preserve">物理运行。naive 只提供容量分母；spill-512K 同时提供容量分子和实际 Outer 时延；</w:t>
-      </w:r>
-    </w:p>
-    <w:p>
-      <w:pPr>
-        <w:ind w:left="0" w:firstLine="420"/>
-      </w:pPr>
-      <w:r>
-        <w:rPr>
-          <w:rFonts w:ascii="Calibri" w:hAnsi="Calibri" w:eastAsia="Microsoft YaHei" w:cs="Calibri"/>
-        </w:rPr>
-        <w:t xml:space="preserve">spill-IdealDir 只提供无溢出 Outer 时延基线。同一物理运行不重复占用同轮角色槽。</w:t>
+        <w:t xml:space="preserve">当前 Metric1 接受值组合两个彼此独立、均完成正确性门禁的证据集：</w:t>
+      </w:r>
+    </w:p>
+    <w:p>
+      <w:pPr>
+        <w:ind w:left="0" w:firstLine="420"/>
+      </w:pPr>
+      <w:r>
+        <w:rPr>
+          <w:rFonts w:ascii="Calibri" w:hAnsi="Calibri" w:eastAsia="Microsoft YaHei" w:cs="Calibri"/>
+        </w:rPr>
+        <w:t xml:space="preserve">1. 容量证据取自 legacy 72-run 指标 1/2 profile 矩阵中的三次 naive 和三次 spill-noopt；</w:t>
+      </w:r>
+    </w:p>
+    <w:p>
+      <w:pPr>
+        <w:ind w:left="0" w:firstLine="420"/>
+      </w:pPr>
+      <w:r>
+        <w:rPr>
+          <w:rFonts w:ascii="Calibri" w:hAnsi="Calibri" w:eastAsia="Microsoft YaHei" w:cs="Calibri"/>
+        </w:rPr>
+        <w:t xml:space="preserve">naive 提供容量分母，spill-noopt 提供容量分子，optimized 只作支持，不参与容量计分；</w:t>
+      </w:r>
+    </w:p>
+    <w:p>
+      <w:pPr>
+        <w:ind w:left="0" w:firstLine="420"/>
+      </w:pPr>
+      <w:r>
+        <w:rPr>
+          <w:rFonts w:ascii="Calibri" w:hAnsi="Calibri" w:eastAsia="Microsoft YaHei" w:cs="Calibri"/>
+        </w:rPr>
+        <w:t xml:space="preserve">2. 修正时延证据由三次 spill-512K 和三次 spill-IdealDir 构成，共 6 个物理 arms；每轮先按</w:t>
+      </w:r>
+    </w:p>
+    <w:p>
+      <w:pPr>
+        <w:ind w:left="0" w:firstLine="420"/>
+      </w:pPr>
+      <w:r>
+        <w:rPr>
+          <w:rFonts w:ascii="Calibri" w:hAnsi="Calibri" w:eastAsia="Microsoft YaHei" w:cs="Calibri"/>
+        </w:rPr>
+        <w:t xml:space="preserve">两个角色的已完成 Outer 事件均值作差，再对三轮等权平均。</w:t>
+      </w:r>
+    </w:p>
+    <w:p>
+      <w:pPr>
+        <w:ind w:left="0" w:firstLine="420"/>
+      </w:pPr>
+      <w:r>
+        <w:rPr>
+          <w:rFonts w:ascii="Calibri" w:hAnsi="Calibri" w:eastAsia="Microsoft YaHei" w:cs="Calibri"/>
+        </w:rPr>
+        <w:t xml:space="preserve">当前结果没有把两个证据集拼成一个原生三角色九运行矩阵，也没有让任何运行跨职责重复计权。</w:t>
+      </w:r>
+    </w:p>
+    <w:p>
+      <w:pPr>
+        <w:ind w:left="0" w:firstLine="420"/>
+      </w:pPr>
+      <w:r>
+        <w:rPr>
+          <w:rFonts w:ascii="Calibri" w:hAnsi="Calibri" w:eastAsia="Microsoft YaHei" w:cs="Calibri"/>
+        </w:rPr>
+        <w:t xml:space="preserve">未来可采用统一 3×3 裸启动合同重新采集，但这不改变当前 1.515× 与 10.534578 ns / 21.069156</w:t>
+      </w:r>
+    </w:p>
+    <w:p>
+      <w:pPr>
+        <w:ind w:left="0" w:firstLine="420"/>
+      </w:pPr>
+      <w:r>
+        <w:rPr>
+          <w:rFonts w:ascii="Calibri" w:hAnsi="Calibri" w:eastAsia="Microsoft YaHei" w:cs="Calibri"/>
+        </w:rPr>
+        <w:t xml:space="preserve">cycles 的接受值。</w:t>
       </w:r>
     </w:p>
     <w:p>
@@ -4286,8 +4758,7 @@
     <w:p>
       <w:pPr>
         <w:jc w:val="center"/>
-        <w:keepNext/>
-        <w:spacing w:before="100" w:after="40"/>
+        <w:spacing w:before="100" w:after="40" w:line="240" w:lineRule="auto"/>
       </w:pPr>
       <w:r>
         <w:drawing>
@@ -6015,7 +6486,7 @@
         <w:rPr>
           <w:rFonts w:ascii="Calibri" w:hAnsi="Calibri" w:eastAsia="SimHei" w:cs="Calibri"/>
         </w:rPr>
-        <w:t xml:space="preserve">5.2 聚合结果</w:t>
+        <w:t xml:space="preserve">5.2 假设与公平性边界</w:t>
       </w:r>
     </w:p>
     <w:tbl>
@@ -6052,7 +6523,7 @@
                 <w:sz w:val="18"/>
                 <w:szCs w:val="18"/>
               </w:rPr>
-              <w:t xml:space="preserve">L3 压力</w:t>
+              <w:t xml:space="preserve">维度</w:t>
             </w:r>
           </w:p>
         </w:tc>
@@ -6073,7 +6544,7 @@
                 <w:sz w:val="18"/>
                 <w:szCs w:val="18"/>
               </w:rPr>
-              <w:t xml:space="preserve">场景组</w:t>
+              <w:t xml:space="preserve">客户确认 / 冻结参考假设</w:t>
             </w:r>
           </w:p>
         </w:tc>
@@ -6094,10 +6565,417 @@
                 <w:sz w:val="18"/>
                 <w:szCs w:val="18"/>
               </w:rPr>
-              <w:t xml:space="preserve">UBCC ticks/op</w:t>
-            </w:r>
-          </w:p>
-        </w:tc>
+              <w:t xml:space="preserve">未建模硬件或禁止外推项</w:t>
+            </w:r>
+          </w:p>
+        </w:tc>
+      </w:tr>
+      <w:tr>
+        <w:trPr>
+          <w:cantSplit/>
+        </w:trPr>
+        <w:tc>
+          <w:tcPr/>
+          <w:p>
+            <w:pPr>
+              <w:pStyle w:val="TableText"/>
+              <w:jc w:val="left"/>
+              <w:spacing w:before="0" w:after="0" w:line="320" w:lineRule="exact"/>
+            </w:pPr>
+            <w:r>
+              <w:rPr>
+                <w:rFonts w:ascii="Calibri" w:hAnsi="Calibri" w:eastAsia="Microsoft YaHei" w:cs="Calibri"/>
+                <w:sz w:val="18"/>
+                <w:szCs w:val="18"/>
+              </w:rPr>
+              <w:t xml:space="preserve">系统与处理器</w:t>
+            </w:r>
+          </w:p>
+        </w:tc>
+        <w:tc>
+          <w:tcPr/>
+          <w:p>
+            <w:pPr>
+              <w:pStyle w:val="TableText"/>
+              <w:jc w:val="left"/>
+              <w:spacing w:before="0" w:after="0" w:line="320" w:lineRule="exact"/>
+            </w:pPr>
+            <w:r>
+              <w:rPr>
+                <w:rFonts w:ascii="Calibri" w:hAnsi="Calibri" w:eastAsia="Microsoft YaHei" w:cs="Calibri"/>
+                <w:sz w:val="18"/>
+                <w:szCs w:val="18"/>
+              </w:rPr>
+              <w:t xml:space="preserve">2N1S、O3；两方案使用相同处理器与缓存条件</w:t>
+            </w:r>
+          </w:p>
+        </w:tc>
+        <w:tc>
+          <w:tcPr/>
+          <w:p>
+            <w:pPr>
+              <w:pStyle w:val="TableText"/>
+              <w:jc w:val="left"/>
+              <w:spacing w:before="0" w:after="0" w:line="320" w:lineRule="exact"/>
+            </w:pPr>
+            <w:r>
+              <w:rPr>
+                <w:rFonts w:ascii="Calibri" w:hAnsi="Calibri" w:eastAsia="Microsoft YaHei" w:cs="Calibri"/>
+                <w:sz w:val="18"/>
+                <w:szCs w:val="18"/>
+              </w:rPr>
+              <w:t xml:space="preserve">客户物理核、缓存和 Home 微体系结构</w:t>
+            </w:r>
+          </w:p>
+        </w:tc>
+      </w:tr>
+      <w:tr>
+        <w:trPr>
+          <w:cantSplit/>
+        </w:trPr>
+        <w:tc>
+          <w:tcPr/>
+          <w:p>
+            <w:pPr>
+              <w:pStyle w:val="TableText"/>
+              <w:jc w:val="left"/>
+              <w:spacing w:before="0" w:after="0" w:line="320" w:lineRule="exact"/>
+            </w:pPr>
+            <w:r>
+              <w:rPr>
+                <w:rFonts w:ascii="Calibri" w:hAnsi="Calibri" w:eastAsia="Microsoft YaHei" w:cs="Calibri"/>
+                <w:sz w:val="18"/>
+                <w:szCs w:val="18"/>
+              </w:rPr>
+              <w:t xml:space="preserve">workload</w:t>
+            </w:r>
+          </w:p>
+        </w:tc>
+        <w:tc>
+          <w:tcPr/>
+          <w:p>
+            <w:pPr>
+              <w:pStyle w:val="TableText"/>
+              <w:jc w:val="left"/>
+              <w:spacing w:before="0" w:after="0" w:line="320" w:lineRule="exact"/>
+            </w:pPr>
+            <w:r>
+              <w:rPr>
+                <w:rFonts w:ascii="Calibri" w:hAnsi="Calibri" w:eastAsia="Microsoft YaHei" w:cs="Calibri"/>
+                <w:sz w:val="18"/>
+                <w:szCs w:val="18"/>
+              </w:rPr>
+              <w:t xml:space="preserve">相同 testcase、输入、操作配比及 100%/150% L3 压力</w:t>
+            </w:r>
+          </w:p>
+        </w:tc>
+        <w:tc>
+          <w:tcPr/>
+          <w:p>
+            <w:pPr>
+              <w:pStyle w:val="TableText"/>
+              <w:jc w:val="left"/>
+              <w:spacing w:before="0" w:after="0" w:line="320" w:lineRule="exact"/>
+            </w:pPr>
+            <w:r>
+              <w:rPr>
+                <w:rFonts w:ascii="Calibri" w:hAnsi="Calibri" w:eastAsia="Microsoft YaHei" w:cs="Calibri"/>
+                <w:sz w:val="18"/>
+                <w:szCs w:val="18"/>
+              </w:rPr>
+              <w:t xml:space="preserve">未冻结流量和其他规模、压力点</w:t>
+            </w:r>
+          </w:p>
+        </w:tc>
+      </w:tr>
+      <w:tr>
+        <w:trPr>
+          <w:cantSplit/>
+        </w:trPr>
+        <w:tc>
+          <w:tcPr/>
+          <w:p>
+            <w:pPr>
+              <w:pStyle w:val="TableText"/>
+              <w:jc w:val="left"/>
+              <w:spacing w:before="0" w:after="0" w:line="320" w:lineRule="exact"/>
+            </w:pPr>
+            <w:r>
+              <w:rPr>
+                <w:rFonts w:ascii="Calibri" w:hAnsi="Calibri" w:eastAsia="Microsoft YaHei" w:cs="Calibri"/>
+                <w:sz w:val="18"/>
+                <w:szCs w:val="18"/>
+              </w:rPr>
+              <w:t xml:space="preserve">完成与计量</w:t>
+            </w:r>
+          </w:p>
+        </w:tc>
+        <w:tc>
+          <w:tcPr/>
+          <w:p>
+            <w:pPr>
+              <w:pStyle w:val="TableText"/>
+              <w:jc w:val="left"/>
+              <w:spacing w:before="0" w:after="0" w:line="320" w:lineRule="exact"/>
+            </w:pPr>
+            <w:r>
+              <w:rPr>
+                <w:rFonts w:ascii="Calibri" w:hAnsi="Calibri" w:eastAsia="Microsoft YaHei" w:cs="Calibri"/>
+                <w:sz w:val="18"/>
+                <w:szCs w:val="18"/>
+              </w:rPr>
+              <w:t xml:space="preserve">相同根操作完成边界和单向完成语义</w:t>
+            </w:r>
+          </w:p>
+        </w:tc>
+        <w:tc>
+          <w:tcPr/>
+          <w:p>
+            <w:pPr>
+              <w:pStyle w:val="TableText"/>
+              <w:jc w:val="left"/>
+              <w:spacing w:before="0" w:after="0" w:line="320" w:lineRule="exact"/>
+            </w:pPr>
+            <w:r>
+              <w:rPr>
+                <w:rFonts w:ascii="Calibri" w:hAnsi="Calibri" w:eastAsia="Microsoft YaHei" w:cs="Calibri"/>
+                <w:sz w:val="18"/>
+                <w:szCs w:val="18"/>
+              </w:rPr>
+              <w:t xml:space="preserve">未纳入主值的内部阶段与物理链路握手</w:t>
+            </w:r>
+          </w:p>
+        </w:tc>
+      </w:tr>
+      <w:tr>
+        <w:trPr>
+          <w:cantSplit/>
+        </w:trPr>
+        <w:tc>
+          <w:tcPr/>
+          <w:p>
+            <w:pPr>
+              <w:pStyle w:val="TableText"/>
+              <w:jc w:val="left"/>
+              <w:spacing w:before="0" w:after="0" w:line="320" w:lineRule="exact"/>
+            </w:pPr>
+            <w:r>
+              <w:rPr>
+                <w:rFonts w:ascii="Calibri" w:hAnsi="Calibri" w:eastAsia="Microsoft YaHei" w:cs="Calibri"/>
+                <w:sz w:val="18"/>
+                <w:szCs w:val="18"/>
+              </w:rPr>
+              <w:t xml:space="preserve">HA 对照</w:t>
+            </w:r>
+          </w:p>
+        </w:tc>
+        <w:tc>
+          <w:tcPr/>
+          <w:p>
+            <w:pPr>
+              <w:pStyle w:val="TableText"/>
+              <w:jc w:val="left"/>
+              <w:spacing w:before="0" w:after="0" w:line="320" w:lineRule="exact"/>
+            </w:pPr>
+            <w:r>
+              <w:rPr>
+                <w:rFonts w:ascii="Calibri" w:hAnsi="Calibri" w:eastAsia="Microsoft YaHei" w:cs="Calibri"/>
+                <w:sz w:val="18"/>
+                <w:szCs w:val="18"/>
+              </w:rPr>
+              <w:t xml:space="preserve">客户确认并冻结的 HA-VI 可执行参考参数与行为</w:t>
+            </w:r>
+          </w:p>
+        </w:tc>
+        <w:tc>
+          <w:tcPr/>
+          <w:p>
+            <w:pPr>
+              <w:pStyle w:val="TableText"/>
+              <w:jc w:val="left"/>
+              <w:spacing w:before="0" w:after="0" w:line="320" w:lineRule="exact"/>
+            </w:pPr>
+            <w:r>
+              <w:rPr>
+                <w:rFonts w:ascii="Calibri" w:hAnsi="Calibri" w:eastAsia="Microsoft YaHei" w:cs="Calibri"/>
+                <w:sz w:val="18"/>
+                <w:szCs w:val="18"/>
+              </w:rPr>
+              <w:t xml:space="preserve">客户 HA 私有优化、缓冲、队列、预测及扩展状态</w:t>
+            </w:r>
+          </w:p>
+        </w:tc>
+      </w:tr>
+      <w:tr>
+        <w:trPr>
+          <w:cantSplit/>
+        </w:trPr>
+        <w:tc>
+          <w:tcPr/>
+          <w:p>
+            <w:pPr>
+              <w:pStyle w:val="TableText"/>
+              <w:jc w:val="left"/>
+              <w:spacing w:before="0" w:after="0" w:line="320" w:lineRule="exact"/>
+            </w:pPr>
+            <w:r>
+              <w:rPr>
+                <w:rFonts w:ascii="Calibri" w:hAnsi="Calibri" w:eastAsia="Microsoft YaHei" w:cs="Calibri"/>
+                <w:sz w:val="18"/>
+                <w:szCs w:val="18"/>
+              </w:rPr>
+              <w:t xml:space="preserve">通信</w:t>
+            </w:r>
+          </w:p>
+        </w:tc>
+        <w:tc>
+          <w:tcPr/>
+          <w:p>
+            <w:pPr>
+              <w:pStyle w:val="TableText"/>
+              <w:jc w:val="left"/>
+              <w:spacing w:before="0" w:after="0" w:line="320" w:lineRule="exact"/>
+            </w:pPr>
+            <w:r>
+              <w:rPr>
+                <w:rFonts w:ascii="Calibri" w:hAnsi="Calibri" w:eastAsia="Microsoft YaHei" w:cs="Calibri"/>
+                <w:sz w:val="18"/>
+                <w:szCs w:val="18"/>
+              </w:rPr>
+              <w:t xml:space="preserve">相同可执行比较环境</w:t>
+            </w:r>
+          </w:p>
+        </w:tc>
+        <w:tc>
+          <w:tcPr/>
+          <w:p>
+            <w:pPr>
+              <w:pStyle w:val="TableText"/>
+              <w:jc w:val="left"/>
+              <w:spacing w:before="0" w:after="0" w:line="320" w:lineRule="exact"/>
+            </w:pPr>
+            <w:r>
+              <w:rPr>
+                <w:rFonts w:ascii="Calibri" w:hAnsi="Calibri" w:eastAsia="Microsoft YaHei" w:cs="Calibri"/>
+                <w:sz w:val="18"/>
+                <w:szCs w:val="18"/>
+              </w:rPr>
+              <w:t xml:space="preserve">端口级 Switch 排队、仲裁、拥塞和链路误码</w:t>
+            </w:r>
+          </w:p>
+        </w:tc>
+      </w:tr>
+      <w:tr>
+        <w:trPr>
+          <w:cantSplit/>
+        </w:trPr>
+        <w:tc>
+          <w:tcPr/>
+          <w:p>
+            <w:pPr>
+              <w:pStyle w:val="TableText"/>
+              <w:jc w:val="left"/>
+              <w:spacing w:before="0" w:after="0" w:line="320" w:lineRule="exact"/>
+            </w:pPr>
+            <w:r>
+              <w:rPr>
+                <w:rFonts w:ascii="Calibri" w:hAnsi="Calibri" w:eastAsia="Microsoft YaHei" w:cs="Calibri"/>
+                <w:sz w:val="18"/>
+                <w:szCs w:val="18"/>
+              </w:rPr>
+              <w:t xml:space="preserve">聚合</w:t>
+            </w:r>
+          </w:p>
+        </w:tc>
+        <w:tc>
+          <w:tcPr/>
+          <w:p>
+            <w:pPr>
+              <w:pStyle w:val="TableText"/>
+              <w:jc w:val="left"/>
+              <w:spacing w:before="0" w:after="0" w:line="320" w:lineRule="exact"/>
+            </w:pPr>
+            <w:r>
+              <w:rPr>
+                <w:rFonts w:ascii="Calibri" w:hAnsi="Calibri" w:eastAsia="Microsoft YaHei" w:cs="Calibri"/>
+                <w:sz w:val="18"/>
+                <w:szCs w:val="18"/>
+              </w:rPr>
+              <w:t xml:space="preserve">核心、代表场景组按冻结主值等权聚合</w:t>
+            </w:r>
+          </w:p>
+        </w:tc>
+        <w:tc>
+          <w:tcPr/>
+          <w:p>
+            <w:pPr>
+              <w:pStyle w:val="TableText"/>
+              <w:jc w:val="left"/>
+              <w:spacing w:before="0" w:after="0" w:line="320" w:lineRule="exact"/>
+            </w:pPr>
+            <w:r>
+              <w:rPr>
+                <w:rFonts w:ascii="Calibri" w:hAnsi="Calibri" w:eastAsia="Microsoft YaHei" w:cs="Calibri"/>
+                <w:sz w:val="18"/>
+                <w:szCs w:val="18"/>
+              </w:rPr>
+              <w:t xml:space="preserve">将组均值外推为每个 testcase 或子操作均占优</w:t>
+            </w:r>
+          </w:p>
+        </w:tc>
+      </w:tr>
+    </w:tbl>
+    <w:p>
+      <w:pPr>
+        <w:ind w:left="0" w:firstLine="420"/>
+      </w:pPr>
+      <w:r>
+        <w:rPr>
+          <w:rFonts w:ascii="Calibri" w:hAnsi="Calibri" w:eastAsia="Microsoft YaHei" w:cs="Calibri"/>
+        </w:rPr>
+        <w:t xml:space="preserve">该比较在共同输入、共同完成边界和冻结参考假设下保持公平。聚合优势不表示每个内部子操作</w:t>
+      </w:r>
+    </w:p>
+    <w:p>
+      <w:pPr>
+        <w:ind w:left="0" w:firstLine="420"/>
+      </w:pPr>
+      <w:r>
+        <w:rPr>
+          <w:rFonts w:ascii="Calibri" w:hAnsi="Calibri" w:eastAsia="Microsoft YaHei" w:cs="Calibri"/>
+        </w:rPr>
+        <w:t xml:space="preserve">都占优；各场景只按冻结主值贡献一次权重。</w:t>
+      </w:r>
+    </w:p>
+    <w:p>
+      <w:pPr>
+        <w:pStyle w:val="Heading3"/>
+        <w:keepNext/>
+      </w:pPr>
+      <w:r>
+        <w:rPr>
+          <w:rFonts w:ascii="Calibri" w:hAnsi="Calibri" w:eastAsia="SimHei" w:cs="Calibri"/>
+        </w:rPr>
+        <w:t xml:space="preserve">5.3 聚合结果</w:t>
+      </w:r>
+    </w:p>
+    <w:tbl>
+      <w:tblPr>
+        <w:tblStyle w:val="TableGrid"/>
+        <w:tblW w:w="5000" w:type="pct"/>
+        <w:tblLayout w:type="autofit"/>
+        <w:tblCellMar>
+          <w:top w:w="60" w:type="dxa"/>
+          <w:left w:w="90" w:type="dxa"/>
+          <w:bottom w:w="60" w:type="dxa"/>
+          <w:right w:w="90" w:type="dxa"/>
+        </w:tblCellMar>
+      </w:tblPr>
+      <w:tr>
+        <w:trPr>
+          <w:cantSplit/>
+          <w:tblHeader/>
+        </w:trPr>
         <w:tc>
           <w:tcPr>
             <w:shd w:val="clear" w:color="auto" w:fill="D9E2F3"/>
@@ -6115,7 +6993,7 @@
                 <w:sz w:val="18"/>
                 <w:szCs w:val="18"/>
               </w:rPr>
-              <w:t xml:space="preserve">HA-VI ticks/op</w:t>
+              <w:t xml:space="preserve">L3 压力</w:t>
             </w:r>
           </w:p>
         </w:tc>
@@ -6136,6 +7014,69 @@
                 <w:sz w:val="18"/>
                 <w:szCs w:val="18"/>
               </w:rPr>
+              <w:t xml:space="preserve">场景组</w:t>
+            </w:r>
+          </w:p>
+        </w:tc>
+        <w:tc>
+          <w:tcPr>
+            <w:shd w:val="clear" w:color="auto" w:fill="D9E2F3"/>
+          </w:tcPr>
+          <w:p>
+            <w:pPr>
+              <w:pStyle w:val="TableText"/>
+              <w:jc w:val="left"/>
+              <w:spacing w:before="0" w:after="0" w:line="320" w:lineRule="exact"/>
+            </w:pPr>
+            <w:r>
+              <w:rPr>
+                <w:rFonts w:ascii="Calibri" w:hAnsi="Calibri" w:eastAsia="SimHei" w:cs="Calibri"/>
+                <w:b/>
+                <w:sz w:val="18"/>
+                <w:szCs w:val="18"/>
+              </w:rPr>
+              <w:t xml:space="preserve">UBCC ticks/op</w:t>
+            </w:r>
+          </w:p>
+        </w:tc>
+        <w:tc>
+          <w:tcPr>
+            <w:shd w:val="clear" w:color="auto" w:fill="D9E2F3"/>
+          </w:tcPr>
+          <w:p>
+            <w:pPr>
+              <w:pStyle w:val="TableText"/>
+              <w:jc w:val="left"/>
+              <w:spacing w:before="0" w:after="0" w:line="320" w:lineRule="exact"/>
+            </w:pPr>
+            <w:r>
+              <w:rPr>
+                <w:rFonts w:ascii="Calibri" w:hAnsi="Calibri" w:eastAsia="SimHei" w:cs="Calibri"/>
+                <w:b/>
+                <w:sz w:val="18"/>
+                <w:szCs w:val="18"/>
+              </w:rPr>
+              <w:t xml:space="preserve">HA-VI ticks/op</w:t>
+            </w:r>
+          </w:p>
+        </w:tc>
+        <w:tc>
+          <w:tcPr>
+            <w:shd w:val="clear" w:color="auto" w:fill="D9E2F3"/>
+          </w:tcPr>
+          <w:p>
+            <w:pPr>
+              <w:pStyle w:val="TableText"/>
+              <w:jc w:val="left"/>
+              <w:spacing w:before="0" w:after="0" w:line="320" w:lineRule="exact"/>
+            </w:pPr>
+            <w:r>
+              <w:rPr>
+                <w:rFonts w:ascii="Calibri" w:hAnsi="Calibri" w:eastAsia="SimHei" w:cs="Calibri"/>
+                <w:b/>
+                <w:sz w:val="18"/>
+                <w:szCs w:val="18"/>
+              </w:rPr>
               <w:t xml:space="preserve">UBCC 降幅</w:t>
             </w:r>
           </w:p>
@@ -6525,8 +7466,7 @@
     <w:p>
       <w:pPr>
         <w:jc w:val="center"/>
-        <w:keepNext/>
-        <w:spacing w:before="100" w:after="40"/>
+        <w:spacing w:before="100" w:after="40" w:line="240" w:lineRule="auto"/>
       </w:pPr>
       <w:r>
         <w:drawing>
@@ -6587,7 +7527,7 @@
         <w:rPr>
           <w:rFonts w:ascii="Calibri" w:hAnsi="Calibri" w:eastAsia="SimHei" w:cs="Calibri"/>
         </w:rPr>
-        <w:t xml:space="preserve">5.3 理论路径解释</w:t>
+        <w:t xml:space="preserve">5.4 理论路径解释</w:t>
       </w:r>
     </w:p>
     <w:p>
@@ -6643,7 +7583,7 @@
         <w:rPr>
           <w:rFonts w:ascii="Calibri" w:hAnsi="Calibri" w:eastAsia="SimHei" w:cs="Calibri"/>
         </w:rPr>
-        <w:t xml:space="preserve">5.3.1 TC228 Remote Read</w:t>
+        <w:t xml:space="preserve">5.4.1 TC228 Remote Read</w:t>
       </w:r>
     </w:p>
     <w:p>
@@ -6688,7 +7628,7 @@
         <w:rPr>
           <w:rFonts w:ascii="Calibri" w:hAnsi="Calibri" w:eastAsia="SimHei" w:cs="Calibri"/>
         </w:rPr>
-        <w:t xml:space="preserve">5.3.2 TC229 Ownership Handoff</w:t>
+        <w:t xml:space="preserve">5.4.2 TC229 Ownership Handoff</w:t>
       </w:r>
     </w:p>
     <w:p>
@@ -6733,7 +7673,7 @@
         <w:rPr>
           <w:rFonts w:ascii="Calibri" w:hAnsi="Calibri" w:eastAsia="SimHei" w:cs="Calibri"/>
         </w:rPr>
-        <w:t xml:space="preserve">5.3.3 TC230 Shared-to-Writer</w:t>
+        <w:t xml:space="preserve">5.4.3 TC230 Shared-to-Writer</w:t>
       </w:r>
     </w:p>
     <w:p>
@@ -6767,7 +7707,7 @@
         <w:rPr>
           <w:rFonts w:ascii="Calibri" w:hAnsi="Calibri" w:eastAsia="SimHei" w:cs="Calibri"/>
         </w:rPr>
-        <w:t xml:space="preserve">5.3.4 TC232 Hot-Key 组合</w:t>
+        <w:t xml:space="preserve">5.4.4 TC232 Hot-Key 组合</w:t>
       </w:r>
     </w:p>
     <w:p>
@@ -6801,7 +7741,7 @@
         <w:rPr>
           <w:rFonts w:ascii="Calibri" w:hAnsi="Calibri" w:eastAsia="SimHei" w:cs="Calibri"/>
         </w:rPr>
-        <w:t xml:space="preserve">5.4 压力稳定性</w:t>
+        <w:t xml:space="preserve">5.5 压力稳定性</w:t>
       </w:r>
     </w:p>
     <w:p>
@@ -6868,7 +7808,7 @@
         <w:rPr>
           <w:rFonts w:ascii="Calibri" w:hAnsi="Calibri" w:eastAsia="SimHei" w:cs="Calibri"/>
         </w:rPr>
-        <w:t xml:space="preserve">5.5 结论</w:t>
+        <w:t xml:space="preserve">5.6 结论</w:t>
       </w:r>
     </w:p>
     <w:p>
@@ -7037,43 +7977,43 @@
                 <w:sz w:val="18"/>
                 <w:szCs w:val="18"/>
               </w:rPr>
-              <w:t xml:space="preserve">指标 1</w:t>
-            </w:r>
-          </w:p>
-        </w:tc>
-        <w:tc>
-          <w:tcPr/>
-          <w:p>
-            <w:pPr>
-              <w:pStyle w:val="TableText"/>
-              <w:jc w:val="left"/>
-              <w:spacing w:before="0" w:after="0" w:line="320" w:lineRule="exact"/>
-            </w:pPr>
-            <w:r>
-              <w:rPr>
-                <w:rFonts w:ascii="Calibri" w:hAnsi="Calibri" w:eastAsia="Microsoft YaHei" w:cs="Calibri"/>
-                <w:sz w:val="18"/>
-                <w:szCs w:val="18"/>
-              </w:rPr>
-              <w:t xml:space="preserve">9</w:t>
-            </w:r>
-          </w:p>
-        </w:tc>
-        <w:tc>
-          <w:tcPr/>
-          <w:p>
-            <w:pPr>
-              <w:pStyle w:val="TableText"/>
-              <w:jc w:val="left"/>
-              <w:spacing w:before="0" w:after="0" w:line="320" w:lineRule="exact"/>
-            </w:pPr>
-            <w:r>
-              <w:rPr>
-                <w:rFonts w:ascii="Calibri" w:hAnsi="Calibri" w:eastAsia="Microsoft YaHei" w:cs="Calibri"/>
-                <w:sz w:val="18"/>
-                <w:szCs w:val="18"/>
-              </w:rPr>
-              <w:t xml:space="preserve">9</w:t>
+              <w:t xml:space="preserve">指标 1/2 legacy profile 矩阵</w:t>
+            </w:r>
+          </w:p>
+        </w:tc>
+        <w:tc>
+          <w:tcPr/>
+          <w:p>
+            <w:pPr>
+              <w:pStyle w:val="TableText"/>
+              <w:jc w:val="left"/>
+              <w:spacing w:before="0" w:after="0" w:line="320" w:lineRule="exact"/>
+            </w:pPr>
+            <w:r>
+              <w:rPr>
+                <w:rFonts w:ascii="Calibri" w:hAnsi="Calibri" w:eastAsia="Microsoft YaHei" w:cs="Calibri"/>
+                <w:sz w:val="18"/>
+                <w:szCs w:val="18"/>
+              </w:rPr>
+              <w:t xml:space="preserve">72</w:t>
+            </w:r>
+          </w:p>
+        </w:tc>
+        <w:tc>
+          <w:tcPr/>
+          <w:p>
+            <w:pPr>
+              <w:pStyle w:val="TableText"/>
+              <w:jc w:val="left"/>
+              <w:spacing w:before="0" w:after="0" w:line="320" w:lineRule="exact"/>
+            </w:pPr>
+            <w:r>
+              <w:rPr>
+                <w:rFonts w:ascii="Calibri" w:hAnsi="Calibri" w:eastAsia="Microsoft YaHei" w:cs="Calibri"/>
+                <w:sz w:val="18"/>
+                <w:szCs w:val="18"/>
+              </w:rPr>
+              <w:t xml:space="preserve">72</w:t>
             </w:r>
           </w:p>
         </w:tc>
@@ -7114,43 +8054,43 @@
                 <w:sz w:val="18"/>
                 <w:szCs w:val="18"/>
               </w:rPr>
-              <w:t xml:space="preserve">指标 2</w:t>
-            </w:r>
-          </w:p>
-        </w:tc>
-        <w:tc>
-          <w:tcPr/>
-          <w:p>
-            <w:pPr>
-              <w:pStyle w:val="TableText"/>
-              <w:jc w:val="left"/>
-              <w:spacing w:before="0" w:after="0" w:line="320" w:lineRule="exact"/>
-            </w:pPr>
-            <w:r>
-              <w:rPr>
-                <w:rFonts w:ascii="Calibri" w:hAnsi="Calibri" w:eastAsia="Microsoft YaHei" w:cs="Calibri"/>
-                <w:sz w:val="18"/>
-                <w:szCs w:val="18"/>
-              </w:rPr>
-              <w:t xml:space="preserve">63</w:t>
-            </w:r>
-          </w:p>
-        </w:tc>
-        <w:tc>
-          <w:tcPr/>
-          <w:p>
-            <w:pPr>
-              <w:pStyle w:val="TableText"/>
-              <w:jc w:val="left"/>
-              <w:spacing w:before="0" w:after="0" w:line="320" w:lineRule="exact"/>
-            </w:pPr>
-            <w:r>
-              <w:rPr>
-                <w:rFonts w:ascii="Calibri" w:hAnsi="Calibri" w:eastAsia="Microsoft YaHei" w:cs="Calibri"/>
-                <w:sz w:val="18"/>
-                <w:szCs w:val="18"/>
-              </w:rPr>
-              <w:t xml:space="preserve">63</w:t>
+              <w:t xml:space="preserve">指标 1 修正时延独立矩阵</w:t>
+            </w:r>
+          </w:p>
+        </w:tc>
+        <w:tc>
+          <w:tcPr/>
+          <w:p>
+            <w:pPr>
+              <w:pStyle w:val="TableText"/>
+              <w:jc w:val="left"/>
+              <w:spacing w:before="0" w:after="0" w:line="320" w:lineRule="exact"/>
+            </w:pPr>
+            <w:r>
+              <w:rPr>
+                <w:rFonts w:ascii="Calibri" w:hAnsi="Calibri" w:eastAsia="Microsoft YaHei" w:cs="Calibri"/>
+                <w:sz w:val="18"/>
+                <w:szCs w:val="18"/>
+              </w:rPr>
+              <w:t xml:space="preserve">6 arms</w:t>
+            </w:r>
+          </w:p>
+        </w:tc>
+        <w:tc>
+          <w:tcPr/>
+          <w:p>
+            <w:pPr>
+              <w:pStyle w:val="TableText"/>
+              <w:jc w:val="left"/>
+              <w:spacing w:before="0" w:after="0" w:line="320" w:lineRule="exact"/>
+            </w:pPr>
+            <w:r>
+              <w:rPr>
+                <w:rFonts w:ascii="Calibri" w:hAnsi="Calibri" w:eastAsia="Microsoft YaHei" w:cs="Calibri"/>
+                <w:sz w:val="18"/>
+                <w:szCs w:val="18"/>
+              </w:rPr>
+              <w:t xml:space="preserve">6</w:t>
             </w:r>
           </w:p>
         </w:tc>
@@ -8826,7 +9766,18 @@
         <w:rPr>
           <w:rFonts w:ascii="Calibri" w:hAnsi="Calibri" w:eastAsia="Microsoft YaHei" w:cs="Calibri"/>
         </w:rPr>
-        <w:t xml:space="preserve">验证环境曾使用临时模拟传输承载跨进程消息；该设施不属于项目架构、交付组件或公开接口。</w:t>
+        <w:t xml:space="preserve">验证环境曾使用 NetworkSim 作为临时模拟传输承载跨进程消息；它不属于项目架构、交付组件</w:t>
+      </w:r>
+    </w:p>
+    <w:p>
+      <w:pPr>
+        <w:ind w:left="0" w:firstLine="420"/>
+      </w:pPr>
+      <w:r>
+        <w:rPr>
+          <w:rFonts w:ascii="Calibri" w:hAnsi="Calibri" w:eastAsia="Microsoft YaHei" w:cs="Calibri"/>
+        </w:rPr>
+        <w:t xml:space="preserve">或公开接口。</w:t>
       </w:r>
     </w:p>
     <w:p>

--- a/docs/design/cc_ep_deliverable3_performance_api.docx
+++ b/docs/design/cc_ep_deliverable3_performance_api.docx
@@ -1768,7 +1768,7 @@
                 <w:sz w:val="18"/>
                 <w:szCs w:val="18"/>
               </w:rPr>
-              <w:t xml:space="preserve">验证数据库、FaaS、图计算和 feature store 在 16N1S 下的应用价值</w:t>
+              <w:t xml:space="preserve">验证数据库、FaaS、图计算和 feature store 在 16N1S Level-A 下的应用价值</w:t>
             </w:r>
           </w:p>
         </w:tc>
@@ -2351,18 +2351,18 @@
         <w:rPr>
           <w:rFonts w:ascii="Calibri" w:hAnsi="Calibri" w:eastAsia="Microsoft YaHei" w:cs="Calibri"/>
         </w:rPr>
-        <w:t xml:space="preserve">后续标准化采集合同可以统一为每轮 naive、spill-512K、spill-IdealDir 三角色的 3×3 裸启动</w:t>
-      </w:r>
-    </w:p>
-    <w:p>
-      <w:pPr>
-        <w:ind w:left="0" w:firstLine="420"/>
-      </w:pPr>
-      <w:r>
-        <w:rPr>
-          <w:rFonts w:ascii="Calibri" w:hAnsi="Calibri" w:eastAsia="Microsoft YaHei" w:cs="Calibri"/>
-        </w:rPr>
-        <w:t xml:space="preserve">矩阵；该合同描述未来采集方式，不表示当前已经存在这样的九运行证据。</w:t>
+        <w:t xml:space="preserve">验收后若需要统一复现，可选用每轮 naive、spill-512K、spill-IdealDir 三角色的 3×3 裸启动</w:t>
+      </w:r>
+    </w:p>
+    <w:p>
+      <w:pPr>
+        <w:ind w:left="0" w:firstLine="420"/>
+      </w:pPr>
+      <w:r>
+        <w:rPr>
+          <w:rFonts w:ascii="Calibri" w:hAnsi="Calibri" w:eastAsia="Microsoft YaHei" w:cs="Calibri"/>
+        </w:rPr>
+        <w:t xml:space="preserve">矩阵。该方案不是本轮验收 Gate，不影响当前冻结接受值；未经合同变更不据此要求新增实验。</w:t>
       </w:r>
     </w:p>
     <w:p>
@@ -2696,7 +2696,7 @@
         <w:rPr>
           <w:rFonts w:ascii="Calibri" w:hAnsi="Calibri" w:eastAsia="Microsoft YaHei" w:cs="Calibri"/>
         </w:rPr>
-        <w:t xml:space="preserve">• TC142-TC147 展示 16N1S 代表应用结果。</w:t>
+        <w:t xml:space="preserve">• TC142-TC147 展示 16N1S Level-A 代表应用结果。</w:t>
       </w:r>
     </w:p>
     <w:p>
@@ -3354,18 +3354,7 @@
         <w:rPr>
           <w:rFonts w:ascii="Calibri" w:hAnsi="Calibri" w:eastAsia="Microsoft YaHei" w:cs="Calibri"/>
         </w:rPr>
-        <w:t xml:space="preserve">未来可采用统一 3×3 裸启动合同重新采集，但这不改变当前 1.515× 与 10.534578 ns / 21.069156</w:t>
-      </w:r>
-    </w:p>
-    <w:p>
-      <w:pPr>
-        <w:ind w:left="0" w:firstLine="420"/>
-      </w:pPr>
-      <w:r>
-        <w:rPr>
-          <w:rFonts w:ascii="Calibri" w:hAnsi="Calibri" w:eastAsia="Microsoft YaHei" w:cs="Calibri"/>
-        </w:rPr>
-        <w:t xml:space="preserve">cycles 的接受值。</w:t>
+        <w:t xml:space="preserve">该可选复现方案不改变当前 1.515× 与 10.534578 ns / 21.069156 cycles 的接受值。</w:t>
       </w:r>
     </w:p>
     <w:p>
@@ -5409,7 +5398,7 @@
         <w:rPr>
           <w:rFonts w:ascii="Calibri" w:hAnsi="Calibri" w:eastAsia="SimHei" w:cs="Calibri"/>
         </w:rPr>
-        <w:t xml:space="preserve">4.6 16N1S 代表应用结果</w:t>
+        <w:t xml:space="preserve">4.6 16N1S Level-A 代表应用结果</w:t>
       </w:r>
     </w:p>
     <w:p>
@@ -6147,18 +6136,18 @@
         <w:rPr>
           <w:rFonts w:ascii="Calibri" w:hAnsi="Calibri" w:eastAsia="Microsoft YaHei" w:cs="Calibri"/>
         </w:rPr>
-        <w:t xml:space="preserve">该矩阵证明 UBCC 的容量和协议机制可以迁移到真实应用形态与 16 节点拓扑，而不局限于</w:t>
-      </w:r>
-    </w:p>
-    <w:p>
-      <w:pPr>
-        <w:ind w:left="0" w:firstLine="420"/>
-      </w:pPr>
-      <w:r>
-        <w:rPr>
-          <w:rFonts w:ascii="Calibri" w:hAnsi="Calibri" w:eastAsia="Microsoft YaHei" w:cs="Calibri"/>
-        </w:rPr>
-        <w:t xml:space="preserve">协议微场景。</w:t>
+        <w:t xml:space="preserve">该矩阵证明 UBCC 的容量和协议机制可以迁移到真实应用形态与 16N1S Level-A 协议节点规模，</w:t>
+      </w:r>
+    </w:p>
+    <w:p>
+      <w:pPr>
+        <w:ind w:left="0" w:firstLine="420"/>
+      </w:pPr>
+      <w:r>
+        <w:rPr>
+          <w:rFonts w:ascii="Calibri" w:hAnsi="Calibri" w:eastAsia="Microsoft YaHei" w:cs="Calibri"/>
+        </w:rPr>
+        <w:t xml:space="preserve">而不局限于协议微场景；该结论不包含端口级 Switch 微体系结构。</w:t>
       </w:r>
     </w:p>
     <w:p>
@@ -8232,7 +8221,7 @@
         <w:rPr>
           <w:rFonts w:ascii="Calibri" w:hAnsi="Calibri" w:eastAsia="Microsoft YaHei" w:cs="Calibri"/>
         </w:rPr>
-        <w:t xml:space="preserve">TC141 shared-writer recovery，以及 TC142-TC147 的 16N1S 三 profile 应用矩阵。</w:t>
+        <w:t xml:space="preserve">TC141 shared-writer recovery，以及 TC142-TC147 的 16N1S Level-A 三 profile 应用矩阵。</w:t>
       </w:r>
     </w:p>
     <w:p>

--- a/docs/design/cc_ep_deliverable3_performance_api.docx
+++ b/docs/design/cc_ep_deliverable3_performance_api.docx
@@ -23,18 +23,18 @@
         <w:rPr>
           <w:rFonts w:ascii="Calibri" w:hAnsi="Calibri" w:eastAsia="Microsoft YaHei" w:cs="Calibri"/>
         </w:rPr>
-        <w:t xml:space="preserve">文档版本：V1.0</w:t>
-      </w:r>
-    </w:p>
-    <w:p>
-      <w:pPr>
-        <w:ind w:left="0" w:firstLine="420"/>
-      </w:pPr>
-      <w:r>
-        <w:rPr>
-          <w:rFonts w:ascii="Calibri" w:hAnsi="Calibri" w:eastAsia="Microsoft YaHei" w:cs="Calibri"/>
-        </w:rPr>
-        <w:t xml:space="preserve">交付阶段：正式文档第一版</w:t>
+        <w:t xml:space="preserve">文档版本﻿：﻿V﻿1﻿.﻿0</w:t>
+      </w:r>
+    </w:p>
+    <w:p>
+      <w:pPr>
+        <w:ind w:left="0" w:firstLine="420"/>
+      </w:pPr>
+      <w:r>
+        <w:rPr>
+          <w:rFonts w:ascii="Calibri" w:hAnsi="Calibri" w:eastAsia="Microsoft YaHei" w:cs="Calibri"/>
+        </w:rPr>
+        <w:t xml:space="preserve">交付阶段：正式﻿文﻿档﻿第﻿一﻿版</w:t>
       </w:r>
     </w:p>
     <w:p>
@@ -84,84 +84,84 @@
         <w:rPr>
           <w:rFonts w:ascii="Calibri" w:hAnsi="Calibri" w:eastAsia="Microsoft YaHei" w:cs="Calibri"/>
         </w:rPr>
-        <w:t xml:space="preserve">1. 执行摘要</w:t>
-      </w:r>
-    </w:p>
-    <w:p>
-      <w:pPr>
-        <w:ind w:left="0" w:firstLine="420"/>
-      </w:pPr>
-      <w:r>
-        <w:rPr>
-          <w:rFonts w:ascii="Calibri" w:hAnsi="Calibri" w:eastAsia="Microsoft YaHei" w:cs="Calibri"/>
-        </w:rPr>
-        <w:t xml:space="preserve">2. 验收方法</w:t>
-      </w:r>
-    </w:p>
-    <w:p>
-      <w:pPr>
-        <w:ind w:left="0" w:firstLine="420"/>
-      </w:pPr>
-      <w:r>
-        <w:rPr>
-          <w:rFonts w:ascii="Calibri" w:hAnsi="Calibri" w:eastAsia="Microsoft YaHei" w:cs="Calibri"/>
-        </w:rPr>
-        <w:t xml:space="preserve">3. 指标 1：等效追踪容量与附加时延</w:t>
-      </w:r>
-    </w:p>
-    <w:p>
-      <w:pPr>
-        <w:ind w:left="0" w:firstLine="420"/>
-      </w:pPr>
-      <w:r>
-        <w:rPr>
-          <w:rFonts w:ascii="Calibri" w:hAnsi="Calibri" w:eastAsia="Microsoft YaHei" w:cs="Calibri"/>
-        </w:rPr>
-        <w:t xml:space="preserve">4. 指标 2：适用场景端到端时延</w:t>
-      </w:r>
-    </w:p>
-    <w:p>
-      <w:pPr>
-        <w:ind w:left="0" w:firstLine="420"/>
-      </w:pPr>
-      <w:r>
-        <w:rPr>
-          <w:rFonts w:ascii="Calibri" w:hAnsi="Calibri" w:eastAsia="Microsoft YaHei" w:cs="Calibri"/>
-        </w:rPr>
-        <w:t xml:space="preserve">5. 指标 3：UBCC 与 HA-VI 配对比较</w:t>
-      </w:r>
-    </w:p>
-    <w:p>
-      <w:pPr>
-        <w:ind w:left="0" w:firstLine="420"/>
-      </w:pPr>
-      <w:r>
-        <w:rPr>
-          <w:rFonts w:ascii="Calibri" w:hAnsi="Calibri" w:eastAsia="Microsoft YaHei" w:cs="Calibri"/>
-        </w:rPr>
-        <w:t xml:space="preserve">6. 正确性与回归结果</w:t>
-      </w:r>
-    </w:p>
-    <w:p>
-      <w:pPr>
-        <w:ind w:left="0" w:firstLine="420"/>
-      </w:pPr>
-      <w:r>
-        <w:rPr>
-          <w:rFonts w:ascii="Calibri" w:hAnsi="Calibri" w:eastAsia="Microsoft YaHei" w:cs="Calibri"/>
-        </w:rPr>
-        <w:t xml:space="preserve">7. 集成接口</w:t>
-      </w:r>
-    </w:p>
-    <w:p>
-      <w:pPr>
-        <w:ind w:left="0" w:firstLine="420"/>
-      </w:pPr>
-      <w:r>
-        <w:rPr>
-          <w:rFonts w:ascii="Calibri" w:hAnsi="Calibri" w:eastAsia="Microsoft YaHei" w:cs="Calibri"/>
-        </w:rPr>
-        <w:t xml:space="preserve">8. 集成流程与验证模板</w:t>
+        <w:t xml:space="preserve">1.﻿ ﻿执﻿行﻿摘﻿要</w:t>
+      </w:r>
+    </w:p>
+    <w:p>
+      <w:pPr>
+        <w:ind w:left="0" w:firstLine="420"/>
+      </w:pPr>
+      <w:r>
+        <w:rPr>
+          <w:rFonts w:ascii="Calibri" w:hAnsi="Calibri" w:eastAsia="Microsoft YaHei" w:cs="Calibri"/>
+        </w:rPr>
+        <w:t xml:space="preserve">2.﻿ ﻿验﻿收﻿方﻿法</w:t>
+      </w:r>
+    </w:p>
+    <w:p>
+      <w:pPr>
+        <w:ind w:left="0" w:firstLine="420"/>
+      </w:pPr>
+      <w:r>
+        <w:rPr>
+          <w:rFonts w:ascii="Calibri" w:hAnsi="Calibri" w:eastAsia="Microsoft YaHei" w:cs="Calibri"/>
+        </w:rPr>
+        <w:t xml:space="preserve">3. 指标 1：等效追踪容量﻿与﻿附﻿加﻿时﻿延</w:t>
+      </w:r>
+    </w:p>
+    <w:p>
+      <w:pPr>
+        <w:ind w:left="0" w:firstLine="420"/>
+      </w:pPr>
+      <w:r>
+        <w:rPr>
+          <w:rFonts w:ascii="Calibri" w:hAnsi="Calibri" w:eastAsia="Microsoft YaHei" w:cs="Calibri"/>
+        </w:rPr>
+        <w:t xml:space="preserve">4. 指标 2：适用场景﻿端﻿到﻿端﻿时﻿延</w:t>
+      </w:r>
+    </w:p>
+    <w:p>
+      <w:pPr>
+        <w:ind w:left="0" w:firstLine="420"/>
+      </w:pPr>
+      <w:r>
+        <w:rPr>
+          <w:rFonts w:ascii="Calibri" w:hAnsi="Calibri" w:eastAsia="Microsoft YaHei" w:cs="Calibri"/>
+        </w:rPr>
+        <w:t xml:space="preserve">5. 指标 3：UBCC 与 HA-VI﻿ ﻿配﻿对﻿比﻿较</w:t>
+      </w:r>
+    </w:p>
+    <w:p>
+      <w:pPr>
+        <w:ind w:left="0" w:firstLine="420"/>
+      </w:pPr>
+      <w:r>
+        <w:rPr>
+          <w:rFonts w:ascii="Calibri" w:hAnsi="Calibri" w:eastAsia="Microsoft YaHei" w:cs="Calibri"/>
+        </w:rPr>
+        <w:t xml:space="preserve">6. 正确性﻿与﻿回﻿归﻿结﻿果</w:t>
+      </w:r>
+    </w:p>
+    <w:p>
+      <w:pPr>
+        <w:ind w:left="0" w:firstLine="420"/>
+      </w:pPr>
+      <w:r>
+        <w:rPr>
+          <w:rFonts w:ascii="Calibri" w:hAnsi="Calibri" w:eastAsia="Microsoft YaHei" w:cs="Calibri"/>
+        </w:rPr>
+        <w:t xml:space="preserve">7.﻿ ﻿集﻿成﻿接﻿口</w:t>
+      </w:r>
+    </w:p>
+    <w:p>
+      <w:pPr>
+        <w:ind w:left="0" w:firstLine="420"/>
+      </w:pPr>
+      <w:r>
+        <w:rPr>
+          <w:rFonts w:ascii="Calibri" w:hAnsi="Calibri" w:eastAsia="Microsoft YaHei" w:cs="Calibri"/>
+        </w:rPr>
+        <w:t xml:space="preserve">8. 集成流程﻿与﻿验﻿证﻿模﻿板</w:t>
       </w:r>
     </w:p>
     <w:p>
@@ -183,51 +183,51 @@
         <w:rPr>
           <w:rFonts w:ascii="Calibri" w:hAnsi="Calibri" w:eastAsia="Microsoft YaHei" w:cs="Calibri"/>
         </w:rPr>
-        <w:t xml:space="preserve">附录 A 指标口径</w:t>
-      </w:r>
-    </w:p>
-    <w:p>
-      <w:pPr>
-        <w:ind w:left="0" w:firstLine="420"/>
-      </w:pPr>
-      <w:r>
-        <w:rPr>
-          <w:rFonts w:ascii="Calibri" w:hAnsi="Calibri" w:eastAsia="Microsoft YaHei" w:cs="Calibri"/>
-        </w:rPr>
-        <w:t xml:space="preserve">附录 B 指标 2 场景说明</w:t>
-      </w:r>
-    </w:p>
-    <w:p>
-      <w:pPr>
-        <w:ind w:left="0" w:firstLine="420"/>
-      </w:pPr>
-      <w:r>
-        <w:rPr>
-          <w:rFonts w:ascii="Calibri" w:hAnsi="Calibri" w:eastAsia="Microsoft YaHei" w:cs="Calibri"/>
-        </w:rPr>
-        <w:t xml:space="preserve">附录 C 指标 3 场景说明</w:t>
-      </w:r>
-    </w:p>
-    <w:p>
-      <w:pPr>
-        <w:ind w:left="0" w:firstLine="420"/>
-      </w:pPr>
-      <w:r>
-        <w:rPr>
-          <w:rFonts w:ascii="Calibri" w:hAnsi="Calibri" w:eastAsia="Microsoft YaHei" w:cs="Calibri"/>
-        </w:rPr>
-        <w:t xml:space="preserve">附录 D 接口速查表</w:t>
-      </w:r>
-    </w:p>
-    <w:p>
-      <w:pPr>
-        <w:ind w:left="0" w:firstLine="420"/>
-      </w:pPr>
-      <w:r>
-        <w:rPr>
-          <w:rFonts w:ascii="Calibri" w:hAnsi="Calibri" w:eastAsia="Microsoft YaHei" w:cs="Calibri"/>
-        </w:rPr>
-        <w:t xml:space="preserve">附录 E 术语表</w:t>
+        <w:t xml:space="preserve">附录 A﻿ ﻿指﻿标﻿口﻿径</w:t>
+      </w:r>
+    </w:p>
+    <w:p>
+      <w:pPr>
+        <w:ind w:left="0" w:firstLine="420"/>
+      </w:pPr>
+      <w:r>
+        <w:rPr>
+          <w:rFonts w:ascii="Calibri" w:hAnsi="Calibri" w:eastAsia="Microsoft YaHei" w:cs="Calibri"/>
+        </w:rPr>
+        <w:t xml:space="preserve">附录 B 指标 2﻿ ﻿场﻿景﻿说﻿明</w:t>
+      </w:r>
+    </w:p>
+    <w:p>
+      <w:pPr>
+        <w:ind w:left="0" w:firstLine="420"/>
+      </w:pPr>
+      <w:r>
+        <w:rPr>
+          <w:rFonts w:ascii="Calibri" w:hAnsi="Calibri" w:eastAsia="Microsoft YaHei" w:cs="Calibri"/>
+        </w:rPr>
+        <w:t xml:space="preserve">附录 C 指标 3﻿ ﻿场﻿景﻿说﻿明</w:t>
+      </w:r>
+    </w:p>
+    <w:p>
+      <w:pPr>
+        <w:ind w:left="0" w:firstLine="420"/>
+      </w:pPr>
+      <w:r>
+        <w:rPr>
+          <w:rFonts w:ascii="Calibri" w:hAnsi="Calibri" w:eastAsia="Microsoft YaHei" w:cs="Calibri"/>
+        </w:rPr>
+        <w:t xml:space="preserve">附录 D ﻿接﻿口﻿速﻿查﻿表</w:t>
+      </w:r>
+    </w:p>
+    <w:p>
+      <w:pPr>
+        <w:ind w:left="0" w:firstLine="420"/>
+      </w:pPr>
+      <w:r>
+        <w:rPr>
+          <w:rFonts w:ascii="Calibri" w:hAnsi="Calibri" w:eastAsia="Microsoft YaHei" w:cs="Calibri"/>
+        </w:rPr>
+        <w:t xml:space="preserve">附录 ﻿E﻿ ﻿术﻿语﻿表</w:t>
       </w:r>
     </w:p>
     <w:p>
@@ -267,18 +267,18 @@
         <w:rPr>
           <w:rFonts w:ascii="Calibri" w:hAnsi="Calibri" w:eastAsia="Microsoft YaHei" w:cs="Calibri"/>
         </w:rPr>
-        <w:t xml:space="preserve">UBCC 最终性能验收包括容量效率、适用场景端到端时延和 HA-VI 配对比较三项指标。三项</w:t>
-      </w:r>
-    </w:p>
-    <w:p>
-      <w:pPr>
-        <w:ind w:left="0" w:firstLine="420"/>
-      </w:pPr>
-      <w:r>
-        <w:rPr>
-          <w:rFonts w:ascii="Calibri" w:hAnsi="Calibri" w:eastAsia="Microsoft YaHei" w:cs="Calibri"/>
-        </w:rPr>
-        <w:t xml:space="preserve">指标均达到冻结验收口径。</w:t>
+        <w:t xml:space="preserve">UBCC 最终性能验收包括容量效率、适用场景端到端时延和 HA-VI 配对比较三项﻿指﻿标﻿。﻿三﻿项</w:t>
+      </w:r>
+    </w:p>
+    <w:p>
+      <w:pPr>
+        <w:ind w:left="0" w:firstLine="420"/>
+      </w:pPr>
+      <w:r>
+        <w:rPr>
+          <w:rFonts w:ascii="Calibri" w:hAnsi="Calibri" w:eastAsia="Microsoft YaHei" w:cs="Calibri"/>
+        </w:rPr>
+        <w:t xml:space="preserve">指标均达到冻结﻿验﻿收﻿口﻿径﻿。</w:t>
       </w:r>
     </w:p>
     <w:tbl>
@@ -496,25 +496,25 @@
                 <w:sz w:val="18"/>
                 <w:szCs w:val="18"/>
               </w:rPr>
-              <w:t xml:space="preserve">&lt; 50.000 cycles</w:t>
-            </w:r>
-          </w:p>
-        </w:tc>
-        <w:tc>
-          <w:tcPr/>
-          <w:p>
-            <w:pPr>
-              <w:pStyle w:val="TableText"/>
-              <w:jc w:val="left"/>
-              <w:spacing w:before="0" w:after="0" w:line="320" w:lineRule="exact"/>
-            </w:pPr>
-            <w:r>
-              <w:rPr>
-                <w:rFonts w:ascii="Calibri" w:hAnsi="Calibri" w:eastAsia="Microsoft YaHei" w:cs="Calibri"/>
-                <w:sz w:val="18"/>
-                <w:szCs w:val="18"/>
-              </w:rPr>
-              <w:t xml:space="preserve">21.069156 cycles</w:t>
+              <w:t xml:space="preserve">&lt; 50.000 c﻿y﻿c﻿l﻿e﻿s</w:t>
+            </w:r>
+          </w:p>
+        </w:tc>
+        <w:tc>
+          <w:tcPr/>
+          <w:p>
+            <w:pPr>
+              <w:pStyle w:val="TableText"/>
+              <w:jc w:val="left"/>
+              <w:spacing w:before="0" w:after="0" w:line="320" w:lineRule="exact"/>
+            </w:pPr>
+            <w:r>
+              <w:rPr>
+                <w:rFonts w:ascii="Calibri" w:hAnsi="Calibri" w:eastAsia="Microsoft YaHei" w:cs="Calibri"/>
+                <w:sz w:val="18"/>
+                <w:szCs w:val="18"/>
+              </w:rPr>
+              <w:t xml:space="preserve">21.069156 c﻿y﻿c﻿l﻿e﻿s</w:t>
             </w:r>
           </w:p>
         </w:tc>
@@ -632,25 +632,25 @@
                 <w:sz w:val="18"/>
                 <w:szCs w:val="18"/>
               </w:rPr>
-              <w:t xml:space="preserve">指标 3：UBCC 相对 HA-VI</w:t>
-            </w:r>
-          </w:p>
-        </w:tc>
-        <w:tc>
-          <w:tcPr/>
-          <w:p>
-            <w:pPr>
-              <w:pStyle w:val="TableText"/>
-              <w:jc w:val="left"/>
-              <w:spacing w:before="0" w:after="0" w:line="320" w:lineRule="exact"/>
-            </w:pPr>
-            <w:r>
-              <w:rPr>
-                <w:rFonts w:ascii="Calibri" w:hAnsi="Calibri" w:eastAsia="Microsoft YaHei" w:cs="Calibri"/>
-                <w:sz w:val="18"/>
-                <w:szCs w:val="18"/>
-              </w:rPr>
-              <w:t xml:space="preserve">两场景组均满足 UBCC 平均时延更低</w:t>
+              <w:t xml:space="preserve">指标 3：U﻿B﻿C﻿C 相对 H﻿A﻿-﻿V﻿I</w:t>
+            </w:r>
+          </w:p>
+        </w:tc>
+        <w:tc>
+          <w:tcPr/>
+          <w:p>
+            <w:pPr>
+              <w:pStyle w:val="TableText"/>
+              <w:jc w:val="left"/>
+              <w:spacing w:before="0" w:after="0" w:line="320" w:lineRule="exact"/>
+            </w:pPr>
+            <w:r>
+              <w:rPr>
+                <w:rFonts w:ascii="Calibri" w:hAnsi="Calibri" w:eastAsia="Microsoft YaHei" w:cs="Calibri"/>
+                <w:sz w:val="18"/>
+                <w:szCs w:val="18"/>
+              </w:rPr>
+              <w:t xml:space="preserve">两场景组均满足 U﻿B﻿C﻿C 平均时延更低</w:t>
             </w:r>
           </w:p>
         </w:tc>
@@ -821,7 +821,7 @@
                 <w:sz w:val="18"/>
                 <w:szCs w:val="18"/>
               </w:rPr>
-              <w:t xml:space="preserve">容量 1.515×；附加时延 10.534578 ns / 21.069156 cycles</w:t>
+              <w:t xml:space="preserve">容量 1.515×；附加时延 10.534578 n﻿s / 21.069156 c﻿y﻿c﻿l﻿e﻿s</w:t>
             </w:r>
           </w:p>
         </w:tc>
@@ -898,7 +898,7 @@
                 <w:sz w:val="18"/>
                 <w:szCs w:val="18"/>
               </w:rPr>
-              <w:t xml:space="preserve">冻结计分 testcase 与适用门槛</w:t>
+              <w:t xml:space="preserve">冻结计分 t﻿e﻿s﻿t﻿c﻿a﻿s﻿e 与适用门槛</w:t>
             </w:r>
           </w:p>
         </w:tc>
@@ -939,25 +939,25 @@
                 <w:sz w:val="18"/>
                 <w:szCs w:val="18"/>
               </w:rPr>
-              <w:t xml:space="preserve">两压力点的两个场景组均满足 UBCC 聚合均值更低</w:t>
-            </w:r>
-          </w:p>
-        </w:tc>
-        <w:tc>
-          <w:tcPr/>
-          <w:p>
-            <w:pPr>
-              <w:pStyle w:val="TableText"/>
-              <w:jc w:val="left"/>
-              <w:spacing w:before="0" w:after="0" w:line="320" w:lineRule="exact"/>
-            </w:pPr>
-            <w:r>
-              <w:rPr>
-                <w:rFonts w:ascii="Calibri" w:hAnsi="Calibri" w:eastAsia="Microsoft YaHei" w:cs="Calibri"/>
-                <w:sz w:val="18"/>
-                <w:szCs w:val="18"/>
-              </w:rPr>
-              <w:t xml:space="preserve">冻结 HA-VI 可执行参考模型，不代表物理芯片</w:t>
+              <w:t xml:space="preserve">两压力点的两个场景组均满足 U﻿B﻿C﻿C 聚合均值更低</w:t>
+            </w:r>
+          </w:p>
+        </w:tc>
+        <w:tc>
+          <w:tcPr/>
+          <w:p>
+            <w:pPr>
+              <w:pStyle w:val="TableText"/>
+              <w:jc w:val="left"/>
+              <w:spacing w:before="0" w:after="0" w:line="320" w:lineRule="exact"/>
+            </w:pPr>
+            <w:r>
+              <w:rPr>
+                <w:rFonts w:ascii="Calibri" w:hAnsi="Calibri" w:eastAsia="Microsoft YaHei" w:cs="Calibri"/>
+                <w:sz w:val="18"/>
+                <w:szCs w:val="18"/>
+              </w:rPr>
+              <w:t xml:space="preserve">冻结 H﻿A﻿-﻿V﻿I 可执行参考模型，不代表物理芯片</w:t>
             </w:r>
           </w:p>
         </w:tc>
@@ -1016,7 +1016,7 @@
                 <w:sz w:val="18"/>
                 <w:szCs w:val="18"/>
               </w:rPr>
-              <w:t xml:space="preserve">未建模客户硬件和端口级 Switch 微体系结构</w:t>
+              <w:t xml:space="preserve">未建模客户硬件和端口级 S﻿w﻿i﻿t﻿c﻿h 微体系结构</w:t>
             </w:r>
           </w:p>
         </w:tc>
@@ -1042,7 +1042,7 @@
         <w:rPr>
           <w:rFonts w:ascii="Calibri" w:hAnsi="Calibri" w:eastAsia="Microsoft YaHei" w:cs="Calibri"/>
         </w:rPr>
-        <w:t xml:space="preserve">性能结论以正确性验证为前提：</w:t>
+        <w:t xml:space="preserve">性能结论以正确性验﻿证﻿为﻿前﻿提﻿：</w:t>
       </w:r>
     </w:p>
     <w:tbl>
@@ -1144,7 +1144,7 @@
                 <w:sz w:val="18"/>
                 <w:szCs w:val="18"/>
               </w:rPr>
-              <w:t xml:space="preserve">指标 1/2 legacy profile 矩阵</w:t>
+              <w:t xml:space="preserve">指标 1/2 l﻿e﻿g﻿a﻿c﻿y p﻿r﻿o﻿f﻿i﻿l﻿e 矩阵</w:t>
             </w:r>
           </w:p>
         </w:tc>
@@ -1221,7 +1221,7 @@
                 <w:sz w:val="18"/>
                 <w:szCs w:val="18"/>
               </w:rPr>
-              <w:t xml:space="preserve">6 arms</w:t>
+              <w:t xml:space="preserve">6 a﻿r﻿m﻿s</w:t>
             </w:r>
           </w:p>
         </w:tc>
@@ -1280,7 +1280,7 @@
                 <w:sz w:val="18"/>
                 <w:szCs w:val="18"/>
               </w:rPr>
-              <w:t xml:space="preserve">160 arms</w:t>
+              <w:t xml:space="preserve">160 a﻿r﻿m﻿s</w:t>
             </w:r>
           </w:p>
         </w:tc>
@@ -1380,7 +1380,7 @@
                 <w:sz w:val="18"/>
                 <w:szCs w:val="18"/>
               </w:rPr>
-              <w:t xml:space="preserve">Q1-Q5 故障资格</w:t>
+              <w:t xml:space="preserve">Q﻿1﻿-﻿Q﻿5 故障资格</w:t>
             </w:r>
           </w:p>
         </w:tc>
@@ -1442,18 +1442,18 @@
         <w:rPr>
           <w:rFonts w:ascii="Calibri" w:hAnsi="Calibri" w:eastAsia="Microsoft YaHei" w:cs="Calibri"/>
         </w:rPr>
-        <w:t xml:space="preserve">正式性能结果分为合同计分集和支撑结果集：合同计分集给出最终 PASS 数值，支撑结果集验证</w:t>
-      </w:r>
-    </w:p>
-    <w:p>
-      <w:pPr>
-        <w:ind w:left="0" w:firstLine="420"/>
-      </w:pPr>
-      <w:r>
-        <w:rPr>
-          <w:rFonts w:ascii="Calibri" w:hAnsi="Calibri" w:eastAsia="Microsoft YaHei" w:cs="Calibri"/>
-        </w:rPr>
-        <w:t xml:space="preserve">容量机制、Backstore 生命周期、真实容量压力和代表应用的可迁移性。</w:t>
+        <w:t xml:space="preserve">正式性能结果分为合同计分集和支撑结果集：合同计分集给出最终 PASS 数值，支撑﻿结﻿果﻿集﻿验﻿证</w:t>
+      </w:r>
+    </w:p>
+    <w:p>
+      <w:pPr>
+        <w:ind w:left="0" w:firstLine="420"/>
+      </w:pPr>
+      <w:r>
+        <w:rPr>
+          <w:rFonts w:ascii="Calibri" w:hAnsi="Calibri" w:eastAsia="Microsoft YaHei" w:cs="Calibri"/>
+        </w:rPr>
+        <w:t xml:space="preserve">容量机制、Backstore 生命周期、真实容量压力和代表应用的﻿可﻿迁﻿移﻿性﻿。</w:t>
       </w:r>
     </w:p>
     <w:tbl>
@@ -1511,7 +1511,7 @@
                 <w:sz w:val="18"/>
                 <w:szCs w:val="18"/>
               </w:rPr>
-              <w:t xml:space="preserve">Testcase</w:t>
+              <w:t xml:space="preserve">T﻿e﻿s﻿t﻿c﻿a﻿s﻿e</w:t>
             </w:r>
           </w:p>
         </w:tc>
@@ -1573,7 +1573,7 @@
                 <w:sz w:val="18"/>
                 <w:szCs w:val="18"/>
               </w:rPr>
-              <w:t xml:space="preserve">TC131、TC135-TC140、TC217</w:t>
+              <w:t xml:space="preserve">T﻿C﻿1﻿3﻿1、T﻿C﻿1﻿3﻿5﻿-﻿T﻿C﻿1﻿4﻿0、T﻿C﻿2﻿1﻿7</w:t>
             </w:r>
           </w:p>
         </w:tc>
@@ -1632,25 +1632,25 @@
                 <w:sz w:val="18"/>
                 <w:szCs w:val="18"/>
               </w:rPr>
-              <w:t xml:space="preserve">TC120-TC129、TC141</w:t>
-            </w:r>
-          </w:p>
-        </w:tc>
-        <w:tc>
-          <w:tcPr/>
-          <w:p>
-            <w:pPr>
-              <w:pStyle w:val="TableText"/>
-              <w:jc w:val="left"/>
-              <w:spacing w:before="0" w:after="0" w:line="320" w:lineRule="exact"/>
-            </w:pPr>
-            <w:r>
-              <w:rPr>
-                <w:rFonts w:ascii="Calibri" w:hAnsi="Calibri" w:eastAsia="Microsoft YaHei" w:cs="Calibri"/>
-                <w:sz w:val="18"/>
-                <w:szCs w:val="18"/>
-              </w:rPr>
-              <w:t xml:space="preserve">验证访问模式、offload/onload、writeback、replay 和 shared-writer recovery</w:t>
+              <w:t xml:space="preserve">T﻿C﻿1﻿2﻿0﻿-﻿T﻿C﻿1﻿2﻿9、T﻿C﻿1﻿4﻿1</w:t>
+            </w:r>
+          </w:p>
+        </w:tc>
+        <w:tc>
+          <w:tcPr/>
+          <w:p>
+            <w:pPr>
+              <w:pStyle w:val="TableText"/>
+              <w:jc w:val="left"/>
+              <w:spacing w:before="0" w:after="0" w:line="320" w:lineRule="exact"/>
+            </w:pPr>
+            <w:r>
+              <w:rPr>
+                <w:rFonts w:ascii="Calibri" w:hAnsi="Calibri" w:eastAsia="Microsoft YaHei" w:cs="Calibri"/>
+                <w:sz w:val="18"/>
+                <w:szCs w:val="18"/>
+              </w:rPr>
+              <w:t xml:space="preserve">验证访问模式、o﻿f﻿f﻿l﻿o﻿a﻿d/o﻿n﻿l﻿o﻿a﻿d、w﻿r﻿i﻿t﻿e﻿b﻿a﻿c﻿k、r﻿e﻿p﻿l﻿a﻿y 和 s﻿h﻿a﻿r﻿e﻿d﻿-﻿w﻿r﻿i﻿t﻿e﻿r r﻿e﻿c﻿o﻿v﻿e﻿r﻿y</w:t>
             </w:r>
           </w:p>
         </w:tc>
@@ -1691,25 +1691,25 @@
                 <w:sz w:val="18"/>
                 <w:szCs w:val="18"/>
               </w:rPr>
-              <w:t xml:space="preserve">TC130-TC134</w:t>
-            </w:r>
-          </w:p>
-        </w:tc>
-        <w:tc>
-          <w:tcPr/>
-          <w:p>
-            <w:pPr>
-              <w:pStyle w:val="TableText"/>
-              <w:jc w:val="left"/>
-              <w:spacing w:before="0" w:after="0" w:line="320" w:lineRule="exact"/>
-            </w:pPr>
-            <w:r>
-              <w:rPr>
-                <w:rFonts w:ascii="Calibri" w:hAnsi="Calibri" w:eastAsia="Microsoft YaHei" w:cs="Calibri"/>
-                <w:sz w:val="18"/>
-                <w:szCs w:val="18"/>
-              </w:rPr>
-              <w:t xml:space="preserve">验证热点复用、catalog、checkpoint、frontier 和 sliding window</w:t>
+              <w:t xml:space="preserve">T﻿C﻿1﻿3﻿0﻿-﻿T﻿C﻿1﻿3﻿4</w:t>
+            </w:r>
+          </w:p>
+        </w:tc>
+        <w:tc>
+          <w:tcPr/>
+          <w:p>
+            <w:pPr>
+              <w:pStyle w:val="TableText"/>
+              <w:jc w:val="left"/>
+              <w:spacing w:before="0" w:after="0" w:line="320" w:lineRule="exact"/>
+            </w:pPr>
+            <w:r>
+              <w:rPr>
+                <w:rFonts w:ascii="Calibri" w:hAnsi="Calibri" w:eastAsia="Microsoft YaHei" w:cs="Calibri"/>
+                <w:sz w:val="18"/>
+                <w:szCs w:val="18"/>
+              </w:rPr>
+              <w:t xml:space="preserve">验证热点复用、c﻿a﻿t﻿a﻿l﻿o﻿g、c﻿h﻿e﻿c﻿k﻿p﻿o﻿i﻿n﻿t、f﻿r﻿o﻿n﻿t﻿i﻿e﻿r 和 s﻿l﻿i﻿d﻿i﻿n﻿g w﻿i﻿n﻿d﻿o﻿w</w:t>
             </w:r>
           </w:p>
         </w:tc>
@@ -1750,25 +1750,25 @@
                 <w:sz w:val="18"/>
                 <w:szCs w:val="18"/>
               </w:rPr>
-              <w:t xml:space="preserve">TC142-TC147</w:t>
-            </w:r>
-          </w:p>
-        </w:tc>
-        <w:tc>
-          <w:tcPr/>
-          <w:p>
-            <w:pPr>
-              <w:pStyle w:val="TableText"/>
-              <w:jc w:val="left"/>
-              <w:spacing w:before="0" w:after="0" w:line="320" w:lineRule="exact"/>
-            </w:pPr>
-            <w:r>
-              <w:rPr>
-                <w:rFonts w:ascii="Calibri" w:hAnsi="Calibri" w:eastAsia="Microsoft YaHei" w:cs="Calibri"/>
-                <w:sz w:val="18"/>
-                <w:szCs w:val="18"/>
-              </w:rPr>
-              <w:t xml:space="preserve">验证数据库、FaaS、图计算和 feature store 在 16N1S Level-A 下的应用价值</w:t>
+              <w:t xml:space="preserve">T﻿C﻿1﻿4﻿2﻿-﻿T﻿C﻿1﻿4﻿7</w:t>
+            </w:r>
+          </w:p>
+        </w:tc>
+        <w:tc>
+          <w:tcPr/>
+          <w:p>
+            <w:pPr>
+              <w:pStyle w:val="TableText"/>
+              <w:jc w:val="left"/>
+              <w:spacing w:before="0" w:after="0" w:line="320" w:lineRule="exact"/>
+            </w:pPr>
+            <w:r>
+              <w:rPr>
+                <w:rFonts w:ascii="Calibri" w:hAnsi="Calibri" w:eastAsia="Microsoft YaHei" w:cs="Calibri"/>
+                <w:sz w:val="18"/>
+                <w:szCs w:val="18"/>
+              </w:rPr>
+              <w:t xml:space="preserve">验证数据库、F﻿a﻿a﻿S、图计算和 f﻿e﻿a﻿t﻿u﻿r﻿e s﻿t﻿o﻿r﻿e 在 16N1S L﻿e﻿v﻿e﻿l﻿-﻿A 下的应用价值</w:t>
             </w:r>
           </w:p>
         </w:tc>
@@ -1782,18 +1782,18 @@
         <w:rPr>
           <w:rFonts w:ascii="Calibri" w:hAnsi="Calibri" w:eastAsia="Microsoft YaHei" w:cs="Calibri"/>
         </w:rPr>
-        <w:t xml:space="preserve">支撑 testcase 不重复加入合同总分；它们用于说明 UBCC 的收益来源和适用场景，并排除合同</w:t>
-      </w:r>
-    </w:p>
-    <w:p>
-      <w:pPr>
-        <w:ind w:left="0" w:firstLine="420"/>
-      </w:pPr>
-      <w:r>
-        <w:rPr>
-          <w:rFonts w:ascii="Calibri" w:hAnsi="Calibri" w:eastAsia="Microsoft YaHei" w:cs="Calibri"/>
-        </w:rPr>
-        <w:t xml:space="preserve">结果由单一 workload 产生的替代解释。</w:t>
+        <w:t xml:space="preserve">支撑 testcase 不重复加入合同总分；它们用于说明 UBCC 的收益来源和适用场景，﻿并﻿排﻿除﻿合﻿同</w:t>
+      </w:r>
+    </w:p>
+    <w:p>
+      <w:pPr>
+        <w:ind w:left="0" w:firstLine="420"/>
+      </w:pPr>
+      <w:r>
+        <w:rPr>
+          <w:rFonts w:ascii="Calibri" w:hAnsi="Calibri" w:eastAsia="Microsoft YaHei" w:cs="Calibri"/>
+        </w:rPr>
+        <w:t xml:space="preserve">结果由单一 workload 产生的﻿替﻿代﻿解﻿释﻿。</w:t>
       </w:r>
     </w:p>
     <w:p>
@@ -1816,29 +1816,29 @@
         <w:rPr>
           <w:rFonts w:ascii="Calibri" w:hAnsi="Calibri" w:eastAsia="Microsoft YaHei" w:cs="Calibri"/>
         </w:rPr>
-        <w:t xml:space="preserve">指标 3 以 HA-VI 可执行参考模型为对照，冻结条件为 2N1S、O3、单向完成语义以及 100%</w:t>
-      </w:r>
-    </w:p>
-    <w:p>
-      <w:pPr>
-        <w:ind w:left="0" w:firstLine="420"/>
-      </w:pPr>
-      <w:r>
-        <w:rPr>
-          <w:rFonts w:ascii="Calibri" w:hAnsi="Calibri" w:eastAsia="Microsoft YaHei" w:cs="Calibri"/>
-        </w:rPr>
-        <w:t xml:space="preserve">和 150% L3 压力。该比较用于评估 UBCC 与冻结参考模型在相同 workload 和完成边界下的</w:t>
-      </w:r>
-    </w:p>
-    <w:p>
-      <w:pPr>
-        <w:ind w:left="0" w:firstLine="420"/>
-      </w:pPr>
-      <w:r>
-        <w:rPr>
-          <w:rFonts w:ascii="Calibri" w:hAnsi="Calibri" w:eastAsia="Microsoft YaHei" w:cs="Calibri"/>
-        </w:rPr>
-        <w:t xml:space="preserve">协议时延，不等同于客户物理芯片实测。</w:t>
+        <w:t xml:space="preserve">指标 3 以 HA-VI 可执行参考模型为对照，冻结条件为 2N1S、O3、单向完成语义以及﻿ ﻿1﻿0﻿0﻿%</w:t>
+      </w:r>
+    </w:p>
+    <w:p>
+      <w:pPr>
+        <w:ind w:left="0" w:firstLine="420"/>
+      </w:pPr>
+      <w:r>
+        <w:rPr>
+          <w:rFonts w:ascii="Calibri" w:hAnsi="Calibri" w:eastAsia="Microsoft YaHei" w:cs="Calibri"/>
+        </w:rPr>
+        <w:t xml:space="preserve">和 150% L3 压力。该比较用于评估 UBCC 与冻结参考模型在相同 workload 和完﻿成﻿边﻿界﻿下﻿的</w:t>
+      </w:r>
+    </w:p>
+    <w:p>
+      <w:pPr>
+        <w:ind w:left="0" w:firstLine="420"/>
+      </w:pPr>
+      <w:r>
+        <w:rPr>
+          <w:rFonts w:ascii="Calibri" w:hAnsi="Calibri" w:eastAsia="Microsoft YaHei" w:cs="Calibri"/>
+        </w:rPr>
+        <w:t xml:space="preserve">协议时延，不等同于客户物理﻿芯﻿片﻿实﻿测﻿。</w:t>
       </w:r>
     </w:p>
     <w:p>
@@ -1910,7 +1910,7 @@
                 <w:sz w:val="18"/>
                 <w:szCs w:val="18"/>
               </w:rPr>
-              <w:t xml:space="preserve">Profile</w:t>
+              <w:t xml:space="preserve">P﻿r﻿o﻿f﻿i﻿l﻿e</w:t>
             </w:r>
           </w:p>
         </w:tc>
@@ -1996,25 +1996,25 @@
                 <w:sz w:val="18"/>
                 <w:szCs w:val="18"/>
               </w:rPr>
-              <w:t xml:space="preserve">naive</w:t>
-            </w:r>
-          </w:p>
-        </w:tc>
-        <w:tc>
-          <w:tcPr/>
-          <w:p>
-            <w:pPr>
-              <w:pStyle w:val="TableText"/>
-              <w:jc w:val="left"/>
-              <w:spacing w:before="0" w:after="0" w:line="320" w:lineRule="exact"/>
-            </w:pPr>
-            <w:r>
-              <w:rPr>
-                <w:rFonts w:ascii="Calibri" w:hAnsi="Calibri" w:eastAsia="Microsoft YaHei" w:cs="Calibri"/>
-                <w:sz w:val="18"/>
-                <w:szCs w:val="18"/>
-              </w:rPr>
-              <w:t xml:space="preserve">ResidentDir 满时直接替换</w:t>
+              <w:t xml:space="preserve">n﻿a﻿i﻿v﻿e</w:t>
+            </w:r>
+          </w:p>
+        </w:tc>
+        <w:tc>
+          <w:tcPr/>
+          <w:p>
+            <w:pPr>
+              <w:pStyle w:val="TableText"/>
+              <w:jc w:val="left"/>
+              <w:spacing w:before="0" w:after="0" w:line="320" w:lineRule="exact"/>
+            </w:pPr>
+            <w:r>
+              <w:rPr>
+                <w:rFonts w:ascii="Calibri" w:hAnsi="Calibri" w:eastAsia="Microsoft YaHei" w:cs="Calibri"/>
+                <w:sz w:val="18"/>
+                <w:szCs w:val="18"/>
+              </w:rPr>
+              <w:t xml:space="preserve">R﻿e﻿s﻿i﻿d﻿e﻿n﻿t﻿D﻿i﻿r 满时直接替换</w:t>
             </w:r>
           </w:p>
         </w:tc>
@@ -2050,48 +2050,48 @@
                 <w:sz w:val="18"/>
                 <w:szCs w:val="18"/>
               </w:rPr>
-              <w:t xml:space="preserve">固定 SRAM 基线</w:t>
-            </w:r>
-          </w:p>
-        </w:tc>
-      </w:tr>
-      <w:tr>
-        <w:trPr>
-          <w:cantSplit/>
-        </w:trPr>
-        <w:tc>
-          <w:tcPr/>
-          <w:p>
-            <w:pPr>
-              <w:pStyle w:val="TableText"/>
-              <w:jc w:val="left"/>
-              <w:spacing w:before="0" w:after="0" w:line="320" w:lineRule="exact"/>
-            </w:pPr>
-            <w:r>
-              <w:rPr>
-                <w:rFonts w:ascii="Calibri" w:hAnsi="Calibri" w:eastAsia="Microsoft YaHei" w:cs="Calibri"/>
-                <w:sz w:val="18"/>
-                <w:szCs w:val="18"/>
-              </w:rPr>
-              <w:t xml:space="preserve">spill-noopt</w:t>
-            </w:r>
-          </w:p>
-        </w:tc>
-        <w:tc>
-          <w:tcPr/>
-          <w:p>
-            <w:pPr>
-              <w:pStyle w:val="TableText"/>
-              <w:jc w:val="left"/>
-              <w:spacing w:before="0" w:after="0" w:line="320" w:lineRule="exact"/>
-            </w:pPr>
-            <w:r>
-              <w:rPr>
-                <w:rFonts w:ascii="Calibri" w:hAnsi="Calibri" w:eastAsia="Microsoft YaHei" w:cs="Calibri"/>
-                <w:sz w:val="18"/>
-                <w:szCs w:val="18"/>
-              </w:rPr>
-              <w:t xml:space="preserve">ResidentDir + Backstore</w:t>
+              <w:t xml:space="preserve">固定 S﻿R﻿A﻿M 基线</w:t>
+            </w:r>
+          </w:p>
+        </w:tc>
+      </w:tr>
+      <w:tr>
+        <w:trPr>
+          <w:cantSplit/>
+        </w:trPr>
+        <w:tc>
+          <w:tcPr/>
+          <w:p>
+            <w:pPr>
+              <w:pStyle w:val="TableText"/>
+              <w:jc w:val="left"/>
+              <w:spacing w:before="0" w:after="0" w:line="320" w:lineRule="exact"/>
+            </w:pPr>
+            <w:r>
+              <w:rPr>
+                <w:rFonts w:ascii="Calibri" w:hAnsi="Calibri" w:eastAsia="Microsoft YaHei" w:cs="Calibri"/>
+                <w:sz w:val="18"/>
+                <w:szCs w:val="18"/>
+              </w:rPr>
+              <w:t xml:space="preserve">s﻿p﻿i﻿l﻿l﻿-﻿n﻿o﻿o﻿p﻿t</w:t>
+            </w:r>
+          </w:p>
+        </w:tc>
+        <w:tc>
+          <w:tcPr/>
+          <w:p>
+            <w:pPr>
+              <w:pStyle w:val="TableText"/>
+              <w:jc w:val="left"/>
+              <w:spacing w:before="0" w:after="0" w:line="320" w:lineRule="exact"/>
+            </w:pPr>
+            <w:r>
+              <w:rPr>
+                <w:rFonts w:ascii="Calibri" w:hAnsi="Calibri" w:eastAsia="Microsoft YaHei" w:cs="Calibri"/>
+                <w:sz w:val="18"/>
+                <w:szCs w:val="18"/>
+              </w:rPr>
+              <w:t xml:space="preserve">R﻿e﻿s﻿i﻿d﻿e﻿n﻿t﻿D﻿i﻿r + B﻿a﻿c﻿k﻿s﻿t﻿o﻿r﻿e</w:t>
             </w:r>
           </w:p>
         </w:tc>
@@ -2150,25 +2150,25 @@
                 <w:sz w:val="18"/>
                 <w:szCs w:val="18"/>
               </w:rPr>
-              <w:t xml:space="preserve">optimized</w:t>
-            </w:r>
-          </w:p>
-        </w:tc>
-        <w:tc>
-          <w:tcPr/>
-          <w:p>
-            <w:pPr>
-              <w:pStyle w:val="TableText"/>
-              <w:jc w:val="left"/>
-              <w:spacing w:before="0" w:after="0" w:line="320" w:lineRule="exact"/>
-            </w:pPr>
-            <w:r>
-              <w:rPr>
-                <w:rFonts w:ascii="Calibri" w:hAnsi="Calibri" w:eastAsia="Microsoft YaHei" w:cs="Calibri"/>
-                <w:sz w:val="18"/>
-                <w:szCs w:val="18"/>
-              </w:rPr>
-              <w:t xml:space="preserve">ResidentDir + Backstore</w:t>
+              <w:t xml:space="preserve">o﻿p﻿t﻿i﻿m﻿i﻿z﻿e﻿d</w:t>
+            </w:r>
+          </w:p>
+        </w:tc>
+        <w:tc>
+          <w:tcPr/>
+          <w:p>
+            <w:pPr>
+              <w:pStyle w:val="TableText"/>
+              <w:jc w:val="left"/>
+              <w:spacing w:before="0" w:after="0" w:line="320" w:lineRule="exact"/>
+            </w:pPr>
+            <w:r>
+              <w:rPr>
+                <w:rFonts w:ascii="Calibri" w:hAnsi="Calibri" w:eastAsia="Microsoft YaHei" w:cs="Calibri"/>
+                <w:sz w:val="18"/>
+                <w:szCs w:val="18"/>
+              </w:rPr>
+              <w:t xml:space="preserve">R﻿e﻿s﻿i﻿d﻿e﻿n﻿t﻿D﻿i﻿r + B﻿a﻿c﻿k﻿s﻿t﻿o﻿r﻿e</w:t>
             </w:r>
           </w:p>
         </w:tc>
@@ -2218,18 +2218,18 @@
         <w:rPr>
           <w:rFonts w:ascii="Calibri" w:hAnsi="Calibri" w:eastAsia="Microsoft YaHei" w:cs="Calibri"/>
         </w:rPr>
-        <w:t xml:space="preserve">Metric1 在此基础上把 spill-noopt 分成两个显式实验角色：spill-512K 和</w:t>
-      </w:r>
-    </w:p>
-    <w:p>
-      <w:pPr>
-        <w:ind w:left="0" w:firstLine="420"/>
-      </w:pPr>
-      <w:r>
-        <w:rPr>
-          <w:rFonts w:ascii="Calibri" w:hAnsi="Calibri" w:eastAsia="Microsoft YaHei" w:cs="Calibri"/>
-        </w:rPr>
-        <w:t xml:space="preserve">spill-IdealDir；naive 仅用于容量分母。</w:t>
+        <w:t xml:space="preserve">Metric1 在此基础上把 spill-noopt 分成两个显式实验角色：spill-5﻿1﻿2﻿K﻿ ﻿和</w:t>
+      </w:r>
+    </w:p>
+    <w:p>
+      <w:pPr>
+        <w:ind w:left="0" w:firstLine="420"/>
+      </w:pPr>
+      <w:r>
+        <w:rPr>
+          <w:rFonts w:ascii="Calibri" w:hAnsi="Calibri" w:eastAsia="Microsoft YaHei" w:cs="Calibri"/>
+        </w:rPr>
+        <w:t xml:space="preserve">spill-IdealDir；naive 仅用于﻿容﻿量﻿分﻿母﻿。</w:t>
       </w:r>
     </w:p>
     <w:p>
@@ -2252,18 +2252,18 @@
         <w:rPr>
           <w:rFonts w:ascii="Calibri" w:hAnsi="Calibri" w:eastAsia="Microsoft YaHei" w:cs="Calibri"/>
         </w:rPr>
-        <w:t xml:space="preserve">指标 1 包含两个子项：</w:t>
-      </w:r>
-    </w:p>
-    <w:p>
-      <w:pPr>
-        <w:ind w:left="0" w:firstLine="420"/>
-      </w:pPr>
-      <w:r>
-        <w:rPr>
-          <w:rFonts w:ascii="Calibri" w:hAnsi="Calibri" w:eastAsia="Microsoft YaHei" w:cs="Calibri"/>
-        </w:rPr>
-        <w:t xml:space="preserve">1. spill / naive 等效追踪容量比不低于 1.5，其中 spill 为 512K 容量约束角色；</w:t>
+        <w:t xml:space="preserve">指标 1 包含﻿两﻿个﻿子﻿项﻿：</w:t>
+      </w:r>
+    </w:p>
+    <w:p>
+      <w:pPr>
+        <w:ind w:left="0" w:firstLine="420"/>
+      </w:pPr>
+      <w:r>
+        <w:rPr>
+          <w:rFonts w:ascii="Calibri" w:hAnsi="Calibri" w:eastAsia="Microsoft YaHei" w:cs="Calibri"/>
+        </w:rPr>
+        <w:t xml:space="preserve">1. spill / naive 等效追踪容量比不低于 1.5，其中 spill 为 512K 容量﻿约﻿束﻿角﻿色﻿；</w:t>
       </w:r>
     </w:p>
     <w:p>
@@ -2285,7 +2285,7 @@
         <w:rPr>
           <w:rFonts w:ascii="Calibri" w:hAnsi="Calibri" w:eastAsia="Microsoft YaHei" w:cs="Calibri"/>
         </w:rPr>
-        <w:t xml:space="preserve">等效追踪容量按 ResidentDir 与已持久化 Backstore 元数据的去重覆盖量计算。</w:t>
+        <w:t xml:space="preserve">等效追踪容量按 ResidentDir 与已持久化 Backstore 元数据的去重覆﻿盖﻿量﻿计﻿算﻿。</w:t>
       </w:r>
     </w:p>
     <w:p>
@@ -2307,62 +2307,62 @@
         <w:rPr>
           <w:rFonts w:ascii="Calibri" w:hAnsi="Calibri" w:eastAsia="Microsoft YaHei" w:cs="Calibri"/>
         </w:rPr>
-        <w:t xml:space="preserve">指标 1/2 profile 矩阵中 naive 与 spill-noopt 的三次重复；optimized 仅提供支撑证据，不进入</w:t>
-      </w:r>
-    </w:p>
-    <w:p>
-      <w:pPr>
-        <w:ind w:left="0" w:firstLine="420"/>
-      </w:pPr>
-      <w:r>
-        <w:rPr>
-          <w:rFonts w:ascii="Calibri" w:hAnsi="Calibri" w:eastAsia="Microsoft YaHei" w:cs="Calibri"/>
-        </w:rPr>
-        <w:t xml:space="preserve">容量分母或分子。修正时延来自另一组独立矩阵，即三次重复分别执行 spill-512K 与</w:t>
-      </w:r>
-    </w:p>
-    <w:p>
-      <w:pPr>
-        <w:ind w:left="0" w:firstLine="420"/>
-      </w:pPr>
-      <w:r>
-        <w:rPr>
-          <w:rFonts w:ascii="Calibri" w:hAnsi="Calibri" w:eastAsia="Microsoft YaHei" w:cs="Calibri"/>
-        </w:rPr>
-        <w:t xml:space="preserve">spill-IdealDir，共 6 个物理 arms。两个合格证据集按各自冻结职责组合形成当前接受值，既不</w:t>
-      </w:r>
-    </w:p>
-    <w:p>
-      <w:pPr>
-        <w:ind w:left="0" w:firstLine="420"/>
-      </w:pPr>
-      <w:r>
-        <w:rPr>
-          <w:rFonts w:ascii="Calibri" w:hAnsi="Calibri" w:eastAsia="Microsoft YaHei" w:cs="Calibri"/>
-        </w:rPr>
-        <w:t xml:space="preserve">把 optimized 混入容量计算，也不对跨证据集运行重复加权。</w:t>
-      </w:r>
-    </w:p>
-    <w:p>
-      <w:pPr>
-        <w:ind w:left="0" w:firstLine="420"/>
-      </w:pPr>
-      <w:r>
-        <w:rPr>
-          <w:rFonts w:ascii="Calibri" w:hAnsi="Calibri" w:eastAsia="Microsoft YaHei" w:cs="Calibri"/>
-        </w:rPr>
-        <w:t xml:space="preserve">验收后若需要统一复现，可选用每轮 naive、spill-512K、spill-IdealDir 三角色的 3×3 裸启动</w:t>
-      </w:r>
-    </w:p>
-    <w:p>
-      <w:pPr>
-        <w:ind w:left="0" w:firstLine="420"/>
-      </w:pPr>
-      <w:r>
-        <w:rPr>
-          <w:rFonts w:ascii="Calibri" w:hAnsi="Calibri" w:eastAsia="Microsoft YaHei" w:cs="Calibri"/>
-        </w:rPr>
-        <w:t xml:space="preserve">矩阵。该方案不是本轮验收 Gate，不影响当前冻结接受值；未经合同变更不据此要求新增实验。</w:t>
+        <w:t xml:space="preserve">指标 1/2 profile 矩阵中 naive 与 spill-noopt 的三次重复；optimized 仅提供支撑证﻿据﻿，﻿不﻿进﻿入</w:t>
+      </w:r>
+    </w:p>
+    <w:p>
+      <w:pPr>
+        <w:ind w:left="0" w:firstLine="420"/>
+      </w:pPr>
+      <w:r>
+        <w:rPr>
+          <w:rFonts w:ascii="Calibri" w:hAnsi="Calibri" w:eastAsia="Microsoft YaHei" w:cs="Calibri"/>
+        </w:rPr>
+        <w:t xml:space="preserve">容量分母或分子。修正时延来自另一组独立矩阵，即三次重复分别执行 spill-5﻿1﻿2﻿K﻿ ﻿与</w:t>
+      </w:r>
+    </w:p>
+    <w:p>
+      <w:pPr>
+        <w:ind w:left="0" w:firstLine="420"/>
+      </w:pPr>
+      <w:r>
+        <w:rPr>
+          <w:rFonts w:ascii="Calibri" w:hAnsi="Calibri" w:eastAsia="Microsoft YaHei" w:cs="Calibri"/>
+        </w:rPr>
+        <w:t xml:space="preserve">spill-IdealDir，共 6 个物理 arms。两个合格证据集按各自冻结职责组合形成当前接﻿受﻿值﻿，﻿既﻿不</w:t>
+      </w:r>
+    </w:p>
+    <w:p>
+      <w:pPr>
+        <w:ind w:left="0" w:firstLine="420"/>
+      </w:pPr>
+      <w:r>
+        <w:rPr>
+          <w:rFonts w:ascii="Calibri" w:hAnsi="Calibri" w:eastAsia="Microsoft YaHei" w:cs="Calibri"/>
+        </w:rPr>
+        <w:t xml:space="preserve">把 optimized 混入容量计算，也不对跨证据集运行﻿重﻿复﻿加﻿权﻿。</w:t>
+      </w:r>
+    </w:p>
+    <w:p>
+      <w:pPr>
+        <w:ind w:left="0" w:firstLine="420"/>
+      </w:pPr>
+      <w:r>
+        <w:rPr>
+          <w:rFonts w:ascii="Calibri" w:hAnsi="Calibri" w:eastAsia="Microsoft YaHei" w:cs="Calibri"/>
+        </w:rPr>
+        <w:t xml:space="preserve">验收后若需要统一复现，可选用每轮 naive、spill-512K、spill-IdealDir 三角色的 3×﻿3﻿ ﻿裸﻿启﻿动</w:t>
+      </w:r>
+    </w:p>
+    <w:p>
+      <w:pPr>
+        <w:ind w:left="0" w:firstLine="420"/>
+      </w:pPr>
+      <w:r>
+        <w:rPr>
+          <w:rFonts w:ascii="Calibri" w:hAnsi="Calibri" w:eastAsia="Microsoft YaHei" w:cs="Calibri"/>
+        </w:rPr>
+        <w:t xml:space="preserve">矩阵。该方案不是本轮验收 Gate，不影响当前冻结接受值；未经合同变更不据此要求﻿新﻿增﻿实﻿验﻿。</w:t>
       </w:r>
     </w:p>
     <w:p>
@@ -2385,7 +2385,7 @@
         <w:rPr>
           <w:rFonts w:ascii="Calibri" w:hAnsi="Calibri" w:eastAsia="Microsoft YaHei" w:cs="Calibri"/>
         </w:rPr>
-        <w:t xml:space="preserve">指标 2 比较 optimized 与 naive。冻结规则为：</w:t>
+        <w:t xml:space="preserve">指标 2 比较 optimized 与 naive。冻﻿结﻿规﻿则﻿为﻿：</w:t>
       </w:r>
     </w:p>
     <w:p>
@@ -2452,7 +2452,7 @@
         <w:rPr>
           <w:rFonts w:ascii="Calibri" w:hAnsi="Calibri" w:eastAsia="Microsoft YaHei" w:cs="Calibri"/>
         </w:rPr>
-        <w:t xml:space="preserve">指标 3 采用五对 UBCC/HA-VI 配对运行，并在两个 L3 压力点分别判定：</w:t>
+        <w:t xml:space="preserve">指标 3 采用五对 UBCC/HA-VI 配对运行，并在两个 L3 压力点﻿分﻿别﻿判﻿定﻿：</w:t>
       </w:r>
     </w:p>
     <w:p>
@@ -2485,7 +2485,7 @@
         <w:rPr>
           <w:rFonts w:ascii="Calibri" w:hAnsi="Calibri" w:eastAsia="Microsoft YaHei" w:cs="Calibri"/>
         </w:rPr>
-        <w:t xml:space="preserve">代表场景组每个 testcase 只贡献一个主值：</w:t>
+        <w:t xml:space="preserve">代表场景组每个 testcase 只贡献﻿一﻿个﻿主﻿值﻿：</w:t>
       </w:r>
     </w:p>
     <w:p>
@@ -2551,18 +2551,18 @@
         <w:rPr>
           <w:rFonts w:ascii="Calibri" w:hAnsi="Calibri" w:eastAsia="Microsoft YaHei" w:cs="Calibri"/>
         </w:rPr>
-        <w:t xml:space="preserve">判据为严格的 UBCC 平均时延 &lt; HA-VI 平均时延。</w:t>
-      </w:r>
-    </w:p>
-    <w:p>
-      <w:pPr>
-        <w:ind w:left="0" w:firstLine="420"/>
-      </w:pPr>
-      <w:r>
-        <w:rPr>
-          <w:rFonts w:ascii="Calibri" w:hAnsi="Calibri" w:eastAsia="Microsoft YaHei" w:cs="Calibri"/>
-        </w:rPr>
-        <w:t xml:space="preserve">确定性重复仿真用于证明结果可复现，不等同于对总体分布建立统计置信度。</w:t>
+        <w:t xml:space="preserve">判据为严格的 UBCC 平均时延 &lt; HA-VI ﻿平﻿均﻿时﻿延﻿。</w:t>
+      </w:r>
+    </w:p>
+    <w:p>
+      <w:pPr>
+        <w:ind w:left="0" w:firstLine="420"/>
+      </w:pPr>
+      <w:r>
+        <w:rPr>
+          <w:rFonts w:ascii="Calibri" w:hAnsi="Calibri" w:eastAsia="Microsoft YaHei" w:cs="Calibri"/>
+        </w:rPr>
+        <w:t xml:space="preserve">确定性重复仿真用于证明结果可复现，不等同于对总体分布建立统﻿计﻿置﻿信﻿度﻿。</w:t>
       </w:r>
     </w:p>
     <w:p>
@@ -2585,29 +2585,29 @@
         <w:rPr>
           <w:rFonts w:ascii="Calibri" w:hAnsi="Calibri" w:eastAsia="Microsoft YaHei" w:cs="Calibri"/>
         </w:rPr>
-        <w:t xml:space="preserve">所有比较遵循发布事件原则：只统计满足冻结完成条件并已经发布完成事件的根操作。开始点为</w:t>
-      </w:r>
-    </w:p>
-    <w:p>
-      <w:pPr>
-        <w:ind w:left="0" w:firstLine="420"/>
-      </w:pPr>
-      <w:r>
-        <w:rPr>
-          <w:rFonts w:ascii="Calibri" w:hAnsi="Calibri" w:eastAsia="Microsoft YaHei" w:cs="Calibri"/>
-        </w:rPr>
-        <w:t xml:space="preserve">workload 发起目标操作，结束点为数据和权限满足该 workload 的可观察完成条件。未完成事件、</w:t>
-      </w:r>
-    </w:p>
-    <w:p>
-      <w:pPr>
-        <w:ind w:left="0" w:firstLine="420"/>
-      </w:pPr>
-      <w:r>
-        <w:rPr>
-          <w:rFonts w:ascii="Calibri" w:hAnsi="Calibri" w:eastAsia="Microsoft YaHei" w:cs="Calibri"/>
-        </w:rPr>
-        <w:t xml:space="preserve">内部服务计时和诊断子阶段不进入聚合。</w:t>
+        <w:t xml:space="preserve">所有比较遵循发布事件原则：只统计满足冻结完成条件并已经发布完成事件的根操作﻿。﻿开﻿始﻿点﻿为</w:t>
+      </w:r>
+    </w:p>
+    <w:p>
+      <w:pPr>
+        <w:ind w:left="0" w:firstLine="420"/>
+      </w:pPr>
+      <w:r>
+        <w:rPr>
+          <w:rFonts w:ascii="Calibri" w:hAnsi="Calibri" w:eastAsia="Microsoft YaHei" w:cs="Calibri"/>
+        </w:rPr>
+        <w:t xml:space="preserve">workload 发起目标操作，结束点为数据和权限满足该 workload 的可观察完成条件。未﻿完﻿成﻿事﻿件﻿、</w:t>
+      </w:r>
+    </w:p>
+    <w:p>
+      <w:pPr>
+        <w:ind w:left="0" w:firstLine="420"/>
+      </w:pPr>
+      <w:r>
+        <w:rPr>
+          <w:rFonts w:ascii="Calibri" w:hAnsi="Calibri" w:eastAsia="Microsoft YaHei" w:cs="Calibri"/>
+        </w:rPr>
+        <w:t xml:space="preserve">内部服务计时和诊断子阶段不﻿进﻿入﻿聚﻿合﻿。</w:t>
       </w:r>
     </w:p>
     <w:p>
@@ -2630,18 +2630,18 @@
         <w:rPr>
           <w:rFonts w:ascii="Calibri" w:hAnsi="Calibri" w:eastAsia="Microsoft YaHei" w:cs="Calibri"/>
         </w:rPr>
-        <w:t xml:space="preserve">合同计分集的 testcase、权重和门槛在评审前冻结。支撑集按各自明确职责报告，不将未冻结</w:t>
-      </w:r>
-    </w:p>
-    <w:p>
-      <w:pPr>
-        <w:ind w:left="0" w:firstLine="420"/>
-      </w:pPr>
-      <w:r>
-        <w:rPr>
-          <w:rFonts w:ascii="Calibri" w:hAnsi="Calibri" w:eastAsia="Microsoft YaHei" w:cs="Calibri"/>
-        </w:rPr>
-        <w:t xml:space="preserve">权重的场景混合成额外总分：</w:t>
+        <w:t xml:space="preserve">合同计分集的 testcase、权重和门槛在评审前冻结。支撑集按各自明确职责报告，﻿不﻿将﻿未﻿冻﻿结</w:t>
+      </w:r>
+    </w:p>
+    <w:p>
+      <w:pPr>
+        <w:ind w:left="0" w:firstLine="420"/>
+      </w:pPr>
+      <w:r>
+        <w:rPr>
+          <w:rFonts w:ascii="Calibri" w:hAnsi="Calibri" w:eastAsia="Microsoft YaHei" w:cs="Calibri"/>
+        </w:rPr>
+        <w:t xml:space="preserve">权重的场景混合成﻿额﻿外﻿总﻿分﻿：</w:t>
       </w:r>
     </w:p>
     <w:p>
@@ -2861,7 +2861,7 @@
                 <w:sz w:val="18"/>
                 <w:szCs w:val="18"/>
               </w:rPr>
-              <w:t xml:space="preserve">spill / naive</w:t>
+              <w:t xml:space="preserve">s﻿p﻿i﻿l﻿l / n﻿a﻿i﻿v﻿e</w:t>
             </w:r>
           </w:p>
         </w:tc>
@@ -2920,143 +2920,165 @@
                 <w:sz w:val="18"/>
                 <w:szCs w:val="18"/>
               </w:rPr>
-              <w:t xml:space="preserve">Outer 附加时延</w:t>
-            </w:r>
-          </w:p>
-        </w:tc>
-        <w:tc>
-          <w:tcPr/>
-          <w:p>
-            <w:pPr>
-              <w:pStyle w:val="TableText"/>
-              <w:jc w:val="left"/>
-              <w:spacing w:before="0" w:after="0" w:line="320" w:lineRule="exact"/>
-            </w:pPr>
-            <w:r>
-              <w:rPr>
-                <w:rFonts w:ascii="Calibri" w:hAnsi="Calibri" w:eastAsia="Microsoft YaHei" w:cs="Calibri"/>
-                <w:sz w:val="18"/>
-                <w:szCs w:val="18"/>
-              </w:rPr>
-              <w:t xml:space="preserve">spill-512K mean - spill-IdealDir mean</w:t>
-            </w:r>
-          </w:p>
-        </w:tc>
-        <w:tc>
-          <w:tcPr/>
-          <w:p>
-            <w:pPr>
-              <w:pStyle w:val="TableText"/>
-              <w:jc w:val="left"/>
-              <w:spacing w:before="0" w:after="0" w:line="320" w:lineRule="exact"/>
-            </w:pPr>
-            <w:r>
-              <w:rPr>
-                <w:rFonts w:ascii="Calibri" w:hAnsi="Calibri" w:eastAsia="Microsoft YaHei" w:cs="Calibri"/>
-                <w:sz w:val="18"/>
-                <w:szCs w:val="18"/>
-              </w:rPr>
-              <w:t xml:space="preserve">10.534578 ns</w:t>
-            </w:r>
-          </w:p>
-        </w:tc>
-        <w:tc>
-          <w:tcPr/>
-          <w:p>
-            <w:pPr>
-              <w:pStyle w:val="TableText"/>
-              <w:jc w:val="left"/>
-              <w:spacing w:before="0" w:after="0" w:line="320" w:lineRule="exact"/>
-            </w:pPr>
-            <w:r>
-              <w:rPr>
-                <w:rFonts w:ascii="Calibri" w:hAnsi="Calibri" w:eastAsia="Microsoft YaHei" w:cs="Calibri"/>
-                <w:sz w:val="18"/>
-                <w:szCs w:val="18"/>
-              </w:rPr>
-              <w:t xml:space="preserve">&lt; 25.000 ns</w:t>
-            </w:r>
-          </w:p>
-        </w:tc>
-      </w:tr>
-      <w:tr>
-        <w:trPr>
-          <w:cantSplit/>
-        </w:trPr>
-        <w:tc>
-          <w:tcPr/>
-          <w:p>
-            <w:pPr>
-              <w:pStyle w:val="TableText"/>
-              <w:jc w:val="left"/>
-              <w:spacing w:before="0" w:after="0" w:line="320" w:lineRule="exact"/>
-            </w:pPr>
-            <w:r>
-              <w:rPr>
-                <w:rFonts w:ascii="Calibri" w:hAnsi="Calibri" w:eastAsia="Microsoft YaHei" w:cs="Calibri"/>
-                <w:sz w:val="18"/>
-                <w:szCs w:val="18"/>
-              </w:rPr>
-              <w:t xml:space="preserve">2 GHz 周期换算</w:t>
-            </w:r>
-          </w:p>
-        </w:tc>
-        <w:tc>
-          <w:tcPr/>
-          <w:p>
-            <w:pPr>
-              <w:pStyle w:val="TableText"/>
-              <w:jc w:val="left"/>
-              <w:spacing w:before="0" w:after="0" w:line="320" w:lineRule="exact"/>
-            </w:pPr>
-            <w:r>
-              <w:rPr>
-                <w:rFonts w:ascii="Calibri" w:hAnsi="Calibri" w:eastAsia="Microsoft YaHei" w:cs="Calibri"/>
-                <w:sz w:val="18"/>
-                <w:szCs w:val="18"/>
-              </w:rPr>
-              <w:t xml:space="preserve">10.534578 ns × 2 cycles/ns</w:t>
-            </w:r>
-          </w:p>
-        </w:tc>
-        <w:tc>
-          <w:tcPr/>
-          <w:p>
-            <w:pPr>
-              <w:pStyle w:val="TableText"/>
-              <w:jc w:val="left"/>
-              <w:spacing w:before="0" w:after="0" w:line="320" w:lineRule="exact"/>
-            </w:pPr>
-            <w:r>
-              <w:rPr>
-                <w:rFonts w:ascii="Calibri" w:hAnsi="Calibri" w:eastAsia="Microsoft YaHei" w:cs="Calibri"/>
-                <w:sz w:val="18"/>
-                <w:szCs w:val="18"/>
-              </w:rPr>
-              <w:t xml:space="preserve">21.069156 cycles</w:t>
-            </w:r>
-          </w:p>
-        </w:tc>
-        <w:tc>
-          <w:tcPr/>
-          <w:p>
-            <w:pPr>
-              <w:pStyle w:val="TableText"/>
-              <w:jc w:val="left"/>
-              <w:spacing w:before="0" w:after="0" w:line="320" w:lineRule="exact"/>
-            </w:pPr>
-            <w:r>
-              <w:rPr>
-                <w:rFonts w:ascii="Calibri" w:hAnsi="Calibri" w:eastAsia="Microsoft YaHei" w:cs="Calibri"/>
-                <w:sz w:val="18"/>
-                <w:szCs w:val="18"/>
-              </w:rPr>
-              <w:t xml:space="preserve">&lt; 50.000 cycles</w:t>
+              <w:t xml:space="preserve">O﻿u﻿t﻿e﻿r 附加时延</w:t>
+            </w:r>
+          </w:p>
+        </w:tc>
+        <w:tc>
+          <w:tcPr/>
+          <w:p>
+            <w:pPr>
+              <w:pStyle w:val="TableText"/>
+              <w:jc w:val="left"/>
+              <w:spacing w:before="0" w:after="0" w:line="320" w:lineRule="exact"/>
+            </w:pPr>
+            <w:r>
+              <w:rPr>
+                <w:rFonts w:ascii="Calibri" w:hAnsi="Calibri" w:eastAsia="Microsoft YaHei" w:cs="Calibri"/>
+                <w:sz w:val="18"/>
+                <w:szCs w:val="18"/>
+              </w:rPr>
+              <w:t xml:space="preserve">s﻿p﻿i﻿l﻿l﻿-﻿5﻿1﻿2﻿K m﻿e﻿a﻿n - s﻿p﻿i﻿l﻿l﻿-﻿I﻿d﻿e﻿a﻿l﻿D﻿i﻿r m﻿e﻿a﻿n</w:t>
+            </w:r>
+          </w:p>
+        </w:tc>
+        <w:tc>
+          <w:tcPr/>
+          <w:p>
+            <w:pPr>
+              <w:pStyle w:val="TableText"/>
+              <w:jc w:val="left"/>
+              <w:spacing w:before="0" w:after="0" w:line="320" w:lineRule="exact"/>
+            </w:pPr>
+            <w:r>
+              <w:rPr>
+                <w:rFonts w:ascii="Calibri" w:hAnsi="Calibri" w:eastAsia="Microsoft YaHei" w:cs="Calibri"/>
+                <w:sz w:val="18"/>
+                <w:szCs w:val="18"/>
+              </w:rPr>
+              <w:t xml:space="preserve">10.534578 n﻿s</w:t>
+            </w:r>
+          </w:p>
+        </w:tc>
+        <w:tc>
+          <w:tcPr/>
+          <w:p>
+            <w:pPr>
+              <w:pStyle w:val="TableText"/>
+              <w:jc w:val="left"/>
+              <w:spacing w:before="0" w:after="0" w:line="320" w:lineRule="exact"/>
+            </w:pPr>
+            <w:r>
+              <w:rPr>
+                <w:rFonts w:ascii="Calibri" w:hAnsi="Calibri" w:eastAsia="Microsoft YaHei" w:cs="Calibri"/>
+                <w:sz w:val="18"/>
+                <w:szCs w:val="18"/>
+              </w:rPr>
+              <w:t xml:space="preserve">&lt; 25.000 n﻿s</w:t>
+            </w:r>
+          </w:p>
+        </w:tc>
+      </w:tr>
+      <w:tr>
+        <w:trPr>
+          <w:cantSplit/>
+        </w:trPr>
+        <w:tc>
+          <w:tcPr/>
+          <w:p>
+            <w:pPr>
+              <w:pStyle w:val="TableText"/>
+              <w:jc w:val="left"/>
+              <w:spacing w:before="0" w:after="0" w:line="320" w:lineRule="exact"/>
+            </w:pPr>
+            <w:r>
+              <w:rPr>
+                <w:rFonts w:ascii="Calibri" w:hAnsi="Calibri" w:eastAsia="Microsoft YaHei" w:cs="Calibri"/>
+                <w:sz w:val="18"/>
+                <w:szCs w:val="18"/>
+              </w:rPr>
+              <w:t xml:space="preserve">2 G﻿H﻿z 周期换算</w:t>
+            </w:r>
+          </w:p>
+        </w:tc>
+        <w:tc>
+          <w:tcPr/>
+          <w:p>
+            <w:pPr>
+              <w:pStyle w:val="TableText"/>
+              <w:jc w:val="left"/>
+              <w:spacing w:before="0" w:after="0" w:line="320" w:lineRule="exact"/>
+            </w:pPr>
+            <w:r>
+              <w:rPr>
+                <w:rFonts w:ascii="Calibri" w:hAnsi="Calibri" w:eastAsia="Microsoft YaHei" w:cs="Calibri"/>
+                <w:sz w:val="18"/>
+                <w:szCs w:val="18"/>
+              </w:rPr>
+              <w:t xml:space="preserve">10.534578 n﻿s × 2 c﻿y﻿c﻿l﻿e﻿s/n﻿s</w:t>
+            </w:r>
+          </w:p>
+        </w:tc>
+        <w:tc>
+          <w:tcPr/>
+          <w:p>
+            <w:pPr>
+              <w:pStyle w:val="TableText"/>
+              <w:jc w:val="left"/>
+              <w:spacing w:before="0" w:after="0" w:line="320" w:lineRule="exact"/>
+            </w:pPr>
+            <w:r>
+              <w:rPr>
+                <w:rFonts w:ascii="Calibri" w:hAnsi="Calibri" w:eastAsia="Microsoft YaHei" w:cs="Calibri"/>
+                <w:sz w:val="18"/>
+                <w:szCs w:val="18"/>
+              </w:rPr>
+              <w:t xml:space="preserve">21.069156 c﻿y﻿c﻿l﻿e﻿s</w:t>
+            </w:r>
+          </w:p>
+        </w:tc>
+        <w:tc>
+          <w:tcPr/>
+          <w:p>
+            <w:pPr>
+              <w:pStyle w:val="TableText"/>
+              <w:jc w:val="left"/>
+              <w:spacing w:before="0" w:after="0" w:line="320" w:lineRule="exact"/>
+            </w:pPr>
+            <w:r>
+              <w:rPr>
+                <w:rFonts w:ascii="Calibri" w:hAnsi="Calibri" w:eastAsia="Microsoft YaHei" w:cs="Calibri"/>
+                <w:sz w:val="18"/>
+                <w:szCs w:val="18"/>
+              </w:rPr>
+              <w:t xml:space="preserve">&lt; 50.000 c﻿y﻿c﻿l﻿e﻿s</w:t>
             </w:r>
           </w:p>
         </w:tc>
       </w:tr>
     </w:tbl>
+    <w:p>
+      <w:pPr>
+        <w:ind w:left="0" w:firstLine="420"/>
+      </w:pPr>
+      <w:r>
+        <w:rPr>
+          <w:rFonts w:ascii="Calibri" w:hAnsi="Calibri" w:eastAsia="Microsoft YaHei" w:cs="Calibri"/>
+        </w:rPr>
+        <w:t xml:space="preserve">容量按 spill/naive 计算，其中 spill 为 512K 容量约束角色；时延按已完成 Oute﻿r﻿ ﻿事﻿件﻿的</w:t>
+      </w:r>
+    </w:p>
+    <w:p>
+      <w:pPr>
+        <w:ind w:left="0" w:firstLine="420"/>
+      </w:pPr>
+      <w:r>
+        <w:rPr>
+          <w:rFonts w:ascii="Calibri" w:hAnsi="Calibri" w:eastAsia="Microsoft YaHei" w:cs="Calibri"/>
+        </w:rPr>
+        <w:t xml:space="preserve">spill-512K 均值减去 spill-IdealDir ﻿均﻿值﻿计﻿算﻿。</w:t>
+      </w:r>
+    </w:p>
     <w:p>
       <w:pPr>
         <w:jc w:val="center"/>
@@ -3109,18 +3131,7 @@
         <w:rPr>
           <w:rFonts w:ascii="Calibri" w:hAnsi="Calibri" w:eastAsia="Microsoft YaHei" w:cs="Calibri"/>
         </w:rPr>
-        <w:t xml:space="preserve">图 3-1　Metric1 结果图。容量按 spill/naive 计算，其中 spill 为 512K 容量约束角色；时延按已完成 Outer 事件的</w:t>
-      </w:r>
-    </w:p>
-    <w:p>
-      <w:pPr>
-        <w:ind w:left="0" w:firstLine="420"/>
-      </w:pPr>
-      <w:r>
-        <w:rPr>
-          <w:rFonts w:ascii="Calibri" w:hAnsi="Calibri" w:eastAsia="Microsoft YaHei" w:cs="Calibri"/>
-        </w:rPr>
-        <w:t xml:space="preserve">spill-512K 均值减去 spill-IdealDir 均值计算。</w:t>
+        <w:t xml:space="preserve">图 3-1　Metric1 容量与附加时延</w:t>
       </w:r>
     </w:p>
     <w:p>
@@ -3143,29 +3154,29 @@
         <w:rPr>
           <w:rFonts w:ascii="Calibri" w:hAnsi="Calibri" w:eastAsia="Microsoft YaHei" w:cs="Calibri"/>
         </w:rPr>
-        <w:t xml:space="preserve">spill 的等效追踪容量达到 naive 的 1.515 倍，超过 1.5 倍门槛；该角色采用 512K 容量</w:t>
-      </w:r>
-    </w:p>
-    <w:p>
-      <w:pPr>
-        <w:ind w:left="0" w:firstLine="420"/>
-      </w:pPr>
-      <w:r>
-        <w:rPr>
-          <w:rFonts w:ascii="Calibri" w:hAnsi="Calibri" w:eastAsia="Microsoft YaHei" w:cs="Calibri"/>
-        </w:rPr>
-        <w:t xml:space="preserve">约束。容量扩展由</w:t>
-      </w:r>
-    </w:p>
-    <w:p>
-      <w:pPr>
-        <w:ind w:left="0" w:firstLine="420"/>
-      </w:pPr>
-      <w:r>
-        <w:rPr>
-          <w:rFonts w:ascii="Calibri" w:hAnsi="Calibri" w:eastAsia="Microsoft YaHei" w:cs="Calibri"/>
-        </w:rPr>
-        <w:t xml:space="preserve">ResidentDir 与 Backstore 的分层管理实现，热点元数据保留在 SRAM 路径，冷元数据进入</w:t>
+        <w:t xml:space="preserve">spill 的等效追踪容量达到 naive 的 1.515 倍，超过 1.5 倍门槛；该角色采用 51﻿2﻿K﻿ ﻿容﻿量</w:t>
+      </w:r>
+    </w:p>
+    <w:p>
+      <w:pPr>
+        <w:ind w:left="0" w:firstLine="420"/>
+      </w:pPr>
+      <w:r>
+        <w:rPr>
+          <w:rFonts w:ascii="Calibri" w:hAnsi="Calibri" w:eastAsia="Microsoft YaHei" w:cs="Calibri"/>
+        </w:rPr>
+        <w:t xml:space="preserve">约束。﻿容﻿量﻿扩﻿展﻿由</w:t>
+      </w:r>
+    </w:p>
+    <w:p>
+      <w:pPr>
+        <w:ind w:left="0" w:firstLine="420"/>
+      </w:pPr>
+      <w:r>
+        <w:rPr>
+          <w:rFonts w:ascii="Calibri" w:hAnsi="Calibri" w:eastAsia="Microsoft YaHei" w:cs="Calibri"/>
+        </w:rPr>
+        <w:t xml:space="preserve">ResidentDir 与 Backstore 的分层管理实现，热点元数据保留在 SRAM 路径，冷﻿元﻿数﻿据﻿进﻿入</w:t>
       </w:r>
     </w:p>
     <w:p>
@@ -3187,29 +3198,29 @@
         <w:rPr>
           <w:rFonts w:ascii="Calibri" w:hAnsi="Calibri" w:eastAsia="Microsoft YaHei" w:cs="Calibri"/>
         </w:rPr>
-        <w:t xml:space="preserve">附加时延采用同为 spill-noopt 策略的两个角色隔离容量溢出成本：spill-512K 使用 512K</w:t>
-      </w:r>
-    </w:p>
-    <w:p>
-      <w:pPr>
-        <w:ind w:left="0" w:firstLine="420"/>
-      </w:pPr>
-      <w:r>
-        <w:rPr>
-          <w:rFonts w:ascii="Calibri" w:hAnsi="Calibri" w:eastAsia="Microsoft YaHei" w:cs="Calibri"/>
-        </w:rPr>
-        <w:t xml:space="preserve">容量约束，spill-IdealDir 使用实验性超大 ResidentDir 作为无溢出的反事实基线。三次重复中，</w:t>
-      </w:r>
-    </w:p>
-    <w:p>
-      <w:pPr>
-        <w:ind w:left="0" w:firstLine="420"/>
-      </w:pPr>
-      <w:r>
-        <w:rPr>
-          <w:rFonts w:ascii="Calibri" w:hAnsi="Calibri" w:eastAsia="Microsoft YaHei" w:cs="Calibri"/>
-        </w:rPr>
-        <w:t xml:space="preserve">每次均对全部已完成 Outer 事件求均值后作差；跨轮等权均值为 10.534578 ns，即</w:t>
+        <w:t xml:space="preserve">附加时延采用同为 spill-noopt 策略的两个角色隔离容量溢出成本：spill-512K 使用﻿ ﻿5﻿1﻿2﻿K</w:t>
+      </w:r>
+    </w:p>
+    <w:p>
+      <w:pPr>
+        <w:ind w:left="0" w:firstLine="420"/>
+      </w:pPr>
+      <w:r>
+        <w:rPr>
+          <w:rFonts w:ascii="Calibri" w:hAnsi="Calibri" w:eastAsia="Microsoft YaHei" w:cs="Calibri"/>
+        </w:rPr>
+        <w:t xml:space="preserve">容量约束，spill-IdealDir 使用实验性超大 ResidentDir 作为无溢出的反事实基线。三﻿次﻿重﻿复﻿中﻿，</w:t>
+      </w:r>
+    </w:p>
+    <w:p>
+      <w:pPr>
+        <w:ind w:left="0" w:firstLine="420"/>
+      </w:pPr>
+      <w:r>
+        <w:rPr>
+          <w:rFonts w:ascii="Calibri" w:hAnsi="Calibri" w:eastAsia="Microsoft YaHei" w:cs="Calibri"/>
+        </w:rPr>
+        <w:t xml:space="preserve">每次均对全部已完成 Outer 事件求均值后作差；跨轮等权均值为 10.534578﻿ ﻿n﻿s﻿，﻿即</w:t>
       </w:r>
     </w:p>
     <w:p>
@@ -3243,7 +3254,7 @@
         <w:rPr>
           <w:rFonts w:ascii="Calibri" w:hAnsi="Calibri" w:eastAsia="Microsoft YaHei" w:cs="Calibri"/>
         </w:rPr>
-        <w:t xml:space="preserve">指标 1 的容量和时延两个子项均通过：</w:t>
+        <w:t xml:space="preserve">指标 1 的容量和时延两个子﻿项﻿均﻿通﻿过﻿：</w:t>
       </w:r>
     </w:p>
     <w:p>
@@ -3288,7 +3299,7 @@
         <w:rPr>
           <w:rFonts w:ascii="Calibri" w:hAnsi="Calibri" w:eastAsia="Microsoft YaHei" w:cs="Calibri"/>
         </w:rPr>
-        <w:t xml:space="preserve">当前 Metric1 接受值组合两个彼此独立、均完成正确性门禁的证据集：</w:t>
+        <w:t xml:space="preserve">当前 Metric1 接受值组合两个彼此独立、均完成正确性门禁﻿的﻿证﻿据﻿集﻿：</w:t>
       </w:r>
     </w:p>
     <w:p>
@@ -3310,51 +3321,51 @@
         <w:rPr>
           <w:rFonts w:ascii="Calibri" w:hAnsi="Calibri" w:eastAsia="Microsoft YaHei" w:cs="Calibri"/>
         </w:rPr>
-        <w:t xml:space="preserve">naive 提供容量分母，spill-noopt 提供容量分子，optimized 只作支持，不参与容量计分；</w:t>
-      </w:r>
-    </w:p>
-    <w:p>
-      <w:pPr>
-        <w:ind w:left="0" w:firstLine="420"/>
-      </w:pPr>
-      <w:r>
-        <w:rPr>
-          <w:rFonts w:ascii="Calibri" w:hAnsi="Calibri" w:eastAsia="Microsoft YaHei" w:cs="Calibri"/>
-        </w:rPr>
-        <w:t xml:space="preserve">2. 修正时延证据由三次 spill-512K 和三次 spill-IdealDir 构成，共 6 个物理 arms；每轮先按</w:t>
-      </w:r>
-    </w:p>
-    <w:p>
-      <w:pPr>
-        <w:ind w:left="0" w:firstLine="420"/>
-      </w:pPr>
-      <w:r>
-        <w:rPr>
-          <w:rFonts w:ascii="Calibri" w:hAnsi="Calibri" w:eastAsia="Microsoft YaHei" w:cs="Calibri"/>
-        </w:rPr>
-        <w:t xml:space="preserve">两个角色的已完成 Outer 事件均值作差，再对三轮等权平均。</w:t>
-      </w:r>
-    </w:p>
-    <w:p>
-      <w:pPr>
-        <w:ind w:left="0" w:firstLine="420"/>
-      </w:pPr>
-      <w:r>
-        <w:rPr>
-          <w:rFonts w:ascii="Calibri" w:hAnsi="Calibri" w:eastAsia="Microsoft YaHei" w:cs="Calibri"/>
-        </w:rPr>
-        <w:t xml:space="preserve">当前结果没有把两个证据集拼成一个原生三角色九运行矩阵，也没有让任何运行跨职责重复计权。</w:t>
-      </w:r>
-    </w:p>
-    <w:p>
-      <w:pPr>
-        <w:ind w:left="0" w:firstLine="420"/>
-      </w:pPr>
-      <w:r>
-        <w:rPr>
-          <w:rFonts w:ascii="Calibri" w:hAnsi="Calibri" w:eastAsia="Microsoft YaHei" w:cs="Calibri"/>
-        </w:rPr>
-        <w:t xml:space="preserve">该可选复现方案不改变当前 1.515× 与 10.534578 ns / 21.069156 cycles 的接受值。</w:t>
+        <w:t xml:space="preserve">naive 提供容量分母，spill-noopt 提供容量分子，optimized 只作支持，不参与﻿容﻿量﻿计﻿分﻿；</w:t>
+      </w:r>
+    </w:p>
+    <w:p>
+      <w:pPr>
+        <w:ind w:left="0" w:firstLine="420"/>
+      </w:pPr>
+      <w:r>
+        <w:rPr>
+          <w:rFonts w:ascii="Calibri" w:hAnsi="Calibri" w:eastAsia="Microsoft YaHei" w:cs="Calibri"/>
+        </w:rPr>
+        <w:t xml:space="preserve">2. 修正时延证据由三次 spill-512K 和三次 spill-IdealDir 构成，共 6 个物理 arms﻿；﻿每﻿轮﻿先﻿按</w:t>
+      </w:r>
+    </w:p>
+    <w:p>
+      <w:pPr>
+        <w:ind w:left="0" w:firstLine="420"/>
+      </w:pPr>
+      <w:r>
+        <w:rPr>
+          <w:rFonts w:ascii="Calibri" w:hAnsi="Calibri" w:eastAsia="Microsoft YaHei" w:cs="Calibri"/>
+        </w:rPr>
+        <w:t xml:space="preserve">两个角色的已完成 Outer 事件均值作差，再对三轮﻿等﻿权﻿平﻿均﻿。</w:t>
+      </w:r>
+    </w:p>
+    <w:p>
+      <w:pPr>
+        <w:ind w:left="0" w:firstLine="420"/>
+      </w:pPr>
+      <w:r>
+        <w:rPr>
+          <w:rFonts w:ascii="Calibri" w:hAnsi="Calibri" w:eastAsia="Microsoft YaHei" w:cs="Calibri"/>
+        </w:rPr>
+        <w:t xml:space="preserve">当前结果没有把两个证据集拼成一个原生三角色九运行矩阵，也没有让任何运行跨职责﻿重﻿复﻿计﻿权﻿。</w:t>
+      </w:r>
+    </w:p>
+    <w:p>
+      <w:pPr>
+        <w:ind w:left="0" w:firstLine="420"/>
+      </w:pPr>
+      <w:r>
+        <w:rPr>
+          <w:rFonts w:ascii="Calibri" w:hAnsi="Calibri" w:eastAsia="Microsoft YaHei" w:cs="Calibri"/>
+        </w:rPr>
+        <w:t xml:space="preserve">该可选复现方案不改变当前 1.515× 与 10.534578 ns / 21.069156 cycles ﻿的﻿接﻿受﻿值﻿。</w:t>
       </w:r>
     </w:p>
     <w:p>
@@ -3377,7 +3388,7 @@
         <w:rPr>
           <w:rFonts w:ascii="Calibri" w:hAnsi="Calibri" w:eastAsia="Microsoft YaHei" w:cs="Calibri"/>
         </w:rPr>
-        <w:t xml:space="preserve">指标 1 的合同数值由 TC131 给出，以下 testcase 对容量机制和 Backstore 生命周期提供支撑：</w:t>
+        <w:t xml:space="preserve">指标 1 的合同数值由 TC131 给出，以下 testcase 对容量机制和 Backstore 生命周期﻿提﻿供﻿支﻿撑﻿：</w:t>
       </w:r>
     </w:p>
     <w:tbl>
@@ -3414,7 +3425,7 @@
                 <w:sz w:val="18"/>
                 <w:szCs w:val="18"/>
               </w:rPr>
-              <w:t xml:space="preserve">Testcase</w:t>
+              <w:t xml:space="preserve">T﻿e﻿s﻿t﻿c﻿a﻿s﻿e</w:t>
             </w:r>
           </w:p>
         </w:tc>
@@ -3479,84 +3490,84 @@
                 <w:sz w:val="18"/>
                 <w:szCs w:val="18"/>
               </w:rPr>
-              <w:t xml:space="preserve">TC120</w:t>
-            </w:r>
-          </w:p>
-        </w:tc>
-        <w:tc>
-          <w:tcPr/>
-          <w:p>
-            <w:pPr>
-              <w:pStyle w:val="TableText"/>
-              <w:jc w:val="left"/>
-              <w:spacing w:before="0" w:after="0" w:line="320" w:lineRule="exact"/>
-            </w:pPr>
-            <w:r>
-              <w:rPr>
-                <w:rFonts w:ascii="Calibri" w:hAnsi="Calibri" w:eastAsia="Microsoft YaHei" w:cs="Calibri"/>
-                <w:sz w:val="18"/>
-                <w:szCs w:val="18"/>
-              </w:rPr>
-              <w:t xml:space="preserve">baseline performance mix</w:t>
-            </w:r>
-          </w:p>
-        </w:tc>
-        <w:tc>
-          <w:tcPr/>
-          <w:p>
-            <w:pPr>
-              <w:pStyle w:val="TableText"/>
-              <w:jc w:val="left"/>
-              <w:spacing w:before="0" w:after="0" w:line="320" w:lineRule="exact"/>
-            </w:pPr>
-            <w:r>
-              <w:rPr>
-                <w:rFonts w:ascii="Calibri" w:hAnsi="Calibri" w:eastAsia="Microsoft YaHei" w:cs="Calibri"/>
-                <w:sz w:val="18"/>
-                <w:szCs w:val="18"/>
-              </w:rPr>
-              <w:t xml:space="preserve">验证 mixed read/write 下三 profile 正确执行</w:t>
-            </w:r>
-          </w:p>
-        </w:tc>
-      </w:tr>
-      <w:tr>
-        <w:trPr>
-          <w:cantSplit/>
-        </w:trPr>
-        <w:tc>
-          <w:tcPr/>
-          <w:p>
-            <w:pPr>
-              <w:pStyle w:val="TableText"/>
-              <w:jc w:val="left"/>
-              <w:spacing w:before="0" w:after="0" w:line="320" w:lineRule="exact"/>
-            </w:pPr>
-            <w:r>
-              <w:rPr>
-                <w:rFonts w:ascii="Calibri" w:hAnsi="Calibri" w:eastAsia="Microsoft YaHei" w:cs="Calibri"/>
-                <w:sz w:val="18"/>
-                <w:szCs w:val="18"/>
-              </w:rPr>
-              <w:t xml:space="preserve">TC121</w:t>
-            </w:r>
-          </w:p>
-        </w:tc>
-        <w:tc>
-          <w:tcPr/>
-          <w:p>
-            <w:pPr>
-              <w:pStyle w:val="TableText"/>
-              <w:jc w:val="left"/>
-              <w:spacing w:before="0" w:after="0" w:line="320" w:lineRule="exact"/>
-            </w:pPr>
-            <w:r>
-              <w:rPr>
-                <w:rFonts w:ascii="Calibri" w:hAnsi="Calibri" w:eastAsia="Microsoft YaHei" w:cs="Calibri"/>
-                <w:sz w:val="18"/>
-                <w:szCs w:val="18"/>
-              </w:rPr>
-              <w:t xml:space="preserve">cold streaming overflow</w:t>
+              <w:t xml:space="preserve">T﻿C﻿1﻿2﻿0</w:t>
+            </w:r>
+          </w:p>
+        </w:tc>
+        <w:tc>
+          <w:tcPr/>
+          <w:p>
+            <w:pPr>
+              <w:pStyle w:val="TableText"/>
+              <w:jc w:val="left"/>
+              <w:spacing w:before="0" w:after="0" w:line="320" w:lineRule="exact"/>
+            </w:pPr>
+            <w:r>
+              <w:rPr>
+                <w:rFonts w:ascii="Calibri" w:hAnsi="Calibri" w:eastAsia="Microsoft YaHei" w:cs="Calibri"/>
+                <w:sz w:val="18"/>
+                <w:szCs w:val="18"/>
+              </w:rPr>
+              <w:t xml:space="preserve">b﻿a﻿s﻿e﻿l﻿i﻿n﻿e p﻿e﻿r﻿f﻿o﻿r﻿m﻿a﻿n﻿c﻿e m﻿i﻿x</w:t>
+            </w:r>
+          </w:p>
+        </w:tc>
+        <w:tc>
+          <w:tcPr/>
+          <w:p>
+            <w:pPr>
+              <w:pStyle w:val="TableText"/>
+              <w:jc w:val="left"/>
+              <w:spacing w:before="0" w:after="0" w:line="320" w:lineRule="exact"/>
+            </w:pPr>
+            <w:r>
+              <w:rPr>
+                <w:rFonts w:ascii="Calibri" w:hAnsi="Calibri" w:eastAsia="Microsoft YaHei" w:cs="Calibri"/>
+                <w:sz w:val="18"/>
+                <w:szCs w:val="18"/>
+              </w:rPr>
+              <w:t xml:space="preserve">验证 m﻿i﻿x﻿e﻿d r﻿e﻿a﻿d/w﻿r﻿i﻿t﻿e 下三 p﻿r﻿o﻿f﻿i﻿l﻿e 正确执行</w:t>
+            </w:r>
+          </w:p>
+        </w:tc>
+      </w:tr>
+      <w:tr>
+        <w:trPr>
+          <w:cantSplit/>
+        </w:trPr>
+        <w:tc>
+          <w:tcPr/>
+          <w:p>
+            <w:pPr>
+              <w:pStyle w:val="TableText"/>
+              <w:jc w:val="left"/>
+              <w:spacing w:before="0" w:after="0" w:line="320" w:lineRule="exact"/>
+            </w:pPr>
+            <w:r>
+              <w:rPr>
+                <w:rFonts w:ascii="Calibri" w:hAnsi="Calibri" w:eastAsia="Microsoft YaHei" w:cs="Calibri"/>
+                <w:sz w:val="18"/>
+                <w:szCs w:val="18"/>
+              </w:rPr>
+              <w:t xml:space="preserve">T﻿C﻿1﻿2﻿1</w:t>
+            </w:r>
+          </w:p>
+        </w:tc>
+        <w:tc>
+          <w:tcPr/>
+          <w:p>
+            <w:pPr>
+              <w:pStyle w:val="TableText"/>
+              <w:jc w:val="left"/>
+              <w:spacing w:before="0" w:after="0" w:line="320" w:lineRule="exact"/>
+            </w:pPr>
+            <w:r>
+              <w:rPr>
+                <w:rFonts w:ascii="Calibri" w:hAnsi="Calibri" w:eastAsia="Microsoft YaHei" w:cs="Calibri"/>
+                <w:sz w:val="18"/>
+                <w:szCs w:val="18"/>
+              </w:rPr>
+              <w:t xml:space="preserve">c﻿o﻿l﻿d s﻿t﻿r﻿e﻿a﻿m﻿i﻿n﻿g o﻿v﻿e﻿r﻿f﻿l﻿o﻿w</w:t>
             </w:r>
           </w:p>
         </w:tc>
@@ -3597,25 +3608,25 @@
                 <w:sz w:val="18"/>
                 <w:szCs w:val="18"/>
               </w:rPr>
-              <w:t xml:space="preserve">TC122</w:t>
-            </w:r>
-          </w:p>
-        </w:tc>
-        <w:tc>
-          <w:tcPr/>
-          <w:p>
-            <w:pPr>
-              <w:pStyle w:val="TableText"/>
-              <w:jc w:val="left"/>
-              <w:spacing w:before="0" w:after="0" w:line="320" w:lineRule="exact"/>
-            </w:pPr>
-            <w:r>
-              <w:rPr>
-                <w:rFonts w:ascii="Calibri" w:hAnsi="Calibri" w:eastAsia="Microsoft YaHei" w:cs="Calibri"/>
-                <w:sz w:val="18"/>
-                <w:szCs w:val="18"/>
-              </w:rPr>
-              <w:t xml:space="preserve">hot reuse after pressure</w:t>
+              <w:t xml:space="preserve">T﻿C﻿1﻿2﻿2</w:t>
+            </w:r>
+          </w:p>
+        </w:tc>
+        <w:tc>
+          <w:tcPr/>
+          <w:p>
+            <w:pPr>
+              <w:pStyle w:val="TableText"/>
+              <w:jc w:val="left"/>
+              <w:spacing w:before="0" w:after="0" w:line="320" w:lineRule="exact"/>
+            </w:pPr>
+            <w:r>
+              <w:rPr>
+                <w:rFonts w:ascii="Calibri" w:hAnsi="Calibri" w:eastAsia="Microsoft YaHei" w:cs="Calibri"/>
+                <w:sz w:val="18"/>
+                <w:szCs w:val="18"/>
+              </w:rPr>
+              <w:t xml:space="preserve">h﻿o﻿t r﻿e﻿u﻿s﻿e a﻿f﻿t﻿e﻿r p﻿r﻿e﻿s﻿s﻿u﻿r﻿e</w:t>
             </w:r>
           </w:p>
         </w:tc>
@@ -3656,25 +3667,25 @@
                 <w:sz w:val="18"/>
                 <w:szCs w:val="18"/>
               </w:rPr>
-              <w:t xml:space="preserve">TC123</w:t>
-            </w:r>
-          </w:p>
-        </w:tc>
-        <w:tc>
-          <w:tcPr/>
-          <w:p>
-            <w:pPr>
-              <w:pStyle w:val="TableText"/>
-              <w:jc w:val="left"/>
-              <w:spacing w:before="0" w:after="0" w:line="320" w:lineRule="exact"/>
-            </w:pPr>
-            <w:r>
-              <w:rPr>
-                <w:rFonts w:ascii="Calibri" w:hAnsi="Calibri" w:eastAsia="Microsoft YaHei" w:cs="Calibri"/>
-                <w:sz w:val="18"/>
-                <w:szCs w:val="18"/>
-              </w:rPr>
-              <w:t xml:space="preserve">shared hotset periodic upgrade</w:t>
+              <w:t xml:space="preserve">T﻿C﻿1﻿2﻿3</w:t>
+            </w:r>
+          </w:p>
+        </w:tc>
+        <w:tc>
+          <w:tcPr/>
+          <w:p>
+            <w:pPr>
+              <w:pStyle w:val="TableText"/>
+              <w:jc w:val="left"/>
+              <w:spacing w:before="0" w:after="0" w:line="320" w:lineRule="exact"/>
+            </w:pPr>
+            <w:r>
+              <w:rPr>
+                <w:rFonts w:ascii="Calibri" w:hAnsi="Calibri" w:eastAsia="Microsoft YaHei" w:cs="Calibri"/>
+                <w:sz w:val="18"/>
+                <w:szCs w:val="18"/>
+              </w:rPr>
+              <w:t xml:space="preserve">s﻿h﻿a﻿r﻿e﻿d h﻿o﻿t﻿s﻿e﻿t p﻿e﻿r﻿i﻿o﻿d﻿i﻿c u﻿p﻿g﻿r﻿a﻿d﻿e</w:t>
             </w:r>
           </w:p>
         </w:tc>
@@ -3715,25 +3726,25 @@
                 <w:sz w:val="18"/>
                 <w:szCs w:val="18"/>
               </w:rPr>
-              <w:t xml:space="preserve">TC124</w:t>
-            </w:r>
-          </w:p>
-        </w:tc>
-        <w:tc>
-          <w:tcPr/>
-          <w:p>
-            <w:pPr>
-              <w:pStyle w:val="TableText"/>
-              <w:jc w:val="left"/>
-              <w:spacing w:before="0" w:after="0" w:line="320" w:lineRule="exact"/>
-            </w:pPr>
-            <w:r>
-              <w:rPr>
-                <w:rFonts w:ascii="Calibri" w:hAnsi="Calibri" w:eastAsia="Microsoft YaHei" w:cs="Calibri"/>
-                <w:sz w:val="18"/>
-                <w:szCs w:val="18"/>
-              </w:rPr>
-              <w:t xml:space="preserve">owner/home/requester split</w:t>
+              <w:t xml:space="preserve">T﻿C﻿1﻿2﻿4</w:t>
+            </w:r>
+          </w:p>
+        </w:tc>
+        <w:tc>
+          <w:tcPr/>
+          <w:p>
+            <w:pPr>
+              <w:pStyle w:val="TableText"/>
+              <w:jc w:val="left"/>
+              <w:spacing w:before="0" w:after="0" w:line="320" w:lineRule="exact"/>
+            </w:pPr>
+            <w:r>
+              <w:rPr>
+                <w:rFonts w:ascii="Calibri" w:hAnsi="Calibri" w:eastAsia="Microsoft YaHei" w:cs="Calibri"/>
+                <w:sz w:val="18"/>
+                <w:szCs w:val="18"/>
+              </w:rPr>
+              <w:t xml:space="preserve">o﻿w﻿n﻿e﻿r/h﻿o﻿m﻿e/r﻿e﻿q﻿u﻿e﻿s﻿t﻿e﻿r s﻿p﻿l﻿i﻿t</w:t>
             </w:r>
           </w:p>
         </w:tc>
@@ -3774,25 +3785,25 @@
                 <w:sz w:val="18"/>
                 <w:szCs w:val="18"/>
               </w:rPr>
-              <w:t xml:space="preserve">TC125</w:t>
-            </w:r>
-          </w:p>
-        </w:tc>
-        <w:tc>
-          <w:tcPr/>
-          <w:p>
-            <w:pPr>
-              <w:pStyle w:val="TableText"/>
-              <w:jc w:val="left"/>
-              <w:spacing w:before="0" w:after="0" w:line="320" w:lineRule="exact"/>
-            </w:pPr>
-            <w:r>
-              <w:rPr>
-                <w:rFonts w:ascii="Calibri" w:hAnsi="Calibri" w:eastAsia="Microsoft YaHei" w:cs="Calibri"/>
-                <w:sz w:val="18"/>
-                <w:szCs w:val="18"/>
-              </w:rPr>
-              <w:t xml:space="preserve">read offload/onload</w:t>
+              <w:t xml:space="preserve">T﻿C﻿1﻿2﻿5</w:t>
+            </w:r>
+          </w:p>
+        </w:tc>
+        <w:tc>
+          <w:tcPr/>
+          <w:p>
+            <w:pPr>
+              <w:pStyle w:val="TableText"/>
+              <w:jc w:val="left"/>
+              <w:spacing w:before="0" w:after="0" w:line="320" w:lineRule="exact"/>
+            </w:pPr>
+            <w:r>
+              <w:rPr>
+                <w:rFonts w:ascii="Calibri" w:hAnsi="Calibri" w:eastAsia="Microsoft YaHei" w:cs="Calibri"/>
+                <w:sz w:val="18"/>
+                <w:szCs w:val="18"/>
+              </w:rPr>
+              <w:t xml:space="preserve">r﻿e﻿a﻿d o﻿f﻿f﻿l﻿o﻿a﻿d/o﻿n﻿l﻿o﻿a﻿d</w:t>
             </w:r>
           </w:p>
         </w:tc>
@@ -3833,84 +3844,84 @@
                 <w:sz w:val="18"/>
                 <w:szCs w:val="18"/>
               </w:rPr>
-              <w:t xml:space="preserve">TC126</w:t>
-            </w:r>
-          </w:p>
-        </w:tc>
-        <w:tc>
-          <w:tcPr/>
-          <w:p>
-            <w:pPr>
-              <w:pStyle w:val="TableText"/>
-              <w:jc w:val="left"/>
-              <w:spacing w:before="0" w:after="0" w:line="320" w:lineRule="exact"/>
-            </w:pPr>
-            <w:r>
-              <w:rPr>
-                <w:rFonts w:ascii="Calibri" w:hAnsi="Calibri" w:eastAsia="Microsoft YaHei" w:cs="Calibri"/>
-                <w:sz w:val="18"/>
-                <w:szCs w:val="18"/>
-              </w:rPr>
-              <w:t xml:space="preserve">resident upgrade replay</w:t>
-            </w:r>
-          </w:p>
-        </w:tc>
-        <w:tc>
-          <w:tcPr/>
-          <w:p>
-            <w:pPr>
-              <w:pStyle w:val="TableText"/>
-              <w:jc w:val="left"/>
-              <w:spacing w:before="0" w:after="0" w:line="320" w:lineRule="exact"/>
-            </w:pPr>
-            <w:r>
-              <w:rPr>
-                <w:rFonts w:ascii="Calibri" w:hAnsi="Calibri" w:eastAsia="Microsoft YaHei" w:cs="Calibri"/>
-                <w:sz w:val="18"/>
-                <w:szCs w:val="18"/>
-              </w:rPr>
-              <w:t xml:space="preserve">验证 waiter 与升级重放</w:t>
-            </w:r>
-          </w:p>
-        </w:tc>
-      </w:tr>
-      <w:tr>
-        <w:trPr>
-          <w:cantSplit/>
-        </w:trPr>
-        <w:tc>
-          <w:tcPr/>
-          <w:p>
-            <w:pPr>
-              <w:pStyle w:val="TableText"/>
-              <w:jc w:val="left"/>
-              <w:spacing w:before="0" w:after="0" w:line="320" w:lineRule="exact"/>
-            </w:pPr>
-            <w:r>
-              <w:rPr>
-                <w:rFonts w:ascii="Calibri" w:hAnsi="Calibri" w:eastAsia="Microsoft YaHei" w:cs="Calibri"/>
-                <w:sz w:val="18"/>
-                <w:szCs w:val="18"/>
-              </w:rPr>
-              <w:t xml:space="preserve">TC127</w:t>
-            </w:r>
-          </w:p>
-        </w:tc>
-        <w:tc>
-          <w:tcPr/>
-          <w:p>
-            <w:pPr>
-              <w:pStyle w:val="TableText"/>
-              <w:jc w:val="left"/>
-              <w:spacing w:before="0" w:after="0" w:line="320" w:lineRule="exact"/>
-            </w:pPr>
-            <w:r>
-              <w:rPr>
-                <w:rFonts w:ascii="Calibri" w:hAnsi="Calibri" w:eastAsia="Microsoft YaHei" w:cs="Calibri"/>
-                <w:sz w:val="18"/>
-                <w:szCs w:val="18"/>
-              </w:rPr>
-              <w:t xml:space="preserve">writeback offload/onload</w:t>
+              <w:t xml:space="preserve">T﻿C﻿1﻿2﻿6</w:t>
+            </w:r>
+          </w:p>
+        </w:tc>
+        <w:tc>
+          <w:tcPr/>
+          <w:p>
+            <w:pPr>
+              <w:pStyle w:val="TableText"/>
+              <w:jc w:val="left"/>
+              <w:spacing w:before="0" w:after="0" w:line="320" w:lineRule="exact"/>
+            </w:pPr>
+            <w:r>
+              <w:rPr>
+                <w:rFonts w:ascii="Calibri" w:hAnsi="Calibri" w:eastAsia="Microsoft YaHei" w:cs="Calibri"/>
+                <w:sz w:val="18"/>
+                <w:szCs w:val="18"/>
+              </w:rPr>
+              <w:t xml:space="preserve">r﻿e﻿s﻿i﻿d﻿e﻿n﻿t u﻿p﻿g﻿r﻿a﻿d﻿e r﻿e﻿p﻿l﻿a﻿y</w:t>
+            </w:r>
+          </w:p>
+        </w:tc>
+        <w:tc>
+          <w:tcPr/>
+          <w:p>
+            <w:pPr>
+              <w:pStyle w:val="TableText"/>
+              <w:jc w:val="left"/>
+              <w:spacing w:before="0" w:after="0" w:line="320" w:lineRule="exact"/>
+            </w:pPr>
+            <w:r>
+              <w:rPr>
+                <w:rFonts w:ascii="Calibri" w:hAnsi="Calibri" w:eastAsia="Microsoft YaHei" w:cs="Calibri"/>
+                <w:sz w:val="18"/>
+                <w:szCs w:val="18"/>
+              </w:rPr>
+              <w:t xml:space="preserve">验证 w﻿a﻿i﻿t﻿e﻿r 与升级重放</w:t>
+            </w:r>
+          </w:p>
+        </w:tc>
+      </w:tr>
+      <w:tr>
+        <w:trPr>
+          <w:cantSplit/>
+        </w:trPr>
+        <w:tc>
+          <w:tcPr/>
+          <w:p>
+            <w:pPr>
+              <w:pStyle w:val="TableText"/>
+              <w:jc w:val="left"/>
+              <w:spacing w:before="0" w:after="0" w:line="320" w:lineRule="exact"/>
+            </w:pPr>
+            <w:r>
+              <w:rPr>
+                <w:rFonts w:ascii="Calibri" w:hAnsi="Calibri" w:eastAsia="Microsoft YaHei" w:cs="Calibri"/>
+                <w:sz w:val="18"/>
+                <w:szCs w:val="18"/>
+              </w:rPr>
+              <w:t xml:space="preserve">T﻿C﻿1﻿2﻿7</w:t>
+            </w:r>
+          </w:p>
+        </w:tc>
+        <w:tc>
+          <w:tcPr/>
+          <w:p>
+            <w:pPr>
+              <w:pStyle w:val="TableText"/>
+              <w:jc w:val="left"/>
+              <w:spacing w:before="0" w:after="0" w:line="320" w:lineRule="exact"/>
+            </w:pPr>
+            <w:r>
+              <w:rPr>
+                <w:rFonts w:ascii="Calibri" w:hAnsi="Calibri" w:eastAsia="Microsoft YaHei" w:cs="Calibri"/>
+                <w:sz w:val="18"/>
+                <w:szCs w:val="18"/>
+              </w:rPr>
+              <w:t xml:space="preserve">w﻿r﻿i﻿t﻿e﻿b﻿a﻿c﻿k o﻿f﻿f﻿l﻿o﻿a﻿d/o﻿n﻿l﻿o﻿a﻿d</w:t>
             </w:r>
           </w:p>
         </w:tc>
@@ -3951,25 +3962,25 @@
                 <w:sz w:val="18"/>
                 <w:szCs w:val="18"/>
               </w:rPr>
-              <w:t xml:space="preserve">TC128</w:t>
-            </w:r>
-          </w:p>
-        </w:tc>
-        <w:tc>
-          <w:tcPr/>
-          <w:p>
-            <w:pPr>
-              <w:pStyle w:val="TableText"/>
-              <w:jc w:val="left"/>
-              <w:spacing w:before="0" w:after="0" w:line="320" w:lineRule="exact"/>
-            </w:pPr>
-            <w:r>
-              <w:rPr>
-                <w:rFonts w:ascii="Calibri" w:hAnsi="Calibri" w:eastAsia="Microsoft YaHei" w:cs="Calibri"/>
-                <w:sz w:val="18"/>
-                <w:szCs w:val="18"/>
-              </w:rPr>
-              <w:t xml:space="preserve">clean evict offload/onload</w:t>
+              <w:t xml:space="preserve">T﻿C﻿1﻿2﻿8</w:t>
+            </w:r>
+          </w:p>
+        </w:tc>
+        <w:tc>
+          <w:tcPr/>
+          <w:p>
+            <w:pPr>
+              <w:pStyle w:val="TableText"/>
+              <w:jc w:val="left"/>
+              <w:spacing w:before="0" w:after="0" w:line="320" w:lineRule="exact"/>
+            </w:pPr>
+            <w:r>
+              <w:rPr>
+                <w:rFonts w:ascii="Calibri" w:hAnsi="Calibri" w:eastAsia="Microsoft YaHei" w:cs="Calibri"/>
+                <w:sz w:val="18"/>
+                <w:szCs w:val="18"/>
+              </w:rPr>
+              <w:t xml:space="preserve">c﻿l﻿e﻿a﻿n e﻿v﻿i﻿c﻿t o﻿f﻿f﻿l﻿o﻿a﻿d/o﻿n﻿l﻿o﻿a﻿d</w:t>
             </w:r>
           </w:p>
         </w:tc>
@@ -4010,102 +4021,102 @@
                 <w:sz w:val="18"/>
                 <w:szCs w:val="18"/>
               </w:rPr>
-              <w:t xml:space="preserve">TC129</w:t>
-            </w:r>
-          </w:p>
-        </w:tc>
-        <w:tc>
-          <w:tcPr/>
-          <w:p>
-            <w:pPr>
-              <w:pStyle w:val="TableText"/>
-              <w:jc w:val="left"/>
-              <w:spacing w:before="0" w:after="0" w:line="320" w:lineRule="exact"/>
-            </w:pPr>
-            <w:r>
-              <w:rPr>
-                <w:rFonts w:ascii="Calibri" w:hAnsi="Calibri" w:eastAsia="Microsoft YaHei" w:cs="Calibri"/>
-                <w:sz w:val="18"/>
-                <w:szCs w:val="18"/>
-              </w:rPr>
-              <w:t xml:space="preserve">long mixed integration</w:t>
-            </w:r>
-          </w:p>
-        </w:tc>
-        <w:tc>
-          <w:tcPr/>
-          <w:p>
-            <w:pPr>
-              <w:pStyle w:val="TableText"/>
-              <w:jc w:val="left"/>
-              <w:spacing w:before="0" w:after="0" w:line="320" w:lineRule="exact"/>
-            </w:pPr>
-            <w:r>
-              <w:rPr>
-                <w:rFonts w:ascii="Calibri" w:hAnsi="Calibri" w:eastAsia="Microsoft YaHei" w:cs="Calibri"/>
-                <w:sz w:val="18"/>
-                <w:szCs w:val="18"/>
-              </w:rPr>
-              <w:t xml:space="preserve">验证多轮 spill/fill 与所有权迁移</w:t>
-            </w:r>
-          </w:p>
-        </w:tc>
-      </w:tr>
-      <w:tr>
-        <w:trPr>
-          <w:cantSplit/>
-        </w:trPr>
-        <w:tc>
-          <w:tcPr/>
-          <w:p>
-            <w:pPr>
-              <w:pStyle w:val="TableText"/>
-              <w:jc w:val="left"/>
-              <w:spacing w:before="0" w:after="0" w:line="320" w:lineRule="exact"/>
-            </w:pPr>
-            <w:r>
-              <w:rPr>
-                <w:rFonts w:ascii="Calibri" w:hAnsi="Calibri" w:eastAsia="Microsoft YaHei" w:cs="Calibri"/>
-                <w:sz w:val="18"/>
-                <w:szCs w:val="18"/>
-              </w:rPr>
-              <w:t xml:space="preserve">TC141</w:t>
-            </w:r>
-          </w:p>
-        </w:tc>
-        <w:tc>
-          <w:tcPr/>
-          <w:p>
-            <w:pPr>
-              <w:pStyle w:val="TableText"/>
-              <w:jc w:val="left"/>
-              <w:spacing w:before="0" w:after="0" w:line="320" w:lineRule="exact"/>
-            </w:pPr>
-            <w:r>
-              <w:rPr>
-                <w:rFonts w:ascii="Calibri" w:hAnsi="Calibri" w:eastAsia="Microsoft YaHei" w:cs="Calibri"/>
-                <w:sz w:val="18"/>
-                <w:szCs w:val="18"/>
-              </w:rPr>
-              <w:t xml:space="preserve">shared-writer recovery</w:t>
-            </w:r>
-          </w:p>
-        </w:tc>
-        <w:tc>
-          <w:tcPr/>
-          <w:p>
-            <w:pPr>
-              <w:pStyle w:val="TableText"/>
-              <w:jc w:val="left"/>
-              <w:spacing w:before="0" w:after="0" w:line="320" w:lineRule="exact"/>
-            </w:pPr>
-            <w:r>
-              <w:rPr>
-                <w:rFonts w:ascii="Calibri" w:hAnsi="Calibri" w:eastAsia="Microsoft YaHei" w:cs="Calibri"/>
-                <w:sz w:val="18"/>
-                <w:szCs w:val="18"/>
-              </w:rPr>
-              <w:t xml:space="preserve">验证 spill 后共享转写者恢复</w:t>
+              <w:t xml:space="preserve">T﻿C﻿1﻿2﻿9</w:t>
+            </w:r>
+          </w:p>
+        </w:tc>
+        <w:tc>
+          <w:tcPr/>
+          <w:p>
+            <w:pPr>
+              <w:pStyle w:val="TableText"/>
+              <w:jc w:val="left"/>
+              <w:spacing w:before="0" w:after="0" w:line="320" w:lineRule="exact"/>
+            </w:pPr>
+            <w:r>
+              <w:rPr>
+                <w:rFonts w:ascii="Calibri" w:hAnsi="Calibri" w:eastAsia="Microsoft YaHei" w:cs="Calibri"/>
+                <w:sz w:val="18"/>
+                <w:szCs w:val="18"/>
+              </w:rPr>
+              <w:t xml:space="preserve">l﻿o﻿n﻿g m﻿i﻿x﻿e﻿d i﻿n﻿t﻿e﻿g﻿r﻿a﻿t﻿i﻿o﻿n</w:t>
+            </w:r>
+          </w:p>
+        </w:tc>
+        <w:tc>
+          <w:tcPr/>
+          <w:p>
+            <w:pPr>
+              <w:pStyle w:val="TableText"/>
+              <w:jc w:val="left"/>
+              <w:spacing w:before="0" w:after="0" w:line="320" w:lineRule="exact"/>
+            </w:pPr>
+            <w:r>
+              <w:rPr>
+                <w:rFonts w:ascii="Calibri" w:hAnsi="Calibri" w:eastAsia="Microsoft YaHei" w:cs="Calibri"/>
+                <w:sz w:val="18"/>
+                <w:szCs w:val="18"/>
+              </w:rPr>
+              <w:t xml:space="preserve">验证多轮 s﻿p﻿i﻿l﻿l/f﻿i﻿l﻿l 与所有权迁移</w:t>
+            </w:r>
+          </w:p>
+        </w:tc>
+      </w:tr>
+      <w:tr>
+        <w:trPr>
+          <w:cantSplit/>
+        </w:trPr>
+        <w:tc>
+          <w:tcPr/>
+          <w:p>
+            <w:pPr>
+              <w:pStyle w:val="TableText"/>
+              <w:jc w:val="left"/>
+              <w:spacing w:before="0" w:after="0" w:line="320" w:lineRule="exact"/>
+            </w:pPr>
+            <w:r>
+              <w:rPr>
+                <w:rFonts w:ascii="Calibri" w:hAnsi="Calibri" w:eastAsia="Microsoft YaHei" w:cs="Calibri"/>
+                <w:sz w:val="18"/>
+                <w:szCs w:val="18"/>
+              </w:rPr>
+              <w:t xml:space="preserve">T﻿C﻿1﻿4﻿1</w:t>
+            </w:r>
+          </w:p>
+        </w:tc>
+        <w:tc>
+          <w:tcPr/>
+          <w:p>
+            <w:pPr>
+              <w:pStyle w:val="TableText"/>
+              <w:jc w:val="left"/>
+              <w:spacing w:before="0" w:after="0" w:line="320" w:lineRule="exact"/>
+            </w:pPr>
+            <w:r>
+              <w:rPr>
+                <w:rFonts w:ascii="Calibri" w:hAnsi="Calibri" w:eastAsia="Microsoft YaHei" w:cs="Calibri"/>
+                <w:sz w:val="18"/>
+                <w:szCs w:val="18"/>
+              </w:rPr>
+              <w:t xml:space="preserve">s﻿h﻿a﻿r﻿e﻿d﻿-﻿w﻿r﻿i﻿t﻿e﻿r r﻿e﻿c﻿o﻿v﻿e﻿r﻿y</w:t>
+            </w:r>
+          </w:p>
+        </w:tc>
+        <w:tc>
+          <w:tcPr/>
+          <w:p>
+            <w:pPr>
+              <w:pStyle w:val="TableText"/>
+              <w:jc w:val="left"/>
+              <w:spacing w:before="0" w:after="0" w:line="320" w:lineRule="exact"/>
+            </w:pPr>
+            <w:r>
+              <w:rPr>
+                <w:rFonts w:ascii="Calibri" w:hAnsi="Calibri" w:eastAsia="Microsoft YaHei" w:cs="Calibri"/>
+                <w:sz w:val="18"/>
+                <w:szCs w:val="18"/>
+              </w:rPr>
+              <w:t xml:space="preserve">验证 s﻿p﻿i﻿l﻿l 后共享转写者恢复</w:t>
             </w:r>
           </w:p>
         </w:tc>
@@ -4119,18 +4130,18 @@
         <w:rPr>
           <w:rFonts w:ascii="Calibri" w:hAnsi="Calibri" w:eastAsia="Microsoft YaHei" w:cs="Calibri"/>
         </w:rPr>
-        <w:t xml:space="preserve">TC120-TC124 的三 profile 运行均通过；TC125-TC129 的适用 spill 路径均通过。该组结果说明</w:t>
-      </w:r>
-    </w:p>
-    <w:p>
-      <w:pPr>
-        <w:ind w:left="0" w:firstLine="420"/>
-      </w:pPr>
-      <w:r>
-        <w:rPr>
-          <w:rFonts w:ascii="Calibri" w:hAnsi="Calibri" w:eastAsia="Microsoft YaHei" w:cs="Calibri"/>
-        </w:rPr>
-        <w:t xml:space="preserve">正式容量收益建立在完整的元数据生命周期之上，而不是单一容量计数。</w:t>
+        <w:t xml:space="preserve">TC120-TC124 的三 profile 运行均通过；TC125-TC129 的适用 spill 路径均通过。该﻿组﻿结﻿果﻿说﻿明</w:t>
+      </w:r>
+    </w:p>
+    <w:p>
+      <w:pPr>
+        <w:ind w:left="0" w:firstLine="420"/>
+      </w:pPr>
+      <w:r>
+        <w:rPr>
+          <w:rFonts w:ascii="Calibri" w:hAnsi="Calibri" w:eastAsia="Microsoft YaHei" w:cs="Calibri"/>
+        </w:rPr>
+        <w:t xml:space="preserve">正式容量收益建立在完整的元数据生命周期之上，而不是单一﻿容﻿量﻿计﻿数﻿。</w:t>
       </w:r>
     </w:p>
     <w:p>
@@ -4212,7 +4223,7 @@
                 <w:sz w:val="18"/>
                 <w:szCs w:val="18"/>
               </w:rPr>
-              <w:t xml:space="preserve">naive ns/op</w:t>
+              <w:t xml:space="preserve">n﻿a﻿i﻿v﻿e n﻿s/o﻿p</w:t>
             </w:r>
           </w:p>
         </w:tc>
@@ -4233,7 +4244,7 @@
                 <w:sz w:val="18"/>
                 <w:szCs w:val="18"/>
               </w:rPr>
-              <w:t xml:space="preserve">optimized ns/op</w:t>
+              <w:t xml:space="preserve">o﻿p﻿t﻿i﻿m﻿i﻿z﻿e﻿d n﻿s/o﻿p</w:t>
             </w:r>
           </w:p>
         </w:tc>
@@ -4254,30 +4265,30 @@
                 <w:sz w:val="18"/>
                 <w:szCs w:val="18"/>
               </w:rPr>
-              <w:t xml:space="preserve">optimized 降幅</w:t>
-            </w:r>
-          </w:p>
-        </w:tc>
-      </w:tr>
-      <w:tr>
-        <w:trPr>
-          <w:cantSplit/>
-        </w:trPr>
-        <w:tc>
-          <w:tcPr/>
-          <w:p>
-            <w:pPr>
-              <w:pStyle w:val="TableText"/>
-              <w:jc w:val="left"/>
-              <w:spacing w:before="0" w:after="0" w:line="320" w:lineRule="exact"/>
-            </w:pPr>
-            <w:r>
-              <w:rPr>
-                <w:rFonts w:ascii="Calibri" w:hAnsi="Calibri" w:eastAsia="Microsoft YaHei" w:cs="Calibri"/>
-                <w:sz w:val="18"/>
-                <w:szCs w:val="18"/>
-              </w:rPr>
-              <w:t xml:space="preserve">TC135 preserved sharer revisit</w:t>
+              <w:t xml:space="preserve">o﻿p﻿t﻿i﻿m﻿i﻿z﻿e﻿d 降幅</w:t>
+            </w:r>
+          </w:p>
+        </w:tc>
+      </w:tr>
+      <w:tr>
+        <w:trPr>
+          <w:cantSplit/>
+        </w:trPr>
+        <w:tc>
+          <w:tcPr/>
+          <w:p>
+            <w:pPr>
+              <w:pStyle w:val="TableText"/>
+              <w:jc w:val="left"/>
+              <w:spacing w:before="0" w:after="0" w:line="320" w:lineRule="exact"/>
+            </w:pPr>
+            <w:r>
+              <w:rPr>
+                <w:rFonts w:ascii="Calibri" w:hAnsi="Calibri" w:eastAsia="Microsoft YaHei" w:cs="Calibri"/>
+                <w:sz w:val="18"/>
+                <w:szCs w:val="18"/>
+              </w:rPr>
+              <w:t xml:space="preserve">T﻿C﻿1﻿3﻿5 p﻿r﻿e﻿s﻿e﻿r﻿v﻿e﻿d s﻿h﻿a﻿r﻿e﻿r r﻿e﻿v﻿i﻿s﻿i﻿t</w:t>
             </w:r>
           </w:p>
         </w:tc>
@@ -4354,7 +4365,7 @@
                 <w:sz w:val="18"/>
                 <w:szCs w:val="18"/>
               </w:rPr>
-              <w:t xml:space="preserve">TC136 preserved owner store</w:t>
+              <w:t xml:space="preserve">T﻿C﻿1﻿3﻿6 p﻿r﻿e﻿s﻿e﻿r﻿v﻿e﻿d o﻿w﻿n﻿e﻿r s﻿t﻿o﻿r﻿e</w:t>
             </w:r>
           </w:p>
         </w:tc>
@@ -4431,7 +4442,7 @@
                 <w:sz w:val="18"/>
                 <w:szCs w:val="18"/>
               </w:rPr>
-              <w:t xml:space="preserve">TC137 new requester load</w:t>
+              <w:t xml:space="preserve">T﻿C﻿1﻿3﻿7 n﻿e﻿w r﻿e﻿q﻿u﻿e﻿s﻿t﻿e﻿r l﻿o﻿a﻿d</w:t>
             </w:r>
           </w:p>
         </w:tc>
@@ -4508,7 +4519,7 @@
                 <w:sz w:val="18"/>
                 <w:szCs w:val="18"/>
               </w:rPr>
-              <w:t xml:space="preserve">TC138 dirty owner handoff</w:t>
+              <w:t xml:space="preserve">T﻿C﻿1﻿3﻿8 d﻿i﻿r﻿t﻿y o﻿w﻿n﻿e﻿r h﻿a﻿n﻿d﻿o﻿f﻿f</w:t>
             </w:r>
           </w:p>
         </w:tc>
@@ -4585,7 +4596,7 @@
                 <w:sz w:val="18"/>
                 <w:szCs w:val="18"/>
               </w:rPr>
-              <w:t xml:space="preserve">TC139 mixed batch</w:t>
+              <w:t xml:space="preserve">T﻿C﻿1﻿3﻿9 m﻿i﻿x﻿e﻿d b﻿a﻿t﻿c﻿h</w:t>
             </w:r>
           </w:p>
         </w:tc>
@@ -4662,7 +4673,7 @@
                 <w:sz w:val="18"/>
                 <w:szCs w:val="18"/>
               </w:rPr>
-              <w:t xml:space="preserve">TC217 catalog batch</w:t>
+              <w:t xml:space="preserve">T﻿C﻿2﻿1﻿7 c﻿a﻿t﻿a﻿l﻿o﻿g b﻿a﻿t﻿c﻿h</w:t>
             </w:r>
           </w:p>
         </w:tc>
@@ -4730,18 +4741,29 @@
         <w:rPr>
           <w:rFonts w:ascii="Calibri" w:hAnsi="Calibri" w:eastAsia="Microsoft YaHei" w:cs="Calibri"/>
         </w:rPr>
-        <w:t xml:space="preserve">TC140 的 naive 均值为 119.209 ns，低于 500 ns 适用门槛，因此作为低时延中性控制项，</w:t>
-      </w:r>
-    </w:p>
-    <w:p>
-      <w:pPr>
-        <w:ind w:left="0" w:firstLine="420"/>
-      </w:pPr>
-      <w:r>
-        <w:rPr>
-          <w:rFonts w:ascii="Calibri" w:hAnsi="Calibri" w:eastAsia="Microsoft YaHei" w:cs="Calibri"/>
-        </w:rPr>
-        <w:t xml:space="preserve">不进入指标 2 聚合。</w:t>
+        <w:t xml:space="preserve">TC140 的 naive 均值为 119.209 ns，低于 500 ns 适用门槛，因此作为低时延中﻿性﻿控﻿制﻿项﻿，</w:t>
+      </w:r>
+    </w:p>
+    <w:p>
+      <w:pPr>
+        <w:ind w:left="0" w:firstLine="420"/>
+      </w:pPr>
+      <w:r>
+        <w:rPr>
+          <w:rFonts w:ascii="Calibri" w:hAnsi="Calibri" w:eastAsia="Microsoft YaHei" w:cs="Calibri"/>
+        </w:rPr>
+        <w:t xml:space="preserve">不进入指标 ﻿2﻿ ﻿聚﻿合﻿。</w:t>
+      </w:r>
+    </w:p>
+    <w:p>
+      <w:pPr>
+        <w:ind w:left="0" w:firstLine="420"/>
+      </w:pPr>
+      <w:r>
+        <w:rPr>
+          <w:rFonts w:ascii="Calibri" w:hAnsi="Calibri" w:eastAsia="Microsoft YaHei" w:cs="Calibri"/>
+        </w:rPr>
+        <w:t xml:space="preserve">六个适用场景按 case 等权聚合，TC140 保留为中﻿性﻿控﻿制﻿项﻿。</w:t>
       </w:r>
     </w:p>
     <w:p>
@@ -4796,7 +4818,7 @@
         <w:rPr>
           <w:rFonts w:ascii="Calibri" w:hAnsi="Calibri" w:eastAsia="Microsoft YaHei" w:cs="Calibri"/>
         </w:rPr>
-        <w:t xml:space="preserve">图 4-1　Metric2 结果图。六个适用场景按 case 等权聚合，TC140 保留为中性控制项。</w:t>
+        <w:t xml:space="preserve">图 4-1　Metric2 场景时延</w:t>
       </w:r>
     </w:p>
     <w:p>
@@ -4819,7 +4841,7 @@
         <w:rPr>
           <w:rFonts w:ascii="Calibri" w:hAnsi="Calibri" w:eastAsia="Microsoft YaHei" w:cs="Calibri"/>
         </w:rPr>
-        <w:t xml:space="preserve">六个适用场景的 case-level 等权平均降幅为：</w:t>
+        <w:t xml:space="preserve">六个适用场景的 case-level 等权平﻿均﻿降﻿幅﻿为﻿：</w:t>
       </w:r>
     </w:p>
     <w:p>
@@ -4841,29 +4863,29 @@
         <w:rPr>
           <w:rFonts w:ascii="Calibri" w:hAnsi="Calibri" w:eastAsia="Microsoft YaHei" w:cs="Calibri"/>
         </w:rPr>
-        <w:t xml:space="preserve">TC138 展示了 dirty owner handoff 场景下数据回收与权限迁移的机制权衡，其结果完整纳入</w:t>
-      </w:r>
-    </w:p>
-    <w:p>
-      <w:pPr>
-        <w:ind w:left="0" w:firstLine="420"/>
-      </w:pPr>
-      <w:r>
-        <w:rPr>
-          <w:rFonts w:ascii="Calibri" w:hAnsi="Calibri" w:eastAsia="Microsoft YaHei" w:cs="Calibri"/>
-        </w:rPr>
-        <w:t xml:space="preserve">等权平均。聚合结果仍显著超过 10% 门槛，说明 optimized profile 在适用场景集合中形成</w:t>
-      </w:r>
-    </w:p>
-    <w:p>
-      <w:pPr>
-        <w:ind w:left="0" w:firstLine="420"/>
-      </w:pPr>
-      <w:r>
-        <w:rPr>
-          <w:rFonts w:ascii="Calibri" w:hAnsi="Calibri" w:eastAsia="Microsoft YaHei" w:cs="Calibri"/>
-        </w:rPr>
-        <w:t xml:space="preserve">稳定的总体收益。</w:t>
+        <w:t xml:space="preserve">TC138 展示了 dirty owner handoff 场景下数据回收与权限迁移的机制权衡，其结﻿果﻿完﻿整﻿纳﻿入</w:t>
+      </w:r>
+    </w:p>
+    <w:p>
+      <w:pPr>
+        <w:ind w:left="0" w:firstLine="420"/>
+      </w:pPr>
+      <w:r>
+        <w:rPr>
+          <w:rFonts w:ascii="Calibri" w:hAnsi="Calibri" w:eastAsia="Microsoft YaHei" w:cs="Calibri"/>
+        </w:rPr>
+        <w:t xml:space="preserve">等权平均。聚合结果仍显著超过 10% 门槛，说明 optimized profile 在适用场景﻿集﻿合﻿中﻿形﻿成</w:t>
+      </w:r>
+    </w:p>
+    <w:p>
+      <w:pPr>
+        <w:ind w:left="0" w:firstLine="420"/>
+      </w:pPr>
+      <w:r>
+        <w:rPr>
+          <w:rFonts w:ascii="Calibri" w:hAnsi="Calibri" w:eastAsia="Microsoft YaHei" w:cs="Calibri"/>
+        </w:rPr>
+        <w:t xml:space="preserve">稳定的﻿总﻿体﻿收﻿益﻿。</w:t>
       </w:r>
     </w:p>
     <w:p>
@@ -4886,7 +4908,7 @@
         <w:rPr>
           <w:rFonts w:ascii="Calibri" w:hAnsi="Calibri" w:eastAsia="Microsoft YaHei" w:cs="Calibri"/>
         </w:rPr>
-        <w:t xml:space="preserve">指标 2 的主要收益来自：</w:t>
+        <w:t xml:space="preserve">指标 2 的主要﻿收﻿益﻿来﻿自﻿：</w:t>
       </w:r>
     </w:p>
     <w:p>
@@ -4964,7 +4986,7 @@
         <w:rPr>
           <w:rFonts w:ascii="Calibri" w:hAnsi="Calibri" w:eastAsia="Microsoft YaHei" w:cs="Calibri"/>
         </w:rPr>
-        <w:t xml:space="preserve">指标 2 的适用场景等权平均降幅为 64.759%，超过 10% 合同门槛。</w:t>
+        <w:t xml:space="preserve">指标 2 的适用场景等权平均降幅为 64.759%，超过 10% ﻿合﻿同﻿门﻿槛﻿。</w:t>
       </w:r>
     </w:p>
     <w:p>
@@ -4987,7 +5009,7 @@
         <w:rPr>
           <w:rFonts w:ascii="Calibri" w:hAnsi="Calibri" w:eastAsia="Microsoft YaHei" w:cs="Calibri"/>
         </w:rPr>
-        <w:t xml:space="preserve">TC130-TC134 使用更大工作集和多节点拓扑，展示目录压力后状态复用的场景价值：</w:t>
+        <w:t xml:space="preserve">TC130-TC134 使用更大工作集和多节点拓扑，展示目录压力后状态复用的﻿场﻿景﻿价﻿值﻿：</w:t>
       </w:r>
     </w:p>
     <w:tbl>
@@ -5024,7 +5046,7 @@
                 <w:sz w:val="18"/>
                 <w:szCs w:val="18"/>
               </w:rPr>
-              <w:t xml:space="preserve">Testcase</w:t>
+              <w:t xml:space="preserve">T﻿e﻿s﻿t﻿c﻿a﻿s﻿e</w:t>
             </w:r>
           </w:p>
         </w:tc>
@@ -5089,84 +5111,84 @@
                 <w:sz w:val="18"/>
                 <w:szCs w:val="18"/>
               </w:rPr>
-              <w:t xml:space="preserve">TC130</w:t>
-            </w:r>
-          </w:p>
-        </w:tc>
-        <w:tc>
-          <w:tcPr/>
-          <w:p>
-            <w:pPr>
-              <w:pStyle w:val="TableText"/>
-              <w:jc w:val="left"/>
-              <w:spacing w:before="0" w:after="0" w:line="320" w:lineRule="exact"/>
-            </w:pPr>
-            <w:r>
-              <w:rPr>
-                <w:rFonts w:ascii="Calibri" w:hAnsi="Calibri" w:eastAsia="Microsoft YaHei" w:cs="Calibri"/>
-                <w:sz w:val="18"/>
-                <w:szCs w:val="18"/>
-              </w:rPr>
-              <w:t xml:space="preserve">directory overflow 后热点复用</w:t>
-            </w:r>
-          </w:p>
-        </w:tc>
-        <w:tc>
-          <w:tcPr/>
-          <w:p>
-            <w:pPr>
-              <w:pStyle w:val="TableText"/>
-              <w:jc w:val="left"/>
-              <w:spacing w:before="0" w:after="0" w:line="320" w:lineRule="exact"/>
-            </w:pPr>
-            <w:r>
-              <w:rPr>
-                <w:rFonts w:ascii="Calibri" w:hAnsi="Calibri" w:eastAsia="Microsoft YaHei" w:cs="Calibri"/>
-                <w:sz w:val="18"/>
-                <w:szCs w:val="18"/>
-              </w:rPr>
-              <w:t xml:space="preserve">spill 相对 naive 降低 57.68%</w:t>
-            </w:r>
-          </w:p>
-        </w:tc>
-      </w:tr>
-      <w:tr>
-        <w:trPr>
-          <w:cantSplit/>
-        </w:trPr>
-        <w:tc>
-          <w:tcPr/>
-          <w:p>
-            <w:pPr>
-              <w:pStyle w:val="TableText"/>
-              <w:jc w:val="left"/>
-              <w:spacing w:before="0" w:after="0" w:line="320" w:lineRule="exact"/>
-            </w:pPr>
-            <w:r>
-              <w:rPr>
-                <w:rFonts w:ascii="Calibri" w:hAnsi="Calibri" w:eastAsia="Microsoft YaHei" w:cs="Calibri"/>
-                <w:sz w:val="18"/>
-                <w:szCs w:val="18"/>
-              </w:rPr>
-              <w:t xml:space="preserve">TC131</w:t>
-            </w:r>
-          </w:p>
-        </w:tc>
-        <w:tc>
-          <w:tcPr/>
-          <w:p>
-            <w:pPr>
-              <w:pStyle w:val="TableText"/>
-              <w:jc w:val="left"/>
-              <w:spacing w:before="0" w:after="0" w:line="320" w:lineRule="exact"/>
-            </w:pPr>
-            <w:r>
-              <w:rPr>
-                <w:rFonts w:ascii="Calibri" w:hAnsi="Calibri" w:eastAsia="Microsoft YaHei" w:cs="Calibri"/>
-                <w:sz w:val="18"/>
-                <w:szCs w:val="18"/>
-              </w:rPr>
-              <w:t xml:space="preserve">catalog full scan 后复用</w:t>
+              <w:t xml:space="preserve">T﻿C﻿1﻿3﻿0</w:t>
+            </w:r>
+          </w:p>
+        </w:tc>
+        <w:tc>
+          <w:tcPr/>
+          <w:p>
+            <w:pPr>
+              <w:pStyle w:val="TableText"/>
+              <w:jc w:val="left"/>
+              <w:spacing w:before="0" w:after="0" w:line="320" w:lineRule="exact"/>
+            </w:pPr>
+            <w:r>
+              <w:rPr>
+                <w:rFonts w:ascii="Calibri" w:hAnsi="Calibri" w:eastAsia="Microsoft YaHei" w:cs="Calibri"/>
+                <w:sz w:val="18"/>
+                <w:szCs w:val="18"/>
+              </w:rPr>
+              <w:t xml:space="preserve">d﻿i﻿r﻿e﻿c﻿t﻿o﻿r﻿y o﻿v﻿e﻿r﻿f﻿l﻿o﻿w 后热点复用</w:t>
+            </w:r>
+          </w:p>
+        </w:tc>
+        <w:tc>
+          <w:tcPr/>
+          <w:p>
+            <w:pPr>
+              <w:pStyle w:val="TableText"/>
+              <w:jc w:val="left"/>
+              <w:spacing w:before="0" w:after="0" w:line="320" w:lineRule="exact"/>
+            </w:pPr>
+            <w:r>
+              <w:rPr>
+                <w:rFonts w:ascii="Calibri" w:hAnsi="Calibri" w:eastAsia="Microsoft YaHei" w:cs="Calibri"/>
+                <w:sz w:val="18"/>
+                <w:szCs w:val="18"/>
+              </w:rPr>
+              <w:t xml:space="preserve">s﻿p﻿i﻿l﻿l 相对 n﻿a﻿i﻿v﻿e 降低 57.68%</w:t>
+            </w:r>
+          </w:p>
+        </w:tc>
+      </w:tr>
+      <w:tr>
+        <w:trPr>
+          <w:cantSplit/>
+        </w:trPr>
+        <w:tc>
+          <w:tcPr/>
+          <w:p>
+            <w:pPr>
+              <w:pStyle w:val="TableText"/>
+              <w:jc w:val="left"/>
+              <w:spacing w:before="0" w:after="0" w:line="320" w:lineRule="exact"/>
+            </w:pPr>
+            <w:r>
+              <w:rPr>
+                <w:rFonts w:ascii="Calibri" w:hAnsi="Calibri" w:eastAsia="Microsoft YaHei" w:cs="Calibri"/>
+                <w:sz w:val="18"/>
+                <w:szCs w:val="18"/>
+              </w:rPr>
+              <w:t xml:space="preserve">T﻿C﻿1﻿3﻿1</w:t>
+            </w:r>
+          </w:p>
+        </w:tc>
+        <w:tc>
+          <w:tcPr/>
+          <w:p>
+            <w:pPr>
+              <w:pStyle w:val="TableText"/>
+              <w:jc w:val="left"/>
+              <w:spacing w:before="0" w:after="0" w:line="320" w:lineRule="exact"/>
+            </w:pPr>
+            <w:r>
+              <w:rPr>
+                <w:rFonts w:ascii="Calibri" w:hAnsi="Calibri" w:eastAsia="Microsoft YaHei" w:cs="Calibri"/>
+                <w:sz w:val="18"/>
+                <w:szCs w:val="18"/>
+              </w:rPr>
+              <w:t xml:space="preserve">c﻿a﻿t﻿a﻿l﻿o﻿g f﻿u﻿l﻿l s﻿c﻿a﻿n 后复用</w:t>
             </w:r>
           </w:p>
         </w:tc>
@@ -5207,161 +5229,161 @@
                 <w:sz w:val="18"/>
                 <w:szCs w:val="18"/>
               </w:rPr>
-              <w:t xml:space="preserve">TC132</w:t>
-            </w:r>
-          </w:p>
-        </w:tc>
-        <w:tc>
-          <w:tcPr/>
-          <w:p>
-            <w:pPr>
-              <w:pStyle w:val="TableText"/>
-              <w:jc w:val="left"/>
-              <w:spacing w:before="0" w:after="0" w:line="320" w:lineRule="exact"/>
-            </w:pPr>
-            <w:r>
-              <w:rPr>
-                <w:rFonts w:ascii="Calibri" w:hAnsi="Calibri" w:eastAsia="Microsoft YaHei" w:cs="Calibri"/>
-                <w:sz w:val="18"/>
-                <w:szCs w:val="18"/>
-              </w:rPr>
-              <w:t xml:space="preserve">dirty checkpoint recovery</w:t>
-            </w:r>
-          </w:p>
-        </w:tc>
-        <w:tc>
-          <w:tcPr/>
-          <w:p>
-            <w:pPr>
-              <w:pStyle w:val="TableText"/>
-              <w:jc w:val="left"/>
-              <w:spacing w:before="0" w:after="0" w:line="320" w:lineRule="exact"/>
-            </w:pPr>
-            <w:r>
-              <w:rPr>
-                <w:rFonts w:ascii="Calibri" w:hAnsi="Calibri" w:eastAsia="Microsoft YaHei" w:cs="Calibri"/>
-                <w:sz w:val="18"/>
-                <w:szCs w:val="18"/>
-              </w:rPr>
-              <w:t xml:space="preserve">验证脏数据 checkpoint 与 Backstore 恢复</w:t>
-            </w:r>
-          </w:p>
-        </w:tc>
-      </w:tr>
-      <w:tr>
-        <w:trPr>
-          <w:cantSplit/>
-        </w:trPr>
-        <w:tc>
-          <w:tcPr/>
-          <w:p>
-            <w:pPr>
-              <w:pStyle w:val="TableText"/>
-              <w:jc w:val="left"/>
-              <w:spacing w:before="0" w:after="0" w:line="320" w:lineRule="exact"/>
-            </w:pPr>
-            <w:r>
-              <w:rPr>
-                <w:rFonts w:ascii="Calibri" w:hAnsi="Calibri" w:eastAsia="Microsoft YaHei" w:cs="Calibri"/>
-                <w:sz w:val="18"/>
-                <w:szCs w:val="18"/>
-              </w:rPr>
-              <w:t xml:space="preserve">TC133</w:t>
-            </w:r>
-          </w:p>
-        </w:tc>
-        <w:tc>
-          <w:tcPr/>
-          <w:p>
-            <w:pPr>
-              <w:pStyle w:val="TableText"/>
-              <w:jc w:val="left"/>
-              <w:spacing w:before="0" w:after="0" w:line="320" w:lineRule="exact"/>
-            </w:pPr>
-            <w:r>
-              <w:rPr>
-                <w:rFonts w:ascii="Calibri" w:hAnsi="Calibri" w:eastAsia="Microsoft YaHei" w:cs="Calibri"/>
-                <w:sz w:val="18"/>
-                <w:szCs w:val="18"/>
-              </w:rPr>
-              <w:t xml:space="preserve">8N1S shared frontier</w:t>
-            </w:r>
-          </w:p>
-        </w:tc>
-        <w:tc>
-          <w:tcPr/>
-          <w:p>
-            <w:pPr>
-              <w:pStyle w:val="TableText"/>
-              <w:jc w:val="left"/>
-              <w:spacing w:before="0" w:after="0" w:line="320" w:lineRule="exact"/>
-            </w:pPr>
-            <w:r>
-              <w:rPr>
-                <w:rFonts w:ascii="Calibri" w:hAnsi="Calibri" w:eastAsia="Microsoft YaHei" w:cs="Calibri"/>
-                <w:sz w:val="18"/>
-                <w:szCs w:val="18"/>
-              </w:rPr>
-              <w:t xml:space="preserve">optimized 相对 naive 降低 7.17%</w:t>
-            </w:r>
-          </w:p>
-        </w:tc>
-      </w:tr>
-      <w:tr>
-        <w:trPr>
-          <w:cantSplit/>
-        </w:trPr>
-        <w:tc>
-          <w:tcPr/>
-          <w:p>
-            <w:pPr>
-              <w:pStyle w:val="TableText"/>
-              <w:jc w:val="left"/>
-              <w:spacing w:before="0" w:after="0" w:line="320" w:lineRule="exact"/>
-            </w:pPr>
-            <w:r>
-              <w:rPr>
-                <w:rFonts w:ascii="Calibri" w:hAnsi="Calibri" w:eastAsia="Microsoft YaHei" w:cs="Calibri"/>
-                <w:sz w:val="18"/>
-                <w:szCs w:val="18"/>
-              </w:rPr>
-              <w:t xml:space="preserve">TC134</w:t>
-            </w:r>
-          </w:p>
-        </w:tc>
-        <w:tc>
-          <w:tcPr/>
-          <w:p>
-            <w:pPr>
-              <w:pStyle w:val="TableText"/>
-              <w:jc w:val="left"/>
-              <w:spacing w:before="0" w:after="0" w:line="320" w:lineRule="exact"/>
-            </w:pPr>
-            <w:r>
-              <w:rPr>
-                <w:rFonts w:ascii="Calibri" w:hAnsi="Calibri" w:eastAsia="Microsoft YaHei" w:cs="Calibri"/>
-                <w:sz w:val="18"/>
-                <w:szCs w:val="18"/>
-              </w:rPr>
-              <w:t xml:space="preserve">8N2S sliding window</w:t>
-            </w:r>
-          </w:p>
-        </w:tc>
-        <w:tc>
-          <w:tcPr/>
-          <w:p>
-            <w:pPr>
-              <w:pStyle w:val="TableText"/>
-              <w:jc w:val="left"/>
-              <w:spacing w:before="0" w:after="0" w:line="320" w:lineRule="exact"/>
-            </w:pPr>
-            <w:r>
-              <w:rPr>
-                <w:rFonts w:ascii="Calibri" w:hAnsi="Calibri" w:eastAsia="Microsoft YaHei" w:cs="Calibri"/>
-                <w:sz w:val="18"/>
-                <w:szCs w:val="18"/>
-              </w:rPr>
-              <w:t xml:space="preserve">optimized 相对 naive 降低 76.42%</w:t>
+              <w:t xml:space="preserve">T﻿C﻿1﻿3﻿2</w:t>
+            </w:r>
+          </w:p>
+        </w:tc>
+        <w:tc>
+          <w:tcPr/>
+          <w:p>
+            <w:pPr>
+              <w:pStyle w:val="TableText"/>
+              <w:jc w:val="left"/>
+              <w:spacing w:before="0" w:after="0" w:line="320" w:lineRule="exact"/>
+            </w:pPr>
+            <w:r>
+              <w:rPr>
+                <w:rFonts w:ascii="Calibri" w:hAnsi="Calibri" w:eastAsia="Microsoft YaHei" w:cs="Calibri"/>
+                <w:sz w:val="18"/>
+                <w:szCs w:val="18"/>
+              </w:rPr>
+              <w:t xml:space="preserve">d﻿i﻿r﻿t﻿y c﻿h﻿e﻿c﻿k﻿p﻿o﻿i﻿n﻿t r﻿e﻿c﻿o﻿v﻿e﻿r﻿y</w:t>
+            </w:r>
+          </w:p>
+        </w:tc>
+        <w:tc>
+          <w:tcPr/>
+          <w:p>
+            <w:pPr>
+              <w:pStyle w:val="TableText"/>
+              <w:jc w:val="left"/>
+              <w:spacing w:before="0" w:after="0" w:line="320" w:lineRule="exact"/>
+            </w:pPr>
+            <w:r>
+              <w:rPr>
+                <w:rFonts w:ascii="Calibri" w:hAnsi="Calibri" w:eastAsia="Microsoft YaHei" w:cs="Calibri"/>
+                <w:sz w:val="18"/>
+                <w:szCs w:val="18"/>
+              </w:rPr>
+              <w:t xml:space="preserve">验证脏数据 c﻿h﻿e﻿c﻿k﻿p﻿o﻿i﻿n﻿t 与 B﻿a﻿c﻿k﻿s﻿t﻿o﻿r﻿e 恢复</w:t>
+            </w:r>
+          </w:p>
+        </w:tc>
+      </w:tr>
+      <w:tr>
+        <w:trPr>
+          <w:cantSplit/>
+        </w:trPr>
+        <w:tc>
+          <w:tcPr/>
+          <w:p>
+            <w:pPr>
+              <w:pStyle w:val="TableText"/>
+              <w:jc w:val="left"/>
+              <w:spacing w:before="0" w:after="0" w:line="320" w:lineRule="exact"/>
+            </w:pPr>
+            <w:r>
+              <w:rPr>
+                <w:rFonts w:ascii="Calibri" w:hAnsi="Calibri" w:eastAsia="Microsoft YaHei" w:cs="Calibri"/>
+                <w:sz w:val="18"/>
+                <w:szCs w:val="18"/>
+              </w:rPr>
+              <w:t xml:space="preserve">T﻿C﻿1﻿3﻿3</w:t>
+            </w:r>
+          </w:p>
+        </w:tc>
+        <w:tc>
+          <w:tcPr/>
+          <w:p>
+            <w:pPr>
+              <w:pStyle w:val="TableText"/>
+              <w:jc w:val="left"/>
+              <w:spacing w:before="0" w:after="0" w:line="320" w:lineRule="exact"/>
+            </w:pPr>
+            <w:r>
+              <w:rPr>
+                <w:rFonts w:ascii="Calibri" w:hAnsi="Calibri" w:eastAsia="Microsoft YaHei" w:cs="Calibri"/>
+                <w:sz w:val="18"/>
+                <w:szCs w:val="18"/>
+              </w:rPr>
+              <w:t xml:space="preserve">8N1S s﻿h﻿a﻿r﻿e﻿d f﻿r﻿o﻿n﻿t﻿i﻿e﻿r</w:t>
+            </w:r>
+          </w:p>
+        </w:tc>
+        <w:tc>
+          <w:tcPr/>
+          <w:p>
+            <w:pPr>
+              <w:pStyle w:val="TableText"/>
+              <w:jc w:val="left"/>
+              <w:spacing w:before="0" w:after="0" w:line="320" w:lineRule="exact"/>
+            </w:pPr>
+            <w:r>
+              <w:rPr>
+                <w:rFonts w:ascii="Calibri" w:hAnsi="Calibri" w:eastAsia="Microsoft YaHei" w:cs="Calibri"/>
+                <w:sz w:val="18"/>
+                <w:szCs w:val="18"/>
+              </w:rPr>
+              <w:t xml:space="preserve">o﻿p﻿t﻿i﻿m﻿i﻿z﻿e﻿d 相对 n﻿a﻿i﻿v﻿e 降低 7.17%</w:t>
+            </w:r>
+          </w:p>
+        </w:tc>
+      </w:tr>
+      <w:tr>
+        <w:trPr>
+          <w:cantSplit/>
+        </w:trPr>
+        <w:tc>
+          <w:tcPr/>
+          <w:p>
+            <w:pPr>
+              <w:pStyle w:val="TableText"/>
+              <w:jc w:val="left"/>
+              <w:spacing w:before="0" w:after="0" w:line="320" w:lineRule="exact"/>
+            </w:pPr>
+            <w:r>
+              <w:rPr>
+                <w:rFonts w:ascii="Calibri" w:hAnsi="Calibri" w:eastAsia="Microsoft YaHei" w:cs="Calibri"/>
+                <w:sz w:val="18"/>
+                <w:szCs w:val="18"/>
+              </w:rPr>
+              <w:t xml:space="preserve">T﻿C﻿1﻿3﻿4</w:t>
+            </w:r>
+          </w:p>
+        </w:tc>
+        <w:tc>
+          <w:tcPr/>
+          <w:p>
+            <w:pPr>
+              <w:pStyle w:val="TableText"/>
+              <w:jc w:val="left"/>
+              <w:spacing w:before="0" w:after="0" w:line="320" w:lineRule="exact"/>
+            </w:pPr>
+            <w:r>
+              <w:rPr>
+                <w:rFonts w:ascii="Calibri" w:hAnsi="Calibri" w:eastAsia="Microsoft YaHei" w:cs="Calibri"/>
+                <w:sz w:val="18"/>
+                <w:szCs w:val="18"/>
+              </w:rPr>
+              <w:t xml:space="preserve">8N2S s﻿l﻿i﻿d﻿i﻿n﻿g w﻿i﻿n﻿d﻿o﻿w</w:t>
+            </w:r>
+          </w:p>
+        </w:tc>
+        <w:tc>
+          <w:tcPr/>
+          <w:p>
+            <w:pPr>
+              <w:pStyle w:val="TableText"/>
+              <w:jc w:val="left"/>
+              <w:spacing w:before="0" w:after="0" w:line="320" w:lineRule="exact"/>
+            </w:pPr>
+            <w:r>
+              <w:rPr>
+                <w:rFonts w:ascii="Calibri" w:hAnsi="Calibri" w:eastAsia="Microsoft YaHei" w:cs="Calibri"/>
+                <w:sz w:val="18"/>
+                <w:szCs w:val="18"/>
+              </w:rPr>
+              <w:t xml:space="preserve">o﻿p﻿t﻿i﻿m﻿i﻿z﻿e﻿d 相对 n﻿a﻿i﻿v﻿e 降低 76.42%</w:t>
             </w:r>
           </w:p>
         </w:tc>
@@ -5375,18 +5397,18 @@
         <w:rPr>
           <w:rFonts w:ascii="Calibri" w:hAnsi="Calibri" w:eastAsia="Microsoft YaHei" w:cs="Calibri"/>
         </w:rPr>
-        <w:t xml:space="preserve">TC130、TC133 和 TC134 表明 UBCC 在目录压力后仍能保留有价值的热点元数据，收益在滑动</w:t>
-      </w:r>
-    </w:p>
-    <w:p>
-      <w:pPr>
-        <w:ind w:left="0" w:firstLine="420"/>
-      </w:pPr>
-      <w:r>
-        <w:rPr>
-          <w:rFonts w:ascii="Calibri" w:hAnsi="Calibri" w:eastAsia="Microsoft YaHei" w:cs="Calibri"/>
-        </w:rPr>
-        <w:t xml:space="preserve">窗口和高复用场景中最为突出。TC132 负责验证脏数据恢复路径，不进入指标 2 合同聚合。</w:t>
+        <w:t xml:space="preserve">TC130、TC133 和 TC134 表明 UBCC 在目录压力后仍能保留有价值的热点元数据，﻿收﻿益﻿在﻿滑﻿动</w:t>
+      </w:r>
+    </w:p>
+    <w:p>
+      <w:pPr>
+        <w:ind w:left="0" w:firstLine="420"/>
+      </w:pPr>
+      <w:r>
+        <w:rPr>
+          <w:rFonts w:ascii="Calibri" w:hAnsi="Calibri" w:eastAsia="Microsoft YaHei" w:cs="Calibri"/>
+        </w:rPr>
+        <w:t xml:space="preserve">窗口和高复用场景中最为突出。TC132 负责验证脏数据恢复路径，不进入指标 2 ﻿合﻿同﻿聚﻿合﻿。</w:t>
       </w:r>
     </w:p>
     <w:p>
@@ -5420,7 +5442,7 @@
         <w:rPr>
           <w:rFonts w:ascii="Calibri" w:hAnsi="Calibri" w:eastAsia="Microsoft YaHei" w:cs="Calibri"/>
         </w:rPr>
-        <w:t xml:space="preserve">spill-noopt 和 optimized 三个 profile，共 18/18 通过。</w:t>
+        <w:t xml:space="preserve">spill-noopt 和 optimized 三个 profile，共 18/1﻿8﻿ ﻿通﻿过﻿。</w:t>
       </w:r>
     </w:p>
     <w:tbl>
@@ -5457,7 +5479,7 @@
                 <w:sz w:val="18"/>
                 <w:szCs w:val="18"/>
               </w:rPr>
-              <w:t xml:space="preserve">Testcase</w:t>
+              <w:t xml:space="preserve">T﻿e﻿s﻿t﻿c﻿a﻿s﻿e</w:t>
             </w:r>
           </w:p>
         </w:tc>
@@ -5499,7 +5521,7 @@
                 <w:sz w:val="18"/>
                 <w:szCs w:val="18"/>
               </w:rPr>
-              <w:t xml:space="preserve">naive ns/op</w:t>
+              <w:t xml:space="preserve">n﻿a﻿i﻿v﻿e n﻿s/o﻿p</w:t>
             </w:r>
           </w:p>
         </w:tc>
@@ -5520,7 +5542,7 @@
                 <w:sz w:val="18"/>
                 <w:szCs w:val="18"/>
               </w:rPr>
-              <w:t xml:space="preserve">optimized ns/op</w:t>
+              <w:t xml:space="preserve">o﻿p﻿t﻿i﻿m﻿i﻿z﻿e﻿d n﻿s/o﻿p</w:t>
             </w:r>
           </w:p>
         </w:tc>
@@ -5541,48 +5563,48 @@
                 <w:sz w:val="18"/>
                 <w:szCs w:val="18"/>
               </w:rPr>
-              <w:t xml:space="preserve">optimized 降幅</w:t>
-            </w:r>
-          </w:p>
-        </w:tc>
-      </w:tr>
-      <w:tr>
-        <w:trPr>
-          <w:cantSplit/>
-        </w:trPr>
-        <w:tc>
-          <w:tcPr/>
-          <w:p>
-            <w:pPr>
-              <w:pStyle w:val="TableText"/>
-              <w:jc w:val="left"/>
-              <w:spacing w:before="0" w:after="0" w:line="320" w:lineRule="exact"/>
-            </w:pPr>
-            <w:r>
-              <w:rPr>
-                <w:rFonts w:ascii="Calibri" w:hAnsi="Calibri" w:eastAsia="Microsoft YaHei" w:cs="Calibri"/>
-                <w:sz w:val="18"/>
-                <w:szCs w:val="18"/>
-              </w:rPr>
-              <w:t xml:space="preserve">TC142</w:t>
-            </w:r>
-          </w:p>
-        </w:tc>
-        <w:tc>
-          <w:tcPr/>
-          <w:p>
-            <w:pPr>
-              <w:pStyle w:val="TableText"/>
-              <w:jc w:val="left"/>
-              <w:spacing w:before="0" w:after="0" w:line="320" w:lineRule="exact"/>
-            </w:pPr>
-            <w:r>
-              <w:rPr>
-                <w:rFonts w:ascii="Calibri" w:hAnsi="Calibri" w:eastAsia="Microsoft YaHei" w:cs="Calibri"/>
-                <w:sz w:val="18"/>
-                <w:szCs w:val="18"/>
-              </w:rPr>
-              <w:t xml:space="preserve">OLTP buffer pool</w:t>
+              <w:t xml:space="preserve">o﻿p﻿t﻿i﻿m﻿i﻿z﻿e﻿d 降幅</w:t>
+            </w:r>
+          </w:p>
+        </w:tc>
+      </w:tr>
+      <w:tr>
+        <w:trPr>
+          <w:cantSplit/>
+        </w:trPr>
+        <w:tc>
+          <w:tcPr/>
+          <w:p>
+            <w:pPr>
+              <w:pStyle w:val="TableText"/>
+              <w:jc w:val="left"/>
+              <w:spacing w:before="0" w:after="0" w:line="320" w:lineRule="exact"/>
+            </w:pPr>
+            <w:r>
+              <w:rPr>
+                <w:rFonts w:ascii="Calibri" w:hAnsi="Calibri" w:eastAsia="Microsoft YaHei" w:cs="Calibri"/>
+                <w:sz w:val="18"/>
+                <w:szCs w:val="18"/>
+              </w:rPr>
+              <w:t xml:space="preserve">T﻿C﻿1﻿4﻿2</w:t>
+            </w:r>
+          </w:p>
+        </w:tc>
+        <w:tc>
+          <w:tcPr/>
+          <w:p>
+            <w:pPr>
+              <w:pStyle w:val="TableText"/>
+              <w:jc w:val="left"/>
+              <w:spacing w:before="0" w:after="0" w:line="320" w:lineRule="exact"/>
+            </w:pPr>
+            <w:r>
+              <w:rPr>
+                <w:rFonts w:ascii="Calibri" w:hAnsi="Calibri" w:eastAsia="Microsoft YaHei" w:cs="Calibri"/>
+                <w:sz w:val="18"/>
+                <w:szCs w:val="18"/>
+              </w:rPr>
+              <w:t xml:space="preserve">O﻿L﻿T﻿P b﻿u﻿f﻿f﻿e﻿r p﻿o﻿o﻿l</w:t>
             </w:r>
           </w:p>
         </w:tc>
@@ -5659,25 +5681,25 @@
                 <w:sz w:val="18"/>
                 <w:szCs w:val="18"/>
               </w:rPr>
-              <w:t xml:space="preserve">TC143</w:t>
-            </w:r>
-          </w:p>
-        </w:tc>
-        <w:tc>
-          <w:tcPr/>
-          <w:p>
-            <w:pPr>
-              <w:pStyle w:val="TableText"/>
-              <w:jc w:val="left"/>
-              <w:spacing w:before="0" w:after="0" w:line="320" w:lineRule="exact"/>
-            </w:pPr>
-            <w:r>
-              <w:rPr>
-                <w:rFonts w:ascii="Calibri" w:hAnsi="Calibri" w:eastAsia="Microsoft YaHei" w:cs="Calibri"/>
-                <w:sz w:val="18"/>
-                <w:szCs w:val="18"/>
-              </w:rPr>
-              <w:t xml:space="preserve">B-tree traversal</w:t>
+              <w:t xml:space="preserve">T﻿C﻿1﻿4﻿3</w:t>
+            </w:r>
+          </w:p>
+        </w:tc>
+        <w:tc>
+          <w:tcPr/>
+          <w:p>
+            <w:pPr>
+              <w:pStyle w:val="TableText"/>
+              <w:jc w:val="left"/>
+              <w:spacing w:before="0" w:after="0" w:line="320" w:lineRule="exact"/>
+            </w:pPr>
+            <w:r>
+              <w:rPr>
+                <w:rFonts w:ascii="Calibri" w:hAnsi="Calibri" w:eastAsia="Microsoft YaHei" w:cs="Calibri"/>
+                <w:sz w:val="18"/>
+                <w:szCs w:val="18"/>
+              </w:rPr>
+              <w:t xml:space="preserve">B﻿-﻿t﻿r﻿e﻿e t﻿r﻿a﻿v﻿e﻿r﻿s﻿a﻿l</w:t>
             </w:r>
           </w:p>
         </w:tc>
@@ -5754,25 +5776,25 @@
                 <w:sz w:val="18"/>
                 <w:szCs w:val="18"/>
               </w:rPr>
-              <w:t xml:space="preserve">TC144</w:t>
-            </w:r>
-          </w:p>
-        </w:tc>
-        <w:tc>
-          <w:tcPr/>
-          <w:p>
-            <w:pPr>
-              <w:pStyle w:val="TableText"/>
-              <w:jc w:val="left"/>
-              <w:spacing w:before="0" w:after="0" w:line="320" w:lineRule="exact"/>
-            </w:pPr>
-            <w:r>
-              <w:rPr>
-                <w:rFonts w:ascii="Calibri" w:hAnsi="Calibri" w:eastAsia="Microsoft YaHei" w:cs="Calibri"/>
-                <w:sz w:val="18"/>
-                <w:szCs w:val="18"/>
-              </w:rPr>
-              <w:t xml:space="preserve">WAL/checkpoint</w:t>
+              <w:t xml:space="preserve">T﻿C﻿1﻿4﻿4</w:t>
+            </w:r>
+          </w:p>
+        </w:tc>
+        <w:tc>
+          <w:tcPr/>
+          <w:p>
+            <w:pPr>
+              <w:pStyle w:val="TableText"/>
+              <w:jc w:val="left"/>
+              <w:spacing w:before="0" w:after="0" w:line="320" w:lineRule="exact"/>
+            </w:pPr>
+            <w:r>
+              <w:rPr>
+                <w:rFonts w:ascii="Calibri" w:hAnsi="Calibri" w:eastAsia="Microsoft YaHei" w:cs="Calibri"/>
+                <w:sz w:val="18"/>
+                <w:szCs w:val="18"/>
+              </w:rPr>
+              <w:t xml:space="preserve">W﻿A﻿L/c﻿h﻿e﻿c﻿k﻿p﻿o﻿i﻿n﻿t</w:t>
             </w:r>
           </w:p>
         </w:tc>
@@ -5849,25 +5871,25 @@
                 <w:sz w:val="18"/>
                 <w:szCs w:val="18"/>
               </w:rPr>
-              <w:t xml:space="preserve">TC145</w:t>
-            </w:r>
-          </w:p>
-        </w:tc>
-        <w:tc>
-          <w:tcPr/>
-          <w:p>
-            <w:pPr>
-              <w:pStyle w:val="TableText"/>
-              <w:jc w:val="left"/>
-              <w:spacing w:before="0" w:after="0" w:line="320" w:lineRule="exact"/>
-            </w:pPr>
-            <w:r>
-              <w:rPr>
-                <w:rFonts w:ascii="Calibri" w:hAnsi="Calibri" w:eastAsia="Microsoft YaHei" w:cs="Calibri"/>
-                <w:sz w:val="18"/>
-                <w:szCs w:val="18"/>
-              </w:rPr>
-              <w:t xml:space="preserve">FaaS warm invocation</w:t>
+              <w:t xml:space="preserve">T﻿C﻿1﻿4﻿5</w:t>
+            </w:r>
+          </w:p>
+        </w:tc>
+        <w:tc>
+          <w:tcPr/>
+          <w:p>
+            <w:pPr>
+              <w:pStyle w:val="TableText"/>
+              <w:jc w:val="left"/>
+              <w:spacing w:before="0" w:after="0" w:line="320" w:lineRule="exact"/>
+            </w:pPr>
+            <w:r>
+              <w:rPr>
+                <w:rFonts w:ascii="Calibri" w:hAnsi="Calibri" w:eastAsia="Microsoft YaHei" w:cs="Calibri"/>
+                <w:sz w:val="18"/>
+                <w:szCs w:val="18"/>
+              </w:rPr>
+              <w:t xml:space="preserve">F﻿a﻿a﻿S w﻿a﻿r﻿m i﻿n﻿v﻿o﻿c﻿a﻿t﻿i﻿o﻿n</w:t>
             </w:r>
           </w:p>
         </w:tc>
@@ -5944,25 +5966,25 @@
                 <w:sz w:val="18"/>
                 <w:szCs w:val="18"/>
               </w:rPr>
-              <w:t xml:space="preserve">TC146</w:t>
-            </w:r>
-          </w:p>
-        </w:tc>
-        <w:tc>
-          <w:tcPr/>
-          <w:p>
-            <w:pPr>
-              <w:pStyle w:val="TableText"/>
-              <w:jc w:val="left"/>
-              <w:spacing w:before="0" w:after="0" w:line="320" w:lineRule="exact"/>
-            </w:pPr>
-            <w:r>
-              <w:rPr>
-                <w:rFonts w:ascii="Calibri" w:hAnsi="Calibri" w:eastAsia="Microsoft YaHei" w:cs="Calibri"/>
-                <w:sz w:val="18"/>
-                <w:szCs w:val="18"/>
-              </w:rPr>
-              <w:t xml:space="preserve">Graph frontier</w:t>
+              <w:t xml:space="preserve">T﻿C﻿1﻿4﻿6</w:t>
+            </w:r>
+          </w:p>
+        </w:tc>
+        <w:tc>
+          <w:tcPr/>
+          <w:p>
+            <w:pPr>
+              <w:pStyle w:val="TableText"/>
+              <w:jc w:val="left"/>
+              <w:spacing w:before="0" w:after="0" w:line="320" w:lineRule="exact"/>
+            </w:pPr>
+            <w:r>
+              <w:rPr>
+                <w:rFonts w:ascii="Calibri" w:hAnsi="Calibri" w:eastAsia="Microsoft YaHei" w:cs="Calibri"/>
+                <w:sz w:val="18"/>
+                <w:szCs w:val="18"/>
+              </w:rPr>
+              <w:t xml:space="preserve">G﻿r﻿a﻿p﻿h f﻿r﻿o﻿n﻿t﻿i﻿e﻿r</w:t>
             </w:r>
           </w:p>
         </w:tc>
@@ -6039,25 +6061,25 @@
                 <w:sz w:val="18"/>
                 <w:szCs w:val="18"/>
               </w:rPr>
-              <w:t xml:space="preserve">TC147</w:t>
-            </w:r>
-          </w:p>
-        </w:tc>
-        <w:tc>
-          <w:tcPr/>
-          <w:p>
-            <w:pPr>
-              <w:pStyle w:val="TableText"/>
-              <w:jc w:val="left"/>
-              <w:spacing w:before="0" w:after="0" w:line="320" w:lineRule="exact"/>
-            </w:pPr>
-            <w:r>
-              <w:rPr>
-                <w:rFonts w:ascii="Calibri" w:hAnsi="Calibri" w:eastAsia="Microsoft YaHei" w:cs="Calibri"/>
-                <w:sz w:val="18"/>
-                <w:szCs w:val="18"/>
-              </w:rPr>
-              <w:t xml:space="preserve">Feature store</w:t>
+              <w:t xml:space="preserve">T﻿C﻿1﻿4﻿7</w:t>
+            </w:r>
+          </w:p>
+        </w:tc>
+        <w:tc>
+          <w:tcPr/>
+          <w:p>
+            <w:pPr>
+              <w:pStyle w:val="TableText"/>
+              <w:jc w:val="left"/>
+              <w:spacing w:before="0" w:after="0" w:line="320" w:lineRule="exact"/>
+            </w:pPr>
+            <w:r>
+              <w:rPr>
+                <w:rFonts w:ascii="Calibri" w:hAnsi="Calibri" w:eastAsia="Microsoft YaHei" w:cs="Calibri"/>
+                <w:sz w:val="18"/>
+                <w:szCs w:val="18"/>
+              </w:rPr>
+              <w:t xml:space="preserve">F﻿e﻿a﻿t﻿u﻿r﻿e s﻿t﻿o﻿r﻿e</w:t>
             </w:r>
           </w:p>
         </w:tc>
@@ -6136,18 +6158,18 @@
         <w:rPr>
           <w:rFonts w:ascii="Calibri" w:hAnsi="Calibri" w:eastAsia="Microsoft YaHei" w:cs="Calibri"/>
         </w:rPr>
-        <w:t xml:space="preserve">该矩阵证明 UBCC 的容量和协议机制可以迁移到真实应用形态与 16N1S Level-A 协议节点规模，</w:t>
-      </w:r>
-    </w:p>
-    <w:p>
-      <w:pPr>
-        <w:ind w:left="0" w:firstLine="420"/>
-      </w:pPr>
-      <w:r>
-        <w:rPr>
-          <w:rFonts w:ascii="Calibri" w:hAnsi="Calibri" w:eastAsia="Microsoft YaHei" w:cs="Calibri"/>
-        </w:rPr>
-        <w:t xml:space="preserve">而不局限于协议微场景；该结论不包含端口级 Switch 微体系结构。</w:t>
+        <w:t xml:space="preserve">该矩阵证明 UBCC 的容量和协议机制可以迁移到真实应用形态与 16N1S Level-A 协议﻿节﻿点﻿规﻿模﻿，</w:t>
+      </w:r>
+    </w:p>
+    <w:p>
+      <w:pPr>
+        <w:ind w:left="0" w:firstLine="420"/>
+      </w:pPr>
+      <w:r>
+        <w:rPr>
+          <w:rFonts w:ascii="Calibri" w:hAnsi="Calibri" w:eastAsia="Microsoft YaHei" w:cs="Calibri"/>
+        </w:rPr>
+        <w:t xml:space="preserve">而不局限于协议微场景；该结论不包含端口级 Switch 微﻿体﻿系﻿结﻿构﻿。</w:t>
       </w:r>
     </w:p>
     <w:p>
@@ -6182,7 +6204,7 @@
         <w:rPr>
           <w:rFonts w:ascii="Calibri" w:hAnsi="Calibri" w:eastAsia="Microsoft YaHei" w:cs="Calibri"/>
         </w:rPr>
-        <w:t xml:space="preserve">核心场景组承担协议关键路径比较：</w:t>
+        <w:t xml:space="preserve">核心场景组承担协议关键﻿路﻿径﻿比﻿较﻿：</w:t>
       </w:r>
     </w:p>
     <w:tbl>
@@ -6284,25 +6306,25 @@
                 <w:sz w:val="18"/>
                 <w:szCs w:val="18"/>
               </w:rPr>
-              <w:t xml:space="preserve">TC228</w:t>
-            </w:r>
-          </w:p>
-        </w:tc>
-        <w:tc>
-          <w:tcPr/>
-          <w:p>
-            <w:pPr>
-              <w:pStyle w:val="TableText"/>
-              <w:jc w:val="left"/>
-              <w:spacing w:before="0" w:after="0" w:line="320" w:lineRule="exact"/>
-            </w:pPr>
-            <w:r>
-              <w:rPr>
-                <w:rFonts w:ascii="Calibri" w:hAnsi="Calibri" w:eastAsia="Microsoft YaHei" w:cs="Calibri"/>
-                <w:sz w:val="18"/>
-                <w:szCs w:val="18"/>
-              </w:rPr>
-              <w:t xml:space="preserve">Remote Read</w:t>
+              <w:t xml:space="preserve">T﻿C﻿2﻿2﻿8</w:t>
+            </w:r>
+          </w:p>
+        </w:tc>
+        <w:tc>
+          <w:tcPr/>
+          <w:p>
+            <w:pPr>
+              <w:pStyle w:val="TableText"/>
+              <w:jc w:val="left"/>
+              <w:spacing w:before="0" w:after="0" w:line="320" w:lineRule="exact"/>
+            </w:pPr>
+            <w:r>
+              <w:rPr>
+                <w:rFonts w:ascii="Calibri" w:hAnsi="Calibri" w:eastAsia="Microsoft YaHei" w:cs="Calibri"/>
+                <w:sz w:val="18"/>
+                <w:szCs w:val="18"/>
+              </w:rPr>
+              <w:t xml:space="preserve">R﻿e﻿m﻿o﻿t﻿e R﻿e﻿a﻿d</w:t>
             </w:r>
           </w:p>
         </w:tc>
@@ -6343,102 +6365,102 @@
                 <w:sz w:val="18"/>
                 <w:szCs w:val="18"/>
               </w:rPr>
-              <w:t xml:space="preserve">TC229</w:t>
-            </w:r>
-          </w:p>
-        </w:tc>
-        <w:tc>
-          <w:tcPr/>
-          <w:p>
-            <w:pPr>
-              <w:pStyle w:val="TableText"/>
-              <w:jc w:val="left"/>
-              <w:spacing w:before="0" w:after="0" w:line="320" w:lineRule="exact"/>
-            </w:pPr>
-            <w:r>
-              <w:rPr>
-                <w:rFonts w:ascii="Calibri" w:hAnsi="Calibri" w:eastAsia="Microsoft YaHei" w:cs="Calibri"/>
-                <w:sz w:val="18"/>
-                <w:szCs w:val="18"/>
-              </w:rPr>
-              <w:t xml:space="preserve">Ownership Handoff</w:t>
-            </w:r>
-          </w:p>
-        </w:tc>
-        <w:tc>
-          <w:tcPr/>
-          <w:p>
-            <w:pPr>
-              <w:pStyle w:val="TableText"/>
-              <w:jc w:val="left"/>
-              <w:spacing w:before="0" w:after="0" w:line="320" w:lineRule="exact"/>
-            </w:pPr>
-            <w:r>
-              <w:rPr>
-                <w:rFonts w:ascii="Calibri" w:hAnsi="Calibri" w:eastAsia="Microsoft YaHei" w:cs="Calibri"/>
-                <w:sz w:val="18"/>
-                <w:szCs w:val="18"/>
-              </w:rPr>
-              <w:t xml:space="preserve">旧 owner 释放、最新数据返回、新 owner 获权</w:t>
-            </w:r>
-          </w:p>
-        </w:tc>
-      </w:tr>
-      <w:tr>
-        <w:trPr>
-          <w:cantSplit/>
-        </w:trPr>
-        <w:tc>
-          <w:tcPr/>
-          <w:p>
-            <w:pPr>
-              <w:pStyle w:val="TableText"/>
-              <w:jc w:val="left"/>
-              <w:spacing w:before="0" w:after="0" w:line="320" w:lineRule="exact"/>
-            </w:pPr>
-            <w:r>
-              <w:rPr>
-                <w:rFonts w:ascii="Calibri" w:hAnsi="Calibri" w:eastAsia="Microsoft YaHei" w:cs="Calibri"/>
-                <w:sz w:val="18"/>
-                <w:szCs w:val="18"/>
-              </w:rPr>
-              <w:t xml:space="preserve">TC230</w:t>
-            </w:r>
-          </w:p>
-        </w:tc>
-        <w:tc>
-          <w:tcPr/>
-          <w:p>
-            <w:pPr>
-              <w:pStyle w:val="TableText"/>
-              <w:jc w:val="left"/>
-              <w:spacing w:before="0" w:after="0" w:line="320" w:lineRule="exact"/>
-            </w:pPr>
-            <w:r>
-              <w:rPr>
-                <w:rFonts w:ascii="Calibri" w:hAnsi="Calibri" w:eastAsia="Microsoft YaHei" w:cs="Calibri"/>
-                <w:sz w:val="18"/>
-                <w:szCs w:val="18"/>
-              </w:rPr>
-              <w:t xml:space="preserve">Shared-to-Writer</w:t>
-            </w:r>
-          </w:p>
-        </w:tc>
-        <w:tc>
-          <w:tcPr/>
-          <w:p>
-            <w:pPr>
-              <w:pStyle w:val="TableText"/>
-              <w:jc w:val="left"/>
-              <w:spacing w:before="0" w:after="0" w:line="320" w:lineRule="exact"/>
-            </w:pPr>
-            <w:r>
-              <w:rPr>
-                <w:rFonts w:ascii="Calibri" w:hAnsi="Calibri" w:eastAsia="Microsoft YaHei" w:cs="Calibri"/>
-                <w:sz w:val="18"/>
-                <w:szCs w:val="18"/>
-              </w:rPr>
-              <w:t xml:space="preserve">sharer 失效、Ack 收敛和单写者授权</w:t>
+              <w:t xml:space="preserve">T﻿C﻿2﻿2﻿9</w:t>
+            </w:r>
+          </w:p>
+        </w:tc>
+        <w:tc>
+          <w:tcPr/>
+          <w:p>
+            <w:pPr>
+              <w:pStyle w:val="TableText"/>
+              <w:jc w:val="left"/>
+              <w:spacing w:before="0" w:after="0" w:line="320" w:lineRule="exact"/>
+            </w:pPr>
+            <w:r>
+              <w:rPr>
+                <w:rFonts w:ascii="Calibri" w:hAnsi="Calibri" w:eastAsia="Microsoft YaHei" w:cs="Calibri"/>
+                <w:sz w:val="18"/>
+                <w:szCs w:val="18"/>
+              </w:rPr>
+              <w:t xml:space="preserve">O﻿w﻿n﻿e﻿r﻿s﻿h﻿i﻿p H﻿a﻿n﻿d﻿o﻿f﻿f</w:t>
+            </w:r>
+          </w:p>
+        </w:tc>
+        <w:tc>
+          <w:tcPr/>
+          <w:p>
+            <w:pPr>
+              <w:pStyle w:val="TableText"/>
+              <w:jc w:val="left"/>
+              <w:spacing w:before="0" w:after="0" w:line="320" w:lineRule="exact"/>
+            </w:pPr>
+            <w:r>
+              <w:rPr>
+                <w:rFonts w:ascii="Calibri" w:hAnsi="Calibri" w:eastAsia="Microsoft YaHei" w:cs="Calibri"/>
+                <w:sz w:val="18"/>
+                <w:szCs w:val="18"/>
+              </w:rPr>
+              <w:t xml:space="preserve">旧 o﻿w﻿n﻿e﻿r 释放、最新数据返回、新 o﻿w﻿n﻿e﻿r 获权</w:t>
+            </w:r>
+          </w:p>
+        </w:tc>
+      </w:tr>
+      <w:tr>
+        <w:trPr>
+          <w:cantSplit/>
+        </w:trPr>
+        <w:tc>
+          <w:tcPr/>
+          <w:p>
+            <w:pPr>
+              <w:pStyle w:val="TableText"/>
+              <w:jc w:val="left"/>
+              <w:spacing w:before="0" w:after="0" w:line="320" w:lineRule="exact"/>
+            </w:pPr>
+            <w:r>
+              <w:rPr>
+                <w:rFonts w:ascii="Calibri" w:hAnsi="Calibri" w:eastAsia="Microsoft YaHei" w:cs="Calibri"/>
+                <w:sz w:val="18"/>
+                <w:szCs w:val="18"/>
+              </w:rPr>
+              <w:t xml:space="preserve">T﻿C﻿2﻿3﻿0</w:t>
+            </w:r>
+          </w:p>
+        </w:tc>
+        <w:tc>
+          <w:tcPr/>
+          <w:p>
+            <w:pPr>
+              <w:pStyle w:val="TableText"/>
+              <w:jc w:val="left"/>
+              <w:spacing w:before="0" w:after="0" w:line="320" w:lineRule="exact"/>
+            </w:pPr>
+            <w:r>
+              <w:rPr>
+                <w:rFonts w:ascii="Calibri" w:hAnsi="Calibri" w:eastAsia="Microsoft YaHei" w:cs="Calibri"/>
+                <w:sz w:val="18"/>
+                <w:szCs w:val="18"/>
+              </w:rPr>
+              <w:t xml:space="preserve">S﻿h﻿a﻿r﻿e﻿d﻿-﻿t﻿o﻿-﻿W﻿r﻿i﻿t﻿e﻿r</w:t>
+            </w:r>
+          </w:p>
+        </w:tc>
+        <w:tc>
+          <w:tcPr/>
+          <w:p>
+            <w:pPr>
+              <w:pStyle w:val="TableText"/>
+              <w:jc w:val="left"/>
+              <w:spacing w:before="0" w:after="0" w:line="320" w:lineRule="exact"/>
+            </w:pPr>
+            <w:r>
+              <w:rPr>
+                <w:rFonts w:ascii="Calibri" w:hAnsi="Calibri" w:eastAsia="Microsoft YaHei" w:cs="Calibri"/>
+                <w:sz w:val="18"/>
+                <w:szCs w:val="18"/>
+              </w:rPr>
+              <w:t xml:space="preserve">s﻿h﻿a﻿r﻿e﻿r 失效、A﻿c﻿k 收敛和单写者授权</w:t>
             </w:r>
           </w:p>
         </w:tc>
@@ -6595,66 +6617,66 @@
                 <w:sz w:val="18"/>
                 <w:szCs w:val="18"/>
               </w:rPr>
-              <w:t xml:space="preserve">2N1S、O3；两方案使用相同处理器与缓存条件</w:t>
-            </w:r>
-          </w:p>
-        </w:tc>
-        <w:tc>
-          <w:tcPr/>
-          <w:p>
-            <w:pPr>
-              <w:pStyle w:val="TableText"/>
-              <w:jc w:val="left"/>
-              <w:spacing w:before="0" w:after="0" w:line="320" w:lineRule="exact"/>
-            </w:pPr>
-            <w:r>
-              <w:rPr>
-                <w:rFonts w:ascii="Calibri" w:hAnsi="Calibri" w:eastAsia="Microsoft YaHei" w:cs="Calibri"/>
-                <w:sz w:val="18"/>
-                <w:szCs w:val="18"/>
-              </w:rPr>
-              <w:t xml:space="preserve">客户物理核、缓存和 Home 微体系结构</w:t>
-            </w:r>
-          </w:p>
-        </w:tc>
-      </w:tr>
-      <w:tr>
-        <w:trPr>
-          <w:cantSplit/>
-        </w:trPr>
-        <w:tc>
-          <w:tcPr/>
-          <w:p>
-            <w:pPr>
-              <w:pStyle w:val="TableText"/>
-              <w:jc w:val="left"/>
-              <w:spacing w:before="0" w:after="0" w:line="320" w:lineRule="exact"/>
-            </w:pPr>
-            <w:r>
-              <w:rPr>
-                <w:rFonts w:ascii="Calibri" w:hAnsi="Calibri" w:eastAsia="Microsoft YaHei" w:cs="Calibri"/>
-                <w:sz w:val="18"/>
-                <w:szCs w:val="18"/>
-              </w:rPr>
-              <w:t xml:space="preserve">workload</w:t>
-            </w:r>
-          </w:p>
-        </w:tc>
-        <w:tc>
-          <w:tcPr/>
-          <w:p>
-            <w:pPr>
-              <w:pStyle w:val="TableText"/>
-              <w:jc w:val="left"/>
-              <w:spacing w:before="0" w:after="0" w:line="320" w:lineRule="exact"/>
-            </w:pPr>
-            <w:r>
-              <w:rPr>
-                <w:rFonts w:ascii="Calibri" w:hAnsi="Calibri" w:eastAsia="Microsoft YaHei" w:cs="Calibri"/>
-                <w:sz w:val="18"/>
-                <w:szCs w:val="18"/>
-              </w:rPr>
-              <w:t xml:space="preserve">相同 testcase、输入、操作配比及 100%/150% L3 压力</w:t>
+              <w:t xml:space="preserve">2N1S、O﻿3；两方案使用相同处理器与缓存条件</w:t>
+            </w:r>
+          </w:p>
+        </w:tc>
+        <w:tc>
+          <w:tcPr/>
+          <w:p>
+            <w:pPr>
+              <w:pStyle w:val="TableText"/>
+              <w:jc w:val="left"/>
+              <w:spacing w:before="0" w:after="0" w:line="320" w:lineRule="exact"/>
+            </w:pPr>
+            <w:r>
+              <w:rPr>
+                <w:rFonts w:ascii="Calibri" w:hAnsi="Calibri" w:eastAsia="Microsoft YaHei" w:cs="Calibri"/>
+                <w:sz w:val="18"/>
+                <w:szCs w:val="18"/>
+              </w:rPr>
+              <w:t xml:space="preserve">客户物理核、缓存和 H﻿o﻿m﻿e 微体系结构</w:t>
+            </w:r>
+          </w:p>
+        </w:tc>
+      </w:tr>
+      <w:tr>
+        <w:trPr>
+          <w:cantSplit/>
+        </w:trPr>
+        <w:tc>
+          <w:tcPr/>
+          <w:p>
+            <w:pPr>
+              <w:pStyle w:val="TableText"/>
+              <w:jc w:val="left"/>
+              <w:spacing w:before="0" w:after="0" w:line="320" w:lineRule="exact"/>
+            </w:pPr>
+            <w:r>
+              <w:rPr>
+                <w:rFonts w:ascii="Calibri" w:hAnsi="Calibri" w:eastAsia="Microsoft YaHei" w:cs="Calibri"/>
+                <w:sz w:val="18"/>
+                <w:szCs w:val="18"/>
+              </w:rPr>
+              <w:t xml:space="preserve">w﻿o﻿r﻿k﻿l﻿o﻿a﻿d</w:t>
+            </w:r>
+          </w:p>
+        </w:tc>
+        <w:tc>
+          <w:tcPr/>
+          <w:p>
+            <w:pPr>
+              <w:pStyle w:val="TableText"/>
+              <w:jc w:val="left"/>
+              <w:spacing w:before="0" w:after="0" w:line="320" w:lineRule="exact"/>
+            </w:pPr>
+            <w:r>
+              <w:rPr>
+                <w:rFonts w:ascii="Calibri" w:hAnsi="Calibri" w:eastAsia="Microsoft YaHei" w:cs="Calibri"/>
+                <w:sz w:val="18"/>
+                <w:szCs w:val="18"/>
+              </w:rPr>
+              <w:t xml:space="preserve">相同 t﻿e﻿s﻿t﻿c﻿a﻿s﻿e、输入、操作配比及 100%/150% L﻿3 压力</w:t>
             </w:r>
           </w:p>
         </w:tc>
@@ -6754,43 +6776,43 @@
                 <w:sz w:val="18"/>
                 <w:szCs w:val="18"/>
               </w:rPr>
-              <w:t xml:space="preserve">HA 对照</w:t>
-            </w:r>
-          </w:p>
-        </w:tc>
-        <w:tc>
-          <w:tcPr/>
-          <w:p>
-            <w:pPr>
-              <w:pStyle w:val="TableText"/>
-              <w:jc w:val="left"/>
-              <w:spacing w:before="0" w:after="0" w:line="320" w:lineRule="exact"/>
-            </w:pPr>
-            <w:r>
-              <w:rPr>
-                <w:rFonts w:ascii="Calibri" w:hAnsi="Calibri" w:eastAsia="Microsoft YaHei" w:cs="Calibri"/>
-                <w:sz w:val="18"/>
-                <w:szCs w:val="18"/>
-              </w:rPr>
-              <w:t xml:space="preserve">客户确认并冻结的 HA-VI 可执行参考参数与行为</w:t>
-            </w:r>
-          </w:p>
-        </w:tc>
-        <w:tc>
-          <w:tcPr/>
-          <w:p>
-            <w:pPr>
-              <w:pStyle w:val="TableText"/>
-              <w:jc w:val="left"/>
-              <w:spacing w:before="0" w:after="0" w:line="320" w:lineRule="exact"/>
-            </w:pPr>
-            <w:r>
-              <w:rPr>
-                <w:rFonts w:ascii="Calibri" w:hAnsi="Calibri" w:eastAsia="Microsoft YaHei" w:cs="Calibri"/>
-                <w:sz w:val="18"/>
-                <w:szCs w:val="18"/>
-              </w:rPr>
-              <w:t xml:space="preserve">客户 HA 私有优化、缓冲、队列、预测及扩展状态</w:t>
+              <w:t xml:space="preserve">H﻿A 对照</w:t>
+            </w:r>
+          </w:p>
+        </w:tc>
+        <w:tc>
+          <w:tcPr/>
+          <w:p>
+            <w:pPr>
+              <w:pStyle w:val="TableText"/>
+              <w:jc w:val="left"/>
+              <w:spacing w:before="0" w:after="0" w:line="320" w:lineRule="exact"/>
+            </w:pPr>
+            <w:r>
+              <w:rPr>
+                <w:rFonts w:ascii="Calibri" w:hAnsi="Calibri" w:eastAsia="Microsoft YaHei" w:cs="Calibri"/>
+                <w:sz w:val="18"/>
+                <w:szCs w:val="18"/>
+              </w:rPr>
+              <w:t xml:space="preserve">客户确认并冻结的 H﻿A﻿-﻿V﻿I 可执行参考参数与行为</w:t>
+            </w:r>
+          </w:p>
+        </w:tc>
+        <w:tc>
+          <w:tcPr/>
+          <w:p>
+            <w:pPr>
+              <w:pStyle w:val="TableText"/>
+              <w:jc w:val="left"/>
+              <w:spacing w:before="0" w:after="0" w:line="320" w:lineRule="exact"/>
+            </w:pPr>
+            <w:r>
+              <w:rPr>
+                <w:rFonts w:ascii="Calibri" w:hAnsi="Calibri" w:eastAsia="Microsoft YaHei" w:cs="Calibri"/>
+                <w:sz w:val="18"/>
+                <w:szCs w:val="18"/>
+              </w:rPr>
+              <w:t xml:space="preserve">客户 H﻿A 私有优化、缓冲、队列、预测及扩展状态</w:t>
             </w:r>
           </w:p>
         </w:tc>
@@ -6849,7 +6871,7 @@
                 <w:sz w:val="18"/>
                 <w:szCs w:val="18"/>
               </w:rPr>
-              <w:t xml:space="preserve">端口级 Switch 排队、仲裁、拥塞和链路误码</w:t>
+              <w:t xml:space="preserve">端口级 S﻿w﻿i﻿t﻿c﻿h 排队、仲裁、拥塞和链路误码</w:t>
             </w:r>
           </w:p>
         </w:tc>
@@ -6908,7 +6930,7 @@
                 <w:sz w:val="18"/>
                 <w:szCs w:val="18"/>
               </w:rPr>
-              <w:t xml:space="preserve">将组均值外推为每个 testcase 或子操作均占优</w:t>
+              <w:t xml:space="preserve">将组均值外推为每个 t﻿e﻿s﻿t﻿c﻿a﻿s﻿e 或子操作均占优</w:t>
             </w:r>
           </w:p>
         </w:tc>
@@ -6922,18 +6944,18 @@
         <w:rPr>
           <w:rFonts w:ascii="Calibri" w:hAnsi="Calibri" w:eastAsia="Microsoft YaHei" w:cs="Calibri"/>
         </w:rPr>
-        <w:t xml:space="preserve">该比较在共同输入、共同完成边界和冻结参考假设下保持公平。聚合优势不表示每个内部子操作</w:t>
-      </w:r>
-    </w:p>
-    <w:p>
-      <w:pPr>
-        <w:ind w:left="0" w:firstLine="420"/>
-      </w:pPr>
-      <w:r>
-        <w:rPr>
-          <w:rFonts w:ascii="Calibri" w:hAnsi="Calibri" w:eastAsia="Microsoft YaHei" w:cs="Calibri"/>
-        </w:rPr>
-        <w:t xml:space="preserve">都占优；各场景只按冻结主值贡献一次权重。</w:t>
+        <w:t xml:space="preserve">该比较在共同输入、共同完成边界和冻结参考假设下保持公平。聚合优势不表示每个﻿内﻿部﻿子﻿操﻿作</w:t>
+      </w:r>
+    </w:p>
+    <w:p>
+      <w:pPr>
+        <w:ind w:left="0" w:firstLine="420"/>
+      </w:pPr>
+      <w:r>
+        <w:rPr>
+          <w:rFonts w:ascii="Calibri" w:hAnsi="Calibri" w:eastAsia="Microsoft YaHei" w:cs="Calibri"/>
+        </w:rPr>
+        <w:t xml:space="preserve">都占优；各场景只按冻结主值贡献﻿一﻿次﻿权﻿重﻿。</w:t>
       </w:r>
     </w:p>
     <w:p>
@@ -6982,7 +7004,7 @@
                 <w:sz w:val="18"/>
                 <w:szCs w:val="18"/>
               </w:rPr>
-              <w:t xml:space="preserve">L3 压力</w:t>
+              <w:t xml:space="preserve">L﻿3 压力</w:t>
             </w:r>
           </w:p>
         </w:tc>
@@ -7024,7 +7046,7 @@
                 <w:sz w:val="18"/>
                 <w:szCs w:val="18"/>
               </w:rPr>
-              <w:t xml:space="preserve">UBCC ticks/op</w:t>
+              <w:t xml:space="preserve">U﻿B﻿C﻿C t﻿i﻿c﻿k﻿s/o﻿p</w:t>
             </w:r>
           </w:p>
         </w:tc>
@@ -7045,7 +7067,7 @@
                 <w:sz w:val="18"/>
                 <w:szCs w:val="18"/>
               </w:rPr>
-              <w:t xml:space="preserve">HA-VI ticks/op</w:t>
+              <w:t xml:space="preserve">H﻿A﻿-﻿V﻿I t﻿i﻿c﻿k﻿s/o﻿p</w:t>
             </w:r>
           </w:p>
         </w:tc>
@@ -7066,7 +7088,7 @@
                 <w:sz w:val="18"/>
                 <w:szCs w:val="18"/>
               </w:rPr>
-              <w:t xml:space="preserve">UBCC 降幅</w:t>
+              <w:t xml:space="preserve">U﻿B﻿C﻿C 降幅</w:t>
             </w:r>
           </w:p>
         </w:tc>
@@ -7452,6 +7474,17 @@
         </w:tc>
       </w:tr>
     </w:tbl>
+    <w:p>
+      <w:pPr>
+        <w:ind w:left="0" w:firstLine="420"/>
+      </w:pPr>
+      <w:r>
+        <w:rPr>
+          <w:rFonts w:ascii="Calibri" w:hAnsi="Calibri" w:eastAsia="Microsoft YaHei" w:cs="Calibri"/>
+        </w:rPr>
+        <w:t xml:space="preserve">图中比较冻结的 2N1S、O3、单向完成语义和两个 L3﻿ ﻿压﻿力﻿点﻿。</w:t>
+      </w:r>
+    </w:p>
     <w:p>
       <w:pPr>
         <w:jc w:val="center"/>
@@ -7504,7 +7537,7 @@
         <w:rPr>
           <w:rFonts w:ascii="Calibri" w:hAnsi="Calibri" w:eastAsia="Microsoft YaHei" w:cs="Calibri"/>
         </w:rPr>
-        <w:t xml:space="preserve">图 5-1　Metric3 配对结果。图中比较冻结的 2N1S、O3、单向完成语义和两个 L3 压力点。</w:t>
+        <w:t xml:space="preserve">图 5-1　Metric3 配对结果</w:t>
       </w:r>
     </w:p>
     <w:p>
@@ -7527,7 +7560,7 @@
         <w:rPr>
           <w:rFonts w:ascii="Calibri" w:hAnsi="Calibri" w:eastAsia="Microsoft YaHei" w:cs="Calibri"/>
         </w:rPr>
-        <w:t xml:space="preserve">使用统一表达：</w:t>
+        <w:t xml:space="preserve">使用﻿统﻿一﻿表﻿达﻿：</w:t>
       </w:r>
     </w:p>
     <w:p>
@@ -7549,18 +7582,18 @@
         <w:rPr>
           <w:rFonts w:ascii="Calibri" w:hAnsi="Calibri" w:eastAsia="Microsoft YaHei" w:cs="Calibri"/>
         </w:rPr>
-        <w:t xml:space="preserve">其中 K_crossnode 表示跨节点串行消息段，τ 表示单段传输时延，P 表示目录查询、</w:t>
-      </w:r>
-    </w:p>
-    <w:p>
-      <w:pPr>
-        <w:ind w:left="0" w:firstLine="420"/>
-      </w:pPr>
-      <w:r>
-        <w:rPr>
-          <w:rFonts w:ascii="Calibri" w:hAnsi="Calibri" w:eastAsia="Microsoft YaHei" w:cs="Calibri"/>
-        </w:rPr>
-        <w:t xml:space="preserve">节点内一致性和完成处理。</w:t>
+        <w:t xml:space="preserve">其中 K_crossnode 表示跨节点串行消息段，τ 表示单段传输时延，P 表示﻿目﻿录﻿查﻿询﻿、</w:t>
+      </w:r>
+    </w:p>
+    <w:p>
+      <w:pPr>
+        <w:ind w:left="0" w:firstLine="420"/>
+      </w:pPr>
+      <w:r>
+        <w:rPr>
+          <w:rFonts w:ascii="Calibri" w:hAnsi="Calibri" w:eastAsia="Microsoft YaHei" w:cs="Calibri"/>
+        </w:rPr>
+        <w:t xml:space="preserve">节点内一致性和﻿完﻿成﻿处﻿理﻿。</w:t>
       </w:r>
     </w:p>
     <w:p>
@@ -7583,29 +7616,29 @@
         <w:rPr>
           <w:rFonts w:ascii="Calibri" w:hAnsi="Calibri" w:eastAsia="Microsoft YaHei" w:cs="Calibri"/>
         </w:rPr>
-        <w:t xml:space="preserve">数据和权限路径为 requester → Home → 数据源 → Home → requester。UBCC 依据 owner 状态</w:t>
-      </w:r>
-    </w:p>
-    <w:p>
-      <w:pPr>
-        <w:ind w:left="0" w:firstLine="420"/>
-      </w:pPr>
-      <w:r>
-        <w:rPr>
-          <w:rFonts w:ascii="Calibri" w:hAnsi="Calibri" w:eastAsia="Microsoft YaHei" w:cs="Calibri"/>
-        </w:rPr>
-        <w:t xml:space="preserve">选择权威数据源，并在数据返回后更新共享关系。该场景中 UBCC 与 HA-VI 均保持紧凑路径，</w:t>
-      </w:r>
-    </w:p>
-    <w:p>
-      <w:pPr>
-        <w:ind w:left="0" w:firstLine="420"/>
-      </w:pPr>
-      <w:r>
-        <w:rPr>
-          <w:rFonts w:ascii="Calibri" w:hAnsi="Calibri" w:eastAsia="Microsoft YaHei" w:cs="Calibri"/>
-        </w:rPr>
-        <w:t xml:space="preserve">UBCC 的优势较小但稳定。</w:t>
+        <w:t xml:space="preserve">数据和权限路径为 requester → Home → 数据源 → Home → requester。UBCC 依据 own﻿e﻿r﻿ ﻿状﻿态</w:t>
+      </w:r>
+    </w:p>
+    <w:p>
+      <w:pPr>
+        <w:ind w:left="0" w:firstLine="420"/>
+      </w:pPr>
+      <w:r>
+        <w:rPr>
+          <w:rFonts w:ascii="Calibri" w:hAnsi="Calibri" w:eastAsia="Microsoft YaHei" w:cs="Calibri"/>
+        </w:rPr>
+        <w:t xml:space="preserve">选择权威数据源，并在数据返回后更新共享关系。该场景中 UBCC 与 HA-VI 均保持﻿紧﻿凑﻿路﻿径﻿，</w:t>
+      </w:r>
+    </w:p>
+    <w:p>
+      <w:pPr>
+        <w:ind w:left="0" w:firstLine="420"/>
+      </w:pPr>
+      <w:r>
+        <w:rPr>
+          <w:rFonts w:ascii="Calibri" w:hAnsi="Calibri" w:eastAsia="Microsoft YaHei" w:cs="Calibri"/>
+        </w:rPr>
+        <w:t xml:space="preserve">UBCC 的优势较﻿小﻿但﻿稳﻿定﻿。</w:t>
       </w:r>
     </w:p>
     <w:p>
@@ -7628,29 +7661,29 @@
         <w:rPr>
           <w:rFonts w:ascii="Calibri" w:hAnsi="Calibri" w:eastAsia="Microsoft YaHei" w:cs="Calibri"/>
         </w:rPr>
-        <w:t xml:space="preserve">UBCC 首先定位 latest-data owner，再组织旧 owner 释放数据和权限，最后向新 owner 授权。</w:t>
-      </w:r>
-    </w:p>
-    <w:p>
-      <w:pPr>
-        <w:ind w:left="0" w:firstLine="420"/>
-      </w:pPr>
-      <w:r>
-        <w:rPr>
-          <w:rFonts w:ascii="Calibri" w:hAnsi="Calibri" w:eastAsia="Microsoft YaHei" w:cs="Calibri"/>
-        </w:rPr>
-        <w:t xml:space="preserve">该场景是核心场景组的主要优势来源，说明独立全局目录能够有效缩短“数据在哪里”和“谁可写”</w:t>
-      </w:r>
-    </w:p>
-    <w:p>
-      <w:pPr>
-        <w:ind w:left="0" w:firstLine="420"/>
-      </w:pPr>
-      <w:r>
-        <w:rPr>
-          <w:rFonts w:ascii="Calibri" w:hAnsi="Calibri" w:eastAsia="Microsoft YaHei" w:cs="Calibri"/>
-        </w:rPr>
-        <w:t xml:space="preserve">两个问题的联合决策路径。</w:t>
+        <w:t xml:space="preserve">UBCC 首先定位 latest-data owner，再组织旧 owner 释放数据和权限，最后向新 owne﻿r﻿ ﻿授﻿权﻿。</w:t>
+      </w:r>
+    </w:p>
+    <w:p>
+      <w:pPr>
+        <w:ind w:left="0" w:firstLine="420"/>
+      </w:pPr>
+      <w:r>
+        <w:rPr>
+          <w:rFonts w:ascii="Calibri" w:hAnsi="Calibri" w:eastAsia="Microsoft YaHei" w:cs="Calibri"/>
+        </w:rPr>
+        <w:t xml:space="preserve">该场景是核心场景组的主要优势来源，说明独立全局目录能够有效缩短“数据在哪里”和﻿“﻿谁﻿可﻿写﻿”</w:t>
+      </w:r>
+    </w:p>
+    <w:p>
+      <w:pPr>
+        <w:ind w:left="0" w:firstLine="420"/>
+      </w:pPr>
+      <w:r>
+        <w:rPr>
+          <w:rFonts w:ascii="Calibri" w:hAnsi="Calibri" w:eastAsia="Microsoft YaHei" w:cs="Calibri"/>
+        </w:rPr>
+        <w:t xml:space="preserve">两个问题的联合﻿决﻿策﻿路﻿径﻿。</w:t>
       </w:r>
     </w:p>
     <w:p>
@@ -7673,18 +7706,18 @@
         <w:rPr>
           <w:rFonts w:ascii="Calibri" w:hAnsi="Calibri" w:eastAsia="Microsoft YaHei" w:cs="Calibri"/>
         </w:rPr>
-        <w:t xml:space="preserve">UBCC 冻结当前 sharer 目标集合，发出 Invalidate，等待 Ack 收敛后向 requester 授予单写者</w:t>
-      </w:r>
-    </w:p>
-    <w:p>
-      <w:pPr>
-        <w:ind w:left="0" w:firstLine="420"/>
-      </w:pPr>
-      <w:r>
-        <w:rPr>
-          <w:rFonts w:ascii="Calibri" w:hAnsi="Calibri" w:eastAsia="Microsoft YaHei" w:cs="Calibri"/>
-        </w:rPr>
-        <w:t xml:space="preserve">权限。核心收益来自精确目标选择和统一 completion/grant 链。</w:t>
+        <w:t xml:space="preserve">UBCC 冻结当前 sharer 目标集合，发出 Invalidate，等待 Ack 收敛后向 requester ﻿授﻿予﻿单﻿写﻿者</w:t>
+      </w:r>
+    </w:p>
+    <w:p>
+      <w:pPr>
+        <w:ind w:left="0" w:firstLine="420"/>
+      </w:pPr>
+      <w:r>
+        <w:rPr>
+          <w:rFonts w:ascii="Calibri" w:hAnsi="Calibri" w:eastAsia="Microsoft YaHei" w:cs="Calibri"/>
+        </w:rPr>
+        <w:t xml:space="preserve">权限。核心收益来自精确目标选择和统一 completion/gra﻿n﻿t﻿ ﻿链﻿。</w:t>
       </w:r>
     </w:p>
     <w:p>
@@ -7718,7 +7751,7 @@
         <w:rPr>
           <w:rFonts w:ascii="Calibri" w:hAnsi="Calibri" w:eastAsia="Microsoft YaHei" w:cs="Calibri"/>
         </w:rPr>
-        <w:t xml:space="preserve">write。read 和 write 先分别计量，再合成为一个 testcase 主值，避免同一 workload 重复计权。</w:t>
+        <w:t xml:space="preserve">write。read 和 write 先分别计量，再合成为一个 testcase 主值，避免同一 workload ﻿重﻿复﻿计﻿权﻿。</w:t>
       </w:r>
     </w:p>
     <w:p>
@@ -7741,7 +7774,7 @@
         <w:rPr>
           <w:rFonts w:ascii="Calibri" w:hAnsi="Calibri" w:eastAsia="Microsoft YaHei" w:cs="Calibri"/>
         </w:rPr>
-        <w:t xml:space="preserve">从 100% 提升至 150% L3 压力后，两组结果保持稳定：</w:t>
+        <w:t xml:space="preserve">从 100% 提升至 150% L3 压力后，两组结果﻿保﻿持﻿稳﻿定﻿：</w:t>
       </w:r>
     </w:p>
     <w:p>
@@ -7774,18 +7807,18 @@
         <w:rPr>
           <w:rFonts w:ascii="Calibri" w:hAnsi="Calibri" w:eastAsia="Microsoft YaHei" w:cs="Calibri"/>
         </w:rPr>
-        <w:t xml:space="preserve">这表明 UBCC 的比较优势不是由单一压力点产生，而是来自目录定位、权限仲裁和完成路径的</w:t>
-      </w:r>
-    </w:p>
-    <w:p>
-      <w:pPr>
-        <w:ind w:left="0" w:firstLine="420"/>
-      </w:pPr>
-      <w:r>
-        <w:rPr>
-          <w:rFonts w:ascii="Calibri" w:hAnsi="Calibri" w:eastAsia="Microsoft YaHei" w:cs="Calibri"/>
-        </w:rPr>
-        <w:t xml:space="preserve">结构性差异。</w:t>
+        <w:t xml:space="preserve">这表明 UBCC 的比较优势不是由单一压力点产生，而是来自目录定位、权限仲裁和﻿完﻿成﻿路﻿径﻿的</w:t>
+      </w:r>
+    </w:p>
+    <w:p>
+      <w:pPr>
+        <w:ind w:left="0" w:firstLine="420"/>
+      </w:pPr>
+      <w:r>
+        <w:rPr>
+          <w:rFonts w:ascii="Calibri" w:hAnsi="Calibri" w:eastAsia="Microsoft YaHei" w:cs="Calibri"/>
+        </w:rPr>
+        <w:t xml:space="preserve">结﻿构﻿性﻿差﻿异﻿。</w:t>
       </w:r>
     </w:p>
     <w:p>
@@ -7808,18 +7841,18 @@
         <w:rPr>
           <w:rFonts w:ascii="Calibri" w:hAnsi="Calibri" w:eastAsia="Microsoft YaHei" w:cs="Calibri"/>
         </w:rPr>
-        <w:t xml:space="preserve">在冻结的 HA-VI 可执行参考模型范围内，UBCC 在两个 L3 压力点的核心场景组和代表场景组</w:t>
-      </w:r>
-    </w:p>
-    <w:p>
-      <w:pPr>
-        <w:ind w:left="0" w:firstLine="420"/>
-      </w:pPr>
-      <w:r>
-        <w:rPr>
-          <w:rFonts w:ascii="Calibri" w:hAnsi="Calibri" w:eastAsia="Microsoft YaHei" w:cs="Calibri"/>
-        </w:rPr>
-        <w:t xml:space="preserve">均满足平均时延更低，指标 3 通过。</w:t>
+        <w:t xml:space="preserve">在冻结的 HA-VI 可执行参考模型范围内，UBCC 在两个 L3 压力点的核心场景组和﻿代﻿表﻿场﻿景﻿组</w:t>
+      </w:r>
+    </w:p>
+    <w:p>
+      <w:pPr>
+        <w:ind w:left="0" w:firstLine="420"/>
+      </w:pPr>
+      <w:r>
+        <w:rPr>
+          <w:rFonts w:ascii="Calibri" w:hAnsi="Calibri" w:eastAsia="Microsoft YaHei" w:cs="Calibri"/>
+        </w:rPr>
+        <w:t xml:space="preserve">均满足平均时延更低，指标 ﻿3﻿ ﻿通﻿过﻿。</w:t>
       </w:r>
     </w:p>
     <w:p>
@@ -7966,7 +7999,7 @@
                 <w:sz w:val="18"/>
                 <w:szCs w:val="18"/>
               </w:rPr>
-              <w:t xml:space="preserve">指标 1/2 legacy profile 矩阵</w:t>
+              <w:t xml:space="preserve">指标 1/2 l﻿e﻿g﻿a﻿c﻿y p﻿r﻿o﻿f﻿i﻿l﻿e 矩阵</w:t>
             </w:r>
           </w:p>
         </w:tc>
@@ -8061,7 +8094,7 @@
                 <w:sz w:val="18"/>
                 <w:szCs w:val="18"/>
               </w:rPr>
-              <w:t xml:space="preserve">6 arms</w:t>
+              <w:t xml:space="preserve">6 a﻿r﻿m﻿s</w:t>
             </w:r>
           </w:p>
         </w:tc>
@@ -8138,7 +8171,7 @@
                 <w:sz w:val="18"/>
                 <w:szCs w:val="18"/>
               </w:rPr>
-              <w:t xml:space="preserve">160 arms</w:t>
+              <w:t xml:space="preserve">160 a﻿r﻿m﻿s</w:t>
             </w:r>
           </w:p>
         </w:tc>
@@ -8188,40 +8221,40 @@
         <w:rPr>
           <w:rFonts w:ascii="Calibri" w:hAnsi="Calibri" w:eastAsia="Microsoft YaHei" w:cs="Calibri"/>
         </w:rPr>
-        <w:t xml:space="preserve">每项性能运行同时检查数据读回、目标阶段、受管模块退出和 profile 身份，确保性能值来自完整</w:t>
-      </w:r>
-    </w:p>
-    <w:p>
-      <w:pPr>
-        <w:ind w:left="0" w:firstLine="420"/>
-      </w:pPr>
-      <w:r>
-        <w:rPr>
-          <w:rFonts w:ascii="Calibri" w:hAnsi="Calibri" w:eastAsia="Microsoft YaHei" w:cs="Calibri"/>
-        </w:rPr>
-        <w:t xml:space="preserve">且正确的协议执行。</w:t>
-      </w:r>
-    </w:p>
-    <w:p>
-      <w:pPr>
-        <w:ind w:left="0" w:firstLine="420"/>
-      </w:pPr>
-      <w:r>
-        <w:rPr>
-          <w:rFonts w:ascii="Calibri" w:hAnsi="Calibri" w:eastAsia="Microsoft YaHei" w:cs="Calibri"/>
-        </w:rPr>
-        <w:t xml:space="preserve">支撑结果还包括 TC120-TC129 的机制与性能路径、TC130-TC134 的真实容量压力场景、</w:t>
-      </w:r>
-    </w:p>
-    <w:p>
-      <w:pPr>
-        <w:ind w:left="0" w:firstLine="420"/>
-      </w:pPr>
-      <w:r>
-        <w:rPr>
-          <w:rFonts w:ascii="Calibri" w:hAnsi="Calibri" w:eastAsia="Microsoft YaHei" w:cs="Calibri"/>
-        </w:rPr>
-        <w:t xml:space="preserve">TC141 shared-writer recovery，以及 TC142-TC147 的 16N1S Level-A 三 profile 应用矩阵。</w:t>
+        <w:t xml:space="preserve">每项性能运行同时检查数据读回、目标阶段、受管模块退出和 profile 身份，确保性能﻿值﻿来﻿自﻿完﻿整</w:t>
+      </w:r>
+    </w:p>
+    <w:p>
+      <w:pPr>
+        <w:ind w:left="0" w:firstLine="420"/>
+      </w:pPr>
+      <w:r>
+        <w:rPr>
+          <w:rFonts w:ascii="Calibri" w:hAnsi="Calibri" w:eastAsia="Microsoft YaHei" w:cs="Calibri"/>
+        </w:rPr>
+        <w:t xml:space="preserve">且正确的﻿协﻿议﻿执﻿行﻿。</w:t>
+      </w:r>
+    </w:p>
+    <w:p>
+      <w:pPr>
+        <w:ind w:left="0" w:firstLine="420"/>
+      </w:pPr>
+      <w:r>
+        <w:rPr>
+          <w:rFonts w:ascii="Calibri" w:hAnsi="Calibri" w:eastAsia="Microsoft YaHei" w:cs="Calibri"/>
+        </w:rPr>
+        <w:t xml:space="preserve">支撑结果还包括 TC120-TC129 的机制与性能路径、TC130-TC134 的真实容量﻿压﻿力﻿场﻿景﻿、</w:t>
+      </w:r>
+    </w:p>
+    <w:p>
+      <w:pPr>
+        <w:ind w:left="0" w:firstLine="420"/>
+      </w:pPr>
+      <w:r>
+        <w:rPr>
+          <w:rFonts w:ascii="Calibri" w:hAnsi="Calibri" w:eastAsia="Microsoft YaHei" w:cs="Calibri"/>
+        </w:rPr>
+        <w:t xml:space="preserve">TC141 shared-writer recovery，以及 TC142-TC147 的 16N1S Level-A 三 profile ﻿应﻿用﻿矩﻿阵﻿。</w:t>
       </w:r>
     </w:p>
     <w:p>
@@ -8244,7 +8277,7 @@
         <w:rPr>
           <w:rFonts w:ascii="Calibri" w:hAnsi="Calibri" w:eastAsia="Microsoft YaHei" w:cs="Calibri"/>
         </w:rPr>
-        <w:t xml:space="preserve">重型回归覆盖热点竞争、大拓扑、目录容量和长路径事务，共 6 项，全部通过。</w:t>
+        <w:t xml:space="preserve">重型回归覆盖热点竞争、大拓扑、目录容量和长路径事务，共 6 项，﻿全﻿部﻿通﻿过﻿。</w:t>
       </w:r>
     </w:p>
     <w:p>
@@ -8278,7 +8311,7 @@
         <w:rPr>
           <w:rFonts w:ascii="Calibri" w:hAnsi="Calibri" w:eastAsia="Microsoft YaHei" w:cs="Calibri"/>
         </w:rPr>
-        <w:t xml:space="preserve">partial Ack 和多拓扑，52/52 通过。该结果为性能结论提供可靠性前提。</w:t>
+        <w:t xml:space="preserve">partial Ack 和多拓扑，52/52 通过。该结果为性能结论提供可﻿靠﻿性﻿前﻿提﻿。</w:t>
       </w:r>
     </w:p>
     <w:p>
@@ -8464,7 +8497,7 @@
                 <w:sz w:val="18"/>
                 <w:szCs w:val="18"/>
               </w:rPr>
-              <w:t xml:space="preserve">地址、requester、权限类型、事务身份</w:t>
+              <w:t xml:space="preserve">地址、r﻿e﻿q﻿u﻿e﻿s﻿t﻿e﻿r、权限类型、事务身份</w:t>
             </w:r>
           </w:p>
         </w:tc>
@@ -8518,7 +8551,7 @@
                 <w:sz w:val="18"/>
                 <w:szCs w:val="18"/>
               </w:rPr>
-              <w:t xml:space="preserve">BUSY 或相同 tuple 重试</w:t>
+              <w:t xml:space="preserve">B﻿U﻿S﻿Y 或相同 t﻿u﻿p﻿l﻿e 重试</w:t>
             </w:r>
           </w:p>
         </w:tc>
@@ -8559,25 +8592,25 @@
                 <w:sz w:val="18"/>
                 <w:szCs w:val="18"/>
               </w:rPr>
-              <w:t xml:space="preserve">地址、requester、目标权限</w:t>
-            </w:r>
-          </w:p>
-        </w:tc>
-        <w:tc>
-          <w:tcPr/>
-          <w:p>
-            <w:pPr>
-              <w:pStyle w:val="TableText"/>
-              <w:jc w:val="left"/>
-              <w:spacing w:before="0" w:after="0" w:line="320" w:lineRule="exact"/>
-            </w:pPr>
-            <w:r>
-              <w:rPr>
-                <w:rFonts w:ascii="Calibri" w:hAnsi="Calibri" w:eastAsia="Microsoft YaHei" w:cs="Calibri"/>
-                <w:sz w:val="18"/>
-                <w:szCs w:val="18"/>
-              </w:rPr>
-              <w:t xml:space="preserve">target set、接受状态</w:t>
+              <w:t xml:space="preserve">地址、r﻿e﻿q﻿u﻿e﻿s﻿t﻿e﻿r、目标权限</w:t>
+            </w:r>
+          </w:p>
+        </w:tc>
+        <w:tc>
+          <w:tcPr/>
+          <w:p>
+            <w:pPr>
+              <w:pStyle w:val="TableText"/>
+              <w:jc w:val="left"/>
+              <w:spacing w:before="0" w:after="0" w:line="320" w:lineRule="exact"/>
+            </w:pPr>
+            <w:r>
+              <w:rPr>
+                <w:rFonts w:ascii="Calibri" w:hAnsi="Calibri" w:eastAsia="Microsoft YaHei" w:cs="Calibri"/>
+                <w:sz w:val="18"/>
+                <w:szCs w:val="18"/>
+              </w:rPr>
+              <w:t xml:space="preserve">t﻿a﻿r﻿g﻿e﻿t s﻿e﻿t、接受状态</w:t>
             </w:r>
           </w:p>
         </w:tc>
@@ -8613,48 +8646,48 @@
                 <w:sz w:val="18"/>
                 <w:szCs w:val="18"/>
               </w:rPr>
-              <w:t xml:space="preserve">保持 epoch/reqId</w:t>
-            </w:r>
-          </w:p>
-        </w:tc>
-      </w:tr>
-      <w:tr>
-        <w:trPr>
-          <w:cantSplit/>
-        </w:trPr>
-        <w:tc>
-          <w:tcPr/>
-          <w:p>
-            <w:pPr>
-              <w:pStyle w:val="TableText"/>
-              <w:jc w:val="left"/>
-              <w:spacing w:before="0" w:after="0" w:line="320" w:lineRule="exact"/>
-            </w:pPr>
-            <w:r>
-              <w:rPr>
-                <w:rFonts w:ascii="Calibri" w:hAnsi="Calibri" w:eastAsia="Microsoft YaHei" w:cs="Calibri"/>
-                <w:sz w:val="18"/>
-                <w:szCs w:val="18"/>
-              </w:rPr>
-              <w:t xml:space="preserve">Clear</w:t>
-            </w:r>
-          </w:p>
-        </w:tc>
-        <w:tc>
-          <w:tcPr/>
-          <w:p>
-            <w:pPr>
-              <w:pStyle w:val="TableText"/>
-              <w:jc w:val="left"/>
-              <w:spacing w:before="0" w:after="0" w:line="320" w:lineRule="exact"/>
-            </w:pPr>
-            <w:r>
-              <w:rPr>
-                <w:rFonts w:ascii="Calibri" w:hAnsi="Calibri" w:eastAsia="Microsoft YaHei" w:cs="Calibri"/>
-                <w:sz w:val="18"/>
-                <w:szCs w:val="18"/>
-              </w:rPr>
-              <w:t xml:space="preserve">地址、requester、epoch、reqId</w:t>
+              <w:t xml:space="preserve">保持 e﻿p﻿o﻿c﻿h/r﻿e﻿q﻿I﻿d</w:t>
+            </w:r>
+          </w:p>
+        </w:tc>
+      </w:tr>
+      <w:tr>
+        <w:trPr>
+          <w:cantSplit/>
+        </w:trPr>
+        <w:tc>
+          <w:tcPr/>
+          <w:p>
+            <w:pPr>
+              <w:pStyle w:val="TableText"/>
+              <w:jc w:val="left"/>
+              <w:spacing w:before="0" w:after="0" w:line="320" w:lineRule="exact"/>
+            </w:pPr>
+            <w:r>
+              <w:rPr>
+                <w:rFonts w:ascii="Calibri" w:hAnsi="Calibri" w:eastAsia="Microsoft YaHei" w:cs="Calibri"/>
+                <w:sz w:val="18"/>
+                <w:szCs w:val="18"/>
+              </w:rPr>
+              <w:t xml:space="preserve">C﻿l﻿e﻿a﻿r</w:t>
+            </w:r>
+          </w:p>
+        </w:tc>
+        <w:tc>
+          <w:tcPr/>
+          <w:p>
+            <w:pPr>
+              <w:pStyle w:val="TableText"/>
+              <w:jc w:val="left"/>
+              <w:spacing w:before="0" w:after="0" w:line="320" w:lineRule="exact"/>
+            </w:pPr>
+            <w:r>
+              <w:rPr>
+                <w:rFonts w:ascii="Calibri" w:hAnsi="Calibri" w:eastAsia="Microsoft YaHei" w:cs="Calibri"/>
+                <w:sz w:val="18"/>
+                <w:szCs w:val="18"/>
+              </w:rPr>
+              <w:t xml:space="preserve">地址、r﻿e﻿q﻿u﻿e﻿s﻿t﻿e﻿r、e﻿p﻿o﻿c﻿h、r﻿e﻿q﻿I﻿d</w:t>
             </w:r>
           </w:p>
         </w:tc>
@@ -8690,66 +8723,66 @@
                 <w:sz w:val="18"/>
                 <w:szCs w:val="18"/>
               </w:rPr>
-              <w:t xml:space="preserve">intended state 提交</w:t>
-            </w:r>
-          </w:p>
-        </w:tc>
-        <w:tc>
-          <w:tcPr/>
-          <w:p>
-            <w:pPr>
-              <w:pStyle w:val="TableText"/>
-              <w:jc w:val="left"/>
-              <w:spacing w:before="0" w:after="0" w:line="320" w:lineRule="exact"/>
-            </w:pPr>
-            <w:r>
-              <w:rPr>
-                <w:rFonts w:ascii="Calibri" w:hAnsi="Calibri" w:eastAsia="Microsoft YaHei" w:cs="Calibri"/>
-                <w:sz w:val="18"/>
-                <w:szCs w:val="18"/>
-              </w:rPr>
-              <w:t xml:space="preserve">tombstone 幂等返回</w:t>
-            </w:r>
-          </w:p>
-        </w:tc>
-      </w:tr>
-      <w:tr>
-        <w:trPr>
-          <w:cantSplit/>
-        </w:trPr>
-        <w:tc>
-          <w:tcPr/>
-          <w:p>
-            <w:pPr>
-              <w:pStyle w:val="TableText"/>
-              <w:jc w:val="left"/>
-              <w:spacing w:before="0" w:after="0" w:line="320" w:lineRule="exact"/>
-            </w:pPr>
-            <w:r>
-              <w:rPr>
-                <w:rFonts w:ascii="Calibri" w:hAnsi="Calibri" w:eastAsia="Microsoft YaHei" w:cs="Calibri"/>
-                <w:sz w:val="18"/>
-                <w:szCs w:val="18"/>
-              </w:rPr>
-              <w:t xml:space="preserve">Writeback</w:t>
-            </w:r>
-          </w:p>
-        </w:tc>
-        <w:tc>
-          <w:tcPr/>
-          <w:p>
-            <w:pPr>
-              <w:pStyle w:val="TableText"/>
-              <w:jc w:val="left"/>
-              <w:spacing w:before="0" w:after="0" w:line="320" w:lineRule="exact"/>
-            </w:pPr>
-            <w:r>
-              <w:rPr>
-                <w:rFonts w:ascii="Calibri" w:hAnsi="Calibri" w:eastAsia="Microsoft YaHei" w:cs="Calibri"/>
-                <w:sz w:val="18"/>
-                <w:szCs w:val="18"/>
-              </w:rPr>
-              <w:t xml:space="preserve">地址、来源、epoch、数据状态</w:t>
+              <w:t xml:space="preserve">i﻿n﻿t﻿e﻿n﻿d﻿e﻿d s﻿t﻿a﻿t﻿e 提交</w:t>
+            </w:r>
+          </w:p>
+        </w:tc>
+        <w:tc>
+          <w:tcPr/>
+          <w:p>
+            <w:pPr>
+              <w:pStyle w:val="TableText"/>
+              <w:jc w:val="left"/>
+              <w:spacing w:before="0" w:after="0" w:line="320" w:lineRule="exact"/>
+            </w:pPr>
+            <w:r>
+              <w:rPr>
+                <w:rFonts w:ascii="Calibri" w:hAnsi="Calibri" w:eastAsia="Microsoft YaHei" w:cs="Calibri"/>
+                <w:sz w:val="18"/>
+                <w:szCs w:val="18"/>
+              </w:rPr>
+              <w:t xml:space="preserve">t﻿o﻿m﻿b﻿s﻿t﻿o﻿n﻿e 幂等返回</w:t>
+            </w:r>
+          </w:p>
+        </w:tc>
+      </w:tr>
+      <w:tr>
+        <w:trPr>
+          <w:cantSplit/>
+        </w:trPr>
+        <w:tc>
+          <w:tcPr/>
+          <w:p>
+            <w:pPr>
+              <w:pStyle w:val="TableText"/>
+              <w:jc w:val="left"/>
+              <w:spacing w:before="0" w:after="0" w:line="320" w:lineRule="exact"/>
+            </w:pPr>
+            <w:r>
+              <w:rPr>
+                <w:rFonts w:ascii="Calibri" w:hAnsi="Calibri" w:eastAsia="Microsoft YaHei" w:cs="Calibri"/>
+                <w:sz w:val="18"/>
+                <w:szCs w:val="18"/>
+              </w:rPr>
+              <w:t xml:space="preserve">W﻿r﻿i﻿t﻿e﻿b﻿a﻿c﻿k</w:t>
+            </w:r>
+          </w:p>
+        </w:tc>
+        <w:tc>
+          <w:tcPr/>
+          <w:p>
+            <w:pPr>
+              <w:pStyle w:val="TableText"/>
+              <w:jc w:val="left"/>
+              <w:spacing w:before="0" w:after="0" w:line="320" w:lineRule="exact"/>
+            </w:pPr>
+            <w:r>
+              <w:rPr>
+                <w:rFonts w:ascii="Calibri" w:hAnsi="Calibri" w:eastAsia="Microsoft YaHei" w:cs="Calibri"/>
+                <w:sz w:val="18"/>
+                <w:szCs w:val="18"/>
+              </w:rPr>
+              <w:t xml:space="preserve">地址、来源、e﻿p﻿o﻿c﻿h、数据状态</w:t>
             </w:r>
           </w:p>
         </w:tc>
@@ -8826,7 +8859,7 @@
                 <w:sz w:val="18"/>
                 <w:szCs w:val="18"/>
               </w:rPr>
-              <w:t xml:space="preserve">Evict</w:t>
+              <w:t xml:space="preserve">E﻿v﻿i﻿c﻿t</w:t>
             </w:r>
           </w:p>
         </w:tc>
@@ -8880,7 +8913,7 @@
                 <w:sz w:val="18"/>
                 <w:szCs w:val="18"/>
               </w:rPr>
-              <w:t xml:space="preserve">sharer/owner 关系释放</w:t>
+              <w:t xml:space="preserve">s﻿h﻿a﻿r﻿e﻿r/o﻿w﻿n﻿e﻿r 关系释放</w:t>
             </w:r>
           </w:p>
         </w:tc>
@@ -9015,7 +9048,7 @@
                 <w:sz w:val="18"/>
                 <w:szCs w:val="18"/>
               </w:rPr>
-              <w:t xml:space="preserve">ReadShared</w:t>
+              <w:t xml:space="preserve">R﻿e﻿a﻿d﻿S﻿h﻿a﻿r﻿e﻿d</w:t>
             </w:r>
           </w:p>
         </w:tc>
@@ -9074,7 +9107,7 @@
                 <w:sz w:val="18"/>
                 <w:szCs w:val="18"/>
               </w:rPr>
-              <w:t xml:space="preserve">ReadUnique</w:t>
+              <w:t xml:space="preserve">R﻿e﻿a﻿d﻿U﻿n﻿i﻿q﻿u﻿e</w:t>
             </w:r>
           </w:p>
         </w:tc>
@@ -9133,7 +9166,7 @@
                 <w:sz w:val="18"/>
                 <w:szCs w:val="18"/>
               </w:rPr>
-              <w:t xml:space="preserve">CleanUnique</w:t>
+              <w:t xml:space="preserve">C﻿l﻿e﻿a﻿n﻿U﻿n﻿i﻿q﻿u﻿e</w:t>
             </w:r>
           </w:p>
         </w:tc>
@@ -9192,43 +9225,43 @@
                 <w:sz w:val="18"/>
                 <w:szCs w:val="18"/>
               </w:rPr>
-              <w:t xml:space="preserve">Snoop 处理</w:t>
-            </w:r>
-          </w:p>
-        </w:tc>
-        <w:tc>
-          <w:tcPr/>
-          <w:p>
-            <w:pPr>
-              <w:pStyle w:val="TableText"/>
-              <w:jc w:val="left"/>
-              <w:spacing w:before="0" w:after="0" w:line="320" w:lineRule="exact"/>
-            </w:pPr>
-            <w:r>
-              <w:rPr>
-                <w:rFonts w:ascii="Calibri" w:hAnsi="Calibri" w:eastAsia="Microsoft YaHei" w:cs="Calibri"/>
-                <w:sz w:val="18"/>
-                <w:szCs w:val="18"/>
-              </w:rPr>
-              <w:t xml:space="preserve">响应 HN-F 的 invalidating 或 data snoop</w:t>
-            </w:r>
-          </w:p>
-        </w:tc>
-        <w:tc>
-          <w:tcPr/>
-          <w:p>
-            <w:pPr>
-              <w:pStyle w:val="TableText"/>
-              <w:jc w:val="left"/>
-              <w:spacing w:before="0" w:after="0" w:line="320" w:lineRule="exact"/>
-            </w:pPr>
-            <w:r>
-              <w:rPr>
-                <w:rFonts w:ascii="Calibri" w:hAnsi="Calibri" w:eastAsia="Microsoft YaHei" w:cs="Calibri"/>
-                <w:sz w:val="18"/>
-                <w:szCs w:val="18"/>
-              </w:rPr>
-              <w:t xml:space="preserve">immediate 或 stale 响应完成</w:t>
+              <w:t xml:space="preserve">S﻿n﻿o﻿o﻿p 处理</w:t>
+            </w:r>
+          </w:p>
+        </w:tc>
+        <w:tc>
+          <w:tcPr/>
+          <w:p>
+            <w:pPr>
+              <w:pStyle w:val="TableText"/>
+              <w:jc w:val="left"/>
+              <w:spacing w:before="0" w:after="0" w:line="320" w:lineRule="exact"/>
+            </w:pPr>
+            <w:r>
+              <w:rPr>
+                <w:rFonts w:ascii="Calibri" w:hAnsi="Calibri" w:eastAsia="Microsoft YaHei" w:cs="Calibri"/>
+                <w:sz w:val="18"/>
+                <w:szCs w:val="18"/>
+              </w:rPr>
+              <w:t xml:space="preserve">响应 H﻿N﻿-﻿F 的 i﻿n﻿v﻿a﻿l﻿i﻿d﻿a﻿t﻿i﻿n﻿g 或 d﻿a﻿t﻿a s﻿n﻿o﻿o﻿p</w:t>
+            </w:r>
+          </w:p>
+        </w:tc>
+        <w:tc>
+          <w:tcPr/>
+          <w:p>
+            <w:pPr>
+              <w:pStyle w:val="TableText"/>
+              <w:jc w:val="left"/>
+              <w:spacing w:before="0" w:after="0" w:line="320" w:lineRule="exact"/>
+            </w:pPr>
+            <w:r>
+              <w:rPr>
+                <w:rFonts w:ascii="Calibri" w:hAnsi="Calibri" w:eastAsia="Microsoft YaHei" w:cs="Calibri"/>
+                <w:sz w:val="18"/>
+                <w:szCs w:val="18"/>
+              </w:rPr>
+              <w:t xml:space="preserve">i﻿m﻿m﻿e﻿d﻿i﻿a﻿t﻿e 或 s﻿t﻿a﻿l﻿e 响应完成</w:t>
             </w:r>
           </w:p>
         </w:tc>
@@ -9254,18 +9287,18 @@
         <w:rPr>
           <w:rFonts w:ascii="Calibri" w:hAnsi="Calibri" w:eastAsia="Microsoft YaHei" w:cs="Calibri"/>
         </w:rPr>
-        <w:t xml:space="preserve">EP-SNF 接收节点内服务请求，将地址、操作类型和事务身份交给 UBAdapter，并在 UBCC 返回后</w:t>
-      </w:r>
-    </w:p>
-    <w:p>
-      <w:pPr>
-        <w:ind w:left="0" w:firstLine="420"/>
-      </w:pPr>
-      <w:r>
-        <w:rPr>
-          <w:rFonts w:ascii="Calibri" w:hAnsi="Calibri" w:eastAsia="Microsoft YaHei" w:cs="Calibri"/>
-        </w:rPr>
-        <w:t xml:space="preserve">生成节点内数据或完成响应。</w:t>
+        <w:t xml:space="preserve">EP-SNF 接收节点内服务请求，将地址、操作类型和事务身份交给 UBAdapter，并在 UBC﻿C﻿ ﻿返﻿回﻿后</w:t>
+      </w:r>
+    </w:p>
+    <w:p>
+      <w:pPr>
+        <w:ind w:left="0" w:firstLine="420"/>
+      </w:pPr>
+      <w:r>
+        <w:rPr>
+          <w:rFonts w:ascii="Calibri" w:hAnsi="Calibri" w:eastAsia="Microsoft YaHei" w:cs="Calibri"/>
+        </w:rPr>
+        <w:t xml:space="preserve">生成节点内数据或﻿完﻿成﻿响﻿应﻿。</w:t>
       </w:r>
     </w:p>
     <w:p>
@@ -9376,7 +9409,7 @@
                 <w:sz w:val="18"/>
                 <w:szCs w:val="18"/>
               </w:rPr>
-              <w:t xml:space="preserve">将节点内请求转换为 Outer 协议消息</w:t>
+              <w:t xml:space="preserve">将节点内请求转换为 O﻿u﻿t﻿e﻿r 协议消息</w:t>
             </w:r>
           </w:p>
         </w:tc>
@@ -9458,7 +9491,7 @@
                 <w:sz w:val="18"/>
                 <w:szCs w:val="18"/>
               </w:rPr>
-              <w:t xml:space="preserve">将数据和权限结果返回 EPBackend</w:t>
+              <w:t xml:space="preserve">将数据和权限结果返回 E﻿P﻿B﻿a﻿c﻿k﻿e﻿n﻿d</w:t>
             </w:r>
           </w:p>
         </w:tc>
@@ -9499,7 +9532,7 @@
                 <w:sz w:val="18"/>
                 <w:szCs w:val="18"/>
               </w:rPr>
-              <w:t xml:space="preserve">对可恢复请求保持原 epoch/reqId</w:t>
+              <w:t xml:space="preserve">对可恢复请求保持原 e﻿p﻿o﻿c﻿h/r﻿e﻿q﻿I﻿d</w:t>
             </w:r>
           </w:p>
         </w:tc>
@@ -9540,7 +9573,7 @@
                 <w:sz w:val="18"/>
                 <w:szCs w:val="18"/>
               </w:rPr>
-              <w:t xml:space="preserve">退役已完成 pending、ready 和 deferred 状态</w:t>
+              <w:t xml:space="preserve">退役已完成 p﻿e﻿n﻿d﻿i﻿n﻿g、r﻿e﻿a﻿d﻿y 和 d﻿e﻿f﻿e﻿r﻿r﻿e﻿d 状态</w:t>
             </w:r>
           </w:p>
         </w:tc>
@@ -9566,7 +9599,7 @@
         <w:rPr>
           <w:rFonts w:ascii="Calibri" w:hAnsi="Calibri" w:eastAsia="Microsoft YaHei" w:cs="Calibri"/>
         </w:rPr>
-        <w:t xml:space="preserve">跨模块消息至少包含：</w:t>
+        <w:t xml:space="preserve">跨模块消息﻿至﻿少﻿包﻿含﻿：</w:t>
       </w:r>
     </w:p>
     <w:p>
@@ -9689,84 +9722,84 @@
         <w:rPr>
           <w:rFonts w:ascii="Calibri" w:hAnsi="Calibri" w:eastAsia="Microsoft YaHei" w:cs="Calibri"/>
         </w:rPr>
-        <w:t xml:space="preserve">1. 集成方确定节点数、Socket 数、地址映射和链路参数；</w:t>
-      </w:r>
-    </w:p>
-    <w:p>
-      <w:pPr>
-        <w:ind w:left="0" w:firstLine="420"/>
-      </w:pPr>
-      <w:r>
-        <w:rPr>
-          <w:rFonts w:ascii="Calibri" w:hAnsi="Calibri" w:eastAsia="Microsoft YaHei" w:cs="Calibri"/>
-        </w:rPr>
-        <w:t xml:space="preserve">2. ubsim 装载 gem5 节点模型、UBIO 和所选参考模型；</w:t>
-      </w:r>
-    </w:p>
-    <w:p>
-      <w:pPr>
-        <w:ind w:left="0" w:firstLine="420"/>
-      </w:pPr>
-      <w:r>
-        <w:rPr>
-          <w:rFonts w:ascii="Calibri" w:hAnsi="Calibri" w:eastAsia="Microsoft YaHei" w:cs="Calibri"/>
-        </w:rPr>
-        <w:t xml:space="preserve">3. 调度层选择 testcase 或矩阵并分配并行资源；</w:t>
-      </w:r>
-    </w:p>
-    <w:p>
-      <w:pPr>
-        <w:ind w:left="0" w:firstLine="420"/>
-      </w:pPr>
-      <w:r>
-        <w:rPr>
-          <w:rFonts w:ascii="Calibri" w:hAnsi="Calibri" w:eastAsia="Microsoft YaHei" w:cs="Calibri"/>
-        </w:rPr>
-        <w:t xml:space="preserve">4. 各模块按共同事务身份交换请求、响应和完成事件；</w:t>
-      </w:r>
-    </w:p>
-    <w:p>
-      <w:pPr>
-        <w:ind w:left="0" w:firstLine="420"/>
-      </w:pPr>
-      <w:r>
-        <w:rPr>
-          <w:rFonts w:ascii="Calibri" w:hAnsi="Calibri" w:eastAsia="Microsoft YaHei" w:cs="Calibri"/>
-        </w:rPr>
-        <w:t xml:space="preserve">5. 验证层检查数据结果、协议完成条件和受管模块状态；</w:t>
-      </w:r>
-    </w:p>
-    <w:p>
-      <w:pPr>
-        <w:ind w:left="0" w:firstLine="420"/>
-      </w:pPr>
-      <w:r>
-        <w:rPr>
-          <w:rFonts w:ascii="Calibri" w:hAnsi="Calibri" w:eastAsia="Microsoft YaHei" w:cs="Calibri"/>
-        </w:rPr>
-        <w:t xml:space="preserve">6. 汇总层按冻结口径生成矩阵结论。</w:t>
-      </w:r>
-    </w:p>
-    <w:p>
-      <w:pPr>
-        <w:ind w:left="0" w:firstLine="420"/>
-      </w:pPr>
-      <w:r>
-        <w:rPr>
-          <w:rFonts w:ascii="Calibri" w:hAnsi="Calibri" w:eastAsia="Microsoft YaHei" w:cs="Calibri"/>
-        </w:rPr>
-        <w:t xml:space="preserve">验证环境曾使用 NetworkSim 作为临时模拟传输承载跨进程消息；它不属于项目架构、交付组件</w:t>
-      </w:r>
-    </w:p>
-    <w:p>
-      <w:pPr>
-        <w:ind w:left="0" w:firstLine="420"/>
-      </w:pPr>
-      <w:r>
-        <w:rPr>
-          <w:rFonts w:ascii="Calibri" w:hAnsi="Calibri" w:eastAsia="Microsoft YaHei" w:cs="Calibri"/>
-        </w:rPr>
-        <w:t xml:space="preserve">或公开接口。</w:t>
+        <w:t xml:space="preserve">1. 集成方确定节点数、Socket 数、地址映射和﻿链﻿路﻿参﻿数﻿；</w:t>
+      </w:r>
+    </w:p>
+    <w:p>
+      <w:pPr>
+        <w:ind w:left="0" w:firstLine="420"/>
+      </w:pPr>
+      <w:r>
+        <w:rPr>
+          <w:rFonts w:ascii="Calibri" w:hAnsi="Calibri" w:eastAsia="Microsoft YaHei" w:cs="Calibri"/>
+        </w:rPr>
+        <w:t xml:space="preserve">2. ubsim 装载 gem5 节点模型、UBIO 和所选﻿参﻿考﻿模﻿型﻿；</w:t>
+      </w:r>
+    </w:p>
+    <w:p>
+      <w:pPr>
+        <w:ind w:left="0" w:firstLine="420"/>
+      </w:pPr>
+      <w:r>
+        <w:rPr>
+          <w:rFonts w:ascii="Calibri" w:hAnsi="Calibri" w:eastAsia="Microsoft YaHei" w:cs="Calibri"/>
+        </w:rPr>
+        <w:t xml:space="preserve">3. 调度层选择 testcase 或矩阵并分配﻿并﻿行﻿资﻿源﻿；</w:t>
+      </w:r>
+    </w:p>
+    <w:p>
+      <w:pPr>
+        <w:ind w:left="0" w:firstLine="420"/>
+      </w:pPr>
+      <w:r>
+        <w:rPr>
+          <w:rFonts w:ascii="Calibri" w:hAnsi="Calibri" w:eastAsia="Microsoft YaHei" w:cs="Calibri"/>
+        </w:rPr>
+        <w:t xml:space="preserve">4. 各模块按共同事务身份交换请求、响应和﻿完﻿成﻿事﻿件﻿；</w:t>
+      </w:r>
+    </w:p>
+    <w:p>
+      <w:pPr>
+        <w:ind w:left="0" w:firstLine="420"/>
+      </w:pPr>
+      <w:r>
+        <w:rPr>
+          <w:rFonts w:ascii="Calibri" w:hAnsi="Calibri" w:eastAsia="Microsoft YaHei" w:cs="Calibri"/>
+        </w:rPr>
+        <w:t xml:space="preserve">5. 验证层检查数据结果、协议完成条件和受管﻿模﻿块﻿状﻿态﻿；</w:t>
+      </w:r>
+    </w:p>
+    <w:p>
+      <w:pPr>
+        <w:ind w:left="0" w:firstLine="420"/>
+      </w:pPr>
+      <w:r>
+        <w:rPr>
+          <w:rFonts w:ascii="Calibri" w:hAnsi="Calibri" w:eastAsia="Microsoft YaHei" w:cs="Calibri"/>
+        </w:rPr>
+        <w:t xml:space="preserve">6. 汇总层按冻结口径生成﻿矩﻿阵﻿结﻿论﻿。</w:t>
+      </w:r>
+    </w:p>
+    <w:p>
+      <w:pPr>
+        <w:ind w:left="0" w:firstLine="420"/>
+      </w:pPr>
+      <w:r>
+        <w:rPr>
+          <w:rFonts w:ascii="Calibri" w:hAnsi="Calibri" w:eastAsia="Microsoft YaHei" w:cs="Calibri"/>
+        </w:rPr>
+        <w:t xml:space="preserve">验证环境曾使用 NetworkSim 作为临时模拟传输承载跨进程消息；它不属于项目架构﻿、﻿交﻿付﻿组﻿件</w:t>
+      </w:r>
+    </w:p>
+    <w:p>
+      <w:pPr>
+        <w:ind w:left="0" w:firstLine="420"/>
+      </w:pPr>
+      <w:r>
+        <w:rPr>
+          <w:rFonts w:ascii="Calibri" w:hAnsi="Calibri" w:eastAsia="Microsoft YaHei" w:cs="Calibri"/>
+        </w:rPr>
+        <w:t xml:space="preserve">或﻿公﻿开﻿接﻿口﻿。</w:t>
       </w:r>
     </w:p>
     <w:p>
@@ -9789,7 +9822,7 @@
         <w:rPr>
           <w:rFonts w:ascii="Calibri" w:hAnsi="Calibri" w:eastAsia="Microsoft YaHei" w:cs="Calibri"/>
         </w:rPr>
-        <w:t xml:space="preserve">以下模板尚未验证，仅用于等待集成方补齐必要信息，不构成功能承诺。</w:t>
+        <w:t xml:space="preserve">以下模板尚未验证，仅用于等待集成方补齐必要信息，不构成﻿功﻿能﻿承﻿诺﻿。</w:t>
       </w:r>
     </w:p>
     <w:tbl>
@@ -10037,7 +10070,7 @@
         <w:rPr>
           <w:rFonts w:ascii="Calibri" w:hAnsi="Calibri" w:eastAsia="Microsoft YaHei" w:cs="Calibri"/>
         </w:rPr>
-        <w:t xml:space="preserve">主要配置项包括：</w:t>
+        <w:t xml:space="preserve">主要配﻿置﻿项﻿包﻿括﻿：</w:t>
       </w:r>
     </w:p>
     <w:p>
@@ -10137,40 +10170,40 @@
         <w:rPr>
           <w:rFonts w:ascii="Calibri" w:hAnsi="Calibri" w:eastAsia="Microsoft YaHei" w:cs="Calibri"/>
         </w:rPr>
-        <w:t xml:space="preserve">UBCC 在容量效率、适用场景时延和 HA-VI 配对比较三个维度均达到冻结验收口径。分层目录</w:t>
-      </w:r>
-    </w:p>
-    <w:p>
-      <w:pPr>
-        <w:ind w:left="0" w:firstLine="420"/>
-      </w:pPr>
-      <w:r>
-        <w:rPr>
-          <w:rFonts w:ascii="Calibri" w:hAnsi="Calibri" w:eastAsia="Microsoft YaHei" w:cs="Calibri"/>
-        </w:rPr>
-        <w:t xml:space="preserve">实现 1.515 倍等效追踪容量，optimized profile 在适用场景中取得 64.759% 等权平均</w:t>
-      </w:r>
-    </w:p>
-    <w:p>
-      <w:pPr>
-        <w:ind w:left="0" w:firstLine="420"/>
-      </w:pPr>
-      <w:r>
-        <w:rPr>
-          <w:rFonts w:ascii="Calibri" w:hAnsi="Calibri" w:eastAsia="Microsoft YaHei" w:cs="Calibri"/>
-        </w:rPr>
-        <w:t xml:space="preserve">降幅；在两个 L3 压力点下，UBCC 的核心场景组和代表场景组均优于 HA-VI 可执行参考模型。</w:t>
-      </w:r>
-    </w:p>
-    <w:p>
-      <w:pPr>
-        <w:ind w:left="0" w:firstLine="420"/>
-      </w:pPr>
-      <w:r>
-        <w:rPr>
-          <w:rFonts w:ascii="Calibri" w:hAnsi="Calibri" w:eastAsia="Microsoft YaHei" w:cs="Calibri"/>
-        </w:rPr>
-        <w:t xml:space="preserve">正确性矩阵、重型回归和 Q1-Q5 故障资格全部通过，为性能结果和远端集成提供了完整基础。</w:t>
+        <w:t xml:space="preserve">UBCC 在容量效率、适用场景时延和 HA-VI 配对比较三个维度均达到冻结验收口径﻿。﻿分﻿层﻿目﻿录</w:t>
+      </w:r>
+    </w:p>
+    <w:p>
+      <w:pPr>
+        <w:ind w:left="0" w:firstLine="420"/>
+      </w:pPr>
+      <w:r>
+        <w:rPr>
+          <w:rFonts w:ascii="Calibri" w:hAnsi="Calibri" w:eastAsia="Microsoft YaHei" w:cs="Calibri"/>
+        </w:rPr>
+        <w:t xml:space="preserve">实现 1.515 倍等效追踪容量，optimized profile 在适用场景中取得 64.759%﻿ ﻿等﻿权﻿平﻿均</w:t>
+      </w:r>
+    </w:p>
+    <w:p>
+      <w:pPr>
+        <w:ind w:left="0" w:firstLine="420"/>
+      </w:pPr>
+      <w:r>
+        <w:rPr>
+          <w:rFonts w:ascii="Calibri" w:hAnsi="Calibri" w:eastAsia="Microsoft YaHei" w:cs="Calibri"/>
+        </w:rPr>
+        <w:t xml:space="preserve">降幅；在两个 L3 压力点下，UBCC 的核心场景组和代表场景组均优于 HA-VI 可执行﻿参﻿考﻿模﻿型﻿。</w:t>
+      </w:r>
+    </w:p>
+    <w:p>
+      <w:pPr>
+        <w:ind w:left="0" w:firstLine="420"/>
+      </w:pPr>
+      <w:r>
+        <w:rPr>
+          <w:rFonts w:ascii="Calibri" w:hAnsi="Calibri" w:eastAsia="Microsoft YaHei" w:cs="Calibri"/>
+        </w:rPr>
+        <w:t xml:space="preserve">正确性矩阵、重型回归和 Q1-Q5 故障资格全部通过，为性能结果和远端集成提供了﻿完﻿整﻿基﻿础﻿。</w:t>
       </w:r>
     </w:p>
     <w:p>
@@ -10281,7 +10314,7 @@
                 <w:sz w:val="18"/>
                 <w:szCs w:val="18"/>
               </w:rPr>
-              <w:t xml:space="preserve">spill 等效追踪容量 / naive 等效追踪容量（spill 为 512K 容量约束角色）</w:t>
+              <w:t xml:space="preserve">s﻿p﻿i﻿l﻿l 等效追踪容量 / n﻿a﻿i﻿v﻿e 等效追踪容量（s﻿p﻿i﻿l﻿l 为 512K 容量约束角色）</w:t>
             </w:r>
           </w:p>
         </w:tc>
@@ -10322,48 +10355,48 @@
                 <w:sz w:val="18"/>
                 <w:szCs w:val="18"/>
               </w:rPr>
-              <w:t xml:space="preserve">已完成 Outer 事件的 spill-512K 均值 - spill-IdealDir 均值</w:t>
-            </w:r>
-          </w:p>
-        </w:tc>
-      </w:tr>
-      <w:tr>
-        <w:trPr>
-          <w:cantSplit/>
-        </w:trPr>
-        <w:tc>
-          <w:tcPr/>
-          <w:p>
-            <w:pPr>
-              <w:pStyle w:val="TableText"/>
-              <w:jc w:val="left"/>
-              <w:spacing w:before="0" w:after="0" w:line="320" w:lineRule="exact"/>
-            </w:pPr>
-            <w:r>
-              <w:rPr>
-                <w:rFonts w:ascii="Calibri" w:hAnsi="Calibri" w:eastAsia="Microsoft YaHei" w:cs="Calibri"/>
-                <w:sz w:val="18"/>
-                <w:szCs w:val="18"/>
-              </w:rPr>
-              <w:t xml:space="preserve">指标 2 case 降幅</w:t>
-            </w:r>
-          </w:p>
-        </w:tc>
-        <w:tc>
-          <w:tcPr/>
-          <w:p>
-            <w:pPr>
-              <w:pStyle w:val="TableText"/>
-              <w:jc w:val="left"/>
-              <w:spacing w:before="0" w:after="0" w:line="320" w:lineRule="exact"/>
-            </w:pPr>
-            <w:r>
-              <w:rPr>
-                <w:rFonts w:ascii="Calibri" w:hAnsi="Calibri" w:eastAsia="Microsoft YaHei" w:cs="Calibri"/>
-                <w:sz w:val="18"/>
-                <w:szCs w:val="18"/>
-              </w:rPr>
-              <w:t xml:space="preserve">(naive - optimized) / naive × 100%</w:t>
+              <w:t xml:space="preserve">已完成 O﻿u﻿t﻿e﻿r 事件的 s﻿p﻿i﻿l﻿l﻿-﻿5﻿1﻿2﻿K 均值 - s﻿p﻿i﻿l﻿l﻿-﻿I﻿d﻿e﻿a﻿l﻿D﻿i﻿r 均值</w:t>
+            </w:r>
+          </w:p>
+        </w:tc>
+      </w:tr>
+      <w:tr>
+        <w:trPr>
+          <w:cantSplit/>
+        </w:trPr>
+        <w:tc>
+          <w:tcPr/>
+          <w:p>
+            <w:pPr>
+              <w:pStyle w:val="TableText"/>
+              <w:jc w:val="left"/>
+              <w:spacing w:before="0" w:after="0" w:line="320" w:lineRule="exact"/>
+            </w:pPr>
+            <w:r>
+              <w:rPr>
+                <w:rFonts w:ascii="Calibri" w:hAnsi="Calibri" w:eastAsia="Microsoft YaHei" w:cs="Calibri"/>
+                <w:sz w:val="18"/>
+                <w:szCs w:val="18"/>
+              </w:rPr>
+              <w:t xml:space="preserve">指标 2 c﻿a﻿s﻿e 降幅</w:t>
+            </w:r>
+          </w:p>
+        </w:tc>
+        <w:tc>
+          <w:tcPr/>
+          <w:p>
+            <w:pPr>
+              <w:pStyle w:val="TableText"/>
+              <w:jc w:val="left"/>
+              <w:spacing w:before="0" w:after="0" w:line="320" w:lineRule="exact"/>
+            </w:pPr>
+            <w:r>
+              <w:rPr>
+                <w:rFonts w:ascii="Calibri" w:hAnsi="Calibri" w:eastAsia="Microsoft YaHei" w:cs="Calibri"/>
+                <w:sz w:val="18"/>
+                <w:szCs w:val="18"/>
+              </w:rPr>
+              <w:t xml:space="preserve">(n﻿a﻿i﻿v﻿e - o﻿p﻿t﻿i﻿m﻿i﻿z﻿e﻿d) / n﻿a﻿i﻿v﻿e × 100%</w:t>
             </w:r>
           </w:p>
         </w:tc>
@@ -10404,48 +10437,48 @@
                 <w:sz w:val="18"/>
                 <w:szCs w:val="18"/>
               </w:rPr>
-              <w:t xml:space="preserve">适用 case 降幅的等权平均</w:t>
-            </w:r>
-          </w:p>
-        </w:tc>
-      </w:tr>
-      <w:tr>
-        <w:trPr>
-          <w:cantSplit/>
-        </w:trPr>
-        <w:tc>
-          <w:tcPr/>
-          <w:p>
-            <w:pPr>
-              <w:pStyle w:val="TableText"/>
-              <w:jc w:val="left"/>
-              <w:spacing w:before="0" w:after="0" w:line="320" w:lineRule="exact"/>
-            </w:pPr>
-            <w:r>
-              <w:rPr>
-                <w:rFonts w:ascii="Calibri" w:hAnsi="Calibri" w:eastAsia="Microsoft YaHei" w:cs="Calibri"/>
-                <w:sz w:val="18"/>
-                <w:szCs w:val="18"/>
-              </w:rPr>
-              <w:t xml:space="preserve">指标 3 delta</w:t>
-            </w:r>
-          </w:p>
-        </w:tc>
-        <w:tc>
-          <w:tcPr/>
-          <w:p>
-            <w:pPr>
-              <w:pStyle w:val="TableText"/>
-              <w:jc w:val="left"/>
-              <w:spacing w:before="0" w:after="0" w:line="320" w:lineRule="exact"/>
-            </w:pPr>
-            <w:r>
-              <w:rPr>
-                <w:rFonts w:ascii="Calibri" w:hAnsi="Calibri" w:eastAsia="Microsoft YaHei" w:cs="Calibri"/>
-                <w:sz w:val="18"/>
-                <w:szCs w:val="18"/>
-              </w:rPr>
-              <w:t xml:space="preserve">HA-VI 平均时延 - UBCC 平均时延</w:t>
+              <w:t xml:space="preserve">适用 c﻿a﻿s﻿e 降幅的等权平均</w:t>
+            </w:r>
+          </w:p>
+        </w:tc>
+      </w:tr>
+      <w:tr>
+        <w:trPr>
+          <w:cantSplit/>
+        </w:trPr>
+        <w:tc>
+          <w:tcPr/>
+          <w:p>
+            <w:pPr>
+              <w:pStyle w:val="TableText"/>
+              <w:jc w:val="left"/>
+              <w:spacing w:before="0" w:after="0" w:line="320" w:lineRule="exact"/>
+            </w:pPr>
+            <w:r>
+              <w:rPr>
+                <w:rFonts w:ascii="Calibri" w:hAnsi="Calibri" w:eastAsia="Microsoft YaHei" w:cs="Calibri"/>
+                <w:sz w:val="18"/>
+                <w:szCs w:val="18"/>
+              </w:rPr>
+              <w:t xml:space="preserve">指标 3 d﻿e﻿l﻿t﻿a</w:t>
+            </w:r>
+          </w:p>
+        </w:tc>
+        <w:tc>
+          <w:tcPr/>
+          <w:p>
+            <w:pPr>
+              <w:pStyle w:val="TableText"/>
+              <w:jc w:val="left"/>
+              <w:spacing w:before="0" w:after="0" w:line="320" w:lineRule="exact"/>
+            </w:pPr>
+            <w:r>
+              <w:rPr>
+                <w:rFonts w:ascii="Calibri" w:hAnsi="Calibri" w:eastAsia="Microsoft YaHei" w:cs="Calibri"/>
+                <w:sz w:val="18"/>
+                <w:szCs w:val="18"/>
+              </w:rPr>
+              <w:t xml:space="preserve">H﻿A﻿-﻿V﻿I 平均时延 - U﻿B﻿C﻿C 平均时延</w:t>
             </w:r>
           </w:p>
         </w:tc>
@@ -10486,7 +10519,7 @@
                 <w:sz w:val="18"/>
                 <w:szCs w:val="18"/>
               </w:rPr>
-              <w:t xml:space="preserve">核心场景组和代表场景组的 delta 均严格大于 0</w:t>
+              <w:t xml:space="preserve">核心场景组和代表场景组的 d﻿e﻿l﻿t﻿a 均严格大于 0</w:t>
             </w:r>
           </w:p>
         </w:tc>
@@ -10582,271 +10615,271 @@
                 <w:sz w:val="18"/>
                 <w:szCs w:val="18"/>
               </w:rPr>
-              <w:t xml:space="preserve">TC135</w:t>
-            </w:r>
-          </w:p>
-        </w:tc>
-        <w:tc>
-          <w:tcPr/>
-          <w:p>
-            <w:pPr>
-              <w:pStyle w:val="TableText"/>
-              <w:jc w:val="left"/>
-              <w:spacing w:before="0" w:after="0" w:line="320" w:lineRule="exact"/>
-            </w:pPr>
-            <w:r>
-              <w:rPr>
-                <w:rFonts w:ascii="Calibri" w:hAnsi="Calibri" w:eastAsia="Microsoft YaHei" w:cs="Calibri"/>
-                <w:sz w:val="18"/>
-                <w:szCs w:val="18"/>
-              </w:rPr>
-              <w:t xml:space="preserve">preserved sharer first load</w:t>
-            </w:r>
-          </w:p>
-        </w:tc>
-      </w:tr>
-      <w:tr>
-        <w:trPr>
-          <w:cantSplit/>
-        </w:trPr>
-        <w:tc>
-          <w:tcPr/>
-          <w:p>
-            <w:pPr>
-              <w:pStyle w:val="TableText"/>
-              <w:jc w:val="left"/>
-              <w:spacing w:before="0" w:after="0" w:line="320" w:lineRule="exact"/>
-            </w:pPr>
-            <w:r>
-              <w:rPr>
-                <w:rFonts w:ascii="Calibri" w:hAnsi="Calibri" w:eastAsia="Microsoft YaHei" w:cs="Calibri"/>
-                <w:sz w:val="18"/>
-                <w:szCs w:val="18"/>
-              </w:rPr>
-              <w:t xml:space="preserve">TC136</w:t>
-            </w:r>
-          </w:p>
-        </w:tc>
-        <w:tc>
-          <w:tcPr/>
-          <w:p>
-            <w:pPr>
-              <w:pStyle w:val="TableText"/>
-              <w:jc w:val="left"/>
-              <w:spacing w:before="0" w:after="0" w:line="320" w:lineRule="exact"/>
-            </w:pPr>
-            <w:r>
-              <w:rPr>
-                <w:rFonts w:ascii="Calibri" w:hAnsi="Calibri" w:eastAsia="Microsoft YaHei" w:cs="Calibri"/>
-                <w:sz w:val="18"/>
-                <w:szCs w:val="18"/>
-              </w:rPr>
-              <w:t xml:space="preserve">preserved owner store complete</w:t>
-            </w:r>
-          </w:p>
-        </w:tc>
-      </w:tr>
-      <w:tr>
-        <w:trPr>
-          <w:cantSplit/>
-        </w:trPr>
-        <w:tc>
-          <w:tcPr/>
-          <w:p>
-            <w:pPr>
-              <w:pStyle w:val="TableText"/>
-              <w:jc w:val="left"/>
-              <w:spacing w:before="0" w:after="0" w:line="320" w:lineRule="exact"/>
-            </w:pPr>
-            <w:r>
-              <w:rPr>
-                <w:rFonts w:ascii="Calibri" w:hAnsi="Calibri" w:eastAsia="Microsoft YaHei" w:cs="Calibri"/>
-                <w:sz w:val="18"/>
-                <w:szCs w:val="18"/>
-              </w:rPr>
-              <w:t xml:space="preserve">TC137</w:t>
-            </w:r>
-          </w:p>
-        </w:tc>
-        <w:tc>
-          <w:tcPr/>
-          <w:p>
-            <w:pPr>
-              <w:pStyle w:val="TableText"/>
-              <w:jc w:val="left"/>
-              <w:spacing w:before="0" w:after="0" w:line="320" w:lineRule="exact"/>
-            </w:pPr>
-            <w:r>
-              <w:rPr>
-                <w:rFonts w:ascii="Calibri" w:hAnsi="Calibri" w:eastAsia="Microsoft YaHei" w:cs="Calibri"/>
-                <w:sz w:val="18"/>
-                <w:szCs w:val="18"/>
-              </w:rPr>
-              <w:t xml:space="preserve">new requester first load</w:t>
-            </w:r>
-          </w:p>
-        </w:tc>
-      </w:tr>
-      <w:tr>
-        <w:trPr>
-          <w:cantSplit/>
-        </w:trPr>
-        <w:tc>
-          <w:tcPr/>
-          <w:p>
-            <w:pPr>
-              <w:pStyle w:val="TableText"/>
-              <w:jc w:val="left"/>
-              <w:spacing w:before="0" w:after="0" w:line="320" w:lineRule="exact"/>
-            </w:pPr>
-            <w:r>
-              <w:rPr>
-                <w:rFonts w:ascii="Calibri" w:hAnsi="Calibri" w:eastAsia="Microsoft YaHei" w:cs="Calibri"/>
-                <w:sz w:val="18"/>
-                <w:szCs w:val="18"/>
-              </w:rPr>
-              <w:t xml:space="preserve">TC138</w:t>
-            </w:r>
-          </w:p>
-        </w:tc>
-        <w:tc>
-          <w:tcPr/>
-          <w:p>
-            <w:pPr>
-              <w:pStyle w:val="TableText"/>
-              <w:jc w:val="left"/>
-              <w:spacing w:before="0" w:after="0" w:line="320" w:lineRule="exact"/>
-            </w:pPr>
-            <w:r>
-              <w:rPr>
-                <w:rFonts w:ascii="Calibri" w:hAnsi="Calibri" w:eastAsia="Microsoft YaHei" w:cs="Calibri"/>
-                <w:sz w:val="18"/>
-                <w:szCs w:val="18"/>
-              </w:rPr>
-              <w:t xml:space="preserve">dirty owner handoff store</w:t>
-            </w:r>
-          </w:p>
-        </w:tc>
-      </w:tr>
-      <w:tr>
-        <w:trPr>
-          <w:cantSplit/>
-        </w:trPr>
-        <w:tc>
-          <w:tcPr/>
-          <w:p>
-            <w:pPr>
-              <w:pStyle w:val="TableText"/>
-              <w:jc w:val="left"/>
-              <w:spacing w:before="0" w:after="0" w:line="320" w:lineRule="exact"/>
-            </w:pPr>
-            <w:r>
-              <w:rPr>
-                <w:rFonts w:ascii="Calibri" w:hAnsi="Calibri" w:eastAsia="Microsoft YaHei" w:cs="Calibri"/>
-                <w:sz w:val="18"/>
-                <w:szCs w:val="18"/>
-              </w:rPr>
-              <w:t xml:space="preserve">TC139</w:t>
-            </w:r>
-          </w:p>
-        </w:tc>
-        <w:tc>
-          <w:tcPr/>
-          <w:p>
-            <w:pPr>
-              <w:pStyle w:val="TableText"/>
-              <w:jc w:val="left"/>
-              <w:spacing w:before="0" w:after="0" w:line="320" w:lineRule="exact"/>
-            </w:pPr>
-            <w:r>
-              <w:rPr>
-                <w:rFonts w:ascii="Calibri" w:hAnsi="Calibri" w:eastAsia="Microsoft YaHei" w:cs="Calibri"/>
-                <w:sz w:val="18"/>
-                <w:szCs w:val="18"/>
-              </w:rPr>
-              <w:t xml:space="preserve">mixed batch 16 operations</w:t>
-            </w:r>
-          </w:p>
-        </w:tc>
-      </w:tr>
-      <w:tr>
-        <w:trPr>
-          <w:cantSplit/>
-        </w:trPr>
-        <w:tc>
-          <w:tcPr/>
-          <w:p>
-            <w:pPr>
-              <w:pStyle w:val="TableText"/>
-              <w:jc w:val="left"/>
-              <w:spacing w:before="0" w:after="0" w:line="320" w:lineRule="exact"/>
-            </w:pPr>
-            <w:r>
-              <w:rPr>
-                <w:rFonts w:ascii="Calibri" w:hAnsi="Calibri" w:eastAsia="Microsoft YaHei" w:cs="Calibri"/>
-                <w:sz w:val="18"/>
-                <w:szCs w:val="18"/>
-              </w:rPr>
-              <w:t xml:space="preserve">TC140</w:t>
-            </w:r>
-          </w:p>
-        </w:tc>
-        <w:tc>
-          <w:tcPr/>
-          <w:p>
-            <w:pPr>
-              <w:pStyle w:val="TableText"/>
-              <w:jc w:val="left"/>
-              <w:spacing w:before="0" w:after="0" w:line="320" w:lineRule="exact"/>
-            </w:pPr>
-            <w:r>
-              <w:rPr>
-                <w:rFonts w:ascii="Calibri" w:hAnsi="Calibri" w:eastAsia="Microsoft YaHei" w:cs="Calibri"/>
-                <w:sz w:val="18"/>
-                <w:szCs w:val="18"/>
-              </w:rPr>
-              <w:t xml:space="preserve">cross-L2 owner store，中性控制项</w:t>
-            </w:r>
-          </w:p>
-        </w:tc>
-      </w:tr>
-      <w:tr>
-        <w:trPr>
-          <w:cantSplit/>
-        </w:trPr>
-        <w:tc>
-          <w:tcPr/>
-          <w:p>
-            <w:pPr>
-              <w:pStyle w:val="TableText"/>
-              <w:jc w:val="left"/>
-              <w:spacing w:before="0" w:after="0" w:line="320" w:lineRule="exact"/>
-            </w:pPr>
-            <w:r>
-              <w:rPr>
-                <w:rFonts w:ascii="Calibri" w:hAnsi="Calibri" w:eastAsia="Microsoft YaHei" w:cs="Calibri"/>
-                <w:sz w:val="18"/>
-                <w:szCs w:val="18"/>
-              </w:rPr>
-              <w:t xml:space="preserve">TC217</w:t>
-            </w:r>
-          </w:p>
-        </w:tc>
-        <w:tc>
-          <w:tcPr/>
-          <w:p>
-            <w:pPr>
-              <w:pStyle w:val="TableText"/>
-              <w:jc w:val="left"/>
-              <w:spacing w:before="0" w:after="0" w:line="320" w:lineRule="exact"/>
-            </w:pPr>
-            <w:r>
-              <w:rPr>
-                <w:rFonts w:ascii="Calibri" w:hAnsi="Calibri" w:eastAsia="Microsoft YaHei" w:cs="Calibri"/>
-                <w:sz w:val="18"/>
-                <w:szCs w:val="18"/>
-              </w:rPr>
-              <w:t xml:space="preserve">catalog batch 16 operations</w:t>
+              <w:t xml:space="preserve">T﻿C﻿1﻿3﻿5</w:t>
+            </w:r>
+          </w:p>
+        </w:tc>
+        <w:tc>
+          <w:tcPr/>
+          <w:p>
+            <w:pPr>
+              <w:pStyle w:val="TableText"/>
+              <w:jc w:val="left"/>
+              <w:spacing w:before="0" w:after="0" w:line="320" w:lineRule="exact"/>
+            </w:pPr>
+            <w:r>
+              <w:rPr>
+                <w:rFonts w:ascii="Calibri" w:hAnsi="Calibri" w:eastAsia="Microsoft YaHei" w:cs="Calibri"/>
+                <w:sz w:val="18"/>
+                <w:szCs w:val="18"/>
+              </w:rPr>
+              <w:t xml:space="preserve">p﻿r﻿e﻿s﻿e﻿r﻿v﻿e﻿d s﻿h﻿a﻿r﻿e﻿r f﻿i﻿r﻿s﻿t l﻿o﻿a﻿d</w:t>
+            </w:r>
+          </w:p>
+        </w:tc>
+      </w:tr>
+      <w:tr>
+        <w:trPr>
+          <w:cantSplit/>
+        </w:trPr>
+        <w:tc>
+          <w:tcPr/>
+          <w:p>
+            <w:pPr>
+              <w:pStyle w:val="TableText"/>
+              <w:jc w:val="left"/>
+              <w:spacing w:before="0" w:after="0" w:line="320" w:lineRule="exact"/>
+            </w:pPr>
+            <w:r>
+              <w:rPr>
+                <w:rFonts w:ascii="Calibri" w:hAnsi="Calibri" w:eastAsia="Microsoft YaHei" w:cs="Calibri"/>
+                <w:sz w:val="18"/>
+                <w:szCs w:val="18"/>
+              </w:rPr>
+              <w:t xml:space="preserve">T﻿C﻿1﻿3﻿6</w:t>
+            </w:r>
+          </w:p>
+        </w:tc>
+        <w:tc>
+          <w:tcPr/>
+          <w:p>
+            <w:pPr>
+              <w:pStyle w:val="TableText"/>
+              <w:jc w:val="left"/>
+              <w:spacing w:before="0" w:after="0" w:line="320" w:lineRule="exact"/>
+            </w:pPr>
+            <w:r>
+              <w:rPr>
+                <w:rFonts w:ascii="Calibri" w:hAnsi="Calibri" w:eastAsia="Microsoft YaHei" w:cs="Calibri"/>
+                <w:sz w:val="18"/>
+                <w:szCs w:val="18"/>
+              </w:rPr>
+              <w:t xml:space="preserve">p﻿r﻿e﻿s﻿e﻿r﻿v﻿e﻿d o﻿w﻿n﻿e﻿r s﻿t﻿o﻿r﻿e c﻿o﻿m﻿p﻿l﻿e﻿t﻿e</w:t>
+            </w:r>
+          </w:p>
+        </w:tc>
+      </w:tr>
+      <w:tr>
+        <w:trPr>
+          <w:cantSplit/>
+        </w:trPr>
+        <w:tc>
+          <w:tcPr/>
+          <w:p>
+            <w:pPr>
+              <w:pStyle w:val="TableText"/>
+              <w:jc w:val="left"/>
+              <w:spacing w:before="0" w:after="0" w:line="320" w:lineRule="exact"/>
+            </w:pPr>
+            <w:r>
+              <w:rPr>
+                <w:rFonts w:ascii="Calibri" w:hAnsi="Calibri" w:eastAsia="Microsoft YaHei" w:cs="Calibri"/>
+                <w:sz w:val="18"/>
+                <w:szCs w:val="18"/>
+              </w:rPr>
+              <w:t xml:space="preserve">T﻿C﻿1﻿3﻿7</w:t>
+            </w:r>
+          </w:p>
+        </w:tc>
+        <w:tc>
+          <w:tcPr/>
+          <w:p>
+            <w:pPr>
+              <w:pStyle w:val="TableText"/>
+              <w:jc w:val="left"/>
+              <w:spacing w:before="0" w:after="0" w:line="320" w:lineRule="exact"/>
+            </w:pPr>
+            <w:r>
+              <w:rPr>
+                <w:rFonts w:ascii="Calibri" w:hAnsi="Calibri" w:eastAsia="Microsoft YaHei" w:cs="Calibri"/>
+                <w:sz w:val="18"/>
+                <w:szCs w:val="18"/>
+              </w:rPr>
+              <w:t xml:space="preserve">n﻿e﻿w r﻿e﻿q﻿u﻿e﻿s﻿t﻿e﻿r f﻿i﻿r﻿s﻿t l﻿o﻿a﻿d</w:t>
+            </w:r>
+          </w:p>
+        </w:tc>
+      </w:tr>
+      <w:tr>
+        <w:trPr>
+          <w:cantSplit/>
+        </w:trPr>
+        <w:tc>
+          <w:tcPr/>
+          <w:p>
+            <w:pPr>
+              <w:pStyle w:val="TableText"/>
+              <w:jc w:val="left"/>
+              <w:spacing w:before="0" w:after="0" w:line="320" w:lineRule="exact"/>
+            </w:pPr>
+            <w:r>
+              <w:rPr>
+                <w:rFonts w:ascii="Calibri" w:hAnsi="Calibri" w:eastAsia="Microsoft YaHei" w:cs="Calibri"/>
+                <w:sz w:val="18"/>
+                <w:szCs w:val="18"/>
+              </w:rPr>
+              <w:t xml:space="preserve">T﻿C﻿1﻿3﻿8</w:t>
+            </w:r>
+          </w:p>
+        </w:tc>
+        <w:tc>
+          <w:tcPr/>
+          <w:p>
+            <w:pPr>
+              <w:pStyle w:val="TableText"/>
+              <w:jc w:val="left"/>
+              <w:spacing w:before="0" w:after="0" w:line="320" w:lineRule="exact"/>
+            </w:pPr>
+            <w:r>
+              <w:rPr>
+                <w:rFonts w:ascii="Calibri" w:hAnsi="Calibri" w:eastAsia="Microsoft YaHei" w:cs="Calibri"/>
+                <w:sz w:val="18"/>
+                <w:szCs w:val="18"/>
+              </w:rPr>
+              <w:t xml:space="preserve">d﻿i﻿r﻿t﻿y o﻿w﻿n﻿e﻿r h﻿a﻿n﻿d﻿o﻿f﻿f s﻿t﻿o﻿r﻿e</w:t>
+            </w:r>
+          </w:p>
+        </w:tc>
+      </w:tr>
+      <w:tr>
+        <w:trPr>
+          <w:cantSplit/>
+        </w:trPr>
+        <w:tc>
+          <w:tcPr/>
+          <w:p>
+            <w:pPr>
+              <w:pStyle w:val="TableText"/>
+              <w:jc w:val="left"/>
+              <w:spacing w:before="0" w:after="0" w:line="320" w:lineRule="exact"/>
+            </w:pPr>
+            <w:r>
+              <w:rPr>
+                <w:rFonts w:ascii="Calibri" w:hAnsi="Calibri" w:eastAsia="Microsoft YaHei" w:cs="Calibri"/>
+                <w:sz w:val="18"/>
+                <w:szCs w:val="18"/>
+              </w:rPr>
+              <w:t xml:space="preserve">T﻿C﻿1﻿3﻿9</w:t>
+            </w:r>
+          </w:p>
+        </w:tc>
+        <w:tc>
+          <w:tcPr/>
+          <w:p>
+            <w:pPr>
+              <w:pStyle w:val="TableText"/>
+              <w:jc w:val="left"/>
+              <w:spacing w:before="0" w:after="0" w:line="320" w:lineRule="exact"/>
+            </w:pPr>
+            <w:r>
+              <w:rPr>
+                <w:rFonts w:ascii="Calibri" w:hAnsi="Calibri" w:eastAsia="Microsoft YaHei" w:cs="Calibri"/>
+                <w:sz w:val="18"/>
+                <w:szCs w:val="18"/>
+              </w:rPr>
+              <w:t xml:space="preserve">m﻿i﻿x﻿e﻿d b﻿a﻿t﻿c﻿h 16 o﻿p﻿e﻿r﻿a﻿t﻿i﻿o﻿n﻿s</w:t>
+            </w:r>
+          </w:p>
+        </w:tc>
+      </w:tr>
+      <w:tr>
+        <w:trPr>
+          <w:cantSplit/>
+        </w:trPr>
+        <w:tc>
+          <w:tcPr/>
+          <w:p>
+            <w:pPr>
+              <w:pStyle w:val="TableText"/>
+              <w:jc w:val="left"/>
+              <w:spacing w:before="0" w:after="0" w:line="320" w:lineRule="exact"/>
+            </w:pPr>
+            <w:r>
+              <w:rPr>
+                <w:rFonts w:ascii="Calibri" w:hAnsi="Calibri" w:eastAsia="Microsoft YaHei" w:cs="Calibri"/>
+                <w:sz w:val="18"/>
+                <w:szCs w:val="18"/>
+              </w:rPr>
+              <w:t xml:space="preserve">T﻿C﻿1﻿4﻿0</w:t>
+            </w:r>
+          </w:p>
+        </w:tc>
+        <w:tc>
+          <w:tcPr/>
+          <w:p>
+            <w:pPr>
+              <w:pStyle w:val="TableText"/>
+              <w:jc w:val="left"/>
+              <w:spacing w:before="0" w:after="0" w:line="320" w:lineRule="exact"/>
+            </w:pPr>
+            <w:r>
+              <w:rPr>
+                <w:rFonts w:ascii="Calibri" w:hAnsi="Calibri" w:eastAsia="Microsoft YaHei" w:cs="Calibri"/>
+                <w:sz w:val="18"/>
+                <w:szCs w:val="18"/>
+              </w:rPr>
+              <w:t xml:space="preserve">c﻿r﻿o﻿s﻿s﻿-﻿L﻿2 o﻿w﻿n﻿e﻿r s﻿t﻿o﻿r﻿e，中性控制项</w:t>
+            </w:r>
+          </w:p>
+        </w:tc>
+      </w:tr>
+      <w:tr>
+        <w:trPr>
+          <w:cantSplit/>
+        </w:trPr>
+        <w:tc>
+          <w:tcPr/>
+          <w:p>
+            <w:pPr>
+              <w:pStyle w:val="TableText"/>
+              <w:jc w:val="left"/>
+              <w:spacing w:before="0" w:after="0" w:line="320" w:lineRule="exact"/>
+            </w:pPr>
+            <w:r>
+              <w:rPr>
+                <w:rFonts w:ascii="Calibri" w:hAnsi="Calibri" w:eastAsia="Microsoft YaHei" w:cs="Calibri"/>
+                <w:sz w:val="18"/>
+                <w:szCs w:val="18"/>
+              </w:rPr>
+              <w:t xml:space="preserve">T﻿C﻿2﻿1﻿7</w:t>
+            </w:r>
+          </w:p>
+        </w:tc>
+        <w:tc>
+          <w:tcPr/>
+          <w:p>
+            <w:pPr>
+              <w:pStyle w:val="TableText"/>
+              <w:jc w:val="left"/>
+              <w:spacing w:before="0" w:after="0" w:line="320" w:lineRule="exact"/>
+            </w:pPr>
+            <w:r>
+              <w:rPr>
+                <w:rFonts w:ascii="Calibri" w:hAnsi="Calibri" w:eastAsia="Microsoft YaHei" w:cs="Calibri"/>
+                <w:sz w:val="18"/>
+                <w:szCs w:val="18"/>
+              </w:rPr>
+              <w:t xml:space="preserve">c﻿a﻿t﻿a﻿l﻿o﻿g b﻿a﻿t﻿c﻿h 16 o﻿p﻿e﻿r﻿a﻿t﻿i﻿o﻿n﻿s</w:t>
             </w:r>
           </w:p>
         </w:tc>
@@ -10898,7 +10931,7 @@
                 <w:sz w:val="18"/>
                 <w:szCs w:val="18"/>
               </w:rPr>
-              <w:t xml:space="preserve">Testcase 范围</w:t>
+              <w:t xml:space="preserve">T﻿e﻿s﻿t﻿c﻿a﻿s﻿e 范围</w:t>
             </w:r>
           </w:p>
         </w:tc>
@@ -10963,7 +10996,7 @@
                 <w:sz w:val="18"/>
                 <w:szCs w:val="18"/>
               </w:rPr>
-              <w:t xml:space="preserve">TC120-TC124</w:t>
+              <w:t xml:space="preserve">T﻿C﻿1﻿2﻿0﻿-﻿T﻿C﻿1﻿2﻿4</w:t>
             </w:r>
           </w:p>
         </w:tc>
@@ -10999,89 +11032,89 @@
                 <w:sz w:val="18"/>
                 <w:szCs w:val="18"/>
               </w:rPr>
-              <w:t xml:space="preserve">mixed、cold stream、hot reuse、shared upgrade、三方分离</w:t>
-            </w:r>
-          </w:p>
-        </w:tc>
-      </w:tr>
-      <w:tr>
-        <w:trPr>
-          <w:cantSplit/>
-        </w:trPr>
-        <w:tc>
-          <w:tcPr/>
-          <w:p>
-            <w:pPr>
-              <w:pStyle w:val="TableText"/>
-              <w:jc w:val="left"/>
-              <w:spacing w:before="0" w:after="0" w:line="320" w:lineRule="exact"/>
-            </w:pPr>
-            <w:r>
-              <w:rPr>
-                <w:rFonts w:ascii="Calibri" w:hAnsi="Calibri" w:eastAsia="Microsoft YaHei" w:cs="Calibri"/>
-                <w:sz w:val="18"/>
-                <w:szCs w:val="18"/>
-              </w:rPr>
-              <w:t xml:space="preserve">TC125-TC129</w:t>
-            </w:r>
-          </w:p>
-        </w:tc>
-        <w:tc>
-          <w:tcPr/>
-          <w:p>
-            <w:pPr>
-              <w:pStyle w:val="TableText"/>
-              <w:jc w:val="left"/>
-              <w:spacing w:before="0" w:after="0" w:line="320" w:lineRule="exact"/>
-            </w:pPr>
-            <w:r>
-              <w:rPr>
-                <w:rFonts w:ascii="Calibri" w:hAnsi="Calibri" w:eastAsia="Microsoft YaHei" w:cs="Calibri"/>
-                <w:sz w:val="18"/>
-                <w:szCs w:val="18"/>
-              </w:rPr>
-              <w:t xml:space="preserve">Backstore 机制</w:t>
-            </w:r>
-          </w:p>
-        </w:tc>
-        <w:tc>
-          <w:tcPr/>
-          <w:p>
-            <w:pPr>
-              <w:pStyle w:val="TableText"/>
-              <w:jc w:val="left"/>
-              <w:spacing w:before="0" w:after="0" w:line="320" w:lineRule="exact"/>
-            </w:pPr>
-            <w:r>
-              <w:rPr>
-                <w:rFonts w:ascii="Calibri" w:hAnsi="Calibri" w:eastAsia="Microsoft YaHei" w:cs="Calibri"/>
-                <w:sz w:val="18"/>
-                <w:szCs w:val="18"/>
-              </w:rPr>
-              <w:t xml:space="preserve">offload/onload、replay、writeback、mixed lifecycle</w:t>
-            </w:r>
-          </w:p>
-        </w:tc>
-      </w:tr>
-      <w:tr>
-        <w:trPr>
-          <w:cantSplit/>
-        </w:trPr>
-        <w:tc>
-          <w:tcPr/>
-          <w:p>
-            <w:pPr>
-              <w:pStyle w:val="TableText"/>
-              <w:jc w:val="left"/>
-              <w:spacing w:before="0" w:after="0" w:line="320" w:lineRule="exact"/>
-            </w:pPr>
-            <w:r>
-              <w:rPr>
-                <w:rFonts w:ascii="Calibri" w:hAnsi="Calibri" w:eastAsia="Microsoft YaHei" w:cs="Calibri"/>
-                <w:sz w:val="18"/>
-                <w:szCs w:val="18"/>
-              </w:rPr>
-              <w:t xml:space="preserve">TC130-TC134</w:t>
+              <w:t xml:space="preserve">m﻿i﻿x﻿e﻿d、c﻿o﻿l﻿d s﻿t﻿r﻿e﻿a﻿m、h﻿o﻿t r﻿e﻿u﻿s﻿e、s﻿h﻿a﻿r﻿e﻿d u﻿p﻿g﻿r﻿a﻿d﻿e、三方分离</w:t>
+            </w:r>
+          </w:p>
+        </w:tc>
+      </w:tr>
+      <w:tr>
+        <w:trPr>
+          <w:cantSplit/>
+        </w:trPr>
+        <w:tc>
+          <w:tcPr/>
+          <w:p>
+            <w:pPr>
+              <w:pStyle w:val="TableText"/>
+              <w:jc w:val="left"/>
+              <w:spacing w:before="0" w:after="0" w:line="320" w:lineRule="exact"/>
+            </w:pPr>
+            <w:r>
+              <w:rPr>
+                <w:rFonts w:ascii="Calibri" w:hAnsi="Calibri" w:eastAsia="Microsoft YaHei" w:cs="Calibri"/>
+                <w:sz w:val="18"/>
+                <w:szCs w:val="18"/>
+              </w:rPr>
+              <w:t xml:space="preserve">T﻿C﻿1﻿2﻿5﻿-﻿T﻿C﻿1﻿2﻿9</w:t>
+            </w:r>
+          </w:p>
+        </w:tc>
+        <w:tc>
+          <w:tcPr/>
+          <w:p>
+            <w:pPr>
+              <w:pStyle w:val="TableText"/>
+              <w:jc w:val="left"/>
+              <w:spacing w:before="0" w:after="0" w:line="320" w:lineRule="exact"/>
+            </w:pPr>
+            <w:r>
+              <w:rPr>
+                <w:rFonts w:ascii="Calibri" w:hAnsi="Calibri" w:eastAsia="Microsoft YaHei" w:cs="Calibri"/>
+                <w:sz w:val="18"/>
+                <w:szCs w:val="18"/>
+              </w:rPr>
+              <w:t xml:space="preserve">B﻿a﻿c﻿k﻿s﻿t﻿o﻿r﻿e 机制</w:t>
+            </w:r>
+          </w:p>
+        </w:tc>
+        <w:tc>
+          <w:tcPr/>
+          <w:p>
+            <w:pPr>
+              <w:pStyle w:val="TableText"/>
+              <w:jc w:val="left"/>
+              <w:spacing w:before="0" w:after="0" w:line="320" w:lineRule="exact"/>
+            </w:pPr>
+            <w:r>
+              <w:rPr>
+                <w:rFonts w:ascii="Calibri" w:hAnsi="Calibri" w:eastAsia="Microsoft YaHei" w:cs="Calibri"/>
+                <w:sz w:val="18"/>
+                <w:szCs w:val="18"/>
+              </w:rPr>
+              <w:t xml:space="preserve">o﻿f﻿f﻿l﻿o﻿a﻿d/o﻿n﻿l﻿o﻿a﻿d、r﻿e﻿p﻿l﻿a﻿y、w﻿r﻿i﻿t﻿e﻿b﻿a﻿c﻿k、m﻿i﻿x﻿e﻿d l﻿i﻿f﻿e﻿c﻿y﻿c﻿l﻿e</w:t>
+            </w:r>
+          </w:p>
+        </w:tc>
+      </w:tr>
+      <w:tr>
+        <w:trPr>
+          <w:cantSplit/>
+        </w:trPr>
+        <w:tc>
+          <w:tcPr/>
+          <w:p>
+            <w:pPr>
+              <w:pStyle w:val="TableText"/>
+              <w:jc w:val="left"/>
+              <w:spacing w:before="0" w:after="0" w:line="320" w:lineRule="exact"/>
+            </w:pPr>
+            <w:r>
+              <w:rPr>
+                <w:rFonts w:ascii="Calibri" w:hAnsi="Calibri" w:eastAsia="Microsoft YaHei" w:cs="Calibri"/>
+                <w:sz w:val="18"/>
+                <w:szCs w:val="18"/>
+              </w:rPr>
+              <w:t xml:space="preserve">T﻿C﻿1﻿3﻿0﻿-﻿T﻿C﻿1﻿3﻿4</w:t>
             </w:r>
           </w:p>
         </w:tc>
@@ -11117,30 +11150,30 @@
                 <w:sz w:val="18"/>
                 <w:szCs w:val="18"/>
               </w:rPr>
-              <w:t xml:space="preserve">overflow、catalog、checkpoint、frontier、sliding window</w:t>
-            </w:r>
-          </w:p>
-        </w:tc>
-      </w:tr>
-      <w:tr>
-        <w:trPr>
-          <w:cantSplit/>
-        </w:trPr>
-        <w:tc>
-          <w:tcPr/>
-          <w:p>
-            <w:pPr>
-              <w:pStyle w:val="TableText"/>
-              <w:jc w:val="left"/>
-              <w:spacing w:before="0" w:after="0" w:line="320" w:lineRule="exact"/>
-            </w:pPr>
-            <w:r>
-              <w:rPr>
-                <w:rFonts w:ascii="Calibri" w:hAnsi="Calibri" w:eastAsia="Microsoft YaHei" w:cs="Calibri"/>
-                <w:sz w:val="18"/>
-                <w:szCs w:val="18"/>
-              </w:rPr>
-              <w:t xml:space="preserve">TC135-TC140</w:t>
+              <w:t xml:space="preserve">o﻿v﻿e﻿r﻿f﻿l﻿o﻿w、c﻿a﻿t﻿a﻿l﻿o﻿g、c﻿h﻿e﻿c﻿k﻿p﻿o﻿i﻿n﻿t、f﻿r﻿o﻿n﻿t﻿i﻿e﻿r、s﻿l﻿i﻿d﻿i﻿n﻿g w﻿i﻿n﻿d﻿o﻿w</w:t>
+            </w:r>
+          </w:p>
+        </w:tc>
+      </w:tr>
+      <w:tr>
+        <w:trPr>
+          <w:cantSplit/>
+        </w:trPr>
+        <w:tc>
+          <w:tcPr/>
+          <w:p>
+            <w:pPr>
+              <w:pStyle w:val="TableText"/>
+              <w:jc w:val="left"/>
+              <w:spacing w:before="0" w:after="0" w:line="320" w:lineRule="exact"/>
+            </w:pPr>
+            <w:r>
+              <w:rPr>
+                <w:rFonts w:ascii="Calibri" w:hAnsi="Calibri" w:eastAsia="Microsoft YaHei" w:cs="Calibri"/>
+                <w:sz w:val="18"/>
+                <w:szCs w:val="18"/>
+              </w:rPr>
+              <w:t xml:space="preserve">T﻿C﻿1﻿3﻿5﻿-﻿T﻿C﻿1﻿4﻿0</w:t>
             </w:r>
           </w:p>
         </w:tc>
@@ -11176,30 +11209,30 @@
                 <w:sz w:val="18"/>
                 <w:szCs w:val="18"/>
               </w:rPr>
-              <w:t xml:space="preserve">preserved state、new requester、handoff、batch、neutral control</w:t>
-            </w:r>
-          </w:p>
-        </w:tc>
-      </w:tr>
-      <w:tr>
-        <w:trPr>
-          <w:cantSplit/>
-        </w:trPr>
-        <w:tc>
-          <w:tcPr/>
-          <w:p>
-            <w:pPr>
-              <w:pStyle w:val="TableText"/>
-              <w:jc w:val="left"/>
-              <w:spacing w:before="0" w:after="0" w:line="320" w:lineRule="exact"/>
-            </w:pPr>
-            <w:r>
-              <w:rPr>
-                <w:rFonts w:ascii="Calibri" w:hAnsi="Calibri" w:eastAsia="Microsoft YaHei" w:cs="Calibri"/>
-                <w:sz w:val="18"/>
-                <w:szCs w:val="18"/>
-              </w:rPr>
-              <w:t xml:space="preserve">TC141</w:t>
+              <w:t xml:space="preserve">p﻿r﻿e﻿s﻿e﻿r﻿v﻿e﻿d s﻿t﻿a﻿t﻿e、n﻿e﻿w r﻿e﻿q﻿u﻿e﻿s﻿t﻿e﻿r、h﻿a﻿n﻿d﻿o﻿f﻿f、b﻿a﻿t﻿c﻿h、n﻿e﻿u﻿t﻿r﻿a﻿l c﻿o﻿n﻿t﻿r﻿o﻿l</w:t>
+            </w:r>
+          </w:p>
+        </w:tc>
+      </w:tr>
+      <w:tr>
+        <w:trPr>
+          <w:cantSplit/>
+        </w:trPr>
+        <w:tc>
+          <w:tcPr/>
+          <w:p>
+            <w:pPr>
+              <w:pStyle w:val="TableText"/>
+              <w:jc w:val="left"/>
+              <w:spacing w:before="0" w:after="0" w:line="320" w:lineRule="exact"/>
+            </w:pPr>
+            <w:r>
+              <w:rPr>
+                <w:rFonts w:ascii="Calibri" w:hAnsi="Calibri" w:eastAsia="Microsoft YaHei" w:cs="Calibri"/>
+                <w:sz w:val="18"/>
+                <w:szCs w:val="18"/>
+              </w:rPr>
+              <w:t xml:space="preserve">T﻿C﻿1﻿4﻿1</w:t>
             </w:r>
           </w:p>
         </w:tc>
@@ -11235,30 +11268,30 @@
                 <w:sz w:val="18"/>
                 <w:szCs w:val="18"/>
               </w:rPr>
-              <w:t xml:space="preserve">spill 后 shared-to-writer recovery</w:t>
-            </w:r>
-          </w:p>
-        </w:tc>
-      </w:tr>
-      <w:tr>
-        <w:trPr>
-          <w:cantSplit/>
-        </w:trPr>
-        <w:tc>
-          <w:tcPr/>
-          <w:p>
-            <w:pPr>
-              <w:pStyle w:val="TableText"/>
-              <w:jc w:val="left"/>
-              <w:spacing w:before="0" w:after="0" w:line="320" w:lineRule="exact"/>
-            </w:pPr>
-            <w:r>
-              <w:rPr>
-                <w:rFonts w:ascii="Calibri" w:hAnsi="Calibri" w:eastAsia="Microsoft YaHei" w:cs="Calibri"/>
-                <w:sz w:val="18"/>
-                <w:szCs w:val="18"/>
-              </w:rPr>
-              <w:t xml:space="preserve">TC142-TC147</w:t>
+              <w:t xml:space="preserve">s﻿p﻿i﻿l﻿l 后 s﻿h﻿a﻿r﻿e﻿d﻿-﻿t﻿o﻿-﻿w﻿r﻿i﻿t﻿e﻿r r﻿e﻿c﻿o﻿v﻿e﻿r﻿y</w:t>
+            </w:r>
+          </w:p>
+        </w:tc>
+      </w:tr>
+      <w:tr>
+        <w:trPr>
+          <w:cantSplit/>
+        </w:trPr>
+        <w:tc>
+          <w:tcPr/>
+          <w:p>
+            <w:pPr>
+              <w:pStyle w:val="TableText"/>
+              <w:jc w:val="left"/>
+              <w:spacing w:before="0" w:after="0" w:line="320" w:lineRule="exact"/>
+            </w:pPr>
+            <w:r>
+              <w:rPr>
+                <w:rFonts w:ascii="Calibri" w:hAnsi="Calibri" w:eastAsia="Microsoft YaHei" w:cs="Calibri"/>
+                <w:sz w:val="18"/>
+                <w:szCs w:val="18"/>
+              </w:rPr>
+              <w:t xml:space="preserve">T﻿C﻿1﻿4﻿2﻿-﻿T﻿C﻿1﻿4﻿7</w:t>
             </w:r>
           </w:p>
         </w:tc>
@@ -11294,30 +11327,30 @@
                 <w:sz w:val="18"/>
                 <w:szCs w:val="18"/>
               </w:rPr>
-              <w:t xml:space="preserve">OLTP、B-tree、WAL、FaaS、graph、feature store</w:t>
-            </w:r>
-          </w:p>
-        </w:tc>
-      </w:tr>
-      <w:tr>
-        <w:trPr>
-          <w:cantSplit/>
-        </w:trPr>
-        <w:tc>
-          <w:tcPr/>
-          <w:p>
-            <w:pPr>
-              <w:pStyle w:val="TableText"/>
-              <w:jc w:val="left"/>
-              <w:spacing w:before="0" w:after="0" w:line="320" w:lineRule="exact"/>
-            </w:pPr>
-            <w:r>
-              <w:rPr>
-                <w:rFonts w:ascii="Calibri" w:hAnsi="Calibri" w:eastAsia="Microsoft YaHei" w:cs="Calibri"/>
-                <w:sz w:val="18"/>
-                <w:szCs w:val="18"/>
-              </w:rPr>
-              <w:t xml:space="preserve">TC217</w:t>
+              <w:t xml:space="preserve">O﻿L﻿T﻿P、B﻿-﻿t﻿r﻿e﻿e、W﻿A﻿L、F﻿a﻿a﻿S、g﻿r﻿a﻿p﻿h、f﻿e﻿a﻿t﻿u﻿r﻿e s﻿t﻿o﻿r﻿e</w:t>
+            </w:r>
+          </w:p>
+        </w:tc>
+      </w:tr>
+      <w:tr>
+        <w:trPr>
+          <w:cantSplit/>
+        </w:trPr>
+        <w:tc>
+          <w:tcPr/>
+          <w:p>
+            <w:pPr>
+              <w:pStyle w:val="TableText"/>
+              <w:jc w:val="left"/>
+              <w:spacing w:before="0" w:after="0" w:line="320" w:lineRule="exact"/>
+            </w:pPr>
+            <w:r>
+              <w:rPr>
+                <w:rFonts w:ascii="Calibri" w:hAnsi="Calibri" w:eastAsia="Microsoft YaHei" w:cs="Calibri"/>
+                <w:sz w:val="18"/>
+                <w:szCs w:val="18"/>
+              </w:rPr>
+              <w:t xml:space="preserve">T﻿C﻿2﻿1﻿7</w:t>
             </w:r>
           </w:p>
         </w:tc>
@@ -11353,7 +11386,7 @@
                 <w:sz w:val="18"/>
                 <w:szCs w:val="18"/>
               </w:rPr>
-              <w:t xml:space="preserve">catalog batch</w:t>
+              <w:t xml:space="preserve">c﻿a﻿t﻿a﻿l﻿o﻿g b﻿a﻿t﻿c﻿h</w:t>
             </w:r>
           </w:p>
         </w:tc>
@@ -11470,7 +11503,7 @@
                 <w:sz w:val="18"/>
                 <w:szCs w:val="18"/>
               </w:rPr>
-              <w:t xml:space="preserve">TC228</w:t>
+              <w:t xml:space="preserve">T﻿C﻿2﻿2﻿8</w:t>
             </w:r>
           </w:p>
         </w:tc>
@@ -11506,30 +11539,30 @@
                 <w:sz w:val="18"/>
                 <w:szCs w:val="18"/>
               </w:rPr>
-              <w:t xml:space="preserve">remote read</w:t>
-            </w:r>
-          </w:p>
-        </w:tc>
-      </w:tr>
-      <w:tr>
-        <w:trPr>
-          <w:cantSplit/>
-        </w:trPr>
-        <w:tc>
-          <w:tcPr/>
-          <w:p>
-            <w:pPr>
-              <w:pStyle w:val="TableText"/>
-              <w:jc w:val="left"/>
-              <w:spacing w:before="0" w:after="0" w:line="320" w:lineRule="exact"/>
-            </w:pPr>
-            <w:r>
-              <w:rPr>
-                <w:rFonts w:ascii="Calibri" w:hAnsi="Calibri" w:eastAsia="Microsoft YaHei" w:cs="Calibri"/>
-                <w:sz w:val="18"/>
-                <w:szCs w:val="18"/>
-              </w:rPr>
-              <w:t xml:space="preserve">TC229</w:t>
+              <w:t xml:space="preserve">r﻿e﻿m﻿o﻿t﻿e r﻿e﻿a﻿d</w:t>
+            </w:r>
+          </w:p>
+        </w:tc>
+      </w:tr>
+      <w:tr>
+        <w:trPr>
+          <w:cantSplit/>
+        </w:trPr>
+        <w:tc>
+          <w:tcPr/>
+          <w:p>
+            <w:pPr>
+              <w:pStyle w:val="TableText"/>
+              <w:jc w:val="left"/>
+              <w:spacing w:before="0" w:after="0" w:line="320" w:lineRule="exact"/>
+            </w:pPr>
+            <w:r>
+              <w:rPr>
+                <w:rFonts w:ascii="Calibri" w:hAnsi="Calibri" w:eastAsia="Microsoft YaHei" w:cs="Calibri"/>
+                <w:sz w:val="18"/>
+                <w:szCs w:val="18"/>
+              </w:rPr>
+              <w:t xml:space="preserve">T﻿C﻿2﻿2﻿9</w:t>
             </w:r>
           </w:p>
         </w:tc>
@@ -11565,30 +11598,30 @@
                 <w:sz w:val="18"/>
                 <w:szCs w:val="18"/>
               </w:rPr>
-              <w:t xml:space="preserve">ownership handoff</w:t>
-            </w:r>
-          </w:p>
-        </w:tc>
-      </w:tr>
-      <w:tr>
-        <w:trPr>
-          <w:cantSplit/>
-        </w:trPr>
-        <w:tc>
-          <w:tcPr/>
-          <w:p>
-            <w:pPr>
-              <w:pStyle w:val="TableText"/>
-              <w:jc w:val="left"/>
-              <w:spacing w:before="0" w:after="0" w:line="320" w:lineRule="exact"/>
-            </w:pPr>
-            <w:r>
-              <w:rPr>
-                <w:rFonts w:ascii="Calibri" w:hAnsi="Calibri" w:eastAsia="Microsoft YaHei" w:cs="Calibri"/>
-                <w:sz w:val="18"/>
-                <w:szCs w:val="18"/>
-              </w:rPr>
-              <w:t xml:space="preserve">TC230</w:t>
+              <w:t xml:space="preserve">o﻿w﻿n﻿e﻿r﻿s﻿h﻿i﻿p h﻿a﻿n﻿d﻿o﻿f﻿f</w:t>
+            </w:r>
+          </w:p>
+        </w:tc>
+      </w:tr>
+      <w:tr>
+        <w:trPr>
+          <w:cantSplit/>
+        </w:trPr>
+        <w:tc>
+          <w:tcPr/>
+          <w:p>
+            <w:pPr>
+              <w:pStyle w:val="TableText"/>
+              <w:jc w:val="left"/>
+              <w:spacing w:before="0" w:after="0" w:line="320" w:lineRule="exact"/>
+            </w:pPr>
+            <w:r>
+              <w:rPr>
+                <w:rFonts w:ascii="Calibri" w:hAnsi="Calibri" w:eastAsia="Microsoft YaHei" w:cs="Calibri"/>
+                <w:sz w:val="18"/>
+                <w:szCs w:val="18"/>
+              </w:rPr>
+              <w:t xml:space="preserve">T﻿C﻿2﻿3﻿0</w:t>
             </w:r>
           </w:p>
         </w:tc>
@@ -11624,30 +11657,30 @@
                 <w:sz w:val="18"/>
                 <w:szCs w:val="18"/>
               </w:rPr>
-              <w:t xml:space="preserve">shared-to-writer</w:t>
-            </w:r>
-          </w:p>
-        </w:tc>
-      </w:tr>
-      <w:tr>
-        <w:trPr>
-          <w:cantSplit/>
-        </w:trPr>
-        <w:tc>
-          <w:tcPr/>
-          <w:p>
-            <w:pPr>
-              <w:pStyle w:val="TableText"/>
-              <w:jc w:val="left"/>
-              <w:spacing w:before="0" w:after="0" w:line="320" w:lineRule="exact"/>
-            </w:pPr>
-            <w:r>
-              <w:rPr>
-                <w:rFonts w:ascii="Calibri" w:hAnsi="Calibri" w:eastAsia="Microsoft YaHei" w:cs="Calibri"/>
-                <w:sz w:val="18"/>
-                <w:szCs w:val="18"/>
-              </w:rPr>
-              <w:t xml:space="preserve">TC231</w:t>
+              <w:t xml:space="preserve">s﻿h﻿a﻿r﻿e﻿d﻿-﻿t﻿o﻿-﻿w﻿r﻿i﻿t﻿e﻿r</w:t>
+            </w:r>
+          </w:p>
+        </w:tc>
+      </w:tr>
+      <w:tr>
+        <w:trPr>
+          <w:cantSplit/>
+        </w:trPr>
+        <w:tc>
+          <w:tcPr/>
+          <w:p>
+            <w:pPr>
+              <w:pStyle w:val="TableText"/>
+              <w:jc w:val="left"/>
+              <w:spacing w:before="0" w:after="0" w:line="320" w:lineRule="exact"/>
+            </w:pPr>
+            <w:r>
+              <w:rPr>
+                <w:rFonts w:ascii="Calibri" w:hAnsi="Calibri" w:eastAsia="Microsoft YaHei" w:cs="Calibri"/>
+                <w:sz w:val="18"/>
+                <w:szCs w:val="18"/>
+              </w:rPr>
+              <w:t xml:space="preserve">T﻿C﻿2﻿3﻿1</w:t>
             </w:r>
           </w:p>
         </w:tc>
@@ -11683,30 +11716,30 @@
                 <w:sz w:val="18"/>
                 <w:szCs w:val="18"/>
               </w:rPr>
-              <w:t xml:space="preserve">clean shared read</w:t>
-            </w:r>
-          </w:p>
-        </w:tc>
-      </w:tr>
-      <w:tr>
-        <w:trPr>
-          <w:cantSplit/>
-        </w:trPr>
-        <w:tc>
-          <w:tcPr/>
-          <w:p>
-            <w:pPr>
-              <w:pStyle w:val="TableText"/>
-              <w:jc w:val="left"/>
-              <w:spacing w:before="0" w:after="0" w:line="320" w:lineRule="exact"/>
-            </w:pPr>
-            <w:r>
-              <w:rPr>
-                <w:rFonts w:ascii="Calibri" w:hAnsi="Calibri" w:eastAsia="Microsoft YaHei" w:cs="Calibri"/>
-                <w:sz w:val="18"/>
-                <w:szCs w:val="18"/>
-              </w:rPr>
-              <w:t xml:space="preserve">TC232</w:t>
+              <w:t xml:space="preserve">c﻿l﻿e﻿a﻿n s﻿h﻿a﻿r﻿e﻿d r﻿e﻿a﻿d</w:t>
+            </w:r>
+          </w:p>
+        </w:tc>
+      </w:tr>
+      <w:tr>
+        <w:trPr>
+          <w:cantSplit/>
+        </w:trPr>
+        <w:tc>
+          <w:tcPr/>
+          <w:p>
+            <w:pPr>
+              <w:pStyle w:val="TableText"/>
+              <w:jc w:val="left"/>
+              <w:spacing w:before="0" w:after="0" w:line="320" w:lineRule="exact"/>
+            </w:pPr>
+            <w:r>
+              <w:rPr>
+                <w:rFonts w:ascii="Calibri" w:hAnsi="Calibri" w:eastAsia="Microsoft YaHei" w:cs="Calibri"/>
+                <w:sz w:val="18"/>
+                <w:szCs w:val="18"/>
+              </w:rPr>
+              <w:t xml:space="preserve">T﻿C﻿2﻿3﻿2</w:t>
             </w:r>
           </w:p>
         </w:tc>
@@ -11742,30 +11775,30 @@
                 <w:sz w:val="18"/>
                 <w:szCs w:val="18"/>
               </w:rPr>
-              <w:t xml:space="preserve">2/3 hot-key read + 1/3 hot-key write</w:t>
-            </w:r>
-          </w:p>
-        </w:tc>
-      </w:tr>
-      <w:tr>
-        <w:trPr>
-          <w:cantSplit/>
-        </w:trPr>
-        <w:tc>
-          <w:tcPr/>
-          <w:p>
-            <w:pPr>
-              <w:pStyle w:val="TableText"/>
-              <w:jc w:val="left"/>
-              <w:spacing w:before="0" w:after="0" w:line="320" w:lineRule="exact"/>
-            </w:pPr>
-            <w:r>
-              <w:rPr>
-                <w:rFonts w:ascii="Calibri" w:hAnsi="Calibri" w:eastAsia="Microsoft YaHei" w:cs="Calibri"/>
-                <w:sz w:val="18"/>
-                <w:szCs w:val="18"/>
-              </w:rPr>
-              <w:t xml:space="preserve">TC233</w:t>
+              <w:t xml:space="preserve">2/3 h﻿o﻿t﻿-﻿k﻿e﻿y r﻿e﻿a﻿d + 1/3 h﻿o﻿t﻿-﻿k﻿e﻿y w﻿r﻿i﻿t﻿e</w:t>
+            </w:r>
+          </w:p>
+        </w:tc>
+      </w:tr>
+      <w:tr>
+        <w:trPr>
+          <w:cantSplit/>
+        </w:trPr>
+        <w:tc>
+          <w:tcPr/>
+          <w:p>
+            <w:pPr>
+              <w:pStyle w:val="TableText"/>
+              <w:jc w:val="left"/>
+              <w:spacing w:before="0" w:after="0" w:line="320" w:lineRule="exact"/>
+            </w:pPr>
+            <w:r>
+              <w:rPr>
+                <w:rFonts w:ascii="Calibri" w:hAnsi="Calibri" w:eastAsia="Microsoft YaHei" w:cs="Calibri"/>
+                <w:sz w:val="18"/>
+                <w:szCs w:val="18"/>
+              </w:rPr>
+              <w:t xml:space="preserve">T﻿C﻿2﻿3﻿3</w:t>
             </w:r>
           </w:p>
         </w:tc>
@@ -11801,30 +11834,30 @@
                 <w:sz w:val="18"/>
                 <w:szCs w:val="18"/>
               </w:rPr>
-              <w:t xml:space="preserve">producer-consumer service</w:t>
-            </w:r>
-          </w:p>
-        </w:tc>
-      </w:tr>
-      <w:tr>
-        <w:trPr>
-          <w:cantSplit/>
-        </w:trPr>
-        <w:tc>
-          <w:tcPr/>
-          <w:p>
-            <w:pPr>
-              <w:pStyle w:val="TableText"/>
-              <w:jc w:val="left"/>
-              <w:spacing w:before="0" w:after="0" w:line="320" w:lineRule="exact"/>
-            </w:pPr>
-            <w:r>
-              <w:rPr>
-                <w:rFonts w:ascii="Calibri" w:hAnsi="Calibri" w:eastAsia="Microsoft YaHei" w:cs="Calibri"/>
-                <w:sz w:val="18"/>
-                <w:szCs w:val="18"/>
-              </w:rPr>
-              <w:t xml:space="preserve">TC234</w:t>
+              <w:t xml:space="preserve">p﻿r﻿o﻿d﻿u﻿c﻿e﻿r﻿-﻿c﻿o﻿n﻿s﻿u﻿m﻿e﻿r s﻿e﻿r﻿v﻿i﻿c﻿e</w:t>
+            </w:r>
+          </w:p>
+        </w:tc>
+      </w:tr>
+      <w:tr>
+        <w:trPr>
+          <w:cantSplit/>
+        </w:trPr>
+        <w:tc>
+          <w:tcPr/>
+          <w:p>
+            <w:pPr>
+              <w:pStyle w:val="TableText"/>
+              <w:jc w:val="left"/>
+              <w:spacing w:before="0" w:after="0" w:line="320" w:lineRule="exact"/>
+            </w:pPr>
+            <w:r>
+              <w:rPr>
+                <w:rFonts w:ascii="Calibri" w:hAnsi="Calibri" w:eastAsia="Microsoft YaHei" w:cs="Calibri"/>
+                <w:sz w:val="18"/>
+                <w:szCs w:val="18"/>
+              </w:rPr>
+              <w:t xml:space="preserve">T﻿C﻿2﻿3﻿4</w:t>
             </w:r>
           </w:p>
         </w:tc>
@@ -11860,30 +11893,30 @@
                 <w:sz w:val="18"/>
                 <w:szCs w:val="18"/>
               </w:rPr>
-              <w:t xml:space="preserve">queued-token end-to-end</w:t>
-            </w:r>
-          </w:p>
-        </w:tc>
-      </w:tr>
-      <w:tr>
-        <w:trPr>
-          <w:cantSplit/>
-        </w:trPr>
-        <w:tc>
-          <w:tcPr/>
-          <w:p>
-            <w:pPr>
-              <w:pStyle w:val="TableText"/>
-              <w:jc w:val="left"/>
-              <w:spacing w:before="0" w:after="0" w:line="320" w:lineRule="exact"/>
-            </w:pPr>
-            <w:r>
-              <w:rPr>
-                <w:rFonts w:ascii="Calibri" w:hAnsi="Calibri" w:eastAsia="Microsoft YaHei" w:cs="Calibri"/>
-                <w:sz w:val="18"/>
-                <w:szCs w:val="18"/>
-              </w:rPr>
-              <w:t xml:space="preserve">TC235</w:t>
+              <w:t xml:space="preserve">q﻿u﻿e﻿u﻿e﻿d﻿-﻿t﻿o﻿k﻿e﻿n e﻿n﻿d﻿-﻿t﻿o﻿-﻿e﻿n﻿d</w:t>
+            </w:r>
+          </w:p>
+        </w:tc>
+      </w:tr>
+      <w:tr>
+        <w:trPr>
+          <w:cantSplit/>
+        </w:trPr>
+        <w:tc>
+          <w:tcPr/>
+          <w:p>
+            <w:pPr>
+              <w:pStyle w:val="TableText"/>
+              <w:jc w:val="left"/>
+              <w:spacing w:before="0" w:after="0" w:line="320" w:lineRule="exact"/>
+            </w:pPr>
+            <w:r>
+              <w:rPr>
+                <w:rFonts w:ascii="Calibri" w:hAnsi="Calibri" w:eastAsia="Microsoft YaHei" w:cs="Calibri"/>
+                <w:sz w:val="18"/>
+                <w:szCs w:val="18"/>
+              </w:rPr>
+              <w:t xml:space="preserve">T﻿C﻿2﻿3﻿5</w:t>
             </w:r>
           </w:p>
         </w:tc>
@@ -11919,7 +11952,7 @@
                 <w:sz w:val="18"/>
                 <w:szCs w:val="18"/>
               </w:rPr>
-              <w:t xml:space="preserve">catalog-KV end-to-end</w:t>
+              <w:t xml:space="preserve">c﻿a﻿t﻿a﻿l﻿o﻿g﻿-﻿K﻿V e﻿n﻿d﻿-﻿t﻿o﻿-﻿e﻿n﻿d</w:t>
             </w:r>
           </w:p>
         </w:tc>
@@ -12036,338 +12069,338 @@
                 <w:sz w:val="18"/>
                 <w:szCs w:val="18"/>
               </w:rPr>
-              <w:t xml:space="preserve">UBCCController</w:t>
-            </w:r>
-          </w:p>
-        </w:tc>
-        <w:tc>
-          <w:tcPr/>
-          <w:p>
-            <w:pPr>
-              <w:pStyle w:val="TableText"/>
-              <w:jc w:val="left"/>
-              <w:spacing w:before="0" w:after="0" w:line="320" w:lineRule="exact"/>
-            </w:pPr>
-            <w:r>
-              <w:rPr>
-                <w:rFonts w:ascii="Calibri" w:hAnsi="Calibri" w:eastAsia="Microsoft YaHei" w:cs="Calibri"/>
-                <w:sz w:val="18"/>
-                <w:szCs w:val="18"/>
-              </w:rPr>
-              <w:t xml:space="preserve">read、upgrade、clear、writeback、evict</w:t>
-            </w:r>
-          </w:p>
-        </w:tc>
-        <w:tc>
-          <w:tcPr/>
-          <w:p>
-            <w:pPr>
-              <w:pStyle w:val="TableText"/>
-              <w:jc w:val="left"/>
-              <w:spacing w:before="0" w:after="0" w:line="320" w:lineRule="exact"/>
-            </w:pPr>
-            <w:r>
-              <w:rPr>
-                <w:rFonts w:ascii="Calibri" w:hAnsi="Calibri" w:eastAsia="Microsoft YaHei" w:cs="Calibri"/>
-                <w:sz w:val="18"/>
-                <w:szCs w:val="18"/>
-              </w:rPr>
-              <w:t xml:space="preserve">grant、target set、commit result</w:t>
-            </w:r>
-          </w:p>
-        </w:tc>
-      </w:tr>
-      <w:tr>
-        <w:trPr>
-          <w:cantSplit/>
-        </w:trPr>
-        <w:tc>
-          <w:tcPr/>
-          <w:p>
-            <w:pPr>
-              <w:pStyle w:val="TableText"/>
-              <w:jc w:val="left"/>
-              <w:spacing w:before="0" w:after="0" w:line="320" w:lineRule="exact"/>
-            </w:pPr>
-            <w:r>
-              <w:rPr>
-                <w:rFonts w:ascii="Calibri" w:hAnsi="Calibri" w:eastAsia="Microsoft YaHei" w:cs="Calibri"/>
-                <w:sz w:val="18"/>
-                <w:szCs w:val="18"/>
-              </w:rPr>
-              <w:t xml:space="preserve">ResidentDir</w:t>
-            </w:r>
-          </w:p>
-        </w:tc>
-        <w:tc>
-          <w:tcPr/>
-          <w:p>
-            <w:pPr>
-              <w:pStyle w:val="TableText"/>
-              <w:jc w:val="left"/>
-              <w:spacing w:before="0" w:after="0" w:line="320" w:lineRule="exact"/>
-            </w:pPr>
-            <w:r>
-              <w:rPr>
-                <w:rFonts w:ascii="Calibri" w:hAnsi="Calibri" w:eastAsia="Microsoft YaHei" w:cs="Calibri"/>
-                <w:sz w:val="18"/>
-                <w:szCs w:val="18"/>
-              </w:rPr>
-              <w:t xml:space="preserve">lookup、insert、erase、waiter</w:t>
-            </w:r>
-          </w:p>
-        </w:tc>
-        <w:tc>
-          <w:tcPr/>
-          <w:p>
-            <w:pPr>
-              <w:pStyle w:val="TableText"/>
-              <w:jc w:val="left"/>
-              <w:spacing w:before="0" w:after="0" w:line="320" w:lineRule="exact"/>
-            </w:pPr>
-            <w:r>
-              <w:rPr>
-                <w:rFonts w:ascii="Calibri" w:hAnsi="Calibri" w:eastAsia="Microsoft YaHei" w:cs="Calibri"/>
-                <w:sz w:val="18"/>
-                <w:szCs w:val="18"/>
-              </w:rPr>
-              <w:t xml:space="preserve">directory entry、capacity status</w:t>
-            </w:r>
-          </w:p>
-        </w:tc>
-      </w:tr>
-      <w:tr>
-        <w:trPr>
-          <w:cantSplit/>
-        </w:trPr>
-        <w:tc>
-          <w:tcPr/>
-          <w:p>
-            <w:pPr>
-              <w:pStyle w:val="TableText"/>
-              <w:jc w:val="left"/>
-              <w:spacing w:before="0" w:after="0" w:line="320" w:lineRule="exact"/>
-            </w:pPr>
-            <w:r>
-              <w:rPr>
-                <w:rFonts w:ascii="Calibri" w:hAnsi="Calibri" w:eastAsia="Microsoft YaHei" w:cs="Calibri"/>
-                <w:sz w:val="18"/>
-                <w:szCs w:val="18"/>
-              </w:rPr>
-              <w:t xml:space="preserve">Backstore</w:t>
-            </w:r>
-          </w:p>
-        </w:tc>
-        <w:tc>
-          <w:tcPr/>
-          <w:p>
-            <w:pPr>
-              <w:pStyle w:val="TableText"/>
-              <w:jc w:val="left"/>
-              <w:spacing w:before="0" w:after="0" w:line="320" w:lineRule="exact"/>
-            </w:pPr>
-            <w:r>
-              <w:rPr>
-                <w:rFonts w:ascii="Calibri" w:hAnsi="Calibri" w:eastAsia="Microsoft YaHei" w:cs="Calibri"/>
-                <w:sz w:val="18"/>
-                <w:szCs w:val="18"/>
-              </w:rPr>
-              <w:t xml:space="preserve">read、write、erase</w:t>
-            </w:r>
-          </w:p>
-        </w:tc>
-        <w:tc>
-          <w:tcPr/>
-          <w:p>
-            <w:pPr>
-              <w:pStyle w:val="TableText"/>
-              <w:jc w:val="left"/>
-              <w:spacing w:before="0" w:after="0" w:line="320" w:lineRule="exact"/>
-            </w:pPr>
-            <w:r>
-              <w:rPr>
-                <w:rFonts w:ascii="Calibri" w:hAnsi="Calibri" w:eastAsia="Microsoft YaHei" w:cs="Calibri"/>
-                <w:sz w:val="18"/>
-                <w:szCs w:val="18"/>
-              </w:rPr>
-              <w:t xml:space="preserve">persisted directory metadata</w:t>
-            </w:r>
-          </w:p>
-        </w:tc>
-      </w:tr>
-      <w:tr>
-        <w:trPr>
-          <w:cantSplit/>
-        </w:trPr>
-        <w:tc>
-          <w:tcPr/>
-          <w:p>
-            <w:pPr>
-              <w:pStyle w:val="TableText"/>
-              <w:jc w:val="left"/>
-              <w:spacing w:before="0" w:after="0" w:line="320" w:lineRule="exact"/>
-            </w:pPr>
-            <w:r>
-              <w:rPr>
-                <w:rFonts w:ascii="Calibri" w:hAnsi="Calibri" w:eastAsia="Microsoft YaHei" w:cs="Calibri"/>
-                <w:sz w:val="18"/>
-                <w:szCs w:val="18"/>
-              </w:rPr>
-              <w:t xml:space="preserve">EP-RNF</w:t>
-            </w:r>
-          </w:p>
-        </w:tc>
-        <w:tc>
-          <w:tcPr/>
-          <w:p>
-            <w:pPr>
-              <w:pStyle w:val="TableText"/>
-              <w:jc w:val="left"/>
-              <w:spacing w:before="0" w:after="0" w:line="320" w:lineRule="exact"/>
-            </w:pPr>
-            <w:r>
-              <w:rPr>
-                <w:rFonts w:ascii="Calibri" w:hAnsi="Calibri" w:eastAsia="Microsoft YaHei" w:cs="Calibri"/>
-                <w:sz w:val="18"/>
-                <w:szCs w:val="18"/>
-              </w:rPr>
-              <w:t xml:space="preserve">read shared/unique、clean unique、snoop</w:t>
-            </w:r>
-          </w:p>
-        </w:tc>
-        <w:tc>
-          <w:tcPr/>
-          <w:p>
-            <w:pPr>
-              <w:pStyle w:val="TableText"/>
-              <w:jc w:val="left"/>
-              <w:spacing w:before="0" w:after="0" w:line="320" w:lineRule="exact"/>
-            </w:pPr>
-            <w:r>
-              <w:rPr>
-                <w:rFonts w:ascii="Calibri" w:hAnsi="Calibri" w:eastAsia="Microsoft YaHei" w:cs="Calibri"/>
-                <w:sz w:val="18"/>
-                <w:szCs w:val="18"/>
-              </w:rPr>
-              <w:t xml:space="preserve">data、snoop response、completion</w:t>
-            </w:r>
-          </w:p>
-        </w:tc>
-      </w:tr>
-      <w:tr>
-        <w:trPr>
-          <w:cantSplit/>
-        </w:trPr>
-        <w:tc>
-          <w:tcPr/>
-          <w:p>
-            <w:pPr>
-              <w:pStyle w:val="TableText"/>
-              <w:jc w:val="left"/>
-              <w:spacing w:before="0" w:after="0" w:line="320" w:lineRule="exact"/>
-            </w:pPr>
-            <w:r>
-              <w:rPr>
-                <w:rFonts w:ascii="Calibri" w:hAnsi="Calibri" w:eastAsia="Microsoft YaHei" w:cs="Calibri"/>
-                <w:sz w:val="18"/>
-                <w:szCs w:val="18"/>
-              </w:rPr>
-              <w:t xml:space="preserve">EP-SNF</w:t>
-            </w:r>
-          </w:p>
-        </w:tc>
-        <w:tc>
-          <w:tcPr/>
-          <w:p>
-            <w:pPr>
-              <w:pStyle w:val="TableText"/>
-              <w:jc w:val="left"/>
-              <w:spacing w:before="0" w:after="0" w:line="320" w:lineRule="exact"/>
-            </w:pPr>
-            <w:r>
-              <w:rPr>
-                <w:rFonts w:ascii="Calibri" w:hAnsi="Calibri" w:eastAsia="Microsoft YaHei" w:cs="Calibri"/>
-                <w:sz w:val="18"/>
-                <w:szCs w:val="18"/>
-              </w:rPr>
-              <w:t xml:space="preserve">request service</w:t>
-            </w:r>
-          </w:p>
-        </w:tc>
-        <w:tc>
-          <w:tcPr/>
-          <w:p>
-            <w:pPr>
-              <w:pStyle w:val="TableText"/>
-              <w:jc w:val="left"/>
-              <w:spacing w:before="0" w:after="0" w:line="320" w:lineRule="exact"/>
-            </w:pPr>
-            <w:r>
-              <w:rPr>
-                <w:rFonts w:ascii="Calibri" w:hAnsi="Calibri" w:eastAsia="Microsoft YaHei" w:cs="Calibri"/>
-                <w:sz w:val="18"/>
-                <w:szCs w:val="18"/>
-              </w:rPr>
-              <w:t xml:space="preserve">CHI data/response</w:t>
-            </w:r>
-          </w:p>
-        </w:tc>
-      </w:tr>
-      <w:tr>
-        <w:trPr>
-          <w:cantSplit/>
-        </w:trPr>
-        <w:tc>
-          <w:tcPr/>
-          <w:p>
-            <w:pPr>
-              <w:pStyle w:val="TableText"/>
-              <w:jc w:val="left"/>
-              <w:spacing w:before="0" w:after="0" w:line="320" w:lineRule="exact"/>
-            </w:pPr>
-            <w:r>
-              <w:rPr>
-                <w:rFonts w:ascii="Calibri" w:hAnsi="Calibri" w:eastAsia="Microsoft YaHei" w:cs="Calibri"/>
-                <w:sz w:val="18"/>
-                <w:szCs w:val="18"/>
-              </w:rPr>
-              <w:t xml:space="preserve">UBAdapter</w:t>
-            </w:r>
-          </w:p>
-        </w:tc>
-        <w:tc>
-          <w:tcPr/>
-          <w:p>
-            <w:pPr>
-              <w:pStyle w:val="TableText"/>
-              <w:jc w:val="left"/>
-              <w:spacing w:before="0" w:after="0" w:line="320" w:lineRule="exact"/>
-            </w:pPr>
-            <w:r>
-              <w:rPr>
-                <w:rFonts w:ascii="Calibri" w:hAnsi="Calibri" w:eastAsia="Microsoft YaHei" w:cs="Calibri"/>
-                <w:sz w:val="18"/>
-                <w:szCs w:val="18"/>
-              </w:rPr>
-              <w:t xml:space="preserve">send、receive、retry、callback</w:t>
-            </w:r>
-          </w:p>
-        </w:tc>
-        <w:tc>
-          <w:tcPr/>
-          <w:p>
-            <w:pPr>
-              <w:pStyle w:val="TableText"/>
-              <w:jc w:val="left"/>
-              <w:spacing w:before="0" w:after="0" w:line="320" w:lineRule="exact"/>
-            </w:pPr>
-            <w:r>
-              <w:rPr>
-                <w:rFonts w:ascii="Calibri" w:hAnsi="Calibri" w:eastAsia="Microsoft YaHei" w:cs="Calibri"/>
-                <w:sz w:val="18"/>
-                <w:szCs w:val="18"/>
-              </w:rPr>
-              <w:t xml:space="preserve">Outer message、local completion</w:t>
+              <w:t xml:space="preserve">U﻿B﻿C﻿C﻿C﻿o﻿n﻿t﻿r﻿o﻿l﻿l﻿e﻿r</w:t>
+            </w:r>
+          </w:p>
+        </w:tc>
+        <w:tc>
+          <w:tcPr/>
+          <w:p>
+            <w:pPr>
+              <w:pStyle w:val="TableText"/>
+              <w:jc w:val="left"/>
+              <w:spacing w:before="0" w:after="0" w:line="320" w:lineRule="exact"/>
+            </w:pPr>
+            <w:r>
+              <w:rPr>
+                <w:rFonts w:ascii="Calibri" w:hAnsi="Calibri" w:eastAsia="Microsoft YaHei" w:cs="Calibri"/>
+                <w:sz w:val="18"/>
+                <w:szCs w:val="18"/>
+              </w:rPr>
+              <w:t xml:space="preserve">r﻿e﻿a﻿d、u﻿p﻿g﻿r﻿a﻿d﻿e、c﻿l﻿e﻿a﻿r、w﻿r﻿i﻿t﻿e﻿b﻿a﻿c﻿k、e﻿v﻿i﻿c﻿t</w:t>
+            </w:r>
+          </w:p>
+        </w:tc>
+        <w:tc>
+          <w:tcPr/>
+          <w:p>
+            <w:pPr>
+              <w:pStyle w:val="TableText"/>
+              <w:jc w:val="left"/>
+              <w:spacing w:before="0" w:after="0" w:line="320" w:lineRule="exact"/>
+            </w:pPr>
+            <w:r>
+              <w:rPr>
+                <w:rFonts w:ascii="Calibri" w:hAnsi="Calibri" w:eastAsia="Microsoft YaHei" w:cs="Calibri"/>
+                <w:sz w:val="18"/>
+                <w:szCs w:val="18"/>
+              </w:rPr>
+              <w:t xml:space="preserve">g﻿r﻿a﻿n﻿t、t﻿a﻿r﻿g﻿e﻿t s﻿e﻿t、c﻿o﻿m﻿m﻿i﻿t r﻿e﻿s﻿u﻿l﻿t</w:t>
+            </w:r>
+          </w:p>
+        </w:tc>
+      </w:tr>
+      <w:tr>
+        <w:trPr>
+          <w:cantSplit/>
+        </w:trPr>
+        <w:tc>
+          <w:tcPr/>
+          <w:p>
+            <w:pPr>
+              <w:pStyle w:val="TableText"/>
+              <w:jc w:val="left"/>
+              <w:spacing w:before="0" w:after="0" w:line="320" w:lineRule="exact"/>
+            </w:pPr>
+            <w:r>
+              <w:rPr>
+                <w:rFonts w:ascii="Calibri" w:hAnsi="Calibri" w:eastAsia="Microsoft YaHei" w:cs="Calibri"/>
+                <w:sz w:val="18"/>
+                <w:szCs w:val="18"/>
+              </w:rPr>
+              <w:t xml:space="preserve">R﻿e﻿s﻿i﻿d﻿e﻿n﻿t﻿D﻿i﻿r</w:t>
+            </w:r>
+          </w:p>
+        </w:tc>
+        <w:tc>
+          <w:tcPr/>
+          <w:p>
+            <w:pPr>
+              <w:pStyle w:val="TableText"/>
+              <w:jc w:val="left"/>
+              <w:spacing w:before="0" w:after="0" w:line="320" w:lineRule="exact"/>
+            </w:pPr>
+            <w:r>
+              <w:rPr>
+                <w:rFonts w:ascii="Calibri" w:hAnsi="Calibri" w:eastAsia="Microsoft YaHei" w:cs="Calibri"/>
+                <w:sz w:val="18"/>
+                <w:szCs w:val="18"/>
+              </w:rPr>
+              <w:t xml:space="preserve">l﻿o﻿o﻿k﻿u﻿p、i﻿n﻿s﻿e﻿r﻿t、e﻿r﻿a﻿s﻿e、w﻿a﻿i﻿t﻿e﻿r</w:t>
+            </w:r>
+          </w:p>
+        </w:tc>
+        <w:tc>
+          <w:tcPr/>
+          <w:p>
+            <w:pPr>
+              <w:pStyle w:val="TableText"/>
+              <w:jc w:val="left"/>
+              <w:spacing w:before="0" w:after="0" w:line="320" w:lineRule="exact"/>
+            </w:pPr>
+            <w:r>
+              <w:rPr>
+                <w:rFonts w:ascii="Calibri" w:hAnsi="Calibri" w:eastAsia="Microsoft YaHei" w:cs="Calibri"/>
+                <w:sz w:val="18"/>
+                <w:szCs w:val="18"/>
+              </w:rPr>
+              <w:t xml:space="preserve">d﻿i﻿r﻿e﻿c﻿t﻿o﻿r﻿y e﻿n﻿t﻿r﻿y、c﻿a﻿p﻿a﻿c﻿i﻿t﻿y s﻿t﻿a﻿t﻿u﻿s</w:t>
+            </w:r>
+          </w:p>
+        </w:tc>
+      </w:tr>
+      <w:tr>
+        <w:trPr>
+          <w:cantSplit/>
+        </w:trPr>
+        <w:tc>
+          <w:tcPr/>
+          <w:p>
+            <w:pPr>
+              <w:pStyle w:val="TableText"/>
+              <w:jc w:val="left"/>
+              <w:spacing w:before="0" w:after="0" w:line="320" w:lineRule="exact"/>
+            </w:pPr>
+            <w:r>
+              <w:rPr>
+                <w:rFonts w:ascii="Calibri" w:hAnsi="Calibri" w:eastAsia="Microsoft YaHei" w:cs="Calibri"/>
+                <w:sz w:val="18"/>
+                <w:szCs w:val="18"/>
+              </w:rPr>
+              <w:t xml:space="preserve">B﻿a﻿c﻿k﻿s﻿t﻿o﻿r﻿e</w:t>
+            </w:r>
+          </w:p>
+        </w:tc>
+        <w:tc>
+          <w:tcPr/>
+          <w:p>
+            <w:pPr>
+              <w:pStyle w:val="TableText"/>
+              <w:jc w:val="left"/>
+              <w:spacing w:before="0" w:after="0" w:line="320" w:lineRule="exact"/>
+            </w:pPr>
+            <w:r>
+              <w:rPr>
+                <w:rFonts w:ascii="Calibri" w:hAnsi="Calibri" w:eastAsia="Microsoft YaHei" w:cs="Calibri"/>
+                <w:sz w:val="18"/>
+                <w:szCs w:val="18"/>
+              </w:rPr>
+              <w:t xml:space="preserve">r﻿e﻿a﻿d、w﻿r﻿i﻿t﻿e、e﻿r﻿a﻿s﻿e</w:t>
+            </w:r>
+          </w:p>
+        </w:tc>
+        <w:tc>
+          <w:tcPr/>
+          <w:p>
+            <w:pPr>
+              <w:pStyle w:val="TableText"/>
+              <w:jc w:val="left"/>
+              <w:spacing w:before="0" w:after="0" w:line="320" w:lineRule="exact"/>
+            </w:pPr>
+            <w:r>
+              <w:rPr>
+                <w:rFonts w:ascii="Calibri" w:hAnsi="Calibri" w:eastAsia="Microsoft YaHei" w:cs="Calibri"/>
+                <w:sz w:val="18"/>
+                <w:szCs w:val="18"/>
+              </w:rPr>
+              <w:t xml:space="preserve">p﻿e﻿r﻿s﻿i﻿s﻿t﻿e﻿d d﻿i﻿r﻿e﻿c﻿t﻿o﻿r﻿y m﻿e﻿t﻿a﻿d﻿a﻿t﻿a</w:t>
+            </w:r>
+          </w:p>
+        </w:tc>
+      </w:tr>
+      <w:tr>
+        <w:trPr>
+          <w:cantSplit/>
+        </w:trPr>
+        <w:tc>
+          <w:tcPr/>
+          <w:p>
+            <w:pPr>
+              <w:pStyle w:val="TableText"/>
+              <w:jc w:val="left"/>
+              <w:spacing w:before="0" w:after="0" w:line="320" w:lineRule="exact"/>
+            </w:pPr>
+            <w:r>
+              <w:rPr>
+                <w:rFonts w:ascii="Calibri" w:hAnsi="Calibri" w:eastAsia="Microsoft YaHei" w:cs="Calibri"/>
+                <w:sz w:val="18"/>
+                <w:szCs w:val="18"/>
+              </w:rPr>
+              <w:t xml:space="preserve">E﻿P﻿-﻿R﻿N﻿F</w:t>
+            </w:r>
+          </w:p>
+        </w:tc>
+        <w:tc>
+          <w:tcPr/>
+          <w:p>
+            <w:pPr>
+              <w:pStyle w:val="TableText"/>
+              <w:jc w:val="left"/>
+              <w:spacing w:before="0" w:after="0" w:line="320" w:lineRule="exact"/>
+            </w:pPr>
+            <w:r>
+              <w:rPr>
+                <w:rFonts w:ascii="Calibri" w:hAnsi="Calibri" w:eastAsia="Microsoft YaHei" w:cs="Calibri"/>
+                <w:sz w:val="18"/>
+                <w:szCs w:val="18"/>
+              </w:rPr>
+              <w:t xml:space="preserve">r﻿e﻿a﻿d s﻿h﻿a﻿r﻿e﻿d/u﻿n﻿i﻿q﻿u﻿e、c﻿l﻿e﻿a﻿n u﻿n﻿i﻿q﻿u﻿e、s﻿n﻿o﻿o﻿p</w:t>
+            </w:r>
+          </w:p>
+        </w:tc>
+        <w:tc>
+          <w:tcPr/>
+          <w:p>
+            <w:pPr>
+              <w:pStyle w:val="TableText"/>
+              <w:jc w:val="left"/>
+              <w:spacing w:before="0" w:after="0" w:line="320" w:lineRule="exact"/>
+            </w:pPr>
+            <w:r>
+              <w:rPr>
+                <w:rFonts w:ascii="Calibri" w:hAnsi="Calibri" w:eastAsia="Microsoft YaHei" w:cs="Calibri"/>
+                <w:sz w:val="18"/>
+                <w:szCs w:val="18"/>
+              </w:rPr>
+              <w:t xml:space="preserve">d﻿a﻿t﻿a、s﻿n﻿o﻿o﻿p r﻿e﻿s﻿p﻿o﻿n﻿s﻿e、c﻿o﻿m﻿p﻿l﻿e﻿t﻿i﻿o﻿n</w:t>
+            </w:r>
+          </w:p>
+        </w:tc>
+      </w:tr>
+      <w:tr>
+        <w:trPr>
+          <w:cantSplit/>
+        </w:trPr>
+        <w:tc>
+          <w:tcPr/>
+          <w:p>
+            <w:pPr>
+              <w:pStyle w:val="TableText"/>
+              <w:jc w:val="left"/>
+              <w:spacing w:before="0" w:after="0" w:line="320" w:lineRule="exact"/>
+            </w:pPr>
+            <w:r>
+              <w:rPr>
+                <w:rFonts w:ascii="Calibri" w:hAnsi="Calibri" w:eastAsia="Microsoft YaHei" w:cs="Calibri"/>
+                <w:sz w:val="18"/>
+                <w:szCs w:val="18"/>
+              </w:rPr>
+              <w:t xml:space="preserve">E﻿P﻿-﻿S﻿N﻿F</w:t>
+            </w:r>
+          </w:p>
+        </w:tc>
+        <w:tc>
+          <w:tcPr/>
+          <w:p>
+            <w:pPr>
+              <w:pStyle w:val="TableText"/>
+              <w:jc w:val="left"/>
+              <w:spacing w:before="0" w:after="0" w:line="320" w:lineRule="exact"/>
+            </w:pPr>
+            <w:r>
+              <w:rPr>
+                <w:rFonts w:ascii="Calibri" w:hAnsi="Calibri" w:eastAsia="Microsoft YaHei" w:cs="Calibri"/>
+                <w:sz w:val="18"/>
+                <w:szCs w:val="18"/>
+              </w:rPr>
+              <w:t xml:space="preserve">r﻿e﻿q﻿u﻿e﻿s﻿t s﻿e﻿r﻿v﻿i﻿c﻿e</w:t>
+            </w:r>
+          </w:p>
+        </w:tc>
+        <w:tc>
+          <w:tcPr/>
+          <w:p>
+            <w:pPr>
+              <w:pStyle w:val="TableText"/>
+              <w:jc w:val="left"/>
+              <w:spacing w:before="0" w:after="0" w:line="320" w:lineRule="exact"/>
+            </w:pPr>
+            <w:r>
+              <w:rPr>
+                <w:rFonts w:ascii="Calibri" w:hAnsi="Calibri" w:eastAsia="Microsoft YaHei" w:cs="Calibri"/>
+                <w:sz w:val="18"/>
+                <w:szCs w:val="18"/>
+              </w:rPr>
+              <w:t xml:space="preserve">C﻿H﻿I d﻿a﻿t﻿a/r﻿e﻿s﻿p﻿o﻿n﻿s﻿e</w:t>
+            </w:r>
+          </w:p>
+        </w:tc>
+      </w:tr>
+      <w:tr>
+        <w:trPr>
+          <w:cantSplit/>
+        </w:trPr>
+        <w:tc>
+          <w:tcPr/>
+          <w:p>
+            <w:pPr>
+              <w:pStyle w:val="TableText"/>
+              <w:jc w:val="left"/>
+              <w:spacing w:before="0" w:after="0" w:line="320" w:lineRule="exact"/>
+            </w:pPr>
+            <w:r>
+              <w:rPr>
+                <w:rFonts w:ascii="Calibri" w:hAnsi="Calibri" w:eastAsia="Microsoft YaHei" w:cs="Calibri"/>
+                <w:sz w:val="18"/>
+                <w:szCs w:val="18"/>
+              </w:rPr>
+              <w:t xml:space="preserve">U﻿B﻿A﻿d﻿a﻿p﻿t﻿e﻿r</w:t>
+            </w:r>
+          </w:p>
+        </w:tc>
+        <w:tc>
+          <w:tcPr/>
+          <w:p>
+            <w:pPr>
+              <w:pStyle w:val="TableText"/>
+              <w:jc w:val="left"/>
+              <w:spacing w:before="0" w:after="0" w:line="320" w:lineRule="exact"/>
+            </w:pPr>
+            <w:r>
+              <w:rPr>
+                <w:rFonts w:ascii="Calibri" w:hAnsi="Calibri" w:eastAsia="Microsoft YaHei" w:cs="Calibri"/>
+                <w:sz w:val="18"/>
+                <w:szCs w:val="18"/>
+              </w:rPr>
+              <w:t xml:space="preserve">s﻿e﻿n﻿d、r﻿e﻿c﻿e﻿i﻿v﻿e、r﻿e﻿t﻿r﻿y、c﻿a﻿l﻿l﻿b﻿a﻿c﻿k</w:t>
+            </w:r>
+          </w:p>
+        </w:tc>
+        <w:tc>
+          <w:tcPr/>
+          <w:p>
+            <w:pPr>
+              <w:pStyle w:val="TableText"/>
+              <w:jc w:val="left"/>
+              <w:spacing w:before="0" w:after="0" w:line="320" w:lineRule="exact"/>
+            </w:pPr>
+            <w:r>
+              <w:rPr>
+                <w:rFonts w:ascii="Calibri" w:hAnsi="Calibri" w:eastAsia="Microsoft YaHei" w:cs="Calibri"/>
+                <w:sz w:val="18"/>
+                <w:szCs w:val="18"/>
+              </w:rPr>
+              <w:t xml:space="preserve">O﻿u﻿t﻿e﻿r m﻿e﻿s﻿s﻿a﻿g﻿e、l﻿o﻿c﻿a﻿l c﻿o﻿m﻿p﻿l﻿e﻿t﻿i﻿o﻿n</w:t>
             </w:r>
           </w:p>
         </w:tc>
@@ -12391,10 +12424,10 @@
         <w:tblW w:w="5000" w:type="pct"/>
         <w:tblLayout w:type="autofit"/>
         <w:tblCellMar>
-          <w:top w:w="60" w:type="dxa"/>
-          <w:left w:w="90" w:type="dxa"/>
-          <w:bottom w:w="60" w:type="dxa"/>
-          <w:right w:w="90" w:type="dxa"/>
+          <w:top w:w="0" w:type="dxa"/>
+          <w:left w:w="45" w:type="dxa"/>
+          <w:bottom w:w="0" w:type="dxa"/>
+          <w:right w:w="45" w:type="dxa"/>
         </w:tblCellMar>
       </w:tblPr>
       <w:tr>
@@ -12408,16 +12441,16 @@
           </w:tcPr>
           <w:p>
             <w:pPr>
-              <w:pStyle w:val="TableText"/>
-              <w:jc w:val="left"/>
-              <w:spacing w:before="0" w:after="0" w:line="320" w:lineRule="exact"/>
+              <w:pStyle w:val="CompactGlossaryText"/>
+              <w:jc w:val="left"/>
+              <w:spacing w:before="0" w:after="0" w:line="220" w:lineRule="exact"/>
             </w:pPr>
             <w:r>
               <w:rPr>
                 <w:rFonts w:ascii="Calibri" w:hAnsi="Calibri" w:eastAsia="SimHei" w:cs="Calibri"/>
                 <w:b/>
-                <w:sz w:val="18"/>
-                <w:szCs w:val="18"/>
+                <w:sz w:val="16"/>
+                <w:szCs w:val="16"/>
               </w:rPr>
               <w:t xml:space="preserve">术语</w:t>
             </w:r>
@@ -12429,16 +12462,16 @@
           </w:tcPr>
           <w:p>
             <w:pPr>
-              <w:pStyle w:val="TableText"/>
-              <w:jc w:val="left"/>
-              <w:spacing w:before="0" w:after="0" w:line="320" w:lineRule="exact"/>
+              <w:pStyle w:val="CompactGlossaryText"/>
+              <w:jc w:val="left"/>
+              <w:spacing w:before="0" w:after="0" w:line="220" w:lineRule="exact"/>
             </w:pPr>
             <w:r>
               <w:rPr>
                 <w:rFonts w:ascii="Calibri" w:hAnsi="Calibri" w:eastAsia="SimHei" w:cs="Calibri"/>
                 <w:b/>
-                <w:sz w:val="18"/>
-                <w:szCs w:val="18"/>
+                <w:sz w:val="16"/>
+                <w:szCs w:val="16"/>
               </w:rPr>
               <w:t xml:space="preserve">说明</w:t>
             </w:r>
@@ -12453,33 +12486,33 @@
           <w:tcPr/>
           <w:p>
             <w:pPr>
-              <w:pStyle w:val="TableText"/>
-              <w:jc w:val="left"/>
-              <w:spacing w:before="0" w:after="0" w:line="320" w:lineRule="exact"/>
-            </w:pPr>
-            <w:r>
-              <w:rPr>
-                <w:rFonts w:ascii="Calibri" w:hAnsi="Calibri" w:eastAsia="Microsoft YaHei" w:cs="Calibri"/>
-                <w:sz w:val="18"/>
-                <w:szCs w:val="18"/>
-              </w:rPr>
-              <w:t xml:space="preserve">UBCC</w:t>
-            </w:r>
-          </w:p>
-        </w:tc>
-        <w:tc>
-          <w:tcPr/>
-          <w:p>
-            <w:pPr>
-              <w:pStyle w:val="TableText"/>
-              <w:jc w:val="left"/>
-              <w:spacing w:before="0" w:after="0" w:line="320" w:lineRule="exact"/>
-            </w:pPr>
-            <w:r>
-              <w:rPr>
-                <w:rFonts w:ascii="Calibri" w:hAnsi="Calibri" w:eastAsia="Microsoft YaHei" w:cs="Calibri"/>
-                <w:sz w:val="18"/>
-                <w:szCs w:val="18"/>
+              <w:pStyle w:val="CompactGlossaryText"/>
+              <w:jc w:val="left"/>
+              <w:spacing w:before="0" w:after="0" w:line="220" w:lineRule="exact"/>
+            </w:pPr>
+            <w:r>
+              <w:rPr>
+                <w:rFonts w:ascii="Calibri" w:hAnsi="Calibri" w:eastAsia="Microsoft YaHei" w:cs="Calibri"/>
+                <w:sz w:val="16"/>
+                <w:szCs w:val="16"/>
+              </w:rPr>
+              <w:t xml:space="preserve">U﻿B﻿C﻿C</w:t>
+            </w:r>
+          </w:p>
+        </w:tc>
+        <w:tc>
+          <w:tcPr/>
+          <w:p>
+            <w:pPr>
+              <w:pStyle w:val="CompactGlossaryText"/>
+              <w:jc w:val="left"/>
+              <w:spacing w:before="0" w:after="0" w:line="220" w:lineRule="exact"/>
+            </w:pPr>
+            <w:r>
+              <w:rPr>
+                <w:rFonts w:ascii="Calibri" w:hAnsi="Calibri" w:eastAsia="Microsoft YaHei" w:cs="Calibri"/>
+                <w:sz w:val="16"/>
+                <w:szCs w:val="16"/>
               </w:rPr>
               <w:t xml:space="preserve">跨节点缓存一致性方案及全局目录控制器</w:t>
             </w:r>
@@ -12494,56 +12527,56 @@
           <w:tcPr/>
           <w:p>
             <w:pPr>
-              <w:pStyle w:val="TableText"/>
-              <w:jc w:val="left"/>
-              <w:spacing w:before="0" w:after="0" w:line="320" w:lineRule="exact"/>
-            </w:pPr>
-            <w:r>
-              <w:rPr>
-                <w:rFonts w:ascii="Calibri" w:hAnsi="Calibri" w:eastAsia="Microsoft YaHei" w:cs="Calibri"/>
-                <w:sz w:val="18"/>
-                <w:szCs w:val="18"/>
-              </w:rPr>
-              <w:t xml:space="preserve">HA-VI</w:t>
-            </w:r>
-          </w:p>
-        </w:tc>
-        <w:tc>
-          <w:tcPr/>
-          <w:p>
-            <w:pPr>
-              <w:pStyle w:val="TableText"/>
-              <w:jc w:val="left"/>
-              <w:spacing w:before="0" w:after="0" w:line="320" w:lineRule="exact"/>
-            </w:pPr>
-            <w:r>
-              <w:rPr>
-                <w:rFonts w:ascii="Calibri" w:hAnsi="Calibri" w:eastAsia="Microsoft YaHei" w:cs="Calibri"/>
-                <w:sz w:val="18"/>
-                <w:szCs w:val="18"/>
-              </w:rPr>
-              <w:t xml:space="preserve">指标 3 使用的 VI 协议可执行参考模型</w:t>
-            </w:r>
-          </w:p>
-        </w:tc>
-      </w:tr>
-      <w:tr>
-        <w:trPr>
-          <w:cantSplit/>
-        </w:trPr>
-        <w:tc>
-          <w:tcPr/>
-          <w:p>
-            <w:pPr>
-              <w:pStyle w:val="TableText"/>
-              <w:jc w:val="left"/>
-              <w:spacing w:before="0" w:after="0" w:line="320" w:lineRule="exact"/>
-            </w:pPr>
-            <w:r>
-              <w:rPr>
-                <w:rFonts w:ascii="Calibri" w:hAnsi="Calibri" w:eastAsia="Microsoft YaHei" w:cs="Calibri"/>
-                <w:sz w:val="18"/>
-                <w:szCs w:val="18"/>
+              <w:pStyle w:val="CompactGlossaryText"/>
+              <w:jc w:val="left"/>
+              <w:spacing w:before="0" w:after="0" w:line="220" w:lineRule="exact"/>
+            </w:pPr>
+            <w:r>
+              <w:rPr>
+                <w:rFonts w:ascii="Calibri" w:hAnsi="Calibri" w:eastAsia="Microsoft YaHei" w:cs="Calibri"/>
+                <w:sz w:val="16"/>
+                <w:szCs w:val="16"/>
+              </w:rPr>
+              <w:t xml:space="preserve">H﻿A﻿-﻿V﻿I</w:t>
+            </w:r>
+          </w:p>
+        </w:tc>
+        <w:tc>
+          <w:tcPr/>
+          <w:p>
+            <w:pPr>
+              <w:pStyle w:val="CompactGlossaryText"/>
+              <w:jc w:val="left"/>
+              <w:spacing w:before="0" w:after="0" w:line="220" w:lineRule="exact"/>
+            </w:pPr>
+            <w:r>
+              <w:rPr>
+                <w:rFonts w:ascii="Calibri" w:hAnsi="Calibri" w:eastAsia="Microsoft YaHei" w:cs="Calibri"/>
+                <w:sz w:val="16"/>
+                <w:szCs w:val="16"/>
+              </w:rPr>
+              <w:t xml:space="preserve">指标 3 使用的 V﻿I 协议可执行参考模型</w:t>
+            </w:r>
+          </w:p>
+        </w:tc>
+      </w:tr>
+      <w:tr>
+        <w:trPr>
+          <w:cantSplit/>
+        </w:trPr>
+        <w:tc>
+          <w:tcPr/>
+          <w:p>
+            <w:pPr>
+              <w:pStyle w:val="CompactGlossaryText"/>
+              <w:jc w:val="left"/>
+              <w:spacing w:before="0" w:after="0" w:line="220" w:lineRule="exact"/>
+            </w:pPr>
+            <w:r>
+              <w:rPr>
+                <w:rFonts w:ascii="Calibri" w:hAnsi="Calibri" w:eastAsia="Microsoft YaHei" w:cs="Calibri"/>
+                <w:sz w:val="16"/>
+                <w:szCs w:val="16"/>
               </w:rPr>
               <w:t xml:space="preserve">可执行参考模型</w:t>
             </w:r>
@@ -12553,56 +12586,56 @@
           <w:tcPr/>
           <w:p>
             <w:pPr>
-              <w:pStyle w:val="TableText"/>
-              <w:jc w:val="left"/>
-              <w:spacing w:before="0" w:after="0" w:line="320" w:lineRule="exact"/>
-            </w:pPr>
-            <w:r>
-              <w:rPr>
-                <w:rFonts w:ascii="Calibri" w:hAnsi="Calibri" w:eastAsia="Microsoft YaHei" w:cs="Calibri"/>
-                <w:sz w:val="18"/>
-                <w:szCs w:val="18"/>
-              </w:rPr>
-              <w:t xml:space="preserve">使用相同 workload、完成边界和冻结参数运行的协议对照模型</w:t>
-            </w:r>
-          </w:p>
-        </w:tc>
-      </w:tr>
-      <w:tr>
-        <w:trPr>
-          <w:cantSplit/>
-        </w:trPr>
-        <w:tc>
-          <w:tcPr/>
-          <w:p>
-            <w:pPr>
-              <w:pStyle w:val="TableText"/>
-              <w:jc w:val="left"/>
-              <w:spacing w:before="0" w:after="0" w:line="320" w:lineRule="exact"/>
-            </w:pPr>
-            <w:r>
-              <w:rPr>
-                <w:rFonts w:ascii="Calibri" w:hAnsi="Calibri" w:eastAsia="Microsoft YaHei" w:cs="Calibri"/>
-                <w:sz w:val="18"/>
-                <w:szCs w:val="18"/>
-              </w:rPr>
-              <w:t xml:space="preserve">Profile</w:t>
-            </w:r>
-          </w:p>
-        </w:tc>
-        <w:tc>
-          <w:tcPr/>
-          <w:p>
-            <w:pPr>
-              <w:pStyle w:val="TableText"/>
-              <w:jc w:val="left"/>
-              <w:spacing w:before="0" w:after="0" w:line="320" w:lineRule="exact"/>
-            </w:pPr>
-            <w:r>
-              <w:rPr>
-                <w:rFonts w:ascii="Calibri" w:hAnsi="Calibri" w:eastAsia="Microsoft YaHei" w:cs="Calibri"/>
-                <w:sz w:val="18"/>
-                <w:szCs w:val="18"/>
+              <w:pStyle w:val="CompactGlossaryText"/>
+              <w:jc w:val="left"/>
+              <w:spacing w:before="0" w:after="0" w:line="220" w:lineRule="exact"/>
+            </w:pPr>
+            <w:r>
+              <w:rPr>
+                <w:rFonts w:ascii="Calibri" w:hAnsi="Calibri" w:eastAsia="Microsoft YaHei" w:cs="Calibri"/>
+                <w:sz w:val="16"/>
+                <w:szCs w:val="16"/>
+              </w:rPr>
+              <w:t xml:space="preserve">使用相同 w﻿o﻿r﻿k﻿l﻿o﻿a﻿d、完成边界和冻结参数运行的协议对照模型</w:t>
+            </w:r>
+          </w:p>
+        </w:tc>
+      </w:tr>
+      <w:tr>
+        <w:trPr>
+          <w:cantSplit/>
+        </w:trPr>
+        <w:tc>
+          <w:tcPr/>
+          <w:p>
+            <w:pPr>
+              <w:pStyle w:val="CompactGlossaryText"/>
+              <w:jc w:val="left"/>
+              <w:spacing w:before="0" w:after="0" w:line="220" w:lineRule="exact"/>
+            </w:pPr>
+            <w:r>
+              <w:rPr>
+                <w:rFonts w:ascii="Calibri" w:hAnsi="Calibri" w:eastAsia="Microsoft YaHei" w:cs="Calibri"/>
+                <w:sz w:val="16"/>
+                <w:szCs w:val="16"/>
+              </w:rPr>
+              <w:t xml:space="preserve">P﻿r﻿o﻿f﻿i﻿l﻿e</w:t>
+            </w:r>
+          </w:p>
+        </w:tc>
+        <w:tc>
+          <w:tcPr/>
+          <w:p>
+            <w:pPr>
+              <w:pStyle w:val="CompactGlossaryText"/>
+              <w:jc w:val="left"/>
+              <w:spacing w:before="0" w:after="0" w:line="220" w:lineRule="exact"/>
+            </w:pPr>
+            <w:r>
+              <w:rPr>
+                <w:rFonts w:ascii="Calibri" w:hAnsi="Calibri" w:eastAsia="Microsoft YaHei" w:cs="Calibri"/>
+                <w:sz w:val="16"/>
+                <w:szCs w:val="16"/>
               </w:rPr>
               <w:t xml:space="preserve">一组冻结的目录策略与协议优化配置</w:t>
             </w:r>
@@ -12617,74 +12650,74 @@
           <w:tcPr/>
           <w:p>
             <w:pPr>
-              <w:pStyle w:val="TableText"/>
-              <w:jc w:val="left"/>
-              <w:spacing w:before="0" w:after="0" w:line="320" w:lineRule="exact"/>
-            </w:pPr>
-            <w:r>
-              <w:rPr>
-                <w:rFonts w:ascii="Calibri" w:hAnsi="Calibri" w:eastAsia="Microsoft YaHei" w:cs="Calibri"/>
-                <w:sz w:val="18"/>
-                <w:szCs w:val="18"/>
-              </w:rPr>
-              <w:t xml:space="preserve">ResidentDir</w:t>
-            </w:r>
-          </w:p>
-        </w:tc>
-        <w:tc>
-          <w:tcPr/>
-          <w:p>
-            <w:pPr>
-              <w:pStyle w:val="TableText"/>
-              <w:jc w:val="left"/>
-              <w:spacing w:before="0" w:after="0" w:line="320" w:lineRule="exact"/>
-            </w:pPr>
-            <w:r>
-              <w:rPr>
-                <w:rFonts w:ascii="Calibri" w:hAnsi="Calibri" w:eastAsia="Microsoft YaHei" w:cs="Calibri"/>
-                <w:sz w:val="18"/>
-                <w:szCs w:val="18"/>
-              </w:rPr>
-              <w:t xml:space="preserve">SRAM 驻留目录</w:t>
-            </w:r>
-          </w:p>
-        </w:tc>
-      </w:tr>
-      <w:tr>
-        <w:trPr>
-          <w:cantSplit/>
-        </w:trPr>
-        <w:tc>
-          <w:tcPr/>
-          <w:p>
-            <w:pPr>
-              <w:pStyle w:val="TableText"/>
-              <w:jc w:val="left"/>
-              <w:spacing w:before="0" w:after="0" w:line="320" w:lineRule="exact"/>
-            </w:pPr>
-            <w:r>
-              <w:rPr>
-                <w:rFonts w:ascii="Calibri" w:hAnsi="Calibri" w:eastAsia="Microsoft YaHei" w:cs="Calibri"/>
-                <w:sz w:val="18"/>
-                <w:szCs w:val="18"/>
-              </w:rPr>
-              <w:t xml:space="preserve">Backstore</w:t>
-            </w:r>
-          </w:p>
-        </w:tc>
-        <w:tc>
-          <w:tcPr/>
-          <w:p>
-            <w:pPr>
-              <w:pStyle w:val="TableText"/>
-              <w:jc w:val="left"/>
-              <w:spacing w:before="0" w:after="0" w:line="320" w:lineRule="exact"/>
-            </w:pPr>
-            <w:r>
-              <w:rPr>
-                <w:rFonts w:ascii="Calibri" w:hAnsi="Calibri" w:eastAsia="Microsoft YaHei" w:cs="Calibri"/>
-                <w:sz w:val="18"/>
-                <w:szCs w:val="18"/>
+              <w:pStyle w:val="CompactGlossaryText"/>
+              <w:jc w:val="left"/>
+              <w:spacing w:before="0" w:after="0" w:line="220" w:lineRule="exact"/>
+            </w:pPr>
+            <w:r>
+              <w:rPr>
+                <w:rFonts w:ascii="Calibri" w:hAnsi="Calibri" w:eastAsia="Microsoft YaHei" w:cs="Calibri"/>
+                <w:sz w:val="16"/>
+                <w:szCs w:val="16"/>
+              </w:rPr>
+              <w:t xml:space="preserve">R﻿e﻿s﻿i﻿d﻿e﻿n﻿t﻿D﻿i﻿r</w:t>
+            </w:r>
+          </w:p>
+        </w:tc>
+        <w:tc>
+          <w:tcPr/>
+          <w:p>
+            <w:pPr>
+              <w:pStyle w:val="CompactGlossaryText"/>
+              <w:jc w:val="left"/>
+              <w:spacing w:before="0" w:after="0" w:line="220" w:lineRule="exact"/>
+            </w:pPr>
+            <w:r>
+              <w:rPr>
+                <w:rFonts w:ascii="Calibri" w:hAnsi="Calibri" w:eastAsia="Microsoft YaHei" w:cs="Calibri"/>
+                <w:sz w:val="16"/>
+                <w:szCs w:val="16"/>
+              </w:rPr>
+              <w:t xml:space="preserve">S﻿R﻿A﻿M 驻留目录</w:t>
+            </w:r>
+          </w:p>
+        </w:tc>
+      </w:tr>
+      <w:tr>
+        <w:trPr>
+          <w:cantSplit/>
+        </w:trPr>
+        <w:tc>
+          <w:tcPr/>
+          <w:p>
+            <w:pPr>
+              <w:pStyle w:val="CompactGlossaryText"/>
+              <w:jc w:val="left"/>
+              <w:spacing w:before="0" w:after="0" w:line="220" w:lineRule="exact"/>
+            </w:pPr>
+            <w:r>
+              <w:rPr>
+                <w:rFonts w:ascii="Calibri" w:hAnsi="Calibri" w:eastAsia="Microsoft YaHei" w:cs="Calibri"/>
+                <w:sz w:val="16"/>
+                <w:szCs w:val="16"/>
+              </w:rPr>
+              <w:t xml:space="preserve">B﻿a﻿c﻿k﻿s﻿t﻿o﻿r﻿e</w:t>
+            </w:r>
+          </w:p>
+        </w:tc>
+        <w:tc>
+          <w:tcPr/>
+          <w:p>
+            <w:pPr>
+              <w:pStyle w:val="CompactGlossaryText"/>
+              <w:jc w:val="left"/>
+              <w:spacing w:before="0" w:after="0" w:line="220" w:lineRule="exact"/>
+            </w:pPr>
+            <w:r>
+              <w:rPr>
+                <w:rFonts w:ascii="Calibri" w:hAnsi="Calibri" w:eastAsia="Microsoft YaHei" w:cs="Calibri"/>
+                <w:sz w:val="16"/>
+                <w:szCs w:val="16"/>
               </w:rPr>
               <w:t xml:space="preserve">冷目录元数据的后备存储</w:t>
             </w:r>
@@ -12699,15 +12732,15 @@
           <w:tcPr/>
           <w:p>
             <w:pPr>
-              <w:pStyle w:val="TableText"/>
-              <w:jc w:val="left"/>
-              <w:spacing w:before="0" w:after="0" w:line="320" w:lineRule="exact"/>
-            </w:pPr>
-            <w:r>
-              <w:rPr>
-                <w:rFonts w:ascii="Calibri" w:hAnsi="Calibri" w:eastAsia="Microsoft YaHei" w:cs="Calibri"/>
-                <w:sz w:val="18"/>
-                <w:szCs w:val="18"/>
+              <w:pStyle w:val="CompactGlossaryText"/>
+              <w:jc w:val="left"/>
+              <w:spacing w:before="0" w:after="0" w:line="220" w:lineRule="exact"/>
+            </w:pPr>
+            <w:r>
+              <w:rPr>
+                <w:rFonts w:ascii="Calibri" w:hAnsi="Calibri" w:eastAsia="Microsoft YaHei" w:cs="Calibri"/>
+                <w:sz w:val="16"/>
+                <w:szCs w:val="16"/>
               </w:rPr>
               <w:t xml:space="preserve">等效追踪容量</w:t>
             </w:r>
@@ -12717,161 +12750,161 @@
           <w:tcPr/>
           <w:p>
             <w:pPr>
-              <w:pStyle w:val="TableText"/>
-              <w:jc w:val="left"/>
-              <w:spacing w:before="0" w:after="0" w:line="320" w:lineRule="exact"/>
-            </w:pPr>
-            <w:r>
-              <w:rPr>
-                <w:rFonts w:ascii="Calibri" w:hAnsi="Calibri" w:eastAsia="Microsoft YaHei" w:cs="Calibri"/>
-                <w:sz w:val="18"/>
-                <w:szCs w:val="18"/>
-              </w:rPr>
-              <w:t xml:space="preserve">ResidentDir 与持久化 Backstore 元数据的去重覆盖量</w:t>
-            </w:r>
-          </w:p>
-        </w:tc>
-      </w:tr>
-      <w:tr>
-        <w:trPr>
-          <w:cantSplit/>
-        </w:trPr>
-        <w:tc>
-          <w:tcPr/>
-          <w:p>
-            <w:pPr>
-              <w:pStyle w:val="TableText"/>
-              <w:jc w:val="left"/>
-              <w:spacing w:before="0" w:after="0" w:line="320" w:lineRule="exact"/>
-            </w:pPr>
-            <w:r>
-              <w:rPr>
-                <w:rFonts w:ascii="Calibri" w:hAnsi="Calibri" w:eastAsia="Microsoft YaHei" w:cs="Calibri"/>
-                <w:sz w:val="18"/>
-                <w:szCs w:val="18"/>
-              </w:rPr>
-              <w:t xml:space="preserve">naive</w:t>
-            </w:r>
-          </w:p>
-        </w:tc>
-        <w:tc>
-          <w:tcPr/>
-          <w:p>
-            <w:pPr>
-              <w:pStyle w:val="TableText"/>
-              <w:jc w:val="left"/>
-              <w:spacing w:before="0" w:after="0" w:line="320" w:lineRule="exact"/>
-            </w:pPr>
-            <w:r>
-              <w:rPr>
-                <w:rFonts w:ascii="Calibri" w:hAnsi="Calibri" w:eastAsia="Microsoft YaHei" w:cs="Calibri"/>
-                <w:sz w:val="18"/>
-                <w:szCs w:val="18"/>
-              </w:rPr>
-              <w:t xml:space="preserve">不使用 Backstore 容量扩展和时延优化的基线 profile</w:t>
-            </w:r>
-          </w:p>
-        </w:tc>
-      </w:tr>
-      <w:tr>
-        <w:trPr>
-          <w:cantSplit/>
-        </w:trPr>
-        <w:tc>
-          <w:tcPr/>
-          <w:p>
-            <w:pPr>
-              <w:pStyle w:val="TableText"/>
-              <w:jc w:val="left"/>
-              <w:spacing w:before="0" w:after="0" w:line="320" w:lineRule="exact"/>
-            </w:pPr>
-            <w:r>
-              <w:rPr>
-                <w:rFonts w:ascii="Calibri" w:hAnsi="Calibri" w:eastAsia="Microsoft YaHei" w:cs="Calibri"/>
-                <w:sz w:val="18"/>
-                <w:szCs w:val="18"/>
-              </w:rPr>
-              <w:t xml:space="preserve">spill-noopt</w:t>
-            </w:r>
-          </w:p>
-        </w:tc>
-        <w:tc>
-          <w:tcPr/>
-          <w:p>
-            <w:pPr>
-              <w:pStyle w:val="TableText"/>
-              <w:jc w:val="left"/>
-              <w:spacing w:before="0" w:after="0" w:line="320" w:lineRule="exact"/>
-            </w:pPr>
-            <w:r>
-              <w:rPr>
-                <w:rFonts w:ascii="Calibri" w:hAnsi="Calibri" w:eastAsia="Microsoft YaHei" w:cs="Calibri"/>
-                <w:sz w:val="18"/>
-                <w:szCs w:val="18"/>
-              </w:rPr>
-              <w:t xml:space="preserve">使用 Backstore、关闭时延优化的 profile</w:t>
-            </w:r>
-          </w:p>
-        </w:tc>
-      </w:tr>
-      <w:tr>
-        <w:trPr>
-          <w:cantSplit/>
-        </w:trPr>
-        <w:tc>
-          <w:tcPr/>
-          <w:p>
-            <w:pPr>
-              <w:pStyle w:val="TableText"/>
-              <w:jc w:val="left"/>
-              <w:spacing w:before="0" w:after="0" w:line="320" w:lineRule="exact"/>
-            </w:pPr>
-            <w:r>
-              <w:rPr>
-                <w:rFonts w:ascii="Calibri" w:hAnsi="Calibri" w:eastAsia="Microsoft YaHei" w:cs="Calibri"/>
-                <w:sz w:val="18"/>
-                <w:szCs w:val="18"/>
-              </w:rPr>
-              <w:t xml:space="preserve">optimized</w:t>
-            </w:r>
-          </w:p>
-        </w:tc>
-        <w:tc>
-          <w:tcPr/>
-          <w:p>
-            <w:pPr>
-              <w:pStyle w:val="TableText"/>
-              <w:jc w:val="left"/>
-              <w:spacing w:before="0" w:after="0" w:line="320" w:lineRule="exact"/>
-            </w:pPr>
-            <w:r>
-              <w:rPr>
-                <w:rFonts w:ascii="Calibri" w:hAnsi="Calibri" w:eastAsia="Microsoft YaHei" w:cs="Calibri"/>
-                <w:sz w:val="18"/>
-                <w:szCs w:val="18"/>
-              </w:rPr>
-              <w:t xml:space="preserve">使用 Backstore 并启用时延优化的 profile</w:t>
-            </w:r>
-          </w:p>
-        </w:tc>
-      </w:tr>
-      <w:tr>
-        <w:trPr>
-          <w:cantSplit/>
-        </w:trPr>
-        <w:tc>
-          <w:tcPr/>
-          <w:p>
-            <w:pPr>
-              <w:pStyle w:val="TableText"/>
-              <w:jc w:val="left"/>
-              <w:spacing w:before="0" w:after="0" w:line="320" w:lineRule="exact"/>
-            </w:pPr>
-            <w:r>
-              <w:rPr>
-                <w:rFonts w:ascii="Calibri" w:hAnsi="Calibri" w:eastAsia="Microsoft YaHei" w:cs="Calibri"/>
-                <w:sz w:val="18"/>
-                <w:szCs w:val="18"/>
+              <w:pStyle w:val="CompactGlossaryText"/>
+              <w:jc w:val="left"/>
+              <w:spacing w:before="0" w:after="0" w:line="220" w:lineRule="exact"/>
+            </w:pPr>
+            <w:r>
+              <w:rPr>
+                <w:rFonts w:ascii="Calibri" w:hAnsi="Calibri" w:eastAsia="Microsoft YaHei" w:cs="Calibri"/>
+                <w:sz w:val="16"/>
+                <w:szCs w:val="16"/>
+              </w:rPr>
+              <w:t xml:space="preserve">R﻿e﻿s﻿i﻿d﻿e﻿n﻿t﻿D﻿i﻿r 与持久化 B﻿a﻿c﻿k﻿s﻿t﻿o﻿r﻿e 元数据的去重覆盖量</w:t>
+            </w:r>
+          </w:p>
+        </w:tc>
+      </w:tr>
+      <w:tr>
+        <w:trPr>
+          <w:cantSplit/>
+        </w:trPr>
+        <w:tc>
+          <w:tcPr/>
+          <w:p>
+            <w:pPr>
+              <w:pStyle w:val="CompactGlossaryText"/>
+              <w:jc w:val="left"/>
+              <w:spacing w:before="0" w:after="0" w:line="220" w:lineRule="exact"/>
+            </w:pPr>
+            <w:r>
+              <w:rPr>
+                <w:rFonts w:ascii="Calibri" w:hAnsi="Calibri" w:eastAsia="Microsoft YaHei" w:cs="Calibri"/>
+                <w:sz w:val="16"/>
+                <w:szCs w:val="16"/>
+              </w:rPr>
+              <w:t xml:space="preserve">n﻿a﻿i﻿v﻿e</w:t>
+            </w:r>
+          </w:p>
+        </w:tc>
+        <w:tc>
+          <w:tcPr/>
+          <w:p>
+            <w:pPr>
+              <w:pStyle w:val="CompactGlossaryText"/>
+              <w:jc w:val="left"/>
+              <w:spacing w:before="0" w:after="0" w:line="220" w:lineRule="exact"/>
+            </w:pPr>
+            <w:r>
+              <w:rPr>
+                <w:rFonts w:ascii="Calibri" w:hAnsi="Calibri" w:eastAsia="Microsoft YaHei" w:cs="Calibri"/>
+                <w:sz w:val="16"/>
+                <w:szCs w:val="16"/>
+              </w:rPr>
+              <w:t xml:space="preserve">不使用 B﻿a﻿c﻿k﻿s﻿t﻿o﻿r﻿e 容量扩展和时延优化的基线 p﻿r﻿o﻿f﻿i﻿l﻿e</w:t>
+            </w:r>
+          </w:p>
+        </w:tc>
+      </w:tr>
+      <w:tr>
+        <w:trPr>
+          <w:cantSplit/>
+        </w:trPr>
+        <w:tc>
+          <w:tcPr/>
+          <w:p>
+            <w:pPr>
+              <w:pStyle w:val="CompactGlossaryText"/>
+              <w:jc w:val="left"/>
+              <w:spacing w:before="0" w:after="0" w:line="220" w:lineRule="exact"/>
+            </w:pPr>
+            <w:r>
+              <w:rPr>
+                <w:rFonts w:ascii="Calibri" w:hAnsi="Calibri" w:eastAsia="Microsoft YaHei" w:cs="Calibri"/>
+                <w:sz w:val="16"/>
+                <w:szCs w:val="16"/>
+              </w:rPr>
+              <w:t xml:space="preserve">s﻿p﻿i﻿l﻿l﻿-﻿n﻿o﻿o﻿p﻿t</w:t>
+            </w:r>
+          </w:p>
+        </w:tc>
+        <w:tc>
+          <w:tcPr/>
+          <w:p>
+            <w:pPr>
+              <w:pStyle w:val="CompactGlossaryText"/>
+              <w:jc w:val="left"/>
+              <w:spacing w:before="0" w:after="0" w:line="220" w:lineRule="exact"/>
+            </w:pPr>
+            <w:r>
+              <w:rPr>
+                <w:rFonts w:ascii="Calibri" w:hAnsi="Calibri" w:eastAsia="Microsoft YaHei" w:cs="Calibri"/>
+                <w:sz w:val="16"/>
+                <w:szCs w:val="16"/>
+              </w:rPr>
+              <w:t xml:space="preserve">使用 B﻿a﻿c﻿k﻿s﻿t﻿o﻿r﻿e、关闭时延优化的 p﻿r﻿o﻿f﻿i﻿l﻿e</w:t>
+            </w:r>
+          </w:p>
+        </w:tc>
+      </w:tr>
+      <w:tr>
+        <w:trPr>
+          <w:cantSplit/>
+        </w:trPr>
+        <w:tc>
+          <w:tcPr/>
+          <w:p>
+            <w:pPr>
+              <w:pStyle w:val="CompactGlossaryText"/>
+              <w:jc w:val="left"/>
+              <w:spacing w:before="0" w:after="0" w:line="220" w:lineRule="exact"/>
+            </w:pPr>
+            <w:r>
+              <w:rPr>
+                <w:rFonts w:ascii="Calibri" w:hAnsi="Calibri" w:eastAsia="Microsoft YaHei" w:cs="Calibri"/>
+                <w:sz w:val="16"/>
+                <w:szCs w:val="16"/>
+              </w:rPr>
+              <w:t xml:space="preserve">o﻿p﻿t﻿i﻿m﻿i﻿z﻿e﻿d</w:t>
+            </w:r>
+          </w:p>
+        </w:tc>
+        <w:tc>
+          <w:tcPr/>
+          <w:p>
+            <w:pPr>
+              <w:pStyle w:val="CompactGlossaryText"/>
+              <w:jc w:val="left"/>
+              <w:spacing w:before="0" w:after="0" w:line="220" w:lineRule="exact"/>
+            </w:pPr>
+            <w:r>
+              <w:rPr>
+                <w:rFonts w:ascii="Calibri" w:hAnsi="Calibri" w:eastAsia="Microsoft YaHei" w:cs="Calibri"/>
+                <w:sz w:val="16"/>
+                <w:szCs w:val="16"/>
+              </w:rPr>
+              <w:t xml:space="preserve">使用 B﻿a﻿c﻿k﻿s﻿t﻿o﻿r﻿e 并启用时延优化的 p﻿r﻿o﻿f﻿i﻿l﻿e</w:t>
+            </w:r>
+          </w:p>
+        </w:tc>
+      </w:tr>
+      <w:tr>
+        <w:trPr>
+          <w:cantSplit/>
+        </w:trPr>
+        <w:tc>
+          <w:tcPr/>
+          <w:p>
+            <w:pPr>
+              <w:pStyle w:val="CompactGlossaryText"/>
+              <w:jc w:val="left"/>
+              <w:spacing w:before="0" w:after="0" w:line="220" w:lineRule="exact"/>
+            </w:pPr>
+            <w:r>
+              <w:rPr>
+                <w:rFonts w:ascii="Calibri" w:hAnsi="Calibri" w:eastAsia="Microsoft YaHei" w:cs="Calibri"/>
+                <w:sz w:val="16"/>
+                <w:szCs w:val="16"/>
               </w:rPr>
               <w:t xml:space="preserve">核心场景组</w:t>
             </w:r>
@@ -12881,38 +12914,38 @@
           <w:tcPr/>
           <w:p>
             <w:pPr>
-              <w:pStyle w:val="TableText"/>
-              <w:jc w:val="left"/>
-              <w:spacing w:before="0" w:after="0" w:line="320" w:lineRule="exact"/>
-            </w:pPr>
-            <w:r>
-              <w:rPr>
-                <w:rFonts w:ascii="Calibri" w:hAnsi="Calibri" w:eastAsia="Microsoft YaHei" w:cs="Calibri"/>
-                <w:sz w:val="18"/>
-                <w:szCs w:val="18"/>
-              </w:rPr>
-              <w:t xml:space="preserve">TC228-TC230 等权聚合</w:t>
-            </w:r>
-          </w:p>
-        </w:tc>
-      </w:tr>
-      <w:tr>
-        <w:trPr>
-          <w:cantSplit/>
-        </w:trPr>
-        <w:tc>
-          <w:tcPr/>
-          <w:p>
-            <w:pPr>
-              <w:pStyle w:val="TableText"/>
-              <w:jc w:val="left"/>
-              <w:spacing w:before="0" w:after="0" w:line="320" w:lineRule="exact"/>
-            </w:pPr>
-            <w:r>
-              <w:rPr>
-                <w:rFonts w:ascii="Calibri" w:hAnsi="Calibri" w:eastAsia="Microsoft YaHei" w:cs="Calibri"/>
-                <w:sz w:val="18"/>
-                <w:szCs w:val="18"/>
+              <w:pStyle w:val="CompactGlossaryText"/>
+              <w:jc w:val="left"/>
+              <w:spacing w:before="0" w:after="0" w:line="220" w:lineRule="exact"/>
+            </w:pPr>
+            <w:r>
+              <w:rPr>
+                <w:rFonts w:ascii="Calibri" w:hAnsi="Calibri" w:eastAsia="Microsoft YaHei" w:cs="Calibri"/>
+                <w:sz w:val="16"/>
+                <w:szCs w:val="16"/>
+              </w:rPr>
+              <w:t xml:space="preserve">T﻿C﻿2﻿2﻿8﻿-﻿T﻿C﻿2﻿3﻿0 等权聚合</w:t>
+            </w:r>
+          </w:p>
+        </w:tc>
+      </w:tr>
+      <w:tr>
+        <w:trPr>
+          <w:cantSplit/>
+        </w:trPr>
+        <w:tc>
+          <w:tcPr/>
+          <w:p>
+            <w:pPr>
+              <w:pStyle w:val="CompactGlossaryText"/>
+              <w:jc w:val="left"/>
+              <w:spacing w:before="0" w:after="0" w:line="220" w:lineRule="exact"/>
+            </w:pPr>
+            <w:r>
+              <w:rPr>
+                <w:rFonts w:ascii="Calibri" w:hAnsi="Calibri" w:eastAsia="Microsoft YaHei" w:cs="Calibri"/>
+                <w:sz w:val="16"/>
+                <w:szCs w:val="16"/>
               </w:rPr>
               <w:t xml:space="preserve">代表场景组</w:t>
             </w:r>
@@ -12922,38 +12955,38 @@
           <w:tcPr/>
           <w:p>
             <w:pPr>
-              <w:pStyle w:val="TableText"/>
-              <w:jc w:val="left"/>
-              <w:spacing w:before="0" w:after="0" w:line="320" w:lineRule="exact"/>
-            </w:pPr>
-            <w:r>
-              <w:rPr>
-                <w:rFonts w:ascii="Calibri" w:hAnsi="Calibri" w:eastAsia="Microsoft YaHei" w:cs="Calibri"/>
-                <w:sz w:val="18"/>
-                <w:szCs w:val="18"/>
-              </w:rPr>
-              <w:t xml:space="preserve">TC231-TC235 按冻结主值等权聚合</w:t>
-            </w:r>
-          </w:p>
-        </w:tc>
-      </w:tr>
-      <w:tr>
-        <w:trPr>
-          <w:cantSplit/>
-        </w:trPr>
-        <w:tc>
-          <w:tcPr/>
-          <w:p>
-            <w:pPr>
-              <w:pStyle w:val="TableText"/>
-              <w:jc w:val="left"/>
-              <w:spacing w:before="0" w:after="0" w:line="320" w:lineRule="exact"/>
-            </w:pPr>
-            <w:r>
-              <w:rPr>
-                <w:rFonts w:ascii="Calibri" w:hAnsi="Calibri" w:eastAsia="Microsoft YaHei" w:cs="Calibri"/>
-                <w:sz w:val="18"/>
-                <w:szCs w:val="18"/>
+              <w:pStyle w:val="CompactGlossaryText"/>
+              <w:jc w:val="left"/>
+              <w:spacing w:before="0" w:after="0" w:line="220" w:lineRule="exact"/>
+            </w:pPr>
+            <w:r>
+              <w:rPr>
+                <w:rFonts w:ascii="Calibri" w:hAnsi="Calibri" w:eastAsia="Microsoft YaHei" w:cs="Calibri"/>
+                <w:sz w:val="16"/>
+                <w:szCs w:val="16"/>
+              </w:rPr>
+              <w:t xml:space="preserve">T﻿C﻿2﻿3﻿1﻿-﻿T﻿C﻿2﻿3﻿5 按冻结主值等权聚合</w:t>
+            </w:r>
+          </w:p>
+        </w:tc>
+      </w:tr>
+      <w:tr>
+        <w:trPr>
+          <w:cantSplit/>
+        </w:trPr>
+        <w:tc>
+          <w:tcPr/>
+          <w:p>
+            <w:pPr>
+              <w:pStyle w:val="CompactGlossaryText"/>
+              <w:jc w:val="left"/>
+              <w:spacing w:before="0" w:after="0" w:line="220" w:lineRule="exact"/>
+            </w:pPr>
+            <w:r>
+              <w:rPr>
+                <w:rFonts w:ascii="Calibri" w:hAnsi="Calibri" w:eastAsia="Microsoft YaHei" w:cs="Calibri"/>
+                <w:sz w:val="16"/>
+                <w:szCs w:val="16"/>
               </w:rPr>
               <w:t xml:space="preserve">单向完成语义</w:t>
             </w:r>
@@ -12963,38 +12996,38 @@
           <w:tcPr/>
           <w:p>
             <w:pPr>
-              <w:pStyle w:val="TableText"/>
-              <w:jc w:val="left"/>
-              <w:spacing w:before="0" w:after="0" w:line="320" w:lineRule="exact"/>
-            </w:pPr>
-            <w:r>
-              <w:rPr>
-                <w:rFonts w:ascii="Calibri" w:hAnsi="Calibri" w:eastAsia="Microsoft YaHei" w:cs="Calibri"/>
-                <w:sz w:val="18"/>
-                <w:szCs w:val="18"/>
-              </w:rPr>
-              <w:t xml:space="preserve">根操作不以同步 ClearResp 作为完成条件的语义</w:t>
-            </w:r>
-          </w:p>
-        </w:tc>
-      </w:tr>
-      <w:tr>
-        <w:trPr>
-          <w:cantSplit/>
-        </w:trPr>
-        <w:tc>
-          <w:tcPr/>
-          <w:p>
-            <w:pPr>
-              <w:pStyle w:val="TableText"/>
-              <w:jc w:val="left"/>
-              <w:spacing w:before="0" w:after="0" w:line="320" w:lineRule="exact"/>
-            </w:pPr>
-            <w:r>
-              <w:rPr>
-                <w:rFonts w:ascii="Calibri" w:hAnsi="Calibri" w:eastAsia="Microsoft YaHei" w:cs="Calibri"/>
-                <w:sz w:val="18"/>
-                <w:szCs w:val="18"/>
+              <w:pStyle w:val="CompactGlossaryText"/>
+              <w:jc w:val="left"/>
+              <w:spacing w:before="0" w:after="0" w:line="220" w:lineRule="exact"/>
+            </w:pPr>
+            <w:r>
+              <w:rPr>
+                <w:rFonts w:ascii="Calibri" w:hAnsi="Calibri" w:eastAsia="Microsoft YaHei" w:cs="Calibri"/>
+                <w:sz w:val="16"/>
+                <w:szCs w:val="16"/>
+              </w:rPr>
+              <w:t xml:space="preserve">根操作不以同步 C﻿l﻿e﻿a﻿r﻿R﻿e﻿s﻿p 作为完成条件的语义</w:t>
+            </w:r>
+          </w:p>
+        </w:tc>
+      </w:tr>
+      <w:tr>
+        <w:trPr>
+          <w:cantSplit/>
+        </w:trPr>
+        <w:tc>
+          <w:tcPr/>
+          <w:p>
+            <w:pPr>
+              <w:pStyle w:val="CompactGlossaryText"/>
+              <w:jc w:val="left"/>
+              <w:spacing w:before="0" w:after="0" w:line="220" w:lineRule="exact"/>
+            </w:pPr>
+            <w:r>
+              <w:rPr>
+                <w:rFonts w:ascii="Calibri" w:hAnsi="Calibri" w:eastAsia="Microsoft YaHei" w:cs="Calibri"/>
+                <w:sz w:val="16"/>
+                <w:szCs w:val="16"/>
               </w:rPr>
               <w:t xml:space="preserve">配对运行</w:t>
             </w:r>
@@ -13004,38 +13037,38 @@
           <w:tcPr/>
           <w:p>
             <w:pPr>
-              <w:pStyle w:val="TableText"/>
-              <w:jc w:val="left"/>
-              <w:spacing w:before="0" w:after="0" w:line="320" w:lineRule="exact"/>
-            </w:pPr>
-            <w:r>
-              <w:rPr>
-                <w:rFonts w:ascii="Calibri" w:hAnsi="Calibri" w:eastAsia="Microsoft YaHei" w:cs="Calibri"/>
-                <w:sz w:val="18"/>
-                <w:szCs w:val="18"/>
-              </w:rPr>
-              <w:t xml:space="preserve">UBCC 与 HA-VI 使用相同输入和冻结条件的成对运行</w:t>
-            </w:r>
-          </w:p>
-        </w:tc>
-      </w:tr>
-      <w:tr>
-        <w:trPr>
-          <w:cantSplit/>
-        </w:trPr>
-        <w:tc>
-          <w:tcPr/>
-          <w:p>
-            <w:pPr>
-              <w:pStyle w:val="TableText"/>
-              <w:jc w:val="left"/>
-              <w:spacing w:before="0" w:after="0" w:line="320" w:lineRule="exact"/>
-            </w:pPr>
-            <w:r>
-              <w:rPr>
-                <w:rFonts w:ascii="Calibri" w:hAnsi="Calibri" w:eastAsia="Microsoft YaHei" w:cs="Calibri"/>
-                <w:sz w:val="18"/>
-                <w:szCs w:val="18"/>
+              <w:pStyle w:val="CompactGlossaryText"/>
+              <w:jc w:val="left"/>
+              <w:spacing w:before="0" w:after="0" w:line="220" w:lineRule="exact"/>
+            </w:pPr>
+            <w:r>
+              <w:rPr>
+                <w:rFonts w:ascii="Calibri" w:hAnsi="Calibri" w:eastAsia="Microsoft YaHei" w:cs="Calibri"/>
+                <w:sz w:val="16"/>
+                <w:szCs w:val="16"/>
+              </w:rPr>
+              <w:t xml:space="preserve">U﻿B﻿C﻿C 与 H﻿A﻿-﻿V﻿I 使用相同输入和冻结条件的成对运行</w:t>
+            </w:r>
+          </w:p>
+        </w:tc>
+      </w:tr>
+      <w:tr>
+        <w:trPr>
+          <w:cantSplit/>
+        </w:trPr>
+        <w:tc>
+          <w:tcPr/>
+          <w:p>
+            <w:pPr>
+              <w:pStyle w:val="CompactGlossaryText"/>
+              <w:jc w:val="left"/>
+              <w:spacing w:before="0" w:after="0" w:line="220" w:lineRule="exact"/>
+            </w:pPr>
+            <w:r>
+              <w:rPr>
+                <w:rFonts w:ascii="Calibri" w:hAnsi="Calibri" w:eastAsia="Microsoft YaHei" w:cs="Calibri"/>
+                <w:sz w:val="16"/>
+                <w:szCs w:val="16"/>
               </w:rPr>
               <w:t xml:space="preserve">完成边界</w:t>
             </w:r>
@@ -13045,15 +13078,15 @@
           <w:tcPr/>
           <w:p>
             <w:pPr>
-              <w:pStyle w:val="TableText"/>
-              <w:jc w:val="left"/>
-              <w:spacing w:before="0" w:after="0" w:line="320" w:lineRule="exact"/>
-            </w:pPr>
-            <w:r>
-              <w:rPr>
-                <w:rFonts w:ascii="Calibri" w:hAnsi="Calibri" w:eastAsia="Microsoft YaHei" w:cs="Calibri"/>
-                <w:sz w:val="18"/>
-                <w:szCs w:val="18"/>
+              <w:pStyle w:val="CompactGlossaryText"/>
+              <w:jc w:val="left"/>
+              <w:spacing w:before="0" w:after="0" w:line="220" w:lineRule="exact"/>
+            </w:pPr>
+            <w:r>
+              <w:rPr>
+                <w:rFonts w:ascii="Calibri" w:hAnsi="Calibri" w:eastAsia="Microsoft YaHei" w:cs="Calibri"/>
+                <w:sz w:val="16"/>
+                <w:szCs w:val="16"/>
               </w:rPr>
               <w:t xml:space="preserve">根操作开始和结束时刻的共同定义</w:t>
             </w:r>
@@ -13068,33 +13101,33 @@
           <w:tcPr/>
           <w:p>
             <w:pPr>
-              <w:pStyle w:val="TableText"/>
-              <w:jc w:val="left"/>
-              <w:spacing w:before="0" w:after="0" w:line="320" w:lineRule="exact"/>
-            </w:pPr>
-            <w:r>
-              <w:rPr>
-                <w:rFonts w:ascii="Calibri" w:hAnsi="Calibri" w:eastAsia="Microsoft YaHei" w:cs="Calibri"/>
-                <w:sz w:val="18"/>
-                <w:szCs w:val="18"/>
-              </w:rPr>
-              <w:t xml:space="preserve">ubsim</w:t>
-            </w:r>
-          </w:p>
-        </w:tc>
-        <w:tc>
-          <w:tcPr/>
-          <w:p>
-            <w:pPr>
-              <w:pStyle w:val="TableText"/>
-              <w:jc w:val="left"/>
-              <w:spacing w:before="0" w:after="0" w:line="320" w:lineRule="exact"/>
-            </w:pPr>
-            <w:r>
-              <w:rPr>
-                <w:rFonts w:ascii="Calibri" w:hAnsi="Calibri" w:eastAsia="Microsoft YaHei" w:cs="Calibri"/>
-                <w:sz w:val="18"/>
-                <w:szCs w:val="18"/>
+              <w:pStyle w:val="CompactGlossaryText"/>
+              <w:jc w:val="left"/>
+              <w:spacing w:before="0" w:after="0" w:line="220" w:lineRule="exact"/>
+            </w:pPr>
+            <w:r>
+              <w:rPr>
+                <w:rFonts w:ascii="Calibri" w:hAnsi="Calibri" w:eastAsia="Microsoft YaHei" w:cs="Calibri"/>
+                <w:sz w:val="16"/>
+                <w:szCs w:val="16"/>
+              </w:rPr>
+              <w:t xml:space="preserve">u﻿b﻿s﻿i﻿m</w:t>
+            </w:r>
+          </w:p>
+        </w:tc>
+        <w:tc>
+          <w:tcPr/>
+          <w:p>
+            <w:pPr>
+              <w:pStyle w:val="CompactGlossaryText"/>
+              <w:jc w:val="left"/>
+              <w:spacing w:before="0" w:after="0" w:line="220" w:lineRule="exact"/>
+            </w:pPr>
+            <w:r>
+              <w:rPr>
+                <w:rFonts w:ascii="Calibri" w:hAnsi="Calibri" w:eastAsia="Microsoft YaHei" w:cs="Calibri"/>
+                <w:sz w:val="16"/>
+                <w:szCs w:val="16"/>
               </w:rPr>
               <w:t xml:space="preserve"/>
             </w:r>
@@ -13109,33 +13142,33 @@
           <w:tcPr/>
           <w:p>
             <w:pPr>
-              <w:pStyle w:val="TableText"/>
-              <w:jc w:val="left"/>
-              <w:spacing w:before="0" w:after="0" w:line="320" w:lineRule="exact"/>
-            </w:pPr>
-            <w:r>
-              <w:rPr>
-                <w:rFonts w:ascii="Calibri" w:hAnsi="Calibri" w:eastAsia="Microsoft YaHei" w:cs="Calibri"/>
-                <w:sz w:val="18"/>
-                <w:szCs w:val="18"/>
-              </w:rPr>
-              <w:t xml:space="preserve">ub</w:t>
-            </w:r>
-          </w:p>
-        </w:tc>
-        <w:tc>
-          <w:tcPr/>
-          <w:p>
-            <w:pPr>
-              <w:pStyle w:val="TableText"/>
-              <w:jc w:val="left"/>
-              <w:spacing w:before="0" w:after="0" w:line="320" w:lineRule="exact"/>
-            </w:pPr>
-            <w:r>
-              <w:rPr>
-                <w:rFonts w:ascii="Calibri" w:hAnsi="Calibri" w:eastAsia="Microsoft YaHei" w:cs="Calibri"/>
-                <w:sz w:val="18"/>
-                <w:szCs w:val="18"/>
+              <w:pStyle w:val="CompactGlossaryText"/>
+              <w:jc w:val="left"/>
+              <w:spacing w:before="0" w:after="0" w:line="220" w:lineRule="exact"/>
+            </w:pPr>
+            <w:r>
+              <w:rPr>
+                <w:rFonts w:ascii="Calibri" w:hAnsi="Calibri" w:eastAsia="Microsoft YaHei" w:cs="Calibri"/>
+                <w:sz w:val="16"/>
+                <w:szCs w:val="16"/>
+              </w:rPr>
+              <w:t xml:space="preserve">u﻿b</w:t>
+            </w:r>
+          </w:p>
+        </w:tc>
+        <w:tc>
+          <w:tcPr/>
+          <w:p>
+            <w:pPr>
+              <w:pStyle w:val="CompactGlossaryText"/>
+              <w:jc w:val="left"/>
+              <w:spacing w:before="0" w:after="0" w:line="220" w:lineRule="exact"/>
+            </w:pPr>
+            <w:r>
+              <w:rPr>
+                <w:rFonts w:ascii="Calibri" w:hAnsi="Calibri" w:eastAsia="Microsoft YaHei" w:cs="Calibri"/>
+                <w:sz w:val="16"/>
+                <w:szCs w:val="16"/>
               </w:rPr>
               <w:t xml:space="preserve"/>
             </w:r>
@@ -13182,6 +13215,8 @@
   <w:style w:type="paragraph" w:default="1" w:styleId="Normal">
     <w:name w:val="Normal"/>
     <w:pPr>
+      <w:widowControl/>
+      <w:kinsoku/>
       <w:spacing w:before="0" w:after="0" w:line="400" w:lineRule="exact"/>
       <w:jc w:val="both"/>
     </w:pPr>
@@ -13286,6 +13321,19 @@
       <w:szCs w:val="18"/>
     </w:rPr>
   </w:style>
+  <w:style w:type="paragraph" w:styleId="CompactGlossaryText">
+    <w:name w:val="Compact Glossary Text"/>
+    <w:basedOn w:val="TableText"/>
+    <w:pPr>
+      <w:jc w:val="left"/>
+      <w:spacing w:before="0" w:after="0" w:line="220" w:lineRule="exact"/>
+    </w:pPr>
+    <w:rPr>
+      <w:rFonts w:ascii="Calibri" w:hAnsi="Calibri" w:eastAsia="Microsoft YaHei" w:cs="Calibri"/>
+      <w:sz w:val="16"/>
+      <w:szCs w:val="16"/>
+    </w:rPr>
+  </w:style>
   <w:style w:type="paragraph" w:styleId="FigureCaption">
     <w:name w:val="Figure Caption"/>
     <w:basedOn w:val="Normal"/>

--- a/docs/design/cc_ep_deliverable3_performance_api.docx
+++ b/docs/design/cc_ep_deliverable3_performance_api.docx
@@ -23,18 +23,18 @@
         <w:rPr>
           <w:rFonts w:ascii="Calibri" w:hAnsi="Calibri" w:eastAsia="Microsoft YaHei" w:cs="Calibri"/>
         </w:rPr>
-        <w:t xml:space="preserve">文档版本﻿：﻿V﻿1﻿.﻿0</w:t>
-      </w:r>
-    </w:p>
-    <w:p>
-      <w:pPr>
-        <w:ind w:left="0" w:firstLine="420"/>
-      </w:pPr>
-      <w:r>
-        <w:rPr>
-          <w:rFonts w:ascii="Calibri" w:hAnsi="Calibri" w:eastAsia="Microsoft YaHei" w:cs="Calibri"/>
-        </w:rPr>
-        <w:t xml:space="preserve">交付阶段：正式﻿文﻿档﻿第﻿一﻿版</w:t>
+        <w:t xml:space="preserve">文档版本⁠：⁠V⁠1⁠.⁠0</w:t>
+      </w:r>
+    </w:p>
+    <w:p>
+      <w:pPr>
+        <w:ind w:left="0" w:firstLine="420"/>
+      </w:pPr>
+      <w:r>
+        <w:rPr>
+          <w:rFonts w:ascii="Calibri" w:hAnsi="Calibri" w:eastAsia="Microsoft YaHei" w:cs="Calibri"/>
+        </w:rPr>
+        <w:t xml:space="preserve">交付阶段：正式⁠文⁠档⁠第⁠一⁠版</w:t>
       </w:r>
     </w:p>
     <w:p>
@@ -84,84 +84,84 @@
         <w:rPr>
           <w:rFonts w:ascii="Calibri" w:hAnsi="Calibri" w:eastAsia="Microsoft YaHei" w:cs="Calibri"/>
         </w:rPr>
-        <w:t xml:space="preserve">1.﻿ ﻿执﻿行﻿摘﻿要</w:t>
-      </w:r>
-    </w:p>
-    <w:p>
-      <w:pPr>
-        <w:ind w:left="0" w:firstLine="420"/>
-      </w:pPr>
-      <w:r>
-        <w:rPr>
-          <w:rFonts w:ascii="Calibri" w:hAnsi="Calibri" w:eastAsia="Microsoft YaHei" w:cs="Calibri"/>
-        </w:rPr>
-        <w:t xml:space="preserve">2.﻿ ﻿验﻿收﻿方﻿法</w:t>
-      </w:r>
-    </w:p>
-    <w:p>
-      <w:pPr>
-        <w:ind w:left="0" w:firstLine="420"/>
-      </w:pPr>
-      <w:r>
-        <w:rPr>
-          <w:rFonts w:ascii="Calibri" w:hAnsi="Calibri" w:eastAsia="Microsoft YaHei" w:cs="Calibri"/>
-        </w:rPr>
-        <w:t xml:space="preserve">3. 指标 1：等效追踪容量﻿与﻿附﻿加﻿时﻿延</w:t>
-      </w:r>
-    </w:p>
-    <w:p>
-      <w:pPr>
-        <w:ind w:left="0" w:firstLine="420"/>
-      </w:pPr>
-      <w:r>
-        <w:rPr>
-          <w:rFonts w:ascii="Calibri" w:hAnsi="Calibri" w:eastAsia="Microsoft YaHei" w:cs="Calibri"/>
-        </w:rPr>
-        <w:t xml:space="preserve">4. 指标 2：适用场景﻿端﻿到﻿端﻿时﻿延</w:t>
-      </w:r>
-    </w:p>
-    <w:p>
-      <w:pPr>
-        <w:ind w:left="0" w:firstLine="420"/>
-      </w:pPr>
-      <w:r>
-        <w:rPr>
-          <w:rFonts w:ascii="Calibri" w:hAnsi="Calibri" w:eastAsia="Microsoft YaHei" w:cs="Calibri"/>
-        </w:rPr>
-        <w:t xml:space="preserve">5. 指标 3：UBCC 与 HA-VI﻿ ﻿配﻿对﻿比﻿较</w:t>
-      </w:r>
-    </w:p>
-    <w:p>
-      <w:pPr>
-        <w:ind w:left="0" w:firstLine="420"/>
-      </w:pPr>
-      <w:r>
-        <w:rPr>
-          <w:rFonts w:ascii="Calibri" w:hAnsi="Calibri" w:eastAsia="Microsoft YaHei" w:cs="Calibri"/>
-        </w:rPr>
-        <w:t xml:space="preserve">6. 正确性﻿与﻿回﻿归﻿结﻿果</w:t>
-      </w:r>
-    </w:p>
-    <w:p>
-      <w:pPr>
-        <w:ind w:left="0" w:firstLine="420"/>
-      </w:pPr>
-      <w:r>
-        <w:rPr>
-          <w:rFonts w:ascii="Calibri" w:hAnsi="Calibri" w:eastAsia="Microsoft YaHei" w:cs="Calibri"/>
-        </w:rPr>
-        <w:t xml:space="preserve">7.﻿ ﻿集﻿成﻿接﻿口</w:t>
-      </w:r>
-    </w:p>
-    <w:p>
-      <w:pPr>
-        <w:ind w:left="0" w:firstLine="420"/>
-      </w:pPr>
-      <w:r>
-        <w:rPr>
-          <w:rFonts w:ascii="Calibri" w:hAnsi="Calibri" w:eastAsia="Microsoft YaHei" w:cs="Calibri"/>
-        </w:rPr>
-        <w:t xml:space="preserve">8. 集成流程﻿与﻿验﻿证﻿模﻿板</w:t>
+        <w:t xml:space="preserve">1.⁠ ⁠执⁠行⁠摘⁠要</w:t>
+      </w:r>
+    </w:p>
+    <w:p>
+      <w:pPr>
+        <w:ind w:left="0" w:firstLine="420"/>
+      </w:pPr>
+      <w:r>
+        <w:rPr>
+          <w:rFonts w:ascii="Calibri" w:hAnsi="Calibri" w:eastAsia="Microsoft YaHei" w:cs="Calibri"/>
+        </w:rPr>
+        <w:t xml:space="preserve">2.⁠ ⁠验⁠收⁠方⁠法</w:t>
+      </w:r>
+    </w:p>
+    <w:p>
+      <w:pPr>
+        <w:ind w:left="0" w:firstLine="420"/>
+      </w:pPr>
+      <w:r>
+        <w:rPr>
+          <w:rFonts w:ascii="Calibri" w:hAnsi="Calibri" w:eastAsia="Microsoft YaHei" w:cs="Calibri"/>
+        </w:rPr>
+        <w:t xml:space="preserve">3. 指标 1：等效追踪容量⁠与⁠附⁠加⁠时⁠延</w:t>
+      </w:r>
+    </w:p>
+    <w:p>
+      <w:pPr>
+        <w:ind w:left="0" w:firstLine="420"/>
+      </w:pPr>
+      <w:r>
+        <w:rPr>
+          <w:rFonts w:ascii="Calibri" w:hAnsi="Calibri" w:eastAsia="Microsoft YaHei" w:cs="Calibri"/>
+        </w:rPr>
+        <w:t xml:space="preserve">4. 指标 2：适用场景⁠端⁠到⁠端⁠时⁠延</w:t>
+      </w:r>
+    </w:p>
+    <w:p>
+      <w:pPr>
+        <w:ind w:left="0" w:firstLine="420"/>
+      </w:pPr>
+      <w:r>
+        <w:rPr>
+          <w:rFonts w:ascii="Calibri" w:hAnsi="Calibri" w:eastAsia="Microsoft YaHei" w:cs="Calibri"/>
+        </w:rPr>
+        <w:t xml:space="preserve">5. 指标 3：UBCC 与 HA-VI⁠ ⁠配⁠对⁠比⁠较</w:t>
+      </w:r>
+    </w:p>
+    <w:p>
+      <w:pPr>
+        <w:ind w:left="0" w:firstLine="420"/>
+      </w:pPr>
+      <w:r>
+        <w:rPr>
+          <w:rFonts w:ascii="Calibri" w:hAnsi="Calibri" w:eastAsia="Microsoft YaHei" w:cs="Calibri"/>
+        </w:rPr>
+        <w:t xml:space="preserve">6. 正确性⁠与⁠回⁠归⁠结⁠果</w:t>
+      </w:r>
+    </w:p>
+    <w:p>
+      <w:pPr>
+        <w:ind w:left="0" w:firstLine="420"/>
+      </w:pPr>
+      <w:r>
+        <w:rPr>
+          <w:rFonts w:ascii="Calibri" w:hAnsi="Calibri" w:eastAsia="Microsoft YaHei" w:cs="Calibri"/>
+        </w:rPr>
+        <w:t xml:space="preserve">7.⁠ ⁠集⁠成⁠接⁠口</w:t>
+      </w:r>
+    </w:p>
+    <w:p>
+      <w:pPr>
+        <w:ind w:left="0" w:firstLine="420"/>
+      </w:pPr>
+      <w:r>
+        <w:rPr>
+          <w:rFonts w:ascii="Calibri" w:hAnsi="Calibri" w:eastAsia="Microsoft YaHei" w:cs="Calibri"/>
+        </w:rPr>
+        <w:t xml:space="preserve">8. 集成流程⁠与⁠验⁠证⁠模⁠板</w:t>
       </w:r>
     </w:p>
     <w:p>
@@ -183,51 +183,51 @@
         <w:rPr>
           <w:rFonts w:ascii="Calibri" w:hAnsi="Calibri" w:eastAsia="Microsoft YaHei" w:cs="Calibri"/>
         </w:rPr>
-        <w:t xml:space="preserve">附录 A﻿ ﻿指﻿标﻿口﻿径</w:t>
-      </w:r>
-    </w:p>
-    <w:p>
-      <w:pPr>
-        <w:ind w:left="0" w:firstLine="420"/>
-      </w:pPr>
-      <w:r>
-        <w:rPr>
-          <w:rFonts w:ascii="Calibri" w:hAnsi="Calibri" w:eastAsia="Microsoft YaHei" w:cs="Calibri"/>
-        </w:rPr>
-        <w:t xml:space="preserve">附录 B 指标 2﻿ ﻿场﻿景﻿说﻿明</w:t>
-      </w:r>
-    </w:p>
-    <w:p>
-      <w:pPr>
-        <w:ind w:left="0" w:firstLine="420"/>
-      </w:pPr>
-      <w:r>
-        <w:rPr>
-          <w:rFonts w:ascii="Calibri" w:hAnsi="Calibri" w:eastAsia="Microsoft YaHei" w:cs="Calibri"/>
-        </w:rPr>
-        <w:t xml:space="preserve">附录 C 指标 3﻿ ﻿场﻿景﻿说﻿明</w:t>
-      </w:r>
-    </w:p>
-    <w:p>
-      <w:pPr>
-        <w:ind w:left="0" w:firstLine="420"/>
-      </w:pPr>
-      <w:r>
-        <w:rPr>
-          <w:rFonts w:ascii="Calibri" w:hAnsi="Calibri" w:eastAsia="Microsoft YaHei" w:cs="Calibri"/>
-        </w:rPr>
-        <w:t xml:space="preserve">附录 D ﻿接﻿口﻿速﻿查﻿表</w:t>
-      </w:r>
-    </w:p>
-    <w:p>
-      <w:pPr>
-        <w:ind w:left="0" w:firstLine="420"/>
-      </w:pPr>
-      <w:r>
-        <w:rPr>
-          <w:rFonts w:ascii="Calibri" w:hAnsi="Calibri" w:eastAsia="Microsoft YaHei" w:cs="Calibri"/>
-        </w:rPr>
-        <w:t xml:space="preserve">附录 ﻿E﻿ ﻿术﻿语﻿表</w:t>
+        <w:t xml:space="preserve">附录 A⁠ ⁠指⁠标⁠口⁠径</w:t>
+      </w:r>
+    </w:p>
+    <w:p>
+      <w:pPr>
+        <w:ind w:left="0" w:firstLine="420"/>
+      </w:pPr>
+      <w:r>
+        <w:rPr>
+          <w:rFonts w:ascii="Calibri" w:hAnsi="Calibri" w:eastAsia="Microsoft YaHei" w:cs="Calibri"/>
+        </w:rPr>
+        <w:t xml:space="preserve">附录 B 指标 2⁠ ⁠场⁠景⁠说⁠明</w:t>
+      </w:r>
+    </w:p>
+    <w:p>
+      <w:pPr>
+        <w:ind w:left="0" w:firstLine="420"/>
+      </w:pPr>
+      <w:r>
+        <w:rPr>
+          <w:rFonts w:ascii="Calibri" w:hAnsi="Calibri" w:eastAsia="Microsoft YaHei" w:cs="Calibri"/>
+        </w:rPr>
+        <w:t xml:space="preserve">附录 C 指标 3⁠ ⁠场⁠景⁠说⁠明</w:t>
+      </w:r>
+    </w:p>
+    <w:p>
+      <w:pPr>
+        <w:ind w:left="0" w:firstLine="420"/>
+      </w:pPr>
+      <w:r>
+        <w:rPr>
+          <w:rFonts w:ascii="Calibri" w:hAnsi="Calibri" w:eastAsia="Microsoft YaHei" w:cs="Calibri"/>
+        </w:rPr>
+        <w:t xml:space="preserve">附录 D ⁠接⁠口⁠速⁠查⁠表</w:t>
+      </w:r>
+    </w:p>
+    <w:p>
+      <w:pPr>
+        <w:ind w:left="0" w:firstLine="420"/>
+      </w:pPr>
+      <w:r>
+        <w:rPr>
+          <w:rFonts w:ascii="Calibri" w:hAnsi="Calibri" w:eastAsia="Microsoft YaHei" w:cs="Calibri"/>
+        </w:rPr>
+        <w:t xml:space="preserve">附录 ⁠E⁠ ⁠术⁠语⁠表</w:t>
       </w:r>
     </w:p>
     <w:p>
@@ -267,18 +267,18 @@
         <w:rPr>
           <w:rFonts w:ascii="Calibri" w:hAnsi="Calibri" w:eastAsia="Microsoft YaHei" w:cs="Calibri"/>
         </w:rPr>
-        <w:t xml:space="preserve">UBCC 最终性能验收包括容量效率、适用场景端到端时延和 HA-VI 配对比较三项﻿指﻿标﻿。﻿三﻿项</w:t>
-      </w:r>
-    </w:p>
-    <w:p>
-      <w:pPr>
-        <w:ind w:left="0" w:firstLine="420"/>
-      </w:pPr>
-      <w:r>
-        <w:rPr>
-          <w:rFonts w:ascii="Calibri" w:hAnsi="Calibri" w:eastAsia="Microsoft YaHei" w:cs="Calibri"/>
-        </w:rPr>
-        <w:t xml:space="preserve">指标均达到冻结﻿验﻿收﻿口﻿径﻿。</w:t>
+        <w:t xml:space="preserve">UBCC 最终性能验收包括容量效率、适用场景端到端时延和 HA-VI 配对比较三项⁠指⁠标⁠。⁠三⁠项</w:t>
+      </w:r>
+    </w:p>
+    <w:p>
+      <w:pPr>
+        <w:ind w:left="0" w:firstLine="420"/>
+      </w:pPr>
+      <w:r>
+        <w:rPr>
+          <w:rFonts w:ascii="Calibri" w:hAnsi="Calibri" w:eastAsia="Microsoft YaHei" w:cs="Calibri"/>
+        </w:rPr>
+        <w:t xml:space="preserve">指标均达到冻结⁠验⁠收⁠口⁠径⁠。</w:t>
       </w:r>
     </w:p>
     <w:tbl>
@@ -496,25 +496,25 @@
                 <w:sz w:val="18"/>
                 <w:szCs w:val="18"/>
               </w:rPr>
-              <w:t xml:space="preserve">&lt; 50.000 c﻿y﻿c﻿l﻿e﻿s</w:t>
-            </w:r>
-          </w:p>
-        </w:tc>
-        <w:tc>
-          <w:tcPr/>
-          <w:p>
-            <w:pPr>
-              <w:pStyle w:val="TableText"/>
-              <w:jc w:val="left"/>
-              <w:spacing w:before="0" w:after="0" w:line="320" w:lineRule="exact"/>
-            </w:pPr>
-            <w:r>
-              <w:rPr>
-                <w:rFonts w:ascii="Calibri" w:hAnsi="Calibri" w:eastAsia="Microsoft YaHei" w:cs="Calibri"/>
-                <w:sz w:val="18"/>
-                <w:szCs w:val="18"/>
-              </w:rPr>
-              <w:t xml:space="preserve">21.069156 c﻿y﻿c﻿l﻿e﻿s</w:t>
+              <w:t xml:space="preserve">&lt; 50.000 c⁠y⁠c⁠l⁠e⁠s</w:t>
+            </w:r>
+          </w:p>
+        </w:tc>
+        <w:tc>
+          <w:tcPr/>
+          <w:p>
+            <w:pPr>
+              <w:pStyle w:val="TableText"/>
+              <w:jc w:val="left"/>
+              <w:spacing w:before="0" w:after="0" w:line="320" w:lineRule="exact"/>
+            </w:pPr>
+            <w:r>
+              <w:rPr>
+                <w:rFonts w:ascii="Calibri" w:hAnsi="Calibri" w:eastAsia="Microsoft YaHei" w:cs="Calibri"/>
+                <w:sz w:val="18"/>
+                <w:szCs w:val="18"/>
+              </w:rPr>
+              <w:t xml:space="preserve">21.069156 c⁠y⁠c⁠l⁠e⁠s</w:t>
             </w:r>
           </w:p>
         </w:tc>
@@ -632,25 +632,25 @@
                 <w:sz w:val="18"/>
                 <w:szCs w:val="18"/>
               </w:rPr>
-              <w:t xml:space="preserve">指标 3：U﻿B﻿C﻿C 相对 H﻿A﻿-﻿V﻿I</w:t>
-            </w:r>
-          </w:p>
-        </w:tc>
-        <w:tc>
-          <w:tcPr/>
-          <w:p>
-            <w:pPr>
-              <w:pStyle w:val="TableText"/>
-              <w:jc w:val="left"/>
-              <w:spacing w:before="0" w:after="0" w:line="320" w:lineRule="exact"/>
-            </w:pPr>
-            <w:r>
-              <w:rPr>
-                <w:rFonts w:ascii="Calibri" w:hAnsi="Calibri" w:eastAsia="Microsoft YaHei" w:cs="Calibri"/>
-                <w:sz w:val="18"/>
-                <w:szCs w:val="18"/>
-              </w:rPr>
-              <w:t xml:space="preserve">两场景组均满足 U﻿B﻿C﻿C 平均时延更低</w:t>
+              <w:t xml:space="preserve">指标 3：U⁠B⁠C⁠C 相对 H⁠A⁠-⁠V⁠I</w:t>
+            </w:r>
+          </w:p>
+        </w:tc>
+        <w:tc>
+          <w:tcPr/>
+          <w:p>
+            <w:pPr>
+              <w:pStyle w:val="TableText"/>
+              <w:jc w:val="left"/>
+              <w:spacing w:before="0" w:after="0" w:line="320" w:lineRule="exact"/>
+            </w:pPr>
+            <w:r>
+              <w:rPr>
+                <w:rFonts w:ascii="Calibri" w:hAnsi="Calibri" w:eastAsia="Microsoft YaHei" w:cs="Calibri"/>
+                <w:sz w:val="18"/>
+                <w:szCs w:val="18"/>
+              </w:rPr>
+              <w:t xml:space="preserve">两场景组均满足 U⁠B⁠C⁠C 平均时延更低</w:t>
             </w:r>
           </w:p>
         </w:tc>
@@ -821,7 +821,7 @@
                 <w:sz w:val="18"/>
                 <w:szCs w:val="18"/>
               </w:rPr>
-              <w:t xml:space="preserve">容量 1.515×；附加时延 10.534578 n﻿s / 21.069156 c﻿y﻿c﻿l﻿e﻿s</w:t>
+              <w:t xml:space="preserve">容量 1.515×；附加时延 10.534578 n⁠s / 21.069156 c⁠y⁠c⁠l⁠e⁠s</w:t>
             </w:r>
           </w:p>
         </w:tc>
@@ -898,7 +898,7 @@
                 <w:sz w:val="18"/>
                 <w:szCs w:val="18"/>
               </w:rPr>
-              <w:t xml:space="preserve">冻结计分 t﻿e﻿s﻿t﻿c﻿a﻿s﻿e 与适用门槛</w:t>
+              <w:t xml:space="preserve">冻结计分 t⁠e⁠s⁠t⁠c⁠a⁠s⁠e 与适用门槛</w:t>
             </w:r>
           </w:p>
         </w:tc>
@@ -939,25 +939,25 @@
                 <w:sz w:val="18"/>
                 <w:szCs w:val="18"/>
               </w:rPr>
-              <w:t xml:space="preserve">两压力点的两个场景组均满足 U﻿B﻿C﻿C 聚合均值更低</w:t>
-            </w:r>
-          </w:p>
-        </w:tc>
-        <w:tc>
-          <w:tcPr/>
-          <w:p>
-            <w:pPr>
-              <w:pStyle w:val="TableText"/>
-              <w:jc w:val="left"/>
-              <w:spacing w:before="0" w:after="0" w:line="320" w:lineRule="exact"/>
-            </w:pPr>
-            <w:r>
-              <w:rPr>
-                <w:rFonts w:ascii="Calibri" w:hAnsi="Calibri" w:eastAsia="Microsoft YaHei" w:cs="Calibri"/>
-                <w:sz w:val="18"/>
-                <w:szCs w:val="18"/>
-              </w:rPr>
-              <w:t xml:space="preserve">冻结 H﻿A﻿-﻿V﻿I 可执行参考模型，不代表物理芯片</w:t>
+              <w:t xml:space="preserve">两压力点的两个场景组均满足 U⁠B⁠C⁠C 聚合均值更低</w:t>
+            </w:r>
+          </w:p>
+        </w:tc>
+        <w:tc>
+          <w:tcPr/>
+          <w:p>
+            <w:pPr>
+              <w:pStyle w:val="TableText"/>
+              <w:jc w:val="left"/>
+              <w:spacing w:before="0" w:after="0" w:line="320" w:lineRule="exact"/>
+            </w:pPr>
+            <w:r>
+              <w:rPr>
+                <w:rFonts w:ascii="Calibri" w:hAnsi="Calibri" w:eastAsia="Microsoft YaHei" w:cs="Calibri"/>
+                <w:sz w:val="18"/>
+                <w:szCs w:val="18"/>
+              </w:rPr>
+              <w:t xml:space="preserve">冻结 H⁠A⁠-⁠V⁠I 可执行参考模型，不代表物理芯片</w:t>
             </w:r>
           </w:p>
         </w:tc>
@@ -1016,7 +1016,7 @@
                 <w:sz w:val="18"/>
                 <w:szCs w:val="18"/>
               </w:rPr>
-              <w:t xml:space="preserve">未建模客户硬件和端口级 S﻿w﻿i﻿t﻿c﻿h 微体系结构</w:t>
+              <w:t xml:space="preserve">未建模客户硬件和端口级 S⁠w⁠i⁠t⁠c⁠h 微体系结构</w:t>
             </w:r>
           </w:p>
         </w:tc>
@@ -1042,7 +1042,7 @@
         <w:rPr>
           <w:rFonts w:ascii="Calibri" w:hAnsi="Calibri" w:eastAsia="Microsoft YaHei" w:cs="Calibri"/>
         </w:rPr>
-        <w:t xml:space="preserve">性能结论以正确性验﻿证﻿为﻿前﻿提﻿：</w:t>
+        <w:t xml:space="preserve">性能结论以正确性验⁠证⁠为⁠前⁠提⁠：</w:t>
       </w:r>
     </w:p>
     <w:tbl>
@@ -1144,7 +1144,7 @@
                 <w:sz w:val="18"/>
                 <w:szCs w:val="18"/>
               </w:rPr>
-              <w:t xml:space="preserve">指标 1/2 l﻿e﻿g﻿a﻿c﻿y p﻿r﻿o﻿f﻿i﻿l﻿e 矩阵</w:t>
+              <w:t xml:space="preserve">指标 1/2 l⁠e⁠g⁠a⁠c⁠y p⁠r⁠o⁠f⁠i⁠l⁠e 矩阵</w:t>
             </w:r>
           </w:p>
         </w:tc>
@@ -1221,7 +1221,7 @@
                 <w:sz w:val="18"/>
                 <w:szCs w:val="18"/>
               </w:rPr>
-              <w:t xml:space="preserve">6 a﻿r﻿m﻿s</w:t>
+              <w:t xml:space="preserve">6 a⁠r⁠m⁠s</w:t>
             </w:r>
           </w:p>
         </w:tc>
@@ -1280,7 +1280,7 @@
                 <w:sz w:val="18"/>
                 <w:szCs w:val="18"/>
               </w:rPr>
-              <w:t xml:space="preserve">160 a﻿r﻿m﻿s</w:t>
+              <w:t xml:space="preserve">160 a⁠r⁠m⁠s</w:t>
             </w:r>
           </w:p>
         </w:tc>
@@ -1380,7 +1380,7 @@
                 <w:sz w:val="18"/>
                 <w:szCs w:val="18"/>
               </w:rPr>
-              <w:t xml:space="preserve">Q﻿1﻿-﻿Q﻿5 故障资格</w:t>
+              <w:t xml:space="preserve">Q⁠1⁠-⁠Q⁠5 故障资格</w:t>
             </w:r>
           </w:p>
         </w:tc>
@@ -1442,18 +1442,18 @@
         <w:rPr>
           <w:rFonts w:ascii="Calibri" w:hAnsi="Calibri" w:eastAsia="Microsoft YaHei" w:cs="Calibri"/>
         </w:rPr>
-        <w:t xml:space="preserve">正式性能结果分为合同计分集和支撑结果集：合同计分集给出最终 PASS 数值，支撑﻿结﻿果﻿集﻿验﻿证</w:t>
-      </w:r>
-    </w:p>
-    <w:p>
-      <w:pPr>
-        <w:ind w:left="0" w:firstLine="420"/>
-      </w:pPr>
-      <w:r>
-        <w:rPr>
-          <w:rFonts w:ascii="Calibri" w:hAnsi="Calibri" w:eastAsia="Microsoft YaHei" w:cs="Calibri"/>
-        </w:rPr>
-        <w:t xml:space="preserve">容量机制、Backstore 生命周期、真实容量压力和代表应用的﻿可﻿迁﻿移﻿性﻿。</w:t>
+        <w:t xml:space="preserve">正式性能结果分为合同计分集和支撑结果集：合同计分集给出最终 PASS 数值，支撑⁠结⁠果⁠集⁠验⁠证</w:t>
+      </w:r>
+    </w:p>
+    <w:p>
+      <w:pPr>
+        <w:ind w:left="0" w:firstLine="420"/>
+      </w:pPr>
+      <w:r>
+        <w:rPr>
+          <w:rFonts w:ascii="Calibri" w:hAnsi="Calibri" w:eastAsia="Microsoft YaHei" w:cs="Calibri"/>
+        </w:rPr>
+        <w:t xml:space="preserve">容量机制、Backstore 生命周期、真实容量压力和代表应用的⁠可⁠迁⁠移⁠性⁠。</w:t>
       </w:r>
     </w:p>
     <w:tbl>
@@ -1511,7 +1511,7 @@
                 <w:sz w:val="18"/>
                 <w:szCs w:val="18"/>
               </w:rPr>
-              <w:t xml:space="preserve">T﻿e﻿s﻿t﻿c﻿a﻿s﻿e</w:t>
+              <w:t xml:space="preserve">T⁠e⁠s⁠t⁠c⁠a⁠s⁠e</w:t>
             </w:r>
           </w:p>
         </w:tc>
@@ -1573,7 +1573,7 @@
                 <w:sz w:val="18"/>
                 <w:szCs w:val="18"/>
               </w:rPr>
-              <w:t xml:space="preserve">T﻿C﻿1﻿3﻿1、T﻿C﻿1﻿3﻿5﻿-﻿T﻿C﻿1﻿4﻿0、T﻿C﻿2﻿1﻿7</w:t>
+              <w:t xml:space="preserve">T⁠C⁠1⁠3⁠1、T⁠C⁠1⁠3⁠5⁠-⁠T⁠C⁠1⁠4⁠0、T⁠C⁠2⁠1⁠7</w:t>
             </w:r>
           </w:p>
         </w:tc>
@@ -1632,25 +1632,25 @@
                 <w:sz w:val="18"/>
                 <w:szCs w:val="18"/>
               </w:rPr>
-              <w:t xml:space="preserve">T﻿C﻿1﻿2﻿0﻿-﻿T﻿C﻿1﻿2﻿9、T﻿C﻿1﻿4﻿1</w:t>
-            </w:r>
-          </w:p>
-        </w:tc>
-        <w:tc>
-          <w:tcPr/>
-          <w:p>
-            <w:pPr>
-              <w:pStyle w:val="TableText"/>
-              <w:jc w:val="left"/>
-              <w:spacing w:before="0" w:after="0" w:line="320" w:lineRule="exact"/>
-            </w:pPr>
-            <w:r>
-              <w:rPr>
-                <w:rFonts w:ascii="Calibri" w:hAnsi="Calibri" w:eastAsia="Microsoft YaHei" w:cs="Calibri"/>
-                <w:sz w:val="18"/>
-                <w:szCs w:val="18"/>
-              </w:rPr>
-              <w:t xml:space="preserve">验证访问模式、o﻿f﻿f﻿l﻿o﻿a﻿d/o﻿n﻿l﻿o﻿a﻿d、w﻿r﻿i﻿t﻿e﻿b﻿a﻿c﻿k、r﻿e﻿p﻿l﻿a﻿y 和 s﻿h﻿a﻿r﻿e﻿d﻿-﻿w﻿r﻿i﻿t﻿e﻿r r﻿e﻿c﻿o﻿v﻿e﻿r﻿y</w:t>
+              <w:t xml:space="preserve">T⁠C⁠1⁠2⁠0⁠-⁠T⁠C⁠1⁠2⁠9、T⁠C⁠1⁠4⁠1</w:t>
+            </w:r>
+          </w:p>
+        </w:tc>
+        <w:tc>
+          <w:tcPr/>
+          <w:p>
+            <w:pPr>
+              <w:pStyle w:val="TableText"/>
+              <w:jc w:val="left"/>
+              <w:spacing w:before="0" w:after="0" w:line="320" w:lineRule="exact"/>
+            </w:pPr>
+            <w:r>
+              <w:rPr>
+                <w:rFonts w:ascii="Calibri" w:hAnsi="Calibri" w:eastAsia="Microsoft YaHei" w:cs="Calibri"/>
+                <w:sz w:val="18"/>
+                <w:szCs w:val="18"/>
+              </w:rPr>
+              <w:t xml:space="preserve">验证访问模式、o⁠f⁠f⁠l⁠o⁠a⁠d/o⁠n⁠l⁠o⁠a⁠d、w⁠r⁠i⁠t⁠e⁠b⁠a⁠c⁠k、r⁠e⁠p⁠l⁠a⁠y 和 s⁠h⁠a⁠r⁠e⁠d⁠-⁠w⁠r⁠i⁠t⁠e⁠r r⁠e⁠c⁠o⁠v⁠e⁠r⁠y</w:t>
             </w:r>
           </w:p>
         </w:tc>
@@ -1691,25 +1691,25 @@
                 <w:sz w:val="18"/>
                 <w:szCs w:val="18"/>
               </w:rPr>
-              <w:t xml:space="preserve">T﻿C﻿1﻿3﻿0﻿-﻿T﻿C﻿1﻿3﻿4</w:t>
-            </w:r>
-          </w:p>
-        </w:tc>
-        <w:tc>
-          <w:tcPr/>
-          <w:p>
-            <w:pPr>
-              <w:pStyle w:val="TableText"/>
-              <w:jc w:val="left"/>
-              <w:spacing w:before="0" w:after="0" w:line="320" w:lineRule="exact"/>
-            </w:pPr>
-            <w:r>
-              <w:rPr>
-                <w:rFonts w:ascii="Calibri" w:hAnsi="Calibri" w:eastAsia="Microsoft YaHei" w:cs="Calibri"/>
-                <w:sz w:val="18"/>
-                <w:szCs w:val="18"/>
-              </w:rPr>
-              <w:t xml:space="preserve">验证热点复用、c﻿a﻿t﻿a﻿l﻿o﻿g、c﻿h﻿e﻿c﻿k﻿p﻿o﻿i﻿n﻿t、f﻿r﻿o﻿n﻿t﻿i﻿e﻿r 和 s﻿l﻿i﻿d﻿i﻿n﻿g w﻿i﻿n﻿d﻿o﻿w</w:t>
+              <w:t xml:space="preserve">T⁠C⁠1⁠3⁠0⁠-⁠T⁠C⁠1⁠3⁠4</w:t>
+            </w:r>
+          </w:p>
+        </w:tc>
+        <w:tc>
+          <w:tcPr/>
+          <w:p>
+            <w:pPr>
+              <w:pStyle w:val="TableText"/>
+              <w:jc w:val="left"/>
+              <w:spacing w:before="0" w:after="0" w:line="320" w:lineRule="exact"/>
+            </w:pPr>
+            <w:r>
+              <w:rPr>
+                <w:rFonts w:ascii="Calibri" w:hAnsi="Calibri" w:eastAsia="Microsoft YaHei" w:cs="Calibri"/>
+                <w:sz w:val="16"/>
+                <w:szCs w:val="16"/>
+              </w:rPr>
+              <w:t xml:space="preserve">验证热点复用、c⁠a⁠t⁠a⁠l⁠o⁠g、c⁠h⁠e⁠c⁠k⁠p⁠o⁠i⁠n⁠t、f⁠r⁠o⁠n⁠t⁠i⁠e⁠r 和 s⁠l⁠i⁠d⁠i⁠n⁠g w⁠i⁠n⁠d⁠o⁠w</w:t>
             </w:r>
           </w:p>
         </w:tc>
@@ -1750,25 +1750,25 @@
                 <w:sz w:val="18"/>
                 <w:szCs w:val="18"/>
               </w:rPr>
-              <w:t xml:space="preserve">T﻿C﻿1﻿4﻿2﻿-﻿T﻿C﻿1﻿4﻿7</w:t>
-            </w:r>
-          </w:p>
-        </w:tc>
-        <w:tc>
-          <w:tcPr/>
-          <w:p>
-            <w:pPr>
-              <w:pStyle w:val="TableText"/>
-              <w:jc w:val="left"/>
-              <w:spacing w:before="0" w:after="0" w:line="320" w:lineRule="exact"/>
-            </w:pPr>
-            <w:r>
-              <w:rPr>
-                <w:rFonts w:ascii="Calibri" w:hAnsi="Calibri" w:eastAsia="Microsoft YaHei" w:cs="Calibri"/>
-                <w:sz w:val="18"/>
-                <w:szCs w:val="18"/>
-              </w:rPr>
-              <w:t xml:space="preserve">验证数据库、F﻿a﻿a﻿S、图计算和 f﻿e﻿a﻿t﻿u﻿r﻿e s﻿t﻿o﻿r﻿e 在 16N1S L﻿e﻿v﻿e﻿l﻿-﻿A 下的应用价值</w:t>
+              <w:t xml:space="preserve">T⁠C⁠1⁠4⁠2⁠-⁠T⁠C⁠1⁠4⁠7</w:t>
+            </w:r>
+          </w:p>
+        </w:tc>
+        <w:tc>
+          <w:tcPr/>
+          <w:p>
+            <w:pPr>
+              <w:pStyle w:val="TableText"/>
+              <w:jc w:val="left"/>
+              <w:spacing w:before="0" w:after="0" w:line="320" w:lineRule="exact"/>
+            </w:pPr>
+            <w:r>
+              <w:rPr>
+                <w:rFonts w:ascii="Calibri" w:hAnsi="Calibri" w:eastAsia="Microsoft YaHei" w:cs="Calibri"/>
+                <w:sz w:val="18"/>
+                <w:szCs w:val="18"/>
+              </w:rPr>
+              <w:t xml:space="preserve">验证数据库、F⁠a⁠a⁠S、图计算和 f⁠e⁠a⁠t⁠u⁠r⁠e s⁠t⁠o⁠r⁠e 在 16N1S L⁠e⁠v⁠e⁠l⁠-⁠A 下的应用价值</w:t>
             </w:r>
           </w:p>
         </w:tc>
@@ -1782,18 +1782,18 @@
         <w:rPr>
           <w:rFonts w:ascii="Calibri" w:hAnsi="Calibri" w:eastAsia="Microsoft YaHei" w:cs="Calibri"/>
         </w:rPr>
-        <w:t xml:space="preserve">支撑 testcase 不重复加入合同总分；它们用于说明 UBCC 的收益来源和适用场景，﻿并﻿排﻿除﻿合﻿同</w:t>
-      </w:r>
-    </w:p>
-    <w:p>
-      <w:pPr>
-        <w:ind w:left="0" w:firstLine="420"/>
-      </w:pPr>
-      <w:r>
-        <w:rPr>
-          <w:rFonts w:ascii="Calibri" w:hAnsi="Calibri" w:eastAsia="Microsoft YaHei" w:cs="Calibri"/>
-        </w:rPr>
-        <w:t xml:space="preserve">结果由单一 workload 产生的﻿替﻿代﻿解﻿释﻿。</w:t>
+        <w:t xml:space="preserve">支撑 testcase 不重复加入合同总分；它们用于说明 UBCC 的收益来源和适用场景，⁠并⁠排⁠除⁠合⁠同</w:t>
+      </w:r>
+    </w:p>
+    <w:p>
+      <w:pPr>
+        <w:ind w:left="0" w:firstLine="420"/>
+      </w:pPr>
+      <w:r>
+        <w:rPr>
+          <w:rFonts w:ascii="Calibri" w:hAnsi="Calibri" w:eastAsia="Microsoft YaHei" w:cs="Calibri"/>
+        </w:rPr>
+        <w:t xml:space="preserve">结果由单一 workload 产生的⁠替⁠代⁠解⁠释⁠。</w:t>
       </w:r>
     </w:p>
     <w:p>
@@ -1816,29 +1816,29 @@
         <w:rPr>
           <w:rFonts w:ascii="Calibri" w:hAnsi="Calibri" w:eastAsia="Microsoft YaHei" w:cs="Calibri"/>
         </w:rPr>
-        <w:t xml:space="preserve">指标 3 以 HA-VI 可执行参考模型为对照，冻结条件为 2N1S、O3、单向完成语义以及﻿ ﻿1﻿0﻿0﻿%</w:t>
-      </w:r>
-    </w:p>
-    <w:p>
-      <w:pPr>
-        <w:ind w:left="0" w:firstLine="420"/>
-      </w:pPr>
-      <w:r>
-        <w:rPr>
-          <w:rFonts w:ascii="Calibri" w:hAnsi="Calibri" w:eastAsia="Microsoft YaHei" w:cs="Calibri"/>
-        </w:rPr>
-        <w:t xml:space="preserve">和 150% L3 压力。该比较用于评估 UBCC 与冻结参考模型在相同 workload 和完﻿成﻿边﻿界﻿下﻿的</w:t>
-      </w:r>
-    </w:p>
-    <w:p>
-      <w:pPr>
-        <w:ind w:left="0" w:firstLine="420"/>
-      </w:pPr>
-      <w:r>
-        <w:rPr>
-          <w:rFonts w:ascii="Calibri" w:hAnsi="Calibri" w:eastAsia="Microsoft YaHei" w:cs="Calibri"/>
-        </w:rPr>
-        <w:t xml:space="preserve">协议时延，不等同于客户物理﻿芯﻿片﻿实﻿测﻿。</w:t>
+        <w:t xml:space="preserve">指标 3 以 HA-VI 可执行参考模型为对照，冻结条件为 2N1S、O3、单向完成语义以及⁠ ⁠1⁠0⁠0⁠%</w:t>
+      </w:r>
+    </w:p>
+    <w:p>
+      <w:pPr>
+        <w:ind w:left="0" w:firstLine="420"/>
+      </w:pPr>
+      <w:r>
+        <w:rPr>
+          <w:rFonts w:ascii="Calibri" w:hAnsi="Calibri" w:eastAsia="Microsoft YaHei" w:cs="Calibri"/>
+        </w:rPr>
+        <w:t xml:space="preserve">和 150% L3 压力。该比较用于评估 UBCC 与冻结参考模型在相同 workload 和完⁠成⁠边⁠界⁠下⁠的</w:t>
+      </w:r>
+    </w:p>
+    <w:p>
+      <w:pPr>
+        <w:ind w:left="0" w:firstLine="420"/>
+      </w:pPr>
+      <w:r>
+        <w:rPr>
+          <w:rFonts w:ascii="Calibri" w:hAnsi="Calibri" w:eastAsia="Microsoft YaHei" w:cs="Calibri"/>
+        </w:rPr>
+        <w:t xml:space="preserve">协议时延，不等同于客户物理⁠芯⁠片⁠实⁠测⁠。</w:t>
       </w:r>
     </w:p>
     <w:p>
@@ -1910,7 +1910,7 @@
                 <w:sz w:val="18"/>
                 <w:szCs w:val="18"/>
               </w:rPr>
-              <w:t xml:space="preserve">P﻿r﻿o﻿f﻿i﻿l﻿e</w:t>
+              <w:t xml:space="preserve">P⁠r⁠o⁠f⁠i⁠l⁠e</w:t>
             </w:r>
           </w:p>
         </w:tc>
@@ -1996,25 +1996,25 @@
                 <w:sz w:val="18"/>
                 <w:szCs w:val="18"/>
               </w:rPr>
-              <w:t xml:space="preserve">n﻿a﻿i﻿v﻿e</w:t>
-            </w:r>
-          </w:p>
-        </w:tc>
-        <w:tc>
-          <w:tcPr/>
-          <w:p>
-            <w:pPr>
-              <w:pStyle w:val="TableText"/>
-              <w:jc w:val="left"/>
-              <w:spacing w:before="0" w:after="0" w:line="320" w:lineRule="exact"/>
-            </w:pPr>
-            <w:r>
-              <w:rPr>
-                <w:rFonts w:ascii="Calibri" w:hAnsi="Calibri" w:eastAsia="Microsoft YaHei" w:cs="Calibri"/>
-                <w:sz w:val="18"/>
-                <w:szCs w:val="18"/>
-              </w:rPr>
-              <w:t xml:space="preserve">R﻿e﻿s﻿i﻿d﻿e﻿n﻿t﻿D﻿i﻿r 满时直接替换</w:t>
+              <w:t xml:space="preserve">n⁠a⁠i⁠v⁠e</w:t>
+            </w:r>
+          </w:p>
+        </w:tc>
+        <w:tc>
+          <w:tcPr/>
+          <w:p>
+            <w:pPr>
+              <w:pStyle w:val="TableText"/>
+              <w:jc w:val="left"/>
+              <w:spacing w:before="0" w:after="0" w:line="320" w:lineRule="exact"/>
+            </w:pPr>
+            <w:r>
+              <w:rPr>
+                <w:rFonts w:ascii="Calibri" w:hAnsi="Calibri" w:eastAsia="Microsoft YaHei" w:cs="Calibri"/>
+                <w:sz w:val="18"/>
+                <w:szCs w:val="18"/>
+              </w:rPr>
+              <w:t xml:space="preserve">R⁠e⁠s⁠i⁠d⁠e⁠n⁠t⁠D⁠i⁠r 满时直接替换</w:t>
             </w:r>
           </w:p>
         </w:tc>
@@ -2050,48 +2050,48 @@
                 <w:sz w:val="18"/>
                 <w:szCs w:val="18"/>
               </w:rPr>
-              <w:t xml:space="preserve">固定 S﻿R﻿A﻿M 基线</w:t>
-            </w:r>
-          </w:p>
-        </w:tc>
-      </w:tr>
-      <w:tr>
-        <w:trPr>
-          <w:cantSplit/>
-        </w:trPr>
-        <w:tc>
-          <w:tcPr/>
-          <w:p>
-            <w:pPr>
-              <w:pStyle w:val="TableText"/>
-              <w:jc w:val="left"/>
-              <w:spacing w:before="0" w:after="0" w:line="320" w:lineRule="exact"/>
-            </w:pPr>
-            <w:r>
-              <w:rPr>
-                <w:rFonts w:ascii="Calibri" w:hAnsi="Calibri" w:eastAsia="Microsoft YaHei" w:cs="Calibri"/>
-                <w:sz w:val="18"/>
-                <w:szCs w:val="18"/>
-              </w:rPr>
-              <w:t xml:space="preserve">s﻿p﻿i﻿l﻿l﻿-﻿n﻿o﻿o﻿p﻿t</w:t>
-            </w:r>
-          </w:p>
-        </w:tc>
-        <w:tc>
-          <w:tcPr/>
-          <w:p>
-            <w:pPr>
-              <w:pStyle w:val="TableText"/>
-              <w:jc w:val="left"/>
-              <w:spacing w:before="0" w:after="0" w:line="320" w:lineRule="exact"/>
-            </w:pPr>
-            <w:r>
-              <w:rPr>
-                <w:rFonts w:ascii="Calibri" w:hAnsi="Calibri" w:eastAsia="Microsoft YaHei" w:cs="Calibri"/>
-                <w:sz w:val="18"/>
-                <w:szCs w:val="18"/>
-              </w:rPr>
-              <w:t xml:space="preserve">R﻿e﻿s﻿i﻿d﻿e﻿n﻿t﻿D﻿i﻿r + B﻿a﻿c﻿k﻿s﻿t﻿o﻿r﻿e</w:t>
+              <w:t xml:space="preserve">固定 S⁠R⁠A⁠M 基线</w:t>
+            </w:r>
+          </w:p>
+        </w:tc>
+      </w:tr>
+      <w:tr>
+        <w:trPr>
+          <w:cantSplit/>
+        </w:trPr>
+        <w:tc>
+          <w:tcPr/>
+          <w:p>
+            <w:pPr>
+              <w:pStyle w:val="TableText"/>
+              <w:jc w:val="left"/>
+              <w:spacing w:before="0" w:after="0" w:line="320" w:lineRule="exact"/>
+            </w:pPr>
+            <w:r>
+              <w:rPr>
+                <w:rFonts w:ascii="Calibri" w:hAnsi="Calibri" w:eastAsia="Microsoft YaHei" w:cs="Calibri"/>
+                <w:sz w:val="18"/>
+                <w:szCs w:val="18"/>
+              </w:rPr>
+              <w:t xml:space="preserve">s⁠p⁠i⁠l⁠l⁠-⁠n⁠o⁠o⁠p⁠t</w:t>
+            </w:r>
+          </w:p>
+        </w:tc>
+        <w:tc>
+          <w:tcPr/>
+          <w:p>
+            <w:pPr>
+              <w:pStyle w:val="TableText"/>
+              <w:jc w:val="left"/>
+              <w:spacing w:before="0" w:after="0" w:line="320" w:lineRule="exact"/>
+            </w:pPr>
+            <w:r>
+              <w:rPr>
+                <w:rFonts w:ascii="Calibri" w:hAnsi="Calibri" w:eastAsia="Microsoft YaHei" w:cs="Calibri"/>
+                <w:sz w:val="18"/>
+                <w:szCs w:val="18"/>
+              </w:rPr>
+              <w:t xml:space="preserve">R⁠e⁠s⁠i⁠d⁠e⁠n⁠t⁠D⁠i⁠r + B⁠a⁠c⁠k⁠s⁠t⁠o⁠r⁠e</w:t>
             </w:r>
           </w:p>
         </w:tc>
@@ -2150,25 +2150,25 @@
                 <w:sz w:val="18"/>
                 <w:szCs w:val="18"/>
               </w:rPr>
-              <w:t xml:space="preserve">o﻿p﻿t﻿i﻿m﻿i﻿z﻿e﻿d</w:t>
-            </w:r>
-          </w:p>
-        </w:tc>
-        <w:tc>
-          <w:tcPr/>
-          <w:p>
-            <w:pPr>
-              <w:pStyle w:val="TableText"/>
-              <w:jc w:val="left"/>
-              <w:spacing w:before="0" w:after="0" w:line="320" w:lineRule="exact"/>
-            </w:pPr>
-            <w:r>
-              <w:rPr>
-                <w:rFonts w:ascii="Calibri" w:hAnsi="Calibri" w:eastAsia="Microsoft YaHei" w:cs="Calibri"/>
-                <w:sz w:val="18"/>
-                <w:szCs w:val="18"/>
-              </w:rPr>
-              <w:t xml:space="preserve">R﻿e﻿s﻿i﻿d﻿e﻿n﻿t﻿D﻿i﻿r + B﻿a﻿c﻿k﻿s﻿t﻿o﻿r﻿e</w:t>
+              <w:t xml:space="preserve">o⁠p⁠t⁠i⁠m⁠i⁠z⁠e⁠d</w:t>
+            </w:r>
+          </w:p>
+        </w:tc>
+        <w:tc>
+          <w:tcPr/>
+          <w:p>
+            <w:pPr>
+              <w:pStyle w:val="TableText"/>
+              <w:jc w:val="left"/>
+              <w:spacing w:before="0" w:after="0" w:line="320" w:lineRule="exact"/>
+            </w:pPr>
+            <w:r>
+              <w:rPr>
+                <w:rFonts w:ascii="Calibri" w:hAnsi="Calibri" w:eastAsia="Microsoft YaHei" w:cs="Calibri"/>
+                <w:sz w:val="18"/>
+                <w:szCs w:val="18"/>
+              </w:rPr>
+              <w:t xml:space="preserve">R⁠e⁠s⁠i⁠d⁠e⁠n⁠t⁠D⁠i⁠r + B⁠a⁠c⁠k⁠s⁠t⁠o⁠r⁠e</w:t>
             </w:r>
           </w:p>
         </w:tc>
@@ -2218,18 +2218,18 @@
         <w:rPr>
           <w:rFonts w:ascii="Calibri" w:hAnsi="Calibri" w:eastAsia="Microsoft YaHei" w:cs="Calibri"/>
         </w:rPr>
-        <w:t xml:space="preserve">Metric1 在此基础上把 spill-noopt 分成两个显式实验角色：spill-5﻿1﻿2﻿K﻿ ﻿和</w:t>
-      </w:r>
-    </w:p>
-    <w:p>
-      <w:pPr>
-        <w:ind w:left="0" w:firstLine="420"/>
-      </w:pPr>
-      <w:r>
-        <w:rPr>
-          <w:rFonts w:ascii="Calibri" w:hAnsi="Calibri" w:eastAsia="Microsoft YaHei" w:cs="Calibri"/>
-        </w:rPr>
-        <w:t xml:space="preserve">spill-IdealDir；naive 仅用于﻿容﻿量﻿分﻿母﻿。</w:t>
+        <w:t xml:space="preserve">Metric1 在此基础上把 spill-noopt 分成两个显式实验角色：spill-5⁠1⁠2⁠K⁠ ⁠和</w:t>
+      </w:r>
+    </w:p>
+    <w:p>
+      <w:pPr>
+        <w:ind w:left="0" w:firstLine="420"/>
+      </w:pPr>
+      <w:r>
+        <w:rPr>
+          <w:rFonts w:ascii="Calibri" w:hAnsi="Calibri" w:eastAsia="Microsoft YaHei" w:cs="Calibri"/>
+        </w:rPr>
+        <w:t xml:space="preserve">spill-IdealDir；naive 仅用于⁠容⁠量⁠分⁠母⁠。</w:t>
       </w:r>
     </w:p>
     <w:p>
@@ -2252,18 +2252,18 @@
         <w:rPr>
           <w:rFonts w:ascii="Calibri" w:hAnsi="Calibri" w:eastAsia="Microsoft YaHei" w:cs="Calibri"/>
         </w:rPr>
-        <w:t xml:space="preserve">指标 1 包含﻿两﻿个﻿子﻿项﻿：</w:t>
-      </w:r>
-    </w:p>
-    <w:p>
-      <w:pPr>
-        <w:ind w:left="0" w:firstLine="420"/>
-      </w:pPr>
-      <w:r>
-        <w:rPr>
-          <w:rFonts w:ascii="Calibri" w:hAnsi="Calibri" w:eastAsia="Microsoft YaHei" w:cs="Calibri"/>
-        </w:rPr>
-        <w:t xml:space="preserve">1. spill / naive 等效追踪容量比不低于 1.5，其中 spill 为 512K 容量﻿约﻿束﻿角﻿色﻿；</w:t>
+        <w:t xml:space="preserve">指标 1 包含⁠两⁠个⁠子⁠项⁠：</w:t>
+      </w:r>
+    </w:p>
+    <w:p>
+      <w:pPr>
+        <w:ind w:left="0" w:firstLine="420"/>
+      </w:pPr>
+      <w:r>
+        <w:rPr>
+          <w:rFonts w:ascii="Calibri" w:hAnsi="Calibri" w:eastAsia="Microsoft YaHei" w:cs="Calibri"/>
+        </w:rPr>
+        <w:t xml:space="preserve">1. spill / naive 等效追踪容量比不低于 1.5，其中 spill 为 512K 容量⁠约⁠束⁠角⁠色⁠；</w:t>
       </w:r>
     </w:p>
     <w:p>
@@ -2285,7 +2285,7 @@
         <w:rPr>
           <w:rFonts w:ascii="Calibri" w:hAnsi="Calibri" w:eastAsia="Microsoft YaHei" w:cs="Calibri"/>
         </w:rPr>
-        <w:t xml:space="preserve">等效追踪容量按 ResidentDir 与已持久化 Backstore 元数据的去重覆﻿盖﻿量﻿计﻿算﻿。</w:t>
+        <w:t xml:space="preserve">等效追踪容量按 ResidentDir 与已持久化 Backstore 元数据的去重覆⁠盖⁠量⁠计⁠算⁠。</w:t>
       </w:r>
     </w:p>
     <w:p>
@@ -2307,62 +2307,62 @@
         <w:rPr>
           <w:rFonts w:ascii="Calibri" w:hAnsi="Calibri" w:eastAsia="Microsoft YaHei" w:cs="Calibri"/>
         </w:rPr>
-        <w:t xml:space="preserve">指标 1/2 profile 矩阵中 naive 与 spill-noopt 的三次重复；optimized 仅提供支撑证﻿据﻿，﻿不﻿进﻿入</w:t>
-      </w:r>
-    </w:p>
-    <w:p>
-      <w:pPr>
-        <w:ind w:left="0" w:firstLine="420"/>
-      </w:pPr>
-      <w:r>
-        <w:rPr>
-          <w:rFonts w:ascii="Calibri" w:hAnsi="Calibri" w:eastAsia="Microsoft YaHei" w:cs="Calibri"/>
-        </w:rPr>
-        <w:t xml:space="preserve">容量分母或分子。修正时延来自另一组独立矩阵，即三次重复分别执行 spill-5﻿1﻿2﻿K﻿ ﻿与</w:t>
-      </w:r>
-    </w:p>
-    <w:p>
-      <w:pPr>
-        <w:ind w:left="0" w:firstLine="420"/>
-      </w:pPr>
-      <w:r>
-        <w:rPr>
-          <w:rFonts w:ascii="Calibri" w:hAnsi="Calibri" w:eastAsia="Microsoft YaHei" w:cs="Calibri"/>
-        </w:rPr>
-        <w:t xml:space="preserve">spill-IdealDir，共 6 个物理 arms。两个合格证据集按各自冻结职责组合形成当前接﻿受﻿值﻿，﻿既﻿不</w:t>
-      </w:r>
-    </w:p>
-    <w:p>
-      <w:pPr>
-        <w:ind w:left="0" w:firstLine="420"/>
-      </w:pPr>
-      <w:r>
-        <w:rPr>
-          <w:rFonts w:ascii="Calibri" w:hAnsi="Calibri" w:eastAsia="Microsoft YaHei" w:cs="Calibri"/>
-        </w:rPr>
-        <w:t xml:space="preserve">把 optimized 混入容量计算，也不对跨证据集运行﻿重﻿复﻿加﻿权﻿。</w:t>
-      </w:r>
-    </w:p>
-    <w:p>
-      <w:pPr>
-        <w:ind w:left="0" w:firstLine="420"/>
-      </w:pPr>
-      <w:r>
-        <w:rPr>
-          <w:rFonts w:ascii="Calibri" w:hAnsi="Calibri" w:eastAsia="Microsoft YaHei" w:cs="Calibri"/>
-        </w:rPr>
-        <w:t xml:space="preserve">验收后若需要统一复现，可选用每轮 naive、spill-512K、spill-IdealDir 三角色的 3×﻿3﻿ ﻿裸﻿启﻿动</w:t>
-      </w:r>
-    </w:p>
-    <w:p>
-      <w:pPr>
-        <w:ind w:left="0" w:firstLine="420"/>
-      </w:pPr>
-      <w:r>
-        <w:rPr>
-          <w:rFonts w:ascii="Calibri" w:hAnsi="Calibri" w:eastAsia="Microsoft YaHei" w:cs="Calibri"/>
-        </w:rPr>
-        <w:t xml:space="preserve">矩阵。该方案不是本轮验收 Gate，不影响当前冻结接受值；未经合同变更不据此要求﻿新﻿增﻿实﻿验﻿。</w:t>
+        <w:t xml:space="preserve">指标 1/2 profile 矩阵中 naive 与 spill-noopt 的三次重复；optimized 仅提供支撑证⁠据⁠，⁠不⁠进⁠入</w:t>
+      </w:r>
+    </w:p>
+    <w:p>
+      <w:pPr>
+        <w:ind w:left="0" w:firstLine="420"/>
+      </w:pPr>
+      <w:r>
+        <w:rPr>
+          <w:rFonts w:ascii="Calibri" w:hAnsi="Calibri" w:eastAsia="Microsoft YaHei" w:cs="Calibri"/>
+        </w:rPr>
+        <w:t xml:space="preserve">容量分母或分子。修正时延来自另一组独立矩阵，即三次重复分别执行 spill-5⁠1⁠2⁠K⁠ ⁠与</w:t>
+      </w:r>
+    </w:p>
+    <w:p>
+      <w:pPr>
+        <w:ind w:left="0" w:firstLine="420"/>
+      </w:pPr>
+      <w:r>
+        <w:rPr>
+          <w:rFonts w:ascii="Calibri" w:hAnsi="Calibri" w:eastAsia="Microsoft YaHei" w:cs="Calibri"/>
+        </w:rPr>
+        <w:t xml:space="preserve">spill-IdealDir，共 6 个物理 arms。两个合格证据集按各自冻结职责组合形成当前接⁠受⁠值⁠，⁠既⁠不</w:t>
+      </w:r>
+    </w:p>
+    <w:p>
+      <w:pPr>
+        <w:ind w:left="0" w:firstLine="420"/>
+      </w:pPr>
+      <w:r>
+        <w:rPr>
+          <w:rFonts w:ascii="Calibri" w:hAnsi="Calibri" w:eastAsia="Microsoft YaHei" w:cs="Calibri"/>
+        </w:rPr>
+        <w:t xml:space="preserve">把 optimized 混入容量计算，也不对跨证据集运行⁠重⁠复⁠加⁠权⁠。</w:t>
+      </w:r>
+    </w:p>
+    <w:p>
+      <w:pPr>
+        <w:ind w:left="0" w:firstLine="420"/>
+      </w:pPr>
+      <w:r>
+        <w:rPr>
+          <w:rFonts w:ascii="Calibri" w:hAnsi="Calibri" w:eastAsia="Microsoft YaHei" w:cs="Calibri"/>
+        </w:rPr>
+        <w:t xml:space="preserve">验收后若需要统一复现，可选用每轮 naive、spill-512K、spill-IdealDir 三角色的 3×⁠3⁠ ⁠裸⁠启⁠动</w:t>
+      </w:r>
+    </w:p>
+    <w:p>
+      <w:pPr>
+        <w:ind w:left="0" w:firstLine="420"/>
+      </w:pPr>
+      <w:r>
+        <w:rPr>
+          <w:rFonts w:ascii="Calibri" w:hAnsi="Calibri" w:eastAsia="Microsoft YaHei" w:cs="Calibri"/>
+        </w:rPr>
+        <w:t xml:space="preserve">矩阵。该方案不是本轮验收 Gate，不影响当前冻结接受值；未经合同变更不据此要求⁠新⁠增⁠实⁠验⁠。</w:t>
       </w:r>
     </w:p>
     <w:p>
@@ -2385,7 +2385,7 @@
         <w:rPr>
           <w:rFonts w:ascii="Calibri" w:hAnsi="Calibri" w:eastAsia="Microsoft YaHei" w:cs="Calibri"/>
         </w:rPr>
-        <w:t xml:space="preserve">指标 2 比较 optimized 与 naive。冻﻿结﻿规﻿则﻿为﻿：</w:t>
+        <w:t xml:space="preserve">指标 2 比较 optimized 与 naive。冻⁠结⁠规⁠则⁠为⁠：</w:t>
       </w:r>
     </w:p>
     <w:p>
@@ -2452,7 +2452,7 @@
         <w:rPr>
           <w:rFonts w:ascii="Calibri" w:hAnsi="Calibri" w:eastAsia="Microsoft YaHei" w:cs="Calibri"/>
         </w:rPr>
-        <w:t xml:space="preserve">指标 3 采用五对 UBCC/HA-VI 配对运行，并在两个 L3 压力点﻿分﻿别﻿判﻿定﻿：</w:t>
+        <w:t xml:space="preserve">指标 3 采用五对 UBCC/HA-VI 配对运行，并在两个 L3 压力点⁠分⁠别⁠判⁠定⁠：</w:t>
       </w:r>
     </w:p>
     <w:p>
@@ -2485,7 +2485,7 @@
         <w:rPr>
           <w:rFonts w:ascii="Calibri" w:hAnsi="Calibri" w:eastAsia="Microsoft YaHei" w:cs="Calibri"/>
         </w:rPr>
-        <w:t xml:space="preserve">代表场景组每个 testcase 只贡献﻿一﻿个﻿主﻿值﻿：</w:t>
+        <w:t xml:space="preserve">代表场景组每个 testcase 只贡献⁠一⁠个⁠主⁠值⁠：</w:t>
       </w:r>
     </w:p>
     <w:p>
@@ -2551,18 +2551,18 @@
         <w:rPr>
           <w:rFonts w:ascii="Calibri" w:hAnsi="Calibri" w:eastAsia="Microsoft YaHei" w:cs="Calibri"/>
         </w:rPr>
-        <w:t xml:space="preserve">判据为严格的 UBCC 平均时延 &lt; HA-VI ﻿平﻿均﻿时﻿延﻿。</w:t>
-      </w:r>
-    </w:p>
-    <w:p>
-      <w:pPr>
-        <w:ind w:left="0" w:firstLine="420"/>
-      </w:pPr>
-      <w:r>
-        <w:rPr>
-          <w:rFonts w:ascii="Calibri" w:hAnsi="Calibri" w:eastAsia="Microsoft YaHei" w:cs="Calibri"/>
-        </w:rPr>
-        <w:t xml:space="preserve">确定性重复仿真用于证明结果可复现，不等同于对总体分布建立统﻿计﻿置﻿信﻿度﻿。</w:t>
+        <w:t xml:space="preserve">判据为严格的 UBCC 平均时延 &lt; HA-VI ⁠平⁠均⁠时⁠延⁠。</w:t>
+      </w:r>
+    </w:p>
+    <w:p>
+      <w:pPr>
+        <w:ind w:left="0" w:firstLine="420"/>
+      </w:pPr>
+      <w:r>
+        <w:rPr>
+          <w:rFonts w:ascii="Calibri" w:hAnsi="Calibri" w:eastAsia="Microsoft YaHei" w:cs="Calibri"/>
+        </w:rPr>
+        <w:t xml:space="preserve">确定性重复仿真用于证明结果可复现，不等同于对总体分布建立统⁠计⁠置⁠信⁠度⁠。</w:t>
       </w:r>
     </w:p>
     <w:p>
@@ -2585,29 +2585,29 @@
         <w:rPr>
           <w:rFonts w:ascii="Calibri" w:hAnsi="Calibri" w:eastAsia="Microsoft YaHei" w:cs="Calibri"/>
         </w:rPr>
-        <w:t xml:space="preserve">所有比较遵循发布事件原则：只统计满足冻结完成条件并已经发布完成事件的根操作﻿。﻿开﻿始﻿点﻿为</w:t>
-      </w:r>
-    </w:p>
-    <w:p>
-      <w:pPr>
-        <w:ind w:left="0" w:firstLine="420"/>
-      </w:pPr>
-      <w:r>
-        <w:rPr>
-          <w:rFonts w:ascii="Calibri" w:hAnsi="Calibri" w:eastAsia="Microsoft YaHei" w:cs="Calibri"/>
-        </w:rPr>
-        <w:t xml:space="preserve">workload 发起目标操作，结束点为数据和权限满足该 workload 的可观察完成条件。未﻿完﻿成﻿事﻿件﻿、</w:t>
-      </w:r>
-    </w:p>
-    <w:p>
-      <w:pPr>
-        <w:ind w:left="0" w:firstLine="420"/>
-      </w:pPr>
-      <w:r>
-        <w:rPr>
-          <w:rFonts w:ascii="Calibri" w:hAnsi="Calibri" w:eastAsia="Microsoft YaHei" w:cs="Calibri"/>
-        </w:rPr>
-        <w:t xml:space="preserve">内部服务计时和诊断子阶段不﻿进﻿入﻿聚﻿合﻿。</w:t>
+        <w:t xml:space="preserve">所有比较遵循发布事件原则：只统计满足冻结完成条件并已经发布完成事件的根操作⁠。⁠开⁠始⁠点⁠为</w:t>
+      </w:r>
+    </w:p>
+    <w:p>
+      <w:pPr>
+        <w:ind w:left="0" w:firstLine="420"/>
+      </w:pPr>
+      <w:r>
+        <w:rPr>
+          <w:rFonts w:ascii="Calibri" w:hAnsi="Calibri" w:eastAsia="Microsoft YaHei" w:cs="Calibri"/>
+        </w:rPr>
+        <w:t xml:space="preserve">workload 发起目标操作，结束点为数据和权限满足该 workload 的可观察完成条件。未⁠完⁠成⁠事⁠件⁠、</w:t>
+      </w:r>
+    </w:p>
+    <w:p>
+      <w:pPr>
+        <w:ind w:left="0" w:firstLine="420"/>
+      </w:pPr>
+      <w:r>
+        <w:rPr>
+          <w:rFonts w:ascii="Calibri" w:hAnsi="Calibri" w:eastAsia="Microsoft YaHei" w:cs="Calibri"/>
+        </w:rPr>
+        <w:t xml:space="preserve">内部服务计时和诊断子阶段不⁠进⁠入⁠聚⁠合⁠。</w:t>
       </w:r>
     </w:p>
     <w:p>
@@ -2630,18 +2630,18 @@
         <w:rPr>
           <w:rFonts w:ascii="Calibri" w:hAnsi="Calibri" w:eastAsia="Microsoft YaHei" w:cs="Calibri"/>
         </w:rPr>
-        <w:t xml:space="preserve">合同计分集的 testcase、权重和门槛在评审前冻结。支撑集按各自明确职责报告，﻿不﻿将﻿未﻿冻﻿结</w:t>
-      </w:r>
-    </w:p>
-    <w:p>
-      <w:pPr>
-        <w:ind w:left="0" w:firstLine="420"/>
-      </w:pPr>
-      <w:r>
-        <w:rPr>
-          <w:rFonts w:ascii="Calibri" w:hAnsi="Calibri" w:eastAsia="Microsoft YaHei" w:cs="Calibri"/>
-        </w:rPr>
-        <w:t xml:space="preserve">权重的场景混合成﻿额﻿外﻿总﻿分﻿：</w:t>
+        <w:t xml:space="preserve">合同计分集的 testcase、权重和门槛在评审前冻结。支撑集按各自明确职责报告，⁠不⁠将⁠未⁠冻⁠结</w:t>
+      </w:r>
+    </w:p>
+    <w:p>
+      <w:pPr>
+        <w:ind w:left="0" w:firstLine="420"/>
+      </w:pPr>
+      <w:r>
+        <w:rPr>
+          <w:rFonts w:ascii="Calibri" w:hAnsi="Calibri" w:eastAsia="Microsoft YaHei" w:cs="Calibri"/>
+        </w:rPr>
+        <w:t xml:space="preserve">权重的场景混合成⁠额⁠外⁠总⁠分⁠：</w:t>
       </w:r>
     </w:p>
     <w:p>
@@ -2861,7 +2861,7 @@
                 <w:sz w:val="18"/>
                 <w:szCs w:val="18"/>
               </w:rPr>
-              <w:t xml:space="preserve">s﻿p﻿i﻿l﻿l / n﻿a﻿i﻿v﻿e</w:t>
+              <w:t xml:space="preserve">s⁠p⁠i⁠l⁠l / n⁠a⁠i⁠v⁠e</w:t>
             </w:r>
           </w:p>
         </w:tc>
@@ -2920,138 +2920,138 @@
                 <w:sz w:val="18"/>
                 <w:szCs w:val="18"/>
               </w:rPr>
-              <w:t xml:space="preserve">O﻿u﻿t﻿e﻿r 附加时延</w:t>
-            </w:r>
-          </w:p>
-        </w:tc>
-        <w:tc>
-          <w:tcPr/>
-          <w:p>
-            <w:pPr>
-              <w:pStyle w:val="TableText"/>
-              <w:jc w:val="left"/>
-              <w:spacing w:before="0" w:after="0" w:line="320" w:lineRule="exact"/>
-            </w:pPr>
-            <w:r>
-              <w:rPr>
-                <w:rFonts w:ascii="Calibri" w:hAnsi="Calibri" w:eastAsia="Microsoft YaHei" w:cs="Calibri"/>
-                <w:sz w:val="18"/>
-                <w:szCs w:val="18"/>
-              </w:rPr>
-              <w:t xml:space="preserve">s﻿p﻿i﻿l﻿l﻿-﻿5﻿1﻿2﻿K m﻿e﻿a﻿n - s﻿p﻿i﻿l﻿l﻿-﻿I﻿d﻿e﻿a﻿l﻿D﻿i﻿r m﻿e﻿a﻿n</w:t>
-            </w:r>
-          </w:p>
-        </w:tc>
-        <w:tc>
-          <w:tcPr/>
-          <w:p>
-            <w:pPr>
-              <w:pStyle w:val="TableText"/>
-              <w:jc w:val="left"/>
-              <w:spacing w:before="0" w:after="0" w:line="320" w:lineRule="exact"/>
-            </w:pPr>
-            <w:r>
-              <w:rPr>
-                <w:rFonts w:ascii="Calibri" w:hAnsi="Calibri" w:eastAsia="Microsoft YaHei" w:cs="Calibri"/>
-                <w:sz w:val="18"/>
-                <w:szCs w:val="18"/>
-              </w:rPr>
-              <w:t xml:space="preserve">10.534578 n﻿s</w:t>
-            </w:r>
-          </w:p>
-        </w:tc>
-        <w:tc>
-          <w:tcPr/>
-          <w:p>
-            <w:pPr>
-              <w:pStyle w:val="TableText"/>
-              <w:jc w:val="left"/>
-              <w:spacing w:before="0" w:after="0" w:line="320" w:lineRule="exact"/>
-            </w:pPr>
-            <w:r>
-              <w:rPr>
-                <w:rFonts w:ascii="Calibri" w:hAnsi="Calibri" w:eastAsia="Microsoft YaHei" w:cs="Calibri"/>
-                <w:sz w:val="18"/>
-                <w:szCs w:val="18"/>
-              </w:rPr>
-              <w:t xml:space="preserve">&lt; 25.000 n﻿s</w:t>
-            </w:r>
-          </w:p>
-        </w:tc>
-      </w:tr>
-      <w:tr>
-        <w:trPr>
-          <w:cantSplit/>
-        </w:trPr>
-        <w:tc>
-          <w:tcPr/>
-          <w:p>
-            <w:pPr>
-              <w:pStyle w:val="TableText"/>
-              <w:jc w:val="left"/>
-              <w:spacing w:before="0" w:after="0" w:line="320" w:lineRule="exact"/>
-            </w:pPr>
-            <w:r>
-              <w:rPr>
-                <w:rFonts w:ascii="Calibri" w:hAnsi="Calibri" w:eastAsia="Microsoft YaHei" w:cs="Calibri"/>
-                <w:sz w:val="18"/>
-                <w:szCs w:val="18"/>
-              </w:rPr>
-              <w:t xml:space="preserve">2 G﻿H﻿z 周期换算</w:t>
-            </w:r>
-          </w:p>
-        </w:tc>
-        <w:tc>
-          <w:tcPr/>
-          <w:p>
-            <w:pPr>
-              <w:pStyle w:val="TableText"/>
-              <w:jc w:val="left"/>
-              <w:spacing w:before="0" w:after="0" w:line="320" w:lineRule="exact"/>
-            </w:pPr>
-            <w:r>
-              <w:rPr>
-                <w:rFonts w:ascii="Calibri" w:hAnsi="Calibri" w:eastAsia="Microsoft YaHei" w:cs="Calibri"/>
-                <w:sz w:val="18"/>
-                <w:szCs w:val="18"/>
-              </w:rPr>
-              <w:t xml:space="preserve">10.534578 n﻿s × 2 c﻿y﻿c﻿l﻿e﻿s/n﻿s</w:t>
-            </w:r>
-          </w:p>
-        </w:tc>
-        <w:tc>
-          <w:tcPr/>
-          <w:p>
-            <w:pPr>
-              <w:pStyle w:val="TableText"/>
-              <w:jc w:val="left"/>
-              <w:spacing w:before="0" w:after="0" w:line="320" w:lineRule="exact"/>
-            </w:pPr>
-            <w:r>
-              <w:rPr>
-                <w:rFonts w:ascii="Calibri" w:hAnsi="Calibri" w:eastAsia="Microsoft YaHei" w:cs="Calibri"/>
-                <w:sz w:val="18"/>
-                <w:szCs w:val="18"/>
-              </w:rPr>
-              <w:t xml:space="preserve">21.069156 c﻿y﻿c﻿l﻿e﻿s</w:t>
-            </w:r>
-          </w:p>
-        </w:tc>
-        <w:tc>
-          <w:tcPr/>
-          <w:p>
-            <w:pPr>
-              <w:pStyle w:val="TableText"/>
-              <w:jc w:val="left"/>
-              <w:spacing w:before="0" w:after="0" w:line="320" w:lineRule="exact"/>
-            </w:pPr>
-            <w:r>
-              <w:rPr>
-                <w:rFonts w:ascii="Calibri" w:hAnsi="Calibri" w:eastAsia="Microsoft YaHei" w:cs="Calibri"/>
-                <w:sz w:val="18"/>
-                <w:szCs w:val="18"/>
-              </w:rPr>
-              <w:t xml:space="preserve">&lt; 50.000 c﻿y﻿c﻿l﻿e﻿s</w:t>
+              <w:t xml:space="preserve">O⁠u⁠t⁠e⁠r 附加时延</w:t>
+            </w:r>
+          </w:p>
+        </w:tc>
+        <w:tc>
+          <w:tcPr/>
+          <w:p>
+            <w:pPr>
+              <w:pStyle w:val="TableText"/>
+              <w:jc w:val="left"/>
+              <w:spacing w:before="0" w:after="0" w:line="320" w:lineRule="exact"/>
+            </w:pPr>
+            <w:r>
+              <w:rPr>
+                <w:rFonts w:ascii="Calibri" w:hAnsi="Calibri" w:eastAsia="Microsoft YaHei" w:cs="Calibri"/>
+                <w:sz w:val="18"/>
+                <w:szCs w:val="18"/>
+              </w:rPr>
+              <w:t xml:space="preserve">s⁠p⁠i⁠l⁠l⁠-⁠5⁠1⁠2⁠K m⁠e⁠a⁠n - s⁠p⁠i⁠l⁠l⁠-⁠I⁠d⁠e⁠a⁠l⁠D⁠i⁠r m⁠e⁠a⁠n</w:t>
+            </w:r>
+          </w:p>
+        </w:tc>
+        <w:tc>
+          <w:tcPr/>
+          <w:p>
+            <w:pPr>
+              <w:pStyle w:val="TableText"/>
+              <w:jc w:val="left"/>
+              <w:spacing w:before="0" w:after="0" w:line="320" w:lineRule="exact"/>
+            </w:pPr>
+            <w:r>
+              <w:rPr>
+                <w:rFonts w:ascii="Calibri" w:hAnsi="Calibri" w:eastAsia="Microsoft YaHei" w:cs="Calibri"/>
+                <w:sz w:val="18"/>
+                <w:szCs w:val="18"/>
+              </w:rPr>
+              <w:t xml:space="preserve">10.534578 n⁠s</w:t>
+            </w:r>
+          </w:p>
+        </w:tc>
+        <w:tc>
+          <w:tcPr/>
+          <w:p>
+            <w:pPr>
+              <w:pStyle w:val="TableText"/>
+              <w:jc w:val="left"/>
+              <w:spacing w:before="0" w:after="0" w:line="320" w:lineRule="exact"/>
+            </w:pPr>
+            <w:r>
+              <w:rPr>
+                <w:rFonts w:ascii="Calibri" w:hAnsi="Calibri" w:eastAsia="Microsoft YaHei" w:cs="Calibri"/>
+                <w:sz w:val="18"/>
+                <w:szCs w:val="18"/>
+              </w:rPr>
+              <w:t xml:space="preserve">&lt; 25.000 n⁠s</w:t>
+            </w:r>
+          </w:p>
+        </w:tc>
+      </w:tr>
+      <w:tr>
+        <w:trPr>
+          <w:cantSplit/>
+        </w:trPr>
+        <w:tc>
+          <w:tcPr/>
+          <w:p>
+            <w:pPr>
+              <w:pStyle w:val="TableText"/>
+              <w:jc w:val="left"/>
+              <w:spacing w:before="0" w:after="0" w:line="320" w:lineRule="exact"/>
+            </w:pPr>
+            <w:r>
+              <w:rPr>
+                <w:rFonts w:ascii="Calibri" w:hAnsi="Calibri" w:eastAsia="Microsoft YaHei" w:cs="Calibri"/>
+                <w:sz w:val="18"/>
+                <w:szCs w:val="18"/>
+              </w:rPr>
+              <w:t xml:space="preserve">2 G⁠H⁠z 周期换算</w:t>
+            </w:r>
+          </w:p>
+        </w:tc>
+        <w:tc>
+          <w:tcPr/>
+          <w:p>
+            <w:pPr>
+              <w:pStyle w:val="TableText"/>
+              <w:jc w:val="left"/>
+              <w:spacing w:before="0" w:after="0" w:line="320" w:lineRule="exact"/>
+            </w:pPr>
+            <w:r>
+              <w:rPr>
+                <w:rFonts w:ascii="Calibri" w:hAnsi="Calibri" w:eastAsia="Microsoft YaHei" w:cs="Calibri"/>
+                <w:sz w:val="18"/>
+                <w:szCs w:val="18"/>
+              </w:rPr>
+              <w:t xml:space="preserve">10.534578 n⁠s × 2 c⁠y⁠c⁠l⁠e⁠s/n⁠s</w:t>
+            </w:r>
+          </w:p>
+        </w:tc>
+        <w:tc>
+          <w:tcPr/>
+          <w:p>
+            <w:pPr>
+              <w:pStyle w:val="TableText"/>
+              <w:jc w:val="left"/>
+              <w:spacing w:before="0" w:after="0" w:line="320" w:lineRule="exact"/>
+            </w:pPr>
+            <w:r>
+              <w:rPr>
+                <w:rFonts w:ascii="Calibri" w:hAnsi="Calibri" w:eastAsia="Microsoft YaHei" w:cs="Calibri"/>
+                <w:sz w:val="18"/>
+                <w:szCs w:val="18"/>
+              </w:rPr>
+              <w:t xml:space="preserve">21.069156 c⁠y⁠c⁠l⁠e⁠s</w:t>
+            </w:r>
+          </w:p>
+        </w:tc>
+        <w:tc>
+          <w:tcPr/>
+          <w:p>
+            <w:pPr>
+              <w:pStyle w:val="TableText"/>
+              <w:jc w:val="left"/>
+              <w:spacing w:before="0" w:after="0" w:line="320" w:lineRule="exact"/>
+            </w:pPr>
+            <w:r>
+              <w:rPr>
+                <w:rFonts w:ascii="Calibri" w:hAnsi="Calibri" w:eastAsia="Microsoft YaHei" w:cs="Calibri"/>
+                <w:sz w:val="18"/>
+                <w:szCs w:val="18"/>
+              </w:rPr>
+              <w:t xml:space="preserve">&lt; 50.000 c⁠y⁠c⁠l⁠e⁠s</w:t>
             </w:r>
           </w:p>
         </w:tc>
@@ -3065,18 +3065,18 @@
         <w:rPr>
           <w:rFonts w:ascii="Calibri" w:hAnsi="Calibri" w:eastAsia="Microsoft YaHei" w:cs="Calibri"/>
         </w:rPr>
-        <w:t xml:space="preserve">容量按 spill/naive 计算，其中 spill 为 512K 容量约束角色；时延按已完成 Oute﻿r﻿ ﻿事﻿件﻿的</w:t>
-      </w:r>
-    </w:p>
-    <w:p>
-      <w:pPr>
-        <w:ind w:left="0" w:firstLine="420"/>
-      </w:pPr>
-      <w:r>
-        <w:rPr>
-          <w:rFonts w:ascii="Calibri" w:hAnsi="Calibri" w:eastAsia="Microsoft YaHei" w:cs="Calibri"/>
-        </w:rPr>
-        <w:t xml:space="preserve">spill-512K 均值减去 spill-IdealDir ﻿均﻿值﻿计﻿算﻿。</w:t>
+        <w:t xml:space="preserve">容量按 spill/naive 计算，其中 spill 为 512K 容量约束角色；时延按已完成 Oute⁠r⁠ ⁠事⁠件⁠的</w:t>
+      </w:r>
+    </w:p>
+    <w:p>
+      <w:pPr>
+        <w:ind w:left="0" w:firstLine="420"/>
+      </w:pPr>
+      <w:r>
+        <w:rPr>
+          <w:rFonts w:ascii="Calibri" w:hAnsi="Calibri" w:eastAsia="Microsoft YaHei" w:cs="Calibri"/>
+        </w:rPr>
+        <w:t xml:space="preserve">spill-512K 均值减去 spill-IdealDir ⁠均⁠值⁠计⁠算⁠。</w:t>
       </w:r>
     </w:p>
     <w:p>
@@ -3087,7 +3087,7 @@
       <w:r>
         <w:drawing>
           <wp:inline distT="0" distB="0" distL="0" distR="0">
-            <wp:extent cx="5580000" cy="2456343"/>
+            <wp:extent cx="5580000" cy="2367369"/>
             <wp:effectExtent l="0" t="0" r="0" b="0"/>
             <wp:docPr id="1" name="图 3-1 Metric1 容量与 Outer 附加时延" descr="图 3-1 Metric1 容量与 Outer 附加时延"/>
             <wp:cNvGraphicFramePr>
@@ -3109,7 +3109,7 @@
                   <pic:spPr>
                     <a:xfrm>
                       <a:off x="0" y="0"/>
-                      <a:ext cx="5580000" cy="2456343"/>
+                      <a:ext cx="5580000" cy="2367369"/>
                     </a:xfrm>
                     <a:prstGeom prst="rect">
                       <a:avLst/>
@@ -3154,29 +3154,29 @@
         <w:rPr>
           <w:rFonts w:ascii="Calibri" w:hAnsi="Calibri" w:eastAsia="Microsoft YaHei" w:cs="Calibri"/>
         </w:rPr>
-        <w:t xml:space="preserve">spill 的等效追踪容量达到 naive 的 1.515 倍，超过 1.5 倍门槛；该角色采用 51﻿2﻿K﻿ ﻿容﻿量</w:t>
-      </w:r>
-    </w:p>
-    <w:p>
-      <w:pPr>
-        <w:ind w:left="0" w:firstLine="420"/>
-      </w:pPr>
-      <w:r>
-        <w:rPr>
-          <w:rFonts w:ascii="Calibri" w:hAnsi="Calibri" w:eastAsia="Microsoft YaHei" w:cs="Calibri"/>
-        </w:rPr>
-        <w:t xml:space="preserve">约束。﻿容﻿量﻿扩﻿展﻿由</w:t>
-      </w:r>
-    </w:p>
-    <w:p>
-      <w:pPr>
-        <w:ind w:left="0" w:firstLine="420"/>
-      </w:pPr>
-      <w:r>
-        <w:rPr>
-          <w:rFonts w:ascii="Calibri" w:hAnsi="Calibri" w:eastAsia="Microsoft YaHei" w:cs="Calibri"/>
-        </w:rPr>
-        <w:t xml:space="preserve">ResidentDir 与 Backstore 的分层管理实现，热点元数据保留在 SRAM 路径，冷﻿元﻿数﻿据﻿进﻿入</w:t>
+        <w:t xml:space="preserve">spill 的等效追踪容量达到 naive 的 1.515 倍，超过 1.5 倍门槛；该角色采用 51⁠2⁠K⁠ ⁠容⁠量</w:t>
+      </w:r>
+    </w:p>
+    <w:p>
+      <w:pPr>
+        <w:ind w:left="0" w:firstLine="420"/>
+      </w:pPr>
+      <w:r>
+        <w:rPr>
+          <w:rFonts w:ascii="Calibri" w:hAnsi="Calibri" w:eastAsia="Microsoft YaHei" w:cs="Calibri"/>
+        </w:rPr>
+        <w:t xml:space="preserve">约束。⁠容⁠量⁠扩⁠展⁠由</w:t>
+      </w:r>
+    </w:p>
+    <w:p>
+      <w:pPr>
+        <w:ind w:left="0" w:firstLine="420"/>
+      </w:pPr>
+      <w:r>
+        <w:rPr>
+          <w:rFonts w:ascii="Calibri" w:hAnsi="Calibri" w:eastAsia="Microsoft YaHei" w:cs="Calibri"/>
+        </w:rPr>
+        <w:t xml:space="preserve">ResidentDir 与 Backstore 的分层管理实现，热点元数据保留在 SRAM 路径，冷⁠元⁠数⁠据⁠进⁠入</w:t>
       </w:r>
     </w:p>
     <w:p>
@@ -3198,29 +3198,29 @@
         <w:rPr>
           <w:rFonts w:ascii="Calibri" w:hAnsi="Calibri" w:eastAsia="Microsoft YaHei" w:cs="Calibri"/>
         </w:rPr>
-        <w:t xml:space="preserve">附加时延采用同为 spill-noopt 策略的两个角色隔离容量溢出成本：spill-512K 使用﻿ ﻿5﻿1﻿2﻿K</w:t>
-      </w:r>
-    </w:p>
-    <w:p>
-      <w:pPr>
-        <w:ind w:left="0" w:firstLine="420"/>
-      </w:pPr>
-      <w:r>
-        <w:rPr>
-          <w:rFonts w:ascii="Calibri" w:hAnsi="Calibri" w:eastAsia="Microsoft YaHei" w:cs="Calibri"/>
-        </w:rPr>
-        <w:t xml:space="preserve">容量约束，spill-IdealDir 使用实验性超大 ResidentDir 作为无溢出的反事实基线。三﻿次﻿重﻿复﻿中﻿，</w:t>
-      </w:r>
-    </w:p>
-    <w:p>
-      <w:pPr>
-        <w:ind w:left="0" w:firstLine="420"/>
-      </w:pPr>
-      <w:r>
-        <w:rPr>
-          <w:rFonts w:ascii="Calibri" w:hAnsi="Calibri" w:eastAsia="Microsoft YaHei" w:cs="Calibri"/>
-        </w:rPr>
-        <w:t xml:space="preserve">每次均对全部已完成 Outer 事件求均值后作差；跨轮等权均值为 10.534578﻿ ﻿n﻿s﻿，﻿即</w:t>
+        <w:t xml:space="preserve">附加时延采用同为 spill-noopt 策略的两个角色隔离容量溢出成本：spill-512K 使用⁠ ⁠5⁠1⁠2⁠K</w:t>
+      </w:r>
+    </w:p>
+    <w:p>
+      <w:pPr>
+        <w:ind w:left="0" w:firstLine="420"/>
+      </w:pPr>
+      <w:r>
+        <w:rPr>
+          <w:rFonts w:ascii="Calibri" w:hAnsi="Calibri" w:eastAsia="Microsoft YaHei" w:cs="Calibri"/>
+        </w:rPr>
+        <w:t xml:space="preserve">容量约束，spill-IdealDir 使用实验性超大 ResidentDir 作为无溢出的反事实基线。三⁠次⁠重⁠复⁠中⁠，</w:t>
+      </w:r>
+    </w:p>
+    <w:p>
+      <w:pPr>
+        <w:ind w:left="0" w:firstLine="420"/>
+      </w:pPr>
+      <w:r>
+        <w:rPr>
+          <w:rFonts w:ascii="Calibri" w:hAnsi="Calibri" w:eastAsia="Microsoft YaHei" w:cs="Calibri"/>
+        </w:rPr>
+        <w:t xml:space="preserve">每次均对全部已完成 Outer 事件求均值后作差；跨轮等权均值为 10.534578⁠ ⁠n⁠s⁠，⁠即</w:t>
       </w:r>
     </w:p>
     <w:p>
@@ -3254,7 +3254,7 @@
         <w:rPr>
           <w:rFonts w:ascii="Calibri" w:hAnsi="Calibri" w:eastAsia="Microsoft YaHei" w:cs="Calibri"/>
         </w:rPr>
-        <w:t xml:space="preserve">指标 1 的容量和时延两个子﻿项﻿均﻿通﻿过﻿：</w:t>
+        <w:t xml:space="preserve">指标 1 的容量和时延两个子⁠项⁠均⁠通⁠过⁠：</w:t>
       </w:r>
     </w:p>
     <w:p>
@@ -3299,7 +3299,7 @@
         <w:rPr>
           <w:rFonts w:ascii="Calibri" w:hAnsi="Calibri" w:eastAsia="Microsoft YaHei" w:cs="Calibri"/>
         </w:rPr>
-        <w:t xml:space="preserve">当前 Metric1 接受值组合两个彼此独立、均完成正确性门禁﻿的﻿证﻿据﻿集﻿：</w:t>
+        <w:t xml:space="preserve">当前 Metric1 接受值组合两个彼此独立、均完成正确性门禁⁠的⁠证⁠据⁠集⁠：</w:t>
       </w:r>
     </w:p>
     <w:p>
@@ -3321,51 +3321,51 @@
         <w:rPr>
           <w:rFonts w:ascii="Calibri" w:hAnsi="Calibri" w:eastAsia="Microsoft YaHei" w:cs="Calibri"/>
         </w:rPr>
-        <w:t xml:space="preserve">naive 提供容量分母，spill-noopt 提供容量分子，optimized 只作支持，不参与﻿容﻿量﻿计﻿分﻿；</w:t>
-      </w:r>
-    </w:p>
-    <w:p>
-      <w:pPr>
-        <w:ind w:left="0" w:firstLine="420"/>
-      </w:pPr>
-      <w:r>
-        <w:rPr>
-          <w:rFonts w:ascii="Calibri" w:hAnsi="Calibri" w:eastAsia="Microsoft YaHei" w:cs="Calibri"/>
-        </w:rPr>
-        <w:t xml:space="preserve">2. 修正时延证据由三次 spill-512K 和三次 spill-IdealDir 构成，共 6 个物理 arms﻿；﻿每﻿轮﻿先﻿按</w:t>
-      </w:r>
-    </w:p>
-    <w:p>
-      <w:pPr>
-        <w:ind w:left="0" w:firstLine="420"/>
-      </w:pPr>
-      <w:r>
-        <w:rPr>
-          <w:rFonts w:ascii="Calibri" w:hAnsi="Calibri" w:eastAsia="Microsoft YaHei" w:cs="Calibri"/>
-        </w:rPr>
-        <w:t xml:space="preserve">两个角色的已完成 Outer 事件均值作差，再对三轮﻿等﻿权﻿平﻿均﻿。</w:t>
-      </w:r>
-    </w:p>
-    <w:p>
-      <w:pPr>
-        <w:ind w:left="0" w:firstLine="420"/>
-      </w:pPr>
-      <w:r>
-        <w:rPr>
-          <w:rFonts w:ascii="Calibri" w:hAnsi="Calibri" w:eastAsia="Microsoft YaHei" w:cs="Calibri"/>
-        </w:rPr>
-        <w:t xml:space="preserve">当前结果没有把两个证据集拼成一个原生三角色九运行矩阵，也没有让任何运行跨职责﻿重﻿复﻿计﻿权﻿。</w:t>
-      </w:r>
-    </w:p>
-    <w:p>
-      <w:pPr>
-        <w:ind w:left="0" w:firstLine="420"/>
-      </w:pPr>
-      <w:r>
-        <w:rPr>
-          <w:rFonts w:ascii="Calibri" w:hAnsi="Calibri" w:eastAsia="Microsoft YaHei" w:cs="Calibri"/>
-        </w:rPr>
-        <w:t xml:space="preserve">该可选复现方案不改变当前 1.515× 与 10.534578 ns / 21.069156 cycles ﻿的﻿接﻿受﻿值﻿。</w:t>
+        <w:t xml:space="preserve">naive 提供容量分母，spill-noopt 提供容量分子，optimized 只作支持，不参与⁠容⁠量⁠计⁠分⁠；</w:t>
+      </w:r>
+    </w:p>
+    <w:p>
+      <w:pPr>
+        <w:ind w:left="0" w:firstLine="420"/>
+      </w:pPr>
+      <w:r>
+        <w:rPr>
+          <w:rFonts w:ascii="Calibri" w:hAnsi="Calibri" w:eastAsia="Microsoft YaHei" w:cs="Calibri"/>
+        </w:rPr>
+        <w:t xml:space="preserve">2. 修正时延证据由三次 spill-512K 和三次 spill-IdealDir 构成，共 6 个物理 arms⁠；⁠每⁠轮⁠先⁠按</w:t>
+      </w:r>
+    </w:p>
+    <w:p>
+      <w:pPr>
+        <w:ind w:left="0" w:firstLine="420"/>
+      </w:pPr>
+      <w:r>
+        <w:rPr>
+          <w:rFonts w:ascii="Calibri" w:hAnsi="Calibri" w:eastAsia="Microsoft YaHei" w:cs="Calibri"/>
+        </w:rPr>
+        <w:t xml:space="preserve">两个角色的已完成 Outer 事件均值作差，再对三轮⁠等⁠权⁠平⁠均⁠。</w:t>
+      </w:r>
+    </w:p>
+    <w:p>
+      <w:pPr>
+        <w:ind w:left="0" w:firstLine="420"/>
+      </w:pPr>
+      <w:r>
+        <w:rPr>
+          <w:rFonts w:ascii="Calibri" w:hAnsi="Calibri" w:eastAsia="Microsoft YaHei" w:cs="Calibri"/>
+        </w:rPr>
+        <w:t xml:space="preserve">当前结果没有把两个证据集拼成一个原生三角色九运行矩阵，也没有让任何运行跨职责⁠重⁠复⁠计⁠权⁠。</w:t>
+      </w:r>
+    </w:p>
+    <w:p>
+      <w:pPr>
+        <w:ind w:left="0" w:firstLine="420"/>
+      </w:pPr>
+      <w:r>
+        <w:rPr>
+          <w:rFonts w:ascii="Calibri" w:hAnsi="Calibri" w:eastAsia="Microsoft YaHei" w:cs="Calibri"/>
+        </w:rPr>
+        <w:t xml:space="preserve">该可选复现方案不改变当前 1.515× 与 10.534578 ns / 21.069156 cycles ⁠的⁠接⁠受⁠值⁠。</w:t>
       </w:r>
     </w:p>
     <w:p>
@@ -3388,7 +3388,7 @@
         <w:rPr>
           <w:rFonts w:ascii="Calibri" w:hAnsi="Calibri" w:eastAsia="Microsoft YaHei" w:cs="Calibri"/>
         </w:rPr>
-        <w:t xml:space="preserve">指标 1 的合同数值由 TC131 给出，以下 testcase 对容量机制和 Backstore 生命周期﻿提﻿供﻿支﻿撑﻿：</w:t>
+        <w:t xml:space="preserve">指标 1 的合同数值由 TC131 给出，以下 testcase 对容量机制和 Backstore 生命周期⁠提⁠供⁠支⁠撑⁠：</w:t>
       </w:r>
     </w:p>
     <w:tbl>
@@ -3425,7 +3425,7 @@
                 <w:sz w:val="18"/>
                 <w:szCs w:val="18"/>
               </w:rPr>
-              <w:t xml:space="preserve">T﻿e﻿s﻿t﻿c﻿a﻿s﻿e</w:t>
+              <w:t xml:space="preserve">T⁠e⁠s⁠t⁠c⁠a⁠s⁠e</w:t>
             </w:r>
           </w:p>
         </w:tc>
@@ -3490,84 +3490,84 @@
                 <w:sz w:val="18"/>
                 <w:szCs w:val="18"/>
               </w:rPr>
-              <w:t xml:space="preserve">T﻿C﻿1﻿2﻿0</w:t>
-            </w:r>
-          </w:p>
-        </w:tc>
-        <w:tc>
-          <w:tcPr/>
-          <w:p>
-            <w:pPr>
-              <w:pStyle w:val="TableText"/>
-              <w:jc w:val="left"/>
-              <w:spacing w:before="0" w:after="0" w:line="320" w:lineRule="exact"/>
-            </w:pPr>
-            <w:r>
-              <w:rPr>
-                <w:rFonts w:ascii="Calibri" w:hAnsi="Calibri" w:eastAsia="Microsoft YaHei" w:cs="Calibri"/>
-                <w:sz w:val="18"/>
-                <w:szCs w:val="18"/>
-              </w:rPr>
-              <w:t xml:space="preserve">b﻿a﻿s﻿e﻿l﻿i﻿n﻿e p﻿e﻿r﻿f﻿o﻿r﻿m﻿a﻿n﻿c﻿e m﻿i﻿x</w:t>
-            </w:r>
-          </w:p>
-        </w:tc>
-        <w:tc>
-          <w:tcPr/>
-          <w:p>
-            <w:pPr>
-              <w:pStyle w:val="TableText"/>
-              <w:jc w:val="left"/>
-              <w:spacing w:before="0" w:after="0" w:line="320" w:lineRule="exact"/>
-            </w:pPr>
-            <w:r>
-              <w:rPr>
-                <w:rFonts w:ascii="Calibri" w:hAnsi="Calibri" w:eastAsia="Microsoft YaHei" w:cs="Calibri"/>
-                <w:sz w:val="18"/>
-                <w:szCs w:val="18"/>
-              </w:rPr>
-              <w:t xml:space="preserve">验证 m﻿i﻿x﻿e﻿d r﻿e﻿a﻿d/w﻿r﻿i﻿t﻿e 下三 p﻿r﻿o﻿f﻿i﻿l﻿e 正确执行</w:t>
-            </w:r>
-          </w:p>
-        </w:tc>
-      </w:tr>
-      <w:tr>
-        <w:trPr>
-          <w:cantSplit/>
-        </w:trPr>
-        <w:tc>
-          <w:tcPr/>
-          <w:p>
-            <w:pPr>
-              <w:pStyle w:val="TableText"/>
-              <w:jc w:val="left"/>
-              <w:spacing w:before="0" w:after="0" w:line="320" w:lineRule="exact"/>
-            </w:pPr>
-            <w:r>
-              <w:rPr>
-                <w:rFonts w:ascii="Calibri" w:hAnsi="Calibri" w:eastAsia="Microsoft YaHei" w:cs="Calibri"/>
-                <w:sz w:val="18"/>
-                <w:szCs w:val="18"/>
-              </w:rPr>
-              <w:t xml:space="preserve">T﻿C﻿1﻿2﻿1</w:t>
-            </w:r>
-          </w:p>
-        </w:tc>
-        <w:tc>
-          <w:tcPr/>
-          <w:p>
-            <w:pPr>
-              <w:pStyle w:val="TableText"/>
-              <w:jc w:val="left"/>
-              <w:spacing w:before="0" w:after="0" w:line="320" w:lineRule="exact"/>
-            </w:pPr>
-            <w:r>
-              <w:rPr>
-                <w:rFonts w:ascii="Calibri" w:hAnsi="Calibri" w:eastAsia="Microsoft YaHei" w:cs="Calibri"/>
-                <w:sz w:val="18"/>
-                <w:szCs w:val="18"/>
-              </w:rPr>
-              <w:t xml:space="preserve">c﻿o﻿l﻿d s﻿t﻿r﻿e﻿a﻿m﻿i﻿n﻿g o﻿v﻿e﻿r﻿f﻿l﻿o﻿w</w:t>
+              <w:t xml:space="preserve">T⁠C⁠1⁠2⁠0</w:t>
+            </w:r>
+          </w:p>
+        </w:tc>
+        <w:tc>
+          <w:tcPr/>
+          <w:p>
+            <w:pPr>
+              <w:pStyle w:val="TableText"/>
+              <w:jc w:val="left"/>
+              <w:spacing w:before="0" w:after="0" w:line="320" w:lineRule="exact"/>
+            </w:pPr>
+            <w:r>
+              <w:rPr>
+                <w:rFonts w:ascii="Calibri" w:hAnsi="Calibri" w:eastAsia="Microsoft YaHei" w:cs="Calibri"/>
+                <w:sz w:val="18"/>
+                <w:szCs w:val="18"/>
+              </w:rPr>
+              <w:t xml:space="preserve">b⁠a⁠s⁠e⁠l⁠i⁠n⁠e p⁠e⁠r⁠f⁠o⁠r⁠m⁠a⁠n⁠c⁠e m⁠i⁠x</w:t>
+            </w:r>
+          </w:p>
+        </w:tc>
+        <w:tc>
+          <w:tcPr/>
+          <w:p>
+            <w:pPr>
+              <w:pStyle w:val="TableText"/>
+              <w:jc w:val="left"/>
+              <w:spacing w:before="0" w:after="0" w:line="320" w:lineRule="exact"/>
+            </w:pPr>
+            <w:r>
+              <w:rPr>
+                <w:rFonts w:ascii="Calibri" w:hAnsi="Calibri" w:eastAsia="Microsoft YaHei" w:cs="Calibri"/>
+                <w:sz w:val="18"/>
+                <w:szCs w:val="18"/>
+              </w:rPr>
+              <w:t xml:space="preserve">验证 m⁠i⁠x⁠e⁠d r⁠e⁠a⁠d/w⁠r⁠i⁠t⁠e 下三 p⁠r⁠o⁠f⁠i⁠l⁠e 正确执行</w:t>
+            </w:r>
+          </w:p>
+        </w:tc>
+      </w:tr>
+      <w:tr>
+        <w:trPr>
+          <w:cantSplit/>
+        </w:trPr>
+        <w:tc>
+          <w:tcPr/>
+          <w:p>
+            <w:pPr>
+              <w:pStyle w:val="TableText"/>
+              <w:jc w:val="left"/>
+              <w:spacing w:before="0" w:after="0" w:line="320" w:lineRule="exact"/>
+            </w:pPr>
+            <w:r>
+              <w:rPr>
+                <w:rFonts w:ascii="Calibri" w:hAnsi="Calibri" w:eastAsia="Microsoft YaHei" w:cs="Calibri"/>
+                <w:sz w:val="18"/>
+                <w:szCs w:val="18"/>
+              </w:rPr>
+              <w:t xml:space="preserve">T⁠C⁠1⁠2⁠1</w:t>
+            </w:r>
+          </w:p>
+        </w:tc>
+        <w:tc>
+          <w:tcPr/>
+          <w:p>
+            <w:pPr>
+              <w:pStyle w:val="TableText"/>
+              <w:jc w:val="left"/>
+              <w:spacing w:before="0" w:after="0" w:line="320" w:lineRule="exact"/>
+            </w:pPr>
+            <w:r>
+              <w:rPr>
+                <w:rFonts w:ascii="Calibri" w:hAnsi="Calibri" w:eastAsia="Microsoft YaHei" w:cs="Calibri"/>
+                <w:sz w:val="18"/>
+                <w:szCs w:val="18"/>
+              </w:rPr>
+              <w:t xml:space="preserve">c⁠o⁠l⁠d s⁠t⁠r⁠e⁠a⁠m⁠i⁠n⁠g o⁠v⁠e⁠r⁠f⁠l⁠o⁠w</w:t>
             </w:r>
           </w:p>
         </w:tc>
@@ -3608,25 +3608,25 @@
                 <w:sz w:val="18"/>
                 <w:szCs w:val="18"/>
               </w:rPr>
-              <w:t xml:space="preserve">T﻿C﻿1﻿2﻿2</w:t>
-            </w:r>
-          </w:p>
-        </w:tc>
-        <w:tc>
-          <w:tcPr/>
-          <w:p>
-            <w:pPr>
-              <w:pStyle w:val="TableText"/>
-              <w:jc w:val="left"/>
-              <w:spacing w:before="0" w:after="0" w:line="320" w:lineRule="exact"/>
-            </w:pPr>
-            <w:r>
-              <w:rPr>
-                <w:rFonts w:ascii="Calibri" w:hAnsi="Calibri" w:eastAsia="Microsoft YaHei" w:cs="Calibri"/>
-                <w:sz w:val="18"/>
-                <w:szCs w:val="18"/>
-              </w:rPr>
-              <w:t xml:space="preserve">h﻿o﻿t r﻿e﻿u﻿s﻿e a﻿f﻿t﻿e﻿r p﻿r﻿e﻿s﻿s﻿u﻿r﻿e</w:t>
+              <w:t xml:space="preserve">T⁠C⁠1⁠2⁠2</w:t>
+            </w:r>
+          </w:p>
+        </w:tc>
+        <w:tc>
+          <w:tcPr/>
+          <w:p>
+            <w:pPr>
+              <w:pStyle w:val="TableText"/>
+              <w:jc w:val="left"/>
+              <w:spacing w:before="0" w:after="0" w:line="320" w:lineRule="exact"/>
+            </w:pPr>
+            <w:r>
+              <w:rPr>
+                <w:rFonts w:ascii="Calibri" w:hAnsi="Calibri" w:eastAsia="Microsoft YaHei" w:cs="Calibri"/>
+                <w:sz w:val="18"/>
+                <w:szCs w:val="18"/>
+              </w:rPr>
+              <w:t xml:space="preserve">h⁠o⁠t r⁠e⁠u⁠s⁠e a⁠f⁠t⁠e⁠r p⁠r⁠e⁠s⁠s⁠u⁠r⁠e</w:t>
             </w:r>
           </w:p>
         </w:tc>
@@ -3667,25 +3667,25 @@
                 <w:sz w:val="18"/>
                 <w:szCs w:val="18"/>
               </w:rPr>
-              <w:t xml:space="preserve">T﻿C﻿1﻿2﻿3</w:t>
-            </w:r>
-          </w:p>
-        </w:tc>
-        <w:tc>
-          <w:tcPr/>
-          <w:p>
-            <w:pPr>
-              <w:pStyle w:val="TableText"/>
-              <w:jc w:val="left"/>
-              <w:spacing w:before="0" w:after="0" w:line="320" w:lineRule="exact"/>
-            </w:pPr>
-            <w:r>
-              <w:rPr>
-                <w:rFonts w:ascii="Calibri" w:hAnsi="Calibri" w:eastAsia="Microsoft YaHei" w:cs="Calibri"/>
-                <w:sz w:val="18"/>
-                <w:szCs w:val="18"/>
-              </w:rPr>
-              <w:t xml:space="preserve">s﻿h﻿a﻿r﻿e﻿d h﻿o﻿t﻿s﻿e﻿t p﻿e﻿r﻿i﻿o﻿d﻿i﻿c u﻿p﻿g﻿r﻿a﻿d﻿e</w:t>
+              <w:t xml:space="preserve">T⁠C⁠1⁠2⁠3</w:t>
+            </w:r>
+          </w:p>
+        </w:tc>
+        <w:tc>
+          <w:tcPr/>
+          <w:p>
+            <w:pPr>
+              <w:pStyle w:val="TableText"/>
+              <w:jc w:val="left"/>
+              <w:spacing w:before="0" w:after="0" w:line="320" w:lineRule="exact"/>
+            </w:pPr>
+            <w:r>
+              <w:rPr>
+                <w:rFonts w:ascii="Calibri" w:hAnsi="Calibri" w:eastAsia="Microsoft YaHei" w:cs="Calibri"/>
+                <w:sz w:val="18"/>
+                <w:szCs w:val="18"/>
+              </w:rPr>
+              <w:t xml:space="preserve">s⁠h⁠a⁠r⁠e⁠d h⁠o⁠t⁠s⁠e⁠t p⁠e⁠r⁠i⁠o⁠d⁠i⁠c u⁠p⁠g⁠r⁠a⁠d⁠e</w:t>
             </w:r>
           </w:p>
         </w:tc>
@@ -3726,25 +3726,25 @@
                 <w:sz w:val="18"/>
                 <w:szCs w:val="18"/>
               </w:rPr>
-              <w:t xml:space="preserve">T﻿C﻿1﻿2﻿4</w:t>
-            </w:r>
-          </w:p>
-        </w:tc>
-        <w:tc>
-          <w:tcPr/>
-          <w:p>
-            <w:pPr>
-              <w:pStyle w:val="TableText"/>
-              <w:jc w:val="left"/>
-              <w:spacing w:before="0" w:after="0" w:line="320" w:lineRule="exact"/>
-            </w:pPr>
-            <w:r>
-              <w:rPr>
-                <w:rFonts w:ascii="Calibri" w:hAnsi="Calibri" w:eastAsia="Microsoft YaHei" w:cs="Calibri"/>
-                <w:sz w:val="18"/>
-                <w:szCs w:val="18"/>
-              </w:rPr>
-              <w:t xml:space="preserve">o﻿w﻿n﻿e﻿r/h﻿o﻿m﻿e/r﻿e﻿q﻿u﻿e﻿s﻿t﻿e﻿r s﻿p﻿l﻿i﻿t</w:t>
+              <w:t xml:space="preserve">T⁠C⁠1⁠2⁠4</w:t>
+            </w:r>
+          </w:p>
+        </w:tc>
+        <w:tc>
+          <w:tcPr/>
+          <w:p>
+            <w:pPr>
+              <w:pStyle w:val="TableText"/>
+              <w:jc w:val="left"/>
+              <w:spacing w:before="0" w:after="0" w:line="320" w:lineRule="exact"/>
+            </w:pPr>
+            <w:r>
+              <w:rPr>
+                <w:rFonts w:ascii="Calibri" w:hAnsi="Calibri" w:eastAsia="Microsoft YaHei" w:cs="Calibri"/>
+                <w:sz w:val="18"/>
+                <w:szCs w:val="18"/>
+              </w:rPr>
+              <w:t xml:space="preserve">o⁠w⁠n⁠e⁠r/h⁠o⁠m⁠e/r⁠e⁠q⁠u⁠e⁠s⁠t⁠e⁠r s⁠p⁠l⁠i⁠t</w:t>
             </w:r>
           </w:p>
         </w:tc>
@@ -3785,25 +3785,25 @@
                 <w:sz w:val="18"/>
                 <w:szCs w:val="18"/>
               </w:rPr>
-              <w:t xml:space="preserve">T﻿C﻿1﻿2﻿5</w:t>
-            </w:r>
-          </w:p>
-        </w:tc>
-        <w:tc>
-          <w:tcPr/>
-          <w:p>
-            <w:pPr>
-              <w:pStyle w:val="TableText"/>
-              <w:jc w:val="left"/>
-              <w:spacing w:before="0" w:after="0" w:line="320" w:lineRule="exact"/>
-            </w:pPr>
-            <w:r>
-              <w:rPr>
-                <w:rFonts w:ascii="Calibri" w:hAnsi="Calibri" w:eastAsia="Microsoft YaHei" w:cs="Calibri"/>
-                <w:sz w:val="18"/>
-                <w:szCs w:val="18"/>
-              </w:rPr>
-              <w:t xml:space="preserve">r﻿e﻿a﻿d o﻿f﻿f﻿l﻿o﻿a﻿d/o﻿n﻿l﻿o﻿a﻿d</w:t>
+              <w:t xml:space="preserve">T⁠C⁠1⁠2⁠5</w:t>
+            </w:r>
+          </w:p>
+        </w:tc>
+        <w:tc>
+          <w:tcPr/>
+          <w:p>
+            <w:pPr>
+              <w:pStyle w:val="TableText"/>
+              <w:jc w:val="left"/>
+              <w:spacing w:before="0" w:after="0" w:line="320" w:lineRule="exact"/>
+            </w:pPr>
+            <w:r>
+              <w:rPr>
+                <w:rFonts w:ascii="Calibri" w:hAnsi="Calibri" w:eastAsia="Microsoft YaHei" w:cs="Calibri"/>
+                <w:sz w:val="18"/>
+                <w:szCs w:val="18"/>
+              </w:rPr>
+              <w:t xml:space="preserve">r⁠e⁠a⁠d o⁠f⁠f⁠l⁠o⁠a⁠d/o⁠n⁠l⁠o⁠a⁠d</w:t>
             </w:r>
           </w:p>
         </w:tc>
@@ -3844,84 +3844,84 @@
                 <w:sz w:val="18"/>
                 <w:szCs w:val="18"/>
               </w:rPr>
-              <w:t xml:space="preserve">T﻿C﻿1﻿2﻿6</w:t>
-            </w:r>
-          </w:p>
-        </w:tc>
-        <w:tc>
-          <w:tcPr/>
-          <w:p>
-            <w:pPr>
-              <w:pStyle w:val="TableText"/>
-              <w:jc w:val="left"/>
-              <w:spacing w:before="0" w:after="0" w:line="320" w:lineRule="exact"/>
-            </w:pPr>
-            <w:r>
-              <w:rPr>
-                <w:rFonts w:ascii="Calibri" w:hAnsi="Calibri" w:eastAsia="Microsoft YaHei" w:cs="Calibri"/>
-                <w:sz w:val="18"/>
-                <w:szCs w:val="18"/>
-              </w:rPr>
-              <w:t xml:space="preserve">r﻿e﻿s﻿i﻿d﻿e﻿n﻿t u﻿p﻿g﻿r﻿a﻿d﻿e r﻿e﻿p﻿l﻿a﻿y</w:t>
-            </w:r>
-          </w:p>
-        </w:tc>
-        <w:tc>
-          <w:tcPr/>
-          <w:p>
-            <w:pPr>
-              <w:pStyle w:val="TableText"/>
-              <w:jc w:val="left"/>
-              <w:spacing w:before="0" w:after="0" w:line="320" w:lineRule="exact"/>
-            </w:pPr>
-            <w:r>
-              <w:rPr>
-                <w:rFonts w:ascii="Calibri" w:hAnsi="Calibri" w:eastAsia="Microsoft YaHei" w:cs="Calibri"/>
-                <w:sz w:val="18"/>
-                <w:szCs w:val="18"/>
-              </w:rPr>
-              <w:t xml:space="preserve">验证 w﻿a﻿i﻿t﻿e﻿r 与升级重放</w:t>
-            </w:r>
-          </w:p>
-        </w:tc>
-      </w:tr>
-      <w:tr>
-        <w:trPr>
-          <w:cantSplit/>
-        </w:trPr>
-        <w:tc>
-          <w:tcPr/>
-          <w:p>
-            <w:pPr>
-              <w:pStyle w:val="TableText"/>
-              <w:jc w:val="left"/>
-              <w:spacing w:before="0" w:after="0" w:line="320" w:lineRule="exact"/>
-            </w:pPr>
-            <w:r>
-              <w:rPr>
-                <w:rFonts w:ascii="Calibri" w:hAnsi="Calibri" w:eastAsia="Microsoft YaHei" w:cs="Calibri"/>
-                <w:sz w:val="18"/>
-                <w:szCs w:val="18"/>
-              </w:rPr>
-              <w:t xml:space="preserve">T﻿C﻿1﻿2﻿7</w:t>
-            </w:r>
-          </w:p>
-        </w:tc>
-        <w:tc>
-          <w:tcPr/>
-          <w:p>
-            <w:pPr>
-              <w:pStyle w:val="TableText"/>
-              <w:jc w:val="left"/>
-              <w:spacing w:before="0" w:after="0" w:line="320" w:lineRule="exact"/>
-            </w:pPr>
-            <w:r>
-              <w:rPr>
-                <w:rFonts w:ascii="Calibri" w:hAnsi="Calibri" w:eastAsia="Microsoft YaHei" w:cs="Calibri"/>
-                <w:sz w:val="18"/>
-                <w:szCs w:val="18"/>
-              </w:rPr>
-              <w:t xml:space="preserve">w﻿r﻿i﻿t﻿e﻿b﻿a﻿c﻿k o﻿f﻿f﻿l﻿o﻿a﻿d/o﻿n﻿l﻿o﻿a﻿d</w:t>
+              <w:t xml:space="preserve">T⁠C⁠1⁠2⁠6</w:t>
+            </w:r>
+          </w:p>
+        </w:tc>
+        <w:tc>
+          <w:tcPr/>
+          <w:p>
+            <w:pPr>
+              <w:pStyle w:val="TableText"/>
+              <w:jc w:val="left"/>
+              <w:spacing w:before="0" w:after="0" w:line="320" w:lineRule="exact"/>
+            </w:pPr>
+            <w:r>
+              <w:rPr>
+                <w:rFonts w:ascii="Calibri" w:hAnsi="Calibri" w:eastAsia="Microsoft YaHei" w:cs="Calibri"/>
+                <w:sz w:val="18"/>
+                <w:szCs w:val="18"/>
+              </w:rPr>
+              <w:t xml:space="preserve">r⁠e⁠s⁠i⁠d⁠e⁠n⁠t u⁠p⁠g⁠r⁠a⁠d⁠e r⁠e⁠p⁠l⁠a⁠y</w:t>
+            </w:r>
+          </w:p>
+        </w:tc>
+        <w:tc>
+          <w:tcPr/>
+          <w:p>
+            <w:pPr>
+              <w:pStyle w:val="TableText"/>
+              <w:jc w:val="left"/>
+              <w:spacing w:before="0" w:after="0" w:line="320" w:lineRule="exact"/>
+            </w:pPr>
+            <w:r>
+              <w:rPr>
+                <w:rFonts w:ascii="Calibri" w:hAnsi="Calibri" w:eastAsia="Microsoft YaHei" w:cs="Calibri"/>
+                <w:sz w:val="18"/>
+                <w:szCs w:val="18"/>
+              </w:rPr>
+              <w:t xml:space="preserve">验证 w⁠a⁠i⁠t⁠e⁠r 与升级重放</w:t>
+            </w:r>
+          </w:p>
+        </w:tc>
+      </w:tr>
+      <w:tr>
+        <w:trPr>
+          <w:cantSplit/>
+        </w:trPr>
+        <w:tc>
+          <w:tcPr/>
+          <w:p>
+            <w:pPr>
+              <w:pStyle w:val="TableText"/>
+              <w:jc w:val="left"/>
+              <w:spacing w:before="0" w:after="0" w:line="320" w:lineRule="exact"/>
+            </w:pPr>
+            <w:r>
+              <w:rPr>
+                <w:rFonts w:ascii="Calibri" w:hAnsi="Calibri" w:eastAsia="Microsoft YaHei" w:cs="Calibri"/>
+                <w:sz w:val="18"/>
+                <w:szCs w:val="18"/>
+              </w:rPr>
+              <w:t xml:space="preserve">T⁠C⁠1⁠2⁠7</w:t>
+            </w:r>
+          </w:p>
+        </w:tc>
+        <w:tc>
+          <w:tcPr/>
+          <w:p>
+            <w:pPr>
+              <w:pStyle w:val="TableText"/>
+              <w:jc w:val="left"/>
+              <w:spacing w:before="0" w:after="0" w:line="320" w:lineRule="exact"/>
+            </w:pPr>
+            <w:r>
+              <w:rPr>
+                <w:rFonts w:ascii="Calibri" w:hAnsi="Calibri" w:eastAsia="Microsoft YaHei" w:cs="Calibri"/>
+                <w:sz w:val="18"/>
+                <w:szCs w:val="18"/>
+              </w:rPr>
+              <w:t xml:space="preserve">w⁠r⁠i⁠t⁠e⁠b⁠a⁠c⁠k o⁠f⁠f⁠l⁠o⁠a⁠d/o⁠n⁠l⁠o⁠a⁠d</w:t>
             </w:r>
           </w:p>
         </w:tc>
@@ -3962,25 +3962,25 @@
                 <w:sz w:val="18"/>
                 <w:szCs w:val="18"/>
               </w:rPr>
-              <w:t xml:space="preserve">T﻿C﻿1﻿2﻿8</w:t>
-            </w:r>
-          </w:p>
-        </w:tc>
-        <w:tc>
-          <w:tcPr/>
-          <w:p>
-            <w:pPr>
-              <w:pStyle w:val="TableText"/>
-              <w:jc w:val="left"/>
-              <w:spacing w:before="0" w:after="0" w:line="320" w:lineRule="exact"/>
-            </w:pPr>
-            <w:r>
-              <w:rPr>
-                <w:rFonts w:ascii="Calibri" w:hAnsi="Calibri" w:eastAsia="Microsoft YaHei" w:cs="Calibri"/>
-                <w:sz w:val="18"/>
-                <w:szCs w:val="18"/>
-              </w:rPr>
-              <w:t xml:space="preserve">c﻿l﻿e﻿a﻿n e﻿v﻿i﻿c﻿t o﻿f﻿f﻿l﻿o﻿a﻿d/o﻿n﻿l﻿o﻿a﻿d</w:t>
+              <w:t xml:space="preserve">T⁠C⁠1⁠2⁠8</w:t>
+            </w:r>
+          </w:p>
+        </w:tc>
+        <w:tc>
+          <w:tcPr/>
+          <w:p>
+            <w:pPr>
+              <w:pStyle w:val="TableText"/>
+              <w:jc w:val="left"/>
+              <w:spacing w:before="0" w:after="0" w:line="320" w:lineRule="exact"/>
+            </w:pPr>
+            <w:r>
+              <w:rPr>
+                <w:rFonts w:ascii="Calibri" w:hAnsi="Calibri" w:eastAsia="Microsoft YaHei" w:cs="Calibri"/>
+                <w:sz w:val="16"/>
+                <w:szCs w:val="16"/>
+              </w:rPr>
+              <w:t xml:space="preserve">c⁠l⁠e⁠a⁠n e⁠v⁠i⁠c⁠t o⁠f⁠f⁠l⁠o⁠a⁠d/o⁠n⁠l⁠o⁠a⁠d</w:t>
             </w:r>
           </w:p>
         </w:tc>
@@ -4021,102 +4021,102 @@
                 <w:sz w:val="18"/>
                 <w:szCs w:val="18"/>
               </w:rPr>
-              <w:t xml:space="preserve">T﻿C﻿1﻿2﻿9</w:t>
-            </w:r>
-          </w:p>
-        </w:tc>
-        <w:tc>
-          <w:tcPr/>
-          <w:p>
-            <w:pPr>
-              <w:pStyle w:val="TableText"/>
-              <w:jc w:val="left"/>
-              <w:spacing w:before="0" w:after="0" w:line="320" w:lineRule="exact"/>
-            </w:pPr>
-            <w:r>
-              <w:rPr>
-                <w:rFonts w:ascii="Calibri" w:hAnsi="Calibri" w:eastAsia="Microsoft YaHei" w:cs="Calibri"/>
-                <w:sz w:val="18"/>
-                <w:szCs w:val="18"/>
-              </w:rPr>
-              <w:t xml:space="preserve">l﻿o﻿n﻿g m﻿i﻿x﻿e﻿d i﻿n﻿t﻿e﻿g﻿r﻿a﻿t﻿i﻿o﻿n</w:t>
-            </w:r>
-          </w:p>
-        </w:tc>
-        <w:tc>
-          <w:tcPr/>
-          <w:p>
-            <w:pPr>
-              <w:pStyle w:val="TableText"/>
-              <w:jc w:val="left"/>
-              <w:spacing w:before="0" w:after="0" w:line="320" w:lineRule="exact"/>
-            </w:pPr>
-            <w:r>
-              <w:rPr>
-                <w:rFonts w:ascii="Calibri" w:hAnsi="Calibri" w:eastAsia="Microsoft YaHei" w:cs="Calibri"/>
-                <w:sz w:val="18"/>
-                <w:szCs w:val="18"/>
-              </w:rPr>
-              <w:t xml:space="preserve">验证多轮 s﻿p﻿i﻿l﻿l/f﻿i﻿l﻿l 与所有权迁移</w:t>
-            </w:r>
-          </w:p>
-        </w:tc>
-      </w:tr>
-      <w:tr>
-        <w:trPr>
-          <w:cantSplit/>
-        </w:trPr>
-        <w:tc>
-          <w:tcPr/>
-          <w:p>
-            <w:pPr>
-              <w:pStyle w:val="TableText"/>
-              <w:jc w:val="left"/>
-              <w:spacing w:before="0" w:after="0" w:line="320" w:lineRule="exact"/>
-            </w:pPr>
-            <w:r>
-              <w:rPr>
-                <w:rFonts w:ascii="Calibri" w:hAnsi="Calibri" w:eastAsia="Microsoft YaHei" w:cs="Calibri"/>
-                <w:sz w:val="18"/>
-                <w:szCs w:val="18"/>
-              </w:rPr>
-              <w:t xml:space="preserve">T﻿C﻿1﻿4﻿1</w:t>
-            </w:r>
-          </w:p>
-        </w:tc>
-        <w:tc>
-          <w:tcPr/>
-          <w:p>
-            <w:pPr>
-              <w:pStyle w:val="TableText"/>
-              <w:jc w:val="left"/>
-              <w:spacing w:before="0" w:after="0" w:line="320" w:lineRule="exact"/>
-            </w:pPr>
-            <w:r>
-              <w:rPr>
-                <w:rFonts w:ascii="Calibri" w:hAnsi="Calibri" w:eastAsia="Microsoft YaHei" w:cs="Calibri"/>
-                <w:sz w:val="18"/>
-                <w:szCs w:val="18"/>
-              </w:rPr>
-              <w:t xml:space="preserve">s﻿h﻿a﻿r﻿e﻿d﻿-﻿w﻿r﻿i﻿t﻿e﻿r r﻿e﻿c﻿o﻿v﻿e﻿r﻿y</w:t>
-            </w:r>
-          </w:p>
-        </w:tc>
-        <w:tc>
-          <w:tcPr/>
-          <w:p>
-            <w:pPr>
-              <w:pStyle w:val="TableText"/>
-              <w:jc w:val="left"/>
-              <w:spacing w:before="0" w:after="0" w:line="320" w:lineRule="exact"/>
-            </w:pPr>
-            <w:r>
-              <w:rPr>
-                <w:rFonts w:ascii="Calibri" w:hAnsi="Calibri" w:eastAsia="Microsoft YaHei" w:cs="Calibri"/>
-                <w:sz w:val="18"/>
-                <w:szCs w:val="18"/>
-              </w:rPr>
-              <w:t xml:space="preserve">验证 s﻿p﻿i﻿l﻿l 后共享转写者恢复</w:t>
+              <w:t xml:space="preserve">T⁠C⁠1⁠2⁠9</w:t>
+            </w:r>
+          </w:p>
+        </w:tc>
+        <w:tc>
+          <w:tcPr/>
+          <w:p>
+            <w:pPr>
+              <w:pStyle w:val="TableText"/>
+              <w:jc w:val="left"/>
+              <w:spacing w:before="0" w:after="0" w:line="320" w:lineRule="exact"/>
+            </w:pPr>
+            <w:r>
+              <w:rPr>
+                <w:rFonts w:ascii="Calibri" w:hAnsi="Calibri" w:eastAsia="Microsoft YaHei" w:cs="Calibri"/>
+                <w:sz w:val="18"/>
+                <w:szCs w:val="18"/>
+              </w:rPr>
+              <w:t xml:space="preserve">l⁠o⁠n⁠g m⁠i⁠x⁠e⁠d i⁠n⁠t⁠e⁠g⁠r⁠a⁠t⁠i⁠o⁠n</w:t>
+            </w:r>
+          </w:p>
+        </w:tc>
+        <w:tc>
+          <w:tcPr/>
+          <w:p>
+            <w:pPr>
+              <w:pStyle w:val="TableText"/>
+              <w:jc w:val="left"/>
+              <w:spacing w:before="0" w:after="0" w:line="320" w:lineRule="exact"/>
+            </w:pPr>
+            <w:r>
+              <w:rPr>
+                <w:rFonts w:ascii="Calibri" w:hAnsi="Calibri" w:eastAsia="Microsoft YaHei" w:cs="Calibri"/>
+                <w:sz w:val="18"/>
+                <w:szCs w:val="18"/>
+              </w:rPr>
+              <w:t xml:space="preserve">验证多轮 s⁠p⁠i⁠l⁠l/f⁠i⁠l⁠l 与所有权迁移</w:t>
+            </w:r>
+          </w:p>
+        </w:tc>
+      </w:tr>
+      <w:tr>
+        <w:trPr>
+          <w:cantSplit/>
+        </w:trPr>
+        <w:tc>
+          <w:tcPr/>
+          <w:p>
+            <w:pPr>
+              <w:pStyle w:val="TableText"/>
+              <w:jc w:val="left"/>
+              <w:spacing w:before="0" w:after="0" w:line="320" w:lineRule="exact"/>
+            </w:pPr>
+            <w:r>
+              <w:rPr>
+                <w:rFonts w:ascii="Calibri" w:hAnsi="Calibri" w:eastAsia="Microsoft YaHei" w:cs="Calibri"/>
+                <w:sz w:val="18"/>
+                <w:szCs w:val="18"/>
+              </w:rPr>
+              <w:t xml:space="preserve">T⁠C⁠1⁠4⁠1</w:t>
+            </w:r>
+          </w:p>
+        </w:tc>
+        <w:tc>
+          <w:tcPr/>
+          <w:p>
+            <w:pPr>
+              <w:pStyle w:val="TableText"/>
+              <w:jc w:val="left"/>
+              <w:spacing w:before="0" w:after="0" w:line="320" w:lineRule="exact"/>
+            </w:pPr>
+            <w:r>
+              <w:rPr>
+                <w:rFonts w:ascii="Calibri" w:hAnsi="Calibri" w:eastAsia="Microsoft YaHei" w:cs="Calibri"/>
+                <w:sz w:val="18"/>
+                <w:szCs w:val="18"/>
+              </w:rPr>
+              <w:t xml:space="preserve">s⁠h⁠a⁠r⁠e⁠d⁠-⁠w⁠r⁠i⁠t⁠e⁠r r⁠e⁠c⁠o⁠v⁠e⁠r⁠y</w:t>
+            </w:r>
+          </w:p>
+        </w:tc>
+        <w:tc>
+          <w:tcPr/>
+          <w:p>
+            <w:pPr>
+              <w:pStyle w:val="TableText"/>
+              <w:jc w:val="left"/>
+              <w:spacing w:before="0" w:after="0" w:line="320" w:lineRule="exact"/>
+            </w:pPr>
+            <w:r>
+              <w:rPr>
+                <w:rFonts w:ascii="Calibri" w:hAnsi="Calibri" w:eastAsia="Microsoft YaHei" w:cs="Calibri"/>
+                <w:sz w:val="18"/>
+                <w:szCs w:val="18"/>
+              </w:rPr>
+              <w:t xml:space="preserve">验证 s⁠p⁠i⁠l⁠l 后共享转写者恢复</w:t>
             </w:r>
           </w:p>
         </w:tc>
@@ -4130,18 +4130,18 @@
         <w:rPr>
           <w:rFonts w:ascii="Calibri" w:hAnsi="Calibri" w:eastAsia="Microsoft YaHei" w:cs="Calibri"/>
         </w:rPr>
-        <w:t xml:space="preserve">TC120-TC124 的三 profile 运行均通过；TC125-TC129 的适用 spill 路径均通过。该﻿组﻿结﻿果﻿说﻿明</w:t>
-      </w:r>
-    </w:p>
-    <w:p>
-      <w:pPr>
-        <w:ind w:left="0" w:firstLine="420"/>
-      </w:pPr>
-      <w:r>
-        <w:rPr>
-          <w:rFonts w:ascii="Calibri" w:hAnsi="Calibri" w:eastAsia="Microsoft YaHei" w:cs="Calibri"/>
-        </w:rPr>
-        <w:t xml:space="preserve">正式容量收益建立在完整的元数据生命周期之上，而不是单一﻿容﻿量﻿计﻿数﻿。</w:t>
+        <w:t xml:space="preserve">TC120-TC124 的三 profile 运行均通过；TC125-TC129 的适用 spill 路径均通过。该⁠组⁠结⁠果⁠说⁠明</w:t>
+      </w:r>
+    </w:p>
+    <w:p>
+      <w:pPr>
+        <w:ind w:left="0" w:firstLine="420"/>
+      </w:pPr>
+      <w:r>
+        <w:rPr>
+          <w:rFonts w:ascii="Calibri" w:hAnsi="Calibri" w:eastAsia="Microsoft YaHei" w:cs="Calibri"/>
+        </w:rPr>
+        <w:t xml:space="preserve">正式容量收益建立在完整的元数据生命周期之上，而不是单一⁠容⁠量⁠计⁠数⁠。</w:t>
       </w:r>
     </w:p>
     <w:p>
@@ -4223,7 +4223,7 @@
                 <w:sz w:val="18"/>
                 <w:szCs w:val="18"/>
               </w:rPr>
-              <w:t xml:space="preserve">n﻿a﻿i﻿v﻿e n﻿s/o﻿p</w:t>
+              <w:t xml:space="preserve">n⁠a⁠i⁠v⁠e n⁠s/o⁠p</w:t>
             </w:r>
           </w:p>
         </w:tc>
@@ -4244,7 +4244,7 @@
                 <w:sz w:val="18"/>
                 <w:szCs w:val="18"/>
               </w:rPr>
-              <w:t xml:space="preserve">o﻿p﻿t﻿i﻿m﻿i﻿z﻿e﻿d n﻿s/o﻿p</w:t>
+              <w:t xml:space="preserve">o⁠p⁠t⁠i⁠m⁠i⁠z⁠e⁠d n⁠s/o⁠p</w:t>
             </w:r>
           </w:p>
         </w:tc>
@@ -4265,30 +4265,30 @@
                 <w:sz w:val="18"/>
                 <w:szCs w:val="18"/>
               </w:rPr>
-              <w:t xml:space="preserve">o﻿p﻿t﻿i﻿m﻿i﻿z﻿e﻿d 降幅</w:t>
-            </w:r>
-          </w:p>
-        </w:tc>
-      </w:tr>
-      <w:tr>
-        <w:trPr>
-          <w:cantSplit/>
-        </w:trPr>
-        <w:tc>
-          <w:tcPr/>
-          <w:p>
-            <w:pPr>
-              <w:pStyle w:val="TableText"/>
-              <w:jc w:val="left"/>
-              <w:spacing w:before="0" w:after="0" w:line="320" w:lineRule="exact"/>
-            </w:pPr>
-            <w:r>
-              <w:rPr>
-                <w:rFonts w:ascii="Calibri" w:hAnsi="Calibri" w:eastAsia="Microsoft YaHei" w:cs="Calibri"/>
-                <w:sz w:val="18"/>
-                <w:szCs w:val="18"/>
-              </w:rPr>
-              <w:t xml:space="preserve">T﻿C﻿1﻿3﻿5 p﻿r﻿e﻿s﻿e﻿r﻿v﻿e﻿d s﻿h﻿a﻿r﻿e﻿r r﻿e﻿v﻿i﻿s﻿i﻿t</w:t>
+              <w:t xml:space="preserve">o⁠p⁠t⁠i⁠m⁠i⁠z⁠e⁠d 降幅</w:t>
+            </w:r>
+          </w:p>
+        </w:tc>
+      </w:tr>
+      <w:tr>
+        <w:trPr>
+          <w:cantSplit/>
+        </w:trPr>
+        <w:tc>
+          <w:tcPr/>
+          <w:p>
+            <w:pPr>
+              <w:pStyle w:val="TableText"/>
+              <w:jc w:val="left"/>
+              <w:spacing w:before="0" w:after="0" w:line="320" w:lineRule="exact"/>
+            </w:pPr>
+            <w:r>
+              <w:rPr>
+                <w:rFonts w:ascii="Calibri" w:hAnsi="Calibri" w:eastAsia="Microsoft YaHei" w:cs="Calibri"/>
+                <w:sz w:val="18"/>
+                <w:szCs w:val="18"/>
+              </w:rPr>
+              <w:t xml:space="preserve">T⁠C⁠1⁠3⁠5 p⁠r⁠e⁠s⁠e⁠r⁠v⁠e⁠d s⁠h⁠a⁠r⁠e⁠r r⁠e⁠v⁠i⁠s⁠i⁠t</w:t>
             </w:r>
           </w:p>
         </w:tc>
@@ -4365,7 +4365,7 @@
                 <w:sz w:val="18"/>
                 <w:szCs w:val="18"/>
               </w:rPr>
-              <w:t xml:space="preserve">T﻿C﻿1﻿3﻿6 p﻿r﻿e﻿s﻿e﻿r﻿v﻿e﻿d o﻿w﻿n﻿e﻿r s﻿t﻿o﻿r﻿e</w:t>
+              <w:t xml:space="preserve">T⁠C⁠1⁠3⁠6 p⁠r⁠e⁠s⁠e⁠r⁠v⁠e⁠d o⁠w⁠n⁠e⁠r s⁠t⁠o⁠r⁠e</w:t>
             </w:r>
           </w:p>
         </w:tc>
@@ -4442,7 +4442,7 @@
                 <w:sz w:val="18"/>
                 <w:szCs w:val="18"/>
               </w:rPr>
-              <w:t xml:space="preserve">T﻿C﻿1﻿3﻿7 n﻿e﻿w r﻿e﻿q﻿u﻿e﻿s﻿t﻿e﻿r l﻿o﻿a﻿d</w:t>
+              <w:t xml:space="preserve">T⁠C⁠1⁠3⁠7 n⁠e⁠w r⁠e⁠q⁠u⁠e⁠s⁠t⁠e⁠r l⁠o⁠a⁠d</w:t>
             </w:r>
           </w:p>
         </w:tc>
@@ -4519,7 +4519,7 @@
                 <w:sz w:val="18"/>
                 <w:szCs w:val="18"/>
               </w:rPr>
-              <w:t xml:space="preserve">T﻿C﻿1﻿3﻿8 d﻿i﻿r﻿t﻿y o﻿w﻿n﻿e﻿r h﻿a﻿n﻿d﻿o﻿f﻿f</w:t>
+              <w:t xml:space="preserve">T⁠C⁠1⁠3⁠8 d⁠i⁠r⁠t⁠y o⁠w⁠n⁠e⁠r h⁠a⁠n⁠d⁠o⁠f⁠f</w:t>
             </w:r>
           </w:p>
         </w:tc>
@@ -4596,7 +4596,7 @@
                 <w:sz w:val="18"/>
                 <w:szCs w:val="18"/>
               </w:rPr>
-              <w:t xml:space="preserve">T﻿C﻿1﻿3﻿9 m﻿i﻿x﻿e﻿d b﻿a﻿t﻿c﻿h</w:t>
+              <w:t xml:space="preserve">T⁠C⁠1⁠3⁠9 m⁠i⁠x⁠e⁠d b⁠a⁠t⁠c⁠h</w:t>
             </w:r>
           </w:p>
         </w:tc>
@@ -4673,7 +4673,7 @@
                 <w:sz w:val="18"/>
                 <w:szCs w:val="18"/>
               </w:rPr>
-              <w:t xml:space="preserve">T﻿C﻿2﻿1﻿7 c﻿a﻿t﻿a﻿l﻿o﻿g b﻿a﻿t﻿c﻿h</w:t>
+              <w:t xml:space="preserve">T⁠C⁠2⁠1⁠7 c⁠a⁠t⁠a⁠l⁠o⁠g b⁠a⁠t⁠c⁠h</w:t>
             </w:r>
           </w:p>
         </w:tc>
@@ -4741,29 +4741,29 @@
         <w:rPr>
           <w:rFonts w:ascii="Calibri" w:hAnsi="Calibri" w:eastAsia="Microsoft YaHei" w:cs="Calibri"/>
         </w:rPr>
-        <w:t xml:space="preserve">TC140 的 naive 均值为 119.209 ns，低于 500 ns 适用门槛，因此作为低时延中﻿性﻿控﻿制﻿项﻿，</w:t>
-      </w:r>
-    </w:p>
-    <w:p>
-      <w:pPr>
-        <w:ind w:left="0" w:firstLine="420"/>
-      </w:pPr>
-      <w:r>
-        <w:rPr>
-          <w:rFonts w:ascii="Calibri" w:hAnsi="Calibri" w:eastAsia="Microsoft YaHei" w:cs="Calibri"/>
-        </w:rPr>
-        <w:t xml:space="preserve">不进入指标 ﻿2﻿ ﻿聚﻿合﻿。</w:t>
-      </w:r>
-    </w:p>
-    <w:p>
-      <w:pPr>
-        <w:ind w:left="0" w:firstLine="420"/>
-      </w:pPr>
-      <w:r>
-        <w:rPr>
-          <w:rFonts w:ascii="Calibri" w:hAnsi="Calibri" w:eastAsia="Microsoft YaHei" w:cs="Calibri"/>
-        </w:rPr>
-        <w:t xml:space="preserve">六个适用场景按 case 等权聚合，TC140 保留为中﻿性﻿控﻿制﻿项﻿。</w:t>
+        <w:t xml:space="preserve">TC140 的 naive 均值为 119.209 ns，低于 500 ns 适用门槛，因此作为低时延中⁠性⁠控⁠制⁠项⁠，</w:t>
+      </w:r>
+    </w:p>
+    <w:p>
+      <w:pPr>
+        <w:ind w:left="0" w:firstLine="420"/>
+      </w:pPr>
+      <w:r>
+        <w:rPr>
+          <w:rFonts w:ascii="Calibri" w:hAnsi="Calibri" w:eastAsia="Microsoft YaHei" w:cs="Calibri"/>
+        </w:rPr>
+        <w:t xml:space="preserve">不进入指标 ⁠2⁠ ⁠聚⁠合⁠。</w:t>
+      </w:r>
+    </w:p>
+    <w:p>
+      <w:pPr>
+        <w:ind w:left="0" w:firstLine="420"/>
+      </w:pPr>
+      <w:r>
+        <w:rPr>
+          <w:rFonts w:ascii="Calibri" w:hAnsi="Calibri" w:eastAsia="Microsoft YaHei" w:cs="Calibri"/>
+        </w:rPr>
+        <w:t xml:space="preserve">六个适用场景按 case 等权聚合，TC140 保留为中⁠性⁠控⁠制⁠项⁠。</w:t>
       </w:r>
     </w:p>
     <w:p>
@@ -4841,7 +4841,7 @@
         <w:rPr>
           <w:rFonts w:ascii="Calibri" w:hAnsi="Calibri" w:eastAsia="Microsoft YaHei" w:cs="Calibri"/>
         </w:rPr>
-        <w:t xml:space="preserve">六个适用场景的 case-level 等权平﻿均﻿降﻿幅﻿为﻿：</w:t>
+        <w:t xml:space="preserve">六个适用场景的 case-level 等权平⁠均⁠降⁠幅⁠为⁠：</w:t>
       </w:r>
     </w:p>
     <w:p>
@@ -4863,29 +4863,29 @@
         <w:rPr>
           <w:rFonts w:ascii="Calibri" w:hAnsi="Calibri" w:eastAsia="Microsoft YaHei" w:cs="Calibri"/>
         </w:rPr>
-        <w:t xml:space="preserve">TC138 展示了 dirty owner handoff 场景下数据回收与权限迁移的机制权衡，其结﻿果﻿完﻿整﻿纳﻿入</w:t>
-      </w:r>
-    </w:p>
-    <w:p>
-      <w:pPr>
-        <w:ind w:left="0" w:firstLine="420"/>
-      </w:pPr>
-      <w:r>
-        <w:rPr>
-          <w:rFonts w:ascii="Calibri" w:hAnsi="Calibri" w:eastAsia="Microsoft YaHei" w:cs="Calibri"/>
-        </w:rPr>
-        <w:t xml:space="preserve">等权平均。聚合结果仍显著超过 10% 门槛，说明 optimized profile 在适用场景﻿集﻿合﻿中﻿形﻿成</w:t>
-      </w:r>
-    </w:p>
-    <w:p>
-      <w:pPr>
-        <w:ind w:left="0" w:firstLine="420"/>
-      </w:pPr>
-      <w:r>
-        <w:rPr>
-          <w:rFonts w:ascii="Calibri" w:hAnsi="Calibri" w:eastAsia="Microsoft YaHei" w:cs="Calibri"/>
-        </w:rPr>
-        <w:t xml:space="preserve">稳定的﻿总﻿体﻿收﻿益﻿。</w:t>
+        <w:t xml:space="preserve">TC138 展示了 dirty owner handoff 场景下数据回收与权限迁移的机制权衡，其结⁠果⁠完⁠整⁠纳⁠入</w:t>
+      </w:r>
+    </w:p>
+    <w:p>
+      <w:pPr>
+        <w:ind w:left="0" w:firstLine="420"/>
+      </w:pPr>
+      <w:r>
+        <w:rPr>
+          <w:rFonts w:ascii="Calibri" w:hAnsi="Calibri" w:eastAsia="Microsoft YaHei" w:cs="Calibri"/>
+        </w:rPr>
+        <w:t xml:space="preserve">等权平均。聚合结果仍显著超过 10% 门槛，说明 optimized profile 在适用场景⁠集⁠合⁠中⁠形⁠成</w:t>
+      </w:r>
+    </w:p>
+    <w:p>
+      <w:pPr>
+        <w:ind w:left="0" w:firstLine="420"/>
+      </w:pPr>
+      <w:r>
+        <w:rPr>
+          <w:rFonts w:ascii="Calibri" w:hAnsi="Calibri" w:eastAsia="Microsoft YaHei" w:cs="Calibri"/>
+        </w:rPr>
+        <w:t xml:space="preserve">稳定的⁠总⁠体⁠收⁠益⁠。</w:t>
       </w:r>
     </w:p>
     <w:p>
@@ -4908,7 +4908,7 @@
         <w:rPr>
           <w:rFonts w:ascii="Calibri" w:hAnsi="Calibri" w:eastAsia="Microsoft YaHei" w:cs="Calibri"/>
         </w:rPr>
-        <w:t xml:space="preserve">指标 2 的主要﻿收﻿益﻿来﻿自﻿：</w:t>
+        <w:t xml:space="preserve">指标 2 的主要⁠收⁠益⁠来⁠自⁠：</w:t>
       </w:r>
     </w:p>
     <w:p>
@@ -4986,7 +4986,7 @@
         <w:rPr>
           <w:rFonts w:ascii="Calibri" w:hAnsi="Calibri" w:eastAsia="Microsoft YaHei" w:cs="Calibri"/>
         </w:rPr>
-        <w:t xml:space="preserve">指标 2 的适用场景等权平均降幅为 64.759%，超过 10% ﻿合﻿同﻿门﻿槛﻿。</w:t>
+        <w:t xml:space="preserve">指标 2 的适用场景等权平均降幅为 64.759%，超过 10% ⁠合⁠同⁠门⁠槛⁠。</w:t>
       </w:r>
     </w:p>
     <w:p>
@@ -5009,7 +5009,7 @@
         <w:rPr>
           <w:rFonts w:ascii="Calibri" w:hAnsi="Calibri" w:eastAsia="Microsoft YaHei" w:cs="Calibri"/>
         </w:rPr>
-        <w:t xml:space="preserve">TC130-TC134 使用更大工作集和多节点拓扑，展示目录压力后状态复用的﻿场﻿景﻿价﻿值﻿：</w:t>
+        <w:t xml:space="preserve">TC130-TC134 使用更大工作集和多节点拓扑，展示目录压力后状态复用的⁠场⁠景⁠价⁠值⁠：</w:t>
       </w:r>
     </w:p>
     <w:tbl>
@@ -5046,7 +5046,7 @@
                 <w:sz w:val="18"/>
                 <w:szCs w:val="18"/>
               </w:rPr>
-              <w:t xml:space="preserve">T﻿e﻿s﻿t﻿c﻿a﻿s﻿e</w:t>
+              <w:t xml:space="preserve">T⁠e⁠s⁠t⁠c⁠a⁠s⁠e</w:t>
             </w:r>
           </w:p>
         </w:tc>
@@ -5111,84 +5111,84 @@
                 <w:sz w:val="18"/>
                 <w:szCs w:val="18"/>
               </w:rPr>
-              <w:t xml:space="preserve">T﻿C﻿1﻿3﻿0</w:t>
-            </w:r>
-          </w:p>
-        </w:tc>
-        <w:tc>
-          <w:tcPr/>
-          <w:p>
-            <w:pPr>
-              <w:pStyle w:val="TableText"/>
-              <w:jc w:val="left"/>
-              <w:spacing w:before="0" w:after="0" w:line="320" w:lineRule="exact"/>
-            </w:pPr>
-            <w:r>
-              <w:rPr>
-                <w:rFonts w:ascii="Calibri" w:hAnsi="Calibri" w:eastAsia="Microsoft YaHei" w:cs="Calibri"/>
-                <w:sz w:val="18"/>
-                <w:szCs w:val="18"/>
-              </w:rPr>
-              <w:t xml:space="preserve">d﻿i﻿r﻿e﻿c﻿t﻿o﻿r﻿y o﻿v﻿e﻿r﻿f﻿l﻿o﻿w 后热点复用</w:t>
-            </w:r>
-          </w:p>
-        </w:tc>
-        <w:tc>
-          <w:tcPr/>
-          <w:p>
-            <w:pPr>
-              <w:pStyle w:val="TableText"/>
-              <w:jc w:val="left"/>
-              <w:spacing w:before="0" w:after="0" w:line="320" w:lineRule="exact"/>
-            </w:pPr>
-            <w:r>
-              <w:rPr>
-                <w:rFonts w:ascii="Calibri" w:hAnsi="Calibri" w:eastAsia="Microsoft YaHei" w:cs="Calibri"/>
-                <w:sz w:val="18"/>
-                <w:szCs w:val="18"/>
-              </w:rPr>
-              <w:t xml:space="preserve">s﻿p﻿i﻿l﻿l 相对 n﻿a﻿i﻿v﻿e 降低 57.68%</w:t>
-            </w:r>
-          </w:p>
-        </w:tc>
-      </w:tr>
-      <w:tr>
-        <w:trPr>
-          <w:cantSplit/>
-        </w:trPr>
-        <w:tc>
-          <w:tcPr/>
-          <w:p>
-            <w:pPr>
-              <w:pStyle w:val="TableText"/>
-              <w:jc w:val="left"/>
-              <w:spacing w:before="0" w:after="0" w:line="320" w:lineRule="exact"/>
-            </w:pPr>
-            <w:r>
-              <w:rPr>
-                <w:rFonts w:ascii="Calibri" w:hAnsi="Calibri" w:eastAsia="Microsoft YaHei" w:cs="Calibri"/>
-                <w:sz w:val="18"/>
-                <w:szCs w:val="18"/>
-              </w:rPr>
-              <w:t xml:space="preserve">T﻿C﻿1﻿3﻿1</w:t>
-            </w:r>
-          </w:p>
-        </w:tc>
-        <w:tc>
-          <w:tcPr/>
-          <w:p>
-            <w:pPr>
-              <w:pStyle w:val="TableText"/>
-              <w:jc w:val="left"/>
-              <w:spacing w:before="0" w:after="0" w:line="320" w:lineRule="exact"/>
-            </w:pPr>
-            <w:r>
-              <w:rPr>
-                <w:rFonts w:ascii="Calibri" w:hAnsi="Calibri" w:eastAsia="Microsoft YaHei" w:cs="Calibri"/>
-                <w:sz w:val="18"/>
-                <w:szCs w:val="18"/>
-              </w:rPr>
-              <w:t xml:space="preserve">c﻿a﻿t﻿a﻿l﻿o﻿g f﻿u﻿l﻿l s﻿c﻿a﻿n 后复用</w:t>
+              <w:t xml:space="preserve">T⁠C⁠1⁠3⁠0</w:t>
+            </w:r>
+          </w:p>
+        </w:tc>
+        <w:tc>
+          <w:tcPr/>
+          <w:p>
+            <w:pPr>
+              <w:pStyle w:val="TableText"/>
+              <w:jc w:val="left"/>
+              <w:spacing w:before="0" w:after="0" w:line="320" w:lineRule="exact"/>
+            </w:pPr>
+            <w:r>
+              <w:rPr>
+                <w:rFonts w:ascii="Calibri" w:hAnsi="Calibri" w:eastAsia="Microsoft YaHei" w:cs="Calibri"/>
+                <w:sz w:val="18"/>
+                <w:szCs w:val="18"/>
+              </w:rPr>
+              <w:t xml:space="preserve">d⁠i⁠r⁠e⁠c⁠t⁠o⁠r⁠y o⁠v⁠e⁠r⁠f⁠l⁠o⁠w 后热点复用</w:t>
+            </w:r>
+          </w:p>
+        </w:tc>
+        <w:tc>
+          <w:tcPr/>
+          <w:p>
+            <w:pPr>
+              <w:pStyle w:val="TableText"/>
+              <w:jc w:val="left"/>
+              <w:spacing w:before="0" w:after="0" w:line="320" w:lineRule="exact"/>
+            </w:pPr>
+            <w:r>
+              <w:rPr>
+                <w:rFonts w:ascii="Calibri" w:hAnsi="Calibri" w:eastAsia="Microsoft YaHei" w:cs="Calibri"/>
+                <w:sz w:val="18"/>
+                <w:szCs w:val="18"/>
+              </w:rPr>
+              <w:t xml:space="preserve">s⁠p⁠i⁠l⁠l 相对 n⁠a⁠i⁠v⁠e 降低 57.68%</w:t>
+            </w:r>
+          </w:p>
+        </w:tc>
+      </w:tr>
+      <w:tr>
+        <w:trPr>
+          <w:cantSplit/>
+        </w:trPr>
+        <w:tc>
+          <w:tcPr/>
+          <w:p>
+            <w:pPr>
+              <w:pStyle w:val="TableText"/>
+              <w:jc w:val="left"/>
+              <w:spacing w:before="0" w:after="0" w:line="320" w:lineRule="exact"/>
+            </w:pPr>
+            <w:r>
+              <w:rPr>
+                <w:rFonts w:ascii="Calibri" w:hAnsi="Calibri" w:eastAsia="Microsoft YaHei" w:cs="Calibri"/>
+                <w:sz w:val="18"/>
+                <w:szCs w:val="18"/>
+              </w:rPr>
+              <w:t xml:space="preserve">T⁠C⁠1⁠3⁠1</w:t>
+            </w:r>
+          </w:p>
+        </w:tc>
+        <w:tc>
+          <w:tcPr/>
+          <w:p>
+            <w:pPr>
+              <w:pStyle w:val="TableText"/>
+              <w:jc w:val="left"/>
+              <w:spacing w:before="0" w:after="0" w:line="320" w:lineRule="exact"/>
+            </w:pPr>
+            <w:r>
+              <w:rPr>
+                <w:rFonts w:ascii="Calibri" w:hAnsi="Calibri" w:eastAsia="Microsoft YaHei" w:cs="Calibri"/>
+                <w:sz w:val="18"/>
+                <w:szCs w:val="18"/>
+              </w:rPr>
+              <w:t xml:space="preserve">c⁠a⁠t⁠a⁠l⁠o⁠g f⁠u⁠l⁠l s⁠c⁠a⁠n 后复用</w:t>
             </w:r>
           </w:p>
         </w:tc>
@@ -5229,161 +5229,161 @@
                 <w:sz w:val="18"/>
                 <w:szCs w:val="18"/>
               </w:rPr>
-              <w:t xml:space="preserve">T﻿C﻿1﻿3﻿2</w:t>
-            </w:r>
-          </w:p>
-        </w:tc>
-        <w:tc>
-          <w:tcPr/>
-          <w:p>
-            <w:pPr>
-              <w:pStyle w:val="TableText"/>
-              <w:jc w:val="left"/>
-              <w:spacing w:before="0" w:after="0" w:line="320" w:lineRule="exact"/>
-            </w:pPr>
-            <w:r>
-              <w:rPr>
-                <w:rFonts w:ascii="Calibri" w:hAnsi="Calibri" w:eastAsia="Microsoft YaHei" w:cs="Calibri"/>
-                <w:sz w:val="18"/>
-                <w:szCs w:val="18"/>
-              </w:rPr>
-              <w:t xml:space="preserve">d﻿i﻿r﻿t﻿y c﻿h﻿e﻿c﻿k﻿p﻿o﻿i﻿n﻿t r﻿e﻿c﻿o﻿v﻿e﻿r﻿y</w:t>
-            </w:r>
-          </w:p>
-        </w:tc>
-        <w:tc>
-          <w:tcPr/>
-          <w:p>
-            <w:pPr>
-              <w:pStyle w:val="TableText"/>
-              <w:jc w:val="left"/>
-              <w:spacing w:before="0" w:after="0" w:line="320" w:lineRule="exact"/>
-            </w:pPr>
-            <w:r>
-              <w:rPr>
-                <w:rFonts w:ascii="Calibri" w:hAnsi="Calibri" w:eastAsia="Microsoft YaHei" w:cs="Calibri"/>
-                <w:sz w:val="18"/>
-                <w:szCs w:val="18"/>
-              </w:rPr>
-              <w:t xml:space="preserve">验证脏数据 c﻿h﻿e﻿c﻿k﻿p﻿o﻿i﻿n﻿t 与 B﻿a﻿c﻿k﻿s﻿t﻿o﻿r﻿e 恢复</w:t>
-            </w:r>
-          </w:p>
-        </w:tc>
-      </w:tr>
-      <w:tr>
-        <w:trPr>
-          <w:cantSplit/>
-        </w:trPr>
-        <w:tc>
-          <w:tcPr/>
-          <w:p>
-            <w:pPr>
-              <w:pStyle w:val="TableText"/>
-              <w:jc w:val="left"/>
-              <w:spacing w:before="0" w:after="0" w:line="320" w:lineRule="exact"/>
-            </w:pPr>
-            <w:r>
-              <w:rPr>
-                <w:rFonts w:ascii="Calibri" w:hAnsi="Calibri" w:eastAsia="Microsoft YaHei" w:cs="Calibri"/>
-                <w:sz w:val="18"/>
-                <w:szCs w:val="18"/>
-              </w:rPr>
-              <w:t xml:space="preserve">T﻿C﻿1﻿3﻿3</w:t>
-            </w:r>
-          </w:p>
-        </w:tc>
-        <w:tc>
-          <w:tcPr/>
-          <w:p>
-            <w:pPr>
-              <w:pStyle w:val="TableText"/>
-              <w:jc w:val="left"/>
-              <w:spacing w:before="0" w:after="0" w:line="320" w:lineRule="exact"/>
-            </w:pPr>
-            <w:r>
-              <w:rPr>
-                <w:rFonts w:ascii="Calibri" w:hAnsi="Calibri" w:eastAsia="Microsoft YaHei" w:cs="Calibri"/>
-                <w:sz w:val="18"/>
-                <w:szCs w:val="18"/>
-              </w:rPr>
-              <w:t xml:space="preserve">8N1S s﻿h﻿a﻿r﻿e﻿d f﻿r﻿o﻿n﻿t﻿i﻿e﻿r</w:t>
-            </w:r>
-          </w:p>
-        </w:tc>
-        <w:tc>
-          <w:tcPr/>
-          <w:p>
-            <w:pPr>
-              <w:pStyle w:val="TableText"/>
-              <w:jc w:val="left"/>
-              <w:spacing w:before="0" w:after="0" w:line="320" w:lineRule="exact"/>
-            </w:pPr>
-            <w:r>
-              <w:rPr>
-                <w:rFonts w:ascii="Calibri" w:hAnsi="Calibri" w:eastAsia="Microsoft YaHei" w:cs="Calibri"/>
-                <w:sz w:val="18"/>
-                <w:szCs w:val="18"/>
-              </w:rPr>
-              <w:t xml:space="preserve">o﻿p﻿t﻿i﻿m﻿i﻿z﻿e﻿d 相对 n﻿a﻿i﻿v﻿e 降低 7.17%</w:t>
-            </w:r>
-          </w:p>
-        </w:tc>
-      </w:tr>
-      <w:tr>
-        <w:trPr>
-          <w:cantSplit/>
-        </w:trPr>
-        <w:tc>
-          <w:tcPr/>
-          <w:p>
-            <w:pPr>
-              <w:pStyle w:val="TableText"/>
-              <w:jc w:val="left"/>
-              <w:spacing w:before="0" w:after="0" w:line="320" w:lineRule="exact"/>
-            </w:pPr>
-            <w:r>
-              <w:rPr>
-                <w:rFonts w:ascii="Calibri" w:hAnsi="Calibri" w:eastAsia="Microsoft YaHei" w:cs="Calibri"/>
-                <w:sz w:val="18"/>
-                <w:szCs w:val="18"/>
-              </w:rPr>
-              <w:t xml:space="preserve">T﻿C﻿1﻿3﻿4</w:t>
-            </w:r>
-          </w:p>
-        </w:tc>
-        <w:tc>
-          <w:tcPr/>
-          <w:p>
-            <w:pPr>
-              <w:pStyle w:val="TableText"/>
-              <w:jc w:val="left"/>
-              <w:spacing w:before="0" w:after="0" w:line="320" w:lineRule="exact"/>
-            </w:pPr>
-            <w:r>
-              <w:rPr>
-                <w:rFonts w:ascii="Calibri" w:hAnsi="Calibri" w:eastAsia="Microsoft YaHei" w:cs="Calibri"/>
-                <w:sz w:val="18"/>
-                <w:szCs w:val="18"/>
-              </w:rPr>
-              <w:t xml:space="preserve">8N2S s﻿l﻿i﻿d﻿i﻿n﻿g w﻿i﻿n﻿d﻿o﻿w</w:t>
-            </w:r>
-          </w:p>
-        </w:tc>
-        <w:tc>
-          <w:tcPr/>
-          <w:p>
-            <w:pPr>
-              <w:pStyle w:val="TableText"/>
-              <w:jc w:val="left"/>
-              <w:spacing w:before="0" w:after="0" w:line="320" w:lineRule="exact"/>
-            </w:pPr>
-            <w:r>
-              <w:rPr>
-                <w:rFonts w:ascii="Calibri" w:hAnsi="Calibri" w:eastAsia="Microsoft YaHei" w:cs="Calibri"/>
-                <w:sz w:val="18"/>
-                <w:szCs w:val="18"/>
-              </w:rPr>
-              <w:t xml:space="preserve">o﻿p﻿t﻿i﻿m﻿i﻿z﻿e﻿d 相对 n﻿a﻿i﻿v﻿e 降低 76.42%</w:t>
+              <w:t xml:space="preserve">T⁠C⁠1⁠3⁠2</w:t>
+            </w:r>
+          </w:p>
+        </w:tc>
+        <w:tc>
+          <w:tcPr/>
+          <w:p>
+            <w:pPr>
+              <w:pStyle w:val="TableText"/>
+              <w:jc w:val="left"/>
+              <w:spacing w:before="0" w:after="0" w:line="320" w:lineRule="exact"/>
+            </w:pPr>
+            <w:r>
+              <w:rPr>
+                <w:rFonts w:ascii="Calibri" w:hAnsi="Calibri" w:eastAsia="Microsoft YaHei" w:cs="Calibri"/>
+                <w:sz w:val="18"/>
+                <w:szCs w:val="18"/>
+              </w:rPr>
+              <w:t xml:space="preserve">d⁠i⁠r⁠t⁠y c⁠h⁠e⁠c⁠k⁠p⁠o⁠i⁠n⁠t r⁠e⁠c⁠o⁠v⁠e⁠r⁠y</w:t>
+            </w:r>
+          </w:p>
+        </w:tc>
+        <w:tc>
+          <w:tcPr/>
+          <w:p>
+            <w:pPr>
+              <w:pStyle w:val="TableText"/>
+              <w:jc w:val="left"/>
+              <w:spacing w:before="0" w:after="0" w:line="320" w:lineRule="exact"/>
+            </w:pPr>
+            <w:r>
+              <w:rPr>
+                <w:rFonts w:ascii="Calibri" w:hAnsi="Calibri" w:eastAsia="Microsoft YaHei" w:cs="Calibri"/>
+                <w:sz w:val="18"/>
+                <w:szCs w:val="18"/>
+              </w:rPr>
+              <w:t xml:space="preserve">验证脏数据 c⁠h⁠e⁠c⁠k⁠p⁠o⁠i⁠n⁠t 与 B⁠a⁠c⁠k⁠s⁠t⁠o⁠r⁠e 恢复</w:t>
+            </w:r>
+          </w:p>
+        </w:tc>
+      </w:tr>
+      <w:tr>
+        <w:trPr>
+          <w:cantSplit/>
+        </w:trPr>
+        <w:tc>
+          <w:tcPr/>
+          <w:p>
+            <w:pPr>
+              <w:pStyle w:val="TableText"/>
+              <w:jc w:val="left"/>
+              <w:spacing w:before="0" w:after="0" w:line="320" w:lineRule="exact"/>
+            </w:pPr>
+            <w:r>
+              <w:rPr>
+                <w:rFonts w:ascii="Calibri" w:hAnsi="Calibri" w:eastAsia="Microsoft YaHei" w:cs="Calibri"/>
+                <w:sz w:val="18"/>
+                <w:szCs w:val="18"/>
+              </w:rPr>
+              <w:t xml:space="preserve">T⁠C⁠1⁠3⁠3</w:t>
+            </w:r>
+          </w:p>
+        </w:tc>
+        <w:tc>
+          <w:tcPr/>
+          <w:p>
+            <w:pPr>
+              <w:pStyle w:val="TableText"/>
+              <w:jc w:val="left"/>
+              <w:spacing w:before="0" w:after="0" w:line="320" w:lineRule="exact"/>
+            </w:pPr>
+            <w:r>
+              <w:rPr>
+                <w:rFonts w:ascii="Calibri" w:hAnsi="Calibri" w:eastAsia="Microsoft YaHei" w:cs="Calibri"/>
+                <w:sz w:val="16"/>
+                <w:szCs w:val="16"/>
+              </w:rPr>
+              <w:t xml:space="preserve">8N1S s⁠h⁠a⁠r⁠e⁠d f⁠r⁠o⁠n⁠t⁠i⁠e⁠r</w:t>
+            </w:r>
+          </w:p>
+        </w:tc>
+        <w:tc>
+          <w:tcPr/>
+          <w:p>
+            <w:pPr>
+              <w:pStyle w:val="TableText"/>
+              <w:jc w:val="left"/>
+              <w:spacing w:before="0" w:after="0" w:line="320" w:lineRule="exact"/>
+            </w:pPr>
+            <w:r>
+              <w:rPr>
+                <w:rFonts w:ascii="Calibri" w:hAnsi="Calibri" w:eastAsia="Microsoft YaHei" w:cs="Calibri"/>
+                <w:sz w:val="18"/>
+                <w:szCs w:val="18"/>
+              </w:rPr>
+              <w:t xml:space="preserve">o⁠p⁠t⁠i⁠m⁠i⁠z⁠e⁠d 相对 n⁠a⁠i⁠v⁠e 降低 7.17%</w:t>
+            </w:r>
+          </w:p>
+        </w:tc>
+      </w:tr>
+      <w:tr>
+        <w:trPr>
+          <w:cantSplit/>
+        </w:trPr>
+        <w:tc>
+          <w:tcPr/>
+          <w:p>
+            <w:pPr>
+              <w:pStyle w:val="TableText"/>
+              <w:jc w:val="left"/>
+              <w:spacing w:before="0" w:after="0" w:line="320" w:lineRule="exact"/>
+            </w:pPr>
+            <w:r>
+              <w:rPr>
+                <w:rFonts w:ascii="Calibri" w:hAnsi="Calibri" w:eastAsia="Microsoft YaHei" w:cs="Calibri"/>
+                <w:sz w:val="18"/>
+                <w:szCs w:val="18"/>
+              </w:rPr>
+              <w:t xml:space="preserve">T⁠C⁠1⁠3⁠4</w:t>
+            </w:r>
+          </w:p>
+        </w:tc>
+        <w:tc>
+          <w:tcPr/>
+          <w:p>
+            <w:pPr>
+              <w:pStyle w:val="TableText"/>
+              <w:jc w:val="left"/>
+              <w:spacing w:before="0" w:after="0" w:line="320" w:lineRule="exact"/>
+            </w:pPr>
+            <w:r>
+              <w:rPr>
+                <w:rFonts w:ascii="Calibri" w:hAnsi="Calibri" w:eastAsia="Microsoft YaHei" w:cs="Calibri"/>
+                <w:sz w:val="18"/>
+                <w:szCs w:val="18"/>
+              </w:rPr>
+              <w:t xml:space="preserve">8N2S s⁠l⁠i⁠d⁠i⁠n⁠g w⁠i⁠n⁠d⁠o⁠w</w:t>
+            </w:r>
+          </w:p>
+        </w:tc>
+        <w:tc>
+          <w:tcPr/>
+          <w:p>
+            <w:pPr>
+              <w:pStyle w:val="TableText"/>
+              <w:jc w:val="left"/>
+              <w:spacing w:before="0" w:after="0" w:line="320" w:lineRule="exact"/>
+            </w:pPr>
+            <w:r>
+              <w:rPr>
+                <w:rFonts w:ascii="Calibri" w:hAnsi="Calibri" w:eastAsia="Microsoft YaHei" w:cs="Calibri"/>
+                <w:sz w:val="18"/>
+                <w:szCs w:val="18"/>
+              </w:rPr>
+              <w:t xml:space="preserve">o⁠p⁠t⁠i⁠m⁠i⁠z⁠e⁠d 相对 n⁠a⁠i⁠v⁠e 降低 76.42%</w:t>
             </w:r>
           </w:p>
         </w:tc>
@@ -5397,18 +5397,18 @@
         <w:rPr>
           <w:rFonts w:ascii="Calibri" w:hAnsi="Calibri" w:eastAsia="Microsoft YaHei" w:cs="Calibri"/>
         </w:rPr>
-        <w:t xml:space="preserve">TC130、TC133 和 TC134 表明 UBCC 在目录压力后仍能保留有价值的热点元数据，﻿收﻿益﻿在﻿滑﻿动</w:t>
-      </w:r>
-    </w:p>
-    <w:p>
-      <w:pPr>
-        <w:ind w:left="0" w:firstLine="420"/>
-      </w:pPr>
-      <w:r>
-        <w:rPr>
-          <w:rFonts w:ascii="Calibri" w:hAnsi="Calibri" w:eastAsia="Microsoft YaHei" w:cs="Calibri"/>
-        </w:rPr>
-        <w:t xml:space="preserve">窗口和高复用场景中最为突出。TC132 负责验证脏数据恢复路径，不进入指标 2 ﻿合﻿同﻿聚﻿合﻿。</w:t>
+        <w:t xml:space="preserve">TC130、TC133 和 TC134 表明 UBCC 在目录压力后仍能保留有价值的热点元数据，⁠收⁠益⁠在⁠滑⁠动</w:t>
+      </w:r>
+    </w:p>
+    <w:p>
+      <w:pPr>
+        <w:ind w:left="0" w:firstLine="420"/>
+      </w:pPr>
+      <w:r>
+        <w:rPr>
+          <w:rFonts w:ascii="Calibri" w:hAnsi="Calibri" w:eastAsia="Microsoft YaHei" w:cs="Calibri"/>
+        </w:rPr>
+        <w:t xml:space="preserve">窗口和高复用场景中最为突出。TC132 负责验证脏数据恢复路径，不进入指标 2 ⁠合⁠同⁠聚⁠合⁠。</w:t>
       </w:r>
     </w:p>
     <w:p>
@@ -5442,7 +5442,7 @@
         <w:rPr>
           <w:rFonts w:ascii="Calibri" w:hAnsi="Calibri" w:eastAsia="Microsoft YaHei" w:cs="Calibri"/>
         </w:rPr>
-        <w:t xml:space="preserve">spill-noopt 和 optimized 三个 profile，共 18/1﻿8﻿ ﻿通﻿过﻿。</w:t>
+        <w:t xml:space="preserve">spill-noopt 和 optimized 三个 profile，共 18/1⁠8⁠ ⁠通⁠过⁠。</w:t>
       </w:r>
     </w:p>
     <w:tbl>
@@ -5479,7 +5479,7 @@
                 <w:sz w:val="18"/>
                 <w:szCs w:val="18"/>
               </w:rPr>
-              <w:t xml:space="preserve">T﻿e﻿s﻿t﻿c﻿a﻿s﻿e</w:t>
+              <w:t xml:space="preserve">T⁠e⁠s⁠t⁠c⁠a⁠s⁠e</w:t>
             </w:r>
           </w:p>
         </w:tc>
@@ -5521,7 +5521,7 @@
                 <w:sz w:val="18"/>
                 <w:szCs w:val="18"/>
               </w:rPr>
-              <w:t xml:space="preserve">n﻿a﻿i﻿v﻿e n﻿s/o﻿p</w:t>
+              <w:t xml:space="preserve">n⁠a⁠i⁠v⁠e n⁠s/o⁠p</w:t>
             </w:r>
           </w:p>
         </w:tc>
@@ -5542,7 +5542,7 @@
                 <w:sz w:val="18"/>
                 <w:szCs w:val="18"/>
               </w:rPr>
-              <w:t xml:space="preserve">o﻿p﻿t﻿i﻿m﻿i﻿z﻿e﻿d n﻿s/o﻿p</w:t>
+              <w:t xml:space="preserve">o⁠p⁠t⁠i⁠m⁠i⁠z⁠e⁠d n⁠s/o⁠p</w:t>
             </w:r>
           </w:p>
         </w:tc>
@@ -5563,48 +5563,48 @@
                 <w:sz w:val="18"/>
                 <w:szCs w:val="18"/>
               </w:rPr>
-              <w:t xml:space="preserve">o﻿p﻿t﻿i﻿m﻿i﻿z﻿e﻿d 降幅</w:t>
-            </w:r>
-          </w:p>
-        </w:tc>
-      </w:tr>
-      <w:tr>
-        <w:trPr>
-          <w:cantSplit/>
-        </w:trPr>
-        <w:tc>
-          <w:tcPr/>
-          <w:p>
-            <w:pPr>
-              <w:pStyle w:val="TableText"/>
-              <w:jc w:val="left"/>
-              <w:spacing w:before="0" w:after="0" w:line="320" w:lineRule="exact"/>
-            </w:pPr>
-            <w:r>
-              <w:rPr>
-                <w:rFonts w:ascii="Calibri" w:hAnsi="Calibri" w:eastAsia="Microsoft YaHei" w:cs="Calibri"/>
-                <w:sz w:val="18"/>
-                <w:szCs w:val="18"/>
-              </w:rPr>
-              <w:t xml:space="preserve">T﻿C﻿1﻿4﻿2</w:t>
-            </w:r>
-          </w:p>
-        </w:tc>
-        <w:tc>
-          <w:tcPr/>
-          <w:p>
-            <w:pPr>
-              <w:pStyle w:val="TableText"/>
-              <w:jc w:val="left"/>
-              <w:spacing w:before="0" w:after="0" w:line="320" w:lineRule="exact"/>
-            </w:pPr>
-            <w:r>
-              <w:rPr>
-                <w:rFonts w:ascii="Calibri" w:hAnsi="Calibri" w:eastAsia="Microsoft YaHei" w:cs="Calibri"/>
-                <w:sz w:val="18"/>
-                <w:szCs w:val="18"/>
-              </w:rPr>
-              <w:t xml:space="preserve">O﻿L﻿T﻿P b﻿u﻿f﻿f﻿e﻿r p﻿o﻿o﻿l</w:t>
+              <w:t xml:space="preserve">o⁠p⁠t⁠i⁠m⁠i⁠z⁠e⁠d 降幅</w:t>
+            </w:r>
+          </w:p>
+        </w:tc>
+      </w:tr>
+      <w:tr>
+        <w:trPr>
+          <w:cantSplit/>
+        </w:trPr>
+        <w:tc>
+          <w:tcPr/>
+          <w:p>
+            <w:pPr>
+              <w:pStyle w:val="TableText"/>
+              <w:jc w:val="left"/>
+              <w:spacing w:before="0" w:after="0" w:line="320" w:lineRule="exact"/>
+            </w:pPr>
+            <w:r>
+              <w:rPr>
+                <w:rFonts w:ascii="Calibri" w:hAnsi="Calibri" w:eastAsia="Microsoft YaHei" w:cs="Calibri"/>
+                <w:sz w:val="18"/>
+                <w:szCs w:val="18"/>
+              </w:rPr>
+              <w:t xml:space="preserve">T⁠C⁠1⁠4⁠2</w:t>
+            </w:r>
+          </w:p>
+        </w:tc>
+        <w:tc>
+          <w:tcPr/>
+          <w:p>
+            <w:pPr>
+              <w:pStyle w:val="TableText"/>
+              <w:jc w:val="left"/>
+              <w:spacing w:before="0" w:after="0" w:line="320" w:lineRule="exact"/>
+            </w:pPr>
+            <w:r>
+              <w:rPr>
+                <w:rFonts w:ascii="Calibri" w:hAnsi="Calibri" w:eastAsia="Microsoft YaHei" w:cs="Calibri"/>
+                <w:sz w:val="18"/>
+                <w:szCs w:val="18"/>
+              </w:rPr>
+              <w:t xml:space="preserve">O⁠L⁠T⁠P b⁠u⁠f⁠f⁠e⁠r p⁠o⁠o⁠l</w:t>
             </w:r>
           </w:p>
         </w:tc>
@@ -5681,25 +5681,25 @@
                 <w:sz w:val="18"/>
                 <w:szCs w:val="18"/>
               </w:rPr>
-              <w:t xml:space="preserve">T﻿C﻿1﻿4﻿3</w:t>
-            </w:r>
-          </w:p>
-        </w:tc>
-        <w:tc>
-          <w:tcPr/>
-          <w:p>
-            <w:pPr>
-              <w:pStyle w:val="TableText"/>
-              <w:jc w:val="left"/>
-              <w:spacing w:before="0" w:after="0" w:line="320" w:lineRule="exact"/>
-            </w:pPr>
-            <w:r>
-              <w:rPr>
-                <w:rFonts w:ascii="Calibri" w:hAnsi="Calibri" w:eastAsia="Microsoft YaHei" w:cs="Calibri"/>
-                <w:sz w:val="18"/>
-                <w:szCs w:val="18"/>
-              </w:rPr>
-              <w:t xml:space="preserve">B﻿-﻿t﻿r﻿e﻿e t﻿r﻿a﻿v﻿e﻿r﻿s﻿a﻿l</w:t>
+              <w:t xml:space="preserve">T⁠C⁠1⁠4⁠3</w:t>
+            </w:r>
+          </w:p>
+        </w:tc>
+        <w:tc>
+          <w:tcPr/>
+          <w:p>
+            <w:pPr>
+              <w:pStyle w:val="TableText"/>
+              <w:jc w:val="left"/>
+              <w:spacing w:before="0" w:after="0" w:line="320" w:lineRule="exact"/>
+            </w:pPr>
+            <w:r>
+              <w:rPr>
+                <w:rFonts w:ascii="Calibri" w:hAnsi="Calibri" w:eastAsia="Microsoft YaHei" w:cs="Calibri"/>
+                <w:sz w:val="18"/>
+                <w:szCs w:val="18"/>
+              </w:rPr>
+              <w:t xml:space="preserve">B⁠-⁠t⁠r⁠e⁠e t⁠r⁠a⁠v⁠e⁠r⁠s⁠a⁠l</w:t>
             </w:r>
           </w:p>
         </w:tc>
@@ -5776,25 +5776,25 @@
                 <w:sz w:val="18"/>
                 <w:szCs w:val="18"/>
               </w:rPr>
-              <w:t xml:space="preserve">T﻿C﻿1﻿4﻿4</w:t>
-            </w:r>
-          </w:p>
-        </w:tc>
-        <w:tc>
-          <w:tcPr/>
-          <w:p>
-            <w:pPr>
-              <w:pStyle w:val="TableText"/>
-              <w:jc w:val="left"/>
-              <w:spacing w:before="0" w:after="0" w:line="320" w:lineRule="exact"/>
-            </w:pPr>
-            <w:r>
-              <w:rPr>
-                <w:rFonts w:ascii="Calibri" w:hAnsi="Calibri" w:eastAsia="Microsoft YaHei" w:cs="Calibri"/>
-                <w:sz w:val="18"/>
-                <w:szCs w:val="18"/>
-              </w:rPr>
-              <w:t xml:space="preserve">W﻿A﻿L/c﻿h﻿e﻿c﻿k﻿p﻿o﻿i﻿n﻿t</w:t>
+              <w:t xml:space="preserve">T⁠C⁠1⁠4⁠4</w:t>
+            </w:r>
+          </w:p>
+        </w:tc>
+        <w:tc>
+          <w:tcPr/>
+          <w:p>
+            <w:pPr>
+              <w:pStyle w:val="TableText"/>
+              <w:jc w:val="left"/>
+              <w:spacing w:before="0" w:after="0" w:line="320" w:lineRule="exact"/>
+            </w:pPr>
+            <w:r>
+              <w:rPr>
+                <w:rFonts w:ascii="Calibri" w:hAnsi="Calibri" w:eastAsia="Microsoft YaHei" w:cs="Calibri"/>
+                <w:sz w:val="18"/>
+                <w:szCs w:val="18"/>
+              </w:rPr>
+              <w:t xml:space="preserve">W⁠A⁠L/c⁠h⁠e⁠c⁠k⁠p⁠o⁠i⁠n⁠t</w:t>
             </w:r>
           </w:p>
         </w:tc>
@@ -5871,25 +5871,25 @@
                 <w:sz w:val="18"/>
                 <w:szCs w:val="18"/>
               </w:rPr>
-              <w:t xml:space="preserve">T﻿C﻿1﻿4﻿5</w:t>
-            </w:r>
-          </w:p>
-        </w:tc>
-        <w:tc>
-          <w:tcPr/>
-          <w:p>
-            <w:pPr>
-              <w:pStyle w:val="TableText"/>
-              <w:jc w:val="left"/>
-              <w:spacing w:before="0" w:after="0" w:line="320" w:lineRule="exact"/>
-            </w:pPr>
-            <w:r>
-              <w:rPr>
-                <w:rFonts w:ascii="Calibri" w:hAnsi="Calibri" w:eastAsia="Microsoft YaHei" w:cs="Calibri"/>
-                <w:sz w:val="18"/>
-                <w:szCs w:val="18"/>
-              </w:rPr>
-              <w:t xml:space="preserve">F﻿a﻿a﻿S w﻿a﻿r﻿m i﻿n﻿v﻿o﻿c﻿a﻿t﻿i﻿o﻿n</w:t>
+              <w:t xml:space="preserve">T⁠C⁠1⁠4⁠5</w:t>
+            </w:r>
+          </w:p>
+        </w:tc>
+        <w:tc>
+          <w:tcPr/>
+          <w:p>
+            <w:pPr>
+              <w:pStyle w:val="TableText"/>
+              <w:jc w:val="left"/>
+              <w:spacing w:before="0" w:after="0" w:line="320" w:lineRule="exact"/>
+            </w:pPr>
+            <w:r>
+              <w:rPr>
+                <w:rFonts w:ascii="Calibri" w:hAnsi="Calibri" w:eastAsia="Microsoft YaHei" w:cs="Calibri"/>
+                <w:sz w:val="18"/>
+                <w:szCs w:val="18"/>
+              </w:rPr>
+              <w:t xml:space="preserve">F⁠a⁠a⁠S w⁠a⁠r⁠m i⁠n⁠v⁠o⁠c⁠a⁠t⁠i⁠o⁠n</w:t>
             </w:r>
           </w:p>
         </w:tc>
@@ -5966,25 +5966,25 @@
                 <w:sz w:val="18"/>
                 <w:szCs w:val="18"/>
               </w:rPr>
-              <w:t xml:space="preserve">T﻿C﻿1﻿4﻿6</w:t>
-            </w:r>
-          </w:p>
-        </w:tc>
-        <w:tc>
-          <w:tcPr/>
-          <w:p>
-            <w:pPr>
-              <w:pStyle w:val="TableText"/>
-              <w:jc w:val="left"/>
-              <w:spacing w:before="0" w:after="0" w:line="320" w:lineRule="exact"/>
-            </w:pPr>
-            <w:r>
-              <w:rPr>
-                <w:rFonts w:ascii="Calibri" w:hAnsi="Calibri" w:eastAsia="Microsoft YaHei" w:cs="Calibri"/>
-                <w:sz w:val="18"/>
-                <w:szCs w:val="18"/>
-              </w:rPr>
-              <w:t xml:space="preserve">G﻿r﻿a﻿p﻿h f﻿r﻿o﻿n﻿t﻿i﻿e﻿r</w:t>
+              <w:t xml:space="preserve">T⁠C⁠1⁠4⁠6</w:t>
+            </w:r>
+          </w:p>
+        </w:tc>
+        <w:tc>
+          <w:tcPr/>
+          <w:p>
+            <w:pPr>
+              <w:pStyle w:val="TableText"/>
+              <w:jc w:val="left"/>
+              <w:spacing w:before="0" w:after="0" w:line="320" w:lineRule="exact"/>
+            </w:pPr>
+            <w:r>
+              <w:rPr>
+                <w:rFonts w:ascii="Calibri" w:hAnsi="Calibri" w:eastAsia="Microsoft YaHei" w:cs="Calibri"/>
+                <w:sz w:val="16"/>
+                <w:szCs w:val="16"/>
+              </w:rPr>
+              <w:t xml:space="preserve">G⁠r⁠a⁠p⁠h f⁠r⁠o⁠n⁠t⁠i⁠e⁠r</w:t>
             </w:r>
           </w:p>
         </w:tc>
@@ -6061,25 +6061,25 @@
                 <w:sz w:val="18"/>
                 <w:szCs w:val="18"/>
               </w:rPr>
-              <w:t xml:space="preserve">T﻿C﻿1﻿4﻿7</w:t>
-            </w:r>
-          </w:p>
-        </w:tc>
-        <w:tc>
-          <w:tcPr/>
-          <w:p>
-            <w:pPr>
-              <w:pStyle w:val="TableText"/>
-              <w:jc w:val="left"/>
-              <w:spacing w:before="0" w:after="0" w:line="320" w:lineRule="exact"/>
-            </w:pPr>
-            <w:r>
-              <w:rPr>
-                <w:rFonts w:ascii="Calibri" w:hAnsi="Calibri" w:eastAsia="Microsoft YaHei" w:cs="Calibri"/>
-                <w:sz w:val="18"/>
-                <w:szCs w:val="18"/>
-              </w:rPr>
-              <w:t xml:space="preserve">F﻿e﻿a﻿t﻿u﻿r﻿e s﻿t﻿o﻿r﻿e</w:t>
+              <w:t xml:space="preserve">T⁠C⁠1⁠4⁠7</w:t>
+            </w:r>
+          </w:p>
+        </w:tc>
+        <w:tc>
+          <w:tcPr/>
+          <w:p>
+            <w:pPr>
+              <w:pStyle w:val="TableText"/>
+              <w:jc w:val="left"/>
+              <w:spacing w:before="0" w:after="0" w:line="320" w:lineRule="exact"/>
+            </w:pPr>
+            <w:r>
+              <w:rPr>
+                <w:rFonts w:ascii="Calibri" w:hAnsi="Calibri" w:eastAsia="Microsoft YaHei" w:cs="Calibri"/>
+                <w:sz w:val="18"/>
+                <w:szCs w:val="18"/>
+              </w:rPr>
+              <w:t xml:space="preserve">F⁠e⁠a⁠t⁠u⁠r⁠e s⁠t⁠o⁠r⁠e</w:t>
             </w:r>
           </w:p>
         </w:tc>
@@ -6158,18 +6158,18 @@
         <w:rPr>
           <w:rFonts w:ascii="Calibri" w:hAnsi="Calibri" w:eastAsia="Microsoft YaHei" w:cs="Calibri"/>
         </w:rPr>
-        <w:t xml:space="preserve">该矩阵证明 UBCC 的容量和协议机制可以迁移到真实应用形态与 16N1S Level-A 协议﻿节﻿点﻿规﻿模﻿，</w:t>
-      </w:r>
-    </w:p>
-    <w:p>
-      <w:pPr>
-        <w:ind w:left="0" w:firstLine="420"/>
-      </w:pPr>
-      <w:r>
-        <w:rPr>
-          <w:rFonts w:ascii="Calibri" w:hAnsi="Calibri" w:eastAsia="Microsoft YaHei" w:cs="Calibri"/>
-        </w:rPr>
-        <w:t xml:space="preserve">而不局限于协议微场景；该结论不包含端口级 Switch 微﻿体﻿系﻿结﻿构﻿。</w:t>
+        <w:t xml:space="preserve">该矩阵证明 UBCC 的容量和协议机制可以迁移到真实应用形态与 16N1S Level-A 协议⁠节⁠点⁠规⁠模⁠，</w:t>
+      </w:r>
+    </w:p>
+    <w:p>
+      <w:pPr>
+        <w:ind w:left="0" w:firstLine="420"/>
+      </w:pPr>
+      <w:r>
+        <w:rPr>
+          <w:rFonts w:ascii="Calibri" w:hAnsi="Calibri" w:eastAsia="Microsoft YaHei" w:cs="Calibri"/>
+        </w:rPr>
+        <w:t xml:space="preserve">而不局限于协议微场景；该结论不包含端口级 Switch 微⁠体⁠系⁠结⁠构⁠。</w:t>
       </w:r>
     </w:p>
     <w:p>
@@ -6204,7 +6204,7 @@
         <w:rPr>
           <w:rFonts w:ascii="Calibri" w:hAnsi="Calibri" w:eastAsia="Microsoft YaHei" w:cs="Calibri"/>
         </w:rPr>
-        <w:t xml:space="preserve">核心场景组承担协议关键﻿路﻿径﻿比﻿较﻿：</w:t>
+        <w:t xml:space="preserve">核心场景组承担协议关键⁠路⁠径⁠比⁠较⁠：</w:t>
       </w:r>
     </w:p>
     <w:tbl>
@@ -6306,25 +6306,25 @@
                 <w:sz w:val="18"/>
                 <w:szCs w:val="18"/>
               </w:rPr>
-              <w:t xml:space="preserve">T﻿C﻿2﻿2﻿8</w:t>
-            </w:r>
-          </w:p>
-        </w:tc>
-        <w:tc>
-          <w:tcPr/>
-          <w:p>
-            <w:pPr>
-              <w:pStyle w:val="TableText"/>
-              <w:jc w:val="left"/>
-              <w:spacing w:before="0" w:after="0" w:line="320" w:lineRule="exact"/>
-            </w:pPr>
-            <w:r>
-              <w:rPr>
-                <w:rFonts w:ascii="Calibri" w:hAnsi="Calibri" w:eastAsia="Microsoft YaHei" w:cs="Calibri"/>
-                <w:sz w:val="18"/>
-                <w:szCs w:val="18"/>
-              </w:rPr>
-              <w:t xml:space="preserve">R﻿e﻿m﻿o﻿t﻿e R﻿e﻿a﻿d</w:t>
+              <w:t xml:space="preserve">T⁠C⁠2⁠2⁠8</w:t>
+            </w:r>
+          </w:p>
+        </w:tc>
+        <w:tc>
+          <w:tcPr/>
+          <w:p>
+            <w:pPr>
+              <w:pStyle w:val="TableText"/>
+              <w:jc w:val="left"/>
+              <w:spacing w:before="0" w:after="0" w:line="320" w:lineRule="exact"/>
+            </w:pPr>
+            <w:r>
+              <w:rPr>
+                <w:rFonts w:ascii="Calibri" w:hAnsi="Calibri" w:eastAsia="Microsoft YaHei" w:cs="Calibri"/>
+                <w:sz w:val="18"/>
+                <w:szCs w:val="18"/>
+              </w:rPr>
+              <w:t xml:space="preserve">R⁠e⁠m⁠o⁠t⁠e R⁠e⁠a⁠d</w:t>
             </w:r>
           </w:p>
         </w:tc>
@@ -6365,102 +6365,102 @@
                 <w:sz w:val="18"/>
                 <w:szCs w:val="18"/>
               </w:rPr>
-              <w:t xml:space="preserve">T﻿C﻿2﻿2﻿9</w:t>
-            </w:r>
-          </w:p>
-        </w:tc>
-        <w:tc>
-          <w:tcPr/>
-          <w:p>
-            <w:pPr>
-              <w:pStyle w:val="TableText"/>
-              <w:jc w:val="left"/>
-              <w:spacing w:before="0" w:after="0" w:line="320" w:lineRule="exact"/>
-            </w:pPr>
-            <w:r>
-              <w:rPr>
-                <w:rFonts w:ascii="Calibri" w:hAnsi="Calibri" w:eastAsia="Microsoft YaHei" w:cs="Calibri"/>
-                <w:sz w:val="18"/>
-                <w:szCs w:val="18"/>
-              </w:rPr>
-              <w:t xml:space="preserve">O﻿w﻿n﻿e﻿r﻿s﻿h﻿i﻿p H﻿a﻿n﻿d﻿o﻿f﻿f</w:t>
-            </w:r>
-          </w:p>
-        </w:tc>
-        <w:tc>
-          <w:tcPr/>
-          <w:p>
-            <w:pPr>
-              <w:pStyle w:val="TableText"/>
-              <w:jc w:val="left"/>
-              <w:spacing w:before="0" w:after="0" w:line="320" w:lineRule="exact"/>
-            </w:pPr>
-            <w:r>
-              <w:rPr>
-                <w:rFonts w:ascii="Calibri" w:hAnsi="Calibri" w:eastAsia="Microsoft YaHei" w:cs="Calibri"/>
-                <w:sz w:val="18"/>
-                <w:szCs w:val="18"/>
-              </w:rPr>
-              <w:t xml:space="preserve">旧 o﻿w﻿n﻿e﻿r 释放、最新数据返回、新 o﻿w﻿n﻿e﻿r 获权</w:t>
-            </w:r>
-          </w:p>
-        </w:tc>
-      </w:tr>
-      <w:tr>
-        <w:trPr>
-          <w:cantSplit/>
-        </w:trPr>
-        <w:tc>
-          <w:tcPr/>
-          <w:p>
-            <w:pPr>
-              <w:pStyle w:val="TableText"/>
-              <w:jc w:val="left"/>
-              <w:spacing w:before="0" w:after="0" w:line="320" w:lineRule="exact"/>
-            </w:pPr>
-            <w:r>
-              <w:rPr>
-                <w:rFonts w:ascii="Calibri" w:hAnsi="Calibri" w:eastAsia="Microsoft YaHei" w:cs="Calibri"/>
-                <w:sz w:val="18"/>
-                <w:szCs w:val="18"/>
-              </w:rPr>
-              <w:t xml:space="preserve">T﻿C﻿2﻿3﻿0</w:t>
-            </w:r>
-          </w:p>
-        </w:tc>
-        <w:tc>
-          <w:tcPr/>
-          <w:p>
-            <w:pPr>
-              <w:pStyle w:val="TableText"/>
-              <w:jc w:val="left"/>
-              <w:spacing w:before="0" w:after="0" w:line="320" w:lineRule="exact"/>
-            </w:pPr>
-            <w:r>
-              <w:rPr>
-                <w:rFonts w:ascii="Calibri" w:hAnsi="Calibri" w:eastAsia="Microsoft YaHei" w:cs="Calibri"/>
-                <w:sz w:val="18"/>
-                <w:szCs w:val="18"/>
-              </w:rPr>
-              <w:t xml:space="preserve">S﻿h﻿a﻿r﻿e﻿d﻿-﻿t﻿o﻿-﻿W﻿r﻿i﻿t﻿e﻿r</w:t>
-            </w:r>
-          </w:p>
-        </w:tc>
-        <w:tc>
-          <w:tcPr/>
-          <w:p>
-            <w:pPr>
-              <w:pStyle w:val="TableText"/>
-              <w:jc w:val="left"/>
-              <w:spacing w:before="0" w:after="0" w:line="320" w:lineRule="exact"/>
-            </w:pPr>
-            <w:r>
-              <w:rPr>
-                <w:rFonts w:ascii="Calibri" w:hAnsi="Calibri" w:eastAsia="Microsoft YaHei" w:cs="Calibri"/>
-                <w:sz w:val="18"/>
-                <w:szCs w:val="18"/>
-              </w:rPr>
-              <w:t xml:space="preserve">s﻿h﻿a﻿r﻿e﻿r 失效、A﻿c﻿k 收敛和单写者授权</w:t>
+              <w:t xml:space="preserve">T⁠C⁠2⁠2⁠9</w:t>
+            </w:r>
+          </w:p>
+        </w:tc>
+        <w:tc>
+          <w:tcPr/>
+          <w:p>
+            <w:pPr>
+              <w:pStyle w:val="TableText"/>
+              <w:jc w:val="left"/>
+              <w:spacing w:before="0" w:after="0" w:line="320" w:lineRule="exact"/>
+            </w:pPr>
+            <w:r>
+              <w:rPr>
+                <w:rFonts w:ascii="Calibri" w:hAnsi="Calibri" w:eastAsia="Microsoft YaHei" w:cs="Calibri"/>
+                <w:sz w:val="18"/>
+                <w:szCs w:val="18"/>
+              </w:rPr>
+              <w:t xml:space="preserve">O⁠w⁠n⁠e⁠r⁠s⁠h⁠i⁠p H⁠a⁠n⁠d⁠o⁠f⁠f</w:t>
+            </w:r>
+          </w:p>
+        </w:tc>
+        <w:tc>
+          <w:tcPr/>
+          <w:p>
+            <w:pPr>
+              <w:pStyle w:val="TableText"/>
+              <w:jc w:val="left"/>
+              <w:spacing w:before="0" w:after="0" w:line="320" w:lineRule="exact"/>
+            </w:pPr>
+            <w:r>
+              <w:rPr>
+                <w:rFonts w:ascii="Calibri" w:hAnsi="Calibri" w:eastAsia="Microsoft YaHei" w:cs="Calibri"/>
+                <w:sz w:val="18"/>
+                <w:szCs w:val="18"/>
+              </w:rPr>
+              <w:t xml:space="preserve">旧 o⁠w⁠n⁠e⁠r 释放、最新数据返回、新 o⁠w⁠n⁠e⁠r 获权</w:t>
+            </w:r>
+          </w:p>
+        </w:tc>
+      </w:tr>
+      <w:tr>
+        <w:trPr>
+          <w:cantSplit/>
+        </w:trPr>
+        <w:tc>
+          <w:tcPr/>
+          <w:p>
+            <w:pPr>
+              <w:pStyle w:val="TableText"/>
+              <w:jc w:val="left"/>
+              <w:spacing w:before="0" w:after="0" w:line="320" w:lineRule="exact"/>
+            </w:pPr>
+            <w:r>
+              <w:rPr>
+                <w:rFonts w:ascii="Calibri" w:hAnsi="Calibri" w:eastAsia="Microsoft YaHei" w:cs="Calibri"/>
+                <w:sz w:val="18"/>
+                <w:szCs w:val="18"/>
+              </w:rPr>
+              <w:t xml:space="preserve">T⁠C⁠2⁠3⁠0</w:t>
+            </w:r>
+          </w:p>
+        </w:tc>
+        <w:tc>
+          <w:tcPr/>
+          <w:p>
+            <w:pPr>
+              <w:pStyle w:val="TableText"/>
+              <w:jc w:val="left"/>
+              <w:spacing w:before="0" w:after="0" w:line="320" w:lineRule="exact"/>
+            </w:pPr>
+            <w:r>
+              <w:rPr>
+                <w:rFonts w:ascii="Calibri" w:hAnsi="Calibri" w:eastAsia="Microsoft YaHei" w:cs="Calibri"/>
+                <w:sz w:val="18"/>
+                <w:szCs w:val="18"/>
+              </w:rPr>
+              <w:t xml:space="preserve">S⁠h⁠a⁠r⁠e⁠d⁠-⁠t⁠o⁠-⁠W⁠r⁠i⁠t⁠e⁠r</w:t>
+            </w:r>
+          </w:p>
+        </w:tc>
+        <w:tc>
+          <w:tcPr/>
+          <w:p>
+            <w:pPr>
+              <w:pStyle w:val="TableText"/>
+              <w:jc w:val="left"/>
+              <w:spacing w:before="0" w:after="0" w:line="320" w:lineRule="exact"/>
+            </w:pPr>
+            <w:r>
+              <w:rPr>
+                <w:rFonts w:ascii="Calibri" w:hAnsi="Calibri" w:eastAsia="Microsoft YaHei" w:cs="Calibri"/>
+                <w:sz w:val="18"/>
+                <w:szCs w:val="18"/>
+              </w:rPr>
+              <w:t xml:space="preserve">s⁠h⁠a⁠r⁠e⁠r 失效、A⁠c⁠k 收敛和单写者授权</w:t>
             </w:r>
           </w:p>
         </w:tc>
@@ -6617,66 +6617,66 @@
                 <w:sz w:val="18"/>
                 <w:szCs w:val="18"/>
               </w:rPr>
-              <w:t xml:space="preserve">2N1S、O﻿3；两方案使用相同处理器与缓存条件</w:t>
-            </w:r>
-          </w:p>
-        </w:tc>
-        <w:tc>
-          <w:tcPr/>
-          <w:p>
-            <w:pPr>
-              <w:pStyle w:val="TableText"/>
-              <w:jc w:val="left"/>
-              <w:spacing w:before="0" w:after="0" w:line="320" w:lineRule="exact"/>
-            </w:pPr>
-            <w:r>
-              <w:rPr>
-                <w:rFonts w:ascii="Calibri" w:hAnsi="Calibri" w:eastAsia="Microsoft YaHei" w:cs="Calibri"/>
-                <w:sz w:val="18"/>
-                <w:szCs w:val="18"/>
-              </w:rPr>
-              <w:t xml:space="preserve">客户物理核、缓存和 H﻿o﻿m﻿e 微体系结构</w:t>
-            </w:r>
-          </w:p>
-        </w:tc>
-      </w:tr>
-      <w:tr>
-        <w:trPr>
-          <w:cantSplit/>
-        </w:trPr>
-        <w:tc>
-          <w:tcPr/>
-          <w:p>
-            <w:pPr>
-              <w:pStyle w:val="TableText"/>
-              <w:jc w:val="left"/>
-              <w:spacing w:before="0" w:after="0" w:line="320" w:lineRule="exact"/>
-            </w:pPr>
-            <w:r>
-              <w:rPr>
-                <w:rFonts w:ascii="Calibri" w:hAnsi="Calibri" w:eastAsia="Microsoft YaHei" w:cs="Calibri"/>
-                <w:sz w:val="18"/>
-                <w:szCs w:val="18"/>
-              </w:rPr>
-              <w:t xml:space="preserve">w﻿o﻿r﻿k﻿l﻿o﻿a﻿d</w:t>
-            </w:r>
-          </w:p>
-        </w:tc>
-        <w:tc>
-          <w:tcPr/>
-          <w:p>
-            <w:pPr>
-              <w:pStyle w:val="TableText"/>
-              <w:jc w:val="left"/>
-              <w:spacing w:before="0" w:after="0" w:line="320" w:lineRule="exact"/>
-            </w:pPr>
-            <w:r>
-              <w:rPr>
-                <w:rFonts w:ascii="Calibri" w:hAnsi="Calibri" w:eastAsia="Microsoft YaHei" w:cs="Calibri"/>
-                <w:sz w:val="18"/>
-                <w:szCs w:val="18"/>
-              </w:rPr>
-              <w:t xml:space="preserve">相同 t﻿e﻿s﻿t﻿c﻿a﻿s﻿e、输入、操作配比及 100%/150% L﻿3 压力</w:t>
+              <w:t xml:space="preserve">2N1S、O⁠3；两方案使用相同处理器与缓存条件</w:t>
+            </w:r>
+          </w:p>
+        </w:tc>
+        <w:tc>
+          <w:tcPr/>
+          <w:p>
+            <w:pPr>
+              <w:pStyle w:val="TableText"/>
+              <w:jc w:val="left"/>
+              <w:spacing w:before="0" w:after="0" w:line="320" w:lineRule="exact"/>
+            </w:pPr>
+            <w:r>
+              <w:rPr>
+                <w:rFonts w:ascii="Calibri" w:hAnsi="Calibri" w:eastAsia="Microsoft YaHei" w:cs="Calibri"/>
+                <w:sz w:val="18"/>
+                <w:szCs w:val="18"/>
+              </w:rPr>
+              <w:t xml:space="preserve">客户物理核、缓存和 H⁠o⁠m⁠e 微体系结构</w:t>
+            </w:r>
+          </w:p>
+        </w:tc>
+      </w:tr>
+      <w:tr>
+        <w:trPr>
+          <w:cantSplit/>
+        </w:trPr>
+        <w:tc>
+          <w:tcPr/>
+          <w:p>
+            <w:pPr>
+              <w:pStyle w:val="TableText"/>
+              <w:jc w:val="left"/>
+              <w:spacing w:before="0" w:after="0" w:line="320" w:lineRule="exact"/>
+            </w:pPr>
+            <w:r>
+              <w:rPr>
+                <w:rFonts w:ascii="Calibri" w:hAnsi="Calibri" w:eastAsia="Microsoft YaHei" w:cs="Calibri"/>
+                <w:sz w:val="18"/>
+                <w:szCs w:val="18"/>
+              </w:rPr>
+              <w:t xml:space="preserve">w⁠o⁠r⁠k⁠l⁠o⁠a⁠d</w:t>
+            </w:r>
+          </w:p>
+        </w:tc>
+        <w:tc>
+          <w:tcPr/>
+          <w:p>
+            <w:pPr>
+              <w:pStyle w:val="TableText"/>
+              <w:jc w:val="left"/>
+              <w:spacing w:before="0" w:after="0" w:line="320" w:lineRule="exact"/>
+            </w:pPr>
+            <w:r>
+              <w:rPr>
+                <w:rFonts w:ascii="Calibri" w:hAnsi="Calibri" w:eastAsia="Microsoft YaHei" w:cs="Calibri"/>
+                <w:sz w:val="18"/>
+                <w:szCs w:val="18"/>
+              </w:rPr>
+              <w:t xml:space="preserve">相同 t⁠e⁠s⁠t⁠c⁠a⁠s⁠e、输入、操作配比及 100%/150% L⁠3 压力</w:t>
             </w:r>
           </w:p>
         </w:tc>
@@ -6776,43 +6776,43 @@
                 <w:sz w:val="18"/>
                 <w:szCs w:val="18"/>
               </w:rPr>
-              <w:t xml:space="preserve">H﻿A 对照</w:t>
-            </w:r>
-          </w:p>
-        </w:tc>
-        <w:tc>
-          <w:tcPr/>
-          <w:p>
-            <w:pPr>
-              <w:pStyle w:val="TableText"/>
-              <w:jc w:val="left"/>
-              <w:spacing w:before="0" w:after="0" w:line="320" w:lineRule="exact"/>
-            </w:pPr>
-            <w:r>
-              <w:rPr>
-                <w:rFonts w:ascii="Calibri" w:hAnsi="Calibri" w:eastAsia="Microsoft YaHei" w:cs="Calibri"/>
-                <w:sz w:val="18"/>
-                <w:szCs w:val="18"/>
-              </w:rPr>
-              <w:t xml:space="preserve">客户确认并冻结的 H﻿A﻿-﻿V﻿I 可执行参考参数与行为</w:t>
-            </w:r>
-          </w:p>
-        </w:tc>
-        <w:tc>
-          <w:tcPr/>
-          <w:p>
-            <w:pPr>
-              <w:pStyle w:val="TableText"/>
-              <w:jc w:val="left"/>
-              <w:spacing w:before="0" w:after="0" w:line="320" w:lineRule="exact"/>
-            </w:pPr>
-            <w:r>
-              <w:rPr>
-                <w:rFonts w:ascii="Calibri" w:hAnsi="Calibri" w:eastAsia="Microsoft YaHei" w:cs="Calibri"/>
-                <w:sz w:val="18"/>
-                <w:szCs w:val="18"/>
-              </w:rPr>
-              <w:t xml:space="preserve">客户 H﻿A 私有优化、缓冲、队列、预测及扩展状态</w:t>
+              <w:t xml:space="preserve">H⁠A 对照</w:t>
+            </w:r>
+          </w:p>
+        </w:tc>
+        <w:tc>
+          <w:tcPr/>
+          <w:p>
+            <w:pPr>
+              <w:pStyle w:val="TableText"/>
+              <w:jc w:val="left"/>
+              <w:spacing w:before="0" w:after="0" w:line="320" w:lineRule="exact"/>
+            </w:pPr>
+            <w:r>
+              <w:rPr>
+                <w:rFonts w:ascii="Calibri" w:hAnsi="Calibri" w:eastAsia="Microsoft YaHei" w:cs="Calibri"/>
+                <w:sz w:val="18"/>
+                <w:szCs w:val="18"/>
+              </w:rPr>
+              <w:t xml:space="preserve">客户确认并冻结的 H⁠A⁠-⁠V⁠I 可执行参考参数与行为</w:t>
+            </w:r>
+          </w:p>
+        </w:tc>
+        <w:tc>
+          <w:tcPr/>
+          <w:p>
+            <w:pPr>
+              <w:pStyle w:val="TableText"/>
+              <w:jc w:val="left"/>
+              <w:spacing w:before="0" w:after="0" w:line="320" w:lineRule="exact"/>
+            </w:pPr>
+            <w:r>
+              <w:rPr>
+                <w:rFonts w:ascii="Calibri" w:hAnsi="Calibri" w:eastAsia="Microsoft YaHei" w:cs="Calibri"/>
+                <w:sz w:val="18"/>
+                <w:szCs w:val="18"/>
+              </w:rPr>
+              <w:t xml:space="preserve">客户 H⁠A 私有优化、缓冲、队列、预测及扩展状态</w:t>
             </w:r>
           </w:p>
         </w:tc>
@@ -6871,7 +6871,7 @@
                 <w:sz w:val="18"/>
                 <w:szCs w:val="18"/>
               </w:rPr>
-              <w:t xml:space="preserve">端口级 S﻿w﻿i﻿t﻿c﻿h 排队、仲裁、拥塞和链路误码</w:t>
+              <w:t xml:space="preserve">端口级 S⁠w⁠i⁠t⁠c⁠h 排队、仲裁、拥塞和链路误码</w:t>
             </w:r>
           </w:p>
         </w:tc>
@@ -6930,7 +6930,7 @@
                 <w:sz w:val="18"/>
                 <w:szCs w:val="18"/>
               </w:rPr>
-              <w:t xml:space="preserve">将组均值外推为每个 t﻿e﻿s﻿t﻿c﻿a﻿s﻿e 或子操作均占优</w:t>
+              <w:t xml:space="preserve">将组均值外推为每个 t⁠e⁠s⁠t⁠c⁠a⁠s⁠e 或子操作均占优</w:t>
             </w:r>
           </w:p>
         </w:tc>
@@ -6944,18 +6944,18 @@
         <w:rPr>
           <w:rFonts w:ascii="Calibri" w:hAnsi="Calibri" w:eastAsia="Microsoft YaHei" w:cs="Calibri"/>
         </w:rPr>
-        <w:t xml:space="preserve">该比较在共同输入、共同完成边界和冻结参考假设下保持公平。聚合优势不表示每个﻿内﻿部﻿子﻿操﻿作</w:t>
-      </w:r>
-    </w:p>
-    <w:p>
-      <w:pPr>
-        <w:ind w:left="0" w:firstLine="420"/>
-      </w:pPr>
-      <w:r>
-        <w:rPr>
-          <w:rFonts w:ascii="Calibri" w:hAnsi="Calibri" w:eastAsia="Microsoft YaHei" w:cs="Calibri"/>
-        </w:rPr>
-        <w:t xml:space="preserve">都占优；各场景只按冻结主值贡献﻿一﻿次﻿权﻿重﻿。</w:t>
+        <w:t xml:space="preserve">该比较在共同输入、共同完成边界和冻结参考假设下保持公平。聚合优势不表示每个⁠内⁠部⁠子⁠操⁠作</w:t>
+      </w:r>
+    </w:p>
+    <w:p>
+      <w:pPr>
+        <w:ind w:left="0" w:firstLine="420"/>
+      </w:pPr>
+      <w:r>
+        <w:rPr>
+          <w:rFonts w:ascii="Calibri" w:hAnsi="Calibri" w:eastAsia="Microsoft YaHei" w:cs="Calibri"/>
+        </w:rPr>
+        <w:t xml:space="preserve">都占优；各场景只按冻结主值贡献⁠一⁠次⁠权⁠重⁠。</w:t>
       </w:r>
     </w:p>
     <w:p>
@@ -7004,7 +7004,7 @@
                 <w:sz w:val="18"/>
                 <w:szCs w:val="18"/>
               </w:rPr>
-              <w:t xml:space="preserve">L﻿3 压力</w:t>
+              <w:t xml:space="preserve">L⁠3 压力</w:t>
             </w:r>
           </w:p>
         </w:tc>
@@ -7046,7 +7046,7 @@
                 <w:sz w:val="18"/>
                 <w:szCs w:val="18"/>
               </w:rPr>
-              <w:t xml:space="preserve">U﻿B﻿C﻿C t﻿i﻿c﻿k﻿s/o﻿p</w:t>
+              <w:t xml:space="preserve">U⁠B⁠C⁠C t⁠i⁠c⁠k⁠s/o⁠p</w:t>
             </w:r>
           </w:p>
         </w:tc>
@@ -7067,7 +7067,7 @@
                 <w:sz w:val="18"/>
                 <w:szCs w:val="18"/>
               </w:rPr>
-              <w:t xml:space="preserve">H﻿A﻿-﻿V﻿I t﻿i﻿c﻿k﻿s/o﻿p</w:t>
+              <w:t xml:space="preserve">H⁠A⁠-⁠V⁠I t⁠i⁠c⁠k⁠s/o⁠p</w:t>
             </w:r>
           </w:p>
         </w:tc>
@@ -7088,7 +7088,7 @@
                 <w:sz w:val="18"/>
                 <w:szCs w:val="18"/>
               </w:rPr>
-              <w:t xml:space="preserve">U﻿B﻿C﻿C 降幅</w:t>
+              <w:t xml:space="preserve">U⁠B⁠C⁠C 降幅</w:t>
             </w:r>
           </w:p>
         </w:tc>
@@ -7482,7 +7482,7 @@
         <w:rPr>
           <w:rFonts w:ascii="Calibri" w:hAnsi="Calibri" w:eastAsia="Microsoft YaHei" w:cs="Calibri"/>
         </w:rPr>
-        <w:t xml:space="preserve">图中比较冻结的 2N1S、O3、单向完成语义和两个 L3﻿ ﻿压﻿力﻿点﻿。</w:t>
+        <w:t xml:space="preserve">图中比较冻结的 2N1S、O3、单向完成语义和两个 L3⁠ ⁠压⁠力⁠点⁠。</w:t>
       </w:r>
     </w:p>
     <w:p>
@@ -7560,7 +7560,7 @@
         <w:rPr>
           <w:rFonts w:ascii="Calibri" w:hAnsi="Calibri" w:eastAsia="Microsoft YaHei" w:cs="Calibri"/>
         </w:rPr>
-        <w:t xml:space="preserve">使用﻿统﻿一﻿表﻿达﻿：</w:t>
+        <w:t xml:space="preserve">使用⁠统⁠一⁠表⁠达⁠：</w:t>
       </w:r>
     </w:p>
     <w:p>
@@ -7582,18 +7582,18 @@
         <w:rPr>
           <w:rFonts w:ascii="Calibri" w:hAnsi="Calibri" w:eastAsia="Microsoft YaHei" w:cs="Calibri"/>
         </w:rPr>
-        <w:t xml:space="preserve">其中 K_crossnode 表示跨节点串行消息段，τ 表示单段传输时延，P 表示﻿目﻿录﻿查﻿询﻿、</w:t>
-      </w:r>
-    </w:p>
-    <w:p>
-      <w:pPr>
-        <w:ind w:left="0" w:firstLine="420"/>
-      </w:pPr>
-      <w:r>
-        <w:rPr>
-          <w:rFonts w:ascii="Calibri" w:hAnsi="Calibri" w:eastAsia="Microsoft YaHei" w:cs="Calibri"/>
-        </w:rPr>
-        <w:t xml:space="preserve">节点内一致性和﻿完﻿成﻿处﻿理﻿。</w:t>
+        <w:t xml:space="preserve">其中 K_crossnode 表示跨节点串行消息段，τ 表示单段传输时延，P 表示⁠目⁠录⁠查⁠询⁠、</w:t>
+      </w:r>
+    </w:p>
+    <w:p>
+      <w:pPr>
+        <w:ind w:left="0" w:firstLine="420"/>
+      </w:pPr>
+      <w:r>
+        <w:rPr>
+          <w:rFonts w:ascii="Calibri" w:hAnsi="Calibri" w:eastAsia="Microsoft YaHei" w:cs="Calibri"/>
+        </w:rPr>
+        <w:t xml:space="preserve">节点内一致性和⁠完⁠成⁠处⁠理⁠。</w:t>
       </w:r>
     </w:p>
     <w:p>
@@ -7616,29 +7616,29 @@
         <w:rPr>
           <w:rFonts w:ascii="Calibri" w:hAnsi="Calibri" w:eastAsia="Microsoft YaHei" w:cs="Calibri"/>
         </w:rPr>
-        <w:t xml:space="preserve">数据和权限路径为 requester → Home → 数据源 → Home → requester。UBCC 依据 own﻿e﻿r﻿ ﻿状﻿态</w:t>
-      </w:r>
-    </w:p>
-    <w:p>
-      <w:pPr>
-        <w:ind w:left="0" w:firstLine="420"/>
-      </w:pPr>
-      <w:r>
-        <w:rPr>
-          <w:rFonts w:ascii="Calibri" w:hAnsi="Calibri" w:eastAsia="Microsoft YaHei" w:cs="Calibri"/>
-        </w:rPr>
-        <w:t xml:space="preserve">选择权威数据源，并在数据返回后更新共享关系。该场景中 UBCC 与 HA-VI 均保持﻿紧﻿凑﻿路﻿径﻿，</w:t>
-      </w:r>
-    </w:p>
-    <w:p>
-      <w:pPr>
-        <w:ind w:left="0" w:firstLine="420"/>
-      </w:pPr>
-      <w:r>
-        <w:rPr>
-          <w:rFonts w:ascii="Calibri" w:hAnsi="Calibri" w:eastAsia="Microsoft YaHei" w:cs="Calibri"/>
-        </w:rPr>
-        <w:t xml:space="preserve">UBCC 的优势较﻿小﻿但﻿稳﻿定﻿。</w:t>
+        <w:t xml:space="preserve">数据和权限路径为 requester → Home → 数据源 → Home → requester。UBCC 依据 own⁠e⁠r⁠ ⁠状⁠态</w:t>
+      </w:r>
+    </w:p>
+    <w:p>
+      <w:pPr>
+        <w:ind w:left="0" w:firstLine="420"/>
+      </w:pPr>
+      <w:r>
+        <w:rPr>
+          <w:rFonts w:ascii="Calibri" w:hAnsi="Calibri" w:eastAsia="Microsoft YaHei" w:cs="Calibri"/>
+        </w:rPr>
+        <w:t xml:space="preserve">选择权威数据源，并在数据返回后更新共享关系。该场景中 UBCC 与 HA-VI 均保持⁠紧⁠凑⁠路⁠径⁠，</w:t>
+      </w:r>
+    </w:p>
+    <w:p>
+      <w:pPr>
+        <w:ind w:left="0" w:firstLine="420"/>
+      </w:pPr>
+      <w:r>
+        <w:rPr>
+          <w:rFonts w:ascii="Calibri" w:hAnsi="Calibri" w:eastAsia="Microsoft YaHei" w:cs="Calibri"/>
+        </w:rPr>
+        <w:t xml:space="preserve">UBCC 的优势较⁠小⁠但⁠稳⁠定⁠。</w:t>
       </w:r>
     </w:p>
     <w:p>
@@ -7661,29 +7661,29 @@
         <w:rPr>
           <w:rFonts w:ascii="Calibri" w:hAnsi="Calibri" w:eastAsia="Microsoft YaHei" w:cs="Calibri"/>
         </w:rPr>
-        <w:t xml:space="preserve">UBCC 首先定位 latest-data owner，再组织旧 owner 释放数据和权限，最后向新 owne﻿r﻿ ﻿授﻿权﻿。</w:t>
-      </w:r>
-    </w:p>
-    <w:p>
-      <w:pPr>
-        <w:ind w:left="0" w:firstLine="420"/>
-      </w:pPr>
-      <w:r>
-        <w:rPr>
-          <w:rFonts w:ascii="Calibri" w:hAnsi="Calibri" w:eastAsia="Microsoft YaHei" w:cs="Calibri"/>
-        </w:rPr>
-        <w:t xml:space="preserve">该场景是核心场景组的主要优势来源，说明独立全局目录能够有效缩短“数据在哪里”和﻿“﻿谁﻿可﻿写﻿”</w:t>
-      </w:r>
-    </w:p>
-    <w:p>
-      <w:pPr>
-        <w:ind w:left="0" w:firstLine="420"/>
-      </w:pPr>
-      <w:r>
-        <w:rPr>
-          <w:rFonts w:ascii="Calibri" w:hAnsi="Calibri" w:eastAsia="Microsoft YaHei" w:cs="Calibri"/>
-        </w:rPr>
-        <w:t xml:space="preserve">两个问题的联合﻿决﻿策﻿路﻿径﻿。</w:t>
+        <w:t xml:space="preserve">UBCC 首先定位 latest-data owner，再组织旧 owner 释放数据和权限，最后向新 owne⁠r⁠ ⁠授⁠权⁠。</w:t>
+      </w:r>
+    </w:p>
+    <w:p>
+      <w:pPr>
+        <w:ind w:left="0" w:firstLine="420"/>
+      </w:pPr>
+      <w:r>
+        <w:rPr>
+          <w:rFonts w:ascii="Calibri" w:hAnsi="Calibri" w:eastAsia="Microsoft YaHei" w:cs="Calibri"/>
+        </w:rPr>
+        <w:t xml:space="preserve">该场景是核心场景组的主要优势来源，说明独立全局目录能够有效缩短“数据在哪里”和⁠“⁠谁⁠可⁠写⁠”</w:t>
+      </w:r>
+    </w:p>
+    <w:p>
+      <w:pPr>
+        <w:ind w:left="0" w:firstLine="420"/>
+      </w:pPr>
+      <w:r>
+        <w:rPr>
+          <w:rFonts w:ascii="Calibri" w:hAnsi="Calibri" w:eastAsia="Microsoft YaHei" w:cs="Calibri"/>
+        </w:rPr>
+        <w:t xml:space="preserve">两个问题的联合⁠决⁠策⁠路⁠径⁠。</w:t>
       </w:r>
     </w:p>
     <w:p>
@@ -7706,18 +7706,18 @@
         <w:rPr>
           <w:rFonts w:ascii="Calibri" w:hAnsi="Calibri" w:eastAsia="Microsoft YaHei" w:cs="Calibri"/>
         </w:rPr>
-        <w:t xml:space="preserve">UBCC 冻结当前 sharer 目标集合，发出 Invalidate，等待 Ack 收敛后向 requester ﻿授﻿予﻿单﻿写﻿者</w:t>
-      </w:r>
-    </w:p>
-    <w:p>
-      <w:pPr>
-        <w:ind w:left="0" w:firstLine="420"/>
-      </w:pPr>
-      <w:r>
-        <w:rPr>
-          <w:rFonts w:ascii="Calibri" w:hAnsi="Calibri" w:eastAsia="Microsoft YaHei" w:cs="Calibri"/>
-        </w:rPr>
-        <w:t xml:space="preserve">权限。核心收益来自精确目标选择和统一 completion/gra﻿n﻿t﻿ ﻿链﻿。</w:t>
+        <w:t xml:space="preserve">UBCC 冻结当前 sharer 目标集合，发出 Invalidate，等待 Ack 收敛后向 requester ⁠授⁠予⁠单⁠写⁠者</w:t>
+      </w:r>
+    </w:p>
+    <w:p>
+      <w:pPr>
+        <w:ind w:left="0" w:firstLine="420"/>
+      </w:pPr>
+      <w:r>
+        <w:rPr>
+          <w:rFonts w:ascii="Calibri" w:hAnsi="Calibri" w:eastAsia="Microsoft YaHei" w:cs="Calibri"/>
+        </w:rPr>
+        <w:t xml:space="preserve">权限。核心收益来自精确目标选择和统一 completion/gra⁠n⁠t⁠ ⁠链⁠。</w:t>
       </w:r>
     </w:p>
     <w:p>
@@ -7751,7 +7751,7 @@
         <w:rPr>
           <w:rFonts w:ascii="Calibri" w:hAnsi="Calibri" w:eastAsia="Microsoft YaHei" w:cs="Calibri"/>
         </w:rPr>
-        <w:t xml:space="preserve">write。read 和 write 先分别计量，再合成为一个 testcase 主值，避免同一 workload ﻿重﻿复﻿计﻿权﻿。</w:t>
+        <w:t xml:space="preserve">write。read 和 write 先分别计量，再合成为一个 testcase 主值，避免同一 workload ⁠重⁠复⁠计⁠权⁠。</w:t>
       </w:r>
     </w:p>
     <w:p>
@@ -7774,7 +7774,7 @@
         <w:rPr>
           <w:rFonts w:ascii="Calibri" w:hAnsi="Calibri" w:eastAsia="Microsoft YaHei" w:cs="Calibri"/>
         </w:rPr>
-        <w:t xml:space="preserve">从 100% 提升至 150% L3 压力后，两组结果﻿保﻿持﻿稳﻿定﻿：</w:t>
+        <w:t xml:space="preserve">从 100% 提升至 150% L3 压力后，两组结果⁠保⁠持⁠稳⁠定⁠：</w:t>
       </w:r>
     </w:p>
     <w:p>
@@ -7807,18 +7807,18 @@
         <w:rPr>
           <w:rFonts w:ascii="Calibri" w:hAnsi="Calibri" w:eastAsia="Microsoft YaHei" w:cs="Calibri"/>
         </w:rPr>
-        <w:t xml:space="preserve">这表明 UBCC 的比较优势不是由单一压力点产生，而是来自目录定位、权限仲裁和﻿完﻿成﻿路﻿径﻿的</w:t>
-      </w:r>
-    </w:p>
-    <w:p>
-      <w:pPr>
-        <w:ind w:left="0" w:firstLine="420"/>
-      </w:pPr>
-      <w:r>
-        <w:rPr>
-          <w:rFonts w:ascii="Calibri" w:hAnsi="Calibri" w:eastAsia="Microsoft YaHei" w:cs="Calibri"/>
-        </w:rPr>
-        <w:t xml:space="preserve">结﻿构﻿性﻿差﻿异﻿。</w:t>
+        <w:t xml:space="preserve">这表明 UBCC 的比较优势不是由单一压力点产生，而是来自目录定位、权限仲裁和⁠完⁠成⁠路⁠径⁠的</w:t>
+      </w:r>
+    </w:p>
+    <w:p>
+      <w:pPr>
+        <w:ind w:left="0" w:firstLine="420"/>
+      </w:pPr>
+      <w:r>
+        <w:rPr>
+          <w:rFonts w:ascii="Calibri" w:hAnsi="Calibri" w:eastAsia="Microsoft YaHei" w:cs="Calibri"/>
+        </w:rPr>
+        <w:t xml:space="preserve">结⁠构⁠性⁠差⁠异⁠。</w:t>
       </w:r>
     </w:p>
     <w:p>
@@ -7841,18 +7841,18 @@
         <w:rPr>
           <w:rFonts w:ascii="Calibri" w:hAnsi="Calibri" w:eastAsia="Microsoft YaHei" w:cs="Calibri"/>
         </w:rPr>
-        <w:t xml:space="preserve">在冻结的 HA-VI 可执行参考模型范围内，UBCC 在两个 L3 压力点的核心场景组和﻿代﻿表﻿场﻿景﻿组</w:t>
-      </w:r>
-    </w:p>
-    <w:p>
-      <w:pPr>
-        <w:ind w:left="0" w:firstLine="420"/>
-      </w:pPr>
-      <w:r>
-        <w:rPr>
-          <w:rFonts w:ascii="Calibri" w:hAnsi="Calibri" w:eastAsia="Microsoft YaHei" w:cs="Calibri"/>
-        </w:rPr>
-        <w:t xml:space="preserve">均满足平均时延更低，指标 ﻿3﻿ ﻿通﻿过﻿。</w:t>
+        <w:t xml:space="preserve">在冻结的 HA-VI 可执行参考模型范围内，UBCC 在两个 L3 压力点的核心场景组和⁠代⁠表⁠场⁠景⁠组</w:t>
+      </w:r>
+    </w:p>
+    <w:p>
+      <w:pPr>
+        <w:ind w:left="0" w:firstLine="420"/>
+      </w:pPr>
+      <w:r>
+        <w:rPr>
+          <w:rFonts w:ascii="Calibri" w:hAnsi="Calibri" w:eastAsia="Microsoft YaHei" w:cs="Calibri"/>
+        </w:rPr>
+        <w:t xml:space="preserve">均满足平均时延更低，指标 ⁠3⁠ ⁠通⁠过⁠。</w:t>
       </w:r>
     </w:p>
     <w:p>
@@ -7999,7 +7999,7 @@
                 <w:sz w:val="18"/>
                 <w:szCs w:val="18"/>
               </w:rPr>
-              <w:t xml:space="preserve">指标 1/2 l﻿e﻿g﻿a﻿c﻿y p﻿r﻿o﻿f﻿i﻿l﻿e 矩阵</w:t>
+              <w:t xml:space="preserve">指标 1/2 l⁠e⁠g⁠a⁠c⁠y p⁠r⁠o⁠f⁠i⁠l⁠e 矩阵</w:t>
             </w:r>
           </w:p>
         </w:tc>
@@ -8094,7 +8094,7 @@
                 <w:sz w:val="18"/>
                 <w:szCs w:val="18"/>
               </w:rPr>
-              <w:t xml:space="preserve">6 a﻿r﻿m﻿s</w:t>
+              <w:t xml:space="preserve">6 a⁠r⁠m⁠s</w:t>
             </w:r>
           </w:p>
         </w:tc>
@@ -8171,7 +8171,7 @@
                 <w:sz w:val="18"/>
                 <w:szCs w:val="18"/>
               </w:rPr>
-              <w:t xml:space="preserve">160 a﻿r﻿m﻿s</w:t>
+              <w:t xml:space="preserve">160 a⁠r⁠m⁠s</w:t>
             </w:r>
           </w:p>
         </w:tc>
@@ -8221,40 +8221,40 @@
         <w:rPr>
           <w:rFonts w:ascii="Calibri" w:hAnsi="Calibri" w:eastAsia="Microsoft YaHei" w:cs="Calibri"/>
         </w:rPr>
-        <w:t xml:space="preserve">每项性能运行同时检查数据读回、目标阶段、受管模块退出和 profile 身份，确保性能﻿值﻿来﻿自﻿完﻿整</w:t>
-      </w:r>
-    </w:p>
-    <w:p>
-      <w:pPr>
-        <w:ind w:left="0" w:firstLine="420"/>
-      </w:pPr>
-      <w:r>
-        <w:rPr>
-          <w:rFonts w:ascii="Calibri" w:hAnsi="Calibri" w:eastAsia="Microsoft YaHei" w:cs="Calibri"/>
-        </w:rPr>
-        <w:t xml:space="preserve">且正确的﻿协﻿议﻿执﻿行﻿。</w:t>
-      </w:r>
-    </w:p>
-    <w:p>
-      <w:pPr>
-        <w:ind w:left="0" w:firstLine="420"/>
-      </w:pPr>
-      <w:r>
-        <w:rPr>
-          <w:rFonts w:ascii="Calibri" w:hAnsi="Calibri" w:eastAsia="Microsoft YaHei" w:cs="Calibri"/>
-        </w:rPr>
-        <w:t xml:space="preserve">支撑结果还包括 TC120-TC129 的机制与性能路径、TC130-TC134 的真实容量﻿压﻿力﻿场﻿景﻿、</w:t>
-      </w:r>
-    </w:p>
-    <w:p>
-      <w:pPr>
-        <w:ind w:left="0" w:firstLine="420"/>
-      </w:pPr>
-      <w:r>
-        <w:rPr>
-          <w:rFonts w:ascii="Calibri" w:hAnsi="Calibri" w:eastAsia="Microsoft YaHei" w:cs="Calibri"/>
-        </w:rPr>
-        <w:t xml:space="preserve">TC141 shared-writer recovery，以及 TC142-TC147 的 16N1S Level-A 三 profile ﻿应﻿用﻿矩﻿阵﻿。</w:t>
+        <w:t xml:space="preserve">每项性能运行同时检查数据读回、目标阶段、受管模块退出和 profile 身份，确保性能⁠值⁠来⁠自⁠完⁠整</w:t>
+      </w:r>
+    </w:p>
+    <w:p>
+      <w:pPr>
+        <w:ind w:left="0" w:firstLine="420"/>
+      </w:pPr>
+      <w:r>
+        <w:rPr>
+          <w:rFonts w:ascii="Calibri" w:hAnsi="Calibri" w:eastAsia="Microsoft YaHei" w:cs="Calibri"/>
+        </w:rPr>
+        <w:t xml:space="preserve">且正确的⁠协⁠议⁠执⁠行⁠。</w:t>
+      </w:r>
+    </w:p>
+    <w:p>
+      <w:pPr>
+        <w:ind w:left="0" w:firstLine="420"/>
+      </w:pPr>
+      <w:r>
+        <w:rPr>
+          <w:rFonts w:ascii="Calibri" w:hAnsi="Calibri" w:eastAsia="Microsoft YaHei" w:cs="Calibri"/>
+        </w:rPr>
+        <w:t xml:space="preserve">支撑结果还包括 TC120-TC129 的机制与性能路径、TC130-TC134 的真实容量⁠压⁠力⁠场⁠景⁠、</w:t>
+      </w:r>
+    </w:p>
+    <w:p>
+      <w:pPr>
+        <w:ind w:left="0" w:firstLine="420"/>
+      </w:pPr>
+      <w:r>
+        <w:rPr>
+          <w:rFonts w:ascii="Calibri" w:hAnsi="Calibri" w:eastAsia="Microsoft YaHei" w:cs="Calibri"/>
+        </w:rPr>
+        <w:t xml:space="preserve">TC141 shared-writer recovery，以及 TC142-TC147 的 16N1S Level-A 三 profile ⁠应⁠用⁠矩⁠阵⁠。</w:t>
       </w:r>
     </w:p>
     <w:p>
@@ -8277,7 +8277,7 @@
         <w:rPr>
           <w:rFonts w:ascii="Calibri" w:hAnsi="Calibri" w:eastAsia="Microsoft YaHei" w:cs="Calibri"/>
         </w:rPr>
-        <w:t xml:space="preserve">重型回归覆盖热点竞争、大拓扑、目录容量和长路径事务，共 6 项，﻿全﻿部﻿通﻿过﻿。</w:t>
+        <w:t xml:space="preserve">重型回归覆盖热点竞争、大拓扑、目录容量和长路径事务，共 6 项，⁠全⁠部⁠通⁠过⁠。</w:t>
       </w:r>
     </w:p>
     <w:p>
@@ -8311,7 +8311,7 @@
         <w:rPr>
           <w:rFonts w:ascii="Calibri" w:hAnsi="Calibri" w:eastAsia="Microsoft YaHei" w:cs="Calibri"/>
         </w:rPr>
-        <w:t xml:space="preserve">partial Ack 和多拓扑，52/52 通过。该结果为性能结论提供可﻿靠﻿性﻿前﻿提﻿。</w:t>
+        <w:t xml:space="preserve">partial Ack 和多拓扑，52/52 通过。该结果为性能结论提供可⁠靠⁠性⁠前⁠提⁠。</w:t>
       </w:r>
     </w:p>
     <w:p>
@@ -8497,7 +8497,7 @@
                 <w:sz w:val="18"/>
                 <w:szCs w:val="18"/>
               </w:rPr>
-              <w:t xml:space="preserve">地址、r﻿e﻿q﻿u﻿e﻿s﻿t﻿e﻿r、权限类型、事务身份</w:t>
+              <w:t xml:space="preserve">地址、r⁠e⁠q⁠u⁠e⁠s⁠t⁠e⁠r、权限类型、事务身份</w:t>
             </w:r>
           </w:p>
         </w:tc>
@@ -8551,7 +8551,7 @@
                 <w:sz w:val="18"/>
                 <w:szCs w:val="18"/>
               </w:rPr>
-              <w:t xml:space="preserve">B﻿U﻿S﻿Y 或相同 t﻿u﻿p﻿l﻿e 重试</w:t>
+              <w:t xml:space="preserve">B⁠U⁠S⁠Y 或相同 t⁠u⁠p⁠l⁠e 重试</w:t>
             </w:r>
           </w:p>
         </w:tc>
@@ -8592,25 +8592,25 @@
                 <w:sz w:val="18"/>
                 <w:szCs w:val="18"/>
               </w:rPr>
-              <w:t xml:space="preserve">地址、r﻿e﻿q﻿u﻿e﻿s﻿t﻿e﻿r、目标权限</w:t>
-            </w:r>
-          </w:p>
-        </w:tc>
-        <w:tc>
-          <w:tcPr/>
-          <w:p>
-            <w:pPr>
-              <w:pStyle w:val="TableText"/>
-              <w:jc w:val="left"/>
-              <w:spacing w:before="0" w:after="0" w:line="320" w:lineRule="exact"/>
-            </w:pPr>
-            <w:r>
-              <w:rPr>
-                <w:rFonts w:ascii="Calibri" w:hAnsi="Calibri" w:eastAsia="Microsoft YaHei" w:cs="Calibri"/>
-                <w:sz w:val="18"/>
-                <w:szCs w:val="18"/>
-              </w:rPr>
-              <w:t xml:space="preserve">t﻿a﻿r﻿g﻿e﻿t s﻿e﻿t、接受状态</w:t>
+              <w:t xml:space="preserve">地址、r⁠e⁠q⁠u⁠e⁠s⁠t⁠e⁠r、目标权限</w:t>
+            </w:r>
+          </w:p>
+        </w:tc>
+        <w:tc>
+          <w:tcPr/>
+          <w:p>
+            <w:pPr>
+              <w:pStyle w:val="TableText"/>
+              <w:jc w:val="left"/>
+              <w:spacing w:before="0" w:after="0" w:line="320" w:lineRule="exact"/>
+            </w:pPr>
+            <w:r>
+              <w:rPr>
+                <w:rFonts w:ascii="Calibri" w:hAnsi="Calibri" w:eastAsia="Microsoft YaHei" w:cs="Calibri"/>
+                <w:sz w:val="18"/>
+                <w:szCs w:val="18"/>
+              </w:rPr>
+              <w:t xml:space="preserve">t⁠a⁠r⁠g⁠e⁠t s⁠e⁠t、接受状态</w:t>
             </w:r>
           </w:p>
         </w:tc>
@@ -8646,48 +8646,48 @@
                 <w:sz w:val="18"/>
                 <w:szCs w:val="18"/>
               </w:rPr>
-              <w:t xml:space="preserve">保持 e﻿p﻿o﻿c﻿h/r﻿e﻿q﻿I﻿d</w:t>
-            </w:r>
-          </w:p>
-        </w:tc>
-      </w:tr>
-      <w:tr>
-        <w:trPr>
-          <w:cantSplit/>
-        </w:trPr>
-        <w:tc>
-          <w:tcPr/>
-          <w:p>
-            <w:pPr>
-              <w:pStyle w:val="TableText"/>
-              <w:jc w:val="left"/>
-              <w:spacing w:before="0" w:after="0" w:line="320" w:lineRule="exact"/>
-            </w:pPr>
-            <w:r>
-              <w:rPr>
-                <w:rFonts w:ascii="Calibri" w:hAnsi="Calibri" w:eastAsia="Microsoft YaHei" w:cs="Calibri"/>
-                <w:sz w:val="18"/>
-                <w:szCs w:val="18"/>
-              </w:rPr>
-              <w:t xml:space="preserve">C﻿l﻿e﻿a﻿r</w:t>
-            </w:r>
-          </w:p>
-        </w:tc>
-        <w:tc>
-          <w:tcPr/>
-          <w:p>
-            <w:pPr>
-              <w:pStyle w:val="TableText"/>
-              <w:jc w:val="left"/>
-              <w:spacing w:before="0" w:after="0" w:line="320" w:lineRule="exact"/>
-            </w:pPr>
-            <w:r>
-              <w:rPr>
-                <w:rFonts w:ascii="Calibri" w:hAnsi="Calibri" w:eastAsia="Microsoft YaHei" w:cs="Calibri"/>
-                <w:sz w:val="18"/>
-                <w:szCs w:val="18"/>
-              </w:rPr>
-              <w:t xml:space="preserve">地址、r﻿e﻿q﻿u﻿e﻿s﻿t﻿e﻿r、e﻿p﻿o﻿c﻿h、r﻿e﻿q﻿I﻿d</w:t>
+              <w:t xml:space="preserve">保持 e⁠p⁠o⁠c⁠h/r⁠e⁠q⁠I⁠d</w:t>
+            </w:r>
+          </w:p>
+        </w:tc>
+      </w:tr>
+      <w:tr>
+        <w:trPr>
+          <w:cantSplit/>
+        </w:trPr>
+        <w:tc>
+          <w:tcPr/>
+          <w:p>
+            <w:pPr>
+              <w:pStyle w:val="TableText"/>
+              <w:jc w:val="left"/>
+              <w:spacing w:before="0" w:after="0" w:line="320" w:lineRule="exact"/>
+            </w:pPr>
+            <w:r>
+              <w:rPr>
+                <w:rFonts w:ascii="Calibri" w:hAnsi="Calibri" w:eastAsia="Microsoft YaHei" w:cs="Calibri"/>
+                <w:sz w:val="18"/>
+                <w:szCs w:val="18"/>
+              </w:rPr>
+              <w:t xml:space="preserve">C⁠l⁠e⁠a⁠r</w:t>
+            </w:r>
+          </w:p>
+        </w:tc>
+        <w:tc>
+          <w:tcPr/>
+          <w:p>
+            <w:pPr>
+              <w:pStyle w:val="TableText"/>
+              <w:jc w:val="left"/>
+              <w:spacing w:before="0" w:after="0" w:line="320" w:lineRule="exact"/>
+            </w:pPr>
+            <w:r>
+              <w:rPr>
+                <w:rFonts w:ascii="Calibri" w:hAnsi="Calibri" w:eastAsia="Microsoft YaHei" w:cs="Calibri"/>
+                <w:sz w:val="18"/>
+                <w:szCs w:val="18"/>
+              </w:rPr>
+              <w:t xml:space="preserve">地址、r⁠e⁠q⁠u⁠e⁠s⁠t⁠e⁠r、e⁠p⁠o⁠c⁠h、r⁠e⁠q⁠I⁠d</w:t>
             </w:r>
           </w:p>
         </w:tc>
@@ -8723,66 +8723,66 @@
                 <w:sz w:val="18"/>
                 <w:szCs w:val="18"/>
               </w:rPr>
-              <w:t xml:space="preserve">i﻿n﻿t﻿e﻿n﻿d﻿e﻿d s﻿t﻿a﻿t﻿e 提交</w:t>
-            </w:r>
-          </w:p>
-        </w:tc>
-        <w:tc>
-          <w:tcPr/>
-          <w:p>
-            <w:pPr>
-              <w:pStyle w:val="TableText"/>
-              <w:jc w:val="left"/>
-              <w:spacing w:before="0" w:after="0" w:line="320" w:lineRule="exact"/>
-            </w:pPr>
-            <w:r>
-              <w:rPr>
-                <w:rFonts w:ascii="Calibri" w:hAnsi="Calibri" w:eastAsia="Microsoft YaHei" w:cs="Calibri"/>
-                <w:sz w:val="18"/>
-                <w:szCs w:val="18"/>
-              </w:rPr>
-              <w:t xml:space="preserve">t﻿o﻿m﻿b﻿s﻿t﻿o﻿n﻿e 幂等返回</w:t>
-            </w:r>
-          </w:p>
-        </w:tc>
-      </w:tr>
-      <w:tr>
-        <w:trPr>
-          <w:cantSplit/>
-        </w:trPr>
-        <w:tc>
-          <w:tcPr/>
-          <w:p>
-            <w:pPr>
-              <w:pStyle w:val="TableText"/>
-              <w:jc w:val="left"/>
-              <w:spacing w:before="0" w:after="0" w:line="320" w:lineRule="exact"/>
-            </w:pPr>
-            <w:r>
-              <w:rPr>
-                <w:rFonts w:ascii="Calibri" w:hAnsi="Calibri" w:eastAsia="Microsoft YaHei" w:cs="Calibri"/>
-                <w:sz w:val="18"/>
-                <w:szCs w:val="18"/>
-              </w:rPr>
-              <w:t xml:space="preserve">W﻿r﻿i﻿t﻿e﻿b﻿a﻿c﻿k</w:t>
-            </w:r>
-          </w:p>
-        </w:tc>
-        <w:tc>
-          <w:tcPr/>
-          <w:p>
-            <w:pPr>
-              <w:pStyle w:val="TableText"/>
-              <w:jc w:val="left"/>
-              <w:spacing w:before="0" w:after="0" w:line="320" w:lineRule="exact"/>
-            </w:pPr>
-            <w:r>
-              <w:rPr>
-                <w:rFonts w:ascii="Calibri" w:hAnsi="Calibri" w:eastAsia="Microsoft YaHei" w:cs="Calibri"/>
-                <w:sz w:val="18"/>
-                <w:szCs w:val="18"/>
-              </w:rPr>
-              <w:t xml:space="preserve">地址、来源、e﻿p﻿o﻿c﻿h、数据状态</w:t>
+              <w:t xml:space="preserve">i⁠n⁠t⁠e⁠n⁠d⁠e⁠d s⁠t⁠a⁠t⁠e 提交</w:t>
+            </w:r>
+          </w:p>
+        </w:tc>
+        <w:tc>
+          <w:tcPr/>
+          <w:p>
+            <w:pPr>
+              <w:pStyle w:val="TableText"/>
+              <w:jc w:val="left"/>
+              <w:spacing w:before="0" w:after="0" w:line="320" w:lineRule="exact"/>
+            </w:pPr>
+            <w:r>
+              <w:rPr>
+                <w:rFonts w:ascii="Calibri" w:hAnsi="Calibri" w:eastAsia="Microsoft YaHei" w:cs="Calibri"/>
+                <w:sz w:val="18"/>
+                <w:szCs w:val="18"/>
+              </w:rPr>
+              <w:t xml:space="preserve">t⁠o⁠m⁠b⁠s⁠t⁠o⁠n⁠e 幂等返回</w:t>
+            </w:r>
+          </w:p>
+        </w:tc>
+      </w:tr>
+      <w:tr>
+        <w:trPr>
+          <w:cantSplit/>
+        </w:trPr>
+        <w:tc>
+          <w:tcPr/>
+          <w:p>
+            <w:pPr>
+              <w:pStyle w:val="TableText"/>
+              <w:jc w:val="left"/>
+              <w:spacing w:before="0" w:after="0" w:line="320" w:lineRule="exact"/>
+            </w:pPr>
+            <w:r>
+              <w:rPr>
+                <w:rFonts w:ascii="Calibri" w:hAnsi="Calibri" w:eastAsia="Microsoft YaHei" w:cs="Calibri"/>
+                <w:sz w:val="18"/>
+                <w:szCs w:val="18"/>
+              </w:rPr>
+              <w:t xml:space="preserve">W⁠r⁠i⁠t⁠e⁠b⁠a⁠c⁠k</w:t>
+            </w:r>
+          </w:p>
+        </w:tc>
+        <w:tc>
+          <w:tcPr/>
+          <w:p>
+            <w:pPr>
+              <w:pStyle w:val="TableText"/>
+              <w:jc w:val="left"/>
+              <w:spacing w:before="0" w:after="0" w:line="320" w:lineRule="exact"/>
+            </w:pPr>
+            <w:r>
+              <w:rPr>
+                <w:rFonts w:ascii="Calibri" w:hAnsi="Calibri" w:eastAsia="Microsoft YaHei" w:cs="Calibri"/>
+                <w:sz w:val="18"/>
+                <w:szCs w:val="18"/>
+              </w:rPr>
+              <w:t xml:space="preserve">地址、来源、e⁠p⁠o⁠c⁠h、数据状态</w:t>
             </w:r>
           </w:p>
         </w:tc>
@@ -8859,7 +8859,7 @@
                 <w:sz w:val="18"/>
                 <w:szCs w:val="18"/>
               </w:rPr>
-              <w:t xml:space="preserve">E﻿v﻿i﻿c﻿t</w:t>
+              <w:t xml:space="preserve">E⁠v⁠i⁠c⁠t</w:t>
             </w:r>
           </w:p>
         </w:tc>
@@ -8913,7 +8913,7 @@
                 <w:sz w:val="18"/>
                 <w:szCs w:val="18"/>
               </w:rPr>
-              <w:t xml:space="preserve">s﻿h﻿a﻿r﻿e﻿r/o﻿w﻿n﻿e﻿r 关系释放</w:t>
+              <w:t xml:space="preserve">s⁠h⁠a⁠r⁠e⁠r/o⁠w⁠n⁠e⁠r 关系释放</w:t>
             </w:r>
           </w:p>
         </w:tc>
@@ -9048,7 +9048,7 @@
                 <w:sz w:val="18"/>
                 <w:szCs w:val="18"/>
               </w:rPr>
-              <w:t xml:space="preserve">R﻿e﻿a﻿d﻿S﻿h﻿a﻿r﻿e﻿d</w:t>
+              <w:t xml:space="preserve">R⁠e⁠a⁠d⁠S⁠h⁠a⁠r⁠e⁠d</w:t>
             </w:r>
           </w:p>
         </w:tc>
@@ -9107,7 +9107,7 @@
                 <w:sz w:val="18"/>
                 <w:szCs w:val="18"/>
               </w:rPr>
-              <w:t xml:space="preserve">R﻿e﻿a﻿d﻿U﻿n﻿i﻿q﻿u﻿e</w:t>
+              <w:t xml:space="preserve">R⁠e⁠a⁠d⁠U⁠n⁠i⁠q⁠u⁠e</w:t>
             </w:r>
           </w:p>
         </w:tc>
@@ -9166,7 +9166,7 @@
                 <w:sz w:val="18"/>
                 <w:szCs w:val="18"/>
               </w:rPr>
-              <w:t xml:space="preserve">C﻿l﻿e﻿a﻿n﻿U﻿n﻿i﻿q﻿u﻿e</w:t>
+              <w:t xml:space="preserve">C⁠l⁠e⁠a⁠n⁠U⁠n⁠i⁠q⁠u⁠e</w:t>
             </w:r>
           </w:p>
         </w:tc>
@@ -9225,43 +9225,43 @@
                 <w:sz w:val="18"/>
                 <w:szCs w:val="18"/>
               </w:rPr>
-              <w:t xml:space="preserve">S﻿n﻿o﻿o﻿p 处理</w:t>
-            </w:r>
-          </w:p>
-        </w:tc>
-        <w:tc>
-          <w:tcPr/>
-          <w:p>
-            <w:pPr>
-              <w:pStyle w:val="TableText"/>
-              <w:jc w:val="left"/>
-              <w:spacing w:before="0" w:after="0" w:line="320" w:lineRule="exact"/>
-            </w:pPr>
-            <w:r>
-              <w:rPr>
-                <w:rFonts w:ascii="Calibri" w:hAnsi="Calibri" w:eastAsia="Microsoft YaHei" w:cs="Calibri"/>
-                <w:sz w:val="18"/>
-                <w:szCs w:val="18"/>
-              </w:rPr>
-              <w:t xml:space="preserve">响应 H﻿N﻿-﻿F 的 i﻿n﻿v﻿a﻿l﻿i﻿d﻿a﻿t﻿i﻿n﻿g 或 d﻿a﻿t﻿a s﻿n﻿o﻿o﻿p</w:t>
-            </w:r>
-          </w:p>
-        </w:tc>
-        <w:tc>
-          <w:tcPr/>
-          <w:p>
-            <w:pPr>
-              <w:pStyle w:val="TableText"/>
-              <w:jc w:val="left"/>
-              <w:spacing w:before="0" w:after="0" w:line="320" w:lineRule="exact"/>
-            </w:pPr>
-            <w:r>
-              <w:rPr>
-                <w:rFonts w:ascii="Calibri" w:hAnsi="Calibri" w:eastAsia="Microsoft YaHei" w:cs="Calibri"/>
-                <w:sz w:val="18"/>
-                <w:szCs w:val="18"/>
-              </w:rPr>
-              <w:t xml:space="preserve">i﻿m﻿m﻿e﻿d﻿i﻿a﻿t﻿e 或 s﻿t﻿a﻿l﻿e 响应完成</w:t>
+              <w:t xml:space="preserve">S⁠n⁠o⁠o⁠p 处理</w:t>
+            </w:r>
+          </w:p>
+        </w:tc>
+        <w:tc>
+          <w:tcPr/>
+          <w:p>
+            <w:pPr>
+              <w:pStyle w:val="TableText"/>
+              <w:jc w:val="left"/>
+              <w:spacing w:before="0" w:after="0" w:line="320" w:lineRule="exact"/>
+            </w:pPr>
+            <w:r>
+              <w:rPr>
+                <w:rFonts w:ascii="Calibri" w:hAnsi="Calibri" w:eastAsia="Microsoft YaHei" w:cs="Calibri"/>
+                <w:sz w:val="18"/>
+                <w:szCs w:val="18"/>
+              </w:rPr>
+              <w:t xml:space="preserve">响应 H⁠N⁠-⁠F 的 i⁠n⁠v⁠a⁠l⁠i⁠d⁠a⁠t⁠i⁠n⁠g 或 d⁠a⁠t⁠a s⁠n⁠o⁠o⁠p</w:t>
+            </w:r>
+          </w:p>
+        </w:tc>
+        <w:tc>
+          <w:tcPr/>
+          <w:p>
+            <w:pPr>
+              <w:pStyle w:val="TableText"/>
+              <w:jc w:val="left"/>
+              <w:spacing w:before="0" w:after="0" w:line="320" w:lineRule="exact"/>
+            </w:pPr>
+            <w:r>
+              <w:rPr>
+                <w:rFonts w:ascii="Calibri" w:hAnsi="Calibri" w:eastAsia="Microsoft YaHei" w:cs="Calibri"/>
+                <w:sz w:val="18"/>
+                <w:szCs w:val="18"/>
+              </w:rPr>
+              <w:t xml:space="preserve">i⁠m⁠m⁠e⁠d⁠i⁠a⁠t⁠e 或 s⁠t⁠a⁠l⁠e 响应完成</w:t>
             </w:r>
           </w:p>
         </w:tc>
@@ -9287,18 +9287,18 @@
         <w:rPr>
           <w:rFonts w:ascii="Calibri" w:hAnsi="Calibri" w:eastAsia="Microsoft YaHei" w:cs="Calibri"/>
         </w:rPr>
-        <w:t xml:space="preserve">EP-SNF 接收节点内服务请求，将地址、操作类型和事务身份交给 UBAdapter，并在 UBC﻿C﻿ ﻿返﻿回﻿后</w:t>
-      </w:r>
-    </w:p>
-    <w:p>
-      <w:pPr>
-        <w:ind w:left="0" w:firstLine="420"/>
-      </w:pPr>
-      <w:r>
-        <w:rPr>
-          <w:rFonts w:ascii="Calibri" w:hAnsi="Calibri" w:eastAsia="Microsoft YaHei" w:cs="Calibri"/>
-        </w:rPr>
-        <w:t xml:space="preserve">生成节点内数据或﻿完﻿成﻿响﻿应﻿。</w:t>
+        <w:t xml:space="preserve">EP-SNF 接收节点内服务请求，将地址、操作类型和事务身份交给 UBAdapter，并在 UBC⁠C⁠ ⁠返⁠回⁠后</w:t>
+      </w:r>
+    </w:p>
+    <w:p>
+      <w:pPr>
+        <w:ind w:left="0" w:firstLine="420"/>
+      </w:pPr>
+      <w:r>
+        <w:rPr>
+          <w:rFonts w:ascii="Calibri" w:hAnsi="Calibri" w:eastAsia="Microsoft YaHei" w:cs="Calibri"/>
+        </w:rPr>
+        <w:t xml:space="preserve">生成节点内数据或⁠完⁠成⁠响⁠应⁠。</w:t>
       </w:r>
     </w:p>
     <w:p>
@@ -9409,7 +9409,7 @@
                 <w:sz w:val="18"/>
                 <w:szCs w:val="18"/>
               </w:rPr>
-              <w:t xml:space="preserve">将节点内请求转换为 O﻿u﻿t﻿e﻿r 协议消息</w:t>
+              <w:t xml:space="preserve">将节点内请求转换为 O⁠u⁠t⁠e⁠r 协议消息</w:t>
             </w:r>
           </w:p>
         </w:tc>
@@ -9491,7 +9491,7 @@
                 <w:sz w:val="18"/>
                 <w:szCs w:val="18"/>
               </w:rPr>
-              <w:t xml:space="preserve">将数据和权限结果返回 E﻿P﻿B﻿a﻿c﻿k﻿e﻿n﻿d</w:t>
+              <w:t xml:space="preserve">将数据和权限结果返回 E⁠P⁠B⁠a⁠c⁠k⁠e⁠n⁠d</w:t>
             </w:r>
           </w:p>
         </w:tc>
@@ -9532,7 +9532,7 @@
                 <w:sz w:val="18"/>
                 <w:szCs w:val="18"/>
               </w:rPr>
-              <w:t xml:space="preserve">对可恢复请求保持原 e﻿p﻿o﻿c﻿h/r﻿e﻿q﻿I﻿d</w:t>
+              <w:t xml:space="preserve">对可恢复请求保持原 e⁠p⁠o⁠c⁠h/r⁠e⁠q⁠I⁠d</w:t>
             </w:r>
           </w:p>
         </w:tc>
@@ -9573,7 +9573,7 @@
                 <w:sz w:val="18"/>
                 <w:szCs w:val="18"/>
               </w:rPr>
-              <w:t xml:space="preserve">退役已完成 p﻿e﻿n﻿d﻿i﻿n﻿g、r﻿e﻿a﻿d﻿y 和 d﻿e﻿f﻿e﻿r﻿r﻿e﻿d 状态</w:t>
+              <w:t xml:space="preserve">退役已完成 p⁠e⁠n⁠d⁠i⁠n⁠g、r⁠e⁠a⁠d⁠y 和 d⁠e⁠f⁠e⁠r⁠r⁠e⁠d 状态</w:t>
             </w:r>
           </w:p>
         </w:tc>
@@ -9599,7 +9599,7 @@
         <w:rPr>
           <w:rFonts w:ascii="Calibri" w:hAnsi="Calibri" w:eastAsia="Microsoft YaHei" w:cs="Calibri"/>
         </w:rPr>
-        <w:t xml:space="preserve">跨模块消息﻿至﻿少﻿包﻿含﻿：</w:t>
+        <w:t xml:space="preserve">跨模块消息⁠至⁠少⁠包⁠含⁠：</w:t>
       </w:r>
     </w:p>
     <w:p>
@@ -9722,84 +9722,84 @@
         <w:rPr>
           <w:rFonts w:ascii="Calibri" w:hAnsi="Calibri" w:eastAsia="Microsoft YaHei" w:cs="Calibri"/>
         </w:rPr>
-        <w:t xml:space="preserve">1. 集成方确定节点数、Socket 数、地址映射和﻿链﻿路﻿参﻿数﻿；</w:t>
-      </w:r>
-    </w:p>
-    <w:p>
-      <w:pPr>
-        <w:ind w:left="0" w:firstLine="420"/>
-      </w:pPr>
-      <w:r>
-        <w:rPr>
-          <w:rFonts w:ascii="Calibri" w:hAnsi="Calibri" w:eastAsia="Microsoft YaHei" w:cs="Calibri"/>
-        </w:rPr>
-        <w:t xml:space="preserve">2. ubsim 装载 gem5 节点模型、UBIO 和所选﻿参﻿考﻿模﻿型﻿；</w:t>
-      </w:r>
-    </w:p>
-    <w:p>
-      <w:pPr>
-        <w:ind w:left="0" w:firstLine="420"/>
-      </w:pPr>
-      <w:r>
-        <w:rPr>
-          <w:rFonts w:ascii="Calibri" w:hAnsi="Calibri" w:eastAsia="Microsoft YaHei" w:cs="Calibri"/>
-        </w:rPr>
-        <w:t xml:space="preserve">3. 调度层选择 testcase 或矩阵并分配﻿并﻿行﻿资﻿源﻿；</w:t>
-      </w:r>
-    </w:p>
-    <w:p>
-      <w:pPr>
-        <w:ind w:left="0" w:firstLine="420"/>
-      </w:pPr>
-      <w:r>
-        <w:rPr>
-          <w:rFonts w:ascii="Calibri" w:hAnsi="Calibri" w:eastAsia="Microsoft YaHei" w:cs="Calibri"/>
-        </w:rPr>
-        <w:t xml:space="preserve">4. 各模块按共同事务身份交换请求、响应和﻿完﻿成﻿事﻿件﻿；</w:t>
-      </w:r>
-    </w:p>
-    <w:p>
-      <w:pPr>
-        <w:ind w:left="0" w:firstLine="420"/>
-      </w:pPr>
-      <w:r>
-        <w:rPr>
-          <w:rFonts w:ascii="Calibri" w:hAnsi="Calibri" w:eastAsia="Microsoft YaHei" w:cs="Calibri"/>
-        </w:rPr>
-        <w:t xml:space="preserve">5. 验证层检查数据结果、协议完成条件和受管﻿模﻿块﻿状﻿态﻿；</w:t>
-      </w:r>
-    </w:p>
-    <w:p>
-      <w:pPr>
-        <w:ind w:left="0" w:firstLine="420"/>
-      </w:pPr>
-      <w:r>
-        <w:rPr>
-          <w:rFonts w:ascii="Calibri" w:hAnsi="Calibri" w:eastAsia="Microsoft YaHei" w:cs="Calibri"/>
-        </w:rPr>
-        <w:t xml:space="preserve">6. 汇总层按冻结口径生成﻿矩﻿阵﻿结﻿论﻿。</w:t>
-      </w:r>
-    </w:p>
-    <w:p>
-      <w:pPr>
-        <w:ind w:left="0" w:firstLine="420"/>
-      </w:pPr>
-      <w:r>
-        <w:rPr>
-          <w:rFonts w:ascii="Calibri" w:hAnsi="Calibri" w:eastAsia="Microsoft YaHei" w:cs="Calibri"/>
-        </w:rPr>
-        <w:t xml:space="preserve">验证环境曾使用 NetworkSim 作为临时模拟传输承载跨进程消息；它不属于项目架构﻿、﻿交﻿付﻿组﻿件</w:t>
-      </w:r>
-    </w:p>
-    <w:p>
-      <w:pPr>
-        <w:ind w:left="0" w:firstLine="420"/>
-      </w:pPr>
-      <w:r>
-        <w:rPr>
-          <w:rFonts w:ascii="Calibri" w:hAnsi="Calibri" w:eastAsia="Microsoft YaHei" w:cs="Calibri"/>
-        </w:rPr>
-        <w:t xml:space="preserve">或﻿公﻿开﻿接﻿口﻿。</w:t>
+        <w:t xml:space="preserve">1. 集成方确定节点数、Socket 数、地址映射和⁠链⁠路⁠参⁠数⁠；</w:t>
+      </w:r>
+    </w:p>
+    <w:p>
+      <w:pPr>
+        <w:ind w:left="0" w:firstLine="420"/>
+      </w:pPr>
+      <w:r>
+        <w:rPr>
+          <w:rFonts w:ascii="Calibri" w:hAnsi="Calibri" w:eastAsia="Microsoft YaHei" w:cs="Calibri"/>
+        </w:rPr>
+        <w:t xml:space="preserve">2. ubsim 装载 gem5 节点模型、UBIO 和所选⁠参⁠考⁠模⁠型⁠；</w:t>
+      </w:r>
+    </w:p>
+    <w:p>
+      <w:pPr>
+        <w:ind w:left="0" w:firstLine="420"/>
+      </w:pPr>
+      <w:r>
+        <w:rPr>
+          <w:rFonts w:ascii="Calibri" w:hAnsi="Calibri" w:eastAsia="Microsoft YaHei" w:cs="Calibri"/>
+        </w:rPr>
+        <w:t xml:space="preserve">3. 调度层选择 testcase 或矩阵并分配⁠并⁠行⁠资⁠源⁠；</w:t>
+      </w:r>
+    </w:p>
+    <w:p>
+      <w:pPr>
+        <w:ind w:left="0" w:firstLine="420"/>
+      </w:pPr>
+      <w:r>
+        <w:rPr>
+          <w:rFonts w:ascii="Calibri" w:hAnsi="Calibri" w:eastAsia="Microsoft YaHei" w:cs="Calibri"/>
+        </w:rPr>
+        <w:t xml:space="preserve">4. 各模块按共同事务身份交换请求、响应和⁠完⁠成⁠事⁠件⁠；</w:t>
+      </w:r>
+    </w:p>
+    <w:p>
+      <w:pPr>
+        <w:ind w:left="0" w:firstLine="420"/>
+      </w:pPr>
+      <w:r>
+        <w:rPr>
+          <w:rFonts w:ascii="Calibri" w:hAnsi="Calibri" w:eastAsia="Microsoft YaHei" w:cs="Calibri"/>
+        </w:rPr>
+        <w:t xml:space="preserve">5. 验证层检查数据结果、协议完成条件和受管⁠模⁠块⁠状⁠态⁠；</w:t>
+      </w:r>
+    </w:p>
+    <w:p>
+      <w:pPr>
+        <w:ind w:left="0" w:firstLine="420"/>
+      </w:pPr>
+      <w:r>
+        <w:rPr>
+          <w:rFonts w:ascii="Calibri" w:hAnsi="Calibri" w:eastAsia="Microsoft YaHei" w:cs="Calibri"/>
+        </w:rPr>
+        <w:t xml:space="preserve">6. 汇总层按冻结口径生成⁠矩⁠阵⁠结⁠论⁠。</w:t>
+      </w:r>
+    </w:p>
+    <w:p>
+      <w:pPr>
+        <w:ind w:left="0" w:firstLine="420"/>
+      </w:pPr>
+      <w:r>
+        <w:rPr>
+          <w:rFonts w:ascii="Calibri" w:hAnsi="Calibri" w:eastAsia="Microsoft YaHei" w:cs="Calibri"/>
+        </w:rPr>
+        <w:t xml:space="preserve">验证环境曾使用 NetworkSim 作为临时模拟传输承载跨进程消息；它不属于项目架构⁠、⁠交⁠付⁠组⁠件</w:t>
+      </w:r>
+    </w:p>
+    <w:p>
+      <w:pPr>
+        <w:ind w:left="0" w:firstLine="420"/>
+      </w:pPr>
+      <w:r>
+        <w:rPr>
+          <w:rFonts w:ascii="Calibri" w:hAnsi="Calibri" w:eastAsia="Microsoft YaHei" w:cs="Calibri"/>
+        </w:rPr>
+        <w:t xml:space="preserve">或⁠公⁠开⁠接⁠口⁠。</w:t>
       </w:r>
     </w:p>
     <w:p>
@@ -9822,7 +9822,7 @@
         <w:rPr>
           <w:rFonts w:ascii="Calibri" w:hAnsi="Calibri" w:eastAsia="Microsoft YaHei" w:cs="Calibri"/>
         </w:rPr>
-        <w:t xml:space="preserve">以下模板尚未验证，仅用于等待集成方补齐必要信息，不构成﻿功﻿能﻿承﻿诺﻿。</w:t>
+        <w:t xml:space="preserve">以下模板尚未验证，仅用于等待集成方补齐必要信息，不构成⁠功⁠能⁠承⁠诺⁠。</w:t>
       </w:r>
     </w:p>
     <w:tbl>
@@ -10070,7 +10070,7 @@
         <w:rPr>
           <w:rFonts w:ascii="Calibri" w:hAnsi="Calibri" w:eastAsia="Microsoft YaHei" w:cs="Calibri"/>
         </w:rPr>
-        <w:t xml:space="preserve">主要配﻿置﻿项﻿包﻿括﻿：</w:t>
+        <w:t xml:space="preserve">主要配⁠置⁠项⁠包⁠括⁠：</w:t>
       </w:r>
     </w:p>
     <w:p>
@@ -10170,40 +10170,40 @@
         <w:rPr>
           <w:rFonts w:ascii="Calibri" w:hAnsi="Calibri" w:eastAsia="Microsoft YaHei" w:cs="Calibri"/>
         </w:rPr>
-        <w:t xml:space="preserve">UBCC 在容量效率、适用场景时延和 HA-VI 配对比较三个维度均达到冻结验收口径﻿。﻿分﻿层﻿目﻿录</w:t>
-      </w:r>
-    </w:p>
-    <w:p>
-      <w:pPr>
-        <w:ind w:left="0" w:firstLine="420"/>
-      </w:pPr>
-      <w:r>
-        <w:rPr>
-          <w:rFonts w:ascii="Calibri" w:hAnsi="Calibri" w:eastAsia="Microsoft YaHei" w:cs="Calibri"/>
-        </w:rPr>
-        <w:t xml:space="preserve">实现 1.515 倍等效追踪容量，optimized profile 在适用场景中取得 64.759%﻿ ﻿等﻿权﻿平﻿均</w:t>
-      </w:r>
-    </w:p>
-    <w:p>
-      <w:pPr>
-        <w:ind w:left="0" w:firstLine="420"/>
-      </w:pPr>
-      <w:r>
-        <w:rPr>
-          <w:rFonts w:ascii="Calibri" w:hAnsi="Calibri" w:eastAsia="Microsoft YaHei" w:cs="Calibri"/>
-        </w:rPr>
-        <w:t xml:space="preserve">降幅；在两个 L3 压力点下，UBCC 的核心场景组和代表场景组均优于 HA-VI 可执行﻿参﻿考﻿模﻿型﻿。</w:t>
-      </w:r>
-    </w:p>
-    <w:p>
-      <w:pPr>
-        <w:ind w:left="0" w:firstLine="420"/>
-      </w:pPr>
-      <w:r>
-        <w:rPr>
-          <w:rFonts w:ascii="Calibri" w:hAnsi="Calibri" w:eastAsia="Microsoft YaHei" w:cs="Calibri"/>
-        </w:rPr>
-        <w:t xml:space="preserve">正确性矩阵、重型回归和 Q1-Q5 故障资格全部通过，为性能结果和远端集成提供了﻿完﻿整﻿基﻿础﻿。</w:t>
+        <w:t xml:space="preserve">UBCC 在容量效率、适用场景时延和 HA-VI 配对比较三个维度均达到冻结验收口径⁠。⁠分⁠层⁠目⁠录</w:t>
+      </w:r>
+    </w:p>
+    <w:p>
+      <w:pPr>
+        <w:ind w:left="0" w:firstLine="420"/>
+      </w:pPr>
+      <w:r>
+        <w:rPr>
+          <w:rFonts w:ascii="Calibri" w:hAnsi="Calibri" w:eastAsia="Microsoft YaHei" w:cs="Calibri"/>
+        </w:rPr>
+        <w:t xml:space="preserve">实现 1.515 倍等效追踪容量，optimized profile 在适用场景中取得 64.759%⁠ ⁠等⁠权⁠平⁠均</w:t>
+      </w:r>
+    </w:p>
+    <w:p>
+      <w:pPr>
+        <w:ind w:left="0" w:firstLine="420"/>
+      </w:pPr>
+      <w:r>
+        <w:rPr>
+          <w:rFonts w:ascii="Calibri" w:hAnsi="Calibri" w:eastAsia="Microsoft YaHei" w:cs="Calibri"/>
+        </w:rPr>
+        <w:t xml:space="preserve">降幅；在两个 L3 压力点下，UBCC 的核心场景组和代表场景组均优于 HA-VI 可执行⁠参⁠考⁠模⁠型⁠。</w:t>
+      </w:r>
+    </w:p>
+    <w:p>
+      <w:pPr>
+        <w:ind w:left="0" w:firstLine="420"/>
+      </w:pPr>
+      <w:r>
+        <w:rPr>
+          <w:rFonts w:ascii="Calibri" w:hAnsi="Calibri" w:eastAsia="Microsoft YaHei" w:cs="Calibri"/>
+        </w:rPr>
+        <w:t xml:space="preserve">正确性矩阵、重型回归和 Q1-Q5 故障资格全部通过，为性能结果和远端集成提供了⁠完⁠整⁠基⁠础⁠。</w:t>
       </w:r>
     </w:p>
     <w:p>
@@ -10314,7 +10314,7 @@
                 <w:sz w:val="18"/>
                 <w:szCs w:val="18"/>
               </w:rPr>
-              <w:t xml:space="preserve">s﻿p﻿i﻿l﻿l 等效追踪容量 / n﻿a﻿i﻿v﻿e 等效追踪容量（s﻿p﻿i﻿l﻿l 为 512K 容量约束角色）</w:t>
+              <w:t xml:space="preserve">s⁠p⁠i⁠l⁠l 等效追踪容量 / n⁠a⁠i⁠v⁠e 等效追踪容量（s⁠p⁠i⁠l⁠l 为 512K 容量约束角色）</w:t>
             </w:r>
           </w:p>
         </w:tc>
@@ -10355,48 +10355,48 @@
                 <w:sz w:val="18"/>
                 <w:szCs w:val="18"/>
               </w:rPr>
-              <w:t xml:space="preserve">已完成 O﻿u﻿t﻿e﻿r 事件的 s﻿p﻿i﻿l﻿l﻿-﻿5﻿1﻿2﻿K 均值 - s﻿p﻿i﻿l﻿l﻿-﻿I﻿d﻿e﻿a﻿l﻿D﻿i﻿r 均值</w:t>
-            </w:r>
-          </w:p>
-        </w:tc>
-      </w:tr>
-      <w:tr>
-        <w:trPr>
-          <w:cantSplit/>
-        </w:trPr>
-        <w:tc>
-          <w:tcPr/>
-          <w:p>
-            <w:pPr>
-              <w:pStyle w:val="TableText"/>
-              <w:jc w:val="left"/>
-              <w:spacing w:before="0" w:after="0" w:line="320" w:lineRule="exact"/>
-            </w:pPr>
-            <w:r>
-              <w:rPr>
-                <w:rFonts w:ascii="Calibri" w:hAnsi="Calibri" w:eastAsia="Microsoft YaHei" w:cs="Calibri"/>
-                <w:sz w:val="18"/>
-                <w:szCs w:val="18"/>
-              </w:rPr>
-              <w:t xml:space="preserve">指标 2 c﻿a﻿s﻿e 降幅</w:t>
-            </w:r>
-          </w:p>
-        </w:tc>
-        <w:tc>
-          <w:tcPr/>
-          <w:p>
-            <w:pPr>
-              <w:pStyle w:val="TableText"/>
-              <w:jc w:val="left"/>
-              <w:spacing w:before="0" w:after="0" w:line="320" w:lineRule="exact"/>
-            </w:pPr>
-            <w:r>
-              <w:rPr>
-                <w:rFonts w:ascii="Calibri" w:hAnsi="Calibri" w:eastAsia="Microsoft YaHei" w:cs="Calibri"/>
-                <w:sz w:val="18"/>
-                <w:szCs w:val="18"/>
-              </w:rPr>
-              <w:t xml:space="preserve">(n﻿a﻿i﻿v﻿e - o﻿p﻿t﻿i﻿m﻿i﻿z﻿e﻿d) / n﻿a﻿i﻿v﻿e × 100%</w:t>
+              <w:t xml:space="preserve">已完成 O⁠u⁠t⁠e⁠r 事件的 s⁠p⁠i⁠l⁠l⁠-⁠5⁠1⁠2⁠K 均值 - s⁠p⁠i⁠l⁠l⁠-⁠I⁠d⁠e⁠a⁠l⁠D⁠i⁠r 均值</w:t>
+            </w:r>
+          </w:p>
+        </w:tc>
+      </w:tr>
+      <w:tr>
+        <w:trPr>
+          <w:cantSplit/>
+        </w:trPr>
+        <w:tc>
+          <w:tcPr/>
+          <w:p>
+            <w:pPr>
+              <w:pStyle w:val="TableText"/>
+              <w:jc w:val="left"/>
+              <w:spacing w:before="0" w:after="0" w:line="320" w:lineRule="exact"/>
+            </w:pPr>
+            <w:r>
+              <w:rPr>
+                <w:rFonts w:ascii="Calibri" w:hAnsi="Calibri" w:eastAsia="Microsoft YaHei" w:cs="Calibri"/>
+                <w:sz w:val="18"/>
+                <w:szCs w:val="18"/>
+              </w:rPr>
+              <w:t xml:space="preserve">指标 2 c⁠a⁠s⁠e 降幅</w:t>
+            </w:r>
+          </w:p>
+        </w:tc>
+        <w:tc>
+          <w:tcPr/>
+          <w:p>
+            <w:pPr>
+              <w:pStyle w:val="TableText"/>
+              <w:jc w:val="left"/>
+              <w:spacing w:before="0" w:after="0" w:line="320" w:lineRule="exact"/>
+            </w:pPr>
+            <w:r>
+              <w:rPr>
+                <w:rFonts w:ascii="Calibri" w:hAnsi="Calibri" w:eastAsia="Microsoft YaHei" w:cs="Calibri"/>
+                <w:sz w:val="18"/>
+                <w:szCs w:val="18"/>
+              </w:rPr>
+              <w:t xml:space="preserve">(n⁠a⁠i⁠v⁠e - o⁠p⁠t⁠i⁠m⁠i⁠z⁠e⁠d) / n⁠a⁠i⁠v⁠e × 100%</w:t>
             </w:r>
           </w:p>
         </w:tc>
@@ -10437,48 +10437,48 @@
                 <w:sz w:val="18"/>
                 <w:szCs w:val="18"/>
               </w:rPr>
-              <w:t xml:space="preserve">适用 c﻿a﻿s﻿e 降幅的等权平均</w:t>
-            </w:r>
-          </w:p>
-        </w:tc>
-      </w:tr>
-      <w:tr>
-        <w:trPr>
-          <w:cantSplit/>
-        </w:trPr>
-        <w:tc>
-          <w:tcPr/>
-          <w:p>
-            <w:pPr>
-              <w:pStyle w:val="TableText"/>
-              <w:jc w:val="left"/>
-              <w:spacing w:before="0" w:after="0" w:line="320" w:lineRule="exact"/>
-            </w:pPr>
-            <w:r>
-              <w:rPr>
-                <w:rFonts w:ascii="Calibri" w:hAnsi="Calibri" w:eastAsia="Microsoft YaHei" w:cs="Calibri"/>
-                <w:sz w:val="18"/>
-                <w:szCs w:val="18"/>
-              </w:rPr>
-              <w:t xml:space="preserve">指标 3 d﻿e﻿l﻿t﻿a</w:t>
-            </w:r>
-          </w:p>
-        </w:tc>
-        <w:tc>
-          <w:tcPr/>
-          <w:p>
-            <w:pPr>
-              <w:pStyle w:val="TableText"/>
-              <w:jc w:val="left"/>
-              <w:spacing w:before="0" w:after="0" w:line="320" w:lineRule="exact"/>
-            </w:pPr>
-            <w:r>
-              <w:rPr>
-                <w:rFonts w:ascii="Calibri" w:hAnsi="Calibri" w:eastAsia="Microsoft YaHei" w:cs="Calibri"/>
-                <w:sz w:val="18"/>
-                <w:szCs w:val="18"/>
-              </w:rPr>
-              <w:t xml:space="preserve">H﻿A﻿-﻿V﻿I 平均时延 - U﻿B﻿C﻿C 平均时延</w:t>
+              <w:t xml:space="preserve">适用 c⁠a⁠s⁠e 降幅的等权平均</w:t>
+            </w:r>
+          </w:p>
+        </w:tc>
+      </w:tr>
+      <w:tr>
+        <w:trPr>
+          <w:cantSplit/>
+        </w:trPr>
+        <w:tc>
+          <w:tcPr/>
+          <w:p>
+            <w:pPr>
+              <w:pStyle w:val="TableText"/>
+              <w:jc w:val="left"/>
+              <w:spacing w:before="0" w:after="0" w:line="320" w:lineRule="exact"/>
+            </w:pPr>
+            <w:r>
+              <w:rPr>
+                <w:rFonts w:ascii="Calibri" w:hAnsi="Calibri" w:eastAsia="Microsoft YaHei" w:cs="Calibri"/>
+                <w:sz w:val="18"/>
+                <w:szCs w:val="18"/>
+              </w:rPr>
+              <w:t xml:space="preserve">指标 3 d⁠e⁠l⁠t⁠a</w:t>
+            </w:r>
+          </w:p>
+        </w:tc>
+        <w:tc>
+          <w:tcPr/>
+          <w:p>
+            <w:pPr>
+              <w:pStyle w:val="TableText"/>
+              <w:jc w:val="left"/>
+              <w:spacing w:before="0" w:after="0" w:line="320" w:lineRule="exact"/>
+            </w:pPr>
+            <w:r>
+              <w:rPr>
+                <w:rFonts w:ascii="Calibri" w:hAnsi="Calibri" w:eastAsia="Microsoft YaHei" w:cs="Calibri"/>
+                <w:sz w:val="18"/>
+                <w:szCs w:val="18"/>
+              </w:rPr>
+              <w:t xml:space="preserve">H⁠A⁠-⁠V⁠I 平均时延 - U⁠B⁠C⁠C 平均时延</w:t>
             </w:r>
           </w:p>
         </w:tc>
@@ -10519,7 +10519,7 @@
                 <w:sz w:val="18"/>
                 <w:szCs w:val="18"/>
               </w:rPr>
-              <w:t xml:space="preserve">核心场景组和代表场景组的 d﻿e﻿l﻿t﻿a 均严格大于 0</w:t>
+              <w:t xml:space="preserve">核心场景组和代表场景组的 d⁠e⁠l⁠t⁠a 均严格大于 0</w:t>
             </w:r>
           </w:p>
         </w:tc>
@@ -10615,271 +10615,271 @@
                 <w:sz w:val="18"/>
                 <w:szCs w:val="18"/>
               </w:rPr>
-              <w:t xml:space="preserve">T﻿C﻿1﻿3﻿5</w:t>
-            </w:r>
-          </w:p>
-        </w:tc>
-        <w:tc>
-          <w:tcPr/>
-          <w:p>
-            <w:pPr>
-              <w:pStyle w:val="TableText"/>
-              <w:jc w:val="left"/>
-              <w:spacing w:before="0" w:after="0" w:line="320" w:lineRule="exact"/>
-            </w:pPr>
-            <w:r>
-              <w:rPr>
-                <w:rFonts w:ascii="Calibri" w:hAnsi="Calibri" w:eastAsia="Microsoft YaHei" w:cs="Calibri"/>
-                <w:sz w:val="18"/>
-                <w:szCs w:val="18"/>
-              </w:rPr>
-              <w:t xml:space="preserve">p﻿r﻿e﻿s﻿e﻿r﻿v﻿e﻿d s﻿h﻿a﻿r﻿e﻿r f﻿i﻿r﻿s﻿t l﻿o﻿a﻿d</w:t>
-            </w:r>
-          </w:p>
-        </w:tc>
-      </w:tr>
-      <w:tr>
-        <w:trPr>
-          <w:cantSplit/>
-        </w:trPr>
-        <w:tc>
-          <w:tcPr/>
-          <w:p>
-            <w:pPr>
-              <w:pStyle w:val="TableText"/>
-              <w:jc w:val="left"/>
-              <w:spacing w:before="0" w:after="0" w:line="320" w:lineRule="exact"/>
-            </w:pPr>
-            <w:r>
-              <w:rPr>
-                <w:rFonts w:ascii="Calibri" w:hAnsi="Calibri" w:eastAsia="Microsoft YaHei" w:cs="Calibri"/>
-                <w:sz w:val="18"/>
-                <w:szCs w:val="18"/>
-              </w:rPr>
-              <w:t xml:space="preserve">T﻿C﻿1﻿3﻿6</w:t>
-            </w:r>
-          </w:p>
-        </w:tc>
-        <w:tc>
-          <w:tcPr/>
-          <w:p>
-            <w:pPr>
-              <w:pStyle w:val="TableText"/>
-              <w:jc w:val="left"/>
-              <w:spacing w:before="0" w:after="0" w:line="320" w:lineRule="exact"/>
-            </w:pPr>
-            <w:r>
-              <w:rPr>
-                <w:rFonts w:ascii="Calibri" w:hAnsi="Calibri" w:eastAsia="Microsoft YaHei" w:cs="Calibri"/>
-                <w:sz w:val="18"/>
-                <w:szCs w:val="18"/>
-              </w:rPr>
-              <w:t xml:space="preserve">p﻿r﻿e﻿s﻿e﻿r﻿v﻿e﻿d o﻿w﻿n﻿e﻿r s﻿t﻿o﻿r﻿e c﻿o﻿m﻿p﻿l﻿e﻿t﻿e</w:t>
-            </w:r>
-          </w:p>
-        </w:tc>
-      </w:tr>
-      <w:tr>
-        <w:trPr>
-          <w:cantSplit/>
-        </w:trPr>
-        <w:tc>
-          <w:tcPr/>
-          <w:p>
-            <w:pPr>
-              <w:pStyle w:val="TableText"/>
-              <w:jc w:val="left"/>
-              <w:spacing w:before="0" w:after="0" w:line="320" w:lineRule="exact"/>
-            </w:pPr>
-            <w:r>
-              <w:rPr>
-                <w:rFonts w:ascii="Calibri" w:hAnsi="Calibri" w:eastAsia="Microsoft YaHei" w:cs="Calibri"/>
-                <w:sz w:val="18"/>
-                <w:szCs w:val="18"/>
-              </w:rPr>
-              <w:t xml:space="preserve">T﻿C﻿1﻿3﻿7</w:t>
-            </w:r>
-          </w:p>
-        </w:tc>
-        <w:tc>
-          <w:tcPr/>
-          <w:p>
-            <w:pPr>
-              <w:pStyle w:val="TableText"/>
-              <w:jc w:val="left"/>
-              <w:spacing w:before="0" w:after="0" w:line="320" w:lineRule="exact"/>
-            </w:pPr>
-            <w:r>
-              <w:rPr>
-                <w:rFonts w:ascii="Calibri" w:hAnsi="Calibri" w:eastAsia="Microsoft YaHei" w:cs="Calibri"/>
-                <w:sz w:val="18"/>
-                <w:szCs w:val="18"/>
-              </w:rPr>
-              <w:t xml:space="preserve">n﻿e﻿w r﻿e﻿q﻿u﻿e﻿s﻿t﻿e﻿r f﻿i﻿r﻿s﻿t l﻿o﻿a﻿d</w:t>
-            </w:r>
-          </w:p>
-        </w:tc>
-      </w:tr>
-      <w:tr>
-        <w:trPr>
-          <w:cantSplit/>
-        </w:trPr>
-        <w:tc>
-          <w:tcPr/>
-          <w:p>
-            <w:pPr>
-              <w:pStyle w:val="TableText"/>
-              <w:jc w:val="left"/>
-              <w:spacing w:before="0" w:after="0" w:line="320" w:lineRule="exact"/>
-            </w:pPr>
-            <w:r>
-              <w:rPr>
-                <w:rFonts w:ascii="Calibri" w:hAnsi="Calibri" w:eastAsia="Microsoft YaHei" w:cs="Calibri"/>
-                <w:sz w:val="18"/>
-                <w:szCs w:val="18"/>
-              </w:rPr>
-              <w:t xml:space="preserve">T﻿C﻿1﻿3﻿8</w:t>
-            </w:r>
-          </w:p>
-        </w:tc>
-        <w:tc>
-          <w:tcPr/>
-          <w:p>
-            <w:pPr>
-              <w:pStyle w:val="TableText"/>
-              <w:jc w:val="left"/>
-              <w:spacing w:before="0" w:after="0" w:line="320" w:lineRule="exact"/>
-            </w:pPr>
-            <w:r>
-              <w:rPr>
-                <w:rFonts w:ascii="Calibri" w:hAnsi="Calibri" w:eastAsia="Microsoft YaHei" w:cs="Calibri"/>
-                <w:sz w:val="18"/>
-                <w:szCs w:val="18"/>
-              </w:rPr>
-              <w:t xml:space="preserve">d﻿i﻿r﻿t﻿y o﻿w﻿n﻿e﻿r h﻿a﻿n﻿d﻿o﻿f﻿f s﻿t﻿o﻿r﻿e</w:t>
-            </w:r>
-          </w:p>
-        </w:tc>
-      </w:tr>
-      <w:tr>
-        <w:trPr>
-          <w:cantSplit/>
-        </w:trPr>
-        <w:tc>
-          <w:tcPr/>
-          <w:p>
-            <w:pPr>
-              <w:pStyle w:val="TableText"/>
-              <w:jc w:val="left"/>
-              <w:spacing w:before="0" w:after="0" w:line="320" w:lineRule="exact"/>
-            </w:pPr>
-            <w:r>
-              <w:rPr>
-                <w:rFonts w:ascii="Calibri" w:hAnsi="Calibri" w:eastAsia="Microsoft YaHei" w:cs="Calibri"/>
-                <w:sz w:val="18"/>
-                <w:szCs w:val="18"/>
-              </w:rPr>
-              <w:t xml:space="preserve">T﻿C﻿1﻿3﻿9</w:t>
-            </w:r>
-          </w:p>
-        </w:tc>
-        <w:tc>
-          <w:tcPr/>
-          <w:p>
-            <w:pPr>
-              <w:pStyle w:val="TableText"/>
-              <w:jc w:val="left"/>
-              <w:spacing w:before="0" w:after="0" w:line="320" w:lineRule="exact"/>
-            </w:pPr>
-            <w:r>
-              <w:rPr>
-                <w:rFonts w:ascii="Calibri" w:hAnsi="Calibri" w:eastAsia="Microsoft YaHei" w:cs="Calibri"/>
-                <w:sz w:val="18"/>
-                <w:szCs w:val="18"/>
-              </w:rPr>
-              <w:t xml:space="preserve">m﻿i﻿x﻿e﻿d b﻿a﻿t﻿c﻿h 16 o﻿p﻿e﻿r﻿a﻿t﻿i﻿o﻿n﻿s</w:t>
-            </w:r>
-          </w:p>
-        </w:tc>
-      </w:tr>
-      <w:tr>
-        <w:trPr>
-          <w:cantSplit/>
-        </w:trPr>
-        <w:tc>
-          <w:tcPr/>
-          <w:p>
-            <w:pPr>
-              <w:pStyle w:val="TableText"/>
-              <w:jc w:val="left"/>
-              <w:spacing w:before="0" w:after="0" w:line="320" w:lineRule="exact"/>
-            </w:pPr>
-            <w:r>
-              <w:rPr>
-                <w:rFonts w:ascii="Calibri" w:hAnsi="Calibri" w:eastAsia="Microsoft YaHei" w:cs="Calibri"/>
-                <w:sz w:val="18"/>
-                <w:szCs w:val="18"/>
-              </w:rPr>
-              <w:t xml:space="preserve">T﻿C﻿1﻿4﻿0</w:t>
-            </w:r>
-          </w:p>
-        </w:tc>
-        <w:tc>
-          <w:tcPr/>
-          <w:p>
-            <w:pPr>
-              <w:pStyle w:val="TableText"/>
-              <w:jc w:val="left"/>
-              <w:spacing w:before="0" w:after="0" w:line="320" w:lineRule="exact"/>
-            </w:pPr>
-            <w:r>
-              <w:rPr>
-                <w:rFonts w:ascii="Calibri" w:hAnsi="Calibri" w:eastAsia="Microsoft YaHei" w:cs="Calibri"/>
-                <w:sz w:val="18"/>
-                <w:szCs w:val="18"/>
-              </w:rPr>
-              <w:t xml:space="preserve">c﻿r﻿o﻿s﻿s﻿-﻿L﻿2 o﻿w﻿n﻿e﻿r s﻿t﻿o﻿r﻿e，中性控制项</w:t>
-            </w:r>
-          </w:p>
-        </w:tc>
-      </w:tr>
-      <w:tr>
-        <w:trPr>
-          <w:cantSplit/>
-        </w:trPr>
-        <w:tc>
-          <w:tcPr/>
-          <w:p>
-            <w:pPr>
-              <w:pStyle w:val="TableText"/>
-              <w:jc w:val="left"/>
-              <w:spacing w:before="0" w:after="0" w:line="320" w:lineRule="exact"/>
-            </w:pPr>
-            <w:r>
-              <w:rPr>
-                <w:rFonts w:ascii="Calibri" w:hAnsi="Calibri" w:eastAsia="Microsoft YaHei" w:cs="Calibri"/>
-                <w:sz w:val="18"/>
-                <w:szCs w:val="18"/>
-              </w:rPr>
-              <w:t xml:space="preserve">T﻿C﻿2﻿1﻿7</w:t>
-            </w:r>
-          </w:p>
-        </w:tc>
-        <w:tc>
-          <w:tcPr/>
-          <w:p>
-            <w:pPr>
-              <w:pStyle w:val="TableText"/>
-              <w:jc w:val="left"/>
-              <w:spacing w:before="0" w:after="0" w:line="320" w:lineRule="exact"/>
-            </w:pPr>
-            <w:r>
-              <w:rPr>
-                <w:rFonts w:ascii="Calibri" w:hAnsi="Calibri" w:eastAsia="Microsoft YaHei" w:cs="Calibri"/>
-                <w:sz w:val="18"/>
-                <w:szCs w:val="18"/>
-              </w:rPr>
-              <w:t xml:space="preserve">c﻿a﻿t﻿a﻿l﻿o﻿g b﻿a﻿t﻿c﻿h 16 o﻿p﻿e﻿r﻿a﻿t﻿i﻿o﻿n﻿s</w:t>
+              <w:t xml:space="preserve">T⁠C⁠1⁠3⁠5</w:t>
+            </w:r>
+          </w:p>
+        </w:tc>
+        <w:tc>
+          <w:tcPr/>
+          <w:p>
+            <w:pPr>
+              <w:pStyle w:val="TableText"/>
+              <w:jc w:val="left"/>
+              <w:spacing w:before="0" w:after="0" w:line="320" w:lineRule="exact"/>
+            </w:pPr>
+            <w:r>
+              <w:rPr>
+                <w:rFonts w:ascii="Calibri" w:hAnsi="Calibri" w:eastAsia="Microsoft YaHei" w:cs="Calibri"/>
+                <w:sz w:val="18"/>
+                <w:szCs w:val="18"/>
+              </w:rPr>
+              <w:t xml:space="preserve">p⁠r⁠e⁠s⁠e⁠r⁠v⁠e⁠d s⁠h⁠a⁠r⁠e⁠r f⁠i⁠r⁠s⁠t l⁠o⁠a⁠d</w:t>
+            </w:r>
+          </w:p>
+        </w:tc>
+      </w:tr>
+      <w:tr>
+        <w:trPr>
+          <w:cantSplit/>
+        </w:trPr>
+        <w:tc>
+          <w:tcPr/>
+          <w:p>
+            <w:pPr>
+              <w:pStyle w:val="TableText"/>
+              <w:jc w:val="left"/>
+              <w:spacing w:before="0" w:after="0" w:line="320" w:lineRule="exact"/>
+            </w:pPr>
+            <w:r>
+              <w:rPr>
+                <w:rFonts w:ascii="Calibri" w:hAnsi="Calibri" w:eastAsia="Microsoft YaHei" w:cs="Calibri"/>
+                <w:sz w:val="18"/>
+                <w:szCs w:val="18"/>
+              </w:rPr>
+              <w:t xml:space="preserve">T⁠C⁠1⁠3⁠6</w:t>
+            </w:r>
+          </w:p>
+        </w:tc>
+        <w:tc>
+          <w:tcPr/>
+          <w:p>
+            <w:pPr>
+              <w:pStyle w:val="TableText"/>
+              <w:jc w:val="left"/>
+              <w:spacing w:before="0" w:after="0" w:line="320" w:lineRule="exact"/>
+            </w:pPr>
+            <w:r>
+              <w:rPr>
+                <w:rFonts w:ascii="Calibri" w:hAnsi="Calibri" w:eastAsia="Microsoft YaHei" w:cs="Calibri"/>
+                <w:sz w:val="18"/>
+                <w:szCs w:val="18"/>
+              </w:rPr>
+              <w:t xml:space="preserve">p⁠r⁠e⁠s⁠e⁠r⁠v⁠e⁠d o⁠w⁠n⁠e⁠r s⁠t⁠o⁠r⁠e c⁠o⁠m⁠p⁠l⁠e⁠t⁠e</w:t>
+            </w:r>
+          </w:p>
+        </w:tc>
+      </w:tr>
+      <w:tr>
+        <w:trPr>
+          <w:cantSplit/>
+        </w:trPr>
+        <w:tc>
+          <w:tcPr/>
+          <w:p>
+            <w:pPr>
+              <w:pStyle w:val="TableText"/>
+              <w:jc w:val="left"/>
+              <w:spacing w:before="0" w:after="0" w:line="320" w:lineRule="exact"/>
+            </w:pPr>
+            <w:r>
+              <w:rPr>
+                <w:rFonts w:ascii="Calibri" w:hAnsi="Calibri" w:eastAsia="Microsoft YaHei" w:cs="Calibri"/>
+                <w:sz w:val="18"/>
+                <w:szCs w:val="18"/>
+              </w:rPr>
+              <w:t xml:space="preserve">T⁠C⁠1⁠3⁠7</w:t>
+            </w:r>
+          </w:p>
+        </w:tc>
+        <w:tc>
+          <w:tcPr/>
+          <w:p>
+            <w:pPr>
+              <w:pStyle w:val="TableText"/>
+              <w:jc w:val="left"/>
+              <w:spacing w:before="0" w:after="0" w:line="320" w:lineRule="exact"/>
+            </w:pPr>
+            <w:r>
+              <w:rPr>
+                <w:rFonts w:ascii="Calibri" w:hAnsi="Calibri" w:eastAsia="Microsoft YaHei" w:cs="Calibri"/>
+                <w:sz w:val="18"/>
+                <w:szCs w:val="18"/>
+              </w:rPr>
+              <w:t xml:space="preserve">n⁠e⁠w r⁠e⁠q⁠u⁠e⁠s⁠t⁠e⁠r f⁠i⁠r⁠s⁠t l⁠o⁠a⁠d</w:t>
+            </w:r>
+          </w:p>
+        </w:tc>
+      </w:tr>
+      <w:tr>
+        <w:trPr>
+          <w:cantSplit/>
+        </w:trPr>
+        <w:tc>
+          <w:tcPr/>
+          <w:p>
+            <w:pPr>
+              <w:pStyle w:val="TableText"/>
+              <w:jc w:val="left"/>
+              <w:spacing w:before="0" w:after="0" w:line="320" w:lineRule="exact"/>
+            </w:pPr>
+            <w:r>
+              <w:rPr>
+                <w:rFonts w:ascii="Calibri" w:hAnsi="Calibri" w:eastAsia="Microsoft YaHei" w:cs="Calibri"/>
+                <w:sz w:val="18"/>
+                <w:szCs w:val="18"/>
+              </w:rPr>
+              <w:t xml:space="preserve">T⁠C⁠1⁠3⁠8</w:t>
+            </w:r>
+          </w:p>
+        </w:tc>
+        <w:tc>
+          <w:tcPr/>
+          <w:p>
+            <w:pPr>
+              <w:pStyle w:val="TableText"/>
+              <w:jc w:val="left"/>
+              <w:spacing w:before="0" w:after="0" w:line="320" w:lineRule="exact"/>
+            </w:pPr>
+            <w:r>
+              <w:rPr>
+                <w:rFonts w:ascii="Calibri" w:hAnsi="Calibri" w:eastAsia="Microsoft YaHei" w:cs="Calibri"/>
+                <w:sz w:val="18"/>
+                <w:szCs w:val="18"/>
+              </w:rPr>
+              <w:t xml:space="preserve">d⁠i⁠r⁠t⁠y o⁠w⁠n⁠e⁠r h⁠a⁠n⁠d⁠o⁠f⁠f s⁠t⁠o⁠r⁠e</w:t>
+            </w:r>
+          </w:p>
+        </w:tc>
+      </w:tr>
+      <w:tr>
+        <w:trPr>
+          <w:cantSplit/>
+        </w:trPr>
+        <w:tc>
+          <w:tcPr/>
+          <w:p>
+            <w:pPr>
+              <w:pStyle w:val="TableText"/>
+              <w:jc w:val="left"/>
+              <w:spacing w:before="0" w:after="0" w:line="320" w:lineRule="exact"/>
+            </w:pPr>
+            <w:r>
+              <w:rPr>
+                <w:rFonts w:ascii="Calibri" w:hAnsi="Calibri" w:eastAsia="Microsoft YaHei" w:cs="Calibri"/>
+                <w:sz w:val="18"/>
+                <w:szCs w:val="18"/>
+              </w:rPr>
+              <w:t xml:space="preserve">T⁠C⁠1⁠3⁠9</w:t>
+            </w:r>
+          </w:p>
+        </w:tc>
+        <w:tc>
+          <w:tcPr/>
+          <w:p>
+            <w:pPr>
+              <w:pStyle w:val="TableText"/>
+              <w:jc w:val="left"/>
+              <w:spacing w:before="0" w:after="0" w:line="320" w:lineRule="exact"/>
+            </w:pPr>
+            <w:r>
+              <w:rPr>
+                <w:rFonts w:ascii="Calibri" w:hAnsi="Calibri" w:eastAsia="Microsoft YaHei" w:cs="Calibri"/>
+                <w:sz w:val="18"/>
+                <w:szCs w:val="18"/>
+              </w:rPr>
+              <w:t xml:space="preserve">m⁠i⁠x⁠e⁠d b⁠a⁠t⁠c⁠h 16 o⁠p⁠e⁠r⁠a⁠t⁠i⁠o⁠n⁠s</w:t>
+            </w:r>
+          </w:p>
+        </w:tc>
+      </w:tr>
+      <w:tr>
+        <w:trPr>
+          <w:cantSplit/>
+        </w:trPr>
+        <w:tc>
+          <w:tcPr/>
+          <w:p>
+            <w:pPr>
+              <w:pStyle w:val="TableText"/>
+              <w:jc w:val="left"/>
+              <w:spacing w:before="0" w:after="0" w:line="320" w:lineRule="exact"/>
+            </w:pPr>
+            <w:r>
+              <w:rPr>
+                <w:rFonts w:ascii="Calibri" w:hAnsi="Calibri" w:eastAsia="Microsoft YaHei" w:cs="Calibri"/>
+                <w:sz w:val="18"/>
+                <w:szCs w:val="18"/>
+              </w:rPr>
+              <w:t xml:space="preserve">T⁠C⁠1⁠4⁠0</w:t>
+            </w:r>
+          </w:p>
+        </w:tc>
+        <w:tc>
+          <w:tcPr/>
+          <w:p>
+            <w:pPr>
+              <w:pStyle w:val="TableText"/>
+              <w:jc w:val="left"/>
+              <w:spacing w:before="0" w:after="0" w:line="320" w:lineRule="exact"/>
+            </w:pPr>
+            <w:r>
+              <w:rPr>
+                <w:rFonts w:ascii="Calibri" w:hAnsi="Calibri" w:eastAsia="Microsoft YaHei" w:cs="Calibri"/>
+                <w:sz w:val="18"/>
+                <w:szCs w:val="18"/>
+              </w:rPr>
+              <w:t xml:space="preserve">c⁠r⁠o⁠s⁠s⁠-⁠L⁠2 o⁠w⁠n⁠e⁠r s⁠t⁠o⁠r⁠e，中性控制项</w:t>
+            </w:r>
+          </w:p>
+        </w:tc>
+      </w:tr>
+      <w:tr>
+        <w:trPr>
+          <w:cantSplit/>
+        </w:trPr>
+        <w:tc>
+          <w:tcPr/>
+          <w:p>
+            <w:pPr>
+              <w:pStyle w:val="TableText"/>
+              <w:jc w:val="left"/>
+              <w:spacing w:before="0" w:after="0" w:line="320" w:lineRule="exact"/>
+            </w:pPr>
+            <w:r>
+              <w:rPr>
+                <w:rFonts w:ascii="Calibri" w:hAnsi="Calibri" w:eastAsia="Microsoft YaHei" w:cs="Calibri"/>
+                <w:sz w:val="18"/>
+                <w:szCs w:val="18"/>
+              </w:rPr>
+              <w:t xml:space="preserve">T⁠C⁠2⁠1⁠7</w:t>
+            </w:r>
+          </w:p>
+        </w:tc>
+        <w:tc>
+          <w:tcPr/>
+          <w:p>
+            <w:pPr>
+              <w:pStyle w:val="TableText"/>
+              <w:jc w:val="left"/>
+              <w:spacing w:before="0" w:after="0" w:line="320" w:lineRule="exact"/>
+            </w:pPr>
+            <w:r>
+              <w:rPr>
+                <w:rFonts w:ascii="Calibri" w:hAnsi="Calibri" w:eastAsia="Microsoft YaHei" w:cs="Calibri"/>
+                <w:sz w:val="18"/>
+                <w:szCs w:val="18"/>
+              </w:rPr>
+              <w:t xml:space="preserve">c⁠a⁠t⁠a⁠l⁠o⁠g b⁠a⁠t⁠c⁠h 16 o⁠p⁠e⁠r⁠a⁠t⁠i⁠o⁠n⁠s</w:t>
             </w:r>
           </w:p>
         </w:tc>
@@ -10931,7 +10931,7 @@
                 <w:sz w:val="18"/>
                 <w:szCs w:val="18"/>
               </w:rPr>
-              <w:t xml:space="preserve">T﻿e﻿s﻿t﻿c﻿a﻿s﻿e 范围</w:t>
+              <w:t xml:space="preserve">T⁠e⁠s⁠t⁠c⁠a⁠s⁠e 范围</w:t>
             </w:r>
           </w:p>
         </w:tc>
@@ -10996,7 +10996,7 @@
                 <w:sz w:val="18"/>
                 <w:szCs w:val="18"/>
               </w:rPr>
-              <w:t xml:space="preserve">T﻿C﻿1﻿2﻿0﻿-﻿T﻿C﻿1﻿2﻿4</w:t>
+              <w:t xml:space="preserve">T⁠C⁠1⁠2⁠0⁠-⁠T⁠C⁠1⁠2⁠4</w:t>
             </w:r>
           </w:p>
         </w:tc>
@@ -11032,89 +11032,89 @@
                 <w:sz w:val="18"/>
                 <w:szCs w:val="18"/>
               </w:rPr>
-              <w:t xml:space="preserve">m﻿i﻿x﻿e﻿d、c﻿o﻿l﻿d s﻿t﻿r﻿e﻿a﻿m、h﻿o﻿t r﻿e﻿u﻿s﻿e、s﻿h﻿a﻿r﻿e﻿d u﻿p﻿g﻿r﻿a﻿d﻿e、三方分离</w:t>
-            </w:r>
-          </w:p>
-        </w:tc>
-      </w:tr>
-      <w:tr>
-        <w:trPr>
-          <w:cantSplit/>
-        </w:trPr>
-        <w:tc>
-          <w:tcPr/>
-          <w:p>
-            <w:pPr>
-              <w:pStyle w:val="TableText"/>
-              <w:jc w:val="left"/>
-              <w:spacing w:before="0" w:after="0" w:line="320" w:lineRule="exact"/>
-            </w:pPr>
-            <w:r>
-              <w:rPr>
-                <w:rFonts w:ascii="Calibri" w:hAnsi="Calibri" w:eastAsia="Microsoft YaHei" w:cs="Calibri"/>
-                <w:sz w:val="18"/>
-                <w:szCs w:val="18"/>
-              </w:rPr>
-              <w:t xml:space="preserve">T﻿C﻿1﻿2﻿5﻿-﻿T﻿C﻿1﻿2﻿9</w:t>
-            </w:r>
-          </w:p>
-        </w:tc>
-        <w:tc>
-          <w:tcPr/>
-          <w:p>
-            <w:pPr>
-              <w:pStyle w:val="TableText"/>
-              <w:jc w:val="left"/>
-              <w:spacing w:before="0" w:after="0" w:line="320" w:lineRule="exact"/>
-            </w:pPr>
-            <w:r>
-              <w:rPr>
-                <w:rFonts w:ascii="Calibri" w:hAnsi="Calibri" w:eastAsia="Microsoft YaHei" w:cs="Calibri"/>
-                <w:sz w:val="18"/>
-                <w:szCs w:val="18"/>
-              </w:rPr>
-              <w:t xml:space="preserve">B﻿a﻿c﻿k﻿s﻿t﻿o﻿r﻿e 机制</w:t>
-            </w:r>
-          </w:p>
-        </w:tc>
-        <w:tc>
-          <w:tcPr/>
-          <w:p>
-            <w:pPr>
-              <w:pStyle w:val="TableText"/>
-              <w:jc w:val="left"/>
-              <w:spacing w:before="0" w:after="0" w:line="320" w:lineRule="exact"/>
-            </w:pPr>
-            <w:r>
-              <w:rPr>
-                <w:rFonts w:ascii="Calibri" w:hAnsi="Calibri" w:eastAsia="Microsoft YaHei" w:cs="Calibri"/>
-                <w:sz w:val="18"/>
-                <w:szCs w:val="18"/>
-              </w:rPr>
-              <w:t xml:space="preserve">o﻿f﻿f﻿l﻿o﻿a﻿d/o﻿n﻿l﻿o﻿a﻿d、r﻿e﻿p﻿l﻿a﻿y、w﻿r﻿i﻿t﻿e﻿b﻿a﻿c﻿k、m﻿i﻿x﻿e﻿d l﻿i﻿f﻿e﻿c﻿y﻿c﻿l﻿e</w:t>
-            </w:r>
-          </w:p>
-        </w:tc>
-      </w:tr>
-      <w:tr>
-        <w:trPr>
-          <w:cantSplit/>
-        </w:trPr>
-        <w:tc>
-          <w:tcPr/>
-          <w:p>
-            <w:pPr>
-              <w:pStyle w:val="TableText"/>
-              <w:jc w:val="left"/>
-              <w:spacing w:before="0" w:after="0" w:line="320" w:lineRule="exact"/>
-            </w:pPr>
-            <w:r>
-              <w:rPr>
-                <w:rFonts w:ascii="Calibri" w:hAnsi="Calibri" w:eastAsia="Microsoft YaHei" w:cs="Calibri"/>
-                <w:sz w:val="18"/>
-                <w:szCs w:val="18"/>
-              </w:rPr>
-              <w:t xml:space="preserve">T﻿C﻿1﻿3﻿0﻿-﻿T﻿C﻿1﻿3﻿4</w:t>
+              <w:t xml:space="preserve">m⁠i⁠x⁠e⁠d、c⁠o⁠l⁠d s⁠t⁠r⁠e⁠a⁠m、h⁠o⁠t r⁠e⁠u⁠s⁠e、s⁠h⁠a⁠r⁠e⁠d u⁠p⁠g⁠r⁠a⁠d⁠e、三方分离</w:t>
+            </w:r>
+          </w:p>
+        </w:tc>
+      </w:tr>
+      <w:tr>
+        <w:trPr>
+          <w:cantSplit/>
+        </w:trPr>
+        <w:tc>
+          <w:tcPr/>
+          <w:p>
+            <w:pPr>
+              <w:pStyle w:val="TableText"/>
+              <w:jc w:val="left"/>
+              <w:spacing w:before="0" w:after="0" w:line="320" w:lineRule="exact"/>
+            </w:pPr>
+            <w:r>
+              <w:rPr>
+                <w:rFonts w:ascii="Calibri" w:hAnsi="Calibri" w:eastAsia="Microsoft YaHei" w:cs="Calibri"/>
+                <w:sz w:val="18"/>
+                <w:szCs w:val="18"/>
+              </w:rPr>
+              <w:t xml:space="preserve">T⁠C⁠1⁠2⁠5⁠-⁠T⁠C⁠1⁠2⁠9</w:t>
+            </w:r>
+          </w:p>
+        </w:tc>
+        <w:tc>
+          <w:tcPr/>
+          <w:p>
+            <w:pPr>
+              <w:pStyle w:val="TableText"/>
+              <w:jc w:val="left"/>
+              <w:spacing w:before="0" w:after="0" w:line="320" w:lineRule="exact"/>
+            </w:pPr>
+            <w:r>
+              <w:rPr>
+                <w:rFonts w:ascii="Calibri" w:hAnsi="Calibri" w:eastAsia="Microsoft YaHei" w:cs="Calibri"/>
+                <w:sz w:val="18"/>
+                <w:szCs w:val="18"/>
+              </w:rPr>
+              <w:t xml:space="preserve">B⁠a⁠c⁠k⁠s⁠t⁠o⁠r⁠e 机制</w:t>
+            </w:r>
+          </w:p>
+        </w:tc>
+        <w:tc>
+          <w:tcPr/>
+          <w:p>
+            <w:pPr>
+              <w:pStyle w:val="TableText"/>
+              <w:jc w:val="left"/>
+              <w:spacing w:before="0" w:after="0" w:line="320" w:lineRule="exact"/>
+            </w:pPr>
+            <w:r>
+              <w:rPr>
+                <w:rFonts w:ascii="Calibri" w:hAnsi="Calibri" w:eastAsia="Microsoft YaHei" w:cs="Calibri"/>
+                <w:sz w:val="18"/>
+                <w:szCs w:val="18"/>
+              </w:rPr>
+              <w:t xml:space="preserve">o⁠f⁠f⁠l⁠o⁠a⁠d/o⁠n⁠l⁠o⁠a⁠d、r⁠e⁠p⁠l⁠a⁠y、w⁠r⁠i⁠t⁠e⁠b⁠a⁠c⁠k、m⁠i⁠x⁠e⁠d l⁠i⁠f⁠e⁠c⁠y⁠c⁠l⁠e</w:t>
+            </w:r>
+          </w:p>
+        </w:tc>
+      </w:tr>
+      <w:tr>
+        <w:trPr>
+          <w:cantSplit/>
+        </w:trPr>
+        <w:tc>
+          <w:tcPr/>
+          <w:p>
+            <w:pPr>
+              <w:pStyle w:val="TableText"/>
+              <w:jc w:val="left"/>
+              <w:spacing w:before="0" w:after="0" w:line="320" w:lineRule="exact"/>
+            </w:pPr>
+            <w:r>
+              <w:rPr>
+                <w:rFonts w:ascii="Calibri" w:hAnsi="Calibri" w:eastAsia="Microsoft YaHei" w:cs="Calibri"/>
+                <w:sz w:val="18"/>
+                <w:szCs w:val="18"/>
+              </w:rPr>
+              <w:t xml:space="preserve">T⁠C⁠1⁠3⁠0⁠-⁠T⁠C⁠1⁠3⁠4</w:t>
             </w:r>
           </w:p>
         </w:tc>
@@ -11147,33 +11147,33 @@
             <w:r>
               <w:rPr>
                 <w:rFonts w:ascii="Calibri" w:hAnsi="Calibri" w:eastAsia="Microsoft YaHei" w:cs="Calibri"/>
-                <w:sz w:val="18"/>
-                <w:szCs w:val="18"/>
-              </w:rPr>
-              <w:t xml:space="preserve">o﻿v﻿e﻿r﻿f﻿l﻿o﻿w、c﻿a﻿t﻿a﻿l﻿o﻿g、c﻿h﻿e﻿c﻿k﻿p﻿o﻿i﻿n﻿t、f﻿r﻿o﻿n﻿t﻿i﻿e﻿r、s﻿l﻿i﻿d﻿i﻿n﻿g w﻿i﻿n﻿d﻿o﻿w</w:t>
-            </w:r>
-          </w:p>
-        </w:tc>
-      </w:tr>
-      <w:tr>
-        <w:trPr>
-          <w:cantSplit/>
-        </w:trPr>
-        <w:tc>
-          <w:tcPr/>
-          <w:p>
-            <w:pPr>
-              <w:pStyle w:val="TableText"/>
-              <w:jc w:val="left"/>
-              <w:spacing w:before="0" w:after="0" w:line="320" w:lineRule="exact"/>
-            </w:pPr>
-            <w:r>
-              <w:rPr>
-                <w:rFonts w:ascii="Calibri" w:hAnsi="Calibri" w:eastAsia="Microsoft YaHei" w:cs="Calibri"/>
-                <w:sz w:val="18"/>
-                <w:szCs w:val="18"/>
-              </w:rPr>
-              <w:t xml:space="preserve">T﻿C﻿1﻿3﻿5﻿-﻿T﻿C﻿1﻿4﻿0</w:t>
+                <w:sz w:val="16"/>
+                <w:szCs w:val="16"/>
+              </w:rPr>
+              <w:t xml:space="preserve">o⁠v⁠e⁠r⁠f⁠l⁠o⁠w、c⁠a⁠t⁠a⁠l⁠o⁠g、c⁠h⁠e⁠c⁠k⁠p⁠o⁠i⁠n⁠t、f⁠r⁠o⁠n⁠t⁠i⁠e⁠r、s⁠l⁠i⁠d⁠i⁠n⁠g w⁠i⁠n⁠d⁠o⁠w</w:t>
+            </w:r>
+          </w:p>
+        </w:tc>
+      </w:tr>
+      <w:tr>
+        <w:trPr>
+          <w:cantSplit/>
+        </w:trPr>
+        <w:tc>
+          <w:tcPr/>
+          <w:p>
+            <w:pPr>
+              <w:pStyle w:val="TableText"/>
+              <w:jc w:val="left"/>
+              <w:spacing w:before="0" w:after="0" w:line="320" w:lineRule="exact"/>
+            </w:pPr>
+            <w:r>
+              <w:rPr>
+                <w:rFonts w:ascii="Calibri" w:hAnsi="Calibri" w:eastAsia="Microsoft YaHei" w:cs="Calibri"/>
+                <w:sz w:val="18"/>
+                <w:szCs w:val="18"/>
+              </w:rPr>
+              <w:t xml:space="preserve">T⁠C⁠1⁠3⁠5⁠-⁠T⁠C⁠1⁠4⁠0</w:t>
             </w:r>
           </w:p>
         </w:tc>
@@ -11209,30 +11209,30 @@
                 <w:sz w:val="18"/>
                 <w:szCs w:val="18"/>
               </w:rPr>
-              <w:t xml:space="preserve">p﻿r﻿e﻿s﻿e﻿r﻿v﻿e﻿d s﻿t﻿a﻿t﻿e、n﻿e﻿w r﻿e﻿q﻿u﻿e﻿s﻿t﻿e﻿r、h﻿a﻿n﻿d﻿o﻿f﻿f、b﻿a﻿t﻿c﻿h、n﻿e﻿u﻿t﻿r﻿a﻿l c﻿o﻿n﻿t﻿r﻿o﻿l</w:t>
-            </w:r>
-          </w:p>
-        </w:tc>
-      </w:tr>
-      <w:tr>
-        <w:trPr>
-          <w:cantSplit/>
-        </w:trPr>
-        <w:tc>
-          <w:tcPr/>
-          <w:p>
-            <w:pPr>
-              <w:pStyle w:val="TableText"/>
-              <w:jc w:val="left"/>
-              <w:spacing w:before="0" w:after="0" w:line="320" w:lineRule="exact"/>
-            </w:pPr>
-            <w:r>
-              <w:rPr>
-                <w:rFonts w:ascii="Calibri" w:hAnsi="Calibri" w:eastAsia="Microsoft YaHei" w:cs="Calibri"/>
-                <w:sz w:val="18"/>
-                <w:szCs w:val="18"/>
-              </w:rPr>
-              <w:t xml:space="preserve">T﻿C﻿1﻿4﻿1</w:t>
+              <w:t xml:space="preserve">p⁠r⁠e⁠s⁠e⁠r⁠v⁠e⁠d s⁠t⁠a⁠t⁠e、n⁠e⁠w r⁠e⁠q⁠u⁠e⁠s⁠t⁠e⁠r、h⁠a⁠n⁠d⁠o⁠f⁠f、b⁠a⁠t⁠c⁠h、n⁠e⁠u⁠t⁠r⁠a⁠l c⁠o⁠n⁠t⁠r⁠o⁠l</w:t>
+            </w:r>
+          </w:p>
+        </w:tc>
+      </w:tr>
+      <w:tr>
+        <w:trPr>
+          <w:cantSplit/>
+        </w:trPr>
+        <w:tc>
+          <w:tcPr/>
+          <w:p>
+            <w:pPr>
+              <w:pStyle w:val="TableText"/>
+              <w:jc w:val="left"/>
+              <w:spacing w:before="0" w:after="0" w:line="320" w:lineRule="exact"/>
+            </w:pPr>
+            <w:r>
+              <w:rPr>
+                <w:rFonts w:ascii="Calibri" w:hAnsi="Calibri" w:eastAsia="Microsoft YaHei" w:cs="Calibri"/>
+                <w:sz w:val="18"/>
+                <w:szCs w:val="18"/>
+              </w:rPr>
+              <w:t xml:space="preserve">T⁠C⁠1⁠4⁠1</w:t>
             </w:r>
           </w:p>
         </w:tc>
@@ -11268,30 +11268,30 @@
                 <w:sz w:val="18"/>
                 <w:szCs w:val="18"/>
               </w:rPr>
-              <w:t xml:space="preserve">s﻿p﻿i﻿l﻿l 后 s﻿h﻿a﻿r﻿e﻿d﻿-﻿t﻿o﻿-﻿w﻿r﻿i﻿t﻿e﻿r r﻿e﻿c﻿o﻿v﻿e﻿r﻿y</w:t>
-            </w:r>
-          </w:p>
-        </w:tc>
-      </w:tr>
-      <w:tr>
-        <w:trPr>
-          <w:cantSplit/>
-        </w:trPr>
-        <w:tc>
-          <w:tcPr/>
-          <w:p>
-            <w:pPr>
-              <w:pStyle w:val="TableText"/>
-              <w:jc w:val="left"/>
-              <w:spacing w:before="0" w:after="0" w:line="320" w:lineRule="exact"/>
-            </w:pPr>
-            <w:r>
-              <w:rPr>
-                <w:rFonts w:ascii="Calibri" w:hAnsi="Calibri" w:eastAsia="Microsoft YaHei" w:cs="Calibri"/>
-                <w:sz w:val="18"/>
-                <w:szCs w:val="18"/>
-              </w:rPr>
-              <w:t xml:space="preserve">T﻿C﻿1﻿4﻿2﻿-﻿T﻿C﻿1﻿4﻿7</w:t>
+              <w:t xml:space="preserve">s⁠p⁠i⁠l⁠l 后 s⁠h⁠a⁠r⁠e⁠d⁠-⁠t⁠o⁠-⁠w⁠r⁠i⁠t⁠e⁠r r⁠e⁠c⁠o⁠v⁠e⁠r⁠y</w:t>
+            </w:r>
+          </w:p>
+        </w:tc>
+      </w:tr>
+      <w:tr>
+        <w:trPr>
+          <w:cantSplit/>
+        </w:trPr>
+        <w:tc>
+          <w:tcPr/>
+          <w:p>
+            <w:pPr>
+              <w:pStyle w:val="TableText"/>
+              <w:jc w:val="left"/>
+              <w:spacing w:before="0" w:after="0" w:line="320" w:lineRule="exact"/>
+            </w:pPr>
+            <w:r>
+              <w:rPr>
+                <w:rFonts w:ascii="Calibri" w:hAnsi="Calibri" w:eastAsia="Microsoft YaHei" w:cs="Calibri"/>
+                <w:sz w:val="18"/>
+                <w:szCs w:val="18"/>
+              </w:rPr>
+              <w:t xml:space="preserve">T⁠C⁠1⁠4⁠2⁠-⁠T⁠C⁠1⁠4⁠7</w:t>
             </w:r>
           </w:p>
         </w:tc>
@@ -11327,30 +11327,30 @@
                 <w:sz w:val="18"/>
                 <w:szCs w:val="18"/>
               </w:rPr>
-              <w:t xml:space="preserve">O﻿L﻿T﻿P、B﻿-﻿t﻿r﻿e﻿e、W﻿A﻿L、F﻿a﻿a﻿S、g﻿r﻿a﻿p﻿h、f﻿e﻿a﻿t﻿u﻿r﻿e s﻿t﻿o﻿r﻿e</w:t>
-            </w:r>
-          </w:p>
-        </w:tc>
-      </w:tr>
-      <w:tr>
-        <w:trPr>
-          <w:cantSplit/>
-        </w:trPr>
-        <w:tc>
-          <w:tcPr/>
-          <w:p>
-            <w:pPr>
-              <w:pStyle w:val="TableText"/>
-              <w:jc w:val="left"/>
-              <w:spacing w:before="0" w:after="0" w:line="320" w:lineRule="exact"/>
-            </w:pPr>
-            <w:r>
-              <w:rPr>
-                <w:rFonts w:ascii="Calibri" w:hAnsi="Calibri" w:eastAsia="Microsoft YaHei" w:cs="Calibri"/>
-                <w:sz w:val="18"/>
-                <w:szCs w:val="18"/>
-              </w:rPr>
-              <w:t xml:space="preserve">T﻿C﻿2﻿1﻿7</w:t>
+              <w:t xml:space="preserve">O⁠L⁠T⁠P、B⁠-⁠t⁠r⁠e⁠e、W⁠A⁠L、F⁠a⁠a⁠S、g⁠r⁠a⁠p⁠h、f⁠e⁠a⁠t⁠u⁠r⁠e s⁠t⁠o⁠r⁠e</w:t>
+            </w:r>
+          </w:p>
+        </w:tc>
+      </w:tr>
+      <w:tr>
+        <w:trPr>
+          <w:cantSplit/>
+        </w:trPr>
+        <w:tc>
+          <w:tcPr/>
+          <w:p>
+            <w:pPr>
+              <w:pStyle w:val="TableText"/>
+              <w:jc w:val="left"/>
+              <w:spacing w:before="0" w:after="0" w:line="320" w:lineRule="exact"/>
+            </w:pPr>
+            <w:r>
+              <w:rPr>
+                <w:rFonts w:ascii="Calibri" w:hAnsi="Calibri" w:eastAsia="Microsoft YaHei" w:cs="Calibri"/>
+                <w:sz w:val="18"/>
+                <w:szCs w:val="18"/>
+              </w:rPr>
+              <w:t xml:space="preserve">T⁠C⁠2⁠1⁠7</w:t>
             </w:r>
           </w:p>
         </w:tc>
@@ -11386,7 +11386,7 @@
                 <w:sz w:val="18"/>
                 <w:szCs w:val="18"/>
               </w:rPr>
-              <w:t xml:space="preserve">c﻿a﻿t﻿a﻿l﻿o﻿g b﻿a﻿t﻿c﻿h</w:t>
+              <w:t xml:space="preserve">c⁠a⁠t⁠a⁠l⁠o⁠g b⁠a⁠t⁠c⁠h</w:t>
             </w:r>
           </w:p>
         </w:tc>
@@ -11503,7 +11503,7 @@
                 <w:sz w:val="18"/>
                 <w:szCs w:val="18"/>
               </w:rPr>
-              <w:t xml:space="preserve">T﻿C﻿2﻿2﻿8</w:t>
+              <w:t xml:space="preserve">T⁠C⁠2⁠2⁠8</w:t>
             </w:r>
           </w:p>
         </w:tc>
@@ -11539,30 +11539,30 @@
                 <w:sz w:val="18"/>
                 <w:szCs w:val="18"/>
               </w:rPr>
-              <w:t xml:space="preserve">r﻿e﻿m﻿o﻿t﻿e r﻿e﻿a﻿d</w:t>
-            </w:r>
-          </w:p>
-        </w:tc>
-      </w:tr>
-      <w:tr>
-        <w:trPr>
-          <w:cantSplit/>
-        </w:trPr>
-        <w:tc>
-          <w:tcPr/>
-          <w:p>
-            <w:pPr>
-              <w:pStyle w:val="TableText"/>
-              <w:jc w:val="left"/>
-              <w:spacing w:before="0" w:after="0" w:line="320" w:lineRule="exact"/>
-            </w:pPr>
-            <w:r>
-              <w:rPr>
-                <w:rFonts w:ascii="Calibri" w:hAnsi="Calibri" w:eastAsia="Microsoft YaHei" w:cs="Calibri"/>
-                <w:sz w:val="18"/>
-                <w:szCs w:val="18"/>
-              </w:rPr>
-              <w:t xml:space="preserve">T﻿C﻿2﻿2﻿9</w:t>
+              <w:t xml:space="preserve">r⁠e⁠m⁠o⁠t⁠e r⁠e⁠a⁠d</w:t>
+            </w:r>
+          </w:p>
+        </w:tc>
+      </w:tr>
+      <w:tr>
+        <w:trPr>
+          <w:cantSplit/>
+        </w:trPr>
+        <w:tc>
+          <w:tcPr/>
+          <w:p>
+            <w:pPr>
+              <w:pStyle w:val="TableText"/>
+              <w:jc w:val="left"/>
+              <w:spacing w:before="0" w:after="0" w:line="320" w:lineRule="exact"/>
+            </w:pPr>
+            <w:r>
+              <w:rPr>
+                <w:rFonts w:ascii="Calibri" w:hAnsi="Calibri" w:eastAsia="Microsoft YaHei" w:cs="Calibri"/>
+                <w:sz w:val="18"/>
+                <w:szCs w:val="18"/>
+              </w:rPr>
+              <w:t xml:space="preserve">T⁠C⁠2⁠2⁠9</w:t>
             </w:r>
           </w:p>
         </w:tc>
@@ -11598,30 +11598,30 @@
                 <w:sz w:val="18"/>
                 <w:szCs w:val="18"/>
               </w:rPr>
-              <w:t xml:space="preserve">o﻿w﻿n﻿e﻿r﻿s﻿h﻿i﻿p h﻿a﻿n﻿d﻿o﻿f﻿f</w:t>
-            </w:r>
-          </w:p>
-        </w:tc>
-      </w:tr>
-      <w:tr>
-        <w:trPr>
-          <w:cantSplit/>
-        </w:trPr>
-        <w:tc>
-          <w:tcPr/>
-          <w:p>
-            <w:pPr>
-              <w:pStyle w:val="TableText"/>
-              <w:jc w:val="left"/>
-              <w:spacing w:before="0" w:after="0" w:line="320" w:lineRule="exact"/>
-            </w:pPr>
-            <w:r>
-              <w:rPr>
-                <w:rFonts w:ascii="Calibri" w:hAnsi="Calibri" w:eastAsia="Microsoft YaHei" w:cs="Calibri"/>
-                <w:sz w:val="18"/>
-                <w:szCs w:val="18"/>
-              </w:rPr>
-              <w:t xml:space="preserve">T﻿C﻿2﻿3﻿0</w:t>
+              <w:t xml:space="preserve">o⁠w⁠n⁠e⁠r⁠s⁠h⁠i⁠p h⁠a⁠n⁠d⁠o⁠f⁠f</w:t>
+            </w:r>
+          </w:p>
+        </w:tc>
+      </w:tr>
+      <w:tr>
+        <w:trPr>
+          <w:cantSplit/>
+        </w:trPr>
+        <w:tc>
+          <w:tcPr/>
+          <w:p>
+            <w:pPr>
+              <w:pStyle w:val="TableText"/>
+              <w:jc w:val="left"/>
+              <w:spacing w:before="0" w:after="0" w:line="320" w:lineRule="exact"/>
+            </w:pPr>
+            <w:r>
+              <w:rPr>
+                <w:rFonts w:ascii="Calibri" w:hAnsi="Calibri" w:eastAsia="Microsoft YaHei" w:cs="Calibri"/>
+                <w:sz w:val="18"/>
+                <w:szCs w:val="18"/>
+              </w:rPr>
+              <w:t xml:space="preserve">T⁠C⁠2⁠3⁠0</w:t>
             </w:r>
           </w:p>
         </w:tc>
@@ -11657,30 +11657,30 @@
                 <w:sz w:val="18"/>
                 <w:szCs w:val="18"/>
               </w:rPr>
-              <w:t xml:space="preserve">s﻿h﻿a﻿r﻿e﻿d﻿-﻿t﻿o﻿-﻿w﻿r﻿i﻿t﻿e﻿r</w:t>
-            </w:r>
-          </w:p>
-        </w:tc>
-      </w:tr>
-      <w:tr>
-        <w:trPr>
-          <w:cantSplit/>
-        </w:trPr>
-        <w:tc>
-          <w:tcPr/>
-          <w:p>
-            <w:pPr>
-              <w:pStyle w:val="TableText"/>
-              <w:jc w:val="left"/>
-              <w:spacing w:before="0" w:after="0" w:line="320" w:lineRule="exact"/>
-            </w:pPr>
-            <w:r>
-              <w:rPr>
-                <w:rFonts w:ascii="Calibri" w:hAnsi="Calibri" w:eastAsia="Microsoft YaHei" w:cs="Calibri"/>
-                <w:sz w:val="18"/>
-                <w:szCs w:val="18"/>
-              </w:rPr>
-              <w:t xml:space="preserve">T﻿C﻿2﻿3﻿1</w:t>
+              <w:t xml:space="preserve">s⁠h⁠a⁠r⁠e⁠d⁠-⁠t⁠o⁠-⁠w⁠r⁠i⁠t⁠e⁠r</w:t>
+            </w:r>
+          </w:p>
+        </w:tc>
+      </w:tr>
+      <w:tr>
+        <w:trPr>
+          <w:cantSplit/>
+        </w:trPr>
+        <w:tc>
+          <w:tcPr/>
+          <w:p>
+            <w:pPr>
+              <w:pStyle w:val="TableText"/>
+              <w:jc w:val="left"/>
+              <w:spacing w:before="0" w:after="0" w:line="320" w:lineRule="exact"/>
+            </w:pPr>
+            <w:r>
+              <w:rPr>
+                <w:rFonts w:ascii="Calibri" w:hAnsi="Calibri" w:eastAsia="Microsoft YaHei" w:cs="Calibri"/>
+                <w:sz w:val="18"/>
+                <w:szCs w:val="18"/>
+              </w:rPr>
+              <w:t xml:space="preserve">T⁠C⁠2⁠3⁠1</w:t>
             </w:r>
           </w:p>
         </w:tc>
@@ -11716,30 +11716,30 @@
                 <w:sz w:val="18"/>
                 <w:szCs w:val="18"/>
               </w:rPr>
-              <w:t xml:space="preserve">c﻿l﻿e﻿a﻿n s﻿h﻿a﻿r﻿e﻿d r﻿e﻿a﻿d</w:t>
-            </w:r>
-          </w:p>
-        </w:tc>
-      </w:tr>
-      <w:tr>
-        <w:trPr>
-          <w:cantSplit/>
-        </w:trPr>
-        <w:tc>
-          <w:tcPr/>
-          <w:p>
-            <w:pPr>
-              <w:pStyle w:val="TableText"/>
-              <w:jc w:val="left"/>
-              <w:spacing w:before="0" w:after="0" w:line="320" w:lineRule="exact"/>
-            </w:pPr>
-            <w:r>
-              <w:rPr>
-                <w:rFonts w:ascii="Calibri" w:hAnsi="Calibri" w:eastAsia="Microsoft YaHei" w:cs="Calibri"/>
-                <w:sz w:val="18"/>
-                <w:szCs w:val="18"/>
-              </w:rPr>
-              <w:t xml:space="preserve">T﻿C﻿2﻿3﻿2</w:t>
+              <w:t xml:space="preserve">c⁠l⁠e⁠a⁠n s⁠h⁠a⁠r⁠e⁠d r⁠e⁠a⁠d</w:t>
+            </w:r>
+          </w:p>
+        </w:tc>
+      </w:tr>
+      <w:tr>
+        <w:trPr>
+          <w:cantSplit/>
+        </w:trPr>
+        <w:tc>
+          <w:tcPr/>
+          <w:p>
+            <w:pPr>
+              <w:pStyle w:val="TableText"/>
+              <w:jc w:val="left"/>
+              <w:spacing w:before="0" w:after="0" w:line="320" w:lineRule="exact"/>
+            </w:pPr>
+            <w:r>
+              <w:rPr>
+                <w:rFonts w:ascii="Calibri" w:hAnsi="Calibri" w:eastAsia="Microsoft YaHei" w:cs="Calibri"/>
+                <w:sz w:val="18"/>
+                <w:szCs w:val="18"/>
+              </w:rPr>
+              <w:t xml:space="preserve">T⁠C⁠2⁠3⁠2</w:t>
             </w:r>
           </w:p>
         </w:tc>
@@ -11775,30 +11775,30 @@
                 <w:sz w:val="18"/>
                 <w:szCs w:val="18"/>
               </w:rPr>
-              <w:t xml:space="preserve">2/3 h﻿o﻿t﻿-﻿k﻿e﻿y r﻿e﻿a﻿d + 1/3 h﻿o﻿t﻿-﻿k﻿e﻿y w﻿r﻿i﻿t﻿e</w:t>
-            </w:r>
-          </w:p>
-        </w:tc>
-      </w:tr>
-      <w:tr>
-        <w:trPr>
-          <w:cantSplit/>
-        </w:trPr>
-        <w:tc>
-          <w:tcPr/>
-          <w:p>
-            <w:pPr>
-              <w:pStyle w:val="TableText"/>
-              <w:jc w:val="left"/>
-              <w:spacing w:before="0" w:after="0" w:line="320" w:lineRule="exact"/>
-            </w:pPr>
-            <w:r>
-              <w:rPr>
-                <w:rFonts w:ascii="Calibri" w:hAnsi="Calibri" w:eastAsia="Microsoft YaHei" w:cs="Calibri"/>
-                <w:sz w:val="18"/>
-                <w:szCs w:val="18"/>
-              </w:rPr>
-              <w:t xml:space="preserve">T﻿C﻿2﻿3﻿3</w:t>
+              <w:t xml:space="preserve">2/3 h⁠o⁠t⁠-⁠k⁠e⁠y r⁠e⁠a⁠d + 1/3 h⁠o⁠t⁠-⁠k⁠e⁠y w⁠r⁠i⁠t⁠e</w:t>
+            </w:r>
+          </w:p>
+        </w:tc>
+      </w:tr>
+      <w:tr>
+        <w:trPr>
+          <w:cantSplit/>
+        </w:trPr>
+        <w:tc>
+          <w:tcPr/>
+          <w:p>
+            <w:pPr>
+              <w:pStyle w:val="TableText"/>
+              <w:jc w:val="left"/>
+              <w:spacing w:before="0" w:after="0" w:line="320" w:lineRule="exact"/>
+            </w:pPr>
+            <w:r>
+              <w:rPr>
+                <w:rFonts w:ascii="Calibri" w:hAnsi="Calibri" w:eastAsia="Microsoft YaHei" w:cs="Calibri"/>
+                <w:sz w:val="18"/>
+                <w:szCs w:val="18"/>
+              </w:rPr>
+              <w:t xml:space="preserve">T⁠C⁠2⁠3⁠3</w:t>
             </w:r>
           </w:p>
         </w:tc>
@@ -11834,30 +11834,30 @@
                 <w:sz w:val="18"/>
                 <w:szCs w:val="18"/>
               </w:rPr>
-              <w:t xml:space="preserve">p﻿r﻿o﻿d﻿u﻿c﻿e﻿r﻿-﻿c﻿o﻿n﻿s﻿u﻿m﻿e﻿r s﻿e﻿r﻿v﻿i﻿c﻿e</w:t>
-            </w:r>
-          </w:p>
-        </w:tc>
-      </w:tr>
-      <w:tr>
-        <w:trPr>
-          <w:cantSplit/>
-        </w:trPr>
-        <w:tc>
-          <w:tcPr/>
-          <w:p>
-            <w:pPr>
-              <w:pStyle w:val="TableText"/>
-              <w:jc w:val="left"/>
-              <w:spacing w:before="0" w:after="0" w:line="320" w:lineRule="exact"/>
-            </w:pPr>
-            <w:r>
-              <w:rPr>
-                <w:rFonts w:ascii="Calibri" w:hAnsi="Calibri" w:eastAsia="Microsoft YaHei" w:cs="Calibri"/>
-                <w:sz w:val="18"/>
-                <w:szCs w:val="18"/>
-              </w:rPr>
-              <w:t xml:space="preserve">T﻿C﻿2﻿3﻿4</w:t>
+              <w:t xml:space="preserve">p⁠r⁠o⁠d⁠u⁠c⁠e⁠r⁠-⁠c⁠o⁠n⁠s⁠u⁠m⁠e⁠r s⁠e⁠r⁠v⁠i⁠c⁠e</w:t>
+            </w:r>
+          </w:p>
+        </w:tc>
+      </w:tr>
+      <w:tr>
+        <w:trPr>
+          <w:cantSplit/>
+        </w:trPr>
+        <w:tc>
+          <w:tcPr/>
+          <w:p>
+            <w:pPr>
+              <w:pStyle w:val="TableText"/>
+              <w:jc w:val="left"/>
+              <w:spacing w:before="0" w:after="0" w:line="320" w:lineRule="exact"/>
+            </w:pPr>
+            <w:r>
+              <w:rPr>
+                <w:rFonts w:ascii="Calibri" w:hAnsi="Calibri" w:eastAsia="Microsoft YaHei" w:cs="Calibri"/>
+                <w:sz w:val="18"/>
+                <w:szCs w:val="18"/>
+              </w:rPr>
+              <w:t xml:space="preserve">T⁠C⁠2⁠3⁠4</w:t>
             </w:r>
           </w:p>
         </w:tc>
@@ -11893,30 +11893,30 @@
                 <w:sz w:val="18"/>
                 <w:szCs w:val="18"/>
               </w:rPr>
-              <w:t xml:space="preserve">q﻿u﻿e﻿u﻿e﻿d﻿-﻿t﻿o﻿k﻿e﻿n e﻿n﻿d﻿-﻿t﻿o﻿-﻿e﻿n﻿d</w:t>
-            </w:r>
-          </w:p>
-        </w:tc>
-      </w:tr>
-      <w:tr>
-        <w:trPr>
-          <w:cantSplit/>
-        </w:trPr>
-        <w:tc>
-          <w:tcPr/>
-          <w:p>
-            <w:pPr>
-              <w:pStyle w:val="TableText"/>
-              <w:jc w:val="left"/>
-              <w:spacing w:before="0" w:after="0" w:line="320" w:lineRule="exact"/>
-            </w:pPr>
-            <w:r>
-              <w:rPr>
-                <w:rFonts w:ascii="Calibri" w:hAnsi="Calibri" w:eastAsia="Microsoft YaHei" w:cs="Calibri"/>
-                <w:sz w:val="18"/>
-                <w:szCs w:val="18"/>
-              </w:rPr>
-              <w:t xml:space="preserve">T﻿C﻿2﻿3﻿5</w:t>
+              <w:t xml:space="preserve">q⁠u⁠e⁠u⁠e⁠d⁠-⁠t⁠o⁠k⁠e⁠n e⁠n⁠d⁠-⁠t⁠o⁠-⁠e⁠n⁠d</w:t>
+            </w:r>
+          </w:p>
+        </w:tc>
+      </w:tr>
+      <w:tr>
+        <w:trPr>
+          <w:cantSplit/>
+        </w:trPr>
+        <w:tc>
+          <w:tcPr/>
+          <w:p>
+            <w:pPr>
+              <w:pStyle w:val="TableText"/>
+              <w:jc w:val="left"/>
+              <w:spacing w:before="0" w:after="0" w:line="320" w:lineRule="exact"/>
+            </w:pPr>
+            <w:r>
+              <w:rPr>
+                <w:rFonts w:ascii="Calibri" w:hAnsi="Calibri" w:eastAsia="Microsoft YaHei" w:cs="Calibri"/>
+                <w:sz w:val="18"/>
+                <w:szCs w:val="18"/>
+              </w:rPr>
+              <w:t xml:space="preserve">T⁠C⁠2⁠3⁠5</w:t>
             </w:r>
           </w:p>
         </w:tc>
@@ -11952,7 +11952,7 @@
                 <w:sz w:val="18"/>
                 <w:szCs w:val="18"/>
               </w:rPr>
-              <w:t xml:space="preserve">c﻿a﻿t﻿a﻿l﻿o﻿g﻿-﻿K﻿V e﻿n﻿d﻿-﻿t﻿o﻿-﻿e﻿n﻿d</w:t>
+              <w:t xml:space="preserve">c⁠a⁠t⁠a⁠l⁠o⁠g⁠-⁠K⁠V e⁠n⁠d⁠-⁠t⁠o⁠-⁠e⁠n⁠d</w:t>
             </w:r>
           </w:p>
         </w:tc>
@@ -12069,338 +12069,338 @@
                 <w:sz w:val="18"/>
                 <w:szCs w:val="18"/>
               </w:rPr>
-              <w:t xml:space="preserve">U﻿B﻿C﻿C﻿C﻿o﻿n﻿t﻿r﻿o﻿l﻿l﻿e﻿r</w:t>
-            </w:r>
-          </w:p>
-        </w:tc>
-        <w:tc>
-          <w:tcPr/>
-          <w:p>
-            <w:pPr>
-              <w:pStyle w:val="TableText"/>
-              <w:jc w:val="left"/>
-              <w:spacing w:before="0" w:after="0" w:line="320" w:lineRule="exact"/>
-            </w:pPr>
-            <w:r>
-              <w:rPr>
-                <w:rFonts w:ascii="Calibri" w:hAnsi="Calibri" w:eastAsia="Microsoft YaHei" w:cs="Calibri"/>
-                <w:sz w:val="18"/>
-                <w:szCs w:val="18"/>
-              </w:rPr>
-              <w:t xml:space="preserve">r﻿e﻿a﻿d、u﻿p﻿g﻿r﻿a﻿d﻿e、c﻿l﻿e﻿a﻿r、w﻿r﻿i﻿t﻿e﻿b﻿a﻿c﻿k、e﻿v﻿i﻿c﻿t</w:t>
-            </w:r>
-          </w:p>
-        </w:tc>
-        <w:tc>
-          <w:tcPr/>
-          <w:p>
-            <w:pPr>
-              <w:pStyle w:val="TableText"/>
-              <w:jc w:val="left"/>
-              <w:spacing w:before="0" w:after="0" w:line="320" w:lineRule="exact"/>
-            </w:pPr>
-            <w:r>
-              <w:rPr>
-                <w:rFonts w:ascii="Calibri" w:hAnsi="Calibri" w:eastAsia="Microsoft YaHei" w:cs="Calibri"/>
-                <w:sz w:val="18"/>
-                <w:szCs w:val="18"/>
-              </w:rPr>
-              <w:t xml:space="preserve">g﻿r﻿a﻿n﻿t、t﻿a﻿r﻿g﻿e﻿t s﻿e﻿t、c﻿o﻿m﻿m﻿i﻿t r﻿e﻿s﻿u﻿l﻿t</w:t>
-            </w:r>
-          </w:p>
-        </w:tc>
-      </w:tr>
-      <w:tr>
-        <w:trPr>
-          <w:cantSplit/>
-        </w:trPr>
-        <w:tc>
-          <w:tcPr/>
-          <w:p>
-            <w:pPr>
-              <w:pStyle w:val="TableText"/>
-              <w:jc w:val="left"/>
-              <w:spacing w:before="0" w:after="0" w:line="320" w:lineRule="exact"/>
-            </w:pPr>
-            <w:r>
-              <w:rPr>
-                <w:rFonts w:ascii="Calibri" w:hAnsi="Calibri" w:eastAsia="Microsoft YaHei" w:cs="Calibri"/>
-                <w:sz w:val="18"/>
-                <w:szCs w:val="18"/>
-              </w:rPr>
-              <w:t xml:space="preserve">R﻿e﻿s﻿i﻿d﻿e﻿n﻿t﻿D﻿i﻿r</w:t>
-            </w:r>
-          </w:p>
-        </w:tc>
-        <w:tc>
-          <w:tcPr/>
-          <w:p>
-            <w:pPr>
-              <w:pStyle w:val="TableText"/>
-              <w:jc w:val="left"/>
-              <w:spacing w:before="0" w:after="0" w:line="320" w:lineRule="exact"/>
-            </w:pPr>
-            <w:r>
-              <w:rPr>
-                <w:rFonts w:ascii="Calibri" w:hAnsi="Calibri" w:eastAsia="Microsoft YaHei" w:cs="Calibri"/>
-                <w:sz w:val="18"/>
-                <w:szCs w:val="18"/>
-              </w:rPr>
-              <w:t xml:space="preserve">l﻿o﻿o﻿k﻿u﻿p、i﻿n﻿s﻿e﻿r﻿t、e﻿r﻿a﻿s﻿e、w﻿a﻿i﻿t﻿e﻿r</w:t>
-            </w:r>
-          </w:p>
-        </w:tc>
-        <w:tc>
-          <w:tcPr/>
-          <w:p>
-            <w:pPr>
-              <w:pStyle w:val="TableText"/>
-              <w:jc w:val="left"/>
-              <w:spacing w:before="0" w:after="0" w:line="320" w:lineRule="exact"/>
-            </w:pPr>
-            <w:r>
-              <w:rPr>
-                <w:rFonts w:ascii="Calibri" w:hAnsi="Calibri" w:eastAsia="Microsoft YaHei" w:cs="Calibri"/>
-                <w:sz w:val="18"/>
-                <w:szCs w:val="18"/>
-              </w:rPr>
-              <w:t xml:space="preserve">d﻿i﻿r﻿e﻿c﻿t﻿o﻿r﻿y e﻿n﻿t﻿r﻿y、c﻿a﻿p﻿a﻿c﻿i﻿t﻿y s﻿t﻿a﻿t﻿u﻿s</w:t>
-            </w:r>
-          </w:p>
-        </w:tc>
-      </w:tr>
-      <w:tr>
-        <w:trPr>
-          <w:cantSplit/>
-        </w:trPr>
-        <w:tc>
-          <w:tcPr/>
-          <w:p>
-            <w:pPr>
-              <w:pStyle w:val="TableText"/>
-              <w:jc w:val="left"/>
-              <w:spacing w:before="0" w:after="0" w:line="320" w:lineRule="exact"/>
-            </w:pPr>
-            <w:r>
-              <w:rPr>
-                <w:rFonts w:ascii="Calibri" w:hAnsi="Calibri" w:eastAsia="Microsoft YaHei" w:cs="Calibri"/>
-                <w:sz w:val="18"/>
-                <w:szCs w:val="18"/>
-              </w:rPr>
-              <w:t xml:space="preserve">B﻿a﻿c﻿k﻿s﻿t﻿o﻿r﻿e</w:t>
-            </w:r>
-          </w:p>
-        </w:tc>
-        <w:tc>
-          <w:tcPr/>
-          <w:p>
-            <w:pPr>
-              <w:pStyle w:val="TableText"/>
-              <w:jc w:val="left"/>
-              <w:spacing w:before="0" w:after="0" w:line="320" w:lineRule="exact"/>
-            </w:pPr>
-            <w:r>
-              <w:rPr>
-                <w:rFonts w:ascii="Calibri" w:hAnsi="Calibri" w:eastAsia="Microsoft YaHei" w:cs="Calibri"/>
-                <w:sz w:val="18"/>
-                <w:szCs w:val="18"/>
-              </w:rPr>
-              <w:t xml:space="preserve">r﻿e﻿a﻿d、w﻿r﻿i﻿t﻿e、e﻿r﻿a﻿s﻿e</w:t>
-            </w:r>
-          </w:p>
-        </w:tc>
-        <w:tc>
-          <w:tcPr/>
-          <w:p>
-            <w:pPr>
-              <w:pStyle w:val="TableText"/>
-              <w:jc w:val="left"/>
-              <w:spacing w:before="0" w:after="0" w:line="320" w:lineRule="exact"/>
-            </w:pPr>
-            <w:r>
-              <w:rPr>
-                <w:rFonts w:ascii="Calibri" w:hAnsi="Calibri" w:eastAsia="Microsoft YaHei" w:cs="Calibri"/>
-                <w:sz w:val="18"/>
-                <w:szCs w:val="18"/>
-              </w:rPr>
-              <w:t xml:space="preserve">p﻿e﻿r﻿s﻿i﻿s﻿t﻿e﻿d d﻿i﻿r﻿e﻿c﻿t﻿o﻿r﻿y m﻿e﻿t﻿a﻿d﻿a﻿t﻿a</w:t>
-            </w:r>
-          </w:p>
-        </w:tc>
-      </w:tr>
-      <w:tr>
-        <w:trPr>
-          <w:cantSplit/>
-        </w:trPr>
-        <w:tc>
-          <w:tcPr/>
-          <w:p>
-            <w:pPr>
-              <w:pStyle w:val="TableText"/>
-              <w:jc w:val="left"/>
-              <w:spacing w:before="0" w:after="0" w:line="320" w:lineRule="exact"/>
-            </w:pPr>
-            <w:r>
-              <w:rPr>
-                <w:rFonts w:ascii="Calibri" w:hAnsi="Calibri" w:eastAsia="Microsoft YaHei" w:cs="Calibri"/>
-                <w:sz w:val="18"/>
-                <w:szCs w:val="18"/>
-              </w:rPr>
-              <w:t xml:space="preserve">E﻿P﻿-﻿R﻿N﻿F</w:t>
-            </w:r>
-          </w:p>
-        </w:tc>
-        <w:tc>
-          <w:tcPr/>
-          <w:p>
-            <w:pPr>
-              <w:pStyle w:val="TableText"/>
-              <w:jc w:val="left"/>
-              <w:spacing w:before="0" w:after="0" w:line="320" w:lineRule="exact"/>
-            </w:pPr>
-            <w:r>
-              <w:rPr>
-                <w:rFonts w:ascii="Calibri" w:hAnsi="Calibri" w:eastAsia="Microsoft YaHei" w:cs="Calibri"/>
-                <w:sz w:val="18"/>
-                <w:szCs w:val="18"/>
-              </w:rPr>
-              <w:t xml:space="preserve">r﻿e﻿a﻿d s﻿h﻿a﻿r﻿e﻿d/u﻿n﻿i﻿q﻿u﻿e、c﻿l﻿e﻿a﻿n u﻿n﻿i﻿q﻿u﻿e、s﻿n﻿o﻿o﻿p</w:t>
-            </w:r>
-          </w:p>
-        </w:tc>
-        <w:tc>
-          <w:tcPr/>
-          <w:p>
-            <w:pPr>
-              <w:pStyle w:val="TableText"/>
-              <w:jc w:val="left"/>
-              <w:spacing w:before="0" w:after="0" w:line="320" w:lineRule="exact"/>
-            </w:pPr>
-            <w:r>
-              <w:rPr>
-                <w:rFonts w:ascii="Calibri" w:hAnsi="Calibri" w:eastAsia="Microsoft YaHei" w:cs="Calibri"/>
-                <w:sz w:val="18"/>
-                <w:szCs w:val="18"/>
-              </w:rPr>
-              <w:t xml:space="preserve">d﻿a﻿t﻿a、s﻿n﻿o﻿o﻿p r﻿e﻿s﻿p﻿o﻿n﻿s﻿e、c﻿o﻿m﻿p﻿l﻿e﻿t﻿i﻿o﻿n</w:t>
-            </w:r>
-          </w:p>
-        </w:tc>
-      </w:tr>
-      <w:tr>
-        <w:trPr>
-          <w:cantSplit/>
-        </w:trPr>
-        <w:tc>
-          <w:tcPr/>
-          <w:p>
-            <w:pPr>
-              <w:pStyle w:val="TableText"/>
-              <w:jc w:val="left"/>
-              <w:spacing w:before="0" w:after="0" w:line="320" w:lineRule="exact"/>
-            </w:pPr>
-            <w:r>
-              <w:rPr>
-                <w:rFonts w:ascii="Calibri" w:hAnsi="Calibri" w:eastAsia="Microsoft YaHei" w:cs="Calibri"/>
-                <w:sz w:val="18"/>
-                <w:szCs w:val="18"/>
-              </w:rPr>
-              <w:t xml:space="preserve">E﻿P﻿-﻿S﻿N﻿F</w:t>
-            </w:r>
-          </w:p>
-        </w:tc>
-        <w:tc>
-          <w:tcPr/>
-          <w:p>
-            <w:pPr>
-              <w:pStyle w:val="TableText"/>
-              <w:jc w:val="left"/>
-              <w:spacing w:before="0" w:after="0" w:line="320" w:lineRule="exact"/>
-            </w:pPr>
-            <w:r>
-              <w:rPr>
-                <w:rFonts w:ascii="Calibri" w:hAnsi="Calibri" w:eastAsia="Microsoft YaHei" w:cs="Calibri"/>
-                <w:sz w:val="18"/>
-                <w:szCs w:val="18"/>
-              </w:rPr>
-              <w:t xml:space="preserve">r﻿e﻿q﻿u﻿e﻿s﻿t s﻿e﻿r﻿v﻿i﻿c﻿e</w:t>
-            </w:r>
-          </w:p>
-        </w:tc>
-        <w:tc>
-          <w:tcPr/>
-          <w:p>
-            <w:pPr>
-              <w:pStyle w:val="TableText"/>
-              <w:jc w:val="left"/>
-              <w:spacing w:before="0" w:after="0" w:line="320" w:lineRule="exact"/>
-            </w:pPr>
-            <w:r>
-              <w:rPr>
-                <w:rFonts w:ascii="Calibri" w:hAnsi="Calibri" w:eastAsia="Microsoft YaHei" w:cs="Calibri"/>
-                <w:sz w:val="18"/>
-                <w:szCs w:val="18"/>
-              </w:rPr>
-              <w:t xml:space="preserve">C﻿H﻿I d﻿a﻿t﻿a/r﻿e﻿s﻿p﻿o﻿n﻿s﻿e</w:t>
-            </w:r>
-          </w:p>
-        </w:tc>
-      </w:tr>
-      <w:tr>
-        <w:trPr>
-          <w:cantSplit/>
-        </w:trPr>
-        <w:tc>
-          <w:tcPr/>
-          <w:p>
-            <w:pPr>
-              <w:pStyle w:val="TableText"/>
-              <w:jc w:val="left"/>
-              <w:spacing w:before="0" w:after="0" w:line="320" w:lineRule="exact"/>
-            </w:pPr>
-            <w:r>
-              <w:rPr>
-                <w:rFonts w:ascii="Calibri" w:hAnsi="Calibri" w:eastAsia="Microsoft YaHei" w:cs="Calibri"/>
-                <w:sz w:val="18"/>
-                <w:szCs w:val="18"/>
-              </w:rPr>
-              <w:t xml:space="preserve">U﻿B﻿A﻿d﻿a﻿p﻿t﻿e﻿r</w:t>
-            </w:r>
-          </w:p>
-        </w:tc>
-        <w:tc>
-          <w:tcPr/>
-          <w:p>
-            <w:pPr>
-              <w:pStyle w:val="TableText"/>
-              <w:jc w:val="left"/>
-              <w:spacing w:before="0" w:after="0" w:line="320" w:lineRule="exact"/>
-            </w:pPr>
-            <w:r>
-              <w:rPr>
-                <w:rFonts w:ascii="Calibri" w:hAnsi="Calibri" w:eastAsia="Microsoft YaHei" w:cs="Calibri"/>
-                <w:sz w:val="18"/>
-                <w:szCs w:val="18"/>
-              </w:rPr>
-              <w:t xml:space="preserve">s﻿e﻿n﻿d、r﻿e﻿c﻿e﻿i﻿v﻿e、r﻿e﻿t﻿r﻿y、c﻿a﻿l﻿l﻿b﻿a﻿c﻿k</w:t>
-            </w:r>
-          </w:p>
-        </w:tc>
-        <w:tc>
-          <w:tcPr/>
-          <w:p>
-            <w:pPr>
-              <w:pStyle w:val="TableText"/>
-              <w:jc w:val="left"/>
-              <w:spacing w:before="0" w:after="0" w:line="320" w:lineRule="exact"/>
-            </w:pPr>
-            <w:r>
-              <w:rPr>
-                <w:rFonts w:ascii="Calibri" w:hAnsi="Calibri" w:eastAsia="Microsoft YaHei" w:cs="Calibri"/>
-                <w:sz w:val="18"/>
-                <w:szCs w:val="18"/>
-              </w:rPr>
-              <w:t xml:space="preserve">O﻿u﻿t﻿e﻿r m﻿e﻿s﻿s﻿a﻿g﻿e、l﻿o﻿c﻿a﻿l c﻿o﻿m﻿p﻿l﻿e﻿t﻿i﻿o﻿n</w:t>
+              <w:t xml:space="preserve">U⁠B⁠C⁠C⁠C⁠o⁠n⁠t⁠r⁠o⁠l⁠l⁠e⁠r</w:t>
+            </w:r>
+          </w:p>
+        </w:tc>
+        <w:tc>
+          <w:tcPr/>
+          <w:p>
+            <w:pPr>
+              <w:pStyle w:val="TableText"/>
+              <w:jc w:val="left"/>
+              <w:spacing w:before="0" w:after="0" w:line="320" w:lineRule="exact"/>
+            </w:pPr>
+            <w:r>
+              <w:rPr>
+                <w:rFonts w:ascii="Calibri" w:hAnsi="Calibri" w:eastAsia="Microsoft YaHei" w:cs="Calibri"/>
+                <w:sz w:val="16"/>
+                <w:szCs w:val="16"/>
+              </w:rPr>
+              <w:t xml:space="preserve">r⁠e⁠a⁠d、u⁠p⁠g⁠r⁠a⁠d⁠e、c⁠l⁠e⁠a⁠r、w⁠r⁠i⁠t⁠e⁠b⁠a⁠c⁠k、e⁠v⁠i⁠c⁠t</w:t>
+            </w:r>
+          </w:p>
+        </w:tc>
+        <w:tc>
+          <w:tcPr/>
+          <w:p>
+            <w:pPr>
+              <w:pStyle w:val="TableText"/>
+              <w:jc w:val="left"/>
+              <w:spacing w:before="0" w:after="0" w:line="320" w:lineRule="exact"/>
+            </w:pPr>
+            <w:r>
+              <w:rPr>
+                <w:rFonts w:ascii="Calibri" w:hAnsi="Calibri" w:eastAsia="Microsoft YaHei" w:cs="Calibri"/>
+                <w:sz w:val="18"/>
+                <w:szCs w:val="18"/>
+              </w:rPr>
+              <w:t xml:space="preserve">g⁠r⁠a⁠n⁠t、t⁠a⁠r⁠g⁠e⁠t s⁠e⁠t、c⁠o⁠m⁠m⁠i⁠t r⁠e⁠s⁠u⁠l⁠t</w:t>
+            </w:r>
+          </w:p>
+        </w:tc>
+      </w:tr>
+      <w:tr>
+        <w:trPr>
+          <w:cantSplit/>
+        </w:trPr>
+        <w:tc>
+          <w:tcPr/>
+          <w:p>
+            <w:pPr>
+              <w:pStyle w:val="TableText"/>
+              <w:jc w:val="left"/>
+              <w:spacing w:before="0" w:after="0" w:line="320" w:lineRule="exact"/>
+            </w:pPr>
+            <w:r>
+              <w:rPr>
+                <w:rFonts w:ascii="Calibri" w:hAnsi="Calibri" w:eastAsia="Microsoft YaHei" w:cs="Calibri"/>
+                <w:sz w:val="18"/>
+                <w:szCs w:val="18"/>
+              </w:rPr>
+              <w:t xml:space="preserve">R⁠e⁠s⁠i⁠d⁠e⁠n⁠t⁠D⁠i⁠r</w:t>
+            </w:r>
+          </w:p>
+        </w:tc>
+        <w:tc>
+          <w:tcPr/>
+          <w:p>
+            <w:pPr>
+              <w:pStyle w:val="TableText"/>
+              <w:jc w:val="left"/>
+              <w:spacing w:before="0" w:after="0" w:line="320" w:lineRule="exact"/>
+            </w:pPr>
+            <w:r>
+              <w:rPr>
+                <w:rFonts w:ascii="Calibri" w:hAnsi="Calibri" w:eastAsia="Microsoft YaHei" w:cs="Calibri"/>
+                <w:sz w:val="18"/>
+                <w:szCs w:val="18"/>
+              </w:rPr>
+              <w:t xml:space="preserve">l⁠o⁠o⁠k⁠u⁠p、i⁠n⁠s⁠e⁠r⁠t、e⁠r⁠a⁠s⁠e、w⁠a⁠i⁠t⁠e⁠r</w:t>
+            </w:r>
+          </w:p>
+        </w:tc>
+        <w:tc>
+          <w:tcPr/>
+          <w:p>
+            <w:pPr>
+              <w:pStyle w:val="TableText"/>
+              <w:jc w:val="left"/>
+              <w:spacing w:before="0" w:after="0" w:line="320" w:lineRule="exact"/>
+            </w:pPr>
+            <w:r>
+              <w:rPr>
+                <w:rFonts w:ascii="Calibri" w:hAnsi="Calibri" w:eastAsia="Microsoft YaHei" w:cs="Calibri"/>
+                <w:sz w:val="18"/>
+                <w:szCs w:val="18"/>
+              </w:rPr>
+              <w:t xml:space="preserve">d⁠i⁠r⁠e⁠c⁠t⁠o⁠r⁠y e⁠n⁠t⁠r⁠y、c⁠a⁠p⁠a⁠c⁠i⁠t⁠y s⁠t⁠a⁠t⁠u⁠s</w:t>
+            </w:r>
+          </w:p>
+        </w:tc>
+      </w:tr>
+      <w:tr>
+        <w:trPr>
+          <w:cantSplit/>
+        </w:trPr>
+        <w:tc>
+          <w:tcPr/>
+          <w:p>
+            <w:pPr>
+              <w:pStyle w:val="TableText"/>
+              <w:jc w:val="left"/>
+              <w:spacing w:before="0" w:after="0" w:line="320" w:lineRule="exact"/>
+            </w:pPr>
+            <w:r>
+              <w:rPr>
+                <w:rFonts w:ascii="Calibri" w:hAnsi="Calibri" w:eastAsia="Microsoft YaHei" w:cs="Calibri"/>
+                <w:sz w:val="18"/>
+                <w:szCs w:val="18"/>
+              </w:rPr>
+              <w:t xml:space="preserve">B⁠a⁠c⁠k⁠s⁠t⁠o⁠r⁠e</w:t>
+            </w:r>
+          </w:p>
+        </w:tc>
+        <w:tc>
+          <w:tcPr/>
+          <w:p>
+            <w:pPr>
+              <w:pStyle w:val="TableText"/>
+              <w:jc w:val="left"/>
+              <w:spacing w:before="0" w:after="0" w:line="320" w:lineRule="exact"/>
+            </w:pPr>
+            <w:r>
+              <w:rPr>
+                <w:rFonts w:ascii="Calibri" w:hAnsi="Calibri" w:eastAsia="Microsoft YaHei" w:cs="Calibri"/>
+                <w:sz w:val="18"/>
+                <w:szCs w:val="18"/>
+              </w:rPr>
+              <w:t xml:space="preserve">r⁠e⁠a⁠d、w⁠r⁠i⁠t⁠e、e⁠r⁠a⁠s⁠e</w:t>
+            </w:r>
+          </w:p>
+        </w:tc>
+        <w:tc>
+          <w:tcPr/>
+          <w:p>
+            <w:pPr>
+              <w:pStyle w:val="TableText"/>
+              <w:jc w:val="left"/>
+              <w:spacing w:before="0" w:after="0" w:line="320" w:lineRule="exact"/>
+            </w:pPr>
+            <w:r>
+              <w:rPr>
+                <w:rFonts w:ascii="Calibri" w:hAnsi="Calibri" w:eastAsia="Microsoft YaHei" w:cs="Calibri"/>
+                <w:sz w:val="18"/>
+                <w:szCs w:val="18"/>
+              </w:rPr>
+              <w:t xml:space="preserve">p⁠e⁠r⁠s⁠i⁠s⁠t⁠e⁠d d⁠i⁠r⁠e⁠c⁠t⁠o⁠r⁠y m⁠e⁠t⁠a⁠d⁠a⁠t⁠a</w:t>
+            </w:r>
+          </w:p>
+        </w:tc>
+      </w:tr>
+      <w:tr>
+        <w:trPr>
+          <w:cantSplit/>
+        </w:trPr>
+        <w:tc>
+          <w:tcPr/>
+          <w:p>
+            <w:pPr>
+              <w:pStyle w:val="TableText"/>
+              <w:jc w:val="left"/>
+              <w:spacing w:before="0" w:after="0" w:line="320" w:lineRule="exact"/>
+            </w:pPr>
+            <w:r>
+              <w:rPr>
+                <w:rFonts w:ascii="Calibri" w:hAnsi="Calibri" w:eastAsia="Microsoft YaHei" w:cs="Calibri"/>
+                <w:sz w:val="18"/>
+                <w:szCs w:val="18"/>
+              </w:rPr>
+              <w:t xml:space="preserve">E⁠P⁠-⁠R⁠N⁠F</w:t>
+            </w:r>
+          </w:p>
+        </w:tc>
+        <w:tc>
+          <w:tcPr/>
+          <w:p>
+            <w:pPr>
+              <w:pStyle w:val="TableText"/>
+              <w:jc w:val="left"/>
+              <w:spacing w:before="0" w:after="0" w:line="320" w:lineRule="exact"/>
+            </w:pPr>
+            <w:r>
+              <w:rPr>
+                <w:rFonts w:ascii="Calibri" w:hAnsi="Calibri" w:eastAsia="Microsoft YaHei" w:cs="Calibri"/>
+                <w:sz w:val="18"/>
+                <w:szCs w:val="18"/>
+              </w:rPr>
+              <w:t xml:space="preserve">r⁠e⁠a⁠d s⁠h⁠a⁠r⁠e⁠d/u⁠n⁠i⁠q⁠u⁠e、c⁠l⁠e⁠a⁠n u⁠n⁠i⁠q⁠u⁠e、s⁠n⁠o⁠o⁠p</w:t>
+            </w:r>
+          </w:p>
+        </w:tc>
+        <w:tc>
+          <w:tcPr/>
+          <w:p>
+            <w:pPr>
+              <w:pStyle w:val="TableText"/>
+              <w:jc w:val="left"/>
+              <w:spacing w:before="0" w:after="0" w:line="320" w:lineRule="exact"/>
+            </w:pPr>
+            <w:r>
+              <w:rPr>
+                <w:rFonts w:ascii="Calibri" w:hAnsi="Calibri" w:eastAsia="Microsoft YaHei" w:cs="Calibri"/>
+                <w:sz w:val="18"/>
+                <w:szCs w:val="18"/>
+              </w:rPr>
+              <w:t xml:space="preserve">d⁠a⁠t⁠a、s⁠n⁠o⁠o⁠p r⁠e⁠s⁠p⁠o⁠n⁠s⁠e、c⁠o⁠m⁠p⁠l⁠e⁠t⁠i⁠o⁠n</w:t>
+            </w:r>
+          </w:p>
+        </w:tc>
+      </w:tr>
+      <w:tr>
+        <w:trPr>
+          <w:cantSplit/>
+        </w:trPr>
+        <w:tc>
+          <w:tcPr/>
+          <w:p>
+            <w:pPr>
+              <w:pStyle w:val="TableText"/>
+              <w:jc w:val="left"/>
+              <w:spacing w:before="0" w:after="0" w:line="320" w:lineRule="exact"/>
+            </w:pPr>
+            <w:r>
+              <w:rPr>
+                <w:rFonts w:ascii="Calibri" w:hAnsi="Calibri" w:eastAsia="Microsoft YaHei" w:cs="Calibri"/>
+                <w:sz w:val="18"/>
+                <w:szCs w:val="18"/>
+              </w:rPr>
+              <w:t xml:space="preserve">E⁠P⁠-⁠S⁠N⁠F</w:t>
+            </w:r>
+          </w:p>
+        </w:tc>
+        <w:tc>
+          <w:tcPr/>
+          <w:p>
+            <w:pPr>
+              <w:pStyle w:val="TableText"/>
+              <w:jc w:val="left"/>
+              <w:spacing w:before="0" w:after="0" w:line="320" w:lineRule="exact"/>
+            </w:pPr>
+            <w:r>
+              <w:rPr>
+                <w:rFonts w:ascii="Calibri" w:hAnsi="Calibri" w:eastAsia="Microsoft YaHei" w:cs="Calibri"/>
+                <w:sz w:val="18"/>
+                <w:szCs w:val="18"/>
+              </w:rPr>
+              <w:t xml:space="preserve">r⁠e⁠q⁠u⁠e⁠s⁠t s⁠e⁠r⁠v⁠i⁠c⁠e</w:t>
+            </w:r>
+          </w:p>
+        </w:tc>
+        <w:tc>
+          <w:tcPr/>
+          <w:p>
+            <w:pPr>
+              <w:pStyle w:val="TableText"/>
+              <w:jc w:val="left"/>
+              <w:spacing w:before="0" w:after="0" w:line="320" w:lineRule="exact"/>
+            </w:pPr>
+            <w:r>
+              <w:rPr>
+                <w:rFonts w:ascii="Calibri" w:hAnsi="Calibri" w:eastAsia="Microsoft YaHei" w:cs="Calibri"/>
+                <w:sz w:val="18"/>
+                <w:szCs w:val="18"/>
+              </w:rPr>
+              <w:t xml:space="preserve">C⁠H⁠I d⁠a⁠t⁠a/r⁠e⁠s⁠p⁠o⁠n⁠s⁠e</w:t>
+            </w:r>
+          </w:p>
+        </w:tc>
+      </w:tr>
+      <w:tr>
+        <w:trPr>
+          <w:cantSplit/>
+        </w:trPr>
+        <w:tc>
+          <w:tcPr/>
+          <w:p>
+            <w:pPr>
+              <w:pStyle w:val="TableText"/>
+              <w:jc w:val="left"/>
+              <w:spacing w:before="0" w:after="0" w:line="320" w:lineRule="exact"/>
+            </w:pPr>
+            <w:r>
+              <w:rPr>
+                <w:rFonts w:ascii="Calibri" w:hAnsi="Calibri" w:eastAsia="Microsoft YaHei" w:cs="Calibri"/>
+                <w:sz w:val="18"/>
+                <w:szCs w:val="18"/>
+              </w:rPr>
+              <w:t xml:space="preserve">U⁠B⁠A⁠d⁠a⁠p⁠t⁠e⁠r</w:t>
+            </w:r>
+          </w:p>
+        </w:tc>
+        <w:tc>
+          <w:tcPr/>
+          <w:p>
+            <w:pPr>
+              <w:pStyle w:val="TableText"/>
+              <w:jc w:val="left"/>
+              <w:spacing w:before="0" w:after="0" w:line="320" w:lineRule="exact"/>
+            </w:pPr>
+            <w:r>
+              <w:rPr>
+                <w:rFonts w:ascii="Calibri" w:hAnsi="Calibri" w:eastAsia="Microsoft YaHei" w:cs="Calibri"/>
+                <w:sz w:val="18"/>
+                <w:szCs w:val="18"/>
+              </w:rPr>
+              <w:t xml:space="preserve">s⁠e⁠n⁠d、r⁠e⁠c⁠e⁠i⁠v⁠e、r⁠e⁠t⁠r⁠y、c⁠a⁠l⁠l⁠b⁠a⁠c⁠k</w:t>
+            </w:r>
+          </w:p>
+        </w:tc>
+        <w:tc>
+          <w:tcPr/>
+          <w:p>
+            <w:pPr>
+              <w:pStyle w:val="TableText"/>
+              <w:jc w:val="left"/>
+              <w:spacing w:before="0" w:after="0" w:line="320" w:lineRule="exact"/>
+            </w:pPr>
+            <w:r>
+              <w:rPr>
+                <w:rFonts w:ascii="Calibri" w:hAnsi="Calibri" w:eastAsia="Microsoft YaHei" w:cs="Calibri"/>
+                <w:sz w:val="18"/>
+                <w:szCs w:val="18"/>
+              </w:rPr>
+              <w:t xml:space="preserve">O⁠u⁠t⁠e⁠r m⁠e⁠s⁠s⁠a⁠g⁠e、l⁠o⁠c⁠a⁠l c⁠o⁠m⁠p⁠l⁠e⁠t⁠i⁠o⁠n</w:t>
             </w:r>
           </w:p>
         </w:tc>
@@ -12430,6 +12430,12 @@
           <w:right w:w="45" w:type="dxa"/>
         </w:tblCellMar>
       </w:tblPr>
+      <w:tblGrid>
+        <w:gridCol w:w="1500"/>
+        <w:gridCol w:w="3300"/>
+        <w:gridCol w:w="1500"/>
+        <w:gridCol w:w="3300"/>
+      </w:tblGrid>
       <w:tr>
         <w:trPr>
           <w:cantSplit/>
@@ -12437,13 +12443,14 @@
         </w:trPr>
         <w:tc>
           <w:tcPr>
+            <w:tcW w:w="1500" w:type="dxa"/>
             <w:shd w:val="clear" w:color="auto" w:fill="D9E2F3"/>
           </w:tcPr>
           <w:p>
             <w:pPr>
               <w:pStyle w:val="CompactGlossaryText"/>
               <w:jc w:val="left"/>
-              <w:spacing w:before="0" w:after="0" w:line="220" w:lineRule="exact"/>
+              <w:spacing w:before="0" w:after="0" w:line="160" w:lineRule="exact"/>
             </w:pPr>
             <w:r>
               <w:rPr>
@@ -12458,13 +12465,14 @@
         </w:tc>
         <w:tc>
           <w:tcPr>
+            <w:tcW w:w="3300" w:type="dxa"/>
             <w:shd w:val="clear" w:color="auto" w:fill="D9E2F3"/>
           </w:tcPr>
           <w:p>
             <w:pPr>
               <w:pStyle w:val="CompactGlossaryText"/>
               <w:jc w:val="left"/>
-              <w:spacing w:before="0" w:after="0" w:line="220" w:lineRule="exact"/>
+              <w:spacing w:before="0" w:after="0" w:line="160" w:lineRule="exact"/>
             </w:pPr>
             <w:r>
               <w:rPr>
@@ -12477,59 +12485,64 @@
             </w:r>
           </w:p>
         </w:tc>
-      </w:tr>
-      <w:tr>
-        <w:trPr>
-          <w:cantSplit/>
-        </w:trPr>
-        <w:tc>
-          <w:tcPr/>
+        <w:tc>
+          <w:tcPr>
+            <w:tcW w:w="1500" w:type="dxa"/>
+            <w:shd w:val="clear" w:color="auto" w:fill="D9E2F3"/>
+          </w:tcPr>
           <w:p>
             <w:pPr>
               <w:pStyle w:val="CompactGlossaryText"/>
               <w:jc w:val="left"/>
-              <w:spacing w:before="0" w:after="0" w:line="220" w:lineRule="exact"/>
-            </w:pPr>
-            <w:r>
-              <w:rPr>
-                <w:rFonts w:ascii="Calibri" w:hAnsi="Calibri" w:eastAsia="Microsoft YaHei" w:cs="Calibri"/>
+              <w:spacing w:before="0" w:after="0" w:line="160" w:lineRule="exact"/>
+            </w:pPr>
+            <w:r>
+              <w:rPr>
+                <w:rFonts w:ascii="Calibri" w:hAnsi="Calibri" w:eastAsia="SimHei" w:cs="Calibri"/>
+                <w:b/>
                 <w:sz w:val="16"/>
                 <w:szCs w:val="16"/>
               </w:rPr>
-              <w:t xml:space="preserve">U﻿B﻿C﻿C</w:t>
-            </w:r>
-          </w:p>
-        </w:tc>
-        <w:tc>
-          <w:tcPr/>
+              <w:t xml:space="preserve">术语</w:t>
+            </w:r>
+          </w:p>
+        </w:tc>
+        <w:tc>
+          <w:tcPr>
+            <w:tcW w:w="3300" w:type="dxa"/>
+            <w:shd w:val="clear" w:color="auto" w:fill="D9E2F3"/>
+          </w:tcPr>
           <w:p>
             <w:pPr>
               <w:pStyle w:val="CompactGlossaryText"/>
               <w:jc w:val="left"/>
-              <w:spacing w:before="0" w:after="0" w:line="220" w:lineRule="exact"/>
-            </w:pPr>
-            <w:r>
-              <w:rPr>
-                <w:rFonts w:ascii="Calibri" w:hAnsi="Calibri" w:eastAsia="Microsoft YaHei" w:cs="Calibri"/>
+              <w:spacing w:before="0" w:after="0" w:line="160" w:lineRule="exact"/>
+            </w:pPr>
+            <w:r>
+              <w:rPr>
+                <w:rFonts w:ascii="Calibri" w:hAnsi="Calibri" w:eastAsia="SimHei" w:cs="Calibri"/>
+                <w:b/>
                 <w:sz w:val="16"/>
                 <w:szCs w:val="16"/>
               </w:rPr>
-              <w:t xml:space="preserve">跨节点缓存一致性方案及全局目录控制器</w:t>
-            </w:r>
-          </w:p>
-        </w:tc>
-      </w:tr>
-      <w:tr>
-        <w:trPr>
-          <w:cantSplit/>
-        </w:trPr>
-        <w:tc>
-          <w:tcPr/>
+              <w:t xml:space="preserve">说明</w:t>
+            </w:r>
+          </w:p>
+        </w:tc>
+      </w:tr>
+      <w:tr>
+        <w:trPr>
+          <w:cantSplit/>
+        </w:trPr>
+        <w:tc>
+          <w:tcPr>
+            <w:tcW w:w="1500" w:type="dxa"/>
+          </w:tcPr>
           <w:p>
             <w:pPr>
               <w:pStyle w:val="CompactGlossaryText"/>
               <w:jc w:val="left"/>
-              <w:spacing w:before="0" w:after="0" w:line="220" w:lineRule="exact"/>
+              <w:spacing w:before="0" w:after="0" w:line="160" w:lineRule="exact"/>
             </w:pPr>
             <w:r>
               <w:rPr>
@@ -12537,17 +12550,19 @@
                 <w:sz w:val="16"/>
                 <w:szCs w:val="16"/>
               </w:rPr>
-              <w:t xml:space="preserve">H﻿A﻿-﻿V﻿I</w:t>
-            </w:r>
-          </w:p>
-        </w:tc>
-        <w:tc>
-          <w:tcPr/>
+              <w:t xml:space="preserve">U⁠B⁠C⁠C</w:t>
+            </w:r>
+          </w:p>
+        </w:tc>
+        <w:tc>
+          <w:tcPr>
+            <w:tcW w:w="3300" w:type="dxa"/>
+          </w:tcPr>
           <w:p>
             <w:pPr>
               <w:pStyle w:val="CompactGlossaryText"/>
               <w:jc w:val="left"/>
-              <w:spacing w:before="0" w:after="0" w:line="220" w:lineRule="exact"/>
+              <w:spacing w:before="0" w:after="0" w:line="160" w:lineRule="exact"/>
             </w:pPr>
             <w:r>
               <w:rPr>
@@ -12555,22 +12570,19 @@
                 <w:sz w:val="16"/>
                 <w:szCs w:val="16"/>
               </w:rPr>
-              <w:t xml:space="preserve">指标 3 使用的 V﻿I 协议可执行参考模型</w:t>
-            </w:r>
-          </w:p>
-        </w:tc>
-      </w:tr>
-      <w:tr>
-        <w:trPr>
-          <w:cantSplit/>
-        </w:trPr>
-        <w:tc>
-          <w:tcPr/>
+              <w:t xml:space="preserve">跨节点缓存一致性方案及全局目录控制器</w:t>
+            </w:r>
+          </w:p>
+        </w:tc>
+        <w:tc>
+          <w:tcPr>
+            <w:tcW w:w="1500" w:type="dxa"/>
+          </w:tcPr>
           <w:p>
             <w:pPr>
               <w:pStyle w:val="CompactGlossaryText"/>
               <w:jc w:val="left"/>
-              <w:spacing w:before="0" w:after="0" w:line="220" w:lineRule="exact"/>
+              <w:spacing w:before="0" w:after="0" w:line="160" w:lineRule="exact"/>
             </w:pPr>
             <w:r>
               <w:rPr>
@@ -12578,17 +12590,19 @@
                 <w:sz w:val="16"/>
                 <w:szCs w:val="16"/>
               </w:rPr>
-              <w:t xml:space="preserve">可执行参考模型</w:t>
-            </w:r>
-          </w:p>
-        </w:tc>
-        <w:tc>
-          <w:tcPr/>
+              <w:t xml:space="preserve">o⁠p⁠t⁠i⁠m⁠i⁠z⁠e⁠d</w:t>
+            </w:r>
+          </w:p>
+        </w:tc>
+        <w:tc>
+          <w:tcPr>
+            <w:tcW w:w="3300" w:type="dxa"/>
+          </w:tcPr>
           <w:p>
             <w:pPr>
               <w:pStyle w:val="CompactGlossaryText"/>
               <w:jc w:val="left"/>
-              <w:spacing w:before="0" w:after="0" w:line="220" w:lineRule="exact"/>
+              <w:spacing w:before="0" w:after="0" w:line="160" w:lineRule="exact"/>
             </w:pPr>
             <w:r>
               <w:rPr>
@@ -12596,22 +12610,24 @@
                 <w:sz w:val="16"/>
                 <w:szCs w:val="16"/>
               </w:rPr>
-              <w:t xml:space="preserve">使用相同 w﻿o﻿r﻿k﻿l﻿o﻿a﻿d、完成边界和冻结参数运行的协议对照模型</w:t>
-            </w:r>
-          </w:p>
-        </w:tc>
-      </w:tr>
-      <w:tr>
-        <w:trPr>
-          <w:cantSplit/>
-        </w:trPr>
-        <w:tc>
-          <w:tcPr/>
+              <w:t xml:space="preserve">使用 B⁠a⁠c⁠k⁠s⁠t⁠o⁠r⁠e 并启用时延优化的 p⁠r⁠o⁠f⁠i⁠l⁠e</w:t>
+            </w:r>
+          </w:p>
+        </w:tc>
+      </w:tr>
+      <w:tr>
+        <w:trPr>
+          <w:cantSplit/>
+        </w:trPr>
+        <w:tc>
+          <w:tcPr>
+            <w:tcW w:w="1500" w:type="dxa"/>
+          </w:tcPr>
           <w:p>
             <w:pPr>
               <w:pStyle w:val="CompactGlossaryText"/>
               <w:jc w:val="left"/>
-              <w:spacing w:before="0" w:after="0" w:line="220" w:lineRule="exact"/>
+              <w:spacing w:before="0" w:after="0" w:line="160" w:lineRule="exact"/>
             </w:pPr>
             <w:r>
               <w:rPr>
@@ -12619,17 +12635,19 @@
                 <w:sz w:val="16"/>
                 <w:szCs w:val="16"/>
               </w:rPr>
-              <w:t xml:space="preserve">P﻿r﻿o﻿f﻿i﻿l﻿e</w:t>
-            </w:r>
-          </w:p>
-        </w:tc>
-        <w:tc>
-          <w:tcPr/>
+              <w:t xml:space="preserve">H⁠A⁠-⁠V⁠I</w:t>
+            </w:r>
+          </w:p>
+        </w:tc>
+        <w:tc>
+          <w:tcPr>
+            <w:tcW w:w="3300" w:type="dxa"/>
+          </w:tcPr>
           <w:p>
             <w:pPr>
               <w:pStyle w:val="CompactGlossaryText"/>
               <w:jc w:val="left"/>
-              <w:spacing w:before="0" w:after="0" w:line="220" w:lineRule="exact"/>
+              <w:spacing w:before="0" w:after="0" w:line="160" w:lineRule="exact"/>
             </w:pPr>
             <w:r>
               <w:rPr>
@@ -12637,22 +12655,19 @@
                 <w:sz w:val="16"/>
                 <w:szCs w:val="16"/>
               </w:rPr>
-              <w:t xml:space="preserve">一组冻结的目录策略与协议优化配置</w:t>
-            </w:r>
-          </w:p>
-        </w:tc>
-      </w:tr>
-      <w:tr>
-        <w:trPr>
-          <w:cantSplit/>
-        </w:trPr>
-        <w:tc>
-          <w:tcPr/>
+              <w:t xml:space="preserve">指标 3 使用的 V⁠I 协议可执行参考模型</w:t>
+            </w:r>
+          </w:p>
+        </w:tc>
+        <w:tc>
+          <w:tcPr>
+            <w:tcW w:w="1500" w:type="dxa"/>
+          </w:tcPr>
           <w:p>
             <w:pPr>
               <w:pStyle w:val="CompactGlossaryText"/>
               <w:jc w:val="left"/>
-              <w:spacing w:before="0" w:after="0" w:line="220" w:lineRule="exact"/>
+              <w:spacing w:before="0" w:after="0" w:line="160" w:lineRule="exact"/>
             </w:pPr>
             <w:r>
               <w:rPr>
@@ -12660,17 +12675,19 @@
                 <w:sz w:val="16"/>
                 <w:szCs w:val="16"/>
               </w:rPr>
-              <w:t xml:space="preserve">R﻿e﻿s﻿i﻿d﻿e﻿n﻿t﻿D﻿i﻿r</w:t>
-            </w:r>
-          </w:p>
-        </w:tc>
-        <w:tc>
-          <w:tcPr/>
+              <w:t xml:space="preserve">核心场景组</w:t>
+            </w:r>
+          </w:p>
+        </w:tc>
+        <w:tc>
+          <w:tcPr>
+            <w:tcW w:w="3300" w:type="dxa"/>
+          </w:tcPr>
           <w:p>
             <w:pPr>
               <w:pStyle w:val="CompactGlossaryText"/>
               <w:jc w:val="left"/>
-              <w:spacing w:before="0" w:after="0" w:line="220" w:lineRule="exact"/>
+              <w:spacing w:before="0" w:after="0" w:line="160" w:lineRule="exact"/>
             </w:pPr>
             <w:r>
               <w:rPr>
@@ -12678,22 +12695,24 @@
                 <w:sz w:val="16"/>
                 <w:szCs w:val="16"/>
               </w:rPr>
-              <w:t xml:space="preserve">S﻿R﻿A﻿M 驻留目录</w:t>
-            </w:r>
-          </w:p>
-        </w:tc>
-      </w:tr>
-      <w:tr>
-        <w:trPr>
-          <w:cantSplit/>
-        </w:trPr>
-        <w:tc>
-          <w:tcPr/>
+              <w:t xml:space="preserve">T⁠C⁠2⁠2⁠8⁠-⁠T⁠C⁠2⁠3⁠0 等权聚合</w:t>
+            </w:r>
+          </w:p>
+        </w:tc>
+      </w:tr>
+      <w:tr>
+        <w:trPr>
+          <w:cantSplit/>
+        </w:trPr>
+        <w:tc>
+          <w:tcPr>
+            <w:tcW w:w="1500" w:type="dxa"/>
+          </w:tcPr>
           <w:p>
             <w:pPr>
               <w:pStyle w:val="CompactGlossaryText"/>
               <w:jc w:val="left"/>
-              <w:spacing w:before="0" w:after="0" w:line="220" w:lineRule="exact"/>
+              <w:spacing w:before="0" w:after="0" w:line="160" w:lineRule="exact"/>
             </w:pPr>
             <w:r>
               <w:rPr>
@@ -12701,17 +12720,19 @@
                 <w:sz w:val="16"/>
                 <w:szCs w:val="16"/>
               </w:rPr>
-              <w:t xml:space="preserve">B﻿a﻿c﻿k﻿s﻿t﻿o﻿r﻿e</w:t>
-            </w:r>
-          </w:p>
-        </w:tc>
-        <w:tc>
-          <w:tcPr/>
+              <w:t xml:space="preserve">可执行参考模型</w:t>
+            </w:r>
+          </w:p>
+        </w:tc>
+        <w:tc>
+          <w:tcPr>
+            <w:tcW w:w="3300" w:type="dxa"/>
+          </w:tcPr>
           <w:p>
             <w:pPr>
               <w:pStyle w:val="CompactGlossaryText"/>
               <w:jc w:val="left"/>
-              <w:spacing w:before="0" w:after="0" w:line="220" w:lineRule="exact"/>
+              <w:spacing w:before="0" w:after="0" w:line="160" w:lineRule="exact"/>
             </w:pPr>
             <w:r>
               <w:rPr>
@@ -12719,22 +12740,19 @@
                 <w:sz w:val="16"/>
                 <w:szCs w:val="16"/>
               </w:rPr>
-              <w:t xml:space="preserve">冷目录元数据的后备存储</w:t>
-            </w:r>
-          </w:p>
-        </w:tc>
-      </w:tr>
-      <w:tr>
-        <w:trPr>
-          <w:cantSplit/>
-        </w:trPr>
-        <w:tc>
-          <w:tcPr/>
+              <w:t xml:space="preserve">使用相同 w⁠o⁠r⁠k⁠l⁠o⁠a⁠d、完成边界和冻结参数运行的协议对照模型</w:t>
+            </w:r>
+          </w:p>
+        </w:tc>
+        <w:tc>
+          <w:tcPr>
+            <w:tcW w:w="1500" w:type="dxa"/>
+          </w:tcPr>
           <w:p>
             <w:pPr>
               <w:pStyle w:val="CompactGlossaryText"/>
               <w:jc w:val="left"/>
-              <w:spacing w:before="0" w:after="0" w:line="220" w:lineRule="exact"/>
+              <w:spacing w:before="0" w:after="0" w:line="160" w:lineRule="exact"/>
             </w:pPr>
             <w:r>
               <w:rPr>
@@ -12742,17 +12760,19 @@
                 <w:sz w:val="16"/>
                 <w:szCs w:val="16"/>
               </w:rPr>
-              <w:t xml:space="preserve">等效追踪容量</w:t>
-            </w:r>
-          </w:p>
-        </w:tc>
-        <w:tc>
-          <w:tcPr/>
+              <w:t xml:space="preserve">代表场景组</w:t>
+            </w:r>
+          </w:p>
+        </w:tc>
+        <w:tc>
+          <w:tcPr>
+            <w:tcW w:w="3300" w:type="dxa"/>
+          </w:tcPr>
           <w:p>
             <w:pPr>
               <w:pStyle w:val="CompactGlossaryText"/>
               <w:jc w:val="left"/>
-              <w:spacing w:before="0" w:after="0" w:line="220" w:lineRule="exact"/>
+              <w:spacing w:before="0" w:after="0" w:line="160" w:lineRule="exact"/>
             </w:pPr>
             <w:r>
               <w:rPr>
@@ -12760,22 +12780,24 @@
                 <w:sz w:val="16"/>
                 <w:szCs w:val="16"/>
               </w:rPr>
-              <w:t xml:space="preserve">R﻿e﻿s﻿i﻿d﻿e﻿n﻿t﻿D﻿i﻿r 与持久化 B﻿a﻿c﻿k﻿s﻿t﻿o﻿r﻿e 元数据的去重覆盖量</w:t>
-            </w:r>
-          </w:p>
-        </w:tc>
-      </w:tr>
-      <w:tr>
-        <w:trPr>
-          <w:cantSplit/>
-        </w:trPr>
-        <w:tc>
-          <w:tcPr/>
+              <w:t xml:space="preserve">T⁠C⁠2⁠3⁠1⁠-⁠T⁠C⁠2⁠3⁠5 按冻结主值等权聚合</w:t>
+            </w:r>
+          </w:p>
+        </w:tc>
+      </w:tr>
+      <w:tr>
+        <w:trPr>
+          <w:cantSplit/>
+        </w:trPr>
+        <w:tc>
+          <w:tcPr>
+            <w:tcW w:w="1500" w:type="dxa"/>
+          </w:tcPr>
           <w:p>
             <w:pPr>
               <w:pStyle w:val="CompactGlossaryText"/>
               <w:jc w:val="left"/>
-              <w:spacing w:before="0" w:after="0" w:line="220" w:lineRule="exact"/>
+              <w:spacing w:before="0" w:after="0" w:line="160" w:lineRule="exact"/>
             </w:pPr>
             <w:r>
               <w:rPr>
@@ -12783,17 +12805,19 @@
                 <w:sz w:val="16"/>
                 <w:szCs w:val="16"/>
               </w:rPr>
-              <w:t xml:space="preserve">n﻿a﻿i﻿v﻿e</w:t>
-            </w:r>
-          </w:p>
-        </w:tc>
-        <w:tc>
-          <w:tcPr/>
+              <w:t xml:space="preserve">P⁠r⁠o⁠f⁠i⁠l⁠e</w:t>
+            </w:r>
+          </w:p>
+        </w:tc>
+        <w:tc>
+          <w:tcPr>
+            <w:tcW w:w="3300" w:type="dxa"/>
+          </w:tcPr>
           <w:p>
             <w:pPr>
               <w:pStyle w:val="CompactGlossaryText"/>
               <w:jc w:val="left"/>
-              <w:spacing w:before="0" w:after="0" w:line="220" w:lineRule="exact"/>
+              <w:spacing w:before="0" w:after="0" w:line="160" w:lineRule="exact"/>
             </w:pPr>
             <w:r>
               <w:rPr>
@@ -12801,22 +12825,19 @@
                 <w:sz w:val="16"/>
                 <w:szCs w:val="16"/>
               </w:rPr>
-              <w:t xml:space="preserve">不使用 B﻿a﻿c﻿k﻿s﻿t﻿o﻿r﻿e 容量扩展和时延优化的基线 p﻿r﻿o﻿f﻿i﻿l﻿e</w:t>
-            </w:r>
-          </w:p>
-        </w:tc>
-      </w:tr>
-      <w:tr>
-        <w:trPr>
-          <w:cantSplit/>
-        </w:trPr>
-        <w:tc>
-          <w:tcPr/>
+              <w:t xml:space="preserve">一组冻结的目录策略与协议优化配置</w:t>
+            </w:r>
+          </w:p>
+        </w:tc>
+        <w:tc>
+          <w:tcPr>
+            <w:tcW w:w="1500" w:type="dxa"/>
+          </w:tcPr>
           <w:p>
             <w:pPr>
               <w:pStyle w:val="CompactGlossaryText"/>
               <w:jc w:val="left"/>
-              <w:spacing w:before="0" w:after="0" w:line="220" w:lineRule="exact"/>
+              <w:spacing w:before="0" w:after="0" w:line="160" w:lineRule="exact"/>
             </w:pPr>
             <w:r>
               <w:rPr>
@@ -12824,17 +12845,19 @@
                 <w:sz w:val="16"/>
                 <w:szCs w:val="16"/>
               </w:rPr>
-              <w:t xml:space="preserve">s﻿p﻿i﻿l﻿l﻿-﻿n﻿o﻿o﻿p﻿t</w:t>
-            </w:r>
-          </w:p>
-        </w:tc>
-        <w:tc>
-          <w:tcPr/>
+              <w:t xml:space="preserve">单向完成语义</w:t>
+            </w:r>
+          </w:p>
+        </w:tc>
+        <w:tc>
+          <w:tcPr>
+            <w:tcW w:w="3300" w:type="dxa"/>
+          </w:tcPr>
           <w:p>
             <w:pPr>
               <w:pStyle w:val="CompactGlossaryText"/>
               <w:jc w:val="left"/>
-              <w:spacing w:before="0" w:after="0" w:line="220" w:lineRule="exact"/>
+              <w:spacing w:before="0" w:after="0" w:line="160" w:lineRule="exact"/>
             </w:pPr>
             <w:r>
               <w:rPr>
@@ -12842,22 +12865,24 @@
                 <w:sz w:val="16"/>
                 <w:szCs w:val="16"/>
               </w:rPr>
-              <w:t xml:space="preserve">使用 B﻿a﻿c﻿k﻿s﻿t﻿o﻿r﻿e、关闭时延优化的 p﻿r﻿o﻿f﻿i﻿l﻿e</w:t>
-            </w:r>
-          </w:p>
-        </w:tc>
-      </w:tr>
-      <w:tr>
-        <w:trPr>
-          <w:cantSplit/>
-        </w:trPr>
-        <w:tc>
-          <w:tcPr/>
+              <w:t xml:space="preserve">根操作不以同步 C⁠l⁠e⁠a⁠r⁠R⁠e⁠s⁠p 作为完成条件的语义</w:t>
+            </w:r>
+          </w:p>
+        </w:tc>
+      </w:tr>
+      <w:tr>
+        <w:trPr>
+          <w:cantSplit/>
+        </w:trPr>
+        <w:tc>
+          <w:tcPr>
+            <w:tcW w:w="1500" w:type="dxa"/>
+          </w:tcPr>
           <w:p>
             <w:pPr>
               <w:pStyle w:val="CompactGlossaryText"/>
               <w:jc w:val="left"/>
-              <w:spacing w:before="0" w:after="0" w:line="220" w:lineRule="exact"/>
+              <w:spacing w:before="0" w:after="0" w:line="160" w:lineRule="exact"/>
             </w:pPr>
             <w:r>
               <w:rPr>
@@ -12865,17 +12890,19 @@
                 <w:sz w:val="16"/>
                 <w:szCs w:val="16"/>
               </w:rPr>
-              <w:t xml:space="preserve">o﻿p﻿t﻿i﻿m﻿i﻿z﻿e﻿d</w:t>
-            </w:r>
-          </w:p>
-        </w:tc>
-        <w:tc>
-          <w:tcPr/>
+              <w:t xml:space="preserve">R⁠e⁠s⁠i⁠d⁠e⁠n⁠t⁠D⁠i⁠r</w:t>
+            </w:r>
+          </w:p>
+        </w:tc>
+        <w:tc>
+          <w:tcPr>
+            <w:tcW w:w="3300" w:type="dxa"/>
+          </w:tcPr>
           <w:p>
             <w:pPr>
               <w:pStyle w:val="CompactGlossaryText"/>
               <w:jc w:val="left"/>
-              <w:spacing w:before="0" w:after="0" w:line="220" w:lineRule="exact"/>
+              <w:spacing w:before="0" w:after="0" w:line="160" w:lineRule="exact"/>
             </w:pPr>
             <w:r>
               <w:rPr>
@@ -12883,22 +12910,19 @@
                 <w:sz w:val="16"/>
                 <w:szCs w:val="16"/>
               </w:rPr>
-              <w:t xml:space="preserve">使用 B﻿a﻿c﻿k﻿s﻿t﻿o﻿r﻿e 并启用时延优化的 p﻿r﻿o﻿f﻿i﻿l﻿e</w:t>
-            </w:r>
-          </w:p>
-        </w:tc>
-      </w:tr>
-      <w:tr>
-        <w:trPr>
-          <w:cantSplit/>
-        </w:trPr>
-        <w:tc>
-          <w:tcPr/>
+              <w:t xml:space="preserve">S⁠R⁠A⁠M 驻留目录</w:t>
+            </w:r>
+          </w:p>
+        </w:tc>
+        <w:tc>
+          <w:tcPr>
+            <w:tcW w:w="1500" w:type="dxa"/>
+          </w:tcPr>
           <w:p>
             <w:pPr>
               <w:pStyle w:val="CompactGlossaryText"/>
               <w:jc w:val="left"/>
-              <w:spacing w:before="0" w:after="0" w:line="220" w:lineRule="exact"/>
+              <w:spacing w:before="0" w:after="0" w:line="160" w:lineRule="exact"/>
             </w:pPr>
             <w:r>
               <w:rPr>
@@ -12906,17 +12930,19 @@
                 <w:sz w:val="16"/>
                 <w:szCs w:val="16"/>
               </w:rPr>
-              <w:t xml:space="preserve">核心场景组</w:t>
-            </w:r>
-          </w:p>
-        </w:tc>
-        <w:tc>
-          <w:tcPr/>
+              <w:t xml:space="preserve">配对运行</w:t>
+            </w:r>
+          </w:p>
+        </w:tc>
+        <w:tc>
+          <w:tcPr>
+            <w:tcW w:w="3300" w:type="dxa"/>
+          </w:tcPr>
           <w:p>
             <w:pPr>
               <w:pStyle w:val="CompactGlossaryText"/>
               <w:jc w:val="left"/>
-              <w:spacing w:before="0" w:after="0" w:line="220" w:lineRule="exact"/>
+              <w:spacing w:before="0" w:after="0" w:line="160" w:lineRule="exact"/>
             </w:pPr>
             <w:r>
               <w:rPr>
@@ -12924,22 +12950,24 @@
                 <w:sz w:val="16"/>
                 <w:szCs w:val="16"/>
               </w:rPr>
-              <w:t xml:space="preserve">T﻿C﻿2﻿2﻿8﻿-﻿T﻿C﻿2﻿3﻿0 等权聚合</w:t>
-            </w:r>
-          </w:p>
-        </w:tc>
-      </w:tr>
-      <w:tr>
-        <w:trPr>
-          <w:cantSplit/>
-        </w:trPr>
-        <w:tc>
-          <w:tcPr/>
+              <w:t xml:space="preserve">U⁠B⁠C⁠C 与 H⁠A⁠-⁠V⁠I 使用相同输入和冻结条件的成对运行</w:t>
+            </w:r>
+          </w:p>
+        </w:tc>
+      </w:tr>
+      <w:tr>
+        <w:trPr>
+          <w:cantSplit/>
+        </w:trPr>
+        <w:tc>
+          <w:tcPr>
+            <w:tcW w:w="1500" w:type="dxa"/>
+          </w:tcPr>
           <w:p>
             <w:pPr>
               <w:pStyle w:val="CompactGlossaryText"/>
               <w:jc w:val="left"/>
-              <w:spacing w:before="0" w:after="0" w:line="220" w:lineRule="exact"/>
+              <w:spacing w:before="0" w:after="0" w:line="160" w:lineRule="exact"/>
             </w:pPr>
             <w:r>
               <w:rPr>
@@ -12947,17 +12975,19 @@
                 <w:sz w:val="16"/>
                 <w:szCs w:val="16"/>
               </w:rPr>
-              <w:t xml:space="preserve">代表场景组</w:t>
-            </w:r>
-          </w:p>
-        </w:tc>
-        <w:tc>
-          <w:tcPr/>
+              <w:t xml:space="preserve">B⁠a⁠c⁠k⁠s⁠t⁠o⁠r⁠e</w:t>
+            </w:r>
+          </w:p>
+        </w:tc>
+        <w:tc>
+          <w:tcPr>
+            <w:tcW w:w="3300" w:type="dxa"/>
+          </w:tcPr>
           <w:p>
             <w:pPr>
               <w:pStyle w:val="CompactGlossaryText"/>
               <w:jc w:val="left"/>
-              <w:spacing w:before="0" w:after="0" w:line="220" w:lineRule="exact"/>
+              <w:spacing w:before="0" w:after="0" w:line="160" w:lineRule="exact"/>
             </w:pPr>
             <w:r>
               <w:rPr>
@@ -12965,22 +12995,19 @@
                 <w:sz w:val="16"/>
                 <w:szCs w:val="16"/>
               </w:rPr>
-              <w:t xml:space="preserve">T﻿C﻿2﻿3﻿1﻿-﻿T﻿C﻿2﻿3﻿5 按冻结主值等权聚合</w:t>
-            </w:r>
-          </w:p>
-        </w:tc>
-      </w:tr>
-      <w:tr>
-        <w:trPr>
-          <w:cantSplit/>
-        </w:trPr>
-        <w:tc>
-          <w:tcPr/>
+              <w:t xml:space="preserve">冷目录元数据的后备存储</w:t>
+            </w:r>
+          </w:p>
+        </w:tc>
+        <w:tc>
+          <w:tcPr>
+            <w:tcW w:w="1500" w:type="dxa"/>
+          </w:tcPr>
           <w:p>
             <w:pPr>
               <w:pStyle w:val="CompactGlossaryText"/>
               <w:jc w:val="left"/>
-              <w:spacing w:before="0" w:after="0" w:line="220" w:lineRule="exact"/>
+              <w:spacing w:before="0" w:after="0" w:line="160" w:lineRule="exact"/>
             </w:pPr>
             <w:r>
               <w:rPr>
@@ -12988,17 +13015,19 @@
                 <w:sz w:val="16"/>
                 <w:szCs w:val="16"/>
               </w:rPr>
-              <w:t xml:space="preserve">单向完成语义</w:t>
-            </w:r>
-          </w:p>
-        </w:tc>
-        <w:tc>
-          <w:tcPr/>
+              <w:t xml:space="preserve">完成边界</w:t>
+            </w:r>
+          </w:p>
+        </w:tc>
+        <w:tc>
+          <w:tcPr>
+            <w:tcW w:w="3300" w:type="dxa"/>
+          </w:tcPr>
           <w:p>
             <w:pPr>
               <w:pStyle w:val="CompactGlossaryText"/>
               <w:jc w:val="left"/>
-              <w:spacing w:before="0" w:after="0" w:line="220" w:lineRule="exact"/>
+              <w:spacing w:before="0" w:after="0" w:line="160" w:lineRule="exact"/>
             </w:pPr>
             <w:r>
               <w:rPr>
@@ -13006,22 +13035,24 @@
                 <w:sz w:val="16"/>
                 <w:szCs w:val="16"/>
               </w:rPr>
-              <w:t xml:space="preserve">根操作不以同步 C﻿l﻿e﻿a﻿r﻿R﻿e﻿s﻿p 作为完成条件的语义</w:t>
-            </w:r>
-          </w:p>
-        </w:tc>
-      </w:tr>
-      <w:tr>
-        <w:trPr>
-          <w:cantSplit/>
-        </w:trPr>
-        <w:tc>
-          <w:tcPr/>
+              <w:t xml:space="preserve">根操作开始和结束时刻的共同定义</w:t>
+            </w:r>
+          </w:p>
+        </w:tc>
+      </w:tr>
+      <w:tr>
+        <w:trPr>
+          <w:cantSplit/>
+        </w:trPr>
+        <w:tc>
+          <w:tcPr>
+            <w:tcW w:w="1500" w:type="dxa"/>
+          </w:tcPr>
           <w:p>
             <w:pPr>
               <w:pStyle w:val="CompactGlossaryText"/>
               <w:jc w:val="left"/>
-              <w:spacing w:before="0" w:after="0" w:line="220" w:lineRule="exact"/>
+              <w:spacing w:before="0" w:after="0" w:line="160" w:lineRule="exact"/>
             </w:pPr>
             <w:r>
               <w:rPr>
@@ -13029,17 +13060,19 @@
                 <w:sz w:val="16"/>
                 <w:szCs w:val="16"/>
               </w:rPr>
-              <w:t xml:space="preserve">配对运行</w:t>
-            </w:r>
-          </w:p>
-        </w:tc>
-        <w:tc>
-          <w:tcPr/>
+              <w:t xml:space="preserve">等效追踪容量</w:t>
+            </w:r>
+          </w:p>
+        </w:tc>
+        <w:tc>
+          <w:tcPr>
+            <w:tcW w:w="3300" w:type="dxa"/>
+          </w:tcPr>
           <w:p>
             <w:pPr>
               <w:pStyle w:val="CompactGlossaryText"/>
               <w:jc w:val="left"/>
-              <w:spacing w:before="0" w:after="0" w:line="220" w:lineRule="exact"/>
+              <w:spacing w:before="0" w:after="0" w:line="160" w:lineRule="exact"/>
             </w:pPr>
             <w:r>
               <w:rPr>
@@ -13047,22 +13080,19 @@
                 <w:sz w:val="16"/>
                 <w:szCs w:val="16"/>
               </w:rPr>
-              <w:t xml:space="preserve">U﻿B﻿C﻿C 与 H﻿A﻿-﻿V﻿I 使用相同输入和冻结条件的成对运行</w:t>
-            </w:r>
-          </w:p>
-        </w:tc>
-      </w:tr>
-      <w:tr>
-        <w:trPr>
-          <w:cantSplit/>
-        </w:trPr>
-        <w:tc>
-          <w:tcPr/>
+              <w:t xml:space="preserve">R⁠e⁠s⁠i⁠d⁠e⁠n⁠t⁠D⁠i⁠r 与持久化 B⁠a⁠c⁠k⁠s⁠t⁠o⁠r⁠e 元数据的去重覆盖量</w:t>
+            </w:r>
+          </w:p>
+        </w:tc>
+        <w:tc>
+          <w:tcPr>
+            <w:tcW w:w="1500" w:type="dxa"/>
+          </w:tcPr>
           <w:p>
             <w:pPr>
               <w:pStyle w:val="CompactGlossaryText"/>
               <w:jc w:val="left"/>
-              <w:spacing w:before="0" w:after="0" w:line="220" w:lineRule="exact"/>
+              <w:spacing w:before="0" w:after="0" w:line="160" w:lineRule="exact"/>
             </w:pPr>
             <w:r>
               <w:rPr>
@@ -13070,17 +13100,19 @@
                 <w:sz w:val="16"/>
                 <w:szCs w:val="16"/>
               </w:rPr>
-              <w:t xml:space="preserve">完成边界</w:t>
-            </w:r>
-          </w:p>
-        </w:tc>
-        <w:tc>
-          <w:tcPr/>
+              <w:t xml:space="preserve">u⁠b⁠s⁠i⁠m</w:t>
+            </w:r>
+          </w:p>
+        </w:tc>
+        <w:tc>
+          <w:tcPr>
+            <w:tcW w:w="3300" w:type="dxa"/>
+          </w:tcPr>
           <w:p>
             <w:pPr>
               <w:pStyle w:val="CompactGlossaryText"/>
               <w:jc w:val="left"/>
-              <w:spacing w:before="0" w:after="0" w:line="220" w:lineRule="exact"/>
+              <w:spacing w:before="0" w:after="0" w:line="160" w:lineRule="exact"/>
             </w:pPr>
             <w:r>
               <w:rPr>
@@ -13088,22 +13120,24 @@
                 <w:sz w:val="16"/>
                 <w:szCs w:val="16"/>
               </w:rPr>
-              <w:t xml:space="preserve">根操作开始和结束时刻的共同定义</w:t>
-            </w:r>
-          </w:p>
-        </w:tc>
-      </w:tr>
-      <w:tr>
-        <w:trPr>
-          <w:cantSplit/>
-        </w:trPr>
-        <w:tc>
-          <w:tcPr/>
+              <w:t xml:space="preserve"/>
+            </w:r>
+          </w:p>
+        </w:tc>
+      </w:tr>
+      <w:tr>
+        <w:trPr>
+          <w:cantSplit/>
+        </w:trPr>
+        <w:tc>
+          <w:tcPr>
+            <w:tcW w:w="1500" w:type="dxa"/>
+          </w:tcPr>
           <w:p>
             <w:pPr>
               <w:pStyle w:val="CompactGlossaryText"/>
               <w:jc w:val="left"/>
-              <w:spacing w:before="0" w:after="0" w:line="220" w:lineRule="exact"/>
+              <w:spacing w:before="0" w:after="0" w:line="160" w:lineRule="exact"/>
             </w:pPr>
             <w:r>
               <w:rPr>
@@ -13111,17 +13145,19 @@
                 <w:sz w:val="16"/>
                 <w:szCs w:val="16"/>
               </w:rPr>
-              <w:t xml:space="preserve">u﻿b﻿s﻿i﻿m</w:t>
-            </w:r>
-          </w:p>
-        </w:tc>
-        <w:tc>
-          <w:tcPr/>
+              <w:t xml:space="preserve">n⁠a⁠i⁠v⁠e</w:t>
+            </w:r>
+          </w:p>
+        </w:tc>
+        <w:tc>
+          <w:tcPr>
+            <w:tcW w:w="3300" w:type="dxa"/>
+          </w:tcPr>
           <w:p>
             <w:pPr>
               <w:pStyle w:val="CompactGlossaryText"/>
               <w:jc w:val="left"/>
-              <w:spacing w:before="0" w:after="0" w:line="220" w:lineRule="exact"/>
+              <w:spacing w:before="0" w:after="0" w:line="160" w:lineRule="exact"/>
             </w:pPr>
             <w:r>
               <w:rPr>
@@ -13129,22 +13165,19 @@
                 <w:sz w:val="16"/>
                 <w:szCs w:val="16"/>
               </w:rPr>
-              <w:t xml:space="preserve"/>
-            </w:r>
-          </w:p>
-        </w:tc>
-      </w:tr>
-      <w:tr>
-        <w:trPr>
-          <w:cantSplit/>
-        </w:trPr>
-        <w:tc>
-          <w:tcPr/>
+              <w:t xml:space="preserve">不使用 B⁠a⁠c⁠k⁠s⁠t⁠o⁠r⁠e 容量扩展和时延优化的基线 p⁠r⁠o⁠f⁠i⁠l⁠e</w:t>
+            </w:r>
+          </w:p>
+        </w:tc>
+        <w:tc>
+          <w:tcPr>
+            <w:tcW w:w="1500" w:type="dxa"/>
+          </w:tcPr>
           <w:p>
             <w:pPr>
               <w:pStyle w:val="CompactGlossaryText"/>
               <w:jc w:val="left"/>
-              <w:spacing w:before="0" w:after="0" w:line="220" w:lineRule="exact"/>
+              <w:spacing w:before="0" w:after="0" w:line="160" w:lineRule="exact"/>
             </w:pPr>
             <w:r>
               <w:rPr>
@@ -13152,17 +13185,104 @@
                 <w:sz w:val="16"/>
                 <w:szCs w:val="16"/>
               </w:rPr>
-              <w:t xml:space="preserve">u﻿b</w:t>
-            </w:r>
-          </w:p>
-        </w:tc>
-        <w:tc>
-          <w:tcPr/>
+              <w:t xml:space="preserve">u⁠b</w:t>
+            </w:r>
+          </w:p>
+        </w:tc>
+        <w:tc>
+          <w:tcPr>
+            <w:tcW w:w="3300" w:type="dxa"/>
+          </w:tcPr>
           <w:p>
             <w:pPr>
               <w:pStyle w:val="CompactGlossaryText"/>
               <w:jc w:val="left"/>
-              <w:spacing w:before="0" w:after="0" w:line="220" w:lineRule="exact"/>
+              <w:spacing w:before="0" w:after="0" w:line="160" w:lineRule="exact"/>
+            </w:pPr>
+            <w:r>
+              <w:rPr>
+                <w:rFonts w:ascii="Calibri" w:hAnsi="Calibri" w:eastAsia="Microsoft YaHei" w:cs="Calibri"/>
+                <w:sz w:val="16"/>
+                <w:szCs w:val="16"/>
+              </w:rPr>
+              <w:t xml:space="preserve"/>
+            </w:r>
+          </w:p>
+        </w:tc>
+      </w:tr>
+      <w:tr>
+        <w:trPr>
+          <w:cantSplit/>
+        </w:trPr>
+        <w:tc>
+          <w:tcPr>
+            <w:tcW w:w="1500" w:type="dxa"/>
+          </w:tcPr>
+          <w:p>
+            <w:pPr>
+              <w:pStyle w:val="CompactGlossaryText"/>
+              <w:jc w:val="left"/>
+              <w:spacing w:before="0" w:after="0" w:line="160" w:lineRule="exact"/>
+            </w:pPr>
+            <w:r>
+              <w:rPr>
+                <w:rFonts w:ascii="Calibri" w:hAnsi="Calibri" w:eastAsia="Microsoft YaHei" w:cs="Calibri"/>
+                <w:sz w:val="16"/>
+                <w:szCs w:val="16"/>
+              </w:rPr>
+              <w:t xml:space="preserve">s⁠p⁠i⁠l⁠l⁠-⁠n⁠o⁠o⁠p⁠t</w:t>
+            </w:r>
+          </w:p>
+        </w:tc>
+        <w:tc>
+          <w:tcPr>
+            <w:tcW w:w="3300" w:type="dxa"/>
+          </w:tcPr>
+          <w:p>
+            <w:pPr>
+              <w:pStyle w:val="CompactGlossaryText"/>
+              <w:jc w:val="left"/>
+              <w:spacing w:before="0" w:after="0" w:line="160" w:lineRule="exact"/>
+            </w:pPr>
+            <w:r>
+              <w:rPr>
+                <w:rFonts w:ascii="Calibri" w:hAnsi="Calibri" w:eastAsia="Microsoft YaHei" w:cs="Calibri"/>
+                <w:sz w:val="16"/>
+                <w:szCs w:val="16"/>
+              </w:rPr>
+              <w:t xml:space="preserve">使用 B⁠a⁠c⁠k⁠s⁠t⁠o⁠r⁠e、关闭时延优化的 p⁠r⁠o⁠f⁠i⁠l⁠e</w:t>
+            </w:r>
+          </w:p>
+        </w:tc>
+        <w:tc>
+          <w:tcPr>
+            <w:tcW w:w="1500" w:type="dxa"/>
+          </w:tcPr>
+          <w:p>
+            <w:pPr>
+              <w:pStyle w:val="CompactGlossaryText"/>
+              <w:jc w:val="left"/>
+              <w:spacing w:before="0" w:after="0" w:line="160" w:lineRule="exact"/>
+            </w:pPr>
+            <w:r>
+              <w:rPr>
+                <w:rFonts w:ascii="Calibri" w:hAnsi="Calibri" w:eastAsia="Microsoft YaHei" w:cs="Calibri"/>
+                <w:sz w:val="16"/>
+                <w:szCs w:val="16"/>
+              </w:rPr>
+              <w:t xml:space="preserve"/>
+            </w:r>
+          </w:p>
+        </w:tc>
+        <w:tc>
+          <w:tcPr>
+            <w:tcW w:w="3300" w:type="dxa"/>
+          </w:tcPr>
+          <w:p>
+            <w:pPr>
+              <w:pStyle w:val="CompactGlossaryText"/>
+              <w:jc w:val="left"/>
+              <w:spacing w:before="0" w:after="0" w:line="160" w:lineRule="exact"/>
             </w:pPr>
             <w:r>
               <w:rPr>
@@ -13326,7 +13446,7 @@
     <w:basedOn w:val="TableText"/>
     <w:pPr>
       <w:jc w:val="left"/>
-      <w:spacing w:before="0" w:after="0" w:line="220" w:lineRule="exact"/>
+      <w:spacing w:before="0" w:after="0" w:line="160" w:lineRule="exact"/>
     </w:pPr>
     <w:rPr>
       <w:rFonts w:ascii="Calibri" w:hAnsi="Calibri" w:eastAsia="Microsoft YaHei" w:cs="Calibri"/>

--- a/docs/design/cc_ep_deliverable3_performance_api.docx
+++ b/docs/design/cc_ep_deliverable3_performance_api.docx
@@ -306,6 +306,7 @@
             <w:pPr>
               <w:pStyle w:val="TableText"/>
               <w:jc w:val="left"/>
+              <w:wordWrap w:val="0"/>
               <w:spacing w:before="0" w:after="0" w:line="320" w:lineRule="exact"/>
             </w:pPr>
             <w:r>
@@ -327,6 +328,7 @@
             <w:pPr>
               <w:pStyle w:val="TableText"/>
               <w:jc w:val="left"/>
+              <w:wordWrap w:val="0"/>
               <w:spacing w:before="0" w:after="0" w:line="320" w:lineRule="exact"/>
             </w:pPr>
             <w:r>
@@ -348,6 +350,7 @@
             <w:pPr>
               <w:pStyle w:val="TableText"/>
               <w:jc w:val="left"/>
+              <w:wordWrap w:val="0"/>
               <w:spacing w:before="0" w:after="0" w:line="320" w:lineRule="exact"/>
             </w:pPr>
             <w:r>
@@ -369,6 +372,7 @@
             <w:pPr>
               <w:pStyle w:val="TableText"/>
               <w:jc w:val="left"/>
+              <w:wordWrap w:val="0"/>
               <w:spacing w:before="0" w:after="0" w:line="320" w:lineRule="exact"/>
             </w:pPr>
             <w:r>
@@ -393,6 +397,7 @@
             <w:pPr>
               <w:pStyle w:val="TableText"/>
               <w:jc w:val="left"/>
+              <w:wordWrap w:val="0"/>
               <w:spacing w:before="0" w:after="0" w:line="320" w:lineRule="exact"/>
             </w:pPr>
             <w:r>
@@ -411,6 +416,7 @@
             <w:pPr>
               <w:pStyle w:val="TableText"/>
               <w:jc w:val="left"/>
+              <w:wordWrap w:val="0"/>
               <w:spacing w:before="0" w:after="0" w:line="320" w:lineRule="exact"/>
             </w:pPr>
             <w:r>
@@ -429,6 +435,7 @@
             <w:pPr>
               <w:pStyle w:val="TableText"/>
               <w:jc w:val="left"/>
+              <w:wordWrap w:val="0"/>
               <w:spacing w:before="0" w:after="0" w:line="320" w:lineRule="exact"/>
             </w:pPr>
             <w:r>
@@ -447,6 +454,7 @@
             <w:pPr>
               <w:pStyle w:val="TableText"/>
               <w:jc w:val="left"/>
+              <w:wordWrap w:val="0"/>
               <w:spacing w:before="0" w:after="0" w:line="320" w:lineRule="exact"/>
             </w:pPr>
             <w:r>
@@ -470,6 +478,7 @@
             <w:pPr>
               <w:pStyle w:val="TableText"/>
               <w:jc w:val="left"/>
+              <w:wordWrap w:val="0"/>
               <w:spacing w:before="0" w:after="0" w:line="320" w:lineRule="exact"/>
             </w:pPr>
             <w:r>
@@ -488,6 +497,7 @@
             <w:pPr>
               <w:pStyle w:val="TableText"/>
               <w:jc w:val="left"/>
+              <w:wordWrap w:val="0"/>
               <w:spacing w:before="0" w:after="0" w:line="320" w:lineRule="exact"/>
             </w:pPr>
             <w:r>
@@ -506,6 +516,7 @@
             <w:pPr>
               <w:pStyle w:val="TableText"/>
               <w:jc w:val="left"/>
+              <w:wordWrap w:val="0"/>
               <w:spacing w:before="0" w:after="0" w:line="320" w:lineRule="exact"/>
             </w:pPr>
             <w:r>
@@ -524,6 +535,7 @@
             <w:pPr>
               <w:pStyle w:val="TableText"/>
               <w:jc w:val="left"/>
+              <w:wordWrap w:val="0"/>
               <w:spacing w:before="0" w:after="0" w:line="320" w:lineRule="exact"/>
             </w:pPr>
             <w:r>
@@ -547,6 +559,7 @@
             <w:pPr>
               <w:pStyle w:val="TableText"/>
               <w:jc w:val="left"/>
+              <w:wordWrap w:val="0"/>
               <w:spacing w:before="0" w:after="0" w:line="320" w:lineRule="exact"/>
             </w:pPr>
             <w:r>
@@ -565,6 +578,7 @@
             <w:pPr>
               <w:pStyle w:val="TableText"/>
               <w:jc w:val="left"/>
+              <w:wordWrap w:val="0"/>
               <w:spacing w:before="0" w:after="0" w:line="320" w:lineRule="exact"/>
             </w:pPr>
             <w:r>
@@ -583,6 +597,7 @@
             <w:pPr>
               <w:pStyle w:val="TableText"/>
               <w:jc w:val="left"/>
+              <w:wordWrap w:val="0"/>
               <w:spacing w:before="0" w:after="0" w:line="320" w:lineRule="exact"/>
             </w:pPr>
             <w:r>
@@ -601,6 +616,7 @@
             <w:pPr>
               <w:pStyle w:val="TableText"/>
               <w:jc w:val="left"/>
+              <w:wordWrap w:val="0"/>
               <w:spacing w:before="0" w:after="0" w:line="320" w:lineRule="exact"/>
             </w:pPr>
             <w:r>
@@ -624,6 +640,7 @@
             <w:pPr>
               <w:pStyle w:val="TableText"/>
               <w:jc w:val="left"/>
+              <w:wordWrap w:val="0"/>
               <w:spacing w:before="0" w:after="0" w:line="320" w:lineRule="exact"/>
             </w:pPr>
             <w:r>
@@ -642,6 +659,7 @@
             <w:pPr>
               <w:pStyle w:val="TableText"/>
               <w:jc w:val="left"/>
+              <w:wordWrap w:val="0"/>
               <w:spacing w:before="0" w:after="0" w:line="320" w:lineRule="exact"/>
             </w:pPr>
             <w:r>
@@ -660,6 +678,7 @@
             <w:pPr>
               <w:pStyle w:val="TableText"/>
               <w:jc w:val="left"/>
+              <w:wordWrap w:val="0"/>
               <w:spacing w:before="0" w:after="0" w:line="320" w:lineRule="exact"/>
             </w:pPr>
             <w:r>
@@ -678,6 +697,7 @@
             <w:pPr>
               <w:pStyle w:val="TableText"/>
               <w:jc w:val="left"/>
+              <w:wordWrap w:val="0"/>
               <w:spacing w:before="0" w:after="0" w:line="320" w:lineRule="exact"/>
             </w:pPr>
             <w:r>
@@ -729,6 +749,7 @@
             <w:pPr>
               <w:pStyle w:val="TableText"/>
               <w:jc w:val="left"/>
+              <w:wordWrap w:val="0"/>
               <w:spacing w:before="0" w:after="0" w:line="320" w:lineRule="exact"/>
             </w:pPr>
             <w:r>
@@ -750,6 +771,7 @@
             <w:pPr>
               <w:pStyle w:val="TableText"/>
               <w:jc w:val="left"/>
+              <w:wordWrap w:val="0"/>
               <w:spacing w:before="0" w:after="0" w:line="320" w:lineRule="exact"/>
             </w:pPr>
             <w:r>
@@ -771,6 +793,7 @@
             <w:pPr>
               <w:pStyle w:val="TableText"/>
               <w:jc w:val="left"/>
+              <w:wordWrap w:val="0"/>
               <w:spacing w:before="0" w:after="0" w:line="320" w:lineRule="exact"/>
             </w:pPr>
             <w:r>
@@ -795,6 +818,7 @@
             <w:pPr>
               <w:pStyle w:val="TableText"/>
               <w:jc w:val="left"/>
+              <w:wordWrap w:val="0"/>
               <w:spacing w:before="0" w:after="0" w:line="320" w:lineRule="exact"/>
             </w:pPr>
             <w:r>
@@ -813,6 +837,7 @@
             <w:pPr>
               <w:pStyle w:val="TableText"/>
               <w:jc w:val="left"/>
+              <w:wordWrap w:val="0"/>
               <w:spacing w:before="0" w:after="0" w:line="320" w:lineRule="exact"/>
             </w:pPr>
             <w:r>
@@ -831,6 +856,7 @@
             <w:pPr>
               <w:pStyle w:val="TableText"/>
               <w:jc w:val="left"/>
+              <w:wordWrap w:val="0"/>
               <w:spacing w:before="0" w:after="0" w:line="320" w:lineRule="exact"/>
             </w:pPr>
             <w:r>
@@ -854,6 +880,7 @@
             <w:pPr>
               <w:pStyle w:val="TableText"/>
               <w:jc w:val="left"/>
+              <w:wordWrap w:val="0"/>
               <w:spacing w:before="0" w:after="0" w:line="320" w:lineRule="exact"/>
             </w:pPr>
             <w:r>
@@ -872,6 +899,7 @@
             <w:pPr>
               <w:pStyle w:val="TableText"/>
               <w:jc w:val="left"/>
+              <w:wordWrap w:val="0"/>
               <w:spacing w:before="0" w:after="0" w:line="320" w:lineRule="exact"/>
             </w:pPr>
             <w:r>
@@ -890,6 +918,7 @@
             <w:pPr>
               <w:pStyle w:val="TableText"/>
               <w:jc w:val="left"/>
+              <w:wordWrap w:val="0"/>
               <w:spacing w:before="0" w:after="0" w:line="320" w:lineRule="exact"/>
             </w:pPr>
             <w:r>
@@ -913,6 +942,7 @@
             <w:pPr>
               <w:pStyle w:val="TableText"/>
               <w:jc w:val="left"/>
+              <w:wordWrap w:val="0"/>
               <w:spacing w:before="0" w:after="0" w:line="320" w:lineRule="exact"/>
             </w:pPr>
             <w:r>
@@ -931,6 +961,7 @@
             <w:pPr>
               <w:pStyle w:val="TableText"/>
               <w:jc w:val="left"/>
+              <w:wordWrap w:val="0"/>
               <w:spacing w:before="0" w:after="0" w:line="320" w:lineRule="exact"/>
             </w:pPr>
             <w:r>
@@ -949,6 +980,7 @@
             <w:pPr>
               <w:pStyle w:val="TableText"/>
               <w:jc w:val="left"/>
+              <w:wordWrap w:val="0"/>
               <w:spacing w:before="0" w:after="0" w:line="320" w:lineRule="exact"/>
             </w:pPr>
             <w:r>
@@ -972,6 +1004,7 @@
             <w:pPr>
               <w:pStyle w:val="TableText"/>
               <w:jc w:val="left"/>
+              <w:wordWrap w:val="0"/>
               <w:spacing w:before="0" w:after="0" w:line="320" w:lineRule="exact"/>
             </w:pPr>
             <w:r>
@@ -990,6 +1023,7 @@
             <w:pPr>
               <w:pStyle w:val="TableText"/>
               <w:jc w:val="left"/>
+              <w:wordWrap w:val="0"/>
               <w:spacing w:before="0" w:after="0" w:line="320" w:lineRule="exact"/>
             </w:pPr>
             <w:r>
@@ -1008,6 +1042,7 @@
             <w:pPr>
               <w:pStyle w:val="TableText"/>
               <w:jc w:val="left"/>
+              <w:wordWrap w:val="0"/>
               <w:spacing w:before="0" w:after="0" w:line="320" w:lineRule="exact"/>
             </w:pPr>
             <w:r>
@@ -1070,6 +1105,7 @@
             <w:pPr>
               <w:pStyle w:val="TableText"/>
               <w:jc w:val="left"/>
+              <w:wordWrap w:val="0"/>
               <w:spacing w:before="0" w:after="0" w:line="320" w:lineRule="exact"/>
             </w:pPr>
             <w:r>
@@ -1091,6 +1127,7 @@
             <w:pPr>
               <w:pStyle w:val="TableText"/>
               <w:jc w:val="left"/>
+              <w:wordWrap w:val="0"/>
               <w:spacing w:before="0" w:after="0" w:line="320" w:lineRule="exact"/>
             </w:pPr>
             <w:r>
@@ -1112,6 +1149,7 @@
             <w:pPr>
               <w:pStyle w:val="TableText"/>
               <w:jc w:val="left"/>
+              <w:wordWrap w:val="0"/>
               <w:spacing w:before="0" w:after="0" w:line="320" w:lineRule="exact"/>
             </w:pPr>
             <w:r>
@@ -1136,6 +1174,7 @@
             <w:pPr>
               <w:pStyle w:val="TableText"/>
               <w:jc w:val="left"/>
+              <w:wordWrap w:val="0"/>
               <w:spacing w:before="0" w:after="0" w:line="320" w:lineRule="exact"/>
             </w:pPr>
             <w:r>
@@ -1154,6 +1193,7 @@
             <w:pPr>
               <w:pStyle w:val="TableText"/>
               <w:jc w:val="left"/>
+              <w:wordWrap w:val="0"/>
               <w:spacing w:before="0" w:after="0" w:line="320" w:lineRule="exact"/>
             </w:pPr>
             <w:r>
@@ -1172,6 +1212,7 @@
             <w:pPr>
               <w:pStyle w:val="TableText"/>
               <w:jc w:val="left"/>
+              <w:wordWrap w:val="0"/>
               <w:spacing w:before="0" w:after="0" w:line="320" w:lineRule="exact"/>
             </w:pPr>
             <w:r>
@@ -1195,6 +1236,7 @@
             <w:pPr>
               <w:pStyle w:val="TableText"/>
               <w:jc w:val="left"/>
+              <w:wordWrap w:val="0"/>
               <w:spacing w:before="0" w:after="0" w:line="320" w:lineRule="exact"/>
             </w:pPr>
             <w:r>
@@ -1213,6 +1255,7 @@
             <w:pPr>
               <w:pStyle w:val="TableText"/>
               <w:jc w:val="left"/>
+              <w:wordWrap w:val="0"/>
               <w:spacing w:before="0" w:after="0" w:line="320" w:lineRule="exact"/>
             </w:pPr>
             <w:r>
@@ -1231,6 +1274,7 @@
             <w:pPr>
               <w:pStyle w:val="TableText"/>
               <w:jc w:val="left"/>
+              <w:wordWrap w:val="0"/>
               <w:spacing w:before="0" w:after="0" w:line="320" w:lineRule="exact"/>
             </w:pPr>
             <w:r>
@@ -1254,6 +1298,7 @@
             <w:pPr>
               <w:pStyle w:val="TableText"/>
               <w:jc w:val="left"/>
+              <w:wordWrap w:val="0"/>
               <w:spacing w:before="0" w:after="0" w:line="320" w:lineRule="exact"/>
             </w:pPr>
             <w:r>
@@ -1272,6 +1317,7 @@
             <w:pPr>
               <w:pStyle w:val="TableText"/>
               <w:jc w:val="left"/>
+              <w:wordWrap w:val="0"/>
               <w:spacing w:before="0" w:after="0" w:line="320" w:lineRule="exact"/>
             </w:pPr>
             <w:r>
@@ -1290,6 +1336,7 @@
             <w:pPr>
               <w:pStyle w:val="TableText"/>
               <w:jc w:val="left"/>
+              <w:wordWrap w:val="0"/>
               <w:spacing w:before="0" w:after="0" w:line="320" w:lineRule="exact"/>
             </w:pPr>
             <w:r>
@@ -1313,6 +1360,7 @@
             <w:pPr>
               <w:pStyle w:val="TableText"/>
               <w:jc w:val="left"/>
+              <w:wordWrap w:val="0"/>
               <w:spacing w:before="0" w:after="0" w:line="320" w:lineRule="exact"/>
             </w:pPr>
             <w:r>
@@ -1331,6 +1379,7 @@
             <w:pPr>
               <w:pStyle w:val="TableText"/>
               <w:jc w:val="left"/>
+              <w:wordWrap w:val="0"/>
               <w:spacing w:before="0" w:after="0" w:line="320" w:lineRule="exact"/>
             </w:pPr>
             <w:r>
@@ -1349,6 +1398,7 @@
             <w:pPr>
               <w:pStyle w:val="TableText"/>
               <w:jc w:val="left"/>
+              <w:wordWrap w:val="0"/>
               <w:spacing w:before="0" w:after="0" w:line="320" w:lineRule="exact"/>
             </w:pPr>
             <w:r>
@@ -1372,6 +1422,7 @@
             <w:pPr>
               <w:pStyle w:val="TableText"/>
               <w:jc w:val="left"/>
+              <w:wordWrap w:val="0"/>
               <w:spacing w:before="0" w:after="0" w:line="320" w:lineRule="exact"/>
             </w:pPr>
             <w:r>
@@ -1390,6 +1441,7 @@
             <w:pPr>
               <w:pStyle w:val="TableText"/>
               <w:jc w:val="left"/>
+              <w:wordWrap w:val="0"/>
               <w:spacing w:before="0" w:after="0" w:line="320" w:lineRule="exact"/>
             </w:pPr>
             <w:r>
@@ -1408,6 +1460,7 @@
             <w:pPr>
               <w:pStyle w:val="TableText"/>
               <w:jc w:val="left"/>
+              <w:wordWrap w:val="0"/>
               <w:spacing w:before="0" w:after="0" w:line="320" w:lineRule="exact"/>
             </w:pPr>
             <w:r>
@@ -1481,6 +1534,7 @@
             <w:pPr>
               <w:pStyle w:val="TableText"/>
               <w:jc w:val="left"/>
+              <w:wordWrap w:val="0"/>
               <w:spacing w:before="0" w:after="0" w:line="320" w:lineRule="exact"/>
             </w:pPr>
             <w:r>
@@ -1502,6 +1556,7 @@
             <w:pPr>
               <w:pStyle w:val="TableText"/>
               <w:jc w:val="left"/>
+              <w:wordWrap w:val="0"/>
               <w:spacing w:before="0" w:after="0" w:line="320" w:lineRule="exact"/>
             </w:pPr>
             <w:r>
@@ -1523,6 +1578,7 @@
             <w:pPr>
               <w:pStyle w:val="TableText"/>
               <w:jc w:val="left"/>
+              <w:wordWrap w:val="0"/>
               <w:spacing w:before="0" w:after="0" w:line="320" w:lineRule="exact"/>
             </w:pPr>
             <w:r>
@@ -1547,6 +1603,7 @@
             <w:pPr>
               <w:pStyle w:val="TableText"/>
               <w:jc w:val="left"/>
+              <w:wordWrap w:val="0"/>
               <w:spacing w:before="0" w:after="0" w:line="320" w:lineRule="exact"/>
             </w:pPr>
             <w:r>
@@ -1565,6 +1622,7 @@
             <w:pPr>
               <w:pStyle w:val="TableText"/>
               <w:jc w:val="left"/>
+              <w:wordWrap w:val="0"/>
               <w:spacing w:before="0" w:after="0" w:line="320" w:lineRule="exact"/>
             </w:pPr>
             <w:r>
@@ -1583,6 +1641,7 @@
             <w:pPr>
               <w:pStyle w:val="TableText"/>
               <w:jc w:val="left"/>
+              <w:wordWrap w:val="0"/>
               <w:spacing w:before="0" w:after="0" w:line="320" w:lineRule="exact"/>
             </w:pPr>
             <w:r>
@@ -1606,6 +1665,7 @@
             <w:pPr>
               <w:pStyle w:val="TableText"/>
               <w:jc w:val="left"/>
+              <w:wordWrap w:val="0"/>
               <w:spacing w:before="0" w:after="0" w:line="320" w:lineRule="exact"/>
             </w:pPr>
             <w:r>
@@ -1624,6 +1684,7 @@
             <w:pPr>
               <w:pStyle w:val="TableText"/>
               <w:jc w:val="left"/>
+              <w:wordWrap w:val="0"/>
               <w:spacing w:before="0" w:after="0" w:line="320" w:lineRule="exact"/>
             </w:pPr>
             <w:r>
@@ -1642,6 +1703,7 @@
             <w:pPr>
               <w:pStyle w:val="TableText"/>
               <w:jc w:val="left"/>
+              <w:wordWrap w:val="0"/>
               <w:spacing w:before="0" w:after="0" w:line="320" w:lineRule="exact"/>
             </w:pPr>
             <w:r>
@@ -1665,6 +1727,7 @@
             <w:pPr>
               <w:pStyle w:val="TableText"/>
               <w:jc w:val="left"/>
+              <w:wordWrap w:val="0"/>
               <w:spacing w:before="0" w:after="0" w:line="320" w:lineRule="exact"/>
             </w:pPr>
             <w:r>
@@ -1683,6 +1746,7 @@
             <w:pPr>
               <w:pStyle w:val="TableText"/>
               <w:jc w:val="left"/>
+              <w:wordWrap w:val="0"/>
               <w:spacing w:before="0" w:after="0" w:line="320" w:lineRule="exact"/>
             </w:pPr>
             <w:r>
@@ -1701,6 +1765,7 @@
             <w:pPr>
               <w:pStyle w:val="TableText"/>
               <w:jc w:val="left"/>
+              <w:wordWrap w:val="0"/>
               <w:spacing w:before="0" w:after="0" w:line="320" w:lineRule="exact"/>
             </w:pPr>
             <w:r>
@@ -1724,6 +1789,7 @@
             <w:pPr>
               <w:pStyle w:val="TableText"/>
               <w:jc w:val="left"/>
+              <w:wordWrap w:val="0"/>
               <w:spacing w:before="0" w:after="0" w:line="320" w:lineRule="exact"/>
             </w:pPr>
             <w:r>
@@ -1742,6 +1808,7 @@
             <w:pPr>
               <w:pStyle w:val="TableText"/>
               <w:jc w:val="left"/>
+              <w:wordWrap w:val="0"/>
               <w:spacing w:before="0" w:after="0" w:line="320" w:lineRule="exact"/>
             </w:pPr>
             <w:r>
@@ -1760,6 +1827,7 @@
             <w:pPr>
               <w:pStyle w:val="TableText"/>
               <w:jc w:val="left"/>
+              <w:wordWrap w:val="0"/>
               <w:spacing w:before="0" w:after="0" w:line="320" w:lineRule="exact"/>
             </w:pPr>
             <w:r>
@@ -1901,6 +1969,7 @@
             <w:pPr>
               <w:pStyle w:val="TableText"/>
               <w:jc w:val="left"/>
+              <w:wordWrap w:val="0"/>
               <w:spacing w:before="0" w:after="0" w:line="320" w:lineRule="exact"/>
             </w:pPr>
             <w:r>
@@ -1922,6 +1991,7 @@
             <w:pPr>
               <w:pStyle w:val="TableText"/>
               <w:jc w:val="left"/>
+              <w:wordWrap w:val="0"/>
               <w:spacing w:before="0" w:after="0" w:line="320" w:lineRule="exact"/>
             </w:pPr>
             <w:r>
@@ -1943,6 +2013,7 @@
             <w:pPr>
               <w:pStyle w:val="TableText"/>
               <w:jc w:val="left"/>
+              <w:wordWrap w:val="0"/>
               <w:spacing w:before="0" w:after="0" w:line="320" w:lineRule="exact"/>
             </w:pPr>
             <w:r>
@@ -1964,6 +2035,7 @@
             <w:pPr>
               <w:pStyle w:val="TableText"/>
               <w:jc w:val="left"/>
+              <w:wordWrap w:val="0"/>
               <w:spacing w:before="0" w:after="0" w:line="320" w:lineRule="exact"/>
             </w:pPr>
             <w:r>
@@ -1988,6 +2060,7 @@
             <w:pPr>
               <w:pStyle w:val="TableText"/>
               <w:jc w:val="left"/>
+              <w:wordWrap w:val="0"/>
               <w:spacing w:before="0" w:after="0" w:line="320" w:lineRule="exact"/>
             </w:pPr>
             <w:r>
@@ -2006,6 +2079,7 @@
             <w:pPr>
               <w:pStyle w:val="TableText"/>
               <w:jc w:val="left"/>
+              <w:wordWrap w:val="0"/>
               <w:spacing w:before="0" w:after="0" w:line="320" w:lineRule="exact"/>
             </w:pPr>
             <w:r>
@@ -2024,6 +2098,7 @@
             <w:pPr>
               <w:pStyle w:val="TableText"/>
               <w:jc w:val="left"/>
+              <w:wordWrap w:val="0"/>
               <w:spacing w:before="0" w:after="0" w:line="320" w:lineRule="exact"/>
             </w:pPr>
             <w:r>
@@ -2042,6 +2117,7 @@
             <w:pPr>
               <w:pStyle w:val="TableText"/>
               <w:jc w:val="left"/>
+              <w:wordWrap w:val="0"/>
               <w:spacing w:before="0" w:after="0" w:line="320" w:lineRule="exact"/>
             </w:pPr>
             <w:r>
@@ -2065,6 +2141,7 @@
             <w:pPr>
               <w:pStyle w:val="TableText"/>
               <w:jc w:val="left"/>
+              <w:wordWrap w:val="0"/>
               <w:spacing w:before="0" w:after="0" w:line="320" w:lineRule="exact"/>
             </w:pPr>
             <w:r>
@@ -2083,6 +2160,7 @@
             <w:pPr>
               <w:pStyle w:val="TableText"/>
               <w:jc w:val="left"/>
+              <w:wordWrap w:val="0"/>
               <w:spacing w:before="0" w:after="0" w:line="320" w:lineRule="exact"/>
             </w:pPr>
             <w:r>
@@ -2101,6 +2179,7 @@
             <w:pPr>
               <w:pStyle w:val="TableText"/>
               <w:jc w:val="left"/>
+              <w:wordWrap w:val="0"/>
               <w:spacing w:before="0" w:after="0" w:line="320" w:lineRule="exact"/>
             </w:pPr>
             <w:r>
@@ -2119,6 +2198,7 @@
             <w:pPr>
               <w:pStyle w:val="TableText"/>
               <w:jc w:val="left"/>
+              <w:wordWrap w:val="0"/>
               <w:spacing w:before="0" w:after="0" w:line="320" w:lineRule="exact"/>
             </w:pPr>
             <w:r>
@@ -2142,6 +2222,7 @@
             <w:pPr>
               <w:pStyle w:val="TableText"/>
               <w:jc w:val="left"/>
+              <w:wordWrap w:val="0"/>
               <w:spacing w:before="0" w:after="0" w:line="320" w:lineRule="exact"/>
             </w:pPr>
             <w:r>
@@ -2160,6 +2241,7 @@
             <w:pPr>
               <w:pStyle w:val="TableText"/>
               <w:jc w:val="left"/>
+              <w:wordWrap w:val="0"/>
               <w:spacing w:before="0" w:after="0" w:line="320" w:lineRule="exact"/>
             </w:pPr>
             <w:r>
@@ -2178,6 +2260,7 @@
             <w:pPr>
               <w:pStyle w:val="TableText"/>
               <w:jc w:val="left"/>
+              <w:wordWrap w:val="0"/>
               <w:spacing w:before="0" w:after="0" w:line="320" w:lineRule="exact"/>
             </w:pPr>
             <w:r>
@@ -2196,6 +2279,7 @@
             <w:pPr>
               <w:pStyle w:val="TableText"/>
               <w:jc w:val="left"/>
+              <w:wordWrap w:val="0"/>
               <w:spacing w:before="0" w:after="0" w:line="320" w:lineRule="exact"/>
             </w:pPr>
             <w:r>
@@ -2748,6 +2832,7 @@
             <w:pPr>
               <w:pStyle w:val="TableText"/>
               <w:jc w:val="left"/>
+              <w:wordWrap w:val="0"/>
               <w:spacing w:before="0" w:after="0" w:line="320" w:lineRule="exact"/>
             </w:pPr>
             <w:r>
@@ -2769,6 +2854,7 @@
             <w:pPr>
               <w:pStyle w:val="TableText"/>
               <w:jc w:val="left"/>
+              <w:wordWrap w:val="0"/>
               <w:spacing w:before="0" w:after="0" w:line="320" w:lineRule="exact"/>
             </w:pPr>
             <w:r>
@@ -2790,6 +2876,7 @@
             <w:pPr>
               <w:pStyle w:val="TableText"/>
               <w:jc w:val="left"/>
+              <w:wordWrap w:val="0"/>
               <w:spacing w:before="0" w:after="0" w:line="320" w:lineRule="exact"/>
             </w:pPr>
             <w:r>
@@ -2811,6 +2898,7 @@
             <w:pPr>
               <w:pStyle w:val="TableText"/>
               <w:jc w:val="left"/>
+              <w:wordWrap w:val="0"/>
               <w:spacing w:before="0" w:after="0" w:line="320" w:lineRule="exact"/>
             </w:pPr>
             <w:r>
@@ -2835,6 +2923,7 @@
             <w:pPr>
               <w:pStyle w:val="TableText"/>
               <w:jc w:val="left"/>
+              <w:wordWrap w:val="0"/>
               <w:spacing w:before="0" w:after="0" w:line="320" w:lineRule="exact"/>
             </w:pPr>
             <w:r>
@@ -2853,6 +2942,7 @@
             <w:pPr>
               <w:pStyle w:val="TableText"/>
               <w:jc w:val="left"/>
+              <w:wordWrap w:val="0"/>
               <w:spacing w:before="0" w:after="0" w:line="320" w:lineRule="exact"/>
             </w:pPr>
             <w:r>
@@ -2871,6 +2961,7 @@
             <w:pPr>
               <w:pStyle w:val="TableText"/>
               <w:jc w:val="left"/>
+              <w:wordWrap w:val="0"/>
               <w:spacing w:before="0" w:after="0" w:line="320" w:lineRule="exact"/>
             </w:pPr>
             <w:r>
@@ -2889,6 +2980,7 @@
             <w:pPr>
               <w:pStyle w:val="TableText"/>
               <w:jc w:val="left"/>
+              <w:wordWrap w:val="0"/>
               <w:spacing w:before="0" w:after="0" w:line="320" w:lineRule="exact"/>
             </w:pPr>
             <w:r>
@@ -2912,6 +3004,7 @@
             <w:pPr>
               <w:pStyle w:val="TableText"/>
               <w:jc w:val="left"/>
+              <w:wordWrap w:val="0"/>
               <w:spacing w:before="0" w:after="0" w:line="320" w:lineRule="exact"/>
             </w:pPr>
             <w:r>
@@ -2930,6 +3023,7 @@
             <w:pPr>
               <w:pStyle w:val="TableText"/>
               <w:jc w:val="left"/>
+              <w:wordWrap w:val="0"/>
               <w:spacing w:before="0" w:after="0" w:line="320" w:lineRule="exact"/>
             </w:pPr>
             <w:r>
@@ -2948,6 +3042,7 @@
             <w:pPr>
               <w:pStyle w:val="TableText"/>
               <w:jc w:val="left"/>
+              <w:wordWrap w:val="0"/>
               <w:spacing w:before="0" w:after="0" w:line="320" w:lineRule="exact"/>
             </w:pPr>
             <w:r>
@@ -2966,6 +3061,7 @@
             <w:pPr>
               <w:pStyle w:val="TableText"/>
               <w:jc w:val="left"/>
+              <w:wordWrap w:val="0"/>
               <w:spacing w:before="0" w:after="0" w:line="320" w:lineRule="exact"/>
             </w:pPr>
             <w:r>
@@ -2989,6 +3085,7 @@
             <w:pPr>
               <w:pStyle w:val="TableText"/>
               <w:jc w:val="left"/>
+              <w:wordWrap w:val="0"/>
               <w:spacing w:before="0" w:after="0" w:line="320" w:lineRule="exact"/>
             </w:pPr>
             <w:r>
@@ -3007,6 +3104,7 @@
             <w:pPr>
               <w:pStyle w:val="TableText"/>
               <w:jc w:val="left"/>
+              <w:wordWrap w:val="0"/>
               <w:spacing w:before="0" w:after="0" w:line="320" w:lineRule="exact"/>
             </w:pPr>
             <w:r>
@@ -3025,6 +3123,7 @@
             <w:pPr>
               <w:pStyle w:val="TableText"/>
               <w:jc w:val="left"/>
+              <w:wordWrap w:val="0"/>
               <w:spacing w:before="0" w:after="0" w:line="320" w:lineRule="exact"/>
             </w:pPr>
             <w:r>
@@ -3043,6 +3142,7 @@
             <w:pPr>
               <w:pStyle w:val="TableText"/>
               <w:jc w:val="left"/>
+              <w:wordWrap w:val="0"/>
               <w:spacing w:before="0" w:after="0" w:line="320" w:lineRule="exact"/>
             </w:pPr>
             <w:r>
@@ -3416,6 +3516,7 @@
             <w:pPr>
               <w:pStyle w:val="TableText"/>
               <w:jc w:val="left"/>
+              <w:wordWrap w:val="0"/>
               <w:spacing w:before="0" w:after="0" w:line="320" w:lineRule="exact"/>
             </w:pPr>
             <w:r>
@@ -3437,6 +3538,7 @@
             <w:pPr>
               <w:pStyle w:val="TableText"/>
               <w:jc w:val="left"/>
+              <w:wordWrap w:val="0"/>
               <w:spacing w:before="0" w:after="0" w:line="320" w:lineRule="exact"/>
             </w:pPr>
             <w:r>
@@ -3458,6 +3560,7 @@
             <w:pPr>
               <w:pStyle w:val="TableText"/>
               <w:jc w:val="left"/>
+              <w:wordWrap w:val="0"/>
               <w:spacing w:before="0" w:after="0" w:line="320" w:lineRule="exact"/>
             </w:pPr>
             <w:r>
@@ -3482,6 +3585,7 @@
             <w:pPr>
               <w:pStyle w:val="TableText"/>
               <w:jc w:val="left"/>
+              <w:wordWrap w:val="0"/>
               <w:spacing w:before="0" w:after="0" w:line="320" w:lineRule="exact"/>
             </w:pPr>
             <w:r>
@@ -3500,6 +3604,7 @@
             <w:pPr>
               <w:pStyle w:val="TableText"/>
               <w:jc w:val="left"/>
+              <w:wordWrap w:val="0"/>
               <w:spacing w:before="0" w:after="0" w:line="320" w:lineRule="exact"/>
             </w:pPr>
             <w:r>
@@ -3518,6 +3623,7 @@
             <w:pPr>
               <w:pStyle w:val="TableText"/>
               <w:jc w:val="left"/>
+              <w:wordWrap w:val="0"/>
               <w:spacing w:before="0" w:after="0" w:line="320" w:lineRule="exact"/>
             </w:pPr>
             <w:r>
@@ -3541,6 +3647,7 @@
             <w:pPr>
               <w:pStyle w:val="TableText"/>
               <w:jc w:val="left"/>
+              <w:wordWrap w:val="0"/>
               <w:spacing w:before="0" w:after="0" w:line="320" w:lineRule="exact"/>
             </w:pPr>
             <w:r>
@@ -3559,6 +3666,7 @@
             <w:pPr>
               <w:pStyle w:val="TableText"/>
               <w:jc w:val="left"/>
+              <w:wordWrap w:val="0"/>
               <w:spacing w:before="0" w:after="0" w:line="320" w:lineRule="exact"/>
             </w:pPr>
             <w:r>
@@ -3577,6 +3685,7 @@
             <w:pPr>
               <w:pStyle w:val="TableText"/>
               <w:jc w:val="left"/>
+              <w:wordWrap w:val="0"/>
               <w:spacing w:before="0" w:after="0" w:line="320" w:lineRule="exact"/>
             </w:pPr>
             <w:r>
@@ -3600,6 +3709,7 @@
             <w:pPr>
               <w:pStyle w:val="TableText"/>
               <w:jc w:val="left"/>
+              <w:wordWrap w:val="0"/>
               <w:spacing w:before="0" w:after="0" w:line="320" w:lineRule="exact"/>
             </w:pPr>
             <w:r>
@@ -3618,6 +3728,7 @@
             <w:pPr>
               <w:pStyle w:val="TableText"/>
               <w:jc w:val="left"/>
+              <w:wordWrap w:val="0"/>
               <w:spacing w:before="0" w:after="0" w:line="320" w:lineRule="exact"/>
             </w:pPr>
             <w:r>
@@ -3636,6 +3747,7 @@
             <w:pPr>
               <w:pStyle w:val="TableText"/>
               <w:jc w:val="left"/>
+              <w:wordWrap w:val="0"/>
               <w:spacing w:before="0" w:after="0" w:line="320" w:lineRule="exact"/>
             </w:pPr>
             <w:r>
@@ -3659,6 +3771,7 @@
             <w:pPr>
               <w:pStyle w:val="TableText"/>
               <w:jc w:val="left"/>
+              <w:wordWrap w:val="0"/>
               <w:spacing w:before="0" w:after="0" w:line="320" w:lineRule="exact"/>
             </w:pPr>
             <w:r>
@@ -3677,6 +3790,7 @@
             <w:pPr>
               <w:pStyle w:val="TableText"/>
               <w:jc w:val="left"/>
+              <w:wordWrap w:val="0"/>
               <w:spacing w:before="0" w:after="0" w:line="320" w:lineRule="exact"/>
             </w:pPr>
             <w:r>
@@ -3695,6 +3809,7 @@
             <w:pPr>
               <w:pStyle w:val="TableText"/>
               <w:jc w:val="left"/>
+              <w:wordWrap w:val="0"/>
               <w:spacing w:before="0" w:after="0" w:line="320" w:lineRule="exact"/>
             </w:pPr>
             <w:r>
@@ -3718,6 +3833,7 @@
             <w:pPr>
               <w:pStyle w:val="TableText"/>
               <w:jc w:val="left"/>
+              <w:wordWrap w:val="0"/>
               <w:spacing w:before="0" w:after="0" w:line="320" w:lineRule="exact"/>
             </w:pPr>
             <w:r>
@@ -3736,6 +3852,7 @@
             <w:pPr>
               <w:pStyle w:val="TableText"/>
               <w:jc w:val="left"/>
+              <w:wordWrap w:val="0"/>
               <w:spacing w:before="0" w:after="0" w:line="320" w:lineRule="exact"/>
             </w:pPr>
             <w:r>
@@ -3754,6 +3871,7 @@
             <w:pPr>
               <w:pStyle w:val="TableText"/>
               <w:jc w:val="left"/>
+              <w:wordWrap w:val="0"/>
               <w:spacing w:before="0" w:after="0" w:line="320" w:lineRule="exact"/>
             </w:pPr>
             <w:r>
@@ -3777,6 +3895,7 @@
             <w:pPr>
               <w:pStyle w:val="TableText"/>
               <w:jc w:val="left"/>
+              <w:wordWrap w:val="0"/>
               <w:spacing w:before="0" w:after="0" w:line="320" w:lineRule="exact"/>
             </w:pPr>
             <w:r>
@@ -3795,6 +3914,7 @@
             <w:pPr>
               <w:pStyle w:val="TableText"/>
               <w:jc w:val="left"/>
+              <w:wordWrap w:val="0"/>
               <w:spacing w:before="0" w:after="0" w:line="320" w:lineRule="exact"/>
             </w:pPr>
             <w:r>
@@ -3813,6 +3933,7 @@
             <w:pPr>
               <w:pStyle w:val="TableText"/>
               <w:jc w:val="left"/>
+              <w:wordWrap w:val="0"/>
               <w:spacing w:before="0" w:after="0" w:line="320" w:lineRule="exact"/>
             </w:pPr>
             <w:r>
@@ -3836,6 +3957,7 @@
             <w:pPr>
               <w:pStyle w:val="TableText"/>
               <w:jc w:val="left"/>
+              <w:wordWrap w:val="0"/>
               <w:spacing w:before="0" w:after="0" w:line="320" w:lineRule="exact"/>
             </w:pPr>
             <w:r>
@@ -3854,6 +3976,7 @@
             <w:pPr>
               <w:pStyle w:val="TableText"/>
               <w:jc w:val="left"/>
+              <w:wordWrap w:val="0"/>
               <w:spacing w:before="0" w:after="0" w:line="320" w:lineRule="exact"/>
             </w:pPr>
             <w:r>
@@ -3872,6 +3995,7 @@
             <w:pPr>
               <w:pStyle w:val="TableText"/>
               <w:jc w:val="left"/>
+              <w:wordWrap w:val="0"/>
               <w:spacing w:before="0" w:after="0" w:line="320" w:lineRule="exact"/>
             </w:pPr>
             <w:r>
@@ -3895,6 +4019,7 @@
             <w:pPr>
               <w:pStyle w:val="TableText"/>
               <w:jc w:val="left"/>
+              <w:wordWrap w:val="0"/>
               <w:spacing w:before="0" w:after="0" w:line="320" w:lineRule="exact"/>
             </w:pPr>
             <w:r>
@@ -3913,6 +4038,7 @@
             <w:pPr>
               <w:pStyle w:val="TableText"/>
               <w:jc w:val="left"/>
+              <w:wordWrap w:val="0"/>
               <w:spacing w:before="0" w:after="0" w:line="320" w:lineRule="exact"/>
             </w:pPr>
             <w:r>
@@ -3931,6 +4057,7 @@
             <w:pPr>
               <w:pStyle w:val="TableText"/>
               <w:jc w:val="left"/>
+              <w:wordWrap w:val="0"/>
               <w:spacing w:before="0" w:after="0" w:line="320" w:lineRule="exact"/>
             </w:pPr>
             <w:r>
@@ -3954,6 +4081,7 @@
             <w:pPr>
               <w:pStyle w:val="TableText"/>
               <w:jc w:val="left"/>
+              <w:wordWrap w:val="0"/>
               <w:spacing w:before="0" w:after="0" w:line="320" w:lineRule="exact"/>
             </w:pPr>
             <w:r>
@@ -3972,6 +4100,7 @@
             <w:pPr>
               <w:pStyle w:val="TableText"/>
               <w:jc w:val="left"/>
+              <w:wordWrap w:val="0"/>
               <w:spacing w:before="0" w:after="0" w:line="320" w:lineRule="exact"/>
             </w:pPr>
             <w:r>
@@ -3990,6 +4119,7 @@
             <w:pPr>
               <w:pStyle w:val="TableText"/>
               <w:jc w:val="left"/>
+              <w:wordWrap w:val="0"/>
               <w:spacing w:before="0" w:after="0" w:line="320" w:lineRule="exact"/>
             </w:pPr>
             <w:r>
@@ -4013,6 +4143,7 @@
             <w:pPr>
               <w:pStyle w:val="TableText"/>
               <w:jc w:val="left"/>
+              <w:wordWrap w:val="0"/>
               <w:spacing w:before="0" w:after="0" w:line="320" w:lineRule="exact"/>
             </w:pPr>
             <w:r>
@@ -4031,6 +4162,7 @@
             <w:pPr>
               <w:pStyle w:val="TableText"/>
               <w:jc w:val="left"/>
+              <w:wordWrap w:val="0"/>
               <w:spacing w:before="0" w:after="0" w:line="320" w:lineRule="exact"/>
             </w:pPr>
             <w:r>
@@ -4049,6 +4181,7 @@
             <w:pPr>
               <w:pStyle w:val="TableText"/>
               <w:jc w:val="left"/>
+              <w:wordWrap w:val="0"/>
               <w:spacing w:before="0" w:after="0" w:line="320" w:lineRule="exact"/>
             </w:pPr>
             <w:r>
@@ -4072,6 +4205,7 @@
             <w:pPr>
               <w:pStyle w:val="TableText"/>
               <w:jc w:val="left"/>
+              <w:wordWrap w:val="0"/>
               <w:spacing w:before="0" w:after="0" w:line="320" w:lineRule="exact"/>
             </w:pPr>
             <w:r>
@@ -4090,6 +4224,7 @@
             <w:pPr>
               <w:pStyle w:val="TableText"/>
               <w:jc w:val="left"/>
+              <w:wordWrap w:val="0"/>
               <w:spacing w:before="0" w:after="0" w:line="320" w:lineRule="exact"/>
             </w:pPr>
             <w:r>
@@ -4108,6 +4243,7 @@
             <w:pPr>
               <w:pStyle w:val="TableText"/>
               <w:jc w:val="left"/>
+              <w:wordWrap w:val="0"/>
               <w:spacing w:before="0" w:after="0" w:line="320" w:lineRule="exact"/>
             </w:pPr>
             <w:r>
@@ -4193,6 +4329,7 @@
             <w:pPr>
               <w:pStyle w:val="TableText"/>
               <w:jc w:val="left"/>
+              <w:wordWrap w:val="0"/>
               <w:spacing w:before="0" w:after="0" w:line="320" w:lineRule="exact"/>
             </w:pPr>
             <w:r>
@@ -4214,6 +4351,7 @@
             <w:pPr>
               <w:pStyle w:val="TableText"/>
               <w:jc w:val="left"/>
+              <w:wordWrap w:val="0"/>
               <w:spacing w:before="0" w:after="0" w:line="320" w:lineRule="exact"/>
             </w:pPr>
             <w:r>
@@ -4235,6 +4373,7 @@
             <w:pPr>
               <w:pStyle w:val="TableText"/>
               <w:jc w:val="left"/>
+              <w:wordWrap w:val="0"/>
               <w:spacing w:before="0" w:after="0" w:line="320" w:lineRule="exact"/>
             </w:pPr>
             <w:r>
@@ -4256,6 +4395,7 @@
             <w:pPr>
               <w:pStyle w:val="TableText"/>
               <w:jc w:val="left"/>
+              <w:wordWrap w:val="0"/>
               <w:spacing w:before="0" w:after="0" w:line="320" w:lineRule="exact"/>
             </w:pPr>
             <w:r>
@@ -4280,6 +4420,7 @@
             <w:pPr>
               <w:pStyle w:val="TableText"/>
               <w:jc w:val="left"/>
+              <w:wordWrap w:val="0"/>
               <w:spacing w:before="0" w:after="0" w:line="320" w:lineRule="exact"/>
             </w:pPr>
             <w:r>
@@ -4298,6 +4439,7 @@
             <w:pPr>
               <w:pStyle w:val="TableText"/>
               <w:jc w:val="left"/>
+              <w:wordWrap w:val="0"/>
               <w:spacing w:before="0" w:after="0" w:line="320" w:lineRule="exact"/>
             </w:pPr>
             <w:r>
@@ -4316,6 +4458,7 @@
             <w:pPr>
               <w:pStyle w:val="TableText"/>
               <w:jc w:val="left"/>
+              <w:wordWrap w:val="0"/>
               <w:spacing w:before="0" w:after="0" w:line="320" w:lineRule="exact"/>
             </w:pPr>
             <w:r>
@@ -4334,6 +4477,7 @@
             <w:pPr>
               <w:pStyle w:val="TableText"/>
               <w:jc w:val="left"/>
+              <w:wordWrap w:val="0"/>
               <w:spacing w:before="0" w:after="0" w:line="320" w:lineRule="exact"/>
             </w:pPr>
             <w:r>
@@ -4357,6 +4501,7 @@
             <w:pPr>
               <w:pStyle w:val="TableText"/>
               <w:jc w:val="left"/>
+              <w:wordWrap w:val="0"/>
               <w:spacing w:before="0" w:after="0" w:line="320" w:lineRule="exact"/>
             </w:pPr>
             <w:r>
@@ -4375,6 +4520,7 @@
             <w:pPr>
               <w:pStyle w:val="TableText"/>
               <w:jc w:val="left"/>
+              <w:wordWrap w:val="0"/>
               <w:spacing w:before="0" w:after="0" w:line="320" w:lineRule="exact"/>
             </w:pPr>
             <w:r>
@@ -4393,6 +4539,7 @@
             <w:pPr>
               <w:pStyle w:val="TableText"/>
               <w:jc w:val="left"/>
+              <w:wordWrap w:val="0"/>
               <w:spacing w:before="0" w:after="0" w:line="320" w:lineRule="exact"/>
             </w:pPr>
             <w:r>
@@ -4411,6 +4558,7 @@
             <w:pPr>
               <w:pStyle w:val="TableText"/>
               <w:jc w:val="left"/>
+              <w:wordWrap w:val="0"/>
               <w:spacing w:before="0" w:after="0" w:line="320" w:lineRule="exact"/>
             </w:pPr>
             <w:r>
@@ -4434,6 +4582,7 @@
             <w:pPr>
               <w:pStyle w:val="TableText"/>
               <w:jc w:val="left"/>
+              <w:wordWrap w:val="0"/>
               <w:spacing w:before="0" w:after="0" w:line="320" w:lineRule="exact"/>
             </w:pPr>
             <w:r>
@@ -4452,6 +4601,7 @@
             <w:pPr>
               <w:pStyle w:val="TableText"/>
               <w:jc w:val="left"/>
+              <w:wordWrap w:val="0"/>
               <w:spacing w:before="0" w:after="0" w:line="320" w:lineRule="exact"/>
             </w:pPr>
             <w:r>
@@ -4470,6 +4620,7 @@
             <w:pPr>
               <w:pStyle w:val="TableText"/>
               <w:jc w:val="left"/>
+              <w:wordWrap w:val="0"/>
               <w:spacing w:before="0" w:after="0" w:line="320" w:lineRule="exact"/>
             </w:pPr>
             <w:r>
@@ -4488,6 +4639,7 @@
             <w:pPr>
               <w:pStyle w:val="TableText"/>
               <w:jc w:val="left"/>
+              <w:wordWrap w:val="0"/>
               <w:spacing w:before="0" w:after="0" w:line="320" w:lineRule="exact"/>
             </w:pPr>
             <w:r>
@@ -4511,6 +4663,7 @@
             <w:pPr>
               <w:pStyle w:val="TableText"/>
               <w:jc w:val="left"/>
+              <w:wordWrap w:val="0"/>
               <w:spacing w:before="0" w:after="0" w:line="320" w:lineRule="exact"/>
             </w:pPr>
             <w:r>
@@ -4529,6 +4682,7 @@
             <w:pPr>
               <w:pStyle w:val="TableText"/>
               <w:jc w:val="left"/>
+              <w:wordWrap w:val="0"/>
               <w:spacing w:before="0" w:after="0" w:line="320" w:lineRule="exact"/>
             </w:pPr>
             <w:r>
@@ -4547,6 +4701,7 @@
             <w:pPr>
               <w:pStyle w:val="TableText"/>
               <w:jc w:val="left"/>
+              <w:wordWrap w:val="0"/>
               <w:spacing w:before="0" w:after="0" w:line="320" w:lineRule="exact"/>
             </w:pPr>
             <w:r>
@@ -4565,6 +4720,7 @@
             <w:pPr>
               <w:pStyle w:val="TableText"/>
               <w:jc w:val="left"/>
+              <w:wordWrap w:val="0"/>
               <w:spacing w:before="0" w:after="0" w:line="320" w:lineRule="exact"/>
             </w:pPr>
             <w:r>
@@ -4588,6 +4744,7 @@
             <w:pPr>
               <w:pStyle w:val="TableText"/>
               <w:jc w:val="left"/>
+              <w:wordWrap w:val="0"/>
               <w:spacing w:before="0" w:after="0" w:line="320" w:lineRule="exact"/>
             </w:pPr>
             <w:r>
@@ -4606,6 +4763,7 @@
             <w:pPr>
               <w:pStyle w:val="TableText"/>
               <w:jc w:val="left"/>
+              <w:wordWrap w:val="0"/>
               <w:spacing w:before="0" w:after="0" w:line="320" w:lineRule="exact"/>
             </w:pPr>
             <w:r>
@@ -4624,6 +4782,7 @@
             <w:pPr>
               <w:pStyle w:val="TableText"/>
               <w:jc w:val="left"/>
+              <w:wordWrap w:val="0"/>
               <w:spacing w:before="0" w:after="0" w:line="320" w:lineRule="exact"/>
             </w:pPr>
             <w:r>
@@ -4642,6 +4801,7 @@
             <w:pPr>
               <w:pStyle w:val="TableText"/>
               <w:jc w:val="left"/>
+              <w:wordWrap w:val="0"/>
               <w:spacing w:before="0" w:after="0" w:line="320" w:lineRule="exact"/>
             </w:pPr>
             <w:r>
@@ -4665,6 +4825,7 @@
             <w:pPr>
               <w:pStyle w:val="TableText"/>
               <w:jc w:val="left"/>
+              <w:wordWrap w:val="0"/>
               <w:spacing w:before="0" w:after="0" w:line="320" w:lineRule="exact"/>
             </w:pPr>
             <w:r>
@@ -4683,6 +4844,7 @@
             <w:pPr>
               <w:pStyle w:val="TableText"/>
               <w:jc w:val="left"/>
+              <w:wordWrap w:val="0"/>
               <w:spacing w:before="0" w:after="0" w:line="320" w:lineRule="exact"/>
             </w:pPr>
             <w:r>
@@ -4701,6 +4863,7 @@
             <w:pPr>
               <w:pStyle w:val="TableText"/>
               <w:jc w:val="left"/>
+              <w:wordWrap w:val="0"/>
               <w:spacing w:before="0" w:after="0" w:line="320" w:lineRule="exact"/>
             </w:pPr>
             <w:r>
@@ -4719,6 +4882,7 @@
             <w:pPr>
               <w:pStyle w:val="TableText"/>
               <w:jc w:val="left"/>
+              <w:wordWrap w:val="0"/>
               <w:spacing w:before="0" w:after="0" w:line="320" w:lineRule="exact"/>
             </w:pPr>
             <w:r>
@@ -5037,6 +5201,7 @@
             <w:pPr>
               <w:pStyle w:val="TableText"/>
               <w:jc w:val="left"/>
+              <w:wordWrap w:val="0"/>
               <w:spacing w:before="0" w:after="0" w:line="320" w:lineRule="exact"/>
             </w:pPr>
             <w:r>
@@ -5058,6 +5223,7 @@
             <w:pPr>
               <w:pStyle w:val="TableText"/>
               <w:jc w:val="left"/>
+              <w:wordWrap w:val="0"/>
               <w:spacing w:before="0" w:after="0" w:line="320" w:lineRule="exact"/>
             </w:pPr>
             <w:r>
@@ -5079,6 +5245,7 @@
             <w:pPr>
               <w:pStyle w:val="TableText"/>
               <w:jc w:val="left"/>
+              <w:wordWrap w:val="0"/>
               <w:spacing w:before="0" w:after="0" w:line="320" w:lineRule="exact"/>
             </w:pPr>
             <w:r>
@@ -5103,6 +5270,7 @@
             <w:pPr>
               <w:pStyle w:val="TableText"/>
               <w:jc w:val="left"/>
+              <w:wordWrap w:val="0"/>
               <w:spacing w:before="0" w:after="0" w:line="320" w:lineRule="exact"/>
             </w:pPr>
             <w:r>
@@ -5121,6 +5289,7 @@
             <w:pPr>
               <w:pStyle w:val="TableText"/>
               <w:jc w:val="left"/>
+              <w:wordWrap w:val="0"/>
               <w:spacing w:before="0" w:after="0" w:line="320" w:lineRule="exact"/>
             </w:pPr>
             <w:r>
@@ -5139,6 +5308,7 @@
             <w:pPr>
               <w:pStyle w:val="TableText"/>
               <w:jc w:val="left"/>
+              <w:wordWrap w:val="0"/>
               <w:spacing w:before="0" w:after="0" w:line="320" w:lineRule="exact"/>
             </w:pPr>
             <w:r>
@@ -5162,6 +5332,7 @@
             <w:pPr>
               <w:pStyle w:val="TableText"/>
               <w:jc w:val="left"/>
+              <w:wordWrap w:val="0"/>
               <w:spacing w:before="0" w:after="0" w:line="320" w:lineRule="exact"/>
             </w:pPr>
             <w:r>
@@ -5180,6 +5351,7 @@
             <w:pPr>
               <w:pStyle w:val="TableText"/>
               <w:jc w:val="left"/>
+              <w:wordWrap w:val="0"/>
               <w:spacing w:before="0" w:after="0" w:line="320" w:lineRule="exact"/>
             </w:pPr>
             <w:r>
@@ -5198,6 +5370,7 @@
             <w:pPr>
               <w:pStyle w:val="TableText"/>
               <w:jc w:val="left"/>
+              <w:wordWrap w:val="0"/>
               <w:spacing w:before="0" w:after="0" w:line="320" w:lineRule="exact"/>
             </w:pPr>
             <w:r>
@@ -5221,6 +5394,7 @@
             <w:pPr>
               <w:pStyle w:val="TableText"/>
               <w:jc w:val="left"/>
+              <w:wordWrap w:val="0"/>
               <w:spacing w:before="0" w:after="0" w:line="320" w:lineRule="exact"/>
             </w:pPr>
             <w:r>
@@ -5239,6 +5413,7 @@
             <w:pPr>
               <w:pStyle w:val="TableText"/>
               <w:jc w:val="left"/>
+              <w:wordWrap w:val="0"/>
               <w:spacing w:before="0" w:after="0" w:line="320" w:lineRule="exact"/>
             </w:pPr>
             <w:r>
@@ -5257,6 +5432,7 @@
             <w:pPr>
               <w:pStyle w:val="TableText"/>
               <w:jc w:val="left"/>
+              <w:wordWrap w:val="0"/>
               <w:spacing w:before="0" w:after="0" w:line="320" w:lineRule="exact"/>
             </w:pPr>
             <w:r>
@@ -5280,6 +5456,7 @@
             <w:pPr>
               <w:pStyle w:val="TableText"/>
               <w:jc w:val="left"/>
+              <w:wordWrap w:val="0"/>
               <w:spacing w:before="0" w:after="0" w:line="320" w:lineRule="exact"/>
             </w:pPr>
             <w:r>
@@ -5298,6 +5475,7 @@
             <w:pPr>
               <w:pStyle w:val="TableText"/>
               <w:jc w:val="left"/>
+              <w:wordWrap w:val="0"/>
               <w:spacing w:before="0" w:after="0" w:line="320" w:lineRule="exact"/>
             </w:pPr>
             <w:r>
@@ -5316,6 +5494,7 @@
             <w:pPr>
               <w:pStyle w:val="TableText"/>
               <w:jc w:val="left"/>
+              <w:wordWrap w:val="0"/>
               <w:spacing w:before="0" w:after="0" w:line="320" w:lineRule="exact"/>
             </w:pPr>
             <w:r>
@@ -5339,6 +5518,7 @@
             <w:pPr>
               <w:pStyle w:val="TableText"/>
               <w:jc w:val="left"/>
+              <w:wordWrap w:val="0"/>
               <w:spacing w:before="0" w:after="0" w:line="320" w:lineRule="exact"/>
             </w:pPr>
             <w:r>
@@ -5357,6 +5537,7 @@
             <w:pPr>
               <w:pStyle w:val="TableText"/>
               <w:jc w:val="left"/>
+              <w:wordWrap w:val="0"/>
               <w:spacing w:before="0" w:after="0" w:line="320" w:lineRule="exact"/>
             </w:pPr>
             <w:r>
@@ -5375,6 +5556,7 @@
             <w:pPr>
               <w:pStyle w:val="TableText"/>
               <w:jc w:val="left"/>
+              <w:wordWrap w:val="0"/>
               <w:spacing w:before="0" w:after="0" w:line="320" w:lineRule="exact"/>
             </w:pPr>
             <w:r>
@@ -5470,6 +5652,7 @@
             <w:pPr>
               <w:pStyle w:val="TableText"/>
               <w:jc w:val="left"/>
+              <w:wordWrap w:val="0"/>
               <w:spacing w:before="0" w:after="0" w:line="320" w:lineRule="exact"/>
             </w:pPr>
             <w:r>
@@ -5491,6 +5674,7 @@
             <w:pPr>
               <w:pStyle w:val="TableText"/>
               <w:jc w:val="left"/>
+              <w:wordWrap w:val="0"/>
               <w:spacing w:before="0" w:after="0" w:line="320" w:lineRule="exact"/>
             </w:pPr>
             <w:r>
@@ -5512,6 +5696,7 @@
             <w:pPr>
               <w:pStyle w:val="TableText"/>
               <w:jc w:val="left"/>
+              <w:wordWrap w:val="0"/>
               <w:spacing w:before="0" w:after="0" w:line="320" w:lineRule="exact"/>
             </w:pPr>
             <w:r>
@@ -5533,6 +5718,7 @@
             <w:pPr>
               <w:pStyle w:val="TableText"/>
               <w:jc w:val="left"/>
+              <w:wordWrap w:val="0"/>
               <w:spacing w:before="0" w:after="0" w:line="320" w:lineRule="exact"/>
             </w:pPr>
             <w:r>
@@ -5554,6 +5740,7 @@
             <w:pPr>
               <w:pStyle w:val="TableText"/>
               <w:jc w:val="left"/>
+              <w:wordWrap w:val="0"/>
               <w:spacing w:before="0" w:after="0" w:line="320" w:lineRule="exact"/>
             </w:pPr>
             <w:r>
@@ -5578,6 +5765,7 @@
             <w:pPr>
               <w:pStyle w:val="TableText"/>
               <w:jc w:val="left"/>
+              <w:wordWrap w:val="0"/>
               <w:spacing w:before="0" w:after="0" w:line="320" w:lineRule="exact"/>
             </w:pPr>
             <w:r>
@@ -5596,6 +5784,7 @@
             <w:pPr>
               <w:pStyle w:val="TableText"/>
               <w:jc w:val="left"/>
+              <w:wordWrap w:val="0"/>
               <w:spacing w:before="0" w:after="0" w:line="320" w:lineRule="exact"/>
             </w:pPr>
             <w:r>
@@ -5614,6 +5803,7 @@
             <w:pPr>
               <w:pStyle w:val="TableText"/>
               <w:jc w:val="left"/>
+              <w:wordWrap w:val="0"/>
               <w:spacing w:before="0" w:after="0" w:line="320" w:lineRule="exact"/>
             </w:pPr>
             <w:r>
@@ -5632,6 +5822,7 @@
             <w:pPr>
               <w:pStyle w:val="TableText"/>
               <w:jc w:val="left"/>
+              <w:wordWrap w:val="0"/>
               <w:spacing w:before="0" w:after="0" w:line="320" w:lineRule="exact"/>
             </w:pPr>
             <w:r>
@@ -5650,6 +5841,7 @@
             <w:pPr>
               <w:pStyle w:val="TableText"/>
               <w:jc w:val="left"/>
+              <w:wordWrap w:val="0"/>
               <w:spacing w:before="0" w:after="0" w:line="320" w:lineRule="exact"/>
             </w:pPr>
             <w:r>
@@ -5673,6 +5865,7 @@
             <w:pPr>
               <w:pStyle w:val="TableText"/>
               <w:jc w:val="left"/>
+              <w:wordWrap w:val="0"/>
               <w:spacing w:before="0" w:after="0" w:line="320" w:lineRule="exact"/>
             </w:pPr>
             <w:r>
@@ -5691,6 +5884,7 @@
             <w:pPr>
               <w:pStyle w:val="TableText"/>
               <w:jc w:val="left"/>
+              <w:wordWrap w:val="0"/>
               <w:spacing w:before="0" w:after="0" w:line="320" w:lineRule="exact"/>
             </w:pPr>
             <w:r>
@@ -5709,6 +5903,7 @@
             <w:pPr>
               <w:pStyle w:val="TableText"/>
               <w:jc w:val="left"/>
+              <w:wordWrap w:val="0"/>
               <w:spacing w:before="0" w:after="0" w:line="320" w:lineRule="exact"/>
             </w:pPr>
             <w:r>
@@ -5727,6 +5922,7 @@
             <w:pPr>
               <w:pStyle w:val="TableText"/>
               <w:jc w:val="left"/>
+              <w:wordWrap w:val="0"/>
               <w:spacing w:before="0" w:after="0" w:line="320" w:lineRule="exact"/>
             </w:pPr>
             <w:r>
@@ -5745,6 +5941,7 @@
             <w:pPr>
               <w:pStyle w:val="TableText"/>
               <w:jc w:val="left"/>
+              <w:wordWrap w:val="0"/>
               <w:spacing w:before="0" w:after="0" w:line="320" w:lineRule="exact"/>
             </w:pPr>
             <w:r>
@@ -5768,6 +5965,7 @@
             <w:pPr>
               <w:pStyle w:val="TableText"/>
               <w:jc w:val="left"/>
+              <w:wordWrap w:val="0"/>
               <w:spacing w:before="0" w:after="0" w:line="320" w:lineRule="exact"/>
             </w:pPr>
             <w:r>
@@ -5786,6 +5984,7 @@
             <w:pPr>
               <w:pStyle w:val="TableText"/>
               <w:jc w:val="left"/>
+              <w:wordWrap w:val="0"/>
               <w:spacing w:before="0" w:after="0" w:line="320" w:lineRule="exact"/>
             </w:pPr>
             <w:r>
@@ -5804,6 +6003,7 @@
             <w:pPr>
               <w:pStyle w:val="TableText"/>
               <w:jc w:val="left"/>
+              <w:wordWrap w:val="0"/>
               <w:spacing w:before="0" w:after="0" w:line="320" w:lineRule="exact"/>
             </w:pPr>
             <w:r>
@@ -5822,6 +6022,7 @@
             <w:pPr>
               <w:pStyle w:val="TableText"/>
               <w:jc w:val="left"/>
+              <w:wordWrap w:val="0"/>
               <w:spacing w:before="0" w:after="0" w:line="320" w:lineRule="exact"/>
             </w:pPr>
             <w:r>
@@ -5840,6 +6041,7 @@
             <w:pPr>
               <w:pStyle w:val="TableText"/>
               <w:jc w:val="left"/>
+              <w:wordWrap w:val="0"/>
               <w:spacing w:before="0" w:after="0" w:line="320" w:lineRule="exact"/>
             </w:pPr>
             <w:r>
@@ -5863,6 +6065,7 @@
             <w:pPr>
               <w:pStyle w:val="TableText"/>
               <w:jc w:val="left"/>
+              <w:wordWrap w:val="0"/>
               <w:spacing w:before="0" w:after="0" w:line="320" w:lineRule="exact"/>
             </w:pPr>
             <w:r>
@@ -5881,6 +6084,7 @@
             <w:pPr>
               <w:pStyle w:val="TableText"/>
               <w:jc w:val="left"/>
+              <w:wordWrap w:val="0"/>
               <w:spacing w:before="0" w:after="0" w:line="320" w:lineRule="exact"/>
             </w:pPr>
             <w:r>
@@ -5899,6 +6103,7 @@
             <w:pPr>
               <w:pStyle w:val="TableText"/>
               <w:jc w:val="left"/>
+              <w:wordWrap w:val="0"/>
               <w:spacing w:before="0" w:after="0" w:line="320" w:lineRule="exact"/>
             </w:pPr>
             <w:r>
@@ -5917,6 +6122,7 @@
             <w:pPr>
               <w:pStyle w:val="TableText"/>
               <w:jc w:val="left"/>
+              <w:wordWrap w:val="0"/>
               <w:spacing w:before="0" w:after="0" w:line="320" w:lineRule="exact"/>
             </w:pPr>
             <w:r>
@@ -5935,6 +6141,7 @@
             <w:pPr>
               <w:pStyle w:val="TableText"/>
               <w:jc w:val="left"/>
+              <w:wordWrap w:val="0"/>
               <w:spacing w:before="0" w:after="0" w:line="320" w:lineRule="exact"/>
             </w:pPr>
             <w:r>
@@ -5958,6 +6165,7 @@
             <w:pPr>
               <w:pStyle w:val="TableText"/>
               <w:jc w:val="left"/>
+              <w:wordWrap w:val="0"/>
               <w:spacing w:before="0" w:after="0" w:line="320" w:lineRule="exact"/>
             </w:pPr>
             <w:r>
@@ -5976,6 +6184,7 @@
             <w:pPr>
               <w:pStyle w:val="TableText"/>
               <w:jc w:val="left"/>
+              <w:wordWrap w:val="0"/>
               <w:spacing w:before="0" w:after="0" w:line="320" w:lineRule="exact"/>
             </w:pPr>
             <w:r>
@@ -5994,6 +6203,7 @@
             <w:pPr>
               <w:pStyle w:val="TableText"/>
               <w:jc w:val="left"/>
+              <w:wordWrap w:val="0"/>
               <w:spacing w:before="0" w:after="0" w:line="320" w:lineRule="exact"/>
             </w:pPr>
             <w:r>
@@ -6012,6 +6222,7 @@
             <w:pPr>
               <w:pStyle w:val="TableText"/>
               <w:jc w:val="left"/>
+              <w:wordWrap w:val="0"/>
               <w:spacing w:before="0" w:after="0" w:line="320" w:lineRule="exact"/>
             </w:pPr>
             <w:r>
@@ -6030,6 +6241,7 @@
             <w:pPr>
               <w:pStyle w:val="TableText"/>
               <w:jc w:val="left"/>
+              <w:wordWrap w:val="0"/>
               <w:spacing w:before="0" w:after="0" w:line="320" w:lineRule="exact"/>
             </w:pPr>
             <w:r>
@@ -6053,6 +6265,7 @@
             <w:pPr>
               <w:pStyle w:val="TableText"/>
               <w:jc w:val="left"/>
+              <w:wordWrap w:val="0"/>
               <w:spacing w:before="0" w:after="0" w:line="320" w:lineRule="exact"/>
             </w:pPr>
             <w:r>
@@ -6071,6 +6284,7 @@
             <w:pPr>
               <w:pStyle w:val="TableText"/>
               <w:jc w:val="left"/>
+              <w:wordWrap w:val="0"/>
               <w:spacing w:before="0" w:after="0" w:line="320" w:lineRule="exact"/>
             </w:pPr>
             <w:r>
@@ -6089,6 +6303,7 @@
             <w:pPr>
               <w:pStyle w:val="TableText"/>
               <w:jc w:val="left"/>
+              <w:wordWrap w:val="0"/>
               <w:spacing w:before="0" w:after="0" w:line="320" w:lineRule="exact"/>
             </w:pPr>
             <w:r>
@@ -6107,6 +6322,7 @@
             <w:pPr>
               <w:pStyle w:val="TableText"/>
               <w:jc w:val="left"/>
+              <w:wordWrap w:val="0"/>
               <w:spacing w:before="0" w:after="0" w:line="320" w:lineRule="exact"/>
             </w:pPr>
             <w:r>
@@ -6125,6 +6341,7 @@
             <w:pPr>
               <w:pStyle w:val="TableText"/>
               <w:jc w:val="left"/>
+              <w:wordWrap w:val="0"/>
               <w:spacing w:before="0" w:after="0" w:line="320" w:lineRule="exact"/>
             </w:pPr>
             <w:r>
@@ -6232,6 +6449,7 @@
             <w:pPr>
               <w:pStyle w:val="TableText"/>
               <w:jc w:val="left"/>
+              <w:wordWrap w:val="0"/>
               <w:spacing w:before="0" w:after="0" w:line="320" w:lineRule="exact"/>
             </w:pPr>
             <w:r>
@@ -6253,6 +6471,7 @@
             <w:pPr>
               <w:pStyle w:val="TableText"/>
               <w:jc w:val="left"/>
+              <w:wordWrap w:val="0"/>
               <w:spacing w:before="0" w:after="0" w:line="320" w:lineRule="exact"/>
             </w:pPr>
             <w:r>
@@ -6274,6 +6493,7 @@
             <w:pPr>
               <w:pStyle w:val="TableText"/>
               <w:jc w:val="left"/>
+              <w:wordWrap w:val="0"/>
               <w:spacing w:before="0" w:after="0" w:line="320" w:lineRule="exact"/>
             </w:pPr>
             <w:r>
@@ -6298,6 +6518,7 @@
             <w:pPr>
               <w:pStyle w:val="TableText"/>
               <w:jc w:val="left"/>
+              <w:wordWrap w:val="0"/>
               <w:spacing w:before="0" w:after="0" w:line="320" w:lineRule="exact"/>
             </w:pPr>
             <w:r>
@@ -6316,6 +6537,7 @@
             <w:pPr>
               <w:pStyle w:val="TableText"/>
               <w:jc w:val="left"/>
+              <w:wordWrap w:val="0"/>
               <w:spacing w:before="0" w:after="0" w:line="320" w:lineRule="exact"/>
             </w:pPr>
             <w:r>
@@ -6334,6 +6556,7 @@
             <w:pPr>
               <w:pStyle w:val="TableText"/>
               <w:jc w:val="left"/>
+              <w:wordWrap w:val="0"/>
               <w:spacing w:before="0" w:after="0" w:line="320" w:lineRule="exact"/>
             </w:pPr>
             <w:r>
@@ -6357,6 +6580,7 @@
             <w:pPr>
               <w:pStyle w:val="TableText"/>
               <w:jc w:val="left"/>
+              <w:wordWrap w:val="0"/>
               <w:spacing w:before="0" w:after="0" w:line="320" w:lineRule="exact"/>
             </w:pPr>
             <w:r>
@@ -6375,6 +6599,7 @@
             <w:pPr>
               <w:pStyle w:val="TableText"/>
               <w:jc w:val="left"/>
+              <w:wordWrap w:val="0"/>
               <w:spacing w:before="0" w:after="0" w:line="320" w:lineRule="exact"/>
             </w:pPr>
             <w:r>
@@ -6393,6 +6618,7 @@
             <w:pPr>
               <w:pStyle w:val="TableText"/>
               <w:jc w:val="left"/>
+              <w:wordWrap w:val="0"/>
               <w:spacing w:before="0" w:after="0" w:line="320" w:lineRule="exact"/>
             </w:pPr>
             <w:r>
@@ -6416,6 +6642,7 @@
             <w:pPr>
               <w:pStyle w:val="TableText"/>
               <w:jc w:val="left"/>
+              <w:wordWrap w:val="0"/>
               <w:spacing w:before="0" w:after="0" w:line="320" w:lineRule="exact"/>
             </w:pPr>
             <w:r>
@@ -6434,6 +6661,7 @@
             <w:pPr>
               <w:pStyle w:val="TableText"/>
               <w:jc w:val="left"/>
+              <w:wordWrap w:val="0"/>
               <w:spacing w:before="0" w:after="0" w:line="320" w:lineRule="exact"/>
             </w:pPr>
             <w:r>
@@ -6452,6 +6680,7 @@
             <w:pPr>
               <w:pStyle w:val="TableText"/>
               <w:jc w:val="left"/>
+              <w:wordWrap w:val="0"/>
               <w:spacing w:before="0" w:after="0" w:line="320" w:lineRule="exact"/>
             </w:pPr>
             <w:r>
@@ -6525,6 +6754,7 @@
             <w:pPr>
               <w:pStyle w:val="TableText"/>
               <w:jc w:val="left"/>
+              <w:wordWrap w:val="0"/>
               <w:spacing w:before="0" w:after="0" w:line="320" w:lineRule="exact"/>
             </w:pPr>
             <w:r>
@@ -6546,6 +6776,7 @@
             <w:pPr>
               <w:pStyle w:val="TableText"/>
               <w:jc w:val="left"/>
+              <w:wordWrap w:val="0"/>
               <w:spacing w:before="0" w:after="0" w:line="320" w:lineRule="exact"/>
             </w:pPr>
             <w:r>
@@ -6567,6 +6798,7 @@
             <w:pPr>
               <w:pStyle w:val="TableText"/>
               <w:jc w:val="left"/>
+              <w:wordWrap w:val="0"/>
               <w:spacing w:before="0" w:after="0" w:line="320" w:lineRule="exact"/>
             </w:pPr>
             <w:r>
@@ -6591,6 +6823,7 @@
             <w:pPr>
               <w:pStyle w:val="TableText"/>
               <w:jc w:val="left"/>
+              <w:wordWrap w:val="0"/>
               <w:spacing w:before="0" w:after="0" w:line="320" w:lineRule="exact"/>
             </w:pPr>
             <w:r>
@@ -6609,6 +6842,7 @@
             <w:pPr>
               <w:pStyle w:val="TableText"/>
               <w:jc w:val="left"/>
+              <w:wordWrap w:val="0"/>
               <w:spacing w:before="0" w:after="0" w:line="320" w:lineRule="exact"/>
             </w:pPr>
             <w:r>
@@ -6627,6 +6861,7 @@
             <w:pPr>
               <w:pStyle w:val="TableText"/>
               <w:jc w:val="left"/>
+              <w:wordWrap w:val="0"/>
               <w:spacing w:before="0" w:after="0" w:line="320" w:lineRule="exact"/>
             </w:pPr>
             <w:r>
@@ -6650,6 +6885,7 @@
             <w:pPr>
               <w:pStyle w:val="TableText"/>
               <w:jc w:val="left"/>
+              <w:wordWrap w:val="0"/>
               <w:spacing w:before="0" w:after="0" w:line="320" w:lineRule="exact"/>
             </w:pPr>
             <w:r>
@@ -6668,6 +6904,7 @@
             <w:pPr>
               <w:pStyle w:val="TableText"/>
               <w:jc w:val="left"/>
+              <w:wordWrap w:val="0"/>
               <w:spacing w:before="0" w:after="0" w:line="320" w:lineRule="exact"/>
             </w:pPr>
             <w:r>
@@ -6686,6 +6923,7 @@
             <w:pPr>
               <w:pStyle w:val="TableText"/>
               <w:jc w:val="left"/>
+              <w:wordWrap w:val="0"/>
               <w:spacing w:before="0" w:after="0" w:line="320" w:lineRule="exact"/>
             </w:pPr>
             <w:r>
@@ -6709,6 +6947,7 @@
             <w:pPr>
               <w:pStyle w:val="TableText"/>
               <w:jc w:val="left"/>
+              <w:wordWrap w:val="0"/>
               <w:spacing w:before="0" w:after="0" w:line="320" w:lineRule="exact"/>
             </w:pPr>
             <w:r>
@@ -6727,6 +6966,7 @@
             <w:pPr>
               <w:pStyle w:val="TableText"/>
               <w:jc w:val="left"/>
+              <w:wordWrap w:val="0"/>
               <w:spacing w:before="0" w:after="0" w:line="320" w:lineRule="exact"/>
             </w:pPr>
             <w:r>
@@ -6745,6 +6985,7 @@
             <w:pPr>
               <w:pStyle w:val="TableText"/>
               <w:jc w:val="left"/>
+              <w:wordWrap w:val="0"/>
               <w:spacing w:before="0" w:after="0" w:line="320" w:lineRule="exact"/>
             </w:pPr>
             <w:r>
@@ -6768,6 +7009,7 @@
             <w:pPr>
               <w:pStyle w:val="TableText"/>
               <w:jc w:val="left"/>
+              <w:wordWrap w:val="0"/>
               <w:spacing w:before="0" w:after="0" w:line="320" w:lineRule="exact"/>
             </w:pPr>
             <w:r>
@@ -6786,6 +7028,7 @@
             <w:pPr>
               <w:pStyle w:val="TableText"/>
               <w:jc w:val="left"/>
+              <w:wordWrap w:val="0"/>
               <w:spacing w:before="0" w:after="0" w:line="320" w:lineRule="exact"/>
             </w:pPr>
             <w:r>
@@ -6804,6 +7047,7 @@
             <w:pPr>
               <w:pStyle w:val="TableText"/>
               <w:jc w:val="left"/>
+              <w:wordWrap w:val="0"/>
               <w:spacing w:before="0" w:after="0" w:line="320" w:lineRule="exact"/>
             </w:pPr>
             <w:r>
@@ -6827,6 +7071,7 @@
             <w:pPr>
               <w:pStyle w:val="TableText"/>
               <w:jc w:val="left"/>
+              <w:wordWrap w:val="0"/>
               <w:spacing w:before="0" w:after="0" w:line="320" w:lineRule="exact"/>
             </w:pPr>
             <w:r>
@@ -6845,6 +7090,7 @@
             <w:pPr>
               <w:pStyle w:val="TableText"/>
               <w:jc w:val="left"/>
+              <w:wordWrap w:val="0"/>
               <w:spacing w:before="0" w:after="0" w:line="320" w:lineRule="exact"/>
             </w:pPr>
             <w:r>
@@ -6863,6 +7109,7 @@
             <w:pPr>
               <w:pStyle w:val="TableText"/>
               <w:jc w:val="left"/>
+              <w:wordWrap w:val="0"/>
               <w:spacing w:before="0" w:after="0" w:line="320" w:lineRule="exact"/>
             </w:pPr>
             <w:r>
@@ -6886,6 +7133,7 @@
             <w:pPr>
               <w:pStyle w:val="TableText"/>
               <w:jc w:val="left"/>
+              <w:wordWrap w:val="0"/>
               <w:spacing w:before="0" w:after="0" w:line="320" w:lineRule="exact"/>
             </w:pPr>
             <w:r>
@@ -6904,6 +7152,7 @@
             <w:pPr>
               <w:pStyle w:val="TableText"/>
               <w:jc w:val="left"/>
+              <w:wordWrap w:val="0"/>
               <w:spacing w:before="0" w:after="0" w:line="320" w:lineRule="exact"/>
             </w:pPr>
             <w:r>
@@ -6922,6 +7171,7 @@
             <w:pPr>
               <w:pStyle w:val="TableText"/>
               <w:jc w:val="left"/>
+              <w:wordWrap w:val="0"/>
               <w:spacing w:before="0" w:after="0" w:line="320" w:lineRule="exact"/>
             </w:pPr>
             <w:r>
@@ -6995,6 +7245,7 @@
             <w:pPr>
               <w:pStyle w:val="TableText"/>
               <w:jc w:val="left"/>
+              <w:wordWrap w:val="0"/>
               <w:spacing w:before="0" w:after="0" w:line="320" w:lineRule="exact"/>
             </w:pPr>
             <w:r>
@@ -7016,6 +7267,7 @@
             <w:pPr>
               <w:pStyle w:val="TableText"/>
               <w:jc w:val="left"/>
+              <w:wordWrap w:val="0"/>
               <w:spacing w:before="0" w:after="0" w:line="320" w:lineRule="exact"/>
             </w:pPr>
             <w:r>
@@ -7037,6 +7289,7 @@
             <w:pPr>
               <w:pStyle w:val="TableText"/>
               <w:jc w:val="left"/>
+              <w:wordWrap w:val="0"/>
               <w:spacing w:before="0" w:after="0" w:line="320" w:lineRule="exact"/>
             </w:pPr>
             <w:r>
@@ -7058,6 +7311,7 @@
             <w:pPr>
               <w:pStyle w:val="TableText"/>
               <w:jc w:val="left"/>
+              <w:wordWrap w:val="0"/>
               <w:spacing w:before="0" w:after="0" w:line="320" w:lineRule="exact"/>
             </w:pPr>
             <w:r>
@@ -7079,6 +7333,7 @@
             <w:pPr>
               <w:pStyle w:val="TableText"/>
               <w:jc w:val="left"/>
+              <w:wordWrap w:val="0"/>
               <w:spacing w:before="0" w:after="0" w:line="320" w:lineRule="exact"/>
             </w:pPr>
             <w:r>
@@ -7103,6 +7358,7 @@
             <w:pPr>
               <w:pStyle w:val="TableText"/>
               <w:jc w:val="left"/>
+              <w:wordWrap w:val="0"/>
               <w:spacing w:before="0" w:after="0" w:line="320" w:lineRule="exact"/>
             </w:pPr>
             <w:r>
@@ -7121,6 +7377,7 @@
             <w:pPr>
               <w:pStyle w:val="TableText"/>
               <w:jc w:val="left"/>
+              <w:wordWrap w:val="0"/>
               <w:spacing w:before="0" w:after="0" w:line="320" w:lineRule="exact"/>
             </w:pPr>
             <w:r>
@@ -7139,6 +7396,7 @@
             <w:pPr>
               <w:pStyle w:val="TableText"/>
               <w:jc w:val="left"/>
+              <w:wordWrap w:val="0"/>
               <w:spacing w:before="0" w:after="0" w:line="320" w:lineRule="exact"/>
             </w:pPr>
             <w:r>
@@ -7157,6 +7415,7 @@
             <w:pPr>
               <w:pStyle w:val="TableText"/>
               <w:jc w:val="left"/>
+              <w:wordWrap w:val="0"/>
               <w:spacing w:before="0" w:after="0" w:line="320" w:lineRule="exact"/>
             </w:pPr>
             <w:r>
@@ -7175,6 +7434,7 @@
             <w:pPr>
               <w:pStyle w:val="TableText"/>
               <w:jc w:val="left"/>
+              <w:wordWrap w:val="0"/>
               <w:spacing w:before="0" w:after="0" w:line="320" w:lineRule="exact"/>
             </w:pPr>
             <w:r>
@@ -7198,6 +7458,7 @@
             <w:pPr>
               <w:pStyle w:val="TableText"/>
               <w:jc w:val="left"/>
+              <w:wordWrap w:val="0"/>
               <w:spacing w:before="0" w:after="0" w:line="320" w:lineRule="exact"/>
             </w:pPr>
             <w:r>
@@ -7216,6 +7477,7 @@
             <w:pPr>
               <w:pStyle w:val="TableText"/>
               <w:jc w:val="left"/>
+              <w:wordWrap w:val="0"/>
               <w:spacing w:before="0" w:after="0" w:line="320" w:lineRule="exact"/>
             </w:pPr>
             <w:r>
@@ -7234,6 +7496,7 @@
             <w:pPr>
               <w:pStyle w:val="TableText"/>
               <w:jc w:val="left"/>
+              <w:wordWrap w:val="0"/>
               <w:spacing w:before="0" w:after="0" w:line="320" w:lineRule="exact"/>
             </w:pPr>
             <w:r>
@@ -7252,6 +7515,7 @@
             <w:pPr>
               <w:pStyle w:val="TableText"/>
               <w:jc w:val="left"/>
+              <w:wordWrap w:val="0"/>
               <w:spacing w:before="0" w:after="0" w:line="320" w:lineRule="exact"/>
             </w:pPr>
             <w:r>
@@ -7270,6 +7534,7 @@
             <w:pPr>
               <w:pStyle w:val="TableText"/>
               <w:jc w:val="left"/>
+              <w:wordWrap w:val="0"/>
               <w:spacing w:before="0" w:after="0" w:line="320" w:lineRule="exact"/>
             </w:pPr>
             <w:r>
@@ -7293,6 +7558,7 @@
             <w:pPr>
               <w:pStyle w:val="TableText"/>
               <w:jc w:val="left"/>
+              <w:wordWrap w:val="0"/>
               <w:spacing w:before="0" w:after="0" w:line="320" w:lineRule="exact"/>
             </w:pPr>
             <w:r>
@@ -7311,6 +7577,7 @@
             <w:pPr>
               <w:pStyle w:val="TableText"/>
               <w:jc w:val="left"/>
+              <w:wordWrap w:val="0"/>
               <w:spacing w:before="0" w:after="0" w:line="320" w:lineRule="exact"/>
             </w:pPr>
             <w:r>
@@ -7329,6 +7596,7 @@
             <w:pPr>
               <w:pStyle w:val="TableText"/>
               <w:jc w:val="left"/>
+              <w:wordWrap w:val="0"/>
               <w:spacing w:before="0" w:after="0" w:line="320" w:lineRule="exact"/>
             </w:pPr>
             <w:r>
@@ -7347,6 +7615,7 @@
             <w:pPr>
               <w:pStyle w:val="TableText"/>
               <w:jc w:val="left"/>
+              <w:wordWrap w:val="0"/>
               <w:spacing w:before="0" w:after="0" w:line="320" w:lineRule="exact"/>
             </w:pPr>
             <w:r>
@@ -7365,6 +7634,7 @@
             <w:pPr>
               <w:pStyle w:val="TableText"/>
               <w:jc w:val="left"/>
+              <w:wordWrap w:val="0"/>
               <w:spacing w:before="0" w:after="0" w:line="320" w:lineRule="exact"/>
             </w:pPr>
             <w:r>
@@ -7388,6 +7658,7 @@
             <w:pPr>
               <w:pStyle w:val="TableText"/>
               <w:jc w:val="left"/>
+              <w:wordWrap w:val="0"/>
               <w:spacing w:before="0" w:after="0" w:line="320" w:lineRule="exact"/>
             </w:pPr>
             <w:r>
@@ -7406,6 +7677,7 @@
             <w:pPr>
               <w:pStyle w:val="TableText"/>
               <w:jc w:val="left"/>
+              <w:wordWrap w:val="0"/>
               <w:spacing w:before="0" w:after="0" w:line="320" w:lineRule="exact"/>
             </w:pPr>
             <w:r>
@@ -7424,6 +7696,7 @@
             <w:pPr>
               <w:pStyle w:val="TableText"/>
               <w:jc w:val="left"/>
+              <w:wordWrap w:val="0"/>
               <w:spacing w:before="0" w:after="0" w:line="320" w:lineRule="exact"/>
             </w:pPr>
             <w:r>
@@ -7442,6 +7715,7 @@
             <w:pPr>
               <w:pStyle w:val="TableText"/>
               <w:jc w:val="left"/>
+              <w:wordWrap w:val="0"/>
               <w:spacing w:before="0" w:after="0" w:line="320" w:lineRule="exact"/>
             </w:pPr>
             <w:r>
@@ -7460,6 +7734,7 @@
             <w:pPr>
               <w:pStyle w:val="TableText"/>
               <w:jc w:val="left"/>
+              <w:wordWrap w:val="0"/>
               <w:spacing w:before="0" w:after="0" w:line="320" w:lineRule="exact"/>
             </w:pPr>
             <w:r>
@@ -7672,7 +7947,7 @@
         <w:rPr>
           <w:rFonts w:ascii="Calibri" w:hAnsi="Calibri" w:eastAsia="Microsoft YaHei" w:cs="Calibri"/>
         </w:rPr>
-        <w:t xml:space="preserve">该场景是核心场景组的主要优势来源，说明独立全局目录能够有效缩短“数据在哪里”和⁠“⁠谁⁠可⁠写⁠”</w:t>
+        <w:t xml:space="preserve">该场景是核心场景组的主要优势来源，说明独立全局目录能够联合判断数据位置与写⁠权⁠限⁠归⁠属⁠，</w:t>
       </w:r>
     </w:p>
     <w:p>
@@ -7683,7 +7958,7 @@
         <w:rPr>
           <w:rFonts w:ascii="Calibri" w:hAnsi="Calibri" w:eastAsia="Microsoft YaHei" w:cs="Calibri"/>
         </w:rPr>
-        <w:t xml:space="preserve">两个问题的联合⁠决⁠策⁠路⁠径⁠。</w:t>
+        <w:t xml:space="preserve">缩短两个问题的⁠决⁠策⁠路⁠径⁠。</w:t>
       </w:r>
     </w:p>
     <w:p>
@@ -7904,6 +8179,7 @@
             <w:pPr>
               <w:pStyle w:val="TableText"/>
               <w:jc w:val="left"/>
+              <w:wordWrap w:val="0"/>
               <w:spacing w:before="0" w:after="0" w:line="320" w:lineRule="exact"/>
             </w:pPr>
             <w:r>
@@ -7925,6 +8201,7 @@
             <w:pPr>
               <w:pStyle w:val="TableText"/>
               <w:jc w:val="left"/>
+              <w:wordWrap w:val="0"/>
               <w:spacing w:before="0" w:after="0" w:line="320" w:lineRule="exact"/>
             </w:pPr>
             <w:r>
@@ -7946,6 +8223,7 @@
             <w:pPr>
               <w:pStyle w:val="TableText"/>
               <w:jc w:val="left"/>
+              <w:wordWrap w:val="0"/>
               <w:spacing w:before="0" w:after="0" w:line="320" w:lineRule="exact"/>
             </w:pPr>
             <w:r>
@@ -7967,6 +8245,7 @@
             <w:pPr>
               <w:pStyle w:val="TableText"/>
               <w:jc w:val="left"/>
+              <w:wordWrap w:val="0"/>
               <w:spacing w:before="0" w:after="0" w:line="320" w:lineRule="exact"/>
             </w:pPr>
             <w:r>
@@ -7991,6 +8270,7 @@
             <w:pPr>
               <w:pStyle w:val="TableText"/>
               <w:jc w:val="left"/>
+              <w:wordWrap w:val="0"/>
               <w:spacing w:before="0" w:after="0" w:line="320" w:lineRule="exact"/>
             </w:pPr>
             <w:r>
@@ -8009,6 +8289,7 @@
             <w:pPr>
               <w:pStyle w:val="TableText"/>
               <w:jc w:val="left"/>
+              <w:wordWrap w:val="0"/>
               <w:spacing w:before="0" w:after="0" w:line="320" w:lineRule="exact"/>
             </w:pPr>
             <w:r>
@@ -8027,6 +8308,7 @@
             <w:pPr>
               <w:pStyle w:val="TableText"/>
               <w:jc w:val="left"/>
+              <w:wordWrap w:val="0"/>
               <w:spacing w:before="0" w:after="0" w:line="320" w:lineRule="exact"/>
             </w:pPr>
             <w:r>
@@ -8045,6 +8327,7 @@
             <w:pPr>
               <w:pStyle w:val="TableText"/>
               <w:jc w:val="left"/>
+              <w:wordWrap w:val="0"/>
               <w:spacing w:before="0" w:after="0" w:line="320" w:lineRule="exact"/>
             </w:pPr>
             <w:r>
@@ -8068,6 +8351,7 @@
             <w:pPr>
               <w:pStyle w:val="TableText"/>
               <w:jc w:val="left"/>
+              <w:wordWrap w:val="0"/>
               <w:spacing w:before="0" w:after="0" w:line="320" w:lineRule="exact"/>
             </w:pPr>
             <w:r>
@@ -8086,6 +8370,7 @@
             <w:pPr>
               <w:pStyle w:val="TableText"/>
               <w:jc w:val="left"/>
+              <w:wordWrap w:val="0"/>
               <w:spacing w:before="0" w:after="0" w:line="320" w:lineRule="exact"/>
             </w:pPr>
             <w:r>
@@ -8104,6 +8389,7 @@
             <w:pPr>
               <w:pStyle w:val="TableText"/>
               <w:jc w:val="left"/>
+              <w:wordWrap w:val="0"/>
               <w:spacing w:before="0" w:after="0" w:line="320" w:lineRule="exact"/>
             </w:pPr>
             <w:r>
@@ -8122,6 +8408,7 @@
             <w:pPr>
               <w:pStyle w:val="TableText"/>
               <w:jc w:val="left"/>
+              <w:wordWrap w:val="0"/>
               <w:spacing w:before="0" w:after="0" w:line="320" w:lineRule="exact"/>
             </w:pPr>
             <w:r>
@@ -8145,6 +8432,7 @@
             <w:pPr>
               <w:pStyle w:val="TableText"/>
               <w:jc w:val="left"/>
+              <w:wordWrap w:val="0"/>
               <w:spacing w:before="0" w:after="0" w:line="320" w:lineRule="exact"/>
             </w:pPr>
             <w:r>
@@ -8163,6 +8451,7 @@
             <w:pPr>
               <w:pStyle w:val="TableText"/>
               <w:jc w:val="left"/>
+              <w:wordWrap w:val="0"/>
               <w:spacing w:before="0" w:after="0" w:line="320" w:lineRule="exact"/>
             </w:pPr>
             <w:r>
@@ -8181,6 +8470,7 @@
             <w:pPr>
               <w:pStyle w:val="TableText"/>
               <w:jc w:val="left"/>
+              <w:wordWrap w:val="0"/>
               <w:spacing w:before="0" w:after="0" w:line="320" w:lineRule="exact"/>
             </w:pPr>
             <w:r>
@@ -8199,6 +8489,7 @@
             <w:pPr>
               <w:pStyle w:val="TableText"/>
               <w:jc w:val="left"/>
+              <w:wordWrap w:val="0"/>
               <w:spacing w:before="0" w:after="0" w:line="320" w:lineRule="exact"/>
             </w:pPr>
             <w:r>
@@ -8363,6 +8654,7 @@
             <w:pPr>
               <w:pStyle w:val="TableText"/>
               <w:jc w:val="left"/>
+              <w:wordWrap w:val="0"/>
               <w:spacing w:before="0" w:after="0" w:line="320" w:lineRule="exact"/>
             </w:pPr>
             <w:r>
@@ -8384,6 +8676,7 @@
             <w:pPr>
               <w:pStyle w:val="TableText"/>
               <w:jc w:val="left"/>
+              <w:wordWrap w:val="0"/>
               <w:spacing w:before="0" w:after="0" w:line="320" w:lineRule="exact"/>
             </w:pPr>
             <w:r>
@@ -8405,6 +8698,7 @@
             <w:pPr>
               <w:pStyle w:val="TableText"/>
               <w:jc w:val="left"/>
+              <w:wordWrap w:val="0"/>
               <w:spacing w:before="0" w:after="0" w:line="320" w:lineRule="exact"/>
             </w:pPr>
             <w:r>
@@ -8426,6 +8720,7 @@
             <w:pPr>
               <w:pStyle w:val="TableText"/>
               <w:jc w:val="left"/>
+              <w:wordWrap w:val="0"/>
               <w:spacing w:before="0" w:after="0" w:line="320" w:lineRule="exact"/>
             </w:pPr>
             <w:r>
@@ -8447,6 +8742,7 @@
             <w:pPr>
               <w:pStyle w:val="TableText"/>
               <w:jc w:val="left"/>
+              <w:wordWrap w:val="0"/>
               <w:spacing w:before="0" w:after="0" w:line="320" w:lineRule="exact"/>
             </w:pPr>
             <w:r>
@@ -8471,6 +8767,7 @@
             <w:pPr>
               <w:pStyle w:val="TableText"/>
               <w:jc w:val="left"/>
+              <w:wordWrap w:val="0"/>
               <w:spacing w:before="0" w:after="0" w:line="320" w:lineRule="exact"/>
             </w:pPr>
             <w:r>
@@ -8489,6 +8786,7 @@
             <w:pPr>
               <w:pStyle w:val="TableText"/>
               <w:jc w:val="left"/>
+              <w:wordWrap w:val="0"/>
               <w:spacing w:before="0" w:after="0" w:line="320" w:lineRule="exact"/>
             </w:pPr>
             <w:r>
@@ -8507,6 +8805,7 @@
             <w:pPr>
               <w:pStyle w:val="TableText"/>
               <w:jc w:val="left"/>
+              <w:wordWrap w:val="0"/>
               <w:spacing w:before="0" w:after="0" w:line="320" w:lineRule="exact"/>
             </w:pPr>
             <w:r>
@@ -8525,6 +8824,7 @@
             <w:pPr>
               <w:pStyle w:val="TableText"/>
               <w:jc w:val="left"/>
+              <w:wordWrap w:val="0"/>
               <w:spacing w:before="0" w:after="0" w:line="320" w:lineRule="exact"/>
             </w:pPr>
             <w:r>
@@ -8543,6 +8843,7 @@
             <w:pPr>
               <w:pStyle w:val="TableText"/>
               <w:jc w:val="left"/>
+              <w:wordWrap w:val="0"/>
               <w:spacing w:before="0" w:after="0" w:line="320" w:lineRule="exact"/>
             </w:pPr>
             <w:r>
@@ -8566,6 +8867,7 @@
             <w:pPr>
               <w:pStyle w:val="TableText"/>
               <w:jc w:val="left"/>
+              <w:wordWrap w:val="0"/>
               <w:spacing w:before="0" w:after="0" w:line="320" w:lineRule="exact"/>
             </w:pPr>
             <w:r>
@@ -8584,6 +8886,7 @@
             <w:pPr>
               <w:pStyle w:val="TableText"/>
               <w:jc w:val="left"/>
+              <w:wordWrap w:val="0"/>
               <w:spacing w:before="0" w:after="0" w:line="320" w:lineRule="exact"/>
             </w:pPr>
             <w:r>
@@ -8602,6 +8905,7 @@
             <w:pPr>
               <w:pStyle w:val="TableText"/>
               <w:jc w:val="left"/>
+              <w:wordWrap w:val="0"/>
               <w:spacing w:before="0" w:after="0" w:line="320" w:lineRule="exact"/>
             </w:pPr>
             <w:r>
@@ -8620,6 +8924,7 @@
             <w:pPr>
               <w:pStyle w:val="TableText"/>
               <w:jc w:val="left"/>
+              <w:wordWrap w:val="0"/>
               <w:spacing w:before="0" w:after="0" w:line="320" w:lineRule="exact"/>
             </w:pPr>
             <w:r>
@@ -8638,6 +8943,7 @@
             <w:pPr>
               <w:pStyle w:val="TableText"/>
               <w:jc w:val="left"/>
+              <w:wordWrap w:val="0"/>
               <w:spacing w:before="0" w:after="0" w:line="320" w:lineRule="exact"/>
             </w:pPr>
             <w:r>
@@ -8661,6 +8967,7 @@
             <w:pPr>
               <w:pStyle w:val="TableText"/>
               <w:jc w:val="left"/>
+              <w:wordWrap w:val="0"/>
               <w:spacing w:before="0" w:after="0" w:line="320" w:lineRule="exact"/>
             </w:pPr>
             <w:r>
@@ -8679,6 +8986,7 @@
             <w:pPr>
               <w:pStyle w:val="TableText"/>
               <w:jc w:val="left"/>
+              <w:wordWrap w:val="0"/>
               <w:spacing w:before="0" w:after="0" w:line="320" w:lineRule="exact"/>
             </w:pPr>
             <w:r>
@@ -8697,6 +9005,7 @@
             <w:pPr>
               <w:pStyle w:val="TableText"/>
               <w:jc w:val="left"/>
+              <w:wordWrap w:val="0"/>
               <w:spacing w:before="0" w:after="0" w:line="320" w:lineRule="exact"/>
             </w:pPr>
             <w:r>
@@ -8715,6 +9024,7 @@
             <w:pPr>
               <w:pStyle w:val="TableText"/>
               <w:jc w:val="left"/>
+              <w:wordWrap w:val="0"/>
               <w:spacing w:before="0" w:after="0" w:line="320" w:lineRule="exact"/>
             </w:pPr>
             <w:r>
@@ -8733,6 +9043,7 @@
             <w:pPr>
               <w:pStyle w:val="TableText"/>
               <w:jc w:val="left"/>
+              <w:wordWrap w:val="0"/>
               <w:spacing w:before="0" w:after="0" w:line="320" w:lineRule="exact"/>
             </w:pPr>
             <w:r>
@@ -8756,6 +9067,7 @@
             <w:pPr>
               <w:pStyle w:val="TableText"/>
               <w:jc w:val="left"/>
+              <w:wordWrap w:val="0"/>
               <w:spacing w:before="0" w:after="0" w:line="320" w:lineRule="exact"/>
             </w:pPr>
             <w:r>
@@ -8774,6 +9086,7 @@
             <w:pPr>
               <w:pStyle w:val="TableText"/>
               <w:jc w:val="left"/>
+              <w:wordWrap w:val="0"/>
               <w:spacing w:before="0" w:after="0" w:line="320" w:lineRule="exact"/>
             </w:pPr>
             <w:r>
@@ -8792,6 +9105,7 @@
             <w:pPr>
               <w:pStyle w:val="TableText"/>
               <w:jc w:val="left"/>
+              <w:wordWrap w:val="0"/>
               <w:spacing w:before="0" w:after="0" w:line="320" w:lineRule="exact"/>
             </w:pPr>
             <w:r>
@@ -8810,6 +9124,7 @@
             <w:pPr>
               <w:pStyle w:val="TableText"/>
               <w:jc w:val="left"/>
+              <w:wordWrap w:val="0"/>
               <w:spacing w:before="0" w:after="0" w:line="320" w:lineRule="exact"/>
             </w:pPr>
             <w:r>
@@ -8828,6 +9143,7 @@
             <w:pPr>
               <w:pStyle w:val="TableText"/>
               <w:jc w:val="left"/>
+              <w:wordWrap w:val="0"/>
               <w:spacing w:before="0" w:after="0" w:line="320" w:lineRule="exact"/>
             </w:pPr>
             <w:r>
@@ -8851,6 +9167,7 @@
             <w:pPr>
               <w:pStyle w:val="TableText"/>
               <w:jc w:val="left"/>
+              <w:wordWrap w:val="0"/>
               <w:spacing w:before="0" w:after="0" w:line="320" w:lineRule="exact"/>
             </w:pPr>
             <w:r>
@@ -8869,6 +9186,7 @@
             <w:pPr>
               <w:pStyle w:val="TableText"/>
               <w:jc w:val="left"/>
+              <w:wordWrap w:val="0"/>
               <w:spacing w:before="0" w:after="0" w:line="320" w:lineRule="exact"/>
             </w:pPr>
             <w:r>
@@ -8887,6 +9205,7 @@
             <w:pPr>
               <w:pStyle w:val="TableText"/>
               <w:jc w:val="left"/>
+              <w:wordWrap w:val="0"/>
               <w:spacing w:before="0" w:after="0" w:line="320" w:lineRule="exact"/>
             </w:pPr>
             <w:r>
@@ -8905,6 +9224,7 @@
             <w:pPr>
               <w:pStyle w:val="TableText"/>
               <w:jc w:val="left"/>
+              <w:wordWrap w:val="0"/>
               <w:spacing w:before="0" w:after="0" w:line="320" w:lineRule="exact"/>
             </w:pPr>
             <w:r>
@@ -8923,6 +9243,7 @@
             <w:pPr>
               <w:pStyle w:val="TableText"/>
               <w:jc w:val="left"/>
+              <w:wordWrap w:val="0"/>
               <w:spacing w:before="0" w:after="0" w:line="320" w:lineRule="exact"/>
             </w:pPr>
             <w:r>
@@ -8974,6 +9295,7 @@
             <w:pPr>
               <w:pStyle w:val="TableText"/>
               <w:jc w:val="left"/>
+              <w:wordWrap w:val="0"/>
               <w:spacing w:before="0" w:after="0" w:line="320" w:lineRule="exact"/>
             </w:pPr>
             <w:r>
@@ -8995,6 +9317,7 @@
             <w:pPr>
               <w:pStyle w:val="TableText"/>
               <w:jc w:val="left"/>
+              <w:wordWrap w:val="0"/>
               <w:spacing w:before="0" w:after="0" w:line="320" w:lineRule="exact"/>
             </w:pPr>
             <w:r>
@@ -9016,6 +9339,7 @@
             <w:pPr>
               <w:pStyle w:val="TableText"/>
               <w:jc w:val="left"/>
+              <w:wordWrap w:val="0"/>
               <w:spacing w:before="0" w:after="0" w:line="320" w:lineRule="exact"/>
             </w:pPr>
             <w:r>
@@ -9040,6 +9364,7 @@
             <w:pPr>
               <w:pStyle w:val="TableText"/>
               <w:jc w:val="left"/>
+              <w:wordWrap w:val="0"/>
               <w:spacing w:before="0" w:after="0" w:line="320" w:lineRule="exact"/>
             </w:pPr>
             <w:r>
@@ -9058,6 +9383,7 @@
             <w:pPr>
               <w:pStyle w:val="TableText"/>
               <w:jc w:val="left"/>
+              <w:wordWrap w:val="0"/>
               <w:spacing w:before="0" w:after="0" w:line="320" w:lineRule="exact"/>
             </w:pPr>
             <w:r>
@@ -9076,6 +9402,7 @@
             <w:pPr>
               <w:pStyle w:val="TableText"/>
               <w:jc w:val="left"/>
+              <w:wordWrap w:val="0"/>
               <w:spacing w:before="0" w:after="0" w:line="320" w:lineRule="exact"/>
             </w:pPr>
             <w:r>
@@ -9099,6 +9426,7 @@
             <w:pPr>
               <w:pStyle w:val="TableText"/>
               <w:jc w:val="left"/>
+              <w:wordWrap w:val="0"/>
               <w:spacing w:before="0" w:after="0" w:line="320" w:lineRule="exact"/>
             </w:pPr>
             <w:r>
@@ -9117,6 +9445,7 @@
             <w:pPr>
               <w:pStyle w:val="TableText"/>
               <w:jc w:val="left"/>
+              <w:wordWrap w:val="0"/>
               <w:spacing w:before="0" w:after="0" w:line="320" w:lineRule="exact"/>
             </w:pPr>
             <w:r>
@@ -9135,6 +9464,7 @@
             <w:pPr>
               <w:pStyle w:val="TableText"/>
               <w:jc w:val="left"/>
+              <w:wordWrap w:val="0"/>
               <w:spacing w:before="0" w:after="0" w:line="320" w:lineRule="exact"/>
             </w:pPr>
             <w:r>
@@ -9158,6 +9488,7 @@
             <w:pPr>
               <w:pStyle w:val="TableText"/>
               <w:jc w:val="left"/>
+              <w:wordWrap w:val="0"/>
               <w:spacing w:before="0" w:after="0" w:line="320" w:lineRule="exact"/>
             </w:pPr>
             <w:r>
@@ -9176,6 +9507,7 @@
             <w:pPr>
               <w:pStyle w:val="TableText"/>
               <w:jc w:val="left"/>
+              <w:wordWrap w:val="0"/>
               <w:spacing w:before="0" w:after="0" w:line="320" w:lineRule="exact"/>
             </w:pPr>
             <w:r>
@@ -9194,6 +9526,7 @@
             <w:pPr>
               <w:pStyle w:val="TableText"/>
               <w:jc w:val="left"/>
+              <w:wordWrap w:val="0"/>
               <w:spacing w:before="0" w:after="0" w:line="320" w:lineRule="exact"/>
             </w:pPr>
             <w:r>
@@ -9217,6 +9550,7 @@
             <w:pPr>
               <w:pStyle w:val="TableText"/>
               <w:jc w:val="left"/>
+              <w:wordWrap w:val="0"/>
               <w:spacing w:before="0" w:after="0" w:line="320" w:lineRule="exact"/>
             </w:pPr>
             <w:r>
@@ -9235,6 +9569,7 @@
             <w:pPr>
               <w:pStyle w:val="TableText"/>
               <w:jc w:val="left"/>
+              <w:wordWrap w:val="0"/>
               <w:spacing w:before="0" w:after="0" w:line="320" w:lineRule="exact"/>
             </w:pPr>
             <w:r>
@@ -9253,6 +9588,7 @@
             <w:pPr>
               <w:pStyle w:val="TableText"/>
               <w:jc w:val="left"/>
+              <w:wordWrap w:val="0"/>
               <w:spacing w:before="0" w:after="0" w:line="320" w:lineRule="exact"/>
             </w:pPr>
             <w:r>
@@ -9338,6 +9674,7 @@
             <w:pPr>
               <w:pStyle w:val="TableText"/>
               <w:jc w:val="left"/>
+              <w:wordWrap w:val="0"/>
               <w:spacing w:before="0" w:after="0" w:line="320" w:lineRule="exact"/>
             </w:pPr>
             <w:r>
@@ -9359,6 +9696,7 @@
             <w:pPr>
               <w:pStyle w:val="TableText"/>
               <w:jc w:val="left"/>
+              <w:wordWrap w:val="0"/>
               <w:spacing w:before="0" w:after="0" w:line="320" w:lineRule="exact"/>
             </w:pPr>
             <w:r>
@@ -9383,6 +9721,7 @@
             <w:pPr>
               <w:pStyle w:val="TableText"/>
               <w:jc w:val="left"/>
+              <w:wordWrap w:val="0"/>
               <w:spacing w:before="0" w:after="0" w:line="320" w:lineRule="exact"/>
             </w:pPr>
             <w:r>
@@ -9401,6 +9740,7 @@
             <w:pPr>
               <w:pStyle w:val="TableText"/>
               <w:jc w:val="left"/>
+              <w:wordWrap w:val="0"/>
               <w:spacing w:before="0" w:after="0" w:line="320" w:lineRule="exact"/>
             </w:pPr>
             <w:r>
@@ -9424,6 +9764,7 @@
             <w:pPr>
               <w:pStyle w:val="TableText"/>
               <w:jc w:val="left"/>
+              <w:wordWrap w:val="0"/>
               <w:spacing w:before="0" w:after="0" w:line="320" w:lineRule="exact"/>
             </w:pPr>
             <w:r>
@@ -9442,6 +9783,7 @@
             <w:pPr>
               <w:pStyle w:val="TableText"/>
               <w:jc w:val="left"/>
+              <w:wordWrap w:val="0"/>
               <w:spacing w:before="0" w:after="0" w:line="320" w:lineRule="exact"/>
             </w:pPr>
             <w:r>
@@ -9465,6 +9807,7 @@
             <w:pPr>
               <w:pStyle w:val="TableText"/>
               <w:jc w:val="left"/>
+              <w:wordWrap w:val="0"/>
               <w:spacing w:before="0" w:after="0" w:line="320" w:lineRule="exact"/>
             </w:pPr>
             <w:r>
@@ -9483,6 +9826,7 @@
             <w:pPr>
               <w:pStyle w:val="TableText"/>
               <w:jc w:val="left"/>
+              <w:wordWrap w:val="0"/>
               <w:spacing w:before="0" w:after="0" w:line="320" w:lineRule="exact"/>
             </w:pPr>
             <w:r>
@@ -9506,6 +9850,7 @@
             <w:pPr>
               <w:pStyle w:val="TableText"/>
               <w:jc w:val="left"/>
+              <w:wordWrap w:val="0"/>
               <w:spacing w:before="0" w:after="0" w:line="320" w:lineRule="exact"/>
             </w:pPr>
             <w:r>
@@ -9524,6 +9869,7 @@
             <w:pPr>
               <w:pStyle w:val="TableText"/>
               <w:jc w:val="left"/>
+              <w:wordWrap w:val="0"/>
               <w:spacing w:before="0" w:after="0" w:line="320" w:lineRule="exact"/>
             </w:pPr>
             <w:r>
@@ -9547,6 +9893,7 @@
             <w:pPr>
               <w:pStyle w:val="TableText"/>
               <w:jc w:val="left"/>
+              <w:wordWrap w:val="0"/>
               <w:spacing w:before="0" w:after="0" w:line="320" w:lineRule="exact"/>
             </w:pPr>
             <w:r>
@@ -9565,6 +9912,7 @@
             <w:pPr>
               <w:pStyle w:val="TableText"/>
               <w:jc w:val="left"/>
+              <w:wordWrap w:val="0"/>
               <w:spacing w:before="0" w:after="0" w:line="320" w:lineRule="exact"/>
             </w:pPr>
             <w:r>
@@ -9850,6 +10198,7 @@
             <w:pPr>
               <w:pStyle w:val="TableText"/>
               <w:jc w:val="left"/>
+              <w:wordWrap w:val="0"/>
               <w:spacing w:before="0" w:after="0" w:line="320" w:lineRule="exact"/>
             </w:pPr>
             <w:r>
@@ -9871,6 +10220,7 @@
             <w:pPr>
               <w:pStyle w:val="TableText"/>
               <w:jc w:val="left"/>
+              <w:wordWrap w:val="0"/>
               <w:spacing w:before="0" w:after="0" w:line="320" w:lineRule="exact"/>
             </w:pPr>
             <w:r>
@@ -9895,6 +10245,7 @@
             <w:pPr>
               <w:pStyle w:val="TableText"/>
               <w:jc w:val="left"/>
+              <w:wordWrap w:val="0"/>
               <w:spacing w:before="0" w:after="0" w:line="320" w:lineRule="exact"/>
             </w:pPr>
             <w:r>
@@ -9913,6 +10264,7 @@
             <w:pPr>
               <w:pStyle w:val="TableText"/>
               <w:jc w:val="left"/>
+              <w:wordWrap w:val="0"/>
               <w:spacing w:before="0" w:after="0" w:line="320" w:lineRule="exact"/>
             </w:pPr>
             <w:r>
@@ -9936,6 +10288,7 @@
             <w:pPr>
               <w:pStyle w:val="TableText"/>
               <w:jc w:val="left"/>
+              <w:wordWrap w:val="0"/>
               <w:spacing w:before="0" w:after="0" w:line="320" w:lineRule="exact"/>
             </w:pPr>
             <w:r>
@@ -9954,6 +10307,7 @@
             <w:pPr>
               <w:pStyle w:val="TableText"/>
               <w:jc w:val="left"/>
+              <w:wordWrap w:val="0"/>
               <w:spacing w:before="0" w:after="0" w:line="320" w:lineRule="exact"/>
             </w:pPr>
             <w:r>
@@ -9977,6 +10331,7 @@
             <w:pPr>
               <w:pStyle w:val="TableText"/>
               <w:jc w:val="left"/>
+              <w:wordWrap w:val="0"/>
               <w:spacing w:before="0" w:after="0" w:line="320" w:lineRule="exact"/>
             </w:pPr>
             <w:r>
@@ -9995,6 +10350,7 @@
             <w:pPr>
               <w:pStyle w:val="TableText"/>
               <w:jc w:val="left"/>
+              <w:wordWrap w:val="0"/>
               <w:spacing w:before="0" w:after="0" w:line="320" w:lineRule="exact"/>
             </w:pPr>
             <w:r>
@@ -10018,6 +10374,7 @@
             <w:pPr>
               <w:pStyle w:val="TableText"/>
               <w:jc w:val="left"/>
+              <w:wordWrap w:val="0"/>
               <w:spacing w:before="0" w:after="0" w:line="320" w:lineRule="exact"/>
             </w:pPr>
             <w:r>
@@ -10036,6 +10393,7 @@
             <w:pPr>
               <w:pStyle w:val="TableText"/>
               <w:jc w:val="left"/>
+              <w:wordWrap w:val="0"/>
               <w:spacing w:before="0" w:after="0" w:line="320" w:lineRule="exact"/>
             </w:pPr>
             <w:r>
@@ -10243,6 +10601,7 @@
             <w:pPr>
               <w:pStyle w:val="TableText"/>
               <w:jc w:val="left"/>
+              <w:wordWrap w:val="0"/>
               <w:spacing w:before="0" w:after="0" w:line="320" w:lineRule="exact"/>
             </w:pPr>
             <w:r>
@@ -10264,6 +10623,7 @@
             <w:pPr>
               <w:pStyle w:val="TableText"/>
               <w:jc w:val="left"/>
+              <w:wordWrap w:val="0"/>
               <w:spacing w:before="0" w:after="0" w:line="320" w:lineRule="exact"/>
             </w:pPr>
             <w:r>
@@ -10288,6 +10648,7 @@
             <w:pPr>
               <w:pStyle w:val="TableText"/>
               <w:jc w:val="left"/>
+              <w:wordWrap w:val="0"/>
               <w:spacing w:before="0" w:after="0" w:line="320" w:lineRule="exact"/>
             </w:pPr>
             <w:r>
@@ -10306,6 +10667,7 @@
             <w:pPr>
               <w:pStyle w:val="TableText"/>
               <w:jc w:val="left"/>
+              <w:wordWrap w:val="0"/>
               <w:spacing w:before="0" w:after="0" w:line="320" w:lineRule="exact"/>
             </w:pPr>
             <w:r>
@@ -10329,6 +10691,7 @@
             <w:pPr>
               <w:pStyle w:val="TableText"/>
               <w:jc w:val="left"/>
+              <w:wordWrap w:val="0"/>
               <w:spacing w:before="0" w:after="0" w:line="320" w:lineRule="exact"/>
             </w:pPr>
             <w:r>
@@ -10347,6 +10710,7 @@
             <w:pPr>
               <w:pStyle w:val="TableText"/>
               <w:jc w:val="left"/>
+              <w:wordWrap w:val="0"/>
               <w:spacing w:before="0" w:after="0" w:line="320" w:lineRule="exact"/>
             </w:pPr>
             <w:r>
@@ -10370,6 +10734,7 @@
             <w:pPr>
               <w:pStyle w:val="TableText"/>
               <w:jc w:val="left"/>
+              <w:wordWrap w:val="0"/>
               <w:spacing w:before="0" w:after="0" w:line="320" w:lineRule="exact"/>
             </w:pPr>
             <w:r>
@@ -10388,6 +10753,7 @@
             <w:pPr>
               <w:pStyle w:val="TableText"/>
               <w:jc w:val="left"/>
+              <w:wordWrap w:val="0"/>
               <w:spacing w:before="0" w:after="0" w:line="320" w:lineRule="exact"/>
             </w:pPr>
             <w:r>
@@ -10411,6 +10777,7 @@
             <w:pPr>
               <w:pStyle w:val="TableText"/>
               <w:jc w:val="left"/>
+              <w:wordWrap w:val="0"/>
               <w:spacing w:before="0" w:after="0" w:line="320" w:lineRule="exact"/>
             </w:pPr>
             <w:r>
@@ -10429,6 +10796,7 @@
             <w:pPr>
               <w:pStyle w:val="TableText"/>
               <w:jc w:val="left"/>
+              <w:wordWrap w:val="0"/>
               <w:spacing w:before="0" w:after="0" w:line="320" w:lineRule="exact"/>
             </w:pPr>
             <w:r>
@@ -10452,6 +10820,7 @@
             <w:pPr>
               <w:pStyle w:val="TableText"/>
               <w:jc w:val="left"/>
+              <w:wordWrap w:val="0"/>
               <w:spacing w:before="0" w:after="0" w:line="320" w:lineRule="exact"/>
             </w:pPr>
             <w:r>
@@ -10470,6 +10839,7 @@
             <w:pPr>
               <w:pStyle w:val="TableText"/>
               <w:jc w:val="left"/>
+              <w:wordWrap w:val="0"/>
               <w:spacing w:before="0" w:after="0" w:line="320" w:lineRule="exact"/>
             </w:pPr>
             <w:r>
@@ -10493,6 +10863,7 @@
             <w:pPr>
               <w:pStyle w:val="TableText"/>
               <w:jc w:val="left"/>
+              <w:wordWrap w:val="0"/>
               <w:spacing w:before="0" w:after="0" w:line="320" w:lineRule="exact"/>
             </w:pPr>
             <w:r>
@@ -10511,6 +10882,7 @@
             <w:pPr>
               <w:pStyle w:val="TableText"/>
               <w:jc w:val="left"/>
+              <w:wordWrap w:val="0"/>
               <w:spacing w:before="0" w:after="0" w:line="320" w:lineRule="exact"/>
             </w:pPr>
             <w:r>
@@ -10562,6 +10934,7 @@
             <w:pPr>
               <w:pStyle w:val="TableText"/>
               <w:jc w:val="left"/>
+              <w:wordWrap w:val="0"/>
               <w:spacing w:before="0" w:after="0" w:line="320" w:lineRule="exact"/>
             </w:pPr>
             <w:r>
@@ -10583,6 +10956,7 @@
             <w:pPr>
               <w:pStyle w:val="TableText"/>
               <w:jc w:val="left"/>
+              <w:wordWrap w:val="0"/>
               <w:spacing w:before="0" w:after="0" w:line="320" w:lineRule="exact"/>
             </w:pPr>
             <w:r>
@@ -10607,6 +10981,7 @@
             <w:pPr>
               <w:pStyle w:val="TableText"/>
               <w:jc w:val="left"/>
+              <w:wordWrap w:val="0"/>
               <w:spacing w:before="0" w:after="0" w:line="320" w:lineRule="exact"/>
             </w:pPr>
             <w:r>
@@ -10625,6 +11000,7 @@
             <w:pPr>
               <w:pStyle w:val="TableText"/>
               <w:jc w:val="left"/>
+              <w:wordWrap w:val="0"/>
               <w:spacing w:before="0" w:after="0" w:line="320" w:lineRule="exact"/>
             </w:pPr>
             <w:r>
@@ -10648,6 +11024,7 @@
             <w:pPr>
               <w:pStyle w:val="TableText"/>
               <w:jc w:val="left"/>
+              <w:wordWrap w:val="0"/>
               <w:spacing w:before="0" w:after="0" w:line="320" w:lineRule="exact"/>
             </w:pPr>
             <w:r>
@@ -10666,6 +11043,7 @@
             <w:pPr>
               <w:pStyle w:val="TableText"/>
               <w:jc w:val="left"/>
+              <w:wordWrap w:val="0"/>
               <w:spacing w:before="0" w:after="0" w:line="320" w:lineRule="exact"/>
             </w:pPr>
             <w:r>
@@ -10689,6 +11067,7 @@
             <w:pPr>
               <w:pStyle w:val="TableText"/>
               <w:jc w:val="left"/>
+              <w:wordWrap w:val="0"/>
               <w:spacing w:before="0" w:after="0" w:line="320" w:lineRule="exact"/>
             </w:pPr>
             <w:r>
@@ -10707,6 +11086,7 @@
             <w:pPr>
               <w:pStyle w:val="TableText"/>
               <w:jc w:val="left"/>
+              <w:wordWrap w:val="0"/>
               <w:spacing w:before="0" w:after="0" w:line="320" w:lineRule="exact"/>
             </w:pPr>
             <w:r>
@@ -10730,6 +11110,7 @@
             <w:pPr>
               <w:pStyle w:val="TableText"/>
               <w:jc w:val="left"/>
+              <w:wordWrap w:val="0"/>
               <w:spacing w:before="0" w:after="0" w:line="320" w:lineRule="exact"/>
             </w:pPr>
             <w:r>
@@ -10748,6 +11129,7 @@
             <w:pPr>
               <w:pStyle w:val="TableText"/>
               <w:jc w:val="left"/>
+              <w:wordWrap w:val="0"/>
               <w:spacing w:before="0" w:after="0" w:line="320" w:lineRule="exact"/>
             </w:pPr>
             <w:r>
@@ -10771,6 +11153,7 @@
             <w:pPr>
               <w:pStyle w:val="TableText"/>
               <w:jc w:val="left"/>
+              <w:wordWrap w:val="0"/>
               <w:spacing w:before="0" w:after="0" w:line="320" w:lineRule="exact"/>
             </w:pPr>
             <w:r>
@@ -10789,6 +11172,7 @@
             <w:pPr>
               <w:pStyle w:val="TableText"/>
               <w:jc w:val="left"/>
+              <w:wordWrap w:val="0"/>
               <w:spacing w:before="0" w:after="0" w:line="320" w:lineRule="exact"/>
             </w:pPr>
             <w:r>
@@ -10812,6 +11196,7 @@
             <w:pPr>
               <w:pStyle w:val="TableText"/>
               <w:jc w:val="left"/>
+              <w:wordWrap w:val="0"/>
               <w:spacing w:before="0" w:after="0" w:line="320" w:lineRule="exact"/>
             </w:pPr>
             <w:r>
@@ -10830,6 +11215,7 @@
             <w:pPr>
               <w:pStyle w:val="TableText"/>
               <w:jc w:val="left"/>
+              <w:wordWrap w:val="0"/>
               <w:spacing w:before="0" w:after="0" w:line="320" w:lineRule="exact"/>
             </w:pPr>
             <w:r>
@@ -10853,6 +11239,7 @@
             <w:pPr>
               <w:pStyle w:val="TableText"/>
               <w:jc w:val="left"/>
+              <w:wordWrap w:val="0"/>
               <w:spacing w:before="0" w:after="0" w:line="320" w:lineRule="exact"/>
             </w:pPr>
             <w:r>
@@ -10871,6 +11258,7 @@
             <w:pPr>
               <w:pStyle w:val="TableText"/>
               <w:jc w:val="left"/>
+              <w:wordWrap w:val="0"/>
               <w:spacing w:before="0" w:after="0" w:line="320" w:lineRule="exact"/>
             </w:pPr>
             <w:r>
@@ -10922,6 +11310,7 @@
             <w:pPr>
               <w:pStyle w:val="TableText"/>
               <w:jc w:val="left"/>
+              <w:wordWrap w:val="0"/>
               <w:spacing w:before="0" w:after="0" w:line="320" w:lineRule="exact"/>
             </w:pPr>
             <w:r>
@@ -10943,6 +11332,7 @@
             <w:pPr>
               <w:pStyle w:val="TableText"/>
               <w:jc w:val="left"/>
+              <w:wordWrap w:val="0"/>
               <w:spacing w:before="0" w:after="0" w:line="320" w:lineRule="exact"/>
             </w:pPr>
             <w:r>
@@ -10964,6 +11354,7 @@
             <w:pPr>
               <w:pStyle w:val="TableText"/>
               <w:jc w:val="left"/>
+              <w:wordWrap w:val="0"/>
               <w:spacing w:before="0" w:after="0" w:line="320" w:lineRule="exact"/>
             </w:pPr>
             <w:r>
@@ -10988,6 +11379,7 @@
             <w:pPr>
               <w:pStyle w:val="TableText"/>
               <w:jc w:val="left"/>
+              <w:wordWrap w:val="0"/>
               <w:spacing w:before="0" w:after="0" w:line="320" w:lineRule="exact"/>
             </w:pPr>
             <w:r>
@@ -11006,6 +11398,7 @@
             <w:pPr>
               <w:pStyle w:val="TableText"/>
               <w:jc w:val="left"/>
+              <w:wordWrap w:val="0"/>
               <w:spacing w:before="0" w:after="0" w:line="320" w:lineRule="exact"/>
             </w:pPr>
             <w:r>
@@ -11024,6 +11417,7 @@
             <w:pPr>
               <w:pStyle w:val="TableText"/>
               <w:jc w:val="left"/>
+              <w:wordWrap w:val="0"/>
               <w:spacing w:before="0" w:after="0" w:line="320" w:lineRule="exact"/>
             </w:pPr>
             <w:r>
@@ -11047,6 +11441,7 @@
             <w:pPr>
               <w:pStyle w:val="TableText"/>
               <w:jc w:val="left"/>
+              <w:wordWrap w:val="0"/>
               <w:spacing w:before="0" w:after="0" w:line="320" w:lineRule="exact"/>
             </w:pPr>
             <w:r>
@@ -11065,6 +11460,7 @@
             <w:pPr>
               <w:pStyle w:val="TableText"/>
               <w:jc w:val="left"/>
+              <w:wordWrap w:val="0"/>
               <w:spacing w:before="0" w:after="0" w:line="320" w:lineRule="exact"/>
             </w:pPr>
             <w:r>
@@ -11083,6 +11479,7 @@
             <w:pPr>
               <w:pStyle w:val="TableText"/>
               <w:jc w:val="left"/>
+              <w:wordWrap w:val="0"/>
               <w:spacing w:before="0" w:after="0" w:line="320" w:lineRule="exact"/>
             </w:pPr>
             <w:r>
@@ -11106,6 +11503,7 @@
             <w:pPr>
               <w:pStyle w:val="TableText"/>
               <w:jc w:val="left"/>
+              <w:wordWrap w:val="0"/>
               <w:spacing w:before="0" w:after="0" w:line="320" w:lineRule="exact"/>
             </w:pPr>
             <w:r>
@@ -11124,6 +11522,7 @@
             <w:pPr>
               <w:pStyle w:val="TableText"/>
               <w:jc w:val="left"/>
+              <w:wordWrap w:val="0"/>
               <w:spacing w:before="0" w:after="0" w:line="320" w:lineRule="exact"/>
             </w:pPr>
             <w:r>
@@ -11142,6 +11541,7 @@
             <w:pPr>
               <w:pStyle w:val="TableText"/>
               <w:jc w:val="left"/>
+              <w:wordWrap w:val="0"/>
               <w:spacing w:before="0" w:after="0" w:line="320" w:lineRule="exact"/>
             </w:pPr>
             <w:r>
@@ -11165,6 +11565,7 @@
             <w:pPr>
               <w:pStyle w:val="TableText"/>
               <w:jc w:val="left"/>
+              <w:wordWrap w:val="0"/>
               <w:spacing w:before="0" w:after="0" w:line="320" w:lineRule="exact"/>
             </w:pPr>
             <w:r>
@@ -11183,6 +11584,7 @@
             <w:pPr>
               <w:pStyle w:val="TableText"/>
               <w:jc w:val="left"/>
+              <w:wordWrap w:val="0"/>
               <w:spacing w:before="0" w:after="0" w:line="320" w:lineRule="exact"/>
             </w:pPr>
             <w:r>
@@ -11201,6 +11603,7 @@
             <w:pPr>
               <w:pStyle w:val="TableText"/>
               <w:jc w:val="left"/>
+              <w:wordWrap w:val="0"/>
               <w:spacing w:before="0" w:after="0" w:line="320" w:lineRule="exact"/>
             </w:pPr>
             <w:r>
@@ -11224,6 +11627,7 @@
             <w:pPr>
               <w:pStyle w:val="TableText"/>
               <w:jc w:val="left"/>
+              <w:wordWrap w:val="0"/>
               <w:spacing w:before="0" w:after="0" w:line="320" w:lineRule="exact"/>
             </w:pPr>
             <w:r>
@@ -11242,6 +11646,7 @@
             <w:pPr>
               <w:pStyle w:val="TableText"/>
               <w:jc w:val="left"/>
+              <w:wordWrap w:val="0"/>
               <w:spacing w:before="0" w:after="0" w:line="320" w:lineRule="exact"/>
             </w:pPr>
             <w:r>
@@ -11260,6 +11665,7 @@
             <w:pPr>
               <w:pStyle w:val="TableText"/>
               <w:jc w:val="left"/>
+              <w:wordWrap w:val="0"/>
               <w:spacing w:before="0" w:after="0" w:line="320" w:lineRule="exact"/>
             </w:pPr>
             <w:r>
@@ -11283,6 +11689,7 @@
             <w:pPr>
               <w:pStyle w:val="TableText"/>
               <w:jc w:val="left"/>
+              <w:wordWrap w:val="0"/>
               <w:spacing w:before="0" w:after="0" w:line="320" w:lineRule="exact"/>
             </w:pPr>
             <w:r>
@@ -11301,6 +11708,7 @@
             <w:pPr>
               <w:pStyle w:val="TableText"/>
               <w:jc w:val="left"/>
+              <w:wordWrap w:val="0"/>
               <w:spacing w:before="0" w:after="0" w:line="320" w:lineRule="exact"/>
             </w:pPr>
             <w:r>
@@ -11319,6 +11727,7 @@
             <w:pPr>
               <w:pStyle w:val="TableText"/>
               <w:jc w:val="left"/>
+              <w:wordWrap w:val="0"/>
               <w:spacing w:before="0" w:after="0" w:line="320" w:lineRule="exact"/>
             </w:pPr>
             <w:r>
@@ -11342,6 +11751,7 @@
             <w:pPr>
               <w:pStyle w:val="TableText"/>
               <w:jc w:val="left"/>
+              <w:wordWrap w:val="0"/>
               <w:spacing w:before="0" w:after="0" w:line="320" w:lineRule="exact"/>
             </w:pPr>
             <w:r>
@@ -11360,6 +11770,7 @@
             <w:pPr>
               <w:pStyle w:val="TableText"/>
               <w:jc w:val="left"/>
+              <w:wordWrap w:val="0"/>
               <w:spacing w:before="0" w:after="0" w:line="320" w:lineRule="exact"/>
             </w:pPr>
             <w:r>
@@ -11378,6 +11789,7 @@
             <w:pPr>
               <w:pStyle w:val="TableText"/>
               <w:jc w:val="left"/>
+              <w:wordWrap w:val="0"/>
               <w:spacing w:before="0" w:after="0" w:line="320" w:lineRule="exact"/>
             </w:pPr>
             <w:r>
@@ -11429,6 +11841,7 @@
             <w:pPr>
               <w:pStyle w:val="TableText"/>
               <w:jc w:val="left"/>
+              <w:wordWrap w:val="0"/>
               <w:spacing w:before="0" w:after="0" w:line="320" w:lineRule="exact"/>
             </w:pPr>
             <w:r>
@@ -11450,6 +11863,7 @@
             <w:pPr>
               <w:pStyle w:val="TableText"/>
               <w:jc w:val="left"/>
+              <w:wordWrap w:val="0"/>
               <w:spacing w:before="0" w:after="0" w:line="320" w:lineRule="exact"/>
             </w:pPr>
             <w:r>
@@ -11471,6 +11885,7 @@
             <w:pPr>
               <w:pStyle w:val="TableText"/>
               <w:jc w:val="left"/>
+              <w:wordWrap w:val="0"/>
               <w:spacing w:before="0" w:after="0" w:line="320" w:lineRule="exact"/>
             </w:pPr>
             <w:r>
@@ -11495,6 +11910,7 @@
             <w:pPr>
               <w:pStyle w:val="TableText"/>
               <w:jc w:val="left"/>
+              <w:wordWrap w:val="0"/>
               <w:spacing w:before="0" w:after="0" w:line="320" w:lineRule="exact"/>
             </w:pPr>
             <w:r>
@@ -11513,6 +11929,7 @@
             <w:pPr>
               <w:pStyle w:val="TableText"/>
               <w:jc w:val="left"/>
+              <w:wordWrap w:val="0"/>
               <w:spacing w:before="0" w:after="0" w:line="320" w:lineRule="exact"/>
             </w:pPr>
             <w:r>
@@ -11531,6 +11948,7 @@
             <w:pPr>
               <w:pStyle w:val="TableText"/>
               <w:jc w:val="left"/>
+              <w:wordWrap w:val="0"/>
               <w:spacing w:before="0" w:after="0" w:line="320" w:lineRule="exact"/>
             </w:pPr>
             <w:r>
@@ -11554,6 +11972,7 @@
             <w:pPr>
               <w:pStyle w:val="TableText"/>
               <w:jc w:val="left"/>
+              <w:wordWrap w:val="0"/>
               <w:spacing w:before="0" w:after="0" w:line="320" w:lineRule="exact"/>
             </w:pPr>
             <w:r>
@@ -11572,6 +11991,7 @@
             <w:pPr>
               <w:pStyle w:val="TableText"/>
               <w:jc w:val="left"/>
+              <w:wordWrap w:val="0"/>
               <w:spacing w:before="0" w:after="0" w:line="320" w:lineRule="exact"/>
             </w:pPr>
             <w:r>
@@ -11590,6 +12010,7 @@
             <w:pPr>
               <w:pStyle w:val="TableText"/>
               <w:jc w:val="left"/>
+              <w:wordWrap w:val="0"/>
               <w:spacing w:before="0" w:after="0" w:line="320" w:lineRule="exact"/>
             </w:pPr>
             <w:r>
@@ -11613,6 +12034,7 @@
             <w:pPr>
               <w:pStyle w:val="TableText"/>
               <w:jc w:val="left"/>
+              <w:wordWrap w:val="0"/>
               <w:spacing w:before="0" w:after="0" w:line="320" w:lineRule="exact"/>
             </w:pPr>
             <w:r>
@@ -11631,6 +12053,7 @@
             <w:pPr>
               <w:pStyle w:val="TableText"/>
               <w:jc w:val="left"/>
+              <w:wordWrap w:val="0"/>
               <w:spacing w:before="0" w:after="0" w:line="320" w:lineRule="exact"/>
             </w:pPr>
             <w:r>
@@ -11649,6 +12072,7 @@
             <w:pPr>
               <w:pStyle w:val="TableText"/>
               <w:jc w:val="left"/>
+              <w:wordWrap w:val="0"/>
               <w:spacing w:before="0" w:after="0" w:line="320" w:lineRule="exact"/>
             </w:pPr>
             <w:r>
@@ -11672,6 +12096,7 @@
             <w:pPr>
               <w:pStyle w:val="TableText"/>
               <w:jc w:val="left"/>
+              <w:wordWrap w:val="0"/>
               <w:spacing w:before="0" w:after="0" w:line="320" w:lineRule="exact"/>
             </w:pPr>
             <w:r>
@@ -11690,6 +12115,7 @@
             <w:pPr>
               <w:pStyle w:val="TableText"/>
               <w:jc w:val="left"/>
+              <w:wordWrap w:val="0"/>
               <w:spacing w:before="0" w:after="0" w:line="320" w:lineRule="exact"/>
             </w:pPr>
             <w:r>
@@ -11708,6 +12134,7 @@
             <w:pPr>
               <w:pStyle w:val="TableText"/>
               <w:jc w:val="left"/>
+              <w:wordWrap w:val="0"/>
               <w:spacing w:before="0" w:after="0" w:line="320" w:lineRule="exact"/>
             </w:pPr>
             <w:r>
@@ -11731,6 +12158,7 @@
             <w:pPr>
               <w:pStyle w:val="TableText"/>
               <w:jc w:val="left"/>
+              <w:wordWrap w:val="0"/>
               <w:spacing w:before="0" w:after="0" w:line="320" w:lineRule="exact"/>
             </w:pPr>
             <w:r>
@@ -11749,6 +12177,7 @@
             <w:pPr>
               <w:pStyle w:val="TableText"/>
               <w:jc w:val="left"/>
+              <w:wordWrap w:val="0"/>
               <w:spacing w:before="0" w:after="0" w:line="320" w:lineRule="exact"/>
             </w:pPr>
             <w:r>
@@ -11767,6 +12196,7 @@
             <w:pPr>
               <w:pStyle w:val="TableText"/>
               <w:jc w:val="left"/>
+              <w:wordWrap w:val="0"/>
               <w:spacing w:before="0" w:after="0" w:line="320" w:lineRule="exact"/>
             </w:pPr>
             <w:r>
@@ -11790,6 +12220,7 @@
             <w:pPr>
               <w:pStyle w:val="TableText"/>
               <w:jc w:val="left"/>
+              <w:wordWrap w:val="0"/>
               <w:spacing w:before="0" w:after="0" w:line="320" w:lineRule="exact"/>
             </w:pPr>
             <w:r>
@@ -11808,6 +12239,7 @@
             <w:pPr>
               <w:pStyle w:val="TableText"/>
               <w:jc w:val="left"/>
+              <w:wordWrap w:val="0"/>
               <w:spacing w:before="0" w:after="0" w:line="320" w:lineRule="exact"/>
             </w:pPr>
             <w:r>
@@ -11826,6 +12258,7 @@
             <w:pPr>
               <w:pStyle w:val="TableText"/>
               <w:jc w:val="left"/>
+              <w:wordWrap w:val="0"/>
               <w:spacing w:before="0" w:after="0" w:line="320" w:lineRule="exact"/>
             </w:pPr>
             <w:r>
@@ -11849,6 +12282,7 @@
             <w:pPr>
               <w:pStyle w:val="TableText"/>
               <w:jc w:val="left"/>
+              <w:wordWrap w:val="0"/>
               <w:spacing w:before="0" w:after="0" w:line="320" w:lineRule="exact"/>
             </w:pPr>
             <w:r>
@@ -11867,6 +12301,7 @@
             <w:pPr>
               <w:pStyle w:val="TableText"/>
               <w:jc w:val="left"/>
+              <w:wordWrap w:val="0"/>
               <w:spacing w:before="0" w:after="0" w:line="320" w:lineRule="exact"/>
             </w:pPr>
             <w:r>
@@ -11885,6 +12320,7 @@
             <w:pPr>
               <w:pStyle w:val="TableText"/>
               <w:jc w:val="left"/>
+              <w:wordWrap w:val="0"/>
               <w:spacing w:before="0" w:after="0" w:line="320" w:lineRule="exact"/>
             </w:pPr>
             <w:r>
@@ -11908,6 +12344,7 @@
             <w:pPr>
               <w:pStyle w:val="TableText"/>
               <w:jc w:val="left"/>
+              <w:wordWrap w:val="0"/>
               <w:spacing w:before="0" w:after="0" w:line="320" w:lineRule="exact"/>
             </w:pPr>
             <w:r>
@@ -11926,6 +12363,7 @@
             <w:pPr>
               <w:pStyle w:val="TableText"/>
               <w:jc w:val="left"/>
+              <w:wordWrap w:val="0"/>
               <w:spacing w:before="0" w:after="0" w:line="320" w:lineRule="exact"/>
             </w:pPr>
             <w:r>
@@ -11944,6 +12382,7 @@
             <w:pPr>
               <w:pStyle w:val="TableText"/>
               <w:jc w:val="left"/>
+              <w:wordWrap w:val="0"/>
               <w:spacing w:before="0" w:after="0" w:line="320" w:lineRule="exact"/>
             </w:pPr>
             <w:r>
@@ -11995,6 +12434,7 @@
             <w:pPr>
               <w:pStyle w:val="TableText"/>
               <w:jc w:val="left"/>
+              <w:wordWrap w:val="0"/>
               <w:spacing w:before="0" w:after="0" w:line="320" w:lineRule="exact"/>
             </w:pPr>
             <w:r>
@@ -12016,6 +12456,7 @@
             <w:pPr>
               <w:pStyle w:val="TableText"/>
               <w:jc w:val="left"/>
+              <w:wordWrap w:val="0"/>
               <w:spacing w:before="0" w:after="0" w:line="320" w:lineRule="exact"/>
             </w:pPr>
             <w:r>
@@ -12037,6 +12478,7 @@
             <w:pPr>
               <w:pStyle w:val="TableText"/>
               <w:jc w:val="left"/>
+              <w:wordWrap w:val="0"/>
               <w:spacing w:before="0" w:after="0" w:line="320" w:lineRule="exact"/>
             </w:pPr>
             <w:r>
@@ -12061,6 +12503,7 @@
             <w:pPr>
               <w:pStyle w:val="TableText"/>
               <w:jc w:val="left"/>
+              <w:wordWrap w:val="0"/>
               <w:spacing w:before="0" w:after="0" w:line="320" w:lineRule="exact"/>
             </w:pPr>
             <w:r>
@@ -12079,6 +12522,7 @@
             <w:pPr>
               <w:pStyle w:val="TableText"/>
               <w:jc w:val="left"/>
+              <w:wordWrap w:val="0"/>
               <w:spacing w:before="0" w:after="0" w:line="320" w:lineRule="exact"/>
             </w:pPr>
             <w:r>
@@ -12097,6 +12541,7 @@
             <w:pPr>
               <w:pStyle w:val="TableText"/>
               <w:jc w:val="left"/>
+              <w:wordWrap w:val="0"/>
               <w:spacing w:before="0" w:after="0" w:line="320" w:lineRule="exact"/>
             </w:pPr>
             <w:r>
@@ -12120,6 +12565,7 @@
             <w:pPr>
               <w:pStyle w:val="TableText"/>
               <w:jc w:val="left"/>
+              <w:wordWrap w:val="0"/>
               <w:spacing w:before="0" w:after="0" w:line="320" w:lineRule="exact"/>
             </w:pPr>
             <w:r>
@@ -12138,6 +12584,7 @@
             <w:pPr>
               <w:pStyle w:val="TableText"/>
               <w:jc w:val="left"/>
+              <w:wordWrap w:val="0"/>
               <w:spacing w:before="0" w:after="0" w:line="320" w:lineRule="exact"/>
             </w:pPr>
             <w:r>
@@ -12156,6 +12603,7 @@
             <w:pPr>
               <w:pStyle w:val="TableText"/>
               <w:jc w:val="left"/>
+              <w:wordWrap w:val="0"/>
               <w:spacing w:before="0" w:after="0" w:line="320" w:lineRule="exact"/>
             </w:pPr>
             <w:r>
@@ -12179,6 +12627,7 @@
             <w:pPr>
               <w:pStyle w:val="TableText"/>
               <w:jc w:val="left"/>
+              <w:wordWrap w:val="0"/>
               <w:spacing w:before="0" w:after="0" w:line="320" w:lineRule="exact"/>
             </w:pPr>
             <w:r>
@@ -12197,6 +12646,7 @@
             <w:pPr>
               <w:pStyle w:val="TableText"/>
               <w:jc w:val="left"/>
+              <w:wordWrap w:val="0"/>
               <w:spacing w:before="0" w:after="0" w:line="320" w:lineRule="exact"/>
             </w:pPr>
             <w:r>
@@ -12215,6 +12665,7 @@
             <w:pPr>
               <w:pStyle w:val="TableText"/>
               <w:jc w:val="left"/>
+              <w:wordWrap w:val="0"/>
               <w:spacing w:before="0" w:after="0" w:line="320" w:lineRule="exact"/>
             </w:pPr>
             <w:r>
@@ -12238,6 +12689,7 @@
             <w:pPr>
               <w:pStyle w:val="TableText"/>
               <w:jc w:val="left"/>
+              <w:wordWrap w:val="0"/>
               <w:spacing w:before="0" w:after="0" w:line="320" w:lineRule="exact"/>
             </w:pPr>
             <w:r>
@@ -12256,6 +12708,7 @@
             <w:pPr>
               <w:pStyle w:val="TableText"/>
               <w:jc w:val="left"/>
+              <w:wordWrap w:val="0"/>
               <w:spacing w:before="0" w:after="0" w:line="320" w:lineRule="exact"/>
             </w:pPr>
             <w:r>
@@ -12274,6 +12727,7 @@
             <w:pPr>
               <w:pStyle w:val="TableText"/>
               <w:jc w:val="left"/>
+              <w:wordWrap w:val="0"/>
               <w:spacing w:before="0" w:after="0" w:line="320" w:lineRule="exact"/>
             </w:pPr>
             <w:r>
@@ -12297,6 +12751,7 @@
             <w:pPr>
               <w:pStyle w:val="TableText"/>
               <w:jc w:val="left"/>
+              <w:wordWrap w:val="0"/>
               <w:spacing w:before="0" w:after="0" w:line="320" w:lineRule="exact"/>
             </w:pPr>
             <w:r>
@@ -12315,6 +12770,7 @@
             <w:pPr>
               <w:pStyle w:val="TableText"/>
               <w:jc w:val="left"/>
+              <w:wordWrap w:val="0"/>
               <w:spacing w:before="0" w:after="0" w:line="320" w:lineRule="exact"/>
             </w:pPr>
             <w:r>
@@ -12333,6 +12789,7 @@
             <w:pPr>
               <w:pStyle w:val="TableText"/>
               <w:jc w:val="left"/>
+              <w:wordWrap w:val="0"/>
               <w:spacing w:before="0" w:after="0" w:line="320" w:lineRule="exact"/>
             </w:pPr>
             <w:r>
@@ -12356,6 +12813,7 @@
             <w:pPr>
               <w:pStyle w:val="TableText"/>
               <w:jc w:val="left"/>
+              <w:wordWrap w:val="0"/>
               <w:spacing w:before="0" w:after="0" w:line="320" w:lineRule="exact"/>
             </w:pPr>
             <w:r>
@@ -12374,6 +12832,7 @@
             <w:pPr>
               <w:pStyle w:val="TableText"/>
               <w:jc w:val="left"/>
+              <w:wordWrap w:val="0"/>
               <w:spacing w:before="0" w:after="0" w:line="320" w:lineRule="exact"/>
             </w:pPr>
             <w:r>
@@ -12392,6 +12851,7 @@
             <w:pPr>
               <w:pStyle w:val="TableText"/>
               <w:jc w:val="left"/>
+              <w:wordWrap w:val="0"/>
               <w:spacing w:before="0" w:after="0" w:line="320" w:lineRule="exact"/>
             </w:pPr>
             <w:r>
@@ -12450,6 +12910,7 @@
             <w:pPr>
               <w:pStyle w:val="CompactGlossaryText"/>
               <w:jc w:val="left"/>
+              <w:wordWrap w:val="0"/>
               <w:spacing w:before="0" w:after="0" w:line="160" w:lineRule="exact"/>
             </w:pPr>
             <w:r>
@@ -12472,6 +12933,7 @@
             <w:pPr>
               <w:pStyle w:val="CompactGlossaryText"/>
               <w:jc w:val="left"/>
+              <w:wordWrap w:val="0"/>
               <w:spacing w:before="0" w:after="0" w:line="160" w:lineRule="exact"/>
             </w:pPr>
             <w:r>
@@ -12494,6 +12956,7 @@
             <w:pPr>
               <w:pStyle w:val="CompactGlossaryText"/>
               <w:jc w:val="left"/>
+              <w:wordWrap w:val="0"/>
               <w:spacing w:before="0" w:after="0" w:line="160" w:lineRule="exact"/>
             </w:pPr>
             <w:r>
@@ -12516,6 +12979,7 @@
             <w:pPr>
               <w:pStyle w:val="CompactGlossaryText"/>
               <w:jc w:val="left"/>
+              <w:wordWrap w:val="0"/>
               <w:spacing w:before="0" w:after="0" w:line="160" w:lineRule="exact"/>
             </w:pPr>
             <w:r>
@@ -12542,6 +13006,7 @@
             <w:pPr>
               <w:pStyle w:val="CompactGlossaryText"/>
               <w:jc w:val="left"/>
+              <w:wordWrap w:val="0"/>
               <w:spacing w:before="0" w:after="0" w:line="160" w:lineRule="exact"/>
             </w:pPr>
             <w:r>
@@ -12562,6 +13027,7 @@
             <w:pPr>
               <w:pStyle w:val="CompactGlossaryText"/>
               <w:jc w:val="left"/>
+              <w:wordWrap w:val="0"/>
               <w:spacing w:before="0" w:after="0" w:line="160" w:lineRule="exact"/>
             </w:pPr>
             <w:r>
@@ -12582,6 +13048,7 @@
             <w:pPr>
               <w:pStyle w:val="CompactGlossaryText"/>
               <w:jc w:val="left"/>
+              <w:wordWrap w:val="0"/>
               <w:spacing w:before="0" w:after="0" w:line="160" w:lineRule="exact"/>
             </w:pPr>
             <w:r>
@@ -12602,6 +13069,7 @@
             <w:pPr>
               <w:pStyle w:val="CompactGlossaryText"/>
               <w:jc w:val="left"/>
+              <w:wordWrap w:val="0"/>
               <w:spacing w:before="0" w:after="0" w:line="160" w:lineRule="exact"/>
             </w:pPr>
             <w:r>
@@ -12627,6 +13095,7 @@
             <w:pPr>
               <w:pStyle w:val="CompactGlossaryText"/>
               <w:jc w:val="left"/>
+              <w:wordWrap w:val="0"/>
               <w:spacing w:before="0" w:after="0" w:line="160" w:lineRule="exact"/>
             </w:pPr>
             <w:r>
@@ -12647,6 +13116,7 @@
             <w:pPr>
               <w:pStyle w:val="CompactGlossaryText"/>
               <w:jc w:val="left"/>
+              <w:wordWrap w:val="0"/>
               <w:spacing w:before="0" w:after="0" w:line="160" w:lineRule="exact"/>
             </w:pPr>
             <w:r>
@@ -12667,6 +13137,7 @@
             <w:pPr>
               <w:pStyle w:val="CompactGlossaryText"/>
               <w:jc w:val="left"/>
+              <w:wordWrap w:val="0"/>
               <w:spacing w:before="0" w:after="0" w:line="160" w:lineRule="exact"/>
             </w:pPr>
             <w:r>
@@ -12687,6 +13158,7 @@
             <w:pPr>
               <w:pStyle w:val="CompactGlossaryText"/>
               <w:jc w:val="left"/>
+              <w:wordWrap w:val="0"/>
               <w:spacing w:before="0" w:after="0" w:line="160" w:lineRule="exact"/>
             </w:pPr>
             <w:r>
@@ -12712,6 +13184,7 @@
             <w:pPr>
               <w:pStyle w:val="CompactGlossaryText"/>
               <w:jc w:val="left"/>
+              <w:wordWrap w:val="0"/>
               <w:spacing w:before="0" w:after="0" w:line="160" w:lineRule="exact"/>
             </w:pPr>
             <w:r>
@@ -12732,6 +13205,7 @@
             <w:pPr>
               <w:pStyle w:val="CompactGlossaryText"/>
               <w:jc w:val="left"/>
+              <w:wordWrap w:val="0"/>
               <w:spacing w:before="0" w:after="0" w:line="160" w:lineRule="exact"/>
             </w:pPr>
             <w:r>
@@ -12752,6 +13226,7 @@
             <w:pPr>
               <w:pStyle w:val="CompactGlossaryText"/>
               <w:jc w:val="left"/>
+              <w:wordWrap w:val="0"/>
               <w:spacing w:before="0" w:after="0" w:line="160" w:lineRule="exact"/>
             </w:pPr>
             <w:r>
@@ -12772,6 +13247,7 @@
             <w:pPr>
               <w:pStyle w:val="CompactGlossaryText"/>
               <w:jc w:val="left"/>
+              <w:wordWrap w:val="0"/>
               <w:spacing w:before="0" w:after="0" w:line="160" w:lineRule="exact"/>
             </w:pPr>
             <w:r>
@@ -12797,6 +13273,7 @@
             <w:pPr>
               <w:pStyle w:val="CompactGlossaryText"/>
               <w:jc w:val="left"/>
+              <w:wordWrap w:val="0"/>
               <w:spacing w:before="0" w:after="0" w:line="160" w:lineRule="exact"/>
             </w:pPr>
             <w:r>
@@ -12817,6 +13294,7 @@
             <w:pPr>
               <w:pStyle w:val="CompactGlossaryText"/>
               <w:jc w:val="left"/>
+              <w:wordWrap w:val="0"/>
               <w:spacing w:before="0" w:after="0" w:line="160" w:lineRule="exact"/>
             </w:pPr>
             <w:r>
@@ -12837,6 +13315,7 @@
             <w:pPr>
               <w:pStyle w:val="CompactGlossaryText"/>
               <w:jc w:val="left"/>
+              <w:wordWrap w:val="0"/>
               <w:spacing w:before="0" w:after="0" w:line="160" w:lineRule="exact"/>
             </w:pPr>
             <w:r>
@@ -12857,6 +13336,7 @@
             <w:pPr>
               <w:pStyle w:val="CompactGlossaryText"/>
               <w:jc w:val="left"/>
+              <w:wordWrap w:val="0"/>
               <w:spacing w:before="0" w:after="0" w:line="160" w:lineRule="exact"/>
             </w:pPr>
             <w:r>
@@ -12882,6 +13362,7 @@
             <w:pPr>
               <w:pStyle w:val="CompactGlossaryText"/>
               <w:jc w:val="left"/>
+              <w:wordWrap w:val="0"/>
               <w:spacing w:before="0" w:after="0" w:line="160" w:lineRule="exact"/>
             </w:pPr>
             <w:r>
@@ -12902,6 +13383,7 @@
             <w:pPr>
               <w:pStyle w:val="CompactGlossaryText"/>
               <w:jc w:val="left"/>
+              <w:wordWrap w:val="0"/>
               <w:spacing w:before="0" w:after="0" w:line="160" w:lineRule="exact"/>
             </w:pPr>
             <w:r>
@@ -12922,6 +13404,7 @@
             <w:pPr>
               <w:pStyle w:val="CompactGlossaryText"/>
               <w:jc w:val="left"/>
+              <w:wordWrap w:val="0"/>
               <w:spacing w:before="0" w:after="0" w:line="160" w:lineRule="exact"/>
             </w:pPr>
             <w:r>
@@ -12942,6 +13425,7 @@
             <w:pPr>
               <w:pStyle w:val="CompactGlossaryText"/>
               <w:jc w:val="left"/>
+              <w:wordWrap w:val="0"/>
               <w:spacing w:before="0" w:after="0" w:line="160" w:lineRule="exact"/>
             </w:pPr>
             <w:r>
@@ -12967,6 +13451,7 @@
             <w:pPr>
               <w:pStyle w:val="CompactGlossaryText"/>
               <w:jc w:val="left"/>
+              <w:wordWrap w:val="0"/>
               <w:spacing w:before="0" w:after="0" w:line="160" w:lineRule="exact"/>
             </w:pPr>
             <w:r>
@@ -12987,6 +13472,7 @@
             <w:pPr>
               <w:pStyle w:val="CompactGlossaryText"/>
               <w:jc w:val="left"/>
+              <w:wordWrap w:val="0"/>
               <w:spacing w:before="0" w:after="0" w:line="160" w:lineRule="exact"/>
             </w:pPr>
             <w:r>
@@ -13007,6 +13493,7 @@
             <w:pPr>
               <w:pStyle w:val="CompactGlossaryText"/>
               <w:jc w:val="left"/>
+              <w:wordWrap w:val="0"/>
               <w:spacing w:before="0" w:after="0" w:line="160" w:lineRule="exact"/>
             </w:pPr>
             <w:r>
@@ -13027,6 +13514,7 @@
             <w:pPr>
               <w:pStyle w:val="CompactGlossaryText"/>
               <w:jc w:val="left"/>
+              <w:wordWrap w:val="0"/>
               <w:spacing w:before="0" w:after="0" w:line="160" w:lineRule="exact"/>
             </w:pPr>
             <w:r>
@@ -13052,6 +13540,7 @@
             <w:pPr>
               <w:pStyle w:val="CompactGlossaryText"/>
               <w:jc w:val="left"/>
+              <w:wordWrap w:val="0"/>
               <w:spacing w:before="0" w:after="0" w:line="160" w:lineRule="exact"/>
             </w:pPr>
             <w:r>
@@ -13072,6 +13561,7 @@
             <w:pPr>
               <w:pStyle w:val="CompactGlossaryText"/>
               <w:jc w:val="left"/>
+              <w:wordWrap w:val="0"/>
               <w:spacing w:before="0" w:after="0" w:line="160" w:lineRule="exact"/>
             </w:pPr>
             <w:r>
@@ -13092,6 +13582,7 @@
             <w:pPr>
               <w:pStyle w:val="CompactGlossaryText"/>
               <w:jc w:val="left"/>
+              <w:wordWrap w:val="0"/>
               <w:spacing w:before="0" w:after="0" w:line="160" w:lineRule="exact"/>
             </w:pPr>
             <w:r>
@@ -13112,6 +13603,7 @@
             <w:pPr>
               <w:pStyle w:val="CompactGlossaryText"/>
               <w:jc w:val="left"/>
+              <w:wordWrap w:val="0"/>
               <w:spacing w:before="0" w:after="0" w:line="160" w:lineRule="exact"/>
             </w:pPr>
             <w:r>
@@ -13137,6 +13629,7 @@
             <w:pPr>
               <w:pStyle w:val="CompactGlossaryText"/>
               <w:jc w:val="left"/>
+              <w:wordWrap w:val="0"/>
               <w:spacing w:before="0" w:after="0" w:line="160" w:lineRule="exact"/>
             </w:pPr>
             <w:r>
@@ -13157,6 +13650,7 @@
             <w:pPr>
               <w:pStyle w:val="CompactGlossaryText"/>
               <w:jc w:val="left"/>
+              <w:wordWrap w:val="0"/>
               <w:spacing w:before="0" w:after="0" w:line="160" w:lineRule="exact"/>
             </w:pPr>
             <w:r>
@@ -13177,6 +13671,7 @@
             <w:pPr>
               <w:pStyle w:val="CompactGlossaryText"/>
               <w:jc w:val="left"/>
+              <w:wordWrap w:val="0"/>
               <w:spacing w:before="0" w:after="0" w:line="160" w:lineRule="exact"/>
             </w:pPr>
             <w:r>
@@ -13197,6 +13692,7 @@
             <w:pPr>
               <w:pStyle w:val="CompactGlossaryText"/>
               <w:jc w:val="left"/>
+              <w:wordWrap w:val="0"/>
               <w:spacing w:before="0" w:after="0" w:line="160" w:lineRule="exact"/>
             </w:pPr>
             <w:r>
@@ -13222,6 +13718,7 @@
             <w:pPr>
               <w:pStyle w:val="CompactGlossaryText"/>
               <w:jc w:val="left"/>
+              <w:wordWrap w:val="0"/>
               <w:spacing w:before="0" w:after="0" w:line="160" w:lineRule="exact"/>
             </w:pPr>
             <w:r>
@@ -13242,6 +13739,7 @@
             <w:pPr>
               <w:pStyle w:val="CompactGlossaryText"/>
               <w:jc w:val="left"/>
+              <w:wordWrap w:val="0"/>
               <w:spacing w:before="0" w:after="0" w:line="160" w:lineRule="exact"/>
             </w:pPr>
             <w:r>
@@ -13262,6 +13760,7 @@
             <w:pPr>
               <w:pStyle w:val="CompactGlossaryText"/>
               <w:jc w:val="left"/>
+              <w:wordWrap w:val="0"/>
               <w:spacing w:before="0" w:after="0" w:line="160" w:lineRule="exact"/>
             </w:pPr>
             <w:r>
@@ -13282,6 +13781,7 @@
             <w:pPr>
               <w:pStyle w:val="CompactGlossaryText"/>
               <w:jc w:val="left"/>
+              <w:wordWrap w:val="0"/>
               <w:spacing w:before="0" w:after="0" w:line="160" w:lineRule="exact"/>
             </w:pPr>
             <w:r>

--- a/docs/design/cc_ep_deliverable3_performance_api.docx
+++ b/docs/design/cc_ep_deliverable3_performance_api.docx
@@ -1134,9 +1134,9 @@
         </w:tblCellMar>
       </w:tblPr>
       <w:tblGrid>
-        <w:gridCol w:w="4714"/>
-        <w:gridCol w:w="2323"/>
-        <w:gridCol w:w="2562"/>
+        <w:gridCol w:w="4590"/>
+        <w:gridCol w:w="2504"/>
+        <w:gridCol w:w="2504"/>
       </w:tblGrid>
       <w:tr>
         <w:trPr>
@@ -1145,7 +1145,7 @@
         </w:trPr>
         <w:tc>
           <w:tcPr>
-            <w:tcW w:w="4714" w:type="dxa"/>
+            <w:tcW w:w="4590" w:type="dxa"/>
             <w:shd w:val="clear" w:color="auto" w:fill="D9E2F3"/>
           </w:tcPr>
           <w:p>
@@ -1168,7 +1168,7 @@
         </w:tc>
         <w:tc>
           <w:tcPr>
-            <w:tcW w:w="2323" w:type="dxa"/>
+            <w:tcW w:w="2504" w:type="dxa"/>
             <w:shd w:val="clear" w:color="auto" w:fill="D9E2F3"/>
           </w:tcPr>
           <w:p>
@@ -1191,7 +1191,7 @@
         </w:tc>
         <w:tc>
           <w:tcPr>
-            <w:tcW w:w="2562" w:type="dxa"/>
+            <w:tcW w:w="2504" w:type="dxa"/>
             <w:shd w:val="clear" w:color="auto" w:fill="D9E2F3"/>
           </w:tcPr>
           <w:p>
@@ -1219,7 +1219,7 @@
         </w:trPr>
         <w:tc>
           <w:tcPr>
-            <w:tcW w:w="4714" w:type="dxa"/>
+            <w:tcW w:w="4590" w:type="dxa"/>
           </w:tcPr>
           <w:p>
             <w:pPr>
@@ -1240,7 +1240,7 @@
         </w:tc>
         <w:tc>
           <w:tcPr>
-            <w:tcW w:w="2323" w:type="dxa"/>
+            <w:tcW w:w="2504" w:type="dxa"/>
           </w:tcPr>
           <w:p>
             <w:pPr>
@@ -1261,7 +1261,7 @@
         </w:tc>
         <w:tc>
           <w:tcPr>
-            <w:tcW w:w="2562" w:type="dxa"/>
+            <w:tcW w:w="2504" w:type="dxa"/>
           </w:tcPr>
           <w:p>
             <w:pPr>
@@ -1287,7 +1287,7 @@
         </w:trPr>
         <w:tc>
           <w:tcPr>
-            <w:tcW w:w="4714" w:type="dxa"/>
+            <w:tcW w:w="4590" w:type="dxa"/>
           </w:tcPr>
           <w:p>
             <w:pPr>
@@ -1308,28 +1308,28 @@
         </w:tc>
         <w:tc>
           <w:tcPr>
-            <w:tcW w:w="2323" w:type="dxa"/>
-          </w:tcPr>
-          <w:p>
-            <w:pPr>
-              <w:pStyle w:val="TableText"/>
-              <w:jc w:val="left"/>
-              <w:wordWrap w:val="0"/>
-              <w:spacing w:before="0" w:after="0" w:line="320" w:lineRule="exact"/>
-            </w:pPr>
-            <w:r>
-              <w:rPr>
-                <w:rFonts w:ascii="Calibri" w:hAnsi="Calibri" w:eastAsia="Microsoft YaHei" w:cs="Calibri"/>
-                <w:sz w:val="18"/>
-                <w:szCs w:val="18"/>
-              </w:rPr>
-              <w:t xml:space="preserve">6 a⁠r⁠m⁠s</w:t>
-            </w:r>
-          </w:p>
-        </w:tc>
-        <w:tc>
-          <w:tcPr>
-            <w:tcW w:w="2562" w:type="dxa"/>
+            <w:tcW w:w="2504" w:type="dxa"/>
+          </w:tcPr>
+          <w:p>
+            <w:pPr>
+              <w:pStyle w:val="TableText"/>
+              <w:jc w:val="left"/>
+              <w:wordWrap w:val="0"/>
+              <w:spacing w:before="0" w:after="0" w:line="320" w:lineRule="exact"/>
+            </w:pPr>
+            <w:r>
+              <w:rPr>
+                <w:rFonts w:ascii="Calibri" w:hAnsi="Calibri" w:eastAsia="Microsoft YaHei" w:cs="Calibri"/>
+                <w:sz w:val="18"/>
+                <w:szCs w:val="18"/>
+              </w:rPr>
+              <w:t xml:space="preserve">6 次仿真运行</w:t>
+            </w:r>
+          </w:p>
+        </w:tc>
+        <w:tc>
+          <w:tcPr>
+            <w:tcW w:w="2504" w:type="dxa"/>
           </w:tcPr>
           <w:p>
             <w:pPr>
@@ -1355,7 +1355,7 @@
         </w:trPr>
         <w:tc>
           <w:tcPr>
-            <w:tcW w:w="4714" w:type="dxa"/>
+            <w:tcW w:w="4590" w:type="dxa"/>
           </w:tcPr>
           <w:p>
             <w:pPr>
@@ -1376,28 +1376,28 @@
         </w:tc>
         <w:tc>
           <w:tcPr>
-            <w:tcW w:w="2323" w:type="dxa"/>
-          </w:tcPr>
-          <w:p>
-            <w:pPr>
-              <w:pStyle w:val="TableText"/>
-              <w:jc w:val="left"/>
-              <w:wordWrap w:val="0"/>
-              <w:spacing w:before="0" w:after="0" w:line="320" w:lineRule="exact"/>
-            </w:pPr>
-            <w:r>
-              <w:rPr>
-                <w:rFonts w:ascii="Calibri" w:hAnsi="Calibri" w:eastAsia="Microsoft YaHei" w:cs="Calibri"/>
-                <w:sz w:val="18"/>
-                <w:szCs w:val="18"/>
-              </w:rPr>
-              <w:t xml:space="preserve">80 a⁠r⁠m⁠s</w:t>
-            </w:r>
-          </w:p>
-        </w:tc>
-        <w:tc>
-          <w:tcPr>
-            <w:tcW w:w="2562" w:type="dxa"/>
+            <w:tcW w:w="2504" w:type="dxa"/>
+          </w:tcPr>
+          <w:p>
+            <w:pPr>
+              <w:pStyle w:val="TableText"/>
+              <w:jc w:val="left"/>
+              <w:wordWrap w:val="0"/>
+              <w:spacing w:before="0" w:after="0" w:line="320" w:lineRule="exact"/>
+            </w:pPr>
+            <w:r>
+              <w:rPr>
+                <w:rFonts w:ascii="Calibri" w:hAnsi="Calibri" w:eastAsia="Microsoft YaHei" w:cs="Calibri"/>
+                <w:sz w:val="18"/>
+                <w:szCs w:val="18"/>
+              </w:rPr>
+              <w:t xml:space="preserve">80 次仿真运行</w:t>
+            </w:r>
+          </w:p>
+        </w:tc>
+        <w:tc>
+          <w:tcPr>
+            <w:tcW w:w="2504" w:type="dxa"/>
           </w:tcPr>
           <w:p>
             <w:pPr>
@@ -1423,7 +1423,7 @@
         </w:trPr>
         <w:tc>
           <w:tcPr>
-            <w:tcW w:w="4714" w:type="dxa"/>
+            <w:tcW w:w="4590" w:type="dxa"/>
           </w:tcPr>
           <w:p>
             <w:pPr>
@@ -1444,7 +1444,7 @@
         </w:tc>
         <w:tc>
           <w:tcPr>
-            <w:tcW w:w="2323" w:type="dxa"/>
+            <w:tcW w:w="2504" w:type="dxa"/>
           </w:tcPr>
           <w:p>
             <w:pPr>
@@ -1465,7 +1465,7 @@
         </w:tc>
         <w:tc>
           <w:tcPr>
-            <w:tcW w:w="2562" w:type="dxa"/>
+            <w:tcW w:w="2504" w:type="dxa"/>
           </w:tcPr>
           <w:p>
             <w:pPr>
@@ -1491,7 +1491,7 @@
         </w:trPr>
         <w:tc>
           <w:tcPr>
-            <w:tcW w:w="4714" w:type="dxa"/>
+            <w:tcW w:w="4590" w:type="dxa"/>
           </w:tcPr>
           <w:p>
             <w:pPr>
@@ -1512,7 +1512,7 @@
         </w:tc>
         <w:tc>
           <w:tcPr>
-            <w:tcW w:w="2323" w:type="dxa"/>
+            <w:tcW w:w="2504" w:type="dxa"/>
           </w:tcPr>
           <w:p>
             <w:pPr>
@@ -1533,7 +1533,7 @@
         </w:tc>
         <w:tc>
           <w:tcPr>
-            <w:tcW w:w="2562" w:type="dxa"/>
+            <w:tcW w:w="2504" w:type="dxa"/>
           </w:tcPr>
           <w:p>
             <w:pPr>
@@ -2041,7 +2041,7 @@
         <w:rPr>
           <w:rFonts w:ascii="Calibri" w:hAnsi="Calibri" w:eastAsia="SimHei" w:cs="Calibri"/>
         </w:rPr>
-        <w:t xml:space="preserve">2.1 Profile 定义</w:t>
+        <w:t xml:space="preserve">2.1 Profile 定义与差异</w:t>
       </w:r>
     </w:p>
     <w:p>
@@ -2052,7 +2052,18 @@
         <w:rPr>
           <w:rFonts w:ascii="Calibri" w:hAnsi="Calibri" w:eastAsia="Microsoft YaHei" w:cs="Calibri"/>
         </w:rPr>
-        <w:t xml:space="preserve">指标 1/2 的基础配置使用三个 profile：</w:t>
+        <w:t xml:space="preserve">指标 1/2 使用以下三个基础 profile。三者采用相同处理器、缓存层级、工作负载和⁠完⁠成⁠边⁠界⁠，</w:t>
+      </w:r>
+    </w:p>
+    <w:p>
+      <w:pPr>
+        <w:ind w:left="0" w:firstLine="420"/>
+      </w:pPr>
+      <w:r>
+        <w:rPr>
+          <w:rFonts w:ascii="Calibri" w:hAnsi="Calibri" w:eastAsia="Microsoft YaHei" w:cs="Calibri"/>
+        </w:rPr>
+        <w:t xml:space="preserve">差异集中在目录容量组织和协议⁠时⁠延⁠优⁠化⁠。</w:t>
       </w:r>
     </w:p>
     <w:tbl>
@@ -2068,10 +2079,10 @@
         </w:tblCellMar>
       </w:tblPr>
       <w:tblGrid>
-        <w:gridCol w:w="2075"/>
-        <w:gridCol w:w="3631"/>
-        <w:gridCol w:w="1427"/>
-        <w:gridCol w:w="2464"/>
+        <w:gridCol w:w="2019"/>
+        <w:gridCol w:w="2628"/>
+        <w:gridCol w:w="3084"/>
+        <w:gridCol w:w="1867"/>
       </w:tblGrid>
       <w:tr>
         <w:trPr>
@@ -2080,7 +2091,7 @@
         </w:trPr>
         <w:tc>
           <w:tcPr>
-            <w:tcW w:w="2075" w:type="dxa"/>
+            <w:tcW w:w="2019" w:type="dxa"/>
             <w:shd w:val="clear" w:color="auto" w:fill="D9E2F3"/>
           </w:tcPr>
           <w:p>
@@ -2097,13 +2108,13 @@
                 <w:sz w:val="18"/>
                 <w:szCs w:val="18"/>
               </w:rPr>
-              <w:t xml:space="preserve">P⁠r⁠o⁠f⁠i⁠l⁠e</w:t>
-            </w:r>
-          </w:p>
-        </w:tc>
-        <w:tc>
-          <w:tcPr>
-            <w:tcW w:w="3631" w:type="dxa"/>
+              <w:t xml:space="preserve">配置维度</w:t>
+            </w:r>
+          </w:p>
+        </w:tc>
+        <w:tc>
+          <w:tcPr>
+            <w:tcW w:w="2628" w:type="dxa"/>
             <w:shd w:val="clear" w:color="auto" w:fill="D9E2F3"/>
           </w:tcPr>
           <w:p>
@@ -2120,13 +2131,13 @@
                 <w:sz w:val="18"/>
                 <w:szCs w:val="18"/>
               </w:rPr>
-              <w:t xml:space="preserve">目录策略</w:t>
-            </w:r>
-          </w:p>
-        </w:tc>
-        <w:tc>
-          <w:tcPr>
-            <w:tcW w:w="1427" w:type="dxa"/>
+              <w:t xml:space="preserve">n⁠a⁠i⁠v⁠e</w:t>
+            </w:r>
+          </w:p>
+        </w:tc>
+        <w:tc>
+          <w:tcPr>
+            <w:tcW w:w="3084" w:type="dxa"/>
             <w:shd w:val="clear" w:color="auto" w:fill="D9E2F3"/>
           </w:tcPr>
           <w:p>
@@ -2143,13 +2154,13 @@
                 <w:sz w:val="18"/>
                 <w:szCs w:val="18"/>
               </w:rPr>
-              <w:t xml:space="preserve">时延优化</w:t>
-            </w:r>
-          </w:p>
-        </w:tc>
-        <w:tc>
-          <w:tcPr>
-            <w:tcW w:w="2464" w:type="dxa"/>
+              <w:t xml:space="preserve">s⁠p⁠i⁠l⁠l⁠-⁠n⁠o⁠o⁠p⁠t（n⁠o⁠o⁠p⁠t）</w:t>
+            </w:r>
+          </w:p>
+        </w:tc>
+        <w:tc>
+          <w:tcPr>
+            <w:tcW w:w="1867" w:type="dxa"/>
             <w:shd w:val="clear" w:color="auto" w:fill="D9E2F3"/>
           </w:tcPr>
           <w:p>
@@ -2166,7 +2177,7 @@
                 <w:sz w:val="18"/>
                 <w:szCs w:val="18"/>
               </w:rPr>
-              <w:t xml:space="preserve">论证职责</w:t>
+              <w:t xml:space="preserve">o⁠p⁠t⁠i⁠m⁠i⁠z⁠e⁠d（o⁠p⁠t）</w:t>
             </w:r>
           </w:p>
         </w:tc>
@@ -2177,85 +2188,85 @@
         </w:trPr>
         <w:tc>
           <w:tcPr>
-            <w:tcW w:w="2075" w:type="dxa"/>
-          </w:tcPr>
-          <w:p>
-            <w:pPr>
-              <w:pStyle w:val="TableText"/>
-              <w:jc w:val="left"/>
-              <w:wordWrap w:val="0"/>
-              <w:spacing w:before="0" w:after="0" w:line="320" w:lineRule="exact"/>
-            </w:pPr>
-            <w:r>
-              <w:rPr>
-                <w:rFonts w:ascii="Calibri" w:hAnsi="Calibri" w:eastAsia="Microsoft YaHei" w:cs="Calibri"/>
-                <w:sz w:val="18"/>
-                <w:szCs w:val="18"/>
-              </w:rPr>
-              <w:t xml:space="preserve">n⁠a⁠i⁠v⁠e</w:t>
-            </w:r>
-          </w:p>
-        </w:tc>
-        <w:tc>
-          <w:tcPr>
-            <w:tcW w:w="3631" w:type="dxa"/>
-          </w:tcPr>
-          <w:p>
-            <w:pPr>
-              <w:pStyle w:val="TableText"/>
-              <w:jc w:val="left"/>
-              <w:wordWrap w:val="0"/>
-              <w:spacing w:before="0" w:after="0" w:line="320" w:lineRule="exact"/>
-            </w:pPr>
-            <w:r>
-              <w:rPr>
-                <w:rFonts w:ascii="Calibri" w:hAnsi="Calibri" w:eastAsia="Microsoft YaHei" w:cs="Calibri"/>
-                <w:sz w:val="18"/>
-                <w:szCs w:val="18"/>
-              </w:rPr>
-              <w:t xml:space="preserve">R⁠e⁠s⁠i⁠d⁠e⁠n⁠t⁠D⁠i⁠r 满时直接替换</w:t>
-            </w:r>
-          </w:p>
-        </w:tc>
-        <w:tc>
-          <w:tcPr>
-            <w:tcW w:w="1427" w:type="dxa"/>
-          </w:tcPr>
-          <w:p>
-            <w:pPr>
-              <w:pStyle w:val="TableText"/>
-              <w:jc w:val="left"/>
-              <w:wordWrap w:val="0"/>
-              <w:spacing w:before="0" w:after="0" w:line="320" w:lineRule="exact"/>
-            </w:pPr>
-            <w:r>
-              <w:rPr>
-                <w:rFonts w:ascii="Calibri" w:hAnsi="Calibri" w:eastAsia="Microsoft YaHei" w:cs="Calibri"/>
-                <w:sz w:val="18"/>
-                <w:szCs w:val="18"/>
-              </w:rPr>
-              <w:t xml:space="preserve">关闭</w:t>
-            </w:r>
-          </w:p>
-        </w:tc>
-        <w:tc>
-          <w:tcPr>
-            <w:tcW w:w="2464" w:type="dxa"/>
-          </w:tcPr>
-          <w:p>
-            <w:pPr>
-              <w:pStyle w:val="TableText"/>
-              <w:jc w:val="left"/>
-              <w:wordWrap w:val="0"/>
-              <w:spacing w:before="0" w:after="0" w:line="320" w:lineRule="exact"/>
-            </w:pPr>
-            <w:r>
-              <w:rPr>
-                <w:rFonts w:ascii="Calibri" w:hAnsi="Calibri" w:eastAsia="Microsoft YaHei" w:cs="Calibri"/>
-                <w:sz w:val="18"/>
-                <w:szCs w:val="18"/>
-              </w:rPr>
-              <w:t xml:space="preserve">固定 S⁠R⁠A⁠M 基线</w:t>
+            <w:tcW w:w="2019" w:type="dxa"/>
+          </w:tcPr>
+          <w:p>
+            <w:pPr>
+              <w:pStyle w:val="TableText"/>
+              <w:jc w:val="left"/>
+              <w:wordWrap w:val="0"/>
+              <w:spacing w:before="0" w:after="0" w:line="320" w:lineRule="exact"/>
+            </w:pPr>
+            <w:r>
+              <w:rPr>
+                <w:rFonts w:ascii="Calibri" w:hAnsi="Calibri" w:eastAsia="Microsoft YaHei" w:cs="Calibri"/>
+                <w:sz w:val="18"/>
+                <w:szCs w:val="18"/>
+              </w:rPr>
+              <w:t xml:space="preserve">片上目录预算</w:t>
+            </w:r>
+          </w:p>
+        </w:tc>
+        <w:tc>
+          <w:tcPr>
+            <w:tcW w:w="2628" w:type="dxa"/>
+          </w:tcPr>
+          <w:p>
+            <w:pPr>
+              <w:pStyle w:val="TableText"/>
+              <w:jc w:val="left"/>
+              <w:wordWrap w:val="0"/>
+              <w:spacing w:before="0" w:after="0" w:line="320" w:lineRule="exact"/>
+            </w:pPr>
+            <w:r>
+              <w:rPr>
+                <w:rFonts w:ascii="Calibri" w:hAnsi="Calibri" w:eastAsia="Microsoft YaHei" w:cs="Calibri"/>
+                <w:sz w:val="18"/>
+                <w:szCs w:val="18"/>
+              </w:rPr>
+              <w:t xml:space="preserve">512 K⁠i⁠B</w:t>
+            </w:r>
+          </w:p>
+        </w:tc>
+        <w:tc>
+          <w:tcPr>
+            <w:tcW w:w="3084" w:type="dxa"/>
+          </w:tcPr>
+          <w:p>
+            <w:pPr>
+              <w:pStyle w:val="TableText"/>
+              <w:jc w:val="left"/>
+              <w:wordWrap w:val="0"/>
+              <w:spacing w:before="0" w:after="0" w:line="320" w:lineRule="exact"/>
+            </w:pPr>
+            <w:r>
+              <w:rPr>
+                <w:rFonts w:ascii="Calibri" w:hAnsi="Calibri" w:eastAsia="Microsoft YaHei" w:cs="Calibri"/>
+                <w:sz w:val="18"/>
+                <w:szCs w:val="18"/>
+              </w:rPr>
+              <w:t xml:space="preserve">512 K⁠i⁠B</w:t>
+            </w:r>
+          </w:p>
+        </w:tc>
+        <w:tc>
+          <w:tcPr>
+            <w:tcW w:w="1867" w:type="dxa"/>
+          </w:tcPr>
+          <w:p>
+            <w:pPr>
+              <w:pStyle w:val="TableText"/>
+              <w:jc w:val="left"/>
+              <w:wordWrap w:val="0"/>
+              <w:spacing w:before="0" w:after="0" w:line="320" w:lineRule="exact"/>
+            </w:pPr>
+            <w:r>
+              <w:rPr>
+                <w:rFonts w:ascii="Calibri" w:hAnsi="Calibri" w:eastAsia="Microsoft YaHei" w:cs="Calibri"/>
+                <w:sz w:val="18"/>
+                <w:szCs w:val="18"/>
+              </w:rPr>
+              <w:t xml:space="preserve">512 K⁠i⁠B</w:t>
             </w:r>
           </w:p>
         </w:tc>
@@ -2266,85 +2277,85 @@
         </w:trPr>
         <w:tc>
           <w:tcPr>
-            <w:tcW w:w="2075" w:type="dxa"/>
-          </w:tcPr>
-          <w:p>
-            <w:pPr>
-              <w:pStyle w:val="TableText"/>
-              <w:jc w:val="left"/>
-              <w:wordWrap w:val="0"/>
-              <w:spacing w:before="0" w:after="0" w:line="320" w:lineRule="exact"/>
-            </w:pPr>
-            <w:r>
-              <w:rPr>
-                <w:rFonts w:ascii="Calibri" w:hAnsi="Calibri" w:eastAsia="Microsoft YaHei" w:cs="Calibri"/>
-                <w:sz w:val="18"/>
-                <w:szCs w:val="18"/>
-              </w:rPr>
-              <w:t xml:space="preserve">s⁠p⁠i⁠l⁠l⁠-⁠n⁠o⁠o⁠p⁠t</w:t>
-            </w:r>
-          </w:p>
-        </w:tc>
-        <w:tc>
-          <w:tcPr>
-            <w:tcW w:w="3631" w:type="dxa"/>
-          </w:tcPr>
-          <w:p>
-            <w:pPr>
-              <w:pStyle w:val="TableText"/>
-              <w:jc w:val="left"/>
-              <w:wordWrap w:val="0"/>
-              <w:spacing w:before="0" w:after="0" w:line="320" w:lineRule="exact"/>
-            </w:pPr>
-            <w:r>
-              <w:rPr>
-                <w:rFonts w:ascii="Calibri" w:hAnsi="Calibri" w:eastAsia="Microsoft YaHei" w:cs="Calibri"/>
-                <w:sz w:val="18"/>
-                <w:szCs w:val="18"/>
-              </w:rPr>
-              <w:t xml:space="preserve">R⁠e⁠s⁠i⁠d⁠e⁠n⁠t⁠D⁠i⁠r + B⁠a⁠c⁠k⁠s⁠t⁠o⁠r⁠e</w:t>
-            </w:r>
-          </w:p>
-        </w:tc>
-        <w:tc>
-          <w:tcPr>
-            <w:tcW w:w="1427" w:type="dxa"/>
-          </w:tcPr>
-          <w:p>
-            <w:pPr>
-              <w:pStyle w:val="TableText"/>
-              <w:jc w:val="left"/>
-              <w:wordWrap w:val="0"/>
-              <w:spacing w:before="0" w:after="0" w:line="320" w:lineRule="exact"/>
-            </w:pPr>
-            <w:r>
-              <w:rPr>
-                <w:rFonts w:ascii="Calibri" w:hAnsi="Calibri" w:eastAsia="Microsoft YaHei" w:cs="Calibri"/>
-                <w:sz w:val="18"/>
-                <w:szCs w:val="18"/>
-              </w:rPr>
-              <w:t xml:space="preserve">关闭</w:t>
-            </w:r>
-          </w:p>
-        </w:tc>
-        <w:tc>
-          <w:tcPr>
-            <w:tcW w:w="2464" w:type="dxa"/>
-          </w:tcPr>
-          <w:p>
-            <w:pPr>
-              <w:pStyle w:val="TableText"/>
-              <w:jc w:val="left"/>
-              <w:wordWrap w:val="0"/>
-              <w:spacing w:before="0" w:after="0" w:line="320" w:lineRule="exact"/>
-            </w:pPr>
-            <w:r>
-              <w:rPr>
-                <w:rFonts w:ascii="Calibri" w:hAnsi="Calibri" w:eastAsia="Microsoft YaHei" w:cs="Calibri"/>
-                <w:sz w:val="18"/>
-                <w:szCs w:val="18"/>
-              </w:rPr>
-              <w:t xml:space="preserve">证明容量扩展本身的收益与成本</w:t>
+            <w:tcW w:w="2019" w:type="dxa"/>
+          </w:tcPr>
+          <w:p>
+            <w:pPr>
+              <w:pStyle w:val="TableText"/>
+              <w:jc w:val="left"/>
+              <w:wordWrap w:val="0"/>
+              <w:spacing w:before="0" w:after="0" w:line="320" w:lineRule="exact"/>
+            </w:pPr>
+            <w:r>
+              <w:rPr>
+                <w:rFonts w:ascii="Calibri" w:hAnsi="Calibri" w:eastAsia="Microsoft YaHei" w:cs="Calibri"/>
+                <w:sz w:val="18"/>
+                <w:szCs w:val="18"/>
+              </w:rPr>
+              <w:t xml:space="preserve">R⁠e⁠s⁠i⁠d⁠e⁠n⁠t⁠D⁠i⁠r 物理容量</w:t>
+            </w:r>
+          </w:p>
+        </w:tc>
+        <w:tc>
+          <w:tcPr>
+            <w:tcW w:w="2628" w:type="dxa"/>
+          </w:tcPr>
+          <w:p>
+            <w:pPr>
+              <w:pStyle w:val="TableText"/>
+              <w:jc w:val="left"/>
+              <w:wordWrap w:val="0"/>
+              <w:spacing w:before="0" w:after="0" w:line="320" w:lineRule="exact"/>
+            </w:pPr>
+            <w:r>
+              <w:rPr>
+                <w:rFonts w:ascii="Calibri" w:hAnsi="Calibri" w:eastAsia="Microsoft YaHei" w:cs="Calibri"/>
+                <w:sz w:val="18"/>
+                <w:szCs w:val="18"/>
+              </w:rPr>
+              <w:t xml:space="preserve">65,536 条</w:t>
+            </w:r>
+          </w:p>
+        </w:tc>
+        <w:tc>
+          <w:tcPr>
+            <w:tcW w:w="3084" w:type="dxa"/>
+          </w:tcPr>
+          <w:p>
+            <w:pPr>
+              <w:pStyle w:val="TableText"/>
+              <w:jc w:val="left"/>
+              <w:wordWrap w:val="0"/>
+              <w:spacing w:before="0" w:after="0" w:line="320" w:lineRule="exact"/>
+            </w:pPr>
+            <w:r>
+              <w:rPr>
+                <w:rFonts w:ascii="Calibri" w:hAnsi="Calibri" w:eastAsia="Microsoft YaHei" w:cs="Calibri"/>
+                <w:sz w:val="18"/>
+                <w:szCs w:val="18"/>
+              </w:rPr>
+              <w:t xml:space="preserve">57,344 条</w:t>
+            </w:r>
+          </w:p>
+        </w:tc>
+        <w:tc>
+          <w:tcPr>
+            <w:tcW w:w="1867" w:type="dxa"/>
+          </w:tcPr>
+          <w:p>
+            <w:pPr>
+              <w:pStyle w:val="TableText"/>
+              <w:jc w:val="left"/>
+              <w:wordWrap w:val="0"/>
+              <w:spacing w:before="0" w:after="0" w:line="320" w:lineRule="exact"/>
+            </w:pPr>
+            <w:r>
+              <w:rPr>
+                <w:rFonts w:ascii="Calibri" w:hAnsi="Calibri" w:eastAsia="Microsoft YaHei" w:cs="Calibri"/>
+                <w:sz w:val="18"/>
+                <w:szCs w:val="18"/>
+              </w:rPr>
+              <w:t xml:space="preserve">57,344 条</w:t>
             </w:r>
           </w:p>
         </w:tc>
@@ -2355,49 +2366,337 @@
         </w:trPr>
         <w:tc>
           <w:tcPr>
-            <w:tcW w:w="2075" w:type="dxa"/>
-          </w:tcPr>
-          <w:p>
-            <w:pPr>
-              <w:pStyle w:val="TableText"/>
-              <w:jc w:val="left"/>
-              <w:wordWrap w:val="0"/>
-              <w:spacing w:before="0" w:after="0" w:line="320" w:lineRule="exact"/>
-            </w:pPr>
-            <w:r>
-              <w:rPr>
-                <w:rFonts w:ascii="Calibri" w:hAnsi="Calibri" w:eastAsia="Microsoft YaHei" w:cs="Calibri"/>
-                <w:sz w:val="18"/>
-                <w:szCs w:val="18"/>
-              </w:rPr>
-              <w:t xml:space="preserve">o⁠p⁠t⁠i⁠m⁠i⁠z⁠e⁠d</w:t>
-            </w:r>
-          </w:p>
-        </w:tc>
-        <w:tc>
-          <w:tcPr>
-            <w:tcW w:w="3631" w:type="dxa"/>
-          </w:tcPr>
-          <w:p>
-            <w:pPr>
-              <w:pStyle w:val="TableText"/>
-              <w:jc w:val="left"/>
-              <w:wordWrap w:val="0"/>
-              <w:spacing w:before="0" w:after="0" w:line="320" w:lineRule="exact"/>
-            </w:pPr>
-            <w:r>
-              <w:rPr>
-                <w:rFonts w:ascii="Calibri" w:hAnsi="Calibri" w:eastAsia="Microsoft YaHei" w:cs="Calibri"/>
-                <w:sz w:val="18"/>
-                <w:szCs w:val="18"/>
-              </w:rPr>
-              <w:t xml:space="preserve">R⁠e⁠s⁠i⁠d⁠e⁠n⁠t⁠D⁠i⁠r + B⁠a⁠c⁠k⁠s⁠t⁠o⁠r⁠e</w:t>
-            </w:r>
-          </w:p>
-        </w:tc>
-        <w:tc>
-          <w:tcPr>
-            <w:tcW w:w="1427" w:type="dxa"/>
+            <w:tcW w:w="2019" w:type="dxa"/>
+          </w:tcPr>
+          <w:p>
+            <w:pPr>
+              <w:pStyle w:val="TableText"/>
+              <w:jc w:val="left"/>
+              <w:wordWrap w:val="0"/>
+              <w:spacing w:before="0" w:after="0" w:line="320" w:lineRule="exact"/>
+            </w:pPr>
+            <w:r>
+              <w:rPr>
+                <w:rFonts w:ascii="Calibri" w:hAnsi="Calibri" w:eastAsia="Microsoft YaHei" w:cs="Calibri"/>
+                <w:sz w:val="18"/>
+                <w:szCs w:val="18"/>
+              </w:rPr>
+              <w:t xml:space="preserve">B⁠l⁠o⁠o⁠m 与 G⁠r⁠o⁠u⁠p⁠I⁠n⁠d⁠e⁠x</w:t>
+            </w:r>
+          </w:p>
+        </w:tc>
+        <w:tc>
+          <w:tcPr>
+            <w:tcW w:w="2628" w:type="dxa"/>
+          </w:tcPr>
+          <w:p>
+            <w:pPr>
+              <w:pStyle w:val="TableText"/>
+              <w:jc w:val="left"/>
+              <w:wordWrap w:val="0"/>
+              <w:spacing w:before="0" w:after="0" w:line="320" w:lineRule="exact"/>
+            </w:pPr>
+            <w:r>
+              <w:rPr>
+                <w:rFonts w:ascii="Calibri" w:hAnsi="Calibri" w:eastAsia="Microsoft YaHei" w:cs="Calibri"/>
+                <w:sz w:val="18"/>
+                <w:szCs w:val="18"/>
+              </w:rPr>
+              <w:t xml:space="preserve">不启用 B⁠l⁠o⁠o⁠m；4 K⁠i⁠B G⁠r⁠o⁠u⁠p⁠I⁠n⁠d⁠e⁠x</w:t>
+            </w:r>
+          </w:p>
+        </w:tc>
+        <w:tc>
+          <w:tcPr>
+            <w:tcW w:w="3084" w:type="dxa"/>
+          </w:tcPr>
+          <w:p>
+            <w:pPr>
+              <w:pStyle w:val="TableText"/>
+              <w:jc w:val="left"/>
+              <w:wordWrap w:val="0"/>
+              <w:spacing w:before="0" w:after="0" w:line="320" w:lineRule="exact"/>
+            </w:pPr>
+            <w:r>
+              <w:rPr>
+                <w:rFonts w:ascii="Calibri" w:hAnsi="Calibri" w:eastAsia="Microsoft YaHei" w:cs="Calibri"/>
+                <w:sz w:val="18"/>
+                <w:szCs w:val="18"/>
+              </w:rPr>
+              <w:t xml:space="preserve">60 K⁠i⁠B 分组 B⁠l⁠o⁠o⁠m；4 K⁠i⁠B G⁠r⁠o⁠u⁠p⁠I⁠n⁠d⁠e⁠x</w:t>
+            </w:r>
+          </w:p>
+        </w:tc>
+        <w:tc>
+          <w:tcPr>
+            <w:tcW w:w="1867" w:type="dxa"/>
+          </w:tcPr>
+          <w:p>
+            <w:pPr>
+              <w:pStyle w:val="TableText"/>
+              <w:jc w:val="left"/>
+              <w:wordWrap w:val="0"/>
+              <w:spacing w:before="0" w:after="0" w:line="320" w:lineRule="exact"/>
+            </w:pPr>
+            <w:r>
+              <w:rPr>
+                <w:rFonts w:ascii="Calibri" w:hAnsi="Calibri" w:eastAsia="Microsoft YaHei" w:cs="Calibri"/>
+                <w:sz w:val="18"/>
+                <w:szCs w:val="18"/>
+              </w:rPr>
+              <w:t xml:space="preserve">与 s⁠p⁠i⁠l⁠l⁠-⁠n⁠o⁠o⁠p⁠t 相同</w:t>
+            </w:r>
+          </w:p>
+        </w:tc>
+      </w:tr>
+      <w:tr>
+        <w:trPr>
+          <w:cantSplit/>
+        </w:trPr>
+        <w:tc>
+          <w:tcPr>
+            <w:tcW w:w="2019" w:type="dxa"/>
+          </w:tcPr>
+          <w:p>
+            <w:pPr>
+              <w:pStyle w:val="TableText"/>
+              <w:jc w:val="left"/>
+              <w:wordWrap w:val="0"/>
+              <w:spacing w:before="0" w:after="0" w:line="320" w:lineRule="exact"/>
+            </w:pPr>
+            <w:r>
+              <w:rPr>
+                <w:rFonts w:ascii="Calibri" w:hAnsi="Calibri" w:eastAsia="Microsoft YaHei" w:cs="Calibri"/>
+                <w:sz w:val="18"/>
+                <w:szCs w:val="18"/>
+              </w:rPr>
+              <w:t xml:space="preserve">容量溢出策略</w:t>
+            </w:r>
+          </w:p>
+        </w:tc>
+        <w:tc>
+          <w:tcPr>
+            <w:tcW w:w="2628" w:type="dxa"/>
+          </w:tcPr>
+          <w:p>
+            <w:pPr>
+              <w:pStyle w:val="TableText"/>
+              <w:jc w:val="left"/>
+              <w:wordWrap w:val="0"/>
+              <w:spacing w:before="0" w:after="0" w:line="320" w:lineRule="exact"/>
+            </w:pPr>
+            <w:r>
+              <w:rPr>
+                <w:rFonts w:ascii="Calibri" w:hAnsi="Calibri" w:eastAsia="Microsoft YaHei" w:cs="Calibri"/>
+                <w:sz w:val="18"/>
+                <w:szCs w:val="18"/>
+              </w:rPr>
+              <w:t xml:space="preserve">在 R⁠e⁠s⁠i⁠d⁠e⁠n⁠t⁠D⁠i⁠r 内选择替换条目</w:t>
+            </w:r>
+          </w:p>
+        </w:tc>
+        <w:tc>
+          <w:tcPr>
+            <w:tcW w:w="3084" w:type="dxa"/>
+          </w:tcPr>
+          <w:p>
+            <w:pPr>
+              <w:pStyle w:val="TableText"/>
+              <w:jc w:val="left"/>
+              <w:wordWrap w:val="0"/>
+              <w:spacing w:before="0" w:after="0" w:line="320" w:lineRule="exact"/>
+            </w:pPr>
+            <w:r>
+              <w:rPr>
+                <w:rFonts w:ascii="Calibri" w:hAnsi="Calibri" w:eastAsia="Microsoft YaHei" w:cs="Calibri"/>
+                <w:sz w:val="18"/>
+                <w:szCs w:val="18"/>
+              </w:rPr>
+              <w:t xml:space="preserve">冷目录元数据迁移至 H⁠6⁠4 B⁠a⁠c⁠k⁠s⁠t⁠o⁠r⁠e</w:t>
+            </w:r>
+          </w:p>
+        </w:tc>
+        <w:tc>
+          <w:tcPr>
+            <w:tcW w:w="1867" w:type="dxa"/>
+          </w:tcPr>
+          <w:p>
+            <w:pPr>
+              <w:pStyle w:val="TableText"/>
+              <w:jc w:val="left"/>
+              <w:wordWrap w:val="0"/>
+              <w:spacing w:before="0" w:after="0" w:line="320" w:lineRule="exact"/>
+            </w:pPr>
+            <w:r>
+              <w:rPr>
+                <w:rFonts w:ascii="Calibri" w:hAnsi="Calibri" w:eastAsia="Microsoft YaHei" w:cs="Calibri"/>
+                <w:sz w:val="18"/>
+                <w:szCs w:val="18"/>
+              </w:rPr>
+              <w:t xml:space="preserve">与 s⁠p⁠i⁠l⁠l⁠-⁠n⁠o⁠o⁠p⁠t 相同</w:t>
+            </w:r>
+          </w:p>
+        </w:tc>
+      </w:tr>
+      <w:tr>
+        <w:trPr>
+          <w:cantSplit/>
+        </w:trPr>
+        <w:tc>
+          <w:tcPr>
+            <w:tcW w:w="2019" w:type="dxa"/>
+          </w:tcPr>
+          <w:p>
+            <w:pPr>
+              <w:pStyle w:val="TableText"/>
+              <w:jc w:val="left"/>
+              <w:wordWrap w:val="0"/>
+              <w:spacing w:before="0" w:after="0" w:line="320" w:lineRule="exact"/>
+            </w:pPr>
+            <w:r>
+              <w:rPr>
+                <w:rFonts w:ascii="Calibri" w:hAnsi="Calibri" w:eastAsia="Microsoft YaHei" w:cs="Calibri"/>
+                <w:sz w:val="18"/>
+                <w:szCs w:val="18"/>
+              </w:rPr>
+              <w:t xml:space="preserve">H⁠6⁠4 B⁠a⁠c⁠k⁠s⁠t⁠o⁠r⁠e</w:t>
+            </w:r>
+          </w:p>
+        </w:tc>
+        <w:tc>
+          <w:tcPr>
+            <w:tcW w:w="2628" w:type="dxa"/>
+          </w:tcPr>
+          <w:p>
+            <w:pPr>
+              <w:pStyle w:val="TableText"/>
+              <w:jc w:val="left"/>
+              <w:wordWrap w:val="0"/>
+              <w:spacing w:before="0" w:after="0" w:line="320" w:lineRule="exact"/>
+            </w:pPr>
+            <w:r>
+              <w:rPr>
+                <w:rFonts w:ascii="Calibri" w:hAnsi="Calibri" w:eastAsia="Microsoft YaHei" w:cs="Calibri"/>
+                <w:sz w:val="18"/>
+                <w:szCs w:val="18"/>
+              </w:rPr>
+              <w:t xml:space="preserve">不用于容量扩展</w:t>
+            </w:r>
+          </w:p>
+        </w:tc>
+        <w:tc>
+          <w:tcPr>
+            <w:tcW w:w="3084" w:type="dxa"/>
+          </w:tcPr>
+          <w:p>
+            <w:pPr>
+              <w:pStyle w:val="TableText"/>
+              <w:jc w:val="left"/>
+              <w:wordWrap w:val="0"/>
+              <w:spacing w:before="0" w:after="0" w:line="320" w:lineRule="exact"/>
+            </w:pPr>
+            <w:r>
+              <w:rPr>
+                <w:rFonts w:ascii="Calibri" w:hAnsi="Calibri" w:eastAsia="Microsoft YaHei" w:cs="Calibri"/>
+                <w:sz w:val="18"/>
+                <w:szCs w:val="18"/>
+              </w:rPr>
+              <w:t xml:space="preserve">启用 l⁠o⁠o⁠k⁠u⁠p、u⁠p⁠s⁠e⁠r⁠t、e⁠r⁠a⁠s⁠e 和按需换入</w:t>
+            </w:r>
+          </w:p>
+        </w:tc>
+        <w:tc>
+          <w:tcPr>
+            <w:tcW w:w="1867" w:type="dxa"/>
+          </w:tcPr>
+          <w:p>
+            <w:pPr>
+              <w:pStyle w:val="TableText"/>
+              <w:jc w:val="left"/>
+              <w:wordWrap w:val="0"/>
+              <w:spacing w:before="0" w:after="0" w:line="320" w:lineRule="exact"/>
+            </w:pPr>
+            <w:r>
+              <w:rPr>
+                <w:rFonts w:ascii="Calibri" w:hAnsi="Calibri" w:eastAsia="Microsoft YaHei" w:cs="Calibri"/>
+                <w:sz w:val="18"/>
+                <w:szCs w:val="18"/>
+              </w:rPr>
+              <w:t xml:space="preserve">与 s⁠p⁠i⁠l⁠l⁠-⁠n⁠o⁠o⁠p⁠t 相同</w:t>
+            </w:r>
+          </w:p>
+        </w:tc>
+      </w:tr>
+      <w:tr>
+        <w:trPr>
+          <w:cantSplit/>
+        </w:trPr>
+        <w:tc>
+          <w:tcPr>
+            <w:tcW w:w="2019" w:type="dxa"/>
+          </w:tcPr>
+          <w:p>
+            <w:pPr>
+              <w:pStyle w:val="TableText"/>
+              <w:jc w:val="left"/>
+              <w:wordWrap w:val="0"/>
+              <w:spacing w:before="0" w:after="0" w:line="320" w:lineRule="exact"/>
+            </w:pPr>
+            <w:r>
+              <w:rPr>
+                <w:rFonts w:ascii="Calibri" w:hAnsi="Calibri" w:eastAsia="Microsoft YaHei" w:cs="Calibri"/>
+                <w:sz w:val="18"/>
+                <w:szCs w:val="18"/>
+              </w:rPr>
+              <w:t xml:space="preserve">本地 s⁠i⁠l⁠e⁠n⁠t u⁠p⁠g⁠r⁠a⁠d⁠e</w:t>
+            </w:r>
+          </w:p>
+        </w:tc>
+        <w:tc>
+          <w:tcPr>
+            <w:tcW w:w="2628" w:type="dxa"/>
+          </w:tcPr>
+          <w:p>
+            <w:pPr>
+              <w:pStyle w:val="TableText"/>
+              <w:jc w:val="left"/>
+              <w:wordWrap w:val="0"/>
+              <w:spacing w:before="0" w:after="0" w:line="320" w:lineRule="exact"/>
+            </w:pPr>
+            <w:r>
+              <w:rPr>
+                <w:rFonts w:ascii="Calibri" w:hAnsi="Calibri" w:eastAsia="Microsoft YaHei" w:cs="Calibri"/>
+                <w:sz w:val="18"/>
+                <w:szCs w:val="18"/>
+              </w:rPr>
+              <w:t xml:space="preserve">关闭</w:t>
+            </w:r>
+          </w:p>
+        </w:tc>
+        <w:tc>
+          <w:tcPr>
+            <w:tcW w:w="3084" w:type="dxa"/>
+          </w:tcPr>
+          <w:p>
+            <w:pPr>
+              <w:pStyle w:val="TableText"/>
+              <w:jc w:val="left"/>
+              <w:wordWrap w:val="0"/>
+              <w:spacing w:before="0" w:after="0" w:line="320" w:lineRule="exact"/>
+            </w:pPr>
+            <w:r>
+              <w:rPr>
+                <w:rFonts w:ascii="Calibri" w:hAnsi="Calibri" w:eastAsia="Microsoft YaHei" w:cs="Calibri"/>
+                <w:sz w:val="18"/>
+                <w:szCs w:val="18"/>
+              </w:rPr>
+              <w:t xml:space="preserve">关闭</w:t>
+            </w:r>
+          </w:p>
+        </w:tc>
+        <w:tc>
+          <w:tcPr>
+            <w:tcW w:w="1867" w:type="dxa"/>
           </w:tcPr>
           <w:p>
             <w:pPr>
@@ -2416,24 +2715,359 @@
             </w:r>
           </w:p>
         </w:tc>
-        <w:tc>
-          <w:tcPr>
-            <w:tcW w:w="2464" w:type="dxa"/>
-          </w:tcPr>
-          <w:p>
-            <w:pPr>
-              <w:pStyle w:val="TableText"/>
-              <w:jc w:val="left"/>
-              <w:wordWrap w:val="0"/>
-              <w:spacing w:before="0" w:after="0" w:line="320" w:lineRule="exact"/>
-            </w:pPr>
-            <w:r>
-              <w:rPr>
-                <w:rFonts w:ascii="Calibri" w:hAnsi="Calibri" w:eastAsia="Microsoft YaHei" w:cs="Calibri"/>
-                <w:sz w:val="18"/>
-                <w:szCs w:val="18"/>
-              </w:rPr>
-              <w:t xml:space="preserve">证明协议优化后的应用场景价值</w:t>
+      </w:tr>
+      <w:tr>
+        <w:trPr>
+          <w:cantSplit/>
+        </w:trPr>
+        <w:tc>
+          <w:tcPr>
+            <w:tcW w:w="2019" w:type="dxa"/>
+          </w:tcPr>
+          <w:p>
+            <w:pPr>
+              <w:pStyle w:val="TableText"/>
+              <w:jc w:val="left"/>
+              <w:wordWrap w:val="0"/>
+              <w:spacing w:before="0" w:after="0" w:line="320" w:lineRule="exact"/>
+            </w:pPr>
+            <w:r>
+              <w:rPr>
+                <w:rFonts w:ascii="Calibri" w:hAnsi="Calibri" w:eastAsia="Microsoft YaHei" w:cs="Calibri"/>
+                <w:sz w:val="18"/>
+                <w:szCs w:val="18"/>
+              </w:rPr>
+              <w:t xml:space="preserve">b⁠a⁠t⁠c⁠h r⁠e⁠a⁠d⁠-⁠s⁠h⁠a⁠r⁠e⁠d</w:t>
+            </w:r>
+          </w:p>
+        </w:tc>
+        <w:tc>
+          <w:tcPr>
+            <w:tcW w:w="2628" w:type="dxa"/>
+          </w:tcPr>
+          <w:p>
+            <w:pPr>
+              <w:pStyle w:val="TableText"/>
+              <w:jc w:val="left"/>
+              <w:wordWrap w:val="0"/>
+              <w:spacing w:before="0" w:after="0" w:line="320" w:lineRule="exact"/>
+            </w:pPr>
+            <w:r>
+              <w:rPr>
+                <w:rFonts w:ascii="Calibri" w:hAnsi="Calibri" w:eastAsia="Microsoft YaHei" w:cs="Calibri"/>
+                <w:sz w:val="18"/>
+                <w:szCs w:val="18"/>
+              </w:rPr>
+              <w:t xml:space="preserve">关闭</w:t>
+            </w:r>
+          </w:p>
+        </w:tc>
+        <w:tc>
+          <w:tcPr>
+            <w:tcW w:w="3084" w:type="dxa"/>
+          </w:tcPr>
+          <w:p>
+            <w:pPr>
+              <w:pStyle w:val="TableText"/>
+              <w:jc w:val="left"/>
+              <w:wordWrap w:val="0"/>
+              <w:spacing w:before="0" w:after="0" w:line="320" w:lineRule="exact"/>
+            </w:pPr>
+            <w:r>
+              <w:rPr>
+                <w:rFonts w:ascii="Calibri" w:hAnsi="Calibri" w:eastAsia="Microsoft YaHei" w:cs="Calibri"/>
+                <w:sz w:val="18"/>
+                <w:szCs w:val="18"/>
+              </w:rPr>
+              <w:t xml:space="preserve">关闭</w:t>
+            </w:r>
+          </w:p>
+        </w:tc>
+        <w:tc>
+          <w:tcPr>
+            <w:tcW w:w="1867" w:type="dxa"/>
+          </w:tcPr>
+          <w:p>
+            <w:pPr>
+              <w:pStyle w:val="TableText"/>
+              <w:jc w:val="left"/>
+              <w:wordWrap w:val="0"/>
+              <w:spacing w:before="0" w:after="0" w:line="320" w:lineRule="exact"/>
+            </w:pPr>
+            <w:r>
+              <w:rPr>
+                <w:rFonts w:ascii="Calibri" w:hAnsi="Calibri" w:eastAsia="Microsoft YaHei" w:cs="Calibri"/>
+                <w:sz w:val="18"/>
+                <w:szCs w:val="18"/>
+              </w:rPr>
+              <w:t xml:space="preserve">开启</w:t>
+            </w:r>
+          </w:p>
+        </w:tc>
+      </w:tr>
+      <w:tr>
+        <w:trPr>
+          <w:cantSplit/>
+        </w:trPr>
+        <w:tc>
+          <w:tcPr>
+            <w:tcW w:w="2019" w:type="dxa"/>
+          </w:tcPr>
+          <w:p>
+            <w:pPr>
+              <w:pStyle w:val="TableText"/>
+              <w:jc w:val="left"/>
+              <w:wordWrap w:val="0"/>
+              <w:spacing w:before="0" w:after="0" w:line="320" w:lineRule="exact"/>
+            </w:pPr>
+            <w:r>
+              <w:rPr>
+                <w:rFonts w:ascii="Calibri" w:hAnsi="Calibri" w:eastAsia="Microsoft YaHei" w:cs="Calibri"/>
+                <w:sz w:val="18"/>
+                <w:szCs w:val="18"/>
+              </w:rPr>
+              <w:t xml:space="preserve">d⁠i⁠r⁠e⁠c⁠t f⁠o⁠r⁠w⁠a⁠r⁠d⁠i⁠n⁠g</w:t>
+            </w:r>
+          </w:p>
+        </w:tc>
+        <w:tc>
+          <w:tcPr>
+            <w:tcW w:w="2628" w:type="dxa"/>
+          </w:tcPr>
+          <w:p>
+            <w:pPr>
+              <w:pStyle w:val="TableText"/>
+              <w:jc w:val="left"/>
+              <w:wordWrap w:val="0"/>
+              <w:spacing w:before="0" w:after="0" w:line="320" w:lineRule="exact"/>
+            </w:pPr>
+            <w:r>
+              <w:rPr>
+                <w:rFonts w:ascii="Calibri" w:hAnsi="Calibri" w:eastAsia="Microsoft YaHei" w:cs="Calibri"/>
+                <w:sz w:val="18"/>
+                <w:szCs w:val="18"/>
+              </w:rPr>
+              <w:t xml:space="preserve">关闭</w:t>
+            </w:r>
+          </w:p>
+        </w:tc>
+        <w:tc>
+          <w:tcPr>
+            <w:tcW w:w="3084" w:type="dxa"/>
+          </w:tcPr>
+          <w:p>
+            <w:pPr>
+              <w:pStyle w:val="TableText"/>
+              <w:jc w:val="left"/>
+              <w:wordWrap w:val="0"/>
+              <w:spacing w:before="0" w:after="0" w:line="320" w:lineRule="exact"/>
+            </w:pPr>
+            <w:r>
+              <w:rPr>
+                <w:rFonts w:ascii="Calibri" w:hAnsi="Calibri" w:eastAsia="Microsoft YaHei" w:cs="Calibri"/>
+                <w:sz w:val="18"/>
+                <w:szCs w:val="18"/>
+              </w:rPr>
+              <w:t xml:space="preserve">关闭</w:t>
+            </w:r>
+          </w:p>
+        </w:tc>
+        <w:tc>
+          <w:tcPr>
+            <w:tcW w:w="1867" w:type="dxa"/>
+          </w:tcPr>
+          <w:p>
+            <w:pPr>
+              <w:pStyle w:val="TableText"/>
+              <w:jc w:val="left"/>
+              <w:wordWrap w:val="0"/>
+              <w:spacing w:before="0" w:after="0" w:line="320" w:lineRule="exact"/>
+            </w:pPr>
+            <w:r>
+              <w:rPr>
+                <w:rFonts w:ascii="Calibri" w:hAnsi="Calibri" w:eastAsia="Microsoft YaHei" w:cs="Calibri"/>
+                <w:sz w:val="18"/>
+                <w:szCs w:val="18"/>
+              </w:rPr>
+              <w:t xml:space="preserve">关闭</w:t>
+            </w:r>
+          </w:p>
+        </w:tc>
+      </w:tr>
+      <w:tr>
+        <w:trPr>
+          <w:cantSplit/>
+        </w:trPr>
+        <w:tc>
+          <w:tcPr>
+            <w:tcW w:w="2019" w:type="dxa"/>
+          </w:tcPr>
+          <w:p>
+            <w:pPr>
+              <w:pStyle w:val="TableText"/>
+              <w:jc w:val="left"/>
+              <w:wordWrap w:val="0"/>
+              <w:spacing w:before="0" w:after="0" w:line="320" w:lineRule="exact"/>
+            </w:pPr>
+            <w:r>
+              <w:rPr>
+                <w:rFonts w:ascii="Calibri" w:hAnsi="Calibri" w:eastAsia="Microsoft YaHei" w:cs="Calibri"/>
+                <w:sz w:val="18"/>
+                <w:szCs w:val="18"/>
+              </w:rPr>
+              <w:t xml:space="preserve">指标 1 职责</w:t>
+            </w:r>
+          </w:p>
+        </w:tc>
+        <w:tc>
+          <w:tcPr>
+            <w:tcW w:w="2628" w:type="dxa"/>
+          </w:tcPr>
+          <w:p>
+            <w:pPr>
+              <w:pStyle w:val="TableText"/>
+              <w:jc w:val="left"/>
+              <w:wordWrap w:val="0"/>
+              <w:spacing w:before="0" w:after="0" w:line="320" w:lineRule="exact"/>
+            </w:pPr>
+            <w:r>
+              <w:rPr>
+                <w:rFonts w:ascii="Calibri" w:hAnsi="Calibri" w:eastAsia="Microsoft YaHei" w:cs="Calibri"/>
+                <w:sz w:val="18"/>
+                <w:szCs w:val="18"/>
+              </w:rPr>
+              <w:t xml:space="preserve">容量分母</w:t>
+            </w:r>
+          </w:p>
+        </w:tc>
+        <w:tc>
+          <w:tcPr>
+            <w:tcW w:w="3084" w:type="dxa"/>
+          </w:tcPr>
+          <w:p>
+            <w:pPr>
+              <w:pStyle w:val="TableText"/>
+              <w:jc w:val="left"/>
+              <w:wordWrap w:val="0"/>
+              <w:spacing w:before="0" w:after="0" w:line="320" w:lineRule="exact"/>
+            </w:pPr>
+            <w:r>
+              <w:rPr>
+                <w:rFonts w:ascii="Calibri" w:hAnsi="Calibri" w:eastAsia="Microsoft YaHei" w:cs="Calibri"/>
+                <w:sz w:val="18"/>
+                <w:szCs w:val="18"/>
+              </w:rPr>
+              <w:t xml:space="preserve">容量分子和 s⁠p⁠i⁠l⁠l⁠-⁠5⁠1⁠2⁠K 时延角色</w:t>
+            </w:r>
+          </w:p>
+        </w:tc>
+        <w:tc>
+          <w:tcPr>
+            <w:tcW w:w="1867" w:type="dxa"/>
+          </w:tcPr>
+          <w:p>
+            <w:pPr>
+              <w:pStyle w:val="TableText"/>
+              <w:jc w:val="left"/>
+              <w:wordWrap w:val="0"/>
+              <w:spacing w:before="0" w:after="0" w:line="320" w:lineRule="exact"/>
+            </w:pPr>
+            <w:r>
+              <w:rPr>
+                <w:rFonts w:ascii="Calibri" w:hAnsi="Calibri" w:eastAsia="Microsoft YaHei" w:cs="Calibri"/>
+                <w:sz w:val="18"/>
+                <w:szCs w:val="18"/>
+              </w:rPr>
+              <w:t xml:space="preserve">支撑结果</w:t>
+            </w:r>
+          </w:p>
+        </w:tc>
+      </w:tr>
+      <w:tr>
+        <w:trPr>
+          <w:cantSplit/>
+        </w:trPr>
+        <w:tc>
+          <w:tcPr>
+            <w:tcW w:w="2019" w:type="dxa"/>
+          </w:tcPr>
+          <w:p>
+            <w:pPr>
+              <w:pStyle w:val="TableText"/>
+              <w:jc w:val="left"/>
+              <w:wordWrap w:val="0"/>
+              <w:spacing w:before="0" w:after="0" w:line="320" w:lineRule="exact"/>
+            </w:pPr>
+            <w:r>
+              <w:rPr>
+                <w:rFonts w:ascii="Calibri" w:hAnsi="Calibri" w:eastAsia="Microsoft YaHei" w:cs="Calibri"/>
+                <w:sz w:val="18"/>
+                <w:szCs w:val="18"/>
+              </w:rPr>
+              <w:t xml:space="preserve">指标 2 职责</w:t>
+            </w:r>
+          </w:p>
+        </w:tc>
+        <w:tc>
+          <w:tcPr>
+            <w:tcW w:w="2628" w:type="dxa"/>
+          </w:tcPr>
+          <w:p>
+            <w:pPr>
+              <w:pStyle w:val="TableText"/>
+              <w:jc w:val="left"/>
+              <w:wordWrap w:val="0"/>
+              <w:spacing w:before="0" w:after="0" w:line="320" w:lineRule="exact"/>
+            </w:pPr>
+            <w:r>
+              <w:rPr>
+                <w:rFonts w:ascii="Calibri" w:hAnsi="Calibri" w:eastAsia="Microsoft YaHei" w:cs="Calibri"/>
+                <w:sz w:val="18"/>
+                <w:szCs w:val="18"/>
+              </w:rPr>
+              <w:t xml:space="preserve">时延基线</w:t>
+            </w:r>
+          </w:p>
+        </w:tc>
+        <w:tc>
+          <w:tcPr>
+            <w:tcW w:w="3084" w:type="dxa"/>
+          </w:tcPr>
+          <w:p>
+            <w:pPr>
+              <w:pStyle w:val="TableText"/>
+              <w:jc w:val="left"/>
+              <w:wordWrap w:val="0"/>
+              <w:spacing w:before="0" w:after="0" w:line="320" w:lineRule="exact"/>
+            </w:pPr>
+            <w:r>
+              <w:rPr>
+                <w:rFonts w:ascii="Calibri" w:hAnsi="Calibri" w:eastAsia="Microsoft YaHei" w:cs="Calibri"/>
+                <w:sz w:val="18"/>
+                <w:szCs w:val="18"/>
+              </w:rPr>
+              <w:t xml:space="preserve">容量机制观察</w:t>
+            </w:r>
+          </w:p>
+        </w:tc>
+        <w:tc>
+          <w:tcPr>
+            <w:tcW w:w="1867" w:type="dxa"/>
+          </w:tcPr>
+          <w:p>
+            <w:pPr>
+              <w:pStyle w:val="TableText"/>
+              <w:jc w:val="left"/>
+              <w:wordWrap w:val="0"/>
+              <w:spacing w:before="0" w:after="0" w:line="320" w:lineRule="exact"/>
+            </w:pPr>
+            <w:r>
+              <w:rPr>
+                <w:rFonts w:ascii="Calibri" w:hAnsi="Calibri" w:eastAsia="Microsoft YaHei" w:cs="Calibri"/>
+                <w:sz w:val="18"/>
+                <w:szCs w:val="18"/>
+              </w:rPr>
+              <w:t xml:space="preserve">与 n⁠a⁠i⁠v⁠e 形成应用时延比较</w:t>
             </w:r>
           </w:p>
         </w:tc>
@@ -2447,7 +3081,7 @@
         <w:rPr>
           <w:rFonts w:ascii="Calibri" w:hAnsi="Calibri" w:eastAsia="Microsoft YaHei" w:cs="Calibri"/>
         </w:rPr>
-        <w:t xml:space="preserve">Metric1 在此基础上把 spill-noopt 分成两个显式实验角色：spill-5⁠1⁠2⁠K⁠ ⁠和</w:t>
+        <w:t xml:space="preserve">spill-IdealDir 是指标 1 附加时延使用的实验角色。它保持 spill-noopt 的协议优化⁠设⁠置⁠，⁠采⁠用</w:t>
       </w:r>
     </w:p>
     <w:p>
@@ -2458,7 +3092,7 @@
         <w:rPr>
           <w:rFonts w:ascii="Calibri" w:hAnsi="Calibri" w:eastAsia="Microsoft YaHei" w:cs="Calibri"/>
         </w:rPr>
-        <w:t xml:space="preserve">spill-IdealDir；naive 仅用于⁠容⁠量⁠分⁠母⁠。</w:t>
+        <w:t xml:space="preserve">2 MiB 实验性片上目录预算和 131,072 条 ResidentDir 容量，为 TC131 提供无目录溢出的⁠参⁠考⁠路⁠径⁠。</w:t>
       </w:r>
     </w:p>
     <w:p>
@@ -2470,7 +3104,7 @@
         <w:rPr>
           <w:rFonts w:ascii="Calibri" w:hAnsi="Calibri" w:eastAsia="SimHei" w:cs="Calibri"/>
         </w:rPr>
-        <w:t xml:space="preserve">2.2 指标 1 口径</w:t>
+        <w:t xml:space="preserve">2.2 仿真拓扑与共同配置</w:t>
       </w:r>
     </w:p>
     <w:p>
@@ -2481,7 +3115,7 @@
         <w:rPr>
           <w:rFonts w:ascii="Calibri" w:hAnsi="Calibri" w:eastAsia="Microsoft YaHei" w:cs="Calibri"/>
         </w:rPr>
-        <w:t xml:space="preserve">指标 1 包含⁠两⁠个⁠子⁠项⁠：</w:t>
+        <w:t xml:space="preserve">本文使用 NnSs 描述逻辑仿真拓扑，其中 N 表示参与跨节点一致性的协议节点数⁠，⁠S⁠ ⁠表⁠示</w:t>
       </w:r>
     </w:p>
     <w:p>
@@ -2492,7 +3126,7 @@
         <w:rPr>
           <w:rFonts w:ascii="Calibri" w:hAnsi="Calibri" w:eastAsia="Microsoft YaHei" w:cs="Calibri"/>
         </w:rPr>
-        <w:t xml:space="preserve">1. spill / naive 等效追踪容量比不低于 1.5，其中 spill 为 512K 容量⁠约⁠束⁠角⁠色⁠；</w:t>
+        <w:t xml:space="preserve">每个节点包含的 Socket 数。例如，8N1S 表示 8 个协议节点、每节点 1 个 Socket；8N2S</w:t>
       </w:r>
     </w:p>
     <w:p>
@@ -2503,7 +3137,7 @@
         <w:rPr>
           <w:rFonts w:ascii="Calibri" w:hAnsi="Calibri" w:eastAsia="Microsoft YaHei" w:cs="Calibri"/>
         </w:rPr>
-        <w:t xml:space="preserve">2. spill-512K - spill-IdealDir 的已完成 Outer 事件平均时延增量低于 50 cycles。</w:t>
+        <w:t xml:space="preserve">表示 8 个协议节点、每节点 2 个 Socket。</w:t>
       </w:r>
     </w:p>
     <w:p>
@@ -2514,7 +3148,7 @@
         <w:rPr>
           <w:rFonts w:ascii="Calibri" w:hAnsi="Calibri" w:eastAsia="Microsoft YaHei" w:cs="Calibri"/>
         </w:rPr>
-        <w:t xml:space="preserve">等效追踪容量按 ResidentDir 与已持久化 Backstore 元数据的去重覆⁠盖⁠量⁠计⁠算⁠。</w:t>
+        <w:t xml:space="preserve">每个协议节点包含处理器与缓存层级、节点内 HN-F，以及连接 Inner CHI 域和 Outer⁠ ⁠一⁠致⁠性⁠层</w:t>
       </w:r>
     </w:p>
     <w:p>
@@ -2525,7 +3159,7 @@
         <w:rPr>
           <w:rFonts w:ascii="Calibri" w:hAnsi="Calibri" w:eastAsia="Microsoft YaHei" w:cs="Calibri"/>
         </w:rPr>
-        <w:t xml:space="preserve">当前保留证据不是一个已经完成的三角色 3×3 九运行矩阵。容量值来自 72-run</w:t>
+        <w:t xml:space="preserve">的 EP。地址映射为每条缓存行选择 Home 节点和 Home Socket；Home UBCC 控制器负⁠责⁠全⁠局⁠目⁠录</w:t>
       </w:r>
     </w:p>
     <w:p>
@@ -2536,7 +3170,7 @@
         <w:rPr>
           <w:rFonts w:ascii="Calibri" w:hAnsi="Calibri" w:eastAsia="Microsoft YaHei" w:cs="Calibri"/>
         </w:rPr>
-        <w:t xml:space="preserve">指标 1/2 profile 矩阵中 naive 与 spill-noopt 的三次重复；optimized 仅提供支撑证⁠据⁠，⁠不⁠进⁠入</w:t>
+        <w:t xml:space="preserve">查询、owner/sharer 仲裁和目录提交。requester、Home 与数据 owner 可以位于不同节⁠点⁠，⁠跨⁠节⁠点</w:t>
       </w:r>
     </w:p>
     <w:p>
@@ -2547,7 +3181,7 @@
         <w:rPr>
           <w:rFonts w:ascii="Calibri" w:hAnsi="Calibri" w:eastAsia="Microsoft YaHei" w:cs="Calibri"/>
         </w:rPr>
-        <w:t xml:space="preserve">容量分母或分子。修正时延来自另一组独立矩阵，即三次重复分别执行 spill-5⁠1⁠2⁠K⁠ ⁠与</w:t>
+        <w:t xml:space="preserve">请求、数据、失效和确认均按 node/socket ⁠身⁠份⁠路⁠由⁠。</w:t>
       </w:r>
     </w:p>
     <w:p>
@@ -2558,7 +3192,7 @@
         <w:rPr>
           <w:rFonts w:ascii="Calibri" w:hAnsi="Calibri" w:eastAsia="Microsoft YaHei" w:cs="Calibri"/>
         </w:rPr>
-        <w:t xml:space="preserve">spill-IdealDir，共 6 个物理 arms。两个合格证据集按各自冻结职责组合形成当前接⁠受⁠值⁠，⁠既⁠不</w:t>
+        <w:t xml:space="preserve">各对照实验使用相同的处理器模型、缓存配置、workload 输入、逻辑拓扑和根操作⁠完⁠成⁠边⁠界⁠。</w:t>
       </w:r>
     </w:p>
     <w:p>
@@ -2569,9 +3203,838 @@
         <w:rPr>
           <w:rFonts w:ascii="Calibri" w:hAnsi="Calibri" w:eastAsia="Microsoft YaHei" w:cs="Calibri"/>
         </w:rPr>
-        <w:t xml:space="preserve">把 optimized 混入容量计算，也不对跨证据集运行⁠重⁠复⁠加⁠权⁠。</w:t>
-      </w:r>
-    </w:p>
+        <w:t xml:space="preserve">拓扑规模变化时，各 testcase 保持其参与者角色、地址映射和发布⁠事⁠件⁠定⁠义⁠。</w:t>
+      </w:r>
+    </w:p>
+    <w:tbl>
+      <w:tblPr>
+        <w:tblStyle w:val="TableGrid"/>
+        <w:tblW w:w="5000" w:type="pct"/>
+        <w:tblLayout w:type="fixed"/>
+        <w:tblCellMar>
+          <w:top w:w="60" w:type="dxa"/>
+          <w:left w:w="90" w:type="dxa"/>
+          <w:bottom w:w="60" w:type="dxa"/>
+          <w:right w:w="90" w:type="dxa"/>
+        </w:tblCellMar>
+      </w:tblPr>
+      <w:tblGrid>
+        <w:gridCol w:w="1713"/>
+        <w:gridCol w:w="2687"/>
+        <w:gridCol w:w="1801"/>
+        <w:gridCol w:w="3396"/>
+      </w:tblGrid>
+      <w:tr>
+        <w:trPr>
+          <w:cantSplit/>
+          <w:tblHeader/>
+        </w:trPr>
+        <w:tc>
+          <w:tcPr>
+            <w:tcW w:w="1713" w:type="dxa"/>
+            <w:shd w:val="clear" w:color="auto" w:fill="D9E2F3"/>
+          </w:tcPr>
+          <w:p>
+            <w:pPr>
+              <w:pStyle w:val="TableText"/>
+              <w:jc w:val="left"/>
+              <w:wordWrap w:val="0"/>
+              <w:spacing w:before="0" w:after="0" w:line="320" w:lineRule="exact"/>
+            </w:pPr>
+            <w:r>
+              <w:rPr>
+                <w:rFonts w:ascii="Calibri" w:hAnsi="Calibri" w:eastAsia="SimHei" w:cs="Calibri"/>
+                <w:b/>
+                <w:sz w:val="18"/>
+                <w:szCs w:val="18"/>
+              </w:rPr>
+              <w:t xml:space="preserve">结果范围</w:t>
+            </w:r>
+          </w:p>
+        </w:tc>
+        <w:tc>
+          <w:tcPr>
+            <w:tcW w:w="2687" w:type="dxa"/>
+            <w:shd w:val="clear" w:color="auto" w:fill="D9E2F3"/>
+          </w:tcPr>
+          <w:p>
+            <w:pPr>
+              <w:pStyle w:val="TableText"/>
+              <w:jc w:val="left"/>
+              <w:wordWrap w:val="0"/>
+              <w:spacing w:before="0" w:after="0" w:line="320" w:lineRule="exact"/>
+            </w:pPr>
+            <w:r>
+              <w:rPr>
+                <w:rFonts w:ascii="Calibri" w:hAnsi="Calibri" w:eastAsia="SimHei" w:cs="Calibri"/>
+                <w:b/>
+                <w:sz w:val="18"/>
+                <w:szCs w:val="18"/>
+              </w:rPr>
+              <w:t xml:space="preserve">T⁠e⁠s⁠t⁠c⁠a⁠s⁠e</w:t>
+            </w:r>
+          </w:p>
+        </w:tc>
+        <w:tc>
+          <w:tcPr>
+            <w:tcW w:w="1801" w:type="dxa"/>
+            <w:shd w:val="clear" w:color="auto" w:fill="D9E2F3"/>
+          </w:tcPr>
+          <w:p>
+            <w:pPr>
+              <w:pStyle w:val="TableText"/>
+              <w:jc w:val="left"/>
+              <w:wordWrap w:val="0"/>
+              <w:spacing w:before="0" w:after="0" w:line="320" w:lineRule="exact"/>
+            </w:pPr>
+            <w:r>
+              <w:rPr>
+                <w:rFonts w:ascii="Calibri" w:hAnsi="Calibri" w:eastAsia="SimHei" w:cs="Calibri"/>
+                <w:b/>
+                <w:sz w:val="18"/>
+                <w:szCs w:val="18"/>
+              </w:rPr>
+              <w:t xml:space="preserve">拓扑</w:t>
+            </w:r>
+          </w:p>
+        </w:tc>
+        <w:tc>
+          <w:tcPr>
+            <w:tcW w:w="3396" w:type="dxa"/>
+            <w:shd w:val="clear" w:color="auto" w:fill="D9E2F3"/>
+          </w:tcPr>
+          <w:p>
+            <w:pPr>
+              <w:pStyle w:val="TableText"/>
+              <w:jc w:val="left"/>
+              <w:wordWrap w:val="0"/>
+              <w:spacing w:before="0" w:after="0" w:line="320" w:lineRule="exact"/>
+            </w:pPr>
+            <w:r>
+              <w:rPr>
+                <w:rFonts w:ascii="Calibri" w:hAnsi="Calibri" w:eastAsia="SimHei" w:cs="Calibri"/>
+                <w:b/>
+                <w:sz w:val="18"/>
+                <w:szCs w:val="18"/>
+              </w:rPr>
+              <w:t xml:space="preserve">主要作用</w:t>
+            </w:r>
+          </w:p>
+        </w:tc>
+      </w:tr>
+      <w:tr>
+        <w:trPr>
+          <w:cantSplit/>
+        </w:trPr>
+        <w:tc>
+          <w:tcPr>
+            <w:tcW w:w="1713" w:type="dxa"/>
+          </w:tcPr>
+          <w:p>
+            <w:pPr>
+              <w:pStyle w:val="TableText"/>
+              <w:jc w:val="left"/>
+              <w:wordWrap w:val="0"/>
+              <w:spacing w:before="0" w:after="0" w:line="320" w:lineRule="exact"/>
+            </w:pPr>
+            <w:r>
+              <w:rPr>
+                <w:rFonts w:ascii="Calibri" w:hAnsi="Calibri" w:eastAsia="Microsoft YaHei" w:cs="Calibri"/>
+                <w:sz w:val="18"/>
+                <w:szCs w:val="18"/>
+              </w:rPr>
+              <w:t xml:space="preserve">指标 1</w:t>
+            </w:r>
+          </w:p>
+        </w:tc>
+        <w:tc>
+          <w:tcPr>
+            <w:tcW w:w="2687" w:type="dxa"/>
+          </w:tcPr>
+          <w:p>
+            <w:pPr>
+              <w:pStyle w:val="TableText"/>
+              <w:jc w:val="left"/>
+              <w:wordWrap w:val="0"/>
+              <w:spacing w:before="0" w:after="0" w:line="320" w:lineRule="exact"/>
+            </w:pPr>
+            <w:r>
+              <w:rPr>
+                <w:rFonts w:ascii="Calibri" w:hAnsi="Calibri" w:eastAsia="Microsoft YaHei" w:cs="Calibri"/>
+                <w:sz w:val="18"/>
+                <w:szCs w:val="18"/>
+              </w:rPr>
+              <w:t xml:space="preserve">T⁠C⁠1⁠3⁠1</w:t>
+            </w:r>
+          </w:p>
+        </w:tc>
+        <w:tc>
+          <w:tcPr>
+            <w:tcW w:w="1801" w:type="dxa"/>
+          </w:tcPr>
+          <w:p>
+            <w:pPr>
+              <w:pStyle w:val="TableText"/>
+              <w:jc w:val="left"/>
+              <w:wordWrap w:val="0"/>
+              <w:spacing w:before="0" w:after="0" w:line="320" w:lineRule="exact"/>
+            </w:pPr>
+            <w:r>
+              <w:rPr>
+                <w:rFonts w:ascii="Calibri" w:hAnsi="Calibri" w:eastAsia="Microsoft YaHei" w:cs="Calibri"/>
+                <w:sz w:val="18"/>
+                <w:szCs w:val="18"/>
+              </w:rPr>
+              <w:t xml:space="preserve">8N1S</w:t>
+            </w:r>
+          </w:p>
+        </w:tc>
+        <w:tc>
+          <w:tcPr>
+            <w:tcW w:w="3396" w:type="dxa"/>
+          </w:tcPr>
+          <w:p>
+            <w:pPr>
+              <w:pStyle w:val="TableText"/>
+              <w:jc w:val="left"/>
+              <w:wordWrap w:val="0"/>
+              <w:spacing w:before="0" w:after="0" w:line="320" w:lineRule="exact"/>
+            </w:pPr>
+            <w:r>
+              <w:rPr>
+                <w:rFonts w:ascii="Calibri" w:hAnsi="Calibri" w:eastAsia="Microsoft YaHei" w:cs="Calibri"/>
+                <w:sz w:val="18"/>
+                <w:szCs w:val="18"/>
+              </w:rPr>
+              <w:t xml:space="preserve">H⁠o⁠m⁠e 目录服务、c⁠a⁠t⁠a⁠l⁠o⁠g 扫描与写权限升级</w:t>
+            </w:r>
+          </w:p>
+        </w:tc>
+      </w:tr>
+      <w:tr>
+        <w:trPr>
+          <w:cantSplit/>
+        </w:trPr>
+        <w:tc>
+          <w:tcPr>
+            <w:tcW w:w="1713" w:type="dxa"/>
+          </w:tcPr>
+          <w:p>
+            <w:pPr>
+              <w:pStyle w:val="TableText"/>
+              <w:jc w:val="left"/>
+              <w:wordWrap w:val="0"/>
+              <w:spacing w:before="0" w:after="0" w:line="320" w:lineRule="exact"/>
+            </w:pPr>
+            <w:r>
+              <w:rPr>
+                <w:rFonts w:ascii="Calibri" w:hAnsi="Calibri" w:eastAsia="Microsoft YaHei" w:cs="Calibri"/>
+                <w:sz w:val="18"/>
+                <w:szCs w:val="18"/>
+              </w:rPr>
+              <w:t xml:space="preserve">指标 2 核心计分</w:t>
+            </w:r>
+          </w:p>
+        </w:tc>
+        <w:tc>
+          <w:tcPr>
+            <w:tcW w:w="2687" w:type="dxa"/>
+          </w:tcPr>
+          <w:p>
+            <w:pPr>
+              <w:pStyle w:val="TableText"/>
+              <w:jc w:val="left"/>
+              <w:wordWrap w:val="0"/>
+              <w:spacing w:before="0" w:after="0" w:line="320" w:lineRule="exact"/>
+            </w:pPr>
+            <w:r>
+              <w:rPr>
+                <w:rFonts w:ascii="Calibri" w:hAnsi="Calibri" w:eastAsia="Microsoft YaHei" w:cs="Calibri"/>
+                <w:sz w:val="18"/>
+                <w:szCs w:val="18"/>
+              </w:rPr>
+              <w:t xml:space="preserve">T⁠C⁠1⁠3⁠5⁠-⁠T⁠C⁠1⁠4⁠0</w:t>
+            </w:r>
+          </w:p>
+        </w:tc>
+        <w:tc>
+          <w:tcPr>
+            <w:tcW w:w="1801" w:type="dxa"/>
+          </w:tcPr>
+          <w:p>
+            <w:pPr>
+              <w:pStyle w:val="TableText"/>
+              <w:jc w:val="left"/>
+              <w:wordWrap w:val="0"/>
+              <w:spacing w:before="0" w:after="0" w:line="320" w:lineRule="exact"/>
+            </w:pPr>
+            <w:r>
+              <w:rPr>
+                <w:rFonts w:ascii="Calibri" w:hAnsi="Calibri" w:eastAsia="Microsoft YaHei" w:cs="Calibri"/>
+                <w:sz w:val="18"/>
+                <w:szCs w:val="18"/>
+              </w:rPr>
+              <w:t xml:space="preserve">3N1S</w:t>
+            </w:r>
+          </w:p>
+        </w:tc>
+        <w:tc>
+          <w:tcPr>
+            <w:tcW w:w="3396" w:type="dxa"/>
+          </w:tcPr>
+          <w:p>
+            <w:pPr>
+              <w:pStyle w:val="TableText"/>
+              <w:jc w:val="left"/>
+              <w:wordWrap w:val="0"/>
+              <w:spacing w:before="0" w:after="0" w:line="320" w:lineRule="exact"/>
+            </w:pPr>
+            <w:r>
+              <w:rPr>
+                <w:rFonts w:ascii="Calibri" w:hAnsi="Calibri" w:eastAsia="Microsoft YaHei" w:cs="Calibri"/>
+                <w:sz w:val="18"/>
+                <w:szCs w:val="18"/>
+              </w:rPr>
+              <w:t xml:space="preserve">o⁠w⁠n⁠e⁠r、s⁠h⁠a⁠r⁠e⁠r、新 r⁠e⁠q⁠u⁠e⁠s⁠t⁠e⁠r 与验证者分工</w:t>
+            </w:r>
+          </w:p>
+        </w:tc>
+      </w:tr>
+      <w:tr>
+        <w:trPr>
+          <w:cantSplit/>
+        </w:trPr>
+        <w:tc>
+          <w:tcPr>
+            <w:tcW w:w="1713" w:type="dxa"/>
+          </w:tcPr>
+          <w:p>
+            <w:pPr>
+              <w:pStyle w:val="TableText"/>
+              <w:jc w:val="left"/>
+              <w:wordWrap w:val="0"/>
+              <w:spacing w:before="0" w:after="0" w:line="320" w:lineRule="exact"/>
+            </w:pPr>
+            <w:r>
+              <w:rPr>
+                <w:rFonts w:ascii="Calibri" w:hAnsi="Calibri" w:eastAsia="Microsoft YaHei" w:cs="Calibri"/>
+                <w:sz w:val="18"/>
+                <w:szCs w:val="18"/>
+              </w:rPr>
+              <w:t xml:space="preserve">指标 2 c⁠a⁠t⁠a⁠l⁠o⁠g</w:t>
+            </w:r>
+          </w:p>
+        </w:tc>
+        <w:tc>
+          <w:tcPr>
+            <w:tcW w:w="2687" w:type="dxa"/>
+          </w:tcPr>
+          <w:p>
+            <w:pPr>
+              <w:pStyle w:val="TableText"/>
+              <w:jc w:val="left"/>
+              <w:wordWrap w:val="0"/>
+              <w:spacing w:before="0" w:after="0" w:line="320" w:lineRule="exact"/>
+            </w:pPr>
+            <w:r>
+              <w:rPr>
+                <w:rFonts w:ascii="Calibri" w:hAnsi="Calibri" w:eastAsia="Microsoft YaHei" w:cs="Calibri"/>
+                <w:sz w:val="18"/>
+                <w:szCs w:val="18"/>
+              </w:rPr>
+              <w:t xml:space="preserve">T⁠C⁠2⁠1⁠7</w:t>
+            </w:r>
+          </w:p>
+        </w:tc>
+        <w:tc>
+          <w:tcPr>
+            <w:tcW w:w="1801" w:type="dxa"/>
+          </w:tcPr>
+          <w:p>
+            <w:pPr>
+              <w:pStyle w:val="TableText"/>
+              <w:jc w:val="left"/>
+              <w:wordWrap w:val="0"/>
+              <w:spacing w:before="0" w:after="0" w:line="320" w:lineRule="exact"/>
+            </w:pPr>
+            <w:r>
+              <w:rPr>
+                <w:rFonts w:ascii="Calibri" w:hAnsi="Calibri" w:eastAsia="Microsoft YaHei" w:cs="Calibri"/>
+                <w:sz w:val="18"/>
+                <w:szCs w:val="18"/>
+              </w:rPr>
+              <w:t xml:space="preserve">2N1S</w:t>
+            </w:r>
+          </w:p>
+        </w:tc>
+        <w:tc>
+          <w:tcPr>
+            <w:tcW w:w="3396" w:type="dxa"/>
+          </w:tcPr>
+          <w:p>
+            <w:pPr>
+              <w:pStyle w:val="TableText"/>
+              <w:jc w:val="left"/>
+              <w:wordWrap w:val="0"/>
+              <w:spacing w:before="0" w:after="0" w:line="320" w:lineRule="exact"/>
+            </w:pPr>
+            <w:r>
+              <w:rPr>
+                <w:rFonts w:ascii="Calibri" w:hAnsi="Calibri" w:eastAsia="Microsoft YaHei" w:cs="Calibri"/>
+                <w:sz w:val="18"/>
+                <w:szCs w:val="18"/>
+              </w:rPr>
+              <w:t xml:space="preserve">c⁠a⁠t⁠a⁠l⁠o⁠g 提供者与 r⁠e⁠a⁠d⁠-⁠m⁠o⁠s⁠t⁠l⁠y 执行者</w:t>
+            </w:r>
+          </w:p>
+        </w:tc>
+      </w:tr>
+      <w:tr>
+        <w:trPr>
+          <w:cantSplit/>
+        </w:trPr>
+        <w:tc>
+          <w:tcPr>
+            <w:tcW w:w="1713" w:type="dxa"/>
+          </w:tcPr>
+          <w:p>
+            <w:pPr>
+              <w:pStyle w:val="TableText"/>
+              <w:jc w:val="left"/>
+              <w:wordWrap w:val="0"/>
+              <w:spacing w:before="0" w:after="0" w:line="320" w:lineRule="exact"/>
+            </w:pPr>
+            <w:r>
+              <w:rPr>
+                <w:rFonts w:ascii="Calibri" w:hAnsi="Calibri" w:eastAsia="Microsoft YaHei" w:cs="Calibri"/>
+                <w:sz w:val="18"/>
+                <w:szCs w:val="18"/>
+              </w:rPr>
+              <w:t xml:space="preserve">机制与容量支撑</w:t>
+            </w:r>
+          </w:p>
+        </w:tc>
+        <w:tc>
+          <w:tcPr>
+            <w:tcW w:w="2687" w:type="dxa"/>
+          </w:tcPr>
+          <w:p>
+            <w:pPr>
+              <w:pStyle w:val="TableText"/>
+              <w:jc w:val="left"/>
+              <w:wordWrap w:val="0"/>
+              <w:spacing w:before="0" w:after="0" w:line="320" w:lineRule="exact"/>
+            </w:pPr>
+            <w:r>
+              <w:rPr>
+                <w:rFonts w:ascii="Calibri" w:hAnsi="Calibri" w:eastAsia="Microsoft YaHei" w:cs="Calibri"/>
+                <w:sz w:val="18"/>
+                <w:szCs w:val="18"/>
+              </w:rPr>
+              <w:t xml:space="preserve">T⁠C⁠1⁠2⁠0⁠-⁠T⁠C⁠1⁠3⁠2、T⁠C⁠1⁠3⁠5⁠-⁠T⁠C⁠1⁠4⁠1</w:t>
+            </w:r>
+          </w:p>
+        </w:tc>
+        <w:tc>
+          <w:tcPr>
+            <w:tcW w:w="1801" w:type="dxa"/>
+          </w:tcPr>
+          <w:p>
+            <w:pPr>
+              <w:pStyle w:val="TableText"/>
+              <w:jc w:val="left"/>
+              <w:wordWrap w:val="0"/>
+              <w:spacing w:before="0" w:after="0" w:line="320" w:lineRule="exact"/>
+            </w:pPr>
+            <w:r>
+              <w:rPr>
+                <w:rFonts w:ascii="Calibri" w:hAnsi="Calibri" w:eastAsia="Microsoft YaHei" w:cs="Calibri"/>
+                <w:sz w:val="18"/>
+                <w:szCs w:val="18"/>
+              </w:rPr>
+              <w:t xml:space="preserve">主要为 3N1S</w:t>
+            </w:r>
+          </w:p>
+        </w:tc>
+        <w:tc>
+          <w:tcPr>
+            <w:tcW w:w="3396" w:type="dxa"/>
+          </w:tcPr>
+          <w:p>
+            <w:pPr>
+              <w:pStyle w:val="TableText"/>
+              <w:jc w:val="left"/>
+              <w:wordWrap w:val="0"/>
+              <w:spacing w:before="0" w:after="0" w:line="320" w:lineRule="exact"/>
+            </w:pPr>
+            <w:r>
+              <w:rPr>
+                <w:rFonts w:ascii="Calibri" w:hAnsi="Calibri" w:eastAsia="Microsoft YaHei" w:cs="Calibri"/>
+                <w:sz w:val="18"/>
+                <w:szCs w:val="18"/>
+              </w:rPr>
+              <w:t xml:space="preserve">共享、所有权迁移、换入换出与恢复</w:t>
+            </w:r>
+          </w:p>
+        </w:tc>
+      </w:tr>
+      <w:tr>
+        <w:trPr>
+          <w:cantSplit/>
+        </w:trPr>
+        <w:tc>
+          <w:tcPr>
+            <w:tcW w:w="1713" w:type="dxa"/>
+          </w:tcPr>
+          <w:p>
+            <w:pPr>
+              <w:pStyle w:val="TableText"/>
+              <w:jc w:val="left"/>
+              <w:wordWrap w:val="0"/>
+              <w:spacing w:before="0" w:after="0" w:line="320" w:lineRule="exact"/>
+            </w:pPr>
+            <w:r>
+              <w:rPr>
+                <w:rFonts w:ascii="Calibri" w:hAnsi="Calibri" w:eastAsia="Microsoft YaHei" w:cs="Calibri"/>
+                <w:sz w:val="18"/>
+                <w:szCs w:val="18"/>
+              </w:rPr>
+              <w:t xml:space="preserve">多节点支撑</w:t>
+            </w:r>
+          </w:p>
+        </w:tc>
+        <w:tc>
+          <w:tcPr>
+            <w:tcW w:w="2687" w:type="dxa"/>
+          </w:tcPr>
+          <w:p>
+            <w:pPr>
+              <w:pStyle w:val="TableText"/>
+              <w:jc w:val="left"/>
+              <w:wordWrap w:val="0"/>
+              <w:spacing w:before="0" w:after="0" w:line="320" w:lineRule="exact"/>
+            </w:pPr>
+            <w:r>
+              <w:rPr>
+                <w:rFonts w:ascii="Calibri" w:hAnsi="Calibri" w:eastAsia="Microsoft YaHei" w:cs="Calibri"/>
+                <w:sz w:val="18"/>
+                <w:szCs w:val="18"/>
+              </w:rPr>
+              <w:t xml:space="preserve">T⁠C⁠1⁠3⁠3</w:t>
+            </w:r>
+          </w:p>
+        </w:tc>
+        <w:tc>
+          <w:tcPr>
+            <w:tcW w:w="1801" w:type="dxa"/>
+          </w:tcPr>
+          <w:p>
+            <w:pPr>
+              <w:pStyle w:val="TableText"/>
+              <w:jc w:val="left"/>
+              <w:wordWrap w:val="0"/>
+              <w:spacing w:before="0" w:after="0" w:line="320" w:lineRule="exact"/>
+            </w:pPr>
+            <w:r>
+              <w:rPr>
+                <w:rFonts w:ascii="Calibri" w:hAnsi="Calibri" w:eastAsia="Microsoft YaHei" w:cs="Calibri"/>
+                <w:sz w:val="18"/>
+                <w:szCs w:val="18"/>
+              </w:rPr>
+              <w:t xml:space="preserve">8N1S</w:t>
+            </w:r>
+          </w:p>
+        </w:tc>
+        <w:tc>
+          <w:tcPr>
+            <w:tcW w:w="3396" w:type="dxa"/>
+          </w:tcPr>
+          <w:p>
+            <w:pPr>
+              <w:pStyle w:val="TableText"/>
+              <w:jc w:val="left"/>
+              <w:wordWrap w:val="0"/>
+              <w:spacing w:before="0" w:after="0" w:line="320" w:lineRule="exact"/>
+            </w:pPr>
+            <w:r>
+              <w:rPr>
+                <w:rFonts w:ascii="Calibri" w:hAnsi="Calibri" w:eastAsia="Microsoft YaHei" w:cs="Calibri"/>
+                <w:sz w:val="18"/>
+                <w:szCs w:val="18"/>
+              </w:rPr>
+              <w:t xml:space="preserve">多 r⁠e⁠a⁠d⁠e⁠r 共享与压力后复用</w:t>
+            </w:r>
+          </w:p>
+        </w:tc>
+      </w:tr>
+      <w:tr>
+        <w:trPr>
+          <w:cantSplit/>
+        </w:trPr>
+        <w:tc>
+          <w:tcPr>
+            <w:tcW w:w="1713" w:type="dxa"/>
+          </w:tcPr>
+          <w:p>
+            <w:pPr>
+              <w:pStyle w:val="TableText"/>
+              <w:jc w:val="left"/>
+              <w:wordWrap w:val="0"/>
+              <w:spacing w:before="0" w:after="0" w:line="320" w:lineRule="exact"/>
+            </w:pPr>
+            <w:r>
+              <w:rPr>
+                <w:rFonts w:ascii="Calibri" w:hAnsi="Calibri" w:eastAsia="Microsoft YaHei" w:cs="Calibri"/>
+                <w:sz w:val="18"/>
+                <w:szCs w:val="18"/>
+              </w:rPr>
+              <w:t xml:space="preserve">多 S⁠o⁠c⁠k⁠e⁠t 支撑</w:t>
+            </w:r>
+          </w:p>
+        </w:tc>
+        <w:tc>
+          <w:tcPr>
+            <w:tcW w:w="2687" w:type="dxa"/>
+          </w:tcPr>
+          <w:p>
+            <w:pPr>
+              <w:pStyle w:val="TableText"/>
+              <w:jc w:val="left"/>
+              <w:wordWrap w:val="0"/>
+              <w:spacing w:before="0" w:after="0" w:line="320" w:lineRule="exact"/>
+            </w:pPr>
+            <w:r>
+              <w:rPr>
+                <w:rFonts w:ascii="Calibri" w:hAnsi="Calibri" w:eastAsia="Microsoft YaHei" w:cs="Calibri"/>
+                <w:sz w:val="18"/>
+                <w:szCs w:val="18"/>
+              </w:rPr>
+              <w:t xml:space="preserve">T⁠C⁠1⁠3⁠4</w:t>
+            </w:r>
+          </w:p>
+        </w:tc>
+        <w:tc>
+          <w:tcPr>
+            <w:tcW w:w="1801" w:type="dxa"/>
+          </w:tcPr>
+          <w:p>
+            <w:pPr>
+              <w:pStyle w:val="TableText"/>
+              <w:jc w:val="left"/>
+              <w:wordWrap w:val="0"/>
+              <w:spacing w:before="0" w:after="0" w:line="320" w:lineRule="exact"/>
+            </w:pPr>
+            <w:r>
+              <w:rPr>
+                <w:rFonts w:ascii="Calibri" w:hAnsi="Calibri" w:eastAsia="Microsoft YaHei" w:cs="Calibri"/>
+                <w:sz w:val="18"/>
+                <w:szCs w:val="18"/>
+              </w:rPr>
+              <w:t xml:space="preserve">8N2S</w:t>
+            </w:r>
+          </w:p>
+        </w:tc>
+        <w:tc>
+          <w:tcPr>
+            <w:tcW w:w="3396" w:type="dxa"/>
+          </w:tcPr>
+          <w:p>
+            <w:pPr>
+              <w:pStyle w:val="TableText"/>
+              <w:jc w:val="left"/>
+              <w:wordWrap w:val="0"/>
+              <w:spacing w:before="0" w:after="0" w:line="320" w:lineRule="exact"/>
+            </w:pPr>
+            <w:r>
+              <w:rPr>
+                <w:rFonts w:ascii="Calibri" w:hAnsi="Calibri" w:eastAsia="Microsoft YaHei" w:cs="Calibri"/>
+                <w:sz w:val="18"/>
+                <w:szCs w:val="18"/>
+              </w:rPr>
+              <w:t xml:space="preserve">16 个执行 p⁠l⁠a⁠n⁠e 和跨 S⁠o⁠c⁠k⁠e⁠t 窗口复用</w:t>
+            </w:r>
+          </w:p>
+        </w:tc>
+      </w:tr>
+      <w:tr>
+        <w:trPr>
+          <w:cantSplit/>
+        </w:trPr>
+        <w:tc>
+          <w:tcPr>
+            <w:tcW w:w="1713" w:type="dxa"/>
+          </w:tcPr>
+          <w:p>
+            <w:pPr>
+              <w:pStyle w:val="TableText"/>
+              <w:jc w:val="left"/>
+              <w:wordWrap w:val="0"/>
+              <w:spacing w:before="0" w:after="0" w:line="320" w:lineRule="exact"/>
+            </w:pPr>
+            <w:r>
+              <w:rPr>
+                <w:rFonts w:ascii="Calibri" w:hAnsi="Calibri" w:eastAsia="Microsoft YaHei" w:cs="Calibri"/>
+                <w:sz w:val="18"/>
+                <w:szCs w:val="18"/>
+              </w:rPr>
+              <w:t xml:space="preserve">代表应用</w:t>
+            </w:r>
+          </w:p>
+        </w:tc>
+        <w:tc>
+          <w:tcPr>
+            <w:tcW w:w="2687" w:type="dxa"/>
+          </w:tcPr>
+          <w:p>
+            <w:pPr>
+              <w:pStyle w:val="TableText"/>
+              <w:jc w:val="left"/>
+              <w:wordWrap w:val="0"/>
+              <w:spacing w:before="0" w:after="0" w:line="320" w:lineRule="exact"/>
+            </w:pPr>
+            <w:r>
+              <w:rPr>
+                <w:rFonts w:ascii="Calibri" w:hAnsi="Calibri" w:eastAsia="Microsoft YaHei" w:cs="Calibri"/>
+                <w:sz w:val="18"/>
+                <w:szCs w:val="18"/>
+              </w:rPr>
+              <w:t xml:space="preserve">T⁠C⁠1⁠4⁠2⁠-⁠T⁠C⁠1⁠4⁠7</w:t>
+            </w:r>
+          </w:p>
+        </w:tc>
+        <w:tc>
+          <w:tcPr>
+            <w:tcW w:w="1801" w:type="dxa"/>
+          </w:tcPr>
+          <w:p>
+            <w:pPr>
+              <w:pStyle w:val="TableText"/>
+              <w:jc w:val="left"/>
+              <w:wordWrap w:val="0"/>
+              <w:spacing w:before="0" w:after="0" w:line="320" w:lineRule="exact"/>
+            </w:pPr>
+            <w:r>
+              <w:rPr>
+                <w:rFonts w:ascii="Calibri" w:hAnsi="Calibri" w:eastAsia="Microsoft YaHei" w:cs="Calibri"/>
+                <w:sz w:val="18"/>
+                <w:szCs w:val="18"/>
+              </w:rPr>
+              <w:t xml:space="preserve">16N1S L⁠e⁠v⁠e⁠l⁠-⁠A</w:t>
+            </w:r>
+          </w:p>
+        </w:tc>
+        <w:tc>
+          <w:tcPr>
+            <w:tcW w:w="3396" w:type="dxa"/>
+          </w:tcPr>
+          <w:p>
+            <w:pPr>
+              <w:pStyle w:val="TableText"/>
+              <w:jc w:val="left"/>
+              <w:wordWrap w:val="0"/>
+              <w:spacing w:before="0" w:after="0" w:line="320" w:lineRule="exact"/>
+            </w:pPr>
+            <w:r>
+              <w:rPr>
+                <w:rFonts w:ascii="Calibri" w:hAnsi="Calibri" w:eastAsia="Microsoft YaHei" w:cs="Calibri"/>
+                <w:sz w:val="18"/>
+                <w:szCs w:val="18"/>
+              </w:rPr>
+              <w:t xml:space="preserve">数据库、F⁠a⁠a⁠S、图计算和 f⁠e⁠a⁠t⁠u⁠r⁠e s⁠t⁠o⁠r⁠e</w:t>
+            </w:r>
+          </w:p>
+        </w:tc>
+      </w:tr>
+      <w:tr>
+        <w:trPr>
+          <w:cantSplit/>
+        </w:trPr>
+        <w:tc>
+          <w:tcPr>
+            <w:tcW w:w="1713" w:type="dxa"/>
+          </w:tcPr>
+          <w:p>
+            <w:pPr>
+              <w:pStyle w:val="TableText"/>
+              <w:jc w:val="left"/>
+              <w:wordWrap w:val="0"/>
+              <w:spacing w:before="0" w:after="0" w:line="320" w:lineRule="exact"/>
+            </w:pPr>
+            <w:r>
+              <w:rPr>
+                <w:rFonts w:ascii="Calibri" w:hAnsi="Calibri" w:eastAsia="Microsoft YaHei" w:cs="Calibri"/>
+                <w:sz w:val="18"/>
+                <w:szCs w:val="18"/>
+              </w:rPr>
+              <w:t xml:space="preserve">指标 3</w:t>
+            </w:r>
+          </w:p>
+        </w:tc>
+        <w:tc>
+          <w:tcPr>
+            <w:tcW w:w="2687" w:type="dxa"/>
+          </w:tcPr>
+          <w:p>
+            <w:pPr>
+              <w:pStyle w:val="TableText"/>
+              <w:jc w:val="left"/>
+              <w:wordWrap w:val="0"/>
+              <w:spacing w:before="0" w:after="0" w:line="320" w:lineRule="exact"/>
+            </w:pPr>
+            <w:r>
+              <w:rPr>
+                <w:rFonts w:ascii="Calibri" w:hAnsi="Calibri" w:eastAsia="Microsoft YaHei" w:cs="Calibri"/>
+                <w:sz w:val="18"/>
+                <w:szCs w:val="18"/>
+              </w:rPr>
+              <w:t xml:space="preserve">T⁠C⁠2⁠2⁠8⁠-⁠T⁠C⁠2⁠3⁠5</w:t>
+            </w:r>
+          </w:p>
+        </w:tc>
+        <w:tc>
+          <w:tcPr>
+            <w:tcW w:w="1801" w:type="dxa"/>
+          </w:tcPr>
+          <w:p>
+            <w:pPr>
+              <w:pStyle w:val="TableText"/>
+              <w:jc w:val="left"/>
+              <w:wordWrap w:val="0"/>
+              <w:spacing w:before="0" w:after="0" w:line="320" w:lineRule="exact"/>
+            </w:pPr>
+            <w:r>
+              <w:rPr>
+                <w:rFonts w:ascii="Calibri" w:hAnsi="Calibri" w:eastAsia="Microsoft YaHei" w:cs="Calibri"/>
+                <w:sz w:val="18"/>
+                <w:szCs w:val="18"/>
+              </w:rPr>
+              <w:t xml:space="preserve">2N1S</w:t>
+            </w:r>
+          </w:p>
+        </w:tc>
+        <w:tc>
+          <w:tcPr>
+            <w:tcW w:w="3396" w:type="dxa"/>
+          </w:tcPr>
+          <w:p>
+            <w:pPr>
+              <w:pStyle w:val="TableText"/>
+              <w:jc w:val="left"/>
+              <w:wordWrap w:val="0"/>
+              <w:spacing w:before="0" w:after="0" w:line="320" w:lineRule="exact"/>
+            </w:pPr>
+            <w:r>
+              <w:rPr>
+                <w:rFonts w:ascii="Calibri" w:hAnsi="Calibri" w:eastAsia="Microsoft YaHei" w:cs="Calibri"/>
+                <w:sz w:val="18"/>
+                <w:szCs w:val="18"/>
+              </w:rPr>
+              <w:t xml:space="preserve">U⁠B⁠C⁠C 与 H⁠A⁠-⁠V⁠I 配对比较</w:t>
+            </w:r>
+          </w:p>
+        </w:tc>
+      </w:tr>
+    </w:tbl>
     <w:p>
       <w:pPr>
         <w:ind w:left="0" w:firstLine="420"/>
@@ -2580,7 +4043,7 @@
         <w:rPr>
           <w:rFonts w:ascii="Calibri" w:hAnsi="Calibri" w:eastAsia="Microsoft YaHei" w:cs="Calibri"/>
         </w:rPr>
-        <w:t xml:space="preserve">验收后若需要统一复现，可选用每轮 naive、spill-512K、spill-IdealDir 三角色的 3×⁠3⁠ ⁠裸⁠启⁠动</w:t>
+        <w:t xml:space="preserve">指标 3 的配对配置采用 O3、256 KiB L3、100% L3 压力和单向完成语义。16N1S Level⁠-⁠A⁠ ⁠表⁠示</w:t>
       </w:r>
     </w:p>
     <w:p>
@@ -2591,7 +4054,7 @@
         <w:rPr>
           <w:rFonts w:ascii="Calibri" w:hAnsi="Calibri" w:eastAsia="Microsoft YaHei" w:cs="Calibri"/>
         </w:rPr>
-        <w:t xml:space="preserve">矩阵。该方案不是本轮验收 Gate，不影响当前冻结接受值；未经合同变更不据此要求⁠新⁠增⁠实⁠验⁠。</w:t>
+        <w:t xml:space="preserve">协议节点规模和端点⁠能⁠力⁠覆⁠盖⁠。</w:t>
       </w:r>
     </w:p>
     <w:p>
@@ -2603,7 +4066,7 @@
         <w:rPr>
           <w:rFonts w:ascii="Calibri" w:hAnsi="Calibri" w:eastAsia="SimHei" w:cs="Calibri"/>
         </w:rPr>
-        <w:t xml:space="preserve">2.3 指标 2 口径</w:t>
+        <w:t xml:space="preserve">2.3 指标 1 口径</w:t>
       </w:r>
     </w:p>
     <w:p>
@@ -2614,51 +4077,18 @@
         <w:rPr>
           <w:rFonts w:ascii="Calibri" w:hAnsi="Calibri" w:eastAsia="Microsoft YaHei" w:cs="Calibri"/>
         </w:rPr>
-        <w:t xml:space="preserve">指标 2 比较 optimized 与 naive。冻⁠结⁠规⁠则⁠为⁠：</w:t>
-      </w:r>
-    </w:p>
-    <w:p>
-      <w:pPr>
-        <w:ind w:left="360" w:firstLine="0"/>
+        <w:t xml:space="preserve">指标 1 从等效追踪容量和目录溢出附加时延两个维度评价分层目录。两个子项分别⁠采⁠用⁠与⁠测⁠量</w:t>
+      </w:r>
+    </w:p>
+    <w:p>
+      <w:pPr>
+        <w:ind w:left="0" w:firstLine="420"/>
       </w:pPr>
       <w:r>
         <w:rPr>
           <w:rFonts w:ascii="Calibri" w:hAnsi="Calibri" w:eastAsia="Microsoft YaHei" w:cs="Calibri"/>
         </w:rPr>
-        <w:t xml:space="preserve">• naive 平均时延不低于 500 ns 的场景进入聚合；</w:t>
-      </w:r>
-    </w:p>
-    <w:p>
-      <w:pPr>
-        <w:ind w:left="360" w:firstLine="0"/>
-      </w:pPr>
-      <w:r>
-        <w:rPr>
-          <w:rFonts w:ascii="Calibri" w:hAnsi="Calibri" w:eastAsia="Microsoft YaHei" w:cs="Calibri"/>
-        </w:rPr>
-        <w:t xml:space="preserve">• 每个适用场景贡献一个百分比降幅；</w:t>
-      </w:r>
-    </w:p>
-    <w:p>
-      <w:pPr>
-        <w:ind w:left="360" w:firstLine="0"/>
-      </w:pPr>
-      <w:r>
-        <w:rPr>
-          <w:rFonts w:ascii="Calibri" w:hAnsi="Calibri" w:eastAsia="Microsoft YaHei" w:cs="Calibri"/>
-        </w:rPr>
-        <w:t xml:space="preserve">• 适用场景按 case 等权平均；</w:t>
-      </w:r>
-    </w:p>
-    <w:p>
-      <w:pPr>
-        <w:ind w:left="360" w:firstLine="0"/>
-      </w:pPr>
-      <w:r>
-        <w:rPr>
-          <w:rFonts w:ascii="Calibri" w:hAnsi="Calibri" w:eastAsia="Microsoft YaHei" w:cs="Calibri"/>
-        </w:rPr>
-        <w:t xml:space="preserve">• 所有计划场景均执行，低时延中性场景保留为控制项。</w:t>
+        <w:t xml:space="preserve">目标相对应的实验角色和完成事件，共同形成指标 1 的⁠验⁠收⁠结⁠果⁠。</w:t>
       </w:r>
     </w:p>
     <w:p>
@@ -2670,7 +4100,7 @@
         <w:rPr>
           <w:rFonts w:ascii="Calibri" w:hAnsi="Calibri" w:eastAsia="SimHei" w:cs="Calibri"/>
         </w:rPr>
-        <w:t xml:space="preserve">2.4 指标 3 口径</w:t>
+        <w:t xml:space="preserve">2.3.1 等效追踪容量</w:t>
       </w:r>
     </w:p>
     <w:p>
@@ -2681,29 +4111,51 @@
         <w:rPr>
           <w:rFonts w:ascii="Calibri" w:hAnsi="Calibri" w:eastAsia="Microsoft YaHei" w:cs="Calibri"/>
         </w:rPr>
-        <w:t xml:space="preserve">指标 3 采用固定 256 KiB L3、100% 压力下的五对 UBCC/HA-VI ⁠配⁠对⁠运⁠行⁠：</w:t>
-      </w:r>
-    </w:p>
-    <w:p>
-      <w:pPr>
-        <w:ind w:left="360" w:firstLine="0"/>
+        <w:t xml:space="preserve">等效追踪容量使用 TC131 的三次重复结果，比较固定片上目录预算下的 naive 与 spill-noopt：</w:t>
+      </w:r>
+    </w:p>
+    <w:p>
+      <w:pPr>
+        <w:pStyle w:val="Code"/>
+      </w:pPr>
+      <w:r>
+        <w:rPr>
+          <w:rFonts w:ascii="Consolas" w:hAnsi="Consolas" w:eastAsia="Microsoft YaHei" w:cs="Consolas"/>
+        </w:rPr>
+        <w:t xml:space="preserve">等效追踪容量比</w:t>
+      </w:r>
+    </w:p>
+    <w:p>
+      <w:pPr>
+        <w:pStyle w:val="Code"/>
+      </w:pPr>
+      <w:r>
+        <w:rPr>
+          <w:rFonts w:ascii="Consolas" w:hAnsi="Consolas" w:eastAsia="Microsoft YaHei" w:cs="Consolas"/>
+        </w:rPr>
+        <w:t xml:space="preserve">= spill-noopt 等效追踪容量 / naive 等效追踪容量</w:t>
+      </w:r>
+    </w:p>
+    <w:p>
+      <w:pPr>
+        <w:ind w:left="0" w:firstLine="420"/>
       </w:pPr>
       <w:r>
         <w:rPr>
           <w:rFonts w:ascii="Calibri" w:hAnsi="Calibri" w:eastAsia="Microsoft YaHei" w:cs="Calibri"/>
         </w:rPr>
-        <w:t xml:space="preserve">• 核心场景组：TC228、TC229、TC230 各占 1/3；</w:t>
-      </w:r>
-    </w:p>
-    <w:p>
-      <w:pPr>
-        <w:ind w:left="360" w:firstLine="0"/>
+        <w:t xml:space="preserve">naive 采用 ResidentDir 容量作为基线。spill-noopt 采用相同的 512 KiB 片上目录预⁠算⁠，⁠并⁠通⁠过</w:t>
+      </w:r>
+    </w:p>
+    <w:p>
+      <w:pPr>
+        <w:ind w:left="0" w:firstLine="420"/>
       </w:pPr>
       <w:r>
         <w:rPr>
           <w:rFonts w:ascii="Calibri" w:hAnsi="Calibri" w:eastAsia="Microsoft YaHei" w:cs="Calibri"/>
         </w:rPr>
-        <w:t xml:space="preserve">• 代表场景组：TC231-TC235 各占 1/5。</w:t>
+        <w:t xml:space="preserve">ResidentDir 与 H64 Backstore 的分层管理扩展可追踪工作集。等效追踪容量按缓存行⁠地⁠址⁠去⁠重⁠，</w:t>
       </w:r>
     </w:p>
     <w:p>
@@ -2714,84 +4166,40 @@
         <w:rPr>
           <w:rFonts w:ascii="Calibri" w:hAnsi="Calibri" w:eastAsia="Microsoft YaHei" w:cs="Calibri"/>
         </w:rPr>
-        <w:t xml:space="preserve">代表场景组每个 testcase 只贡献⁠一⁠个⁠主⁠值⁠：</w:t>
-      </w:r>
-    </w:p>
-    <w:p>
-      <w:pPr>
-        <w:ind w:left="360" w:firstLine="0"/>
+        <w:t xml:space="preserve">统计 ResidentDir 有效条目与 Backstore 已持久化有效元数⁠据⁠的⁠并⁠集⁠：</w:t>
+      </w:r>
+    </w:p>
+    <w:p>
+      <w:pPr>
+        <w:pStyle w:val="Code"/>
+      </w:pPr>
+      <w:r>
+        <w:rPr>
+          <w:rFonts w:ascii="Consolas" w:hAnsi="Consolas" w:eastAsia="Microsoft YaHei" w:cs="Consolas"/>
+        </w:rPr>
+        <w:t xml:space="preserve">C_effective = union(ResidentDir_live, Backstore_persisted_live)</w:t>
+      </w:r>
+    </w:p>
+    <w:p>
+      <w:pPr>
+        <w:ind w:left="0" w:firstLine="420"/>
       </w:pPr>
       <w:r>
         <w:rPr>
           <w:rFonts w:ascii="Calibri" w:hAnsi="Calibri" w:eastAsia="Microsoft YaHei" w:cs="Calibri"/>
         </w:rPr>
-        <w:t xml:space="preserve">• TC231：clean shared read；</w:t>
-      </w:r>
-    </w:p>
-    <w:p>
-      <w:pPr>
-        <w:ind w:left="360" w:firstLine="0"/>
+        <w:t xml:space="preserve">三次重复按照冻结规则汇总，得到 99,293 / 65,536 = 1.515×。验收门槛为等效⁠追⁠踪⁠容⁠量⁠比</w:t>
+      </w:r>
+    </w:p>
+    <w:p>
+      <w:pPr>
+        <w:ind w:left="0" w:firstLine="420"/>
       </w:pPr>
       <w:r>
         <w:rPr>
           <w:rFonts w:ascii="Calibri" w:hAnsi="Calibri" w:eastAsia="Microsoft YaHei" w:cs="Calibri"/>
         </w:rPr>
-        <w:t xml:space="preserve">• TC232：2/3 × hot-key read + 1/3 × hot-key write；</w:t>
-      </w:r>
-    </w:p>
-    <w:p>
-      <w:pPr>
-        <w:ind w:left="360" w:firstLine="0"/>
-      </w:pPr>
-      <w:r>
-        <w:rPr>
-          <w:rFonts w:ascii="Calibri" w:hAnsi="Calibri" w:eastAsia="Microsoft YaHei" w:cs="Calibri"/>
-        </w:rPr>
-        <w:t xml:space="preserve">• TC233：producer-consumer service；</w:t>
-      </w:r>
-    </w:p>
-    <w:p>
-      <w:pPr>
-        <w:ind w:left="360" w:firstLine="0"/>
-      </w:pPr>
-      <w:r>
-        <w:rPr>
-          <w:rFonts w:ascii="Calibri" w:hAnsi="Calibri" w:eastAsia="Microsoft YaHei" w:cs="Calibri"/>
-        </w:rPr>
-        <w:t xml:space="preserve">• TC234：queued-token end-to-end；</w:t>
-      </w:r>
-    </w:p>
-    <w:p>
-      <w:pPr>
-        <w:ind w:left="360" w:firstLine="0"/>
-      </w:pPr>
-      <w:r>
-        <w:rPr>
-          <w:rFonts w:ascii="Calibri" w:hAnsi="Calibri" w:eastAsia="Microsoft YaHei" w:cs="Calibri"/>
-        </w:rPr>
-        <w:t xml:space="preserve">• TC235：catalog-KV end-to-end。</w:t>
-      </w:r>
-    </w:p>
-    <w:p>
-      <w:pPr>
-        <w:ind w:left="0" w:firstLine="420"/>
-      </w:pPr>
-      <w:r>
-        <w:rPr>
-          <w:rFonts w:ascii="Calibri" w:hAnsi="Calibri" w:eastAsia="Microsoft YaHei" w:cs="Calibri"/>
-        </w:rPr>
-        <w:t xml:space="preserve">判据为严格的 UBCC 平均时延 &lt; HA-VI ⁠平⁠均⁠时⁠延⁠。</w:t>
-      </w:r>
-    </w:p>
-    <w:p>
-      <w:pPr>
-        <w:ind w:left="0" w:firstLine="420"/>
-      </w:pPr>
-      <w:r>
-        <w:rPr>
-          <w:rFonts w:ascii="Calibri" w:hAnsi="Calibri" w:eastAsia="Microsoft YaHei" w:cs="Calibri"/>
-        </w:rPr>
-        <w:t xml:space="preserve">确定性重复仿真用于证明结果可复现，不等同于对总体分布建立统⁠计⁠置⁠信⁠度⁠。</w:t>
+        <w:t xml:space="preserve">不低于 1.500×。</w:t>
       </w:r>
     </w:p>
     <w:p>
@@ -2803,7 +4211,7 @@
         <w:rPr>
           <w:rFonts w:ascii="Calibri" w:hAnsi="Calibri" w:eastAsia="SimHei" w:cs="Calibri"/>
         </w:rPr>
-        <w:t xml:space="preserve">2.5 完成边界</w:t>
+        <w:t xml:space="preserve">2.3.2 目录溢出附加时延</w:t>
       </w:r>
     </w:p>
     <w:p>
@@ -2814,7 +4222,18 @@
         <w:rPr>
           <w:rFonts w:ascii="Calibri" w:hAnsi="Calibri" w:eastAsia="Microsoft YaHei" w:cs="Calibri"/>
         </w:rPr>
-        <w:t xml:space="preserve">所有比较遵循发布事件原则：只统计满足冻结完成条件并已经发布完成事件的根操作⁠。⁠开⁠始⁠点⁠为</w:t>
+        <w:t xml:space="preserve">附加时延使用同一 spill-noopt 协议策略下的两个⁠实⁠验⁠角⁠色⁠：</w:t>
+      </w:r>
+    </w:p>
+    <w:p>
+      <w:pPr>
+        <w:ind w:left="360" w:firstLine="0"/>
+      </w:pPr>
+      <w:r>
+        <w:rPr>
+          <w:rFonts w:ascii="Calibri" w:hAnsi="Calibri" w:eastAsia="Microsoft YaHei" w:cs="Calibri"/>
+        </w:rPr>
+        <w:t xml:space="preserve">• spill-512K 采用 512 KiB 片上目录预算，目录压力触发 ResidentDir 与 H64 Backstore 之间的</w:t>
       </w:r>
     </w:p>
     <w:p>
@@ -2825,7 +4244,18 @@
         <w:rPr>
           <w:rFonts w:ascii="Calibri" w:hAnsi="Calibri" w:eastAsia="Microsoft YaHei" w:cs="Calibri"/>
         </w:rPr>
-        <w:t xml:space="preserve">workload 发起目标操作，结束点为数据和权限满足该 workload 的可观察完成条件。未⁠完⁠成⁠事⁠件⁠、</w:t>
+        <w:t xml:space="preserve">换⁠出⁠和⁠换⁠入⁠；</w:t>
+      </w:r>
+    </w:p>
+    <w:p>
+      <w:pPr>
+        <w:ind w:left="360" w:firstLine="0"/>
+      </w:pPr>
+      <w:r>
+        <w:rPr>
+          <w:rFonts w:ascii="Calibri" w:hAnsi="Calibri" w:eastAsia="Microsoft YaHei" w:cs="Calibri"/>
+        </w:rPr>
+        <w:t xml:space="preserve">• spill-IdealDir 采用可容纳 TC131 工作集的扩展 ResidentDir，形成同一协议策略下的无溢出</w:t>
       </w:r>
     </w:p>
     <w:p>
@@ -2836,7 +4266,106 @@
         <w:rPr>
           <w:rFonts w:ascii="Calibri" w:hAnsi="Calibri" w:eastAsia="Microsoft YaHei" w:cs="Calibri"/>
         </w:rPr>
-        <w:t xml:space="preserve">内部服务计时和诊断子阶段不⁠进⁠入⁠聚⁠合⁠。</w:t>
+        <w:t xml:space="preserve">参考路径。</w:t>
+      </w:r>
+    </w:p>
+    <w:p>
+      <w:pPr>
+        <w:ind w:left="0" w:firstLine="420"/>
+      </w:pPr>
+      <w:r>
+        <w:rPr>
+          <w:rFonts w:ascii="Calibri" w:hAnsi="Calibri" w:eastAsia="Microsoft YaHei" w:cs="Calibri"/>
+        </w:rPr>
+        <w:t xml:space="preserve">附加时延按已经满足完成条件并发布的 Outer 根事件计算。每轮分别求两个角色⁠全⁠部⁠已⁠完⁠成</w:t>
+      </w:r>
+    </w:p>
+    <w:p>
+      <w:pPr>
+        <w:ind w:left="0" w:firstLine="420"/>
+      </w:pPr>
+      <w:r>
+        <w:rPr>
+          <w:rFonts w:ascii="Calibri" w:hAnsi="Calibri" w:eastAsia="Microsoft YaHei" w:cs="Calibri"/>
+        </w:rPr>
+        <w:t xml:space="preserve">Outer 事件的平均时延，再⁠计⁠算⁠差⁠值⁠：</w:t>
+      </w:r>
+    </w:p>
+    <w:p>
+      <w:pPr>
+        <w:pStyle w:val="Code"/>
+      </w:pPr>
+      <w:r>
+        <w:rPr>
+          <w:rFonts w:ascii="Consolas" w:hAnsi="Consolas" w:eastAsia="Microsoft YaHei" w:cs="Consolas"/>
+        </w:rPr>
+        <w:t xml:space="preserve">delta_outer(r)</w:t>
+      </w:r>
+    </w:p>
+    <w:p>
+      <w:pPr>
+        <w:pStyle w:val="Code"/>
+      </w:pPr>
+      <w:r>
+        <w:rPr>
+          <w:rFonts w:ascii="Consolas" w:hAnsi="Consolas" w:eastAsia="Microsoft YaHei" w:cs="Consolas"/>
+        </w:rPr>
+        <w:t xml:space="preserve">= mean(T_outer, spill-512K, r)</w:t>
+      </w:r>
+    </w:p>
+    <w:p>
+      <w:pPr>
+        <w:pStyle w:val="Code"/>
+      </w:pPr>
+      <w:r>
+        <w:rPr>
+          <w:rFonts w:ascii="Consolas" w:hAnsi="Consolas" w:eastAsia="Microsoft YaHei" w:cs="Consolas"/>
+        </w:rPr>
+        <w:t xml:space="preserve">- mean(T_outer, spill-IdealDir, r)</w:t>
+      </w:r>
+    </w:p>
+    <w:p>
+      <w:pPr>
+        <w:ind w:left="0" w:firstLine="420"/>
+      </w:pPr>
+      <w:r>
+        <w:rPr>
+          <w:rFonts w:ascii="Calibri" w:hAnsi="Calibri" w:eastAsia="Microsoft YaHei" w:cs="Calibri"/>
+        </w:rPr>
+        <w:t xml:space="preserve">三轮差值按轮次⁠等⁠权⁠平⁠均⁠：</w:t>
+      </w:r>
+    </w:p>
+    <w:p>
+      <w:pPr>
+        <w:pStyle w:val="Code"/>
+      </w:pPr>
+      <w:r>
+        <w:rPr>
+          <w:rFonts w:ascii="Consolas" w:hAnsi="Consolas" w:eastAsia="Microsoft YaHei" w:cs="Consolas"/>
+        </w:rPr>
+        <w:t xml:space="preserve">delta_outer = sum(delta_outer(r), r=1..3) / 3</w:t>
+      </w:r>
+    </w:p>
+    <w:p>
+      <w:pPr>
+        <w:ind w:left="0" w:firstLine="420"/>
+      </w:pPr>
+      <w:r>
+        <w:rPr>
+          <w:rFonts w:ascii="Calibri" w:hAnsi="Calibri" w:eastAsia="Microsoft YaHei" w:cs="Calibri"/>
+        </w:rPr>
+        <w:t xml:space="preserve">三轮配对共包含六次仿真运行，最终结果为 10.535 ns，在 2 GHz⁠ ⁠下⁠换⁠算⁠为</w:t>
+      </w:r>
+    </w:p>
+    <w:p>
+      <w:pPr>
+        <w:ind w:left="0" w:firstLine="420"/>
+      </w:pPr>
+      <w:r>
+        <w:rPr>
+          <w:rFonts w:ascii="Calibri" w:hAnsi="Calibri" w:eastAsia="Microsoft YaHei" w:cs="Calibri"/>
+        </w:rPr>
+        <w:t xml:space="preserve">21.069 cycles。验收门槛为附加时延低于 50 cycles，对应低于 25 ns。</w:t>
       </w:r>
     </w:p>
     <w:p>
@@ -2848,7 +4377,681 @@
         <w:rPr>
           <w:rFonts w:ascii="Calibri" w:hAnsi="Calibri" w:eastAsia="SimHei" w:cs="Calibri"/>
         </w:rPr>
-        <w:t xml:space="preserve">2.6 计分集与支撑集</w:t>
+        <w:t xml:space="preserve">2.3.3 指标结果</w:t>
+      </w:r>
+    </w:p>
+    <w:tbl>
+      <w:tblPr>
+        <w:tblStyle w:val="TableGrid"/>
+        <w:tblW w:w="5000" w:type="pct"/>
+        <w:tblLayout w:type="fixed"/>
+        <w:tblCellMar>
+          <w:top w:w="60" w:type="dxa"/>
+          <w:left w:w="90" w:type="dxa"/>
+          <w:bottom w:w="60" w:type="dxa"/>
+          <w:right w:w="90" w:type="dxa"/>
+        </w:tblCellMar>
+      </w:tblPr>
+      <w:tblGrid>
+        <w:gridCol w:w="1726"/>
+        <w:gridCol w:w="3557"/>
+        <w:gridCol w:w="2050"/>
+        <w:gridCol w:w="2265"/>
+      </w:tblGrid>
+      <w:tr>
+        <w:trPr>
+          <w:cantSplit/>
+          <w:tblHeader/>
+        </w:trPr>
+        <w:tc>
+          <w:tcPr>
+            <w:tcW w:w="1726" w:type="dxa"/>
+            <w:shd w:val="clear" w:color="auto" w:fill="D9E2F3"/>
+          </w:tcPr>
+          <w:p>
+            <w:pPr>
+              <w:pStyle w:val="TableText"/>
+              <w:jc w:val="left"/>
+              <w:wordWrap w:val="0"/>
+              <w:spacing w:before="0" w:after="0" w:line="320" w:lineRule="exact"/>
+            </w:pPr>
+            <w:r>
+              <w:rPr>
+                <w:rFonts w:ascii="Calibri" w:hAnsi="Calibri" w:eastAsia="SimHei" w:cs="Calibri"/>
+                <w:b/>
+                <w:sz w:val="18"/>
+                <w:szCs w:val="18"/>
+              </w:rPr>
+              <w:t xml:space="preserve">子项</w:t>
+            </w:r>
+          </w:p>
+        </w:tc>
+        <w:tc>
+          <w:tcPr>
+            <w:tcW w:w="3557" w:type="dxa"/>
+            <w:shd w:val="clear" w:color="auto" w:fill="D9E2F3"/>
+          </w:tcPr>
+          <w:p>
+            <w:pPr>
+              <w:pStyle w:val="TableText"/>
+              <w:jc w:val="left"/>
+              <w:wordWrap w:val="0"/>
+              <w:spacing w:before="0" w:after="0" w:line="320" w:lineRule="exact"/>
+            </w:pPr>
+            <w:r>
+              <w:rPr>
+                <w:rFonts w:ascii="Calibri" w:hAnsi="Calibri" w:eastAsia="SimHei" w:cs="Calibri"/>
+                <w:b/>
+                <w:sz w:val="18"/>
+                <w:szCs w:val="18"/>
+              </w:rPr>
+              <w:t xml:space="preserve">比较关系</w:t>
+            </w:r>
+          </w:p>
+        </w:tc>
+        <w:tc>
+          <w:tcPr>
+            <w:tcW w:w="2050" w:type="dxa"/>
+            <w:shd w:val="clear" w:color="auto" w:fill="D9E2F3"/>
+          </w:tcPr>
+          <w:p>
+            <w:pPr>
+              <w:pStyle w:val="TableText"/>
+              <w:jc w:val="left"/>
+              <w:wordWrap w:val="0"/>
+              <w:spacing w:before="0" w:after="0" w:line="320" w:lineRule="exact"/>
+            </w:pPr>
+            <w:r>
+              <w:rPr>
+                <w:rFonts w:ascii="Calibri" w:hAnsi="Calibri" w:eastAsia="SimHei" w:cs="Calibri"/>
+                <w:b/>
+                <w:sz w:val="18"/>
+                <w:szCs w:val="18"/>
+              </w:rPr>
+              <w:t xml:space="preserve">最终结果</w:t>
+            </w:r>
+          </w:p>
+        </w:tc>
+        <w:tc>
+          <w:tcPr>
+            <w:tcW w:w="2265" w:type="dxa"/>
+            <w:shd w:val="clear" w:color="auto" w:fill="D9E2F3"/>
+          </w:tcPr>
+          <w:p>
+            <w:pPr>
+              <w:pStyle w:val="TableText"/>
+              <w:jc w:val="left"/>
+              <w:wordWrap w:val="0"/>
+              <w:spacing w:before="0" w:after="0" w:line="320" w:lineRule="exact"/>
+            </w:pPr>
+            <w:r>
+              <w:rPr>
+                <w:rFonts w:ascii="Calibri" w:hAnsi="Calibri" w:eastAsia="SimHei" w:cs="Calibri"/>
+                <w:b/>
+                <w:sz w:val="18"/>
+                <w:szCs w:val="18"/>
+              </w:rPr>
+              <w:t xml:space="preserve">验收门槛</w:t>
+            </w:r>
+          </w:p>
+        </w:tc>
+      </w:tr>
+      <w:tr>
+        <w:trPr>
+          <w:cantSplit/>
+        </w:trPr>
+        <w:tc>
+          <w:tcPr>
+            <w:tcW w:w="1726" w:type="dxa"/>
+          </w:tcPr>
+          <w:p>
+            <w:pPr>
+              <w:pStyle w:val="TableText"/>
+              <w:jc w:val="left"/>
+              <w:wordWrap w:val="0"/>
+              <w:spacing w:before="0" w:after="0" w:line="320" w:lineRule="exact"/>
+            </w:pPr>
+            <w:r>
+              <w:rPr>
+                <w:rFonts w:ascii="Calibri" w:hAnsi="Calibri" w:eastAsia="Microsoft YaHei" w:cs="Calibri"/>
+                <w:sz w:val="18"/>
+                <w:szCs w:val="18"/>
+              </w:rPr>
+              <w:t xml:space="preserve">等效追踪容量</w:t>
+            </w:r>
+          </w:p>
+        </w:tc>
+        <w:tc>
+          <w:tcPr>
+            <w:tcW w:w="3557" w:type="dxa"/>
+          </w:tcPr>
+          <w:p>
+            <w:pPr>
+              <w:pStyle w:val="TableText"/>
+              <w:jc w:val="left"/>
+              <w:wordWrap w:val="0"/>
+              <w:spacing w:before="0" w:after="0" w:line="320" w:lineRule="exact"/>
+            </w:pPr>
+            <w:r>
+              <w:rPr>
+                <w:rFonts w:ascii="Calibri" w:hAnsi="Calibri" w:eastAsia="Microsoft YaHei" w:cs="Calibri"/>
+                <w:sz w:val="18"/>
+                <w:szCs w:val="18"/>
+              </w:rPr>
+              <w:t xml:space="preserve">s⁠p⁠i⁠l⁠l⁠-⁠n⁠o⁠o⁠p⁠t / n⁠a⁠i⁠v⁠e</w:t>
+            </w:r>
+          </w:p>
+        </w:tc>
+        <w:tc>
+          <w:tcPr>
+            <w:tcW w:w="2050" w:type="dxa"/>
+          </w:tcPr>
+          <w:p>
+            <w:pPr>
+              <w:pStyle w:val="TableText"/>
+              <w:jc w:val="left"/>
+              <w:wordWrap w:val="0"/>
+              <w:spacing w:before="0" w:after="0" w:line="320" w:lineRule="exact"/>
+            </w:pPr>
+            <w:r>
+              <w:rPr>
+                <w:rFonts w:ascii="Calibri" w:hAnsi="Calibri" w:eastAsia="Microsoft YaHei" w:cs="Calibri"/>
+                <w:sz w:val="18"/>
+                <w:szCs w:val="18"/>
+              </w:rPr>
+              <w:t xml:space="preserve">1.515×</w:t>
+            </w:r>
+          </w:p>
+        </w:tc>
+        <w:tc>
+          <w:tcPr>
+            <w:tcW w:w="2265" w:type="dxa"/>
+          </w:tcPr>
+          <w:p>
+            <w:pPr>
+              <w:pStyle w:val="TableText"/>
+              <w:jc w:val="left"/>
+              <w:wordWrap w:val="0"/>
+              <w:spacing w:before="0" w:after="0" w:line="320" w:lineRule="exact"/>
+            </w:pPr>
+            <w:r>
+              <w:rPr>
+                <w:rFonts w:ascii="Calibri" w:hAnsi="Calibri" w:eastAsia="Microsoft YaHei" w:cs="Calibri"/>
+                <w:sz w:val="18"/>
+                <w:szCs w:val="18"/>
+              </w:rPr>
+              <w:t xml:space="preserve">≥ 1.500×</w:t>
+            </w:r>
+          </w:p>
+        </w:tc>
+      </w:tr>
+      <w:tr>
+        <w:trPr>
+          <w:cantSplit/>
+        </w:trPr>
+        <w:tc>
+          <w:tcPr>
+            <w:tcW w:w="1726" w:type="dxa"/>
+          </w:tcPr>
+          <w:p>
+            <w:pPr>
+              <w:pStyle w:val="TableText"/>
+              <w:jc w:val="left"/>
+              <w:wordWrap w:val="0"/>
+              <w:spacing w:before="0" w:after="0" w:line="320" w:lineRule="exact"/>
+            </w:pPr>
+            <w:r>
+              <w:rPr>
+                <w:rFonts w:ascii="Calibri" w:hAnsi="Calibri" w:eastAsia="Microsoft YaHei" w:cs="Calibri"/>
+                <w:sz w:val="18"/>
+                <w:szCs w:val="18"/>
+              </w:rPr>
+              <w:t xml:space="preserve">O⁠u⁠t⁠e⁠r 附加时延</w:t>
+            </w:r>
+          </w:p>
+        </w:tc>
+        <w:tc>
+          <w:tcPr>
+            <w:tcW w:w="3557" w:type="dxa"/>
+          </w:tcPr>
+          <w:p>
+            <w:pPr>
+              <w:pStyle w:val="TableText"/>
+              <w:jc w:val="left"/>
+              <w:wordWrap w:val="0"/>
+              <w:spacing w:before="0" w:after="0" w:line="320" w:lineRule="exact"/>
+            </w:pPr>
+            <w:r>
+              <w:rPr>
+                <w:rFonts w:ascii="Calibri" w:hAnsi="Calibri" w:eastAsia="Microsoft YaHei" w:cs="Calibri"/>
+                <w:sz w:val="18"/>
+                <w:szCs w:val="18"/>
+              </w:rPr>
+              <w:t xml:space="preserve">s⁠p⁠i⁠l⁠l⁠-⁠5⁠1⁠2⁠K - s⁠p⁠i⁠l⁠l⁠-⁠I⁠d⁠e⁠a⁠l⁠D⁠i⁠r</w:t>
+            </w:r>
+          </w:p>
+        </w:tc>
+        <w:tc>
+          <w:tcPr>
+            <w:tcW w:w="2050" w:type="dxa"/>
+          </w:tcPr>
+          <w:p>
+            <w:pPr>
+              <w:pStyle w:val="TableText"/>
+              <w:jc w:val="left"/>
+              <w:wordWrap w:val="0"/>
+              <w:spacing w:before="0" w:after="0" w:line="320" w:lineRule="exact"/>
+            </w:pPr>
+            <w:r>
+              <w:rPr>
+                <w:rFonts w:ascii="Calibri" w:hAnsi="Calibri" w:eastAsia="Microsoft YaHei" w:cs="Calibri"/>
+                <w:sz w:val="18"/>
+                <w:szCs w:val="18"/>
+              </w:rPr>
+              <w:t xml:space="preserve">10.535 n⁠s</w:t>
+            </w:r>
+          </w:p>
+        </w:tc>
+        <w:tc>
+          <w:tcPr>
+            <w:tcW w:w="2265" w:type="dxa"/>
+          </w:tcPr>
+          <w:p>
+            <w:pPr>
+              <w:pStyle w:val="TableText"/>
+              <w:jc w:val="left"/>
+              <w:wordWrap w:val="0"/>
+              <w:spacing w:before="0" w:after="0" w:line="320" w:lineRule="exact"/>
+            </w:pPr>
+            <w:r>
+              <w:rPr>
+                <w:rFonts w:ascii="Calibri" w:hAnsi="Calibri" w:eastAsia="Microsoft YaHei" w:cs="Calibri"/>
+                <w:sz w:val="18"/>
+                <w:szCs w:val="18"/>
+              </w:rPr>
+              <w:t xml:space="preserve">&lt; 25.000 n⁠s</w:t>
+            </w:r>
+          </w:p>
+        </w:tc>
+      </w:tr>
+      <w:tr>
+        <w:trPr>
+          <w:cantSplit/>
+        </w:trPr>
+        <w:tc>
+          <w:tcPr>
+            <w:tcW w:w="1726" w:type="dxa"/>
+          </w:tcPr>
+          <w:p>
+            <w:pPr>
+              <w:pStyle w:val="TableText"/>
+              <w:jc w:val="left"/>
+              <w:wordWrap w:val="0"/>
+              <w:spacing w:before="0" w:after="0" w:line="320" w:lineRule="exact"/>
+            </w:pPr>
+            <w:r>
+              <w:rPr>
+                <w:rFonts w:ascii="Calibri" w:hAnsi="Calibri" w:eastAsia="Microsoft YaHei" w:cs="Calibri"/>
+                <w:sz w:val="18"/>
+                <w:szCs w:val="18"/>
+              </w:rPr>
+              <w:t xml:space="preserve">2 G⁠H⁠z 周期换算</w:t>
+            </w:r>
+          </w:p>
+        </w:tc>
+        <w:tc>
+          <w:tcPr>
+            <w:tcW w:w="3557" w:type="dxa"/>
+          </w:tcPr>
+          <w:p>
+            <w:pPr>
+              <w:pStyle w:val="TableText"/>
+              <w:jc w:val="left"/>
+              <w:wordWrap w:val="0"/>
+              <w:spacing w:before="0" w:after="0" w:line="320" w:lineRule="exact"/>
+            </w:pPr>
+            <w:r>
+              <w:rPr>
+                <w:rFonts w:ascii="Calibri" w:hAnsi="Calibri" w:eastAsia="Microsoft YaHei" w:cs="Calibri"/>
+                <w:sz w:val="18"/>
+                <w:szCs w:val="18"/>
+              </w:rPr>
+              <w:t xml:space="preserve">d⁠e⁠l⁠t⁠a⁠_⁠o⁠u⁠t⁠e⁠r × 2</w:t>
+            </w:r>
+          </w:p>
+        </w:tc>
+        <w:tc>
+          <w:tcPr>
+            <w:tcW w:w="2050" w:type="dxa"/>
+          </w:tcPr>
+          <w:p>
+            <w:pPr>
+              <w:pStyle w:val="TableText"/>
+              <w:jc w:val="left"/>
+              <w:wordWrap w:val="0"/>
+              <w:spacing w:before="0" w:after="0" w:line="320" w:lineRule="exact"/>
+            </w:pPr>
+            <w:r>
+              <w:rPr>
+                <w:rFonts w:ascii="Calibri" w:hAnsi="Calibri" w:eastAsia="Microsoft YaHei" w:cs="Calibri"/>
+                <w:sz w:val="18"/>
+                <w:szCs w:val="18"/>
+              </w:rPr>
+              <w:t xml:space="preserve">21.069 c⁠y⁠c⁠l⁠e⁠s</w:t>
+            </w:r>
+          </w:p>
+        </w:tc>
+        <w:tc>
+          <w:tcPr>
+            <w:tcW w:w="2265" w:type="dxa"/>
+          </w:tcPr>
+          <w:p>
+            <w:pPr>
+              <w:pStyle w:val="TableText"/>
+              <w:jc w:val="left"/>
+              <w:wordWrap w:val="0"/>
+              <w:spacing w:before="0" w:after="0" w:line="320" w:lineRule="exact"/>
+            </w:pPr>
+            <w:r>
+              <w:rPr>
+                <w:rFonts w:ascii="Calibri" w:hAnsi="Calibri" w:eastAsia="Microsoft YaHei" w:cs="Calibri"/>
+                <w:sz w:val="18"/>
+                <w:szCs w:val="18"/>
+              </w:rPr>
+              <w:t xml:space="preserve">&lt; 50.000 c⁠y⁠c⁠l⁠e⁠s</w:t>
+            </w:r>
+          </w:p>
+        </w:tc>
+      </w:tr>
+    </w:tbl>
+    <w:p>
+      <w:pPr>
+        <w:ind w:left="0" w:firstLine="420"/>
+      </w:pPr>
+      <w:r>
+        <w:rPr>
+          <w:rFonts w:ascii="Calibri" w:hAnsi="Calibri" w:eastAsia="Microsoft YaHei" w:cs="Calibri"/>
+        </w:rPr>
+        <w:t xml:space="preserve">容量实验中的 naive 和 spill-noopt 分别提供固定片上目录基线与分层目录覆盖量；时⁠延⁠实⁠验⁠中⁠的</w:t>
+      </w:r>
+    </w:p>
+    <w:p>
+      <w:pPr>
+        <w:ind w:left="0" w:firstLine="420"/>
+      </w:pPr>
+      <w:r>
+        <w:rPr>
+          <w:rFonts w:ascii="Calibri" w:hAnsi="Calibri" w:eastAsia="Microsoft YaHei" w:cs="Calibri"/>
+        </w:rPr>
+        <w:t xml:space="preserve">spill-512K 和 spill-IdealDir 分别提供有目录溢出的路径与无溢出参考路径。每个角⁠色⁠按⁠对⁠应⁠的</w:t>
+      </w:r>
+    </w:p>
+    <w:p>
+      <w:pPr>
+        <w:ind w:left="0" w:firstLine="420"/>
+      </w:pPr>
+      <w:r>
+        <w:rPr>
+          <w:rFonts w:ascii="Calibri" w:hAnsi="Calibri" w:eastAsia="Microsoft YaHei" w:cs="Calibri"/>
+        </w:rPr>
+        <w:t xml:space="preserve">测量职责形成⁠指⁠标⁠结⁠果⁠。</w:t>
+      </w:r>
+    </w:p>
+    <w:p>
+      <w:pPr>
+        <w:pStyle w:val="Heading3"/>
+        <w:keepNext/>
+      </w:pPr>
+      <w:r>
+        <w:rPr>
+          <w:rFonts w:ascii="Calibri" w:hAnsi="Calibri" w:eastAsia="SimHei" w:cs="Calibri"/>
+        </w:rPr>
+        <w:t xml:space="preserve">2.4 指标 2 口径</w:t>
+      </w:r>
+    </w:p>
+    <w:p>
+      <w:pPr>
+        <w:ind w:left="0" w:firstLine="420"/>
+      </w:pPr>
+      <w:r>
+        <w:rPr>
+          <w:rFonts w:ascii="Calibri" w:hAnsi="Calibri" w:eastAsia="Microsoft YaHei" w:cs="Calibri"/>
+        </w:rPr>
+        <w:t xml:space="preserve">指标 2 比较 optimized 与 naive。冻⁠结⁠规⁠则⁠为⁠：</w:t>
+      </w:r>
+    </w:p>
+    <w:p>
+      <w:pPr>
+        <w:ind w:left="360" w:firstLine="0"/>
+      </w:pPr>
+      <w:r>
+        <w:rPr>
+          <w:rFonts w:ascii="Calibri" w:hAnsi="Calibri" w:eastAsia="Microsoft YaHei" w:cs="Calibri"/>
+        </w:rPr>
+        <w:t xml:space="preserve">• naive 平均时延不低于 500 ns 的场景进入聚合；</w:t>
+      </w:r>
+    </w:p>
+    <w:p>
+      <w:pPr>
+        <w:ind w:left="360" w:firstLine="0"/>
+      </w:pPr>
+      <w:r>
+        <w:rPr>
+          <w:rFonts w:ascii="Calibri" w:hAnsi="Calibri" w:eastAsia="Microsoft YaHei" w:cs="Calibri"/>
+        </w:rPr>
+        <w:t xml:space="preserve">• 每个适用场景贡献一个百分比降幅；</w:t>
+      </w:r>
+    </w:p>
+    <w:p>
+      <w:pPr>
+        <w:ind w:left="360" w:firstLine="0"/>
+      </w:pPr>
+      <w:r>
+        <w:rPr>
+          <w:rFonts w:ascii="Calibri" w:hAnsi="Calibri" w:eastAsia="Microsoft YaHei" w:cs="Calibri"/>
+        </w:rPr>
+        <w:t xml:space="preserve">• 适用场景按 case 等权平均；</w:t>
+      </w:r>
+    </w:p>
+    <w:p>
+      <w:pPr>
+        <w:ind w:left="360" w:firstLine="0"/>
+      </w:pPr>
+      <w:r>
+        <w:rPr>
+          <w:rFonts w:ascii="Calibri" w:hAnsi="Calibri" w:eastAsia="Microsoft YaHei" w:cs="Calibri"/>
+        </w:rPr>
+        <w:t xml:space="preserve">• 所有计划场景均执行，低时延中性场景保留为控制项。</w:t>
+      </w:r>
+    </w:p>
+    <w:p>
+      <w:pPr>
+        <w:pStyle w:val="Heading3"/>
+        <w:keepNext/>
+      </w:pPr>
+      <w:r>
+        <w:rPr>
+          <w:rFonts w:ascii="Calibri" w:hAnsi="Calibri" w:eastAsia="SimHei" w:cs="Calibri"/>
+        </w:rPr>
+        <w:t xml:space="preserve">2.5 指标 3 口径</w:t>
+      </w:r>
+    </w:p>
+    <w:p>
+      <w:pPr>
+        <w:ind w:left="0" w:firstLine="420"/>
+      </w:pPr>
+      <w:r>
+        <w:rPr>
+          <w:rFonts w:ascii="Calibri" w:hAnsi="Calibri" w:eastAsia="Microsoft YaHei" w:cs="Calibri"/>
+        </w:rPr>
+        <w:t xml:space="preserve">指标 3 采用固定 256 KiB L3、100% 压力下的五对 UBCC/HA-VI ⁠配⁠对⁠运⁠行⁠：</w:t>
+      </w:r>
+    </w:p>
+    <w:p>
+      <w:pPr>
+        <w:ind w:left="360" w:firstLine="0"/>
+      </w:pPr>
+      <w:r>
+        <w:rPr>
+          <w:rFonts w:ascii="Calibri" w:hAnsi="Calibri" w:eastAsia="Microsoft YaHei" w:cs="Calibri"/>
+        </w:rPr>
+        <w:t xml:space="preserve">• 核心场景组：TC228、TC229、TC230 各占 1/3；</w:t>
+      </w:r>
+    </w:p>
+    <w:p>
+      <w:pPr>
+        <w:ind w:left="360" w:firstLine="0"/>
+      </w:pPr>
+      <w:r>
+        <w:rPr>
+          <w:rFonts w:ascii="Calibri" w:hAnsi="Calibri" w:eastAsia="Microsoft YaHei" w:cs="Calibri"/>
+        </w:rPr>
+        <w:t xml:space="preserve">• 代表场景组：TC231-TC235 各占 1/5。</w:t>
+      </w:r>
+    </w:p>
+    <w:p>
+      <w:pPr>
+        <w:ind w:left="0" w:firstLine="420"/>
+      </w:pPr>
+      <w:r>
+        <w:rPr>
+          <w:rFonts w:ascii="Calibri" w:hAnsi="Calibri" w:eastAsia="Microsoft YaHei" w:cs="Calibri"/>
+        </w:rPr>
+        <w:t xml:space="preserve">代表场景组每个 testcase 只贡献⁠一⁠个⁠主⁠值⁠：</w:t>
+      </w:r>
+    </w:p>
+    <w:p>
+      <w:pPr>
+        <w:ind w:left="360" w:firstLine="0"/>
+      </w:pPr>
+      <w:r>
+        <w:rPr>
+          <w:rFonts w:ascii="Calibri" w:hAnsi="Calibri" w:eastAsia="Microsoft YaHei" w:cs="Calibri"/>
+        </w:rPr>
+        <w:t xml:space="preserve">• TC231：clean shared read；</w:t>
+      </w:r>
+    </w:p>
+    <w:p>
+      <w:pPr>
+        <w:ind w:left="360" w:firstLine="0"/>
+      </w:pPr>
+      <w:r>
+        <w:rPr>
+          <w:rFonts w:ascii="Calibri" w:hAnsi="Calibri" w:eastAsia="Microsoft YaHei" w:cs="Calibri"/>
+        </w:rPr>
+        <w:t xml:space="preserve">• TC232：2/3 × hot-key read + 1/3 × hot-key write；</w:t>
+      </w:r>
+    </w:p>
+    <w:p>
+      <w:pPr>
+        <w:ind w:left="360" w:firstLine="0"/>
+      </w:pPr>
+      <w:r>
+        <w:rPr>
+          <w:rFonts w:ascii="Calibri" w:hAnsi="Calibri" w:eastAsia="Microsoft YaHei" w:cs="Calibri"/>
+        </w:rPr>
+        <w:t xml:space="preserve">• TC233：producer-consumer service；</w:t>
+      </w:r>
+    </w:p>
+    <w:p>
+      <w:pPr>
+        <w:ind w:left="360" w:firstLine="0"/>
+      </w:pPr>
+      <w:r>
+        <w:rPr>
+          <w:rFonts w:ascii="Calibri" w:hAnsi="Calibri" w:eastAsia="Microsoft YaHei" w:cs="Calibri"/>
+        </w:rPr>
+        <w:t xml:space="preserve">• TC234：queued-token end-to-end；</w:t>
+      </w:r>
+    </w:p>
+    <w:p>
+      <w:pPr>
+        <w:ind w:left="360" w:firstLine="0"/>
+      </w:pPr>
+      <w:r>
+        <w:rPr>
+          <w:rFonts w:ascii="Calibri" w:hAnsi="Calibri" w:eastAsia="Microsoft YaHei" w:cs="Calibri"/>
+        </w:rPr>
+        <w:t xml:space="preserve">• TC235：catalog-KV end-to-end。</w:t>
+      </w:r>
+    </w:p>
+    <w:p>
+      <w:pPr>
+        <w:ind w:left="0" w:firstLine="420"/>
+      </w:pPr>
+      <w:r>
+        <w:rPr>
+          <w:rFonts w:ascii="Calibri" w:hAnsi="Calibri" w:eastAsia="Microsoft YaHei" w:cs="Calibri"/>
+        </w:rPr>
+        <w:t xml:space="preserve">判据为严格的 UBCC 平均时延 &lt; HA-VI ⁠平⁠均⁠时⁠延⁠。</w:t>
+      </w:r>
+    </w:p>
+    <w:p>
+      <w:pPr>
+        <w:ind w:left="0" w:firstLine="420"/>
+      </w:pPr>
+      <w:r>
+        <w:rPr>
+          <w:rFonts w:ascii="Calibri" w:hAnsi="Calibri" w:eastAsia="Microsoft YaHei" w:cs="Calibri"/>
+        </w:rPr>
+        <w:t xml:space="preserve">确定性重复仿真用于证明结果可复现，不等同于对总体分布建立统⁠计⁠置⁠信⁠度⁠。</w:t>
+      </w:r>
+    </w:p>
+    <w:p>
+      <w:pPr>
+        <w:pStyle w:val="Heading3"/>
+        <w:keepNext/>
+      </w:pPr>
+      <w:r>
+        <w:rPr>
+          <w:rFonts w:ascii="Calibri" w:hAnsi="Calibri" w:eastAsia="SimHei" w:cs="Calibri"/>
+        </w:rPr>
+        <w:t xml:space="preserve">2.6 完成边界</w:t>
+      </w:r>
+    </w:p>
+    <w:p>
+      <w:pPr>
+        <w:ind w:left="0" w:firstLine="420"/>
+      </w:pPr>
+      <w:r>
+        <w:rPr>
+          <w:rFonts w:ascii="Calibri" w:hAnsi="Calibri" w:eastAsia="Microsoft YaHei" w:cs="Calibri"/>
+        </w:rPr>
+        <w:t xml:space="preserve">所有比较遵循发布事件原则：只统计满足冻结完成条件并已经发布完成事件的根操作⁠。⁠开⁠始⁠点⁠为</w:t>
+      </w:r>
+    </w:p>
+    <w:p>
+      <w:pPr>
+        <w:ind w:left="0" w:firstLine="420"/>
+      </w:pPr>
+      <w:r>
+        <w:rPr>
+          <w:rFonts w:ascii="Calibri" w:hAnsi="Calibri" w:eastAsia="Microsoft YaHei" w:cs="Calibri"/>
+        </w:rPr>
+        <w:t xml:space="preserve">workload 发起目标操作，结束点为数据和权限满足该 workload 的可观察完成条件。未⁠完⁠成⁠事⁠件⁠、</w:t>
+      </w:r>
+    </w:p>
+    <w:p>
+      <w:pPr>
+        <w:ind w:left="0" w:firstLine="420"/>
+      </w:pPr>
+      <w:r>
+        <w:rPr>
+          <w:rFonts w:ascii="Calibri" w:hAnsi="Calibri" w:eastAsia="Microsoft YaHei" w:cs="Calibri"/>
+        </w:rPr>
+        <w:t xml:space="preserve">内部服务计时和诊断子阶段不⁠进⁠入⁠聚⁠合⁠。</w:t>
+      </w:r>
+    </w:p>
+    <w:p>
+      <w:pPr>
+        <w:pStyle w:val="Heading3"/>
+        <w:keepNext/>
+      </w:pPr>
+      <w:r>
+        <w:rPr>
+          <w:rFonts w:ascii="Calibri" w:hAnsi="Calibri" w:eastAsia="SimHei" w:cs="Calibri"/>
+        </w:rPr>
+        <w:t xml:space="preserve">2.7 计分集与支撑集</w:t>
       </w:r>
     </w:p>
     <w:p>
@@ -2950,6 +5153,510 @@
           <w:rFonts w:ascii="Calibri" w:hAnsi="Calibri" w:eastAsia="SimHei" w:cs="Calibri"/>
         </w:rPr>
         <w:t xml:space="preserve">3.1 结果</w:t>
+      </w:r>
+    </w:p>
+    <w:p>
+      <w:pPr>
+        <w:ind w:left="0" w:firstLine="420"/>
+      </w:pPr>
+      <w:r>
+        <w:rPr>
+          <w:rFonts w:ascii="Calibri" w:hAnsi="Calibri" w:eastAsia="Microsoft YaHei" w:cs="Calibri"/>
+        </w:rPr>
+        <w:t xml:space="preserve">指标 1 的三个实验角色采用以下⁠目⁠录⁠容⁠量⁠：</w:t>
+      </w:r>
+    </w:p>
+    <w:tbl>
+      <w:tblPr>
+        <w:tblStyle w:val="TableGrid"/>
+        <w:tblW w:w="5000" w:type="pct"/>
+        <w:tblLayout w:type="fixed"/>
+        <w:tblCellMar>
+          <w:top w:w="60" w:type="dxa"/>
+          <w:left w:w="90" w:type="dxa"/>
+          <w:bottom w:w="60" w:type="dxa"/>
+          <w:right w:w="90" w:type="dxa"/>
+        </w:tblCellMar>
+      </w:tblPr>
+      <w:tblGrid>
+        <w:gridCol w:w="2107"/>
+        <w:gridCol w:w="1690"/>
+        <w:gridCol w:w="2315"/>
+        <w:gridCol w:w="1586"/>
+        <w:gridCol w:w="1899"/>
+      </w:tblGrid>
+      <w:tr>
+        <w:trPr>
+          <w:cantSplit/>
+          <w:tblHeader/>
+        </w:trPr>
+        <w:tc>
+          <w:tcPr>
+            <w:tcW w:w="2107" w:type="dxa"/>
+            <w:shd w:val="clear" w:color="auto" w:fill="D9E2F3"/>
+          </w:tcPr>
+          <w:p>
+            <w:pPr>
+              <w:pStyle w:val="TableText"/>
+              <w:jc w:val="left"/>
+              <w:wordWrap w:val="0"/>
+              <w:spacing w:before="0" w:after="0" w:line="320" w:lineRule="exact"/>
+            </w:pPr>
+            <w:r>
+              <w:rPr>
+                <w:rFonts w:ascii="Calibri" w:hAnsi="Calibri" w:eastAsia="SimHei" w:cs="Calibri"/>
+                <w:b/>
+                <w:sz w:val="18"/>
+                <w:szCs w:val="18"/>
+              </w:rPr>
+              <w:t xml:space="preserve">角色</w:t>
+            </w:r>
+          </w:p>
+        </w:tc>
+        <w:tc>
+          <w:tcPr>
+            <w:tcW w:w="1690" w:type="dxa"/>
+            <w:shd w:val="clear" w:color="auto" w:fill="D9E2F3"/>
+          </w:tcPr>
+          <w:p>
+            <w:pPr>
+              <w:pStyle w:val="TableText"/>
+              <w:jc w:val="left"/>
+              <w:wordWrap w:val="0"/>
+              <w:spacing w:before="0" w:after="0" w:line="320" w:lineRule="exact"/>
+            </w:pPr>
+            <w:r>
+              <w:rPr>
+                <w:rFonts w:ascii="Calibri" w:hAnsi="Calibri" w:eastAsia="SimHei" w:cs="Calibri"/>
+                <w:b/>
+                <w:sz w:val="18"/>
+                <w:szCs w:val="18"/>
+              </w:rPr>
+              <w:t xml:space="preserve">片上目录预算</w:t>
+            </w:r>
+          </w:p>
+        </w:tc>
+        <w:tc>
+          <w:tcPr>
+            <w:tcW w:w="2315" w:type="dxa"/>
+            <w:shd w:val="clear" w:color="auto" w:fill="D9E2F3"/>
+          </w:tcPr>
+          <w:p>
+            <w:pPr>
+              <w:pStyle w:val="TableText"/>
+              <w:jc w:val="left"/>
+              <w:wordWrap w:val="0"/>
+              <w:spacing w:before="0" w:after="0" w:line="320" w:lineRule="exact"/>
+            </w:pPr>
+            <w:r>
+              <w:rPr>
+                <w:rFonts w:ascii="Calibri" w:hAnsi="Calibri" w:eastAsia="SimHei" w:cs="Calibri"/>
+                <w:b/>
+                <w:sz w:val="18"/>
+                <w:szCs w:val="18"/>
+              </w:rPr>
+              <w:t xml:space="preserve">R⁠e⁠s⁠i⁠d⁠e⁠n⁠t⁠D⁠i⁠r 物理容量</w:t>
+            </w:r>
+          </w:p>
+        </w:tc>
+        <w:tc>
+          <w:tcPr>
+            <w:tcW w:w="1586" w:type="dxa"/>
+            <w:shd w:val="clear" w:color="auto" w:fill="D9E2F3"/>
+          </w:tcPr>
+          <w:p>
+            <w:pPr>
+              <w:pStyle w:val="TableText"/>
+              <w:jc w:val="left"/>
+              <w:wordWrap w:val="0"/>
+              <w:spacing w:before="0" w:after="0" w:line="320" w:lineRule="exact"/>
+            </w:pPr>
+            <w:r>
+              <w:rPr>
+                <w:rFonts w:ascii="Calibri" w:hAnsi="Calibri" w:eastAsia="SimHei" w:cs="Calibri"/>
+                <w:b/>
+                <w:sz w:val="18"/>
+                <w:szCs w:val="18"/>
+              </w:rPr>
+              <w:t xml:space="preserve">B⁠a⁠c⁠k⁠s⁠t⁠o⁠r⁠e</w:t>
+            </w:r>
+          </w:p>
+        </w:tc>
+        <w:tc>
+          <w:tcPr>
+            <w:tcW w:w="1899" w:type="dxa"/>
+            <w:shd w:val="clear" w:color="auto" w:fill="D9E2F3"/>
+          </w:tcPr>
+          <w:p>
+            <w:pPr>
+              <w:pStyle w:val="TableText"/>
+              <w:jc w:val="left"/>
+              <w:wordWrap w:val="0"/>
+              <w:spacing w:before="0" w:after="0" w:line="320" w:lineRule="exact"/>
+            </w:pPr>
+            <w:r>
+              <w:rPr>
+                <w:rFonts w:ascii="Calibri" w:hAnsi="Calibri" w:eastAsia="SimHei" w:cs="Calibri"/>
+                <w:b/>
+                <w:sz w:val="18"/>
+                <w:szCs w:val="18"/>
+              </w:rPr>
+              <w:t xml:space="preserve">指标用途</w:t>
+            </w:r>
+          </w:p>
+        </w:tc>
+      </w:tr>
+      <w:tr>
+        <w:trPr>
+          <w:cantSplit/>
+        </w:trPr>
+        <w:tc>
+          <w:tcPr>
+            <w:tcW w:w="2107" w:type="dxa"/>
+          </w:tcPr>
+          <w:p>
+            <w:pPr>
+              <w:pStyle w:val="TableText"/>
+              <w:jc w:val="left"/>
+              <w:wordWrap w:val="0"/>
+              <w:spacing w:before="0" w:after="0" w:line="320" w:lineRule="exact"/>
+            </w:pPr>
+            <w:r>
+              <w:rPr>
+                <w:rFonts w:ascii="Calibri" w:hAnsi="Calibri" w:eastAsia="Microsoft YaHei" w:cs="Calibri"/>
+                <w:sz w:val="18"/>
+                <w:szCs w:val="18"/>
+              </w:rPr>
+              <w:t xml:space="preserve">n⁠a⁠i⁠v⁠e</w:t>
+            </w:r>
+          </w:p>
+        </w:tc>
+        <w:tc>
+          <w:tcPr>
+            <w:tcW w:w="1690" w:type="dxa"/>
+          </w:tcPr>
+          <w:p>
+            <w:pPr>
+              <w:pStyle w:val="TableText"/>
+              <w:jc w:val="left"/>
+              <w:wordWrap w:val="0"/>
+              <w:spacing w:before="0" w:after="0" w:line="320" w:lineRule="exact"/>
+            </w:pPr>
+            <w:r>
+              <w:rPr>
+                <w:rFonts w:ascii="Calibri" w:hAnsi="Calibri" w:eastAsia="Microsoft YaHei" w:cs="Calibri"/>
+                <w:sz w:val="18"/>
+                <w:szCs w:val="18"/>
+              </w:rPr>
+              <w:t xml:space="preserve">512 K⁠i⁠B</w:t>
+            </w:r>
+          </w:p>
+        </w:tc>
+        <w:tc>
+          <w:tcPr>
+            <w:tcW w:w="2315" w:type="dxa"/>
+          </w:tcPr>
+          <w:p>
+            <w:pPr>
+              <w:pStyle w:val="TableText"/>
+              <w:jc w:val="left"/>
+              <w:wordWrap w:val="0"/>
+              <w:spacing w:before="0" w:after="0" w:line="320" w:lineRule="exact"/>
+            </w:pPr>
+            <w:r>
+              <w:rPr>
+                <w:rFonts w:ascii="Calibri" w:hAnsi="Calibri" w:eastAsia="Microsoft YaHei" w:cs="Calibri"/>
+                <w:sz w:val="18"/>
+                <w:szCs w:val="18"/>
+              </w:rPr>
+              <w:t xml:space="preserve">65,536 条</w:t>
+            </w:r>
+          </w:p>
+        </w:tc>
+        <w:tc>
+          <w:tcPr>
+            <w:tcW w:w="1586" w:type="dxa"/>
+          </w:tcPr>
+          <w:p>
+            <w:pPr>
+              <w:pStyle w:val="TableText"/>
+              <w:jc w:val="left"/>
+              <w:wordWrap w:val="0"/>
+              <w:spacing w:before="0" w:after="0" w:line="320" w:lineRule="exact"/>
+            </w:pPr>
+            <w:r>
+              <w:rPr>
+                <w:rFonts w:ascii="Calibri" w:hAnsi="Calibri" w:eastAsia="Microsoft YaHei" w:cs="Calibri"/>
+                <w:sz w:val="18"/>
+                <w:szCs w:val="18"/>
+              </w:rPr>
+              <w:t xml:space="preserve">基线策略</w:t>
+            </w:r>
+          </w:p>
+        </w:tc>
+        <w:tc>
+          <w:tcPr>
+            <w:tcW w:w="1899" w:type="dxa"/>
+          </w:tcPr>
+          <w:p>
+            <w:pPr>
+              <w:pStyle w:val="TableText"/>
+              <w:jc w:val="left"/>
+              <w:wordWrap w:val="0"/>
+              <w:spacing w:before="0" w:after="0" w:line="320" w:lineRule="exact"/>
+            </w:pPr>
+            <w:r>
+              <w:rPr>
+                <w:rFonts w:ascii="Calibri" w:hAnsi="Calibri" w:eastAsia="Microsoft YaHei" w:cs="Calibri"/>
+                <w:sz w:val="18"/>
+                <w:szCs w:val="18"/>
+              </w:rPr>
+              <w:t xml:space="preserve">容量分母</w:t>
+            </w:r>
+          </w:p>
+        </w:tc>
+      </w:tr>
+      <w:tr>
+        <w:trPr>
+          <w:cantSplit/>
+        </w:trPr>
+        <w:tc>
+          <w:tcPr>
+            <w:tcW w:w="2107" w:type="dxa"/>
+          </w:tcPr>
+          <w:p>
+            <w:pPr>
+              <w:pStyle w:val="TableText"/>
+              <w:jc w:val="left"/>
+              <w:wordWrap w:val="0"/>
+              <w:spacing w:before="0" w:after="0" w:line="320" w:lineRule="exact"/>
+            </w:pPr>
+            <w:r>
+              <w:rPr>
+                <w:rFonts w:ascii="Calibri" w:hAnsi="Calibri" w:eastAsia="Microsoft YaHei" w:cs="Calibri"/>
+                <w:sz w:val="18"/>
+                <w:szCs w:val="18"/>
+              </w:rPr>
+              <w:t xml:space="preserve">s⁠p⁠i⁠l⁠l⁠-⁠5⁠1⁠2⁠K</w:t>
+            </w:r>
+          </w:p>
+        </w:tc>
+        <w:tc>
+          <w:tcPr>
+            <w:tcW w:w="1690" w:type="dxa"/>
+          </w:tcPr>
+          <w:p>
+            <w:pPr>
+              <w:pStyle w:val="TableText"/>
+              <w:jc w:val="left"/>
+              <w:wordWrap w:val="0"/>
+              <w:spacing w:before="0" w:after="0" w:line="320" w:lineRule="exact"/>
+            </w:pPr>
+            <w:r>
+              <w:rPr>
+                <w:rFonts w:ascii="Calibri" w:hAnsi="Calibri" w:eastAsia="Microsoft YaHei" w:cs="Calibri"/>
+                <w:sz w:val="18"/>
+                <w:szCs w:val="18"/>
+              </w:rPr>
+              <w:t xml:space="preserve">512 K⁠i⁠B</w:t>
+            </w:r>
+          </w:p>
+        </w:tc>
+        <w:tc>
+          <w:tcPr>
+            <w:tcW w:w="2315" w:type="dxa"/>
+          </w:tcPr>
+          <w:p>
+            <w:pPr>
+              <w:pStyle w:val="TableText"/>
+              <w:jc w:val="left"/>
+              <w:wordWrap w:val="0"/>
+              <w:spacing w:before="0" w:after="0" w:line="320" w:lineRule="exact"/>
+            </w:pPr>
+            <w:r>
+              <w:rPr>
+                <w:rFonts w:ascii="Calibri" w:hAnsi="Calibri" w:eastAsia="Microsoft YaHei" w:cs="Calibri"/>
+                <w:sz w:val="18"/>
+                <w:szCs w:val="18"/>
+              </w:rPr>
+              <w:t xml:space="preserve">57,344 条</w:t>
+            </w:r>
+          </w:p>
+        </w:tc>
+        <w:tc>
+          <w:tcPr>
+            <w:tcW w:w="1586" w:type="dxa"/>
+          </w:tcPr>
+          <w:p>
+            <w:pPr>
+              <w:pStyle w:val="TableText"/>
+              <w:jc w:val="left"/>
+              <w:wordWrap w:val="0"/>
+              <w:spacing w:before="0" w:after="0" w:line="320" w:lineRule="exact"/>
+            </w:pPr>
+            <w:r>
+              <w:rPr>
+                <w:rFonts w:ascii="Calibri" w:hAnsi="Calibri" w:eastAsia="Microsoft YaHei" w:cs="Calibri"/>
+                <w:sz w:val="18"/>
+                <w:szCs w:val="18"/>
+              </w:rPr>
+              <w:t xml:space="preserve">H⁠6⁠4</w:t>
+            </w:r>
+          </w:p>
+        </w:tc>
+        <w:tc>
+          <w:tcPr>
+            <w:tcW w:w="1899" w:type="dxa"/>
+          </w:tcPr>
+          <w:p>
+            <w:pPr>
+              <w:pStyle w:val="TableText"/>
+              <w:jc w:val="left"/>
+              <w:wordWrap w:val="0"/>
+              <w:spacing w:before="0" w:after="0" w:line="320" w:lineRule="exact"/>
+            </w:pPr>
+            <w:r>
+              <w:rPr>
+                <w:rFonts w:ascii="Calibri" w:hAnsi="Calibri" w:eastAsia="Microsoft YaHei" w:cs="Calibri"/>
+                <w:sz w:val="18"/>
+                <w:szCs w:val="18"/>
+              </w:rPr>
+              <w:t xml:space="preserve">容量分子和附加时延被测侧</w:t>
+            </w:r>
+          </w:p>
+        </w:tc>
+      </w:tr>
+      <w:tr>
+        <w:trPr>
+          <w:cantSplit/>
+        </w:trPr>
+        <w:tc>
+          <w:tcPr>
+            <w:tcW w:w="2107" w:type="dxa"/>
+          </w:tcPr>
+          <w:p>
+            <w:pPr>
+              <w:pStyle w:val="TableText"/>
+              <w:jc w:val="left"/>
+              <w:wordWrap w:val="0"/>
+              <w:spacing w:before="0" w:after="0" w:line="320" w:lineRule="exact"/>
+            </w:pPr>
+            <w:r>
+              <w:rPr>
+                <w:rFonts w:ascii="Calibri" w:hAnsi="Calibri" w:eastAsia="Microsoft YaHei" w:cs="Calibri"/>
+                <w:sz w:val="18"/>
+                <w:szCs w:val="18"/>
+              </w:rPr>
+              <w:t xml:space="preserve">s⁠p⁠i⁠l⁠l⁠-⁠I⁠d⁠e⁠a⁠l⁠D⁠i⁠r</w:t>
+            </w:r>
+          </w:p>
+        </w:tc>
+        <w:tc>
+          <w:tcPr>
+            <w:tcW w:w="1690" w:type="dxa"/>
+          </w:tcPr>
+          <w:p>
+            <w:pPr>
+              <w:pStyle w:val="TableText"/>
+              <w:jc w:val="left"/>
+              <w:wordWrap w:val="0"/>
+              <w:spacing w:before="0" w:after="0" w:line="320" w:lineRule="exact"/>
+            </w:pPr>
+            <w:r>
+              <w:rPr>
+                <w:rFonts w:ascii="Calibri" w:hAnsi="Calibri" w:eastAsia="Microsoft YaHei" w:cs="Calibri"/>
+                <w:sz w:val="18"/>
+                <w:szCs w:val="18"/>
+              </w:rPr>
+              <w:t xml:space="preserve">2 M⁠i⁠B 实验角色</w:t>
+            </w:r>
+          </w:p>
+        </w:tc>
+        <w:tc>
+          <w:tcPr>
+            <w:tcW w:w="2315" w:type="dxa"/>
+          </w:tcPr>
+          <w:p>
+            <w:pPr>
+              <w:pStyle w:val="TableText"/>
+              <w:jc w:val="left"/>
+              <w:wordWrap w:val="0"/>
+              <w:spacing w:before="0" w:after="0" w:line="320" w:lineRule="exact"/>
+            </w:pPr>
+            <w:r>
+              <w:rPr>
+                <w:rFonts w:ascii="Calibri" w:hAnsi="Calibri" w:eastAsia="Microsoft YaHei" w:cs="Calibri"/>
+                <w:sz w:val="18"/>
+                <w:szCs w:val="18"/>
+              </w:rPr>
+              <w:t xml:space="preserve">131,072 条</w:t>
+            </w:r>
+          </w:p>
+        </w:tc>
+        <w:tc>
+          <w:tcPr>
+            <w:tcW w:w="1586" w:type="dxa"/>
+          </w:tcPr>
+          <w:p>
+            <w:pPr>
+              <w:pStyle w:val="TableText"/>
+              <w:jc w:val="left"/>
+              <w:wordWrap w:val="0"/>
+              <w:spacing w:before="0" w:after="0" w:line="320" w:lineRule="exact"/>
+            </w:pPr>
+            <w:r>
+              <w:rPr>
+                <w:rFonts w:ascii="Calibri" w:hAnsi="Calibri" w:eastAsia="Microsoft YaHei" w:cs="Calibri"/>
+                <w:sz w:val="18"/>
+                <w:szCs w:val="18"/>
+              </w:rPr>
+              <w:t xml:space="preserve">无溢出参考</w:t>
+            </w:r>
+          </w:p>
+        </w:tc>
+        <w:tc>
+          <w:tcPr>
+            <w:tcW w:w="1899" w:type="dxa"/>
+          </w:tcPr>
+          <w:p>
+            <w:pPr>
+              <w:pStyle w:val="TableText"/>
+              <w:jc w:val="left"/>
+              <w:wordWrap w:val="0"/>
+              <w:spacing w:before="0" w:after="0" w:line="320" w:lineRule="exact"/>
+            </w:pPr>
+            <w:r>
+              <w:rPr>
+                <w:rFonts w:ascii="Calibri" w:hAnsi="Calibri" w:eastAsia="Microsoft YaHei" w:cs="Calibri"/>
+                <w:sz w:val="18"/>
+                <w:szCs w:val="18"/>
+              </w:rPr>
+              <w:t xml:space="preserve">附加时延参考侧</w:t>
+            </w:r>
+          </w:p>
+        </w:tc>
+      </w:tr>
+    </w:tbl>
+    <w:p>
+      <w:pPr>
+        <w:ind w:left="0" w:firstLine="420"/>
+      </w:pPr>
+      <w:r>
+        <w:rPr>
+          <w:rFonts w:ascii="Calibri" w:hAnsi="Calibri" w:eastAsia="Microsoft YaHei" w:cs="Calibri"/>
+        </w:rPr>
+        <w:t xml:space="preserve">spill-512K 的 ResidentDir 物理容量为 57,344 条；TC131 结束时，ResidentDir 与 H64 Backstore</w:t>
+      </w:r>
+    </w:p>
+    <w:p>
+      <w:pPr>
+        <w:ind w:left="0" w:firstLine="420"/>
+      </w:pPr>
+      <w:r>
+        <w:rPr>
+          <w:rFonts w:ascii="Calibri" w:hAnsi="Calibri" w:eastAsia="Microsoft YaHei" w:cs="Calibri"/>
+        </w:rPr>
+        <w:t xml:space="preserve">按地址去重后的有效覆盖达到 99,293 条，因此容量比为 99,293 / 65,536 = 1.515×。</w:t>
       </w:r>
     </w:p>
     <w:tbl>
@@ -3379,7 +6086,7 @@
           <wp:inline distT="0" distB="0" distL="0" distR="0">
             <wp:extent cx="3600000" cy="1545821"/>
             <wp:effectExtent l="0" t="0" r="0" b="0"/>
-            <wp:docPr id="1" name="图 3-1 Metric1 容量与 Outer 附加时延" descr="图 3-1 Metric1 容量与 Outer 附加时延"/>
+            <wp:docPr id="1" name="图 3-1 指标 1 容量与 Outer 附加时延" descr="图 3-1 指标 1 容量与 Outer 附加时延"/>
             <wp:cNvGraphicFramePr>
               <a:graphicFrameLocks xmlns:a="http://schemas.openxmlformats.org/drawingml/2006/main" noChangeAspect="1"/>
             </wp:cNvGraphicFramePr>
@@ -3387,7 +6094,7 @@
               <a:graphicData uri="http://schemas.openxmlformats.org/drawingml/2006/picture">
                 <pic:pic xmlns:pic="http://schemas.openxmlformats.org/drawingml/2006/picture">
                   <pic:nvPicPr>
-                    <pic:cNvPr id="1" name="图 3-1 Metric1 容量与 Outer 附加时延"/>
+                    <pic:cNvPr id="1" name="图 3-1 指标 1 容量与 Outer 附加时延"/>
                     <pic:cNvPicPr/>
                   </pic:nvPicPr>
                   <pic:blipFill>
@@ -3421,7 +6128,7 @@
         <w:rPr>
           <w:rFonts w:ascii="Calibri" w:hAnsi="Calibri" w:eastAsia="Microsoft YaHei" w:cs="Calibri"/>
         </w:rPr>
-        <w:t xml:space="preserve">图 3-1　Metric1 容量与附加时延</w:t>
+        <w:t xml:space="preserve">图 3-1　指标 1 容量与附加时延</w:t>
       </w:r>
     </w:p>
     <w:p>
@@ -4113,7 +6820,18 @@
         <w:rPr>
           <w:rFonts w:ascii="Calibri" w:hAnsi="Calibri" w:eastAsia="Microsoft YaHei" w:cs="Calibri"/>
         </w:rPr>
-        <w:t xml:space="preserve">spill-512K 每轮观察到 186 次 Backstore found fill，最大精确 live 覆盖为 99,291；</w:t>
+        <w:t xml:space="preserve">spill-512K 每轮观察到 186 次 Backstore found fill；该附加时延矩阵中的最大精确 liv⁠e⁠ ⁠覆⁠盖⁠为</w:t>
+      </w:r>
+    </w:p>
+    <w:p>
+      <w:pPr>
+        <w:ind w:left="0" w:firstLine="420"/>
+      </w:pPr>
+      <w:r>
+        <w:rPr>
+          <w:rFonts w:ascii="Calibri" w:hAnsi="Calibri" w:eastAsia="Microsoft YaHei" w:cs="Calibri"/>
+        </w:rPr>
+        <w:t xml:space="preserve">99,291。容量计分矩阵使用的冻结容量分子为 99,293，两组观测分别服务于容量和附加⁠时⁠延⁠子⁠项⁠。</w:t>
       </w:r>
     </w:p>
     <w:p>
@@ -4181,7 +6899,7 @@
         <w:rPr>
           <w:rFonts w:ascii="Calibri" w:hAnsi="Calibri" w:eastAsia="SimHei" w:cs="Calibri"/>
         </w:rPr>
-        <w:t xml:space="preserve">3.4 运行核算</w:t>
+        <w:t xml:space="preserve">3.4 重复与汇总</w:t>
       </w:r>
     </w:p>
     <w:p>
@@ -4192,7 +6910,7 @@
         <w:rPr>
           <w:rFonts w:ascii="Calibri" w:hAnsi="Calibri" w:eastAsia="Microsoft YaHei" w:cs="Calibri"/>
         </w:rPr>
-        <w:t xml:space="preserve">当前 Metric1 接受值组合两个彼此独立、均完成正确性门禁⁠的⁠证⁠据⁠集⁠：</w:t>
+        <w:t xml:space="preserve">容量子项对 naive 和 spill-noopt 分别执行三次重复，每轮形成容量观测值，并按冻⁠结⁠规⁠则⁠汇⁠总</w:t>
       </w:r>
     </w:p>
     <w:p>
@@ -4203,7 +6921,7 @@
         <w:rPr>
           <w:rFonts w:ascii="Calibri" w:hAnsi="Calibri" w:eastAsia="Microsoft YaHei" w:cs="Calibri"/>
         </w:rPr>
-        <w:t xml:space="preserve">1. 容量证据取自 72-run 指标 1/2 profile 矩阵中的三次 naive 和三次 spill-noopt；</w:t>
+        <w:t xml:space="preserve">容量分母和分子。附加时延子项执行三对 spill-512K 与 spill-IdealDir；每对先计算⁠两⁠个⁠角⁠色⁠的</w:t>
       </w:r>
     </w:p>
     <w:p>
@@ -4214,7 +6932,7 @@
         <w:rPr>
           <w:rFonts w:ascii="Calibri" w:hAnsi="Calibri" w:eastAsia="Microsoft YaHei" w:cs="Calibri"/>
         </w:rPr>
-        <w:t xml:space="preserve">naive 提供容量分母，spill-noopt 提供容量分子，optimized 只作支持，不参与⁠容⁠量⁠计⁠分⁠；</w:t>
+        <w:t xml:space="preserve">已完成 Outer 事件均值之差，再对三轮差值等权平均。optimized profile 作为应用⁠性⁠能⁠支⁠撑⁠，</w:t>
       </w:r>
     </w:p>
     <w:p>
@@ -4225,40 +6943,7 @@
         <w:rPr>
           <w:rFonts w:ascii="Calibri" w:hAnsi="Calibri" w:eastAsia="Microsoft YaHei" w:cs="Calibri"/>
         </w:rPr>
-        <w:t xml:space="preserve">2. 修正时延证据由三次 spill-512K 和三次 spill-IdealDir 构成，共 6 个物理 arms⁠；⁠每⁠轮⁠先⁠按</w:t>
-      </w:r>
-    </w:p>
-    <w:p>
-      <w:pPr>
-        <w:ind w:left="0" w:firstLine="420"/>
-      </w:pPr>
-      <w:r>
-        <w:rPr>
-          <w:rFonts w:ascii="Calibri" w:hAnsi="Calibri" w:eastAsia="Microsoft YaHei" w:cs="Calibri"/>
-        </w:rPr>
-        <w:t xml:space="preserve">两个角色的已完成 Outer 事件均值作差，再对三轮⁠等⁠权⁠平⁠均⁠。</w:t>
-      </w:r>
-    </w:p>
-    <w:p>
-      <w:pPr>
-        <w:ind w:left="0" w:firstLine="420"/>
-      </w:pPr>
-      <w:r>
-        <w:rPr>
-          <w:rFonts w:ascii="Calibri" w:hAnsi="Calibri" w:eastAsia="Microsoft YaHei" w:cs="Calibri"/>
-        </w:rPr>
-        <w:t xml:space="preserve">当前结果没有把两个证据集拼成一个原生三角色九运行矩阵，也没有让任何运行跨职责⁠重⁠复⁠计⁠权⁠。</w:t>
-      </w:r>
-    </w:p>
-    <w:p>
-      <w:pPr>
-        <w:ind w:left="0" w:firstLine="420"/>
-      </w:pPr>
-      <w:r>
-        <w:rPr>
-          <w:rFonts w:ascii="Calibri" w:hAnsi="Calibri" w:eastAsia="Microsoft YaHei" w:cs="Calibri"/>
-        </w:rPr>
-        <w:t xml:space="preserve">该可选复现方案不改变当前 1.515× 与 10.535 ns / 21.069 cycles ⁠的⁠接⁠受⁠值⁠。</w:t>
+        <w:t xml:space="preserve">不参与指标 1 的容量或附加⁠时⁠延⁠计⁠算⁠。</w:t>
       </w:r>
     </w:p>
     <w:p>
@@ -6067,6 +8752,1190 @@
     </w:p>
     <w:p>
       <w:pPr>
+        <w:pStyle w:val="Heading3"/>
+        <w:keepNext/>
+      </w:pPr>
+      <w:r>
+        <w:rPr>
+          <w:rFonts w:ascii="Calibri" w:hAnsi="Calibri" w:eastAsia="SimHei" w:cs="Calibri"/>
+        </w:rPr>
+        <w:t xml:space="preserve">3.6 多压力与多拓扑扩展观测</w:t>
+      </w:r>
+    </w:p>
+    <w:p>
+      <w:pPr>
+        <w:ind w:left="0" w:firstLine="420"/>
+      </w:pPr>
+      <w:r>
+        <w:rPr>
+          <w:rFonts w:ascii="Calibri" w:hAnsi="Calibri" w:eastAsia="Microsoft YaHei" w:cs="Calibri"/>
+        </w:rPr>
+        <w:t xml:space="preserve">新一轮 TC142-TC147 三角色矩阵进一步覆盖 175% 和 200% 目标压力，以及 3N1S、3N2S、</w:t>
+      </w:r>
+    </w:p>
+    <w:p>
+      <w:pPr>
+        <w:ind w:left="0" w:firstLine="420"/>
+      </w:pPr>
+      <w:r>
+        <w:rPr>
+          <w:rFonts w:ascii="Calibri" w:hAnsi="Calibri" w:eastAsia="Microsoft YaHei" w:cs="Calibri"/>
+        </w:rPr>
+        <w:t xml:space="preserve">8N1S、8N2S 和 16N1S 拓扑。图 3-3 对每个压力/拓扑坐标先计算六个代表应用的⁠均⁠值⁠；⁠容⁠量</w:t>
+      </w:r>
+    </w:p>
+    <w:p>
+      <w:pPr>
+        <w:ind w:left="0" w:firstLine="420"/>
+      </w:pPr>
+      <w:r>
+        <w:rPr>
+          <w:rFonts w:ascii="Calibri" w:hAnsi="Calibri" w:eastAsia="Microsoft YaHei" w:cs="Calibri"/>
+        </w:rPr>
+        <w:t xml:space="preserve">使用 spill 相对 naive 的等效追踪容量增幅，时延使用 spill 相对超大 ResidentDir ⁠参⁠考⁠角⁠色⁠的</w:t>
+      </w:r>
+    </w:p>
+    <w:p>
+      <w:pPr>
+        <w:ind w:left="0" w:firstLine="420"/>
+      </w:pPr>
+      <w:r>
+        <w:rPr>
+          <w:rFonts w:ascii="Calibri" w:hAnsi="Calibri" w:eastAsia="Microsoft YaHei" w:cs="Calibri"/>
+        </w:rPr>
+        <w:t xml:space="preserve">已完成 Outer 均值差。该扩展矩阵用于展示目录压力和节点规模下的变化趋势，不替代 TC131</w:t>
+      </w:r>
+    </w:p>
+    <w:p>
+      <w:pPr>
+        <w:ind w:left="0" w:firstLine="420"/>
+      </w:pPr>
+      <w:r>
+        <w:rPr>
+          <w:rFonts w:ascii="Calibri" w:hAnsi="Calibri" w:eastAsia="Microsoft YaHei" w:cs="Calibri"/>
+        </w:rPr>
+        <w:t xml:space="preserve">正式⁠计⁠分⁠结⁠果⁠。</w:t>
+      </w:r>
+    </w:p>
+    <w:p>
+      <w:pPr>
+        <w:ind w:left="0" w:firstLine="420"/>
+      </w:pPr>
+      <w:r>
+        <w:rPr>
+          <w:rFonts w:ascii="Calibri" w:hAnsi="Calibri" w:eastAsia="Microsoft YaHei" w:cs="Calibri"/>
+        </w:rPr>
+        <w:t xml:space="preserve">175% 压力下五个拓扑的平均容量增幅为 58.7%-86.7%；200% 压力下⁠五⁠个⁠拓⁠扑⁠的</w:t>
+      </w:r>
+    </w:p>
+    <w:p>
+      <w:pPr>
+        <w:ind w:left="0" w:firstLine="420"/>
+      </w:pPr>
+      <w:r>
+        <w:rPr>
+          <w:rFonts w:ascii="Calibri" w:hAnsi="Calibri" w:eastAsia="Microsoft YaHei" w:cs="Calibri"/>
+        </w:rPr>
+        <w:t xml:space="preserve">平均容量增幅为 86.9%-120.5%。</w:t>
+      </w:r>
+    </w:p>
+    <w:p>
+      <w:pPr>
+        <w:ind w:left="0" w:firstLine="420"/>
+      </w:pPr>
+      <w:r>
+        <w:rPr>
+          <w:rFonts w:ascii="Calibri" w:hAnsi="Calibri" w:eastAsia="Microsoft YaHei" w:cs="Calibri"/>
+        </w:rPr>
+        <w:t xml:space="preserve">3N1S、3N2S 和 8N1S 的已完成平均 Outer 增⁠量⁠保⁠持⁠在⁠约</w:t>
+      </w:r>
+    </w:p>
+    <w:p>
+      <w:pPr>
+        <w:ind w:left="0" w:firstLine="420"/>
+      </w:pPr>
+      <w:r>
+        <w:rPr>
+          <w:rFonts w:ascii="Calibri" w:hAnsi="Calibri" w:eastAsia="Microsoft YaHei" w:cs="Calibri"/>
+        </w:rPr>
+        <w:t xml:space="preserve">24-28 cycles；16N1S 中的 B-tree、FaaS 和 feature-store 路径表现出更高的 spill/fill</w:t>
+      </w:r>
+    </w:p>
+    <w:p>
+      <w:pPr>
+        <w:ind w:left="0" w:firstLine="420"/>
+      </w:pPr>
+      <w:r>
+        <w:rPr>
+          <w:rFonts w:ascii="Calibri" w:hAnsi="Calibri" w:eastAsia="Microsoft YaHei" w:cs="Calibri"/>
+        </w:rPr>
+        <w:t xml:space="preserve">敏感性，说明高节点数和高元数据 churn 会将后备目录访问放大为⁠排⁠队⁠成⁠本⁠。</w:t>
+      </w:r>
+    </w:p>
+    <w:tbl>
+      <w:tblPr>
+        <w:tblStyle w:val="TableGrid"/>
+        <w:tblW w:w="5000" w:type="pct"/>
+        <w:tblLayout w:type="fixed"/>
+        <w:tblCellMar>
+          <w:top w:w="60" w:type="dxa"/>
+          <w:left w:w="90" w:type="dxa"/>
+          <w:bottom w:w="60" w:type="dxa"/>
+          <w:right w:w="90" w:type="dxa"/>
+        </w:tblCellMar>
+      </w:tblPr>
+      <w:tblGrid>
+        <w:gridCol w:w="1473"/>
+        <w:gridCol w:w="1473"/>
+        <w:gridCol w:w="1885"/>
+        <w:gridCol w:w="4767"/>
+      </w:tblGrid>
+      <w:tr>
+        <w:trPr>
+          <w:cantSplit/>
+          <w:tblHeader/>
+        </w:trPr>
+        <w:tc>
+          <w:tcPr>
+            <w:tcW w:w="1473" w:type="dxa"/>
+            <w:shd w:val="clear" w:color="auto" w:fill="D9E2F3"/>
+          </w:tcPr>
+          <w:p>
+            <w:pPr>
+              <w:pStyle w:val="TableText"/>
+              <w:jc w:val="left"/>
+              <w:wordWrap w:val="0"/>
+              <w:spacing w:before="0" w:after="0" w:line="320" w:lineRule="exact"/>
+            </w:pPr>
+            <w:r>
+              <w:rPr>
+                <w:rFonts w:ascii="Calibri" w:hAnsi="Calibri" w:eastAsia="SimHei" w:cs="Calibri"/>
+                <w:b/>
+                <w:sz w:val="18"/>
+                <w:szCs w:val="18"/>
+              </w:rPr>
+              <w:t xml:space="preserve">目标压力</w:t>
+            </w:r>
+          </w:p>
+        </w:tc>
+        <w:tc>
+          <w:tcPr>
+            <w:tcW w:w="1473" w:type="dxa"/>
+            <w:shd w:val="clear" w:color="auto" w:fill="D9E2F3"/>
+          </w:tcPr>
+          <w:p>
+            <w:pPr>
+              <w:pStyle w:val="TableText"/>
+              <w:jc w:val="left"/>
+              <w:wordWrap w:val="0"/>
+              <w:spacing w:before="0" w:after="0" w:line="320" w:lineRule="exact"/>
+            </w:pPr>
+            <w:r>
+              <w:rPr>
+                <w:rFonts w:ascii="Calibri" w:hAnsi="Calibri" w:eastAsia="SimHei" w:cs="Calibri"/>
+                <w:b/>
+                <w:sz w:val="18"/>
+                <w:szCs w:val="18"/>
+              </w:rPr>
+              <w:t xml:space="preserve">拓扑</w:t>
+            </w:r>
+          </w:p>
+        </w:tc>
+        <w:tc>
+          <w:tcPr>
+            <w:tcW w:w="1885" w:type="dxa"/>
+            <w:shd w:val="clear" w:color="auto" w:fill="D9E2F3"/>
+          </w:tcPr>
+          <w:p>
+            <w:pPr>
+              <w:pStyle w:val="TableText"/>
+              <w:jc w:val="left"/>
+              <w:wordWrap w:val="0"/>
+              <w:spacing w:before="0" w:after="0" w:line="320" w:lineRule="exact"/>
+            </w:pPr>
+            <w:r>
+              <w:rPr>
+                <w:rFonts w:ascii="Calibri" w:hAnsi="Calibri" w:eastAsia="SimHei" w:cs="Calibri"/>
+                <w:b/>
+                <w:sz w:val="18"/>
+                <w:szCs w:val="18"/>
+              </w:rPr>
+              <w:t xml:space="preserve">六应用平均容量增幅</w:t>
+            </w:r>
+          </w:p>
+        </w:tc>
+        <w:tc>
+          <w:tcPr>
+            <w:tcW w:w="4767" w:type="dxa"/>
+            <w:shd w:val="clear" w:color="auto" w:fill="D9E2F3"/>
+          </w:tcPr>
+          <w:p>
+            <w:pPr>
+              <w:pStyle w:val="TableText"/>
+              <w:jc w:val="left"/>
+              <w:wordWrap w:val="0"/>
+              <w:spacing w:before="0" w:after="0" w:line="320" w:lineRule="exact"/>
+            </w:pPr>
+            <w:r>
+              <w:rPr>
+                <w:rFonts w:ascii="Calibri" w:hAnsi="Calibri" w:eastAsia="SimHei" w:cs="Calibri"/>
+                <w:b/>
+                <w:sz w:val="18"/>
+                <w:szCs w:val="18"/>
+              </w:rPr>
+              <w:t xml:space="preserve">六应用平均 O⁠u⁠t⁠e⁠r 增量（c⁠y⁠c⁠l⁠e⁠s @ 2 G⁠H⁠z）</w:t>
+            </w:r>
+          </w:p>
+        </w:tc>
+      </w:tr>
+      <w:tr>
+        <w:trPr>
+          <w:cantSplit/>
+        </w:trPr>
+        <w:tc>
+          <w:tcPr>
+            <w:tcW w:w="1473" w:type="dxa"/>
+          </w:tcPr>
+          <w:p>
+            <w:pPr>
+              <w:pStyle w:val="TableText"/>
+              <w:jc w:val="left"/>
+              <w:wordWrap w:val="0"/>
+              <w:spacing w:before="0" w:after="0" w:line="320" w:lineRule="exact"/>
+            </w:pPr>
+            <w:r>
+              <w:rPr>
+                <w:rFonts w:ascii="Calibri" w:hAnsi="Calibri" w:eastAsia="Microsoft YaHei" w:cs="Calibri"/>
+                <w:sz w:val="18"/>
+                <w:szCs w:val="18"/>
+              </w:rPr>
+              <w:t xml:space="preserve">175%</w:t>
+            </w:r>
+          </w:p>
+        </w:tc>
+        <w:tc>
+          <w:tcPr>
+            <w:tcW w:w="1473" w:type="dxa"/>
+          </w:tcPr>
+          <w:p>
+            <w:pPr>
+              <w:pStyle w:val="TableText"/>
+              <w:jc w:val="left"/>
+              <w:wordWrap w:val="0"/>
+              <w:spacing w:before="0" w:after="0" w:line="320" w:lineRule="exact"/>
+            </w:pPr>
+            <w:r>
+              <w:rPr>
+                <w:rFonts w:ascii="Calibri" w:hAnsi="Calibri" w:eastAsia="Microsoft YaHei" w:cs="Calibri"/>
+                <w:sz w:val="18"/>
+                <w:szCs w:val="18"/>
+              </w:rPr>
+              <w:t xml:space="preserve">3N1S</w:t>
+            </w:r>
+          </w:p>
+        </w:tc>
+        <w:tc>
+          <w:tcPr>
+            <w:tcW w:w="1885" w:type="dxa"/>
+          </w:tcPr>
+          <w:p>
+            <w:pPr>
+              <w:pStyle w:val="TableText"/>
+              <w:jc w:val="left"/>
+              <w:wordWrap w:val="0"/>
+              <w:spacing w:before="0" w:after="0" w:line="320" w:lineRule="exact"/>
+            </w:pPr>
+            <w:r>
+              <w:rPr>
+                <w:rFonts w:ascii="Calibri" w:hAnsi="Calibri" w:eastAsia="Microsoft YaHei" w:cs="Calibri"/>
+                <w:sz w:val="18"/>
+                <w:szCs w:val="18"/>
+              </w:rPr>
+              <w:t xml:space="preserve">65.5%</w:t>
+            </w:r>
+          </w:p>
+        </w:tc>
+        <w:tc>
+          <w:tcPr>
+            <w:tcW w:w="4767" w:type="dxa"/>
+          </w:tcPr>
+          <w:p>
+            <w:pPr>
+              <w:pStyle w:val="TableText"/>
+              <w:jc w:val="left"/>
+              <w:wordWrap w:val="0"/>
+              <w:spacing w:before="0" w:after="0" w:line="320" w:lineRule="exact"/>
+            </w:pPr>
+            <w:r>
+              <w:rPr>
+                <w:rFonts w:ascii="Calibri" w:hAnsi="Calibri" w:eastAsia="Microsoft YaHei" w:cs="Calibri"/>
+                <w:sz w:val="18"/>
+                <w:szCs w:val="18"/>
+              </w:rPr>
+              <w:t xml:space="preserve">24.2</w:t>
+            </w:r>
+          </w:p>
+        </w:tc>
+      </w:tr>
+      <w:tr>
+        <w:trPr>
+          <w:cantSplit/>
+        </w:trPr>
+        <w:tc>
+          <w:tcPr>
+            <w:tcW w:w="1473" w:type="dxa"/>
+          </w:tcPr>
+          <w:p>
+            <w:pPr>
+              <w:pStyle w:val="TableText"/>
+              <w:jc w:val="left"/>
+              <w:wordWrap w:val="0"/>
+              <w:spacing w:before="0" w:after="0" w:line="320" w:lineRule="exact"/>
+            </w:pPr>
+            <w:r>
+              <w:rPr>
+                <w:rFonts w:ascii="Calibri" w:hAnsi="Calibri" w:eastAsia="Microsoft YaHei" w:cs="Calibri"/>
+                <w:sz w:val="18"/>
+                <w:szCs w:val="18"/>
+              </w:rPr>
+              <w:t xml:space="preserve">175%</w:t>
+            </w:r>
+          </w:p>
+        </w:tc>
+        <w:tc>
+          <w:tcPr>
+            <w:tcW w:w="1473" w:type="dxa"/>
+          </w:tcPr>
+          <w:p>
+            <w:pPr>
+              <w:pStyle w:val="TableText"/>
+              <w:jc w:val="left"/>
+              <w:wordWrap w:val="0"/>
+              <w:spacing w:before="0" w:after="0" w:line="320" w:lineRule="exact"/>
+            </w:pPr>
+            <w:r>
+              <w:rPr>
+                <w:rFonts w:ascii="Calibri" w:hAnsi="Calibri" w:eastAsia="Microsoft YaHei" w:cs="Calibri"/>
+                <w:sz w:val="18"/>
+                <w:szCs w:val="18"/>
+              </w:rPr>
+              <w:t xml:space="preserve">3N2S</w:t>
+            </w:r>
+          </w:p>
+        </w:tc>
+        <w:tc>
+          <w:tcPr>
+            <w:tcW w:w="1885" w:type="dxa"/>
+          </w:tcPr>
+          <w:p>
+            <w:pPr>
+              <w:pStyle w:val="TableText"/>
+              <w:jc w:val="left"/>
+              <w:wordWrap w:val="0"/>
+              <w:spacing w:before="0" w:after="0" w:line="320" w:lineRule="exact"/>
+            </w:pPr>
+            <w:r>
+              <w:rPr>
+                <w:rFonts w:ascii="Calibri" w:hAnsi="Calibri" w:eastAsia="Microsoft YaHei" w:cs="Calibri"/>
+                <w:sz w:val="18"/>
+                <w:szCs w:val="18"/>
+              </w:rPr>
+              <w:t xml:space="preserve">61.2%</w:t>
+            </w:r>
+          </w:p>
+        </w:tc>
+        <w:tc>
+          <w:tcPr>
+            <w:tcW w:w="4767" w:type="dxa"/>
+          </w:tcPr>
+          <w:p>
+            <w:pPr>
+              <w:pStyle w:val="TableText"/>
+              <w:jc w:val="left"/>
+              <w:wordWrap w:val="0"/>
+              <w:spacing w:before="0" w:after="0" w:line="320" w:lineRule="exact"/>
+            </w:pPr>
+            <w:r>
+              <w:rPr>
+                <w:rFonts w:ascii="Calibri" w:hAnsi="Calibri" w:eastAsia="Microsoft YaHei" w:cs="Calibri"/>
+                <w:sz w:val="18"/>
+                <w:szCs w:val="18"/>
+              </w:rPr>
+              <w:t xml:space="preserve">28.3</w:t>
+            </w:r>
+          </w:p>
+        </w:tc>
+      </w:tr>
+      <w:tr>
+        <w:trPr>
+          <w:cantSplit/>
+        </w:trPr>
+        <w:tc>
+          <w:tcPr>
+            <w:tcW w:w="1473" w:type="dxa"/>
+          </w:tcPr>
+          <w:p>
+            <w:pPr>
+              <w:pStyle w:val="TableText"/>
+              <w:jc w:val="left"/>
+              <w:wordWrap w:val="0"/>
+              <w:spacing w:before="0" w:after="0" w:line="320" w:lineRule="exact"/>
+            </w:pPr>
+            <w:r>
+              <w:rPr>
+                <w:rFonts w:ascii="Calibri" w:hAnsi="Calibri" w:eastAsia="Microsoft YaHei" w:cs="Calibri"/>
+                <w:sz w:val="18"/>
+                <w:szCs w:val="18"/>
+              </w:rPr>
+              <w:t xml:space="preserve">175%</w:t>
+            </w:r>
+          </w:p>
+        </w:tc>
+        <w:tc>
+          <w:tcPr>
+            <w:tcW w:w="1473" w:type="dxa"/>
+          </w:tcPr>
+          <w:p>
+            <w:pPr>
+              <w:pStyle w:val="TableText"/>
+              <w:jc w:val="left"/>
+              <w:wordWrap w:val="0"/>
+              <w:spacing w:before="0" w:after="0" w:line="320" w:lineRule="exact"/>
+            </w:pPr>
+            <w:r>
+              <w:rPr>
+                <w:rFonts w:ascii="Calibri" w:hAnsi="Calibri" w:eastAsia="Microsoft YaHei" w:cs="Calibri"/>
+                <w:sz w:val="18"/>
+                <w:szCs w:val="18"/>
+              </w:rPr>
+              <w:t xml:space="preserve">8N1S</w:t>
+            </w:r>
+          </w:p>
+        </w:tc>
+        <w:tc>
+          <w:tcPr>
+            <w:tcW w:w="1885" w:type="dxa"/>
+          </w:tcPr>
+          <w:p>
+            <w:pPr>
+              <w:pStyle w:val="TableText"/>
+              <w:jc w:val="left"/>
+              <w:wordWrap w:val="0"/>
+              <w:spacing w:before="0" w:after="0" w:line="320" w:lineRule="exact"/>
+            </w:pPr>
+            <w:r>
+              <w:rPr>
+                <w:rFonts w:ascii="Calibri" w:hAnsi="Calibri" w:eastAsia="Microsoft YaHei" w:cs="Calibri"/>
+                <w:sz w:val="18"/>
+                <w:szCs w:val="18"/>
+              </w:rPr>
+              <w:t xml:space="preserve">60.8%</w:t>
+            </w:r>
+          </w:p>
+        </w:tc>
+        <w:tc>
+          <w:tcPr>
+            <w:tcW w:w="4767" w:type="dxa"/>
+          </w:tcPr>
+          <w:p>
+            <w:pPr>
+              <w:pStyle w:val="TableText"/>
+              <w:jc w:val="left"/>
+              <w:wordWrap w:val="0"/>
+              <w:spacing w:before="0" w:after="0" w:line="320" w:lineRule="exact"/>
+            </w:pPr>
+            <w:r>
+              <w:rPr>
+                <w:rFonts w:ascii="Calibri" w:hAnsi="Calibri" w:eastAsia="Microsoft YaHei" w:cs="Calibri"/>
+                <w:sz w:val="18"/>
+                <w:szCs w:val="18"/>
+              </w:rPr>
+              <w:t xml:space="preserve">27.1</w:t>
+            </w:r>
+          </w:p>
+        </w:tc>
+      </w:tr>
+      <w:tr>
+        <w:trPr>
+          <w:cantSplit/>
+        </w:trPr>
+        <w:tc>
+          <w:tcPr>
+            <w:tcW w:w="1473" w:type="dxa"/>
+          </w:tcPr>
+          <w:p>
+            <w:pPr>
+              <w:pStyle w:val="TableText"/>
+              <w:jc w:val="left"/>
+              <w:wordWrap w:val="0"/>
+              <w:spacing w:before="0" w:after="0" w:line="320" w:lineRule="exact"/>
+            </w:pPr>
+            <w:r>
+              <w:rPr>
+                <w:rFonts w:ascii="Calibri" w:hAnsi="Calibri" w:eastAsia="Microsoft YaHei" w:cs="Calibri"/>
+                <w:sz w:val="18"/>
+                <w:szCs w:val="18"/>
+              </w:rPr>
+              <w:t xml:space="preserve">175%</w:t>
+            </w:r>
+          </w:p>
+        </w:tc>
+        <w:tc>
+          <w:tcPr>
+            <w:tcW w:w="1473" w:type="dxa"/>
+          </w:tcPr>
+          <w:p>
+            <w:pPr>
+              <w:pStyle w:val="TableText"/>
+              <w:jc w:val="left"/>
+              <w:wordWrap w:val="0"/>
+              <w:spacing w:before="0" w:after="0" w:line="320" w:lineRule="exact"/>
+            </w:pPr>
+            <w:r>
+              <w:rPr>
+                <w:rFonts w:ascii="Calibri" w:hAnsi="Calibri" w:eastAsia="Microsoft YaHei" w:cs="Calibri"/>
+                <w:sz w:val="18"/>
+                <w:szCs w:val="18"/>
+              </w:rPr>
+              <w:t xml:space="preserve">8N2S</w:t>
+            </w:r>
+          </w:p>
+        </w:tc>
+        <w:tc>
+          <w:tcPr>
+            <w:tcW w:w="1885" w:type="dxa"/>
+          </w:tcPr>
+          <w:p>
+            <w:pPr>
+              <w:pStyle w:val="TableText"/>
+              <w:jc w:val="left"/>
+              <w:wordWrap w:val="0"/>
+              <w:spacing w:before="0" w:after="0" w:line="320" w:lineRule="exact"/>
+            </w:pPr>
+            <w:r>
+              <w:rPr>
+                <w:rFonts w:ascii="Calibri" w:hAnsi="Calibri" w:eastAsia="Microsoft YaHei" w:cs="Calibri"/>
+                <w:sz w:val="18"/>
+                <w:szCs w:val="18"/>
+              </w:rPr>
+              <w:t xml:space="preserve">58.7%</w:t>
+            </w:r>
+          </w:p>
+        </w:tc>
+        <w:tc>
+          <w:tcPr>
+            <w:tcW w:w="4767" w:type="dxa"/>
+          </w:tcPr>
+          <w:p>
+            <w:pPr>
+              <w:pStyle w:val="TableText"/>
+              <w:jc w:val="left"/>
+              <w:wordWrap w:val="0"/>
+              <w:spacing w:before="0" w:after="0" w:line="320" w:lineRule="exact"/>
+            </w:pPr>
+            <w:r>
+              <w:rPr>
+                <w:rFonts w:ascii="Calibri" w:hAnsi="Calibri" w:eastAsia="Microsoft YaHei" w:cs="Calibri"/>
+                <w:sz w:val="18"/>
+                <w:szCs w:val="18"/>
+              </w:rPr>
+              <w:t xml:space="preserve">-9.2</w:t>
+            </w:r>
+          </w:p>
+        </w:tc>
+      </w:tr>
+      <w:tr>
+        <w:trPr>
+          <w:cantSplit/>
+        </w:trPr>
+        <w:tc>
+          <w:tcPr>
+            <w:tcW w:w="1473" w:type="dxa"/>
+          </w:tcPr>
+          <w:p>
+            <w:pPr>
+              <w:pStyle w:val="TableText"/>
+              <w:jc w:val="left"/>
+              <w:wordWrap w:val="0"/>
+              <w:spacing w:before="0" w:after="0" w:line="320" w:lineRule="exact"/>
+            </w:pPr>
+            <w:r>
+              <w:rPr>
+                <w:rFonts w:ascii="Calibri" w:hAnsi="Calibri" w:eastAsia="Microsoft YaHei" w:cs="Calibri"/>
+                <w:sz w:val="18"/>
+                <w:szCs w:val="18"/>
+              </w:rPr>
+              <w:t xml:space="preserve">175%</w:t>
+            </w:r>
+          </w:p>
+        </w:tc>
+        <w:tc>
+          <w:tcPr>
+            <w:tcW w:w="1473" w:type="dxa"/>
+          </w:tcPr>
+          <w:p>
+            <w:pPr>
+              <w:pStyle w:val="TableText"/>
+              <w:jc w:val="left"/>
+              <w:wordWrap w:val="0"/>
+              <w:spacing w:before="0" w:after="0" w:line="320" w:lineRule="exact"/>
+            </w:pPr>
+            <w:r>
+              <w:rPr>
+                <w:rFonts w:ascii="Calibri" w:hAnsi="Calibri" w:eastAsia="Microsoft YaHei" w:cs="Calibri"/>
+                <w:sz w:val="18"/>
+                <w:szCs w:val="18"/>
+              </w:rPr>
+              <w:t xml:space="preserve">16N1S</w:t>
+            </w:r>
+          </w:p>
+        </w:tc>
+        <w:tc>
+          <w:tcPr>
+            <w:tcW w:w="1885" w:type="dxa"/>
+          </w:tcPr>
+          <w:p>
+            <w:pPr>
+              <w:pStyle w:val="TableText"/>
+              <w:jc w:val="left"/>
+              <w:wordWrap w:val="0"/>
+              <w:spacing w:before="0" w:after="0" w:line="320" w:lineRule="exact"/>
+            </w:pPr>
+            <w:r>
+              <w:rPr>
+                <w:rFonts w:ascii="Calibri" w:hAnsi="Calibri" w:eastAsia="Microsoft YaHei" w:cs="Calibri"/>
+                <w:sz w:val="18"/>
+                <w:szCs w:val="18"/>
+              </w:rPr>
+              <w:t xml:space="preserve">86.7%</w:t>
+            </w:r>
+          </w:p>
+        </w:tc>
+        <w:tc>
+          <w:tcPr>
+            <w:tcW w:w="4767" w:type="dxa"/>
+          </w:tcPr>
+          <w:p>
+            <w:pPr>
+              <w:pStyle w:val="TableText"/>
+              <w:jc w:val="left"/>
+              <w:wordWrap w:val="0"/>
+              <w:spacing w:before="0" w:after="0" w:line="320" w:lineRule="exact"/>
+            </w:pPr>
+            <w:r>
+              <w:rPr>
+                <w:rFonts w:ascii="Calibri" w:hAnsi="Calibri" w:eastAsia="Microsoft YaHei" w:cs="Calibri"/>
+                <w:sz w:val="18"/>
+                <w:szCs w:val="18"/>
+              </w:rPr>
+              <w:t xml:space="preserve">50.7</w:t>
+            </w:r>
+          </w:p>
+        </w:tc>
+      </w:tr>
+      <w:tr>
+        <w:trPr>
+          <w:cantSplit/>
+        </w:trPr>
+        <w:tc>
+          <w:tcPr>
+            <w:tcW w:w="1473" w:type="dxa"/>
+          </w:tcPr>
+          <w:p>
+            <w:pPr>
+              <w:pStyle w:val="TableText"/>
+              <w:jc w:val="left"/>
+              <w:wordWrap w:val="0"/>
+              <w:spacing w:before="0" w:after="0" w:line="320" w:lineRule="exact"/>
+            </w:pPr>
+            <w:r>
+              <w:rPr>
+                <w:rFonts w:ascii="Calibri" w:hAnsi="Calibri" w:eastAsia="Microsoft YaHei" w:cs="Calibri"/>
+                <w:sz w:val="18"/>
+                <w:szCs w:val="18"/>
+              </w:rPr>
+              <w:t xml:space="preserve">200%</w:t>
+            </w:r>
+          </w:p>
+        </w:tc>
+        <w:tc>
+          <w:tcPr>
+            <w:tcW w:w="1473" w:type="dxa"/>
+          </w:tcPr>
+          <w:p>
+            <w:pPr>
+              <w:pStyle w:val="TableText"/>
+              <w:jc w:val="left"/>
+              <w:wordWrap w:val="0"/>
+              <w:spacing w:before="0" w:after="0" w:line="320" w:lineRule="exact"/>
+            </w:pPr>
+            <w:r>
+              <w:rPr>
+                <w:rFonts w:ascii="Calibri" w:hAnsi="Calibri" w:eastAsia="Microsoft YaHei" w:cs="Calibri"/>
+                <w:sz w:val="18"/>
+                <w:szCs w:val="18"/>
+              </w:rPr>
+              <w:t xml:space="preserve">3N1S</w:t>
+            </w:r>
+          </w:p>
+        </w:tc>
+        <w:tc>
+          <w:tcPr>
+            <w:tcW w:w="1885" w:type="dxa"/>
+          </w:tcPr>
+          <w:p>
+            <w:pPr>
+              <w:pStyle w:val="TableText"/>
+              <w:jc w:val="left"/>
+              <w:wordWrap w:val="0"/>
+              <w:spacing w:before="0" w:after="0" w:line="320" w:lineRule="exact"/>
+            </w:pPr>
+            <w:r>
+              <w:rPr>
+                <w:rFonts w:ascii="Calibri" w:hAnsi="Calibri" w:eastAsia="Microsoft YaHei" w:cs="Calibri"/>
+                <w:sz w:val="18"/>
+                <w:szCs w:val="18"/>
+              </w:rPr>
+              <w:t xml:space="preserve">93.1%</w:t>
+            </w:r>
+          </w:p>
+        </w:tc>
+        <w:tc>
+          <w:tcPr>
+            <w:tcW w:w="4767" w:type="dxa"/>
+          </w:tcPr>
+          <w:p>
+            <w:pPr>
+              <w:pStyle w:val="TableText"/>
+              <w:jc w:val="left"/>
+              <w:wordWrap w:val="0"/>
+              <w:spacing w:before="0" w:after="0" w:line="320" w:lineRule="exact"/>
+            </w:pPr>
+            <w:r>
+              <w:rPr>
+                <w:rFonts w:ascii="Calibri" w:hAnsi="Calibri" w:eastAsia="Microsoft YaHei" w:cs="Calibri"/>
+                <w:sz w:val="18"/>
+                <w:szCs w:val="18"/>
+              </w:rPr>
+              <w:t xml:space="preserve">25.0</w:t>
+            </w:r>
+          </w:p>
+        </w:tc>
+      </w:tr>
+      <w:tr>
+        <w:trPr>
+          <w:cantSplit/>
+        </w:trPr>
+        <w:tc>
+          <w:tcPr>
+            <w:tcW w:w="1473" w:type="dxa"/>
+          </w:tcPr>
+          <w:p>
+            <w:pPr>
+              <w:pStyle w:val="TableText"/>
+              <w:jc w:val="left"/>
+              <w:wordWrap w:val="0"/>
+              <w:spacing w:before="0" w:after="0" w:line="320" w:lineRule="exact"/>
+            </w:pPr>
+            <w:r>
+              <w:rPr>
+                <w:rFonts w:ascii="Calibri" w:hAnsi="Calibri" w:eastAsia="Microsoft YaHei" w:cs="Calibri"/>
+                <w:sz w:val="18"/>
+                <w:szCs w:val="18"/>
+              </w:rPr>
+              <w:t xml:space="preserve">200%</w:t>
+            </w:r>
+          </w:p>
+        </w:tc>
+        <w:tc>
+          <w:tcPr>
+            <w:tcW w:w="1473" w:type="dxa"/>
+          </w:tcPr>
+          <w:p>
+            <w:pPr>
+              <w:pStyle w:val="TableText"/>
+              <w:jc w:val="left"/>
+              <w:wordWrap w:val="0"/>
+              <w:spacing w:before="0" w:after="0" w:line="320" w:lineRule="exact"/>
+            </w:pPr>
+            <w:r>
+              <w:rPr>
+                <w:rFonts w:ascii="Calibri" w:hAnsi="Calibri" w:eastAsia="Microsoft YaHei" w:cs="Calibri"/>
+                <w:sz w:val="18"/>
+                <w:szCs w:val="18"/>
+              </w:rPr>
+              <w:t xml:space="preserve">3N2S</w:t>
+            </w:r>
+          </w:p>
+        </w:tc>
+        <w:tc>
+          <w:tcPr>
+            <w:tcW w:w="1885" w:type="dxa"/>
+          </w:tcPr>
+          <w:p>
+            <w:pPr>
+              <w:pStyle w:val="TableText"/>
+              <w:jc w:val="left"/>
+              <w:wordWrap w:val="0"/>
+              <w:spacing w:before="0" w:after="0" w:line="320" w:lineRule="exact"/>
+            </w:pPr>
+            <w:r>
+              <w:rPr>
+                <w:rFonts w:ascii="Calibri" w:hAnsi="Calibri" w:eastAsia="Microsoft YaHei" w:cs="Calibri"/>
+                <w:sz w:val="18"/>
+                <w:szCs w:val="18"/>
+              </w:rPr>
+              <w:t xml:space="preserve">90.9%</w:t>
+            </w:r>
+          </w:p>
+        </w:tc>
+        <w:tc>
+          <w:tcPr>
+            <w:tcW w:w="4767" w:type="dxa"/>
+          </w:tcPr>
+          <w:p>
+            <w:pPr>
+              <w:pStyle w:val="TableText"/>
+              <w:jc w:val="left"/>
+              <w:wordWrap w:val="0"/>
+              <w:spacing w:before="0" w:after="0" w:line="320" w:lineRule="exact"/>
+            </w:pPr>
+            <w:r>
+              <w:rPr>
+                <w:rFonts w:ascii="Calibri" w:hAnsi="Calibri" w:eastAsia="Microsoft YaHei" w:cs="Calibri"/>
+                <w:sz w:val="18"/>
+                <w:szCs w:val="18"/>
+              </w:rPr>
+              <w:t xml:space="preserve">27.4</w:t>
+            </w:r>
+          </w:p>
+        </w:tc>
+      </w:tr>
+      <w:tr>
+        <w:trPr>
+          <w:cantSplit/>
+        </w:trPr>
+        <w:tc>
+          <w:tcPr>
+            <w:tcW w:w="1473" w:type="dxa"/>
+          </w:tcPr>
+          <w:p>
+            <w:pPr>
+              <w:pStyle w:val="TableText"/>
+              <w:jc w:val="left"/>
+              <w:wordWrap w:val="0"/>
+              <w:spacing w:before="0" w:after="0" w:line="320" w:lineRule="exact"/>
+            </w:pPr>
+            <w:r>
+              <w:rPr>
+                <w:rFonts w:ascii="Calibri" w:hAnsi="Calibri" w:eastAsia="Microsoft YaHei" w:cs="Calibri"/>
+                <w:sz w:val="18"/>
+                <w:szCs w:val="18"/>
+              </w:rPr>
+              <w:t xml:space="preserve">200%</w:t>
+            </w:r>
+          </w:p>
+        </w:tc>
+        <w:tc>
+          <w:tcPr>
+            <w:tcW w:w="1473" w:type="dxa"/>
+          </w:tcPr>
+          <w:p>
+            <w:pPr>
+              <w:pStyle w:val="TableText"/>
+              <w:jc w:val="left"/>
+              <w:wordWrap w:val="0"/>
+              <w:spacing w:before="0" w:after="0" w:line="320" w:lineRule="exact"/>
+            </w:pPr>
+            <w:r>
+              <w:rPr>
+                <w:rFonts w:ascii="Calibri" w:hAnsi="Calibri" w:eastAsia="Microsoft YaHei" w:cs="Calibri"/>
+                <w:sz w:val="18"/>
+                <w:szCs w:val="18"/>
+              </w:rPr>
+              <w:t xml:space="preserve">8N1S</w:t>
+            </w:r>
+          </w:p>
+        </w:tc>
+        <w:tc>
+          <w:tcPr>
+            <w:tcW w:w="1885" w:type="dxa"/>
+          </w:tcPr>
+          <w:p>
+            <w:pPr>
+              <w:pStyle w:val="TableText"/>
+              <w:jc w:val="left"/>
+              <w:wordWrap w:val="0"/>
+              <w:spacing w:before="0" w:after="0" w:line="320" w:lineRule="exact"/>
+            </w:pPr>
+            <w:r>
+              <w:rPr>
+                <w:rFonts w:ascii="Calibri" w:hAnsi="Calibri" w:eastAsia="Microsoft YaHei" w:cs="Calibri"/>
+                <w:sz w:val="18"/>
+                <w:szCs w:val="18"/>
+              </w:rPr>
+              <w:t xml:space="preserve">88.0%</w:t>
+            </w:r>
+          </w:p>
+        </w:tc>
+        <w:tc>
+          <w:tcPr>
+            <w:tcW w:w="4767" w:type="dxa"/>
+          </w:tcPr>
+          <w:p>
+            <w:pPr>
+              <w:pStyle w:val="TableText"/>
+              <w:jc w:val="left"/>
+              <w:wordWrap w:val="0"/>
+              <w:spacing w:before="0" w:after="0" w:line="320" w:lineRule="exact"/>
+            </w:pPr>
+            <w:r>
+              <w:rPr>
+                <w:rFonts w:ascii="Calibri" w:hAnsi="Calibri" w:eastAsia="Microsoft YaHei" w:cs="Calibri"/>
+                <w:sz w:val="18"/>
+                <w:szCs w:val="18"/>
+              </w:rPr>
+              <w:t xml:space="preserve">26.1</w:t>
+            </w:r>
+          </w:p>
+        </w:tc>
+      </w:tr>
+      <w:tr>
+        <w:trPr>
+          <w:cantSplit/>
+        </w:trPr>
+        <w:tc>
+          <w:tcPr>
+            <w:tcW w:w="1473" w:type="dxa"/>
+          </w:tcPr>
+          <w:p>
+            <w:pPr>
+              <w:pStyle w:val="TableText"/>
+              <w:jc w:val="left"/>
+              <w:wordWrap w:val="0"/>
+              <w:spacing w:before="0" w:after="0" w:line="320" w:lineRule="exact"/>
+            </w:pPr>
+            <w:r>
+              <w:rPr>
+                <w:rFonts w:ascii="Calibri" w:hAnsi="Calibri" w:eastAsia="Microsoft YaHei" w:cs="Calibri"/>
+                <w:sz w:val="18"/>
+                <w:szCs w:val="18"/>
+              </w:rPr>
+              <w:t xml:space="preserve">200%</w:t>
+            </w:r>
+          </w:p>
+        </w:tc>
+        <w:tc>
+          <w:tcPr>
+            <w:tcW w:w="1473" w:type="dxa"/>
+          </w:tcPr>
+          <w:p>
+            <w:pPr>
+              <w:pStyle w:val="TableText"/>
+              <w:jc w:val="left"/>
+              <w:wordWrap w:val="0"/>
+              <w:spacing w:before="0" w:after="0" w:line="320" w:lineRule="exact"/>
+            </w:pPr>
+            <w:r>
+              <w:rPr>
+                <w:rFonts w:ascii="Calibri" w:hAnsi="Calibri" w:eastAsia="Microsoft YaHei" w:cs="Calibri"/>
+                <w:sz w:val="18"/>
+                <w:szCs w:val="18"/>
+              </w:rPr>
+              <w:t xml:space="preserve">8N2S</w:t>
+            </w:r>
+          </w:p>
+        </w:tc>
+        <w:tc>
+          <w:tcPr>
+            <w:tcW w:w="1885" w:type="dxa"/>
+          </w:tcPr>
+          <w:p>
+            <w:pPr>
+              <w:pStyle w:val="TableText"/>
+              <w:jc w:val="left"/>
+              <w:wordWrap w:val="0"/>
+              <w:spacing w:before="0" w:after="0" w:line="320" w:lineRule="exact"/>
+            </w:pPr>
+            <w:r>
+              <w:rPr>
+                <w:rFonts w:ascii="Calibri" w:hAnsi="Calibri" w:eastAsia="Microsoft YaHei" w:cs="Calibri"/>
+                <w:sz w:val="18"/>
+                <w:szCs w:val="18"/>
+              </w:rPr>
+              <w:t xml:space="preserve">86.9%</w:t>
+            </w:r>
+          </w:p>
+        </w:tc>
+        <w:tc>
+          <w:tcPr>
+            <w:tcW w:w="4767" w:type="dxa"/>
+          </w:tcPr>
+          <w:p>
+            <w:pPr>
+              <w:pStyle w:val="TableText"/>
+              <w:jc w:val="left"/>
+              <w:wordWrap w:val="0"/>
+              <w:spacing w:before="0" w:after="0" w:line="320" w:lineRule="exact"/>
+            </w:pPr>
+            <w:r>
+              <w:rPr>
+                <w:rFonts w:ascii="Calibri" w:hAnsi="Calibri" w:eastAsia="Microsoft YaHei" w:cs="Calibri"/>
+                <w:sz w:val="18"/>
+                <w:szCs w:val="18"/>
+              </w:rPr>
+              <w:t xml:space="preserve">1.9</w:t>
+            </w:r>
+          </w:p>
+        </w:tc>
+      </w:tr>
+      <w:tr>
+        <w:trPr>
+          <w:cantSplit/>
+        </w:trPr>
+        <w:tc>
+          <w:tcPr>
+            <w:tcW w:w="1473" w:type="dxa"/>
+          </w:tcPr>
+          <w:p>
+            <w:pPr>
+              <w:pStyle w:val="TableText"/>
+              <w:jc w:val="left"/>
+              <w:wordWrap w:val="0"/>
+              <w:spacing w:before="0" w:after="0" w:line="320" w:lineRule="exact"/>
+            </w:pPr>
+            <w:r>
+              <w:rPr>
+                <w:rFonts w:ascii="Calibri" w:hAnsi="Calibri" w:eastAsia="Microsoft YaHei" w:cs="Calibri"/>
+                <w:sz w:val="18"/>
+                <w:szCs w:val="18"/>
+              </w:rPr>
+              <w:t xml:space="preserve">200%</w:t>
+            </w:r>
+          </w:p>
+        </w:tc>
+        <w:tc>
+          <w:tcPr>
+            <w:tcW w:w="1473" w:type="dxa"/>
+          </w:tcPr>
+          <w:p>
+            <w:pPr>
+              <w:pStyle w:val="TableText"/>
+              <w:jc w:val="left"/>
+              <w:wordWrap w:val="0"/>
+              <w:spacing w:before="0" w:after="0" w:line="320" w:lineRule="exact"/>
+            </w:pPr>
+            <w:r>
+              <w:rPr>
+                <w:rFonts w:ascii="Calibri" w:hAnsi="Calibri" w:eastAsia="Microsoft YaHei" w:cs="Calibri"/>
+                <w:sz w:val="18"/>
+                <w:szCs w:val="18"/>
+              </w:rPr>
+              <w:t xml:space="preserve">16N1S</w:t>
+            </w:r>
+          </w:p>
+        </w:tc>
+        <w:tc>
+          <w:tcPr>
+            <w:tcW w:w="1885" w:type="dxa"/>
+          </w:tcPr>
+          <w:p>
+            <w:pPr>
+              <w:pStyle w:val="TableText"/>
+              <w:jc w:val="left"/>
+              <w:wordWrap w:val="0"/>
+              <w:spacing w:before="0" w:after="0" w:line="320" w:lineRule="exact"/>
+            </w:pPr>
+            <w:r>
+              <w:rPr>
+                <w:rFonts w:ascii="Calibri" w:hAnsi="Calibri" w:eastAsia="Microsoft YaHei" w:cs="Calibri"/>
+                <w:sz w:val="18"/>
+                <w:szCs w:val="18"/>
+              </w:rPr>
+              <w:t xml:space="preserve">120.5%</w:t>
+            </w:r>
+          </w:p>
+        </w:tc>
+        <w:tc>
+          <w:tcPr>
+            <w:tcW w:w="4767" w:type="dxa"/>
+          </w:tcPr>
+          <w:p>
+            <w:pPr>
+              <w:pStyle w:val="TableText"/>
+              <w:jc w:val="left"/>
+              <w:wordWrap w:val="0"/>
+              <w:spacing w:before="0" w:after="0" w:line="320" w:lineRule="exact"/>
+            </w:pPr>
+            <w:r>
+              <w:rPr>
+                <w:rFonts w:ascii="Calibri" w:hAnsi="Calibri" w:eastAsia="Microsoft YaHei" w:cs="Calibri"/>
+                <w:sz w:val="18"/>
+                <w:szCs w:val="18"/>
+              </w:rPr>
+              <w:t xml:space="preserve">57.4</w:t>
+            </w:r>
+          </w:p>
+        </w:tc>
+      </w:tr>
+    </w:tbl>
+    <w:p>
+      <w:pPr>
+        <w:jc w:val="center"/>
+        <w:spacing w:before="100" w:after="40" w:line="240" w:lineRule="auto"/>
+      </w:pPr>
+      <w:r>
+        <w:drawing>
+          <wp:inline distT="0" distB="0" distL="0" distR="0">
+            <wp:extent cx="4320000" cy="2399206"/>
+            <wp:effectExtent l="0" t="0" r="0" b="0"/>
+            <wp:docPr id="3" name="图 3-3 指标 1 多压力与多拓扑扩展观测" descr="图 3-3 指标 1 多压力与多拓扑扩展观测"/>
+            <wp:cNvGraphicFramePr>
+              <a:graphicFrameLocks xmlns:a="http://schemas.openxmlformats.org/drawingml/2006/main" noChangeAspect="1"/>
+            </wp:cNvGraphicFramePr>
+            <a:graphic xmlns:a="http://schemas.openxmlformats.org/drawingml/2006/main">
+              <a:graphicData uri="http://schemas.openxmlformats.org/drawingml/2006/picture">
+                <pic:pic xmlns:pic="http://schemas.openxmlformats.org/drawingml/2006/picture">
+                  <pic:nvPicPr>
+                    <pic:cNvPr id="3" name="图 3-3 指标 1 多压力与多拓扑扩展观测"/>
+                    <pic:cNvPicPr/>
+                  </pic:nvPicPr>
+                  <pic:blipFill>
+                    <a:blip xmlns:r="http://schemas.openxmlformats.org/officeDocument/2006/relationships" r:embed="rIdImage3"/>
+                    <a:stretch>
+                      <a:fillRect/>
+                    </a:stretch>
+                  </pic:blipFill>
+                  <pic:spPr>
+                    <a:xfrm>
+                      <a:off x="0" y="0"/>
+                      <a:ext cx="4320000" cy="2399206"/>
+                    </a:xfrm>
+                    <a:prstGeom prst="rect">
+                      <a:avLst/>
+                    </a:prstGeom>
+                  </pic:spPr>
+                </pic:pic>
+              </a:graphicData>
+            </a:graphic>
+          </wp:inline>
+        </w:drawing>
+      </w:r>
+    </w:p>
+    <w:p>
+      <w:pPr>
+        <w:pStyle w:val="FigureCaption"/>
+        <w:jc w:val="center"/>
+      </w:pPr>
+      <w:r>
+        <w:rPr>
+          <w:rFonts w:ascii="Calibri" w:hAnsi="Calibri" w:eastAsia="Microsoft YaHei" w:cs="Calibri"/>
+        </w:rPr>
+        <w:t xml:space="preserve">图 3-3　指标 1 多压力与多拓扑扩展观测</w:t>
+      </w:r>
+    </w:p>
+    <w:p>
+      <w:pPr>
         <w:pStyle w:val="Heading2"/>
         <w:keepNext/>
       </w:pPr>
@@ -6933,7 +10802,7 @@
           <wp:inline distT="0" distB="0" distL="0" distR="0">
             <wp:extent cx="3960000" cy="1789090"/>
             <wp:effectExtent l="0" t="0" r="0" b="0"/>
-            <wp:docPr id="3" name="图 4-1 Metric2 适用场景端到端时延" descr="图 4-1 Metric2 适用场景端到端时延"/>
+            <wp:docPr id="4" name="图 4-1 指标 2 适用场景端到端时延" descr="图 4-1 指标 2 适用场景端到端时延"/>
             <wp:cNvGraphicFramePr>
               <a:graphicFrameLocks xmlns:a="http://schemas.openxmlformats.org/drawingml/2006/main" noChangeAspect="1"/>
             </wp:cNvGraphicFramePr>
@@ -6941,11 +10810,11 @@
               <a:graphicData uri="http://schemas.openxmlformats.org/drawingml/2006/picture">
                 <pic:pic xmlns:pic="http://schemas.openxmlformats.org/drawingml/2006/picture">
                   <pic:nvPicPr>
-                    <pic:cNvPr id="3" name="图 4-1 Metric2 适用场景端到端时延"/>
+                    <pic:cNvPr id="4" name="图 4-1 指标 2 适用场景端到端时延"/>
                     <pic:cNvPicPr/>
                   </pic:nvPicPr>
                   <pic:blipFill>
-                    <a:blip xmlns:r="http://schemas.openxmlformats.org/officeDocument/2006/relationships" r:embed="rIdImage3"/>
+                    <a:blip xmlns:r="http://schemas.openxmlformats.org/officeDocument/2006/relationships" r:embed="rIdImage4"/>
                     <a:stretch>
                       <a:fillRect/>
                     </a:stretch>
@@ -6975,7 +10844,7 @@
         <w:rPr>
           <w:rFonts w:ascii="Calibri" w:hAnsi="Calibri" w:eastAsia="Microsoft YaHei" w:cs="Calibri"/>
         </w:rPr>
-        <w:t xml:space="preserve">图 4-1　Metric2 场景时延</w:t>
+        <w:t xml:space="preserve">图 4-1　指标 2 场景时延</w:t>
       </w:r>
     </w:p>
     <w:p>
@@ -8554,7 +12423,7 @@
           <wp:inline distT="0" distB="0" distL="0" distR="0">
             <wp:extent cx="3600000" cy="1766972"/>
             <wp:effectExtent l="0" t="0" r="0" b="0"/>
-            <wp:docPr id="4" name="图 4-2 TC130-TC134 压力后主路径变化" descr="图 4-2 TC130-TC134 压力后主路径变化"/>
+            <wp:docPr id="5" name="图 4-2 TC130-TC134 压力后主路径变化" descr="图 4-2 TC130-TC134 压力后主路径变化"/>
             <wp:cNvGraphicFramePr>
               <a:graphicFrameLocks xmlns:a="http://schemas.openxmlformats.org/drawingml/2006/main" noChangeAspect="1"/>
             </wp:cNvGraphicFramePr>
@@ -8562,11 +12431,11 @@
               <a:graphicData uri="http://schemas.openxmlformats.org/drawingml/2006/picture">
                 <pic:pic xmlns:pic="http://schemas.openxmlformats.org/drawingml/2006/picture">
                   <pic:nvPicPr>
-                    <pic:cNvPr id="4" name="图 4-2 TC130-TC134 压力后主路径变化"/>
+                    <pic:cNvPr id="5" name="图 4-2 TC130-TC134 压力后主路径变化"/>
                     <pic:cNvPicPr/>
                   </pic:nvPicPr>
                   <pic:blipFill>
-                    <a:blip xmlns:r="http://schemas.openxmlformats.org/officeDocument/2006/relationships" r:embed="rIdImage4"/>
+                    <a:blip xmlns:r="http://schemas.openxmlformats.org/officeDocument/2006/relationships" r:embed="rIdImage5"/>
                     <a:stretch>
                       <a:fillRect/>
                     </a:stretch>
@@ -8619,7 +12488,7 @@
         <w:rPr>
           <w:rFonts w:ascii="Calibri" w:hAnsi="Calibri" w:eastAsia="Microsoft YaHei" w:cs="Calibri"/>
         </w:rPr>
-        <w:t xml:space="preserve">TC142-TC147 覆盖数据库、FaaS、图计算和 feature store。每个 testcase 均运行 naive、</w:t>
+        <w:t xml:space="preserve">TC142-TC147 覆盖数据库、FaaS、图计算和 feature store。每个 testcase 均完成 naive、</w:t>
       </w:r>
     </w:p>
     <w:p>
@@ -8630,7 +12499,29 @@
         <w:rPr>
           <w:rFonts w:ascii="Calibri" w:hAnsi="Calibri" w:eastAsia="Microsoft YaHei" w:cs="Calibri"/>
         </w:rPr>
-        <w:t xml:space="preserve">spill-noopt 和 optimized 三个 profile，共 18/1⁠8⁠ ⁠通⁠过⁠。</w:t>
+        <w:t xml:space="preserve">spill-noopt 和 optimized 三个 profile 的正确性运行，共 18/18 通过。下表使用同一⁠完⁠成⁠边⁠界⁠下</w:t>
+      </w:r>
+    </w:p>
+    <w:p>
+      <w:pPr>
+        <w:ind w:left="0" w:firstLine="420"/>
+      </w:pPr>
+      <w:r>
+        <w:rPr>
+          <w:rFonts w:ascii="Calibri" w:hAnsi="Calibri" w:eastAsia="Microsoft YaHei" w:cs="Calibri"/>
+        </w:rPr>
+        <w:t xml:space="preserve">可直接比较的 naive 与 optimized 端到端值；spill-noopt 已通过正确性门禁，但该组⁠未⁠保⁠留⁠用⁠于</w:t>
+      </w:r>
+    </w:p>
+    <w:p>
+      <w:pPr>
+        <w:ind w:left="0" w:firstLine="420"/>
+      </w:pPr>
+      <w:r>
+        <w:rPr>
+          <w:rFonts w:ascii="Calibri" w:hAnsi="Calibri" w:eastAsia="Microsoft YaHei" w:cs="Calibri"/>
+        </w:rPr>
+        <w:t xml:space="preserve">此表横向比较的同口径主值，因此标记为⁠ ⁠N⁠/⁠A⁠。</w:t>
       </w:r>
     </w:p>
     <w:tbl>
@@ -9603,7 +13494,7 @@
         <w:rPr>
           <w:rFonts w:ascii="Calibri" w:hAnsi="Calibri" w:eastAsia="Microsoft YaHei" w:cs="Calibri"/>
         </w:rPr>
-        <w:t xml:space="preserve">该矩阵证明 UBCC 的容量和协议机制可以迁移到真实应用形态与 16N1S Level-A 协议⁠节⁠点⁠规⁠模⁠，</w:t>
+        <w:t xml:space="preserve">该矩阵证明 UBCC 的容量和协议机制可以用于代表性应用模式与 16N1S Level-A 协议⁠节⁠点⁠规⁠模⁠，</w:t>
       </w:r>
     </w:p>
     <w:p>
@@ -9627,7 +13518,7 @@
           <wp:inline distT="0" distB="0" distL="0" distR="0">
             <wp:extent cx="3959999" cy="1805624"/>
             <wp:effectExtent l="0" t="0" r="0" b="0"/>
-            <wp:docPr id="5" name="图 4-3 TC142-TC147 代表应用降幅" descr="图 4-3 TC142-TC147 代表应用降幅"/>
+            <wp:docPr id="6" name="图 4-3 TC142-TC147 代表应用降幅" descr="图 4-3 TC142-TC147 代表应用降幅"/>
             <wp:cNvGraphicFramePr>
               <a:graphicFrameLocks xmlns:a="http://schemas.openxmlformats.org/drawingml/2006/main" noChangeAspect="1"/>
             </wp:cNvGraphicFramePr>
@@ -9635,11 +13526,11 @@
               <a:graphicData uri="http://schemas.openxmlformats.org/drawingml/2006/picture">
                 <pic:pic xmlns:pic="http://schemas.openxmlformats.org/drawingml/2006/picture">
                   <pic:nvPicPr>
-                    <pic:cNvPr id="5" name="图 4-3 TC142-TC147 代表应用降幅"/>
+                    <pic:cNvPr id="6" name="图 4-3 TC142-TC147 代表应用降幅"/>
                     <pic:cNvPicPr/>
                   </pic:nvPicPr>
                   <pic:blipFill>
-                    <a:blip xmlns:r="http://schemas.openxmlformats.org/officeDocument/2006/relationships" r:embed="rIdImage5"/>
+                    <a:blip xmlns:r="http://schemas.openxmlformats.org/officeDocument/2006/relationships" r:embed="rIdImage6"/>
                     <a:stretch>
                       <a:fillRect/>
                     </a:stretch>
@@ -9693,7 +13584,7 @@
         <w:rPr>
           <w:rFonts w:ascii="Calibri" w:hAnsi="Calibri" w:eastAsia="SimHei" w:cs="Calibri"/>
         </w:rPr>
-        <w:t xml:space="preserve">5.1 场景定义</w:t>
+        <w:t xml:space="preserve">5.1 场景定义与关键路径</w:t>
       </w:r>
     </w:p>
     <w:p>
@@ -9704,7 +13595,63 @@
         <w:rPr>
           <w:rFonts w:ascii="Calibri" w:hAnsi="Calibri" w:eastAsia="Microsoft YaHei" w:cs="Calibri"/>
         </w:rPr>
-        <w:t xml:space="preserve">核心场景组承担协议关键⁠路⁠径⁠比⁠较⁠：</w:t>
+        <w:t xml:space="preserve">指标 3 以共同 workload 和共同根操作完成边界比较 UBCC 与 HA-VI。UBCC 通过 Home UBCC</w:t>
+      </w:r>
+    </w:p>
+    <w:p>
+      <w:pPr>
+        <w:ind w:left="0" w:firstLine="420"/>
+      </w:pPr>
+      <w:r>
+        <w:rPr>
+          <w:rFonts w:ascii="Calibri" w:hAnsi="Calibri" w:eastAsia="Microsoft YaHei" w:cs="Calibri"/>
+        </w:rPr>
+        <w:t xml:space="preserve">控制器上的精确 owner/sharer 目录确定数据源、权限目标和提交顺序；HA-VI 按冻⁠结⁠的⁠ ⁠V⁠I</w:t>
+      </w:r>
+    </w:p>
+    <w:p>
+      <w:pPr>
+        <w:ind w:left="0" w:firstLine="420"/>
+      </w:pPr>
+      <w:r>
+        <w:rPr>
+          <w:rFonts w:ascii="Calibri" w:hAnsi="Calibri" w:eastAsia="Microsoft YaHei" w:cs="Calibri"/>
+        </w:rPr>
+        <w:t xml:space="preserve">有效性状态与参考完成链执行相⁠同⁠根⁠操⁠作⁠。</w:t>
+      </w:r>
+    </w:p>
+    <w:p>
+      <w:pPr>
+        <w:ind w:left="0" w:firstLine="420"/>
+      </w:pPr>
+      <w:r>
+        <w:rPr>
+          <w:rFonts w:ascii="Calibri" w:hAnsi="Calibri" w:eastAsia="Microsoft YaHei" w:cs="Calibri"/>
+        </w:rPr>
+        <w:t xml:space="preserve">每个 testcase 在两个对照角色中使用相同的参与者角色、操作序列、输入配比和计量⁠事⁠件⁠。⁠核⁠心</w:t>
+      </w:r>
+    </w:p>
+    <w:p>
+      <w:pPr>
+        <w:ind w:left="0" w:firstLine="420"/>
+      </w:pPr>
+      <w:r>
+        <w:rPr>
+          <w:rFonts w:ascii="Calibri" w:hAnsi="Calibri" w:eastAsia="Microsoft YaHei" w:cs="Calibri"/>
+        </w:rPr>
+        <w:t xml:space="preserve">场景组直接覆盖三条一致性关键路径，代表场景组将相同机制置于应用化组合 worklo⁠a⁠d⁠ ⁠中⁠。</w:t>
+      </w:r>
+    </w:p>
+    <w:p>
+      <w:pPr>
+        <w:pStyle w:val="Heading3"/>
+        <w:keepNext/>
+      </w:pPr>
+      <w:r>
+        <w:rPr>
+          <w:rFonts w:ascii="Calibri" w:hAnsi="Calibri" w:eastAsia="SimHei" w:cs="Calibri"/>
+        </w:rPr>
+        <w:t xml:space="preserve">5.1.1 核心场景组</w:t>
       </w:r>
     </w:p>
     <w:tbl>
@@ -9720,9 +13667,11 @@
         </w:tblCellMar>
       </w:tblPr>
       <w:tblGrid>
-        <w:gridCol w:w="1550"/>
-        <w:gridCol w:w="3200"/>
-        <w:gridCol w:w="4850"/>
+        <w:gridCol w:w="1042"/>
+        <w:gridCol w:w="1893"/>
+        <w:gridCol w:w="2744"/>
+        <w:gridCol w:w="2155"/>
+        <w:gridCol w:w="1762"/>
       </w:tblGrid>
       <w:tr>
         <w:trPr>
@@ -9731,7 +13680,7 @@
         </w:trPr>
         <w:tc>
           <w:tcPr>
-            <w:tcW w:w="1550" w:type="dxa"/>
+            <w:tcW w:w="1042" w:type="dxa"/>
             <w:shd w:val="clear" w:color="auto" w:fill="D9E2F3"/>
           </w:tcPr>
           <w:p>
@@ -9748,13 +13697,13 @@
                 <w:sz w:val="18"/>
                 <w:szCs w:val="18"/>
               </w:rPr>
-              <w:t xml:space="preserve">场景</w:t>
-            </w:r>
-          </w:p>
-        </w:tc>
-        <w:tc>
-          <w:tcPr>
-            <w:tcW w:w="3200" w:type="dxa"/>
+              <w:t xml:space="preserve">T⁠C</w:t>
+            </w:r>
+          </w:p>
+        </w:tc>
+        <w:tc>
+          <w:tcPr>
+            <w:tcW w:w="1893" w:type="dxa"/>
             <w:shd w:val="clear" w:color="auto" w:fill="D9E2F3"/>
           </w:tcPr>
           <w:p>
@@ -9771,13 +13720,13 @@
                 <w:sz w:val="18"/>
                 <w:szCs w:val="18"/>
               </w:rPr>
-              <w:t xml:space="preserve">主操作</w:t>
-            </w:r>
-          </w:p>
-        </w:tc>
-        <w:tc>
-          <w:tcPr>
-            <w:tcW w:w="4850" w:type="dxa"/>
+              <w:t xml:space="preserve">主操作与完成边界</w:t>
+            </w:r>
+          </w:p>
+        </w:tc>
+        <w:tc>
+          <w:tcPr>
+            <w:tcW w:w="2744" w:type="dxa"/>
             <w:shd w:val="clear" w:color="auto" w:fill="D9E2F3"/>
           </w:tcPr>
           <w:p>
@@ -9794,7 +13743,53 @@
                 <w:sz w:val="18"/>
                 <w:szCs w:val="18"/>
               </w:rPr>
-              <w:t xml:space="preserve">主要协议责任</w:t>
+              <w:t xml:space="preserve">U⁠B⁠C⁠C 关键路径</w:t>
+            </w:r>
+          </w:p>
+        </w:tc>
+        <w:tc>
+          <w:tcPr>
+            <w:tcW w:w="2155" w:type="dxa"/>
+            <w:shd w:val="clear" w:color="auto" w:fill="D9E2F3"/>
+          </w:tcPr>
+          <w:p>
+            <w:pPr>
+              <w:pStyle w:val="TableText"/>
+              <w:jc w:val="left"/>
+              <w:wordWrap w:val="0"/>
+              <w:spacing w:before="0" w:after="0" w:line="320" w:lineRule="exact"/>
+            </w:pPr>
+            <w:r>
+              <w:rPr>
+                <w:rFonts w:ascii="Calibri" w:hAnsi="Calibri" w:eastAsia="SimHei" w:cs="Calibri"/>
+                <w:b/>
+                <w:sz w:val="18"/>
+                <w:szCs w:val="18"/>
+              </w:rPr>
+              <w:t xml:space="preserve">H⁠A⁠-⁠V⁠I 参考路径</w:t>
+            </w:r>
+          </w:p>
+        </w:tc>
+        <w:tc>
+          <w:tcPr>
+            <w:tcW w:w="1762" w:type="dxa"/>
+            <w:shd w:val="clear" w:color="auto" w:fill="D9E2F3"/>
+          </w:tcPr>
+          <w:p>
+            <w:pPr>
+              <w:pStyle w:val="TableText"/>
+              <w:jc w:val="left"/>
+              <w:wordWrap w:val="0"/>
+              <w:spacing w:before="0" w:after="0" w:line="320" w:lineRule="exact"/>
+            </w:pPr>
+            <w:r>
+              <w:rPr>
+                <w:rFonts w:ascii="Calibri" w:hAnsi="Calibri" w:eastAsia="SimHei" w:cs="Calibri"/>
+                <w:b/>
+                <w:sz w:val="18"/>
+                <w:szCs w:val="18"/>
+              </w:rPr>
+              <w:t xml:space="preserve">比较重点</w:t>
             </w:r>
           </w:p>
         </w:tc>
@@ -9805,64 +13800,106 @@
         </w:trPr>
         <w:tc>
           <w:tcPr>
-            <w:tcW w:w="1550" w:type="dxa"/>
-          </w:tcPr>
-          <w:p>
-            <w:pPr>
-              <w:pStyle w:val="TableText"/>
-              <w:jc w:val="left"/>
-              <w:wordWrap w:val="0"/>
-              <w:spacing w:before="0" w:after="0" w:line="320" w:lineRule="exact"/>
-            </w:pPr>
-            <w:r>
-              <w:rPr>
-                <w:rFonts w:ascii="Calibri" w:hAnsi="Calibri" w:eastAsia="Microsoft YaHei" w:cs="Calibri"/>
-                <w:sz w:val="18"/>
-                <w:szCs w:val="18"/>
-              </w:rPr>
-              <w:t xml:space="preserve">T⁠C⁠2⁠2⁠8</w:t>
-            </w:r>
-          </w:p>
-        </w:tc>
-        <w:tc>
-          <w:tcPr>
-            <w:tcW w:w="3200" w:type="dxa"/>
-          </w:tcPr>
-          <w:p>
-            <w:pPr>
-              <w:pStyle w:val="TableText"/>
-              <w:jc w:val="left"/>
-              <w:wordWrap w:val="0"/>
-              <w:spacing w:before="0" w:after="0" w:line="320" w:lineRule="exact"/>
-            </w:pPr>
-            <w:r>
-              <w:rPr>
-                <w:rFonts w:ascii="Calibri" w:hAnsi="Calibri" w:eastAsia="Microsoft YaHei" w:cs="Calibri"/>
-                <w:sz w:val="18"/>
-                <w:szCs w:val="18"/>
-              </w:rPr>
-              <w:t xml:space="preserve">R⁠e⁠m⁠o⁠t⁠e R⁠e⁠a⁠d</w:t>
-            </w:r>
-          </w:p>
-        </w:tc>
-        <w:tc>
-          <w:tcPr>
-            <w:tcW w:w="4850" w:type="dxa"/>
-          </w:tcPr>
-          <w:p>
-            <w:pPr>
-              <w:pStyle w:val="TableText"/>
-              <w:jc w:val="left"/>
-              <w:wordWrap w:val="0"/>
-              <w:spacing w:before="0" w:after="0" w:line="320" w:lineRule="exact"/>
-            </w:pPr>
-            <w:r>
-              <w:rPr>
-                <w:rFonts w:ascii="Calibri" w:hAnsi="Calibri" w:eastAsia="Microsoft YaHei" w:cs="Calibri"/>
-                <w:sz w:val="18"/>
-                <w:szCs w:val="18"/>
-              </w:rPr>
-              <w:t xml:space="preserve">权威数据定位与共享授权</w:t>
+            <w:tcW w:w="1042" w:type="dxa"/>
+          </w:tcPr>
+          <w:p>
+            <w:pPr>
+              <w:pStyle w:val="TableText"/>
+              <w:jc w:val="left"/>
+              <w:wordWrap w:val="0"/>
+              <w:spacing w:before="0" w:after="0" w:line="320" w:lineRule="exact"/>
+            </w:pPr>
+            <w:r>
+              <w:rPr>
+                <w:rFonts w:ascii="Calibri" w:hAnsi="Calibri" w:eastAsia="Microsoft YaHei" w:cs="Calibri"/>
+                <w:sz w:val="18"/>
+                <w:szCs w:val="18"/>
+              </w:rPr>
+              <w:t xml:space="preserve">228</w:t>
+            </w:r>
+          </w:p>
+        </w:tc>
+        <w:tc>
+          <w:tcPr>
+            <w:tcW w:w="1893" w:type="dxa"/>
+          </w:tcPr>
+          <w:p>
+            <w:pPr>
+              <w:pStyle w:val="TableText"/>
+              <w:jc w:val="left"/>
+              <w:wordWrap w:val="0"/>
+              <w:spacing w:before="0" w:after="0" w:line="320" w:lineRule="exact"/>
+            </w:pPr>
+            <w:r>
+              <w:rPr>
+                <w:rFonts w:ascii="Calibri" w:hAnsi="Calibri" w:eastAsia="Microsoft YaHei" w:cs="Calibri"/>
+                <w:sz w:val="18"/>
+                <w:szCs w:val="18"/>
+              </w:rPr>
+              <w:t xml:space="preserve">r⁠e⁠q⁠u⁠e⁠s⁠t⁠e⁠r 获得数据与共享授权</w:t>
+            </w:r>
+          </w:p>
+        </w:tc>
+        <w:tc>
+          <w:tcPr>
+            <w:tcW w:w="2744" w:type="dxa"/>
+          </w:tcPr>
+          <w:p>
+            <w:pPr>
+              <w:pStyle w:val="TableText"/>
+              <w:jc w:val="left"/>
+              <w:wordWrap w:val="0"/>
+              <w:spacing w:before="0" w:after="0" w:line="320" w:lineRule="exact"/>
+            </w:pPr>
+            <w:r>
+              <w:rPr>
+                <w:rFonts w:ascii="Calibri" w:hAnsi="Calibri" w:eastAsia="Microsoft YaHei" w:cs="Calibri"/>
+                <w:sz w:val="18"/>
+                <w:szCs w:val="18"/>
+              </w:rPr>
+              <w:t xml:space="preserve">H⁠o⁠m⁠e U⁠B⁠C⁠C 控制器按 o⁠w⁠n⁠e⁠r 状态选择权威数据源，并在数据返回后建立共享关系</w:t>
+            </w:r>
+          </w:p>
+        </w:tc>
+        <w:tc>
+          <w:tcPr>
+            <w:tcW w:w="2155" w:type="dxa"/>
+          </w:tcPr>
+          <w:p>
+            <w:pPr>
+              <w:pStyle w:val="TableText"/>
+              <w:jc w:val="left"/>
+              <w:wordWrap w:val="0"/>
+              <w:spacing w:before="0" w:after="0" w:line="320" w:lineRule="exact"/>
+            </w:pPr>
+            <w:r>
+              <w:rPr>
+                <w:rFonts w:ascii="Calibri" w:hAnsi="Calibri" w:eastAsia="Microsoft YaHei" w:cs="Calibri"/>
+                <w:sz w:val="18"/>
+                <w:szCs w:val="18"/>
+              </w:rPr>
+              <w:t xml:space="preserve">按 V⁠I 有效性关系完成数据定位和有效副本建立</w:t>
+            </w:r>
+          </w:p>
+        </w:tc>
+        <w:tc>
+          <w:tcPr>
+            <w:tcW w:w="1762" w:type="dxa"/>
+          </w:tcPr>
+          <w:p>
+            <w:pPr>
+              <w:pStyle w:val="TableText"/>
+              <w:jc w:val="left"/>
+              <w:wordWrap w:val="0"/>
+              <w:spacing w:before="0" w:after="0" w:line="320" w:lineRule="exact"/>
+            </w:pPr>
+            <w:r>
+              <w:rPr>
+                <w:rFonts w:ascii="Calibri" w:hAnsi="Calibri" w:eastAsia="Microsoft YaHei" w:cs="Calibri"/>
+                <w:sz w:val="18"/>
+                <w:szCs w:val="18"/>
+              </w:rPr>
+              <w:t xml:space="preserve">数据源定位与共享授权</w:t>
             </w:r>
           </w:p>
         </w:tc>
@@ -9873,64 +13910,106 @@
         </w:trPr>
         <w:tc>
           <w:tcPr>
-            <w:tcW w:w="1550" w:type="dxa"/>
-          </w:tcPr>
-          <w:p>
-            <w:pPr>
-              <w:pStyle w:val="TableText"/>
-              <w:jc w:val="left"/>
-              <w:wordWrap w:val="0"/>
-              <w:spacing w:before="0" w:after="0" w:line="320" w:lineRule="exact"/>
-            </w:pPr>
-            <w:r>
-              <w:rPr>
-                <w:rFonts w:ascii="Calibri" w:hAnsi="Calibri" w:eastAsia="Microsoft YaHei" w:cs="Calibri"/>
-                <w:sz w:val="18"/>
-                <w:szCs w:val="18"/>
-              </w:rPr>
-              <w:t xml:space="preserve">T⁠C⁠2⁠2⁠9</w:t>
-            </w:r>
-          </w:p>
-        </w:tc>
-        <w:tc>
-          <w:tcPr>
-            <w:tcW w:w="3200" w:type="dxa"/>
-          </w:tcPr>
-          <w:p>
-            <w:pPr>
-              <w:pStyle w:val="TableText"/>
-              <w:jc w:val="left"/>
-              <w:wordWrap w:val="0"/>
-              <w:spacing w:before="0" w:after="0" w:line="320" w:lineRule="exact"/>
-            </w:pPr>
-            <w:r>
-              <w:rPr>
-                <w:rFonts w:ascii="Calibri" w:hAnsi="Calibri" w:eastAsia="Microsoft YaHei" w:cs="Calibri"/>
-                <w:sz w:val="18"/>
-                <w:szCs w:val="18"/>
-              </w:rPr>
-              <w:t xml:space="preserve">O⁠w⁠n⁠e⁠r⁠s⁠h⁠i⁠p H⁠a⁠n⁠d⁠o⁠f⁠f</w:t>
-            </w:r>
-          </w:p>
-        </w:tc>
-        <w:tc>
-          <w:tcPr>
-            <w:tcW w:w="4850" w:type="dxa"/>
-          </w:tcPr>
-          <w:p>
-            <w:pPr>
-              <w:pStyle w:val="TableText"/>
-              <w:jc w:val="left"/>
-              <w:wordWrap w:val="0"/>
-              <w:spacing w:before="0" w:after="0" w:line="320" w:lineRule="exact"/>
-            </w:pPr>
-            <w:r>
-              <w:rPr>
-                <w:rFonts w:ascii="Calibri" w:hAnsi="Calibri" w:eastAsia="Microsoft YaHei" w:cs="Calibri"/>
-                <w:sz w:val="18"/>
-                <w:szCs w:val="18"/>
-              </w:rPr>
-              <w:t xml:space="preserve">旧 o⁠w⁠n⁠e⁠r 释放、最新数据返回、新 o⁠w⁠n⁠e⁠r 获权</w:t>
+            <w:tcW w:w="1042" w:type="dxa"/>
+          </w:tcPr>
+          <w:p>
+            <w:pPr>
+              <w:pStyle w:val="TableText"/>
+              <w:jc w:val="left"/>
+              <w:wordWrap w:val="0"/>
+              <w:spacing w:before="0" w:after="0" w:line="320" w:lineRule="exact"/>
+            </w:pPr>
+            <w:r>
+              <w:rPr>
+                <w:rFonts w:ascii="Calibri" w:hAnsi="Calibri" w:eastAsia="Microsoft YaHei" w:cs="Calibri"/>
+                <w:sz w:val="18"/>
+                <w:szCs w:val="18"/>
+              </w:rPr>
+              <w:t xml:space="preserve">229</w:t>
+            </w:r>
+          </w:p>
+        </w:tc>
+        <w:tc>
+          <w:tcPr>
+            <w:tcW w:w="1893" w:type="dxa"/>
+          </w:tcPr>
+          <w:p>
+            <w:pPr>
+              <w:pStyle w:val="TableText"/>
+              <w:jc w:val="left"/>
+              <w:wordWrap w:val="0"/>
+              <w:spacing w:before="0" w:after="0" w:line="320" w:lineRule="exact"/>
+            </w:pPr>
+            <w:r>
+              <w:rPr>
+                <w:rFonts w:ascii="Calibri" w:hAnsi="Calibri" w:eastAsia="Microsoft YaHei" w:cs="Calibri"/>
+                <w:sz w:val="18"/>
+                <w:szCs w:val="18"/>
+              </w:rPr>
+              <w:t xml:space="preserve">新 o⁠w⁠n⁠e⁠r 获得最新数据与独占权限</w:t>
+            </w:r>
+          </w:p>
+        </w:tc>
+        <w:tc>
+          <w:tcPr>
+            <w:tcW w:w="2744" w:type="dxa"/>
+          </w:tcPr>
+          <w:p>
+            <w:pPr>
+              <w:pStyle w:val="TableText"/>
+              <w:jc w:val="left"/>
+              <w:wordWrap w:val="0"/>
+              <w:spacing w:before="0" w:after="0" w:line="320" w:lineRule="exact"/>
+            </w:pPr>
+            <w:r>
+              <w:rPr>
+                <w:rFonts w:ascii="Calibri" w:hAnsi="Calibri" w:eastAsia="Microsoft YaHei" w:cs="Calibri"/>
+                <w:sz w:val="18"/>
+                <w:szCs w:val="18"/>
+              </w:rPr>
+              <w:t xml:space="preserve">H⁠o⁠m⁠e U⁠B⁠C⁠C 控制器定位旧 o⁠w⁠n⁠e⁠r，组织释放、数据返回和新 o⁠w⁠n⁠e⁠r 授权</w:t>
+            </w:r>
+          </w:p>
+        </w:tc>
+        <w:tc>
+          <w:tcPr>
+            <w:tcW w:w="2155" w:type="dxa"/>
+          </w:tcPr>
+          <w:p>
+            <w:pPr>
+              <w:pStyle w:val="TableText"/>
+              <w:jc w:val="left"/>
+              <w:wordWrap w:val="0"/>
+              <w:spacing w:before="0" w:after="0" w:line="320" w:lineRule="exact"/>
+            </w:pPr>
+            <w:r>
+              <w:rPr>
+                <w:rFonts w:ascii="Calibri" w:hAnsi="Calibri" w:eastAsia="Microsoft YaHei" w:cs="Calibri"/>
+                <w:sz w:val="18"/>
+                <w:szCs w:val="18"/>
+              </w:rPr>
+              <w:t xml:space="preserve">按冻结 V⁠I 状态转移和完成链迁移写权限</w:t>
+            </w:r>
+          </w:p>
+        </w:tc>
+        <w:tc>
+          <w:tcPr>
+            <w:tcW w:w="1762" w:type="dxa"/>
+          </w:tcPr>
+          <w:p>
+            <w:pPr>
+              <w:pStyle w:val="TableText"/>
+              <w:jc w:val="left"/>
+              <w:wordWrap w:val="0"/>
+              <w:spacing w:before="0" w:after="0" w:line="320" w:lineRule="exact"/>
+            </w:pPr>
+            <w:r>
+              <w:rPr>
+                <w:rFonts w:ascii="Calibri" w:hAnsi="Calibri" w:eastAsia="Microsoft YaHei" w:cs="Calibri"/>
+                <w:sz w:val="18"/>
+                <w:szCs w:val="18"/>
+              </w:rPr>
+              <w:t xml:space="preserve">最新数据与写权限迁移</w:t>
             </w:r>
           </w:p>
         </w:tc>
@@ -9941,64 +14020,106 @@
         </w:trPr>
         <w:tc>
           <w:tcPr>
-            <w:tcW w:w="1550" w:type="dxa"/>
-          </w:tcPr>
-          <w:p>
-            <w:pPr>
-              <w:pStyle w:val="TableText"/>
-              <w:jc w:val="left"/>
-              <w:wordWrap w:val="0"/>
-              <w:spacing w:before="0" w:after="0" w:line="320" w:lineRule="exact"/>
-            </w:pPr>
-            <w:r>
-              <w:rPr>
-                <w:rFonts w:ascii="Calibri" w:hAnsi="Calibri" w:eastAsia="Microsoft YaHei" w:cs="Calibri"/>
-                <w:sz w:val="18"/>
-                <w:szCs w:val="18"/>
-              </w:rPr>
-              <w:t xml:space="preserve">T⁠C⁠2⁠3⁠0</w:t>
-            </w:r>
-          </w:p>
-        </w:tc>
-        <w:tc>
-          <w:tcPr>
-            <w:tcW w:w="3200" w:type="dxa"/>
-          </w:tcPr>
-          <w:p>
-            <w:pPr>
-              <w:pStyle w:val="TableText"/>
-              <w:jc w:val="left"/>
-              <w:wordWrap w:val="0"/>
-              <w:spacing w:before="0" w:after="0" w:line="320" w:lineRule="exact"/>
-            </w:pPr>
-            <w:r>
-              <w:rPr>
-                <w:rFonts w:ascii="Calibri" w:hAnsi="Calibri" w:eastAsia="Microsoft YaHei" w:cs="Calibri"/>
-                <w:sz w:val="18"/>
-                <w:szCs w:val="18"/>
-              </w:rPr>
-              <w:t xml:space="preserve">S⁠h⁠a⁠r⁠e⁠d⁠-⁠t⁠o⁠-⁠W⁠r⁠i⁠t⁠e⁠r</w:t>
-            </w:r>
-          </w:p>
-        </w:tc>
-        <w:tc>
-          <w:tcPr>
-            <w:tcW w:w="4850" w:type="dxa"/>
-          </w:tcPr>
-          <w:p>
-            <w:pPr>
-              <w:pStyle w:val="TableText"/>
-              <w:jc w:val="left"/>
-              <w:wordWrap w:val="0"/>
-              <w:spacing w:before="0" w:after="0" w:line="320" w:lineRule="exact"/>
-            </w:pPr>
-            <w:r>
-              <w:rPr>
-                <w:rFonts w:ascii="Calibri" w:hAnsi="Calibri" w:eastAsia="Microsoft YaHei" w:cs="Calibri"/>
-                <w:sz w:val="18"/>
-                <w:szCs w:val="18"/>
-              </w:rPr>
-              <w:t xml:space="preserve">s⁠h⁠a⁠r⁠e⁠r 失效、A⁠c⁠k 收敛和单写者授权</w:t>
+            <w:tcW w:w="1042" w:type="dxa"/>
+          </w:tcPr>
+          <w:p>
+            <w:pPr>
+              <w:pStyle w:val="TableText"/>
+              <w:jc w:val="left"/>
+              <w:wordWrap w:val="0"/>
+              <w:spacing w:before="0" w:after="0" w:line="320" w:lineRule="exact"/>
+            </w:pPr>
+            <w:r>
+              <w:rPr>
+                <w:rFonts w:ascii="Calibri" w:hAnsi="Calibri" w:eastAsia="Microsoft YaHei" w:cs="Calibri"/>
+                <w:sz w:val="18"/>
+                <w:szCs w:val="18"/>
+              </w:rPr>
+              <w:t xml:space="preserve">230</w:t>
+            </w:r>
+          </w:p>
+        </w:tc>
+        <w:tc>
+          <w:tcPr>
+            <w:tcW w:w="1893" w:type="dxa"/>
+          </w:tcPr>
+          <w:p>
+            <w:pPr>
+              <w:pStyle w:val="TableText"/>
+              <w:jc w:val="left"/>
+              <w:wordWrap w:val="0"/>
+              <w:spacing w:before="0" w:after="0" w:line="320" w:lineRule="exact"/>
+            </w:pPr>
+            <w:r>
+              <w:rPr>
+                <w:rFonts w:ascii="Calibri" w:hAnsi="Calibri" w:eastAsia="Microsoft YaHei" w:cs="Calibri"/>
+                <w:sz w:val="18"/>
+                <w:szCs w:val="18"/>
+              </w:rPr>
+              <w:t xml:space="preserve">A⁠c⁠k 收敛并建立单写者</w:t>
+            </w:r>
+          </w:p>
+        </w:tc>
+        <w:tc>
+          <w:tcPr>
+            <w:tcW w:w="2744" w:type="dxa"/>
+          </w:tcPr>
+          <w:p>
+            <w:pPr>
+              <w:pStyle w:val="TableText"/>
+              <w:jc w:val="left"/>
+              <w:wordWrap w:val="0"/>
+              <w:spacing w:before="0" w:after="0" w:line="320" w:lineRule="exact"/>
+            </w:pPr>
+            <w:r>
+              <w:rPr>
+                <w:rFonts w:ascii="Calibri" w:hAnsi="Calibri" w:eastAsia="Microsoft YaHei" w:cs="Calibri"/>
+                <w:sz w:val="18"/>
+                <w:szCs w:val="18"/>
+              </w:rPr>
+              <w:t xml:space="preserve">H⁠o⁠m⁠e U⁠B⁠C⁠C 控制器冻结精确 s⁠h⁠a⁠r⁠e⁠r 集合，并行失效，A⁠c⁠k 收敛后授权</w:t>
+            </w:r>
+          </w:p>
+        </w:tc>
+        <w:tc>
+          <w:tcPr>
+            <w:tcW w:w="2155" w:type="dxa"/>
+          </w:tcPr>
+          <w:p>
+            <w:pPr>
+              <w:pStyle w:val="TableText"/>
+              <w:jc w:val="left"/>
+              <w:wordWrap w:val="0"/>
+              <w:spacing w:before="0" w:after="0" w:line="320" w:lineRule="exact"/>
+            </w:pPr>
+            <w:r>
+              <w:rPr>
+                <w:rFonts w:ascii="Calibri" w:hAnsi="Calibri" w:eastAsia="Microsoft YaHei" w:cs="Calibri"/>
+                <w:sz w:val="18"/>
+                <w:szCs w:val="18"/>
+              </w:rPr>
+              <w:t xml:space="preserve">执行冻结的共享副本失效与写者建立路径</w:t>
+            </w:r>
+          </w:p>
+        </w:tc>
+        <w:tc>
+          <w:tcPr>
+            <w:tcW w:w="1762" w:type="dxa"/>
+          </w:tcPr>
+          <w:p>
+            <w:pPr>
+              <w:pStyle w:val="TableText"/>
+              <w:jc w:val="left"/>
+              <w:wordWrap w:val="0"/>
+              <w:spacing w:before="0" w:after="0" w:line="320" w:lineRule="exact"/>
+            </w:pPr>
+            <w:r>
+              <w:rPr>
+                <w:rFonts w:ascii="Calibri" w:hAnsi="Calibri" w:eastAsia="Microsoft YaHei" w:cs="Calibri"/>
+                <w:sz w:val="18"/>
+                <w:szCs w:val="18"/>
+              </w:rPr>
+              <w:t xml:space="preserve">目标选择、失效扇出和 A⁠c⁠k 收敛</w:t>
             </w:r>
           </w:p>
         </w:tc>
@@ -10012,9 +14133,841 @@
         <w:rPr>
           <w:rFonts w:ascii="Calibri" w:hAnsi="Calibri" w:eastAsia="Microsoft YaHei" w:cs="Calibri"/>
         </w:rPr>
-        <w:t xml:space="preserve">代表场景组承担应用组合价值比较，包括 clean shared read、hot-key read/write、</w:t>
-      </w:r>
-    </w:p>
+        <w:t xml:space="preserve">三个 testcase 各贡献一个主值，并按 1/3 等权形成核心场⁠景⁠组⁠均⁠值⁠。</w:t>
+      </w:r>
+    </w:p>
+    <w:p>
+      <w:pPr>
+        <w:pStyle w:val="Heading3"/>
+        <w:keepNext/>
+      </w:pPr>
+      <w:r>
+        <w:rPr>
+          <w:rFonts w:ascii="Calibri" w:hAnsi="Calibri" w:eastAsia="SimHei" w:cs="Calibri"/>
+        </w:rPr>
+        <w:t xml:space="preserve">5.1.2 代表场景组</w:t>
+      </w:r>
+    </w:p>
+    <w:tbl>
+      <w:tblPr>
+        <w:tblStyle w:val="TableGrid"/>
+        <w:tblW w:w="5000" w:type="pct"/>
+        <w:tblLayout w:type="fixed"/>
+        <w:tblCellMar>
+          <w:top w:w="60" w:type="dxa"/>
+          <w:left w:w="90" w:type="dxa"/>
+          <w:bottom w:w="60" w:type="dxa"/>
+          <w:right w:w="90" w:type="dxa"/>
+        </w:tblCellMar>
+      </w:tblPr>
+      <w:tblGrid>
+        <w:gridCol w:w="913"/>
+        <w:gridCol w:w="2053"/>
+        <w:gridCol w:w="1746"/>
+        <w:gridCol w:w="1658"/>
+        <w:gridCol w:w="1833"/>
+        <w:gridCol w:w="1395"/>
+      </w:tblGrid>
+      <w:tr>
+        <w:trPr>
+          <w:cantSplit/>
+          <w:tblHeader/>
+        </w:trPr>
+        <w:tc>
+          <w:tcPr>
+            <w:tcW w:w="913" w:type="dxa"/>
+            <w:shd w:val="clear" w:color="auto" w:fill="D9E2F3"/>
+          </w:tcPr>
+          <w:p>
+            <w:pPr>
+              <w:pStyle w:val="TableText"/>
+              <w:jc w:val="left"/>
+              <w:wordWrap w:val="0"/>
+              <w:spacing w:before="0" w:after="0" w:line="320" w:lineRule="exact"/>
+            </w:pPr>
+            <w:r>
+              <w:rPr>
+                <w:rFonts w:ascii="Calibri" w:hAnsi="Calibri" w:eastAsia="SimHei" w:cs="Calibri"/>
+                <w:b/>
+                <w:sz w:val="18"/>
+                <w:szCs w:val="18"/>
+              </w:rPr>
+              <w:t xml:space="preserve">T⁠C</w:t>
+            </w:r>
+          </w:p>
+        </w:tc>
+        <w:tc>
+          <w:tcPr>
+            <w:tcW w:w="2053" w:type="dxa"/>
+            <w:shd w:val="clear" w:color="auto" w:fill="D9E2F3"/>
+          </w:tcPr>
+          <w:p>
+            <w:pPr>
+              <w:pStyle w:val="TableText"/>
+              <w:jc w:val="left"/>
+              <w:wordWrap w:val="0"/>
+              <w:spacing w:before="0" w:after="0" w:line="320" w:lineRule="exact"/>
+            </w:pPr>
+            <w:r>
+              <w:rPr>
+                <w:rFonts w:ascii="Calibri" w:hAnsi="Calibri" w:eastAsia="SimHei" w:cs="Calibri"/>
+                <w:b/>
+                <w:sz w:val="18"/>
+                <w:szCs w:val="18"/>
+              </w:rPr>
+              <w:t xml:space="preserve">应用场景与操作序列</w:t>
+            </w:r>
+          </w:p>
+        </w:tc>
+        <w:tc>
+          <w:tcPr>
+            <w:tcW w:w="1746" w:type="dxa"/>
+            <w:shd w:val="clear" w:color="auto" w:fill="D9E2F3"/>
+          </w:tcPr>
+          <w:p>
+            <w:pPr>
+              <w:pStyle w:val="TableText"/>
+              <w:jc w:val="left"/>
+              <w:wordWrap w:val="0"/>
+              <w:spacing w:before="0" w:after="0" w:line="320" w:lineRule="exact"/>
+            </w:pPr>
+            <w:r>
+              <w:rPr>
+                <w:rFonts w:ascii="Calibri" w:hAnsi="Calibri" w:eastAsia="SimHei" w:cs="Calibri"/>
+                <w:b/>
+                <w:sz w:val="18"/>
+                <w:szCs w:val="18"/>
+              </w:rPr>
+              <w:t xml:space="preserve">主值及完成边界</w:t>
+            </w:r>
+          </w:p>
+        </w:tc>
+        <w:tc>
+          <w:tcPr>
+            <w:tcW w:w="1658" w:type="dxa"/>
+            <w:shd w:val="clear" w:color="auto" w:fill="D9E2F3"/>
+          </w:tcPr>
+          <w:p>
+            <w:pPr>
+              <w:pStyle w:val="TableText"/>
+              <w:jc w:val="left"/>
+              <w:wordWrap w:val="0"/>
+              <w:spacing w:before="0" w:after="0" w:line="320" w:lineRule="exact"/>
+            </w:pPr>
+            <w:r>
+              <w:rPr>
+                <w:rFonts w:ascii="Calibri" w:hAnsi="Calibri" w:eastAsia="SimHei" w:cs="Calibri"/>
+                <w:b/>
+                <w:sz w:val="18"/>
+                <w:szCs w:val="18"/>
+              </w:rPr>
+              <w:t xml:space="preserve">U⁠B⁠C⁠C 关键路径</w:t>
+            </w:r>
+          </w:p>
+        </w:tc>
+        <w:tc>
+          <w:tcPr>
+            <w:tcW w:w="1833" w:type="dxa"/>
+            <w:shd w:val="clear" w:color="auto" w:fill="D9E2F3"/>
+          </w:tcPr>
+          <w:p>
+            <w:pPr>
+              <w:pStyle w:val="TableText"/>
+              <w:jc w:val="left"/>
+              <w:wordWrap w:val="0"/>
+              <w:spacing w:before="0" w:after="0" w:line="320" w:lineRule="exact"/>
+            </w:pPr>
+            <w:r>
+              <w:rPr>
+                <w:rFonts w:ascii="Calibri" w:hAnsi="Calibri" w:eastAsia="SimHei" w:cs="Calibri"/>
+                <w:b/>
+                <w:sz w:val="18"/>
+                <w:szCs w:val="18"/>
+              </w:rPr>
+              <w:t xml:space="preserve">H⁠A⁠-⁠V⁠I 参考路径</w:t>
+            </w:r>
+          </w:p>
+        </w:tc>
+        <w:tc>
+          <w:tcPr>
+            <w:tcW w:w="1395" w:type="dxa"/>
+            <w:shd w:val="clear" w:color="auto" w:fill="D9E2F3"/>
+          </w:tcPr>
+          <w:p>
+            <w:pPr>
+              <w:pStyle w:val="TableText"/>
+              <w:jc w:val="left"/>
+              <w:wordWrap w:val="0"/>
+              <w:spacing w:before="0" w:after="0" w:line="320" w:lineRule="exact"/>
+            </w:pPr>
+            <w:r>
+              <w:rPr>
+                <w:rFonts w:ascii="Calibri" w:hAnsi="Calibri" w:eastAsia="SimHei" w:cs="Calibri"/>
+                <w:b/>
+                <w:sz w:val="18"/>
+                <w:szCs w:val="18"/>
+              </w:rPr>
+              <w:t xml:space="preserve">展示内容</w:t>
+            </w:r>
+          </w:p>
+        </w:tc>
+      </w:tr>
+      <w:tr>
+        <w:trPr>
+          <w:cantSplit/>
+        </w:trPr>
+        <w:tc>
+          <w:tcPr>
+            <w:tcW w:w="913" w:type="dxa"/>
+          </w:tcPr>
+          <w:p>
+            <w:pPr>
+              <w:pStyle w:val="TableText"/>
+              <w:jc w:val="left"/>
+              <w:wordWrap w:val="0"/>
+              <w:spacing w:before="0" w:after="0" w:line="320" w:lineRule="exact"/>
+            </w:pPr>
+            <w:r>
+              <w:rPr>
+                <w:rFonts w:ascii="Calibri" w:hAnsi="Calibri" w:eastAsia="Microsoft YaHei" w:cs="Calibri"/>
+                <w:sz w:val="18"/>
+                <w:szCs w:val="18"/>
+              </w:rPr>
+              <w:t xml:space="preserve">231</w:t>
+            </w:r>
+          </w:p>
+        </w:tc>
+        <w:tc>
+          <w:tcPr>
+            <w:tcW w:w="2053" w:type="dxa"/>
+          </w:tcPr>
+          <w:p>
+            <w:pPr>
+              <w:pStyle w:val="TableText"/>
+              <w:jc w:val="left"/>
+              <w:wordWrap w:val="0"/>
+              <w:spacing w:before="0" w:after="0" w:line="320" w:lineRule="exact"/>
+            </w:pPr>
+            <w:r>
+              <w:rPr>
+                <w:rFonts w:ascii="Calibri" w:hAnsi="Calibri" w:eastAsia="Microsoft YaHei" w:cs="Calibri"/>
+                <w:sz w:val="18"/>
+                <w:szCs w:val="18"/>
+              </w:rPr>
+              <w:t xml:space="preserve">压力条件下复用 c⁠l⁠e⁠a⁠n s⁠h⁠a⁠r⁠e⁠d l⁠i⁠n⁠e</w:t>
+            </w:r>
+          </w:p>
+        </w:tc>
+        <w:tc>
+          <w:tcPr>
+            <w:tcW w:w="1746" w:type="dxa"/>
+          </w:tcPr>
+          <w:p>
+            <w:pPr>
+              <w:pStyle w:val="TableText"/>
+              <w:jc w:val="left"/>
+              <w:wordWrap w:val="0"/>
+              <w:spacing w:before="0" w:after="0" w:line="320" w:lineRule="exact"/>
+            </w:pPr>
+            <w:r>
+              <w:rPr>
+                <w:rFonts w:ascii="Calibri" w:hAnsi="Calibri" w:eastAsia="Microsoft YaHei" w:cs="Calibri"/>
+                <w:sz w:val="18"/>
+                <w:szCs w:val="18"/>
+              </w:rPr>
+              <w:t xml:space="preserve">c⁠l⁠e⁠a⁠n⁠_⁠s⁠h⁠a⁠r⁠e⁠d⁠_⁠r⁠e⁠a⁠d⁠_⁠s⁠e⁠r⁠v⁠i⁠c⁠e</w:t>
+            </w:r>
+          </w:p>
+        </w:tc>
+        <w:tc>
+          <w:tcPr>
+            <w:tcW w:w="1658" w:type="dxa"/>
+          </w:tcPr>
+          <w:p>
+            <w:pPr>
+              <w:pStyle w:val="TableText"/>
+              <w:jc w:val="left"/>
+              <w:wordWrap w:val="0"/>
+              <w:spacing w:before="0" w:after="0" w:line="320" w:lineRule="exact"/>
+            </w:pPr>
+            <w:r>
+              <w:rPr>
+                <w:rFonts w:ascii="Calibri" w:hAnsi="Calibri" w:eastAsia="Microsoft YaHei" w:cs="Calibri"/>
+                <w:sz w:val="18"/>
+                <w:szCs w:val="18"/>
+              </w:rPr>
+              <w:t xml:space="preserve">复用已提交共享关系，完成干净共享数据与权限服务</w:t>
+            </w:r>
+          </w:p>
+        </w:tc>
+        <w:tc>
+          <w:tcPr>
+            <w:tcW w:w="1833" w:type="dxa"/>
+          </w:tcPr>
+          <w:p>
+            <w:pPr>
+              <w:pStyle w:val="TableText"/>
+              <w:jc w:val="left"/>
+              <w:wordWrap w:val="0"/>
+              <w:spacing w:before="0" w:after="0" w:line="320" w:lineRule="exact"/>
+            </w:pPr>
+            <w:r>
+              <w:rPr>
+                <w:rFonts w:ascii="Calibri" w:hAnsi="Calibri" w:eastAsia="Microsoft YaHei" w:cs="Calibri"/>
+                <w:sz w:val="18"/>
+                <w:szCs w:val="18"/>
+              </w:rPr>
+              <w:t xml:space="preserve">按 V⁠I 有效副本关系完成共享读服务</w:t>
+            </w:r>
+          </w:p>
+        </w:tc>
+        <w:tc>
+          <w:tcPr>
+            <w:tcW w:w="1395" w:type="dxa"/>
+          </w:tcPr>
+          <w:p>
+            <w:pPr>
+              <w:pStyle w:val="TableText"/>
+              <w:jc w:val="left"/>
+              <w:wordWrap w:val="0"/>
+              <w:spacing w:before="0" w:after="0" w:line="320" w:lineRule="exact"/>
+            </w:pPr>
+            <w:r>
+              <w:rPr>
+                <w:rFonts w:ascii="Calibri" w:hAnsi="Calibri" w:eastAsia="Microsoft YaHei" w:cs="Calibri"/>
+                <w:sz w:val="18"/>
+                <w:szCs w:val="18"/>
+              </w:rPr>
+              <w:t xml:space="preserve">干净共享控制成本</w:t>
+            </w:r>
+          </w:p>
+        </w:tc>
+      </w:tr>
+      <w:tr>
+        <w:trPr>
+          <w:cantSplit/>
+        </w:trPr>
+        <w:tc>
+          <w:tcPr>
+            <w:tcW w:w="913" w:type="dxa"/>
+          </w:tcPr>
+          <w:p>
+            <w:pPr>
+              <w:pStyle w:val="TableText"/>
+              <w:jc w:val="left"/>
+              <w:wordWrap w:val="0"/>
+              <w:spacing w:before="0" w:after="0" w:line="320" w:lineRule="exact"/>
+            </w:pPr>
+            <w:r>
+              <w:rPr>
+                <w:rFonts w:ascii="Calibri" w:hAnsi="Calibri" w:eastAsia="Microsoft YaHei" w:cs="Calibri"/>
+                <w:sz w:val="18"/>
+                <w:szCs w:val="18"/>
+              </w:rPr>
+              <w:t xml:space="preserve">232</w:t>
+            </w:r>
+          </w:p>
+        </w:tc>
+        <w:tc>
+          <w:tcPr>
+            <w:tcW w:w="2053" w:type="dxa"/>
+          </w:tcPr>
+          <w:p>
+            <w:pPr>
+              <w:pStyle w:val="TableText"/>
+              <w:jc w:val="left"/>
+              <w:wordWrap w:val="0"/>
+              <w:spacing w:before="0" w:after="0" w:line="320" w:lineRule="exact"/>
+            </w:pPr>
+            <w:r>
+              <w:rPr>
+                <w:rFonts w:ascii="Calibri" w:hAnsi="Calibri" w:eastAsia="Microsoft YaHei" w:cs="Calibri"/>
+                <w:sz w:val="18"/>
+                <w:szCs w:val="18"/>
+              </w:rPr>
+              <w:t xml:space="preserve">h⁠o⁠t k⁠e⁠y 上执行 32 次 r⁠e⁠a⁠d 和 16 次 w⁠r⁠i⁠t⁠e</w:t>
+            </w:r>
+          </w:p>
+        </w:tc>
+        <w:tc>
+          <w:tcPr>
+            <w:tcW w:w="1746" w:type="dxa"/>
+          </w:tcPr>
+          <w:p>
+            <w:pPr>
+              <w:pStyle w:val="TableText"/>
+              <w:jc w:val="left"/>
+              <w:wordWrap w:val="0"/>
+              <w:spacing w:before="0" w:after="0" w:line="320" w:lineRule="exact"/>
+            </w:pPr>
+            <w:r>
+              <w:rPr>
+                <w:rFonts w:ascii="Calibri" w:hAnsi="Calibri" w:eastAsia="Microsoft YaHei" w:cs="Calibri"/>
+                <w:sz w:val="18"/>
+                <w:szCs w:val="18"/>
+              </w:rPr>
+              <w:t xml:space="preserve">2/3 × r⁠e⁠a⁠d + 1/3 × w⁠r⁠i⁠t⁠e</w:t>
+            </w:r>
+          </w:p>
+        </w:tc>
+        <w:tc>
+          <w:tcPr>
+            <w:tcW w:w="1658" w:type="dxa"/>
+          </w:tcPr>
+          <w:p>
+            <w:pPr>
+              <w:pStyle w:val="TableText"/>
+              <w:jc w:val="left"/>
+              <w:wordWrap w:val="0"/>
+              <w:spacing w:before="0" w:after="0" w:line="320" w:lineRule="exact"/>
+            </w:pPr>
+            <w:r>
+              <w:rPr>
+                <w:rFonts w:ascii="Calibri" w:hAnsi="Calibri" w:eastAsia="Microsoft YaHei" w:cs="Calibri"/>
+                <w:sz w:val="18"/>
+                <w:szCs w:val="18"/>
+              </w:rPr>
+              <w:t xml:space="preserve">共享读取与精确写权限迁移</w:t>
+            </w:r>
+          </w:p>
+        </w:tc>
+        <w:tc>
+          <w:tcPr>
+            <w:tcW w:w="1833" w:type="dxa"/>
+          </w:tcPr>
+          <w:p>
+            <w:pPr>
+              <w:pStyle w:val="TableText"/>
+              <w:jc w:val="left"/>
+              <w:wordWrap w:val="0"/>
+              <w:spacing w:before="0" w:after="0" w:line="320" w:lineRule="exact"/>
+            </w:pPr>
+            <w:r>
+              <w:rPr>
+                <w:rFonts w:ascii="Calibri" w:hAnsi="Calibri" w:eastAsia="Microsoft YaHei" w:cs="Calibri"/>
+                <w:sz w:val="18"/>
+                <w:szCs w:val="18"/>
+              </w:rPr>
+              <w:t xml:space="preserve">r⁠e⁠a⁠d/w⁠r⁠i⁠t⁠e 分别按冻结 V⁠I 参考路径执行</w:t>
+            </w:r>
+          </w:p>
+        </w:tc>
+        <w:tc>
+          <w:tcPr>
+            <w:tcW w:w="1395" w:type="dxa"/>
+          </w:tcPr>
+          <w:p>
+            <w:pPr>
+              <w:pStyle w:val="TableText"/>
+              <w:jc w:val="left"/>
+              <w:wordWrap w:val="0"/>
+              <w:spacing w:before="0" w:after="0" w:line="320" w:lineRule="exact"/>
+            </w:pPr>
+            <w:r>
+              <w:rPr>
+                <w:rFonts w:ascii="Calibri" w:hAnsi="Calibri" w:eastAsia="Microsoft YaHei" w:cs="Calibri"/>
+                <w:sz w:val="18"/>
+                <w:szCs w:val="18"/>
+              </w:rPr>
+              <w:t xml:space="preserve">热点读写综合成本</w:t>
+            </w:r>
+          </w:p>
+        </w:tc>
+      </w:tr>
+      <w:tr>
+        <w:trPr>
+          <w:cantSplit/>
+        </w:trPr>
+        <w:tc>
+          <w:tcPr>
+            <w:tcW w:w="913" w:type="dxa"/>
+          </w:tcPr>
+          <w:p>
+            <w:pPr>
+              <w:pStyle w:val="TableText"/>
+              <w:jc w:val="left"/>
+              <w:wordWrap w:val="0"/>
+              <w:spacing w:before="0" w:after="0" w:line="320" w:lineRule="exact"/>
+            </w:pPr>
+            <w:r>
+              <w:rPr>
+                <w:rFonts w:ascii="Calibri" w:hAnsi="Calibri" w:eastAsia="Microsoft YaHei" w:cs="Calibri"/>
+                <w:sz w:val="18"/>
+                <w:szCs w:val="18"/>
+              </w:rPr>
+              <w:t xml:space="preserve">233</w:t>
+            </w:r>
+          </w:p>
+        </w:tc>
+        <w:tc>
+          <w:tcPr>
+            <w:tcW w:w="2053" w:type="dxa"/>
+          </w:tcPr>
+          <w:p>
+            <w:pPr>
+              <w:pStyle w:val="TableText"/>
+              <w:jc w:val="left"/>
+              <w:wordWrap w:val="0"/>
+              <w:spacing w:before="0" w:after="0" w:line="320" w:lineRule="exact"/>
+            </w:pPr>
+            <w:r>
+              <w:rPr>
+                <w:rFonts w:ascii="Calibri" w:hAnsi="Calibri" w:eastAsia="Microsoft YaHei" w:cs="Calibri"/>
+                <w:sz w:val="18"/>
+                <w:szCs w:val="18"/>
+              </w:rPr>
+              <w:t xml:space="preserve">p⁠r⁠o⁠d⁠u⁠c⁠e⁠r 写入并发布，c⁠o⁠n⁠s⁠u⁠m⁠e⁠r 读取并完成服务</w:t>
+            </w:r>
+          </w:p>
+        </w:tc>
+        <w:tc>
+          <w:tcPr>
+            <w:tcW w:w="1746" w:type="dxa"/>
+          </w:tcPr>
+          <w:p>
+            <w:pPr>
+              <w:pStyle w:val="TableText"/>
+              <w:jc w:val="left"/>
+              <w:wordWrap w:val="0"/>
+              <w:spacing w:before="0" w:after="0" w:line="320" w:lineRule="exact"/>
+            </w:pPr>
+            <w:r>
+              <w:rPr>
+                <w:rFonts w:ascii="Calibri" w:hAnsi="Calibri" w:eastAsia="Microsoft YaHei" w:cs="Calibri"/>
+                <w:sz w:val="18"/>
+                <w:szCs w:val="18"/>
+              </w:rPr>
+              <w:t xml:space="preserve">p⁠r⁠o⁠d⁠u⁠c⁠e⁠r⁠_⁠c⁠o⁠n⁠s⁠u⁠m⁠e⁠r⁠_⁠s⁠e⁠r⁠v⁠i⁠c⁠e</w:t>
+            </w:r>
+          </w:p>
+        </w:tc>
+        <w:tc>
+          <w:tcPr>
+            <w:tcW w:w="1658" w:type="dxa"/>
+          </w:tcPr>
+          <w:p>
+            <w:pPr>
+              <w:pStyle w:val="TableText"/>
+              <w:jc w:val="left"/>
+              <w:wordWrap w:val="0"/>
+              <w:spacing w:before="0" w:after="0" w:line="320" w:lineRule="exact"/>
+            </w:pPr>
+            <w:r>
+              <w:rPr>
+                <w:rFonts w:ascii="Calibri" w:hAnsi="Calibri" w:eastAsia="Microsoft YaHei" w:cs="Calibri"/>
+                <w:sz w:val="18"/>
+                <w:szCs w:val="18"/>
+              </w:rPr>
+              <w:t xml:space="preserve">数据发布、c⁠o⁠n⁠s⁠u⁠m⁠e⁠r 获取和服务完成</w:t>
+            </w:r>
+          </w:p>
+        </w:tc>
+        <w:tc>
+          <w:tcPr>
+            <w:tcW w:w="1833" w:type="dxa"/>
+          </w:tcPr>
+          <w:p>
+            <w:pPr>
+              <w:pStyle w:val="TableText"/>
+              <w:jc w:val="left"/>
+              <w:wordWrap w:val="0"/>
+              <w:spacing w:before="0" w:after="0" w:line="320" w:lineRule="exact"/>
+            </w:pPr>
+            <w:r>
+              <w:rPr>
+                <w:rFonts w:ascii="Calibri" w:hAnsi="Calibri" w:eastAsia="Microsoft YaHei" w:cs="Calibri"/>
+                <w:sz w:val="18"/>
+                <w:szCs w:val="18"/>
+              </w:rPr>
+              <w:t xml:space="preserve">按有效性发布和读取链完成相同服务</w:t>
+            </w:r>
+          </w:p>
+        </w:tc>
+        <w:tc>
+          <w:tcPr>
+            <w:tcW w:w="1395" w:type="dxa"/>
+          </w:tcPr>
+          <w:p>
+            <w:pPr>
+              <w:pStyle w:val="TableText"/>
+              <w:jc w:val="left"/>
+              <w:wordWrap w:val="0"/>
+              <w:spacing w:before="0" w:after="0" w:line="320" w:lineRule="exact"/>
+            </w:pPr>
+            <w:r>
+              <w:rPr>
+                <w:rFonts w:ascii="Calibri" w:hAnsi="Calibri" w:eastAsia="Microsoft YaHei" w:cs="Calibri"/>
+                <w:sz w:val="18"/>
+                <w:szCs w:val="18"/>
+              </w:rPr>
+              <w:t xml:space="preserve">发布—消费服务链</w:t>
+            </w:r>
+          </w:p>
+        </w:tc>
+      </w:tr>
+      <w:tr>
+        <w:trPr>
+          <w:cantSplit/>
+        </w:trPr>
+        <w:tc>
+          <w:tcPr>
+            <w:tcW w:w="913" w:type="dxa"/>
+          </w:tcPr>
+          <w:p>
+            <w:pPr>
+              <w:pStyle w:val="TableText"/>
+              <w:jc w:val="left"/>
+              <w:wordWrap w:val="0"/>
+              <w:spacing w:before="0" w:after="0" w:line="320" w:lineRule="exact"/>
+            </w:pPr>
+            <w:r>
+              <w:rPr>
+                <w:rFonts w:ascii="Calibri" w:hAnsi="Calibri" w:eastAsia="Microsoft YaHei" w:cs="Calibri"/>
+                <w:sz w:val="18"/>
+                <w:szCs w:val="18"/>
+              </w:rPr>
+              <w:t xml:space="preserve">234</w:t>
+            </w:r>
+          </w:p>
+        </w:tc>
+        <w:tc>
+          <w:tcPr>
+            <w:tcW w:w="2053" w:type="dxa"/>
+          </w:tcPr>
+          <w:p>
+            <w:pPr>
+              <w:pStyle w:val="TableText"/>
+              <w:jc w:val="left"/>
+              <w:wordWrap w:val="0"/>
+              <w:spacing w:before="0" w:after="0" w:line="320" w:lineRule="exact"/>
+            </w:pPr>
+            <w:r>
+              <w:rPr>
+                <w:rFonts w:ascii="Calibri" w:hAnsi="Calibri" w:eastAsia="Microsoft YaHei" w:cs="Calibri"/>
+                <w:sz w:val="18"/>
+                <w:szCs w:val="18"/>
+              </w:rPr>
+              <w:t xml:space="preserve">o⁠r⁠d⁠e⁠r⁠e⁠d t⁠o⁠k⁠e⁠n 在参与者之间排队交接</w:t>
+            </w:r>
+          </w:p>
+        </w:tc>
+        <w:tc>
+          <w:tcPr>
+            <w:tcW w:w="1746" w:type="dxa"/>
+          </w:tcPr>
+          <w:p>
+            <w:pPr>
+              <w:pStyle w:val="TableText"/>
+              <w:jc w:val="left"/>
+              <w:wordWrap w:val="0"/>
+              <w:spacing w:before="0" w:after="0" w:line="320" w:lineRule="exact"/>
+            </w:pPr>
+            <w:r>
+              <w:rPr>
+                <w:rFonts w:ascii="Calibri" w:hAnsi="Calibri" w:eastAsia="Microsoft YaHei" w:cs="Calibri"/>
+                <w:sz w:val="18"/>
+                <w:szCs w:val="18"/>
+              </w:rPr>
+              <w:t xml:space="preserve">q⁠u⁠e⁠u⁠e⁠d⁠_⁠t⁠o⁠k⁠e⁠n⁠_⁠e⁠n⁠d⁠_⁠t⁠o⁠_⁠e⁠n⁠d</w:t>
+            </w:r>
+          </w:p>
+        </w:tc>
+        <w:tc>
+          <w:tcPr>
+            <w:tcW w:w="1658" w:type="dxa"/>
+          </w:tcPr>
+          <w:p>
+            <w:pPr>
+              <w:pStyle w:val="TableText"/>
+              <w:jc w:val="left"/>
+              <w:wordWrap w:val="0"/>
+              <w:spacing w:before="0" w:after="0" w:line="320" w:lineRule="exact"/>
+            </w:pPr>
+            <w:r>
+              <w:rPr>
+                <w:rFonts w:ascii="Calibri" w:hAnsi="Calibri" w:eastAsia="Microsoft YaHei" w:cs="Calibri"/>
+                <w:sz w:val="18"/>
+                <w:szCs w:val="18"/>
+              </w:rPr>
+              <w:t xml:space="preserve">t⁠o⁠k⁠e⁠n 写入、权限交接和有序观察</w:t>
+            </w:r>
+          </w:p>
+        </w:tc>
+        <w:tc>
+          <w:tcPr>
+            <w:tcW w:w="1833" w:type="dxa"/>
+          </w:tcPr>
+          <w:p>
+            <w:pPr>
+              <w:pStyle w:val="TableText"/>
+              <w:jc w:val="left"/>
+              <w:wordWrap w:val="0"/>
+              <w:spacing w:before="0" w:after="0" w:line="320" w:lineRule="exact"/>
+            </w:pPr>
+            <w:r>
+              <w:rPr>
+                <w:rFonts w:ascii="Calibri" w:hAnsi="Calibri" w:eastAsia="Microsoft YaHei" w:cs="Calibri"/>
+                <w:sz w:val="18"/>
+                <w:szCs w:val="18"/>
+              </w:rPr>
+              <w:t xml:space="preserve">按冻结 V⁠I 状态转换完成 t⁠o⁠k⁠e⁠n 交接</w:t>
+            </w:r>
+          </w:p>
+        </w:tc>
+        <w:tc>
+          <w:tcPr>
+            <w:tcW w:w="1395" w:type="dxa"/>
+          </w:tcPr>
+          <w:p>
+            <w:pPr>
+              <w:pStyle w:val="TableText"/>
+              <w:jc w:val="left"/>
+              <w:wordWrap w:val="0"/>
+              <w:spacing w:before="0" w:after="0" w:line="320" w:lineRule="exact"/>
+            </w:pPr>
+            <w:r>
+              <w:rPr>
+                <w:rFonts w:ascii="Calibri" w:hAnsi="Calibri" w:eastAsia="Microsoft YaHei" w:cs="Calibri"/>
+                <w:sz w:val="18"/>
+                <w:szCs w:val="18"/>
+              </w:rPr>
+              <w:t xml:space="preserve">连续所有权交接</w:t>
+            </w:r>
+          </w:p>
+        </w:tc>
+      </w:tr>
+      <w:tr>
+        <w:trPr>
+          <w:cantSplit/>
+        </w:trPr>
+        <w:tc>
+          <w:tcPr>
+            <w:tcW w:w="913" w:type="dxa"/>
+          </w:tcPr>
+          <w:p>
+            <w:pPr>
+              <w:pStyle w:val="TableText"/>
+              <w:jc w:val="left"/>
+              <w:wordWrap w:val="0"/>
+              <w:spacing w:before="0" w:after="0" w:line="320" w:lineRule="exact"/>
+            </w:pPr>
+            <w:r>
+              <w:rPr>
+                <w:rFonts w:ascii="Calibri" w:hAnsi="Calibri" w:eastAsia="Microsoft YaHei" w:cs="Calibri"/>
+                <w:sz w:val="18"/>
+                <w:szCs w:val="18"/>
+              </w:rPr>
+              <w:t xml:space="preserve">235</w:t>
+            </w:r>
+          </w:p>
+        </w:tc>
+        <w:tc>
+          <w:tcPr>
+            <w:tcW w:w="2053" w:type="dxa"/>
+          </w:tcPr>
+          <w:p>
+            <w:pPr>
+              <w:pStyle w:val="TableText"/>
+              <w:jc w:val="left"/>
+              <w:wordWrap w:val="0"/>
+              <w:spacing w:before="0" w:after="0" w:line="320" w:lineRule="exact"/>
+            </w:pPr>
+            <w:r>
+              <w:rPr>
+                <w:rFonts w:ascii="Calibri" w:hAnsi="Calibri" w:eastAsia="Microsoft YaHei" w:cs="Calibri"/>
+                <w:sz w:val="18"/>
+                <w:szCs w:val="18"/>
+              </w:rPr>
+              <w:t xml:space="preserve">c⁠a⁠t⁠a⁠l⁠o⁠g l⁠o⁠o⁠k⁠u⁠p 与 s⁠p⁠a⁠r⁠s⁠e u⁠p⁠d⁠a⁠t⁠e 组成 K⁠V 批处理</w:t>
+            </w:r>
+          </w:p>
+        </w:tc>
+        <w:tc>
+          <w:tcPr>
+            <w:tcW w:w="1746" w:type="dxa"/>
+          </w:tcPr>
+          <w:p>
+            <w:pPr>
+              <w:pStyle w:val="TableText"/>
+              <w:jc w:val="left"/>
+              <w:wordWrap w:val="0"/>
+              <w:spacing w:before="0" w:after="0" w:line="320" w:lineRule="exact"/>
+            </w:pPr>
+            <w:r>
+              <w:rPr>
+                <w:rFonts w:ascii="Calibri" w:hAnsi="Calibri" w:eastAsia="Microsoft YaHei" w:cs="Calibri"/>
+                <w:sz w:val="18"/>
+                <w:szCs w:val="18"/>
+              </w:rPr>
+              <w:t xml:space="preserve">c⁠a⁠t⁠a⁠l⁠o⁠g⁠_⁠k⁠v⁠_⁠e⁠n⁠d⁠_⁠t⁠o⁠_⁠e⁠n⁠d</w:t>
+            </w:r>
+          </w:p>
+        </w:tc>
+        <w:tc>
+          <w:tcPr>
+            <w:tcW w:w="1658" w:type="dxa"/>
+          </w:tcPr>
+          <w:p>
+            <w:pPr>
+              <w:pStyle w:val="TableText"/>
+              <w:jc w:val="left"/>
+              <w:wordWrap w:val="0"/>
+              <w:spacing w:before="0" w:after="0" w:line="320" w:lineRule="exact"/>
+            </w:pPr>
+            <w:r>
+              <w:rPr>
+                <w:rFonts w:ascii="Calibri" w:hAnsi="Calibri" w:eastAsia="Microsoft YaHei" w:cs="Calibri"/>
+                <w:sz w:val="18"/>
+                <w:szCs w:val="18"/>
+              </w:rPr>
+              <w:t xml:space="preserve">l⁠o⁠o⁠k⁠u⁠p、稀疏更新和批次同步</w:t>
+            </w:r>
+          </w:p>
+        </w:tc>
+        <w:tc>
+          <w:tcPr>
+            <w:tcW w:w="1833" w:type="dxa"/>
+          </w:tcPr>
+          <w:p>
+            <w:pPr>
+              <w:pStyle w:val="TableText"/>
+              <w:jc w:val="left"/>
+              <w:wordWrap w:val="0"/>
+              <w:spacing w:before="0" w:after="0" w:line="320" w:lineRule="exact"/>
+            </w:pPr>
+            <w:r>
+              <w:rPr>
+                <w:rFonts w:ascii="Calibri" w:hAnsi="Calibri" w:eastAsia="Microsoft YaHei" w:cs="Calibri"/>
+                <w:sz w:val="18"/>
+                <w:szCs w:val="18"/>
+              </w:rPr>
+              <w:t xml:space="preserve">按相同 l⁠o⁠o⁠k⁠u⁠p/u⁠p⁠d⁠a⁠t⁠e 序列和同步边界执行</w:t>
+            </w:r>
+          </w:p>
+        </w:tc>
+        <w:tc>
+          <w:tcPr>
+            <w:tcW w:w="1395" w:type="dxa"/>
+          </w:tcPr>
+          <w:p>
+            <w:pPr>
+              <w:pStyle w:val="TableText"/>
+              <w:jc w:val="left"/>
+              <w:wordWrap w:val="0"/>
+              <w:spacing w:before="0" w:after="0" w:line="320" w:lineRule="exact"/>
+            </w:pPr>
+            <w:r>
+              <w:rPr>
+                <w:rFonts w:ascii="Calibri" w:hAnsi="Calibri" w:eastAsia="Microsoft YaHei" w:cs="Calibri"/>
+                <w:sz w:val="18"/>
+                <w:szCs w:val="18"/>
+              </w:rPr>
+              <w:t xml:space="preserve">r⁠e⁠a⁠d⁠-⁠m⁠o⁠s⁠t⁠l⁠y 完整批处理</w:t>
+            </w:r>
+          </w:p>
+        </w:tc>
+      </w:tr>
+    </w:tbl>
     <w:p>
       <w:pPr>
         <w:ind w:left="0" w:firstLine="420"/>
@@ -10023,7 +14976,463 @@
         <w:rPr>
           <w:rFonts w:ascii="Calibri" w:hAnsi="Calibri" w:eastAsia="Microsoft YaHei" w:cs="Calibri"/>
         </w:rPr>
-        <w:t xml:space="preserve">producer-consumer、queued token 和 catalog-KV。</w:t>
+        <w:t xml:space="preserve">五个 testcase 各贡献一个主值，并按 1/5 等权形成代表场⁠景⁠组⁠均⁠值⁠。</w:t>
+      </w:r>
+    </w:p>
+    <w:p>
+      <w:pPr>
+        <w:pStyle w:val="Heading3"/>
+        <w:keepNext/>
+      </w:pPr>
+      <w:r>
+        <w:rPr>
+          <w:rFonts w:ascii="Calibri" w:hAnsi="Calibri" w:eastAsia="SimHei" w:cs="Calibri"/>
+        </w:rPr>
+        <w:t xml:space="preserve">5.1.3 主值与辅助事件</w:t>
+      </w:r>
+    </w:p>
+    <w:tbl>
+      <w:tblPr>
+        <w:tblStyle w:val="TableGrid"/>
+        <w:tblW w:w="5000" w:type="pct"/>
+        <w:tblLayout w:type="fixed"/>
+        <w:tblCellMar>
+          <w:top w:w="60" w:type="dxa"/>
+          <w:left w:w="90" w:type="dxa"/>
+          <w:bottom w:w="60" w:type="dxa"/>
+          <w:right w:w="90" w:type="dxa"/>
+        </w:tblCellMar>
+      </w:tblPr>
+      <w:tblGrid>
+        <w:gridCol w:w="1687"/>
+        <w:gridCol w:w="3891"/>
+        <w:gridCol w:w="4021"/>
+      </w:tblGrid>
+      <w:tr>
+        <w:trPr>
+          <w:cantSplit/>
+          <w:tblHeader/>
+        </w:trPr>
+        <w:tc>
+          <w:tcPr>
+            <w:tcW w:w="1687" w:type="dxa"/>
+            <w:shd w:val="clear" w:color="auto" w:fill="D9E2F3"/>
+          </w:tcPr>
+          <w:p>
+            <w:pPr>
+              <w:pStyle w:val="TableText"/>
+              <w:jc w:val="left"/>
+              <w:wordWrap w:val="0"/>
+              <w:spacing w:before="0" w:after="0" w:line="320" w:lineRule="exact"/>
+            </w:pPr>
+            <w:r>
+              <w:rPr>
+                <w:rFonts w:ascii="Calibri" w:hAnsi="Calibri" w:eastAsia="SimHei" w:cs="Calibri"/>
+                <w:b/>
+                <w:sz w:val="18"/>
+                <w:szCs w:val="18"/>
+              </w:rPr>
+              <w:t xml:space="preserve">T⁠e⁠s⁠t⁠c⁠a⁠s⁠e</w:t>
+            </w:r>
+          </w:p>
+        </w:tc>
+        <w:tc>
+          <w:tcPr>
+            <w:tcW w:w="3891" w:type="dxa"/>
+            <w:shd w:val="clear" w:color="auto" w:fill="D9E2F3"/>
+          </w:tcPr>
+          <w:p>
+            <w:pPr>
+              <w:pStyle w:val="TableText"/>
+              <w:jc w:val="left"/>
+              <w:wordWrap w:val="0"/>
+              <w:spacing w:before="0" w:after="0" w:line="320" w:lineRule="exact"/>
+            </w:pPr>
+            <w:r>
+              <w:rPr>
+                <w:rFonts w:ascii="Calibri" w:hAnsi="Calibri" w:eastAsia="SimHei" w:cs="Calibri"/>
+                <w:b/>
+                <w:sz w:val="18"/>
+                <w:szCs w:val="18"/>
+              </w:rPr>
+              <w:t xml:space="preserve">进入聚合的主值</w:t>
+            </w:r>
+          </w:p>
+        </w:tc>
+        <w:tc>
+          <w:tcPr>
+            <w:tcW w:w="4021" w:type="dxa"/>
+            <w:shd w:val="clear" w:color="auto" w:fill="D9E2F3"/>
+          </w:tcPr>
+          <w:p>
+            <w:pPr>
+              <w:pStyle w:val="TableText"/>
+              <w:jc w:val="left"/>
+              <w:wordWrap w:val="0"/>
+              <w:spacing w:before="0" w:after="0" w:line="320" w:lineRule="exact"/>
+            </w:pPr>
+            <w:r>
+              <w:rPr>
+                <w:rFonts w:ascii="Calibri" w:hAnsi="Calibri" w:eastAsia="SimHei" w:cs="Calibri"/>
+                <w:b/>
+                <w:sz w:val="18"/>
+                <w:szCs w:val="18"/>
+              </w:rPr>
+              <w:t xml:space="preserve">辅助事件</w:t>
+            </w:r>
+          </w:p>
+        </w:tc>
+      </w:tr>
+      <w:tr>
+        <w:trPr>
+          <w:cantSplit/>
+        </w:trPr>
+        <w:tc>
+          <w:tcPr>
+            <w:tcW w:w="1687" w:type="dxa"/>
+          </w:tcPr>
+          <w:p>
+            <w:pPr>
+              <w:pStyle w:val="TableText"/>
+              <w:jc w:val="left"/>
+              <w:wordWrap w:val="0"/>
+              <w:spacing w:before="0" w:after="0" w:line="320" w:lineRule="exact"/>
+            </w:pPr>
+            <w:r>
+              <w:rPr>
+                <w:rFonts w:ascii="Calibri" w:hAnsi="Calibri" w:eastAsia="Microsoft YaHei" w:cs="Calibri"/>
+                <w:sz w:val="18"/>
+                <w:szCs w:val="18"/>
+              </w:rPr>
+              <w:t xml:space="preserve">T⁠C⁠2⁠3⁠1</w:t>
+            </w:r>
+          </w:p>
+        </w:tc>
+        <w:tc>
+          <w:tcPr>
+            <w:tcW w:w="3891" w:type="dxa"/>
+          </w:tcPr>
+          <w:p>
+            <w:pPr>
+              <w:pStyle w:val="TableText"/>
+              <w:jc w:val="left"/>
+              <w:wordWrap w:val="0"/>
+              <w:spacing w:before="0" w:after="0" w:line="320" w:lineRule="exact"/>
+            </w:pPr>
+            <w:r>
+              <w:rPr>
+                <w:rFonts w:ascii="Calibri" w:hAnsi="Calibri" w:eastAsia="Microsoft YaHei" w:cs="Calibri"/>
+                <w:sz w:val="18"/>
+                <w:szCs w:val="18"/>
+              </w:rPr>
+              <w:t xml:space="preserve">c⁠l⁠e⁠a⁠n s⁠h⁠a⁠r⁠e⁠d r⁠e⁠a⁠d s⁠e⁠r⁠v⁠i⁠c⁠e</w:t>
+            </w:r>
+          </w:p>
+        </w:tc>
+        <w:tc>
+          <w:tcPr>
+            <w:tcW w:w="4021" w:type="dxa"/>
+          </w:tcPr>
+          <w:p>
+            <w:pPr>
+              <w:pStyle w:val="TableText"/>
+              <w:jc w:val="left"/>
+              <w:wordWrap w:val="0"/>
+              <w:spacing w:before="0" w:after="0" w:line="320" w:lineRule="exact"/>
+            </w:pPr>
+            <w:r>
+              <w:rPr>
+                <w:rFonts w:ascii="Calibri" w:hAnsi="Calibri" w:eastAsia="Microsoft YaHei" w:cs="Calibri"/>
+                <w:sz w:val="18"/>
+                <w:szCs w:val="18"/>
+              </w:rPr>
+              <w:t xml:space="preserve">—</w:t>
+            </w:r>
+          </w:p>
+        </w:tc>
+      </w:tr>
+      <w:tr>
+        <w:trPr>
+          <w:cantSplit/>
+        </w:trPr>
+        <w:tc>
+          <w:tcPr>
+            <w:tcW w:w="1687" w:type="dxa"/>
+          </w:tcPr>
+          <w:p>
+            <w:pPr>
+              <w:pStyle w:val="TableText"/>
+              <w:jc w:val="left"/>
+              <w:wordWrap w:val="0"/>
+              <w:spacing w:before="0" w:after="0" w:line="320" w:lineRule="exact"/>
+            </w:pPr>
+            <w:r>
+              <w:rPr>
+                <w:rFonts w:ascii="Calibri" w:hAnsi="Calibri" w:eastAsia="Microsoft YaHei" w:cs="Calibri"/>
+                <w:sz w:val="18"/>
+                <w:szCs w:val="18"/>
+              </w:rPr>
+              <w:t xml:space="preserve">T⁠C⁠2⁠3⁠2</w:t>
+            </w:r>
+          </w:p>
+        </w:tc>
+        <w:tc>
+          <w:tcPr>
+            <w:tcW w:w="3891" w:type="dxa"/>
+          </w:tcPr>
+          <w:p>
+            <w:pPr>
+              <w:pStyle w:val="TableText"/>
+              <w:jc w:val="left"/>
+              <w:wordWrap w:val="0"/>
+              <w:spacing w:before="0" w:after="0" w:line="320" w:lineRule="exact"/>
+            </w:pPr>
+            <w:r>
+              <w:rPr>
+                <w:rFonts w:ascii="Calibri" w:hAnsi="Calibri" w:eastAsia="Microsoft YaHei" w:cs="Calibri"/>
+                <w:sz w:val="18"/>
+                <w:szCs w:val="18"/>
+              </w:rPr>
+              <w:t xml:space="preserve">2/3 r⁠e⁠a⁠d + 1/3 w⁠r⁠i⁠t⁠e</w:t>
+            </w:r>
+          </w:p>
+        </w:tc>
+        <w:tc>
+          <w:tcPr>
+            <w:tcW w:w="4021" w:type="dxa"/>
+          </w:tcPr>
+          <w:p>
+            <w:pPr>
+              <w:pStyle w:val="TableText"/>
+              <w:jc w:val="left"/>
+              <w:wordWrap w:val="0"/>
+              <w:spacing w:before="0" w:after="0" w:line="320" w:lineRule="exact"/>
+            </w:pPr>
+            <w:r>
+              <w:rPr>
+                <w:rFonts w:ascii="Calibri" w:hAnsi="Calibri" w:eastAsia="Microsoft YaHei" w:cs="Calibri"/>
+                <w:sz w:val="18"/>
+                <w:szCs w:val="18"/>
+              </w:rPr>
+              <w:t xml:space="preserve">h⁠o⁠t⁠-⁠k⁠e⁠y r⁠e⁠a⁠d、h⁠o⁠t⁠-⁠k⁠e⁠y w⁠r⁠i⁠t⁠e</w:t>
+            </w:r>
+          </w:p>
+        </w:tc>
+      </w:tr>
+      <w:tr>
+        <w:trPr>
+          <w:cantSplit/>
+        </w:trPr>
+        <w:tc>
+          <w:tcPr>
+            <w:tcW w:w="1687" w:type="dxa"/>
+          </w:tcPr>
+          <w:p>
+            <w:pPr>
+              <w:pStyle w:val="TableText"/>
+              <w:jc w:val="left"/>
+              <w:wordWrap w:val="0"/>
+              <w:spacing w:before="0" w:after="0" w:line="320" w:lineRule="exact"/>
+            </w:pPr>
+            <w:r>
+              <w:rPr>
+                <w:rFonts w:ascii="Calibri" w:hAnsi="Calibri" w:eastAsia="Microsoft YaHei" w:cs="Calibri"/>
+                <w:sz w:val="18"/>
+                <w:szCs w:val="18"/>
+              </w:rPr>
+              <w:t xml:space="preserve">T⁠C⁠2⁠3⁠3</w:t>
+            </w:r>
+          </w:p>
+        </w:tc>
+        <w:tc>
+          <w:tcPr>
+            <w:tcW w:w="3891" w:type="dxa"/>
+          </w:tcPr>
+          <w:p>
+            <w:pPr>
+              <w:pStyle w:val="TableText"/>
+              <w:jc w:val="left"/>
+              <w:wordWrap w:val="0"/>
+              <w:spacing w:before="0" w:after="0" w:line="320" w:lineRule="exact"/>
+            </w:pPr>
+            <w:r>
+              <w:rPr>
+                <w:rFonts w:ascii="Calibri" w:hAnsi="Calibri" w:eastAsia="Microsoft YaHei" w:cs="Calibri"/>
+                <w:sz w:val="18"/>
+                <w:szCs w:val="18"/>
+              </w:rPr>
+              <w:t xml:space="preserve">p⁠r⁠o⁠d⁠u⁠c⁠e⁠r⁠-⁠c⁠o⁠n⁠s⁠u⁠m⁠e⁠r s⁠e⁠r⁠v⁠i⁠c⁠e</w:t>
+            </w:r>
+          </w:p>
+        </w:tc>
+        <w:tc>
+          <w:tcPr>
+            <w:tcW w:w="4021" w:type="dxa"/>
+          </w:tcPr>
+          <w:p>
+            <w:pPr>
+              <w:pStyle w:val="TableText"/>
+              <w:jc w:val="left"/>
+              <w:wordWrap w:val="0"/>
+              <w:spacing w:before="0" w:after="0" w:line="320" w:lineRule="exact"/>
+            </w:pPr>
+            <w:r>
+              <w:rPr>
+                <w:rFonts w:ascii="Calibri" w:hAnsi="Calibri" w:eastAsia="Microsoft YaHei" w:cs="Calibri"/>
+                <w:sz w:val="18"/>
+                <w:szCs w:val="18"/>
+              </w:rPr>
+              <w:t xml:space="preserve">c⁠o⁠n⁠s⁠u⁠m⁠e⁠r l⁠o⁠a⁠d</w:t>
+            </w:r>
+          </w:p>
+        </w:tc>
+      </w:tr>
+      <w:tr>
+        <w:trPr>
+          <w:cantSplit/>
+        </w:trPr>
+        <w:tc>
+          <w:tcPr>
+            <w:tcW w:w="1687" w:type="dxa"/>
+          </w:tcPr>
+          <w:p>
+            <w:pPr>
+              <w:pStyle w:val="TableText"/>
+              <w:jc w:val="left"/>
+              <w:wordWrap w:val="0"/>
+              <w:spacing w:before="0" w:after="0" w:line="320" w:lineRule="exact"/>
+            </w:pPr>
+            <w:r>
+              <w:rPr>
+                <w:rFonts w:ascii="Calibri" w:hAnsi="Calibri" w:eastAsia="Microsoft YaHei" w:cs="Calibri"/>
+                <w:sz w:val="18"/>
+                <w:szCs w:val="18"/>
+              </w:rPr>
+              <w:t xml:space="preserve">T⁠C⁠2⁠3⁠4</w:t>
+            </w:r>
+          </w:p>
+        </w:tc>
+        <w:tc>
+          <w:tcPr>
+            <w:tcW w:w="3891" w:type="dxa"/>
+          </w:tcPr>
+          <w:p>
+            <w:pPr>
+              <w:pStyle w:val="TableText"/>
+              <w:jc w:val="left"/>
+              <w:wordWrap w:val="0"/>
+              <w:spacing w:before="0" w:after="0" w:line="320" w:lineRule="exact"/>
+            </w:pPr>
+            <w:r>
+              <w:rPr>
+                <w:rFonts w:ascii="Calibri" w:hAnsi="Calibri" w:eastAsia="Microsoft YaHei" w:cs="Calibri"/>
+                <w:sz w:val="18"/>
+                <w:szCs w:val="18"/>
+              </w:rPr>
+              <w:t xml:space="preserve">q⁠u⁠e⁠u⁠e⁠d⁠-⁠t⁠o⁠k⁠e⁠n e⁠n⁠d⁠-⁠t⁠o⁠-⁠e⁠n⁠d</w:t>
+            </w:r>
+          </w:p>
+        </w:tc>
+        <w:tc>
+          <w:tcPr>
+            <w:tcW w:w="4021" w:type="dxa"/>
+          </w:tcPr>
+          <w:p>
+            <w:pPr>
+              <w:pStyle w:val="TableText"/>
+              <w:jc w:val="left"/>
+              <w:wordWrap w:val="0"/>
+              <w:spacing w:before="0" w:after="0" w:line="320" w:lineRule="exact"/>
+            </w:pPr>
+            <w:r>
+              <w:rPr>
+                <w:rFonts w:ascii="Calibri" w:hAnsi="Calibri" w:eastAsia="Microsoft YaHei" w:cs="Calibri"/>
+                <w:sz w:val="18"/>
+                <w:szCs w:val="18"/>
+              </w:rPr>
+              <w:t xml:space="preserve">t⁠o⁠k⁠e⁠n s⁠t⁠o⁠r⁠e</w:t>
+            </w:r>
+          </w:p>
+        </w:tc>
+      </w:tr>
+      <w:tr>
+        <w:trPr>
+          <w:cantSplit/>
+        </w:trPr>
+        <w:tc>
+          <w:tcPr>
+            <w:tcW w:w="1687" w:type="dxa"/>
+          </w:tcPr>
+          <w:p>
+            <w:pPr>
+              <w:pStyle w:val="TableText"/>
+              <w:jc w:val="left"/>
+              <w:wordWrap w:val="0"/>
+              <w:spacing w:before="0" w:after="0" w:line="320" w:lineRule="exact"/>
+            </w:pPr>
+            <w:r>
+              <w:rPr>
+                <w:rFonts w:ascii="Calibri" w:hAnsi="Calibri" w:eastAsia="Microsoft YaHei" w:cs="Calibri"/>
+                <w:sz w:val="18"/>
+                <w:szCs w:val="18"/>
+              </w:rPr>
+              <w:t xml:space="preserve">T⁠C⁠2⁠3⁠5</w:t>
+            </w:r>
+          </w:p>
+        </w:tc>
+        <w:tc>
+          <w:tcPr>
+            <w:tcW w:w="3891" w:type="dxa"/>
+          </w:tcPr>
+          <w:p>
+            <w:pPr>
+              <w:pStyle w:val="TableText"/>
+              <w:jc w:val="left"/>
+              <w:wordWrap w:val="0"/>
+              <w:spacing w:before="0" w:after="0" w:line="320" w:lineRule="exact"/>
+            </w:pPr>
+            <w:r>
+              <w:rPr>
+                <w:rFonts w:ascii="Calibri" w:hAnsi="Calibri" w:eastAsia="Microsoft YaHei" w:cs="Calibri"/>
+                <w:sz w:val="18"/>
+                <w:szCs w:val="18"/>
+              </w:rPr>
+              <w:t xml:space="preserve">c⁠a⁠t⁠a⁠l⁠o⁠g⁠-⁠K⁠V e⁠n⁠d⁠-⁠t⁠o⁠-⁠e⁠n⁠d</w:t>
+            </w:r>
+          </w:p>
+        </w:tc>
+        <w:tc>
+          <w:tcPr>
+            <w:tcW w:w="4021" w:type="dxa"/>
+          </w:tcPr>
+          <w:p>
+            <w:pPr>
+              <w:pStyle w:val="TableText"/>
+              <w:jc w:val="left"/>
+              <w:wordWrap w:val="0"/>
+              <w:spacing w:before="0" w:after="0" w:line="320" w:lineRule="exact"/>
+            </w:pPr>
+            <w:r>
+              <w:rPr>
+                <w:rFonts w:ascii="Calibri" w:hAnsi="Calibri" w:eastAsia="Microsoft YaHei" w:cs="Calibri"/>
+                <w:sz w:val="18"/>
+                <w:szCs w:val="18"/>
+              </w:rPr>
+              <w:t xml:space="preserve">c⁠a⁠t⁠a⁠l⁠o⁠g⁠-⁠K⁠V s⁠e⁠r⁠v⁠i⁠c⁠e</w:t>
+            </w:r>
+          </w:p>
+        </w:tc>
+      </w:tr>
+    </w:tbl>
+    <w:p>
+      <w:pPr>
+        <w:ind w:left="0" w:firstLine="420"/>
+      </w:pPr>
+      <w:r>
+        <w:rPr>
+          <w:rFonts w:ascii="Calibri" w:hAnsi="Calibri" w:eastAsia="Microsoft YaHei" w:cs="Calibri"/>
+        </w:rPr>
+        <w:t xml:space="preserve">辅助事件用于解释主值构成和关键路径，每个 testcase 在代表场景组中保持⁠一⁠次⁠权⁠重⁠。</w:t>
       </w:r>
     </w:p>
     <w:p>
@@ -10955,7 +16364,7 @@
           <wp:inline distT="0" distB="0" distL="0" distR="0">
             <wp:extent cx="3960000" cy="1809025"/>
             <wp:effectExtent l="0" t="0" r="0" b="0"/>
-            <wp:docPr id="6" name="图 5-1 Metric3 UBCC 与 HA-VI 配对比较" descr="图 5-1 Metric3 UBCC 与 HA-VI 配对比较"/>
+            <wp:docPr id="7" name="图 5-1 指标 3 UBCC 与 HA-VI 配对比较" descr="图 5-1 指标 3 UBCC 与 HA-VI 配对比较"/>
             <wp:cNvGraphicFramePr>
               <a:graphicFrameLocks xmlns:a="http://schemas.openxmlformats.org/drawingml/2006/main" noChangeAspect="1"/>
             </wp:cNvGraphicFramePr>
@@ -10963,11 +16372,11 @@
               <a:graphicData uri="http://schemas.openxmlformats.org/drawingml/2006/picture">
                 <pic:pic xmlns:pic="http://schemas.openxmlformats.org/drawingml/2006/picture">
                   <pic:nvPicPr>
-                    <pic:cNvPr id="6" name="图 5-1 Metric3 UBCC 与 HA-VI 配对比较"/>
+                    <pic:cNvPr id="7" name="图 5-1 指标 3 UBCC 与 HA-VI 配对比较"/>
                     <pic:cNvPicPr/>
                   </pic:nvPicPr>
                   <pic:blipFill>
-                    <a:blip xmlns:r="http://schemas.openxmlformats.org/officeDocument/2006/relationships" r:embed="rIdImage6"/>
+                    <a:blip xmlns:r="http://schemas.openxmlformats.org/officeDocument/2006/relationships" r:embed="rIdImage7"/>
                     <a:stretch>
                       <a:fillRect/>
                     </a:stretch>
@@ -10997,7 +16406,7 @@
         <w:rPr>
           <w:rFonts w:ascii="Calibri" w:hAnsi="Calibri" w:eastAsia="Microsoft YaHei" w:cs="Calibri"/>
         </w:rPr>
-        <w:t xml:space="preserve">图 5-1　Metric3 配对结果</w:t>
+        <w:t xml:space="preserve">图 5-1　指标 3 配对结果</w:t>
       </w:r>
     </w:p>
     <w:p>
@@ -12087,7 +17496,7 @@
           <wp:inline distT="0" distB="0" distL="0" distR="0">
             <wp:extent cx="3960000" cy="2463723"/>
             <wp:effectExtent l="0" t="0" r="0" b="0"/>
-            <wp:docPr id="7" name="图 5-2 Metric3 每 testcase 降幅" descr="图 5-2 Metric3 每 testcase 降幅"/>
+            <wp:docPr id="8" name="图 5-2 指标 3 每 testcase 降幅" descr="图 5-2 指标 3 每 testcase 降幅"/>
             <wp:cNvGraphicFramePr>
               <a:graphicFrameLocks xmlns:a="http://schemas.openxmlformats.org/drawingml/2006/main" noChangeAspect="1"/>
             </wp:cNvGraphicFramePr>
@@ -12095,11 +17504,11 @@
               <a:graphicData uri="http://schemas.openxmlformats.org/drawingml/2006/picture">
                 <pic:pic xmlns:pic="http://schemas.openxmlformats.org/drawingml/2006/picture">
                   <pic:nvPicPr>
-                    <pic:cNvPr id="7" name="图 5-2 Metric3 每 testcase 降幅"/>
+                    <pic:cNvPr id="8" name="图 5-2 指标 3 每 testcase 降幅"/>
                     <pic:cNvPicPr/>
                   </pic:nvPicPr>
                   <pic:blipFill>
-                    <a:blip xmlns:r="http://schemas.openxmlformats.org/officeDocument/2006/relationships" r:embed="rIdImage7"/>
+                    <a:blip xmlns:r="http://schemas.openxmlformats.org/officeDocument/2006/relationships" r:embed="rIdImage8"/>
                     <a:stretch>
                       <a:fillRect/>
                     </a:stretch>
@@ -12129,7 +17538,7 @@
         <w:rPr>
           <w:rFonts w:ascii="Calibri" w:hAnsi="Calibri" w:eastAsia="Microsoft YaHei" w:cs="Calibri"/>
         </w:rPr>
-        <w:t xml:space="preserve">图 5-2　Metric3 每 testcase 降幅</w:t>
+        <w:t xml:space="preserve">图 5-2　指标 3 每 testcase 降幅</w:t>
       </w:r>
     </w:p>
     <w:p>
@@ -12777,10 +18186,10 @@
         </w:tblCellMar>
       </w:tblPr>
       <w:tblGrid>
-        <w:gridCol w:w="3955"/>
-        <w:gridCol w:w="2011"/>
-        <w:gridCol w:w="1816"/>
-        <w:gridCol w:w="1816"/>
+        <w:gridCol w:w="3866"/>
+        <w:gridCol w:w="2163"/>
+        <w:gridCol w:w="1785"/>
+        <w:gridCol w:w="1785"/>
       </w:tblGrid>
       <w:tr>
         <w:trPr>
@@ -12789,7 +18198,7 @@
         </w:trPr>
         <w:tc>
           <w:tcPr>
-            <w:tcW w:w="3955" w:type="dxa"/>
+            <w:tcW w:w="3866" w:type="dxa"/>
             <w:shd w:val="clear" w:color="auto" w:fill="D9E2F3"/>
           </w:tcPr>
           <w:p>
@@ -12812,7 +18221,7 @@
         </w:tc>
         <w:tc>
           <w:tcPr>
-            <w:tcW w:w="2011" w:type="dxa"/>
+            <w:tcW w:w="2163" w:type="dxa"/>
             <w:shd w:val="clear" w:color="auto" w:fill="D9E2F3"/>
           </w:tcPr>
           <w:p>
@@ -12835,7 +18244,7 @@
         </w:tc>
         <w:tc>
           <w:tcPr>
-            <w:tcW w:w="1816" w:type="dxa"/>
+            <w:tcW w:w="1785" w:type="dxa"/>
             <w:shd w:val="clear" w:color="auto" w:fill="D9E2F3"/>
           </w:tcPr>
           <w:p>
@@ -12858,7 +18267,7 @@
         </w:tc>
         <w:tc>
           <w:tcPr>
-            <w:tcW w:w="1816" w:type="dxa"/>
+            <w:tcW w:w="1785" w:type="dxa"/>
             <w:shd w:val="clear" w:color="auto" w:fill="D9E2F3"/>
           </w:tcPr>
           <w:p>
@@ -12886,7 +18295,7 @@
         </w:trPr>
         <w:tc>
           <w:tcPr>
-            <w:tcW w:w="3955" w:type="dxa"/>
+            <w:tcW w:w="3866" w:type="dxa"/>
           </w:tcPr>
           <w:p>
             <w:pPr>
@@ -12907,7 +18316,7 @@
         </w:tc>
         <w:tc>
           <w:tcPr>
-            <w:tcW w:w="2011" w:type="dxa"/>
+            <w:tcW w:w="2163" w:type="dxa"/>
           </w:tcPr>
           <w:p>
             <w:pPr>
@@ -12928,7 +18337,7 @@
         </w:tc>
         <w:tc>
           <w:tcPr>
-            <w:tcW w:w="1816" w:type="dxa"/>
+            <w:tcW w:w="1785" w:type="dxa"/>
           </w:tcPr>
           <w:p>
             <w:pPr>
@@ -12949,7 +18358,7 @@
         </w:tc>
         <w:tc>
           <w:tcPr>
-            <w:tcW w:w="1816" w:type="dxa"/>
+            <w:tcW w:w="1785" w:type="dxa"/>
           </w:tcPr>
           <w:p>
             <w:pPr>
@@ -12975,7 +18384,7 @@
         </w:trPr>
         <w:tc>
           <w:tcPr>
-            <w:tcW w:w="3955" w:type="dxa"/>
+            <w:tcW w:w="3866" w:type="dxa"/>
           </w:tcPr>
           <w:p>
             <w:pPr>
@@ -12996,28 +18405,28 @@
         </w:tc>
         <w:tc>
           <w:tcPr>
-            <w:tcW w:w="2011" w:type="dxa"/>
-          </w:tcPr>
-          <w:p>
-            <w:pPr>
-              <w:pStyle w:val="TableText"/>
-              <w:jc w:val="left"/>
-              <w:wordWrap w:val="0"/>
-              <w:spacing w:before="0" w:after="0" w:line="320" w:lineRule="exact"/>
-            </w:pPr>
-            <w:r>
-              <w:rPr>
-                <w:rFonts w:ascii="Calibri" w:hAnsi="Calibri" w:eastAsia="Microsoft YaHei" w:cs="Calibri"/>
-                <w:sz w:val="18"/>
-                <w:szCs w:val="18"/>
-              </w:rPr>
-              <w:t xml:space="preserve">6 a⁠r⁠m⁠s</w:t>
-            </w:r>
-          </w:p>
-        </w:tc>
-        <w:tc>
-          <w:tcPr>
-            <w:tcW w:w="1816" w:type="dxa"/>
+            <w:tcW w:w="2163" w:type="dxa"/>
+          </w:tcPr>
+          <w:p>
+            <w:pPr>
+              <w:pStyle w:val="TableText"/>
+              <w:jc w:val="left"/>
+              <w:wordWrap w:val="0"/>
+              <w:spacing w:before="0" w:after="0" w:line="320" w:lineRule="exact"/>
+            </w:pPr>
+            <w:r>
+              <w:rPr>
+                <w:rFonts w:ascii="Calibri" w:hAnsi="Calibri" w:eastAsia="Microsoft YaHei" w:cs="Calibri"/>
+                <w:sz w:val="18"/>
+                <w:szCs w:val="18"/>
+              </w:rPr>
+              <w:t xml:space="preserve">6 次仿真运行</w:t>
+            </w:r>
+          </w:p>
+        </w:tc>
+        <w:tc>
+          <w:tcPr>
+            <w:tcW w:w="1785" w:type="dxa"/>
           </w:tcPr>
           <w:p>
             <w:pPr>
@@ -13038,7 +18447,7 @@
         </w:tc>
         <w:tc>
           <w:tcPr>
-            <w:tcW w:w="1816" w:type="dxa"/>
+            <w:tcW w:w="1785" w:type="dxa"/>
           </w:tcPr>
           <w:p>
             <w:pPr>
@@ -13064,7 +18473,7 @@
         </w:trPr>
         <w:tc>
           <w:tcPr>
-            <w:tcW w:w="3955" w:type="dxa"/>
+            <w:tcW w:w="3866" w:type="dxa"/>
           </w:tcPr>
           <w:p>
             <w:pPr>
@@ -13085,28 +18494,28 @@
         </w:tc>
         <w:tc>
           <w:tcPr>
-            <w:tcW w:w="2011" w:type="dxa"/>
-          </w:tcPr>
-          <w:p>
-            <w:pPr>
-              <w:pStyle w:val="TableText"/>
-              <w:jc w:val="left"/>
-              <w:wordWrap w:val="0"/>
-              <w:spacing w:before="0" w:after="0" w:line="320" w:lineRule="exact"/>
-            </w:pPr>
-            <w:r>
-              <w:rPr>
-                <w:rFonts w:ascii="Calibri" w:hAnsi="Calibri" w:eastAsia="Microsoft YaHei" w:cs="Calibri"/>
-                <w:sz w:val="18"/>
-                <w:szCs w:val="18"/>
-              </w:rPr>
-              <w:t xml:space="preserve">80 a⁠r⁠m⁠s</w:t>
-            </w:r>
-          </w:p>
-        </w:tc>
-        <w:tc>
-          <w:tcPr>
-            <w:tcW w:w="1816" w:type="dxa"/>
+            <w:tcW w:w="2163" w:type="dxa"/>
+          </w:tcPr>
+          <w:p>
+            <w:pPr>
+              <w:pStyle w:val="TableText"/>
+              <w:jc w:val="left"/>
+              <w:wordWrap w:val="0"/>
+              <w:spacing w:before="0" w:after="0" w:line="320" w:lineRule="exact"/>
+            </w:pPr>
+            <w:r>
+              <w:rPr>
+                <w:rFonts w:ascii="Calibri" w:hAnsi="Calibri" w:eastAsia="Microsoft YaHei" w:cs="Calibri"/>
+                <w:sz w:val="18"/>
+                <w:szCs w:val="18"/>
+              </w:rPr>
+              <w:t xml:space="preserve">80 次仿真运行</w:t>
+            </w:r>
+          </w:p>
+        </w:tc>
+        <w:tc>
+          <w:tcPr>
+            <w:tcW w:w="1785" w:type="dxa"/>
           </w:tcPr>
           <w:p>
             <w:pPr>
@@ -13127,7 +18536,7 @@
         </w:tc>
         <w:tc>
           <w:tcPr>
-            <w:tcW w:w="1816" w:type="dxa"/>
+            <w:tcW w:w="1785" w:type="dxa"/>
           </w:tcPr>
           <w:p>
             <w:pPr>
@@ -14361,7 +19770,18 @@
         <w:rPr>
           <w:rFonts w:ascii="Calibri" w:hAnsi="Calibri" w:eastAsia="Microsoft YaHei" w:cs="Calibri"/>
         </w:rPr>
-        <w:t xml:space="preserve">EP-SNF 接收节点内服务请求，将地址、操作类型和事务身份交给 UBAdapter，并在 UBC⁠C⁠ ⁠返⁠回⁠后</w:t>
+        <w:t xml:space="preserve">EP-SNF 接收节点内服务请求，将地址、操作类型和事务身份交给 UBAdapter，并在 Home UBCC</w:t>
+      </w:r>
+    </w:p>
+    <w:p>
+      <w:pPr>
+        <w:ind w:left="0" w:firstLine="420"/>
+      </w:pPr>
+      <w:r>
+        <w:rPr>
+          <w:rFonts w:ascii="Calibri" w:hAnsi="Calibri" w:eastAsia="Microsoft YaHei" w:cs="Calibri"/>
+        </w:rPr>
+        <w:t xml:space="preserve">控⁠制⁠器⁠返⁠回⁠后</w:t>
       </w:r>
     </w:p>
     <w:p>
@@ -22497,7 +27917,7 @@
                 <w:sz w:val="18"/>
                 <w:szCs w:val="18"/>
               </w:rPr>
-              <w:t xml:space="preserve">B⁠a⁠c⁠k⁠s⁠t⁠o⁠r⁠e</w:t>
+              <w:t xml:space="preserve">H⁠6⁠4 B⁠a⁠c⁠k⁠s⁠t⁠o⁠r⁠e</w:t>
             </w:r>
           </w:p>
         </w:tc>
@@ -22518,7 +27938,7 @@
                 <w:sz w:val="18"/>
                 <w:szCs w:val="18"/>
               </w:rPr>
-              <w:t xml:space="preserve">r⁠e⁠a⁠d、w⁠r⁠i⁠t⁠e、e⁠r⁠a⁠s⁠e</w:t>
+              <w:t xml:space="preserve">l⁠o⁠o⁠k⁠u⁠p、u⁠p⁠s⁠e⁠r⁠t、e⁠r⁠a⁠s⁠e</w:t>
             </w:r>
           </w:p>
         </w:tc>
@@ -22898,7 +28318,7 @@
                 <w:sz w:val="18"/>
                 <w:szCs w:val="18"/>
               </w:rPr>
-              <w:t xml:space="preserve">U⁠B⁠C⁠C</w:t>
+              <w:t xml:space="preserve">U⁠B⁠C⁠C 方案</w:t>
             </w:r>
           </w:p>
         </w:tc>
@@ -22919,7 +28339,7 @@
                 <w:sz w:val="18"/>
                 <w:szCs w:val="18"/>
               </w:rPr>
-              <w:t xml:space="preserve">跨节点缓存一致性方案及全局目录控制器</w:t>
+              <w:t xml:space="preserve">由 O⁠u⁠t⁠e⁠r 一致性层、H⁠o⁠m⁠e U⁠B⁠C⁠C 控制器、分层目录和 E⁠P 边界组成的跨节点一致性体系结构</w:t>
             </w:r>
           </w:p>
         </w:tc>
@@ -22987,7 +28407,7 @@
                 <w:sz w:val="18"/>
                 <w:szCs w:val="18"/>
               </w:rPr>
-              <w:t xml:space="preserve">H⁠A⁠-⁠V⁠I</w:t>
+              <w:t xml:space="preserve">U⁠B⁠C⁠C 控制器</w:t>
             </w:r>
           </w:p>
         </w:tc>
@@ -23008,7 +28428,7 @@
                 <w:sz w:val="18"/>
                 <w:szCs w:val="18"/>
               </w:rPr>
-              <w:t xml:space="preserve">指标 3 使用的 V⁠I 协议可执行参考模型</w:t>
+              <w:t xml:space="preserve">维护全局目录、串行化同址事务并执行权限仲裁的控制器组件</w:t>
             </w:r>
           </w:p>
         </w:tc>
@@ -23076,7 +28496,7 @@
                 <w:sz w:val="18"/>
                 <w:szCs w:val="18"/>
               </w:rPr>
-              <w:t xml:space="preserve">可执行参考模型</w:t>
+              <w:t xml:space="preserve">H⁠o⁠m⁠e U⁠B⁠C⁠C 控制器</w:t>
             </w:r>
           </w:p>
         </w:tc>
@@ -23097,7 +28517,7 @@
                 <w:sz w:val="18"/>
                 <w:szCs w:val="18"/>
               </w:rPr>
-              <w:t xml:space="preserve">使用相同 w⁠o⁠r⁠k⁠l⁠o⁠a⁠d、完成边界和冻结参数运行的协议对照模型</w:t>
+              <w:t xml:space="preserve">由地址映射选定、负责该地址全局目录和事务提交的 U⁠B⁠C⁠C 控制器实例</w:t>
             </w:r>
           </w:p>
         </w:tc>
@@ -23165,7 +28585,7 @@
                 <w:sz w:val="18"/>
                 <w:szCs w:val="18"/>
               </w:rPr>
-              <w:t xml:space="preserve">P⁠r⁠o⁠f⁠i⁠l⁠e</w:t>
+              <w:t xml:space="preserve">H⁠A⁠-⁠V⁠I</w:t>
             </w:r>
           </w:p>
         </w:tc>
@@ -23186,7 +28606,7 @@
                 <w:sz w:val="18"/>
                 <w:szCs w:val="18"/>
               </w:rPr>
-              <w:t xml:space="preserve">一组冻结的目录策略与协议优化配置</w:t>
+              <w:t xml:space="preserve">指标 3 使用的 V⁠I 协议可执行参考模型</w:t>
             </w:r>
           </w:p>
         </w:tc>
@@ -23254,7 +28674,7 @@
                 <w:sz w:val="18"/>
                 <w:szCs w:val="18"/>
               </w:rPr>
-              <w:t xml:space="preserve">R⁠e⁠s⁠i⁠d⁠e⁠n⁠t⁠D⁠i⁠r</w:t>
+              <w:t xml:space="preserve">可执行参考模型</w:t>
             </w:r>
           </w:p>
         </w:tc>
@@ -23275,7 +28695,7 @@
                 <w:sz w:val="18"/>
                 <w:szCs w:val="18"/>
               </w:rPr>
-              <w:t xml:space="preserve">S⁠R⁠A⁠M 驻留目录</w:t>
+              <w:t xml:space="preserve">使用相同 w⁠o⁠r⁠k⁠l⁠o⁠a⁠d、完成边界和冻结参数运行的协议对照模型</w:t>
             </w:r>
           </w:p>
         </w:tc>
@@ -23343,7 +28763,7 @@
                 <w:sz w:val="18"/>
                 <w:szCs w:val="18"/>
               </w:rPr>
-              <w:t xml:space="preserve">B⁠a⁠c⁠k⁠s⁠t⁠o⁠r⁠e</w:t>
+              <w:t xml:space="preserve">P⁠r⁠o⁠f⁠i⁠l⁠e</w:t>
             </w:r>
           </w:p>
         </w:tc>
@@ -23364,7 +28784,7 @@
                 <w:sz w:val="18"/>
                 <w:szCs w:val="18"/>
               </w:rPr>
-              <w:t xml:space="preserve">冷目录元数据的后备存储</w:t>
+              <w:t xml:space="preserve">一组冻结的目录策略与协议优化配置</w:t>
             </w:r>
           </w:p>
         </w:tc>
@@ -23432,7 +28852,7 @@
                 <w:sz w:val="18"/>
                 <w:szCs w:val="18"/>
               </w:rPr>
-              <w:t xml:space="preserve">等效追踪容量</w:t>
+              <w:t xml:space="preserve">R⁠e⁠s⁠i⁠d⁠e⁠n⁠t⁠D⁠i⁠r</w:t>
             </w:r>
           </w:p>
         </w:tc>
@@ -23453,7 +28873,7 @@
                 <w:sz w:val="18"/>
                 <w:szCs w:val="18"/>
               </w:rPr>
-              <w:t xml:space="preserve">R⁠e⁠s⁠i⁠d⁠e⁠n⁠t⁠D⁠i⁠r 与持久化 B⁠a⁠c⁠k⁠s⁠t⁠o⁠r⁠e 元数据的去重覆盖量</w:t>
+              <w:t xml:space="preserve">S⁠R⁠A⁠M 驻留目录</w:t>
             </w:r>
           </w:p>
         </w:tc>
@@ -23521,7 +28941,7 @@
                 <w:sz w:val="18"/>
                 <w:szCs w:val="18"/>
               </w:rPr>
-              <w:t xml:space="preserve">n⁠a⁠i⁠v⁠e</w:t>
+              <w:t xml:space="preserve">H⁠6⁠4 B⁠a⁠c⁠k⁠s⁠t⁠o⁠r⁠e</w:t>
             </w:r>
           </w:p>
         </w:tc>
@@ -23542,7 +28962,7 @@
                 <w:sz w:val="18"/>
                 <w:szCs w:val="18"/>
               </w:rPr>
-              <w:t xml:space="preserve">不使用 B⁠a⁠c⁠k⁠s⁠t⁠o⁠r⁠e 容量扩展和时延优化的基线 p⁠r⁠o⁠f⁠i⁠l⁠e</w:t>
+              <w:t xml:space="preserve">位于 m⁠e⁠t⁠a⁠d⁠a⁠t⁠a D⁠R⁠A⁠M、保存冷目录元数据的 64 B b⁠u⁠c⁠k⁠e⁠t 哈希表</w:t>
             </w:r>
           </w:p>
         </w:tc>
@@ -23610,6 +29030,95 @@
                 <w:sz w:val="18"/>
                 <w:szCs w:val="18"/>
               </w:rPr>
+              <w:t xml:space="preserve">等效追踪容量</w:t>
+            </w:r>
+          </w:p>
+        </w:tc>
+        <w:tc>
+          <w:tcPr>
+            <w:tcW w:w="3300" w:type="dxa"/>
+          </w:tcPr>
+          <w:p>
+            <w:pPr>
+              <w:pStyle w:val="CompactGlossaryText"/>
+              <w:jc w:val="left"/>
+              <w:wordWrap w:val="0"/>
+              <w:spacing w:before="0" w:after="0" w:line="310" w:lineRule="exact"/>
+            </w:pPr>
+            <w:r>
+              <w:rPr>
+                <w:rFonts w:ascii="Calibri" w:hAnsi="Calibri" w:eastAsia="Microsoft YaHei" w:cs="Calibri"/>
+                <w:sz w:val="18"/>
+                <w:szCs w:val="18"/>
+              </w:rPr>
+              <w:t xml:space="preserve">R⁠e⁠s⁠i⁠d⁠e⁠n⁠t⁠D⁠i⁠r 与持久化 B⁠a⁠c⁠k⁠s⁠t⁠o⁠r⁠e 元数据的去重覆盖量</w:t>
+            </w:r>
+          </w:p>
+        </w:tc>
+        <w:tc>
+          <w:tcPr>
+            <w:tcW w:w="1500" w:type="dxa"/>
+          </w:tcPr>
+          <w:p>
+            <w:pPr>
+              <w:pStyle w:val="CompactGlossaryText"/>
+              <w:jc w:val="left"/>
+              <w:wordWrap w:val="0"/>
+              <w:spacing w:before="0" w:after="0" w:line="310" w:lineRule="exact"/>
+            </w:pPr>
+            <w:r>
+              <w:rPr>
+                <w:rFonts w:ascii="Calibri" w:hAnsi="Calibri" w:eastAsia="Microsoft YaHei" w:cs="Calibri"/>
+                <w:sz w:val="18"/>
+                <w:szCs w:val="18"/>
+              </w:rPr>
+              <w:t xml:space="preserve">n⁠a⁠i⁠v⁠e</w:t>
+            </w:r>
+          </w:p>
+        </w:tc>
+        <w:tc>
+          <w:tcPr>
+            <w:tcW w:w="3300" w:type="dxa"/>
+          </w:tcPr>
+          <w:p>
+            <w:pPr>
+              <w:pStyle w:val="CompactGlossaryText"/>
+              <w:jc w:val="left"/>
+              <w:wordWrap w:val="0"/>
+              <w:spacing w:before="0" w:after="0" w:line="310" w:lineRule="exact"/>
+            </w:pPr>
+            <w:r>
+              <w:rPr>
+                <w:rFonts w:ascii="Calibri" w:hAnsi="Calibri" w:eastAsia="Microsoft YaHei" w:cs="Calibri"/>
+                <w:sz w:val="18"/>
+                <w:szCs w:val="18"/>
+              </w:rPr>
+              <w:t xml:space="preserve">不使用 B⁠a⁠c⁠k⁠s⁠t⁠o⁠r⁠e 容量扩展和时延优化的基线 p⁠r⁠o⁠f⁠i⁠l⁠e</w:t>
+            </w:r>
+          </w:p>
+        </w:tc>
+      </w:tr>
+      <w:tr>
+        <w:trPr>
+          <w:cantSplit/>
+        </w:trPr>
+        <w:tc>
+          <w:tcPr>
+            <w:tcW w:w="1500" w:type="dxa"/>
+          </w:tcPr>
+          <w:p>
+            <w:pPr>
+              <w:pStyle w:val="CompactGlossaryText"/>
+              <w:jc w:val="left"/>
+              <w:wordWrap w:val="0"/>
+              <w:spacing w:before="0" w:after="0" w:line="310" w:lineRule="exact"/>
+            </w:pPr>
+            <w:r>
+              <w:rPr>
+                <w:rFonts w:ascii="Calibri" w:hAnsi="Calibri" w:eastAsia="Microsoft YaHei" w:cs="Calibri"/>
+                <w:sz w:val="18"/>
+                <w:szCs w:val="18"/>
+              </w:rPr>
               <w:t xml:space="preserve">s⁠p⁠i⁠l⁠l⁠-⁠n⁠o⁠o⁠p⁠t</w:t>
             </w:r>
           </w:p>
@@ -23631,7 +29140,7 @@
                 <w:sz w:val="18"/>
                 <w:szCs w:val="18"/>
               </w:rPr>
-              <w:t xml:space="preserve">使用 B⁠a⁠c⁠k⁠s⁠t⁠o⁠r⁠e、关闭时延优化的 p⁠r⁠o⁠f⁠i⁠l⁠e</w:t>
+              <w:t xml:space="preserve">使用 H⁠6⁠4 B⁠a⁠c⁠k⁠s⁠t⁠o⁠r⁠e 且关闭时延优化</w:t>
             </w:r>
           </w:p>
         </w:tc>

--- a/docs/design/cc_ep_deliverable3_performance_api.docx
+++ b/docs/design/cc_ep_deliverable3_performance_api.docx
@@ -245,7 +245,7 @@
         <w:rPr>
           <w:rFonts w:ascii="Calibri" w:hAnsi="Calibri" w:eastAsia="Microsoft YaHei" w:cs="Calibri"/>
         </w:rPr>
-        <w:t xml:space="preserve">指标均达到冻结⁠验⁠收⁠口⁠径⁠。</w:t>
+        <w:t xml:space="preserve">指标均达到正式⁠验⁠收⁠口⁠径⁠。</w:t>
       </w:r>
     </w:p>
     <w:tbl>
@@ -888,7 +888,7 @@
                 <w:sz w:val="18"/>
                 <w:szCs w:val="18"/>
               </w:rPr>
-              <w:t xml:space="preserve">当前两个合格证据集按各自冻结职责组合计分</w:t>
+              <w:t xml:space="preserve">当前两个合格证据集按各自既定职责组合计分</w:t>
             </w:r>
           </w:p>
         </w:tc>
@@ -956,7 +956,7 @@
                 <w:sz w:val="18"/>
                 <w:szCs w:val="18"/>
               </w:rPr>
-              <w:t xml:space="preserve">冻结计分 t⁠e⁠s⁠t⁠c⁠a⁠s⁠e 与适用门槛</w:t>
+              <w:t xml:space="preserve">既定计分 t⁠e⁠s⁠t⁠c⁠a⁠s⁠e 与适用门槛</w:t>
             </w:r>
           </w:p>
         </w:tc>
@@ -1024,7 +1024,7 @@
                 <w:sz w:val="18"/>
                 <w:szCs w:val="18"/>
               </w:rPr>
-              <w:t xml:space="preserve">冻结 H⁠A⁠-⁠V⁠I 可执行参考模型，不代表物理芯片</w:t>
+              <w:t xml:space="preserve">既定 H⁠A⁠-⁠V⁠I 可执行参考模型，不代表物理芯片</w:t>
             </w:r>
           </w:p>
         </w:tc>
@@ -1995,7 +1995,7 @@
         <w:rPr>
           <w:rFonts w:ascii="Calibri" w:hAnsi="Calibri" w:eastAsia="Microsoft YaHei" w:cs="Calibri"/>
         </w:rPr>
-        <w:t xml:space="preserve">指标 3 以 HA-VI 可执行参考模型为对照，冻结条件为 2N1S、O3、单向完成语义、256 KiB</w:t>
+        <w:t xml:space="preserve">指标 3 以 HA-VI 可执行参考模型为对照，统一条件为 2N1S、O3、单向完成语义、256 KiB</w:t>
       </w:r>
     </w:p>
     <w:p>
@@ -2006,7 +2006,7 @@
         <w:rPr>
           <w:rFonts w:ascii="Calibri" w:hAnsi="Calibri" w:eastAsia="Microsoft YaHei" w:cs="Calibri"/>
         </w:rPr>
-        <w:t xml:space="preserve">L3 和 100% L3 压力。该比较用于评估 UBCC 与冻结参考模型在相同 workload 和完⁠成⁠边⁠界⁠下⁠的</w:t>
+        <w:t xml:space="preserve">L3 和 100% L3 压力。该比较用于评估 UBCC 与既定参考模型在相同 workload 和完⁠成⁠边⁠界⁠下⁠的</w:t>
       </w:r>
     </w:p>
     <w:p>
@@ -4188,7 +4188,7 @@
         <w:rPr>
           <w:rFonts w:ascii="Calibri" w:hAnsi="Calibri" w:eastAsia="Microsoft YaHei" w:cs="Calibri"/>
         </w:rPr>
-        <w:t xml:space="preserve">三次重复按照冻结规则汇总，得到 99,293 / 65,536 = 1.515×。验收门槛为等效⁠追⁠踪⁠容⁠量⁠比</w:t>
+        <w:t xml:space="preserve">三次重复按照既定规则汇总，得到 99,293 / 65,536 = 1.515×。验收门槛为等效⁠追⁠踪⁠容⁠量⁠比</w:t>
       </w:r>
     </w:p>
     <w:p>
@@ -4817,7 +4817,7 @@
         <w:rPr>
           <w:rFonts w:ascii="Calibri" w:hAnsi="Calibri" w:eastAsia="Microsoft YaHei" w:cs="Calibri"/>
         </w:rPr>
-        <w:t xml:space="preserve">指标 2 比较 optimized 与 naive。冻⁠结⁠规⁠则⁠为⁠：</w:t>
+        <w:t xml:space="preserve">指标 2 比较 optimized 与 naive。既⁠定⁠规⁠则⁠为⁠：</w:t>
       </w:r>
     </w:p>
     <w:p>
@@ -5017,7 +5017,7 @@
         <w:rPr>
           <w:rFonts w:ascii="Calibri" w:hAnsi="Calibri" w:eastAsia="Microsoft YaHei" w:cs="Calibri"/>
         </w:rPr>
-        <w:t xml:space="preserve">所有比较遵循发布事件原则：只统计满足冻结完成条件并已经发布完成事件的根操作⁠。⁠开⁠始⁠点⁠为</w:t>
+        <w:t xml:space="preserve">所有比较遵循发布事件原则：只统计满足正式完成条件并已经发布完成事件的根操作⁠。⁠开⁠始⁠点⁠为</w:t>
       </w:r>
     </w:p>
     <w:p>
@@ -5062,7 +5062,7 @@
         <w:rPr>
           <w:rFonts w:ascii="Calibri" w:hAnsi="Calibri" w:eastAsia="Microsoft YaHei" w:cs="Calibri"/>
         </w:rPr>
-        <w:t xml:space="preserve">合同计分集的 testcase、权重和门槛在评审前冻结。支撑集按各自明确职责报告，⁠不⁠将⁠未⁠冻⁠结</w:t>
+        <w:t xml:space="preserve">合同计分集的 testcase、权重和门槛在评审前确定。支撑集按各自明确职责报告，⁠不⁠将⁠未⁠设⁠定</w:t>
       </w:r>
     </w:p>
     <w:p>
@@ -5073,7 +5073,7 @@
         <w:rPr>
           <w:rFonts w:ascii="Calibri" w:hAnsi="Calibri" w:eastAsia="Microsoft YaHei" w:cs="Calibri"/>
         </w:rPr>
-        <w:t xml:space="preserve">权重的场景混合成⁠额⁠外⁠总⁠分⁠：</w:t>
+        <w:t xml:space="preserve">正式权重的场景混合成⁠额⁠外⁠总⁠分⁠：</w:t>
       </w:r>
     </w:p>
     <w:p>
@@ -6831,7 +6831,7 @@
         <w:rPr>
           <w:rFonts w:ascii="Calibri" w:hAnsi="Calibri" w:eastAsia="Microsoft YaHei" w:cs="Calibri"/>
         </w:rPr>
-        <w:t xml:space="preserve">99,291。容量计分矩阵使用的冻结容量分子为 99,293，两组观测分别服务于容量和附加⁠时⁠延⁠子⁠项⁠。</w:t>
+        <w:t xml:space="preserve">99,291。容量计分矩阵使用的正式容量分子为 99,293，两组观测分别服务于容量和附加⁠时⁠延⁠子⁠项⁠。</w:t>
       </w:r>
     </w:p>
     <w:p>
@@ -6910,7 +6910,7 @@
         <w:rPr>
           <w:rFonts w:ascii="Calibri" w:hAnsi="Calibri" w:eastAsia="Microsoft YaHei" w:cs="Calibri"/>
         </w:rPr>
-        <w:t xml:space="preserve">容量子项对 naive 和 spill-noopt 分别执行三次重复，每轮形成容量观测值，并按冻⁠结⁠规⁠则⁠汇⁠总</w:t>
+        <w:t xml:space="preserve">容量子项对 naive 和 spill-noopt 分别执行三次重复，每轮形成容量观测值，并按既⁠定⁠规⁠则⁠汇⁠总</w:t>
       </w:r>
     </w:p>
     <w:p>
@@ -13606,7 +13606,7 @@
         <w:rPr>
           <w:rFonts w:ascii="Calibri" w:hAnsi="Calibri" w:eastAsia="Microsoft YaHei" w:cs="Calibri"/>
         </w:rPr>
-        <w:t xml:space="preserve">控制器上的精确 owner/sharer 目录确定数据源、权限目标和提交顺序；HA-VI 按冻⁠结⁠的⁠ ⁠V⁠I</w:t>
+        <w:t xml:space="preserve">控制器上的精确 owner/sharer 目录确定数据源、权限目标和提交顺序；HA-VI 按既⁠定⁠的⁠ ⁠V⁠I</w:t>
       </w:r>
     </w:p>
     <w:p>
@@ -13988,7 +13988,7 @@
                 <w:sz w:val="18"/>
                 <w:szCs w:val="18"/>
               </w:rPr>
-              <w:t xml:space="preserve">按冻结 V⁠I 状态转移和完成链迁移写权限</w:t>
+              <w:t xml:space="preserve">按既定 V⁠I 状态转移和完成链迁移写权限</w:t>
             </w:r>
           </w:p>
         </w:tc>
@@ -14077,7 +14077,7 @@
                 <w:sz w:val="18"/>
                 <w:szCs w:val="18"/>
               </w:rPr>
-              <w:t xml:space="preserve">H⁠o⁠m⁠e U⁠B⁠C⁠C 控制器冻结精确 s⁠h⁠a⁠r⁠e⁠r 集合，并行失效，A⁠c⁠k 收敛后授权</w:t>
+              <w:t xml:space="preserve">H⁠o⁠m⁠e U⁠B⁠C⁠C 控制器确定并保持精确 s⁠h⁠a⁠r⁠e⁠r 目标集合，并行失效，A⁠c⁠k 收敛后授权</w:t>
             </w:r>
           </w:p>
         </w:tc>
@@ -14098,7 +14098,7 @@
                 <w:sz w:val="18"/>
                 <w:szCs w:val="18"/>
               </w:rPr>
-              <w:t xml:space="preserve">执行冻结的共享副本失效与写者建立路径</w:t>
+              <w:t xml:space="preserve">执行既定的共享副本失效与写者建立路径</w:t>
             </w:r>
           </w:p>
         </w:tc>
@@ -14548,7 +14548,7 @@
                 <w:sz w:val="18"/>
                 <w:szCs w:val="18"/>
               </w:rPr>
-              <w:t xml:space="preserve">r⁠e⁠a⁠d/w⁠r⁠i⁠t⁠e 分别按冻结 V⁠I 参考路径执行</w:t>
+              <w:t xml:space="preserve">r⁠e⁠a⁠d/w⁠r⁠i⁠t⁠e 分别按既定 V⁠I 参考路径执行</w:t>
             </w:r>
           </w:p>
         </w:tc>
@@ -14810,7 +14810,7 @@
                 <w:sz w:val="18"/>
                 <w:szCs w:val="18"/>
               </w:rPr>
-              <w:t xml:space="preserve">按冻结 V⁠I 状态转换完成 t⁠o⁠k⁠e⁠n 交接</w:t>
+              <w:t xml:space="preserve">按既定 V⁠I 状态转换完成 t⁠o⁠k⁠e⁠n 交接</w:t>
             </w:r>
           </w:p>
         </w:tc>
@@ -15511,7 +15511,7 @@
                 <w:sz w:val="18"/>
                 <w:szCs w:val="18"/>
               </w:rPr>
-              <w:t xml:space="preserve">冻结参考条件</w:t>
+              <w:t xml:space="preserve">统一参考条件</w:t>
             </w:r>
           </w:p>
         </w:tc>
@@ -15670,7 +15670,7 @@
                 <w:sz w:val="18"/>
                 <w:szCs w:val="18"/>
               </w:rPr>
-              <w:t xml:space="preserve">未冻结流量、其他规模和其他 L⁠3 配置</w:t>
+              <w:t xml:space="preserve">其他流量、系统规模和 L⁠3 配置</w:t>
             </w:r>
           </w:p>
         </w:tc>
@@ -15785,7 +15785,7 @@
                 <w:sz w:val="18"/>
                 <w:szCs w:val="18"/>
               </w:rPr>
-              <w:t xml:space="preserve">冻结的 H⁠A⁠-⁠V⁠I 可执行参考参数与行为</w:t>
+              <w:t xml:space="preserve">既定的 H⁠A⁠-⁠V⁠I 可执行参考参数与行为</w:t>
             </w:r>
           </w:p>
         </w:tc>
@@ -15921,7 +15921,7 @@
                 <w:sz w:val="18"/>
                 <w:szCs w:val="18"/>
               </w:rPr>
-              <w:t xml:space="preserve">核心、代表场景组按冻结主值等权聚合</w:t>
+              <w:t xml:space="preserve">核心、代表场景组按正式主值等权聚合</w:t>
             </w:r>
           </w:p>
         </w:tc>
@@ -15956,7 +15956,7 @@
         <w:rPr>
           <w:rFonts w:ascii="Calibri" w:hAnsi="Calibri" w:eastAsia="Microsoft YaHei" w:cs="Calibri"/>
         </w:rPr>
-        <w:t xml:space="preserve">该比较在共同输入、共同完成边界和冻结参考假设下保持公平。聚合优势不表示每个⁠内⁠部⁠子⁠操⁠作</w:t>
+        <w:t xml:space="preserve">该比较在共同输入、共同完成边界和统一参考假设下保持公平。聚合优势不表示每个⁠内⁠部⁠子⁠操⁠作</w:t>
       </w:r>
     </w:p>
     <w:p>
@@ -15967,7 +15967,7 @@
         <w:rPr>
           <w:rFonts w:ascii="Calibri" w:hAnsi="Calibri" w:eastAsia="Microsoft YaHei" w:cs="Calibri"/>
         </w:rPr>
-        <w:t xml:space="preserve">都占优；各场景只按冻结主值贡献⁠一⁠次⁠权⁠重⁠。</w:t>
+        <w:t xml:space="preserve">都占优；各场景只按正式主值贡献⁠一⁠次⁠权⁠重⁠。</w:t>
       </w:r>
     </w:p>
     <w:p>
@@ -16351,7 +16351,7 @@
         <w:rPr>
           <w:rFonts w:ascii="Calibri" w:hAnsi="Calibri" w:eastAsia="Microsoft YaHei" w:cs="Calibri"/>
         </w:rPr>
-        <w:t xml:space="preserve">图中比较冻结的 2N1S、O3、单向完成语义和固定 256 KiB L⁠3⁠ ⁠配⁠置⁠。</w:t>
+        <w:t xml:space="preserve">图中比较统一的 2N1S、O3、单向完成语义和固定 256 KiB L⁠3⁠ ⁠配⁠置⁠。</w:t>
       </w:r>
     </w:p>
     <w:p>
@@ -16575,7 +16575,7 @@
         <w:rPr>
           <w:rFonts w:ascii="Calibri" w:hAnsi="Calibri" w:eastAsia="Microsoft YaHei" w:cs="Calibri"/>
         </w:rPr>
-        <w:t xml:space="preserve">UBCC 冻结当前 sharer 目标集合，发出 Invalidate，等待 Ack 收敛后向 requester ⁠授⁠予⁠单⁠写⁠者</w:t>
+        <w:t xml:space="preserve">UBCC 确定并保持当前 sharer 目标集合，发出 Invalidate，等待 Ack 收敛后向 requester ⁠授⁠予⁠单⁠写⁠者</w:t>
       </w:r>
     </w:p>
     <w:p>
@@ -16609,7 +16609,7 @@
         <w:rPr>
           <w:rFonts w:ascii="Calibri" w:hAnsi="Calibri" w:eastAsia="Microsoft YaHei" w:cs="Calibri"/>
         </w:rPr>
-        <w:t xml:space="preserve">TC232 workload 每轮包含 32 次 read 和 16 次 write，因此冻结主值采用 2/3 read + 1/3</w:t>
+        <w:t xml:space="preserve">TC232 workload 每轮包含 32 次 read 和 16 次 write，因此正式主值采用 2/3 read + 1/3</w:t>
       </w:r>
     </w:p>
     <w:p>
@@ -18135,7 +18135,7 @@
         <w:rPr>
           <w:rFonts w:ascii="Calibri" w:hAnsi="Calibri" w:eastAsia="Microsoft YaHei" w:cs="Calibri"/>
         </w:rPr>
-        <w:t xml:space="preserve">在冻结的 HA-VI 可执行参考模型和固定 L3 配置下，UBCC 的核心场景组和代表场⁠景⁠组⁠均⁠满⁠足</w:t>
+        <w:t xml:space="preserve">在既定的 HA-VI 可执行参考模型和固定 L3 配置下，UBCC 的核心场景组和代表场⁠景⁠组⁠均⁠满⁠足</w:t>
       </w:r>
     </w:p>
     <w:p>
@@ -20309,7 +20309,7 @@
         <w:rPr>
           <w:rFonts w:ascii="Calibri" w:hAnsi="Calibri" w:eastAsia="Microsoft YaHei" w:cs="Calibri"/>
         </w:rPr>
-        <w:t xml:space="preserve">6. 汇总层按冻结口径生成⁠矩⁠阵⁠结⁠论⁠。</w:t>
+        <w:t xml:space="preserve">6. 汇总层按正式口径生成⁠矩⁠阵⁠结⁠论⁠。</w:t>
       </w:r>
     </w:p>
     <w:p>
@@ -20734,7 +20734,7 @@
         <w:rPr>
           <w:rFonts w:ascii="Calibri" w:hAnsi="Calibri" w:eastAsia="Microsoft YaHei" w:cs="Calibri"/>
         </w:rPr>
-        <w:t xml:space="preserve">UBCC 在容量效率、适用场景时延和 HA-VI 配对比较三个维度均达到冻结验收口径⁠。⁠分⁠层⁠目⁠录</w:t>
+        <w:t xml:space="preserve">UBCC 在容量效率、适用场景时延和 HA-VI 配对比较三个维度均达到正式验收口径⁠。⁠分⁠层⁠目⁠录</w:t>
       </w:r>
     </w:p>
     <w:p>
@@ -28559,7 +28559,7 @@
                 <w:sz w:val="18"/>
                 <w:szCs w:val="18"/>
               </w:rPr>
-              <w:t xml:space="preserve">T⁠C⁠2⁠3⁠1⁠-⁠T⁠C⁠2⁠3⁠5 按冻结主值等权聚合</w:t>
+              <w:t xml:space="preserve">T⁠C⁠2⁠3⁠1⁠-⁠T⁠C⁠2⁠3⁠5 按正式主值等权聚合</w:t>
             </w:r>
           </w:p>
         </w:tc>
@@ -28695,7 +28695,7 @@
                 <w:sz w:val="18"/>
                 <w:szCs w:val="18"/>
               </w:rPr>
-              <w:t xml:space="preserve">使用相同 w⁠o⁠r⁠k⁠l⁠o⁠a⁠d、完成边界和冻结参数运行的协议对照模型</w:t>
+              <w:t xml:space="preserve">使用相同 w⁠o⁠r⁠k⁠l⁠o⁠a⁠d、完成边界和统一参数运行的协议对照模型</w:t>
             </w:r>
           </w:p>
         </w:tc>
@@ -28737,7 +28737,7 @@
                 <w:sz w:val="18"/>
                 <w:szCs w:val="18"/>
               </w:rPr>
-              <w:t xml:space="preserve">U⁠B⁠C⁠C 与 H⁠A⁠-⁠V⁠I 使用相同输入和冻结条件的成对运行</w:t>
+              <w:t xml:space="preserve">U⁠B⁠C⁠C 与 H⁠A⁠-⁠V⁠I 使用相同输入和统一条件的成对运行</w:t>
             </w:r>
           </w:p>
         </w:tc>
@@ -28784,7 +28784,7 @@
                 <w:sz w:val="18"/>
                 <w:szCs w:val="18"/>
               </w:rPr>
-              <w:t xml:space="preserve">一组冻结的目录策略与协议优化配置</w:t>
+              <w:t xml:space="preserve">一组固定的目录策略与协议优化配置</w:t>
             </w:r>
           </w:p>
         </w:tc>

--- a/docs/design/cc_ep_deliverable3_performance_api.docx
+++ b/docs/design/cc_ep_deliverable3_performance_api.docx
@@ -1024,7 +1024,7 @@
                 <w:sz w:val="18"/>
                 <w:szCs w:val="18"/>
               </w:rPr>
-              <w:t xml:space="preserve">既定 H⁠A⁠-⁠V⁠I 可执行参考模型，不代表物理芯片</w:t>
+              <w:t xml:space="preserve">既定 H⁠A⁠-⁠V⁠I 可执行参考模型</w:t>
             </w:r>
           </w:p>
         </w:tc>
@@ -1050,7 +1050,7 @@
                 <w:sz w:val="18"/>
                 <w:szCs w:val="18"/>
               </w:rPr>
-              <w:t xml:space="preserve">范围外</w:t>
+              <w:t xml:space="preserve">建模层级</w:t>
             </w:r>
           </w:p>
         </w:tc>
@@ -1071,7 +1071,7 @@
                 <w:sz w:val="18"/>
                 <w:szCs w:val="18"/>
               </w:rPr>
-              <w:t xml:space="preserve">不作本次交付能力或性能主张</w:t>
+              <w:t xml:space="preserve">全册采用逻辑仿真与参考模型，在协议端点层级验证</w:t>
             </w:r>
           </w:p>
         </w:tc>
@@ -1092,7 +1092,7 @@
                 <w:sz w:val="18"/>
                 <w:szCs w:val="18"/>
               </w:rPr>
-              <w:t xml:space="preserve">未建模目标硬件和端口级 S⁠w⁠i⁠t⁠c⁠h 微体系结构</w:t>
+              <w:t xml:space="preserve">目标硬件和端口级 S⁠w⁠i⁠t⁠c⁠h 微体系结构未建模</w:t>
             </w:r>
           </w:p>
         </w:tc>
@@ -1961,18 +1961,7 @@
         <w:rPr>
           <w:rFonts w:ascii="Calibri" w:hAnsi="Calibri" w:eastAsia="Microsoft YaHei" w:cs="Calibri"/>
         </w:rPr>
-        <w:t xml:space="preserve">支撑 testcase 不重复加入合同总分；它们用于说明 UBCC 的收益来源和适用场景，⁠并⁠排⁠除⁠合⁠同</w:t>
-      </w:r>
-    </w:p>
-    <w:p>
-      <w:pPr>
-        <w:ind w:left="0" w:firstLine="420"/>
-      </w:pPr>
-      <w:r>
-        <w:rPr>
-          <w:rFonts w:ascii="Calibri" w:hAnsi="Calibri" w:eastAsia="Microsoft YaHei" w:cs="Calibri"/>
-        </w:rPr>
-        <w:t xml:space="preserve">结果由单一 workload 产生的⁠替⁠代⁠解⁠释⁠。</w:t>
+        <w:t xml:space="preserve">支撑 testcase 不重复加入合同总分；它们用于说明 UBCC 的收益来源和⁠适⁠用⁠场⁠景⁠。</w:t>
       </w:r>
     </w:p>
     <w:p>
@@ -1995,7 +1984,7 @@
         <w:rPr>
           <w:rFonts w:ascii="Calibri" w:hAnsi="Calibri" w:eastAsia="Microsoft YaHei" w:cs="Calibri"/>
         </w:rPr>
-        <w:t xml:space="preserve">指标 3 以 HA-VI 可执行参考模型为对照，统一条件为 2N1S、O3、单向完成语义、256 KiB</w:t>
+        <w:t xml:space="preserve">指标 3 的主要证据类型为参考模型仿真，以 HA-VI 可执行参考模型为对照，⁠正⁠式⁠配⁠置⁠为</w:t>
       </w:r>
     </w:p>
     <w:p>
@@ -2006,7 +1995,7 @@
         <w:rPr>
           <w:rFonts w:ascii="Calibri" w:hAnsi="Calibri" w:eastAsia="Microsoft YaHei" w:cs="Calibri"/>
         </w:rPr>
-        <w:t xml:space="preserve">L3 和 100% L3 压力。该比较用于评估 UBCC 与既定参考模型在相同 workload 和完⁠成⁠边⁠界⁠下⁠的</w:t>
+        <w:t xml:space="preserve">2N1S、O3、单向完成语义、256 KiB L3 和 100% L3 压力。该比较评估 UBCC 与既⁠定⁠参⁠考⁠模⁠型</w:t>
       </w:r>
     </w:p>
     <w:p>
@@ -2017,7 +2006,7 @@
         <w:rPr>
           <w:rFonts w:ascii="Calibri" w:hAnsi="Calibri" w:eastAsia="Microsoft YaHei" w:cs="Calibri"/>
         </w:rPr>
-        <w:t xml:space="preserve">协议时延，不等同于目标物理芯片实测；其他 L3 配置不进入⁠正⁠式⁠结⁠果⁠。</w:t>
+        <w:t xml:space="preserve">在相同 workload 和完成边界下的协议时延，结果为仿真值而非⁠物⁠理⁠测⁠量⁠。</w:t>
       </w:r>
     </w:p>
     <w:p>
@@ -4994,7 +4983,7 @@
         <w:rPr>
           <w:rFonts w:ascii="Calibri" w:hAnsi="Calibri" w:eastAsia="Microsoft YaHei" w:cs="Calibri"/>
         </w:rPr>
-        <w:t xml:space="preserve">确定性重复仿真用于证明结果可复现，不等同于对总体分布建立统⁠计⁠置⁠信⁠度⁠。</w:t>
+        <w:t xml:space="preserve">确定性重复仿真提供可复现性证据，而非总体分布的⁠统⁠计⁠推⁠断⁠。</w:t>
       </w:r>
     </w:p>
     <w:p>
@@ -7829,7 +7818,7 @@
         <w:rPr>
           <w:rFonts w:ascii="Calibri" w:hAnsi="Calibri" w:eastAsia="Microsoft YaHei" w:cs="Calibri"/>
         </w:rPr>
-        <w:t xml:space="preserve">正式容量收益建立在完整的元数据生命周期之上，而不是单一⁠容⁠量⁠计⁠数⁠。</w:t>
+        <w:t xml:space="preserve">正式容量收益建立在完整的元数据生命⁠周⁠期⁠之⁠上⁠。</w:t>
       </w:r>
     </w:p>
     <w:p>
@@ -7840,7 +7829,7 @@
         <w:rPr>
           <w:rFonts w:ascii="Calibri" w:hAnsi="Calibri" w:eastAsia="Microsoft YaHei" w:cs="Calibri"/>
         </w:rPr>
-        <w:t xml:space="preserve">完整场景与当前保留的路径级绝对计时如下。路径级单臂值只说明对应发布事件的⁠绝⁠对⁠成⁠本⁠，</w:t>
+        <w:t xml:space="preserve">完整场景与当前保留的路径级绝对计时如下。路径级单臂值按发布事件报告⁠绝⁠对⁠成⁠本⁠，</w:t>
       </w:r>
     </w:p>
     <w:p>
@@ -7851,7 +7840,7 @@
         <w:rPr>
           <w:rFonts w:ascii="Calibri" w:hAnsi="Calibri" w:eastAsia="Microsoft YaHei" w:cs="Calibri"/>
         </w:rPr>
-        <w:t xml:space="preserve">不与不同配置或不同完成边界的数值混合⁠计⁠算⁠降⁠幅⁠。</w:t>
+        <w:t xml:space="preserve">降幅比较以配置可比、完成边界一致的配对⁠值⁠为⁠前⁠提⁠。</w:t>
       </w:r>
     </w:p>
     <w:tbl>
@@ -8803,18 +8792,7 @@
         <w:rPr>
           <w:rFonts w:ascii="Calibri" w:hAnsi="Calibri" w:eastAsia="Microsoft YaHei" w:cs="Calibri"/>
         </w:rPr>
-        <w:t xml:space="preserve">已完成 Outer 均值差。该扩展矩阵用于展示目录压力和节点规模下的变化趋势，不替代 TC131</w:t>
-      </w:r>
-    </w:p>
-    <w:p>
-      <w:pPr>
-        <w:ind w:left="0" w:firstLine="420"/>
-      </w:pPr>
-      <w:r>
-        <w:rPr>
-          <w:rFonts w:ascii="Calibri" w:hAnsi="Calibri" w:eastAsia="Microsoft YaHei" w:cs="Calibri"/>
-        </w:rPr>
-        <w:t xml:space="preserve">正式⁠计⁠分⁠结⁠果⁠。</w:t>
+        <w:t xml:space="preserve">已完成 Outer 均值差。该扩展矩阵用于展示目录压力和节点规模下的⁠变⁠化⁠趋⁠势⁠。</w:t>
       </w:r>
     </w:p>
     <w:p>
@@ -12410,7 +12388,7 @@
         <w:rPr>
           <w:rFonts w:ascii="Calibri" w:hAnsi="Calibri" w:eastAsia="Microsoft YaHei" w:cs="Calibri"/>
         </w:rPr>
-        <w:t xml:space="preserve">窗口和高复用场景中最为突出。TC132 负责验证脏数据恢复路径，不进入指标 2 ⁠合⁠同⁠聚⁠合⁠。</w:t>
+        <w:t xml:space="preserve">窗口和高复用场景中最为突出。TC132 负责验证脏数据⁠恢⁠复⁠路⁠径⁠。</w:t>
       </w:r>
     </w:p>
     <w:p>
@@ -12510,18 +12488,7 @@
         <w:rPr>
           <w:rFonts w:ascii="Calibri" w:hAnsi="Calibri" w:eastAsia="Microsoft YaHei" w:cs="Calibri"/>
         </w:rPr>
-        <w:t xml:space="preserve">可直接比较的 naive 与 optimized 端到端值；spill-noopt 已通过正确性门禁，但该组⁠未⁠保⁠留⁠用⁠于</w:t>
-      </w:r>
-    </w:p>
-    <w:p>
-      <w:pPr>
-        <w:ind w:left="0" w:firstLine="420"/>
-      </w:pPr>
-      <w:r>
-        <w:rPr>
-          <w:rFonts w:ascii="Calibri" w:hAnsi="Calibri" w:eastAsia="Microsoft YaHei" w:cs="Calibri"/>
-        </w:rPr>
-        <w:t xml:space="preserve">此表横向比较的同口径主值，因此标记为⁠ ⁠N⁠/⁠A⁠。</w:t>
+        <w:t xml:space="preserve">可直接比较的 naive 与 optimized 端到端值；spill-noopt 正确性通过，同口径性能主值缺失记为⁠ ⁠N⁠/⁠A⁠。</w:t>
       </w:r>
     </w:p>
     <w:tbl>
@@ -13494,18 +13461,7 @@
         <w:rPr>
           <w:rFonts w:ascii="Calibri" w:hAnsi="Calibri" w:eastAsia="Microsoft YaHei" w:cs="Calibri"/>
         </w:rPr>
-        <w:t xml:space="preserve">该矩阵证明 UBCC 的容量和协议机制可以用于代表性应用模式与 16N1S Level-A 协议⁠节⁠点⁠规⁠模⁠，</w:t>
-      </w:r>
-    </w:p>
-    <w:p>
-      <w:pPr>
-        <w:ind w:left="0" w:firstLine="420"/>
-      </w:pPr>
-      <w:r>
-        <w:rPr>
-          <w:rFonts w:ascii="Calibri" w:hAnsi="Calibri" w:eastAsia="Microsoft YaHei" w:cs="Calibri"/>
-        </w:rPr>
-        <w:t xml:space="preserve">而不局限于协议微场景；该结论不包含端口级 Switch 微⁠体⁠系⁠结⁠构⁠。</w:t>
+        <w:t xml:space="preserve">该矩阵证明 UBCC 的容量和协议机制可以用于代表性应用模式与 16N1S Level-A 协议⁠节⁠点⁠规⁠模⁠。</w:t>
       </w:r>
     </w:p>
     <w:p>
@@ -15460,9 +15416,9 @@
         </w:tblCellMar>
       </w:tblPr>
       <w:tblGrid>
-        <w:gridCol w:w="1591"/>
-        <w:gridCol w:w="4298"/>
-        <w:gridCol w:w="3710"/>
+        <w:gridCol w:w="1511"/>
+        <w:gridCol w:w="3990"/>
+        <w:gridCol w:w="4097"/>
       </w:tblGrid>
       <w:tr>
         <w:trPr>
@@ -15471,7 +15427,7 @@
         </w:trPr>
         <w:tc>
           <w:tcPr>
-            <w:tcW w:w="1591" w:type="dxa"/>
+            <w:tcW w:w="1511" w:type="dxa"/>
             <w:shd w:val="clear" w:color="auto" w:fill="D9E2F3"/>
           </w:tcPr>
           <w:p>
@@ -15494,7 +15450,7 @@
         </w:tc>
         <w:tc>
           <w:tcPr>
-            <w:tcW w:w="4298" w:type="dxa"/>
+            <w:tcW w:w="3990" w:type="dxa"/>
             <w:shd w:val="clear" w:color="auto" w:fill="D9E2F3"/>
           </w:tcPr>
           <w:p>
@@ -15517,7 +15473,7 @@
         </w:tc>
         <w:tc>
           <w:tcPr>
-            <w:tcW w:w="3710" w:type="dxa"/>
+            <w:tcW w:w="4097" w:type="dxa"/>
             <w:shd w:val="clear" w:color="auto" w:fill="D9E2F3"/>
           </w:tcPr>
           <w:p>
@@ -15534,7 +15490,7 @@
                 <w:sz w:val="18"/>
                 <w:szCs w:val="18"/>
               </w:rPr>
-              <w:t xml:space="preserve">未建模硬件或禁止外推项</w:t>
+              <w:t xml:space="preserve">建模范围与结论适用范围</w:t>
             </w:r>
           </w:p>
         </w:tc>
@@ -15545,7 +15501,7 @@
         </w:trPr>
         <w:tc>
           <w:tcPr>
-            <w:tcW w:w="1591" w:type="dxa"/>
+            <w:tcW w:w="1511" w:type="dxa"/>
           </w:tcPr>
           <w:p>
             <w:pPr>
@@ -15566,7 +15522,7 @@
         </w:tc>
         <w:tc>
           <w:tcPr>
-            <w:tcW w:w="4298" w:type="dxa"/>
+            <w:tcW w:w="3990" w:type="dxa"/>
           </w:tcPr>
           <w:p>
             <w:pPr>
@@ -15587,22 +15543,22 @@
         </w:tc>
         <w:tc>
           <w:tcPr>
-            <w:tcW w:w="3710" w:type="dxa"/>
-          </w:tcPr>
-          <w:p>
-            <w:pPr>
-              <w:pStyle w:val="TableText"/>
-              <w:jc w:val="left"/>
-              <w:wordWrap w:val="0"/>
-              <w:spacing w:before="0" w:after="0" w:line="320" w:lineRule="exact"/>
-            </w:pPr>
-            <w:r>
-              <w:rPr>
-                <w:rFonts w:ascii="Calibri" w:hAnsi="Calibri" w:eastAsia="Microsoft YaHei" w:cs="Calibri"/>
-                <w:sz w:val="18"/>
-                <w:szCs w:val="18"/>
-              </w:rPr>
-              <w:t xml:space="preserve">目标物理核、缓存和 H⁠o⁠m⁠e 微体系结构</w:t>
+            <w:tcW w:w="4097" w:type="dxa"/>
+          </w:tcPr>
+          <w:p>
+            <w:pPr>
+              <w:pStyle w:val="TableText"/>
+              <w:jc w:val="left"/>
+              <w:wordWrap w:val="0"/>
+              <w:spacing w:before="0" w:after="0" w:line="320" w:lineRule="exact"/>
+            </w:pPr>
+            <w:r>
+              <w:rPr>
+                <w:rFonts w:ascii="Calibri" w:hAnsi="Calibri" w:eastAsia="Microsoft YaHei" w:cs="Calibri"/>
+                <w:sz w:val="18"/>
+                <w:szCs w:val="18"/>
+              </w:rPr>
+              <w:t xml:space="preserve">采用处理器与缓存模型；目标物理核、缓存和 H⁠o⁠m⁠e 微体系结构未建模</w:t>
             </w:r>
           </w:p>
         </w:tc>
@@ -15613,7 +15569,7 @@
         </w:trPr>
         <w:tc>
           <w:tcPr>
-            <w:tcW w:w="1591" w:type="dxa"/>
+            <w:tcW w:w="1511" w:type="dxa"/>
           </w:tcPr>
           <w:p>
             <w:pPr>
@@ -15634,7 +15590,7 @@
         </w:tc>
         <w:tc>
           <w:tcPr>
-            <w:tcW w:w="4298" w:type="dxa"/>
+            <w:tcW w:w="3990" w:type="dxa"/>
           </w:tcPr>
           <w:p>
             <w:pPr>
@@ -15655,22 +15611,22 @@
         </w:tc>
         <w:tc>
           <w:tcPr>
-            <w:tcW w:w="3710" w:type="dxa"/>
-          </w:tcPr>
-          <w:p>
-            <w:pPr>
-              <w:pStyle w:val="TableText"/>
-              <w:jc w:val="left"/>
-              <w:wordWrap w:val="0"/>
-              <w:spacing w:before="0" w:after="0" w:line="320" w:lineRule="exact"/>
-            </w:pPr>
-            <w:r>
-              <w:rPr>
-                <w:rFonts w:ascii="Calibri" w:hAnsi="Calibri" w:eastAsia="Microsoft YaHei" w:cs="Calibri"/>
-                <w:sz w:val="18"/>
-                <w:szCs w:val="18"/>
-              </w:rPr>
-              <w:t xml:space="preserve">其他流量、系统规模和 L⁠3 配置</w:t>
+            <w:tcW w:w="4097" w:type="dxa"/>
+          </w:tcPr>
+          <w:p>
+            <w:pPr>
+              <w:pStyle w:val="TableText"/>
+              <w:jc w:val="left"/>
+              <w:wordWrap w:val="0"/>
+              <w:spacing w:before="0" w:after="0" w:line="320" w:lineRule="exact"/>
+            </w:pPr>
+            <w:r>
+              <w:rPr>
+                <w:rFonts w:ascii="Calibri" w:hAnsi="Calibri" w:eastAsia="Microsoft YaHei" w:cs="Calibri"/>
+                <w:sz w:val="18"/>
+                <w:szCs w:val="18"/>
+              </w:rPr>
+              <w:t xml:space="preserve">结论适用于表列流量、系统规模和 L⁠3 配置</w:t>
             </w:r>
           </w:p>
         </w:tc>
@@ -15681,7 +15637,7 @@
         </w:trPr>
         <w:tc>
           <w:tcPr>
-            <w:tcW w:w="1591" w:type="dxa"/>
+            <w:tcW w:w="1511" w:type="dxa"/>
           </w:tcPr>
           <w:p>
             <w:pPr>
@@ -15702,7 +15658,7 @@
         </w:tc>
         <w:tc>
           <w:tcPr>
-            <w:tcW w:w="4298" w:type="dxa"/>
+            <w:tcW w:w="3990" w:type="dxa"/>
           </w:tcPr>
           <w:p>
             <w:pPr>
@@ -15723,22 +15679,22 @@
         </w:tc>
         <w:tc>
           <w:tcPr>
-            <w:tcW w:w="3710" w:type="dxa"/>
-          </w:tcPr>
-          <w:p>
-            <w:pPr>
-              <w:pStyle w:val="TableText"/>
-              <w:jc w:val="left"/>
-              <w:wordWrap w:val="0"/>
-              <w:spacing w:before="0" w:after="0" w:line="320" w:lineRule="exact"/>
-            </w:pPr>
-            <w:r>
-              <w:rPr>
-                <w:rFonts w:ascii="Calibri" w:hAnsi="Calibri" w:eastAsia="Microsoft YaHei" w:cs="Calibri"/>
-                <w:sz w:val="18"/>
-                <w:szCs w:val="18"/>
-              </w:rPr>
-              <w:t xml:space="preserve">未纳入主值的内部阶段与物理链路握手</w:t>
+            <w:tcW w:w="4097" w:type="dxa"/>
+          </w:tcPr>
+          <w:p>
+            <w:pPr>
+              <w:pStyle w:val="TableText"/>
+              <w:jc w:val="left"/>
+              <w:wordWrap w:val="0"/>
+              <w:spacing w:before="0" w:after="0" w:line="320" w:lineRule="exact"/>
+            </w:pPr>
+            <w:r>
+              <w:rPr>
+                <w:rFonts w:ascii="Calibri" w:hAnsi="Calibri" w:eastAsia="Microsoft YaHei" w:cs="Calibri"/>
+                <w:sz w:val="18"/>
+                <w:szCs w:val="18"/>
+              </w:rPr>
+              <w:t xml:space="preserve">计量对象为根操作主值；内部阶段与物理链路握手未纳入主值</w:t>
             </w:r>
           </w:p>
         </w:tc>
@@ -15749,7 +15705,7 @@
         </w:trPr>
         <w:tc>
           <w:tcPr>
-            <w:tcW w:w="1591" w:type="dxa"/>
+            <w:tcW w:w="1511" w:type="dxa"/>
           </w:tcPr>
           <w:p>
             <w:pPr>
@@ -15770,7 +15726,7 @@
         </w:tc>
         <w:tc>
           <w:tcPr>
-            <w:tcW w:w="4298" w:type="dxa"/>
+            <w:tcW w:w="3990" w:type="dxa"/>
           </w:tcPr>
           <w:p>
             <w:pPr>
@@ -15791,22 +15747,22 @@
         </w:tc>
         <w:tc>
           <w:tcPr>
-            <w:tcW w:w="3710" w:type="dxa"/>
-          </w:tcPr>
-          <w:p>
-            <w:pPr>
-              <w:pStyle w:val="TableText"/>
-              <w:jc w:val="left"/>
-              <w:wordWrap w:val="0"/>
-              <w:spacing w:before="0" w:after="0" w:line="320" w:lineRule="exact"/>
-            </w:pPr>
-            <w:r>
-              <w:rPr>
-                <w:rFonts w:ascii="Calibri" w:hAnsi="Calibri" w:eastAsia="Microsoft YaHei" w:cs="Calibri"/>
-                <w:sz w:val="18"/>
-                <w:szCs w:val="18"/>
-              </w:rPr>
-              <w:t xml:space="preserve">未建模的 H⁠A 优化、缓冲、队列、预测及扩展状态</w:t>
+            <w:tcW w:w="4097" w:type="dxa"/>
+          </w:tcPr>
+          <w:p>
+            <w:pPr>
+              <w:pStyle w:val="TableText"/>
+              <w:jc w:val="left"/>
+              <w:wordWrap w:val="0"/>
+              <w:spacing w:before="0" w:after="0" w:line="320" w:lineRule="exact"/>
+            </w:pPr>
+            <w:r>
+              <w:rPr>
+                <w:rFonts w:ascii="Calibri" w:hAnsi="Calibri" w:eastAsia="Microsoft YaHei" w:cs="Calibri"/>
+                <w:sz w:val="18"/>
+                <w:szCs w:val="18"/>
+              </w:rPr>
+              <w:t xml:space="preserve">采用既定参考行为；额外 H⁠A 优化、缓冲、队列、预测及扩展状态未建模</w:t>
             </w:r>
           </w:p>
         </w:tc>
@@ -15817,7 +15773,7 @@
         </w:trPr>
         <w:tc>
           <w:tcPr>
-            <w:tcW w:w="1591" w:type="dxa"/>
+            <w:tcW w:w="1511" w:type="dxa"/>
           </w:tcPr>
           <w:p>
             <w:pPr>
@@ -15838,7 +15794,7 @@
         </w:tc>
         <w:tc>
           <w:tcPr>
-            <w:tcW w:w="4298" w:type="dxa"/>
+            <w:tcW w:w="3990" w:type="dxa"/>
           </w:tcPr>
           <w:p>
             <w:pPr>
@@ -15859,22 +15815,22 @@
         </w:tc>
         <w:tc>
           <w:tcPr>
-            <w:tcW w:w="3710" w:type="dxa"/>
-          </w:tcPr>
-          <w:p>
-            <w:pPr>
-              <w:pStyle w:val="TableText"/>
-              <w:jc w:val="left"/>
-              <w:wordWrap w:val="0"/>
-              <w:spacing w:before="0" w:after="0" w:line="320" w:lineRule="exact"/>
-            </w:pPr>
-            <w:r>
-              <w:rPr>
-                <w:rFonts w:ascii="Calibri" w:hAnsi="Calibri" w:eastAsia="Microsoft YaHei" w:cs="Calibri"/>
-                <w:sz w:val="18"/>
-                <w:szCs w:val="18"/>
-              </w:rPr>
-              <w:t xml:space="preserve">端口级 S⁠w⁠i⁠t⁠c⁠h 排队、仲裁、拥塞和链路误码</w:t>
+            <w:tcW w:w="4097" w:type="dxa"/>
+          </w:tcPr>
+          <w:p>
+            <w:pPr>
+              <w:pStyle w:val="TableText"/>
+              <w:jc w:val="left"/>
+              <w:wordWrap w:val="0"/>
+              <w:spacing w:before="0" w:after="0" w:line="320" w:lineRule="exact"/>
+            </w:pPr>
+            <w:r>
+              <w:rPr>
+                <w:rFonts w:ascii="Calibri" w:hAnsi="Calibri" w:eastAsia="Microsoft YaHei" w:cs="Calibri"/>
+                <w:sz w:val="18"/>
+                <w:szCs w:val="18"/>
+              </w:rPr>
+              <w:t xml:space="preserve">采用可执行传输抽象；端口级 S⁠w⁠i⁠t⁠c⁠h 排队、仲裁、拥塞和链路误码未建模</w:t>
             </w:r>
           </w:p>
         </w:tc>
@@ -15885,7 +15841,7 @@
         </w:trPr>
         <w:tc>
           <w:tcPr>
-            <w:tcW w:w="1591" w:type="dxa"/>
+            <w:tcW w:w="1511" w:type="dxa"/>
           </w:tcPr>
           <w:p>
             <w:pPr>
@@ -15906,7 +15862,7 @@
         </w:tc>
         <w:tc>
           <w:tcPr>
-            <w:tcW w:w="4298" w:type="dxa"/>
+            <w:tcW w:w="3990" w:type="dxa"/>
           </w:tcPr>
           <w:p>
             <w:pPr>
@@ -15927,22 +15883,22 @@
         </w:tc>
         <w:tc>
           <w:tcPr>
-            <w:tcW w:w="3710" w:type="dxa"/>
-          </w:tcPr>
-          <w:p>
-            <w:pPr>
-              <w:pStyle w:val="TableText"/>
-              <w:jc w:val="left"/>
-              <w:wordWrap w:val="0"/>
-              <w:spacing w:before="0" w:after="0" w:line="320" w:lineRule="exact"/>
-            </w:pPr>
-            <w:r>
-              <w:rPr>
-                <w:rFonts w:ascii="Calibri" w:hAnsi="Calibri" w:eastAsia="Microsoft YaHei" w:cs="Calibri"/>
-                <w:sz w:val="18"/>
-                <w:szCs w:val="18"/>
-              </w:rPr>
-              <w:t xml:space="preserve">将组均值外推为每个 t⁠e⁠s⁠t⁠c⁠a⁠s⁠e 或子操作均占优</w:t>
+            <w:tcW w:w="4097" w:type="dxa"/>
+          </w:tcPr>
+          <w:p>
+            <w:pPr>
+              <w:pStyle w:val="TableText"/>
+              <w:jc w:val="left"/>
+              <w:wordWrap w:val="0"/>
+              <w:spacing w:before="0" w:after="0" w:line="320" w:lineRule="exact"/>
+            </w:pPr>
+            <w:r>
+              <w:rPr>
+                <w:rFonts w:ascii="Calibri" w:hAnsi="Calibri" w:eastAsia="Microsoft YaHei" w:cs="Calibri"/>
+                <w:sz w:val="18"/>
+                <w:szCs w:val="18"/>
+              </w:rPr>
+              <w:t xml:space="preserve">结论适用于组均值；各 t⁠e⁠s⁠t⁠c⁠a⁠s⁠e 与子操作的收益分别报告</w:t>
             </w:r>
           </w:p>
         </w:tc>
@@ -15956,18 +15912,7 @@
         <w:rPr>
           <w:rFonts w:ascii="Calibri" w:hAnsi="Calibri" w:eastAsia="Microsoft YaHei" w:cs="Calibri"/>
         </w:rPr>
-        <w:t xml:space="preserve">该比较在共同输入、共同完成边界和统一参考假设下保持公平。聚合优势不表示每个⁠内⁠部⁠子⁠操⁠作</w:t>
-      </w:r>
-    </w:p>
-    <w:p>
-      <w:pPr>
-        <w:ind w:left="0" w:firstLine="420"/>
-      </w:pPr>
-      <w:r>
-        <w:rPr>
-          <w:rFonts w:ascii="Calibri" w:hAnsi="Calibri" w:eastAsia="Microsoft YaHei" w:cs="Calibri"/>
-        </w:rPr>
-        <w:t xml:space="preserve">都占优；各场景只按正式主值贡献⁠一⁠次⁠权⁠重⁠。</w:t>
+        <w:t xml:space="preserve">该比较在共同输入、共同完成边界和统一参考假设下⁠保⁠持⁠公⁠平⁠。</w:t>
       </w:r>
     </w:p>
     <w:p>
@@ -20314,28 +20259,6 @@
     </w:p>
     <w:p>
       <w:pPr>
-        <w:ind w:left="0" w:firstLine="420"/>
-      </w:pPr>
-      <w:r>
-        <w:rPr>
-          <w:rFonts w:ascii="Calibri" w:hAnsi="Calibri" w:eastAsia="Microsoft YaHei" w:cs="Calibri"/>
-        </w:rPr>
-        <w:t xml:space="preserve">验证环境曾使用 NetworkSim 作为模拟传输承载跨进程消息；它不属于项目架构⁠、⁠交⁠付⁠组⁠件</w:t>
-      </w:r>
-    </w:p>
-    <w:p>
-      <w:pPr>
-        <w:ind w:left="0" w:firstLine="420"/>
-      </w:pPr>
-      <w:r>
-        <w:rPr>
-          <w:rFonts w:ascii="Calibri" w:hAnsi="Calibri" w:eastAsia="Microsoft YaHei" w:cs="Calibri"/>
-        </w:rPr>
-        <w:t xml:space="preserve">或⁠公⁠开⁠接⁠口⁠。</w:t>
-      </w:r>
-    </w:p>
-    <w:p>
-      <w:pPr>
         <w:pStyle w:val="Heading3"/>
         <w:keepNext/>
       </w:pPr>
@@ -20354,7 +20277,7 @@
         <w:rPr>
           <w:rFonts w:ascii="Calibri" w:hAnsi="Calibri" w:eastAsia="Microsoft YaHei" w:cs="Calibri"/>
         </w:rPr>
-        <w:t xml:space="preserve">以下模板尚未验证，仅用于集成阶段填写必要信息，不构成⁠功⁠能⁠承⁠诺⁠。</w:t>
+        <w:t xml:space="preserve">以下模板待集成阶段填写，验证状态⁠：⁠未⁠验⁠证⁠。</w:t>
       </w:r>
     </w:p>
     <w:tbl>
@@ -22728,7 +22651,7 @@
         <w:rPr>
           <w:rFonts w:ascii="Calibri" w:hAnsi="Calibri" w:eastAsia="Microsoft YaHei" w:cs="Calibri"/>
         </w:rPr>
-        <w:t xml:space="preserve">TC125-TC129 没有语义相同的 naive 对照，正式保留 N/A，不据此计算横⁠向⁠百⁠分⁠比⁠。</w:t>
+        <w:t xml:space="preserve">TC125-TC129 报告适用 spill 路径的绝对值；语义匹配的 naive 对照缺失，比较项记为⁠ ⁠N⁠/⁠A⁠。</w:t>
       </w:r>
     </w:p>
     <w:p>

--- a/docs/design/cc_ep_deliverable3_performance_api.docx
+++ b/docs/design/cc_ep_deliverable3_performance_api.docx
@@ -245,7 +245,18 @@
         <w:rPr>
           <w:rFonts w:ascii="Calibri" w:hAnsi="Calibri" w:eastAsia="Microsoft YaHei" w:cs="Calibri"/>
         </w:rPr>
-        <w:t xml:space="preserve">指标均达到正式⁠验⁠收⁠口⁠径⁠。</w:t>
+        <w:t xml:space="preserve">指标均达到历史正式验收口径。本节保留历史三轮合同数值；第 3.6、4.1–4.4、⁠4⁠.⁠6⁠ ⁠节</w:t>
+      </w:r>
+    </w:p>
+    <w:p>
+      <w:pPr>
+        <w:ind w:left="0" w:firstLine="420"/>
+      </w:pPr>
+      <w:r>
+        <w:rPr>
+          <w:rFonts w:ascii="Calibri" w:hAnsi="Calibri" w:eastAsia="Microsoft YaHei" w:cs="Calibri"/>
+        </w:rPr>
+        <w:t xml:space="preserve">另行发布 2026-09-06–08 批次的扩展实测，不将单轮新值称为三轮验收，不重写⁠历⁠史⁠结⁠论⁠。</w:t>
       </w:r>
     </w:p>
     <w:tbl>
@@ -6073,7 +6084,7 @@
       <w:r>
         <w:drawing>
           <wp:inline distT="0" distB="0" distL="0" distR="0">
-            <wp:extent cx="3600000" cy="1545821"/>
+            <wp:extent cx="3600000" cy="1475273"/>
             <wp:effectExtent l="0" t="0" r="0" b="0"/>
             <wp:docPr id="1" name="图 3-1 指标 1 容量与 Outer 附加时延" descr="图 3-1 指标 1 容量与 Outer 附加时延"/>
             <wp:cNvGraphicFramePr>
@@ -6095,7 +6106,7 @@
                   <pic:spPr>
                     <a:xfrm>
                       <a:off x="0" y="0"/>
-                      <a:ext cx="3600000" cy="1545821"/>
+                      <a:ext cx="3600000" cy="1475273"/>
                     </a:xfrm>
                     <a:prstGeom prst="rect">
                       <a:avLst/>
@@ -8770,7 +8781,7 @@
         <w:rPr>
           <w:rFonts w:ascii="Calibri" w:hAnsi="Calibri" w:eastAsia="Microsoft YaHei" w:cs="Calibri"/>
         </w:rPr>
-        <w:t xml:space="preserve">8N1S、8N2S 和 16N1S 拓扑。图 3-3 对每个压力/拓扑坐标先计算六个代表应用的⁠均⁠值⁠；⁠容⁠量</w:t>
+        <w:t xml:space="preserve">8N1S、8N2S 和 16N1S 拓扑。2026-09-06–08 批次的 60 个坐标、180 个选定⁠臂⁠均⁠已⁠核⁠实</w:t>
       </w:r>
     </w:p>
     <w:p>
@@ -8781,7 +8792,7 @@
         <w:rPr>
           <w:rFonts w:ascii="Calibri" w:hAnsi="Calibri" w:eastAsia="Microsoft YaHei" w:cs="Calibri"/>
         </w:rPr>
-        <w:t xml:space="preserve">使用 spill 相对 naive 的等效追踪容量增幅，时延使用 spill 相对超大 ResidentDir ⁠参⁠考⁠角⁠色⁠的</w:t>
+        <w:t xml:space="preserve">PASS 源文件。P175/P200 是目录目标压力，不是 L3 压力。替换批只替换指定臂；P175/8N2S/</w:t>
       </w:r>
     </w:p>
     <w:p>
@@ -8792,7 +8803,7 @@
         <w:rPr>
           <w:rFonts w:ascii="Calibri" w:hAnsi="Calibri" w:eastAsia="Microsoft YaHei" w:cs="Calibri"/>
         </w:rPr>
-        <w:t xml:space="preserve">已完成 Outer 均值差。该扩展矩阵用于展示目录压力和节点规模下的⁠变⁠化⁠趋⁠势⁠。</w:t>
+        <w:t xml:space="preserve">TC143/naive 采用 9 月 7 日完整通过的本地隔离重跑，不重复计入远端旧失败臂或⁠后⁠续⁠重⁠跑⁠。</w:t>
       </w:r>
     </w:p>
     <w:p>
@@ -8803,7 +8814,7 @@
         <w:rPr>
           <w:rFonts w:ascii="Calibri" w:hAnsi="Calibri" w:eastAsia="Microsoft YaHei" w:cs="Calibri"/>
         </w:rPr>
-        <w:t xml:space="preserve">175% 压力下五个拓扑的平均容量增幅为 58.7%-86.7%；200% 压力下⁠五⁠个⁠拓⁠扑⁠的</w:t>
+        <w:t xml:space="preserve">容量柱为 max(spill ResidentDir capacity, Home0/socket0 H64 exact live) / naive capacity，</w:t>
       </w:r>
     </w:p>
     <w:p>
@@ -8814,7 +8825,7 @@
         <w:rPr>
           <w:rFonts w:ascii="Calibri" w:hAnsi="Calibri" w:eastAsia="Microsoft YaHei" w:cs="Calibri"/>
         </w:rPr>
-        <w:t xml:space="preserve">平均容量增幅为 86.9%-120.5%。</w:t>
+        <w:t xml:space="preserve">不把 resident 与 H64 重复相加。每个 TC 内五拓扑取几何平均（GM），末柱为六个 TC ⁠的⁠ ⁠G⁠M⁠。</w:t>
       </w:r>
     </w:p>
     <w:p>
@@ -8825,7 +8836,7 @@
         <w:rPr>
           <w:rFonts w:ascii="Calibri" w:hAnsi="Calibri" w:eastAsia="Microsoft YaHei" w:cs="Calibri"/>
         </w:rPr>
-        <w:t xml:space="preserve">3N1S、3N2S 和 8N1S 的已完成平均 Outer 增⁠量⁠保⁠持⁠在⁠约</w:t>
+        <w:t xml:space="preserve">Delta 为每臂合并所有进程 completed Outer 事件后的均值差乘 2，单位 cycles @ 2 GHz；</w:t>
       </w:r>
     </w:p>
     <w:p>
@@ -8836,7 +8847,7 @@
         <w:rPr>
           <w:rFonts w:ascii="Calibri" w:hAnsi="Calibri" w:eastAsia="Microsoft YaHei" w:cs="Calibri"/>
         </w:rPr>
-        <w:t xml:space="preserve">24-28 cycles；16N1S 中的 B-tree、FaaS 和 feature-store 路径表现出更高的 spill/fill</w:t>
+        <w:t xml:space="preserve">每个 TC 内五拓扑取算术平均（AM），末柱为六个 TC AM 的 AM。汇总柱不⁠重⁠复⁠计⁠权⁠。</w:t>
       </w:r>
     </w:p>
     <w:p>
@@ -8847,7 +8858,7 @@
         <w:rPr>
           <w:rFonts w:ascii="Calibri" w:hAnsi="Calibri" w:eastAsia="Microsoft YaHei" w:cs="Calibri"/>
         </w:rPr>
-        <w:t xml:space="preserve">敏感性，说明高节点数和高元数据 churn 会将后备目录访问放大为⁠排⁠队⁠成⁠本⁠。</w:t>
+        <w:t xml:space="preserve">负 Delta 原样显示；参考线分别为 1.5× 以及 0、50 cycles。两个压力分面⁠独⁠立⁠汇⁠总⁠。</w:t>
       </w:r>
     </w:p>
     <w:tbl>
@@ -8863,10 +8874,10 @@
         </w:tblCellMar>
       </w:tblPr>
       <w:tblGrid>
-        <w:gridCol w:w="1473"/>
-        <w:gridCol w:w="1473"/>
-        <w:gridCol w:w="1885"/>
-        <w:gridCol w:w="4767"/>
+        <w:gridCol w:w="1490"/>
+        <w:gridCol w:w="2050"/>
+        <w:gridCol w:w="1630"/>
+        <w:gridCol w:w="4430"/>
       </w:tblGrid>
       <w:tr>
         <w:trPr>
@@ -8875,7 +8886,7 @@
         </w:trPr>
         <w:tc>
           <w:tcPr>
-            <w:tcW w:w="1473" w:type="dxa"/>
+            <w:tcW w:w="1490" w:type="dxa"/>
             <w:shd w:val="clear" w:color="auto" w:fill="D9E2F3"/>
           </w:tcPr>
           <w:p>
@@ -8892,13 +8903,13 @@
                 <w:sz w:val="18"/>
                 <w:szCs w:val="18"/>
               </w:rPr>
-              <w:t xml:space="preserve">目标压力</w:t>
-            </w:r>
-          </w:p>
-        </w:tc>
-        <w:tc>
-          <w:tcPr>
-            <w:tcW w:w="1473" w:type="dxa"/>
+              <w:t xml:space="preserve">目录目标压力</w:t>
+            </w:r>
+          </w:p>
+        </w:tc>
+        <w:tc>
+          <w:tcPr>
+            <w:tcW w:w="2050" w:type="dxa"/>
             <w:shd w:val="clear" w:color="auto" w:fill="D9E2F3"/>
           </w:tcPr>
           <w:p>
@@ -8915,13 +8926,13 @@
                 <w:sz w:val="18"/>
                 <w:szCs w:val="18"/>
               </w:rPr>
-              <w:t xml:space="preserve">拓扑</w:t>
-            </w:r>
-          </w:p>
-        </w:tc>
-        <w:tc>
-          <w:tcPr>
-            <w:tcW w:w="1885" w:type="dxa"/>
+              <w:t xml:space="preserve">实测坐标 / 选定臂</w:t>
+            </w:r>
+          </w:p>
+        </w:tc>
+        <w:tc>
+          <w:tcPr>
+            <w:tcW w:w="1630" w:type="dxa"/>
             <w:shd w:val="clear" w:color="auto" w:fill="D9E2F3"/>
           </w:tcPr>
           <w:p>
@@ -8938,13 +8949,13 @@
                 <w:sz w:val="18"/>
                 <w:szCs w:val="18"/>
               </w:rPr>
-              <w:t xml:space="preserve">六应用平均容量增幅</w:t>
-            </w:r>
-          </w:p>
-        </w:tc>
-        <w:tc>
-          <w:tcPr>
-            <w:tcW w:w="4767" w:type="dxa"/>
+              <w:t xml:space="preserve">容量层级 G⁠M</w:t>
+            </w:r>
+          </w:p>
+        </w:tc>
+        <w:tc>
+          <w:tcPr>
+            <w:tcW w:w="4430" w:type="dxa"/>
             <w:shd w:val="clear" w:color="auto" w:fill="D9E2F3"/>
           </w:tcPr>
           <w:p>
@@ -8961,7 +8972,7 @@
                 <w:sz w:val="18"/>
                 <w:szCs w:val="18"/>
               </w:rPr>
-              <w:t xml:space="preserve">六应用平均 O⁠u⁠t⁠e⁠r 增量（c⁠y⁠c⁠l⁠e⁠s @ 2 G⁠H⁠z）</w:t>
+              <w:t xml:space="preserve">D⁠e⁠l⁠t⁠a 层级 A⁠M（c⁠y⁠c⁠l⁠e⁠s @ 2 G⁠H⁠z）</w:t>
             </w:r>
           </w:p>
         </w:tc>
@@ -8972,7 +8983,7 @@
         </w:trPr>
         <w:tc>
           <w:tcPr>
-            <w:tcW w:w="1473" w:type="dxa"/>
+            <w:tcW w:w="1490" w:type="dxa"/>
           </w:tcPr>
           <w:p>
             <w:pPr>
@@ -8993,64 +9004,64 @@
         </w:tc>
         <w:tc>
           <w:tcPr>
-            <w:tcW w:w="1473" w:type="dxa"/>
-          </w:tcPr>
-          <w:p>
-            <w:pPr>
-              <w:pStyle w:val="TableText"/>
-              <w:jc w:val="left"/>
-              <w:wordWrap w:val="0"/>
-              <w:spacing w:before="0" w:after="0" w:line="320" w:lineRule="exact"/>
-            </w:pPr>
-            <w:r>
-              <w:rPr>
-                <w:rFonts w:ascii="Calibri" w:hAnsi="Calibri" w:eastAsia="Microsoft YaHei" w:cs="Calibri"/>
-                <w:sz w:val="18"/>
-                <w:szCs w:val="18"/>
-              </w:rPr>
-              <w:t xml:space="preserve">3N1S</w:t>
-            </w:r>
-          </w:p>
-        </w:tc>
-        <w:tc>
-          <w:tcPr>
-            <w:tcW w:w="1885" w:type="dxa"/>
-          </w:tcPr>
-          <w:p>
-            <w:pPr>
-              <w:pStyle w:val="TableText"/>
-              <w:jc w:val="left"/>
-              <w:wordWrap w:val="0"/>
-              <w:spacing w:before="0" w:after="0" w:line="320" w:lineRule="exact"/>
-            </w:pPr>
-            <w:r>
-              <w:rPr>
-                <w:rFonts w:ascii="Calibri" w:hAnsi="Calibri" w:eastAsia="Microsoft YaHei" w:cs="Calibri"/>
-                <w:sz w:val="18"/>
-                <w:szCs w:val="18"/>
-              </w:rPr>
-              <w:t xml:space="preserve">65.5%</w:t>
-            </w:r>
-          </w:p>
-        </w:tc>
-        <w:tc>
-          <w:tcPr>
-            <w:tcW w:w="4767" w:type="dxa"/>
-          </w:tcPr>
-          <w:p>
-            <w:pPr>
-              <w:pStyle w:val="TableText"/>
-              <w:jc w:val="left"/>
-              <w:wordWrap w:val="0"/>
-              <w:spacing w:before="0" w:after="0" w:line="320" w:lineRule="exact"/>
-            </w:pPr>
-            <w:r>
-              <w:rPr>
-                <w:rFonts w:ascii="Calibri" w:hAnsi="Calibri" w:eastAsia="Microsoft YaHei" w:cs="Calibri"/>
-                <w:sz w:val="18"/>
-                <w:szCs w:val="18"/>
-              </w:rPr>
-              <w:t xml:space="preserve">24.2</w:t>
+            <w:tcW w:w="2050" w:type="dxa"/>
+          </w:tcPr>
+          <w:p>
+            <w:pPr>
+              <w:pStyle w:val="TableText"/>
+              <w:jc w:val="left"/>
+              <w:wordWrap w:val="0"/>
+              <w:spacing w:before="0" w:after="0" w:line="320" w:lineRule="exact"/>
+            </w:pPr>
+            <w:r>
+              <w:rPr>
+                <w:rFonts w:ascii="Calibri" w:hAnsi="Calibri" w:eastAsia="Microsoft YaHei" w:cs="Calibri"/>
+                <w:sz w:val="18"/>
+                <w:szCs w:val="18"/>
+              </w:rPr>
+              <w:t xml:space="preserve">30 / 90</w:t>
+            </w:r>
+          </w:p>
+        </w:tc>
+        <w:tc>
+          <w:tcPr>
+            <w:tcW w:w="1630" w:type="dxa"/>
+          </w:tcPr>
+          <w:p>
+            <w:pPr>
+              <w:pStyle w:val="TableText"/>
+              <w:jc w:val="left"/>
+              <w:wordWrap w:val="0"/>
+              <w:spacing w:before="0" w:after="0" w:line="320" w:lineRule="exact"/>
+            </w:pPr>
+            <w:r>
+              <w:rPr>
+                <w:rFonts w:ascii="Calibri" w:hAnsi="Calibri" w:eastAsia="Microsoft YaHei" w:cs="Calibri"/>
+                <w:sz w:val="18"/>
+                <w:szCs w:val="18"/>
+              </w:rPr>
+              <w:t xml:space="preserve">1.660×</w:t>
+            </w:r>
+          </w:p>
+        </w:tc>
+        <w:tc>
+          <w:tcPr>
+            <w:tcW w:w="4430" w:type="dxa"/>
+          </w:tcPr>
+          <w:p>
+            <w:pPr>
+              <w:pStyle w:val="TableText"/>
+              <w:jc w:val="left"/>
+              <w:wordWrap w:val="0"/>
+              <w:spacing w:before="0" w:after="0" w:line="320" w:lineRule="exact"/>
+            </w:pPr>
+            <w:r>
+              <w:rPr>
+                <w:rFonts w:ascii="Calibri" w:hAnsi="Calibri" w:eastAsia="Microsoft YaHei" w:cs="Calibri"/>
+                <w:sz w:val="18"/>
+                <w:szCs w:val="18"/>
+              </w:rPr>
+              <w:t xml:space="preserve">24.200</w:t>
             </w:r>
           </w:p>
         </w:tc>
@@ -9061,363 +9072,7 @@
         </w:trPr>
         <w:tc>
           <w:tcPr>
-            <w:tcW w:w="1473" w:type="dxa"/>
-          </w:tcPr>
-          <w:p>
-            <w:pPr>
-              <w:pStyle w:val="TableText"/>
-              <w:jc w:val="left"/>
-              <w:wordWrap w:val="0"/>
-              <w:spacing w:before="0" w:after="0" w:line="320" w:lineRule="exact"/>
-            </w:pPr>
-            <w:r>
-              <w:rPr>
-                <w:rFonts w:ascii="Calibri" w:hAnsi="Calibri" w:eastAsia="Microsoft YaHei" w:cs="Calibri"/>
-                <w:sz w:val="18"/>
-                <w:szCs w:val="18"/>
-              </w:rPr>
-              <w:t xml:space="preserve">175%</w:t>
-            </w:r>
-          </w:p>
-        </w:tc>
-        <w:tc>
-          <w:tcPr>
-            <w:tcW w:w="1473" w:type="dxa"/>
-          </w:tcPr>
-          <w:p>
-            <w:pPr>
-              <w:pStyle w:val="TableText"/>
-              <w:jc w:val="left"/>
-              <w:wordWrap w:val="0"/>
-              <w:spacing w:before="0" w:after="0" w:line="320" w:lineRule="exact"/>
-            </w:pPr>
-            <w:r>
-              <w:rPr>
-                <w:rFonts w:ascii="Calibri" w:hAnsi="Calibri" w:eastAsia="Microsoft YaHei" w:cs="Calibri"/>
-                <w:sz w:val="18"/>
-                <w:szCs w:val="18"/>
-              </w:rPr>
-              <w:t xml:space="preserve">3N2S</w:t>
-            </w:r>
-          </w:p>
-        </w:tc>
-        <w:tc>
-          <w:tcPr>
-            <w:tcW w:w="1885" w:type="dxa"/>
-          </w:tcPr>
-          <w:p>
-            <w:pPr>
-              <w:pStyle w:val="TableText"/>
-              <w:jc w:val="left"/>
-              <w:wordWrap w:val="0"/>
-              <w:spacing w:before="0" w:after="0" w:line="320" w:lineRule="exact"/>
-            </w:pPr>
-            <w:r>
-              <w:rPr>
-                <w:rFonts w:ascii="Calibri" w:hAnsi="Calibri" w:eastAsia="Microsoft YaHei" w:cs="Calibri"/>
-                <w:sz w:val="18"/>
-                <w:szCs w:val="18"/>
-              </w:rPr>
-              <w:t xml:space="preserve">61.2%</w:t>
-            </w:r>
-          </w:p>
-        </w:tc>
-        <w:tc>
-          <w:tcPr>
-            <w:tcW w:w="4767" w:type="dxa"/>
-          </w:tcPr>
-          <w:p>
-            <w:pPr>
-              <w:pStyle w:val="TableText"/>
-              <w:jc w:val="left"/>
-              <w:wordWrap w:val="0"/>
-              <w:spacing w:before="0" w:after="0" w:line="320" w:lineRule="exact"/>
-            </w:pPr>
-            <w:r>
-              <w:rPr>
-                <w:rFonts w:ascii="Calibri" w:hAnsi="Calibri" w:eastAsia="Microsoft YaHei" w:cs="Calibri"/>
-                <w:sz w:val="18"/>
-                <w:szCs w:val="18"/>
-              </w:rPr>
-              <w:t xml:space="preserve">28.3</w:t>
-            </w:r>
-          </w:p>
-        </w:tc>
-      </w:tr>
-      <w:tr>
-        <w:trPr>
-          <w:cantSplit/>
-        </w:trPr>
-        <w:tc>
-          <w:tcPr>
-            <w:tcW w:w="1473" w:type="dxa"/>
-          </w:tcPr>
-          <w:p>
-            <w:pPr>
-              <w:pStyle w:val="TableText"/>
-              <w:jc w:val="left"/>
-              <w:wordWrap w:val="0"/>
-              <w:spacing w:before="0" w:after="0" w:line="320" w:lineRule="exact"/>
-            </w:pPr>
-            <w:r>
-              <w:rPr>
-                <w:rFonts w:ascii="Calibri" w:hAnsi="Calibri" w:eastAsia="Microsoft YaHei" w:cs="Calibri"/>
-                <w:sz w:val="18"/>
-                <w:szCs w:val="18"/>
-              </w:rPr>
-              <w:t xml:space="preserve">175%</w:t>
-            </w:r>
-          </w:p>
-        </w:tc>
-        <w:tc>
-          <w:tcPr>
-            <w:tcW w:w="1473" w:type="dxa"/>
-          </w:tcPr>
-          <w:p>
-            <w:pPr>
-              <w:pStyle w:val="TableText"/>
-              <w:jc w:val="left"/>
-              <w:wordWrap w:val="0"/>
-              <w:spacing w:before="0" w:after="0" w:line="320" w:lineRule="exact"/>
-            </w:pPr>
-            <w:r>
-              <w:rPr>
-                <w:rFonts w:ascii="Calibri" w:hAnsi="Calibri" w:eastAsia="Microsoft YaHei" w:cs="Calibri"/>
-                <w:sz w:val="18"/>
-                <w:szCs w:val="18"/>
-              </w:rPr>
-              <w:t xml:space="preserve">8N1S</w:t>
-            </w:r>
-          </w:p>
-        </w:tc>
-        <w:tc>
-          <w:tcPr>
-            <w:tcW w:w="1885" w:type="dxa"/>
-          </w:tcPr>
-          <w:p>
-            <w:pPr>
-              <w:pStyle w:val="TableText"/>
-              <w:jc w:val="left"/>
-              <w:wordWrap w:val="0"/>
-              <w:spacing w:before="0" w:after="0" w:line="320" w:lineRule="exact"/>
-            </w:pPr>
-            <w:r>
-              <w:rPr>
-                <w:rFonts w:ascii="Calibri" w:hAnsi="Calibri" w:eastAsia="Microsoft YaHei" w:cs="Calibri"/>
-                <w:sz w:val="18"/>
-                <w:szCs w:val="18"/>
-              </w:rPr>
-              <w:t xml:space="preserve">60.8%</w:t>
-            </w:r>
-          </w:p>
-        </w:tc>
-        <w:tc>
-          <w:tcPr>
-            <w:tcW w:w="4767" w:type="dxa"/>
-          </w:tcPr>
-          <w:p>
-            <w:pPr>
-              <w:pStyle w:val="TableText"/>
-              <w:jc w:val="left"/>
-              <w:wordWrap w:val="0"/>
-              <w:spacing w:before="0" w:after="0" w:line="320" w:lineRule="exact"/>
-            </w:pPr>
-            <w:r>
-              <w:rPr>
-                <w:rFonts w:ascii="Calibri" w:hAnsi="Calibri" w:eastAsia="Microsoft YaHei" w:cs="Calibri"/>
-                <w:sz w:val="18"/>
-                <w:szCs w:val="18"/>
-              </w:rPr>
-              <w:t xml:space="preserve">27.1</w:t>
-            </w:r>
-          </w:p>
-        </w:tc>
-      </w:tr>
-      <w:tr>
-        <w:trPr>
-          <w:cantSplit/>
-        </w:trPr>
-        <w:tc>
-          <w:tcPr>
-            <w:tcW w:w="1473" w:type="dxa"/>
-          </w:tcPr>
-          <w:p>
-            <w:pPr>
-              <w:pStyle w:val="TableText"/>
-              <w:jc w:val="left"/>
-              <w:wordWrap w:val="0"/>
-              <w:spacing w:before="0" w:after="0" w:line="320" w:lineRule="exact"/>
-            </w:pPr>
-            <w:r>
-              <w:rPr>
-                <w:rFonts w:ascii="Calibri" w:hAnsi="Calibri" w:eastAsia="Microsoft YaHei" w:cs="Calibri"/>
-                <w:sz w:val="18"/>
-                <w:szCs w:val="18"/>
-              </w:rPr>
-              <w:t xml:space="preserve">175%</w:t>
-            </w:r>
-          </w:p>
-        </w:tc>
-        <w:tc>
-          <w:tcPr>
-            <w:tcW w:w="1473" w:type="dxa"/>
-          </w:tcPr>
-          <w:p>
-            <w:pPr>
-              <w:pStyle w:val="TableText"/>
-              <w:jc w:val="left"/>
-              <w:wordWrap w:val="0"/>
-              <w:spacing w:before="0" w:after="0" w:line="320" w:lineRule="exact"/>
-            </w:pPr>
-            <w:r>
-              <w:rPr>
-                <w:rFonts w:ascii="Calibri" w:hAnsi="Calibri" w:eastAsia="Microsoft YaHei" w:cs="Calibri"/>
-                <w:sz w:val="18"/>
-                <w:szCs w:val="18"/>
-              </w:rPr>
-              <w:t xml:space="preserve">8N2S</w:t>
-            </w:r>
-          </w:p>
-        </w:tc>
-        <w:tc>
-          <w:tcPr>
-            <w:tcW w:w="1885" w:type="dxa"/>
-          </w:tcPr>
-          <w:p>
-            <w:pPr>
-              <w:pStyle w:val="TableText"/>
-              <w:jc w:val="left"/>
-              <w:wordWrap w:val="0"/>
-              <w:spacing w:before="0" w:after="0" w:line="320" w:lineRule="exact"/>
-            </w:pPr>
-            <w:r>
-              <w:rPr>
-                <w:rFonts w:ascii="Calibri" w:hAnsi="Calibri" w:eastAsia="Microsoft YaHei" w:cs="Calibri"/>
-                <w:sz w:val="18"/>
-                <w:szCs w:val="18"/>
-              </w:rPr>
-              <w:t xml:space="preserve">58.7%</w:t>
-            </w:r>
-          </w:p>
-        </w:tc>
-        <w:tc>
-          <w:tcPr>
-            <w:tcW w:w="4767" w:type="dxa"/>
-          </w:tcPr>
-          <w:p>
-            <w:pPr>
-              <w:pStyle w:val="TableText"/>
-              <w:jc w:val="left"/>
-              <w:wordWrap w:val="0"/>
-              <w:spacing w:before="0" w:after="0" w:line="320" w:lineRule="exact"/>
-            </w:pPr>
-            <w:r>
-              <w:rPr>
-                <w:rFonts w:ascii="Calibri" w:hAnsi="Calibri" w:eastAsia="Microsoft YaHei" w:cs="Calibri"/>
-                <w:sz w:val="18"/>
-                <w:szCs w:val="18"/>
-              </w:rPr>
-              <w:t xml:space="preserve">-9.2</w:t>
-            </w:r>
-          </w:p>
-        </w:tc>
-      </w:tr>
-      <w:tr>
-        <w:trPr>
-          <w:cantSplit/>
-        </w:trPr>
-        <w:tc>
-          <w:tcPr>
-            <w:tcW w:w="1473" w:type="dxa"/>
-          </w:tcPr>
-          <w:p>
-            <w:pPr>
-              <w:pStyle w:val="TableText"/>
-              <w:jc w:val="left"/>
-              <w:wordWrap w:val="0"/>
-              <w:spacing w:before="0" w:after="0" w:line="320" w:lineRule="exact"/>
-            </w:pPr>
-            <w:r>
-              <w:rPr>
-                <w:rFonts w:ascii="Calibri" w:hAnsi="Calibri" w:eastAsia="Microsoft YaHei" w:cs="Calibri"/>
-                <w:sz w:val="18"/>
-                <w:szCs w:val="18"/>
-              </w:rPr>
-              <w:t xml:space="preserve">175%</w:t>
-            </w:r>
-          </w:p>
-        </w:tc>
-        <w:tc>
-          <w:tcPr>
-            <w:tcW w:w="1473" w:type="dxa"/>
-          </w:tcPr>
-          <w:p>
-            <w:pPr>
-              <w:pStyle w:val="TableText"/>
-              <w:jc w:val="left"/>
-              <w:wordWrap w:val="0"/>
-              <w:spacing w:before="0" w:after="0" w:line="320" w:lineRule="exact"/>
-            </w:pPr>
-            <w:r>
-              <w:rPr>
-                <w:rFonts w:ascii="Calibri" w:hAnsi="Calibri" w:eastAsia="Microsoft YaHei" w:cs="Calibri"/>
-                <w:sz w:val="18"/>
-                <w:szCs w:val="18"/>
-              </w:rPr>
-              <w:t xml:space="preserve">16N1S</w:t>
-            </w:r>
-          </w:p>
-        </w:tc>
-        <w:tc>
-          <w:tcPr>
-            <w:tcW w:w="1885" w:type="dxa"/>
-          </w:tcPr>
-          <w:p>
-            <w:pPr>
-              <w:pStyle w:val="TableText"/>
-              <w:jc w:val="left"/>
-              <w:wordWrap w:val="0"/>
-              <w:spacing w:before="0" w:after="0" w:line="320" w:lineRule="exact"/>
-            </w:pPr>
-            <w:r>
-              <w:rPr>
-                <w:rFonts w:ascii="Calibri" w:hAnsi="Calibri" w:eastAsia="Microsoft YaHei" w:cs="Calibri"/>
-                <w:sz w:val="18"/>
-                <w:szCs w:val="18"/>
-              </w:rPr>
-              <w:t xml:space="preserve">86.7%</w:t>
-            </w:r>
-          </w:p>
-        </w:tc>
-        <w:tc>
-          <w:tcPr>
-            <w:tcW w:w="4767" w:type="dxa"/>
-          </w:tcPr>
-          <w:p>
-            <w:pPr>
-              <w:pStyle w:val="TableText"/>
-              <w:jc w:val="left"/>
-              <w:wordWrap w:val="0"/>
-              <w:spacing w:before="0" w:after="0" w:line="320" w:lineRule="exact"/>
-            </w:pPr>
-            <w:r>
-              <w:rPr>
-                <w:rFonts w:ascii="Calibri" w:hAnsi="Calibri" w:eastAsia="Microsoft YaHei" w:cs="Calibri"/>
-                <w:sz w:val="18"/>
-                <w:szCs w:val="18"/>
-              </w:rPr>
-              <w:t xml:space="preserve">50.7</w:t>
-            </w:r>
-          </w:p>
-        </w:tc>
-      </w:tr>
-      <w:tr>
-        <w:trPr>
-          <w:cantSplit/>
-        </w:trPr>
-        <w:tc>
-          <w:tcPr>
-            <w:tcW w:w="1473" w:type="dxa"/>
+            <w:tcW w:w="1490" w:type="dxa"/>
           </w:tcPr>
           <w:p>
             <w:pPr>
@@ -9438,420 +9093,64 @@
         </w:tc>
         <w:tc>
           <w:tcPr>
-            <w:tcW w:w="1473" w:type="dxa"/>
-          </w:tcPr>
-          <w:p>
-            <w:pPr>
-              <w:pStyle w:val="TableText"/>
-              <w:jc w:val="left"/>
-              <w:wordWrap w:val="0"/>
-              <w:spacing w:before="0" w:after="0" w:line="320" w:lineRule="exact"/>
-            </w:pPr>
-            <w:r>
-              <w:rPr>
-                <w:rFonts w:ascii="Calibri" w:hAnsi="Calibri" w:eastAsia="Microsoft YaHei" w:cs="Calibri"/>
-                <w:sz w:val="18"/>
-                <w:szCs w:val="18"/>
-              </w:rPr>
-              <w:t xml:space="preserve">3N1S</w:t>
-            </w:r>
-          </w:p>
-        </w:tc>
-        <w:tc>
-          <w:tcPr>
-            <w:tcW w:w="1885" w:type="dxa"/>
-          </w:tcPr>
-          <w:p>
-            <w:pPr>
-              <w:pStyle w:val="TableText"/>
-              <w:jc w:val="left"/>
-              <w:wordWrap w:val="0"/>
-              <w:spacing w:before="0" w:after="0" w:line="320" w:lineRule="exact"/>
-            </w:pPr>
-            <w:r>
-              <w:rPr>
-                <w:rFonts w:ascii="Calibri" w:hAnsi="Calibri" w:eastAsia="Microsoft YaHei" w:cs="Calibri"/>
-                <w:sz w:val="18"/>
-                <w:szCs w:val="18"/>
-              </w:rPr>
-              <w:t xml:space="preserve">93.1%</w:t>
-            </w:r>
-          </w:p>
-        </w:tc>
-        <w:tc>
-          <w:tcPr>
-            <w:tcW w:w="4767" w:type="dxa"/>
-          </w:tcPr>
-          <w:p>
-            <w:pPr>
-              <w:pStyle w:val="TableText"/>
-              <w:jc w:val="left"/>
-              <w:wordWrap w:val="0"/>
-              <w:spacing w:before="0" w:after="0" w:line="320" w:lineRule="exact"/>
-            </w:pPr>
-            <w:r>
-              <w:rPr>
-                <w:rFonts w:ascii="Calibri" w:hAnsi="Calibri" w:eastAsia="Microsoft YaHei" w:cs="Calibri"/>
-                <w:sz w:val="18"/>
-                <w:szCs w:val="18"/>
-              </w:rPr>
-              <w:t xml:space="preserve">25.0</w:t>
-            </w:r>
-          </w:p>
-        </w:tc>
-      </w:tr>
-      <w:tr>
-        <w:trPr>
-          <w:cantSplit/>
-        </w:trPr>
-        <w:tc>
-          <w:tcPr>
-            <w:tcW w:w="1473" w:type="dxa"/>
-          </w:tcPr>
-          <w:p>
-            <w:pPr>
-              <w:pStyle w:val="TableText"/>
-              <w:jc w:val="left"/>
-              <w:wordWrap w:val="0"/>
-              <w:spacing w:before="0" w:after="0" w:line="320" w:lineRule="exact"/>
-            </w:pPr>
-            <w:r>
-              <w:rPr>
-                <w:rFonts w:ascii="Calibri" w:hAnsi="Calibri" w:eastAsia="Microsoft YaHei" w:cs="Calibri"/>
-                <w:sz w:val="18"/>
-                <w:szCs w:val="18"/>
-              </w:rPr>
-              <w:t xml:space="preserve">200%</w:t>
-            </w:r>
-          </w:p>
-        </w:tc>
-        <w:tc>
-          <w:tcPr>
-            <w:tcW w:w="1473" w:type="dxa"/>
-          </w:tcPr>
-          <w:p>
-            <w:pPr>
-              <w:pStyle w:val="TableText"/>
-              <w:jc w:val="left"/>
-              <w:wordWrap w:val="0"/>
-              <w:spacing w:before="0" w:after="0" w:line="320" w:lineRule="exact"/>
-            </w:pPr>
-            <w:r>
-              <w:rPr>
-                <w:rFonts w:ascii="Calibri" w:hAnsi="Calibri" w:eastAsia="Microsoft YaHei" w:cs="Calibri"/>
-                <w:sz w:val="18"/>
-                <w:szCs w:val="18"/>
-              </w:rPr>
-              <w:t xml:space="preserve">3N2S</w:t>
-            </w:r>
-          </w:p>
-        </w:tc>
-        <w:tc>
-          <w:tcPr>
-            <w:tcW w:w="1885" w:type="dxa"/>
-          </w:tcPr>
-          <w:p>
-            <w:pPr>
-              <w:pStyle w:val="TableText"/>
-              <w:jc w:val="left"/>
-              <w:wordWrap w:val="0"/>
-              <w:spacing w:before="0" w:after="0" w:line="320" w:lineRule="exact"/>
-            </w:pPr>
-            <w:r>
-              <w:rPr>
-                <w:rFonts w:ascii="Calibri" w:hAnsi="Calibri" w:eastAsia="Microsoft YaHei" w:cs="Calibri"/>
-                <w:sz w:val="18"/>
-                <w:szCs w:val="18"/>
-              </w:rPr>
-              <w:t xml:space="preserve">90.9%</w:t>
-            </w:r>
-          </w:p>
-        </w:tc>
-        <w:tc>
-          <w:tcPr>
-            <w:tcW w:w="4767" w:type="dxa"/>
-          </w:tcPr>
-          <w:p>
-            <w:pPr>
-              <w:pStyle w:val="TableText"/>
-              <w:jc w:val="left"/>
-              <w:wordWrap w:val="0"/>
-              <w:spacing w:before="0" w:after="0" w:line="320" w:lineRule="exact"/>
-            </w:pPr>
-            <w:r>
-              <w:rPr>
-                <w:rFonts w:ascii="Calibri" w:hAnsi="Calibri" w:eastAsia="Microsoft YaHei" w:cs="Calibri"/>
-                <w:sz w:val="18"/>
-                <w:szCs w:val="18"/>
-              </w:rPr>
-              <w:t xml:space="preserve">27.4</w:t>
-            </w:r>
-          </w:p>
-        </w:tc>
-      </w:tr>
-      <w:tr>
-        <w:trPr>
-          <w:cantSplit/>
-        </w:trPr>
-        <w:tc>
-          <w:tcPr>
-            <w:tcW w:w="1473" w:type="dxa"/>
-          </w:tcPr>
-          <w:p>
-            <w:pPr>
-              <w:pStyle w:val="TableText"/>
-              <w:jc w:val="left"/>
-              <w:wordWrap w:val="0"/>
-              <w:spacing w:before="0" w:after="0" w:line="320" w:lineRule="exact"/>
-            </w:pPr>
-            <w:r>
-              <w:rPr>
-                <w:rFonts w:ascii="Calibri" w:hAnsi="Calibri" w:eastAsia="Microsoft YaHei" w:cs="Calibri"/>
-                <w:sz w:val="18"/>
-                <w:szCs w:val="18"/>
-              </w:rPr>
-              <w:t xml:space="preserve">200%</w:t>
-            </w:r>
-          </w:p>
-        </w:tc>
-        <w:tc>
-          <w:tcPr>
-            <w:tcW w:w="1473" w:type="dxa"/>
-          </w:tcPr>
-          <w:p>
-            <w:pPr>
-              <w:pStyle w:val="TableText"/>
-              <w:jc w:val="left"/>
-              <w:wordWrap w:val="0"/>
-              <w:spacing w:before="0" w:after="0" w:line="320" w:lineRule="exact"/>
-            </w:pPr>
-            <w:r>
-              <w:rPr>
-                <w:rFonts w:ascii="Calibri" w:hAnsi="Calibri" w:eastAsia="Microsoft YaHei" w:cs="Calibri"/>
-                <w:sz w:val="18"/>
-                <w:szCs w:val="18"/>
-              </w:rPr>
-              <w:t xml:space="preserve">8N1S</w:t>
-            </w:r>
-          </w:p>
-        </w:tc>
-        <w:tc>
-          <w:tcPr>
-            <w:tcW w:w="1885" w:type="dxa"/>
-          </w:tcPr>
-          <w:p>
-            <w:pPr>
-              <w:pStyle w:val="TableText"/>
-              <w:jc w:val="left"/>
-              <w:wordWrap w:val="0"/>
-              <w:spacing w:before="0" w:after="0" w:line="320" w:lineRule="exact"/>
-            </w:pPr>
-            <w:r>
-              <w:rPr>
-                <w:rFonts w:ascii="Calibri" w:hAnsi="Calibri" w:eastAsia="Microsoft YaHei" w:cs="Calibri"/>
-                <w:sz w:val="18"/>
-                <w:szCs w:val="18"/>
-              </w:rPr>
-              <w:t xml:space="preserve">88.0%</w:t>
-            </w:r>
-          </w:p>
-        </w:tc>
-        <w:tc>
-          <w:tcPr>
-            <w:tcW w:w="4767" w:type="dxa"/>
-          </w:tcPr>
-          <w:p>
-            <w:pPr>
-              <w:pStyle w:val="TableText"/>
-              <w:jc w:val="left"/>
-              <w:wordWrap w:val="0"/>
-              <w:spacing w:before="0" w:after="0" w:line="320" w:lineRule="exact"/>
-            </w:pPr>
-            <w:r>
-              <w:rPr>
-                <w:rFonts w:ascii="Calibri" w:hAnsi="Calibri" w:eastAsia="Microsoft YaHei" w:cs="Calibri"/>
-                <w:sz w:val="18"/>
-                <w:szCs w:val="18"/>
-              </w:rPr>
-              <w:t xml:space="preserve">26.1</w:t>
-            </w:r>
-          </w:p>
-        </w:tc>
-      </w:tr>
-      <w:tr>
-        <w:trPr>
-          <w:cantSplit/>
-        </w:trPr>
-        <w:tc>
-          <w:tcPr>
-            <w:tcW w:w="1473" w:type="dxa"/>
-          </w:tcPr>
-          <w:p>
-            <w:pPr>
-              <w:pStyle w:val="TableText"/>
-              <w:jc w:val="left"/>
-              <w:wordWrap w:val="0"/>
-              <w:spacing w:before="0" w:after="0" w:line="320" w:lineRule="exact"/>
-            </w:pPr>
-            <w:r>
-              <w:rPr>
-                <w:rFonts w:ascii="Calibri" w:hAnsi="Calibri" w:eastAsia="Microsoft YaHei" w:cs="Calibri"/>
-                <w:sz w:val="18"/>
-                <w:szCs w:val="18"/>
-              </w:rPr>
-              <w:t xml:space="preserve">200%</w:t>
-            </w:r>
-          </w:p>
-        </w:tc>
-        <w:tc>
-          <w:tcPr>
-            <w:tcW w:w="1473" w:type="dxa"/>
-          </w:tcPr>
-          <w:p>
-            <w:pPr>
-              <w:pStyle w:val="TableText"/>
-              <w:jc w:val="left"/>
-              <w:wordWrap w:val="0"/>
-              <w:spacing w:before="0" w:after="0" w:line="320" w:lineRule="exact"/>
-            </w:pPr>
-            <w:r>
-              <w:rPr>
-                <w:rFonts w:ascii="Calibri" w:hAnsi="Calibri" w:eastAsia="Microsoft YaHei" w:cs="Calibri"/>
-                <w:sz w:val="18"/>
-                <w:szCs w:val="18"/>
-              </w:rPr>
-              <w:t xml:space="preserve">8N2S</w:t>
-            </w:r>
-          </w:p>
-        </w:tc>
-        <w:tc>
-          <w:tcPr>
-            <w:tcW w:w="1885" w:type="dxa"/>
-          </w:tcPr>
-          <w:p>
-            <w:pPr>
-              <w:pStyle w:val="TableText"/>
-              <w:jc w:val="left"/>
-              <w:wordWrap w:val="0"/>
-              <w:spacing w:before="0" w:after="0" w:line="320" w:lineRule="exact"/>
-            </w:pPr>
-            <w:r>
-              <w:rPr>
-                <w:rFonts w:ascii="Calibri" w:hAnsi="Calibri" w:eastAsia="Microsoft YaHei" w:cs="Calibri"/>
-                <w:sz w:val="18"/>
-                <w:szCs w:val="18"/>
-              </w:rPr>
-              <w:t xml:space="preserve">86.9%</w:t>
-            </w:r>
-          </w:p>
-        </w:tc>
-        <w:tc>
-          <w:tcPr>
-            <w:tcW w:w="4767" w:type="dxa"/>
-          </w:tcPr>
-          <w:p>
-            <w:pPr>
-              <w:pStyle w:val="TableText"/>
-              <w:jc w:val="left"/>
-              <w:wordWrap w:val="0"/>
-              <w:spacing w:before="0" w:after="0" w:line="320" w:lineRule="exact"/>
-            </w:pPr>
-            <w:r>
-              <w:rPr>
-                <w:rFonts w:ascii="Calibri" w:hAnsi="Calibri" w:eastAsia="Microsoft YaHei" w:cs="Calibri"/>
-                <w:sz w:val="18"/>
-                <w:szCs w:val="18"/>
-              </w:rPr>
-              <w:t xml:space="preserve">1.9</w:t>
-            </w:r>
-          </w:p>
-        </w:tc>
-      </w:tr>
-      <w:tr>
-        <w:trPr>
-          <w:cantSplit/>
-        </w:trPr>
-        <w:tc>
-          <w:tcPr>
-            <w:tcW w:w="1473" w:type="dxa"/>
-          </w:tcPr>
-          <w:p>
-            <w:pPr>
-              <w:pStyle w:val="TableText"/>
-              <w:jc w:val="left"/>
-              <w:wordWrap w:val="0"/>
-              <w:spacing w:before="0" w:after="0" w:line="320" w:lineRule="exact"/>
-            </w:pPr>
-            <w:r>
-              <w:rPr>
-                <w:rFonts w:ascii="Calibri" w:hAnsi="Calibri" w:eastAsia="Microsoft YaHei" w:cs="Calibri"/>
-                <w:sz w:val="18"/>
-                <w:szCs w:val="18"/>
-              </w:rPr>
-              <w:t xml:space="preserve">200%</w:t>
-            </w:r>
-          </w:p>
-        </w:tc>
-        <w:tc>
-          <w:tcPr>
-            <w:tcW w:w="1473" w:type="dxa"/>
-          </w:tcPr>
-          <w:p>
-            <w:pPr>
-              <w:pStyle w:val="TableText"/>
-              <w:jc w:val="left"/>
-              <w:wordWrap w:val="0"/>
-              <w:spacing w:before="0" w:after="0" w:line="320" w:lineRule="exact"/>
-            </w:pPr>
-            <w:r>
-              <w:rPr>
-                <w:rFonts w:ascii="Calibri" w:hAnsi="Calibri" w:eastAsia="Microsoft YaHei" w:cs="Calibri"/>
-                <w:sz w:val="18"/>
-                <w:szCs w:val="18"/>
-              </w:rPr>
-              <w:t xml:space="preserve">16N1S</w:t>
-            </w:r>
-          </w:p>
-        </w:tc>
-        <w:tc>
-          <w:tcPr>
-            <w:tcW w:w="1885" w:type="dxa"/>
-          </w:tcPr>
-          <w:p>
-            <w:pPr>
-              <w:pStyle w:val="TableText"/>
-              <w:jc w:val="left"/>
-              <w:wordWrap w:val="0"/>
-              <w:spacing w:before="0" w:after="0" w:line="320" w:lineRule="exact"/>
-            </w:pPr>
-            <w:r>
-              <w:rPr>
-                <w:rFonts w:ascii="Calibri" w:hAnsi="Calibri" w:eastAsia="Microsoft YaHei" w:cs="Calibri"/>
-                <w:sz w:val="18"/>
-                <w:szCs w:val="18"/>
-              </w:rPr>
-              <w:t xml:space="preserve">120.5%</w:t>
-            </w:r>
-          </w:p>
-        </w:tc>
-        <w:tc>
-          <w:tcPr>
-            <w:tcW w:w="4767" w:type="dxa"/>
-          </w:tcPr>
-          <w:p>
-            <w:pPr>
-              <w:pStyle w:val="TableText"/>
-              <w:jc w:val="left"/>
-              <w:wordWrap w:val="0"/>
-              <w:spacing w:before="0" w:after="0" w:line="320" w:lineRule="exact"/>
-            </w:pPr>
-            <w:r>
-              <w:rPr>
-                <w:rFonts w:ascii="Calibri" w:hAnsi="Calibri" w:eastAsia="Microsoft YaHei" w:cs="Calibri"/>
-                <w:sz w:val="18"/>
-                <w:szCs w:val="18"/>
-              </w:rPr>
-              <w:t xml:space="preserve">57.4</w:t>
+            <w:tcW w:w="2050" w:type="dxa"/>
+          </w:tcPr>
+          <w:p>
+            <w:pPr>
+              <w:pStyle w:val="TableText"/>
+              <w:jc w:val="left"/>
+              <w:wordWrap w:val="0"/>
+              <w:spacing w:before="0" w:after="0" w:line="320" w:lineRule="exact"/>
+            </w:pPr>
+            <w:r>
+              <w:rPr>
+                <w:rFonts w:ascii="Calibri" w:hAnsi="Calibri" w:eastAsia="Microsoft YaHei" w:cs="Calibri"/>
+                <w:sz w:val="18"/>
+                <w:szCs w:val="18"/>
+              </w:rPr>
+              <w:t xml:space="preserve">30 / 90</w:t>
+            </w:r>
+          </w:p>
+        </w:tc>
+        <w:tc>
+          <w:tcPr>
+            <w:tcW w:w="1630" w:type="dxa"/>
+          </w:tcPr>
+          <w:p>
+            <w:pPr>
+              <w:pStyle w:val="TableText"/>
+              <w:jc w:val="left"/>
+              <w:wordWrap w:val="0"/>
+              <w:spacing w:before="0" w:after="0" w:line="320" w:lineRule="exact"/>
+            </w:pPr>
+            <w:r>
+              <w:rPr>
+                <w:rFonts w:ascii="Calibri" w:hAnsi="Calibri" w:eastAsia="Microsoft YaHei" w:cs="Calibri"/>
+                <w:sz w:val="18"/>
+                <w:szCs w:val="18"/>
+              </w:rPr>
+              <w:t xml:space="preserve">1.954×</w:t>
+            </w:r>
+          </w:p>
+        </w:tc>
+        <w:tc>
+          <w:tcPr>
+            <w:tcW w:w="4430" w:type="dxa"/>
+          </w:tcPr>
+          <w:p>
+            <w:pPr>
+              <w:pStyle w:val="TableText"/>
+              <w:jc w:val="left"/>
+              <w:wordWrap w:val="0"/>
+              <w:spacing w:before="0" w:after="0" w:line="320" w:lineRule="exact"/>
+            </w:pPr>
+            <w:r>
+              <w:rPr>
+                <w:rFonts w:ascii="Calibri" w:hAnsi="Calibri" w:eastAsia="Microsoft YaHei" w:cs="Calibri"/>
+                <w:sz w:val="18"/>
+                <w:szCs w:val="18"/>
+              </w:rPr>
+              <w:t xml:space="preserve">27.573</w:t>
             </w:r>
           </w:p>
         </w:tc>
@@ -9859,13 +9158,57 @@
     </w:tbl>
     <w:p>
       <w:pPr>
+        <w:ind w:left="0" w:firstLine="420"/>
+      </w:pPr>
+      <w:r>
+        <w:rPr>
+          <w:rFonts w:ascii="Calibri" w:hAnsi="Calibri" w:eastAsia="Microsoft YaHei" w:cs="Calibri"/>
+        </w:rPr>
+        <w:t xml:space="preserve">超大 ResidentDir 参考仍有非零 H64 live，属于扩展参考，不宣称满足 Formal IdealDi⁠r⁠ ⁠资⁠格⁠。</w:t>
+      </w:r>
+    </w:p>
+    <w:p>
+      <w:pPr>
+        <w:ind w:left="0" w:firstLine="420"/>
+      </w:pPr>
+      <w:r>
+        <w:rPr>
+          <w:rFonts w:ascii="Calibri" w:hAnsi="Calibri" w:eastAsia="Microsoft YaHei" w:cs="Calibri"/>
+        </w:rPr>
+        <w:t xml:space="preserve">数值源 performance_extension_data.json 保留逐臂原始 Outer 延迟频数、进程事件数、⁠计⁠时⁠记⁠录⁠、</w:t>
+      </w:r>
+    </w:p>
+    <w:p>
+      <w:pPr>
+        <w:ind w:left="0" w:firstLine="420"/>
+      </w:pPr>
+      <w:r>
+        <w:rPr>
+          <w:rFonts w:ascii="Calibri" w:hAnsi="Calibri" w:eastAsia="Microsoft YaHei" w:cs="Calibri"/>
+        </w:rPr>
+        <w:t xml:space="preserve">Home0/socket0 统计、PASS manifest 和源文件 SHA-256；压缩与普通日志均按⁠进⁠程⁠读⁠取⁠，</w:t>
+      </w:r>
+    </w:p>
+    <w:p>
+      <w:pPr>
+        <w:ind w:left="0" w:firstLine="420"/>
+      </w:pPr>
+      <w:r>
+        <w:rPr>
+          <w:rFonts w:ascii="Calibri" w:hAnsi="Calibri" w:eastAsia="Microsoft YaHei" w:cs="Calibri"/>
+        </w:rPr>
+        <w:t xml:space="preserve">不以相同文本去重事件，也不对节点均⁠值⁠再⁠平⁠均⁠。</w:t>
+      </w:r>
+    </w:p>
+    <w:p>
+      <w:pPr>
         <w:jc w:val="center"/>
         <w:spacing w:before="100" w:after="40" w:line="240" w:lineRule="auto"/>
       </w:pPr>
       <w:r>
         <w:drawing>
           <wp:inline distT="0" distB="0" distL="0" distR="0">
-            <wp:extent cx="4320000" cy="2399206"/>
+            <wp:extent cx="5580000" cy="3385480"/>
             <wp:effectExtent l="0" t="0" r="0" b="0"/>
             <wp:docPr id="3" name="图 3-3 指标 1 多压力与多拓扑扩展观测" descr="图 3-3 指标 1 多压力与多拓扑扩展观测"/>
             <wp:cNvGraphicFramePr>
@@ -9887,7 +9230,7 @@
                   <pic:spPr>
                     <a:xfrm>
                       <a:off x="0" y="0"/>
-                      <a:ext cx="4320000" cy="2399206"/>
+                      <a:ext cx="5580000" cy="3385480"/>
                     </a:xfrm>
                     <a:prstGeom prst="rect">
                       <a:avLst/>
@@ -9934,6 +9277,41 @@
           <w:rFonts w:ascii="Calibri" w:hAnsi="Calibri" w:eastAsia="SimHei" w:cs="Calibri"/>
         </w:rPr>
         <w:t xml:space="preserve">4.1 场景结果</w:t>
+      </w:r>
+    </w:p>
+    <w:p>
+      <w:pPr>
+        <w:ind w:left="0" w:firstLine="420"/>
+      </w:pPr>
+      <w:r>
+        <w:rPr>
+          <w:rFonts w:ascii="Calibri" w:hAnsi="Calibri" w:eastAsia="Microsoft YaHei" w:cs="Calibri"/>
+        </w:rPr>
+        <w:t xml:space="preserve">本节及图 4-1 使用 2026-09-07 新单轮 21 次运行，比较臂仍为 optimized vs naive。</w:t>
+      </w:r>
+    </w:p>
+    <w:p>
+      <w:pPr>
+        <w:ind w:left="0" w:firstLine="420"/>
+      </w:pPr>
+      <w:r>
+        <w:rPr>
+          <w:rFonts w:ascii="Calibri" w:hAnsi="Calibri" w:eastAsia="Microsoft YaHei" w:cs="Calibri"/>
+        </w:rPr>
+        <w:t xml:space="preserve">历⁠史⁠三⁠轮⁠的⁠ </w:t>
+      </w:r>
+      <w:r>
+        <w:rPr>
+          <w:rFonts w:ascii="Calibri" w:hAnsi="Calibri" w:eastAsia="Microsoft YaHei" w:cs="Calibri"/>
+          <w:b/>
+        </w:rPr>
+        <w:t xml:space="preserve">64.759%</w:t>
+      </w:r>
+      <w:r>
+        <w:rPr>
+          <w:rFonts w:ascii="Calibri" w:hAnsi="Calibri" w:eastAsia="Microsoft YaHei" w:cs="Calibri"/>
+        </w:rPr>
+        <w:t xml:space="preserve"> 保留在执行摘要，历史 TC138 降幅为 -13.333%；以下新值不是⁠三⁠轮⁠复⁠测⁠。</w:t>
       </w:r>
     </w:p>
     <w:tbl>
@@ -10118,7 +9496,7 @@
                 <w:sz w:val="18"/>
                 <w:szCs w:val="18"/>
               </w:rPr>
-              <w:t xml:space="preserve">2344.449</w:t>
+              <w:t xml:space="preserve">2423.922</w:t>
             </w:r>
           </w:p>
         </w:tc>
@@ -10181,7 +9559,7 @@
                 <w:sz w:val="18"/>
                 <w:szCs w:val="18"/>
               </w:rPr>
-              <w:t xml:space="preserve">98.305%</w:t>
+              <w:t xml:space="preserve">98.361%</w:t>
             </w:r>
           </w:p>
         </w:tc>
@@ -10228,7 +9606,7 @@
                 <w:sz w:val="18"/>
                 <w:szCs w:val="18"/>
               </w:rPr>
-              <w:t xml:space="preserve">2384.186</w:t>
+              <w:t xml:space="preserve">2463.659</w:t>
             </w:r>
           </w:p>
         </w:tc>
@@ -10249,33 +9627,33 @@
                 <w:sz w:val="18"/>
                 <w:szCs w:val="18"/>
               </w:rPr>
+              <w:t xml:space="preserve">39.736</w:t>
+            </w:r>
+          </w:p>
+        </w:tc>
+        <w:tc>
+          <w:tcPr>
+            <w:tcW w:w="1770" w:type="dxa"/>
+          </w:tcPr>
+          <w:p>
+            <w:pPr>
+              <w:pStyle w:val="TableText"/>
+              <w:jc w:val="left"/>
+              <w:wordWrap w:val="0"/>
+              <w:spacing w:before="0" w:after="0" w:line="320" w:lineRule="exact"/>
+            </w:pPr>
+            <w:r>
+              <w:rPr>
+                <w:rFonts w:ascii="Calibri" w:hAnsi="Calibri" w:eastAsia="Microsoft YaHei" w:cs="Calibri"/>
+                <w:sz w:val="18"/>
+                <w:szCs w:val="18"/>
+              </w:rPr>
               <w:t xml:space="preserve">79.473</w:t>
             </w:r>
           </w:p>
         </w:tc>
         <w:tc>
           <w:tcPr>
-            <w:tcW w:w="1770" w:type="dxa"/>
-          </w:tcPr>
-          <w:p>
-            <w:pPr>
-              <w:pStyle w:val="TableText"/>
-              <w:jc w:val="left"/>
-              <w:wordWrap w:val="0"/>
-              <w:spacing w:before="0" w:after="0" w:line="320" w:lineRule="exact"/>
-            </w:pPr>
-            <w:r>
-              <w:rPr>
-                <w:rFonts w:ascii="Calibri" w:hAnsi="Calibri" w:eastAsia="Microsoft YaHei" w:cs="Calibri"/>
-                <w:sz w:val="18"/>
-                <w:szCs w:val="18"/>
-              </w:rPr>
-              <w:t xml:space="preserve">79.473</w:t>
-            </w:r>
-          </w:p>
-        </w:tc>
-        <w:tc>
-          <w:tcPr>
             <w:tcW w:w="1546" w:type="dxa"/>
           </w:tcPr>
           <w:p>
@@ -10291,7 +9669,7 @@
                 <w:sz w:val="18"/>
                 <w:szCs w:val="18"/>
               </w:rPr>
-              <w:t xml:space="preserve">96.667%</w:t>
+              <w:t xml:space="preserve">96.774%</w:t>
             </w:r>
           </w:p>
         </w:tc>
@@ -10338,7 +9716,7 @@
                 <w:sz w:val="18"/>
                 <w:szCs w:val="18"/>
               </w:rPr>
-              <w:t xml:space="preserve">2384.186</w:t>
+              <w:t xml:space="preserve">2423.922</w:t>
             </w:r>
           </w:p>
         </w:tc>
@@ -10359,7 +9737,7 @@
                 <w:sz w:val="18"/>
                 <w:szCs w:val="18"/>
               </w:rPr>
-              <w:t xml:space="preserve">1788.139</w:t>
+              <w:t xml:space="preserve">1867.612</w:t>
             </w:r>
           </w:p>
         </w:tc>
@@ -10380,7 +9758,7 @@
                 <w:sz w:val="18"/>
                 <w:szCs w:val="18"/>
               </w:rPr>
-              <w:t xml:space="preserve">1788.139</w:t>
+              <w:t xml:space="preserve">1867.612</w:t>
             </w:r>
           </w:p>
         </w:tc>
@@ -10401,7 +9779,7 @@
                 <w:sz w:val="18"/>
                 <w:szCs w:val="18"/>
               </w:rPr>
-              <w:t xml:space="preserve">25.000%</w:t>
+              <w:t xml:space="preserve">22.951%</w:t>
             </w:r>
           </w:p>
         </w:tc>
@@ -10448,7 +9826,7 @@
                 <w:sz w:val="18"/>
                 <w:szCs w:val="18"/>
               </w:rPr>
-              <w:t xml:space="preserve">2384.186</w:t>
+              <w:t xml:space="preserve">2463.659</w:t>
             </w:r>
           </w:p>
         </w:tc>
@@ -10511,7 +9889,7 @@
                 <w:sz w:val="18"/>
                 <w:szCs w:val="18"/>
               </w:rPr>
-              <w:t xml:space="preserve">-13.333%</w:t>
+              <w:t xml:space="preserve">-9.677%</w:t>
             </w:r>
           </w:p>
         </w:tc>
@@ -10558,7 +9936,7 @@
                 <w:sz w:val="18"/>
                 <w:szCs w:val="18"/>
               </w:rPr>
-              <w:t xml:space="preserve">23563.703</w:t>
+              <w:t xml:space="preserve">24199.486</w:t>
             </w:r>
           </w:p>
         </w:tc>
@@ -10621,7 +9999,7 @@
                 <w:sz w:val="18"/>
                 <w:szCs w:val="18"/>
               </w:rPr>
-              <w:t xml:space="preserve">97.302%</w:t>
+              <w:t xml:space="preserve">97.373%</w:t>
             </w:r>
           </w:p>
         </w:tc>
@@ -10668,7 +10046,7 @@
                 <w:sz w:val="18"/>
                 <w:szCs w:val="18"/>
               </w:rPr>
-              <w:t xml:space="preserve">4132.589</w:t>
+              <w:t xml:space="preserve">4251.798</w:t>
             </w:r>
           </w:p>
         </w:tc>
@@ -10689,7 +10067,7 @@
                 <w:sz w:val="18"/>
                 <w:szCs w:val="18"/>
               </w:rPr>
-              <w:t xml:space="preserve">635.783</w:t>
+              <w:t xml:space="preserve">596.046</w:t>
             </w:r>
           </w:p>
         </w:tc>
@@ -10710,7 +10088,7 @@
                 <w:sz w:val="18"/>
                 <w:szCs w:val="18"/>
               </w:rPr>
-              <w:t xml:space="preserve">635.783</w:t>
+              <w:t xml:space="preserve">596.046</w:t>
             </w:r>
           </w:p>
         </w:tc>
@@ -10731,7 +10109,7 @@
                 <w:sz w:val="18"/>
                 <w:szCs w:val="18"/>
               </w:rPr>
-              <w:t xml:space="preserve">84.615%</w:t>
+              <w:t xml:space="preserve">85.981%</w:t>
             </w:r>
           </w:p>
         </w:tc>
@@ -10778,7 +10156,7 @@
       <w:r>
         <w:drawing>
           <wp:inline distT="0" distB="0" distL="0" distR="0">
-            <wp:extent cx="3960000" cy="1789090"/>
+            <wp:extent cx="3960000" cy="1841917"/>
             <wp:effectExtent l="0" t="0" r="0" b="0"/>
             <wp:docPr id="4" name="图 4-1 指标 2 适用场景端到端时延" descr="图 4-1 指标 2 适用场景端到端时延"/>
             <wp:cNvGraphicFramePr>
@@ -10800,7 +10178,7 @@
                   <pic:spPr>
                     <a:xfrm>
                       <a:off x="0" y="0"/>
-                      <a:ext cx="3960000" cy="1789090"/>
+                      <a:ext cx="3960000" cy="1841917"/>
                     </a:xfrm>
                     <a:prstGeom prst="rect">
                       <a:avLst/>
@@ -10822,7 +10200,18 @@
         <w:rPr>
           <w:rFonts w:ascii="Calibri" w:hAnsi="Calibri" w:eastAsia="Microsoft YaHei" w:cs="Calibri"/>
         </w:rPr>
-        <w:t xml:space="preserve">图 4-1　指标 2 场景时延</w:t>
+        <w:t xml:space="preserve">图 4-1　指标 2 原场景单轮 speedup（naive / optimized，对数轴）；参考线 1× 与</w:t>
+      </w:r>
+    </w:p>
+    <w:p>
+      <w:pPr>
+        <w:ind w:left="0" w:firstLine="420"/>
+      </w:pPr>
+      <w:r>
+        <w:rPr>
+          <w:rFonts w:ascii="Calibri" w:hAnsi="Calibri" w:eastAsia="Microsoft YaHei" w:cs="Calibri"/>
+        </w:rPr>
+        <w:t xml:space="preserve">1/0.9×（时延下降 10%）。适用 TC 等权 GM 仅用于图示，不是正式 AM ⁠降⁠幅⁠判⁠据⁠。</w:t>
       </w:r>
     </w:p>
     <w:p>
@@ -10845,20 +10234,20 @@
         <w:rPr>
           <w:rFonts w:ascii="Calibri" w:hAnsi="Calibri" w:eastAsia="Microsoft YaHei" w:cs="Calibri"/>
         </w:rPr>
-        <w:t xml:space="preserve">六个适用场景的 case-level 等权平⁠均⁠降⁠幅⁠为⁠ </w:t>
+        <w:t xml:space="preserve">六个适用场景的新单轮 case-level 等权算术平⁠均⁠降⁠幅⁠为⁠ </w:t>
       </w:r>
       <w:r>
         <w:rPr>
           <w:rFonts w:ascii="Calibri" w:hAnsi="Calibri" w:eastAsia="Microsoft YaHei" w:cs="Calibri"/>
           <w:b/>
         </w:rPr>
-        <w:t xml:space="preserve">64.759%</w:t>
+        <w:t xml:space="preserve">65.294%</w:t>
       </w:r>
       <w:r>
         <w:rPr>
           <w:rFonts w:ascii="Calibri" w:hAnsi="Calibri" w:eastAsia="Microsoft YaHei" w:cs="Calibri"/>
         </w:rPr>
-        <w:t xml:space="preserve">。</w:t>
+        <w:t xml:space="preserve">，未舍入值保留⁠在⁠数⁠值⁠源⁠。</w:t>
       </w:r>
     </w:p>
     <w:p>
@@ -10992,7 +10381,7 @@
         <w:rPr>
           <w:rFonts w:ascii="Calibri" w:hAnsi="Calibri" w:eastAsia="Microsoft YaHei" w:cs="Calibri"/>
         </w:rPr>
-        <w:t xml:space="preserve">指标 2 的适用场景等权平均降幅为 64.759%，超过 10% ⁠合⁠同⁠门⁠槛⁠。</w:t>
+        <w:t xml:space="preserve">新单轮的适用场景等权平均降幅为 65.294%，超过 10% 数值门槛；不替代历史三轮⁠正⁠式⁠验⁠收⁠。</w:t>
       </w:r>
     </w:p>
     <w:p>
@@ -12455,7 +11844,7 @@
         <w:rPr>
           <w:rFonts w:ascii="Calibri" w:hAnsi="Calibri" w:eastAsia="SimHei" w:cs="Calibri"/>
         </w:rPr>
-        <w:t xml:space="preserve">4.6 16N1S Level-A 代表应用结果</w:t>
+        <w:t xml:space="preserve">4.6 代表应用：历史 optimized 与新 spill-noopt 扩展分区</w:t>
       </w:r>
     </w:p>
     <w:p>
@@ -12488,7 +11877,18 @@
         <w:rPr>
           <w:rFonts w:ascii="Calibri" w:hAnsi="Calibri" w:eastAsia="Microsoft YaHei" w:cs="Calibri"/>
         </w:rPr>
-        <w:t xml:space="preserve">可直接比较的 naive 与 optimized 端到端值；spill-noopt 正确性通过，同口径性能主值缺失记为⁠ ⁠N⁠/⁠A⁠。</w:t>
+        <w:t xml:space="preserve">可直接比较的历史 naive 与 optimized 端到端值；历史 spill-noopt 同口径性能主值缺失记为⁠ ⁠N⁠/⁠A⁠。</w:t>
+      </w:r>
+    </w:p>
+    <w:p>
+      <w:pPr>
+        <w:ind w:left="0" w:firstLine="420"/>
+      </w:pPr>
+      <w:r>
+        <w:rPr>
+          <w:rFonts w:ascii="Calibri" w:hAnsi="Calibri" w:eastAsia="Microsoft YaHei" w:cs="Calibri"/>
+        </w:rPr>
+        <w:t xml:space="preserve">此历史表不作为下方新图 4-3 ⁠的⁠数⁠值⁠源⁠。</w:t>
       </w:r>
     </w:p>
     <w:tbl>
@@ -13466,15 +12866,311 @@
     </w:p>
     <w:p>
       <w:pPr>
+        <w:pStyle w:val="FigureCaption"/>
+        <w:jc w:val="center"/>
+      </w:pPr>
+      <w:r>
+        <w:rPr>
+          <w:rFonts w:ascii="Calibri" w:hAnsi="Calibri" w:eastAsia="Microsoft YaHei" w:cs="Calibri"/>
+        </w:rPr>
+        <w:t xml:space="preserve">图 4-3 改用 2026-09-06–08 新批次全部 60 个 TC×拓扑×压力坐标的 naive 与 spill-noopt</w:t>
+      </w:r>
+    </w:p>
+    <w:p>
+      <w:pPr>
+        <w:ind w:left="0" w:firstLine="420"/>
+      </w:pPr>
+      <w:r>
+        <w:rPr>
+          <w:rFonts w:ascii="Calibri" w:hAnsi="Calibri" w:eastAsia="Microsoft YaHei" w:cs="Calibri"/>
+        </w:rPr>
+        <w:t xml:space="preserve">E2E 配对，共 120 个选定臂。应用臂不是 optimized，不与上方历⁠史⁠表⁠混⁠合⁠。</w:t>
+      </w:r>
+    </w:p>
+    <w:p>
+      <w:pPr>
+        <w:ind w:left="0" w:firstLine="420"/>
+      </w:pPr>
+      <w:r>
+        <w:rPr>
+          <w:rFonts w:ascii="Calibri" w:hAnsi="Calibri" w:eastAsia="Microsoft YaHei" w:cs="Calibri"/>
+        </w:rPr>
+        <w:t xml:space="preserve">沿用 summarize_database_perf_matrix.py 的 mean_plane_ns_per_operation：每 pl⁠a⁠n⁠e⁠ ⁠的</w:t>
+      </w:r>
+    </w:p>
+    <w:p>
+      <w:pPr>
+        <w:ind w:left="0" w:firstLine="420"/>
+      </w:pPr>
+      <w:r>
+        <w:rPr>
+          <w:rFonts w:ascii="Calibri" w:hAnsi="Calibri" w:eastAsia="Microsoft YaHei" w:cs="Calibri"/>
+        </w:rPr>
+        <w:t xml:space="preserve">counter_ticks × 10⁹ / frequency / operations 后跨 plane 等权平均；保留每 plan⁠e⁠ ⁠的⁠原⁠始</w:t>
+      </w:r>
+    </w:p>
+    <w:p>
+      <w:pPr>
+        <w:ind w:left="0" w:firstLine="420"/>
+      </w:pPr>
+      <w:r>
+        <w:rPr>
+          <w:rFonts w:ascii="Calibri" w:hAnsi="Calibri" w:eastAsia="Microsoft YaHei" w:cs="Calibri"/>
+        </w:rPr>
+        <w:t xml:space="preserve">operations 与频率。TC142–147 分别采用 db_oltp、db_btree、db_wal、faas、graph、feature</w:t>
+      </w:r>
+    </w:p>
+    <w:p>
+      <w:pPr>
+        <w:ind w:left="0" w:firstLine="420"/>
+      </w:pPr>
+      <w:r>
+        <w:rPr>
+          <w:rFonts w:ascii="Calibri" w:hAnsi="Calibri" w:eastAsia="Microsoft YaHei" w:cs="Calibri"/>
+        </w:rPr>
+        <w:t xml:space="preserve">的 end_to_end phase，不用 service 或 Outer 顶替。全部预期 plane 必须齐全⁠且⁠不⁠重⁠复⁠。</w:t>
+      </w:r>
+    </w:p>
+    <w:tbl>
+      <w:tblPr>
+        <w:tblStyle w:val="TableGrid"/>
+        <w:tblW w:w="5000" w:type="pct"/>
+        <w:tblLayout w:type="fixed"/>
+        <w:tblCellMar>
+          <w:top w:w="60" w:type="dxa"/>
+          <w:left w:w="90" w:type="dxa"/>
+          <w:bottom w:w="60" w:type="dxa"/>
+          <w:right w:w="90" w:type="dxa"/>
+        </w:tblCellMar>
+      </w:tblPr>
+      <w:tblGrid>
+        <w:gridCol w:w="2023"/>
+        <w:gridCol w:w="2023"/>
+        <w:gridCol w:w="5553"/>
+      </w:tblGrid>
+      <w:tr>
+        <w:trPr>
+          <w:cantSplit/>
+          <w:tblHeader/>
+        </w:trPr>
+        <w:tc>
+          <w:tcPr>
+            <w:tcW w:w="2023" w:type="dxa"/>
+            <w:shd w:val="clear" w:color="auto" w:fill="D9E2F3"/>
+          </w:tcPr>
+          <w:p>
+            <w:pPr>
+              <w:pStyle w:val="TableText"/>
+              <w:jc w:val="left"/>
+              <w:wordWrap w:val="0"/>
+              <w:spacing w:before="0" w:after="0" w:line="320" w:lineRule="exact"/>
+            </w:pPr>
+            <w:r>
+              <w:rPr>
+                <w:rFonts w:ascii="Calibri" w:hAnsi="Calibri" w:eastAsia="SimHei" w:cs="Calibri"/>
+                <w:b/>
+                <w:sz w:val="18"/>
+                <w:szCs w:val="18"/>
+              </w:rPr>
+              <w:t xml:space="preserve">新应用目录压力</w:t>
+            </w:r>
+          </w:p>
+        </w:tc>
+        <w:tc>
+          <w:tcPr>
+            <w:tcW w:w="2023" w:type="dxa"/>
+            <w:shd w:val="clear" w:color="auto" w:fill="D9E2F3"/>
+          </w:tcPr>
+          <w:p>
+            <w:pPr>
+              <w:pStyle w:val="TableText"/>
+              <w:jc w:val="left"/>
+              <w:wordWrap w:val="0"/>
+              <w:spacing w:before="0" w:after="0" w:line="320" w:lineRule="exact"/>
+            </w:pPr>
+            <w:r>
+              <w:rPr>
+                <w:rFonts w:ascii="Calibri" w:hAnsi="Calibri" w:eastAsia="SimHei" w:cs="Calibri"/>
+                <w:b/>
+                <w:sz w:val="18"/>
+                <w:szCs w:val="18"/>
+              </w:rPr>
+              <w:t xml:space="preserve">实测配对坐标</w:t>
+            </w:r>
+          </w:p>
+        </w:tc>
+        <w:tc>
+          <w:tcPr>
+            <w:tcW w:w="5553" w:type="dxa"/>
+            <w:shd w:val="clear" w:color="auto" w:fill="D9E2F3"/>
+          </w:tcPr>
+          <w:p>
+            <w:pPr>
+              <w:pStyle w:val="TableText"/>
+              <w:jc w:val="left"/>
+              <w:wordWrap w:val="0"/>
+              <w:spacing w:before="0" w:after="0" w:line="320" w:lineRule="exact"/>
+            </w:pPr>
+            <w:r>
+              <w:rPr>
+                <w:rFonts w:ascii="Calibri" w:hAnsi="Calibri" w:eastAsia="SimHei" w:cs="Calibri"/>
+                <w:b/>
+                <w:sz w:val="18"/>
+                <w:szCs w:val="18"/>
+              </w:rPr>
+              <w:t xml:space="preserve">n⁠a⁠i⁠v⁠e / s⁠p⁠i⁠l⁠l⁠-⁠n⁠o⁠o⁠p⁠t 层级 G⁠M</w:t>
+            </w:r>
+          </w:p>
+        </w:tc>
+      </w:tr>
+      <w:tr>
+        <w:trPr>
+          <w:cantSplit/>
+        </w:trPr>
+        <w:tc>
+          <w:tcPr>
+            <w:tcW w:w="2023" w:type="dxa"/>
+          </w:tcPr>
+          <w:p>
+            <w:pPr>
+              <w:pStyle w:val="TableText"/>
+              <w:jc w:val="left"/>
+              <w:wordWrap w:val="0"/>
+              <w:spacing w:before="0" w:after="0" w:line="320" w:lineRule="exact"/>
+            </w:pPr>
+            <w:r>
+              <w:rPr>
+                <w:rFonts w:ascii="Calibri" w:hAnsi="Calibri" w:eastAsia="Microsoft YaHei" w:cs="Calibri"/>
+                <w:sz w:val="18"/>
+                <w:szCs w:val="18"/>
+              </w:rPr>
+              <w:t xml:space="preserve">P⁠1⁠7⁠5</w:t>
+            </w:r>
+          </w:p>
+        </w:tc>
+        <w:tc>
+          <w:tcPr>
+            <w:tcW w:w="2023" w:type="dxa"/>
+          </w:tcPr>
+          <w:p>
+            <w:pPr>
+              <w:pStyle w:val="TableText"/>
+              <w:jc w:val="left"/>
+              <w:wordWrap w:val="0"/>
+              <w:spacing w:before="0" w:after="0" w:line="320" w:lineRule="exact"/>
+            </w:pPr>
+            <w:r>
+              <w:rPr>
+                <w:rFonts w:ascii="Calibri" w:hAnsi="Calibri" w:eastAsia="Microsoft YaHei" w:cs="Calibri"/>
+                <w:sz w:val="18"/>
+                <w:szCs w:val="18"/>
+              </w:rPr>
+              <w:t xml:space="preserve">30 / 30</w:t>
+            </w:r>
+          </w:p>
+        </w:tc>
+        <w:tc>
+          <w:tcPr>
+            <w:tcW w:w="5553" w:type="dxa"/>
+          </w:tcPr>
+          <w:p>
+            <w:pPr>
+              <w:pStyle w:val="TableText"/>
+              <w:jc w:val="left"/>
+              <w:wordWrap w:val="0"/>
+              <w:spacing w:before="0" w:after="0" w:line="320" w:lineRule="exact"/>
+            </w:pPr>
+            <w:r>
+              <w:rPr>
+                <w:rFonts w:ascii="Calibri" w:hAnsi="Calibri" w:eastAsia="Microsoft YaHei" w:cs="Calibri"/>
+                <w:sz w:val="18"/>
+                <w:szCs w:val="18"/>
+              </w:rPr>
+              <w:t xml:space="preserve">1.107×</w:t>
+            </w:r>
+          </w:p>
+        </w:tc>
+      </w:tr>
+      <w:tr>
+        <w:trPr>
+          <w:cantSplit/>
+        </w:trPr>
+        <w:tc>
+          <w:tcPr>
+            <w:tcW w:w="2023" w:type="dxa"/>
+          </w:tcPr>
+          <w:p>
+            <w:pPr>
+              <w:pStyle w:val="TableText"/>
+              <w:jc w:val="left"/>
+              <w:wordWrap w:val="0"/>
+              <w:spacing w:before="0" w:after="0" w:line="320" w:lineRule="exact"/>
+            </w:pPr>
+            <w:r>
+              <w:rPr>
+                <w:rFonts w:ascii="Calibri" w:hAnsi="Calibri" w:eastAsia="Microsoft YaHei" w:cs="Calibri"/>
+                <w:sz w:val="18"/>
+                <w:szCs w:val="18"/>
+              </w:rPr>
+              <w:t xml:space="preserve">P⁠2⁠0⁠0</w:t>
+            </w:r>
+          </w:p>
+        </w:tc>
+        <w:tc>
+          <w:tcPr>
+            <w:tcW w:w="2023" w:type="dxa"/>
+          </w:tcPr>
+          <w:p>
+            <w:pPr>
+              <w:pStyle w:val="TableText"/>
+              <w:jc w:val="left"/>
+              <w:wordWrap w:val="0"/>
+              <w:spacing w:before="0" w:after="0" w:line="320" w:lineRule="exact"/>
+            </w:pPr>
+            <w:r>
+              <w:rPr>
+                <w:rFonts w:ascii="Calibri" w:hAnsi="Calibri" w:eastAsia="Microsoft YaHei" w:cs="Calibri"/>
+                <w:sz w:val="18"/>
+                <w:szCs w:val="18"/>
+              </w:rPr>
+              <w:t xml:space="preserve">30 / 30</w:t>
+            </w:r>
+          </w:p>
+        </w:tc>
+        <w:tc>
+          <w:tcPr>
+            <w:tcW w:w="5553" w:type="dxa"/>
+          </w:tcPr>
+          <w:p>
+            <w:pPr>
+              <w:pStyle w:val="TableText"/>
+              <w:jc w:val="left"/>
+              <w:wordWrap w:val="0"/>
+              <w:spacing w:before="0" w:after="0" w:line="320" w:lineRule="exact"/>
+            </w:pPr>
+            <w:r>
+              <w:rPr>
+                <w:rFonts w:ascii="Calibri" w:hAnsi="Calibri" w:eastAsia="Microsoft YaHei" w:cs="Calibri"/>
+                <w:sz w:val="18"/>
+                <w:szCs w:val="18"/>
+              </w:rPr>
+              <w:t xml:space="preserve">1.109×</w:t>
+            </w:r>
+          </w:p>
+        </w:tc>
+      </w:tr>
+    </w:tbl>
+    <w:p>
+      <w:pPr>
         <w:jc w:val="center"/>
         <w:spacing w:before="100" w:after="40" w:line="240" w:lineRule="auto"/>
       </w:pPr>
       <w:r>
         <w:drawing>
           <wp:inline distT="0" distB="0" distL="0" distR="0">
-            <wp:extent cx="3959999" cy="1805624"/>
+            <wp:extent cx="5580000" cy="2414931"/>
             <wp:effectExtent l="0" t="0" r="0" b="0"/>
-            <wp:docPr id="6" name="图 4-3 TC142-TC147 代表应用降幅" descr="图 4-3 TC142-TC147 代表应用降幅"/>
+            <wp:docPr id="6" name="图 4-3 TC142-TC147 新应用 E2E speedup" descr="图 4-3 TC142-TC147 新应用 E2E speedup"/>
             <wp:cNvGraphicFramePr>
               <a:graphicFrameLocks xmlns:a="http://schemas.openxmlformats.org/drawingml/2006/main" noChangeAspect="1"/>
             </wp:cNvGraphicFramePr>
@@ -13482,7 +13178,7 @@
               <a:graphicData uri="http://schemas.openxmlformats.org/drawingml/2006/picture">
                 <pic:pic xmlns:pic="http://schemas.openxmlformats.org/drawingml/2006/picture">
                   <pic:nvPicPr>
-                    <pic:cNvPr id="6" name="图 4-3 TC142-TC147 代表应用降幅"/>
+                    <pic:cNvPr id="6" name="图 4-3 TC142-TC147 新应用 E2E speedup"/>
                     <pic:cNvPicPr/>
                   </pic:nvPicPr>
                   <pic:blipFill>
@@ -13494,7 +13190,7 @@
                   <pic:spPr>
                     <a:xfrm>
                       <a:off x="0" y="0"/>
-                      <a:ext cx="3959999" cy="1805624"/>
+                      <a:ext cx="5580000" cy="2414931"/>
                     </a:xfrm>
                     <a:prstGeom prst="rect">
                       <a:avLst/>
@@ -13516,7 +13212,18 @@
         <w:rPr>
           <w:rFonts w:ascii="Calibri" w:hAnsi="Calibri" w:eastAsia="Microsoft YaHei" w:cs="Calibri"/>
         </w:rPr>
-        <w:t xml:space="preserve">图 4-3　TC142-TC147 代表应用降幅</w:t>
+        <w:t xml:space="preserve">图 4-3　新应用 naive / spill-noopt E2E speedup；每 TC 内跨拓扑 GM，再跨 TC GM；</w:t>
+      </w:r>
+    </w:p>
+    <w:p>
+      <w:pPr>
+        <w:ind w:left="0" w:firstLine="420"/>
+      </w:pPr>
+      <w:r>
+        <w:rPr>
+          <w:rFonts w:ascii="Calibri" w:hAnsi="Calibri" w:eastAsia="Microsoft YaHei" w:cs="Calibri"/>
+        </w:rPr>
+        <w:t xml:space="preserve">P175/P200 分面独立汇总，参考线 1×、1/0.9×。不把该 GM 当作原场景 10% 正式⁠通⁠过⁠判⁠据⁠。</w:t>
       </w:r>
     </w:p>
     <w:p>
@@ -13529,6 +13236,72 @@
           <w:rFonts w:ascii="Calibri" w:hAnsi="Calibri" w:eastAsia="SimHei" w:cs="Calibri"/>
         </w:rPr>
         <w:t xml:space="preserve">5. 指标 3：UBCC 与 HA-VI 配对比较</w:t>
+      </w:r>
+    </w:p>
+    <w:p>
+      <w:pPr>
+        <w:ind w:left="0" w:firstLine="420"/>
+      </w:pPr>
+      <w:r>
+        <w:rPr>
+          <w:rFonts w:ascii="Calibri" w:hAnsi="Calibri" w:eastAsia="Microsoft YaHei" w:cs="Calibri"/>
+        </w:rPr>
+        <w:t xml:space="preserve">本章表与图 5-1、5-2 仍为历史 2N1S/P100 正式参考模型结果，不是 9 月 8 日多拓⁠扑⁠新⁠实⁠测⁠。</w:t>
+      </w:r>
+    </w:p>
+    <w:p>
+      <w:pPr>
+        <w:ind w:left="0" w:firstLine="420"/>
+      </w:pPr>
+      <w:r>
+        <w:rPr>
+          <w:rFonts w:ascii="Calibri" w:hAnsi="Calibri" w:eastAsia="Microsoft YaHei" w:cs="Calibri"/>
+        </w:rPr>
+        <w:t xml:space="preserve">2026-09-08 多拓扑 P100 批次计划 480 臂（8 TC×6 拓扑×5 pairs×2），先做 96 臂 gate。</w:t>
+      </w:r>
+    </w:p>
+    <w:p>
+      <w:pPr>
+        <w:ind w:left="0" w:firstLine="420"/>
+      </w:pPr>
+      <w:r>
+        <w:rPr>
+          <w:rFonts w:ascii="Calibri" w:hAnsi="Calibri" w:eastAsia="Microsoft YaHei" w:cs="Calibri"/>
+        </w:rPr>
+        <w:t xml:space="preserve">本次只读检查时 state/progress.json 为 BLOCKED，首轮 2N1S/TC228 的 HA-VI 臂 runner</w:t>
+      </w:r>
+    </w:p>
+    <w:p>
+      <w:pPr>
+        <w:ind w:left="0" w:firstLine="420"/>
+      </w:pPr>
+      <w:r>
+        <w:rPr>
+          <w:rFonts w:ascii="Calibri" w:hAnsi="Calibri" w:eastAsia="Microsoft YaHei" w:cs="Calibri"/>
+        </w:rPr>
+        <w:t xml:space="preserve">return code 1，exit.json 为 1；未形成完整 gate，不发布新 P100 总体 GM，缺失⁠不⁠画⁠零⁠柱⁠。</w:t>
+      </w:r>
+    </w:p>
+    <w:p>
+      <w:pPr>
+        <w:ind w:left="0" w:firstLine="420"/>
+      </w:pPr>
+      <w:r>
+        <w:rPr>
+          <w:rFonts w:ascii="Calibri" w:hAnsi="Calibri" w:eastAsia="Microsoft YaHei" w:cs="Calibri"/>
+        </w:rPr>
+        <w:t xml:space="preserve">9 月 7 日 metric23-single 的 M3 为 2N1S/P0 单对，不混入 P100。新补测⁠尚⁠不⁠能⁠支⁠持</w:t>
+      </w:r>
+    </w:p>
+    <w:p>
+      <w:pPr>
+        <w:ind w:left="0" w:firstLine="420"/>
+      </w:pPr>
+      <w:r>
+        <w:rPr>
+          <w:rFonts w:ascii="Calibri" w:hAnsi="Calibri" w:eastAsia="Microsoft YaHei" w:cs="Calibri"/>
+        </w:rPr>
+        <w:t xml:space="preserve">TC×多拓扑比较，因此保留有覆盖的历史图，所有历史数值仅在原配置范⁠围⁠内⁠解⁠释⁠。</w:t>
       </w:r>
     </w:p>
     <w:p>
@@ -16307,7 +16080,7 @@
       <w:r>
         <w:drawing>
           <wp:inline distT="0" distB="0" distL="0" distR="0">
-            <wp:extent cx="3960000" cy="1809025"/>
+            <wp:extent cx="3960000" cy="1892122"/>
             <wp:effectExtent l="0" t="0" r="0" b="0"/>
             <wp:docPr id="7" name="图 5-1 指标 3 UBCC 与 HA-VI 配对比较" descr="图 5-1 指标 3 UBCC 与 HA-VI 配对比较"/>
             <wp:cNvGraphicFramePr>
@@ -16329,7 +16102,7 @@
                   <pic:spPr>
                     <a:xfrm>
                       <a:off x="0" y="0"/>
-                      <a:ext cx="3960000" cy="1809025"/>
+                      <a:ext cx="3960000" cy="1892122"/>
                     </a:xfrm>
                     <a:prstGeom prst="rect">
                       <a:avLst/>
@@ -16351,7 +16124,7 @@
         <w:rPr>
           <w:rFonts w:ascii="Calibri" w:hAnsi="Calibri" w:eastAsia="Microsoft YaHei" w:cs="Calibri"/>
         </w:rPr>
-        <w:t xml:space="preserve">图 5-1　指标 3 配对结果</w:t>
+        <w:t xml:space="preserve">图 5-1　历史 2N1S/P100 的 HA-VI / UBCC 组均值比，参考线 1×；沿用原正式组权重，非层级 GM。</w:t>
       </w:r>
     </w:p>
     <w:p>
@@ -17439,7 +17212,7 @@
       <w:r>
         <w:drawing>
           <wp:inline distT="0" distB="0" distL="0" distR="0">
-            <wp:extent cx="3960000" cy="2463723"/>
+            <wp:extent cx="3960000" cy="2366200"/>
             <wp:effectExtent l="0" t="0" r="0" b="0"/>
             <wp:docPr id="8" name="图 5-2 指标 3 每 testcase 降幅" descr="图 5-2 指标 3 每 testcase 降幅"/>
             <wp:cNvGraphicFramePr>
@@ -17461,7 +17234,7 @@
                   <pic:spPr>
                     <a:xfrm>
                       <a:off x="0" y="0"/>
-                      <a:ext cx="3960000" cy="2463723"/>
+                      <a:ext cx="3960000" cy="2366200"/>
                     </a:xfrm>
                     <a:prstGeom prst="rect">
                       <a:avLst/>
@@ -17483,7 +17256,18 @@
         <w:rPr>
           <w:rFonts w:ascii="Calibri" w:hAnsi="Calibri" w:eastAsia="Microsoft YaHei" w:cs="Calibri"/>
         </w:rPr>
-        <w:t xml:space="preserve">图 5-2　指标 3 每 testcase 降幅</w:t>
+        <w:t xml:space="preserve">图 5-2　历史 2N1S/P100 每 testcase 的 HA-VI / UBCC speedup 与八 TC 等权 GM，参考线 1×。</w:t>
+      </w:r>
+    </w:p>
+    <w:p>
+      <w:pPr>
+        <w:ind w:left="0" w:firstLine="420"/>
+      </w:pPr>
+      <w:r>
+        <w:rPr>
+          <w:rFonts w:ascii="Calibri" w:hAnsi="Calibri" w:eastAsia="Microsoft YaHei" w:cs="Calibri"/>
+        </w:rPr>
+        <w:t xml:space="preserve">只有一个拓扑，组内拓扑 GM 等于该单值；此展示 GM 不替代上表历史正式组 A⁠M⁠ ⁠判⁠据⁠。</w:t>
       </w:r>
     </w:p>
     <w:p>

--- a/docs/design/cc_ep_deliverable3_performance_api.docx
+++ b/docs/design/cc_ep_deliverable3_performance_api.docx
@@ -150,7 +150,7 @@
         <w:rPr>
           <w:rFonts w:ascii="Calibri" w:hAnsi="Calibri" w:eastAsia="Microsoft YaHei" w:cs="Calibri"/>
         </w:rPr>
-        <w:t xml:space="preserve">附录 B TC120-TC147 与 TC217⁠ ⁠场⁠景⁠明⁠细</w:t>
+        <w:t xml:space="preserve">附录 B TC120-TC140、TC142-TC147 与 TC217⁠ ⁠场⁠景⁠明⁠细</w:t>
       </w:r>
     </w:p>
     <w:p>
@@ -1801,7 +1801,7 @@
                 <w:sz w:val="18"/>
                 <w:szCs w:val="18"/>
               </w:rPr>
-              <w:t xml:space="preserve">T⁠C⁠1⁠2⁠0⁠-⁠T⁠C⁠1⁠2⁠9、T⁠C⁠1⁠4⁠1</w:t>
+              <w:t xml:space="preserve">T⁠C⁠1⁠2⁠0⁠-⁠T⁠C⁠1⁠2⁠9</w:t>
             </w:r>
           </w:p>
         </w:tc>
@@ -1822,7 +1822,7 @@
                 <w:sz w:val="18"/>
                 <w:szCs w:val="18"/>
               </w:rPr>
-              <w:t xml:space="preserve">验证访问模式、o⁠f⁠f⁠l⁠o⁠a⁠d/o⁠n⁠l⁠o⁠a⁠d、w⁠r⁠i⁠t⁠e⁠b⁠a⁠c⁠k、r⁠e⁠p⁠l⁠a⁠y 和 s⁠h⁠a⁠r⁠e⁠d⁠-⁠w⁠r⁠i⁠t⁠e⁠r r⁠e⁠c⁠o⁠v⁠e⁠r⁠y</w:t>
+              <w:t xml:space="preserve">验证访问模式、o⁠f⁠f⁠l⁠o⁠a⁠d/o⁠n⁠l⁠o⁠a⁠d、w⁠r⁠i⁠t⁠e⁠b⁠a⁠c⁠k 和 r⁠e⁠p⁠l⁠a⁠y</w:t>
             </w:r>
           </w:p>
         </w:tc>
@@ -3631,7 +3631,7 @@
                 <w:sz w:val="18"/>
                 <w:szCs w:val="18"/>
               </w:rPr>
-              <w:t xml:space="preserve">T⁠C⁠1⁠2⁠0⁠-⁠T⁠C⁠1⁠3⁠2、T⁠C⁠1⁠3⁠5⁠-⁠T⁠C⁠1⁠4⁠1</w:t>
+              <w:t xml:space="preserve">T⁠C⁠1⁠2⁠0⁠-⁠T⁠C⁠1⁠3⁠2、T⁠C⁠1⁠3⁠5⁠-⁠T⁠C⁠1⁠4⁠0</w:t>
             </w:r>
           </w:p>
         </w:tc>
@@ -5107,17 +5107,6 @@
           <w:rFonts w:ascii="Calibri" w:hAnsi="Calibri" w:eastAsia="Microsoft YaHei" w:cs="Calibri"/>
         </w:rPr>
         <w:t xml:space="preserve">• TC130-TC134 展示固定容量压力下的真实数据复用场景；</w:t>
-      </w:r>
-    </w:p>
-    <w:p>
-      <w:pPr>
-        <w:ind w:left="360" w:firstLine="0"/>
-      </w:pPr>
-      <w:r>
-        <w:rPr>
-          <w:rFonts w:ascii="Calibri" w:hAnsi="Calibri" w:eastAsia="Microsoft YaHei" w:cs="Calibri"/>
-        </w:rPr>
-        <w:t xml:space="preserve">• TC141 验证 spill 后 shared-to-writer 恢复；</w:t>
       </w:r>
     </w:p>
     <w:p>
@@ -7741,74 +7730,6 @@
           </w:p>
         </w:tc>
       </w:tr>
-      <w:tr>
-        <w:trPr>
-          <w:cantSplit/>
-        </w:trPr>
-        <w:tc>
-          <w:tcPr>
-            <w:tcW w:w="1524" w:type="dxa"/>
-          </w:tcPr>
-          <w:p>
-            <w:pPr>
-              <w:pStyle w:val="TableText"/>
-              <w:jc w:val="left"/>
-              <w:wordWrap w:val="0"/>
-              <w:spacing w:before="0" w:after="0" w:line="320" w:lineRule="exact"/>
-            </w:pPr>
-            <w:r>
-              <w:rPr>
-                <w:rFonts w:ascii="Calibri" w:hAnsi="Calibri" w:eastAsia="Microsoft YaHei" w:cs="Calibri"/>
-                <w:sz w:val="18"/>
-                <w:szCs w:val="18"/>
-              </w:rPr>
-              <w:t xml:space="preserve">T⁠C⁠1⁠4⁠1</w:t>
-            </w:r>
-          </w:p>
-        </w:tc>
-        <w:tc>
-          <w:tcPr>
-            <w:tcW w:w="3928" w:type="dxa"/>
-          </w:tcPr>
-          <w:p>
-            <w:pPr>
-              <w:pStyle w:val="TableText"/>
-              <w:jc w:val="left"/>
-              <w:wordWrap w:val="0"/>
-              <w:spacing w:before="0" w:after="0" w:line="320" w:lineRule="exact"/>
-            </w:pPr>
-            <w:r>
-              <w:rPr>
-                <w:rFonts w:ascii="Calibri" w:hAnsi="Calibri" w:eastAsia="Microsoft YaHei" w:cs="Calibri"/>
-                <w:sz w:val="18"/>
-                <w:szCs w:val="18"/>
-              </w:rPr>
-              <w:t xml:space="preserve">s⁠h⁠a⁠r⁠e⁠d⁠-⁠w⁠r⁠i⁠t⁠e⁠r r⁠e⁠c⁠o⁠v⁠e⁠r⁠y</w:t>
-            </w:r>
-          </w:p>
-        </w:tc>
-        <w:tc>
-          <w:tcPr>
-            <w:tcW w:w="4147" w:type="dxa"/>
-          </w:tcPr>
-          <w:p>
-            <w:pPr>
-              <w:pStyle w:val="TableText"/>
-              <w:jc w:val="left"/>
-              <w:wordWrap w:val="0"/>
-              <w:spacing w:before="0" w:after="0" w:line="320" w:lineRule="exact"/>
-            </w:pPr>
-            <w:r>
-              <w:rPr>
-                <w:rFonts w:ascii="Calibri" w:hAnsi="Calibri" w:eastAsia="Microsoft YaHei" w:cs="Calibri"/>
-                <w:sz w:val="18"/>
-                <w:szCs w:val="18"/>
-              </w:rPr>
-              <w:t xml:space="preserve">验证 s⁠p⁠i⁠l⁠l 后共享转写者恢复</w:t>
-            </w:r>
-          </w:p>
-        </w:tc>
-      </w:tr>
     </w:tbl>
     <w:p>
       <w:pPr>
@@ -8622,74 +8543,6 @@
                 <w:szCs w:val="18"/>
               </w:rPr>
               <w:t xml:space="preserve">V⁠0 o⁠n⁠l⁠o⁠a⁠d 61 t⁠i⁠c⁠k⁠s/o⁠p，2423.922 n⁠s/o⁠p；V⁠1 o⁠n⁠l⁠o⁠a⁠d 79 t⁠i⁠c⁠k⁠s/o⁠p，3139.178 n⁠s/o⁠p</w:t>
-            </w:r>
-          </w:p>
-        </w:tc>
-      </w:tr>
-      <w:tr>
-        <w:trPr>
-          <w:cantSplit/>
-        </w:trPr>
-        <w:tc>
-          <w:tcPr>
-            <w:tcW w:w="1305" w:type="dxa"/>
-          </w:tcPr>
-          <w:p>
-            <w:pPr>
-              <w:pStyle w:val="TableText"/>
-              <w:jc w:val="left"/>
-              <w:wordWrap w:val="0"/>
-              <w:spacing w:before="0" w:after="0" w:line="320" w:lineRule="exact"/>
-            </w:pPr>
-            <w:r>
-              <w:rPr>
-                <w:rFonts w:ascii="Calibri" w:hAnsi="Calibri" w:eastAsia="Microsoft YaHei" w:cs="Calibri"/>
-                <w:sz w:val="18"/>
-                <w:szCs w:val="18"/>
-              </w:rPr>
-              <w:t xml:space="preserve">T⁠C⁠1⁠4⁠1</w:t>
-            </w:r>
-          </w:p>
-        </w:tc>
-        <w:tc>
-          <w:tcPr>
-            <w:tcW w:w="4147" w:type="dxa"/>
-          </w:tcPr>
-          <w:p>
-            <w:pPr>
-              <w:pStyle w:val="TableText"/>
-              <w:jc w:val="left"/>
-              <w:wordWrap w:val="0"/>
-              <w:spacing w:before="0" w:after="0" w:line="320" w:lineRule="exact"/>
-            </w:pPr>
-            <w:r>
-              <w:rPr>
-                <w:rFonts w:ascii="Calibri" w:hAnsi="Calibri" w:eastAsia="Microsoft YaHei" w:cs="Calibri"/>
-                <w:sz w:val="18"/>
-                <w:szCs w:val="18"/>
-              </w:rPr>
-              <w:t xml:space="preserve">n⁠a⁠i⁠v⁠e N/A；s⁠p⁠i⁠l⁠l⁠-⁠n⁠o⁠o⁠p⁠t/o⁠p⁠t⁠i⁠m⁠i⁠z⁠e⁠d 通过</w:t>
-            </w:r>
-          </w:p>
-        </w:tc>
-        <w:tc>
-          <w:tcPr>
-            <w:tcW w:w="4147" w:type="dxa"/>
-          </w:tcPr>
-          <w:p>
-            <w:pPr>
-              <w:pStyle w:val="TableText"/>
-              <w:jc w:val="left"/>
-              <w:wordWrap w:val="0"/>
-              <w:spacing w:before="0" w:after="0" w:line="320" w:lineRule="exact"/>
-            </w:pPr>
-            <w:r>
-              <w:rPr>
-                <w:rFonts w:ascii="Calibri" w:hAnsi="Calibri" w:eastAsia="Microsoft YaHei" w:cs="Calibri"/>
-                <w:sz w:val="18"/>
-                <w:szCs w:val="18"/>
-              </w:rPr>
-              <w:t xml:space="preserve">w⁠o⁠r⁠k⁠l⁠o⁠a⁠d t⁠o⁠t⁠a⁠l n⁠o⁠d⁠e⁠0/n⁠o⁠d⁠e⁠1/n⁠o⁠d⁠e⁠2 = 36,814 / 36,825 / 36,825 t⁠i⁠c⁠k⁠s</w:t>
             </w:r>
           </w:p>
         </w:tc>
@@ -8836,7 +8689,7 @@
         <w:rPr>
           <w:rFonts w:ascii="Calibri" w:hAnsi="Calibri" w:eastAsia="Microsoft YaHei" w:cs="Calibri"/>
         </w:rPr>
-        <w:t xml:space="preserve">Delta 为每臂合并所有进程 completed Outer 事件后的均值差乘 2，单位 cycles @ 2 GHz；</w:t>
+        <w:t xml:space="preserve">Delta 为每个实验配置合并所有进程 completed Outer 事件后的均值差，图中单位⁠为⁠ ⁠n⁠s⁠；</w:t>
       </w:r>
     </w:p>
     <w:p>
@@ -8858,7 +8711,7 @@
         <w:rPr>
           <w:rFonts w:ascii="Calibri" w:hAnsi="Calibri" w:eastAsia="Microsoft YaHei" w:cs="Calibri"/>
         </w:rPr>
-        <w:t xml:space="preserve">负 Delta 原样显示；参考线分别为 1.5× 以及 0、50 cycles。两个压力分面⁠独⁠立⁠汇⁠总⁠。</w:t>
+        <w:t xml:space="preserve">负 Delta 原样显示；参考线分别为 1.5× 以及 0、25 ns。两个压力分面独立汇总，表中保留 2 GHz ⁠周⁠期⁠换⁠算⁠。</w:t>
       </w:r>
     </w:p>
     <w:tbl>
@@ -9208,7 +9061,7 @@
       <w:r>
         <w:drawing>
           <wp:inline distT="0" distB="0" distL="0" distR="0">
-            <wp:extent cx="5580000" cy="3385480"/>
+            <wp:extent cx="5580000" cy="4016872"/>
             <wp:effectExtent l="0" t="0" r="0" b="0"/>
             <wp:docPr id="3" name="图 3-3 指标 1 多压力与多拓扑扩展观测" descr="图 3-3 指标 1 多压力与多拓扑扩展观测"/>
             <wp:cNvGraphicFramePr>
@@ -9230,7 +9083,7 @@
                   <pic:spPr>
                     <a:xfrm>
                       <a:off x="0" y="0"/>
-                      <a:ext cx="5580000" cy="3385480"/>
+                      <a:ext cx="5580000" cy="4016872"/>
                     </a:xfrm>
                     <a:prstGeom prst="rect">
                       <a:avLst/>
@@ -10156,7 +10009,7 @@
       <w:r>
         <w:drawing>
           <wp:inline distT="0" distB="0" distL="0" distR="0">
-            <wp:extent cx="3960000" cy="1841917"/>
+            <wp:extent cx="5580000" cy="2885579"/>
             <wp:effectExtent l="0" t="0" r="0" b="0"/>
             <wp:docPr id="4" name="图 4-1 指标 2 适用场景端到端时延" descr="图 4-1 指标 2 适用场景端到端时延"/>
             <wp:cNvGraphicFramePr>
@@ -10178,7 +10031,7 @@
                   <pic:spPr>
                     <a:xfrm>
                       <a:off x="0" y="0"/>
-                      <a:ext cx="3960000" cy="1841917"/>
+                      <a:ext cx="5580000" cy="2885579"/>
                     </a:xfrm>
                     <a:prstGeom prst="rect">
                       <a:avLst/>
@@ -10200,18 +10053,7 @@
         <w:rPr>
           <w:rFonts w:ascii="Calibri" w:hAnsi="Calibri" w:eastAsia="Microsoft YaHei" w:cs="Calibri"/>
         </w:rPr>
-        <w:t xml:space="preserve">图 4-1　指标 2 原场景单轮 speedup（naive / optimized，对数轴）；参考线 1× 与</w:t>
-      </w:r>
-    </w:p>
-    <w:p>
-      <w:pPr>
-        <w:ind w:left="0" w:firstLine="420"/>
-      </w:pPr>
-      <w:r>
-        <w:rPr>
-          <w:rFonts w:ascii="Calibri" w:hAnsi="Calibri" w:eastAsia="Microsoft YaHei" w:cs="Calibri"/>
-        </w:rPr>
-        <w:t xml:space="preserve">1/0.9×（时延下降 10%）。适用 TC 等权 GM 仅用于图示，不是正式 AM ⁠降⁠幅⁠判⁠据⁠。</w:t>
+        <w:t xml:space="preserve">图 4-1　适用场景 naive / optimized 时延比（对数轴）；虚线表示 10% reduction。聚合采用各 TC 百分比降幅的算术平均。</w:t>
       </w:r>
     </w:p>
     <w:p>
@@ -11844,7 +11686,7 @@
         <w:rPr>
           <w:rFonts w:ascii="Calibri" w:hAnsi="Calibri" w:eastAsia="SimHei" w:cs="Calibri"/>
         </w:rPr>
-        <w:t xml:space="preserve">4.6 代表应用：历史 optimized 与新 spill-noopt 扩展分区</w:t>
+        <w:t xml:space="preserve">4.6 代表应用：目录压力下的完整 episode</w:t>
       </w:r>
     </w:p>
     <w:p>
@@ -11855,7 +11697,7 @@
         <w:rPr>
           <w:rFonts w:ascii="Calibri" w:hAnsi="Calibri" w:eastAsia="Microsoft YaHei" w:cs="Calibri"/>
         </w:rPr>
-        <w:t xml:space="preserve">TC142-TC147 覆盖数据库、FaaS、图计算和 feature store。每个 testcase 均完成 naive、</w:t>
+        <w:t xml:space="preserve">TC142–TC147 分别模拟 OLTP 缓冲池、索引页访问、WAL、租户热调用、图 frontier 和 feature store。每批访问配比分别为 28R/4W、60R/4W、32W、56R/8W、60R/4W、56R/8W；每 plane 的 seed 行数分别为 32、137、192、136、192、136。索引场景使用确定性索引页序列，而非真实⁠指⁠针⁠追⁠踪⁠。</w:t>
       </w:r>
     </w:p>
     <w:p>
@@ -11866,7 +11708,7 @@
         <w:rPr>
           <w:rFonts w:ascii="Calibri" w:hAnsi="Calibri" w:eastAsia="Microsoft YaHei" w:cs="Calibri"/>
         </w:rPr>
-        <w:t xml:space="preserve">spill-noopt 和 optimized 三个 profile 的正确性运行，共 18/18 通过。下表使用同一⁠完⁠成⁠边⁠界⁠下</w:t>
+        <w:t xml:space="preserve">计时区间从批处理循环开始延续至最后一批同步完成，包含逐批压力写入、屏障和业务服务；seed 与 warm 阶段位于区间之前。分母仅为固定业务操作数（每 plane 1024 或 2048）。因此该量表示压力增长过程中每个有效业务操作摊销的完整 episode 成本。它适合评估容量压力与业务共同推进的端到端效果；服务阶段时延则用于解释业务访问路径，两者分别保留原有⁠完⁠成⁠边⁠界⁠。</w:t>
       </w:r>
     </w:p>
     <w:p>
@@ -11877,7 +11719,7 @@
         <w:rPr>
           <w:rFonts w:ascii="Calibri" w:hAnsi="Calibri" w:eastAsia="Microsoft YaHei" w:cs="Calibri"/>
         </w:rPr>
-        <w:t xml:space="preserve">可直接比较的历史 naive 与 optimized 端到端值；历史 spill-noopt 同口径性能主值缺失记为⁠ ⁠N⁠/⁠A⁠。</w:t>
+        <w:t xml:space="preserve">对每个实验配置，先计算各 plane 的 counter_ticks × 10⁹ / counter_frequency_hz / operations，再对 plane 等权平均得到 ns/op。对每个 TC、拓扑、压力坐标计算 100 × (1 − spill-noopt ns/op / naive ns/op)，然后按拓扑等权算术平均。计数器频率为 25,165,824 Hz，每 tick 约 39.736 ns；2 GHz 处理器周期为 0.5 ns，gem5 仿真 tick 采用其⁠独⁠立⁠时⁠基⁠。</w:t>
       </w:r>
     </w:p>
     <w:p>
@@ -11888,7 +11730,7 @@
         <w:rPr>
           <w:rFonts w:ascii="Calibri" w:hAnsi="Calibri" w:eastAsia="Microsoft YaHei" w:cs="Calibri"/>
         </w:rPr>
-        <w:t xml:space="preserve">此历史表不作为下方新图 4-3 ⁠的⁠数⁠值⁠源⁠。</w:t>
+        <w:t xml:space="preserve">全局目录目标 T = 65,536 × 压力百分比，压力写入量 Q = T − plane 数 × seed，压力行由各 plane 分摊，业务地址均指向 Home0/socket0。8N2S 的两个 worker 共享节点内资源，16N1S 为每节点一个 worker；16N1S 的 naive/spill ResidentDir 容量为 55,296/49,152，其余已测拓扑为 65,536/57,344。因此跨拓扑结果同时反映并行组织和资源预算，配对降幅在相同拓⁠扑⁠内⁠计⁠算⁠。</w:t>
       </w:r>
     </w:p>
     <w:tbl>
@@ -11904,12 +11746,10 @@
         </w:tblCellMar>
       </w:tblPr>
       <w:tblGrid>
-        <w:gridCol w:w="1199"/>
-        <w:gridCol w:w="2023"/>
-        <w:gridCol w:w="1405"/>
-        <w:gridCol w:w="1817"/>
-        <w:gridCol w:w="1680"/>
-        <w:gridCol w:w="1474"/>
+        <w:gridCol w:w="2581"/>
+        <w:gridCol w:w="2339"/>
+        <w:gridCol w:w="2339"/>
+        <w:gridCol w:w="2339"/>
       </w:tblGrid>
       <w:tr>
         <w:trPr>
@@ -11918,7 +11758,7 @@
         </w:trPr>
         <w:tc>
           <w:tcPr>
-            <w:tcW w:w="1199" w:type="dxa"/>
+            <w:tcW w:w="2581" w:type="dxa"/>
             <w:shd w:val="clear" w:color="auto" w:fill="D9E2F3"/>
           </w:tcPr>
           <w:p>
@@ -11941,7 +11781,7 @@
         </w:tc>
         <w:tc>
           <w:tcPr>
-            <w:tcW w:w="2023" w:type="dxa"/>
+            <w:tcW w:w="2339" w:type="dxa"/>
             <w:shd w:val="clear" w:color="auto" w:fill="D9E2F3"/>
           </w:tcPr>
           <w:p>
@@ -11958,13 +11798,13 @@
                 <w:sz w:val="18"/>
                 <w:szCs w:val="18"/>
               </w:rPr>
-              <w:t xml:space="preserve">应用场景</w:t>
-            </w:r>
-          </w:p>
-        </w:tc>
-        <w:tc>
-          <w:tcPr>
-            <w:tcW w:w="1405" w:type="dxa"/>
+              <w:t xml:space="preserve">P⁠1⁠7⁠5 降幅</w:t>
+            </w:r>
+          </w:p>
+        </w:tc>
+        <w:tc>
+          <w:tcPr>
+            <w:tcW w:w="2339" w:type="dxa"/>
             <w:shd w:val="clear" w:color="auto" w:fill="D9E2F3"/>
           </w:tcPr>
           <w:p>
@@ -11981,13 +11821,13 @@
                 <w:sz w:val="18"/>
                 <w:szCs w:val="18"/>
               </w:rPr>
-              <w:t xml:space="preserve">n⁠a⁠i⁠v⁠e n⁠s/o⁠p</w:t>
-            </w:r>
-          </w:p>
-        </w:tc>
-        <w:tc>
-          <w:tcPr>
-            <w:tcW w:w="1817" w:type="dxa"/>
+              <w:t xml:space="preserve">P⁠2⁠0⁠0 降幅</w:t>
+            </w:r>
+          </w:p>
+        </w:tc>
+        <w:tc>
+          <w:tcPr>
+            <w:tcW w:w="2339" w:type="dxa"/>
             <w:shd w:val="clear" w:color="auto" w:fill="D9E2F3"/>
           </w:tcPr>
           <w:p>
@@ -12004,53 +11844,7 @@
                 <w:sz w:val="18"/>
                 <w:szCs w:val="18"/>
               </w:rPr>
-              <w:t xml:space="preserve">s⁠p⁠i⁠l⁠l⁠-⁠n⁠o⁠o⁠p⁠t n⁠s/o⁠p</w:t>
-            </w:r>
-          </w:p>
-        </w:tc>
-        <w:tc>
-          <w:tcPr>
-            <w:tcW w:w="1680" w:type="dxa"/>
-            <w:shd w:val="clear" w:color="auto" w:fill="D9E2F3"/>
-          </w:tcPr>
-          <w:p>
-            <w:pPr>
-              <w:pStyle w:val="TableText"/>
-              <w:jc w:val="left"/>
-              <w:wordWrap w:val="0"/>
-              <w:spacing w:before="0" w:after="0" w:line="320" w:lineRule="exact"/>
-            </w:pPr>
-            <w:r>
-              <w:rPr>
-                <w:rFonts w:ascii="Calibri" w:hAnsi="Calibri" w:eastAsia="SimHei" w:cs="Calibri"/>
-                <w:b/>
-                <w:sz w:val="18"/>
-                <w:szCs w:val="18"/>
-              </w:rPr>
-              <w:t xml:space="preserve">o⁠p⁠t⁠i⁠m⁠i⁠z⁠e⁠d n⁠s/o⁠p</w:t>
-            </w:r>
-          </w:p>
-        </w:tc>
-        <w:tc>
-          <w:tcPr>
-            <w:tcW w:w="1474" w:type="dxa"/>
-            <w:shd w:val="clear" w:color="auto" w:fill="D9E2F3"/>
-          </w:tcPr>
-          <w:p>
-            <w:pPr>
-              <w:pStyle w:val="TableText"/>
-              <w:jc w:val="left"/>
-              <w:wordWrap w:val="0"/>
-              <w:spacing w:before="0" w:after="0" w:line="320" w:lineRule="exact"/>
-            </w:pPr>
-            <w:r>
-              <w:rPr>
-                <w:rFonts w:ascii="Calibri" w:hAnsi="Calibri" w:eastAsia="SimHei" w:cs="Calibri"/>
-                <w:b/>
-                <w:sz w:val="18"/>
-                <w:szCs w:val="18"/>
-              </w:rPr>
-              <w:t xml:space="preserve">o⁠p⁠t⁠i⁠m⁠i⁠z⁠e⁠d 降幅</w:t>
+              <w:t xml:space="preserve">两压力等权降幅</w:t>
             </w:r>
           </w:p>
         </w:tc>
@@ -12061,7 +11855,7 @@
         </w:trPr>
         <w:tc>
           <w:tcPr>
-            <w:tcW w:w="1199" w:type="dxa"/>
+            <w:tcW w:w="2581" w:type="dxa"/>
           </w:tcPr>
           <w:p>
             <w:pPr>
@@ -12082,106 +11876,64 @@
         </w:tc>
         <w:tc>
           <w:tcPr>
-            <w:tcW w:w="2023" w:type="dxa"/>
-          </w:tcPr>
-          <w:p>
-            <w:pPr>
-              <w:pStyle w:val="TableText"/>
-              <w:jc w:val="left"/>
-              <w:wordWrap w:val="0"/>
-              <w:spacing w:before="0" w:after="0" w:line="320" w:lineRule="exact"/>
-            </w:pPr>
-            <w:r>
-              <w:rPr>
-                <w:rFonts w:ascii="Calibri" w:hAnsi="Calibri" w:eastAsia="Microsoft YaHei" w:cs="Calibri"/>
-                <w:sz w:val="18"/>
-                <w:szCs w:val="18"/>
-              </w:rPr>
-              <w:t xml:space="preserve">O⁠L⁠T⁠P b⁠u⁠f⁠f⁠e⁠r p⁠o⁠o⁠l</w:t>
-            </w:r>
-          </w:p>
-        </w:tc>
-        <w:tc>
-          <w:tcPr>
-            <w:tcW w:w="1405" w:type="dxa"/>
-          </w:tcPr>
-          <w:p>
-            <w:pPr>
-              <w:pStyle w:val="TableText"/>
-              <w:jc w:val="left"/>
-              <w:wordWrap w:val="0"/>
-              <w:spacing w:before="0" w:after="0" w:line="320" w:lineRule="exact"/>
-            </w:pPr>
-            <w:r>
-              <w:rPr>
-                <w:rFonts w:ascii="Calibri" w:hAnsi="Calibri" w:eastAsia="Microsoft YaHei" w:cs="Calibri"/>
-                <w:sz w:val="18"/>
-                <w:szCs w:val="18"/>
-              </w:rPr>
-              <w:t xml:space="preserve">5200.314</w:t>
-            </w:r>
-          </w:p>
-        </w:tc>
-        <w:tc>
-          <w:tcPr>
-            <w:tcW w:w="1817" w:type="dxa"/>
-          </w:tcPr>
-          <w:p>
-            <w:pPr>
-              <w:pStyle w:val="TableText"/>
-              <w:jc w:val="left"/>
-              <w:wordWrap w:val="0"/>
-              <w:spacing w:before="0" w:after="0" w:line="320" w:lineRule="exact"/>
-            </w:pPr>
-            <w:r>
-              <w:rPr>
-                <w:rFonts w:ascii="Calibri" w:hAnsi="Calibri" w:eastAsia="Microsoft YaHei" w:cs="Calibri"/>
-                <w:sz w:val="18"/>
-                <w:szCs w:val="18"/>
-              </w:rPr>
-              <w:t xml:space="preserve">N/A</w:t>
-            </w:r>
-          </w:p>
-        </w:tc>
-        <w:tc>
-          <w:tcPr>
-            <w:tcW w:w="1680" w:type="dxa"/>
-          </w:tcPr>
-          <w:p>
-            <w:pPr>
-              <w:pStyle w:val="TableText"/>
-              <w:jc w:val="left"/>
-              <w:wordWrap w:val="0"/>
-              <w:spacing w:before="0" w:after="0" w:line="320" w:lineRule="exact"/>
-            </w:pPr>
-            <w:r>
-              <w:rPr>
-                <w:rFonts w:ascii="Calibri" w:hAnsi="Calibri" w:eastAsia="Microsoft YaHei" w:cs="Calibri"/>
-                <w:sz w:val="18"/>
-                <w:szCs w:val="18"/>
-              </w:rPr>
-              <w:t xml:space="preserve">4437.245</w:t>
-            </w:r>
-          </w:p>
-        </w:tc>
-        <w:tc>
-          <w:tcPr>
-            <w:tcW w:w="1474" w:type="dxa"/>
-          </w:tcPr>
-          <w:p>
-            <w:pPr>
-              <w:pStyle w:val="TableText"/>
-              <w:jc w:val="left"/>
-              <w:wordWrap w:val="0"/>
-              <w:spacing w:before="0" w:after="0" w:line="320" w:lineRule="exact"/>
-            </w:pPr>
-            <w:r>
-              <w:rPr>
-                <w:rFonts w:ascii="Calibri" w:hAnsi="Calibri" w:eastAsia="Microsoft YaHei" w:cs="Calibri"/>
-                <w:sz w:val="18"/>
-                <w:szCs w:val="18"/>
-              </w:rPr>
-              <w:t xml:space="preserve">14.674%</w:t>
+            <w:tcW w:w="2339" w:type="dxa"/>
+          </w:tcPr>
+          <w:p>
+            <w:pPr>
+              <w:pStyle w:val="TableText"/>
+              <w:jc w:val="left"/>
+              <w:wordWrap w:val="0"/>
+              <w:spacing w:before="0" w:after="0" w:line="320" w:lineRule="exact"/>
+            </w:pPr>
+            <w:r>
+              <w:rPr>
+                <w:rFonts w:ascii="Calibri" w:hAnsi="Calibri" w:eastAsia="Microsoft YaHei" w:cs="Calibri"/>
+                <w:sz w:val="18"/>
+                <w:szCs w:val="18"/>
+              </w:rPr>
+              <w:t xml:space="preserve">6.210%</w:t>
+            </w:r>
+          </w:p>
+        </w:tc>
+        <w:tc>
+          <w:tcPr>
+            <w:tcW w:w="2339" w:type="dxa"/>
+          </w:tcPr>
+          <w:p>
+            <w:pPr>
+              <w:pStyle w:val="TableText"/>
+              <w:jc w:val="left"/>
+              <w:wordWrap w:val="0"/>
+              <w:spacing w:before="0" w:after="0" w:line="320" w:lineRule="exact"/>
+            </w:pPr>
+            <w:r>
+              <w:rPr>
+                <w:rFonts w:ascii="Calibri" w:hAnsi="Calibri" w:eastAsia="Microsoft YaHei" w:cs="Calibri"/>
+                <w:sz w:val="18"/>
+                <w:szCs w:val="18"/>
+              </w:rPr>
+              <w:t xml:space="preserve">7.393%</w:t>
+            </w:r>
+          </w:p>
+        </w:tc>
+        <w:tc>
+          <w:tcPr>
+            <w:tcW w:w="2339" w:type="dxa"/>
+          </w:tcPr>
+          <w:p>
+            <w:pPr>
+              <w:pStyle w:val="TableText"/>
+              <w:jc w:val="left"/>
+              <w:wordWrap w:val="0"/>
+              <w:spacing w:before="0" w:after="0" w:line="320" w:lineRule="exact"/>
+            </w:pPr>
+            <w:r>
+              <w:rPr>
+                <w:rFonts w:ascii="Calibri" w:hAnsi="Calibri" w:eastAsia="Microsoft YaHei" w:cs="Calibri"/>
+                <w:sz w:val="18"/>
+                <w:szCs w:val="18"/>
+              </w:rPr>
+              <w:t xml:space="preserve">6.801%</w:t>
             </w:r>
           </w:p>
         </w:tc>
@@ -12192,7 +11944,7 @@
         </w:trPr>
         <w:tc>
           <w:tcPr>
-            <w:tcW w:w="1199" w:type="dxa"/>
+            <w:tcW w:w="2581" w:type="dxa"/>
           </w:tcPr>
           <w:p>
             <w:pPr>
@@ -12213,106 +11965,64 @@
         </w:tc>
         <w:tc>
           <w:tcPr>
-            <w:tcW w:w="2023" w:type="dxa"/>
-          </w:tcPr>
-          <w:p>
-            <w:pPr>
-              <w:pStyle w:val="TableText"/>
-              <w:jc w:val="left"/>
-              <w:wordWrap w:val="0"/>
-              <w:spacing w:before="0" w:after="0" w:line="320" w:lineRule="exact"/>
-            </w:pPr>
-            <w:r>
-              <w:rPr>
-                <w:rFonts w:ascii="Calibri" w:hAnsi="Calibri" w:eastAsia="Microsoft YaHei" w:cs="Calibri"/>
-                <w:sz w:val="18"/>
-                <w:szCs w:val="18"/>
-              </w:rPr>
-              <w:t xml:space="preserve">B⁠-⁠t⁠r⁠e⁠e t⁠r⁠a⁠v⁠e⁠r⁠s⁠a⁠l</w:t>
-            </w:r>
-          </w:p>
-        </w:tc>
-        <w:tc>
-          <w:tcPr>
-            <w:tcW w:w="1405" w:type="dxa"/>
-          </w:tcPr>
-          <w:p>
-            <w:pPr>
-              <w:pStyle w:val="TableText"/>
-              <w:jc w:val="left"/>
-              <w:wordWrap w:val="0"/>
-              <w:spacing w:before="0" w:after="0" w:line="320" w:lineRule="exact"/>
-            </w:pPr>
-            <w:r>
-              <w:rPr>
-                <w:rFonts w:ascii="Calibri" w:hAnsi="Calibri" w:eastAsia="Microsoft YaHei" w:cs="Calibri"/>
-                <w:sz w:val="18"/>
-                <w:szCs w:val="18"/>
-              </w:rPr>
-              <w:t xml:space="preserve">3051.768</w:t>
-            </w:r>
-          </w:p>
-        </w:tc>
-        <w:tc>
-          <w:tcPr>
-            <w:tcW w:w="1817" w:type="dxa"/>
-          </w:tcPr>
-          <w:p>
-            <w:pPr>
-              <w:pStyle w:val="TableText"/>
-              <w:jc w:val="left"/>
-              <w:wordWrap w:val="0"/>
-              <w:spacing w:before="0" w:after="0" w:line="320" w:lineRule="exact"/>
-            </w:pPr>
-            <w:r>
-              <w:rPr>
-                <w:rFonts w:ascii="Calibri" w:hAnsi="Calibri" w:eastAsia="Microsoft YaHei" w:cs="Calibri"/>
-                <w:sz w:val="18"/>
-                <w:szCs w:val="18"/>
-              </w:rPr>
-              <w:t xml:space="preserve">N/A</w:t>
-            </w:r>
-          </w:p>
-        </w:tc>
-        <w:tc>
-          <w:tcPr>
-            <w:tcW w:w="1680" w:type="dxa"/>
-          </w:tcPr>
-          <w:p>
-            <w:pPr>
-              <w:pStyle w:val="TableText"/>
-              <w:jc w:val="left"/>
-              <w:wordWrap w:val="0"/>
-              <w:spacing w:before="0" w:after="0" w:line="320" w:lineRule="exact"/>
-            </w:pPr>
-            <w:r>
-              <w:rPr>
-                <w:rFonts w:ascii="Calibri" w:hAnsi="Calibri" w:eastAsia="Microsoft YaHei" w:cs="Calibri"/>
-                <w:sz w:val="18"/>
-                <w:szCs w:val="18"/>
-              </w:rPr>
-              <w:t xml:space="preserve">2267.770</w:t>
-            </w:r>
-          </w:p>
-        </w:tc>
-        <w:tc>
-          <w:tcPr>
-            <w:tcW w:w="1474" w:type="dxa"/>
-          </w:tcPr>
-          <w:p>
-            <w:pPr>
-              <w:pStyle w:val="TableText"/>
-              <w:jc w:val="left"/>
-              <w:wordWrap w:val="0"/>
-              <w:spacing w:before="0" w:after="0" w:line="320" w:lineRule="exact"/>
-            </w:pPr>
-            <w:r>
-              <w:rPr>
-                <w:rFonts w:ascii="Calibri" w:hAnsi="Calibri" w:eastAsia="Microsoft YaHei" w:cs="Calibri"/>
-                <w:sz w:val="18"/>
-                <w:szCs w:val="18"/>
-              </w:rPr>
-              <w:t xml:space="preserve">25.690%</w:t>
+            <w:tcW w:w="2339" w:type="dxa"/>
+          </w:tcPr>
+          <w:p>
+            <w:pPr>
+              <w:pStyle w:val="TableText"/>
+              <w:jc w:val="left"/>
+              <w:wordWrap w:val="0"/>
+              <w:spacing w:before="0" w:after="0" w:line="320" w:lineRule="exact"/>
+            </w:pPr>
+            <w:r>
+              <w:rPr>
+                <w:rFonts w:ascii="Calibri" w:hAnsi="Calibri" w:eastAsia="Microsoft YaHei" w:cs="Calibri"/>
+                <w:sz w:val="18"/>
+                <w:szCs w:val="18"/>
+              </w:rPr>
+              <w:t xml:space="preserve">13.135%</w:t>
+            </w:r>
+          </w:p>
+        </w:tc>
+        <w:tc>
+          <w:tcPr>
+            <w:tcW w:w="2339" w:type="dxa"/>
+          </w:tcPr>
+          <w:p>
+            <w:pPr>
+              <w:pStyle w:val="TableText"/>
+              <w:jc w:val="left"/>
+              <w:wordWrap w:val="0"/>
+              <w:spacing w:before="0" w:after="0" w:line="320" w:lineRule="exact"/>
+            </w:pPr>
+            <w:r>
+              <w:rPr>
+                <w:rFonts w:ascii="Calibri" w:hAnsi="Calibri" w:eastAsia="Microsoft YaHei" w:cs="Calibri"/>
+                <w:sz w:val="18"/>
+                <w:szCs w:val="18"/>
+              </w:rPr>
+              <w:t xml:space="preserve">12.983%</w:t>
+            </w:r>
+          </w:p>
+        </w:tc>
+        <w:tc>
+          <w:tcPr>
+            <w:tcW w:w="2339" w:type="dxa"/>
+          </w:tcPr>
+          <w:p>
+            <w:pPr>
+              <w:pStyle w:val="TableText"/>
+              <w:jc w:val="left"/>
+              <w:wordWrap w:val="0"/>
+              <w:spacing w:before="0" w:after="0" w:line="320" w:lineRule="exact"/>
+            </w:pPr>
+            <w:r>
+              <w:rPr>
+                <w:rFonts w:ascii="Calibri" w:hAnsi="Calibri" w:eastAsia="Microsoft YaHei" w:cs="Calibri"/>
+                <w:sz w:val="18"/>
+                <w:szCs w:val="18"/>
+              </w:rPr>
+              <w:t xml:space="preserve">13.059%</w:t>
             </w:r>
           </w:p>
         </w:tc>
@@ -12323,7 +12033,7 @@
         </w:trPr>
         <w:tc>
           <w:tcPr>
-            <w:tcW w:w="1199" w:type="dxa"/>
+            <w:tcW w:w="2581" w:type="dxa"/>
           </w:tcPr>
           <w:p>
             <w:pPr>
@@ -12344,106 +12054,64 @@
         </w:tc>
         <w:tc>
           <w:tcPr>
-            <w:tcW w:w="2023" w:type="dxa"/>
-          </w:tcPr>
-          <w:p>
-            <w:pPr>
-              <w:pStyle w:val="TableText"/>
-              <w:jc w:val="left"/>
-              <w:wordWrap w:val="0"/>
-              <w:spacing w:before="0" w:after="0" w:line="320" w:lineRule="exact"/>
-            </w:pPr>
-            <w:r>
-              <w:rPr>
-                <w:rFonts w:ascii="Calibri" w:hAnsi="Calibri" w:eastAsia="Microsoft YaHei" w:cs="Calibri"/>
-                <w:sz w:val="18"/>
-                <w:szCs w:val="18"/>
-              </w:rPr>
-              <w:t xml:space="preserve">W⁠A⁠L/c⁠h⁠e⁠c⁠k⁠p⁠o⁠i⁠n⁠t</w:t>
-            </w:r>
-          </w:p>
-        </w:tc>
-        <w:tc>
-          <w:tcPr>
-            <w:tcW w:w="1405" w:type="dxa"/>
-          </w:tcPr>
-          <w:p>
-            <w:pPr>
-              <w:pStyle w:val="TableText"/>
-              <w:jc w:val="left"/>
-              <w:wordWrap w:val="0"/>
-              <w:spacing w:before="0" w:after="0" w:line="320" w:lineRule="exact"/>
-            </w:pPr>
-            <w:r>
-              <w:rPr>
-                <w:rFonts w:ascii="Calibri" w:hAnsi="Calibri" w:eastAsia="Microsoft YaHei" w:cs="Calibri"/>
-                <w:sz w:val="18"/>
-                <w:szCs w:val="18"/>
-              </w:rPr>
-              <w:t xml:space="preserve">5294.067</w:t>
-            </w:r>
-          </w:p>
-        </w:tc>
-        <w:tc>
-          <w:tcPr>
-            <w:tcW w:w="1817" w:type="dxa"/>
-          </w:tcPr>
-          <w:p>
-            <w:pPr>
-              <w:pStyle w:val="TableText"/>
-              <w:jc w:val="left"/>
-              <w:wordWrap w:val="0"/>
-              <w:spacing w:before="0" w:after="0" w:line="320" w:lineRule="exact"/>
-            </w:pPr>
-            <w:r>
-              <w:rPr>
-                <w:rFonts w:ascii="Calibri" w:hAnsi="Calibri" w:eastAsia="Microsoft YaHei" w:cs="Calibri"/>
-                <w:sz w:val="18"/>
-                <w:szCs w:val="18"/>
-              </w:rPr>
-              <w:t xml:space="preserve">N/A</w:t>
-            </w:r>
-          </w:p>
-        </w:tc>
-        <w:tc>
-          <w:tcPr>
-            <w:tcW w:w="1680" w:type="dxa"/>
-          </w:tcPr>
-          <w:p>
-            <w:pPr>
-              <w:pStyle w:val="TableText"/>
-              <w:jc w:val="left"/>
-              <w:wordWrap w:val="0"/>
-              <w:spacing w:before="0" w:after="0" w:line="320" w:lineRule="exact"/>
-            </w:pPr>
-            <w:r>
-              <w:rPr>
-                <w:rFonts w:ascii="Calibri" w:hAnsi="Calibri" w:eastAsia="Microsoft YaHei" w:cs="Calibri"/>
-                <w:sz w:val="18"/>
-                <w:szCs w:val="18"/>
-              </w:rPr>
-              <w:t xml:space="preserve">4400.848</w:t>
-            </w:r>
-          </w:p>
-        </w:tc>
-        <w:tc>
-          <w:tcPr>
-            <w:tcW w:w="1474" w:type="dxa"/>
-          </w:tcPr>
-          <w:p>
-            <w:pPr>
-              <w:pStyle w:val="TableText"/>
-              <w:jc w:val="left"/>
-              <w:wordWrap w:val="0"/>
-              <w:spacing w:before="0" w:after="0" w:line="320" w:lineRule="exact"/>
-            </w:pPr>
-            <w:r>
-              <w:rPr>
-                <w:rFonts w:ascii="Calibri" w:hAnsi="Calibri" w:eastAsia="Microsoft YaHei" w:cs="Calibri"/>
-                <w:sz w:val="18"/>
-                <w:szCs w:val="18"/>
-              </w:rPr>
-              <w:t xml:space="preserve">16.872%</w:t>
+            <w:tcW w:w="2339" w:type="dxa"/>
+          </w:tcPr>
+          <w:p>
+            <w:pPr>
+              <w:pStyle w:val="TableText"/>
+              <w:jc w:val="left"/>
+              <w:wordWrap w:val="0"/>
+              <w:spacing w:before="0" w:after="0" w:line="320" w:lineRule="exact"/>
+            </w:pPr>
+            <w:r>
+              <w:rPr>
+                <w:rFonts w:ascii="Calibri" w:hAnsi="Calibri" w:eastAsia="Microsoft YaHei" w:cs="Calibri"/>
+                <w:sz w:val="18"/>
+                <w:szCs w:val="18"/>
+              </w:rPr>
+              <w:t xml:space="preserve">8.557%</w:t>
+            </w:r>
+          </w:p>
+        </w:tc>
+        <w:tc>
+          <w:tcPr>
+            <w:tcW w:w="2339" w:type="dxa"/>
+          </w:tcPr>
+          <w:p>
+            <w:pPr>
+              <w:pStyle w:val="TableText"/>
+              <w:jc w:val="left"/>
+              <w:wordWrap w:val="0"/>
+              <w:spacing w:before="0" w:after="0" w:line="320" w:lineRule="exact"/>
+            </w:pPr>
+            <w:r>
+              <w:rPr>
+                <w:rFonts w:ascii="Calibri" w:hAnsi="Calibri" w:eastAsia="Microsoft YaHei" w:cs="Calibri"/>
+                <w:sz w:val="18"/>
+                <w:szCs w:val="18"/>
+              </w:rPr>
+              <w:t xml:space="preserve">8.930%</w:t>
+            </w:r>
+          </w:p>
+        </w:tc>
+        <w:tc>
+          <w:tcPr>
+            <w:tcW w:w="2339" w:type="dxa"/>
+          </w:tcPr>
+          <w:p>
+            <w:pPr>
+              <w:pStyle w:val="TableText"/>
+              <w:jc w:val="left"/>
+              <w:wordWrap w:val="0"/>
+              <w:spacing w:before="0" w:after="0" w:line="320" w:lineRule="exact"/>
+            </w:pPr>
+            <w:r>
+              <w:rPr>
+                <w:rFonts w:ascii="Calibri" w:hAnsi="Calibri" w:eastAsia="Microsoft YaHei" w:cs="Calibri"/>
+                <w:sz w:val="18"/>
+                <w:szCs w:val="18"/>
+              </w:rPr>
+              <w:t xml:space="preserve">8.743%</w:t>
             </w:r>
           </w:p>
         </w:tc>
@@ -12454,7 +12122,7 @@
         </w:trPr>
         <w:tc>
           <w:tcPr>
-            <w:tcW w:w="1199" w:type="dxa"/>
+            <w:tcW w:w="2581" w:type="dxa"/>
           </w:tcPr>
           <w:p>
             <w:pPr>
@@ -12475,106 +12143,64 @@
         </w:tc>
         <w:tc>
           <w:tcPr>
-            <w:tcW w:w="2023" w:type="dxa"/>
-          </w:tcPr>
-          <w:p>
-            <w:pPr>
-              <w:pStyle w:val="TableText"/>
-              <w:jc w:val="left"/>
-              <w:wordWrap w:val="0"/>
-              <w:spacing w:before="0" w:after="0" w:line="320" w:lineRule="exact"/>
-            </w:pPr>
-            <w:r>
-              <w:rPr>
-                <w:rFonts w:ascii="Calibri" w:hAnsi="Calibri" w:eastAsia="Microsoft YaHei" w:cs="Calibri"/>
-                <w:sz w:val="18"/>
-                <w:szCs w:val="18"/>
-              </w:rPr>
-              <w:t xml:space="preserve">F⁠a⁠a⁠S w⁠a⁠r⁠m i⁠n⁠v⁠o⁠c⁠a⁠t⁠i⁠o⁠n</w:t>
-            </w:r>
-          </w:p>
-        </w:tc>
-        <w:tc>
-          <w:tcPr>
-            <w:tcW w:w="1405" w:type="dxa"/>
-          </w:tcPr>
-          <w:p>
-            <w:pPr>
-              <w:pStyle w:val="TableText"/>
-              <w:jc w:val="left"/>
-              <w:wordWrap w:val="0"/>
-              <w:spacing w:before="0" w:after="0" w:line="320" w:lineRule="exact"/>
-            </w:pPr>
-            <w:r>
-              <w:rPr>
-                <w:rFonts w:ascii="Calibri" w:hAnsi="Calibri" w:eastAsia="Microsoft YaHei" w:cs="Calibri"/>
-                <w:sz w:val="18"/>
-                <w:szCs w:val="18"/>
-              </w:rPr>
-              <w:t xml:space="preserve">2886.169</w:t>
-            </w:r>
-          </w:p>
-        </w:tc>
-        <w:tc>
-          <w:tcPr>
-            <w:tcW w:w="1817" w:type="dxa"/>
-          </w:tcPr>
-          <w:p>
-            <w:pPr>
-              <w:pStyle w:val="TableText"/>
-              <w:jc w:val="left"/>
-              <w:wordWrap w:val="0"/>
-              <w:spacing w:before="0" w:after="0" w:line="320" w:lineRule="exact"/>
-            </w:pPr>
-            <w:r>
-              <w:rPr>
-                <w:rFonts w:ascii="Calibri" w:hAnsi="Calibri" w:eastAsia="Microsoft YaHei" w:cs="Calibri"/>
-                <w:sz w:val="18"/>
-                <w:szCs w:val="18"/>
-              </w:rPr>
-              <w:t xml:space="preserve">N/A</w:t>
-            </w:r>
-          </w:p>
-        </w:tc>
-        <w:tc>
-          <w:tcPr>
-            <w:tcW w:w="1680" w:type="dxa"/>
-          </w:tcPr>
-          <w:p>
-            <w:pPr>
-              <w:pStyle w:val="TableText"/>
-              <w:jc w:val="left"/>
-              <w:wordWrap w:val="0"/>
-              <w:spacing w:before="0" w:after="0" w:line="320" w:lineRule="exact"/>
-            </w:pPr>
-            <w:r>
-              <w:rPr>
-                <w:rFonts w:ascii="Calibri" w:hAnsi="Calibri" w:eastAsia="Microsoft YaHei" w:cs="Calibri"/>
-                <w:sz w:val="18"/>
-                <w:szCs w:val="18"/>
-              </w:rPr>
-              <w:t xml:space="preserve">2291.965</w:t>
-            </w:r>
-          </w:p>
-        </w:tc>
-        <w:tc>
-          <w:tcPr>
-            <w:tcW w:w="1474" w:type="dxa"/>
-          </w:tcPr>
-          <w:p>
-            <w:pPr>
-              <w:pStyle w:val="TableText"/>
-              <w:jc w:val="left"/>
-              <w:wordWrap w:val="0"/>
-              <w:spacing w:before="0" w:after="0" w:line="320" w:lineRule="exact"/>
-            </w:pPr>
-            <w:r>
-              <w:rPr>
-                <w:rFonts w:ascii="Calibri" w:hAnsi="Calibri" w:eastAsia="Microsoft YaHei" w:cs="Calibri"/>
-                <w:sz w:val="18"/>
-                <w:szCs w:val="18"/>
-              </w:rPr>
-              <w:t xml:space="preserve">20.588%</w:t>
+            <w:tcW w:w="2339" w:type="dxa"/>
+          </w:tcPr>
+          <w:p>
+            <w:pPr>
+              <w:pStyle w:val="TableText"/>
+              <w:jc w:val="left"/>
+              <w:wordWrap w:val="0"/>
+              <w:spacing w:before="0" w:after="0" w:line="320" w:lineRule="exact"/>
+            </w:pPr>
+            <w:r>
+              <w:rPr>
+                <w:rFonts w:ascii="Calibri" w:hAnsi="Calibri" w:eastAsia="Microsoft YaHei" w:cs="Calibri"/>
+                <w:sz w:val="18"/>
+                <w:szCs w:val="18"/>
+              </w:rPr>
+              <w:t xml:space="preserve">8.181%</w:t>
+            </w:r>
+          </w:p>
+        </w:tc>
+        <w:tc>
+          <w:tcPr>
+            <w:tcW w:w="2339" w:type="dxa"/>
+          </w:tcPr>
+          <w:p>
+            <w:pPr>
+              <w:pStyle w:val="TableText"/>
+              <w:jc w:val="left"/>
+              <w:wordWrap w:val="0"/>
+              <w:spacing w:before="0" w:after="0" w:line="320" w:lineRule="exact"/>
+            </w:pPr>
+            <w:r>
+              <w:rPr>
+                <w:rFonts w:ascii="Calibri" w:hAnsi="Calibri" w:eastAsia="Microsoft YaHei" w:cs="Calibri"/>
+                <w:sz w:val="18"/>
+                <w:szCs w:val="18"/>
+              </w:rPr>
+              <w:t xml:space="preserve">8.393%</w:t>
+            </w:r>
+          </w:p>
+        </w:tc>
+        <w:tc>
+          <w:tcPr>
+            <w:tcW w:w="2339" w:type="dxa"/>
+          </w:tcPr>
+          <w:p>
+            <w:pPr>
+              <w:pStyle w:val="TableText"/>
+              <w:jc w:val="left"/>
+              <w:wordWrap w:val="0"/>
+              <w:spacing w:before="0" w:after="0" w:line="320" w:lineRule="exact"/>
+            </w:pPr>
+            <w:r>
+              <w:rPr>
+                <w:rFonts w:ascii="Calibri" w:hAnsi="Calibri" w:eastAsia="Microsoft YaHei" w:cs="Calibri"/>
+                <w:sz w:val="18"/>
+                <w:szCs w:val="18"/>
+              </w:rPr>
+              <w:t xml:space="preserve">8.287%</w:t>
             </w:r>
           </w:p>
         </w:tc>
@@ -12585,7 +12211,7 @@
         </w:trPr>
         <w:tc>
           <w:tcPr>
-            <w:tcW w:w="1199" w:type="dxa"/>
+            <w:tcW w:w="2581" w:type="dxa"/>
           </w:tcPr>
           <w:p>
             <w:pPr>
@@ -12606,106 +12232,64 @@
         </w:tc>
         <w:tc>
           <w:tcPr>
-            <w:tcW w:w="2023" w:type="dxa"/>
-          </w:tcPr>
-          <w:p>
-            <w:pPr>
-              <w:pStyle w:val="TableText"/>
-              <w:jc w:val="left"/>
-              <w:wordWrap w:val="0"/>
-              <w:spacing w:before="0" w:after="0" w:line="320" w:lineRule="exact"/>
-            </w:pPr>
-            <w:r>
-              <w:rPr>
-                <w:rFonts w:ascii="Calibri" w:hAnsi="Calibri" w:eastAsia="Microsoft YaHei" w:cs="Calibri"/>
-                <w:sz w:val="16"/>
-                <w:szCs w:val="16"/>
-              </w:rPr>
-              <w:t xml:space="preserve">G⁠r⁠a⁠p⁠h f⁠r⁠o⁠n⁠t⁠i⁠e⁠r</w:t>
-            </w:r>
-          </w:p>
-        </w:tc>
-        <w:tc>
-          <w:tcPr>
-            <w:tcW w:w="1405" w:type="dxa"/>
-          </w:tcPr>
-          <w:p>
-            <w:pPr>
-              <w:pStyle w:val="TableText"/>
-              <w:jc w:val="left"/>
-              <w:wordWrap w:val="0"/>
-              <w:spacing w:before="0" w:after="0" w:line="320" w:lineRule="exact"/>
-            </w:pPr>
-            <w:r>
-              <w:rPr>
-                <w:rFonts w:ascii="Calibri" w:hAnsi="Calibri" w:eastAsia="Microsoft YaHei" w:cs="Calibri"/>
-                <w:sz w:val="18"/>
-                <w:szCs w:val="18"/>
-              </w:rPr>
-              <w:t xml:space="preserve">3184.057</w:t>
-            </w:r>
-          </w:p>
-        </w:tc>
-        <w:tc>
-          <w:tcPr>
-            <w:tcW w:w="1817" w:type="dxa"/>
-          </w:tcPr>
-          <w:p>
-            <w:pPr>
-              <w:pStyle w:val="TableText"/>
-              <w:jc w:val="left"/>
-              <w:wordWrap w:val="0"/>
-              <w:spacing w:before="0" w:after="0" w:line="320" w:lineRule="exact"/>
-            </w:pPr>
-            <w:r>
-              <w:rPr>
-                <w:rFonts w:ascii="Calibri" w:hAnsi="Calibri" w:eastAsia="Microsoft YaHei" w:cs="Calibri"/>
-                <w:sz w:val="18"/>
-                <w:szCs w:val="18"/>
-              </w:rPr>
-              <w:t xml:space="preserve">N/A</w:t>
-            </w:r>
-          </w:p>
-        </w:tc>
-        <w:tc>
-          <w:tcPr>
-            <w:tcW w:w="1680" w:type="dxa"/>
-          </w:tcPr>
-          <w:p>
-            <w:pPr>
-              <w:pStyle w:val="TableText"/>
-              <w:jc w:val="left"/>
-              <w:wordWrap w:val="0"/>
-              <w:spacing w:before="0" w:after="0" w:line="320" w:lineRule="exact"/>
-            </w:pPr>
-            <w:r>
-              <w:rPr>
-                <w:rFonts w:ascii="Calibri" w:hAnsi="Calibri" w:eastAsia="Microsoft YaHei" w:cs="Calibri"/>
-                <w:sz w:val="18"/>
-                <w:szCs w:val="18"/>
-              </w:rPr>
-              <w:t xml:space="preserve">2266.781</w:t>
-            </w:r>
-          </w:p>
-        </w:tc>
-        <w:tc>
-          <w:tcPr>
-            <w:tcW w:w="1474" w:type="dxa"/>
-          </w:tcPr>
-          <w:p>
-            <w:pPr>
-              <w:pStyle w:val="TableText"/>
-              <w:jc w:val="left"/>
-              <w:wordWrap w:val="0"/>
-              <w:spacing w:before="0" w:after="0" w:line="320" w:lineRule="exact"/>
-            </w:pPr>
-            <w:r>
-              <w:rPr>
-                <w:rFonts w:ascii="Calibri" w:hAnsi="Calibri" w:eastAsia="Microsoft YaHei" w:cs="Calibri"/>
-                <w:sz w:val="18"/>
-                <w:szCs w:val="18"/>
-              </w:rPr>
-              <w:t xml:space="preserve">28.808%</w:t>
+            <w:tcW w:w="2339" w:type="dxa"/>
+          </w:tcPr>
+          <w:p>
+            <w:pPr>
+              <w:pStyle w:val="TableText"/>
+              <w:jc w:val="left"/>
+              <w:wordWrap w:val="0"/>
+              <w:spacing w:before="0" w:after="0" w:line="320" w:lineRule="exact"/>
+            </w:pPr>
+            <w:r>
+              <w:rPr>
+                <w:rFonts w:ascii="Calibri" w:hAnsi="Calibri" w:eastAsia="Microsoft YaHei" w:cs="Calibri"/>
+                <w:sz w:val="18"/>
+                <w:szCs w:val="18"/>
+              </w:rPr>
+              <w:t xml:space="preserve">12.718%</w:t>
+            </w:r>
+          </w:p>
+        </w:tc>
+        <w:tc>
+          <w:tcPr>
+            <w:tcW w:w="2339" w:type="dxa"/>
+          </w:tcPr>
+          <w:p>
+            <w:pPr>
+              <w:pStyle w:val="TableText"/>
+              <w:jc w:val="left"/>
+              <w:wordWrap w:val="0"/>
+              <w:spacing w:before="0" w:after="0" w:line="320" w:lineRule="exact"/>
+            </w:pPr>
+            <w:r>
+              <w:rPr>
+                <w:rFonts w:ascii="Calibri" w:hAnsi="Calibri" w:eastAsia="Microsoft YaHei" w:cs="Calibri"/>
+                <w:sz w:val="18"/>
+                <w:szCs w:val="18"/>
+              </w:rPr>
+              <w:t xml:space="preserve">13.065%</w:t>
+            </w:r>
+          </w:p>
+        </w:tc>
+        <w:tc>
+          <w:tcPr>
+            <w:tcW w:w="2339" w:type="dxa"/>
+          </w:tcPr>
+          <w:p>
+            <w:pPr>
+              <w:pStyle w:val="TableText"/>
+              <w:jc w:val="left"/>
+              <w:wordWrap w:val="0"/>
+              <w:spacing w:before="0" w:after="0" w:line="320" w:lineRule="exact"/>
+            </w:pPr>
+            <w:r>
+              <w:rPr>
+                <w:rFonts w:ascii="Calibri" w:hAnsi="Calibri" w:eastAsia="Microsoft YaHei" w:cs="Calibri"/>
+                <w:sz w:val="18"/>
+                <w:szCs w:val="18"/>
+              </w:rPr>
+              <w:t xml:space="preserve">12.891%</w:t>
             </w:r>
           </w:p>
         </w:tc>
@@ -12716,7 +12300,7 @@
         </w:trPr>
         <w:tc>
           <w:tcPr>
-            <w:tcW w:w="1199" w:type="dxa"/>
+            <w:tcW w:w="2581" w:type="dxa"/>
           </w:tcPr>
           <w:p>
             <w:pPr>
@@ -12737,106 +12321,64 @@
         </w:tc>
         <w:tc>
           <w:tcPr>
-            <w:tcW w:w="2023" w:type="dxa"/>
-          </w:tcPr>
-          <w:p>
-            <w:pPr>
-              <w:pStyle w:val="TableText"/>
-              <w:jc w:val="left"/>
-              <w:wordWrap w:val="0"/>
-              <w:spacing w:before="0" w:after="0" w:line="320" w:lineRule="exact"/>
-            </w:pPr>
-            <w:r>
-              <w:rPr>
-                <w:rFonts w:ascii="Calibri" w:hAnsi="Calibri" w:eastAsia="Microsoft YaHei" w:cs="Calibri"/>
-                <w:sz w:val="18"/>
-                <w:szCs w:val="18"/>
-              </w:rPr>
-              <w:t xml:space="preserve">F⁠e⁠a⁠t⁠u⁠r⁠e s⁠t⁠o⁠r⁠e</w:t>
-            </w:r>
-          </w:p>
-        </w:tc>
-        <w:tc>
-          <w:tcPr>
-            <w:tcW w:w="1405" w:type="dxa"/>
-          </w:tcPr>
-          <w:p>
-            <w:pPr>
-              <w:pStyle w:val="TableText"/>
-              <w:jc w:val="left"/>
-              <w:wordWrap w:val="0"/>
-              <w:spacing w:before="0" w:after="0" w:line="320" w:lineRule="exact"/>
-            </w:pPr>
-            <w:r>
-              <w:rPr>
-                <w:rFonts w:ascii="Calibri" w:hAnsi="Calibri" w:eastAsia="Microsoft YaHei" w:cs="Calibri"/>
-                <w:sz w:val="18"/>
-                <w:szCs w:val="18"/>
-              </w:rPr>
-              <w:t xml:space="preserve">2892.318</w:t>
-            </w:r>
-          </w:p>
-        </w:tc>
-        <w:tc>
-          <w:tcPr>
-            <w:tcW w:w="1817" w:type="dxa"/>
-          </w:tcPr>
-          <w:p>
-            <w:pPr>
-              <w:pStyle w:val="TableText"/>
-              <w:jc w:val="left"/>
-              <w:wordWrap w:val="0"/>
-              <w:spacing w:before="0" w:after="0" w:line="320" w:lineRule="exact"/>
-            </w:pPr>
-            <w:r>
-              <w:rPr>
-                <w:rFonts w:ascii="Calibri" w:hAnsi="Calibri" w:eastAsia="Microsoft YaHei" w:cs="Calibri"/>
-                <w:sz w:val="18"/>
-                <w:szCs w:val="18"/>
-              </w:rPr>
-              <w:t xml:space="preserve">N/A</w:t>
-            </w:r>
-          </w:p>
-        </w:tc>
-        <w:tc>
-          <w:tcPr>
-            <w:tcW w:w="1680" w:type="dxa"/>
-          </w:tcPr>
-          <w:p>
-            <w:pPr>
-              <w:pStyle w:val="TableText"/>
-              <w:jc w:val="left"/>
-              <w:wordWrap w:val="0"/>
-              <w:spacing w:before="0" w:after="0" w:line="320" w:lineRule="exact"/>
-            </w:pPr>
-            <w:r>
-              <w:rPr>
-                <w:rFonts w:ascii="Calibri" w:hAnsi="Calibri" w:eastAsia="Microsoft YaHei" w:cs="Calibri"/>
-                <w:sz w:val="18"/>
-                <w:szCs w:val="18"/>
-              </w:rPr>
-              <w:t xml:space="preserve">2321.671</w:t>
-            </w:r>
-          </w:p>
-        </w:tc>
-        <w:tc>
-          <w:tcPr>
-            <w:tcW w:w="1474" w:type="dxa"/>
-          </w:tcPr>
-          <w:p>
-            <w:pPr>
-              <w:pStyle w:val="TableText"/>
-              <w:jc w:val="left"/>
-              <w:wordWrap w:val="0"/>
-              <w:spacing w:before="0" w:after="0" w:line="320" w:lineRule="exact"/>
-            </w:pPr>
-            <w:r>
-              <w:rPr>
-                <w:rFonts w:ascii="Calibri" w:hAnsi="Calibri" w:eastAsia="Microsoft YaHei" w:cs="Calibri"/>
-                <w:sz w:val="18"/>
-                <w:szCs w:val="18"/>
-              </w:rPr>
-              <w:t xml:space="preserve">19.730%</w:t>
+            <w:tcW w:w="2339" w:type="dxa"/>
+          </w:tcPr>
+          <w:p>
+            <w:pPr>
+              <w:pStyle w:val="TableText"/>
+              <w:jc w:val="left"/>
+              <w:wordWrap w:val="0"/>
+              <w:spacing w:before="0" w:after="0" w:line="320" w:lineRule="exact"/>
+            </w:pPr>
+            <w:r>
+              <w:rPr>
+                <w:rFonts w:ascii="Calibri" w:hAnsi="Calibri" w:eastAsia="Microsoft YaHei" w:cs="Calibri"/>
+                <w:sz w:val="18"/>
+                <w:szCs w:val="18"/>
+              </w:rPr>
+              <w:t xml:space="preserve">8.122%</w:t>
+            </w:r>
+          </w:p>
+        </w:tc>
+        <w:tc>
+          <w:tcPr>
+            <w:tcW w:w="2339" w:type="dxa"/>
+          </w:tcPr>
+          <w:p>
+            <w:pPr>
+              <w:pStyle w:val="TableText"/>
+              <w:jc w:val="left"/>
+              <w:wordWrap w:val="0"/>
+              <w:spacing w:before="0" w:after="0" w:line="320" w:lineRule="exact"/>
+            </w:pPr>
+            <w:r>
+              <w:rPr>
+                <w:rFonts w:ascii="Calibri" w:hAnsi="Calibri" w:eastAsia="Microsoft YaHei" w:cs="Calibri"/>
+                <w:sz w:val="18"/>
+                <w:szCs w:val="18"/>
+              </w:rPr>
+              <w:t xml:space="preserve">8.761%</w:t>
+            </w:r>
+          </w:p>
+        </w:tc>
+        <w:tc>
+          <w:tcPr>
+            <w:tcW w:w="2339" w:type="dxa"/>
+          </w:tcPr>
+          <w:p>
+            <w:pPr>
+              <w:pStyle w:val="TableText"/>
+              <w:jc w:val="left"/>
+              <w:wordWrap w:val="0"/>
+              <w:spacing w:before="0" w:after="0" w:line="320" w:lineRule="exact"/>
+            </w:pPr>
+            <w:r>
+              <w:rPr>
+                <w:rFonts w:ascii="Calibri" w:hAnsi="Calibri" w:eastAsia="Microsoft YaHei" w:cs="Calibri"/>
+                <w:sz w:val="18"/>
+                <w:szCs w:val="18"/>
+              </w:rPr>
+              <w:t xml:space="preserve">8.441%</w:t>
             </w:r>
           </w:p>
         </w:tc>
@@ -12844,333 +12386,15 @@
     </w:tbl>
     <w:p>
       <w:pPr>
-        <w:ind w:left="0" w:firstLine="420"/>
-      </w:pPr>
-      <w:r>
-        <w:rPr>
-          <w:rFonts w:ascii="Calibri" w:hAnsi="Calibri" w:eastAsia="Microsoft YaHei" w:cs="Calibri"/>
-        </w:rPr>
-        <w:t xml:space="preserve">六个代表应用均显示 optimized 相对 naive 的端到端收益，降幅范围为 14.67%–28.81%。</w:t>
-      </w:r>
-    </w:p>
-    <w:p>
-      <w:pPr>
-        <w:ind w:left="0" w:firstLine="420"/>
-      </w:pPr>
-      <w:r>
-        <w:rPr>
-          <w:rFonts w:ascii="Calibri" w:hAnsi="Calibri" w:eastAsia="Microsoft YaHei" w:cs="Calibri"/>
-        </w:rPr>
-        <w:t xml:space="preserve">该矩阵证明 UBCC 的容量和协议机制可以用于代表性应用模式与 16N1S Level-A 协议⁠节⁠点⁠规⁠模⁠。</w:t>
-      </w:r>
-    </w:p>
-    <w:p>
-      <w:pPr>
-        <w:pStyle w:val="FigureCaption"/>
-        <w:jc w:val="center"/>
-      </w:pPr>
-      <w:r>
-        <w:rPr>
-          <w:rFonts w:ascii="Calibri" w:hAnsi="Calibri" w:eastAsia="Microsoft YaHei" w:cs="Calibri"/>
-        </w:rPr>
-        <w:t xml:space="preserve">图 4-3 改用 2026-09-06–08 新批次全部 60 个 TC×拓扑×压力坐标的 naive 与 spill-noopt</w:t>
-      </w:r>
-    </w:p>
-    <w:p>
-      <w:pPr>
-        <w:ind w:left="0" w:firstLine="420"/>
-      </w:pPr>
-      <w:r>
-        <w:rPr>
-          <w:rFonts w:ascii="Calibri" w:hAnsi="Calibri" w:eastAsia="Microsoft YaHei" w:cs="Calibri"/>
-        </w:rPr>
-        <w:t xml:space="preserve">E2E 配对，共 120 个选定臂。应用臂不是 optimized，不与上方历⁠史⁠表⁠混⁠合⁠。</w:t>
-      </w:r>
-    </w:p>
-    <w:p>
-      <w:pPr>
-        <w:ind w:left="0" w:firstLine="420"/>
-      </w:pPr>
-      <w:r>
-        <w:rPr>
-          <w:rFonts w:ascii="Calibri" w:hAnsi="Calibri" w:eastAsia="Microsoft YaHei" w:cs="Calibri"/>
-        </w:rPr>
-        <w:t xml:space="preserve">沿用 summarize_database_perf_matrix.py 的 mean_plane_ns_per_operation：每 pl⁠a⁠n⁠e⁠ ⁠的</w:t>
-      </w:r>
-    </w:p>
-    <w:p>
-      <w:pPr>
-        <w:ind w:left="0" w:firstLine="420"/>
-      </w:pPr>
-      <w:r>
-        <w:rPr>
-          <w:rFonts w:ascii="Calibri" w:hAnsi="Calibri" w:eastAsia="Microsoft YaHei" w:cs="Calibri"/>
-        </w:rPr>
-        <w:t xml:space="preserve">counter_ticks × 10⁹ / frequency / operations 后跨 plane 等权平均；保留每 plan⁠e⁠ ⁠的⁠原⁠始</w:t>
-      </w:r>
-    </w:p>
-    <w:p>
-      <w:pPr>
-        <w:ind w:left="0" w:firstLine="420"/>
-      </w:pPr>
-      <w:r>
-        <w:rPr>
-          <w:rFonts w:ascii="Calibri" w:hAnsi="Calibri" w:eastAsia="Microsoft YaHei" w:cs="Calibri"/>
-        </w:rPr>
-        <w:t xml:space="preserve">operations 与频率。TC142–147 分别采用 db_oltp、db_btree、db_wal、faas、graph、feature</w:t>
-      </w:r>
-    </w:p>
-    <w:p>
-      <w:pPr>
-        <w:ind w:left="0" w:firstLine="420"/>
-      </w:pPr>
-      <w:r>
-        <w:rPr>
-          <w:rFonts w:ascii="Calibri" w:hAnsi="Calibri" w:eastAsia="Microsoft YaHei" w:cs="Calibri"/>
-        </w:rPr>
-        <w:t xml:space="preserve">的 end_to_end phase，不用 service 或 Outer 顶替。全部预期 plane 必须齐全⁠且⁠不⁠重⁠复⁠。</w:t>
-      </w:r>
-    </w:p>
-    <w:tbl>
-      <w:tblPr>
-        <w:tblStyle w:val="TableGrid"/>
-        <w:tblW w:w="5000" w:type="pct"/>
-        <w:tblLayout w:type="fixed"/>
-        <w:tblCellMar>
-          <w:top w:w="60" w:type="dxa"/>
-          <w:left w:w="90" w:type="dxa"/>
-          <w:bottom w:w="60" w:type="dxa"/>
-          <w:right w:w="90" w:type="dxa"/>
-        </w:tblCellMar>
-      </w:tblPr>
-      <w:tblGrid>
-        <w:gridCol w:w="2023"/>
-        <w:gridCol w:w="2023"/>
-        <w:gridCol w:w="5553"/>
-      </w:tblGrid>
-      <w:tr>
-        <w:trPr>
-          <w:cantSplit/>
-          <w:tblHeader/>
-        </w:trPr>
-        <w:tc>
-          <w:tcPr>
-            <w:tcW w:w="2023" w:type="dxa"/>
-            <w:shd w:val="clear" w:color="auto" w:fill="D9E2F3"/>
-          </w:tcPr>
-          <w:p>
-            <w:pPr>
-              <w:pStyle w:val="TableText"/>
-              <w:jc w:val="left"/>
-              <w:wordWrap w:val="0"/>
-              <w:spacing w:before="0" w:after="0" w:line="320" w:lineRule="exact"/>
-            </w:pPr>
-            <w:r>
-              <w:rPr>
-                <w:rFonts w:ascii="Calibri" w:hAnsi="Calibri" w:eastAsia="SimHei" w:cs="Calibri"/>
-                <w:b/>
-                <w:sz w:val="18"/>
-                <w:szCs w:val="18"/>
-              </w:rPr>
-              <w:t xml:space="preserve">新应用目录压力</w:t>
-            </w:r>
-          </w:p>
-        </w:tc>
-        <w:tc>
-          <w:tcPr>
-            <w:tcW w:w="2023" w:type="dxa"/>
-            <w:shd w:val="clear" w:color="auto" w:fill="D9E2F3"/>
-          </w:tcPr>
-          <w:p>
-            <w:pPr>
-              <w:pStyle w:val="TableText"/>
-              <w:jc w:val="left"/>
-              <w:wordWrap w:val="0"/>
-              <w:spacing w:before="0" w:after="0" w:line="320" w:lineRule="exact"/>
-            </w:pPr>
-            <w:r>
-              <w:rPr>
-                <w:rFonts w:ascii="Calibri" w:hAnsi="Calibri" w:eastAsia="SimHei" w:cs="Calibri"/>
-                <w:b/>
-                <w:sz w:val="18"/>
-                <w:szCs w:val="18"/>
-              </w:rPr>
-              <w:t xml:space="preserve">实测配对坐标</w:t>
-            </w:r>
-          </w:p>
-        </w:tc>
-        <w:tc>
-          <w:tcPr>
-            <w:tcW w:w="5553" w:type="dxa"/>
-            <w:shd w:val="clear" w:color="auto" w:fill="D9E2F3"/>
-          </w:tcPr>
-          <w:p>
-            <w:pPr>
-              <w:pStyle w:val="TableText"/>
-              <w:jc w:val="left"/>
-              <w:wordWrap w:val="0"/>
-              <w:spacing w:before="0" w:after="0" w:line="320" w:lineRule="exact"/>
-            </w:pPr>
-            <w:r>
-              <w:rPr>
-                <w:rFonts w:ascii="Calibri" w:hAnsi="Calibri" w:eastAsia="SimHei" w:cs="Calibri"/>
-                <w:b/>
-                <w:sz w:val="18"/>
-                <w:szCs w:val="18"/>
-              </w:rPr>
-              <w:t xml:space="preserve">n⁠a⁠i⁠v⁠e / s⁠p⁠i⁠l⁠l⁠-⁠n⁠o⁠o⁠p⁠t 层级 G⁠M</w:t>
-            </w:r>
-          </w:p>
-        </w:tc>
-      </w:tr>
-      <w:tr>
-        <w:trPr>
-          <w:cantSplit/>
-        </w:trPr>
-        <w:tc>
-          <w:tcPr>
-            <w:tcW w:w="2023" w:type="dxa"/>
-          </w:tcPr>
-          <w:p>
-            <w:pPr>
-              <w:pStyle w:val="TableText"/>
-              <w:jc w:val="left"/>
-              <w:wordWrap w:val="0"/>
-              <w:spacing w:before="0" w:after="0" w:line="320" w:lineRule="exact"/>
-            </w:pPr>
-            <w:r>
-              <w:rPr>
-                <w:rFonts w:ascii="Calibri" w:hAnsi="Calibri" w:eastAsia="Microsoft YaHei" w:cs="Calibri"/>
-                <w:sz w:val="18"/>
-                <w:szCs w:val="18"/>
-              </w:rPr>
-              <w:t xml:space="preserve">P⁠1⁠7⁠5</w:t>
-            </w:r>
-          </w:p>
-        </w:tc>
-        <w:tc>
-          <w:tcPr>
-            <w:tcW w:w="2023" w:type="dxa"/>
-          </w:tcPr>
-          <w:p>
-            <w:pPr>
-              <w:pStyle w:val="TableText"/>
-              <w:jc w:val="left"/>
-              <w:wordWrap w:val="0"/>
-              <w:spacing w:before="0" w:after="0" w:line="320" w:lineRule="exact"/>
-            </w:pPr>
-            <w:r>
-              <w:rPr>
-                <w:rFonts w:ascii="Calibri" w:hAnsi="Calibri" w:eastAsia="Microsoft YaHei" w:cs="Calibri"/>
-                <w:sz w:val="18"/>
-                <w:szCs w:val="18"/>
-              </w:rPr>
-              <w:t xml:space="preserve">30 / 30</w:t>
-            </w:r>
-          </w:p>
-        </w:tc>
-        <w:tc>
-          <w:tcPr>
-            <w:tcW w:w="5553" w:type="dxa"/>
-          </w:tcPr>
-          <w:p>
-            <w:pPr>
-              <w:pStyle w:val="TableText"/>
-              <w:jc w:val="left"/>
-              <w:wordWrap w:val="0"/>
-              <w:spacing w:before="0" w:after="0" w:line="320" w:lineRule="exact"/>
-            </w:pPr>
-            <w:r>
-              <w:rPr>
-                <w:rFonts w:ascii="Calibri" w:hAnsi="Calibri" w:eastAsia="Microsoft YaHei" w:cs="Calibri"/>
-                <w:sz w:val="18"/>
-                <w:szCs w:val="18"/>
-              </w:rPr>
-              <w:t xml:space="preserve">1.107×</w:t>
-            </w:r>
-          </w:p>
-        </w:tc>
-      </w:tr>
-      <w:tr>
-        <w:trPr>
-          <w:cantSplit/>
-        </w:trPr>
-        <w:tc>
-          <w:tcPr>
-            <w:tcW w:w="2023" w:type="dxa"/>
-          </w:tcPr>
-          <w:p>
-            <w:pPr>
-              <w:pStyle w:val="TableText"/>
-              <w:jc w:val="left"/>
-              <w:wordWrap w:val="0"/>
-              <w:spacing w:before="0" w:after="0" w:line="320" w:lineRule="exact"/>
-            </w:pPr>
-            <w:r>
-              <w:rPr>
-                <w:rFonts w:ascii="Calibri" w:hAnsi="Calibri" w:eastAsia="Microsoft YaHei" w:cs="Calibri"/>
-                <w:sz w:val="18"/>
-                <w:szCs w:val="18"/>
-              </w:rPr>
-              <w:t xml:space="preserve">P⁠2⁠0⁠0</w:t>
-            </w:r>
-          </w:p>
-        </w:tc>
-        <w:tc>
-          <w:tcPr>
-            <w:tcW w:w="2023" w:type="dxa"/>
-          </w:tcPr>
-          <w:p>
-            <w:pPr>
-              <w:pStyle w:val="TableText"/>
-              <w:jc w:val="left"/>
-              <w:wordWrap w:val="0"/>
-              <w:spacing w:before="0" w:after="0" w:line="320" w:lineRule="exact"/>
-            </w:pPr>
-            <w:r>
-              <w:rPr>
-                <w:rFonts w:ascii="Calibri" w:hAnsi="Calibri" w:eastAsia="Microsoft YaHei" w:cs="Calibri"/>
-                <w:sz w:val="18"/>
-                <w:szCs w:val="18"/>
-              </w:rPr>
-              <w:t xml:space="preserve">30 / 30</w:t>
-            </w:r>
-          </w:p>
-        </w:tc>
-        <w:tc>
-          <w:tcPr>
-            <w:tcW w:w="5553" w:type="dxa"/>
-          </w:tcPr>
-          <w:p>
-            <w:pPr>
-              <w:pStyle w:val="TableText"/>
-              <w:jc w:val="left"/>
-              <w:wordWrap w:val="0"/>
-              <w:spacing w:before="0" w:after="0" w:line="320" w:lineRule="exact"/>
-            </w:pPr>
-            <w:r>
-              <w:rPr>
-                <w:rFonts w:ascii="Calibri" w:hAnsi="Calibri" w:eastAsia="Microsoft YaHei" w:cs="Calibri"/>
-                <w:sz w:val="18"/>
-                <w:szCs w:val="18"/>
-              </w:rPr>
-              <w:t xml:space="preserve">1.109×</w:t>
-            </w:r>
-          </w:p>
-        </w:tc>
-      </w:tr>
-    </w:tbl>
-    <w:p>
-      <w:pPr>
         <w:jc w:val="center"/>
         <w:spacing w:before="100" w:after="40" w:line="240" w:lineRule="auto"/>
       </w:pPr>
       <w:r>
         <w:drawing>
           <wp:inline distT="0" distB="0" distL="0" distR="0">
-            <wp:extent cx="5580000" cy="2414931"/>
+            <wp:extent cx="5580000" cy="4016872"/>
             <wp:effectExtent l="0" t="0" r="0" b="0"/>
-            <wp:docPr id="6" name="图 4-3 TC142-TC147 新应用 E2E speedup" descr="图 4-3 TC142-TC147 新应用 E2E speedup"/>
+            <wp:docPr id="6" name="图 4-3 TC142-TC147 应用 E2E 降幅" descr="图 4-3 TC142-TC147 应用 E2E 降幅"/>
             <wp:cNvGraphicFramePr>
               <a:graphicFrameLocks xmlns:a="http://schemas.openxmlformats.org/drawingml/2006/main" noChangeAspect="1"/>
             </wp:cNvGraphicFramePr>
@@ -13178,7 +12402,7 @@
               <a:graphicData uri="http://schemas.openxmlformats.org/drawingml/2006/picture">
                 <pic:pic xmlns:pic="http://schemas.openxmlformats.org/drawingml/2006/picture">
                   <pic:nvPicPr>
-                    <pic:cNvPr id="6" name="图 4-3 TC142-TC147 新应用 E2E speedup"/>
+                    <pic:cNvPr id="6" name="图 4-3 TC142-TC147 应用 E2E 降幅"/>
                     <pic:cNvPicPr/>
                   </pic:nvPicPr>
                   <pic:blipFill>
@@ -13190,7 +12414,7 @@
                   <pic:spPr>
                     <a:xfrm>
                       <a:off x="0" y="0"/>
-                      <a:ext cx="5580000" cy="2414931"/>
+                      <a:ext cx="5580000" cy="4016872"/>
                     </a:xfrm>
                     <a:prstGeom prst="rect">
                       <a:avLst/>
@@ -13212,7 +12436,7 @@
         <w:rPr>
           <w:rFonts w:ascii="Calibri" w:hAnsi="Calibri" w:eastAsia="Microsoft YaHei" w:cs="Calibri"/>
         </w:rPr>
-        <w:t xml:space="preserve">图 4-3　新应用 naive / spill-noopt E2E speedup；每 TC 内跨拓扑 GM，再跨 TC GM；</w:t>
+        <w:t xml:space="preserve">图 4-3　naive 与 spill-noopt 的完整 episode 降幅；每个 TC 内 3N1S、8N1S、16N1S 等权，两个压力分面独立展示。</w:t>
       </w:r>
     </w:p>
     <w:p>
@@ -13223,7 +12447,7 @@
         <w:rPr>
           <w:rFonts w:ascii="Calibri" w:hAnsi="Calibri" w:eastAsia="Microsoft YaHei" w:cs="Calibri"/>
         </w:rPr>
-        <w:t xml:space="preserve">P175/P200 分面独立汇总，参考线 1×、1/0.9×。不把该 GM 当作原场景 10% 正式⁠通⁠过⁠判⁠据⁠。</w:t>
+        <w:t xml:space="preserve">注：本节为单轮实测。TODO：补充其他拓扑及 optimized 配对结果；正式验收采用既定三轮与⁠适⁠用⁠门⁠槛⁠。</w:t>
       </w:r>
     </w:p>
     <w:p>
@@ -13246,62 +12470,7 @@
         <w:rPr>
           <w:rFonts w:ascii="Calibri" w:hAnsi="Calibri" w:eastAsia="Microsoft YaHei" w:cs="Calibri"/>
         </w:rPr>
-        <w:t xml:space="preserve">本章表与图 5-1、5-2 仍为历史 2N1S/P100 正式参考模型结果，不是 9 月 8 日多拓⁠扑⁠新⁠实⁠测⁠。</w:t>
-      </w:r>
-    </w:p>
-    <w:p>
-      <w:pPr>
-        <w:ind w:left="0" w:firstLine="420"/>
-      </w:pPr>
-      <w:r>
-        <w:rPr>
-          <w:rFonts w:ascii="Calibri" w:hAnsi="Calibri" w:eastAsia="Microsoft YaHei" w:cs="Calibri"/>
-        </w:rPr>
-        <w:t xml:space="preserve">2026-09-08 多拓扑 P100 批次计划 480 臂（8 TC×6 拓扑×5 pairs×2），先做 96 臂 gate。</w:t>
-      </w:r>
-    </w:p>
-    <w:p>
-      <w:pPr>
-        <w:ind w:left="0" w:firstLine="420"/>
-      </w:pPr>
-      <w:r>
-        <w:rPr>
-          <w:rFonts w:ascii="Calibri" w:hAnsi="Calibri" w:eastAsia="Microsoft YaHei" w:cs="Calibri"/>
-        </w:rPr>
-        <w:t xml:space="preserve">本次只读检查时 state/progress.json 为 BLOCKED，首轮 2N1S/TC228 的 HA-VI 臂 runner</w:t>
-      </w:r>
-    </w:p>
-    <w:p>
-      <w:pPr>
-        <w:ind w:left="0" w:firstLine="420"/>
-      </w:pPr>
-      <w:r>
-        <w:rPr>
-          <w:rFonts w:ascii="Calibri" w:hAnsi="Calibri" w:eastAsia="Microsoft YaHei" w:cs="Calibri"/>
-        </w:rPr>
-        <w:t xml:space="preserve">return code 1，exit.json 为 1；未形成完整 gate，不发布新 P100 总体 GM，缺失⁠不⁠画⁠零⁠柱⁠。</w:t>
-      </w:r>
-    </w:p>
-    <w:p>
-      <w:pPr>
-        <w:ind w:left="0" w:firstLine="420"/>
-      </w:pPr>
-      <w:r>
-        <w:rPr>
-          <w:rFonts w:ascii="Calibri" w:hAnsi="Calibri" w:eastAsia="Microsoft YaHei" w:cs="Calibri"/>
-        </w:rPr>
-        <w:t xml:space="preserve">9 月 7 日 metric23-single 的 M3 为 2N1S/P0 单对，不混入 P100。新补测⁠尚⁠不⁠能⁠支⁠持</w:t>
-      </w:r>
-    </w:p>
-    <w:p>
-      <w:pPr>
-        <w:ind w:left="0" w:firstLine="420"/>
-      </w:pPr>
-      <w:r>
-        <w:rPr>
-          <w:rFonts w:ascii="Calibri" w:hAnsi="Calibri" w:eastAsia="Microsoft YaHei" w:cs="Calibri"/>
-        </w:rPr>
-        <w:t xml:space="preserve">TC×多拓扑比较，因此保留有覆盖的历史图，所有历史数值仅在原配置范⁠围⁠内⁠解⁠释⁠。</w:t>
+        <w:t xml:space="preserve">本章配对结果对应 2N1S、P100 的共同配置。扩展实验采用 3N1S、3N2S、8N1S、8N2S、16N1S 五种拓扑，八个 TC 在 UBCC 与 HA-VI 两种配置下各执行三轮，共 240 次。首轮覆盖全部 80 个实验配置，核验正确性、完成边界及配对指纹后，再执行两轮重复。核心组内三个 TC 等权，代表组内五个 TC 等权；轮次与拓扑⁠权⁠重⁠固⁠定⁠。</w:t>
       </w:r>
     </w:p>
     <w:p>
@@ -18327,7 +17496,7 @@
         <w:rPr>
           <w:rFonts w:ascii="Calibri" w:hAnsi="Calibri" w:eastAsia="Microsoft YaHei" w:cs="Calibri"/>
         </w:rPr>
-        <w:t xml:space="preserve">TC141 shared-writer recovery，以及 TC142-TC147 的 16N1S Level-A 三 profile ⁠应⁠用⁠矩⁠阵⁠。</w:t>
+        <w:t xml:space="preserve">以及 TC142-TC147 的 16N1S Level-A 三 profile ⁠应⁠用⁠矩⁠阵⁠。</w:t>
       </w:r>
     </w:p>
     <w:p>
@@ -20860,7 +20029,7 @@
         <w:rPr>
           <w:rFonts w:ascii="Calibri" w:hAnsi="Calibri" w:eastAsia="SimHei" w:cs="Calibri"/>
         </w:rPr>
-        <w:t xml:space="preserve">附录 B TC120-TC147 与 TC217 场景明细</w:t>
+        <w:t xml:space="preserve">附录 B TC120-TC140、TC142-TC147 与 TC217 场景明细</w:t>
       </w:r>
     </w:p>
     <w:p>
@@ -22447,7 +21616,7 @@
         <w:rPr>
           <w:rFonts w:ascii="Calibri" w:hAnsi="Calibri" w:eastAsia="SimHei" w:cs="Calibri"/>
         </w:rPr>
-        <w:t xml:space="preserve">B.2 TC130-TC141</w:t>
+        <w:t xml:space="preserve">B.2 TC130-TC140</w:t>
       </w:r>
     </w:p>
     <w:tbl>
@@ -24051,137 +23220,6 @@
                 <w:szCs w:val="18"/>
               </w:rPr>
               <w:t xml:space="preserve">低时延 c⁠r⁠o⁠s⁠s⁠-⁠L⁠2 控制场景</w:t>
-            </w:r>
-          </w:p>
-        </w:tc>
-      </w:tr>
-      <w:tr>
-        <w:trPr>
-          <w:cantSplit/>
-        </w:trPr>
-        <w:tc>
-          <w:tcPr>
-            <w:tcW w:w="863" w:type="dxa"/>
-          </w:tcPr>
-          <w:p>
-            <w:pPr>
-              <w:pStyle w:val="TableText"/>
-              <w:jc w:val="left"/>
-              <w:wordWrap w:val="0"/>
-              <w:spacing w:before="0" w:after="0" w:line="320" w:lineRule="exact"/>
-            </w:pPr>
-            <w:r>
-              <w:rPr>
-                <w:rFonts w:ascii="Calibri" w:hAnsi="Calibri" w:eastAsia="Microsoft YaHei" w:cs="Calibri"/>
-                <w:sz w:val="18"/>
-                <w:szCs w:val="18"/>
-              </w:rPr>
-              <w:t xml:space="preserve">T⁠C⁠1⁠4⁠1</w:t>
-            </w:r>
-          </w:p>
-        </w:tc>
-        <w:tc>
-          <w:tcPr>
-            <w:tcW w:w="1790" w:type="dxa"/>
-          </w:tcPr>
-          <w:p>
-            <w:pPr>
-              <w:pStyle w:val="TableText"/>
-              <w:jc w:val="left"/>
-              <w:wordWrap w:val="0"/>
-              <w:spacing w:before="0" w:after="0" w:line="320" w:lineRule="exact"/>
-            </w:pPr>
-            <w:r>
-              <w:rPr>
-                <w:rFonts w:ascii="Calibri" w:hAnsi="Calibri" w:eastAsia="Microsoft YaHei" w:cs="Calibri"/>
-                <w:sz w:val="18"/>
-                <w:szCs w:val="18"/>
-              </w:rPr>
-              <w:t xml:space="preserve">3N1S；n⁠o⁠d⁠e⁠1 s⁠h⁠a⁠r⁠e/w⁠r⁠i⁠t⁠e，n⁠o⁠d⁠e⁠2 v⁠e⁠r⁠i⁠f⁠y</w:t>
-            </w:r>
-          </w:p>
-        </w:tc>
-        <w:tc>
-          <w:tcPr>
-            <w:tcW w:w="1790" w:type="dxa"/>
-          </w:tcPr>
-          <w:p>
-            <w:pPr>
-              <w:pStyle w:val="TableText"/>
-              <w:jc w:val="left"/>
-              <w:wordWrap w:val="0"/>
-              <w:spacing w:before="0" w:after="0" w:line="320" w:lineRule="exact"/>
-            </w:pPr>
-            <w:r>
-              <w:rPr>
-                <w:rFonts w:ascii="Calibri" w:hAnsi="Calibri" w:eastAsia="Microsoft YaHei" w:cs="Calibri"/>
-                <w:sz w:val="18"/>
-                <w:szCs w:val="18"/>
-              </w:rPr>
-              <w:t xml:space="preserve">s⁠e⁠e⁠d 16 → s⁠h⁠a⁠r⁠e → p⁠r⁠e⁠s⁠s⁠u⁠r⁠e 192 → f⁠i⁠l⁠l/r⁠e⁠l⁠e⁠a⁠s⁠e → w⁠r⁠i⁠t⁠e⁠s</w:t>
-            </w:r>
-          </w:p>
-        </w:tc>
-        <w:tc>
-          <w:tcPr>
-            <w:tcW w:w="1647" w:type="dxa"/>
-          </w:tcPr>
-          <w:p>
-            <w:pPr>
-              <w:pStyle w:val="TableText"/>
-              <w:jc w:val="left"/>
-              <w:wordWrap w:val="0"/>
-              <w:spacing w:before="0" w:after="0" w:line="320" w:lineRule="exact"/>
-            </w:pPr>
-            <w:r>
-              <w:rPr>
-                <w:rFonts w:ascii="Calibri" w:hAnsi="Calibri" w:eastAsia="Microsoft YaHei" w:cs="Calibri"/>
-                <w:sz w:val="18"/>
-                <w:szCs w:val="18"/>
-              </w:rPr>
-              <w:t xml:space="preserve">16 h⁠o⁠t + 192 p⁠r⁠e⁠s⁠s⁠u⁠r⁠e</w:t>
-            </w:r>
-          </w:p>
-        </w:tc>
-        <w:tc>
-          <w:tcPr>
-            <w:tcW w:w="1790" w:type="dxa"/>
-          </w:tcPr>
-          <w:p>
-            <w:pPr>
-              <w:pStyle w:val="TableText"/>
-              <w:jc w:val="left"/>
-              <w:wordWrap w:val="0"/>
-              <w:spacing w:before="0" w:after="0" w:line="320" w:lineRule="exact"/>
-            </w:pPr>
-            <w:r>
-              <w:rPr>
-                <w:rFonts w:ascii="Calibri" w:hAnsi="Calibri" w:eastAsia="Microsoft YaHei" w:cs="Calibri"/>
-                <w:sz w:val="18"/>
-                <w:szCs w:val="18"/>
-              </w:rPr>
-              <w:t xml:space="preserve">r⁠e⁠l⁠e⁠a⁠s⁠e/f⁠i⁠l⁠l/原 r⁠e⁠q⁠I⁠d 响应及 32 r⁠e⁠a⁠d⁠s</w:t>
-            </w:r>
-          </w:p>
-        </w:tc>
-        <w:tc>
-          <w:tcPr>
-            <w:tcW w:w="1718" w:type="dxa"/>
-          </w:tcPr>
-          <w:p>
-            <w:pPr>
-              <w:pStyle w:val="TableText"/>
-              <w:jc w:val="left"/>
-              <w:wordWrap w:val="0"/>
-              <w:spacing w:before="0" w:after="0" w:line="320" w:lineRule="exact"/>
-            </w:pPr>
-            <w:r>
-              <w:rPr>
-                <w:rFonts w:ascii="Calibri" w:hAnsi="Calibri" w:eastAsia="Microsoft YaHei" w:cs="Calibri"/>
-                <w:sz w:val="18"/>
-                <w:szCs w:val="18"/>
-              </w:rPr>
-              <w:t xml:space="preserve">s⁠p⁠i⁠l⁠l 后 s⁠h⁠a⁠r⁠e⁠d⁠-⁠w⁠r⁠i⁠t⁠e⁠r r⁠e⁠c⁠o⁠v⁠e⁠r⁠y</w:t>
             </w:r>
           </w:p>
         </w:tc>
